--- a/output/writing/DissertationChapter/Ch1_draft2.docx
+++ b/output/writing/DissertationChapter/Ch1_draft2.docx
@@ -10,9 +10,9 @@
           <w:u w:val="single"/>
         </w:rPr>
       </w:pPr>
-      <w:bookmarkStart w:id="0" w:name="_Hlk201667573"/>
-      <w:bookmarkStart w:id="1" w:name="_Hlk201661193"/>
-      <w:bookmarkEnd w:id="1"/>
+      <w:bookmarkStart w:id="0" w:name="_Hlk201661193"/>
+      <w:bookmarkStart w:id="1" w:name="_Hlk201667573"/>
+      <w:bookmarkEnd w:id="0"/>
       <w:r>
         <w:rPr>
           <w:u w:val="single"/>
@@ -786,25 +786,10 @@
       </w:pPr>
       <w:commentRangeStart w:id="32"/>
       <w:r>
-        <w:t xml:space="preserve">With these ideas in mind, my research focuses on </w:t>
-      </w:r>
-      <w:commentRangeEnd w:id="32"/>
-      <w:r>
-        <w:rPr>
-          <w:rStyle w:val="CommentReference"/>
-          <w:sz w:val="24"/>
-          <w:szCs w:val="24"/>
-        </w:rPr>
-        <w:commentReference w:id="32"/>
-      </w:r>
-      <w:r>
-        <w:t>Sitka National Historical Park (SITK) in Sitka, Alaska, a small 112-acre coastal park located in the state’s south</w:t>
-      </w:r>
-      <w:r>
-        <w:t>east</w:t>
-      </w:r>
-      <w:r>
-        <w:t xml:space="preserve">ern panhandle. SITK was designated a National Monument in 1910 and park in 1972, primarily </w:t>
+        <w:t xml:space="preserve">With these ideas in mind, </w:t>
+      </w:r>
+      <w:r>
+        <w:t xml:space="preserve">this research is focused on a population of pink salmon </w:t>
       </w:r>
       <w:r>
         <w:rPr>
@@ -812,166 +797,14 @@
           <w:color w:val="202122"/>
           <w:shd w:val="clear" w:color="auto" w:fill="FFFFFF"/>
         </w:rPr>
-        <w:t>to</w:t>
-      </w:r>
-      <w:r>
-        <w:t xml:space="preserve"> conserve the site of an 1804 battle </w:t>
-      </w:r>
-      <w:r>
-        <w:rPr>
-          <w:rFonts w:cstheme="minorHAnsi"/>
-          <w:color w:val="202122"/>
-          <w:shd w:val="clear" w:color="auto" w:fill="FFFFFF"/>
-        </w:rPr>
-        <w:t xml:space="preserve">between the native Tlingit Kiks.ádi clan and Russian colonizers </w:t>
-      </w:r>
-      <w:r>
-        <w:t>(National Park Service 2025b)</w:t>
-      </w:r>
-      <w:r>
-        <w:rPr>
-          <w:rFonts w:cstheme="minorHAnsi"/>
-          <w:color w:val="202122"/>
-          <w:shd w:val="clear" w:color="auto" w:fill="FFFFFF"/>
-        </w:rPr>
-        <w:t xml:space="preserve">.  </w:t>
-      </w:r>
-      <w:commentRangeStart w:id="33"/>
-      <w:r>
-        <w:rPr>
-          <w:rFonts w:cstheme="minorHAnsi"/>
-          <w:color w:val="202122"/>
-          <w:shd w:val="clear" w:color="auto" w:fill="FFFFFF"/>
-        </w:rPr>
-        <w:t xml:space="preserve">The park, which </w:t>
-      </w:r>
-      <w:r>
-        <w:t>features a series of totem poles along designated trails and active traditional totem carving activities</w:t>
-      </w:r>
-      <w:r>
-        <w:rPr>
-          <w:rFonts w:cstheme="minorHAnsi"/>
-          <w:color w:val="202122"/>
-          <w:shd w:val="clear" w:color="auto" w:fill="FFFFFF"/>
-        </w:rPr>
-        <w:t xml:space="preserve">, is visited by tens of thousands of tourists each year </w:t>
-      </w:r>
-      <w:r>
-        <w:t xml:space="preserve">who learn about the history of Sitka and Tlingit culture. </w:t>
-      </w:r>
-      <w:commentRangeEnd w:id="33"/>
-      <w:r>
-        <w:rPr>
-          <w:rStyle w:val="CommentReference"/>
-          <w:sz w:val="24"/>
-          <w:szCs w:val="24"/>
-        </w:rPr>
-        <w:commentReference w:id="33"/>
-      </w:r>
-      <w:r>
-        <w:t>While its foundational purpose is the preservation of a historical event, today the park is managed to</w:t>
-      </w:r>
-      <w:r>
-        <w:rPr>
-          <w:rFonts w:cstheme="minorHAnsi"/>
-          <w:color w:val="202122"/>
-          <w:shd w:val="clear" w:color="auto" w:fill="FFFFFF"/>
-        </w:rPr>
-        <w:t xml:space="preserve"> preserve the </w:t>
-      </w:r>
-      <w:r>
-        <w:t>ecosystems</w:t>
-      </w:r>
-      <w:r>
-        <w:rPr>
-          <w:rFonts w:cstheme="minorHAnsi"/>
-          <w:color w:val="202122"/>
-          <w:shd w:val="clear" w:color="auto" w:fill="FFFFFF"/>
-        </w:rPr>
-        <w:t xml:space="preserve"> </w:t>
-      </w:r>
-      <w:r>
-        <w:rPr>
-          <w:rFonts w:cstheme="minorHAnsi"/>
-          <w:color w:val="202122"/>
-          <w:shd w:val="clear" w:color="auto" w:fill="FFFFFF"/>
-        </w:rPr>
-        <w:t xml:space="preserve">and </w:t>
-      </w:r>
-      <w:r>
-        <w:rPr>
-          <w:rFonts w:cstheme="minorHAnsi"/>
-          <w:color w:val="202122"/>
-          <w:shd w:val="clear" w:color="auto" w:fill="FFFFFF"/>
-        </w:rPr>
-        <w:t>natural resources present in the surrounding area,</w:t>
-      </w:r>
-      <w:r>
-        <w:t xml:space="preserve"> </w:t>
-      </w:r>
-      <w:r>
-        <w:t xml:space="preserve">including </w:t>
-      </w:r>
-      <w:r>
-        <w:t>mature spruce-hemlock forests and the Indian River, the main reach and intertidal area of which fall within park boundaries</w:t>
-      </w:r>
-    </w:p>
-    <w:p>
-      <w:pPr>
-        <w:spacing w:after="0" w:line="480" w:lineRule="auto"/>
-        <w:ind w:firstLine="360"/>
-      </w:pPr>
-      <w:r>
-        <w:rPr>
-          <w:rFonts w:cstheme="minorHAnsi"/>
-          <w:color w:val="202122"/>
-          <w:shd w:val="clear" w:color="auto" w:fill="FFFFFF"/>
-        </w:rPr>
-        <w:t xml:space="preserve">Since time immemorial </w:t>
-      </w:r>
-      <w:r>
-        <w:rPr>
-          <w:rFonts w:cstheme="minorHAnsi"/>
-          <w:color w:val="202122"/>
-          <w:u w:val="single"/>
-          <w:shd w:val="clear" w:color="auto" w:fill="FFFFFF"/>
-        </w:rPr>
-        <w:t>K</w:t>
-      </w:r>
-      <w:r>
-        <w:rPr>
-          <w:rFonts w:cstheme="minorHAnsi"/>
-          <w:color w:val="202122"/>
-          <w:shd w:val="clear" w:color="auto" w:fill="FFFFFF"/>
-        </w:rPr>
-        <w:t xml:space="preserve">aasda Héen (the Indian River) has been the location of a fishing camp and harvesting site for the Kiks.ádi clan, and particularly valued for its close proximity to the clan’s winter villages, as well as for hosting runs of a variety of Pacific salmon species, </w:t>
-      </w:r>
-      <w:r>
-        <w:rPr>
-          <w:rFonts w:cstheme="minorHAnsi"/>
-          <w:color w:val="202122"/>
-          <w:shd w:val="clear" w:color="auto" w:fill="FFFFFF"/>
-        </w:rPr>
-        <w:lastRenderedPageBreak/>
-        <w:t>including chum (</w:t>
+        <w:t>(</w:t>
       </w:r>
       <w:r>
         <w:rPr>
           <w:i/>
           <w:iCs/>
         </w:rPr>
-        <w:t>Oncorhynchus keta, T</w:t>
-      </w:r>
-      <w:r>
-        <w:t>éel</w:t>
-      </w:r>
-      <w:r>
-        <w:rPr>
-          <w:rFonts w:cstheme="minorHAnsi"/>
-          <w:color w:val="202122"/>
-          <w:shd w:val="clear" w:color="auto" w:fill="FFFFFF"/>
-        </w:rPr>
-        <w:t>), coho (</w:t>
+        <w:t>Oncorhynchus</w:t>
       </w:r>
       <w:r>
         <w:rPr>
@@ -981,7 +814,7 @@
           <w:color w:val="202122"/>
           <w:shd w:val="clear" w:color="auto" w:fill="FFFFFF"/>
         </w:rPr>
-        <w:t>O. kisutch</w:t>
+        <w:t xml:space="preserve"> gorbuscha</w:t>
       </w:r>
       <w:r>
         <w:rPr>
@@ -989,7 +822,360 @@
           <w:color w:val="202122"/>
           <w:shd w:val="clear" w:color="auto" w:fill="FFFFFF"/>
         </w:rPr>
-        <w:t>, L’ook), Chinook (</w:t>
+        <w:t>, Cháas’)</w:t>
+      </w:r>
+      <w:r>
+        <w:rPr>
+          <w:rFonts w:cstheme="minorHAnsi"/>
+          <w:color w:val="202122"/>
+          <w:shd w:val="clear" w:color="auto" w:fill="FFFFFF"/>
+        </w:rPr>
+        <w:t xml:space="preserve"> that has seen dramatic increases in population density in recent decades, and whose </w:t>
+      </w:r>
+      <w:r>
+        <w:rPr>
+          <w:rFonts w:cstheme="minorHAnsi"/>
+          <w:color w:val="202122"/>
+          <w:shd w:val="clear" w:color="auto" w:fill="FFFFFF"/>
+        </w:rPr>
+        <w:t xml:space="preserve">spawning grounds </w:t>
+      </w:r>
+      <w:r>
+        <w:rPr>
+          <w:rFonts w:cstheme="minorHAnsi"/>
+          <w:color w:val="202122"/>
+          <w:shd w:val="clear" w:color="auto" w:fill="FFFFFF"/>
+        </w:rPr>
+        <w:t>fall</w:t>
+      </w:r>
+      <w:r>
+        <w:rPr>
+          <w:rFonts w:cstheme="minorHAnsi"/>
+          <w:color w:val="202122"/>
+          <w:shd w:val="clear" w:color="auto" w:fill="FFFFFF"/>
+        </w:rPr>
+        <w:t xml:space="preserve"> largely</w:t>
+      </w:r>
+      <w:r>
+        <w:rPr>
+          <w:rFonts w:cstheme="minorHAnsi"/>
+          <w:color w:val="202122"/>
+          <w:shd w:val="clear" w:color="auto" w:fill="FFFFFF"/>
+        </w:rPr>
+        <w:t xml:space="preserve"> within the boundaries of a small national park in </w:t>
+      </w:r>
+      <w:r>
+        <w:rPr>
+          <w:rFonts w:cstheme="minorHAnsi"/>
+          <w:color w:val="202122"/>
+          <w:shd w:val="clear" w:color="auto" w:fill="FFFFFF"/>
+        </w:rPr>
+        <w:t xml:space="preserve">Alaska’s </w:t>
+      </w:r>
+      <w:r>
+        <w:t>southeastern panhandle</w:t>
+      </w:r>
+      <w:r>
+        <w:t>.</w:t>
+      </w:r>
+      <w:r>
+        <w:rPr>
+          <w:rFonts w:cstheme="minorHAnsi"/>
+          <w:color w:val="202122"/>
+          <w:shd w:val="clear" w:color="auto" w:fill="FFFFFF"/>
+        </w:rPr>
+        <w:t xml:space="preserve"> </w:t>
+      </w:r>
+      <w:commentRangeEnd w:id="32"/>
+      <w:r>
+        <w:rPr>
+          <w:rStyle w:val="CommentReference"/>
+          <w:sz w:val="24"/>
+          <w:szCs w:val="24"/>
+        </w:rPr>
+        <w:commentReference w:id="32"/>
+      </w:r>
+      <w:ins w:id="33" w:author="Brian McGreal" w:date="2026-03-24T16:28:00Z" w16du:dateUtc="2026-03-24T23:28:00Z">
+        <w:r>
+          <w:t xml:space="preserve"> </w:t>
+        </w:r>
+      </w:ins>
+      <w:r>
+        <w:t xml:space="preserve">Sitka National Historical Park (SITK) </w:t>
+      </w:r>
+      <w:r>
+        <w:t xml:space="preserve">is </w:t>
+      </w:r>
+      <w:r>
+        <w:t xml:space="preserve">a small 112-acre coastal park located </w:t>
+      </w:r>
+      <w:r>
+        <w:t>(as the name suggests) in Sitka, Alaska</w:t>
+      </w:r>
+      <w:r>
+        <w:t xml:space="preserve">. </w:t>
+      </w:r>
+      <w:r>
+        <w:t>Originally</w:t>
+      </w:r>
+      <w:r>
+        <w:t xml:space="preserve"> designated a National Monument in 1910</w:t>
+      </w:r>
+      <w:r>
+        <w:t xml:space="preserve"> for the purpose of</w:t>
+      </w:r>
+      <w:r>
+        <w:t xml:space="preserve"> conserv</w:t>
+      </w:r>
+      <w:r>
+        <w:t>ing</w:t>
+      </w:r>
+      <w:r>
+        <w:t xml:space="preserve"> the site of an 1804 battle </w:t>
+      </w:r>
+      <w:r>
+        <w:rPr>
+          <w:rFonts w:cstheme="minorHAnsi"/>
+          <w:color w:val="202122"/>
+          <w:shd w:val="clear" w:color="auto" w:fill="FFFFFF"/>
+        </w:rPr>
+        <w:t>between the native Tlingit Kiks.ádi clan and Russian colonizers</w:t>
+      </w:r>
+      <w:r>
+        <w:rPr>
+          <w:rFonts w:cstheme="minorHAnsi"/>
+          <w:color w:val="202122"/>
+          <w:shd w:val="clear" w:color="auto" w:fill="FFFFFF"/>
+        </w:rPr>
+        <w:t xml:space="preserve">, </w:t>
+      </w:r>
+      <w:r>
+        <w:t>today the park is managed to</w:t>
+      </w:r>
+      <w:r>
+        <w:rPr>
+          <w:rFonts w:cstheme="minorHAnsi"/>
+          <w:color w:val="202122"/>
+          <w:shd w:val="clear" w:color="auto" w:fill="FFFFFF"/>
+        </w:rPr>
+        <w:t xml:space="preserve"> preserve </w:t>
+      </w:r>
+      <w:r>
+        <w:rPr>
+          <w:rFonts w:cstheme="minorHAnsi"/>
+          <w:color w:val="202122"/>
+          <w:shd w:val="clear" w:color="auto" w:fill="FFFFFF"/>
+        </w:rPr>
+        <w:t xml:space="preserve">not only the historical battleground, but </w:t>
+      </w:r>
+      <w:r>
+        <w:rPr>
+          <w:rFonts w:cstheme="minorHAnsi"/>
+          <w:color w:val="202122"/>
+          <w:shd w:val="clear" w:color="auto" w:fill="FFFFFF"/>
+        </w:rPr>
+        <w:t xml:space="preserve">the </w:t>
+      </w:r>
+      <w:r>
+        <w:t>ecosystems</w:t>
+      </w:r>
+      <w:r>
+        <w:rPr>
+          <w:rFonts w:cstheme="minorHAnsi"/>
+          <w:color w:val="202122"/>
+          <w:shd w:val="clear" w:color="auto" w:fill="FFFFFF"/>
+        </w:rPr>
+        <w:t xml:space="preserve"> </w:t>
+      </w:r>
+      <w:r>
+        <w:rPr>
+          <w:rFonts w:cstheme="minorHAnsi"/>
+          <w:color w:val="202122"/>
+          <w:shd w:val="clear" w:color="auto" w:fill="FFFFFF"/>
+        </w:rPr>
+        <w:t xml:space="preserve">and </w:t>
+      </w:r>
+      <w:r>
+        <w:rPr>
+          <w:rFonts w:cstheme="minorHAnsi"/>
+          <w:color w:val="202122"/>
+          <w:shd w:val="clear" w:color="auto" w:fill="FFFFFF"/>
+        </w:rPr>
+        <w:t>natural resources present in the surrounding area</w:t>
+      </w:r>
+      <w:r>
+        <w:rPr>
+          <w:rFonts w:cstheme="minorHAnsi"/>
+          <w:color w:val="202122"/>
+          <w:shd w:val="clear" w:color="auto" w:fill="FFFFFF"/>
+        </w:rPr>
+        <w:t>. These</w:t>
+      </w:r>
+      <w:r>
+        <w:t xml:space="preserve"> includ</w:t>
+      </w:r>
+      <w:r>
+        <w:t>e</w:t>
+      </w:r>
+      <w:r>
+        <w:t xml:space="preserve"> mature spruce-hemlock forests and</w:t>
+      </w:r>
+      <w:r>
+        <w:t xml:space="preserve"> </w:t>
+      </w:r>
+      <w:commentRangeStart w:id="34"/>
+      <w:r>
+        <w:rPr>
+          <w:rFonts w:cstheme="minorHAnsi"/>
+          <w:color w:val="202122"/>
+          <w:u w:val="single"/>
+          <w:shd w:val="clear" w:color="auto" w:fill="FFFFFF"/>
+        </w:rPr>
+        <w:t>K</w:t>
+      </w:r>
+      <w:r>
+        <w:rPr>
+          <w:rFonts w:cstheme="minorHAnsi"/>
+          <w:color w:val="202122"/>
+          <w:shd w:val="clear" w:color="auto" w:fill="FFFFFF"/>
+        </w:rPr>
+        <w:t xml:space="preserve">aasda Héen </w:t>
+      </w:r>
+      <w:r>
+        <w:rPr>
+          <w:rFonts w:cstheme="minorHAnsi"/>
+          <w:color w:val="202122"/>
+          <w:shd w:val="clear" w:color="auto" w:fill="FFFFFF"/>
+        </w:rPr>
+        <w:t xml:space="preserve">(the </w:t>
+      </w:r>
+      <w:r>
+        <w:t>Indian River</w:t>
+      </w:r>
+      <w:r>
+        <w:t>)</w:t>
+      </w:r>
+      <w:r>
+        <w:t>, the main reach and intertidal area of which fall within park boundaries.</w:t>
+      </w:r>
+      <w:r>
+        <w:rPr>
+          <w:rFonts w:cstheme="minorHAnsi"/>
+          <w:color w:val="202122"/>
+          <w:shd w:val="clear" w:color="auto" w:fill="FFFFFF"/>
+        </w:rPr>
+        <w:t xml:space="preserve"> </w:t>
+      </w:r>
+      <w:r>
+        <w:t>(National Park Service 2025b)</w:t>
+      </w:r>
+      <w:r>
+        <w:rPr>
+          <w:rFonts w:cstheme="minorHAnsi"/>
+          <w:color w:val="202122"/>
+          <w:shd w:val="clear" w:color="auto" w:fill="FFFFFF"/>
+        </w:rPr>
+        <w:t>.</w:t>
+      </w:r>
+      <w:r>
+        <w:rPr>
+          <w:rFonts w:cstheme="minorHAnsi"/>
+          <w:color w:val="202122"/>
+          <w:shd w:val="clear" w:color="auto" w:fill="FFFFFF"/>
+        </w:rPr>
+        <w:t xml:space="preserve"> </w:t>
+      </w:r>
+      <w:r>
+        <w:rPr>
+          <w:rFonts w:cstheme="minorHAnsi"/>
+          <w:color w:val="202122"/>
+          <w:shd w:val="clear" w:color="auto" w:fill="FFFFFF"/>
+        </w:rPr>
+        <w:t>Since time immemorial</w:t>
+      </w:r>
+      <w:r>
+        <w:rPr>
+          <w:rFonts w:cstheme="minorHAnsi"/>
+          <w:color w:val="202122"/>
+          <w:shd w:val="clear" w:color="auto" w:fill="FFFFFF"/>
+        </w:rPr>
+        <w:t xml:space="preserve">, </w:t>
+      </w:r>
+      <w:r>
+        <w:rPr>
+          <w:rFonts w:cstheme="minorHAnsi"/>
+          <w:color w:val="202122"/>
+          <w:shd w:val="clear" w:color="auto" w:fill="FFFFFF"/>
+        </w:rPr>
+        <w:t xml:space="preserve">the Indian River </w:t>
+      </w:r>
+      <w:commentRangeEnd w:id="34"/>
+      <w:r>
+        <w:rPr>
+          <w:rStyle w:val="CommentReference"/>
+          <w:rFonts w:cstheme="minorHAnsi"/>
+          <w:color w:val="202122"/>
+          <w:sz w:val="24"/>
+          <w:szCs w:val="24"/>
+          <w:shd w:val="clear" w:color="auto" w:fill="FFFFFF"/>
+        </w:rPr>
+        <w:commentReference w:id="34"/>
+      </w:r>
+      <w:r>
+        <w:rPr>
+          <w:rFonts w:cstheme="minorHAnsi"/>
+          <w:color w:val="202122"/>
+          <w:shd w:val="clear" w:color="auto" w:fill="FFFFFF"/>
+        </w:rPr>
+        <w:t xml:space="preserve">has been the location of a fishing camp and harvesting site for the Kiks.ádi clan, and particularly valued for its close proximity to the clan’s winter villages, as well as for hosting runs of a variety of Pacific salmon species, including </w:t>
+      </w:r>
+      <w:r>
+        <w:rPr>
+          <w:rFonts w:cstheme="minorHAnsi"/>
+          <w:color w:val="202122"/>
+          <w:shd w:val="clear" w:color="auto" w:fill="FFFFFF"/>
+        </w:rPr>
+        <w:lastRenderedPageBreak/>
+        <w:t>chum (</w:t>
+      </w:r>
+      <w:r>
+        <w:rPr>
+          <w:i/>
+          <w:iCs/>
+        </w:rPr>
+        <w:t>O</w:t>
+      </w:r>
+      <w:r>
+        <w:rPr>
+          <w:i/>
+          <w:iCs/>
+        </w:rPr>
+        <w:t>.</w:t>
+      </w:r>
+      <w:r>
+        <w:rPr>
+          <w:i/>
+          <w:iCs/>
+        </w:rPr>
+        <w:t xml:space="preserve"> </w:t>
+      </w:r>
+      <w:r>
+        <w:rPr>
+          <w:i/>
+          <w:iCs/>
+        </w:rPr>
+        <w:t>keta, T</w:t>
+      </w:r>
+      <w:r>
+        <w:t>éel</w:t>
+      </w:r>
+      <w:r>
+        <w:rPr>
+          <w:rFonts w:cstheme="minorHAnsi"/>
+          <w:color w:val="202122"/>
+          <w:shd w:val="clear" w:color="auto" w:fill="FFFFFF"/>
+        </w:rPr>
+        <w:t>), coho (</w:t>
       </w:r>
       <w:r>
         <w:rPr>
@@ -999,7 +1185,7 @@
           <w:color w:val="202122"/>
           <w:shd w:val="clear" w:color="auto" w:fill="FFFFFF"/>
         </w:rPr>
-        <w:t>O. tshawytscha</w:t>
+        <w:t>O. kisutch</w:t>
       </w:r>
       <w:r>
         <w:rPr>
@@ -1007,7 +1193,7 @@
           <w:color w:val="202122"/>
           <w:shd w:val="clear" w:color="auto" w:fill="FFFFFF"/>
         </w:rPr>
-        <w:t>, T’á), and pink salmon (</w:t>
+        <w:t>, L’ook), Chinook (</w:t>
       </w:r>
       <w:r>
         <w:rPr>
@@ -1017,7 +1203,7 @@
           <w:color w:val="202122"/>
           <w:shd w:val="clear" w:color="auto" w:fill="FFFFFF"/>
         </w:rPr>
-        <w:t>O. gorbuscha</w:t>
+        <w:t>O. tshawytscha</w:t>
       </w:r>
       <w:r>
         <w:rPr>
@@ -1025,7 +1211,7 @@
           <w:color w:val="202122"/>
           <w:shd w:val="clear" w:color="auto" w:fill="FFFFFF"/>
         </w:rPr>
-        <w:t>, Cháas’) (Thornton 1998). Pink salmon are the most abundant species at Indian River, typically return</w:t>
+        <w:t>, T’á), and pink salmon (Thornton 1998). Pink salmon are the most abundant species at Indian River, typically return</w:t>
       </w:r>
       <w:r>
         <w:rPr>
@@ -1041,10 +1227,72 @@
           <w:color w:val="202122"/>
           <w:shd w:val="clear" w:color="auto" w:fill="FFFFFF"/>
         </w:rPr>
-        <w:t xml:space="preserve"> to spawn in August. Eggs hatch in the winter and in the spring </w:t>
-      </w:r>
-      <w:r>
-        <w:t xml:space="preserve">juveniles immediately </w:t>
+        <w:t xml:space="preserve"> to spawn in August. </w:t>
+      </w:r>
+      <w:r>
+        <w:rPr>
+          <w:rFonts w:cstheme="minorHAnsi"/>
+          <w:color w:val="202122"/>
+          <w:shd w:val="clear" w:color="auto" w:fill="FFFFFF"/>
+        </w:rPr>
+        <w:t>After</w:t>
+      </w:r>
+      <w:r>
+        <w:rPr>
+          <w:rFonts w:cstheme="minorHAnsi"/>
+          <w:color w:val="202122"/>
+          <w:shd w:val="clear" w:color="auto" w:fill="FFFFFF"/>
+        </w:rPr>
+        <w:t xml:space="preserve"> </w:t>
+      </w:r>
+      <w:r>
+        <w:rPr>
+          <w:rFonts w:cstheme="minorHAnsi"/>
+          <w:color w:val="202122"/>
+          <w:shd w:val="clear" w:color="auto" w:fill="FFFFFF"/>
+        </w:rPr>
+        <w:t>hatch</w:t>
+      </w:r>
+      <w:r>
+        <w:rPr>
+          <w:rFonts w:cstheme="minorHAnsi"/>
+          <w:color w:val="202122"/>
+          <w:shd w:val="clear" w:color="auto" w:fill="FFFFFF"/>
+        </w:rPr>
+        <w:t>ing</w:t>
+      </w:r>
+      <w:r>
+        <w:rPr>
+          <w:rFonts w:cstheme="minorHAnsi"/>
+          <w:color w:val="202122"/>
+          <w:shd w:val="clear" w:color="auto" w:fill="FFFFFF"/>
+        </w:rPr>
+        <w:t xml:space="preserve"> in the winter</w:t>
+      </w:r>
+      <w:r>
+        <w:rPr>
+          <w:rFonts w:cstheme="minorHAnsi"/>
+          <w:color w:val="202122"/>
+          <w:shd w:val="clear" w:color="auto" w:fill="FFFFFF"/>
+        </w:rPr>
+        <w:t>,</w:t>
+      </w:r>
+      <w:r>
+        <w:rPr>
+          <w:rFonts w:cstheme="minorHAnsi"/>
+          <w:color w:val="202122"/>
+          <w:shd w:val="clear" w:color="auto" w:fill="FFFFFF"/>
+        </w:rPr>
+        <w:t xml:space="preserve"> </w:t>
+      </w:r>
+      <w:r>
+        <w:t>juvenile</w:t>
+      </w:r>
+      <w:r>
+        <w:t xml:space="preserve"> pink salmon</w:t>
+      </w:r>
+      <w:r>
+        <w:t xml:space="preserve"> immediately </w:t>
       </w:r>
       <w:r>
         <w:t xml:space="preserve">enter the ocean, </w:t>
@@ -1170,8 +1418,11 @@
         <w:ind w:firstLine="360"/>
       </w:pPr>
       <w:r>
+        <w:t xml:space="preserve">The initial increases in Indian River pink salmon abundance observed in the 1980s coincided with the commencement of operations at Sheldon Jackson Hatchery (SJH), a pink salmon </w:t>
+      </w:r>
+      <w:r>
         <w:lastRenderedPageBreak/>
-        <w:t>The initial increases in Indian River pink salmon abundance observed in the 1980s coincided with the commencement of operations at Sheldon Jackson Hatchery (SJH), a pink salmon hatchery located approximately 1 km</w:t>
+        <w:t>hatchery located approximately 1 km</w:t>
       </w:r>
       <w:r>
         <w:t xml:space="preserve"> from the mouth of </w:t>
@@ -1309,11 +1560,11 @@
         <w:t xml:space="preserve"> by hatchery operations</w:t>
       </w:r>
       <w:r>
-        <w:t xml:space="preserve">.  However, homing by salmon isn’t perfect, and in fact is likely an evolved trait that allows fish to colonize new habitats when they become suitable for spawning (Quinn 2018).  Straying, whereby a juvenile salmon </w:t>
+        <w:t xml:space="preserve">.  However, homing by salmon isn’t perfect, and in fact is likely an evolved trait that allows fish to colonize new habitats when they become suitable for spawning (Quinn 2018).  Straying, whereby a juvenile salmon that was produced in one stream (or hatchery) strays into a different stream as an adult to spawn, is likely a common phenomenon for hatchery fish, but whether hatcheries increase the </w:t>
       </w:r>
       <w:r>
         <w:lastRenderedPageBreak/>
-        <w:t>that was produced in one stream (or hatchery) strays into a different stream as an adult to spawn, is likely a common phenomenon for hatchery fish, but whether hatcheries increase the proportion of fish that stray is less clear (Knudsen et al. 2021). Evidence suggests that the Indian River is no exception, and indeed it is possible that the Indian River sees higher than average levels of straying due to the proximity of SJH and the hatchery fish being reared in Indian River water</w:t>
+        <w:t>proportion of fish that stray is less clear (Knudsen et al. 2021). Evidence suggests that the Indian River is no exception, and indeed it is possible that the Indian River sees higher than average levels of straying due to the proximity of SJH and the hatchery fish being reared in Indian River water</w:t>
       </w:r>
       <w:r>
         <w:t xml:space="preserve"> (proximity illustrated in Figure </w:t>
@@ -1355,17 +1606,17 @@
         <w:t xml:space="preserve">high </w:t>
       </w:r>
       <w:r>
-        <w:t xml:space="preserve">densities may be naturally occurring phenomena, influenced by variation in stream conditions, ocean productivity, </w:t>
+        <w:t>densities may be naturally occurring phenomena, influenced by variation in stream conditions, ocean productivity, predation intensity, and commercial harvests, among other factors (Manhard et al. 2017).</w:t>
+      </w:r>
+      <w:r>
+        <w:t xml:space="preserve"> ADFG conducts regular monitoring of pink salmon ‘index streams’ throughout southeast Alaska for the </w:t>
       </w:r>
       <w:r>
         <w:lastRenderedPageBreak/>
-        <w:t>predation intensity, and commercial harvests, among other factors (Manhard et al. 2017).</w:t>
-      </w:r>
-      <w:r>
-        <w:t xml:space="preserve"> ADFG conducts regular monitoring of pink salmon ‘index streams’ throughout southeast Alaska for the primary purpose of managing the commercial fishery (index streams being specifically selected to reflect natural conditions and a lack of undue anthropogenic influences). This extensive monitoring effort provides a regional backdrop against which abundances observed at Indian River may be compared. </w:t>
-      </w:r>
-      <w:commentRangeStart w:id="34"/>
+        <w:t xml:space="preserve">primary purpose of managing the commercial fishery (index streams being specifically selected to reflect natural conditions and a lack of undue anthropogenic influences). This extensive monitoring effort provides a regional backdrop against which abundances observed at Indian River may be compared. </w:t>
+      </w:r>
       <w:commentRangeStart w:id="35"/>
+      <w:commentRangeStart w:id="36"/>
       <w:r>
         <w:t>Figure</w:t>
       </w:r>
@@ -1414,14 +1665,14 @@
       <w:r>
         <w:t xml:space="preserve"> located in what ADFG designates as the ‘Northern Southeast (Outside)’ region.</w:t>
       </w:r>
-      <w:commentRangeEnd w:id="35"/>
+      <w:commentRangeEnd w:id="36"/>
       <w:r>
         <w:rPr>
           <w:rStyle w:val="CommentReference"/>
           <w:sz w:val="24"/>
           <w:szCs w:val="24"/>
         </w:rPr>
-        <w:commentReference w:id="35"/>
+        <w:commentReference w:id="36"/>
       </w:r>
       <w:r>
         <w:t xml:space="preserve"> </w:t>
@@ -1468,14 +1719,14 @@
       <w:r>
         <w:t>While this is somewhat compelling, visual inspection of a few dozen time series is not sufficient to conclude whether and to what extent Sheldon Jackson Hatchery has influenced pink salmon abundance at Indian River.</w:t>
       </w:r>
-      <w:commentRangeEnd w:id="34"/>
+      <w:commentRangeEnd w:id="35"/>
       <w:r>
         <w:rPr>
           <w:rStyle w:val="CommentReference"/>
           <w:sz w:val="24"/>
           <w:szCs w:val="24"/>
         </w:rPr>
-        <w:commentReference w:id="34"/>
+        <w:commentReference w:id="35"/>
       </w:r>
       <w:r>
         <w:t xml:space="preserve">  </w:t>
@@ -1486,7 +1737,7 @@
         <w:spacing w:after="0" w:line="480" w:lineRule="auto"/>
         <w:ind w:firstLine="360"/>
       </w:pPr>
-      <w:commentRangeStart w:id="36"/>
+      <w:commentRangeStart w:id="37"/>
       <w:r>
         <w:t xml:space="preserve">My research seeks to assess whether the abundances of pink salmon observed in recent decades at Indian River exist within a natural range of variation relative to pink salmon streams elsewhere in the region. </w:t>
       </w:r>
@@ -1517,14 +1768,14 @@
       <w:r>
         <w:t xml:space="preserve"> the effect SJH operations have had on abundances of pink salmon at Indian River over time.</w:t>
       </w:r>
-      <w:commentRangeEnd w:id="36"/>
+      <w:commentRangeEnd w:id="37"/>
       <w:r>
         <w:rPr>
           <w:rStyle w:val="CommentReference"/>
           <w:sz w:val="24"/>
           <w:szCs w:val="24"/>
         </w:rPr>
-        <w:commentReference w:id="36"/>
+        <w:commentReference w:id="37"/>
       </w:r>
       <w:r>
         <w:t xml:space="preserve">  </w:t>
@@ -1572,7 +1823,6 @@
           <w:b/>
           <w:bCs/>
         </w:rPr>
-        <w:lastRenderedPageBreak/>
         <w:t>Data</w:t>
       </w:r>
     </w:p>
@@ -1580,26 +1830,27 @@
       <w:pPr>
         <w:spacing w:after="0" w:line="480" w:lineRule="auto"/>
       </w:pPr>
-      <w:del w:id="37" w:author="Mark Scheuerell" w:date="2026-03-06T05:48:00Z" w16du:dateUtc="2026-03-06T13:48:00Z">
-        <w:r>
+      <w:del w:id="38" w:author="Mark Scheuerell" w:date="2026-03-06T05:48:00Z" w16du:dateUtc="2026-03-06T13:48:00Z">
+        <w:r>
+          <w:lastRenderedPageBreak/>
           <w:delText xml:space="preserve">Data supporting this research are chiefly sourced from ADFG. </w:delText>
         </w:r>
       </w:del>
       <w:r>
         <w:t xml:space="preserve">ADFG conducts annual aerial surveys of approximately 700 streams in southeast Alaska to monitor pink salmon escapement commercial fisheries management (Van Alen 2000). </w:t>
       </w:r>
-      <w:commentRangeStart w:id="38"/>
+      <w:commentRangeStart w:id="39"/>
       <w:r>
         <w:t xml:space="preserve">Survey data used in this study covers the period from 1960 to 2023. </w:t>
       </w:r>
-      <w:commentRangeEnd w:id="38"/>
+      <w:commentRangeEnd w:id="39"/>
       <w:r>
         <w:rPr>
           <w:rStyle w:val="CommentReference"/>
           <w:sz w:val="24"/>
           <w:szCs w:val="24"/>
         </w:rPr>
-        <w:commentReference w:id="38"/>
+        <w:commentReference w:id="39"/>
       </w:r>
       <w:r>
         <w:t xml:space="preserve">These streams, referred to by ADFG as index streams, are chosen because they are believed to reflect the natural condition of pink salmon populations in the region. Index streams are grouped into three sub-regions: </w:t>
@@ -1682,7 +1933,7 @@
         <w:spacing w:after="0" w:line="480" w:lineRule="auto"/>
         <w:ind w:firstLine="360"/>
       </w:pPr>
-      <w:commentRangeStart w:id="39"/>
+      <w:commentRangeStart w:id="40"/>
       <w:r>
         <w:t xml:space="preserve">SJH also must provide ADFG with publicly available hatchery operation reports each year. These annual reports provide the number of </w:t>
       </w:r>
@@ -1699,26 +1950,26 @@
         <w:t>released, estimates of the number of hatchery-raised adult salmon which survive the marine environment</w:t>
       </w:r>
       <w:r>
-        <w:t xml:space="preserve">, estimates </w:t>
+        <w:t>, estimates of the hatchery’s contributions to common</w:t>
+      </w:r>
+      <w:r>
+        <w:t xml:space="preserve"> </w:t>
+      </w:r>
+      <w:r>
+        <w:t xml:space="preserve">property </w:t>
+      </w:r>
+      <w:r>
+        <w:t xml:space="preserve">commercial </w:t>
+      </w:r>
+      <w:r>
+        <w:t>fisheries</w:t>
+      </w:r>
+      <w:r>
+        <w:t xml:space="preserve"> (as well as sport and </w:t>
       </w:r>
       <w:r>
         <w:lastRenderedPageBreak/>
-        <w:t>of the hatchery’s contributions to common</w:t>
-      </w:r>
-      <w:r>
-        <w:t xml:space="preserve"> </w:t>
-      </w:r>
-      <w:r>
-        <w:t xml:space="preserve">property </w:t>
-      </w:r>
-      <w:r>
-        <w:t xml:space="preserve">commercial </w:t>
-      </w:r>
-      <w:r>
-        <w:t>fisheries</w:t>
-      </w:r>
-      <w:r>
-        <w:t xml:space="preserve"> (as well as sport and subsistence fisheries)</w:t>
+        <w:t>subsistence fisheries)</w:t>
       </w:r>
       <w:r>
         <w:t>,</w:t>
@@ -1738,14 +1989,14 @@
       <w:r>
         <w:t>.</w:t>
       </w:r>
-      <w:commentRangeEnd w:id="39"/>
+      <w:commentRangeEnd w:id="40"/>
       <w:r>
         <w:rPr>
           <w:rStyle w:val="CommentReference"/>
           <w:sz w:val="24"/>
           <w:szCs w:val="24"/>
         </w:rPr>
-        <w:commentReference w:id="39"/>
+        <w:commentReference w:id="40"/>
       </w:r>
     </w:p>
     <w:p>
@@ -1753,7 +2004,7 @@
         <w:spacing w:after="0" w:line="480" w:lineRule="auto"/>
         <w:ind w:firstLine="360"/>
       </w:pPr>
-      <w:commentRangeStart w:id="40"/>
+      <w:commentRangeStart w:id="41"/>
       <w:r>
         <w:t xml:space="preserve">This research also leverages data on </w:t>
       </w:r>
@@ -1772,14 +2023,14 @@
       <w:r>
         <w:t>.</w:t>
       </w:r>
-      <w:commentRangeEnd w:id="40"/>
+      <w:commentRangeEnd w:id="41"/>
       <w:r>
         <w:rPr>
           <w:rStyle w:val="CommentReference"/>
           <w:sz w:val="24"/>
           <w:szCs w:val="24"/>
         </w:rPr>
-        <w:commentReference w:id="40"/>
+        <w:commentReference w:id="41"/>
       </w:r>
     </w:p>
     <w:p>
@@ -1811,22 +2062,22 @@
       <w:pPr>
         <w:spacing w:after="0" w:line="480" w:lineRule="auto"/>
       </w:pPr>
-      <w:commentRangeStart w:id="41"/>
+      <w:commentRangeStart w:id="42"/>
       <w:r>
         <w:t xml:space="preserve">Multivariate autoregressive state-space (MARSS) models are well suited for </w:t>
       </w:r>
-      <w:commentRangeStart w:id="42"/>
+      <w:commentRangeStart w:id="43"/>
       <w:r>
         <w:t>parsing</w:t>
       </w:r>
-      <w:commentRangeEnd w:id="42"/>
+      <w:commentRangeEnd w:id="43"/>
       <w:r>
         <w:rPr>
           <w:rStyle w:val="CommentReference"/>
           <w:sz w:val="24"/>
           <w:szCs w:val="24"/>
         </w:rPr>
-        <w:commentReference w:id="42"/>
+        <w:commentReference w:id="43"/>
       </w:r>
       <w:r>
         <w:t xml:space="preserve"> long running time series survey </w:t>
@@ -1837,14 +2088,14 @@
       <w:r>
         <w:t xml:space="preserve"> designed to mathematically distinguish observation error from error arising from stochasticity in the underlying state of a system. </w:t>
       </w:r>
-      <w:commentRangeEnd w:id="41"/>
+      <w:commentRangeEnd w:id="42"/>
       <w:r>
         <w:rPr>
           <w:rStyle w:val="CommentReference"/>
           <w:sz w:val="24"/>
           <w:szCs w:val="24"/>
         </w:rPr>
-        <w:commentReference w:id="41"/>
+        <w:commentReference w:id="42"/>
       </w:r>
       <w:r>
         <w:t xml:space="preserve">This feature is useful when parsing data collected by different observers operating in differing conditions (weather, time of day, time of year, etc.), where those conditions </w:t>
@@ -1905,7 +2156,7 @@
           <w14:ligatures w14:val="none"/>
         </w:rPr>
       </w:pPr>
-      <w:commentRangeStart w:id="43"/>
+      <w:commentRangeStart w:id="44"/>
       <w:r>
         <w:t xml:space="preserve">Observation equation: </w:t>
       </w:r>
@@ -2267,7 +2518,6 @@
         </w:rPr>
       </w:pPr>
       <w:r>
-        <w:lastRenderedPageBreak/>
         <w:t>Process/state equation:</w:t>
       </w:r>
       <w:r>
@@ -2583,7 +2833,7 @@
         </w:rPr>
         <w:t>)</w:t>
       </w:r>
-      <w:commentRangeEnd w:id="43"/>
+      <w:commentRangeEnd w:id="44"/>
       <w:r>
         <w:rPr>
           <w:rStyle w:val="CommentReference"/>
@@ -2593,7 +2843,7 @@
           <w:szCs w:val="26"/>
           <w14:ligatures w14:val="none"/>
         </w:rPr>
-        <w:commentReference w:id="43"/>
+        <w:commentReference w:id="44"/>
       </w:r>
     </w:p>
     <w:p>
@@ -2724,7 +2974,7 @@
       <w:r>
         <w:t xml:space="preserve"> series in the data to represent samples from one comprehensive underlying state. </w:t>
       </w:r>
-      <w:commentRangeStart w:id="44"/>
+      <w:commentRangeStart w:id="45"/>
       <w:r>
         <w:rPr>
           <w:rFonts w:ascii="MathJax_Math-italic" w:eastAsia="Times New Roman" w:hAnsi="MathJax_Math-italic" w:cs="Times New Roman"/>
@@ -2755,14 +3005,14 @@
       <w:r>
         <w:t xml:space="preserve"> is specified or estimated)</w:t>
       </w:r>
-      <w:commentRangeEnd w:id="44"/>
+      <w:commentRangeEnd w:id="45"/>
       <w:r>
         <w:rPr>
           <w:rStyle w:val="CommentReference"/>
           <w:sz w:val="24"/>
           <w:szCs w:val="24"/>
         </w:rPr>
-        <w:commentReference w:id="44"/>
+        <w:commentReference w:id="45"/>
       </w:r>
       <w:r>
         <w:t>, and any correlation in observation error between time series</w:t>
@@ -2773,7 +3023,7 @@
       <w:r>
         <w:t>is defined by</w:t>
       </w:r>
-      <w:ins w:id="45" w:author="Mark Scheuerell" w:date="2026-03-06T06:04:00Z" w16du:dateUtc="2026-03-06T14:04:00Z">
+      <w:ins w:id="46" w:author="Mark Scheuerell" w:date="2026-03-06T06:04:00Z" w16du:dateUtc="2026-03-06T14:04:00Z">
         <w:r>
           <w:t xml:space="preserve"> the off-diagonal elements in</w:t>
         </w:r>
@@ -2973,7 +3223,7 @@
       <w:r>
         <w:t xml:space="preserve"> together determine the underlying mean and how quickly the time series would return to the mean following some perturbation. </w:t>
       </w:r>
-      <w:commentRangeStart w:id="46"/>
+      <w:commentRangeStart w:id="47"/>
       <w:r>
         <w:t>T</w:t>
       </w:r>
@@ -3004,14 +3254,14 @@
         </w:rPr>
         <w:t>Q</w:t>
       </w:r>
-      <w:commentRangeEnd w:id="46"/>
+      <w:commentRangeEnd w:id="47"/>
       <w:r>
         <w:rPr>
           <w:rStyle w:val="CommentReference"/>
           <w:sz w:val="24"/>
           <w:szCs w:val="24"/>
         </w:rPr>
-        <w:commentReference w:id="46"/>
+        <w:commentReference w:id="47"/>
       </w:r>
       <w:r>
         <w:t xml:space="preserve">. Finally, </w:t>
@@ -3136,10 +3386,13 @@
       <w:pPr>
         <w:spacing w:after="0" w:line="480" w:lineRule="auto"/>
       </w:pPr>
-      <w:commentRangeStart w:id="47"/>
+      <w:commentRangeStart w:id="48"/>
+      <w:r>
+        <w:t xml:space="preserve">The first stage of this research will attempt to assess whether abundances of pink salmon observed at Indian River are consistent with those abundances seen elsewhere in the region, with no attention paid to the existence of the hatchery. This is accomplished by comparing </w:t>
+      </w:r>
       <w:r>
         <w:lastRenderedPageBreak/>
-        <w:t xml:space="preserve">The first stage of this research will attempt to assess whether abundances of pink salmon observed at Indian River are consistent with those abundances seen elsewhere in the region, with no attention paid to the existence of the hatchery. This is accomplished by comparing MARSS model estimates of the underlying population of Indian River pink salmon to populations estimated in ADFG’s 35 </w:t>
+        <w:t xml:space="preserve">MARSS model estimates of the underlying population of Indian River pink salmon to populations estimated in ADFG’s 35 </w:t>
       </w:r>
       <w:r>
         <w:rPr>
@@ -3151,14 +3404,14 @@
       <w:r>
         <w:t xml:space="preserve"> index streams. </w:t>
       </w:r>
-      <w:commentRangeEnd w:id="47"/>
+      <w:commentRangeEnd w:id="48"/>
       <w:r>
         <w:rPr>
           <w:rStyle w:val="CommentReference"/>
           <w:sz w:val="24"/>
           <w:szCs w:val="24"/>
         </w:rPr>
-        <w:commentReference w:id="47"/>
+        <w:commentReference w:id="48"/>
       </w:r>
       <w:r>
         <w:t xml:space="preserve">Data is standardized at the stream level so that streams of varying available pink salmon habitat may be directly compared. </w:t>
@@ -3192,7 +3445,7 @@
       <w:r>
         <w:t xml:space="preserve"> is of particular importance to this work, as it defines the state against which Indian River pink salmon abundances will be compared. </w:t>
       </w:r>
-      <w:commentRangeStart w:id="48"/>
+      <w:commentRangeStart w:id="49"/>
       <w:r>
         <w:t>T</w:t>
       </w:r>
@@ -3230,14 +3483,14 @@
       <w:r>
         <w:t xml:space="preserve">. This is consistent with non-quantitative intuition if indeed the presence of SJH creates conditions that differ from a “natural” state. </w:t>
       </w:r>
-      <w:commentRangeEnd w:id="48"/>
+      <w:commentRangeEnd w:id="49"/>
       <w:r>
         <w:rPr>
           <w:rStyle w:val="CommentReference"/>
           <w:sz w:val="24"/>
           <w:szCs w:val="24"/>
         </w:rPr>
-        <w:commentReference w:id="48"/>
+        <w:commentReference w:id="49"/>
       </w:r>
       <w:r>
         <w:t>No trends are estimated for the observation process, but the model allows for distinct trends in both underlying states. Covariate data relating to observers (</w:t>
@@ -3989,9 +4242,13 @@
         <w:ind w:firstLine="720"/>
       </w:pPr>
       <w:r>
-        <w:t xml:space="preserve">Once fitted, this model estimates two time series representing underlying states of pink salmon abundance, one representing Indian River, and the other representing a regional average state of pink salmon abundance in index streams (recall that index streams are selected by ADFG due to their not being heavily influenced by human activity). </w:t>
-      </w:r>
-      <w:commentRangeStart w:id="49"/>
+        <w:t xml:space="preserve">Once fitted, this model estimates two time series representing underlying states of pink salmon abundance, one representing Indian River, and the other representing a regional </w:t>
+      </w:r>
+      <w:r>
+        <w:lastRenderedPageBreak/>
+        <w:t xml:space="preserve">average state of pink salmon abundance in index streams (recall that index streams are selected by ADFG due to their not being heavily influenced by human activity). </w:t>
+      </w:r>
+      <w:commentRangeStart w:id="50"/>
       <w:r>
         <w:t xml:space="preserve">These two resulting time series are comparable due to the model being trained on standardized data. </w:t>
       </w:r>
@@ -4008,14 +4265,14 @@
       <w:r>
         <w:t xml:space="preserve"> index stream.</w:t>
       </w:r>
-      <w:commentRangeEnd w:id="49"/>
+      <w:commentRangeEnd w:id="50"/>
       <w:r>
         <w:rPr>
           <w:rStyle w:val="CommentReference"/>
           <w:sz w:val="24"/>
           <w:szCs w:val="24"/>
         </w:rPr>
-        <w:commentReference w:id="49"/>
+        <w:commentReference w:id="50"/>
       </w:r>
       <w:r>
         <w:t xml:space="preserve"> </w:t>
@@ -4044,7 +4301,7 @@
       <w:r>
         <w:t xml:space="preserve">time). </w:t>
       </w:r>
-      <w:commentRangeStart w:id="50"/>
+      <w:commentRangeStart w:id="51"/>
       <w:r>
         <w:t xml:space="preserve">This property </w:t>
       </w:r>
@@ -4190,11 +4447,7 @@
         <w:t xml:space="preserve"> compared</w:t>
       </w:r>
       <w:r>
-        <w:t xml:space="preserve"> using a </w:t>
-      </w:r>
-      <w:r>
-        <w:lastRenderedPageBreak/>
-        <w:t>t-test and F-test respectively</w:t>
+        <w:t xml:space="preserve"> using a t-test and F-test respectively</w:t>
       </w:r>
       <w:r>
         <w:t>.</w:t>
@@ -4202,14 +4455,14 @@
       <w:r>
         <w:t xml:space="preserve"> The trends can likewise be estimated using simple linear regression and compared using Welch’s t-test.</w:t>
       </w:r>
-      <w:commentRangeEnd w:id="50"/>
+      <w:commentRangeEnd w:id="51"/>
       <w:r>
         <w:rPr>
           <w:rStyle w:val="CommentReference"/>
           <w:sz w:val="24"/>
           <w:szCs w:val="24"/>
         </w:rPr>
-        <w:commentReference w:id="50"/>
+        <w:commentReference w:id="51"/>
       </w:r>
     </w:p>
     <w:p>
@@ -4232,6 +4485,7 @@
           <w:b/>
           <w:bCs/>
         </w:rPr>
+        <w:lastRenderedPageBreak/>
         <w:t>Effect of Hatchery Operations</w:t>
       </w:r>
     </w:p>
@@ -4248,18 +4502,18 @@
         <w:spacing w:after="0" w:line="480" w:lineRule="auto"/>
         <w:ind w:firstLine="720"/>
       </w:pPr>
-      <w:commentRangeStart w:id="51"/>
+      <w:commentRangeStart w:id="52"/>
       <w:r>
         <w:t xml:space="preserve">This research seeks to take advantage of these distinct time periods by utilizing a difference-in-difference (DD) framework. This quasi-experimental approach is designed to assess the impact of an intervention (in this case the operations of SJH) on an outcome of interest (pink salmon abundance at Indian River). DD modeling compares a treatment group to a control group across two time periods, pre- and post- intervention. </w:t>
       </w:r>
-      <w:commentRangeEnd w:id="51"/>
+      <w:commentRangeEnd w:id="52"/>
       <w:r>
         <w:rPr>
           <w:rStyle w:val="CommentReference"/>
           <w:sz w:val="24"/>
           <w:szCs w:val="24"/>
         </w:rPr>
-        <w:commentReference w:id="51"/>
+        <w:commentReference w:id="52"/>
       </w:r>
       <w:r>
         <w:t>The general structure of a difference-in-difference model is as follows:</w:t>
@@ -4626,22 +4880,149 @@
         <w:spacing w:after="0" w:line="480" w:lineRule="auto"/>
       </w:pPr>
       <w:r>
+        <w:t xml:space="preserve">In the above, </w:t>
+      </w:r>
+      <w:r>
+        <w:rPr>
+          <w:rFonts w:ascii="MathJax_Math-italic" w:eastAsia="Times New Roman" w:hAnsi="MathJax_Math-italic" w:cs="Times New Roman"/>
+          <w:kern w:val="0"/>
+          <w:sz w:val="26"/>
+          <w:szCs w:val="26"/>
+          <w:bdr w:val="none" w:sz="0" w:space="0" w:color="auto" w:frame="1"/>
+          <w14:ligatures w14:val="none"/>
+        </w:rPr>
+        <w:t>i</w:t>
+      </w:r>
+      <w:r>
+        <w:t xml:space="preserve"> indexes whether an observation (</w:t>
+      </w:r>
+      <w:r>
+        <w:rPr>
+          <w:rFonts w:ascii="MathJax_Math-italic" w:eastAsia="Times New Roman" w:hAnsi="MathJax_Math-italic" w:cs="Times New Roman"/>
+          <w:kern w:val="0"/>
+          <w:sz w:val="26"/>
+          <w:szCs w:val="26"/>
+          <w:bdr w:val="none" w:sz="0" w:space="0" w:color="auto" w:frame="1"/>
+          <w14:ligatures w14:val="none"/>
+        </w:rPr>
+        <w:t>y</w:t>
+      </w:r>
+      <w:r>
+        <w:rPr>
+          <w:rFonts w:ascii="MathJax_Math-italic" w:eastAsia="Times New Roman" w:hAnsi="MathJax_Math-italic" w:cs="Times New Roman"/>
+          <w:kern w:val="0"/>
+          <w:sz w:val="26"/>
+          <w:szCs w:val="26"/>
+          <w:bdr w:val="none" w:sz="0" w:space="0" w:color="auto" w:frame="1"/>
+          <w:vertAlign w:val="subscript"/>
+          <w14:ligatures w14:val="none"/>
+        </w:rPr>
+        <w:t>i,t</w:t>
+      </w:r>
+      <w:r>
+        <w:t xml:space="preserve">) relates to the treatment or control group, while </w:t>
+      </w:r>
+      <w:r>
+        <w:rPr>
+          <w:rFonts w:ascii="MathJax_Math-italic" w:eastAsia="Times New Roman" w:hAnsi="MathJax_Math-italic" w:cs="Times New Roman"/>
+          <w:kern w:val="0"/>
+          <w:sz w:val="26"/>
+          <w:szCs w:val="26"/>
+          <w:bdr w:val="none" w:sz="0" w:space="0" w:color="auto" w:frame="1"/>
+          <w14:ligatures w14:val="none"/>
+        </w:rPr>
+        <w:t>t</w:t>
+      </w:r>
+      <w:r>
+        <w:t xml:space="preserve"> indexes whether that same observation comes from before or after the treatment is applied. </w:t>
+      </w:r>
+      <w:r>
+        <w:rPr>
+          <w:rFonts w:ascii="MathJax_Math-italic" w:eastAsia="Times New Roman" w:hAnsi="MathJax_Math-italic" w:cs="Times New Roman"/>
+          <w:kern w:val="0"/>
+          <w:sz w:val="26"/>
+          <w:szCs w:val="26"/>
+          <w:bdr w:val="none" w:sz="0" w:space="0" w:color="auto" w:frame="1"/>
+          <w14:ligatures w14:val="none"/>
+        </w:rPr>
+        <w:t>D</w:t>
+      </w:r>
+      <w:r>
+        <w:rPr>
+          <w:rFonts w:ascii="MathJax_Math-italic" w:eastAsia="Times New Roman" w:hAnsi="MathJax_Math-italic" w:cs="Times New Roman"/>
+          <w:kern w:val="0"/>
+          <w:sz w:val="26"/>
+          <w:szCs w:val="26"/>
+          <w:bdr w:val="none" w:sz="0" w:space="0" w:color="auto" w:frame="1"/>
+          <w:vertAlign w:val="subscript"/>
+          <w14:ligatures w14:val="none"/>
+        </w:rPr>
+        <w:t>treatment</w:t>
+      </w:r>
+      <w:r>
+        <w:t xml:space="preserve"> is equal to 1 when </w:t>
+      </w:r>
+      <w:r>
+        <w:rPr>
+          <w:rFonts w:ascii="MathJax_Math-italic" w:eastAsia="Times New Roman" w:hAnsi="MathJax_Math-italic" w:cs="Times New Roman"/>
+          <w:kern w:val="0"/>
+          <w:sz w:val="26"/>
+          <w:szCs w:val="26"/>
+          <w:bdr w:val="none" w:sz="0" w:space="0" w:color="auto" w:frame="1"/>
+          <w14:ligatures w14:val="none"/>
+        </w:rPr>
+        <w:t>y</w:t>
+      </w:r>
+      <w:r>
+        <w:rPr>
+          <w:rFonts w:ascii="MathJax_Math-italic" w:eastAsia="Times New Roman" w:hAnsi="MathJax_Math-italic" w:cs="Times New Roman"/>
+          <w:kern w:val="0"/>
+          <w:sz w:val="26"/>
+          <w:szCs w:val="26"/>
+          <w:bdr w:val="none" w:sz="0" w:space="0" w:color="auto" w:frame="1"/>
+          <w:vertAlign w:val="subscript"/>
+          <w14:ligatures w14:val="none"/>
+        </w:rPr>
+        <w:t>i,t</w:t>
+      </w:r>
+      <w:r>
+        <w:t xml:space="preserve"> is part of the treatment group and equal to 0 </w:t>
+      </w:r>
+      <w:r>
         <w:lastRenderedPageBreak/>
-        <w:t xml:space="preserve">In the above, </w:t>
-      </w:r>
-      <w:r>
-        <w:rPr>
-          <w:rFonts w:ascii="MathJax_Math-italic" w:eastAsia="Times New Roman" w:hAnsi="MathJax_Math-italic" w:cs="Times New Roman"/>
-          <w:kern w:val="0"/>
-          <w:sz w:val="26"/>
-          <w:szCs w:val="26"/>
-          <w:bdr w:val="none" w:sz="0" w:space="0" w:color="auto" w:frame="1"/>
-          <w14:ligatures w14:val="none"/>
-        </w:rPr>
-        <w:t>i</w:t>
-      </w:r>
-      <w:r>
-        <w:t xml:space="preserve"> indexes whether an observation (</w:t>
+        <w:t>otherwise. Similarly</w:t>
+      </w:r>
+      <w:r>
+        <w:t>,</w:t>
+      </w:r>
+      <w:r>
+        <w:t xml:space="preserve"> </w:t>
+      </w:r>
+      <w:r>
+        <w:rPr>
+          <w:rFonts w:ascii="MathJax_Math-italic" w:eastAsia="Times New Roman" w:hAnsi="MathJax_Math-italic" w:cs="Times New Roman"/>
+          <w:kern w:val="0"/>
+          <w:sz w:val="26"/>
+          <w:szCs w:val="26"/>
+          <w:bdr w:val="none" w:sz="0" w:space="0" w:color="auto" w:frame="1"/>
+          <w14:ligatures w14:val="none"/>
+        </w:rPr>
+        <w:t>D</w:t>
+      </w:r>
+      <w:r>
+        <w:rPr>
+          <w:rFonts w:ascii="MathJax_Math-italic" w:eastAsia="Times New Roman" w:hAnsi="MathJax_Math-italic" w:cs="Times New Roman"/>
+          <w:kern w:val="0"/>
+          <w:sz w:val="26"/>
+          <w:szCs w:val="26"/>
+          <w:bdr w:val="none" w:sz="0" w:space="0" w:color="auto" w:frame="1"/>
+          <w:vertAlign w:val="subscript"/>
+          <w14:ligatures w14:val="none"/>
+        </w:rPr>
+        <w:t>post</w:t>
+      </w:r>
+      <w:r>
+        <w:t xml:space="preserve"> is equal to 1 when </w:t>
       </w:r>
       <w:r>
         <w:rPr>
@@ -4667,32 +5048,18 @@
         <w:t>i,t</w:t>
       </w:r>
       <w:r>
-        <w:t xml:space="preserve">) relates to the treatment or control group, while </w:t>
-      </w:r>
-      <w:r>
-        <w:rPr>
-          <w:rFonts w:ascii="MathJax_Math-italic" w:eastAsia="Times New Roman" w:hAnsi="MathJax_Math-italic" w:cs="Times New Roman"/>
-          <w:kern w:val="0"/>
-          <w:sz w:val="26"/>
-          <w:szCs w:val="26"/>
-          <w:bdr w:val="none" w:sz="0" w:space="0" w:color="auto" w:frame="1"/>
-          <w14:ligatures w14:val="none"/>
-        </w:rPr>
-        <w:t>t</w:t>
-      </w:r>
-      <w:r>
-        <w:t xml:space="preserve"> indexes whether that same observation comes from before or after the treatment is applied. </w:t>
-      </w:r>
-      <w:r>
-        <w:rPr>
-          <w:rFonts w:ascii="MathJax_Math-italic" w:eastAsia="Times New Roman" w:hAnsi="MathJax_Math-italic" w:cs="Times New Roman"/>
-          <w:kern w:val="0"/>
-          <w:sz w:val="26"/>
-          <w:szCs w:val="26"/>
-          <w:bdr w:val="none" w:sz="0" w:space="0" w:color="auto" w:frame="1"/>
-          <w14:ligatures w14:val="none"/>
-        </w:rPr>
-        <w:t>D</w:t>
+        <w:t xml:space="preserve"> is observed after treatment is applied, and equal to 0 when </w:t>
+      </w:r>
+      <w:r>
+        <w:rPr>
+          <w:rFonts w:ascii="MathJax_Math-italic" w:eastAsia="Times New Roman" w:hAnsi="MathJax_Math-italic" w:cs="Times New Roman"/>
+          <w:kern w:val="0"/>
+          <w:sz w:val="26"/>
+          <w:szCs w:val="26"/>
+          <w:bdr w:val="none" w:sz="0" w:space="0" w:color="auto" w:frame="1"/>
+          <w14:ligatures w14:val="none"/>
+        </w:rPr>
+        <w:t>y</w:t>
       </w:r>
       <w:r>
         <w:rPr>
@@ -4704,21 +5071,21 @@
           <w:vertAlign w:val="subscript"/>
           <w14:ligatures w14:val="none"/>
         </w:rPr>
-        <w:t>treatment</w:t>
-      </w:r>
-      <w:r>
-        <w:t xml:space="preserve"> is equal to 1 when </w:t>
-      </w:r>
-      <w:r>
-        <w:rPr>
-          <w:rFonts w:ascii="MathJax_Math-italic" w:eastAsia="Times New Roman" w:hAnsi="MathJax_Math-italic" w:cs="Times New Roman"/>
-          <w:kern w:val="0"/>
-          <w:sz w:val="26"/>
-          <w:szCs w:val="26"/>
-          <w:bdr w:val="none" w:sz="0" w:space="0" w:color="auto" w:frame="1"/>
-          <w14:ligatures w14:val="none"/>
-        </w:rPr>
-        <w:t>y</w:t>
+        <w:t>i,t</w:t>
+      </w:r>
+      <w:r>
+        <w:t xml:space="preserve"> is observed before. These indicator variables allow for the estimation of a net effect of treatment on the treatment group (</w:t>
+      </w:r>
+      <w:r>
+        <w:rPr>
+          <w:rFonts w:ascii="MathJax_Math-italic" w:eastAsia="Times New Roman" w:hAnsi="MathJax_Math-italic" w:cs="Times New Roman"/>
+          <w:kern w:val="0"/>
+          <w:sz w:val="26"/>
+          <w:szCs w:val="26"/>
+          <w:bdr w:val="none" w:sz="0" w:space="0" w:color="auto" w:frame="1"/>
+          <w14:ligatures w14:val="none"/>
+        </w:rPr>
+        <w:t>β</w:t>
       </w:r>
       <w:r>
         <w:rPr>
@@ -4730,27 +5097,21 @@
           <w:vertAlign w:val="subscript"/>
           <w14:ligatures w14:val="none"/>
         </w:rPr>
-        <w:t>i,t</w:t>
-      </w:r>
-      <w:r>
-        <w:t xml:space="preserve"> is part of the treatment group and equal to 0 otherwise. Similarly</w:t>
-      </w:r>
-      <w:r>
-        <w:t>,</w:t>
-      </w:r>
-      <w:r>
-        <w:t xml:space="preserve"> </w:t>
-      </w:r>
-      <w:r>
-        <w:rPr>
-          <w:rFonts w:ascii="MathJax_Math-italic" w:eastAsia="Times New Roman" w:hAnsi="MathJax_Math-italic" w:cs="Times New Roman"/>
-          <w:kern w:val="0"/>
-          <w:sz w:val="26"/>
-          <w:szCs w:val="26"/>
-          <w:bdr w:val="none" w:sz="0" w:space="0" w:color="auto" w:frame="1"/>
-          <w14:ligatures w14:val="none"/>
-        </w:rPr>
-        <w:t>D</w:t>
+        <w:t>3</w:t>
+      </w:r>
+      <w:r>
+        <w:t>) by first controlling for differing characteristics in the treatment and control group (</w:t>
+      </w:r>
+      <w:r>
+        <w:rPr>
+          <w:rFonts w:ascii="MathJax_Math-italic" w:eastAsia="Times New Roman" w:hAnsi="MathJax_Math-italic" w:cs="Times New Roman"/>
+          <w:kern w:val="0"/>
+          <w:sz w:val="26"/>
+          <w:szCs w:val="26"/>
+          <w:bdr w:val="none" w:sz="0" w:space="0" w:color="auto" w:frame="1"/>
+          <w14:ligatures w14:val="none"/>
+        </w:rPr>
+        <w:t>β</w:t>
       </w:r>
       <w:r>
         <w:rPr>
@@ -4762,21 +5123,21 @@
           <w:vertAlign w:val="subscript"/>
           <w14:ligatures w14:val="none"/>
         </w:rPr>
-        <w:t>post</w:t>
-      </w:r>
-      <w:r>
-        <w:t xml:space="preserve"> is equal to 1 when </w:t>
-      </w:r>
-      <w:r>
-        <w:rPr>
-          <w:rFonts w:ascii="MathJax_Math-italic" w:eastAsia="Times New Roman" w:hAnsi="MathJax_Math-italic" w:cs="Times New Roman"/>
-          <w:kern w:val="0"/>
-          <w:sz w:val="26"/>
-          <w:szCs w:val="26"/>
-          <w:bdr w:val="none" w:sz="0" w:space="0" w:color="auto" w:frame="1"/>
-          <w14:ligatures w14:val="none"/>
-        </w:rPr>
-        <w:t>y</w:t>
+        <w:t>1</w:t>
+      </w:r>
+      <w:r>
+        <w:t>) and differences in the pre- and post-treatment time periods (</w:t>
+      </w:r>
+      <w:r>
+        <w:rPr>
+          <w:rFonts w:ascii="MathJax_Math-italic" w:eastAsia="Times New Roman" w:hAnsi="MathJax_Math-italic" w:cs="Times New Roman"/>
+          <w:kern w:val="0"/>
+          <w:sz w:val="26"/>
+          <w:szCs w:val="26"/>
+          <w:bdr w:val="none" w:sz="0" w:space="0" w:color="auto" w:frame="1"/>
+          <w14:ligatures w14:val="none"/>
+        </w:rPr>
+        <w:t>β</w:t>
       </w:r>
       <w:r>
         <w:rPr>
@@ -4788,127 +5149,23 @@
           <w:vertAlign w:val="subscript"/>
           <w14:ligatures w14:val="none"/>
         </w:rPr>
-        <w:t>i,t</w:t>
-      </w:r>
-      <w:r>
-        <w:t xml:space="preserve"> is observed after treatment is applied, and equal to 0 when </w:t>
-      </w:r>
-      <w:r>
-        <w:rPr>
-          <w:rFonts w:ascii="MathJax_Math-italic" w:eastAsia="Times New Roman" w:hAnsi="MathJax_Math-italic" w:cs="Times New Roman"/>
-          <w:kern w:val="0"/>
-          <w:sz w:val="26"/>
-          <w:szCs w:val="26"/>
-          <w:bdr w:val="none" w:sz="0" w:space="0" w:color="auto" w:frame="1"/>
-          <w14:ligatures w14:val="none"/>
-        </w:rPr>
-        <w:t>y</w:t>
-      </w:r>
-      <w:r>
-        <w:rPr>
-          <w:rFonts w:ascii="MathJax_Math-italic" w:eastAsia="Times New Roman" w:hAnsi="MathJax_Math-italic" w:cs="Times New Roman"/>
-          <w:kern w:val="0"/>
-          <w:sz w:val="26"/>
-          <w:szCs w:val="26"/>
-          <w:bdr w:val="none" w:sz="0" w:space="0" w:color="auto" w:frame="1"/>
-          <w:vertAlign w:val="subscript"/>
-          <w14:ligatures w14:val="none"/>
-        </w:rPr>
-        <w:t>i,t</w:t>
-      </w:r>
-      <w:r>
-        <w:t xml:space="preserve"> is observed before. These indicator variables allow for the estimation of a net effect of treatment on the treatment group (</w:t>
-      </w:r>
-      <w:r>
-        <w:rPr>
-          <w:rFonts w:ascii="MathJax_Math-italic" w:eastAsia="Times New Roman" w:hAnsi="MathJax_Math-italic" w:cs="Times New Roman"/>
-          <w:kern w:val="0"/>
-          <w:sz w:val="26"/>
-          <w:szCs w:val="26"/>
-          <w:bdr w:val="none" w:sz="0" w:space="0" w:color="auto" w:frame="1"/>
-          <w14:ligatures w14:val="none"/>
-        </w:rPr>
-        <w:t>β</w:t>
-      </w:r>
-      <w:r>
-        <w:rPr>
-          <w:rFonts w:ascii="MathJax_Math-italic" w:eastAsia="Times New Roman" w:hAnsi="MathJax_Math-italic" w:cs="Times New Roman"/>
-          <w:kern w:val="0"/>
-          <w:sz w:val="26"/>
-          <w:szCs w:val="26"/>
-          <w:bdr w:val="none" w:sz="0" w:space="0" w:color="auto" w:frame="1"/>
-          <w:vertAlign w:val="subscript"/>
-          <w14:ligatures w14:val="none"/>
-        </w:rPr>
-        <w:t>3</w:t>
-      </w:r>
-      <w:r>
-        <w:t>) by first controlling for differing characteristics in the treatment and control group (</w:t>
-      </w:r>
-      <w:r>
-        <w:rPr>
-          <w:rFonts w:ascii="MathJax_Math-italic" w:eastAsia="Times New Roman" w:hAnsi="MathJax_Math-italic" w:cs="Times New Roman"/>
-          <w:kern w:val="0"/>
-          <w:sz w:val="26"/>
-          <w:szCs w:val="26"/>
-          <w:bdr w:val="none" w:sz="0" w:space="0" w:color="auto" w:frame="1"/>
-          <w14:ligatures w14:val="none"/>
-        </w:rPr>
-        <w:t>β</w:t>
-      </w:r>
-      <w:r>
-        <w:rPr>
-          <w:rFonts w:ascii="MathJax_Math-italic" w:eastAsia="Times New Roman" w:hAnsi="MathJax_Math-italic" w:cs="Times New Roman"/>
-          <w:kern w:val="0"/>
-          <w:sz w:val="26"/>
-          <w:szCs w:val="26"/>
-          <w:bdr w:val="none" w:sz="0" w:space="0" w:color="auto" w:frame="1"/>
-          <w:vertAlign w:val="subscript"/>
-          <w14:ligatures w14:val="none"/>
-        </w:rPr>
-        <w:t>1</w:t>
-      </w:r>
-      <w:r>
-        <w:t>) and differences in the pre- and post-treatment time periods (</w:t>
-      </w:r>
-      <w:r>
-        <w:rPr>
-          <w:rFonts w:ascii="MathJax_Math-italic" w:eastAsia="Times New Roman" w:hAnsi="MathJax_Math-italic" w:cs="Times New Roman"/>
-          <w:kern w:val="0"/>
-          <w:sz w:val="26"/>
-          <w:szCs w:val="26"/>
-          <w:bdr w:val="none" w:sz="0" w:space="0" w:color="auto" w:frame="1"/>
-          <w14:ligatures w14:val="none"/>
-        </w:rPr>
-        <w:t>β</w:t>
-      </w:r>
-      <w:r>
-        <w:rPr>
-          <w:rFonts w:ascii="MathJax_Math-italic" w:eastAsia="Times New Roman" w:hAnsi="MathJax_Math-italic" w:cs="Times New Roman"/>
-          <w:kern w:val="0"/>
-          <w:sz w:val="26"/>
-          <w:szCs w:val="26"/>
-          <w:bdr w:val="none" w:sz="0" w:space="0" w:color="auto" w:frame="1"/>
-          <w:vertAlign w:val="subscript"/>
-          <w14:ligatures w14:val="none"/>
-        </w:rPr>
         <w:t>2</w:t>
       </w:r>
       <w:r>
         <w:t xml:space="preserve">). </w:t>
       </w:r>
-      <w:commentRangeStart w:id="52"/>
+      <w:commentRangeStart w:id="53"/>
       <w:r>
         <w:t>Additional control covariates may be included to further isolate the effects of interest.</w:t>
       </w:r>
-      <w:commentRangeEnd w:id="52"/>
+      <w:commentRangeEnd w:id="53"/>
       <w:r>
         <w:rPr>
           <w:rStyle w:val="CommentReference"/>
           <w:sz w:val="24"/>
           <w:szCs w:val="24"/>
         </w:rPr>
-        <w:commentReference w:id="52"/>
+        <w:commentReference w:id="53"/>
       </w:r>
       <w:r>
         <w:t xml:space="preserve"> Crucially, input data must cover both a control and treatment group, as well as time periods before and after the intervention of interest. It is important to note that in this case, and indeed in almost every application of DD modeling, true controls in </w:t>
@@ -4931,7 +5188,7 @@
         <w:spacing w:after="0" w:line="480" w:lineRule="auto"/>
         <w:ind w:firstLine="360"/>
       </w:pPr>
-      <w:commentRangeStart w:id="53"/>
+      <w:commentRangeStart w:id="54"/>
       <w:r>
         <w:t>Applying a DD framework to this research, observations of pink salmon abundances at Indian River are assigned to the treatment group while observations at</w:t>
       </w:r>
@@ -4955,20 +5212,16 @@
         <w:t xml:space="preserve">index streams </w:t>
       </w:r>
       <w:r>
-        <w:t xml:space="preserve">form the control group. Such a framework will also be used to evaluate pre- and post-treatment variance in year-to-year abundances. Pre- and post-1980 will be evaluated to indicate the treatment period (allowing a couple of years for hatchery </w:t>
-      </w:r>
-      <w:r>
-        <w:lastRenderedPageBreak/>
-        <w:t xml:space="preserve">operations to ramp up). </w:t>
-      </w:r>
-      <w:commentRangeEnd w:id="53"/>
+        <w:t xml:space="preserve">form the control group. Such a framework will also be used to evaluate pre- and post-treatment variance in year-to-year abundances. Pre- and post-1980 will be evaluated to indicate the treatment period (allowing a couple of years for hatchery operations to ramp up). </w:t>
+      </w:r>
+      <w:commentRangeEnd w:id="54"/>
       <w:r>
         <w:rPr>
           <w:rStyle w:val="CommentReference"/>
           <w:sz w:val="24"/>
           <w:szCs w:val="24"/>
         </w:rPr>
-        <w:commentReference w:id="53"/>
+        <w:commentReference w:id="54"/>
       </w:r>
       <w:r>
         <w:t xml:space="preserve">A statistically significant estimate of </w:t>
@@ -4997,9 +5250,13 @@
         <w:t>3</w:t>
       </w:r>
       <w:r>
-        <w:t xml:space="preserve"> greater than 0 would indicate that SJH operations are exerting upward pressure on Indian River pink salmon abundance. However, even if an estimate is found to be statistically significant, the size of the effect must also be considered, as even a significant effect may not be responsible for a large impact on salmon abundance. </w:t>
-      </w:r>
-      <w:commentRangeStart w:id="54"/>
+        <w:t xml:space="preserve"> greater than 0 would indicate that SJH operations are exerting upward pressure on Indian River pink salmon abundance. However, even if an estimate is found to be statistically significant, the size of the effect must </w:t>
+      </w:r>
+      <w:r>
+        <w:lastRenderedPageBreak/>
+        <w:t xml:space="preserve">also be considered, as even a significant effect may not be responsible for a large impact on salmon abundance. </w:t>
+      </w:r>
+      <w:commentRangeStart w:id="55"/>
       <w:r>
         <w:t xml:space="preserve">A separate specification of the DD model will include an indicator variable related to periods pre- and post-2010, to assess the impact of heightened pink salmon production. </w:t>
       </w:r>
@@ -5021,14 +5278,14 @@
       <w:r>
         <w:t>.</w:t>
       </w:r>
-      <w:commentRangeEnd w:id="54"/>
+      <w:commentRangeEnd w:id="55"/>
       <w:r>
         <w:rPr>
           <w:rStyle w:val="CommentReference"/>
           <w:sz w:val="24"/>
           <w:szCs w:val="24"/>
         </w:rPr>
-        <w:commentReference w:id="54"/>
+        <w:commentReference w:id="55"/>
       </w:r>
     </w:p>
     <w:p>
@@ -5064,12 +5321,12 @@
       <w:r>
         <w:t xml:space="preserve">, </w:t>
       </w:r>
-      <w:del w:id="55" w:author="Mark Scheuerell" w:date="2026-03-06T06:22:00Z" w16du:dateUtc="2026-03-06T14:22:00Z">
+      <w:del w:id="56" w:author="Mark Scheuerell" w:date="2026-03-06T06:22:00Z" w16du:dateUtc="2026-03-06T14:22:00Z">
         <w:r>
           <w:delText>this research will move beyond the effect of SJH hatchery operations and</w:delText>
         </w:r>
       </w:del>
-      <w:ins w:id="56" w:author="Mark Scheuerell" w:date="2026-03-06T06:22:00Z" w16du:dateUtc="2026-03-06T14:22:00Z">
+      <w:ins w:id="57" w:author="Mark Scheuerell" w:date="2026-03-06T06:22:00Z" w16du:dateUtc="2026-03-06T14:22:00Z">
         <w:r>
           <w:t>I</w:t>
         </w:r>
@@ -5077,12 +5334,12 @@
       <w:r>
         <w:t xml:space="preserve"> focus on the effect of the number of fish released by the hatchery each year. While scarcity of available stray rate data makes a direct analysis of the impacts of straying impossible, </w:t>
       </w:r>
-      <w:del w:id="57" w:author="Mark Scheuerell" w:date="2026-03-06T06:22:00Z" w16du:dateUtc="2026-03-06T14:22:00Z">
+      <w:del w:id="58" w:author="Mark Scheuerell" w:date="2026-03-06T06:22:00Z" w16du:dateUtc="2026-03-06T14:22:00Z">
         <w:r>
           <w:delText>MARSS models</w:delText>
         </w:r>
       </w:del>
-      <w:ins w:id="58" w:author="Mark Scheuerell" w:date="2026-03-06T06:22:00Z" w16du:dateUtc="2026-03-06T14:22:00Z">
+      <w:ins w:id="59" w:author="Mark Scheuerell" w:date="2026-03-06T06:22:00Z" w16du:dateUtc="2026-03-06T14:22:00Z">
         <w:r>
           <w:t>I</w:t>
         </w:r>
@@ -5090,7 +5347,7 @@
       <w:r>
         <w:t xml:space="preserve"> can estimate the impacts of hatchery releases on pink salmon abundance at Indian River (as well as the inverse)</w:t>
       </w:r>
-      <w:ins w:id="59" w:author="Mark Scheuerell" w:date="2026-03-06T06:22:00Z" w16du:dateUtc="2026-03-06T14:22:00Z">
+      <w:ins w:id="60" w:author="Mark Scheuerell" w:date="2026-03-06T06:22:00Z" w16du:dateUtc="2026-03-06T14:22:00Z">
         <w:r>
           <w:t xml:space="preserve"> via the same MARSS models described above</w:t>
         </w:r>
@@ -5098,21 +5355,21 @@
       <w:r>
         <w:t xml:space="preserve">. </w:t>
       </w:r>
-      <w:commentRangeStart w:id="60"/>
       <w:commentRangeStart w:id="61"/>
+      <w:commentRangeStart w:id="62"/>
       <w:r>
         <w:t xml:space="preserve">It is important to consider the effect of straying both to and from Indian River, as both would influence the abundances observed in stream. </w:t>
       </w:r>
-      <w:commentRangeEnd w:id="61"/>
+      <w:commentRangeEnd w:id="62"/>
       <w:r>
         <w:rPr>
           <w:rStyle w:val="CommentReference"/>
           <w:sz w:val="24"/>
           <w:szCs w:val="24"/>
         </w:rPr>
-        <w:commentReference w:id="61"/>
-      </w:r>
-      <w:del w:id="62" w:author="Mark Scheuerell" w:date="2026-03-06T06:23:00Z" w16du:dateUtc="2026-03-06T14:23:00Z">
+        <w:commentReference w:id="62"/>
+      </w:r>
+      <w:del w:id="63" w:author="Mark Scheuerell" w:date="2026-03-06T06:23:00Z" w16du:dateUtc="2026-03-06T14:23:00Z">
         <w:r>
           <w:delText xml:space="preserve">This can be accomplished using a MARSS model which incorporates observations of Indian River escapement, as well as estimates of adult spawners returning to SJH. </w:delText>
         </w:r>
@@ -5131,24 +5388,23 @@
           <w:bdr w:val="none" w:sz="0" w:space="0" w:color="auto" w:frame="1"/>
           <w14:ligatures w14:val="none"/>
         </w:rPr>
-        <w:lastRenderedPageBreak/>
         <w:t>B</w:t>
       </w:r>
       <w:r>
         <w:t xml:space="preserve"> as a 2x2 matrix with four unique elements, </w:t>
       </w:r>
-      <w:commentRangeStart w:id="63"/>
+      <w:commentRangeStart w:id="64"/>
       <w:r>
         <w:t>the model will estimate</w:t>
       </w:r>
-      <w:commentRangeEnd w:id="63"/>
+      <w:commentRangeEnd w:id="64"/>
       <w:r>
         <w:rPr>
           <w:rStyle w:val="CommentReference"/>
           <w:sz w:val="24"/>
           <w:szCs w:val="24"/>
         </w:rPr>
-        <w:commentReference w:id="63"/>
+        <w:commentReference w:id="64"/>
       </w:r>
       <w:r>
         <w:t xml:space="preserve"> the effect of the number of fish returning to each system in time step </w:t>
@@ -5165,7 +5421,11 @@
         <w:t>t-1</w:t>
       </w:r>
       <w:r>
-        <w:t xml:space="preserve"> on the number of fish returning to each system in time step </w:t>
+        <w:t xml:space="preserve"> on the number of fish returning to each system </w:t>
+      </w:r>
+      <w:r>
+        <w:lastRenderedPageBreak/>
+        <w:t xml:space="preserve">in time step </w:t>
       </w:r>
       <w:r>
         <w:rPr>
@@ -5203,14 +5463,14 @@
       <w:r>
         <w:t xml:space="preserve"> elements estimated will be associated with percent increases from one time step to the next.</w:t>
       </w:r>
-      <w:commentRangeEnd w:id="60"/>
+      <w:commentRangeEnd w:id="61"/>
       <w:r>
         <w:rPr>
           <w:rStyle w:val="CommentReference"/>
           <w:sz w:val="24"/>
           <w:szCs w:val="24"/>
         </w:rPr>
-        <w:commentReference w:id="60"/>
+        <w:commentReference w:id="61"/>
       </w:r>
       <w:r>
         <w:t xml:space="preserve"> </w:t>
@@ -5448,7 +5708,7 @@
           <w:u w:val="single"/>
         </w:rPr>
       </w:pPr>
-      <w:bookmarkStart w:id="64" w:name="_Hlk201668133"/>
+      <w:bookmarkStart w:id="65" w:name="_Hlk201668133"/>
       <w:r>
         <w:rPr>
           <w:b/>
@@ -5471,6 +5731,7 @@
           <w:b/>
           <w:bCs/>
         </w:rPr>
+        <w:lastRenderedPageBreak/>
         <w:t>Regional Abundance</w:t>
       </w:r>
     </w:p>
@@ -5478,34 +5739,34 @@
       <w:pPr>
         <w:spacing w:after="0" w:line="480" w:lineRule="auto"/>
       </w:pPr>
-      <w:commentRangeStart w:id="65"/>
+      <w:commentRangeStart w:id="66"/>
       <w:r>
         <w:t xml:space="preserve">Figures 4 &amp; 5 describe the underlying state of Indian River pink salmon abundance relative to the underlying state representing an average pink salmon index stream in the surrounding region (even- and odd-year runs respectively). </w:t>
       </w:r>
-      <w:commentRangeEnd w:id="65"/>
+      <w:commentRangeEnd w:id="66"/>
       <w:r>
         <w:rPr>
           <w:rStyle w:val="CommentReference"/>
           <w:sz w:val="24"/>
           <w:szCs w:val="24"/>
         </w:rPr>
-        <w:commentReference w:id="65"/>
-      </w:r>
-      <w:commentRangeStart w:id="66"/>
+        <w:commentReference w:id="66"/>
+      </w:r>
+      <w:commentRangeStart w:id="67"/>
       <w:r>
         <w:t>In each case, Indian River abundances at the beginning of the time series are below the regional average abundance. Over the course of the time series, Indian River abundances for both runs “catch-up” to what would be expected of an average pink salmon index stream</w:t>
       </w:r>
       <w:r>
         <w:t>, although odd-year Indian River runs take some years to accomplish this and do not exceed this statistical average until 1997. From the middle 1990s onward, both runs are closely aligned with the average index stream, exceeding the average in some years and falling short in others, but in either case not by an amount that appears drastic when visually appraised.</w:t>
       </w:r>
-      <w:commentRangeEnd w:id="66"/>
+      <w:commentRangeEnd w:id="67"/>
       <w:r>
         <w:rPr>
           <w:rStyle w:val="CommentReference"/>
           <w:sz w:val="24"/>
           <w:szCs w:val="24"/>
         </w:rPr>
-        <w:commentReference w:id="66"/>
+        <w:commentReference w:id="67"/>
       </w:r>
     </w:p>
     <w:p>
@@ -5515,13 +5776,13 @@
       <w:r>
         <w:tab/>
       </w:r>
-      <w:commentRangeStart w:id="67"/>
-      <w:del w:id="68" w:author="Mark Scheuerell" w:date="2026-03-07T09:09:00Z" w16du:dateUtc="2026-03-07T17:09:00Z">
+      <w:commentRangeStart w:id="68"/>
+      <w:del w:id="69" w:author="Mark Scheuerell" w:date="2026-03-07T09:09:00Z" w16du:dateUtc="2026-03-07T17:09:00Z">
         <w:r>
           <w:delText>Figures 4 &amp; 5 would seem to indicate that in p</w:delText>
         </w:r>
       </w:del>
-      <w:ins w:id="69" w:author="Mark Scheuerell" w:date="2026-03-07T09:09:00Z" w16du:dateUtc="2026-03-07T17:09:00Z">
+      <w:ins w:id="70" w:author="Mark Scheuerell" w:date="2026-03-07T09:09:00Z" w16du:dateUtc="2026-03-07T17:09:00Z">
         <w:r>
           <w:t>P</w:t>
         </w:r>
@@ -5529,7 +5790,7 @@
       <w:r>
         <w:t xml:space="preserve">ink salmon abundances observed in recent years at Indian River have not been out of the ordinary </w:t>
       </w:r>
-      <w:del w:id="70" w:author="Mark Scheuerell" w:date="2026-03-07T09:10:00Z" w16du:dateUtc="2026-03-07T17:10:00Z">
+      <w:del w:id="71" w:author="Mark Scheuerell" w:date="2026-03-07T09:10:00Z" w16du:dateUtc="2026-03-07T17:10:00Z">
         <w:r>
           <w:delText>(</w:delText>
         </w:r>
@@ -5537,7 +5798,7 @@
       <w:r>
         <w:t xml:space="preserve">and </w:t>
       </w:r>
-      <w:del w:id="71" w:author="Mark Scheuerell" w:date="2026-03-07T09:10:00Z" w16du:dateUtc="2026-03-07T17:10:00Z">
+      <w:del w:id="72" w:author="Mark Scheuerell" w:date="2026-03-07T09:10:00Z" w16du:dateUtc="2026-03-07T17:10:00Z">
         <w:r>
           <w:delText xml:space="preserve">indeed, </w:delText>
         </w:r>
@@ -5545,7 +5806,7 @@
       <w:r>
         <w:t>odd-year runs may have been considerably below average density from the 1960s until about 1995</w:t>
       </w:r>
-      <w:ins w:id="72" w:author="Mark Scheuerell" w:date="2026-03-07T09:10:00Z" w16du:dateUtc="2026-03-07T17:10:00Z">
+      <w:ins w:id="73" w:author="Mark Scheuerell" w:date="2026-03-07T09:10:00Z" w16du:dateUtc="2026-03-07T17:10:00Z">
         <w:r>
           <w:t xml:space="preserve"> (Figures 4 &amp; 5</w:t>
         </w:r>
@@ -5556,31 +5817,31 @@
       <w:r>
         <w:t>Table 1 describes the results of various statistical tests performed to evaluate the difference between these two time series for both even- and odd-year runs.</w:t>
       </w:r>
-      <w:commentRangeEnd w:id="67"/>
+      <w:commentRangeEnd w:id="68"/>
       <w:r>
         <w:rPr>
           <w:rStyle w:val="CommentReference"/>
           <w:sz w:val="24"/>
           <w:szCs w:val="24"/>
         </w:rPr>
-        <w:commentReference w:id="67"/>
+        <w:commentReference w:id="68"/>
       </w:r>
       <w:r>
         <w:t xml:space="preserve"> </w:t>
       </w:r>
       <w:r>
-        <w:t xml:space="preserve">All time series were found to be non-stationary when evaluated using ADF tests, but passed KPSS tests, suggesting they were each stationary around some trend </w:t>
+        <w:t xml:space="preserve">All time series were found to be non-stationary when evaluated using ADF tests, but passed KPSS tests, suggesting they were each stationary around some trend (since these are annually observed data, seasonality was not considered).  </w:t>
+      </w:r>
+      <w:r>
+        <w:t xml:space="preserve">When differenced, time series describing even-year runs were found stationary by both statistical tests. </w:t>
+      </w:r>
+      <w:commentRangeStart w:id="74"/>
+      <w:r>
+        <w:t xml:space="preserve">However, </w:t>
       </w:r>
       <w:r>
         <w:lastRenderedPageBreak/>
-        <w:t xml:space="preserve">(since these are annually observed data, seasonality was not considered).  </w:t>
-      </w:r>
-      <w:r>
-        <w:t xml:space="preserve">When differenced, time series describing even-year runs were found stationary by both statistical tests. </w:t>
-      </w:r>
-      <w:commentRangeStart w:id="73"/>
-      <w:r>
-        <w:t xml:space="preserve">However, time series describing odd-year runs required </w:t>
+        <w:t xml:space="preserve">time series describing odd-year runs required </w:t>
       </w:r>
       <w:r>
         <w:t>third</w:t>
@@ -5821,14 +6082,14 @@
       <w:r>
         <w:t xml:space="preserve">This level of differencing indicates the need to compensate for some complex cubic trend in the time series and risks over-differencing, which may introduce noise and dampen information related to long-term trends. </w:t>
       </w:r>
-      <w:commentRangeEnd w:id="73"/>
+      <w:commentRangeEnd w:id="74"/>
       <w:r>
         <w:rPr>
           <w:rStyle w:val="CommentReference"/>
           <w:sz w:val="24"/>
           <w:szCs w:val="24"/>
         </w:rPr>
-        <w:commentReference w:id="73"/>
+        <w:commentReference w:id="74"/>
       </w:r>
       <w:r>
         <w:t>While initial (first order) differencing of the odd-year time series did not yield statistically stationary results, ADF tests estimated test statistics within 20% of the significance thresholds (i.e., &gt;80% confidence these time series are stationary). Both sets of differenced odd-year time series (first order and third order) are compared in Table 1.</w:t>
@@ -5841,7 +6102,7 @@
       <w:r>
         <w:tab/>
       </w:r>
-      <w:commentRangeStart w:id="74"/>
+      <w:commentRangeStart w:id="75"/>
       <w:r>
         <w:t>For even-year runs, no significant lags are observed once the time series are differenced to compensate for linear trends. The means and variances of these differenced time series are not found to significantly differ</w:t>
       </w:r>
@@ -5854,16 +6115,16 @@
       <w:r>
         <w:t xml:space="preserve"> </w:t>
       </w:r>
-      <w:commentRangeEnd w:id="74"/>
+      <w:commentRangeEnd w:id="75"/>
       <w:r>
         <w:rPr>
           <w:rStyle w:val="CommentReference"/>
           <w:sz w:val="24"/>
           <w:szCs w:val="24"/>
         </w:rPr>
-        <w:commentReference w:id="74"/>
-      </w:r>
-      <w:commentRangeStart w:id="75"/>
+        <w:commentReference w:id="75"/>
+      </w:r>
+      <w:commentRangeStart w:id="76"/>
       <w:r>
         <w:t xml:space="preserve">Based on these four characteristics it may be said with some confidence that even-year pink salmon abundances observed at Indian River are very much in line with those that might be expected of an average stream in the </w:t>
       </w:r>
@@ -5877,24 +6138,20 @@
       <w:r>
         <w:t xml:space="preserve"> region. </w:t>
       </w:r>
-      <w:commentRangeEnd w:id="75"/>
+      <w:commentRangeEnd w:id="76"/>
       <w:r>
         <w:rPr>
           <w:rStyle w:val="CommentReference"/>
           <w:sz w:val="24"/>
           <w:szCs w:val="24"/>
         </w:rPr>
-        <w:commentReference w:id="75"/>
+        <w:commentReference w:id="76"/>
       </w:r>
       <w:r>
         <w:t xml:space="preserve">The picture is much less clear for odd-year runs. </w:t>
       </w:r>
       <w:r>
-        <w:t xml:space="preserve">While both the first and third order differenced time series show no significant difference in terms of mean or variance, the trends estimated in both cases are not the same. Additionally, both sets of time series show significant first lags, meaning there is likely some persistent autocorrelation, even despite the third order differencing! It is therefore impossible to conclude that odd-year pink salmon abundances observed at Indian River are in line with regional expectations. Returning to Figure 5, this may </w:t>
-      </w:r>
-      <w:r>
-        <w:lastRenderedPageBreak/>
-        <w:t xml:space="preserve">be due to the </w:t>
+        <w:t xml:space="preserve">While both the first and third order differenced time series show no significant difference in terms of mean or variance, the trends estimated in both cases are not the same. Additionally, both sets of time series show significant first lags, meaning there is likely some persistent autocorrelation, even despite the third order differencing! It is therefore impossible to conclude that odd-year pink salmon abundances observed at Indian River are in line with regional expectations. Returning to Figure 5, this may be due to the </w:t>
       </w:r>
       <w:r>
         <w:t xml:space="preserve">large </w:t>
@@ -5932,7 +6189,7 @@
       <w:pPr>
         <w:spacing w:after="0" w:line="480" w:lineRule="auto"/>
       </w:pPr>
-      <w:commentRangeStart w:id="76"/>
+      <w:commentRangeStart w:id="77"/>
       <w:r>
         <w:t xml:space="preserve">Difference-in-difference </w:t>
       </w:r>
@@ -6005,14 +6262,14 @@
       <w:r>
         <w:t>best fit model was selected using AIC, with the most parsimonious model being chosen in cases where AIC values were within 2 of one another.</w:t>
       </w:r>
-      <w:commentRangeEnd w:id="76"/>
+      <w:commentRangeEnd w:id="77"/>
       <w:r>
         <w:rPr>
           <w:rStyle w:val="CommentReference"/>
           <w:sz w:val="24"/>
           <w:szCs w:val="24"/>
         </w:rPr>
-        <w:commentReference w:id="76"/>
+        <w:commentReference w:id="77"/>
       </w:r>
     </w:p>
     <w:p>
@@ -6020,7 +6277,7 @@
         <w:spacing w:after="0" w:line="480" w:lineRule="auto"/>
         <w:ind w:firstLine="720"/>
       </w:pPr>
-      <w:commentRangeStart w:id="77"/>
+      <w:commentRangeStart w:id="78"/>
       <w:r>
         <w:t>As mentioned above, a necessary pre-condition of difference-in-difference models is the satisfaction of the parallel trends assumption, which asserts that treatment and control groups</w:t>
       </w:r>
@@ -6232,7 +6489,6 @@
         <w:spacing w:after="0" w:line="480" w:lineRule="auto"/>
       </w:pPr>
       <w:r>
-        <w:lastRenderedPageBreak/>
         <w:t xml:space="preserve">Here, the variable </w:t>
       </w:r>
       <w:r>
@@ -6336,7 +6592,11 @@
         <w:t xml:space="preserve">. </w:t>
       </w:r>
       <w:r>
-        <w:t>If indeed treatment and control groups are similar during the pre-treatment period, then the effect of Indian River on pink salmon abundances (</w:t>
+        <w:t xml:space="preserve">If indeed </w:t>
+      </w:r>
+      <w:r>
+        <w:lastRenderedPageBreak/>
+        <w:t>treatment and control groups are similar during the pre-treatment period, then the effect of Indian River on pink salmon abundances (</w:t>
       </w:r>
       <w:r>
         <w:rPr>
@@ -6370,16 +6630,16 @@
       <w:r>
         <w:t xml:space="preserve">be statistically significant. </w:t>
       </w:r>
-      <w:commentRangeEnd w:id="77"/>
+      <w:commentRangeEnd w:id="78"/>
       <w:r>
         <w:rPr>
           <w:rStyle w:val="CommentReference"/>
           <w:sz w:val="24"/>
           <w:szCs w:val="24"/>
         </w:rPr>
-        <w:commentReference w:id="77"/>
-      </w:r>
-      <w:del w:id="78" w:author="Mark Scheuerell" w:date="2026-03-07T09:40:00Z" w16du:dateUtc="2026-03-07T17:40:00Z">
+        <w:commentReference w:id="78"/>
+      </w:r>
+      <w:del w:id="79" w:author="Mark Scheuerell" w:date="2026-03-07T09:40:00Z" w16du:dateUtc="2026-03-07T17:40:00Z">
         <w:r>
           <w:delText>T</w:delText>
         </w:r>
@@ -6396,12 +6656,12 @@
       <w:r>
         <w:t xml:space="preserve">For even-year runs </w:t>
       </w:r>
-      <w:del w:id="79" w:author="Mark Scheuerell" w:date="2026-03-07T09:41:00Z" w16du:dateUtc="2026-03-07T17:41:00Z">
+      <w:del w:id="80" w:author="Mark Scheuerell" w:date="2026-03-07T09:41:00Z" w16du:dateUtc="2026-03-07T17:41:00Z">
         <w:r>
           <w:delText>there exists</w:delText>
         </w:r>
       </w:del>
-      <w:ins w:id="80" w:author="Mark Scheuerell" w:date="2026-03-07T09:41:00Z" w16du:dateUtc="2026-03-07T17:41:00Z">
+      <w:ins w:id="81" w:author="Mark Scheuerell" w:date="2026-03-07T09:41:00Z" w16du:dateUtc="2026-03-07T17:41:00Z">
         <w:r>
           <w:t>I found</w:t>
         </w:r>
@@ -6409,7 +6669,7 @@
       <w:r>
         <w:t xml:space="preserve"> some significant difference between trends at Indian River and elsewhere in the region prior to 1980</w:t>
       </w:r>
-      <w:ins w:id="81" w:author="Mark Scheuerell" w:date="2026-03-07T09:40:00Z" w16du:dateUtc="2026-03-07T17:40:00Z">
+      <w:ins w:id="82" w:author="Mark Scheuerell" w:date="2026-03-07T09:40:00Z" w16du:dateUtc="2026-03-07T17:40:00Z">
         <w:r>
           <w:t xml:space="preserve"> (Table 2)</w:t>
         </w:r>
@@ -6417,7 +6677,7 @@
       <w:r>
         <w:t xml:space="preserve">. Due to this difference, </w:t>
       </w:r>
-      <w:ins w:id="82" w:author="Mark Scheuerell" w:date="2026-03-07T09:41:00Z" w16du:dateUtc="2026-03-07T17:41:00Z">
+      <w:ins w:id="83" w:author="Mark Scheuerell" w:date="2026-03-07T09:41:00Z" w16du:dateUtc="2026-03-07T17:41:00Z">
         <w:r>
           <w:t xml:space="preserve">I constructed </w:t>
         </w:r>
@@ -6425,7 +6685,7 @@
       <w:r>
         <w:t xml:space="preserve">a synthetic control group time series </w:t>
       </w:r>
-      <w:del w:id="83" w:author="Mark Scheuerell" w:date="2026-03-07T09:41:00Z" w16du:dateUtc="2026-03-07T17:41:00Z">
+      <w:del w:id="84" w:author="Mark Scheuerell" w:date="2026-03-07T09:41:00Z" w16du:dateUtc="2026-03-07T17:41:00Z">
         <w:r>
           <w:delText xml:space="preserve">was constructed </w:delText>
         </w:r>
@@ -6445,7 +6705,7 @@
       <w:r>
         <w:tab/>
       </w:r>
-      <w:del w:id="84" w:author="Mark Scheuerell" w:date="2026-03-07T09:41:00Z" w16du:dateUtc="2026-03-07T17:41:00Z">
+      <w:del w:id="85" w:author="Mark Scheuerell" w:date="2026-03-07T09:41:00Z" w16du:dateUtc="2026-03-07T17:41:00Z">
         <w:r>
           <w:delText xml:space="preserve">Table 3 describes the results of these difference-in-difference studies. </w:delText>
         </w:r>
@@ -6453,12 +6713,12 @@
       <w:r>
         <w:t xml:space="preserve">The effect of SJH operations commencing in 1980 </w:t>
       </w:r>
-      <w:del w:id="85" w:author="Mark Scheuerell" w:date="2026-03-07T09:42:00Z" w16du:dateUtc="2026-03-07T17:42:00Z">
+      <w:del w:id="86" w:author="Mark Scheuerell" w:date="2026-03-07T09:42:00Z" w16du:dateUtc="2026-03-07T17:42:00Z">
         <w:r>
           <w:delText>is shown to have driven</w:delText>
         </w:r>
       </w:del>
-      <w:ins w:id="86" w:author="Mark Scheuerell" w:date="2026-03-07T09:42:00Z" w16du:dateUtc="2026-03-07T17:42:00Z">
+      <w:ins w:id="87" w:author="Mark Scheuerell" w:date="2026-03-07T09:42:00Z" w16du:dateUtc="2026-03-07T17:42:00Z">
         <w:r>
           <w:t>drove</w:t>
         </w:r>
@@ -6469,12 +6729,12 @@
       <w:r>
         <w:t xml:space="preserve">, while no significant impact </w:t>
       </w:r>
-      <w:del w:id="87" w:author="Mark Scheuerell" w:date="2026-03-07T09:42:00Z" w16du:dateUtc="2026-03-07T17:42:00Z">
+      <w:del w:id="88" w:author="Mark Scheuerell" w:date="2026-03-07T09:42:00Z" w16du:dateUtc="2026-03-07T17:42:00Z">
         <w:r>
           <w:delText xml:space="preserve">is </w:delText>
         </w:r>
       </w:del>
-      <w:ins w:id="88" w:author="Mark Scheuerell" w:date="2026-03-07T09:42:00Z" w16du:dateUtc="2026-03-07T17:42:00Z">
+      <w:ins w:id="89" w:author="Mark Scheuerell" w:date="2026-03-07T09:42:00Z" w16du:dateUtc="2026-03-07T17:42:00Z">
         <w:r>
           <w:t xml:space="preserve">was </w:t>
         </w:r>
@@ -6482,7 +6742,7 @@
       <w:r>
         <w:t>found affecting even-year runs</w:t>
       </w:r>
-      <w:ins w:id="89" w:author="Mark Scheuerell" w:date="2026-03-07T09:41:00Z" w16du:dateUtc="2026-03-07T17:41:00Z">
+      <w:ins w:id="90" w:author="Mark Scheuerell" w:date="2026-03-07T09:41:00Z" w16du:dateUtc="2026-03-07T17:41:00Z">
         <w:r>
           <w:t xml:space="preserve"> (Table 3)</w:t>
         </w:r>
@@ -6496,7 +6756,7 @@
       <w:r>
         <w:t xml:space="preserve">he expansion of permitted pink salmon releases from 1 million to 3 million in 2010 </w:t>
       </w:r>
-      <w:del w:id="90" w:author="Mark Scheuerell" w:date="2026-03-07T09:42:00Z" w16du:dateUtc="2026-03-07T17:42:00Z">
+      <w:del w:id="91" w:author="Mark Scheuerell" w:date="2026-03-07T09:42:00Z" w16du:dateUtc="2026-03-07T17:42:00Z">
         <w:r>
           <w:delText xml:space="preserve">is shown to have driven </w:delText>
         </w:r>
@@ -6504,7 +6764,7 @@
       <w:r>
         <w:t>significant</w:t>
       </w:r>
-      <w:ins w:id="91" w:author="Mark Scheuerell" w:date="2026-03-07T09:42:00Z" w16du:dateUtc="2026-03-07T17:42:00Z">
+      <w:ins w:id="92" w:author="Mark Scheuerell" w:date="2026-03-07T09:42:00Z" w16du:dateUtc="2026-03-07T17:42:00Z">
         <w:r>
           <w:t>ly</w:t>
         </w:r>
@@ -6512,12 +6772,12 @@
       <w:r>
         <w:t xml:space="preserve"> </w:t>
       </w:r>
-      <w:del w:id="92" w:author="Mark Scheuerell" w:date="2026-03-07T09:42:00Z" w16du:dateUtc="2026-03-07T17:42:00Z">
+      <w:del w:id="93" w:author="Mark Scheuerell" w:date="2026-03-07T09:42:00Z" w16du:dateUtc="2026-03-07T17:42:00Z">
         <w:r>
           <w:delText xml:space="preserve">increases </w:delText>
         </w:r>
       </w:del>
-      <w:ins w:id="93" w:author="Mark Scheuerell" w:date="2026-03-07T09:42:00Z" w16du:dateUtc="2026-03-07T17:42:00Z">
+      <w:ins w:id="94" w:author="Mark Scheuerell" w:date="2026-03-07T09:42:00Z" w16du:dateUtc="2026-03-07T17:42:00Z">
         <w:r>
           <w:t xml:space="preserve">increased </w:t>
         </w:r>
@@ -6534,12 +6794,12 @@
       <w:r>
         <w:t xml:space="preserve">1980, and pre- and post-2010) </w:t>
       </w:r>
-      <w:del w:id="94" w:author="Mark Scheuerell" w:date="2026-03-07T09:42:00Z" w16du:dateUtc="2026-03-07T17:42:00Z">
+      <w:del w:id="95" w:author="Mark Scheuerell" w:date="2026-03-07T09:42:00Z" w16du:dateUtc="2026-03-07T17:42:00Z">
         <w:r>
           <w:delText>is found to be</w:delText>
         </w:r>
       </w:del>
-      <w:ins w:id="95" w:author="Mark Scheuerell" w:date="2026-03-07T09:42:00Z" w16du:dateUtc="2026-03-07T17:42:00Z">
+      <w:ins w:id="96" w:author="Mark Scheuerell" w:date="2026-03-07T09:42:00Z" w16du:dateUtc="2026-03-07T17:42:00Z">
         <w:r>
           <w:t>was</w:t>
         </w:r>
@@ -6590,13 +6850,16 @@
       <w:pPr>
         <w:spacing w:after="0" w:line="480" w:lineRule="auto"/>
       </w:pPr>
-      <w:commentRangeStart w:id="96"/>
+      <w:commentRangeStart w:id="97"/>
+      <w:r>
+        <w:t>With difference-in-difference studies suggesting that hatchery operations are having some influence on Indian River pink salmon abundances, the last stage of this research seeks to directly evaluate the effect o</w:t>
+      </w:r>
+      <w:r>
+        <w:t xml:space="preserve">f the volume of pink salmon coming from each source (the river </w:t>
+      </w:r>
       <w:r>
         <w:lastRenderedPageBreak/>
-        <w:t>With difference-in-difference studies suggesting that hatchery operations are having some influence on Indian River pink salmon abundances, the last stage of this research seeks to directly evaluate the effect o</w:t>
-      </w:r>
-      <w:r>
-        <w:t>f the volume of pink salmon coming from each source (the river and the hatchery) in brood year t-1 has on the other in brood year t</w:t>
+        <w:t>and the hatchery) in brood year t-1 has on the other in brood year t</w:t>
       </w:r>
       <w:r>
         <w:t xml:space="preserve">. </w:t>
@@ -6639,16 +6902,16 @@
       <w:r>
         <w:t xml:space="preserve"> that would capture the influence of hatchery returns in brood year t-1 on hatchery returns in brood year t is set at zero, due to hatchery releases in year t not being the direct result of returns in the previous brood year. </w:t>
       </w:r>
-      <w:commentRangeEnd w:id="96"/>
+      <w:commentRangeEnd w:id="97"/>
       <w:r>
         <w:rPr>
           <w:rStyle w:val="CommentReference"/>
           <w:sz w:val="24"/>
           <w:szCs w:val="24"/>
         </w:rPr>
-        <w:commentReference w:id="96"/>
-      </w:r>
-      <w:commentRangeStart w:id="97"/>
+        <w:commentReference w:id="97"/>
+      </w:r>
+      <w:commentRangeStart w:id="98"/>
       <w:r>
         <w:t xml:space="preserve">Figure 6 describes </w:t>
       </w:r>
@@ -6686,14 +6949,14 @@
       <w:r>
         <w:t xml:space="preserve">, and the effect of prior brood year Indian River abundance on current brood year Indian River abundance. </w:t>
       </w:r>
-      <w:commentRangeEnd w:id="97"/>
+      <w:commentRangeEnd w:id="98"/>
       <w:r>
         <w:rPr>
           <w:rStyle w:val="CommentReference"/>
           <w:sz w:val="24"/>
           <w:szCs w:val="24"/>
         </w:rPr>
-        <w:commentReference w:id="97"/>
+        <w:commentReference w:id="98"/>
       </w:r>
       <w:r>
         <w:t xml:space="preserve">Parametric bootstrapping is employed to construct confidence intervals around these parameter estimates. </w:t>
@@ -6706,11 +6969,11 @@
       <w:r>
         <w:tab/>
       </w:r>
-      <w:commentRangeStart w:id="98"/>
+      <w:commentRangeStart w:id="99"/>
       <w:r>
         <w:t xml:space="preserve">The </w:t>
       </w:r>
-      <w:del w:id="99" w:author="Mark Scheuerell" w:date="2026-03-07T09:44:00Z" w16du:dateUtc="2026-03-07T17:44:00Z">
+      <w:del w:id="100" w:author="Mark Scheuerell" w:date="2026-03-07T09:44:00Z" w16du:dateUtc="2026-03-07T17:44:00Z">
         <w:r>
           <w:delText>parameter of interest</w:delText>
         </w:r>
@@ -6724,7 +6987,7 @@
       <w:r>
         <w:t>ffect of prior brood year hatchery returns on current brood year Indian River abundance</w:t>
       </w:r>
-      <w:del w:id="100" w:author="Mark Scheuerell" w:date="2026-03-07T09:45:00Z" w16du:dateUtc="2026-03-07T17:45:00Z">
+      <w:del w:id="101" w:author="Mark Scheuerell" w:date="2026-03-07T09:45:00Z" w16du:dateUtc="2026-03-07T17:45:00Z">
         <w:r>
           <w:delText>) i</w:delText>
         </w:r>
@@ -6735,7 +6998,7 @@
           <w:delText xml:space="preserve"> found to be</w:delText>
         </w:r>
       </w:del>
-      <w:ins w:id="101" w:author="Mark Scheuerell" w:date="2026-03-07T09:45:00Z" w16du:dateUtc="2026-03-07T17:45:00Z">
+      <w:ins w:id="102" w:author="Mark Scheuerell" w:date="2026-03-07T09:45:00Z" w16du:dateUtc="2026-03-07T17:45:00Z">
         <w:r>
           <w:t xml:space="preserve"> was</w:t>
         </w:r>
@@ -6846,21 +7109,17 @@
         <w:t xml:space="preserve"> </w:t>
       </w:r>
       <w:r>
-        <w:t xml:space="preserve">While the effect of prior brood year Indian River abundances on </w:t>
-      </w:r>
-      <w:r>
-        <w:lastRenderedPageBreak/>
-        <w:t xml:space="preserve">current brood year hatchery returns is stronger for both runs than its inverse, it is crucial to note that hatchery returns are </w:t>
+        <w:t xml:space="preserve">While the effect of prior brood year Indian River abundances on current brood year hatchery returns is stronger for both runs than its inverse, it is crucial to note that hatchery returns are </w:t>
       </w:r>
       <w:r>
         <w:t xml:space="preserve">greater than Indian River abundance much more often than not. This means that despite the difference in effect, the overall numbers of fish </w:t>
       </w:r>
-      <w:del w:id="102" w:author="Mark Scheuerell" w:date="2026-03-07T09:46:00Z" w16du:dateUtc="2026-03-07T17:46:00Z">
+      <w:del w:id="103" w:author="Mark Scheuerell" w:date="2026-03-07T09:46:00Z" w16du:dateUtc="2026-03-07T17:46:00Z">
         <w:r>
           <w:delText xml:space="preserve">returning </w:delText>
         </w:r>
       </w:del>
-      <w:ins w:id="103" w:author="Mark Scheuerell" w:date="2026-03-07T09:46:00Z" w16du:dateUtc="2026-03-07T17:46:00Z">
+      <w:ins w:id="104" w:author="Mark Scheuerell" w:date="2026-03-07T09:46:00Z" w16du:dateUtc="2026-03-07T17:46:00Z">
         <w:r>
           <w:t xml:space="preserve">straying </w:t>
         </w:r>
@@ -6868,15 +7127,16 @@
       <w:r>
         <w:t xml:space="preserve">to a </w:t>
       </w:r>
-      <w:ins w:id="104" w:author="Mark Scheuerell" w:date="2026-03-07T09:46:00Z" w16du:dateUtc="2026-03-07T17:46:00Z">
-        <w:r>
+      <w:ins w:id="105" w:author="Mark Scheuerell" w:date="2026-03-07T09:46:00Z" w16du:dateUtc="2026-03-07T17:46:00Z">
+        <w:r>
+          <w:lastRenderedPageBreak/>
           <w:t xml:space="preserve">non-origin </w:t>
         </w:r>
       </w:ins>
       <w:r>
         <w:t xml:space="preserve">site </w:t>
       </w:r>
-      <w:del w:id="105" w:author="Mark Scheuerell" w:date="2026-03-07T09:46:00Z" w16du:dateUtc="2026-03-07T17:46:00Z">
+      <w:del w:id="106" w:author="Mark Scheuerell" w:date="2026-03-07T09:46:00Z" w16du:dateUtc="2026-03-07T17:46:00Z">
         <w:r>
           <w:delText xml:space="preserve">different from that of their origin </w:delText>
         </w:r>
@@ -6884,7 +7144,7 @@
       <w:r>
         <w:t xml:space="preserve">could be roughly equal or even skewed towards hatchery-born fish returning to Indian River. In those brood years where Indian River abundances exceed hatchery returns, the </w:t>
       </w:r>
-      <w:del w:id="106" w:author="Mark Scheuerell" w:date="2026-03-07T09:47:00Z" w16du:dateUtc="2026-03-07T17:47:00Z">
+      <w:del w:id="107" w:author="Mark Scheuerell" w:date="2026-03-07T09:47:00Z" w16du:dateUtc="2026-03-07T17:47:00Z">
         <w:r>
           <w:delText xml:space="preserve">sizes of </w:delText>
         </w:r>
@@ -6892,7 +7152,7 @@
       <w:r>
         <w:t>these effect</w:t>
       </w:r>
-      <w:ins w:id="107" w:author="Mark Scheuerell" w:date="2026-03-07T09:47:00Z" w16du:dateUtc="2026-03-07T17:47:00Z">
+      <w:ins w:id="108" w:author="Mark Scheuerell" w:date="2026-03-07T09:47:00Z" w16du:dateUtc="2026-03-07T17:47:00Z">
         <w:r>
           <w:t xml:space="preserve"> size</w:t>
         </w:r>
@@ -6900,14 +7160,14 @@
       <w:r>
         <w:t>s imply that the following brood year will see more fish from Indian River returning to the hatchery than vice versa.</w:t>
       </w:r>
-      <w:commentRangeEnd w:id="98"/>
+      <w:commentRangeEnd w:id="99"/>
       <w:r>
         <w:rPr>
           <w:rStyle w:val="CommentReference"/>
           <w:sz w:val="24"/>
           <w:szCs w:val="24"/>
         </w:rPr>
-        <w:commentReference w:id="98"/>
+        <w:commentReference w:id="99"/>
       </w:r>
     </w:p>
     <w:p>
@@ -6915,7 +7175,7 @@
         <w:spacing w:after="0" w:line="480" w:lineRule="auto"/>
       </w:pPr>
     </w:p>
-    <w:bookmarkEnd w:id="64"/>
+    <w:bookmarkEnd w:id="65"/>
     <w:p>
       <w:pPr>
         <w:spacing w:after="0" w:line="480" w:lineRule="auto"/>
@@ -6925,7 +7185,7 @@
           <w:u w:val="single"/>
         </w:rPr>
       </w:pPr>
-      <w:commentRangeStart w:id="108"/>
+      <w:commentRangeStart w:id="109"/>
       <w:r>
         <w:rPr>
           <w:b/>
@@ -6934,7 +7194,7 @@
         </w:rPr>
         <w:t>Discussion</w:t>
       </w:r>
-      <w:commentRangeEnd w:id="108"/>
+      <w:commentRangeEnd w:id="109"/>
       <w:r>
         <w:rPr>
           <w:rStyle w:val="CommentReference"/>
@@ -6944,77 +7204,77 @@
           <w:szCs w:val="24"/>
           <w:u w:val="single"/>
         </w:rPr>
-        <w:commentReference w:id="108"/>
+        <w:commentReference w:id="109"/>
       </w:r>
     </w:p>
     <w:p>
       <w:pPr>
         <w:spacing w:after="0" w:line="480" w:lineRule="auto"/>
       </w:pPr>
-      <w:commentRangeStart w:id="109"/>
+      <w:commentRangeStart w:id="110"/>
       <w:r>
         <w:t xml:space="preserve">The results of this work are intended first and foremost to provide management at SITK with a comprehensive description of both the impacts of SJH operations and of the population dynamics of pink salmon throughout the broader region.  </w:t>
       </w:r>
-      <w:commentRangeEnd w:id="109"/>
+      <w:commentRangeEnd w:id="110"/>
       <w:r>
         <w:rPr>
           <w:rStyle w:val="CommentReference"/>
           <w:sz w:val="24"/>
           <w:szCs w:val="24"/>
         </w:rPr>
-        <w:commentReference w:id="109"/>
-      </w:r>
-      <w:commentRangeStart w:id="110"/>
+        <w:commentReference w:id="110"/>
+      </w:r>
+      <w:commentRangeStart w:id="111"/>
       <w:r>
         <w:t xml:space="preserve">The state of pink salmon abundances in northern southeast Alaska is changing, as evidenced by Figures 2 &amp; 3. </w:t>
       </w:r>
-      <w:commentRangeEnd w:id="110"/>
+      <w:commentRangeEnd w:id="111"/>
       <w:r>
         <w:rPr>
           <w:rStyle w:val="CommentReference"/>
           <w:sz w:val="24"/>
           <w:szCs w:val="24"/>
         </w:rPr>
-        <w:commentReference w:id="110"/>
-      </w:r>
-      <w:commentRangeStart w:id="111"/>
+        <w:commentReference w:id="111"/>
+      </w:r>
+      <w:commentRangeStart w:id="112"/>
       <w:r>
         <w:t xml:space="preserve">Understanding whether pink salmon at Indian River exist within a natural range of variation requires parsing this context. </w:t>
       </w:r>
-      <w:commentRangeEnd w:id="111"/>
+      <w:commentRangeEnd w:id="112"/>
       <w:r>
         <w:rPr>
           <w:rStyle w:val="CommentReference"/>
           <w:sz w:val="24"/>
           <w:szCs w:val="24"/>
         </w:rPr>
-        <w:commentReference w:id="111"/>
-      </w:r>
-      <w:commentRangeStart w:id="112"/>
+        <w:commentReference w:id="112"/>
+      </w:r>
+      <w:commentRangeStart w:id="113"/>
       <w:r>
         <w:t xml:space="preserve">While pink salmon densities observed at Indian River in recent decades are high compared to those that were recorded decades ago, </w:t>
       </w:r>
-      <w:ins w:id="113" w:author="Mark Scheuerell" w:date="2026-03-07T09:53:00Z" w16du:dateUtc="2026-03-07T17:53:00Z">
+      <w:ins w:id="114" w:author="Mark Scheuerell" w:date="2026-03-07T09:53:00Z" w16du:dateUtc="2026-03-07T17:53:00Z">
         <w:r>
           <w:t xml:space="preserve">more contemporary returns </w:t>
         </w:r>
       </w:ins>
-      <w:ins w:id="114" w:author="Mark Scheuerell" w:date="2026-03-07T09:54:00Z" w16du:dateUtc="2026-03-07T17:54:00Z">
+      <w:ins w:id="115" w:author="Mark Scheuerell" w:date="2026-03-07T09:54:00Z" w16du:dateUtc="2026-03-07T17:54:00Z">
         <w:r>
           <w:t xml:space="preserve">of </w:t>
         </w:r>
       </w:ins>
-      <w:ins w:id="115" w:author="Mark Scheuerell" w:date="2026-03-07T09:55:00Z" w16du:dateUtc="2026-03-07T17:55:00Z">
+      <w:ins w:id="116" w:author="Mark Scheuerell" w:date="2026-03-07T09:55:00Z" w16du:dateUtc="2026-03-07T17:55:00Z">
         <w:r>
           <w:t xml:space="preserve">adults </w:t>
         </w:r>
       </w:ins>
-      <w:ins w:id="116" w:author="Mark Scheuerell" w:date="2026-03-07T09:53:00Z" w16du:dateUtc="2026-03-07T17:53:00Z">
+      <w:ins w:id="117" w:author="Mark Scheuerell" w:date="2026-03-07T09:53:00Z" w16du:dateUtc="2026-03-07T17:53:00Z">
         <w:r>
           <w:t xml:space="preserve">to the </w:t>
         </w:r>
       </w:ins>
-      <w:del w:id="117" w:author="Mark Scheuerell" w:date="2026-03-07T09:52:00Z" w16du:dateUtc="2026-03-07T17:52:00Z">
+      <w:del w:id="118" w:author="Mark Scheuerell" w:date="2026-03-07T09:52:00Z" w16du:dateUtc="2026-03-07T17:52:00Z">
         <w:r>
           <w:delText xml:space="preserve">a statistical comparison of </w:delText>
         </w:r>
@@ -7022,12 +7282,12 @@
       <w:r>
         <w:t xml:space="preserve">Indian River </w:t>
       </w:r>
-      <w:ins w:id="118" w:author="Mark Scheuerell" w:date="2026-03-07T09:54:00Z" w16du:dateUtc="2026-03-07T17:54:00Z">
+      <w:ins w:id="119" w:author="Mark Scheuerell" w:date="2026-03-07T09:54:00Z" w16du:dateUtc="2026-03-07T17:54:00Z">
         <w:r>
           <w:t xml:space="preserve">in even years are largely in line with </w:t>
         </w:r>
       </w:ins>
-      <w:del w:id="119" w:author="Mark Scheuerell" w:date="2026-03-07T09:54:00Z" w16du:dateUtc="2026-03-07T17:54:00Z">
+      <w:del w:id="120" w:author="Mark Scheuerell" w:date="2026-03-07T09:54:00Z" w16du:dateUtc="2026-03-07T17:54:00Z">
         <w:r>
           <w:delText xml:space="preserve">to ADFG’s pinks salmon </w:delText>
         </w:r>
@@ -7041,24 +7301,6 @@
           <w:iCs/>
         </w:rPr>
         <w:t xml:space="preserve">north southeast </w:t>
-      </w:r>
-      <w:r>
-        <w:rPr>
-          <w:rPrChange w:id="120" w:author="Mark Scheuerell" w:date="2026-03-07T09:55:00Z" w16du:dateUtc="2026-03-07T17:55:00Z">
-            <w:rPr>
-              <w:i/>
-              <w:iCs/>
-            </w:rPr>
-          </w:rPrChange>
-        </w:rPr>
-        <w:t>(</w:t>
-      </w:r>
-      <w:r>
-        <w:rPr>
-          <w:i/>
-          <w:iCs/>
-        </w:rPr>
-        <w:t>outside</w:t>
       </w:r>
       <w:r>
         <w:rPr>
@@ -7069,12 +7311,30 @@
             </w:rPr>
           </w:rPrChange>
         </w:rPr>
+        <w:t>(</w:t>
+      </w:r>
+      <w:r>
+        <w:rPr>
+          <w:i/>
+          <w:iCs/>
+        </w:rPr>
+        <w:t>outside</w:t>
+      </w:r>
+      <w:r>
+        <w:rPr>
+          <w:rPrChange w:id="122" w:author="Mark Scheuerell" w:date="2026-03-07T09:55:00Z" w16du:dateUtc="2026-03-07T17:55:00Z">
+            <w:rPr>
+              <w:i/>
+              <w:iCs/>
+            </w:rPr>
+          </w:rPrChange>
+        </w:rPr>
         <w:t>)</w:t>
       </w:r>
-      <w:ins w:id="122" w:author="Mark Scheuerell" w:date="2026-03-07T09:55:00Z" w16du:dateUtc="2026-03-07T17:55:00Z">
+      <w:ins w:id="123" w:author="Mark Scheuerell" w:date="2026-03-07T09:55:00Z" w16du:dateUtc="2026-03-07T17:55:00Z">
         <w:r>
           <w:rPr>
-            <w:rPrChange w:id="123" w:author="Mark Scheuerell" w:date="2026-03-07T09:55:00Z" w16du:dateUtc="2026-03-07T17:55:00Z">
+            <w:rPrChange w:id="124" w:author="Mark Scheuerell" w:date="2026-03-07T09:55:00Z" w16du:dateUtc="2026-03-07T17:55:00Z">
               <w:rPr>
                 <w:i/>
                 <w:iCs/>
@@ -7087,7 +7347,7 @@
           <w:t xml:space="preserve">as </w:t>
         </w:r>
       </w:ins>
-      <w:del w:id="124" w:author="Mark Scheuerell" w:date="2026-03-07T09:55:00Z" w16du:dateUtc="2026-03-07T17:55:00Z">
+      <w:del w:id="125" w:author="Mark Scheuerell" w:date="2026-03-07T09:55:00Z" w16du:dateUtc="2026-03-07T17:55:00Z">
         <w:r>
           <w:delText xml:space="preserve"> </w:delText>
         </w:r>
@@ -7098,7 +7358,7 @@
       <w:r>
         <w:t xml:space="preserve">odd-year runs are not in line with </w:t>
       </w:r>
-      <w:ins w:id="125" w:author="Mark Scheuerell" w:date="2026-03-07T09:56:00Z" w16du:dateUtc="2026-03-07T17:56:00Z">
+      <w:ins w:id="126" w:author="Mark Scheuerell" w:date="2026-03-07T09:56:00Z" w16du:dateUtc="2026-03-07T17:56:00Z">
         <w:r>
           <w:t xml:space="preserve">broader </w:t>
         </w:r>
@@ -7106,12 +7366,12 @@
       <w:r>
         <w:t xml:space="preserve">regional </w:t>
       </w:r>
-      <w:del w:id="126" w:author="Mark Scheuerell" w:date="2026-03-07T09:56:00Z" w16du:dateUtc="2026-03-07T17:56:00Z">
+      <w:del w:id="127" w:author="Mark Scheuerell" w:date="2026-03-07T09:56:00Z" w16du:dateUtc="2026-03-07T17:56:00Z">
         <w:r>
           <w:delText>expectations</w:delText>
         </w:r>
       </w:del>
-      <w:ins w:id="127" w:author="Mark Scheuerell" w:date="2026-03-07T09:56:00Z" w16du:dateUtc="2026-03-07T17:56:00Z">
+      <w:ins w:id="128" w:author="Mark Scheuerell" w:date="2026-03-07T09:56:00Z" w16du:dateUtc="2026-03-07T17:56:00Z">
         <w:r>
           <w:t>patterns</w:t>
         </w:r>
@@ -7119,46 +7379,46 @@
       <w:r>
         <w:t xml:space="preserve">. </w:t>
       </w:r>
-      <w:commentRangeEnd w:id="112"/>
+      <w:commentRangeEnd w:id="113"/>
       <w:r>
         <w:rPr>
           <w:rStyle w:val="CommentReference"/>
           <w:sz w:val="24"/>
           <w:szCs w:val="24"/>
         </w:rPr>
-        <w:commentReference w:id="112"/>
-      </w:r>
-      <w:r>
-        <w:t xml:space="preserve">Difference-in-difference modeling indicated that this difference may indeed be driven by Sheldon Jackson Hatchery operations, and the expansion of these operations in 2010 seems to have driven a significant increase in abundances for both even- and odd-year runs. While these results are compelling, </w:t>
-      </w:r>
-      <w:r>
-        <w:lastRenderedPageBreak/>
-        <w:t xml:space="preserve">they do not reveal the impact of hatchery releases on Indian River pink salmon abundances, only that abundances at Indian River post-2010 (and in the case of odd-year runs, post-1980) are higher than expected relative to the control group. </w:t>
-      </w:r>
-      <w:del w:id="128" w:author="Mark Scheuerell" w:date="2026-03-07T09:57:00Z" w16du:dateUtc="2026-03-07T17:57:00Z">
+        <w:commentReference w:id="113"/>
+      </w:r>
+      <w:r>
+        <w:t xml:space="preserve">Difference-in-difference modeling indicated that this difference may indeed be driven by Sheldon Jackson Hatchery operations, and the expansion of these operations in 2010 seems to have driven a significant increase in abundances for both even- and odd-year runs. While these results are compelling, they do not reveal the impact of hatchery releases on Indian River pink salmon abundances, only that abundances at Indian River post-2010 (and in the case of odd-year runs, post-1980) are higher than expected relative to the control group. </w:t>
+      </w:r>
+      <w:del w:id="129" w:author="Mark Scheuerell" w:date="2026-03-07T09:57:00Z" w16du:dateUtc="2026-03-07T17:57:00Z">
         <w:r>
           <w:delText>That effect is found through</w:delText>
         </w:r>
       </w:del>
-      <w:ins w:id="129" w:author="Mark Scheuerell" w:date="2026-03-07T09:57:00Z" w16du:dateUtc="2026-03-07T17:57:00Z">
-        <w:r>
-          <w:t>This finding was also consistent with</w:t>
+      <w:ins w:id="130" w:author="Mark Scheuerell" w:date="2026-03-07T09:57:00Z" w16du:dateUtc="2026-03-07T17:57:00Z">
+        <w:r>
+          <w:t xml:space="preserve">This finding </w:t>
+        </w:r>
+        <w:r>
+          <w:lastRenderedPageBreak/>
+          <w:t>was also consistent with</w:t>
         </w:r>
       </w:ins>
       <w:r>
         <w:t xml:space="preserve"> time series modeling of Indian River abundances and hatchery returns</w:t>
       </w:r>
-      <w:ins w:id="130" w:author="Mark Scheuerell" w:date="2026-03-07T09:57:00Z" w16du:dateUtc="2026-03-07T17:57:00Z">
+      <w:ins w:id="131" w:author="Mark Scheuerell" w:date="2026-03-07T09:57:00Z" w16du:dateUtc="2026-03-07T17:57:00Z">
         <w:r>
           <w:t xml:space="preserve">. Although </w:t>
         </w:r>
       </w:ins>
-      <w:ins w:id="131" w:author="Mark Scheuerell" w:date="2026-03-07T09:58:00Z" w16du:dateUtc="2026-03-07T17:58:00Z">
+      <w:ins w:id="132" w:author="Mark Scheuerell" w:date="2026-03-07T09:58:00Z" w16du:dateUtc="2026-03-07T17:58:00Z">
         <w:r>
           <w:t xml:space="preserve">I found </w:t>
         </w:r>
       </w:ins>
-      <w:del w:id="132" w:author="Mark Scheuerell" w:date="2026-03-07T09:58:00Z" w16du:dateUtc="2026-03-07T17:58:00Z">
+      <w:del w:id="133" w:author="Mark Scheuerell" w:date="2026-03-07T09:58:00Z" w16du:dateUtc="2026-03-07T17:58:00Z">
         <w:r>
           <w:delText xml:space="preserve">, and while this work finds </w:delText>
         </w:r>
@@ -7166,22 +7426,22 @@
       <w:r>
         <w:t xml:space="preserve">a significant effect of hatchery releases on Indian River </w:t>
       </w:r>
-      <w:ins w:id="133" w:author="Mark Scheuerell" w:date="2026-03-07T09:58:00Z" w16du:dateUtc="2026-03-07T17:58:00Z">
+      <w:ins w:id="134" w:author="Mark Scheuerell" w:date="2026-03-07T09:58:00Z" w16du:dateUtc="2026-03-07T17:58:00Z">
         <w:r>
           <w:t xml:space="preserve">adult </w:t>
         </w:r>
       </w:ins>
-      <w:del w:id="134" w:author="Mark Scheuerell" w:date="2026-03-07T09:58:00Z" w16du:dateUtc="2026-03-07T17:58:00Z">
+      <w:del w:id="135" w:author="Mark Scheuerell" w:date="2026-03-07T09:58:00Z" w16du:dateUtc="2026-03-07T17:58:00Z">
         <w:r>
           <w:delText>abundance</w:delText>
         </w:r>
       </w:del>
-      <w:ins w:id="135" w:author="Mark Scheuerell" w:date="2026-03-07T09:58:00Z" w16du:dateUtc="2026-03-07T17:58:00Z">
+      <w:ins w:id="136" w:author="Mark Scheuerell" w:date="2026-03-07T09:58:00Z" w16du:dateUtc="2026-03-07T17:58:00Z">
         <w:r>
           <w:t>numbers</w:t>
         </w:r>
       </w:ins>
-      <w:del w:id="136" w:author="Mark Scheuerell" w:date="2026-03-07T09:58:00Z" w16du:dateUtc="2026-03-07T17:58:00Z">
+      <w:del w:id="137" w:author="Mark Scheuerell" w:date="2026-03-07T09:58:00Z" w16du:dateUtc="2026-03-07T17:58:00Z">
         <w:r>
           <w:delText>s</w:delText>
         </w:r>
@@ -7197,18 +7457,18 @@
       <w:r>
         <w:tab/>
       </w:r>
-      <w:commentRangeStart w:id="137"/>
+      <w:commentRangeStart w:id="138"/>
       <w:r>
         <w:t xml:space="preserve">While it is not the aim of this work to be prescriptive, </w:t>
       </w:r>
-      <w:commentRangeEnd w:id="137"/>
+      <w:commentRangeEnd w:id="138"/>
       <w:r>
         <w:rPr>
           <w:rStyle w:val="CommentReference"/>
           <w:sz w:val="24"/>
           <w:szCs w:val="24"/>
         </w:rPr>
-        <w:commentReference w:id="137"/>
+        <w:commentReference w:id="138"/>
       </w:r>
       <w:r>
         <w:t xml:space="preserve">it is worth considering the implications of these findings and how they might inform the duties of park officials with respect to conservation. </w:t>
@@ -7216,7 +7476,7 @@
       <w:r>
         <w:t xml:space="preserve">In even years, Indian River salmon are not out of the ordinary relative to the wider region. While the expansion of hatchery releases in 2010 </w:t>
       </w:r>
-      <w:del w:id="138" w:author="Mark Scheuerell" w:date="2026-03-07T10:07:00Z" w16du:dateUtc="2026-03-07T18:07:00Z">
+      <w:del w:id="139" w:author="Mark Scheuerell" w:date="2026-03-07T10:07:00Z" w16du:dateUtc="2026-03-07T18:07:00Z">
         <w:r>
           <w:delText xml:space="preserve">is statistically shown to </w:delText>
         </w:r>
@@ -7224,7 +7484,7 @@
       <w:r>
         <w:t>coincide</w:t>
       </w:r>
-      <w:ins w:id="139" w:author="Mark Scheuerell" w:date="2026-03-07T10:07:00Z" w16du:dateUtc="2026-03-07T18:07:00Z">
+      <w:ins w:id="140" w:author="Mark Scheuerell" w:date="2026-03-07T10:07:00Z" w16du:dateUtc="2026-03-07T18:07:00Z">
         <w:r>
           <w:t>d with</w:t>
         </w:r>
@@ -7232,7 +7492,7 @@
       <w:r>
         <w:t xml:space="preserve"> an increase in the numbers of spawning pink salmon at Indian River, the effect of hatchery returns in the previous brood year on even-year pink salmon abundances are much lower than the effect of fish moving in the other direction. Taken together, </w:t>
       </w:r>
-      <w:del w:id="140" w:author="Mark Scheuerell" w:date="2026-03-07T10:07:00Z" w16du:dateUtc="2026-03-07T18:07:00Z">
+      <w:del w:id="141" w:author="Mark Scheuerell" w:date="2026-03-07T10:07:00Z" w16du:dateUtc="2026-03-07T18:07:00Z">
         <w:r>
           <w:delText xml:space="preserve">this suite of evidence makes </w:delText>
         </w:r>
@@ -7240,7 +7500,7 @@
       <w:r>
         <w:t>it seem</w:t>
       </w:r>
-      <w:ins w:id="141" w:author="Mark Scheuerell" w:date="2026-03-07T10:08:00Z" w16du:dateUtc="2026-03-07T18:08:00Z">
+      <w:ins w:id="142" w:author="Mark Scheuerell" w:date="2026-03-07T10:08:00Z" w16du:dateUtc="2026-03-07T18:08:00Z">
         <w:r>
           <w:t>s</w:t>
         </w:r>
@@ -7251,7 +7511,7 @@
       <w:r>
         <w:t xml:space="preserve">However, the analysis of odd-year runs tells a different story. </w:t>
       </w:r>
-      <w:del w:id="142" w:author="Mark Scheuerell" w:date="2026-03-07T10:09:00Z" w16du:dateUtc="2026-03-07T18:09:00Z">
+      <w:del w:id="143" w:author="Mark Scheuerell" w:date="2026-03-07T10:09:00Z" w16du:dateUtc="2026-03-07T18:09:00Z">
         <w:r>
           <w:delText xml:space="preserve">Odd-year runs at Indian River are found differ significantly from the expectation drawn from the wider region. </w:delText>
         </w:r>
@@ -7259,7 +7519,7 @@
       <w:r>
         <w:t>The effect</w:t>
       </w:r>
-      <w:ins w:id="143" w:author="Mark Scheuerell" w:date="2026-03-07T10:09:00Z" w16du:dateUtc="2026-03-07T18:09:00Z">
+      <w:ins w:id="144" w:author="Mark Scheuerell" w:date="2026-03-07T10:09:00Z" w16du:dateUtc="2026-03-07T18:09:00Z">
         <w:r>
           <w:t>s of</w:t>
         </w:r>
@@ -7267,7 +7527,7 @@
       <w:r>
         <w:t xml:space="preserve"> both the commencement and expansion of hatchery operations (1980 and 2010) </w:t>
       </w:r>
-      <w:del w:id="144" w:author="Mark Scheuerell" w:date="2026-03-07T10:09:00Z" w16du:dateUtc="2026-03-07T18:09:00Z">
+      <w:del w:id="145" w:author="Mark Scheuerell" w:date="2026-03-07T10:09:00Z" w16du:dateUtc="2026-03-07T18:09:00Z">
         <w:r>
           <w:delText xml:space="preserve">are shown to have </w:delText>
         </w:r>
@@ -7275,68 +7535,65 @@
       <w:r>
         <w:t xml:space="preserve">coincided with increases in the numbers of pink salmon at Indian River, above and beyond what was happening elsewhere in the region during those periods. Finally, </w:t>
       </w:r>
-      <w:del w:id="145" w:author="Mark Scheuerell" w:date="2026-03-07T10:11:00Z" w16du:dateUtc="2026-03-07T18:11:00Z">
+      <w:del w:id="146" w:author="Mark Scheuerell" w:date="2026-03-07T10:11:00Z" w16du:dateUtc="2026-03-07T18:11:00Z">
         <w:r>
           <w:delText>while (like even-year runs),</w:delText>
         </w:r>
       </w:del>
-      <w:ins w:id="146" w:author="Mark Scheuerell" w:date="2026-03-07T10:11:00Z" w16du:dateUtc="2026-03-07T18:11:00Z">
+      <w:ins w:id="147" w:author="Mark Scheuerell" w:date="2026-03-07T10:11:00Z" w16du:dateUtc="2026-03-07T18:11:00Z">
         <w:r>
           <w:t>although</w:t>
         </w:r>
       </w:ins>
       <w:r>
-        <w:t xml:space="preserve"> the effect of hatchery returns in the previous brood year on even-year pink salmon abundances are lower than the effect of fish </w:t>
-      </w:r>
+        <w:t xml:space="preserve"> the effect of hatchery returns in the previous brood year on even-year pink salmon abundances are lower than the effect of fish moving in the other direction, the difference in these effects is not as </w:t>
+      </w:r>
+      <w:del w:id="148" w:author="Mark Scheuerell" w:date="2026-03-07T10:11:00Z" w16du:dateUtc="2026-03-07T18:11:00Z">
+        <w:r>
+          <w:delText>great</w:delText>
+        </w:r>
+      </w:del>
+      <w:ins w:id="149" w:author="Mark Scheuerell" w:date="2026-03-07T10:11:00Z" w16du:dateUtc="2026-03-07T18:11:00Z">
+        <w:r>
+          <w:t>large</w:t>
+        </w:r>
+      </w:ins>
+      <w:r>
+        <w:t xml:space="preserve">, </w:t>
+      </w:r>
+      <w:del w:id="150" w:author="Mark Scheuerell" w:date="2026-03-07T10:12:00Z" w16du:dateUtc="2026-03-07T18:12:00Z">
+        <w:r>
+          <w:delText>meaning it is more likely that</w:delText>
+        </w:r>
+      </w:del>
+      <w:ins w:id="151" w:author="Mark Scheuerell" w:date="2026-03-07T10:12:00Z" w16du:dateUtc="2026-03-07T18:12:00Z">
+        <w:r>
+          <w:t>indicating</w:t>
+        </w:r>
+      </w:ins>
+      <w:r>
+        <w:t xml:space="preserve"> more fish from the hatchery </w:t>
+      </w:r>
+      <w:del w:id="152" w:author="Mark Scheuerell" w:date="2026-03-07T10:12:00Z" w16du:dateUtc="2026-03-07T18:12:00Z">
+        <w:r>
+          <w:delText>might be</w:delText>
+        </w:r>
+      </w:del>
+      <w:ins w:id="153" w:author="Mark Scheuerell" w:date="2026-03-07T10:12:00Z" w16du:dateUtc="2026-03-07T18:12:00Z">
+        <w:r>
+          <w:t>are</w:t>
+        </w:r>
+      </w:ins>
+      <w:r>
+        <w:t xml:space="preserve"> returning to Indian River in a given year than vice versa.</w:t>
+      </w:r>
+    </w:p>
+    <w:p>
+      <w:pPr>
+        <w:spacing w:after="0" w:line="480" w:lineRule="auto"/>
+      </w:pPr>
       <w:r>
         <w:lastRenderedPageBreak/>
-        <w:t xml:space="preserve">moving in the other direction, the difference in these effects is not as </w:t>
-      </w:r>
-      <w:del w:id="147" w:author="Mark Scheuerell" w:date="2026-03-07T10:11:00Z" w16du:dateUtc="2026-03-07T18:11:00Z">
-        <w:r>
-          <w:delText>great</w:delText>
-        </w:r>
-      </w:del>
-      <w:ins w:id="148" w:author="Mark Scheuerell" w:date="2026-03-07T10:11:00Z" w16du:dateUtc="2026-03-07T18:11:00Z">
-        <w:r>
-          <w:t>large</w:t>
-        </w:r>
-      </w:ins>
-      <w:r>
-        <w:t xml:space="preserve">, </w:t>
-      </w:r>
-      <w:del w:id="149" w:author="Mark Scheuerell" w:date="2026-03-07T10:12:00Z" w16du:dateUtc="2026-03-07T18:12:00Z">
-        <w:r>
-          <w:delText>meaning it is more likely that</w:delText>
-        </w:r>
-      </w:del>
-      <w:ins w:id="150" w:author="Mark Scheuerell" w:date="2026-03-07T10:12:00Z" w16du:dateUtc="2026-03-07T18:12:00Z">
-        <w:r>
-          <w:t>indicating</w:t>
-        </w:r>
-      </w:ins>
-      <w:r>
-        <w:t xml:space="preserve"> more fish from the hatchery </w:t>
-      </w:r>
-      <w:del w:id="151" w:author="Mark Scheuerell" w:date="2026-03-07T10:12:00Z" w16du:dateUtc="2026-03-07T18:12:00Z">
-        <w:r>
-          <w:delText>might be</w:delText>
-        </w:r>
-      </w:del>
-      <w:ins w:id="152" w:author="Mark Scheuerell" w:date="2026-03-07T10:12:00Z" w16du:dateUtc="2026-03-07T18:12:00Z">
-        <w:r>
-          <w:t>are</w:t>
-        </w:r>
-      </w:ins>
-      <w:r>
-        <w:t xml:space="preserve"> returning to Indian River in a given year than vice versa.</w:t>
-      </w:r>
-    </w:p>
-    <w:p>
-      <w:pPr>
-        <w:spacing w:after="0" w:line="480" w:lineRule="auto"/>
-      </w:pPr>
-      <w:r>
         <w:tab/>
         <w:t xml:space="preserve">This then illustrates two scenarios. In even years, pink salmon abundances are in line with those observed at ‘pristine’ index streams nearby and thus increases in their spawning densities are likely still within the natural range of variation. </w:t>
       </w:r>
@@ -7349,7 +7606,7 @@
       <w:r>
         <w:t xml:space="preserve"> (recall that the original SJH broodstock for even years came from Indian River, while the broodstock for odd years was sourced from Starrigavan Creek). In any case, this work makes clear that limiting the number of SJH pink salmon moving into Indian River to spawn in odd years may be beneficial for maintaining the wild population in the park within their natural range of variation</w:t>
       </w:r>
-      <w:del w:id="153" w:author="Mark Scheuerell" w:date="2026-03-07T10:13:00Z" w16du:dateUtc="2026-03-07T18:13:00Z">
+      <w:del w:id="154" w:author="Mark Scheuerell" w:date="2026-03-07T10:13:00Z" w16du:dateUtc="2026-03-07T18:13:00Z">
         <w:r>
           <w:delText>, although how this might be accomplished is another question all together which falls outside the scope of this work</w:delText>
         </w:r>
@@ -7364,16 +7621,594 @@
       </w:pPr>
       <w:r>
         <w:tab/>
-        <w:t xml:space="preserve">It is clear from this research that determining the point at which a native species becomes overabundant is not a simple task. In the case of pink salmon at Indian River, this task </w:t>
+        <w:t xml:space="preserve">It is clear from this research that determining the point at which a native species becomes overabundant is not a simple task. In the case of pink salmon at Indian River, this task is made additionally complicated by the fact there two populations </w:t>
+      </w:r>
+      <w:r>
+        <w:t xml:space="preserve">inhabiting the same environment (odd- and even-year runs) with potentially different life histories and characteristics. When assessing whether or not the overabundance of a native species in an </w:t>
       </w:r>
       <w:r>
         <w:lastRenderedPageBreak/>
-        <w:t xml:space="preserve">is made additionally complicated by the fact there two populations </w:t>
-      </w:r>
-      <w:r>
-        <w:t>inhabiting the same environment (odd- and even-year runs) with potentially different life histories and characteristics. When assessing whether or not the overabundance of a native species in an ecosystem might be driven by some anthropogenic intervention requires the consideration not only of that particular population in time, but also the consideration of relevant populations of the same species that have not been exposed to the same intervention (although this may not always be possible).</w:t>
-      </w:r>
-      <w:bookmarkEnd w:id="0"/>
+        <w:t>ecosystem might be driven by some anthropogenic intervention requires the consideration not only of that particular population in time, but also the consideration of relevant populations of the same species that have not been exposed to the same intervention (although this may not always be possible).</w:t>
+      </w:r>
+      <w:bookmarkEnd w:id="1"/>
+    </w:p>
+    <w:p>
+      <w:r>
+        <w:br w:type="page"/>
+      </w:r>
+    </w:p>
+    <w:p>
+      <w:pPr>
+        <w:spacing w:line="240" w:lineRule="auto"/>
+        <w:rPr>
+          <w:b/>
+          <w:bCs/>
+        </w:rPr>
+      </w:pPr>
+      <w:r>
+        <w:rPr>
+          <w:b/>
+          <w:bCs/>
+        </w:rPr>
+        <w:lastRenderedPageBreak/>
+        <w:t>References</w:t>
+      </w:r>
+    </w:p>
+    <w:p>
+      <w:pPr>
+        <w:spacing w:line="240" w:lineRule="auto"/>
+        <w:ind w:left="720" w:hanging="720"/>
+      </w:pPr>
+      <w:r>
+        <w:t xml:space="preserve">Alaska Department of Fish and Game. 2024a. Commercial Salmon Fisheries – Southeast Alaska &amp; Yakutat Research: Pink Salmon. Available at: </w:t>
+      </w:r>
+      <w:hyperlink r:id="rId10" w:history="1">
+        <w:r>
+          <w:rPr>
+            <w:rStyle w:val="Hyperlink"/>
+          </w:rPr>
+          <w:t>https://www.adfg.alaska.gov/index.cfm?adfg=commercialbyareasoutheast.salmon_research_pink</w:t>
+        </w:r>
+      </w:hyperlink>
+      <w:r>
+        <w:t xml:space="preserve"> (accessed December 14, 2024)</w:t>
+      </w:r>
+    </w:p>
+    <w:p>
+      <w:pPr>
+        <w:spacing w:line="240" w:lineRule="auto"/>
+        <w:ind w:left="720" w:hanging="720"/>
+      </w:pPr>
+      <w:r>
+        <w:t xml:space="preserve">Alaska Department of Fish and Game. 2024b. Mark Recovery Laboratory – Otolith Marking. Available at: </w:t>
+      </w:r>
+      <w:hyperlink r:id="rId11" w:history="1">
+        <w:r>
+          <w:rPr>
+            <w:rStyle w:val="Hyperlink"/>
+          </w:rPr>
+          <w:t>https://mtalab.adfg.alaska.gov/OTO/marking.aspx</w:t>
+        </w:r>
+      </w:hyperlink>
+      <w:r>
+        <w:t xml:space="preserve"> (accessed December 14, 2024)</w:t>
+      </w:r>
+    </w:p>
+    <w:p>
+      <w:pPr>
+        <w:spacing w:line="240" w:lineRule="auto"/>
+        <w:ind w:left="720" w:hanging="720"/>
+      </w:pPr>
+      <w:r>
+        <w:t xml:space="preserve">Beckett, K., E. Elle, C. Kremen, A. Sherwood, S. McComb, T. G. Martin. 2022. Hyperabundant black-tailed deer impact endangered Garry oak ecosystem floral and bumblebee communities. </w:t>
+      </w:r>
+      <w:r>
+        <w:rPr>
+          <w:i/>
+          <w:iCs/>
+        </w:rPr>
+        <w:t>Global Ecology and Conservation</w:t>
+      </w:r>
+      <w:r>
+        <w:t xml:space="preserve"> 38: 14pp.</w:t>
+      </w:r>
+    </w:p>
+    <w:p>
+      <w:pPr>
+        <w:spacing w:line="240" w:lineRule="auto"/>
+        <w:ind w:left="720" w:hanging="720"/>
+      </w:pPr>
+      <w:r>
+        <w:t xml:space="preserve">Cunningham, S. 2021. </w:t>
+      </w:r>
+      <w:r>
+        <w:rPr>
+          <w:i/>
+          <w:iCs/>
+        </w:rPr>
+        <w:t>Causal Inference: The Mixtape.</w:t>
+      </w:r>
+      <w:r>
+        <w:t xml:space="preserve"> Yale University Press, 352 pp.</w:t>
+      </w:r>
+    </w:p>
+    <w:p>
+      <w:pPr>
+        <w:spacing w:line="240" w:lineRule="auto"/>
+        <w:ind w:left="720" w:hanging="720"/>
+      </w:pPr>
+      <w:r>
+        <w:t xml:space="preserve">Ellison, A. M., M. S. Bank, B. D. Clinton, E. A. Colburn, K. Elliott, C. R. Ford, D. R. Foster, B. D. Kloeppel, J. D. Knoepp, G. M. Lovett, J. Mohan, D. A. Orwig, N. L. Rodenhouse, W. V. Sobczak, K. A. Stinson, J. K. Stone, C. M. Swan, J. Thompson, B. von Holle, J. R. Webster. 2005. Loss of foundation species: consequences for the structure and dynamics of forested ecosystems. </w:t>
+      </w:r>
+      <w:r>
+        <w:rPr>
+          <w:i/>
+          <w:iCs/>
+        </w:rPr>
+        <w:t>Frontiers in Ecology and the Environment</w:t>
+      </w:r>
+      <w:r>
+        <w:t xml:space="preserve"> 3(9): 479-486.</w:t>
+      </w:r>
+    </w:p>
+    <w:p>
+      <w:pPr>
+        <w:spacing w:line="240" w:lineRule="auto"/>
+        <w:ind w:left="720" w:hanging="720"/>
+      </w:pPr>
+      <w:r>
+        <w:t xml:space="preserve">Gende, S. and B. Carter. 2015. </w:t>
+      </w:r>
+      <w:r>
+        <w:rPr>
+          <w:i/>
+          <w:iCs/>
+        </w:rPr>
+        <w:t>Straying rates of pink salmon into the Indian River, Sitka National Historical Park. Final Report – ADF&amp;G Permit # SF2015-225.</w:t>
+      </w:r>
+      <w:r>
+        <w:t xml:space="preserve"> National Park Service, 11 pp.</w:t>
+      </w:r>
+    </w:p>
+    <w:p>
+      <w:pPr>
+        <w:spacing w:line="240" w:lineRule="auto"/>
+        <w:ind w:left="720" w:hanging="720"/>
+      </w:pPr>
+      <w:r>
+        <w:t xml:space="preserve">Gibson, K., K. Skov, S. Kegley, C. Jorgensen, S. Smith, and J. Witcosky. 2008. </w:t>
+      </w:r>
+      <w:r>
+        <w:t>Mountain Pine Beetle Impacts in High-Elevation Five-Needle Pines: Current Trends and Challenges.</w:t>
+      </w:r>
+      <w:r>
+        <w:t xml:space="preserve"> USDA Forest Service – Forest Health Protection, 40 pp.</w:t>
+      </w:r>
+    </w:p>
+    <w:p>
+      <w:pPr>
+        <w:spacing w:line="240" w:lineRule="auto"/>
+        <w:ind w:left="720" w:hanging="720"/>
+      </w:pPr>
+      <w:r>
+        <w:t xml:space="preserve">Gallardo, B., M. Clavero, M. I. Sánchez, M. Vilà. 2015. Global ecological impacts of invasive species in aquatic ecosystems. </w:t>
+      </w:r>
+      <w:r>
+        <w:rPr>
+          <w:i/>
+          <w:iCs/>
+        </w:rPr>
+        <w:t xml:space="preserve">Global Change Biology </w:t>
+      </w:r>
+      <w:r>
+        <w:t>22(1): 151-163.</w:t>
+      </w:r>
+    </w:p>
+    <w:p>
+      <w:pPr>
+        <w:spacing w:line="240" w:lineRule="auto"/>
+        <w:ind w:left="720" w:hanging="720"/>
+      </w:pPr>
+      <w:r>
+        <w:t xml:space="preserve">Holmes, E. E., E. J. Ward, and K. Wills. 2012. MARSS: Multivariate Autoregressive State-space Models for Analyzing Time-series Data. </w:t>
+      </w:r>
+      <w:r>
+        <w:rPr>
+          <w:i/>
+          <w:iCs/>
+        </w:rPr>
+        <w:t>The R Journal</w:t>
+      </w:r>
+      <w:r>
+        <w:t xml:space="preserve"> 4(1): 11-19.</w:t>
+      </w:r>
+    </w:p>
+    <w:p>
+      <w:pPr>
+        <w:spacing w:line="240" w:lineRule="auto"/>
+        <w:ind w:left="720" w:hanging="720"/>
+      </w:pPr>
+      <w:r>
+        <w:t xml:space="preserve">Jeschke, J. M., S. Bacher, T. M. Blackburn, J. T. A. Dick, F. Essl, T. Evans, M. Gaertner, P. E. Hulme, I. Kühn, A. Mrugala, J. Pergi, P. Pysek, W. Rabitsch, A. Ricciardi, D. M. Richardson, A. Sendek, M. Vilà, M. Winter, S. Kumschick. 2014. Defining the Impact of Non-Native Species. </w:t>
+      </w:r>
+      <w:r>
+        <w:rPr>
+          <w:i/>
+          <w:iCs/>
+        </w:rPr>
+        <w:t>Conservation Biology</w:t>
+      </w:r>
+      <w:r>
+        <w:t xml:space="preserve"> 28(5): 1188-1194.</w:t>
+      </w:r>
+    </w:p>
+    <w:p>
+      <w:pPr>
+        <w:spacing w:line="240" w:lineRule="auto"/>
+        <w:ind w:left="720" w:hanging="720"/>
+      </w:pPr>
+      <w:r>
+        <w:t xml:space="preserve">Knudsen, E. E., P. S. Rand, K. B. Gorman, D. R. Bernard, W. D. Templin. 2021. Hatchery-origin stray rates and total run characteristics for Pink Salmon and Chum Salmon returning to Prince William Sound, Alaska in 2013-2015. </w:t>
+      </w:r>
+      <w:r>
+        <w:rPr>
+          <w:i/>
+          <w:iCs/>
+        </w:rPr>
+        <w:t xml:space="preserve">Marine and Coastal Fisheries </w:t>
+      </w:r>
+      <w:r>
+        <w:t>13(1): 41-68.</w:t>
+      </w:r>
+    </w:p>
+    <w:p>
+      <w:pPr>
+        <w:spacing w:line="240" w:lineRule="auto"/>
+        <w:ind w:left="720" w:hanging="720"/>
+      </w:pPr>
+      <w:r>
+        <w:t>Manhard, C. V., J. E. Joyce, W. W. Smoker, and A. J. Gharrett. 2017. Ecological factors influencing lifetime productivity of pink salmon (</w:t>
+      </w:r>
+      <w:r>
+        <w:rPr>
+          <w:i/>
+          <w:iCs/>
+        </w:rPr>
+        <w:t>Oncorhynchus gorbuscha</w:t>
+      </w:r>
+      <w:r>
+        <w:t xml:space="preserve">) in an Alaskan stream. </w:t>
+      </w:r>
+      <w:r>
+        <w:rPr>
+          <w:i/>
+          <w:iCs/>
+        </w:rPr>
+        <w:t>Canadian Journal of Fisheries and Aquatic Sciences</w:t>
+      </w:r>
+      <w:r>
+        <w:t xml:space="preserve"> 74(9): 1325-1336.</w:t>
+      </w:r>
+    </w:p>
+    <w:p>
+      <w:pPr>
+        <w:spacing w:line="240" w:lineRule="auto"/>
+        <w:ind w:left="720" w:hanging="720"/>
+      </w:pPr>
+      <w:r>
+        <w:lastRenderedPageBreak/>
+        <w:t xml:space="preserve">Mantua, N. J., S. R. Hare, Y. Zhang, J. M. Wallace, and R. C. Francis. A Pacific Interdecadal Climate Oscillation with Impacts on Salmon Production. </w:t>
+      </w:r>
+      <w:r>
+        <w:rPr>
+          <w:i/>
+          <w:iCs/>
+        </w:rPr>
+        <w:t>Bulletin of the American Meteorological Society</w:t>
+      </w:r>
+      <w:r>
+        <w:t xml:space="preserve"> 78(6): 1069-1079.  </w:t>
+      </w:r>
+    </w:p>
+    <w:p>
+      <w:pPr>
+        <w:spacing w:line="240" w:lineRule="auto"/>
+        <w:ind w:left="720" w:hanging="720"/>
+      </w:pPr>
+      <w:r>
+        <w:t xml:space="preserve">Miller, K. M., S. J. Perles, J. P. Schmit, E. R. Matthews, A. S. Weed, J. A. Comiskey, M. R. Marshall, P. Nelson, N. A. Fisichelli. 2023. </w:t>
+      </w:r>
+      <w:r>
+        <w:t>Overabundant deer and invasive plants drive widespread regeneration debt in eastern United States national parks.</w:t>
+      </w:r>
+      <w:r>
+        <w:t xml:space="preserve"> </w:t>
+      </w:r>
+      <w:r>
+        <w:t>Ecological Applications</w:t>
+      </w:r>
+      <w:r>
+        <w:rPr>
+          <w:i/>
+          <w:iCs/>
+        </w:rPr>
+        <w:t xml:space="preserve"> </w:t>
+      </w:r>
+      <w:r>
+        <w:t>33: 24pp.</w:t>
+      </w:r>
+    </w:p>
+    <w:p>
+      <w:pPr>
+        <w:spacing w:line="240" w:lineRule="auto"/>
+        <w:ind w:left="720" w:hanging="720"/>
+      </w:pPr>
+      <w:r>
+        <w:t xml:space="preserve">Moore, J. H., L. Gibson, Z. Amir, W. Chanthorn, A. H. Ahmad, P. A. Jansen, C. P. Mendes, M. Onuma, C. A. Peres, M. S. Luskin. 2023. The rise of hyperabundant native generalists threatens both humans and nature. </w:t>
+      </w:r>
+      <w:r>
+        <w:rPr>
+          <w:i/>
+          <w:iCs/>
+        </w:rPr>
+        <w:t>Biological Reviews</w:t>
+      </w:r>
+      <w:r>
+        <w:t xml:space="preserve"> 98(5): 1829-1844.</w:t>
+      </w:r>
+    </w:p>
+    <w:p>
+      <w:pPr>
+        <w:spacing w:line="240" w:lineRule="auto"/>
+        <w:ind w:left="720" w:hanging="720"/>
+      </w:pPr>
+      <w:r>
+        <w:t xml:space="preserve">National Park Service. 2025a. Organic Act of 1916. Available at: </w:t>
+      </w:r>
+      <w:hyperlink r:id="rId12" w:history="1">
+        <w:r>
+          <w:rPr>
+            <w:rStyle w:val="Hyperlink"/>
+          </w:rPr>
+          <w:t>https://www.nps.gov/grba/learn/management/organic-act-of-1916.htm</w:t>
+        </w:r>
+      </w:hyperlink>
+      <w:r>
+        <w:t xml:space="preserve"> (accessed March 27, 2025)</w:t>
+      </w:r>
+    </w:p>
+    <w:p>
+      <w:pPr>
+        <w:spacing w:line="240" w:lineRule="auto"/>
+        <w:ind w:left="720" w:hanging="720"/>
+        <w:rPr>
+          <w:i/>
+          <w:iCs/>
+        </w:rPr>
+      </w:pPr>
+      <w:r>
+        <w:t xml:space="preserve">National Park Service. 2025b. Sitka National Historical Park. Available at: </w:t>
+      </w:r>
+      <w:hyperlink r:id="rId13" w:history="1">
+        <w:r>
+          <w:rPr>
+            <w:rStyle w:val="Hyperlink"/>
+          </w:rPr>
+          <w:t>https://www.nps.gov/sitk/index.htm</w:t>
+        </w:r>
+      </w:hyperlink>
+      <w:r>
+        <w:t xml:space="preserve"> (accessed March 18, 2025)</w:t>
+      </w:r>
+      <w:r>
+        <w:rPr>
+          <w:i/>
+          <w:iCs/>
+        </w:rPr>
+        <w:t xml:space="preserve"> </w:t>
+      </w:r>
+    </w:p>
+    <w:p>
+      <w:pPr>
+        <w:spacing w:line="240" w:lineRule="auto"/>
+        <w:ind w:left="720" w:hanging="720"/>
+      </w:pPr>
+      <w:r>
+        <w:t xml:space="preserve">Quinn, T. P. 2018. </w:t>
+      </w:r>
+      <w:r>
+        <w:rPr>
+          <w:i/>
+          <w:iCs/>
+        </w:rPr>
+        <w:t>The Behavior and Ecology of Pacific Salmon and Trout, Second Edition.</w:t>
+      </w:r>
+      <w:r>
+        <w:t xml:space="preserve"> University of Washington Press, 547 pp.</w:t>
+      </w:r>
+    </w:p>
+    <w:p>
+      <w:pPr>
+        <w:spacing w:line="240" w:lineRule="auto"/>
+        <w:ind w:left="720" w:hanging="720"/>
+      </w:pPr>
+      <w:r>
+        <w:t xml:space="preserve">Sambaraju, K. R., D. W. Goodman. 2021. Mountain pine beetle: an example of a climate-driven eruptive insect impacting conifer forest ecosystems. </w:t>
+      </w:r>
+      <w:r>
+        <w:rPr>
+          <w:i/>
+          <w:iCs/>
+        </w:rPr>
+        <w:t>CABI Reviews</w:t>
+      </w:r>
+      <w:r>
+        <w:t>: 18pp.</w:t>
+      </w:r>
+    </w:p>
+    <w:p>
+      <w:pPr>
+        <w:spacing w:line="240" w:lineRule="auto"/>
+        <w:ind w:left="720" w:hanging="720"/>
+      </w:pPr>
+      <w:r>
+        <w:t xml:space="preserve">Sergeant, C. J., J. R. Bellmore, C. McConnell, J. W. Moore. 2017. High salmon density and low discharge create periodic hypoxia in coastal rivers. </w:t>
+      </w:r>
+      <w:r>
+        <w:rPr>
+          <w:i/>
+          <w:iCs/>
+        </w:rPr>
+        <w:t>Ecosphere</w:t>
+      </w:r>
+      <w:r>
+        <w:t xml:space="preserve"> 8(6</w:t>
+      </w:r>
+      <w:r>
+        <w:rPr>
+          <w:rFonts w:cstheme="minorHAnsi"/>
+        </w:rPr>
+        <w:t>)</w:t>
+      </w:r>
+      <w:r>
+        <w:rPr>
+          <w:rFonts w:cstheme="minorHAnsi"/>
+          <w:kern w:val="0"/>
+        </w:rPr>
+        <w:t>:</w:t>
+      </w:r>
+      <w:r>
+        <w:rPr>
+          <w:rFonts w:cstheme="minorHAnsi"/>
+          <w:kern w:val="0"/>
+        </w:rPr>
+        <w:t xml:space="preserve"> 16pp</w:t>
+      </w:r>
+      <w:r>
+        <w:rPr>
+          <w:rFonts w:cstheme="minorHAnsi"/>
+        </w:rPr>
+        <w:t>.</w:t>
+      </w:r>
+    </w:p>
+    <w:p>
+      <w:pPr>
+        <w:spacing w:line="240" w:lineRule="auto"/>
+        <w:ind w:left="720" w:hanging="720"/>
+      </w:pPr>
+      <w:r>
+        <w:t xml:space="preserve">Sergeant, C. J., J. R. Bellmore, R. A. Bellmore, J. A. Falke, F. J. Mueter, and P. A. H. Westley. 2023. Hypoxia vulnerability in the salmon watersheds of Southeast Alaska. </w:t>
+      </w:r>
+      <w:r>
+        <w:rPr>
+          <w:i/>
+          <w:iCs/>
+        </w:rPr>
+        <w:t xml:space="preserve">Science of the Total Environment </w:t>
+      </w:r>
+      <w:r>
+        <w:t>896:</w:t>
+      </w:r>
+      <w:r>
+        <w:t xml:space="preserve"> </w:t>
+      </w:r>
+      <w:r>
+        <w:t>12pp.</w:t>
+      </w:r>
+    </w:p>
+    <w:p>
+      <w:pPr>
+        <w:spacing w:line="240" w:lineRule="auto"/>
+        <w:ind w:left="720" w:hanging="720"/>
+        <w:rPr>
+          <w:i/>
+          <w:iCs/>
+        </w:rPr>
+      </w:pPr>
+      <w:r>
+        <w:t xml:space="preserve">Stopha, M. 2015. </w:t>
+      </w:r>
+      <w:r>
+        <w:rPr>
+          <w:i/>
+          <w:iCs/>
+        </w:rPr>
+        <w:t xml:space="preserve">An Evaluation of the Sheldon Jackson Salmon Hatchery for Consistency with Statewide Policies and Prescribed Management Practices. </w:t>
+      </w:r>
+      <w:r>
+        <w:t>Alaska Department of Fish and Game, Division of Commercial Fisheries,</w:t>
+      </w:r>
+      <w:r>
+        <w:t xml:space="preserve"> 42 pp.</w:t>
+      </w:r>
+    </w:p>
+    <w:p>
+      <w:pPr>
+        <w:spacing w:line="240" w:lineRule="auto"/>
+        <w:ind w:left="720" w:hanging="720"/>
+      </w:pPr>
+      <w:r>
+        <w:t xml:space="preserve">Thornton, T. F. 1998. </w:t>
+      </w:r>
+      <w:r>
+        <w:rPr>
+          <w:i/>
+          <w:iCs/>
+        </w:rPr>
+        <w:t>Traditional Tlingit Use of Sitka National Historical Park</w:t>
+      </w:r>
+      <w:r>
+        <w:t>. National Park Service, 170 pp.</w:t>
+      </w:r>
+    </w:p>
+    <w:p>
+      <w:pPr>
+        <w:spacing w:line="240" w:lineRule="auto"/>
+        <w:ind w:left="720" w:hanging="720"/>
+      </w:pPr>
+      <w:r>
+        <w:t>Tillotson, M. D., T. P. Quinn. 2017. Climate and conspecific density trigger pre-spawning mortality in sockeye salmon (</w:t>
+      </w:r>
+      <w:r>
+        <w:rPr>
+          <w:i/>
+        </w:rPr>
+        <w:t>Oncorhynchus nerka</w:t>
+      </w:r>
+      <w:r>
+        <w:t xml:space="preserve">). </w:t>
+      </w:r>
+      <w:r>
+        <w:rPr>
+          <w:i/>
+          <w:iCs/>
+        </w:rPr>
+        <w:t xml:space="preserve">Fisheries Research </w:t>
+      </w:r>
+      <w:r>
+        <w:t>188: 138-148.</w:t>
+      </w:r>
+    </w:p>
+    <w:p>
+      <w:pPr>
+        <w:spacing w:line="240" w:lineRule="auto"/>
+        <w:ind w:left="720" w:hanging="720"/>
+      </w:pPr>
+      <w:r>
+        <w:t xml:space="preserve">Van Alen, B. W. 2000. Status and Stewardship of Salmon Stocks in Southeast Alaska. In E. E. Knudsen, Steward, C. R., MacDonald, D. D., Williams, J. E., Reiser, D. W. </w:t>
+      </w:r>
+      <w:r>
+        <w:t>Sustainable Fisheries Managemnt – Pacific Salmon,</w:t>
+      </w:r>
+      <w:r>
+        <w:t xml:space="preserve"> 161-193. Lewis Publishers.</w:t>
+      </w:r>
+    </w:p>
+    <w:p>
+      <w:pPr>
+        <w:spacing w:line="240" w:lineRule="auto"/>
+        <w:ind w:left="720" w:hanging="720"/>
+      </w:pPr>
     </w:p>
     <w:sectPr>
       <w:pgSz w:w="12240" w:h="15840"/>
@@ -7489,7 +8324,7 @@
       </w:r>
     </w:p>
   </w:comment>
-  <w:comment w:id="33" w:author="Mark Scheuerell" w:date="2026-03-06T05:40:00Z" w:initials="s">
+  <w:comment w:id="34" w:author="Brian McGreal" w:date="2026-03-24T16:49:00Z" w:initials="BM">
     <w:p>
       <w:pPr>
         <w:pStyle w:val="CommentText"/>
@@ -7501,11 +8336,11 @@
         <w:annotationRef/>
       </w:r>
       <w:r>
-        <w:t>This feels extraneous here and not particularly germane.</w:t>
+        <w:t>This sequence feels lame</w:t>
       </w:r>
     </w:p>
   </w:comment>
-  <w:comment w:id="35" w:author="Mark Scheuerell" w:date="2026-03-06T05:43:00Z" w:initials="s">
+  <w:comment w:id="36" w:author="Mark Scheuerell" w:date="2026-03-06T05:43:00Z" w:initials="s">
     <w:p>
       <w:pPr>
         <w:pStyle w:val="CommentText"/>
@@ -7521,7 +8356,7 @@
       </w:r>
     </w:p>
   </w:comment>
-  <w:comment w:id="34" w:author="Mark Scheuerell" w:date="2026-03-06T05:44:00Z" w:initials="s">
+  <w:comment w:id="35" w:author="Mark Scheuerell" w:date="2026-03-06T05:44:00Z" w:initials="s">
     <w:p>
       <w:pPr>
         <w:pStyle w:val="CommentText"/>
@@ -7537,7 +8372,7 @@
       </w:r>
     </w:p>
   </w:comment>
-  <w:comment w:id="36" w:author="Mark Scheuerell" w:date="2026-03-06T05:46:00Z" w:initials="s">
+  <w:comment w:id="37" w:author="Mark Scheuerell" w:date="2026-03-06T05:46:00Z" w:initials="s">
     <w:p>
       <w:pPr>
         <w:pStyle w:val="CommentText"/>
@@ -7553,7 +8388,7 @@
       </w:r>
     </w:p>
   </w:comment>
-  <w:comment w:id="38" w:author="Mark Scheuerell" w:date="2026-03-06T05:49:00Z" w:initials="s">
+  <w:comment w:id="39" w:author="Mark Scheuerell" w:date="2026-03-06T05:49:00Z" w:initials="s">
     <w:p>
       <w:pPr>
         <w:pStyle w:val="CommentText"/>
@@ -7569,7 +8404,7 @@
       </w:r>
     </w:p>
   </w:comment>
-  <w:comment w:id="39" w:author="Mark Scheuerell" w:date="2026-03-06T05:52:00Z" w:initials="s">
+  <w:comment w:id="40" w:author="Mark Scheuerell" w:date="2026-03-06T05:52:00Z" w:initials="s">
     <w:p>
       <w:pPr>
         <w:pStyle w:val="CommentText"/>
@@ -7610,7 +8445,7 @@
       </w:r>
     </w:p>
   </w:comment>
-  <w:comment w:id="40" w:author="Mark Scheuerell" w:date="2026-03-06T05:55:00Z" w:initials="s">
+  <w:comment w:id="41" w:author="Mark Scheuerell" w:date="2026-03-06T05:55:00Z" w:initials="s">
     <w:p>
       <w:pPr>
         <w:pStyle w:val="CommentText"/>
@@ -7623,6 +8458,22 @@
       </w:r>
       <w:r>
         <w:t>These feel reversed to me in that it’s best to lead with the rationale. It also seems to come as an afterthought. Instead, think about setting up all the things that are likely to affect abundance, which include parental escapement (also a function of straying) and environmental conditions. In the case of pink salmon, which spend very little time in freshwater as juveniles, you might expect that the ocean would be an important driver of overall year-class strength.</w:t>
+      </w:r>
+    </w:p>
+  </w:comment>
+  <w:comment w:id="43" w:author="Mark Scheuerell" w:date="2026-03-06T05:59:00Z" w:initials="s">
+    <w:p>
+      <w:pPr>
+        <w:pStyle w:val="CommentText"/>
+      </w:pPr>
+      <w:r>
+        <w:rPr>
+          <w:rStyle w:val="CommentReference"/>
+        </w:rPr>
+        <w:annotationRef/>
+      </w:r>
+      <w:r>
+        <w:t>What does this mean here?</w:t>
       </w:r>
     </w:p>
   </w:comment>
@@ -7638,11 +8489,11 @@
         <w:annotationRef/>
       </w:r>
       <w:r>
-        <w:t>What does this mean here?</w:t>
+        <w:t>I like to introduce MARSS models in two parts: a process model for what we consider to be the true state of nature, and an observation model to deal with imperfect detection, sampling errors, etc.</w:t>
       </w:r>
     </w:p>
   </w:comment>
-  <w:comment w:id="41" w:author="Mark Scheuerell" w:date="2026-03-06T05:59:00Z" w:initials="s">
+  <w:comment w:id="44" w:author="Mark Scheuerell" w:date="2026-03-06T06:01:00Z" w:initials="s">
     <w:p>
       <w:pPr>
         <w:pStyle w:val="CommentText"/>
@@ -7654,11 +8505,24 @@
         <w:annotationRef/>
       </w:r>
       <w:r>
-        <w:t>I like to introduce MARSS models in two parts: a process model for what we consider to be the true state of nature, and an observation model to deal with imperfect detection, sampling errors, etc.</w:t>
+        <w:t>I think you can remove the labels here.</w:t>
+      </w:r>
+    </w:p>
+    <w:p>
+      <w:pPr>
+        <w:pStyle w:val="CommentText"/>
+      </w:pPr>
+    </w:p>
+    <w:p>
+      <w:pPr>
+        <w:pStyle w:val="CommentText"/>
+      </w:pPr>
+      <w:r>
+        <w:t>You might also consider presenting these separately from one another and aligned with discussing the population (state/process) model and the obs model.</w:t>
       </w:r>
     </w:p>
   </w:comment>
-  <w:comment w:id="43" w:author="Mark Scheuerell" w:date="2026-03-06T06:01:00Z" w:initials="s">
+  <w:comment w:id="45" w:author="Mark Scheuerell" w:date="2026-03-06T06:03:00Z" w:initials="s">
     <w:p>
       <w:pPr>
         <w:pStyle w:val="CommentText"/>
@@ -7670,24 +8534,43 @@
         <w:annotationRef/>
       </w:r>
       <w:r>
-        <w:t>I think you can remove the labels here.</w:t>
-      </w:r>
-    </w:p>
+        <w:t>“a” does not captured trends in the obs, but rather the degree of offset (intercept/level) between the state and obs.</w:t>
+      </w:r>
+    </w:p>
+  </w:comment>
+  <w:comment w:id="47" w:author="Mark Scheuerell" w:date="2026-03-06T06:05:00Z" w:initials="s">
     <w:p>
       <w:pPr>
         <w:pStyle w:val="CommentText"/>
       </w:pPr>
-    </w:p>
+      <w:r>
+        <w:rPr>
+          <w:rStyle w:val="CommentReference"/>
+        </w:rPr>
+        <w:annotationRef/>
+      </w:r>
+      <w:r>
+        <w:t>It’s both the variance of the process errors and the (possible) covariance among them.</w:t>
+      </w:r>
+    </w:p>
+  </w:comment>
+  <w:comment w:id="48" w:author="Mark Scheuerell" w:date="2026-03-06T06:06:00Z" w:initials="s">
     <w:p>
       <w:pPr>
         <w:pStyle w:val="CommentText"/>
       </w:pPr>
       <w:r>
-        <w:t>You might also consider presenting these separately from one another and aligned with discussing the population (state/process) model and the obs model.</w:t>
+        <w:rPr>
+          <w:rStyle w:val="CommentReference"/>
+        </w:rPr>
+        <w:annotationRef/>
+      </w:r>
+      <w:r>
+        <w:t>Set this up to reflect the different hypotheses and predictions you set up in the intro.</w:t>
       </w:r>
     </w:p>
   </w:comment>
-  <w:comment w:id="44" w:author="Mark Scheuerell" w:date="2026-03-06T06:03:00Z" w:initials="s">
+  <w:comment w:id="49" w:author="Mark Scheuerell" w:date="2026-03-06T06:07:00Z" w:initials="s">
     <w:p>
       <w:pPr>
         <w:pStyle w:val="CommentText"/>
@@ -7699,11 +8582,11 @@
         <w:annotationRef/>
       </w:r>
       <w:r>
-        <w:t>“a” does not captured trends in the obs, but rather the degree of offset (intercept/level) between the state and obs.</w:t>
+        <w:t>These are statements about results and discussion and not methods.</w:t>
       </w:r>
     </w:p>
   </w:comment>
-  <w:comment w:id="46" w:author="Mark Scheuerell" w:date="2026-03-06T06:05:00Z" w:initials="s">
+  <w:comment w:id="50" w:author="Mark Scheuerell" w:date="2026-03-06T06:10:00Z" w:initials="s">
     <w:p>
       <w:pPr>
         <w:pStyle w:val="CommentText"/>
@@ -7715,11 +8598,24 @@
         <w:annotationRef/>
       </w:r>
       <w:r>
-        <w:t>It’s both the variance of the process errors and the (possible) covariance among them.</w:t>
+        <w:t>This seems a bit muddled. If a question of interest is whether the abundance of Indian R salmon is much higher than others in the region, then it would seem that you’d not want to standardize everything and instead estimate and compare “a”. Standardizing everything will allow you to estimate whether the underlying states are same/different (ie, their trajectories over time), but it doesn’t speak to the mean popn size.</w:t>
+      </w:r>
+    </w:p>
+    <w:p>
+      <w:pPr>
+        <w:pStyle w:val="CommentText"/>
+      </w:pPr>
+    </w:p>
+    <w:p>
+      <w:pPr>
+        <w:pStyle w:val="CommentText"/>
+      </w:pPr>
+      <w:r>
+        <w:t>Also, you’re comparing MARSS fits via AICc, which  doesn’t involve a NHT or statements about “significance”.</w:t>
       </w:r>
     </w:p>
   </w:comment>
-  <w:comment w:id="47" w:author="Mark Scheuerell" w:date="2026-03-06T06:06:00Z" w:initials="s">
+  <w:comment w:id="51" w:author="Mark Scheuerell" w:date="2026-03-06T06:14:00Z" w:initials="s">
     <w:p>
       <w:pPr>
         <w:pStyle w:val="CommentText"/>
@@ -7731,11 +8627,27 @@
         <w:annotationRef/>
       </w:r>
       <w:r>
-        <w:t>Set this up to reflect the different hypotheses and predictions you set up in the intro.</w:t>
+        <w:t>I don’t think it’s necessary to explain how these tests work</w:t>
+      </w:r>
+      <w:r>
+        <w:t>. Rather, you can just assert that you used them and cite a good ref.</w:t>
+      </w:r>
+    </w:p>
+    <w:p>
+      <w:pPr>
+        <w:pStyle w:val="CommentText"/>
+      </w:pPr>
+    </w:p>
+    <w:p>
+      <w:pPr>
+        <w:pStyle w:val="CommentText"/>
+      </w:pPr>
+      <w:r>
+        <w:t>Also, note that you don’t have to first-difference a ts to remove a trend. You could instead include an explicit trend term in the model.</w:t>
       </w:r>
     </w:p>
   </w:comment>
-  <w:comment w:id="48" w:author="Mark Scheuerell" w:date="2026-03-06T06:07:00Z" w:initials="s">
+  <w:comment w:id="52" w:author="Mark Scheuerell" w:date="2026-03-06T06:17:00Z" w:initials="s">
     <w:p>
       <w:pPr>
         <w:pStyle w:val="CommentText"/>
@@ -7747,11 +8659,17 @@
         <w:annotationRef/>
       </w:r>
       <w:r>
-        <w:t>These are statements about results and discussion and not methods.</w:t>
+        <w:t>This can also be done within the time series framework. For example, see</w:t>
+      </w:r>
+      <w:r>
+        <w:br/>
+      </w:r>
+      <w:r>
+        <w:t>https://onlinelibrary.wiley.com/doi/full/10.1002/ece3.1509</w:t>
       </w:r>
     </w:p>
   </w:comment>
-  <w:comment w:id="49" w:author="Mark Scheuerell" w:date="2026-03-06T06:10:00Z" w:initials="s">
+  <w:comment w:id="53" w:author="Mark Scheuerell" w:date="2026-03-06T06:18:00Z" w:initials="s">
     <w:p>
       <w:pPr>
         <w:pStyle w:val="CommentText"/>
@@ -7763,24 +8681,43 @@
         <w:annotationRef/>
       </w:r>
       <w:r>
-        <w:t>This seems a bit muddled. If a question of interest is whether the abundance of Indian R salmon is much higher than others in the region, then it would seem that you’d not want to standardize everything and instead estimate and compare “a”. Standardizing everything will allow you to estimate whether the underlying states are same/different (ie, their trajectories over time), but it doesn’t speak to the mean popn size.</w:t>
-      </w:r>
-    </w:p>
+        <w:t>Do you include any? If not, I wouldn’t introduce this.</w:t>
+      </w:r>
+    </w:p>
+  </w:comment>
+  <w:comment w:id="54" w:author="Mark Scheuerell" w:date="2026-03-06T06:19:00Z" w:initials="s">
     <w:p>
       <w:pPr>
         <w:pStyle w:val="CommentText"/>
       </w:pPr>
-    </w:p>
+      <w:r>
+        <w:rPr>
+          <w:rStyle w:val="CommentReference"/>
+        </w:rPr>
+        <w:annotationRef/>
+      </w:r>
+      <w:r>
+        <w:t>Try revising this to be in the first person (eg, “I assigned…”)</w:t>
+      </w:r>
+    </w:p>
+  </w:comment>
+  <w:comment w:id="55" w:author="Mark Scheuerell" w:date="2026-03-06T06:21:00Z" w:initials="s">
     <w:p>
       <w:pPr>
         <w:pStyle w:val="CommentText"/>
       </w:pPr>
       <w:r>
-        <w:t>Also, you’re comparing MARSS fits via AICc, which  doesn’t involve a NHT or statements about “significance”.</w:t>
+        <w:rPr>
+          <w:rStyle w:val="CommentReference"/>
+        </w:rPr>
+        <w:annotationRef/>
+      </w:r>
+      <w:r>
+        <w:t>It’s conventional to write the methods for a paper in the past tense because you’ve already done the work (as compared to a proposal)</w:t>
       </w:r>
     </w:p>
   </w:comment>
-  <w:comment w:id="50" w:author="Mark Scheuerell" w:date="2026-03-06T06:14:00Z" w:initials="s">
+  <w:comment w:id="62" w:author="Mark Scheuerell" w:date="2026-03-06T06:22:00Z" w:initials="s">
     <w:p>
       <w:pPr>
         <w:pStyle w:val="CommentText"/>
@@ -7792,27 +8729,101 @@
         <w:annotationRef/>
       </w:r>
       <w:r>
-        <w:t>I don’t think it’s necessary to explain how these tests work</w:t>
-      </w:r>
-      <w:r>
-        <w:t>. Rather, you can just assert that you used them and cite a good ref.</w:t>
-      </w:r>
-    </w:p>
+        <w:t>This seems repeated from the intro</w:t>
+      </w:r>
+    </w:p>
+  </w:comment>
+  <w:comment w:id="64" w:author="Mark Scheuerell" w:date="2026-03-06T06:23:00Z" w:initials="s">
     <w:p>
       <w:pPr>
         <w:pStyle w:val="CommentText"/>
       </w:pPr>
+      <w:r>
+        <w:t>(here and elsewhere) I don’t think of models as estimating things. Rather, the algorithm does the fitting/estimation</w:t>
+      </w:r>
+      <w:r>
+        <w:t>/ So, for example, here you might say,</w:t>
+      </w:r>
     </w:p>
     <w:p>
       <w:pPr>
         <w:pStyle w:val="CommentText"/>
       </w:pPr>
-      <w:r>
-        <w:t>Also, note that you don’t have to first-difference a ts to remove a trend. You could instead include an explicit trend term in the model.</w:t>
+    </w:p>
+    <w:p>
+      <w:pPr>
+        <w:pStyle w:val="CommentText"/>
+      </w:pPr>
+      <w:r>
+        <w:t xml:space="preserve">“By specifying </w:t>
+      </w:r>
+      <w:r>
+        <w:rPr>
+          <w:rFonts w:ascii="MathJax_Math-italic" w:eastAsia="Times New Roman" w:hAnsi="MathJax_Math-italic" w:cs="Times New Roman"/>
+          <w:b/>
+          <w:bCs/>
+          <w:kern w:val="0"/>
+          <w:sz w:val="26"/>
+          <w:szCs w:val="26"/>
+          <w:bdr w:val="none" w:sz="0" w:space="0" w:color="auto" w:frame="1"/>
+          <w14:ligatures w14:val="none"/>
+        </w:rPr>
+        <w:t>B</w:t>
+      </w:r>
+      <w:r>
+        <w:t xml:space="preserve"> as a 2x2 matrix with four unique elements, </w:t>
+      </w:r>
+      <w:r>
+        <w:t>I estimated</w:t>
+      </w:r>
+      <w:r>
+        <w:rPr>
+          <w:rStyle w:val="CommentReference"/>
+        </w:rPr>
+        <w:annotationRef/>
+      </w:r>
+      <w:r>
+        <w:t xml:space="preserve"> the effect of the number of fish returning to each system in time step </w:t>
+      </w:r>
+      <w:r>
+        <w:rPr>
+          <w:rFonts w:ascii="MathJax_Math-italic" w:eastAsia="Times New Roman" w:hAnsi="MathJax_Math-italic" w:cs="Times New Roman"/>
+          <w:kern w:val="0"/>
+          <w:sz w:val="26"/>
+          <w:szCs w:val="26"/>
+          <w:bdr w:val="none" w:sz="0" w:space="0" w:color="auto" w:frame="1"/>
+          <w14:ligatures w14:val="none"/>
+        </w:rPr>
+        <w:t>t-1</w:t>
+      </w:r>
+      <w:r>
+        <w:t xml:space="preserve"> on the number of fish returning to each system in time step </w:t>
+      </w:r>
+      <w:r>
+        <w:rPr>
+          <w:rFonts w:ascii="MathJax_Math-italic" w:eastAsia="Times New Roman" w:hAnsi="MathJax_Math-italic" w:cs="Times New Roman"/>
+          <w:kern w:val="0"/>
+          <w:sz w:val="26"/>
+          <w:szCs w:val="26"/>
+          <w:bdr w:val="none" w:sz="0" w:space="0" w:color="auto" w:frame="1"/>
+          <w14:ligatures w14:val="none"/>
+        </w:rPr>
+        <w:t>t</w:t>
+      </w:r>
+      <w:r>
+        <w:rPr>
+          <w:rFonts w:ascii="MathJax_Math-italic" w:eastAsia="Times New Roman" w:hAnsi="MathJax_Math-italic" w:cs="Times New Roman"/>
+          <w:kern w:val="0"/>
+          <w:sz w:val="26"/>
+          <w:szCs w:val="26"/>
+          <w:bdr w:val="none" w:sz="0" w:space="0" w:color="auto" w:frame="1"/>
+          <w14:ligatures w14:val="none"/>
+        </w:rPr>
+        <w:t>.”</w:t>
       </w:r>
     </w:p>
   </w:comment>
-  <w:comment w:id="51" w:author="Mark Scheuerell" w:date="2026-03-06T06:17:00Z" w:initials="s">
+  <w:comment w:id="61" w:author="Mark Scheuerell" w:date="2026-03-06T06:28:00Z" w:initials="s">
     <w:p>
       <w:pPr>
         <w:pStyle w:val="CommentText"/>
@@ -7824,17 +8835,11 @@
         <w:annotationRef/>
       </w:r>
       <w:r>
-        <w:t>This can also be done within the time series framework. For example, see</w:t>
-      </w:r>
-      <w:r>
-        <w:br/>
-      </w:r>
-      <w:r>
-        <w:t>https://onlinelibrary.wiley.com/doi/full/10.1002/ece3.1509</w:t>
+        <w:t>Now that I read the following paragraph, I think these could be deleted.</w:t>
       </w:r>
     </w:p>
   </w:comment>
-  <w:comment w:id="52" w:author="Mark Scheuerell" w:date="2026-03-06T06:18:00Z" w:initials="s">
+  <w:comment w:id="66" w:author="Mark Scheuerell" w:date="2026-03-06T06:28:00Z" w:initials="s">
     <w:p>
       <w:pPr>
         <w:pStyle w:val="CommentText"/>
@@ -7846,11 +8851,23 @@
         <w:annotationRef/>
       </w:r>
       <w:r>
-        <w:t>Do you include any? If not, I wouldn’t introduce this.</w:t>
+        <w:t xml:space="preserve">I know this writing style is common in econ (based on my experiences with Bill J), but I think </w:t>
+      </w:r>
+      <w:r>
+        <w:t>this type of sentence</w:t>
+      </w:r>
+      <w:r>
+        <w:t xml:space="preserve"> just restate</w:t>
+      </w:r>
+      <w:r>
+        <w:t>s</w:t>
+      </w:r>
+      <w:r>
+        <w:t xml:space="preserve"> the figure caption. Instead, I recommend making strong statements about the results and then referencing the figures parenthetically. </w:t>
       </w:r>
     </w:p>
   </w:comment>
-  <w:comment w:id="53" w:author="Mark Scheuerell" w:date="2026-03-06T06:19:00Z" w:initials="s">
+  <w:comment w:id="67" w:author="Mark Scheuerell" w:date="2026-03-07T09:07:00Z" w:initials="s">
     <w:p>
       <w:pPr>
         <w:pStyle w:val="CommentText"/>
@@ -7862,11 +8879,11 @@
         <w:annotationRef/>
       </w:r>
       <w:r>
-        <w:t>Try revising this to be in the first person (eg, “I assigned…”)</w:t>
+        <w:t>I’m not sure you can make these definitive statements based on z-scored data. I think you can speak in relative terms when comparing the estimated states. What do the raw data show with respect to actual densities (fish/km)?</w:t>
       </w:r>
     </w:p>
   </w:comment>
-  <w:comment w:id="54" w:author="Mark Scheuerell" w:date="2026-03-06T06:21:00Z" w:initials="s">
+  <w:comment w:id="68" w:author="Mark Scheuerell" w:date="2026-03-07T09:11:00Z" w:initials="s">
     <w:p>
       <w:pPr>
         <w:pStyle w:val="CommentText"/>
@@ -7878,11 +8895,11 @@
         <w:annotationRef/>
       </w:r>
       <w:r>
-        <w:t>It’s conventional to write the methods for a paper in the past tense because you’ve already done the work (as compared to a proposal)</w:t>
+        <w:t>These statements also seem to be based on the z-scored states. If you want to stick with this, I think you’ll have to discuss differences in terms of SD’s (eg, “site 1 was ~2 SD’s greater than site 2”)</w:t>
       </w:r>
     </w:p>
   </w:comment>
-  <w:comment w:id="61" w:author="Mark Scheuerell" w:date="2026-03-06T06:22:00Z" w:initials="s">
+  <w:comment w:id="74" w:author="Mark Scheuerell" w:date="2026-03-07T09:14:00Z" w:initials="s">
     <w:p>
       <w:pPr>
         <w:pStyle w:val="CommentText"/>
@@ -7894,101 +8911,90 @@
         <w:annotationRef/>
       </w:r>
       <w:r>
-        <w:t>This seems repeated from the intro</w:t>
+        <w:rPr>
+          <w:rStyle w:val="CommentReference"/>
+        </w:rPr>
+        <w:t>This level of differe</w:t>
+      </w:r>
+      <w:r>
+        <w:t>ncing is the discrete time equivalent of the 3</w:t>
+      </w:r>
+      <w:r>
+        <w:rPr>
+          <w:vertAlign w:val="superscript"/>
+        </w:rPr>
+        <w:t>rd</w:t>
+      </w:r>
+      <w:r>
+        <w:t xml:space="preserve"> derivative and I’m wondering what that means here</w:t>
+      </w:r>
+      <w:r>
+        <w:t>. Are you working with log-transformed or raw data?</w:t>
+      </w:r>
+    </w:p>
+    <w:p>
+      <w:pPr>
+        <w:pStyle w:val="CommentText"/>
+      </w:pPr>
+    </w:p>
+    <w:p>
+      <w:pPr>
+        <w:pStyle w:val="CommentText"/>
+      </w:pPr>
+      <w:r>
+        <w:t>Why not just fit a linear trend and then use the residuals? We talked about this in FISH 550 when discussing classical decomposition</w:t>
       </w:r>
     </w:p>
   </w:comment>
-  <w:comment w:id="63" w:author="Mark Scheuerell" w:date="2026-03-06T06:23:00Z" w:initials="s">
+  <w:comment w:id="75" w:author="Mark Scheuerell" w:date="2026-03-07T09:35:00Z" w:initials="s">
     <w:p>
       <w:pPr>
         <w:pStyle w:val="CommentText"/>
       </w:pPr>
       <w:r>
-        <w:t>(here and elsewhere) I don’t think of models as estimating things. Rather, the algorithm does the fitting/estimation</w:t>
-      </w:r>
-      <w:r>
-        <w:t>/ So, for example, here you might say,</w:t>
-      </w:r>
-    </w:p>
+        <w:rPr>
+          <w:rStyle w:val="CommentReference"/>
+        </w:rPr>
+        <w:annotationRef/>
+      </w:r>
+      <w:r>
+        <w:t>Again, you need to consider what this differencing means with respect to interpretation.</w:t>
+      </w:r>
+    </w:p>
+  </w:comment>
+  <w:comment w:id="76" w:author="Mark Scheuerell" w:date="2026-03-07T09:36:00Z" w:initials="s">
     <w:p>
       <w:pPr>
         <w:pStyle w:val="CommentText"/>
       </w:pPr>
-    </w:p>
+      <w:r>
+        <w:rPr>
+          <w:rStyle w:val="CommentReference"/>
+        </w:rPr>
+        <w:annotationRef/>
+      </w:r>
+      <w:r>
+        <w:t>Have you not also addressed this by comparing models where the IR is in/ex-cluded in the same state as the other sites (ie, 1- vs 2-state model)?</w:t>
+      </w:r>
+    </w:p>
+  </w:comment>
+  <w:comment w:id="77" w:author="Mark Scheuerell" w:date="2026-03-07T09:39:00Z" w:initials="s">
     <w:p>
       <w:pPr>
         <w:pStyle w:val="CommentText"/>
       </w:pPr>
       <w:r>
-        <w:t xml:space="preserve">“By specifying </w:t>
-      </w:r>
-      <w:r>
-        <w:rPr>
-          <w:rFonts w:ascii="MathJax_Math-italic" w:eastAsia="Times New Roman" w:hAnsi="MathJax_Math-italic" w:cs="Times New Roman"/>
-          <w:b/>
-          <w:bCs/>
-          <w:kern w:val="0"/>
-          <w:sz w:val="26"/>
-          <w:szCs w:val="26"/>
-          <w:bdr w:val="none" w:sz="0" w:space="0" w:color="auto" w:frame="1"/>
-          <w14:ligatures w14:val="none"/>
-        </w:rPr>
-        <w:t>B</w:t>
-      </w:r>
-      <w:r>
-        <w:t xml:space="preserve"> as a 2x2 matrix with four unique elements, </w:t>
-      </w:r>
-      <w:r>
-        <w:t>I estimated</w:t>
-      </w:r>
-      <w:r>
         <w:rPr>
           <w:rStyle w:val="CommentReference"/>
         </w:rPr>
         <w:annotationRef/>
       </w:r>
       <w:r>
-        <w:t xml:space="preserve"> the effect of the number of fish returning to each system in time step </w:t>
-      </w:r>
-      <w:r>
-        <w:rPr>
-          <w:rFonts w:ascii="MathJax_Math-italic" w:eastAsia="Times New Roman" w:hAnsi="MathJax_Math-italic" w:cs="Times New Roman"/>
-          <w:kern w:val="0"/>
-          <w:sz w:val="26"/>
-          <w:szCs w:val="26"/>
-          <w:bdr w:val="none" w:sz="0" w:space="0" w:color="auto" w:frame="1"/>
-          <w14:ligatures w14:val="none"/>
-        </w:rPr>
-        <w:t>t-1</w:t>
-      </w:r>
-      <w:r>
-        <w:t xml:space="preserve"> on the number of fish returning to each system in time step </w:t>
-      </w:r>
-      <w:r>
-        <w:rPr>
-          <w:rFonts w:ascii="MathJax_Math-italic" w:eastAsia="Times New Roman" w:hAnsi="MathJax_Math-italic" w:cs="Times New Roman"/>
-          <w:kern w:val="0"/>
-          <w:sz w:val="26"/>
-          <w:szCs w:val="26"/>
-          <w:bdr w:val="none" w:sz="0" w:space="0" w:color="auto" w:frame="1"/>
-          <w14:ligatures w14:val="none"/>
-        </w:rPr>
-        <w:t>t</w:t>
-      </w:r>
-      <w:r>
-        <w:rPr>
-          <w:rFonts w:ascii="MathJax_Math-italic" w:eastAsia="Times New Roman" w:hAnsi="MathJax_Math-italic" w:cs="Times New Roman"/>
-          <w:kern w:val="0"/>
-          <w:sz w:val="26"/>
-          <w:szCs w:val="26"/>
-          <w:bdr w:val="none" w:sz="0" w:space="0" w:color="auto" w:frame="1"/>
-          <w14:ligatures w14:val="none"/>
-        </w:rPr>
-        <w:t>.”</w:t>
+        <w:t>This is all methods, not results. There’s no reason to bring them up again here</w:t>
       </w:r>
     </w:p>
   </w:comment>
-  <w:comment w:id="60" w:author="Mark Scheuerell" w:date="2026-03-06T06:28:00Z" w:initials="s">
+  <w:comment w:id="78" w:author="Mark Scheuerell" w:date="2026-03-07T09:40:00Z" w:initials="s">
     <w:p>
       <w:pPr>
         <w:pStyle w:val="CommentText"/>
@@ -8000,11 +9006,11 @@
         <w:annotationRef/>
       </w:r>
       <w:r>
-        <w:t>Now that I read the following paragraph, I think these could be deleted.</w:t>
+        <w:t>This belongs in the methods, not results</w:t>
       </w:r>
     </w:p>
   </w:comment>
-  <w:comment w:id="65" w:author="Mark Scheuerell" w:date="2026-03-06T06:28:00Z" w:initials="s">
+  <w:comment w:id="97" w:author="Mark Scheuerell" w:date="2026-03-07T09:43:00Z" w:initials="s">
     <w:p>
       <w:pPr>
         <w:pStyle w:val="CommentText"/>
@@ -8016,23 +9022,11 @@
         <w:annotationRef/>
       </w:r>
       <w:r>
-        <w:t xml:space="preserve">I know this writing style is common in econ (based on my experiences with Bill J), but I think </w:t>
-      </w:r>
-      <w:r>
-        <w:t>this type of sentence</w:t>
-      </w:r>
-      <w:r>
-        <w:t xml:space="preserve"> just restate</w:t>
-      </w:r>
-      <w:r>
-        <w:t>s</w:t>
-      </w:r>
-      <w:r>
-        <w:t xml:space="preserve"> the figure caption. Instead, I recommend making strong statements about the results and then referencing the figures parenthetically. </w:t>
+        <w:t>This all reads like methods</w:t>
       </w:r>
     </w:p>
   </w:comment>
-  <w:comment w:id="66" w:author="Mark Scheuerell" w:date="2026-03-07T09:07:00Z" w:initials="s">
+  <w:comment w:id="98" w:author="Mark Scheuerell" w:date="2026-03-07T09:44:00Z" w:initials="s">
     <w:p>
       <w:pPr>
         <w:pStyle w:val="CommentText"/>
@@ -8044,11 +9038,11 @@
         <w:annotationRef/>
       </w:r>
       <w:r>
-        <w:t>I’m not sure you can make these definitive statements based on z-scored data. I think you can speak in relative terms when comparing the estimated states. What do the raw data show with respect to actual densities (fish/km)?</w:t>
+        <w:t>As mentioned, you don’t need to restate the figure captions in the text.</w:t>
       </w:r>
     </w:p>
   </w:comment>
-  <w:comment w:id="67" w:author="Mark Scheuerell" w:date="2026-03-07T09:11:00Z" w:initials="s">
+  <w:comment w:id="99" w:author="Mark Scheuerell" w:date="2026-03-07T09:47:00Z" w:initials="s">
     <w:p>
       <w:pPr>
         <w:pStyle w:val="CommentText"/>
@@ -8060,11 +9054,17 @@
         <w:annotationRef/>
       </w:r>
       <w:r>
-        <w:t>These statements also seem to be based on the z-scored states. If you want to stick with this, I think you’ll have to discuss differences in terms of SD’s (eg, “site 1 was ~2 SD’s greater than site 2”)</w:t>
+        <w:t xml:space="preserve">This is really cool and the stuff that the park </w:t>
+      </w:r>
+      <w:r>
+        <w:t>may</w:t>
+      </w:r>
+      <w:r>
+        <w:t xml:space="preserve"> be most interested in.</w:t>
       </w:r>
     </w:p>
   </w:comment>
-  <w:comment w:id="73" w:author="Mark Scheuerell" w:date="2026-03-07T09:14:00Z" w:initials="s">
+  <w:comment w:id="109" w:author="Mark Scheuerell" w:date="2026-03-07T10:13:00Z" w:initials="s">
     <w:p>
       <w:pPr>
         <w:pStyle w:val="CommentText"/>
@@ -8076,188 +9076,7 @@
         <w:annotationRef/>
       </w:r>
       <w:r>
-        <w:rPr>
-          <w:rStyle w:val="CommentReference"/>
-        </w:rPr>
-        <w:t>This level of differe</w:t>
-      </w:r>
-      <w:r>
-        <w:t>ncing is the discrete time equivalent of the 3</w:t>
-      </w:r>
-      <w:r>
-        <w:rPr>
-          <w:vertAlign w:val="superscript"/>
-        </w:rPr>
-        <w:t>rd</w:t>
-      </w:r>
-      <w:r>
-        <w:t xml:space="preserve"> derivative and I’m wondering what that means here</w:t>
-      </w:r>
-      <w:r>
-        <w:t>. Are you working with log-transformed or raw data?</w:t>
-      </w:r>
-    </w:p>
-    <w:p>
-      <w:pPr>
-        <w:pStyle w:val="CommentText"/>
-      </w:pPr>
-    </w:p>
-    <w:p>
-      <w:pPr>
-        <w:pStyle w:val="CommentText"/>
-      </w:pPr>
-      <w:r>
-        <w:t>Why not just fit a linear trend and then use the residuals? We talked about this in FISH 550 when discussing classical decomposition</w:t>
-      </w:r>
-    </w:p>
-  </w:comment>
-  <w:comment w:id="74" w:author="Mark Scheuerell" w:date="2026-03-07T09:35:00Z" w:initials="s">
-    <w:p>
-      <w:pPr>
-        <w:pStyle w:val="CommentText"/>
-      </w:pPr>
-      <w:r>
-        <w:rPr>
-          <w:rStyle w:val="CommentReference"/>
-        </w:rPr>
-        <w:annotationRef/>
-      </w:r>
-      <w:r>
-        <w:t>Again, you need to consider what this differencing means with respect to interpretation.</w:t>
-      </w:r>
-    </w:p>
-  </w:comment>
-  <w:comment w:id="75" w:author="Mark Scheuerell" w:date="2026-03-07T09:36:00Z" w:initials="s">
-    <w:p>
-      <w:pPr>
-        <w:pStyle w:val="CommentText"/>
-      </w:pPr>
-      <w:r>
-        <w:rPr>
-          <w:rStyle w:val="CommentReference"/>
-        </w:rPr>
-        <w:annotationRef/>
-      </w:r>
-      <w:r>
-        <w:t>Have you not also addressed this by comparing models where the IR is in/ex-cluded in the same state as the other sites (ie, 1- vs 2-state model)?</w:t>
-      </w:r>
-    </w:p>
-  </w:comment>
-  <w:comment w:id="76" w:author="Mark Scheuerell" w:date="2026-03-07T09:39:00Z" w:initials="s">
-    <w:p>
-      <w:pPr>
-        <w:pStyle w:val="CommentText"/>
-      </w:pPr>
-      <w:r>
-        <w:rPr>
-          <w:rStyle w:val="CommentReference"/>
-        </w:rPr>
-        <w:annotationRef/>
-      </w:r>
-      <w:r>
-        <w:t>This is all methods, not results. There’s no reason to bring them up again here</w:t>
-      </w:r>
-    </w:p>
-  </w:comment>
-  <w:comment w:id="77" w:author="Mark Scheuerell" w:date="2026-03-07T09:40:00Z" w:initials="s">
-    <w:p>
-      <w:pPr>
-        <w:pStyle w:val="CommentText"/>
-      </w:pPr>
-      <w:r>
-        <w:rPr>
-          <w:rStyle w:val="CommentReference"/>
-        </w:rPr>
-        <w:annotationRef/>
-      </w:r>
-      <w:r>
-        <w:t>This belongs in the methods, not results</w:t>
-      </w:r>
-    </w:p>
-  </w:comment>
-  <w:comment w:id="96" w:author="Mark Scheuerell" w:date="2026-03-07T09:43:00Z" w:initials="s">
-    <w:p>
-      <w:pPr>
-        <w:pStyle w:val="CommentText"/>
-      </w:pPr>
-      <w:r>
-        <w:rPr>
-          <w:rStyle w:val="CommentReference"/>
-        </w:rPr>
-        <w:annotationRef/>
-      </w:r>
-      <w:r>
-        <w:t>This all reads like methods</w:t>
-      </w:r>
-    </w:p>
-  </w:comment>
-  <w:comment w:id="97" w:author="Mark Scheuerell" w:date="2026-03-07T09:44:00Z" w:initials="s">
-    <w:p>
-      <w:pPr>
-        <w:pStyle w:val="CommentText"/>
-      </w:pPr>
-      <w:r>
-        <w:rPr>
-          <w:rStyle w:val="CommentReference"/>
-        </w:rPr>
-        <w:annotationRef/>
-      </w:r>
-      <w:r>
-        <w:t>As mentioned, you don’t need to restate the figure captions in the text.</w:t>
-      </w:r>
-    </w:p>
-  </w:comment>
-  <w:comment w:id="98" w:author="Mark Scheuerell" w:date="2026-03-07T09:47:00Z" w:initials="s">
-    <w:p>
-      <w:pPr>
-        <w:pStyle w:val="CommentText"/>
-      </w:pPr>
-      <w:r>
-        <w:rPr>
-          <w:rStyle w:val="CommentReference"/>
-        </w:rPr>
-        <w:annotationRef/>
-      </w:r>
-      <w:r>
-        <w:t xml:space="preserve">This is really cool and the stuff that the park </w:t>
-      </w:r>
-      <w:r>
-        <w:t>may</w:t>
-      </w:r>
-      <w:r>
-        <w:t xml:space="preserve"> be most interested in.</w:t>
-      </w:r>
-    </w:p>
-  </w:comment>
-  <w:comment w:id="108" w:author="Mark Scheuerell" w:date="2026-03-07T10:13:00Z" w:initials="s">
-    <w:p>
-      <w:pPr>
-        <w:pStyle w:val="CommentText"/>
-      </w:pPr>
-      <w:r>
-        <w:rPr>
-          <w:rStyle w:val="CommentReference"/>
-        </w:rPr>
-        <w:annotationRef/>
-      </w:r>
-      <w:r>
         <w:t>Recall that the discussion section is where you also frame your results within the broader literature, and I don’t see any citations to other work here. What sort of effects do hatcheries in other areas have? Are their differences among other species? Conservation hatcheries intentionally outplant juveniles to other areas they’d like them to return. Are there any lessons or comparisons to draw from those? You should also return to the non-salmon examples you bring up in the intro. Can we gain any insights from them or extend inference from this study to them?</w:t>
-      </w:r>
-    </w:p>
-  </w:comment>
-  <w:comment w:id="109" w:author="Mark Scheuerell" w:date="2026-03-07T09:50:00Z" w:initials="s">
-    <w:p>
-      <w:pPr>
-        <w:pStyle w:val="CommentText"/>
-      </w:pPr>
-      <w:r>
-        <w:rPr>
-          <w:rStyle w:val="CommentReference"/>
-        </w:rPr>
-        <w:annotationRef/>
-      </w:r>
-      <w:r>
-        <w:t>I’d move this lower down</w:t>
       </w:r>
     </w:p>
   </w:comment>
@@ -8273,9 +9092,25 @@
         <w:annotationRef/>
       </w:r>
       <w:r>
+        <w:t>I’d move this lower down</w:t>
+      </w:r>
+    </w:p>
+  </w:comment>
+  <w:comment w:id="111" w:author="Mark Scheuerell" w:date="2026-03-07T09:50:00Z" w:initials="s">
+    <w:p>
+      <w:pPr>
+        <w:pStyle w:val="CommentText"/>
+      </w:pPr>
+      <w:r>
         <w:rPr>
           <w:rStyle w:val="CommentReference"/>
         </w:rPr>
+        <w:annotationRef/>
+      </w:r>
+      <w:r>
+        <w:rPr>
+          <w:rStyle w:val="CommentReference"/>
+        </w:rPr>
         <w:t>V</w:t>
       </w:r>
       <w:r>
@@ -8283,7 +9118,7 @@
       </w:r>
     </w:p>
   </w:comment>
-  <w:comment w:id="111" w:author="Mark Scheuerell" w:date="2026-03-07T09:51:00Z" w:initials="s">
+  <w:comment w:id="112" w:author="Mark Scheuerell" w:date="2026-03-07T09:51:00Z" w:initials="s">
     <w:p>
       <w:pPr>
         <w:pStyle w:val="CommentText"/>
@@ -8299,7 +9134,7 @@
       </w:r>
     </w:p>
   </w:comment>
-  <w:comment w:id="112" w:author="Mark Scheuerell" w:date="2026-03-07T09:52:00Z" w:initials="s">
+  <w:comment w:id="113" w:author="Mark Scheuerell" w:date="2026-03-07T09:52:00Z" w:initials="s">
     <w:p>
       <w:pPr>
         <w:pStyle w:val="CommentText"/>
@@ -8315,7 +9150,7 @@
       </w:r>
     </w:p>
   </w:comment>
-  <w:comment w:id="137" w:author="Mark Scheuerell" w:date="2026-03-07T09:59:00Z" w:initials="s">
+  <w:comment w:id="138" w:author="Mark Scheuerell" w:date="2026-03-07T09:59:00Z" w:initials="s">
     <w:p>
       <w:pPr>
         <w:pStyle w:val="CommentText"/>
@@ -8340,8 +9175,8 @@
   <w15:commentEx w15:paraId="2604FD2C" w15:done="0"/>
   <w15:commentEx w15:paraId="3913DD12" w15:done="0"/>
   <w15:commentEx w15:paraId="05022E57" w15:done="0"/>
-  <w15:commentEx w15:paraId="13A7057A" w15:done="0"/>
-  <w15:commentEx w15:paraId="2062B077" w15:done="0"/>
+  <w15:commentEx w15:paraId="13A7057A" w15:done="1"/>
+  <w15:commentEx w15:paraId="61FC6D56" w15:done="0"/>
   <w15:commentEx w15:paraId="21519842" w15:done="0"/>
   <w15:commentEx w15:paraId="1B67AF8D" w15:done="0"/>
   <w15:commentEx w15:paraId="3F979827" w15:done="0"/>
@@ -8403,7 +9238,7 @@
   <w16cex:commentExtensible w16cex:durableId="08D800E2" w16cex:dateUtc="2026-03-09T16:23:00Z"/>
   <w16cex:commentExtensible w16cex:durableId="6C51101F" w16cex:dateUtc="2026-03-06T13:37:00Z"/>
   <w16cex:commentExtensible w16cex:durableId="514A7E96" w16cex:dateUtc="2026-03-06T13:39:00Z"/>
-  <w16cex:commentExtensible w16cex:durableId="131023F6" w16cex:dateUtc="2026-03-06T13:40:00Z"/>
+  <w16cex:commentExtensible w16cex:durableId="502D5DF3" w16cex:dateUtc="2026-03-24T23:49:00Z"/>
   <w16cex:commentExtensible w16cex:durableId="7D6BA5A6" w16cex:dateUtc="2026-03-06T13:43:00Z"/>
   <w16cex:commentExtensible w16cex:durableId="7B4C9F0E" w16cex:dateUtc="2026-03-06T13:44:00Z"/>
   <w16cex:commentExtensible w16cex:durableId="40B74590" w16cex:dateUtc="2026-03-06T13:46:00Z"/>
@@ -8453,7 +9288,7 @@
   <w16cid:commentId w16cid:paraId="3913DD12" w16cid:durableId="08D800E2"/>
   <w16cid:commentId w16cid:paraId="05022E57" w16cid:durableId="6C51101F"/>
   <w16cid:commentId w16cid:paraId="13A7057A" w16cid:durableId="514A7E96"/>
-  <w16cid:commentId w16cid:paraId="2062B077" w16cid:durableId="131023F6"/>
+  <w16cid:commentId w16cid:paraId="61FC6D56" w16cid:durableId="502D5DF3"/>
   <w16cid:commentId w16cid:paraId="21519842" w16cid:durableId="7D6BA5A6"/>
   <w16cid:commentId w16cid:paraId="1B67AF8D" w16cid:durableId="7B4C9F0E"/>
   <w16cid:commentId w16cid:paraId="3F979827" w16cid:durableId="40B74590"/>
@@ -8621,6 +9456,9 @@
   </w15:person>
   <w15:person w15:author="Mark Scheuerell">
     <w15:presenceInfo w15:providerId="AD" w15:userId="S::scheuerl@uw.edu::e5f041e9-888e-425f-b2ff-0ef18f5f5e6d"/>
+  </w15:person>
+  <w15:person w15:author="Brian McGreal">
+    <w15:presenceInfo w15:providerId="Windows Live" w15:userId="4c81a134ebae7d72"/>
   </w15:person>
 </w15:people>
 </file>

--- a/output/writing/DissertationChapter/Ch1_draft2.docx
+++ b/output/writing/DissertationChapter/Ch1_draft2.docx
@@ -700,8 +700,7 @@
       <w:r>
         <w:t xml:space="preserve">. </w:t>
       </w:r>
-      <w:commentRangeStart w:id="30"/>
-      <w:del w:id="31" w:author="Brian E McGreal" w:date="2026-03-09T09:18:00Z" w16du:dateUtc="2026-03-09T16:18:00Z">
+      <w:del w:id="30" w:author="Brian E McGreal" w:date="2026-03-09T09:18:00Z" w16du:dateUtc="2026-03-09T16:18:00Z">
         <w:r>
           <w:delText xml:space="preserve">However, harm to ecosystems can also be driven by </w:delText>
         </w:r>
@@ -709,19 +708,7 @@
           <w:delText>the</w:delText>
         </w:r>
         <w:r>
-          <w:delText xml:space="preserve"> hyperabundance of a native species, due either to shifting regional trends in habitat suitability, to direct (and often anthropogenic) intervention, or to a combination of these factors (Sambaraju and Goodsman 2021, Beckett et al. 2022, Moore et al. 2023)</w:delText>
-        </w:r>
-        <w:commentRangeEnd w:id="30"/>
-        <w:r>
-          <w:rPr>
-            <w:rStyle w:val="CommentReference"/>
-            <w:sz w:val="24"/>
-            <w:szCs w:val="24"/>
-          </w:rPr>
-          <w:commentReference w:id="30"/>
-        </w:r>
-        <w:r>
-          <w:delText xml:space="preserve">. </w:delText>
+          <w:delText xml:space="preserve"> hyperabundance of a native species, due either to shifting regional trends in habitat suitability, to direct (and often anthropogenic) intervention, or to a combination of these factors (Sambaraju and Goodsman 2021, Beckett et al. 2022, Moore et al. 2023). </w:delText>
         </w:r>
       </w:del>
       <w:r>
@@ -784,7 +771,7 @@
         <w:spacing w:after="0" w:line="480" w:lineRule="auto"/>
         <w:ind w:firstLine="360"/>
       </w:pPr>
-      <w:commentRangeStart w:id="32"/>
+      <w:commentRangeStart w:id="31"/>
       <w:r>
         <w:t xml:space="preserve">With these ideas in mind, </w:t>
       </w:r>
@@ -873,10 +860,7 @@
         <w:t xml:space="preserve">Alaska’s </w:t>
       </w:r>
       <w:r>
-        <w:t>southeastern panhandle</w:t>
-      </w:r>
-      <w:r>
-        <w:t>.</w:t>
+        <w:t>southeastern panhandle.</w:t>
       </w:r>
       <w:r>
         <w:rPr>
@@ -886,16 +870,16 @@
         </w:rPr>
         <w:t xml:space="preserve"> </w:t>
       </w:r>
-      <w:commentRangeEnd w:id="32"/>
+      <w:commentRangeEnd w:id="31"/>
       <w:r>
         <w:rPr>
           <w:rStyle w:val="CommentReference"/>
           <w:sz w:val="24"/>
           <w:szCs w:val="24"/>
         </w:rPr>
-        <w:commentReference w:id="32"/>
-      </w:r>
-      <w:ins w:id="33" w:author="Brian McGreal" w:date="2026-03-24T16:28:00Z" w16du:dateUtc="2026-03-24T23:28:00Z">
+        <w:commentReference w:id="31"/>
+      </w:r>
+      <w:ins w:id="32" w:author="Brian McGreal" w:date="2026-03-24T16:28:00Z" w16du:dateUtc="2026-03-24T23:28:00Z">
         <w:r>
           <w:t xml:space="preserve"> </w:t>
         </w:r>
@@ -1012,18 +996,9 @@
         <w:t>. These</w:t>
       </w:r>
       <w:r>
-        <w:t xml:space="preserve"> includ</w:t>
-      </w:r>
-      <w:r>
-        <w:t>e</w:t>
-      </w:r>
-      <w:r>
-        <w:t xml:space="preserve"> mature spruce-hemlock forests and</w:t>
-      </w:r>
-      <w:r>
-        <w:t xml:space="preserve"> </w:t>
-      </w:r>
-      <w:commentRangeStart w:id="34"/>
+        <w:t xml:space="preserve"> include mature spruce-hemlock forests and </w:t>
+      </w:r>
+      <w:commentRangeStart w:id="33"/>
       <w:r>
         <w:rPr>
           <w:rFonts w:cstheme="minorHAnsi"/>
@@ -1109,7 +1084,7 @@
         </w:rPr>
         <w:t xml:space="preserve">the Indian River </w:t>
       </w:r>
-      <w:commentRangeEnd w:id="34"/>
+      <w:commentRangeEnd w:id="33"/>
       <w:r>
         <w:rPr>
           <w:rStyle w:val="CommentReference"/>
@@ -1119,7 +1094,7 @@
           <w:szCs w:val="24"/>
           <w:shd w:val="clear" w:color="auto" w:fill="FFFFFF"/>
         </w:rPr>
-        <w:commentReference w:id="34"/>
+        <w:commentReference w:id="33"/>
       </w:r>
       <w:r>
         <w:rPr>
@@ -1583,6 +1558,9 @@
       <w:pPr>
         <w:spacing w:after="0" w:line="480" w:lineRule="auto"/>
         <w:ind w:firstLine="360"/>
+        <w:rPr>
+          <w:ins w:id="34" w:author="Brian McGreal" w:date="2026-03-25T12:24:00Z" w16du:dateUtc="2026-03-25T19:24:00Z"/>
+        </w:rPr>
       </w:pPr>
       <w:r>
         <w:t>T</w:t>
@@ -1615,121 +1593,423 @@
         <w:lastRenderedPageBreak/>
         <w:t xml:space="preserve">primary purpose of managing the commercial fishery (index streams being specifically selected to reflect natural conditions and a lack of undue anthropogenic influences). This extensive monitoring effort provides a regional backdrop against which abundances observed at Indian River may be compared. </w:t>
       </w:r>
-      <w:commentRangeStart w:id="35"/>
-      <w:commentRangeStart w:id="36"/>
-      <w:r>
-        <w:t>Figure</w:t>
-      </w:r>
-      <w:r>
-        <w:t>s</w:t>
-      </w:r>
-      <w:r>
-        <w:t xml:space="preserve"> 2 </w:t>
-      </w:r>
-      <w:r>
-        <w:t xml:space="preserve">&amp; 3 </w:t>
-      </w:r>
-      <w:r>
-        <w:t xml:space="preserve">describe peak escapement </w:t>
-      </w:r>
-      <w:r>
-        <w:t>o</w:t>
-      </w:r>
-      <w:r>
-        <w:t>f</w:t>
-      </w:r>
-      <w:r>
-        <w:t xml:space="preserve"> salmon runs </w:t>
-      </w:r>
-      <w:r>
-        <w:t>recorded</w:t>
-      </w:r>
-      <w:r>
-        <w:t xml:space="preserve"> between 1960 and 202</w:t>
-      </w:r>
-      <w:r>
-        <w:t>3</w:t>
-      </w:r>
-      <w:r>
-        <w:t xml:space="preserve"> at </w:t>
-      </w:r>
-      <w:r>
-        <w:t xml:space="preserve">Indian River and </w:t>
-      </w:r>
-      <w:r>
-        <w:t>35 pink salmon streams</w:t>
-      </w:r>
-      <w:r>
-        <w:t>, all</w:t>
-      </w:r>
-      <w:r>
-        <w:t xml:space="preserve"> located in what ADFG designates as the ‘Northern Southeast (Outside)’ region.</w:t>
-      </w:r>
-      <w:commentRangeEnd w:id="36"/>
+      <w:ins w:id="35" w:author="Brian McGreal" w:date="2026-03-25T12:24:00Z" w16du:dateUtc="2026-03-25T19:24:00Z">
+        <w:r>
+          <w:t xml:space="preserve">Between 1960 and 2023, pink salmon escapement has increased throughout what ADFG designates as the ‘Northern Southeast (Outside)’ region (in which the Indian River is located). The agency has recorded peak pink salmon escapement annually at 35 index streams in this region, as well as at Indian River, albeit with gaps in the time series. Along with other streams in the region, Indian River has seen an increase in peak escapement over the period of observation (Figure 2). However, this data alone does not provide sufficient evidence to conclude whether and to what extent Sheldon Jackson Hatchery has influenced pink salmon abundance at Indian River.  </w:t>
+        </w:r>
+      </w:ins>
+    </w:p>
+    <w:p>
+      <w:pPr>
+        <w:spacing w:after="0" w:line="480" w:lineRule="auto"/>
+        <w:ind w:firstLine="360"/>
+        <w:rPr>
+          <w:del w:id="36" w:author="Brian McGreal" w:date="2026-03-25T12:24:00Z" w16du:dateUtc="2026-03-25T19:24:00Z"/>
+        </w:rPr>
+      </w:pPr>
+      <w:commentRangeStart w:id="37"/>
+      <w:commentRangeStart w:id="38"/>
+      <w:del w:id="39" w:author="Brian McGreal" w:date="2026-03-25T12:24:00Z" w16du:dateUtc="2026-03-25T19:24:00Z">
+        <w:r>
+          <w:delText>Figure</w:delText>
+        </w:r>
+        <w:r>
+          <w:delText>s</w:delText>
+        </w:r>
+        <w:r>
+          <w:delText xml:space="preserve"> 2 </w:delText>
+        </w:r>
+        <w:r>
+          <w:delText xml:space="preserve">&amp; 3 </w:delText>
+        </w:r>
+        <w:r>
+          <w:delText xml:space="preserve">describe peak escapement </w:delText>
+        </w:r>
+        <w:r>
+          <w:delText>o</w:delText>
+        </w:r>
+        <w:r>
+          <w:delText>f</w:delText>
+        </w:r>
+        <w:r>
+          <w:delText xml:space="preserve"> salmon runs </w:delText>
+        </w:r>
+        <w:r>
+          <w:delText>recorded</w:delText>
+        </w:r>
+        <w:r>
+          <w:delText xml:space="preserve"> between 1960 and 202</w:delText>
+        </w:r>
+        <w:r>
+          <w:delText>3</w:delText>
+        </w:r>
+        <w:r>
+          <w:delText xml:space="preserve"> at </w:delText>
+        </w:r>
+        <w:r>
+          <w:delText xml:space="preserve">Indian River and </w:delText>
+        </w:r>
+        <w:r>
+          <w:delText>35 pink salmon streams</w:delText>
+        </w:r>
+        <w:r>
+          <w:delText>, all</w:delText>
+        </w:r>
+        <w:r>
+          <w:delText xml:space="preserve"> located in what ADFG designates as the ‘Northern Southeast (Outside)’ region.</w:delText>
+        </w:r>
+        <w:commentRangeEnd w:id="38"/>
+        <w:r>
+          <w:rPr>
+            <w:rStyle w:val="CommentReference"/>
+            <w:sz w:val="24"/>
+            <w:szCs w:val="24"/>
+          </w:rPr>
+          <w:commentReference w:id="38"/>
+        </w:r>
+        <w:r>
+          <w:delText xml:space="preserve"> </w:delText>
+        </w:r>
+        <w:r>
+          <w:delText>A cursory</w:delText>
+        </w:r>
+        <w:r>
+          <w:delText xml:space="preserve"> inspection of these figures </w:delText>
+        </w:r>
+        <w:r>
+          <w:delText xml:space="preserve">suggests </w:delText>
+        </w:r>
+        <w:r>
+          <w:delText>that</w:delText>
+        </w:r>
+        <w:r>
+          <w:delText xml:space="preserve"> abundances of returning pink salmon have generally been on the rise throughout the region over the last few decades, and </w:delText>
+        </w:r>
+        <w:r>
+          <w:delText>that</w:delText>
+        </w:r>
+        <w:r>
+          <w:delText xml:space="preserve"> </w:delText>
+        </w:r>
+        <w:r>
+          <w:delText xml:space="preserve">Indian River pink salmon are returning in </w:delText>
+        </w:r>
+        <w:r>
+          <w:delText>densities</w:delText>
+        </w:r>
+        <w:r>
+          <w:delText xml:space="preserve"> </w:delText>
+        </w:r>
+        <w:r>
+          <w:delText xml:space="preserve">consistent with those observed in nearby </w:delText>
+        </w:r>
+        <w:r>
+          <w:delText xml:space="preserve">index </w:delText>
+        </w:r>
+        <w:r>
+          <w:delText xml:space="preserve">streams. </w:delText>
+        </w:r>
+        <w:r>
+          <w:delText>While this is somewhat compelling, visual inspection of a few dozen time series is not sufficient to conclude whether and to what extent Sheldon Jackson Hatchery has influenced pink salmon abundance at Indian River.</w:delText>
+        </w:r>
+        <w:commentRangeEnd w:id="37"/>
+        <w:r>
+          <w:rPr>
+            <w:rStyle w:val="CommentReference"/>
+            <w:sz w:val="24"/>
+            <w:szCs w:val="24"/>
+          </w:rPr>
+          <w:commentReference w:id="37"/>
+        </w:r>
+        <w:r>
+          <w:delText xml:space="preserve">  </w:delText>
+        </w:r>
+      </w:del>
+    </w:p>
+    <w:p>
+      <w:pPr>
+        <w:spacing w:after="0" w:line="480" w:lineRule="auto"/>
+        <w:rPr>
+          <w:ins w:id="40" w:author="Brian McGreal" w:date="2026-03-25T14:04:00Z" w16du:dateUtc="2026-03-25T21:04:00Z"/>
+        </w:rPr>
+        <w:pPrChange w:id="41" w:author="Brian McGreal" w:date="2026-03-25T14:04:00Z" w16du:dateUtc="2026-03-25T21:04:00Z">
+          <w:pPr>
+            <w:spacing w:after="0" w:line="480" w:lineRule="auto"/>
+            <w:ind w:firstLine="360"/>
+          </w:pPr>
+        </w:pPrChange>
+      </w:pPr>
+      <w:ins w:id="42" w:author="Brian McGreal" w:date="2026-03-25T14:04:00Z" w16du:dateUtc="2026-03-25T21:04:00Z">
+        <w:r>
+          <w:tab/>
+          <w:t xml:space="preserve">This research seeks to assess whether the abundances of pink salmon observed in recent decades at Indian River exist within a natural range of variation relative to pink salmon streams elsewhere in the region, and to evaluate if and to what extent Sheldon Jackson </w:t>
+        </w:r>
+        <w:r>
+          <w:lastRenderedPageBreak/>
+          <w:t>Hatchery operations have driven the increased abundances observed since 1980. If Indian River pink salmon abundances do not exist within a natural range of variation, then it follows that a model which specifies estimates Indian River abundance as separate from that of the wider region would fit the observed data significantly better than a model which estimates pink salmon abundance throughout the region and does not allow for the Indian River to be treated as separate. If the commencement (or 2010 expansion) of hatchery operations has significantly increased pink salmon population densities at Indian River, then this effect could be observed by specifying a model of hatchery operations which controls for both the effect of time period (pre- and post-commencement of operations) and the effect of treatment (considering Indian River the treated group). Finally, the impact of hatchery releases on Indian River abundances may be evaluated by specifying a model which allows for both peak escapement and hatchery releases in the previous brood year to influence the number of pink salmon returning to Indian River to spawn in the current brood year, with the size and significance of the effect of prior-year hatchery releases providing insight as to if and what influence the volume of hatchery releases has on wild abundance. Each of these approaches is discussed in greater detail in the following section.</w:t>
+        </w:r>
+      </w:ins>
+    </w:p>
+    <w:p>
+      <w:pPr>
+        <w:spacing w:after="0" w:line="480" w:lineRule="auto"/>
+        <w:ind w:firstLine="360"/>
+        <w:rPr>
+          <w:del w:id="43" w:author="Brian McGreal" w:date="2026-03-25T14:04:00Z" w16du:dateUtc="2026-03-25T21:04:00Z"/>
+        </w:rPr>
+      </w:pPr>
+      <w:commentRangeStart w:id="44"/>
+      <w:commentRangeStart w:id="45"/>
+      <w:del w:id="46" w:author="Brian McGreal" w:date="2026-03-25T14:04:00Z" w16du:dateUtc="2026-03-25T21:04:00Z">
+        <w:r>
+          <w:delText xml:space="preserve">My research seeks to assess whether the abundances of pink salmon observed in recent decades at Indian River exist within a natural range of variation relative to pink salmon streams elsewhere in the region. </w:delText>
+        </w:r>
+        <w:r>
+          <w:delText>Additionally,</w:delText>
+        </w:r>
+        <w:r>
+          <w:delText xml:space="preserve"> </w:delText>
+        </w:r>
+        <w:r>
+          <w:delText>my</w:delText>
+        </w:r>
+        <w:r>
+          <w:delText xml:space="preserve"> research </w:delText>
+        </w:r>
+        <w:r>
+          <w:delText>explore</w:delText>
+        </w:r>
+        <w:r>
+          <w:delText>s</w:delText>
+        </w:r>
+        <w:r>
+          <w:delText xml:space="preserve"> whether a causal relationship exists between the operations of Sheldon Jackson Hatchery and the increased pink salmon abundances observed at Indian River since 1980</w:delText>
+        </w:r>
+        <w:r>
+          <w:delText>, and estimates</w:delText>
+        </w:r>
+        <w:r>
+          <w:delText xml:space="preserve"> the effect SJH operations have had on abundances of pink salmon at Indian River over time.</w:delText>
+        </w:r>
+        <w:commentRangeEnd w:id="44"/>
+        <w:r>
+          <w:rPr>
+            <w:rStyle w:val="CommentReference"/>
+            <w:sz w:val="24"/>
+            <w:szCs w:val="24"/>
+          </w:rPr>
+          <w:commentReference w:id="44"/>
+        </w:r>
+      </w:del>
+      <w:commentRangeEnd w:id="45"/>
       <w:r>
         <w:rPr>
           <w:rStyle w:val="CommentReference"/>
           <w:sz w:val="24"/>
           <w:szCs w:val="24"/>
         </w:rPr>
-        <w:commentReference w:id="36"/>
+        <w:commentReference w:id="45"/>
+      </w:r>
+      <w:del w:id="47" w:author="Brian McGreal" w:date="2026-03-25T14:04:00Z" w16du:dateUtc="2026-03-25T21:04:00Z">
+        <w:r>
+          <w:delText xml:space="preserve">  </w:delText>
+        </w:r>
+      </w:del>
+    </w:p>
+    <w:p>
+      <w:pPr>
+        <w:pStyle w:val="ListParagraph"/>
+        <w:spacing w:after="0" w:line="480" w:lineRule="auto"/>
+        <w:ind w:left="360"/>
+        <w:rPr>
+          <w:b/>
+          <w:bCs/>
+        </w:rPr>
+      </w:pPr>
+    </w:p>
+    <w:p>
+      <w:pPr>
+        <w:spacing w:after="0" w:line="480" w:lineRule="auto"/>
+        <w:rPr>
+          <w:b/>
+          <w:bCs/>
+          <w:u w:val="single"/>
+        </w:rPr>
+      </w:pPr>
+      <w:r>
+        <w:rPr>
+          <w:b/>
+          <w:bCs/>
+          <w:u w:val="single"/>
+        </w:rPr>
+        <w:t>Methods</w:t>
+      </w:r>
+    </w:p>
+    <w:p>
+      <w:pPr>
+        <w:spacing w:after="0" w:line="480" w:lineRule="auto"/>
+        <w:rPr>
+          <w:b/>
+          <w:bCs/>
+        </w:rPr>
+      </w:pPr>
+      <w:r>
+        <w:rPr>
+          <w:b/>
+          <w:bCs/>
+        </w:rPr>
+        <w:t>Data</w:t>
+      </w:r>
+    </w:p>
+    <w:p>
+      <w:pPr>
+        <w:spacing w:after="0" w:line="480" w:lineRule="auto"/>
+      </w:pPr>
+      <w:r>
+        <w:t xml:space="preserve">ADFG conducts annual aerial surveys of approximately 700 streams in southeast Alaska to monitor pink salmon escapement commercial fisheries management (Van Alen 2000). These streams, referred to by ADFG as index streams, are chosen because they are believed to reflect the natural condition of pink salmon populations in the region. Index streams are grouped into three sub-regions: </w:t>
+      </w:r>
+      <w:r>
+        <w:rPr>
+          <w:i/>
+          <w:iCs/>
+        </w:rPr>
+        <w:t>south southeast</w:t>
+      </w:r>
+      <w:r>
+        <w:t xml:space="preserve">, </w:t>
+      </w:r>
+      <w:r>
+        <w:rPr>
+          <w:i/>
+          <w:iCs/>
+        </w:rPr>
+        <w:t>north southeast (inside),</w:t>
+      </w:r>
+      <w:r>
+        <w:t xml:space="preserve"> and </w:t>
+      </w:r>
+      <w:r>
+        <w:rPr>
+          <w:i/>
+          <w:iCs/>
+        </w:rPr>
+        <w:t>north southeast (outside)</w:t>
+      </w:r>
+      <w:r>
+        <w:t>. The last group is composed of 35 streams</w:t>
       </w:r>
       <w:r>
         <w:t xml:space="preserve"> </w:t>
       </w:r>
       <w:r>
-        <w:t>A cursory</w:t>
-      </w:r>
-      <w:r>
-        <w:t xml:space="preserve"> inspection of these figures </w:t>
-      </w:r>
-      <w:r>
-        <w:t xml:space="preserve">suggests </w:t>
-      </w:r>
-      <w:r>
-        <w:t>that</w:t>
-      </w:r>
-      <w:r>
-        <w:t xml:space="preserve"> abundances of returning pink salmon have generally been on the rise throughout the region over the last few decades, and </w:t>
-      </w:r>
-      <w:r>
-        <w:t>that</w:t>
+        <w:t>in the vicinity of Sitka and the Indian River along the ocean-facing coasts of Baranof and Chichagof islands and a few smaller islands in the area. Surveys are conducted via fixed-wing aircraft throughout the late summer pink salmon spawning season</w:t>
+      </w:r>
+      <w:r>
+        <w:t>, with the name of the biologist</w:t>
+      </w:r>
+      <w:r>
+        <w:t xml:space="preserve"> conducting the survey</w:t>
+      </w:r>
+      <w:r>
+        <w:t xml:space="preserve"> recorded </w:t>
+      </w:r>
+      <w:r>
+        <w:t>in about 75% of observations</w:t>
+      </w:r>
+      <w:r>
+        <w:t xml:space="preserve">. A subset of these stream surveys </w:t>
+      </w:r>
+      <w:r>
+        <w:t>is</w:t>
+      </w:r>
+      <w:r>
+        <w:t xml:space="preserve"> subject to validation by foot counts </w:t>
+      </w:r>
+      <w:r>
+        <w:t>which are used to</w:t>
+      </w:r>
+      <w:r>
+        <w:t xml:space="preserve"> assess the accuracy of ADFG’s aerial survey efforts (A. Dupuis, ADFG, personal communication, August 19, 2024). </w:t>
+      </w:r>
+    </w:p>
+    <w:p>
+      <w:pPr>
+        <w:spacing w:after="0" w:line="480" w:lineRule="auto"/>
+        <w:ind w:firstLine="360"/>
+      </w:pPr>
+      <w:r>
+        <w:t xml:space="preserve">Survey data used in this study covers the period from 1960 to 2023. </w:t>
+      </w:r>
+      <w:r>
+        <w:t xml:space="preserve">Due to the proximity of SJH and the accompanying potential of hatchery fish to affect wild fish abundance estimates, the Indian River is not one of ADFG’s index streams. Nonetheless, ADFG has still intermittently monitored pink salmon escapement in the stream to provide the most complete data possible on pink salmon in the region. Data are available from Indian River from 1962-67, 1969, 1971-73, 1977-88, 1990, and from 1993-2024 (n = 45 annual observations). </w:t>
+      </w:r>
+    </w:p>
+    <w:p>
+      <w:pPr>
+        <w:spacing w:after="0" w:line="480" w:lineRule="auto"/>
+        <w:ind w:firstLine="360"/>
+      </w:pPr>
+      <w:commentRangeStart w:id="48"/>
+      <w:r>
+        <w:lastRenderedPageBreak/>
+        <w:t xml:space="preserve">SJH also must provide ADFG with publicly available hatchery operation reports each year. These annual reports provide the number of </w:t>
+      </w:r>
+      <w:r>
+        <w:t>salmon</w:t>
+      </w:r>
+      <w:r>
+        <w:t xml:space="preserve"> juveniles </w:t>
+      </w:r>
+      <w:r>
+        <w:t xml:space="preserve">reared and </w:t>
+      </w:r>
+      <w:r>
+        <w:t>released, estimates of the number of hatchery-raised adult salmon which survive the marine environment</w:t>
+      </w:r>
+      <w:r>
+        <w:t>, estimates of the hatchery’s contributions to common</w:t>
       </w:r>
       <w:r>
         <w:t xml:space="preserve"> </w:t>
       </w:r>
       <w:r>
-        <w:t xml:space="preserve">Indian River pink salmon are returning in </w:t>
-      </w:r>
-      <w:r>
-        <w:t>densities</w:t>
-      </w:r>
-      <w:r>
-        <w:t xml:space="preserve"> </w:t>
-      </w:r>
-      <w:r>
-        <w:t xml:space="preserve">consistent with those observed in nearby </w:t>
-      </w:r>
-      <w:r>
-        <w:t xml:space="preserve">index </w:t>
-      </w:r>
-      <w:r>
-        <w:t xml:space="preserve">streams. </w:t>
-      </w:r>
-      <w:r>
-        <w:t>While this is somewhat compelling, visual inspection of a few dozen time series is not sufficient to conclude whether and to what extent Sheldon Jackson Hatchery has influenced pink salmon abundance at Indian River.</w:t>
-      </w:r>
-      <w:commentRangeEnd w:id="35"/>
+        <w:t xml:space="preserve">property </w:t>
+      </w:r>
+      <w:r>
+        <w:t xml:space="preserve">commercial </w:t>
+      </w:r>
+      <w:r>
+        <w:t>fisheries</w:t>
+      </w:r>
+      <w:r>
+        <w:t xml:space="preserve"> (as well as sport and subsistence fisheries)</w:t>
+      </w:r>
+      <w:r>
+        <w:t>,</w:t>
+      </w:r>
+      <w:r>
+        <w:t xml:space="preserve"> and </w:t>
+      </w:r>
+      <w:r>
+        <w:t xml:space="preserve">estimates of numbers of adult fish which </w:t>
+      </w:r>
+      <w:r>
+        <w:t>return to the hatchery</w:t>
+      </w:r>
+      <w:r>
+        <w:t xml:space="preserve"> and are taken as cost recovery or as broodstock</w:t>
+      </w:r>
+      <w:r>
+        <w:t>.</w:t>
+      </w:r>
+      <w:commentRangeEnd w:id="48"/>
       <w:r>
         <w:rPr>
           <w:rStyle w:val="CommentReference"/>
           <w:sz w:val="24"/>
           <w:szCs w:val="24"/>
         </w:rPr>
-        <w:commentReference w:id="35"/>
-      </w:r>
-      <w:r>
-        <w:t xml:space="preserve">  </w:t>
+        <w:commentReference w:id="48"/>
       </w:r>
     </w:p>
     <w:p>
@@ -1737,55 +2017,38 @@
         <w:spacing w:after="0" w:line="480" w:lineRule="auto"/>
         <w:ind w:firstLine="360"/>
       </w:pPr>
-      <w:commentRangeStart w:id="37"/>
-      <w:r>
-        <w:t xml:space="preserve">My research seeks to assess whether the abundances of pink salmon observed in recent decades at Indian River exist within a natural range of variation relative to pink salmon streams elsewhere in the region. </w:t>
-      </w:r>
-      <w:r>
-        <w:t>Additionally,</w:t>
-      </w:r>
-      <w:r>
-        <w:t xml:space="preserve"> </w:t>
-      </w:r>
-      <w:r>
-        <w:t>my</w:t>
-      </w:r>
-      <w:r>
-        <w:t xml:space="preserve"> research </w:t>
-      </w:r>
-      <w:r>
-        <w:t>explore</w:t>
-      </w:r>
-      <w:r>
-        <w:t>s</w:t>
-      </w:r>
-      <w:r>
-        <w:t xml:space="preserve"> whether a causal relationship exists between the operations of Sheldon Jackson Hatchery and the increased pink salmon abundances observed at Indian River since 1980</w:t>
-      </w:r>
-      <w:r>
-        <w:t>, and estimates</w:t>
-      </w:r>
-      <w:r>
-        <w:t xml:space="preserve"> the effect SJH operations have had on abundances of pink salmon at Indian River over time.</w:t>
-      </w:r>
-      <w:commentRangeEnd w:id="37"/>
+      <w:commentRangeStart w:id="49"/>
+      <w:r>
+        <w:t xml:space="preserve">This research also leverages data on </w:t>
+      </w:r>
+      <w:r>
+        <w:t xml:space="preserve">relevant </w:t>
+      </w:r>
+      <w:r>
+        <w:t xml:space="preserve">ocean climate in the form of the Pacific Decadal Oscillation (PDO) as recorded by the US National Oceanic and Atmospheric Administration. </w:t>
+      </w:r>
+      <w:r>
+        <w:t>This recurring pattern of North Pacific sea surface temperature has been shown to be robustly correlated with salmon production regimes off the coast of Alaska (Mantua et al.</w:t>
+      </w:r>
+      <w:r>
+        <w:t xml:space="preserve"> 1997)</w:t>
+      </w:r>
+      <w:r>
+        <w:t>.</w:t>
+      </w:r>
+      <w:commentRangeEnd w:id="49"/>
       <w:r>
         <w:rPr>
           <w:rStyle w:val="CommentReference"/>
           <w:sz w:val="24"/>
           <w:szCs w:val="24"/>
         </w:rPr>
-        <w:commentReference w:id="37"/>
-      </w:r>
-      <w:r>
-        <w:t xml:space="preserve">  </w:t>
-      </w:r>
-    </w:p>
-    <w:p>
-      <w:pPr>
-        <w:pStyle w:val="ListParagraph"/>
+        <w:commentReference w:id="49"/>
+      </w:r>
+    </w:p>
+    <w:p>
+      <w:pPr>
         <w:spacing w:after="0" w:line="480" w:lineRule="auto"/>
-        <w:ind w:left="360"/>
         <w:rPr>
           <w:b/>
           <w:bCs/>
@@ -1798,304 +2061,54 @@
         <w:rPr>
           <w:b/>
           <w:bCs/>
-          <w:u w:val="single"/>
-        </w:rPr>
-      </w:pPr>
-      <w:r>
-        <w:rPr>
-          <w:b/>
-          <w:bCs/>
-          <w:u w:val="single"/>
-        </w:rPr>
-        <w:t>Methods</w:t>
+        </w:rPr>
+      </w:pPr>
+      <w:r>
+        <w:rPr>
+          <w:b/>
+          <w:bCs/>
+        </w:rPr>
+        <w:t>MARSS Models</w:t>
       </w:r>
     </w:p>
     <w:p>
       <w:pPr>
         <w:spacing w:after="0" w:line="480" w:lineRule="auto"/>
-        <w:rPr>
-          <w:b/>
-          <w:bCs/>
-        </w:rPr>
-      </w:pPr>
-      <w:r>
-        <w:rPr>
-          <w:b/>
-          <w:bCs/>
-        </w:rPr>
-        <w:t>Data</w:t>
-      </w:r>
-    </w:p>
-    <w:p>
-      <w:pPr>
-        <w:spacing w:after="0" w:line="480" w:lineRule="auto"/>
-      </w:pPr>
-      <w:del w:id="38" w:author="Mark Scheuerell" w:date="2026-03-06T05:48:00Z" w16du:dateUtc="2026-03-06T13:48:00Z">
-        <w:r>
-          <w:lastRenderedPageBreak/>
-          <w:delText xml:space="preserve">Data supporting this research are chiefly sourced from ADFG. </w:delText>
-        </w:r>
-      </w:del>
-      <w:r>
-        <w:t xml:space="preserve">ADFG conducts annual aerial surveys of approximately 700 streams in southeast Alaska to monitor pink salmon escapement commercial fisheries management (Van Alen 2000). </w:t>
-      </w:r>
-      <w:commentRangeStart w:id="39"/>
-      <w:r>
-        <w:t xml:space="preserve">Survey data used in this study covers the period from 1960 to 2023. </w:t>
-      </w:r>
-      <w:commentRangeEnd w:id="39"/>
+      </w:pPr>
+      <w:commentRangeStart w:id="50"/>
+      <w:r>
+        <w:t xml:space="preserve">Multivariate autoregressive state-space (MARSS) models are well suited for </w:t>
+      </w:r>
+      <w:commentRangeStart w:id="51"/>
+      <w:r>
+        <w:t>parsing</w:t>
+      </w:r>
+      <w:commentRangeEnd w:id="51"/>
       <w:r>
         <w:rPr>
           <w:rStyle w:val="CommentReference"/>
           <w:sz w:val="24"/>
           <w:szCs w:val="24"/>
         </w:rPr>
-        <w:commentReference w:id="39"/>
-      </w:r>
-      <w:r>
-        <w:t xml:space="preserve">These streams, referred to by ADFG as index streams, are chosen because they are believed to reflect the natural condition of pink salmon populations in the region. Index streams are grouped into three sub-regions: </w:t>
-      </w:r>
-      <w:r>
-        <w:rPr>
-          <w:i/>
-          <w:iCs/>
-        </w:rPr>
-        <w:t>south southeast</w:t>
-      </w:r>
-      <w:r>
-        <w:t xml:space="preserve">, </w:t>
-      </w:r>
-      <w:r>
-        <w:rPr>
-          <w:i/>
-          <w:iCs/>
-        </w:rPr>
-        <w:t>north southeast (inside),</w:t>
-      </w:r>
-      <w:r>
-        <w:t xml:space="preserve"> and </w:t>
-      </w:r>
-      <w:r>
-        <w:rPr>
-          <w:i/>
-          <w:iCs/>
-        </w:rPr>
-        <w:t>north southeast (outside)</w:t>
-      </w:r>
-      <w:r>
-        <w:t>. The last group is composed of 35 streams</w:t>
-      </w:r>
-      <w:r>
-        <w:t xml:space="preserve"> </w:t>
-      </w:r>
-      <w:r>
-        <w:t>in the vicinity of Sitka and the Indian River along the ocean-facing coasts of Baranof and Chichagof islands and a few smaller islands in the area. Surveys are conducted via fixed-wing aircraft throughout the late summer pink salmon spawning season</w:t>
-      </w:r>
-      <w:r>
-        <w:t>, with the name of the biologist</w:t>
-      </w:r>
-      <w:r>
-        <w:t xml:space="preserve"> conducting the survey</w:t>
-      </w:r>
-      <w:r>
-        <w:t xml:space="preserve"> recorded </w:t>
-      </w:r>
-      <w:r>
-        <w:t>in about 75% of observations</w:t>
-      </w:r>
-      <w:r>
-        <w:t xml:space="preserve">. A subset of these stream surveys </w:t>
-      </w:r>
-      <w:r>
-        <w:t>is</w:t>
-      </w:r>
-      <w:r>
-        <w:t xml:space="preserve"> subject to validation by foot counts </w:t>
-      </w:r>
-      <w:r>
-        <w:t>which are used to</w:t>
-      </w:r>
-      <w:r>
-        <w:t xml:space="preserve"> assess the accuracy of ADFG’s aerial survey efforts (A. Dupuis, ADFG, personal communication, August 19, 2024). </w:t>
-      </w:r>
-    </w:p>
-    <w:p>
-      <w:pPr>
-        <w:spacing w:after="0" w:line="480" w:lineRule="auto"/>
-        <w:ind w:firstLine="360"/>
-      </w:pPr>
-      <w:r>
-        <w:t xml:space="preserve">Due to the proximity of SJH and the accompanying potential of hatchery fish to affect wild fish abundance estimates, the Indian River is not one of ADFG’s index streams. Nonetheless, ADFG has still intermittently monitored pink salmon escapement in the stream to provide the most complete data possible on pink salmon in the region. Data are available from Indian River from 1962-67, 1969, 1971-73, 1977-88, 1990, and from 1993-2024 (n = 45 annual observations). </w:t>
-      </w:r>
-    </w:p>
-    <w:p>
-      <w:pPr>
-        <w:spacing w:after="0" w:line="480" w:lineRule="auto"/>
-        <w:ind w:firstLine="360"/>
-      </w:pPr>
-      <w:commentRangeStart w:id="40"/>
-      <w:r>
-        <w:t xml:space="preserve">SJH also must provide ADFG with publicly available hatchery operation reports each year. These annual reports provide the number of </w:t>
-      </w:r>
-      <w:r>
-        <w:t>salmon</w:t>
-      </w:r>
-      <w:r>
-        <w:t xml:space="preserve"> juveniles </w:t>
-      </w:r>
-      <w:r>
-        <w:t xml:space="preserve">reared and </w:t>
-      </w:r>
-      <w:r>
-        <w:t>released, estimates of the number of hatchery-raised adult salmon which survive the marine environment</w:t>
-      </w:r>
-      <w:r>
-        <w:t>, estimates of the hatchery’s contributions to common</w:t>
-      </w:r>
-      <w:r>
-        <w:t xml:space="preserve"> </w:t>
-      </w:r>
-      <w:r>
-        <w:t xml:space="preserve">property </w:t>
-      </w:r>
-      <w:r>
-        <w:t xml:space="preserve">commercial </w:t>
-      </w:r>
-      <w:r>
-        <w:t>fisheries</w:t>
-      </w:r>
-      <w:r>
-        <w:t xml:space="preserve"> (as well as sport and </w:t>
-      </w:r>
-      <w:r>
-        <w:lastRenderedPageBreak/>
-        <w:t>subsistence fisheries)</w:t>
-      </w:r>
-      <w:r>
-        <w:t>,</w:t>
-      </w:r>
-      <w:r>
-        <w:t xml:space="preserve"> and </w:t>
-      </w:r>
-      <w:r>
-        <w:t xml:space="preserve">estimates of numbers of adult fish which </w:t>
-      </w:r>
-      <w:r>
-        <w:t>return to the hatchery</w:t>
-      </w:r>
-      <w:r>
-        <w:t xml:space="preserve"> and are taken as cost recovery or as broodstock</w:t>
-      </w:r>
-      <w:r>
-        <w:t>.</w:t>
-      </w:r>
-      <w:commentRangeEnd w:id="40"/>
+        <w:commentReference w:id="51"/>
+      </w:r>
+      <w:r>
+        <w:t xml:space="preserve"> long running time series survey </w:t>
+      </w:r>
+      <w:r>
+        <w:t>data and</w:t>
+      </w:r>
+      <w:r>
+        <w:t xml:space="preserve"> designed to mathematically distinguish observation error from error arising from stochasticity in the underlying state of a system. </w:t>
+      </w:r>
+      <w:commentRangeEnd w:id="50"/>
       <w:r>
         <w:rPr>
           <w:rStyle w:val="CommentReference"/>
           <w:sz w:val="24"/>
           <w:szCs w:val="24"/>
         </w:rPr>
-        <w:commentReference w:id="40"/>
-      </w:r>
-    </w:p>
-    <w:p>
-      <w:pPr>
-        <w:spacing w:after="0" w:line="480" w:lineRule="auto"/>
-        <w:ind w:firstLine="360"/>
-      </w:pPr>
-      <w:commentRangeStart w:id="41"/>
-      <w:r>
-        <w:t xml:space="preserve">This research also leverages data on </w:t>
-      </w:r>
-      <w:r>
-        <w:t xml:space="preserve">relevant </w:t>
-      </w:r>
-      <w:r>
-        <w:t xml:space="preserve">ocean climate in the form of the Pacific Decadal Oscillation (PDO) as recorded by the US National Oceanic and Atmospheric Administration. </w:t>
-      </w:r>
-      <w:r>
-        <w:t>This recurring pattern of North Pacific sea surface temperature has been shown to be robustly correlated with salmon production regimes off the coast of Alaska (Mantua et al.</w:t>
-      </w:r>
-      <w:r>
-        <w:t xml:space="preserve"> 1997)</w:t>
-      </w:r>
-      <w:r>
-        <w:t>.</w:t>
-      </w:r>
-      <w:commentRangeEnd w:id="41"/>
-      <w:r>
-        <w:rPr>
-          <w:rStyle w:val="CommentReference"/>
-          <w:sz w:val="24"/>
-          <w:szCs w:val="24"/>
-        </w:rPr>
-        <w:commentReference w:id="41"/>
-      </w:r>
-    </w:p>
-    <w:p>
-      <w:pPr>
-        <w:spacing w:after="0" w:line="480" w:lineRule="auto"/>
-        <w:rPr>
-          <w:b/>
-          <w:bCs/>
-        </w:rPr>
-      </w:pPr>
-    </w:p>
-    <w:p>
-      <w:pPr>
-        <w:spacing w:after="0" w:line="480" w:lineRule="auto"/>
-        <w:rPr>
-          <w:b/>
-          <w:bCs/>
-        </w:rPr>
-      </w:pPr>
-      <w:r>
-        <w:rPr>
-          <w:b/>
-          <w:bCs/>
-        </w:rPr>
-        <w:t>MARSS Models</w:t>
-      </w:r>
-    </w:p>
-    <w:p>
-      <w:pPr>
-        <w:spacing w:after="0" w:line="480" w:lineRule="auto"/>
-      </w:pPr>
-      <w:commentRangeStart w:id="42"/>
-      <w:r>
-        <w:t xml:space="preserve">Multivariate autoregressive state-space (MARSS) models are well suited for </w:t>
-      </w:r>
-      <w:commentRangeStart w:id="43"/>
-      <w:r>
-        <w:t>parsing</w:t>
-      </w:r>
-      <w:commentRangeEnd w:id="43"/>
-      <w:r>
-        <w:rPr>
-          <w:rStyle w:val="CommentReference"/>
-          <w:sz w:val="24"/>
-          <w:szCs w:val="24"/>
-        </w:rPr>
-        <w:commentReference w:id="43"/>
-      </w:r>
-      <w:r>
-        <w:t xml:space="preserve"> long running time series survey </w:t>
-      </w:r>
-      <w:r>
-        <w:t>data and</w:t>
-      </w:r>
-      <w:r>
-        <w:t xml:space="preserve"> designed to mathematically distinguish observation error from error arising from stochasticity in the underlying state of a system. </w:t>
-      </w:r>
-      <w:commentRangeEnd w:id="42"/>
-      <w:r>
-        <w:rPr>
-          <w:rStyle w:val="CommentReference"/>
-          <w:sz w:val="24"/>
-          <w:szCs w:val="24"/>
-        </w:rPr>
-        <w:commentReference w:id="42"/>
+        <w:commentReference w:id="50"/>
       </w:r>
       <w:r>
         <w:t xml:space="preserve">This feature is useful when parsing data collected by different observers operating in differing conditions (weather, time of day, time of year, etc.), where those conditions </w:t>
@@ -2125,6 +2138,7 @@
           <w:bdr w:val="none" w:sz="0" w:space="0" w:color="auto" w:frame="1"/>
           <w:shd w:val="clear" w:color="auto" w:fill="FFFFFF"/>
         </w:rPr>
+        <w:lastRenderedPageBreak/>
         <w:t>MARSS models are composed of a process (or state) equation and an observation equation, generically formulated as follows:</w:t>
       </w:r>
     </w:p>
@@ -2156,7 +2170,7 @@
           <w14:ligatures w14:val="none"/>
         </w:rPr>
       </w:pPr>
-      <w:commentRangeStart w:id="44"/>
+      <w:commentRangeStart w:id="52"/>
       <w:r>
         <w:t xml:space="preserve">Observation equation: </w:t>
       </w:r>
@@ -2833,7 +2847,7 @@
         </w:rPr>
         <w:t>)</w:t>
       </w:r>
-      <w:commentRangeEnd w:id="44"/>
+      <w:commentRangeEnd w:id="52"/>
       <w:r>
         <w:rPr>
           <w:rStyle w:val="CommentReference"/>
@@ -2843,7 +2857,7 @@
           <w:szCs w:val="26"/>
           <w14:ligatures w14:val="none"/>
         </w:rPr>
-        <w:commentReference w:id="44"/>
+        <w:commentReference w:id="52"/>
       </w:r>
     </w:p>
     <w:p>
@@ -2974,7 +2988,7 @@
       <w:r>
         <w:t xml:space="preserve"> series in the data to represent samples from one comprehensive underlying state. </w:t>
       </w:r>
-      <w:commentRangeStart w:id="45"/>
+      <w:commentRangeStart w:id="53"/>
       <w:r>
         <w:rPr>
           <w:rFonts w:ascii="MathJax_Math-italic" w:eastAsia="Times New Roman" w:hAnsi="MathJax_Math-italic" w:cs="Times New Roman"/>
@@ -3005,14 +3019,14 @@
       <w:r>
         <w:t xml:space="preserve"> is specified or estimated)</w:t>
       </w:r>
-      <w:commentRangeEnd w:id="45"/>
+      <w:commentRangeEnd w:id="53"/>
       <w:r>
         <w:rPr>
           <w:rStyle w:val="CommentReference"/>
           <w:sz w:val="24"/>
           <w:szCs w:val="24"/>
         </w:rPr>
-        <w:commentReference w:id="45"/>
+        <w:commentReference w:id="53"/>
       </w:r>
       <w:r>
         <w:t>, and any correlation in observation error between time series</w:t>
@@ -3023,7 +3037,7 @@
       <w:r>
         <w:t>is defined by</w:t>
       </w:r>
-      <w:ins w:id="46" w:author="Mark Scheuerell" w:date="2026-03-06T06:04:00Z" w16du:dateUtc="2026-03-06T14:04:00Z">
+      <w:ins w:id="54" w:author="Mark Scheuerell" w:date="2026-03-06T06:04:00Z" w16du:dateUtc="2026-03-06T14:04:00Z">
         <w:r>
           <w:t xml:space="preserve"> the off-diagonal elements in</w:t>
         </w:r>
@@ -3223,7 +3237,7 @@
       <w:r>
         <w:t xml:space="preserve"> together determine the underlying mean and how quickly the time series would return to the mean following some perturbation. </w:t>
       </w:r>
-      <w:commentRangeStart w:id="47"/>
+      <w:commentRangeStart w:id="55"/>
       <w:r>
         <w:t>T</w:t>
       </w:r>
@@ -3254,14 +3268,14 @@
         </w:rPr>
         <w:t>Q</w:t>
       </w:r>
-      <w:commentRangeEnd w:id="47"/>
+      <w:commentRangeEnd w:id="55"/>
       <w:r>
         <w:rPr>
           <w:rStyle w:val="CommentReference"/>
           <w:sz w:val="24"/>
           <w:szCs w:val="24"/>
         </w:rPr>
-        <w:commentReference w:id="47"/>
+        <w:commentReference w:id="55"/>
       </w:r>
       <w:r>
         <w:t xml:space="preserve">. Finally, </w:t>
@@ -3386,13 +3400,9 @@
       <w:pPr>
         <w:spacing w:after="0" w:line="480" w:lineRule="auto"/>
       </w:pPr>
-      <w:commentRangeStart w:id="48"/>
-      <w:r>
-        <w:t xml:space="preserve">The first stage of this research will attempt to assess whether abundances of pink salmon observed at Indian River are consistent with those abundances seen elsewhere in the region, with no attention paid to the existence of the hatchery. This is accomplished by comparing </w:t>
-      </w:r>
-      <w:r>
-        <w:lastRenderedPageBreak/>
-        <w:t xml:space="preserve">MARSS model estimates of the underlying population of Indian River pink salmon to populations estimated in ADFG’s 35 </w:t>
+      <w:commentRangeStart w:id="56"/>
+      <w:r>
+        <w:t xml:space="preserve">The first stage of this research will attempt to assess whether abundances of pink salmon observed at Indian River are consistent with those abundances seen elsewhere in the region, with no attention paid to the existence of the hatchery. This is accomplished by comparing MARSS model estimates of the underlying population of Indian River pink salmon to populations estimated in ADFG’s 35 </w:t>
       </w:r>
       <w:r>
         <w:rPr>
@@ -3404,14 +3414,14 @@
       <w:r>
         <w:t xml:space="preserve"> index streams. </w:t>
       </w:r>
-      <w:commentRangeEnd w:id="48"/>
+      <w:commentRangeEnd w:id="56"/>
       <w:r>
         <w:rPr>
           <w:rStyle w:val="CommentReference"/>
           <w:sz w:val="24"/>
           <w:szCs w:val="24"/>
         </w:rPr>
-        <w:commentReference w:id="48"/>
+        <w:commentReference w:id="56"/>
       </w:r>
       <w:r>
         <w:t xml:space="preserve">Data is standardized at the stream level so that streams of varying available pink salmon habitat may be directly compared. </w:t>
@@ -3445,7 +3455,7 @@
       <w:r>
         <w:t xml:space="preserve"> is of particular importance to this work, as it defines the state against which Indian River pink salmon abundances will be compared. </w:t>
       </w:r>
-      <w:commentRangeStart w:id="49"/>
+      <w:commentRangeStart w:id="57"/>
       <w:r>
         <w:t>T</w:t>
       </w:r>
@@ -3483,14 +3493,14 @@
       <w:r>
         <w:t xml:space="preserve">. This is consistent with non-quantitative intuition if indeed the presence of SJH creates conditions that differ from a “natural” state. </w:t>
       </w:r>
-      <w:commentRangeEnd w:id="49"/>
+      <w:commentRangeEnd w:id="57"/>
       <w:r>
         <w:rPr>
           <w:rStyle w:val="CommentReference"/>
           <w:sz w:val="24"/>
           <w:szCs w:val="24"/>
         </w:rPr>
-        <w:commentReference w:id="49"/>
+        <w:commentReference w:id="57"/>
       </w:r>
       <w:r>
         <w:t>No trends are estimated for the observation process, but the model allows for distinct trends in both underlying states. Covariate data relating to observers (</w:t>
@@ -3588,6 +3598,7 @@
         </w:rPr>
       </w:pPr>
       <w:r>
+        <w:lastRenderedPageBreak/>
         <w:t xml:space="preserve">Observation equation: </w:t>
       </w:r>
       <w:r>
@@ -4242,13 +4253,9 @@
         <w:ind w:firstLine="720"/>
       </w:pPr>
       <w:r>
-        <w:t xml:space="preserve">Once fitted, this model estimates two time series representing underlying states of pink salmon abundance, one representing Indian River, and the other representing a regional </w:t>
-      </w:r>
-      <w:r>
-        <w:lastRenderedPageBreak/>
-        <w:t xml:space="preserve">average state of pink salmon abundance in index streams (recall that index streams are selected by ADFG due to their not being heavily influenced by human activity). </w:t>
-      </w:r>
-      <w:commentRangeStart w:id="50"/>
+        <w:t xml:space="preserve">Once fitted, this model estimates two time series representing underlying states of pink salmon abundance, one representing Indian River, and the other representing a regional average state of pink salmon abundance in index streams (recall that index streams are selected by ADFG due to their not being heavily influenced by human activity). </w:t>
+      </w:r>
+      <w:commentRangeStart w:id="58"/>
       <w:r>
         <w:t xml:space="preserve">These two resulting time series are comparable due to the model being trained on standardized data. </w:t>
       </w:r>
@@ -4265,14 +4272,14 @@
       <w:r>
         <w:t xml:space="preserve"> index stream.</w:t>
       </w:r>
-      <w:commentRangeEnd w:id="50"/>
+      <w:commentRangeEnd w:id="58"/>
       <w:r>
         <w:rPr>
           <w:rStyle w:val="CommentReference"/>
           <w:sz w:val="24"/>
           <w:szCs w:val="24"/>
         </w:rPr>
-        <w:commentReference w:id="50"/>
+        <w:commentReference w:id="58"/>
       </w:r>
       <w:r>
         <w:t xml:space="preserve"> </w:t>
@@ -4301,7 +4308,7 @@
       <w:r>
         <w:t xml:space="preserve">time). </w:t>
       </w:r>
-      <w:commentRangeStart w:id="51"/>
+      <w:commentRangeStart w:id="59"/>
       <w:r>
         <w:t xml:space="preserve">This property </w:t>
       </w:r>
@@ -4312,7 +4319,11 @@
         <w:t xml:space="preserve"> evaluated using an Augmented Dickey-Fuller (ADF) test, which determines if a time series is stationary by evaluating the null hypothesis of a unit root being present, or by using a Kwiatkowski-Phillips-Schmidt-Shin (KPSS) test, which determines if a time series is stationary around a linear trend. </w:t>
       </w:r>
       <w:r>
-        <w:t>Any time series which includes some long-term trend or seasonality is likely not stationary, and so it is commonplace to difference time series data by taking the difference between successive observations to “detrend” the data (</w:t>
+        <w:t xml:space="preserve">Any time series which includes some long-term trend or seasonality is likely not stationary, and so it is commonplace to difference time series </w:t>
+      </w:r>
+      <w:r>
+        <w:lastRenderedPageBreak/>
+        <w:t>data by taking the difference between successive observations to “detrend” the data (</w:t>
       </w:r>
       <w:r>
         <w:rPr>
@@ -4455,14 +4466,14 @@
       <w:r>
         <w:t xml:space="preserve"> The trends can likewise be estimated using simple linear regression and compared using Welch’s t-test.</w:t>
       </w:r>
-      <w:commentRangeEnd w:id="51"/>
+      <w:commentRangeEnd w:id="59"/>
       <w:r>
         <w:rPr>
           <w:rStyle w:val="CommentReference"/>
           <w:sz w:val="24"/>
           <w:szCs w:val="24"/>
         </w:rPr>
-        <w:commentReference w:id="51"/>
+        <w:commentReference w:id="59"/>
       </w:r>
     </w:p>
     <w:p>
@@ -4485,7 +4496,6 @@
           <w:b/>
           <w:bCs/>
         </w:rPr>
-        <w:lastRenderedPageBreak/>
         <w:t>Effect of Hatchery Operations</w:t>
       </w:r>
     </w:p>
@@ -4502,18 +4512,18 @@
         <w:spacing w:after="0" w:line="480" w:lineRule="auto"/>
         <w:ind w:firstLine="720"/>
       </w:pPr>
-      <w:commentRangeStart w:id="52"/>
+      <w:commentRangeStart w:id="60"/>
       <w:r>
         <w:t xml:space="preserve">This research seeks to take advantage of these distinct time periods by utilizing a difference-in-difference (DD) framework. This quasi-experimental approach is designed to assess the impact of an intervention (in this case the operations of SJH) on an outcome of interest (pink salmon abundance at Indian River). DD modeling compares a treatment group to a control group across two time periods, pre- and post- intervention. </w:t>
       </w:r>
-      <w:commentRangeEnd w:id="52"/>
+      <w:commentRangeEnd w:id="60"/>
       <w:r>
         <w:rPr>
           <w:rStyle w:val="CommentReference"/>
           <w:sz w:val="24"/>
           <w:szCs w:val="24"/>
         </w:rPr>
-        <w:commentReference w:id="52"/>
+        <w:commentReference w:id="60"/>
       </w:r>
       <w:r>
         <w:t>The general structure of a difference-in-difference model is as follows:</w:t>
@@ -4547,6 +4557,7 @@
           <w:bdr w:val="none" w:sz="0" w:space="0" w:color="auto" w:frame="1"/>
           <w14:ligatures w14:val="none"/>
         </w:rPr>
+        <w:lastRenderedPageBreak/>
         <w:t>y</w:t>
       </w:r>
       <w:r>
@@ -4986,11 +4997,7 @@
         <w:t>i,t</w:t>
       </w:r>
       <w:r>
-        <w:t xml:space="preserve"> is part of the treatment group and equal to 0 </w:t>
-      </w:r>
-      <w:r>
-        <w:lastRenderedPageBreak/>
-        <w:t>otherwise. Similarly</w:t>
+        <w:t xml:space="preserve"> is part of the treatment group and equal to 0 otherwise. Similarly</w:t>
       </w:r>
       <w:r>
         <w:t>,</w:t>
@@ -5154,18 +5161,18 @@
       <w:r>
         <w:t xml:space="preserve">). </w:t>
       </w:r>
-      <w:commentRangeStart w:id="53"/>
+      <w:commentRangeStart w:id="61"/>
       <w:r>
         <w:t>Additional control covariates may be included to further isolate the effects of interest.</w:t>
       </w:r>
-      <w:commentRangeEnd w:id="53"/>
+      <w:commentRangeEnd w:id="61"/>
       <w:r>
         <w:rPr>
           <w:rStyle w:val="CommentReference"/>
           <w:sz w:val="24"/>
           <w:szCs w:val="24"/>
         </w:rPr>
-        <w:commentReference w:id="53"/>
+        <w:commentReference w:id="61"/>
       </w:r>
       <w:r>
         <w:t xml:space="preserve"> Crucially, input data must cover both a control and treatment group, as well as time periods before and after the intervention of interest. It is important to note that in this case, and indeed in almost every application of DD modeling, true controls in </w:t>
@@ -5188,7 +5195,7 @@
         <w:spacing w:after="0" w:line="480" w:lineRule="auto"/>
         <w:ind w:firstLine="360"/>
       </w:pPr>
-      <w:commentRangeStart w:id="54"/>
+      <w:commentRangeStart w:id="62"/>
       <w:r>
         <w:t>Applying a DD framework to this research, observations of pink salmon abundances at Indian River are assigned to the treatment group while observations at</w:t>
       </w:r>
@@ -5212,16 +5219,20 @@
         <w:t xml:space="preserve">index streams </w:t>
       </w:r>
       <w:r>
-        <w:t xml:space="preserve">form the control group. Such a framework will also be used to evaluate pre- and post-treatment variance in year-to-year abundances. Pre- and post-1980 will be evaluated to indicate the treatment period (allowing a couple of years for hatchery operations to ramp up). </w:t>
-      </w:r>
-      <w:commentRangeEnd w:id="54"/>
+        <w:t xml:space="preserve">form the control group. Such a framework will also be used to </w:t>
+      </w:r>
+      <w:r>
+        <w:lastRenderedPageBreak/>
+        <w:t xml:space="preserve">evaluate pre- and post-treatment variance in year-to-year abundances. Pre- and post-1980 will be evaluated to indicate the treatment period (allowing a couple of years for hatchery operations to ramp up). </w:t>
+      </w:r>
+      <w:commentRangeEnd w:id="62"/>
       <w:r>
         <w:rPr>
           <w:rStyle w:val="CommentReference"/>
           <w:sz w:val="24"/>
           <w:szCs w:val="24"/>
         </w:rPr>
-        <w:commentReference w:id="54"/>
+        <w:commentReference w:id="62"/>
       </w:r>
       <w:r>
         <w:t xml:space="preserve">A statistically significant estimate of </w:t>
@@ -5250,13 +5261,9 @@
         <w:t>3</w:t>
       </w:r>
       <w:r>
-        <w:t xml:space="preserve"> greater than 0 would indicate that SJH operations are exerting upward pressure on Indian River pink salmon abundance. However, even if an estimate is found to be statistically significant, the size of the effect must </w:t>
-      </w:r>
-      <w:r>
-        <w:lastRenderedPageBreak/>
-        <w:t xml:space="preserve">also be considered, as even a significant effect may not be responsible for a large impact on salmon abundance. </w:t>
-      </w:r>
-      <w:commentRangeStart w:id="55"/>
+        <w:t xml:space="preserve"> greater than 0 would indicate that SJH operations are exerting upward pressure on Indian River pink salmon abundance. However, even if an estimate is found to be statistically significant, the size of the effect must also be considered, as even a significant effect may not be responsible for a large impact on salmon abundance. </w:t>
+      </w:r>
+      <w:commentRangeStart w:id="63"/>
       <w:r>
         <w:t xml:space="preserve">A separate specification of the DD model will include an indicator variable related to periods pre- and post-2010, to assess the impact of heightened pink salmon production. </w:t>
       </w:r>
@@ -5278,14 +5285,14 @@
       <w:r>
         <w:t>.</w:t>
       </w:r>
-      <w:commentRangeEnd w:id="55"/>
+      <w:commentRangeEnd w:id="63"/>
       <w:r>
         <w:rPr>
           <w:rStyle w:val="CommentReference"/>
           <w:sz w:val="24"/>
           <w:szCs w:val="24"/>
         </w:rPr>
-        <w:commentReference w:id="55"/>
+        <w:commentReference w:id="63"/>
       </w:r>
     </w:p>
     <w:p>
@@ -5321,12 +5328,12 @@
       <w:r>
         <w:t xml:space="preserve">, </w:t>
       </w:r>
-      <w:del w:id="56" w:author="Mark Scheuerell" w:date="2026-03-06T06:22:00Z" w16du:dateUtc="2026-03-06T14:22:00Z">
+      <w:del w:id="64" w:author="Mark Scheuerell" w:date="2026-03-06T06:22:00Z" w16du:dateUtc="2026-03-06T14:22:00Z">
         <w:r>
           <w:delText>this research will move beyond the effect of SJH hatchery operations and</w:delText>
         </w:r>
       </w:del>
-      <w:ins w:id="57" w:author="Mark Scheuerell" w:date="2026-03-06T06:22:00Z" w16du:dateUtc="2026-03-06T14:22:00Z">
+      <w:ins w:id="65" w:author="Mark Scheuerell" w:date="2026-03-06T06:22:00Z" w16du:dateUtc="2026-03-06T14:22:00Z">
         <w:r>
           <w:t>I</w:t>
         </w:r>
@@ -5334,12 +5341,12 @@
       <w:r>
         <w:t xml:space="preserve"> focus on the effect of the number of fish released by the hatchery each year. While scarcity of available stray rate data makes a direct analysis of the impacts of straying impossible, </w:t>
       </w:r>
-      <w:del w:id="58" w:author="Mark Scheuerell" w:date="2026-03-06T06:22:00Z" w16du:dateUtc="2026-03-06T14:22:00Z">
+      <w:del w:id="66" w:author="Mark Scheuerell" w:date="2026-03-06T06:22:00Z" w16du:dateUtc="2026-03-06T14:22:00Z">
         <w:r>
           <w:delText>MARSS models</w:delText>
         </w:r>
       </w:del>
-      <w:ins w:id="59" w:author="Mark Scheuerell" w:date="2026-03-06T06:22:00Z" w16du:dateUtc="2026-03-06T14:22:00Z">
+      <w:ins w:id="67" w:author="Mark Scheuerell" w:date="2026-03-06T06:22:00Z" w16du:dateUtc="2026-03-06T14:22:00Z">
         <w:r>
           <w:t>I</w:t>
         </w:r>
@@ -5347,7 +5354,7 @@
       <w:r>
         <w:t xml:space="preserve"> can estimate the impacts of hatchery releases on pink salmon abundance at Indian River (as well as the inverse)</w:t>
       </w:r>
-      <w:ins w:id="60" w:author="Mark Scheuerell" w:date="2026-03-06T06:22:00Z" w16du:dateUtc="2026-03-06T14:22:00Z">
+      <w:ins w:id="68" w:author="Mark Scheuerell" w:date="2026-03-06T06:22:00Z" w16du:dateUtc="2026-03-06T14:22:00Z">
         <w:r>
           <w:t xml:space="preserve"> via the same MARSS models described above</w:t>
         </w:r>
@@ -5355,21 +5362,25 @@
       <w:r>
         <w:t xml:space="preserve">. </w:t>
       </w:r>
-      <w:commentRangeStart w:id="61"/>
-      <w:commentRangeStart w:id="62"/>
-      <w:r>
-        <w:t xml:space="preserve">It is important to consider the effect of straying both to and from Indian River, as both would influence the abundances observed in stream. </w:t>
-      </w:r>
-      <w:commentRangeEnd w:id="62"/>
+      <w:commentRangeStart w:id="69"/>
+      <w:commentRangeStart w:id="70"/>
+      <w:r>
+        <w:t xml:space="preserve">It is important to consider the effect of straying both to and from Indian River, as both would influence the abundances observed in </w:t>
+      </w:r>
+      <w:r>
+        <w:lastRenderedPageBreak/>
+        <w:t xml:space="preserve">stream. </w:t>
+      </w:r>
+      <w:commentRangeEnd w:id="70"/>
       <w:r>
         <w:rPr>
           <w:rStyle w:val="CommentReference"/>
           <w:sz w:val="24"/>
           <w:szCs w:val="24"/>
         </w:rPr>
-        <w:commentReference w:id="62"/>
-      </w:r>
-      <w:del w:id="63" w:author="Mark Scheuerell" w:date="2026-03-06T06:23:00Z" w16du:dateUtc="2026-03-06T14:23:00Z">
+        <w:commentReference w:id="70"/>
+      </w:r>
+      <w:del w:id="71" w:author="Mark Scheuerell" w:date="2026-03-06T06:23:00Z" w16du:dateUtc="2026-03-06T14:23:00Z">
         <w:r>
           <w:delText xml:space="preserve">This can be accomplished using a MARSS model which incorporates observations of Indian River escapement, as well as estimates of adult spawners returning to SJH. </w:delText>
         </w:r>
@@ -5393,18 +5404,18 @@
       <w:r>
         <w:t xml:space="preserve"> as a 2x2 matrix with four unique elements, </w:t>
       </w:r>
-      <w:commentRangeStart w:id="64"/>
+      <w:commentRangeStart w:id="72"/>
       <w:r>
         <w:t>the model will estimate</w:t>
       </w:r>
-      <w:commentRangeEnd w:id="64"/>
+      <w:commentRangeEnd w:id="72"/>
       <w:r>
         <w:rPr>
           <w:rStyle w:val="CommentReference"/>
           <w:sz w:val="24"/>
           <w:szCs w:val="24"/>
         </w:rPr>
-        <w:commentReference w:id="64"/>
+        <w:commentReference w:id="72"/>
       </w:r>
       <w:r>
         <w:t xml:space="preserve"> the effect of the number of fish returning to each system in time step </w:t>
@@ -5421,11 +5432,7 @@
         <w:t>t-1</w:t>
       </w:r>
       <w:r>
-        <w:t xml:space="preserve"> on the number of fish returning to each system </w:t>
-      </w:r>
-      <w:r>
-        <w:lastRenderedPageBreak/>
-        <w:t xml:space="preserve">in time step </w:t>
+        <w:t xml:space="preserve"> on the number of fish returning to each system in time step </w:t>
       </w:r>
       <w:r>
         <w:rPr>
@@ -5463,14 +5470,14 @@
       <w:r>
         <w:t xml:space="preserve"> elements estimated will be associated with percent increases from one time step to the next.</w:t>
       </w:r>
-      <w:commentRangeEnd w:id="61"/>
+      <w:commentRangeEnd w:id="69"/>
       <w:r>
         <w:rPr>
           <w:rStyle w:val="CommentReference"/>
           <w:sz w:val="24"/>
           <w:szCs w:val="24"/>
         </w:rPr>
-        <w:commentReference w:id="61"/>
+        <w:commentReference w:id="69"/>
       </w:r>
       <w:r>
         <w:t xml:space="preserve"> </w:t>
@@ -5691,7 +5698,11 @@
         <w:t>.</w:t>
       </w:r>
       <w:r>
-        <w:t xml:space="preserve"> Observation error is site specific, while process error is shared by both states (river and hatchery returners) due to fish encountering the same conditions throughout their lifespan at sea as well as the same commercial fishing effort upon their return.</w:t>
+        <w:t xml:space="preserve"> Observation error is site specific, while process error is shared by both states (river and hatchery returners) due to fish </w:t>
+      </w:r>
+      <w:r>
+        <w:lastRenderedPageBreak/>
+        <w:t>encountering the same conditions throughout their lifespan at sea as well as the same commercial fishing effort upon their return.</w:t>
       </w:r>
     </w:p>
     <w:p>
@@ -5708,7 +5719,7 @@
           <w:u w:val="single"/>
         </w:rPr>
       </w:pPr>
-      <w:bookmarkStart w:id="65" w:name="_Hlk201668133"/>
+      <w:bookmarkStart w:id="73" w:name="_Hlk201668133"/>
       <w:r>
         <w:rPr>
           <w:b/>
@@ -5731,7 +5742,6 @@
           <w:b/>
           <w:bCs/>
         </w:rPr>
-        <w:lastRenderedPageBreak/>
         <w:t>Regional Abundance</w:t>
       </w:r>
     </w:p>
@@ -5739,34 +5749,34 @@
       <w:pPr>
         <w:spacing w:after="0" w:line="480" w:lineRule="auto"/>
       </w:pPr>
-      <w:commentRangeStart w:id="66"/>
+      <w:commentRangeStart w:id="74"/>
       <w:r>
         <w:t xml:space="preserve">Figures 4 &amp; 5 describe the underlying state of Indian River pink salmon abundance relative to the underlying state representing an average pink salmon index stream in the surrounding region (even- and odd-year runs respectively). </w:t>
       </w:r>
-      <w:commentRangeEnd w:id="66"/>
+      <w:commentRangeEnd w:id="74"/>
       <w:r>
         <w:rPr>
           <w:rStyle w:val="CommentReference"/>
           <w:sz w:val="24"/>
           <w:szCs w:val="24"/>
         </w:rPr>
-        <w:commentReference w:id="66"/>
-      </w:r>
-      <w:commentRangeStart w:id="67"/>
+        <w:commentReference w:id="74"/>
+      </w:r>
+      <w:commentRangeStart w:id="75"/>
       <w:r>
         <w:t>In each case, Indian River abundances at the beginning of the time series are below the regional average abundance. Over the course of the time series, Indian River abundances for both runs “catch-up” to what would be expected of an average pink salmon index stream</w:t>
       </w:r>
       <w:r>
         <w:t>, although odd-year Indian River runs take some years to accomplish this and do not exceed this statistical average until 1997. From the middle 1990s onward, both runs are closely aligned with the average index stream, exceeding the average in some years and falling short in others, but in either case not by an amount that appears drastic when visually appraised.</w:t>
       </w:r>
-      <w:commentRangeEnd w:id="67"/>
+      <w:commentRangeEnd w:id="75"/>
       <w:r>
         <w:rPr>
           <w:rStyle w:val="CommentReference"/>
           <w:sz w:val="24"/>
           <w:szCs w:val="24"/>
         </w:rPr>
-        <w:commentReference w:id="67"/>
+        <w:commentReference w:id="75"/>
       </w:r>
     </w:p>
     <w:p>
@@ -5776,13 +5786,13 @@
       <w:r>
         <w:tab/>
       </w:r>
-      <w:commentRangeStart w:id="68"/>
-      <w:del w:id="69" w:author="Mark Scheuerell" w:date="2026-03-07T09:09:00Z" w16du:dateUtc="2026-03-07T17:09:00Z">
+      <w:commentRangeStart w:id="76"/>
+      <w:del w:id="77" w:author="Mark Scheuerell" w:date="2026-03-07T09:09:00Z" w16du:dateUtc="2026-03-07T17:09:00Z">
         <w:r>
           <w:delText>Figures 4 &amp; 5 would seem to indicate that in p</w:delText>
         </w:r>
       </w:del>
-      <w:ins w:id="70" w:author="Mark Scheuerell" w:date="2026-03-07T09:09:00Z" w16du:dateUtc="2026-03-07T17:09:00Z">
+      <w:ins w:id="78" w:author="Mark Scheuerell" w:date="2026-03-07T09:09:00Z" w16du:dateUtc="2026-03-07T17:09:00Z">
         <w:r>
           <w:t>P</w:t>
         </w:r>
@@ -5790,7 +5800,7 @@
       <w:r>
         <w:t xml:space="preserve">ink salmon abundances observed in recent years at Indian River have not been out of the ordinary </w:t>
       </w:r>
-      <w:del w:id="71" w:author="Mark Scheuerell" w:date="2026-03-07T09:10:00Z" w16du:dateUtc="2026-03-07T17:10:00Z">
+      <w:del w:id="79" w:author="Mark Scheuerell" w:date="2026-03-07T09:10:00Z" w16du:dateUtc="2026-03-07T17:10:00Z">
         <w:r>
           <w:delText>(</w:delText>
         </w:r>
@@ -5798,7 +5808,7 @@
       <w:r>
         <w:t xml:space="preserve">and </w:t>
       </w:r>
-      <w:del w:id="72" w:author="Mark Scheuerell" w:date="2026-03-07T09:10:00Z" w16du:dateUtc="2026-03-07T17:10:00Z">
+      <w:del w:id="80" w:author="Mark Scheuerell" w:date="2026-03-07T09:10:00Z" w16du:dateUtc="2026-03-07T17:10:00Z">
         <w:r>
           <w:delText xml:space="preserve">indeed, </w:delText>
         </w:r>
@@ -5806,7 +5816,7 @@
       <w:r>
         <w:t>odd-year runs may have been considerably below average density from the 1960s until about 1995</w:t>
       </w:r>
-      <w:ins w:id="73" w:author="Mark Scheuerell" w:date="2026-03-07T09:10:00Z" w16du:dateUtc="2026-03-07T17:10:00Z">
+      <w:ins w:id="81" w:author="Mark Scheuerell" w:date="2026-03-07T09:10:00Z" w16du:dateUtc="2026-03-07T17:10:00Z">
         <w:r>
           <w:t xml:space="preserve"> (Figures 4 &amp; 5</w:t>
         </w:r>
@@ -5815,16 +5825,20 @@
         <w:t xml:space="preserve">). However, plotting these time series is not enough to conclusively state that abundances at Indian River do not differ from those that would be expected of an average pink salmon index stream in the region in a statistically significant way. </w:t>
       </w:r>
       <w:r>
-        <w:t>Table 1 describes the results of various statistical tests performed to evaluate the difference between these two time series for both even- and odd-year runs.</w:t>
-      </w:r>
-      <w:commentRangeEnd w:id="68"/>
+        <w:t xml:space="preserve">Table 1 describes the results of various statistical tests performed to evaluate the difference between these two time series for both </w:t>
+      </w:r>
+      <w:r>
+        <w:lastRenderedPageBreak/>
+        <w:t>even- and odd-year runs.</w:t>
+      </w:r>
+      <w:commentRangeEnd w:id="76"/>
       <w:r>
         <w:rPr>
           <w:rStyle w:val="CommentReference"/>
           <w:sz w:val="24"/>
           <w:szCs w:val="24"/>
         </w:rPr>
-        <w:commentReference w:id="68"/>
+        <w:commentReference w:id="76"/>
       </w:r>
       <w:r>
         <w:t xml:space="preserve"> </w:t>
@@ -5835,13 +5849,9 @@
       <w:r>
         <w:t xml:space="preserve">When differenced, time series describing even-year runs were found stationary by both statistical tests. </w:t>
       </w:r>
-      <w:commentRangeStart w:id="74"/>
-      <w:r>
-        <w:t xml:space="preserve">However, </w:t>
-      </w:r>
-      <w:r>
-        <w:lastRenderedPageBreak/>
-        <w:t xml:space="preserve">time series describing odd-year runs required </w:t>
+      <w:commentRangeStart w:id="82"/>
+      <w:r>
+        <w:t xml:space="preserve">However, time series describing odd-year runs required </w:t>
       </w:r>
       <w:r>
         <w:t>third</w:t>
@@ -6082,14 +6092,14 @@
       <w:r>
         <w:t xml:space="preserve">This level of differencing indicates the need to compensate for some complex cubic trend in the time series and risks over-differencing, which may introduce noise and dampen information related to long-term trends. </w:t>
       </w:r>
-      <w:commentRangeEnd w:id="74"/>
+      <w:commentRangeEnd w:id="82"/>
       <w:r>
         <w:rPr>
           <w:rStyle w:val="CommentReference"/>
           <w:sz w:val="24"/>
           <w:szCs w:val="24"/>
         </w:rPr>
-        <w:commentReference w:id="74"/>
+        <w:commentReference w:id="82"/>
       </w:r>
       <w:r>
         <w:t>While initial (first order) differencing of the odd-year time series did not yield statistically stationary results, ADF tests estimated test statistics within 20% of the significance thresholds (i.e., &gt;80% confidence these time series are stationary). Both sets of differenced odd-year time series (first order and third order) are compared in Table 1.</w:t>
@@ -6102,7 +6112,7 @@
       <w:r>
         <w:tab/>
       </w:r>
-      <w:commentRangeStart w:id="75"/>
+      <w:commentRangeStart w:id="83"/>
       <w:r>
         <w:t>For even-year runs, no significant lags are observed once the time series are differenced to compensate for linear trends. The means and variances of these differenced time series are not found to significantly differ</w:t>
       </w:r>
@@ -6115,16 +6125,16 @@
       <w:r>
         <w:t xml:space="preserve"> </w:t>
       </w:r>
-      <w:commentRangeEnd w:id="75"/>
+      <w:commentRangeEnd w:id="83"/>
       <w:r>
         <w:rPr>
           <w:rStyle w:val="CommentReference"/>
           <w:sz w:val="24"/>
           <w:szCs w:val="24"/>
         </w:rPr>
-        <w:commentReference w:id="75"/>
-      </w:r>
-      <w:commentRangeStart w:id="76"/>
+        <w:commentReference w:id="83"/>
+      </w:r>
+      <w:commentRangeStart w:id="84"/>
       <w:r>
         <w:t xml:space="preserve">Based on these four characteristics it may be said with some confidence that even-year pink salmon abundances observed at Indian River are very much in line with those that might be expected of an average stream in the </w:t>
       </w:r>
@@ -6138,20 +6148,24 @@
       <w:r>
         <w:t xml:space="preserve"> region. </w:t>
       </w:r>
-      <w:commentRangeEnd w:id="76"/>
+      <w:commentRangeEnd w:id="84"/>
       <w:r>
         <w:rPr>
           <w:rStyle w:val="CommentReference"/>
           <w:sz w:val="24"/>
           <w:szCs w:val="24"/>
         </w:rPr>
-        <w:commentReference w:id="76"/>
+        <w:commentReference w:id="84"/>
       </w:r>
       <w:r>
         <w:t xml:space="preserve">The picture is much less clear for odd-year runs. </w:t>
       </w:r>
       <w:r>
-        <w:t xml:space="preserve">While both the first and third order differenced time series show no significant difference in terms of mean or variance, the trends estimated in both cases are not the same. Additionally, both sets of time series show significant first lags, meaning there is likely some persistent autocorrelation, even despite the third order differencing! It is therefore impossible to conclude that odd-year pink salmon abundances observed at Indian River are in line with regional expectations. Returning to Figure 5, this may be due to the </w:t>
+        <w:t xml:space="preserve">While both the first and third order differenced time series show no significant difference in terms of mean or variance, the trends estimated in both cases are not the same. Additionally, both sets of time series show significant first lags, meaning there is likely some persistent autocorrelation, even despite the third order </w:t>
+      </w:r>
+      <w:r>
+        <w:lastRenderedPageBreak/>
+        <w:t xml:space="preserve">differencing! It is therefore impossible to conclude that odd-year pink salmon abundances observed at Indian River are in line with regional expectations. Returning to Figure 5, this may be due to the </w:t>
       </w:r>
       <w:r>
         <w:t xml:space="preserve">large </w:t>
@@ -6189,7 +6203,7 @@
       <w:pPr>
         <w:spacing w:after="0" w:line="480" w:lineRule="auto"/>
       </w:pPr>
-      <w:commentRangeStart w:id="77"/>
+      <w:commentRangeStart w:id="85"/>
       <w:r>
         <w:t xml:space="preserve">Difference-in-difference </w:t>
       </w:r>
@@ -6262,14 +6276,14 @@
       <w:r>
         <w:t>best fit model was selected using AIC, with the most parsimonious model being chosen in cases where AIC values were within 2 of one another.</w:t>
       </w:r>
-      <w:commentRangeEnd w:id="77"/>
+      <w:commentRangeEnd w:id="85"/>
       <w:r>
         <w:rPr>
           <w:rStyle w:val="CommentReference"/>
           <w:sz w:val="24"/>
           <w:szCs w:val="24"/>
         </w:rPr>
-        <w:commentReference w:id="77"/>
+        <w:commentReference w:id="85"/>
       </w:r>
     </w:p>
     <w:p>
@@ -6277,7 +6291,7 @@
         <w:spacing w:after="0" w:line="480" w:lineRule="auto"/>
         <w:ind w:firstLine="720"/>
       </w:pPr>
-      <w:commentRangeStart w:id="78"/>
+      <w:commentRangeStart w:id="86"/>
       <w:r>
         <w:t>As mentioned above, a necessary pre-condition of difference-in-difference models is the satisfaction of the parallel trends assumption, which asserts that treatment and control groups</w:t>
       </w:r>
@@ -6317,6 +6331,7 @@
           <w:bdr w:val="none" w:sz="0" w:space="0" w:color="auto" w:frame="1"/>
           <w14:ligatures w14:val="none"/>
         </w:rPr>
+        <w:lastRenderedPageBreak/>
         <w:t>y</w:t>
       </w:r>
       <w:r>
@@ -6592,11 +6607,7 @@
         <w:t xml:space="preserve">. </w:t>
       </w:r>
       <w:r>
-        <w:t xml:space="preserve">If indeed </w:t>
-      </w:r>
-      <w:r>
-        <w:lastRenderedPageBreak/>
-        <w:t>treatment and control groups are similar during the pre-treatment period, then the effect of Indian River on pink salmon abundances (</w:t>
+        <w:t>If indeed treatment and control groups are similar during the pre-treatment period, then the effect of Indian River on pink salmon abundances (</w:t>
       </w:r>
       <w:r>
         <w:rPr>
@@ -6630,16 +6641,16 @@
       <w:r>
         <w:t xml:space="preserve">be statistically significant. </w:t>
       </w:r>
-      <w:commentRangeEnd w:id="78"/>
+      <w:commentRangeEnd w:id="86"/>
       <w:r>
         <w:rPr>
           <w:rStyle w:val="CommentReference"/>
           <w:sz w:val="24"/>
           <w:szCs w:val="24"/>
         </w:rPr>
-        <w:commentReference w:id="78"/>
-      </w:r>
-      <w:del w:id="79" w:author="Mark Scheuerell" w:date="2026-03-07T09:40:00Z" w16du:dateUtc="2026-03-07T17:40:00Z">
+        <w:commentReference w:id="86"/>
+      </w:r>
+      <w:del w:id="87" w:author="Mark Scheuerell" w:date="2026-03-07T09:40:00Z" w16du:dateUtc="2026-03-07T17:40:00Z">
         <w:r>
           <w:delText>T</w:delText>
         </w:r>
@@ -6656,12 +6667,12 @@
       <w:r>
         <w:t xml:space="preserve">For even-year runs </w:t>
       </w:r>
-      <w:del w:id="80" w:author="Mark Scheuerell" w:date="2026-03-07T09:41:00Z" w16du:dateUtc="2026-03-07T17:41:00Z">
+      <w:del w:id="88" w:author="Mark Scheuerell" w:date="2026-03-07T09:41:00Z" w16du:dateUtc="2026-03-07T17:41:00Z">
         <w:r>
           <w:delText>there exists</w:delText>
         </w:r>
       </w:del>
-      <w:ins w:id="81" w:author="Mark Scheuerell" w:date="2026-03-07T09:41:00Z" w16du:dateUtc="2026-03-07T17:41:00Z">
+      <w:ins w:id="89" w:author="Mark Scheuerell" w:date="2026-03-07T09:41:00Z" w16du:dateUtc="2026-03-07T17:41:00Z">
         <w:r>
           <w:t>I found</w:t>
         </w:r>
@@ -6669,7 +6680,7 @@
       <w:r>
         <w:t xml:space="preserve"> some significant difference between trends at Indian River and elsewhere in the region prior to 1980</w:t>
       </w:r>
-      <w:ins w:id="82" w:author="Mark Scheuerell" w:date="2026-03-07T09:40:00Z" w16du:dateUtc="2026-03-07T17:40:00Z">
+      <w:ins w:id="90" w:author="Mark Scheuerell" w:date="2026-03-07T09:40:00Z" w16du:dateUtc="2026-03-07T17:40:00Z">
         <w:r>
           <w:t xml:space="preserve"> (Table 2)</w:t>
         </w:r>
@@ -6677,7 +6688,7 @@
       <w:r>
         <w:t xml:space="preserve">. Due to this difference, </w:t>
       </w:r>
-      <w:ins w:id="83" w:author="Mark Scheuerell" w:date="2026-03-07T09:41:00Z" w16du:dateUtc="2026-03-07T17:41:00Z">
+      <w:ins w:id="91" w:author="Mark Scheuerell" w:date="2026-03-07T09:41:00Z" w16du:dateUtc="2026-03-07T17:41:00Z">
         <w:r>
           <w:t xml:space="preserve">I constructed </w:t>
         </w:r>
@@ -6685,7 +6696,7 @@
       <w:r>
         <w:t xml:space="preserve">a synthetic control group time series </w:t>
       </w:r>
-      <w:del w:id="84" w:author="Mark Scheuerell" w:date="2026-03-07T09:41:00Z" w16du:dateUtc="2026-03-07T17:41:00Z">
+      <w:del w:id="92" w:author="Mark Scheuerell" w:date="2026-03-07T09:41:00Z" w16du:dateUtc="2026-03-07T17:41:00Z">
         <w:r>
           <w:delText xml:space="preserve">was constructed </w:delText>
         </w:r>
@@ -6705,7 +6716,7 @@
       <w:r>
         <w:tab/>
       </w:r>
-      <w:del w:id="85" w:author="Mark Scheuerell" w:date="2026-03-07T09:41:00Z" w16du:dateUtc="2026-03-07T17:41:00Z">
+      <w:del w:id="93" w:author="Mark Scheuerell" w:date="2026-03-07T09:41:00Z" w16du:dateUtc="2026-03-07T17:41:00Z">
         <w:r>
           <w:delText xml:space="preserve">Table 3 describes the results of these difference-in-difference studies. </w:delText>
         </w:r>
@@ -6713,12 +6724,12 @@
       <w:r>
         <w:t xml:space="preserve">The effect of SJH operations commencing in 1980 </w:t>
       </w:r>
-      <w:del w:id="86" w:author="Mark Scheuerell" w:date="2026-03-07T09:42:00Z" w16du:dateUtc="2026-03-07T17:42:00Z">
+      <w:del w:id="94" w:author="Mark Scheuerell" w:date="2026-03-07T09:42:00Z" w16du:dateUtc="2026-03-07T17:42:00Z">
         <w:r>
           <w:delText>is shown to have driven</w:delText>
         </w:r>
       </w:del>
-      <w:ins w:id="87" w:author="Mark Scheuerell" w:date="2026-03-07T09:42:00Z" w16du:dateUtc="2026-03-07T17:42:00Z">
+      <w:ins w:id="95" w:author="Mark Scheuerell" w:date="2026-03-07T09:42:00Z" w16du:dateUtc="2026-03-07T17:42:00Z">
         <w:r>
           <w:t>drove</w:t>
         </w:r>
@@ -6729,12 +6740,12 @@
       <w:r>
         <w:t xml:space="preserve">, while no significant impact </w:t>
       </w:r>
-      <w:del w:id="88" w:author="Mark Scheuerell" w:date="2026-03-07T09:42:00Z" w16du:dateUtc="2026-03-07T17:42:00Z">
+      <w:del w:id="96" w:author="Mark Scheuerell" w:date="2026-03-07T09:42:00Z" w16du:dateUtc="2026-03-07T17:42:00Z">
         <w:r>
           <w:delText xml:space="preserve">is </w:delText>
         </w:r>
       </w:del>
-      <w:ins w:id="89" w:author="Mark Scheuerell" w:date="2026-03-07T09:42:00Z" w16du:dateUtc="2026-03-07T17:42:00Z">
+      <w:ins w:id="97" w:author="Mark Scheuerell" w:date="2026-03-07T09:42:00Z" w16du:dateUtc="2026-03-07T17:42:00Z">
         <w:r>
           <w:t xml:space="preserve">was </w:t>
         </w:r>
@@ -6742,7 +6753,7 @@
       <w:r>
         <w:t>found affecting even-year runs</w:t>
       </w:r>
-      <w:ins w:id="90" w:author="Mark Scheuerell" w:date="2026-03-07T09:41:00Z" w16du:dateUtc="2026-03-07T17:41:00Z">
+      <w:ins w:id="98" w:author="Mark Scheuerell" w:date="2026-03-07T09:41:00Z" w16du:dateUtc="2026-03-07T17:41:00Z">
         <w:r>
           <w:t xml:space="preserve"> (Table 3)</w:t>
         </w:r>
@@ -6756,7 +6767,7 @@
       <w:r>
         <w:t xml:space="preserve">he expansion of permitted pink salmon releases from 1 million to 3 million in 2010 </w:t>
       </w:r>
-      <w:del w:id="91" w:author="Mark Scheuerell" w:date="2026-03-07T09:42:00Z" w16du:dateUtc="2026-03-07T17:42:00Z">
+      <w:del w:id="99" w:author="Mark Scheuerell" w:date="2026-03-07T09:42:00Z" w16du:dateUtc="2026-03-07T17:42:00Z">
         <w:r>
           <w:delText xml:space="preserve">is shown to have driven </w:delText>
         </w:r>
@@ -6764,7 +6775,7 @@
       <w:r>
         <w:t>significant</w:t>
       </w:r>
-      <w:ins w:id="92" w:author="Mark Scheuerell" w:date="2026-03-07T09:42:00Z" w16du:dateUtc="2026-03-07T17:42:00Z">
+      <w:ins w:id="100" w:author="Mark Scheuerell" w:date="2026-03-07T09:42:00Z" w16du:dateUtc="2026-03-07T17:42:00Z">
         <w:r>
           <w:t>ly</w:t>
         </w:r>
@@ -6772,12 +6783,12 @@
       <w:r>
         <w:t xml:space="preserve"> </w:t>
       </w:r>
-      <w:del w:id="93" w:author="Mark Scheuerell" w:date="2026-03-07T09:42:00Z" w16du:dateUtc="2026-03-07T17:42:00Z">
+      <w:del w:id="101" w:author="Mark Scheuerell" w:date="2026-03-07T09:42:00Z" w16du:dateUtc="2026-03-07T17:42:00Z">
         <w:r>
           <w:delText xml:space="preserve">increases </w:delText>
         </w:r>
       </w:del>
-      <w:ins w:id="94" w:author="Mark Scheuerell" w:date="2026-03-07T09:42:00Z" w16du:dateUtc="2026-03-07T17:42:00Z">
+      <w:ins w:id="102" w:author="Mark Scheuerell" w:date="2026-03-07T09:42:00Z" w16du:dateUtc="2026-03-07T17:42:00Z">
         <w:r>
           <w:t xml:space="preserve">increased </w:t>
         </w:r>
@@ -6794,12 +6805,12 @@
       <w:r>
         <w:t xml:space="preserve">1980, and pre- and post-2010) </w:t>
       </w:r>
-      <w:del w:id="95" w:author="Mark Scheuerell" w:date="2026-03-07T09:42:00Z" w16du:dateUtc="2026-03-07T17:42:00Z">
+      <w:del w:id="103" w:author="Mark Scheuerell" w:date="2026-03-07T09:42:00Z" w16du:dateUtc="2026-03-07T17:42:00Z">
         <w:r>
           <w:delText>is found to be</w:delText>
         </w:r>
       </w:del>
-      <w:ins w:id="96" w:author="Mark Scheuerell" w:date="2026-03-07T09:42:00Z" w16du:dateUtc="2026-03-07T17:42:00Z">
+      <w:ins w:id="104" w:author="Mark Scheuerell" w:date="2026-03-07T09:42:00Z" w16du:dateUtc="2026-03-07T17:42:00Z">
         <w:r>
           <w:t>was</w:t>
         </w:r>
@@ -6843,6 +6854,7 @@
           <w:b/>
           <w:bCs/>
         </w:rPr>
+        <w:lastRenderedPageBreak/>
         <w:t>Effect of Hatchery Releases</w:t>
       </w:r>
     </w:p>
@@ -6850,16 +6862,12 @@
       <w:pPr>
         <w:spacing w:after="0" w:line="480" w:lineRule="auto"/>
       </w:pPr>
-      <w:commentRangeStart w:id="97"/>
+      <w:commentRangeStart w:id="105"/>
       <w:r>
         <w:t>With difference-in-difference studies suggesting that hatchery operations are having some influence on Indian River pink salmon abundances, the last stage of this research seeks to directly evaluate the effect o</w:t>
       </w:r>
       <w:r>
-        <w:t xml:space="preserve">f the volume of pink salmon coming from each source (the river </w:t>
-      </w:r>
-      <w:r>
-        <w:lastRenderedPageBreak/>
-        <w:t>and the hatchery) in brood year t-1 has on the other in brood year t</w:t>
+        <w:t>f the volume of pink salmon coming from each source (the river and the hatchery) in brood year t-1 has on the other in brood year t</w:t>
       </w:r>
       <w:r>
         <w:t xml:space="preserve">. </w:t>
@@ -6902,16 +6910,16 @@
       <w:r>
         <w:t xml:space="preserve"> that would capture the influence of hatchery returns in brood year t-1 on hatchery returns in brood year t is set at zero, due to hatchery releases in year t not being the direct result of returns in the previous brood year. </w:t>
       </w:r>
-      <w:commentRangeEnd w:id="97"/>
+      <w:commentRangeEnd w:id="105"/>
       <w:r>
         <w:rPr>
           <w:rStyle w:val="CommentReference"/>
           <w:sz w:val="24"/>
           <w:szCs w:val="24"/>
         </w:rPr>
-        <w:commentReference w:id="97"/>
-      </w:r>
-      <w:commentRangeStart w:id="98"/>
+        <w:commentReference w:id="105"/>
+      </w:r>
+      <w:commentRangeStart w:id="106"/>
       <w:r>
         <w:t xml:space="preserve">Figure 6 describes </w:t>
       </w:r>
@@ -6949,14 +6957,14 @@
       <w:r>
         <w:t xml:space="preserve">, and the effect of prior brood year Indian River abundance on current brood year Indian River abundance. </w:t>
       </w:r>
-      <w:commentRangeEnd w:id="98"/>
+      <w:commentRangeEnd w:id="106"/>
       <w:r>
         <w:rPr>
           <w:rStyle w:val="CommentReference"/>
           <w:sz w:val="24"/>
           <w:szCs w:val="24"/>
         </w:rPr>
-        <w:commentReference w:id="98"/>
+        <w:commentReference w:id="106"/>
       </w:r>
       <w:r>
         <w:t xml:space="preserve">Parametric bootstrapping is employed to construct confidence intervals around these parameter estimates. </w:t>
@@ -6969,11 +6977,11 @@
       <w:r>
         <w:tab/>
       </w:r>
-      <w:commentRangeStart w:id="99"/>
+      <w:commentRangeStart w:id="107"/>
       <w:r>
         <w:t xml:space="preserve">The </w:t>
       </w:r>
-      <w:del w:id="100" w:author="Mark Scheuerell" w:date="2026-03-07T09:44:00Z" w16du:dateUtc="2026-03-07T17:44:00Z">
+      <w:del w:id="108" w:author="Mark Scheuerell" w:date="2026-03-07T09:44:00Z" w16du:dateUtc="2026-03-07T17:44:00Z">
         <w:r>
           <w:delText>parameter of interest</w:delText>
         </w:r>
@@ -6987,7 +6995,7 @@
       <w:r>
         <w:t>ffect of prior brood year hatchery returns on current brood year Indian River abundance</w:t>
       </w:r>
-      <w:del w:id="101" w:author="Mark Scheuerell" w:date="2026-03-07T09:45:00Z" w16du:dateUtc="2026-03-07T17:45:00Z">
+      <w:del w:id="109" w:author="Mark Scheuerell" w:date="2026-03-07T09:45:00Z" w16du:dateUtc="2026-03-07T17:45:00Z">
         <w:r>
           <w:delText>) i</w:delText>
         </w:r>
@@ -6998,7 +7006,7 @@
           <w:delText xml:space="preserve"> found to be</w:delText>
         </w:r>
       </w:del>
-      <w:ins w:id="102" w:author="Mark Scheuerell" w:date="2026-03-07T09:45:00Z" w16du:dateUtc="2026-03-07T17:45:00Z">
+      <w:ins w:id="110" w:author="Mark Scheuerell" w:date="2026-03-07T09:45:00Z" w16du:dateUtc="2026-03-07T17:45:00Z">
         <w:r>
           <w:t xml:space="preserve"> was</w:t>
         </w:r>
@@ -7082,7 +7090,11 @@
         <w:t xml:space="preserve"> finding respective</w:t>
       </w:r>
       <w:r>
-        <w:t xml:space="preserve"> point estimates of </w:t>
+        <w:t xml:space="preserve"> point </w:t>
+      </w:r>
+      <w:r>
+        <w:lastRenderedPageBreak/>
+        <w:t xml:space="preserve">estimates of </w:t>
       </w:r>
       <w:r>
         <w:t>0</w:t>
@@ -7114,12 +7126,12 @@
       <w:r>
         <w:t xml:space="preserve">greater than Indian River abundance much more often than not. This means that despite the difference in effect, the overall numbers of fish </w:t>
       </w:r>
-      <w:del w:id="103" w:author="Mark Scheuerell" w:date="2026-03-07T09:46:00Z" w16du:dateUtc="2026-03-07T17:46:00Z">
+      <w:del w:id="111" w:author="Mark Scheuerell" w:date="2026-03-07T09:46:00Z" w16du:dateUtc="2026-03-07T17:46:00Z">
         <w:r>
           <w:delText xml:space="preserve">returning </w:delText>
         </w:r>
       </w:del>
-      <w:ins w:id="104" w:author="Mark Scheuerell" w:date="2026-03-07T09:46:00Z" w16du:dateUtc="2026-03-07T17:46:00Z">
+      <w:ins w:id="112" w:author="Mark Scheuerell" w:date="2026-03-07T09:46:00Z" w16du:dateUtc="2026-03-07T17:46:00Z">
         <w:r>
           <w:t xml:space="preserve">straying </w:t>
         </w:r>
@@ -7127,16 +7139,15 @@
       <w:r>
         <w:t xml:space="preserve">to a </w:t>
       </w:r>
-      <w:ins w:id="105" w:author="Mark Scheuerell" w:date="2026-03-07T09:46:00Z" w16du:dateUtc="2026-03-07T17:46:00Z">
-        <w:r>
-          <w:lastRenderedPageBreak/>
+      <w:ins w:id="113" w:author="Mark Scheuerell" w:date="2026-03-07T09:46:00Z" w16du:dateUtc="2026-03-07T17:46:00Z">
+        <w:r>
           <w:t xml:space="preserve">non-origin </w:t>
         </w:r>
       </w:ins>
       <w:r>
         <w:t xml:space="preserve">site </w:t>
       </w:r>
-      <w:del w:id="106" w:author="Mark Scheuerell" w:date="2026-03-07T09:46:00Z" w16du:dateUtc="2026-03-07T17:46:00Z">
+      <w:del w:id="114" w:author="Mark Scheuerell" w:date="2026-03-07T09:46:00Z" w16du:dateUtc="2026-03-07T17:46:00Z">
         <w:r>
           <w:delText xml:space="preserve">different from that of their origin </w:delText>
         </w:r>
@@ -7144,7 +7155,7 @@
       <w:r>
         <w:t xml:space="preserve">could be roughly equal or even skewed towards hatchery-born fish returning to Indian River. In those brood years where Indian River abundances exceed hatchery returns, the </w:t>
       </w:r>
-      <w:del w:id="107" w:author="Mark Scheuerell" w:date="2026-03-07T09:47:00Z" w16du:dateUtc="2026-03-07T17:47:00Z">
+      <w:del w:id="115" w:author="Mark Scheuerell" w:date="2026-03-07T09:47:00Z" w16du:dateUtc="2026-03-07T17:47:00Z">
         <w:r>
           <w:delText xml:space="preserve">sizes of </w:delText>
         </w:r>
@@ -7152,7 +7163,7 @@
       <w:r>
         <w:t>these effect</w:t>
       </w:r>
-      <w:ins w:id="108" w:author="Mark Scheuerell" w:date="2026-03-07T09:47:00Z" w16du:dateUtc="2026-03-07T17:47:00Z">
+      <w:ins w:id="116" w:author="Mark Scheuerell" w:date="2026-03-07T09:47:00Z" w16du:dateUtc="2026-03-07T17:47:00Z">
         <w:r>
           <w:t xml:space="preserve"> size</w:t>
         </w:r>
@@ -7160,14 +7171,14 @@
       <w:r>
         <w:t>s imply that the following brood year will see more fish from Indian River returning to the hatchery than vice versa.</w:t>
       </w:r>
-      <w:commentRangeEnd w:id="99"/>
+      <w:commentRangeEnd w:id="107"/>
       <w:r>
         <w:rPr>
           <w:rStyle w:val="CommentReference"/>
           <w:sz w:val="24"/>
           <w:szCs w:val="24"/>
         </w:rPr>
-        <w:commentReference w:id="99"/>
+        <w:commentReference w:id="107"/>
       </w:r>
     </w:p>
     <w:p>
@@ -7175,7 +7186,7 @@
         <w:spacing w:after="0" w:line="480" w:lineRule="auto"/>
       </w:pPr>
     </w:p>
-    <w:bookmarkEnd w:id="65"/>
+    <w:bookmarkEnd w:id="73"/>
     <w:p>
       <w:pPr>
         <w:spacing w:after="0" w:line="480" w:lineRule="auto"/>
@@ -7185,7 +7196,7 @@
           <w:u w:val="single"/>
         </w:rPr>
       </w:pPr>
-      <w:commentRangeStart w:id="109"/>
+      <w:commentRangeStart w:id="117"/>
       <w:r>
         <w:rPr>
           <w:b/>
@@ -7194,7 +7205,7 @@
         </w:rPr>
         <w:t>Discussion</w:t>
       </w:r>
-      <w:commentRangeEnd w:id="109"/>
+      <w:commentRangeEnd w:id="117"/>
       <w:r>
         <w:rPr>
           <w:rStyle w:val="CommentReference"/>
@@ -7204,77 +7215,77 @@
           <w:szCs w:val="24"/>
           <w:u w:val="single"/>
         </w:rPr>
-        <w:commentReference w:id="109"/>
+        <w:commentReference w:id="117"/>
       </w:r>
     </w:p>
     <w:p>
       <w:pPr>
         <w:spacing w:after="0" w:line="480" w:lineRule="auto"/>
       </w:pPr>
-      <w:commentRangeStart w:id="110"/>
+      <w:commentRangeStart w:id="118"/>
       <w:r>
         <w:t xml:space="preserve">The results of this work are intended first and foremost to provide management at SITK with a comprehensive description of both the impacts of SJH operations and of the population dynamics of pink salmon throughout the broader region.  </w:t>
       </w:r>
-      <w:commentRangeEnd w:id="110"/>
+      <w:commentRangeEnd w:id="118"/>
       <w:r>
         <w:rPr>
           <w:rStyle w:val="CommentReference"/>
           <w:sz w:val="24"/>
           <w:szCs w:val="24"/>
         </w:rPr>
-        <w:commentReference w:id="110"/>
-      </w:r>
-      <w:commentRangeStart w:id="111"/>
+        <w:commentReference w:id="118"/>
+      </w:r>
+      <w:commentRangeStart w:id="119"/>
       <w:r>
         <w:t xml:space="preserve">The state of pink salmon abundances in northern southeast Alaska is changing, as evidenced by Figures 2 &amp; 3. </w:t>
       </w:r>
-      <w:commentRangeEnd w:id="111"/>
+      <w:commentRangeEnd w:id="119"/>
       <w:r>
         <w:rPr>
           <w:rStyle w:val="CommentReference"/>
           <w:sz w:val="24"/>
           <w:szCs w:val="24"/>
         </w:rPr>
-        <w:commentReference w:id="111"/>
-      </w:r>
-      <w:commentRangeStart w:id="112"/>
+        <w:commentReference w:id="119"/>
+      </w:r>
+      <w:commentRangeStart w:id="120"/>
       <w:r>
         <w:t xml:space="preserve">Understanding whether pink salmon at Indian River exist within a natural range of variation requires parsing this context. </w:t>
       </w:r>
-      <w:commentRangeEnd w:id="112"/>
+      <w:commentRangeEnd w:id="120"/>
       <w:r>
         <w:rPr>
           <w:rStyle w:val="CommentReference"/>
           <w:sz w:val="24"/>
           <w:szCs w:val="24"/>
         </w:rPr>
-        <w:commentReference w:id="112"/>
-      </w:r>
-      <w:commentRangeStart w:id="113"/>
+        <w:commentReference w:id="120"/>
+      </w:r>
+      <w:commentRangeStart w:id="121"/>
       <w:r>
         <w:t xml:space="preserve">While pink salmon densities observed at Indian River in recent decades are high compared to those that were recorded decades ago, </w:t>
       </w:r>
-      <w:ins w:id="114" w:author="Mark Scheuerell" w:date="2026-03-07T09:53:00Z" w16du:dateUtc="2026-03-07T17:53:00Z">
+      <w:ins w:id="122" w:author="Mark Scheuerell" w:date="2026-03-07T09:53:00Z" w16du:dateUtc="2026-03-07T17:53:00Z">
         <w:r>
           <w:t xml:space="preserve">more contemporary returns </w:t>
         </w:r>
       </w:ins>
-      <w:ins w:id="115" w:author="Mark Scheuerell" w:date="2026-03-07T09:54:00Z" w16du:dateUtc="2026-03-07T17:54:00Z">
+      <w:ins w:id="123" w:author="Mark Scheuerell" w:date="2026-03-07T09:54:00Z" w16du:dateUtc="2026-03-07T17:54:00Z">
         <w:r>
           <w:t xml:space="preserve">of </w:t>
         </w:r>
       </w:ins>
-      <w:ins w:id="116" w:author="Mark Scheuerell" w:date="2026-03-07T09:55:00Z" w16du:dateUtc="2026-03-07T17:55:00Z">
+      <w:ins w:id="124" w:author="Mark Scheuerell" w:date="2026-03-07T09:55:00Z" w16du:dateUtc="2026-03-07T17:55:00Z">
         <w:r>
           <w:t xml:space="preserve">adults </w:t>
         </w:r>
       </w:ins>
-      <w:ins w:id="117" w:author="Mark Scheuerell" w:date="2026-03-07T09:53:00Z" w16du:dateUtc="2026-03-07T17:53:00Z">
+      <w:ins w:id="125" w:author="Mark Scheuerell" w:date="2026-03-07T09:53:00Z" w16du:dateUtc="2026-03-07T17:53:00Z">
         <w:r>
           <w:t xml:space="preserve">to the </w:t>
         </w:r>
       </w:ins>
-      <w:del w:id="118" w:author="Mark Scheuerell" w:date="2026-03-07T09:52:00Z" w16du:dateUtc="2026-03-07T17:52:00Z">
+      <w:del w:id="126" w:author="Mark Scheuerell" w:date="2026-03-07T09:52:00Z" w16du:dateUtc="2026-03-07T17:52:00Z">
         <w:r>
           <w:delText xml:space="preserve">a statistical comparison of </w:delText>
         </w:r>
@@ -7282,12 +7293,12 @@
       <w:r>
         <w:t xml:space="preserve">Indian River </w:t>
       </w:r>
-      <w:ins w:id="119" w:author="Mark Scheuerell" w:date="2026-03-07T09:54:00Z" w16du:dateUtc="2026-03-07T17:54:00Z">
+      <w:ins w:id="127" w:author="Mark Scheuerell" w:date="2026-03-07T09:54:00Z" w16du:dateUtc="2026-03-07T17:54:00Z">
         <w:r>
           <w:t xml:space="preserve">in even years are largely in line with </w:t>
         </w:r>
       </w:ins>
-      <w:del w:id="120" w:author="Mark Scheuerell" w:date="2026-03-07T09:54:00Z" w16du:dateUtc="2026-03-07T17:54:00Z">
+      <w:del w:id="128" w:author="Mark Scheuerell" w:date="2026-03-07T09:54:00Z" w16du:dateUtc="2026-03-07T17:54:00Z">
         <w:r>
           <w:delText xml:space="preserve">to ADFG’s pinks salmon </w:delText>
         </w:r>
@@ -7304,7 +7315,7 @@
       </w:r>
       <w:r>
         <w:rPr>
-          <w:rPrChange w:id="121" w:author="Mark Scheuerell" w:date="2026-03-07T09:55:00Z" w16du:dateUtc="2026-03-07T17:55:00Z">
+          <w:rPrChange w:id="129" w:author="Mark Scheuerell" w:date="2026-03-07T09:55:00Z" w16du:dateUtc="2026-03-07T17:55:00Z">
             <w:rPr>
               <w:i/>
               <w:iCs/>
@@ -7322,7 +7333,7 @@
       </w:r>
       <w:r>
         <w:rPr>
-          <w:rPrChange w:id="122" w:author="Mark Scheuerell" w:date="2026-03-07T09:55:00Z" w16du:dateUtc="2026-03-07T17:55:00Z">
+          <w:rPrChange w:id="130" w:author="Mark Scheuerell" w:date="2026-03-07T09:55:00Z" w16du:dateUtc="2026-03-07T17:55:00Z">
             <w:rPr>
               <w:i/>
               <w:iCs/>
@@ -7331,10 +7342,10 @@
         </w:rPr>
         <w:t>)</w:t>
       </w:r>
-      <w:ins w:id="123" w:author="Mark Scheuerell" w:date="2026-03-07T09:55:00Z" w16du:dateUtc="2026-03-07T17:55:00Z">
+      <w:ins w:id="131" w:author="Mark Scheuerell" w:date="2026-03-07T09:55:00Z" w16du:dateUtc="2026-03-07T17:55:00Z">
         <w:r>
           <w:rPr>
-            <w:rPrChange w:id="124" w:author="Mark Scheuerell" w:date="2026-03-07T09:55:00Z" w16du:dateUtc="2026-03-07T17:55:00Z">
+            <w:rPrChange w:id="132" w:author="Mark Scheuerell" w:date="2026-03-07T09:55:00Z" w16du:dateUtc="2026-03-07T17:55:00Z">
               <w:rPr>
                 <w:i/>
                 <w:iCs/>
@@ -7347,7 +7358,7 @@
           <w:t xml:space="preserve">as </w:t>
         </w:r>
       </w:ins>
-      <w:del w:id="125" w:author="Mark Scheuerell" w:date="2026-03-07T09:55:00Z" w16du:dateUtc="2026-03-07T17:55:00Z">
+      <w:del w:id="133" w:author="Mark Scheuerell" w:date="2026-03-07T09:55:00Z" w16du:dateUtc="2026-03-07T17:55:00Z">
         <w:r>
           <w:delText xml:space="preserve"> </w:delText>
         </w:r>
@@ -7358,7 +7369,7 @@
       <w:r>
         <w:t xml:space="preserve">odd-year runs are not in line with </w:t>
       </w:r>
-      <w:ins w:id="126" w:author="Mark Scheuerell" w:date="2026-03-07T09:56:00Z" w16du:dateUtc="2026-03-07T17:56:00Z">
+      <w:ins w:id="134" w:author="Mark Scheuerell" w:date="2026-03-07T09:56:00Z" w16du:dateUtc="2026-03-07T17:56:00Z">
         <w:r>
           <w:t xml:space="preserve">broader </w:t>
         </w:r>
@@ -7366,12 +7377,12 @@
       <w:r>
         <w:t xml:space="preserve">regional </w:t>
       </w:r>
-      <w:del w:id="127" w:author="Mark Scheuerell" w:date="2026-03-07T09:56:00Z" w16du:dateUtc="2026-03-07T17:56:00Z">
+      <w:del w:id="135" w:author="Mark Scheuerell" w:date="2026-03-07T09:56:00Z" w16du:dateUtc="2026-03-07T17:56:00Z">
         <w:r>
           <w:delText>expectations</w:delText>
         </w:r>
       </w:del>
-      <w:ins w:id="128" w:author="Mark Scheuerell" w:date="2026-03-07T09:56:00Z" w16du:dateUtc="2026-03-07T17:56:00Z">
+      <w:ins w:id="136" w:author="Mark Scheuerell" w:date="2026-03-07T09:56:00Z" w16du:dateUtc="2026-03-07T17:56:00Z">
         <w:r>
           <w:t>patterns</w:t>
         </w:r>
@@ -7379,46 +7390,46 @@
       <w:r>
         <w:t xml:space="preserve">. </w:t>
       </w:r>
-      <w:commentRangeEnd w:id="113"/>
+      <w:commentRangeEnd w:id="121"/>
       <w:r>
         <w:rPr>
           <w:rStyle w:val="CommentReference"/>
           <w:sz w:val="24"/>
           <w:szCs w:val="24"/>
         </w:rPr>
-        <w:commentReference w:id="113"/>
-      </w:r>
-      <w:r>
-        <w:t xml:space="preserve">Difference-in-difference modeling indicated that this difference may indeed be driven by Sheldon Jackson Hatchery operations, and the expansion of these operations in 2010 seems to have driven a significant increase in abundances for both even- and odd-year runs. While these results are compelling, they do not reveal the impact of hatchery releases on Indian River pink salmon abundances, only that abundances at Indian River post-2010 (and in the case of odd-year runs, post-1980) are higher than expected relative to the control group. </w:t>
-      </w:r>
-      <w:del w:id="129" w:author="Mark Scheuerell" w:date="2026-03-07T09:57:00Z" w16du:dateUtc="2026-03-07T17:57:00Z">
+        <w:commentReference w:id="121"/>
+      </w:r>
+      <w:r>
+        <w:t xml:space="preserve">Difference-in-difference modeling indicated that this difference may indeed be driven by Sheldon Jackson Hatchery operations, and the expansion of these operations in 2010 seems to have driven a significant </w:t>
+      </w:r>
+      <w:r>
+        <w:lastRenderedPageBreak/>
+        <w:t xml:space="preserve">increase in abundances for both even- and odd-year runs. While these results are compelling, they do not reveal the impact of hatchery releases on Indian River pink salmon abundances, only that abundances at Indian River post-2010 (and in the case of odd-year runs, post-1980) are higher than expected relative to the control group. </w:t>
+      </w:r>
+      <w:del w:id="137" w:author="Mark Scheuerell" w:date="2026-03-07T09:57:00Z" w16du:dateUtc="2026-03-07T17:57:00Z">
         <w:r>
           <w:delText>That effect is found through</w:delText>
         </w:r>
       </w:del>
-      <w:ins w:id="130" w:author="Mark Scheuerell" w:date="2026-03-07T09:57:00Z" w16du:dateUtc="2026-03-07T17:57:00Z">
-        <w:r>
-          <w:t xml:space="preserve">This finding </w:t>
-        </w:r>
-        <w:r>
-          <w:lastRenderedPageBreak/>
-          <w:t>was also consistent with</w:t>
+      <w:ins w:id="138" w:author="Mark Scheuerell" w:date="2026-03-07T09:57:00Z" w16du:dateUtc="2026-03-07T17:57:00Z">
+        <w:r>
+          <w:t>This finding was also consistent with</w:t>
         </w:r>
       </w:ins>
       <w:r>
         <w:t xml:space="preserve"> time series modeling of Indian River abundances and hatchery returns</w:t>
       </w:r>
-      <w:ins w:id="131" w:author="Mark Scheuerell" w:date="2026-03-07T09:57:00Z" w16du:dateUtc="2026-03-07T17:57:00Z">
+      <w:ins w:id="139" w:author="Mark Scheuerell" w:date="2026-03-07T09:57:00Z" w16du:dateUtc="2026-03-07T17:57:00Z">
         <w:r>
           <w:t xml:space="preserve">. Although </w:t>
         </w:r>
       </w:ins>
-      <w:ins w:id="132" w:author="Mark Scheuerell" w:date="2026-03-07T09:58:00Z" w16du:dateUtc="2026-03-07T17:58:00Z">
+      <w:ins w:id="140" w:author="Mark Scheuerell" w:date="2026-03-07T09:58:00Z" w16du:dateUtc="2026-03-07T17:58:00Z">
         <w:r>
           <w:t xml:space="preserve">I found </w:t>
         </w:r>
       </w:ins>
-      <w:del w:id="133" w:author="Mark Scheuerell" w:date="2026-03-07T09:58:00Z" w16du:dateUtc="2026-03-07T17:58:00Z">
+      <w:del w:id="141" w:author="Mark Scheuerell" w:date="2026-03-07T09:58:00Z" w16du:dateUtc="2026-03-07T17:58:00Z">
         <w:r>
           <w:delText xml:space="preserve">, and while this work finds </w:delText>
         </w:r>
@@ -7426,22 +7437,22 @@
       <w:r>
         <w:t xml:space="preserve">a significant effect of hatchery releases on Indian River </w:t>
       </w:r>
-      <w:ins w:id="134" w:author="Mark Scheuerell" w:date="2026-03-07T09:58:00Z" w16du:dateUtc="2026-03-07T17:58:00Z">
+      <w:ins w:id="142" w:author="Mark Scheuerell" w:date="2026-03-07T09:58:00Z" w16du:dateUtc="2026-03-07T17:58:00Z">
         <w:r>
           <w:t xml:space="preserve">adult </w:t>
         </w:r>
       </w:ins>
-      <w:del w:id="135" w:author="Mark Scheuerell" w:date="2026-03-07T09:58:00Z" w16du:dateUtc="2026-03-07T17:58:00Z">
+      <w:del w:id="143" w:author="Mark Scheuerell" w:date="2026-03-07T09:58:00Z" w16du:dateUtc="2026-03-07T17:58:00Z">
         <w:r>
           <w:delText>abundance</w:delText>
         </w:r>
       </w:del>
-      <w:ins w:id="136" w:author="Mark Scheuerell" w:date="2026-03-07T09:58:00Z" w16du:dateUtc="2026-03-07T17:58:00Z">
+      <w:ins w:id="144" w:author="Mark Scheuerell" w:date="2026-03-07T09:58:00Z" w16du:dateUtc="2026-03-07T17:58:00Z">
         <w:r>
           <w:t>numbers</w:t>
         </w:r>
       </w:ins>
-      <w:del w:id="137" w:author="Mark Scheuerell" w:date="2026-03-07T09:58:00Z" w16du:dateUtc="2026-03-07T17:58:00Z">
+      <w:del w:id="145" w:author="Mark Scheuerell" w:date="2026-03-07T09:58:00Z" w16du:dateUtc="2026-03-07T17:58:00Z">
         <w:r>
           <w:delText>s</w:delText>
         </w:r>
@@ -7457,18 +7468,18 @@
       <w:r>
         <w:tab/>
       </w:r>
-      <w:commentRangeStart w:id="138"/>
+      <w:commentRangeStart w:id="146"/>
       <w:r>
         <w:t xml:space="preserve">While it is not the aim of this work to be prescriptive, </w:t>
       </w:r>
-      <w:commentRangeEnd w:id="138"/>
+      <w:commentRangeEnd w:id="146"/>
       <w:r>
         <w:rPr>
           <w:rStyle w:val="CommentReference"/>
           <w:sz w:val="24"/>
           <w:szCs w:val="24"/>
         </w:rPr>
-        <w:commentReference w:id="138"/>
+        <w:commentReference w:id="146"/>
       </w:r>
       <w:r>
         <w:t xml:space="preserve">it is worth considering the implications of these findings and how they might inform the duties of park officials with respect to conservation. </w:t>
@@ -7476,7 +7487,7 @@
       <w:r>
         <w:t xml:space="preserve">In even years, Indian River salmon are not out of the ordinary relative to the wider region. While the expansion of hatchery releases in 2010 </w:t>
       </w:r>
-      <w:del w:id="139" w:author="Mark Scheuerell" w:date="2026-03-07T10:07:00Z" w16du:dateUtc="2026-03-07T18:07:00Z">
+      <w:del w:id="147" w:author="Mark Scheuerell" w:date="2026-03-07T10:07:00Z" w16du:dateUtc="2026-03-07T18:07:00Z">
         <w:r>
           <w:delText xml:space="preserve">is statistically shown to </w:delText>
         </w:r>
@@ -7484,7 +7495,7 @@
       <w:r>
         <w:t>coincide</w:t>
       </w:r>
-      <w:ins w:id="140" w:author="Mark Scheuerell" w:date="2026-03-07T10:07:00Z" w16du:dateUtc="2026-03-07T18:07:00Z">
+      <w:ins w:id="148" w:author="Mark Scheuerell" w:date="2026-03-07T10:07:00Z" w16du:dateUtc="2026-03-07T18:07:00Z">
         <w:r>
           <w:t>d with</w:t>
         </w:r>
@@ -7492,7 +7503,7 @@
       <w:r>
         <w:t xml:space="preserve"> an increase in the numbers of spawning pink salmon at Indian River, the effect of hatchery returns in the previous brood year on even-year pink salmon abundances are much lower than the effect of fish moving in the other direction. Taken together, </w:t>
       </w:r>
-      <w:del w:id="141" w:author="Mark Scheuerell" w:date="2026-03-07T10:07:00Z" w16du:dateUtc="2026-03-07T18:07:00Z">
+      <w:del w:id="149" w:author="Mark Scheuerell" w:date="2026-03-07T10:07:00Z" w16du:dateUtc="2026-03-07T18:07:00Z">
         <w:r>
           <w:delText xml:space="preserve">this suite of evidence makes </w:delText>
         </w:r>
@@ -7500,7 +7511,7 @@
       <w:r>
         <w:t>it seem</w:t>
       </w:r>
-      <w:ins w:id="142" w:author="Mark Scheuerell" w:date="2026-03-07T10:08:00Z" w16du:dateUtc="2026-03-07T18:08:00Z">
+      <w:ins w:id="150" w:author="Mark Scheuerell" w:date="2026-03-07T10:08:00Z" w16du:dateUtc="2026-03-07T18:08:00Z">
         <w:r>
           <w:t>s</w:t>
         </w:r>
@@ -7511,7 +7522,7 @@
       <w:r>
         <w:t xml:space="preserve">However, the analysis of odd-year runs tells a different story. </w:t>
       </w:r>
-      <w:del w:id="143" w:author="Mark Scheuerell" w:date="2026-03-07T10:09:00Z" w16du:dateUtc="2026-03-07T18:09:00Z">
+      <w:del w:id="151" w:author="Mark Scheuerell" w:date="2026-03-07T10:09:00Z" w16du:dateUtc="2026-03-07T18:09:00Z">
         <w:r>
           <w:delText xml:space="preserve">Odd-year runs at Indian River are found differ significantly from the expectation drawn from the wider region. </w:delText>
         </w:r>
@@ -7519,7 +7530,7 @@
       <w:r>
         <w:t>The effect</w:t>
       </w:r>
-      <w:ins w:id="144" w:author="Mark Scheuerell" w:date="2026-03-07T10:09:00Z" w16du:dateUtc="2026-03-07T18:09:00Z">
+      <w:ins w:id="152" w:author="Mark Scheuerell" w:date="2026-03-07T10:09:00Z" w16du:dateUtc="2026-03-07T18:09:00Z">
         <w:r>
           <w:t>s of</w:t>
         </w:r>
@@ -7527,7 +7538,7 @@
       <w:r>
         <w:t xml:space="preserve"> both the commencement and expansion of hatchery operations (1980 and 2010) </w:t>
       </w:r>
-      <w:del w:id="145" w:author="Mark Scheuerell" w:date="2026-03-07T10:09:00Z" w16du:dateUtc="2026-03-07T18:09:00Z">
+      <w:del w:id="153" w:author="Mark Scheuerell" w:date="2026-03-07T10:09:00Z" w16du:dateUtc="2026-03-07T18:09:00Z">
         <w:r>
           <w:delText xml:space="preserve">are shown to have </w:delText>
         </w:r>
@@ -7535,25 +7546,29 @@
       <w:r>
         <w:t xml:space="preserve">coincided with increases in the numbers of pink salmon at Indian River, above and beyond what was happening elsewhere in the region during those periods. Finally, </w:t>
       </w:r>
-      <w:del w:id="146" w:author="Mark Scheuerell" w:date="2026-03-07T10:11:00Z" w16du:dateUtc="2026-03-07T18:11:00Z">
+      <w:del w:id="154" w:author="Mark Scheuerell" w:date="2026-03-07T10:11:00Z" w16du:dateUtc="2026-03-07T18:11:00Z">
         <w:r>
           <w:delText>while (like even-year runs),</w:delText>
         </w:r>
       </w:del>
-      <w:ins w:id="147" w:author="Mark Scheuerell" w:date="2026-03-07T10:11:00Z" w16du:dateUtc="2026-03-07T18:11:00Z">
+      <w:ins w:id="155" w:author="Mark Scheuerell" w:date="2026-03-07T10:11:00Z" w16du:dateUtc="2026-03-07T18:11:00Z">
         <w:r>
           <w:t>although</w:t>
         </w:r>
       </w:ins>
       <w:r>
-        <w:t xml:space="preserve"> the effect of hatchery returns in the previous brood year on even-year pink salmon abundances are lower than the effect of fish moving in the other direction, the difference in these effects is not as </w:t>
-      </w:r>
-      <w:del w:id="148" w:author="Mark Scheuerell" w:date="2026-03-07T10:11:00Z" w16du:dateUtc="2026-03-07T18:11:00Z">
+        <w:t xml:space="preserve"> the effect of hatchery returns in the </w:t>
+      </w:r>
+      <w:r>
+        <w:lastRenderedPageBreak/>
+        <w:t xml:space="preserve">previous brood year on even-year pink salmon abundances are lower than the effect of fish moving in the other direction, the difference in these effects is not as </w:t>
+      </w:r>
+      <w:del w:id="156" w:author="Mark Scheuerell" w:date="2026-03-07T10:11:00Z" w16du:dateUtc="2026-03-07T18:11:00Z">
         <w:r>
           <w:delText>great</w:delText>
         </w:r>
       </w:del>
-      <w:ins w:id="149" w:author="Mark Scheuerell" w:date="2026-03-07T10:11:00Z" w16du:dateUtc="2026-03-07T18:11:00Z">
+      <w:ins w:id="157" w:author="Mark Scheuerell" w:date="2026-03-07T10:11:00Z" w16du:dateUtc="2026-03-07T18:11:00Z">
         <w:r>
           <w:t>large</w:t>
         </w:r>
@@ -7561,12 +7576,12 @@
       <w:r>
         <w:t xml:space="preserve">, </w:t>
       </w:r>
-      <w:del w:id="150" w:author="Mark Scheuerell" w:date="2026-03-07T10:12:00Z" w16du:dateUtc="2026-03-07T18:12:00Z">
+      <w:del w:id="158" w:author="Mark Scheuerell" w:date="2026-03-07T10:12:00Z" w16du:dateUtc="2026-03-07T18:12:00Z">
         <w:r>
           <w:delText>meaning it is more likely that</w:delText>
         </w:r>
       </w:del>
-      <w:ins w:id="151" w:author="Mark Scheuerell" w:date="2026-03-07T10:12:00Z" w16du:dateUtc="2026-03-07T18:12:00Z">
+      <w:ins w:id="159" w:author="Mark Scheuerell" w:date="2026-03-07T10:12:00Z" w16du:dateUtc="2026-03-07T18:12:00Z">
         <w:r>
           <w:t>indicating</w:t>
         </w:r>
@@ -7574,18 +7589,44 @@
       <w:r>
         <w:t xml:space="preserve"> more fish from the hatchery </w:t>
       </w:r>
-      <w:del w:id="152" w:author="Mark Scheuerell" w:date="2026-03-07T10:12:00Z" w16du:dateUtc="2026-03-07T18:12:00Z">
+      <w:del w:id="160" w:author="Mark Scheuerell" w:date="2026-03-07T10:12:00Z" w16du:dateUtc="2026-03-07T18:12:00Z">
         <w:r>
           <w:delText>might be</w:delText>
         </w:r>
       </w:del>
-      <w:ins w:id="153" w:author="Mark Scheuerell" w:date="2026-03-07T10:12:00Z" w16du:dateUtc="2026-03-07T18:12:00Z">
+      <w:ins w:id="161" w:author="Mark Scheuerell" w:date="2026-03-07T10:12:00Z" w16du:dateUtc="2026-03-07T18:12:00Z">
         <w:r>
           <w:t>are</w:t>
         </w:r>
       </w:ins>
       <w:r>
         <w:t xml:space="preserve"> returning to Indian River in a given year than vice versa.</w:t>
+      </w:r>
+    </w:p>
+    <w:p>
+      <w:pPr>
+        <w:spacing w:after="0" w:line="480" w:lineRule="auto"/>
+      </w:pPr>
+      <w:r>
+        <w:tab/>
+        <w:t xml:space="preserve">This then illustrates two scenarios. In even years, pink salmon abundances are in line with those observed at ‘pristine’ index streams nearby and thus increases in their spawning densities are likely still within the natural range of variation. </w:t>
+      </w:r>
+      <w:r>
+        <w:t xml:space="preserve">This is not to say that concerns about hypoxia events are not still pressing, but it is worth considering that interceding on behalf of Indian River’s other resident species may run contrary to the natural state of even-year pink salmon. In odd years there exists much more compelling evidence that hatchery releases of pink salmon are influencing abundances at Indian River. </w:t>
+      </w:r>
+      <w:r>
+        <w:t>This is not to say that the hatchery is the main driver of high pink salmon densities in odd years (as Figure 3 shows, spawning abundances of these fish have been on the rise throughout the region for decades), but that hatchery fish are having some influence on abundances seen at Indian River not seen in even-year runs. The differences in these effects may be due to the original broodstock SJH sourced for odd- and even-year runs</w:t>
+      </w:r>
+      <w:r>
+        <w:t xml:space="preserve"> (recall that the original SJH broodstock for even years came from Indian River, while the broodstock for odd years was sourced from Starrigavan Creek). In any case, this work makes clear that limiting the number of SJH pink salmon moving into Indian River to spawn in odd years may be beneficial for maintaining the wild population in the park within their natural range of variation</w:t>
+      </w:r>
+      <w:del w:id="162" w:author="Mark Scheuerell" w:date="2026-03-07T10:13:00Z" w16du:dateUtc="2026-03-07T18:13:00Z">
+        <w:r>
+          <w:delText>, although how this might be accomplished is another question all together which falls outside the scope of this work</w:delText>
+        </w:r>
+      </w:del>
+      <w:r>
+        <w:t>.</w:t>
       </w:r>
     </w:p>
     <w:p>
@@ -7595,40 +7636,10 @@
       <w:r>
         <w:lastRenderedPageBreak/>
         <w:tab/>
-        <w:t xml:space="preserve">This then illustrates two scenarios. In even years, pink salmon abundances are in line with those observed at ‘pristine’ index streams nearby and thus increases in their spawning densities are likely still within the natural range of variation. </w:t>
-      </w:r>
-      <w:r>
-        <w:t xml:space="preserve">This is not to say that concerns about hypoxia events are not still pressing, but it is worth considering that interceding on behalf of Indian River’s other resident species may run contrary to the natural state of even-year pink salmon. In odd years there exists much more compelling evidence that hatchery releases of pink salmon are influencing abundances at Indian River. </w:t>
-      </w:r>
-      <w:r>
-        <w:t>This is not to say that the hatchery is the main driver of high pink salmon densities in odd years (as Figure 3 shows, spawning abundances of these fish have been on the rise throughout the region for decades), but that hatchery fish are having some influence on abundances seen at Indian River not seen in even-year runs. The differences in these effects may be due to the original broodstock SJH sourced for odd- and even-year runs</w:t>
-      </w:r>
-      <w:r>
-        <w:t xml:space="preserve"> (recall that the original SJH broodstock for even years came from Indian River, while the broodstock for odd years was sourced from Starrigavan Creek). In any case, this work makes clear that limiting the number of SJH pink salmon moving into Indian River to spawn in odd years may be beneficial for maintaining the wild population in the park within their natural range of variation</w:t>
-      </w:r>
-      <w:del w:id="154" w:author="Mark Scheuerell" w:date="2026-03-07T10:13:00Z" w16du:dateUtc="2026-03-07T18:13:00Z">
-        <w:r>
-          <w:delText>, although how this might be accomplished is another question all together which falls outside the scope of this work</w:delText>
-        </w:r>
-      </w:del>
-      <w:r>
-        <w:t>.</w:t>
-      </w:r>
-    </w:p>
-    <w:p>
-      <w:pPr>
-        <w:spacing w:after="0" w:line="480" w:lineRule="auto"/>
-      </w:pPr>
-      <w:r>
-        <w:tab/>
         <w:t xml:space="preserve">It is clear from this research that determining the point at which a native species becomes overabundant is not a simple task. In the case of pink salmon at Indian River, this task is made additionally complicated by the fact there two populations </w:t>
       </w:r>
       <w:r>
-        <w:t xml:space="preserve">inhabiting the same environment (odd- and even-year runs) with potentially different life histories and characteristics. When assessing whether or not the overabundance of a native species in an </w:t>
-      </w:r>
-      <w:r>
-        <w:lastRenderedPageBreak/>
-        <w:t>ecosystem might be driven by some anthropogenic intervention requires the consideration not only of that particular population in time, but also the consideration of relevant populations of the same species that have not been exposed to the same intervention (although this may not always be possible).</w:t>
+        <w:t>inhabiting the same environment (odd- and even-year runs) with potentially different life histories and characteristics. When assessing whether or not the overabundance of a native species in an ecosystem might be driven by some anthropogenic intervention requires the consideration not only of that particular population in time, but also the consideration of relevant populations of the same species that have not been exposed to the same intervention (although this may not always be possible).</w:t>
       </w:r>
       <w:bookmarkEnd w:id="1"/>
     </w:p>
@@ -8292,7 +8303,7 @@
       </w:r>
     </w:p>
   </w:comment>
-  <w:comment w:id="30" w:author="Mark Scheuerell" w:date="2026-03-06T05:37:00Z" w:initials="s">
+  <w:comment w:id="31" w:author="Mark Scheuerell" w:date="2026-03-06T05:39:00Z" w:initials="s">
     <w:p>
       <w:pPr>
         <w:pStyle w:val="CommentText"/>
@@ -8304,11 +8315,11 @@
         <w:annotationRef/>
       </w:r>
       <w:r>
-        <w:t>I’d like to see an opening paragraph that focuses on these ideas, in general, and then you can move into how this plays out in national parks. One option would be to compare/contrast low- vs high-abundance situations (ie, most conservation work is focused on the former, but here you’re focusing on the latter).</w:t>
+        <w:t>This reads more like a proposal than the topic sentence for a paper.</w:t>
       </w:r>
     </w:p>
   </w:comment>
-  <w:comment w:id="32" w:author="Mark Scheuerell" w:date="2026-03-06T05:39:00Z" w:initials="s">
+  <w:comment w:id="33" w:author="Brian McGreal" w:date="2026-03-24T16:49:00Z" w:initials="BM">
     <w:p>
       <w:pPr>
         <w:pStyle w:val="CommentText"/>
@@ -8320,11 +8331,11 @@
         <w:annotationRef/>
       </w:r>
       <w:r>
-        <w:t>This reads more like a proposal than the topic sentence for a paper.</w:t>
+        <w:t>This sequence feels lame</w:t>
       </w:r>
     </w:p>
   </w:comment>
-  <w:comment w:id="34" w:author="Brian McGreal" w:date="2026-03-24T16:49:00Z" w:initials="BM">
+  <w:comment w:id="38" w:author="Mark Scheuerell" w:date="2026-03-06T05:43:00Z" w:initials="s">
     <w:p>
       <w:pPr>
         <w:pStyle w:val="CommentText"/>
@@ -8336,11 +8347,11 @@
         <w:annotationRef/>
       </w:r>
       <w:r>
-        <w:t>This sequence feels lame</w:t>
+        <w:t xml:space="preserve">The convention is to make factual statements first and then reference the figures parenthetically. </w:t>
       </w:r>
     </w:p>
   </w:comment>
-  <w:comment w:id="36" w:author="Mark Scheuerell" w:date="2026-03-06T05:43:00Z" w:initials="s">
+  <w:comment w:id="37" w:author="Mark Scheuerell" w:date="2026-03-06T05:44:00Z" w:initials="s">
     <w:p>
       <w:pPr>
         <w:pStyle w:val="CommentText"/>
@@ -8352,11 +8363,11 @@
         <w:annotationRef/>
       </w:r>
       <w:r>
-        <w:t xml:space="preserve">The convention is to make factual statements first and then reference the figures parenthetically. </w:t>
+        <w:t>This feels like something one might say in a presentation, but it feels a bit “casual” here. I think you can just say that the park has seen an increase in numbers over time, which is concerning for the reasons stated above</w:t>
       </w:r>
     </w:p>
   </w:comment>
-  <w:comment w:id="35" w:author="Mark Scheuerell" w:date="2026-03-06T05:44:00Z" w:initials="s">
+  <w:comment w:id="44" w:author="Mark Scheuerell" w:date="2026-03-06T05:46:00Z" w:initials="s">
     <w:p>
       <w:pPr>
         <w:pStyle w:val="CommentText"/>
@@ -8368,11 +8379,11 @@
         <w:annotationRef/>
       </w:r>
       <w:r>
-        <w:t>This feels like something one might say in a presentation, but it feels a bit “casual” here. I think you can just say that the park has seen an increase in numbers over time, which is concerning for the reasons stated above</w:t>
+        <w:t>This also reads like a proposal. I’d like to see a statement of the specific question(s), 1+ hypotheses as to why you think that, and then some predictions that could be tested via model fitting and comparisons.</w:t>
       </w:r>
     </w:p>
   </w:comment>
-  <w:comment w:id="37" w:author="Mark Scheuerell" w:date="2026-03-06T05:46:00Z" w:initials="s">
+  <w:comment w:id="45" w:author="Brian McGreal" w:date="2026-03-25T14:04:00Z" w:initials="BM">
     <w:p>
       <w:pPr>
         <w:pStyle w:val="CommentText"/>
@@ -8384,68 +8395,100 @@
         <w:annotationRef/>
       </w:r>
       <w:r>
-        <w:t>This also reads like a proposal. I’d like to see a statement of the specific question(s), 1+ hypotheses as to why you think that, and then some predictions that could be tested via model fitting and comparisons.</w:t>
+        <w:t>I think the new paragraph adequately addresses this note. Please let me know if you want me to more explicitly state the hypotheses being tested.</w:t>
       </w:r>
     </w:p>
   </w:comment>
-  <w:comment w:id="39" w:author="Mark Scheuerell" w:date="2026-03-06T05:49:00Z" w:initials="s">
+  <w:comment w:id="48" w:author="Mark Scheuerell" w:date="2026-03-06T05:52:00Z" w:initials="s">
     <w:p>
       <w:pPr>
         <w:pStyle w:val="CommentText"/>
       </w:pPr>
       <w:r>
+        <w:t xml:space="preserve">I feel like two-sentence paragraph can work in journalism and other fields, but I think it’s best to think about how this could be folded in elsewhere, especially because the first sentence doesn’t really lend much here. For example, I would </w:t>
+      </w:r>
+      <w:r>
+        <w:t>shorten</w:t>
+      </w:r>
+      <w:r>
+        <w:t xml:space="preserve"> this to be:</w:t>
+      </w:r>
+    </w:p>
+    <w:p>
+      <w:pPr>
+        <w:pStyle w:val="CommentText"/>
+      </w:pPr>
+    </w:p>
+    <w:p>
+      <w:pPr>
+        <w:pStyle w:val="CommentText"/>
+      </w:pPr>
+      <w:r>
+        <w:t xml:space="preserve">“Each year </w:t>
+      </w:r>
+      <w:r>
+        <w:t>SJH reports the number of salmon juveniles reared and released, the number of hatchery-raised adult salmon which survive the marine environment, the hatchery’s contributions to common property commercial fisheries (as well as sport and subsistence fisheries), and numbers of adult fish which return to the hatchery and are taken as cost recovery or as broodstock.</w:t>
+      </w:r>
+      <w:r>
         <w:rPr>
           <w:rStyle w:val="CommentReference"/>
         </w:rPr>
         <w:annotationRef/>
       </w:r>
       <w:r>
-        <w:t>This statement about the time period comes in the middle of a paragraph focused on space. I would move it to the next paragraph where you discuss time.</w:t>
+        <w:t>”</w:t>
       </w:r>
     </w:p>
   </w:comment>
-  <w:comment w:id="40" w:author="Mark Scheuerell" w:date="2026-03-06T05:52:00Z" w:initials="s">
+  <w:comment w:id="49" w:author="Mark Scheuerell" w:date="2026-03-06T05:55:00Z" w:initials="s">
     <w:p>
       <w:pPr>
         <w:pStyle w:val="CommentText"/>
       </w:pPr>
       <w:r>
-        <w:t xml:space="preserve">I feel like two-sentence paragraph can work in journalism and other fields, but I think it’s best to think about how this could be folded in elsewhere, especially because the first sentence doesn’t really lend much here. For example, I would </w:t>
-      </w:r>
-      <w:r>
-        <w:t>shorten</w:t>
-      </w:r>
-      <w:r>
-        <w:t xml:space="preserve"> this to be:</w:t>
-      </w:r>
-    </w:p>
+        <w:rPr>
+          <w:rStyle w:val="CommentReference"/>
+        </w:rPr>
+        <w:annotationRef/>
+      </w:r>
+      <w:r>
+        <w:t>These feel reversed to me in that it’s best to lead with the rationale. It also seems to come as an afterthought. Instead, think about setting up all the things that are likely to affect abundance, which include parental escapement (also a function of straying) and environmental conditions. In the case of pink salmon, which spend very little time in freshwater as juveniles, you might expect that the ocean would be an important driver of overall year-class strength.</w:t>
+      </w:r>
+    </w:p>
+  </w:comment>
+  <w:comment w:id="51" w:author="Mark Scheuerell" w:date="2026-03-06T05:59:00Z" w:initials="s">
     <w:p>
       <w:pPr>
         <w:pStyle w:val="CommentText"/>
       </w:pPr>
-    </w:p>
+      <w:r>
+        <w:rPr>
+          <w:rStyle w:val="CommentReference"/>
+        </w:rPr>
+        <w:annotationRef/>
+      </w:r>
+      <w:r>
+        <w:t>What does this mean here?</w:t>
+      </w:r>
+    </w:p>
+  </w:comment>
+  <w:comment w:id="50" w:author="Mark Scheuerell" w:date="2026-03-06T05:59:00Z" w:initials="s">
     <w:p>
       <w:pPr>
         <w:pStyle w:val="CommentText"/>
       </w:pPr>
       <w:r>
-        <w:t xml:space="preserve">“Each year </w:t>
-      </w:r>
-      <w:r>
-        <w:t>SJH reports the number of salmon juveniles reared and released, the number of hatchery-raised adult salmon which survive the marine environment, the hatchery’s contributions to common property commercial fisheries (as well as sport and subsistence fisheries), and numbers of adult fish which return to the hatchery and are taken as cost recovery or as broodstock.</w:t>
-      </w:r>
-      <w:r>
         <w:rPr>
           <w:rStyle w:val="CommentReference"/>
         </w:rPr>
         <w:annotationRef/>
       </w:r>
       <w:r>
-        <w:t>”</w:t>
+        <w:t>I like to introduce MARSS models in two parts: a process model for what we consider to be the true state of nature, and an observation model to deal with imperfect detection, sampling errors, etc.</w:t>
       </w:r>
     </w:p>
   </w:comment>
-  <w:comment w:id="41" w:author="Mark Scheuerell" w:date="2026-03-06T05:55:00Z" w:initials="s">
+  <w:comment w:id="52" w:author="Mark Scheuerell" w:date="2026-03-06T06:01:00Z" w:initials="s">
     <w:p>
       <w:pPr>
         <w:pStyle w:val="CommentText"/>
@@ -8457,11 +8500,24 @@
         <w:annotationRef/>
       </w:r>
       <w:r>
-        <w:t>These feel reversed to me in that it’s best to lead with the rationale. It also seems to come as an afterthought. Instead, think about setting up all the things that are likely to affect abundance, which include parental escapement (also a function of straying) and environmental conditions. In the case of pink salmon, which spend very little time in freshwater as juveniles, you might expect that the ocean would be an important driver of overall year-class strength.</w:t>
+        <w:t>I think you can remove the labels here.</w:t>
+      </w:r>
+    </w:p>
+    <w:p>
+      <w:pPr>
+        <w:pStyle w:val="CommentText"/>
+      </w:pPr>
+    </w:p>
+    <w:p>
+      <w:pPr>
+        <w:pStyle w:val="CommentText"/>
+      </w:pPr>
+      <w:r>
+        <w:t>You might also consider presenting these separately from one another and aligned with discussing the population (state/process) model and the obs model.</w:t>
       </w:r>
     </w:p>
   </w:comment>
-  <w:comment w:id="43" w:author="Mark Scheuerell" w:date="2026-03-06T05:59:00Z" w:initials="s">
+  <w:comment w:id="53" w:author="Mark Scheuerell" w:date="2026-03-06T06:03:00Z" w:initials="s">
     <w:p>
       <w:pPr>
         <w:pStyle w:val="CommentText"/>
@@ -8473,11 +8529,11 @@
         <w:annotationRef/>
       </w:r>
       <w:r>
-        <w:t>What does this mean here?</w:t>
+        <w:t>“a” does not captured trends in the obs, but rather the degree of offset (intercept/level) between the state and obs.</w:t>
       </w:r>
     </w:p>
   </w:comment>
-  <w:comment w:id="42" w:author="Mark Scheuerell" w:date="2026-03-06T05:59:00Z" w:initials="s">
+  <w:comment w:id="55" w:author="Mark Scheuerell" w:date="2026-03-06T06:05:00Z" w:initials="s">
     <w:p>
       <w:pPr>
         <w:pStyle w:val="CommentText"/>
@@ -8489,11 +8545,11 @@
         <w:annotationRef/>
       </w:r>
       <w:r>
-        <w:t>I like to introduce MARSS models in two parts: a process model for what we consider to be the true state of nature, and an observation model to deal with imperfect detection, sampling errors, etc.</w:t>
+        <w:t>It’s both the variance of the process errors and the (possible) covariance among them.</w:t>
       </w:r>
     </w:p>
   </w:comment>
-  <w:comment w:id="44" w:author="Mark Scheuerell" w:date="2026-03-06T06:01:00Z" w:initials="s">
+  <w:comment w:id="56" w:author="Mark Scheuerell" w:date="2026-03-06T06:06:00Z" w:initials="s">
     <w:p>
       <w:pPr>
         <w:pStyle w:val="CommentText"/>
@@ -8505,24 +8561,56 @@
         <w:annotationRef/>
       </w:r>
       <w:r>
-        <w:t>I think you can remove the labels here.</w:t>
-      </w:r>
-    </w:p>
+        <w:t>Set this up to reflect the different hypotheses and predictions you set up in the intro.</w:t>
+      </w:r>
+    </w:p>
+  </w:comment>
+  <w:comment w:id="57" w:author="Mark Scheuerell" w:date="2026-03-06T06:07:00Z" w:initials="s">
     <w:p>
       <w:pPr>
         <w:pStyle w:val="CommentText"/>
       </w:pPr>
-    </w:p>
+      <w:r>
+        <w:rPr>
+          <w:rStyle w:val="CommentReference"/>
+        </w:rPr>
+        <w:annotationRef/>
+      </w:r>
+      <w:r>
+        <w:t>These are statements about results and discussion and not methods.</w:t>
+      </w:r>
+    </w:p>
+  </w:comment>
+  <w:comment w:id="58" w:author="Mark Scheuerell" w:date="2026-03-06T06:10:00Z" w:initials="s">
     <w:p>
       <w:pPr>
         <w:pStyle w:val="CommentText"/>
       </w:pPr>
       <w:r>
-        <w:t>You might also consider presenting these separately from one another and aligned with discussing the population (state/process) model and the obs model.</w:t>
+        <w:rPr>
+          <w:rStyle w:val="CommentReference"/>
+        </w:rPr>
+        <w:annotationRef/>
+      </w:r>
+      <w:r>
+        <w:t>This seems a bit muddled. If a question of interest is whether the abundance of Indian R salmon is much higher than others in the region, then it would seem that you’d not want to standardize everything and instead estimate and compare “a”. Standardizing everything will allow you to estimate whether the underlying states are same/different (ie, their trajectories over time), but it doesn’t speak to the mean popn size.</w:t>
+      </w:r>
+    </w:p>
+    <w:p>
+      <w:pPr>
+        <w:pStyle w:val="CommentText"/>
+      </w:pPr>
+    </w:p>
+    <w:p>
+      <w:pPr>
+        <w:pStyle w:val="CommentText"/>
+      </w:pPr>
+      <w:r>
+        <w:t>Also, you’re comparing MARSS fits via AICc, which  doesn’t involve a NHT or statements about “significance”.</w:t>
       </w:r>
     </w:p>
   </w:comment>
-  <w:comment w:id="45" w:author="Mark Scheuerell" w:date="2026-03-06T06:03:00Z" w:initials="s">
+  <w:comment w:id="59" w:author="Mark Scheuerell" w:date="2026-03-06T06:14:00Z" w:initials="s">
     <w:p>
       <w:pPr>
         <w:pStyle w:val="CommentText"/>
@@ -8534,11 +8622,27 @@
         <w:annotationRef/>
       </w:r>
       <w:r>
-        <w:t>“a” does not captured trends in the obs, but rather the degree of offset (intercept/level) between the state and obs.</w:t>
+        <w:t>I don’t think it’s necessary to explain how these tests work</w:t>
+      </w:r>
+      <w:r>
+        <w:t>. Rather, you can just assert that you used them and cite a good ref.</w:t>
+      </w:r>
+    </w:p>
+    <w:p>
+      <w:pPr>
+        <w:pStyle w:val="CommentText"/>
+      </w:pPr>
+    </w:p>
+    <w:p>
+      <w:pPr>
+        <w:pStyle w:val="CommentText"/>
+      </w:pPr>
+      <w:r>
+        <w:t>Also, note that you don’t have to first-difference a ts to remove a trend. You could instead include an explicit trend term in the model.</w:t>
       </w:r>
     </w:p>
   </w:comment>
-  <w:comment w:id="47" w:author="Mark Scheuerell" w:date="2026-03-06T06:05:00Z" w:initials="s">
+  <w:comment w:id="60" w:author="Mark Scheuerell" w:date="2026-03-06T06:17:00Z" w:initials="s">
     <w:p>
       <w:pPr>
         <w:pStyle w:val="CommentText"/>
@@ -8550,11 +8654,17 @@
         <w:annotationRef/>
       </w:r>
       <w:r>
-        <w:t>It’s both the variance of the process errors and the (possible) covariance among them.</w:t>
+        <w:t>This can also be done within the time series framework. For example, see</w:t>
+      </w:r>
+      <w:r>
+        <w:br/>
+      </w:r>
+      <w:r>
+        <w:t>https://onlinelibrary.wiley.com/doi/full/10.1002/ece3.1509</w:t>
       </w:r>
     </w:p>
   </w:comment>
-  <w:comment w:id="48" w:author="Mark Scheuerell" w:date="2026-03-06T06:06:00Z" w:initials="s">
+  <w:comment w:id="61" w:author="Mark Scheuerell" w:date="2026-03-06T06:18:00Z" w:initials="s">
     <w:p>
       <w:pPr>
         <w:pStyle w:val="CommentText"/>
@@ -8566,11 +8676,11 @@
         <w:annotationRef/>
       </w:r>
       <w:r>
-        <w:t>Set this up to reflect the different hypotheses and predictions you set up in the intro.</w:t>
+        <w:t>Do you include any? If not, I wouldn’t introduce this.</w:t>
       </w:r>
     </w:p>
   </w:comment>
-  <w:comment w:id="49" w:author="Mark Scheuerell" w:date="2026-03-06T06:07:00Z" w:initials="s">
+  <w:comment w:id="62" w:author="Mark Scheuerell" w:date="2026-03-06T06:19:00Z" w:initials="s">
     <w:p>
       <w:pPr>
         <w:pStyle w:val="CommentText"/>
@@ -8582,11 +8692,11 @@
         <w:annotationRef/>
       </w:r>
       <w:r>
-        <w:t>These are statements about results and discussion and not methods.</w:t>
+        <w:t>Try revising this to be in the first person (eg, “I assigned…”)</w:t>
       </w:r>
     </w:p>
   </w:comment>
-  <w:comment w:id="50" w:author="Mark Scheuerell" w:date="2026-03-06T06:10:00Z" w:initials="s">
+  <w:comment w:id="63" w:author="Mark Scheuerell" w:date="2026-03-06T06:21:00Z" w:initials="s">
     <w:p>
       <w:pPr>
         <w:pStyle w:val="CommentText"/>
@@ -8598,24 +8708,117 @@
         <w:annotationRef/>
       </w:r>
       <w:r>
-        <w:t>This seems a bit muddled. If a question of interest is whether the abundance of Indian R salmon is much higher than others in the region, then it would seem that you’d not want to standardize everything and instead estimate and compare “a”. Standardizing everything will allow you to estimate whether the underlying states are same/different (ie, their trajectories over time), but it doesn’t speak to the mean popn size.</w:t>
-      </w:r>
-    </w:p>
+        <w:t>It’s conventional to write the methods for a paper in the past tense because you’ve already done the work (as compared to a proposal)</w:t>
+      </w:r>
+    </w:p>
+  </w:comment>
+  <w:comment w:id="70" w:author="Mark Scheuerell" w:date="2026-03-06T06:22:00Z" w:initials="s">
     <w:p>
       <w:pPr>
         <w:pStyle w:val="CommentText"/>
       </w:pPr>
-    </w:p>
+      <w:r>
+        <w:rPr>
+          <w:rStyle w:val="CommentReference"/>
+        </w:rPr>
+        <w:annotationRef/>
+      </w:r>
+      <w:r>
+        <w:t>This seems repeated from the intro</w:t>
+      </w:r>
+    </w:p>
+  </w:comment>
+  <w:comment w:id="72" w:author="Mark Scheuerell" w:date="2026-03-06T06:23:00Z" w:initials="s">
     <w:p>
       <w:pPr>
         <w:pStyle w:val="CommentText"/>
       </w:pPr>
       <w:r>
-        <w:t>Also, you’re comparing MARSS fits via AICc, which  doesn’t involve a NHT or statements about “significance”.</w:t>
+        <w:t>(here and elsewhere) I don’t think of models as estimating things. Rather, the algorithm does the fitting/estimation</w:t>
+      </w:r>
+      <w:r>
+        <w:t>/ So, for example, here you might say,</w:t>
+      </w:r>
+    </w:p>
+    <w:p>
+      <w:pPr>
+        <w:pStyle w:val="CommentText"/>
+      </w:pPr>
+    </w:p>
+    <w:p>
+      <w:pPr>
+        <w:pStyle w:val="CommentText"/>
+      </w:pPr>
+      <w:r>
+        <w:t xml:space="preserve">“By specifying </w:t>
+      </w:r>
+      <w:r>
+        <w:rPr>
+          <w:rFonts w:ascii="MathJax_Math-italic" w:eastAsia="Times New Roman" w:hAnsi="MathJax_Math-italic" w:cs="Times New Roman"/>
+          <w:b/>
+          <w:bCs/>
+          <w:kern w:val="0"/>
+          <w:sz w:val="26"/>
+          <w:szCs w:val="26"/>
+          <w:bdr w:val="none" w:sz="0" w:space="0" w:color="auto" w:frame="1"/>
+          <w14:ligatures w14:val="none"/>
+        </w:rPr>
+        <w:t>B</w:t>
+      </w:r>
+      <w:r>
+        <w:t xml:space="preserve"> as a 2x2 matrix with four unique elements, </w:t>
+      </w:r>
+      <w:r>
+        <w:t>I estimated</w:t>
+      </w:r>
+      <w:r>
+        <w:rPr>
+          <w:rStyle w:val="CommentReference"/>
+        </w:rPr>
+        <w:annotationRef/>
+      </w:r>
+      <w:r>
+        <w:t xml:space="preserve"> the effect of the number of fish returning to each system in time step </w:t>
+      </w:r>
+      <w:r>
+        <w:rPr>
+          <w:rFonts w:ascii="MathJax_Math-italic" w:eastAsia="Times New Roman" w:hAnsi="MathJax_Math-italic" w:cs="Times New Roman"/>
+          <w:kern w:val="0"/>
+          <w:sz w:val="26"/>
+          <w:szCs w:val="26"/>
+          <w:bdr w:val="none" w:sz="0" w:space="0" w:color="auto" w:frame="1"/>
+          <w14:ligatures w14:val="none"/>
+        </w:rPr>
+        <w:t>t-1</w:t>
+      </w:r>
+      <w:r>
+        <w:t xml:space="preserve"> on the number of fish returning to each system in time step </w:t>
+      </w:r>
+      <w:r>
+        <w:rPr>
+          <w:rFonts w:ascii="MathJax_Math-italic" w:eastAsia="Times New Roman" w:hAnsi="MathJax_Math-italic" w:cs="Times New Roman"/>
+          <w:kern w:val="0"/>
+          <w:sz w:val="26"/>
+          <w:szCs w:val="26"/>
+          <w:bdr w:val="none" w:sz="0" w:space="0" w:color="auto" w:frame="1"/>
+          <w14:ligatures w14:val="none"/>
+        </w:rPr>
+        <w:t>t</w:t>
+      </w:r>
+      <w:r>
+        <w:rPr>
+          <w:rFonts w:ascii="MathJax_Math-italic" w:eastAsia="Times New Roman" w:hAnsi="MathJax_Math-italic" w:cs="Times New Roman"/>
+          <w:kern w:val="0"/>
+          <w:sz w:val="26"/>
+          <w:szCs w:val="26"/>
+          <w:bdr w:val="none" w:sz="0" w:space="0" w:color="auto" w:frame="1"/>
+          <w14:ligatures w14:val="none"/>
+        </w:rPr>
+        <w:t>.”</w:t>
       </w:r>
     </w:p>
   </w:comment>
-  <w:comment w:id="51" w:author="Mark Scheuerell" w:date="2026-03-06T06:14:00Z" w:initials="s">
+  <w:comment w:id="69" w:author="Mark Scheuerell" w:date="2026-03-06T06:28:00Z" w:initials="s">
     <w:p>
       <w:pPr>
         <w:pStyle w:val="CommentText"/>
@@ -8627,27 +8830,55 @@
         <w:annotationRef/>
       </w:r>
       <w:r>
-        <w:t>I don’t think it’s necessary to explain how these tests work</w:t>
-      </w:r>
-      <w:r>
-        <w:t>. Rather, you can just assert that you used them and cite a good ref.</w:t>
-      </w:r>
-    </w:p>
+        <w:t>Now that I read the following paragraph, I think these could be deleted.</w:t>
+      </w:r>
+    </w:p>
+  </w:comment>
+  <w:comment w:id="74" w:author="Mark Scheuerell" w:date="2026-03-06T06:28:00Z" w:initials="s">
     <w:p>
       <w:pPr>
         <w:pStyle w:val="CommentText"/>
       </w:pPr>
-    </w:p>
+      <w:r>
+        <w:rPr>
+          <w:rStyle w:val="CommentReference"/>
+        </w:rPr>
+        <w:annotationRef/>
+      </w:r>
+      <w:r>
+        <w:t xml:space="preserve">I know this writing style is common in econ (based on my experiences with Bill J), but I think </w:t>
+      </w:r>
+      <w:r>
+        <w:t>this type of sentence</w:t>
+      </w:r>
+      <w:r>
+        <w:t xml:space="preserve"> just restate</w:t>
+      </w:r>
+      <w:r>
+        <w:t>s</w:t>
+      </w:r>
+      <w:r>
+        <w:t xml:space="preserve"> the figure caption. Instead, I recommend making strong statements about the results and then referencing the figures parenthetically. </w:t>
+      </w:r>
+    </w:p>
+  </w:comment>
+  <w:comment w:id="75" w:author="Mark Scheuerell" w:date="2026-03-07T09:07:00Z" w:initials="s">
     <w:p>
       <w:pPr>
         <w:pStyle w:val="CommentText"/>
       </w:pPr>
       <w:r>
-        <w:t>Also, note that you don’t have to first-difference a ts to remove a trend. You could instead include an explicit trend term in the model.</w:t>
+        <w:rPr>
+          <w:rStyle w:val="CommentReference"/>
+        </w:rPr>
+        <w:annotationRef/>
+      </w:r>
+      <w:r>
+        <w:t>I’m not sure you can make these definitive statements based on z-scored data. I think you can speak in relative terms when comparing the estimated states. What do the raw data show with respect to actual densities (fish/km)?</w:t>
       </w:r>
     </w:p>
   </w:comment>
-  <w:comment w:id="52" w:author="Mark Scheuerell" w:date="2026-03-06T06:17:00Z" w:initials="s">
+  <w:comment w:id="76" w:author="Mark Scheuerell" w:date="2026-03-07T09:11:00Z" w:initials="s">
     <w:p>
       <w:pPr>
         <w:pStyle w:val="CommentText"/>
@@ -8659,17 +8890,11 @@
         <w:annotationRef/>
       </w:r>
       <w:r>
-        <w:t>This can also be done within the time series framework. For example, see</w:t>
-      </w:r>
-      <w:r>
-        <w:br/>
-      </w:r>
-      <w:r>
-        <w:t>https://onlinelibrary.wiley.com/doi/full/10.1002/ece3.1509</w:t>
+        <w:t>These statements also seem to be based on the z-scored states. If you want to stick with this, I think you’ll have to discuss differences in terms of SD’s (eg, “site 1 was ~2 SD’s greater than site 2”)</w:t>
       </w:r>
     </w:p>
   </w:comment>
-  <w:comment w:id="53" w:author="Mark Scheuerell" w:date="2026-03-06T06:18:00Z" w:initials="s">
+  <w:comment w:id="82" w:author="Mark Scheuerell" w:date="2026-03-07T09:14:00Z" w:initials="s">
     <w:p>
       <w:pPr>
         <w:pStyle w:val="CommentText"/>
@@ -8681,11 +8906,42 @@
         <w:annotationRef/>
       </w:r>
       <w:r>
-        <w:t>Do you include any? If not, I wouldn’t introduce this.</w:t>
+        <w:rPr>
+          <w:rStyle w:val="CommentReference"/>
+        </w:rPr>
+        <w:t>This level of differe</w:t>
+      </w:r>
+      <w:r>
+        <w:t>ncing is the discrete time equivalent of the 3</w:t>
+      </w:r>
+      <w:r>
+        <w:rPr>
+          <w:vertAlign w:val="superscript"/>
+        </w:rPr>
+        <w:t>rd</w:t>
+      </w:r>
+      <w:r>
+        <w:t xml:space="preserve"> derivative and I’m wondering what that means here</w:t>
+      </w:r>
+      <w:r>
+        <w:t>. Are you working with log-transformed or raw data?</w:t>
+      </w:r>
+    </w:p>
+    <w:p>
+      <w:pPr>
+        <w:pStyle w:val="CommentText"/>
+      </w:pPr>
+    </w:p>
+    <w:p>
+      <w:pPr>
+        <w:pStyle w:val="CommentText"/>
+      </w:pPr>
+      <w:r>
+        <w:t>Why not just fit a linear trend and then use the residuals? We talked about this in FISH 550 when discussing classical decomposition</w:t>
       </w:r>
     </w:p>
   </w:comment>
-  <w:comment w:id="54" w:author="Mark Scheuerell" w:date="2026-03-06T06:19:00Z" w:initials="s">
+  <w:comment w:id="83" w:author="Mark Scheuerell" w:date="2026-03-07T09:35:00Z" w:initials="s">
     <w:p>
       <w:pPr>
         <w:pStyle w:val="CommentText"/>
@@ -8697,11 +8953,11 @@
         <w:annotationRef/>
       </w:r>
       <w:r>
-        <w:t>Try revising this to be in the first person (eg, “I assigned…”)</w:t>
+        <w:t>Again, you need to consider what this differencing means with respect to interpretation.</w:t>
       </w:r>
     </w:p>
   </w:comment>
-  <w:comment w:id="55" w:author="Mark Scheuerell" w:date="2026-03-06T06:21:00Z" w:initials="s">
+  <w:comment w:id="84" w:author="Mark Scheuerell" w:date="2026-03-07T09:36:00Z" w:initials="s">
     <w:p>
       <w:pPr>
         <w:pStyle w:val="CommentText"/>
@@ -8713,11 +8969,11 @@
         <w:annotationRef/>
       </w:r>
       <w:r>
-        <w:t>It’s conventional to write the methods for a paper in the past tense because you’ve already done the work (as compared to a proposal)</w:t>
+        <w:t>Have you not also addressed this by comparing models where the IR is in/ex-cluded in the same state as the other sites (ie, 1- vs 2-state model)?</w:t>
       </w:r>
     </w:p>
   </w:comment>
-  <w:comment w:id="62" w:author="Mark Scheuerell" w:date="2026-03-06T06:22:00Z" w:initials="s">
+  <w:comment w:id="85" w:author="Mark Scheuerell" w:date="2026-03-07T09:39:00Z" w:initials="s">
     <w:p>
       <w:pPr>
         <w:pStyle w:val="CommentText"/>
@@ -8729,101 +8985,59 @@
         <w:annotationRef/>
       </w:r>
       <w:r>
-        <w:t>This seems repeated from the intro</w:t>
+        <w:t>This is all methods, not results. There’s no reason to bring them up again here</w:t>
       </w:r>
     </w:p>
   </w:comment>
-  <w:comment w:id="64" w:author="Mark Scheuerell" w:date="2026-03-06T06:23:00Z" w:initials="s">
+  <w:comment w:id="86" w:author="Mark Scheuerell" w:date="2026-03-07T09:40:00Z" w:initials="s">
     <w:p>
       <w:pPr>
         <w:pStyle w:val="CommentText"/>
       </w:pPr>
       <w:r>
-        <w:t>(here and elsewhere) I don’t think of models as estimating things. Rather, the algorithm does the fitting/estimation</w:t>
-      </w:r>
-      <w:r>
-        <w:t>/ So, for example, here you might say,</w:t>
-      </w:r>
-    </w:p>
+        <w:rPr>
+          <w:rStyle w:val="CommentReference"/>
+        </w:rPr>
+        <w:annotationRef/>
+      </w:r>
+      <w:r>
+        <w:t>This belongs in the methods, not results</w:t>
+      </w:r>
+    </w:p>
+  </w:comment>
+  <w:comment w:id="105" w:author="Mark Scheuerell" w:date="2026-03-07T09:43:00Z" w:initials="s">
     <w:p>
       <w:pPr>
         <w:pStyle w:val="CommentText"/>
       </w:pPr>
-    </w:p>
+      <w:r>
+        <w:rPr>
+          <w:rStyle w:val="CommentReference"/>
+        </w:rPr>
+        <w:annotationRef/>
+      </w:r>
+      <w:r>
+        <w:t>This all reads like methods</w:t>
+      </w:r>
+    </w:p>
+  </w:comment>
+  <w:comment w:id="106" w:author="Mark Scheuerell" w:date="2026-03-07T09:44:00Z" w:initials="s">
     <w:p>
       <w:pPr>
         <w:pStyle w:val="CommentText"/>
       </w:pPr>
       <w:r>
-        <w:t xml:space="preserve">“By specifying </w:t>
-      </w:r>
-      <w:r>
-        <w:rPr>
-          <w:rFonts w:ascii="MathJax_Math-italic" w:eastAsia="Times New Roman" w:hAnsi="MathJax_Math-italic" w:cs="Times New Roman"/>
-          <w:b/>
-          <w:bCs/>
-          <w:kern w:val="0"/>
-          <w:sz w:val="26"/>
-          <w:szCs w:val="26"/>
-          <w:bdr w:val="none" w:sz="0" w:space="0" w:color="auto" w:frame="1"/>
-          <w14:ligatures w14:val="none"/>
-        </w:rPr>
-        <w:t>B</w:t>
-      </w:r>
-      <w:r>
-        <w:t xml:space="preserve"> as a 2x2 matrix with four unique elements, </w:t>
-      </w:r>
-      <w:r>
-        <w:t>I estimated</w:t>
-      </w:r>
-      <w:r>
         <w:rPr>
           <w:rStyle w:val="CommentReference"/>
         </w:rPr>
         <w:annotationRef/>
       </w:r>
       <w:r>
-        <w:t xml:space="preserve"> the effect of the number of fish returning to each system in time step </w:t>
-      </w:r>
-      <w:r>
-        <w:rPr>
-          <w:rFonts w:ascii="MathJax_Math-italic" w:eastAsia="Times New Roman" w:hAnsi="MathJax_Math-italic" w:cs="Times New Roman"/>
-          <w:kern w:val="0"/>
-          <w:sz w:val="26"/>
-          <w:szCs w:val="26"/>
-          <w:bdr w:val="none" w:sz="0" w:space="0" w:color="auto" w:frame="1"/>
-          <w14:ligatures w14:val="none"/>
-        </w:rPr>
-        <w:t>t-1</w:t>
-      </w:r>
-      <w:r>
-        <w:t xml:space="preserve"> on the number of fish returning to each system in time step </w:t>
-      </w:r>
-      <w:r>
-        <w:rPr>
-          <w:rFonts w:ascii="MathJax_Math-italic" w:eastAsia="Times New Roman" w:hAnsi="MathJax_Math-italic" w:cs="Times New Roman"/>
-          <w:kern w:val="0"/>
-          <w:sz w:val="26"/>
-          <w:szCs w:val="26"/>
-          <w:bdr w:val="none" w:sz="0" w:space="0" w:color="auto" w:frame="1"/>
-          <w14:ligatures w14:val="none"/>
-        </w:rPr>
-        <w:t>t</w:t>
-      </w:r>
-      <w:r>
-        <w:rPr>
-          <w:rFonts w:ascii="MathJax_Math-italic" w:eastAsia="Times New Roman" w:hAnsi="MathJax_Math-italic" w:cs="Times New Roman"/>
-          <w:kern w:val="0"/>
-          <w:sz w:val="26"/>
-          <w:szCs w:val="26"/>
-          <w:bdr w:val="none" w:sz="0" w:space="0" w:color="auto" w:frame="1"/>
-          <w14:ligatures w14:val="none"/>
-        </w:rPr>
-        <w:t>.”</w:t>
+        <w:t>As mentioned, you don’t need to restate the figure captions in the text.</w:t>
       </w:r>
     </w:p>
   </w:comment>
-  <w:comment w:id="61" w:author="Mark Scheuerell" w:date="2026-03-06T06:28:00Z" w:initials="s">
+  <w:comment w:id="107" w:author="Mark Scheuerell" w:date="2026-03-07T09:47:00Z" w:initials="s">
     <w:p>
       <w:pPr>
         <w:pStyle w:val="CommentText"/>
@@ -8835,11 +9049,17 @@
         <w:annotationRef/>
       </w:r>
       <w:r>
-        <w:t>Now that I read the following paragraph, I think these could be deleted.</w:t>
+        <w:t xml:space="preserve">This is really cool and the stuff that the park </w:t>
+      </w:r>
+      <w:r>
+        <w:t>may</w:t>
+      </w:r>
+      <w:r>
+        <w:t xml:space="preserve"> be most interested in.</w:t>
       </w:r>
     </w:p>
   </w:comment>
-  <w:comment w:id="66" w:author="Mark Scheuerell" w:date="2026-03-06T06:28:00Z" w:initials="s">
+  <w:comment w:id="117" w:author="Mark Scheuerell" w:date="2026-03-07T10:13:00Z" w:initials="s">
     <w:p>
       <w:pPr>
         <w:pStyle w:val="CommentText"/>
@@ -8851,23 +9071,11 @@
         <w:annotationRef/>
       </w:r>
       <w:r>
-        <w:t xml:space="preserve">I know this writing style is common in econ (based on my experiences with Bill J), but I think </w:t>
-      </w:r>
-      <w:r>
-        <w:t>this type of sentence</w:t>
-      </w:r>
-      <w:r>
-        <w:t xml:space="preserve"> just restate</w:t>
-      </w:r>
-      <w:r>
-        <w:t>s</w:t>
-      </w:r>
-      <w:r>
-        <w:t xml:space="preserve"> the figure caption. Instead, I recommend making strong statements about the results and then referencing the figures parenthetically. </w:t>
+        <w:t>Recall that the discussion section is where you also frame your results within the broader literature, and I don’t see any citations to other work here. What sort of effects do hatcheries in other areas have? Are their differences among other species? Conservation hatcheries intentionally outplant juveniles to other areas they’d like them to return. Are there any lessons or comparisons to draw from those? You should also return to the non-salmon examples you bring up in the intro. Can we gain any insights from them or extend inference from this study to them?</w:t>
       </w:r>
     </w:p>
   </w:comment>
-  <w:comment w:id="67" w:author="Mark Scheuerell" w:date="2026-03-07T09:07:00Z" w:initials="s">
+  <w:comment w:id="118" w:author="Mark Scheuerell" w:date="2026-03-07T09:50:00Z" w:initials="s">
     <w:p>
       <w:pPr>
         <w:pStyle w:val="CommentText"/>
@@ -8879,11 +9087,11 @@
         <w:annotationRef/>
       </w:r>
       <w:r>
-        <w:t>I’m not sure you can make these definitive statements based on z-scored data. I think you can speak in relative terms when comparing the estimated states. What do the raw data show with respect to actual densities (fish/km)?</w:t>
+        <w:t>I’d move this lower down</w:t>
       </w:r>
     </w:p>
   </w:comment>
-  <w:comment w:id="68" w:author="Mark Scheuerell" w:date="2026-03-07T09:11:00Z" w:initials="s">
+  <w:comment w:id="119" w:author="Mark Scheuerell" w:date="2026-03-07T09:50:00Z" w:initials="s">
     <w:p>
       <w:pPr>
         <w:pStyle w:val="CommentText"/>
@@ -8895,11 +9103,17 @@
         <w:annotationRef/>
       </w:r>
       <w:r>
-        <w:t>These statements also seem to be based on the z-scored states. If you want to stick with this, I think you’ll have to discuss differences in terms of SD’s (eg, “site 1 was ~2 SD’s greater than site 2”)</w:t>
+        <w:rPr>
+          <w:rStyle w:val="CommentReference"/>
+        </w:rPr>
+        <w:t>V</w:t>
+      </w:r>
+      <w:r>
+        <w:t>ague statements like this don’t lend much (ie, changing how?)</w:t>
       </w:r>
     </w:p>
   </w:comment>
-  <w:comment w:id="74" w:author="Mark Scheuerell" w:date="2026-03-07T09:14:00Z" w:initials="s">
+  <w:comment w:id="120" w:author="Mark Scheuerell" w:date="2026-03-07T09:51:00Z" w:initials="s">
     <w:p>
       <w:pPr>
         <w:pStyle w:val="CommentText"/>
@@ -8911,246 +9125,27 @@
         <w:annotationRef/>
       </w:r>
       <w:r>
+        <w:t>This seems like justification for the approach, which belongs in the intro and methods.</w:t>
+      </w:r>
+    </w:p>
+  </w:comment>
+  <w:comment w:id="121" w:author="Mark Scheuerell" w:date="2026-03-07T09:52:00Z" w:initials="s">
+    <w:p>
+      <w:pPr>
+        <w:pStyle w:val="CommentText"/>
+      </w:pPr>
+      <w:r>
         <w:rPr>
           <w:rStyle w:val="CommentReference"/>
         </w:rPr>
-        <w:t>This level of differe</w:t>
-      </w:r>
-      <w:r>
-        <w:t>ncing is the discrete time equivalent of the 3</w:t>
-      </w:r>
-      <w:r>
-        <w:rPr>
-          <w:vertAlign w:val="superscript"/>
-        </w:rPr>
-        <w:t>rd</w:t>
-      </w:r>
-      <w:r>
-        <w:t xml:space="preserve"> derivative and I’m wondering what that means here</w:t>
-      </w:r>
-      <w:r>
-        <w:t>. Are you working with log-transformed or raw data?</w:t>
-      </w:r>
-    </w:p>
-    <w:p>
-      <w:pPr>
-        <w:pStyle w:val="CommentText"/>
-      </w:pPr>
-    </w:p>
-    <w:p>
-      <w:pPr>
-        <w:pStyle w:val="CommentText"/>
-      </w:pPr>
-      <w:r>
-        <w:t>Why not just fit a linear trend and then use the residuals? We talked about this in FISH 550 when discussing classical decomposition</w:t>
+        <w:annotationRef/>
+      </w:r>
+      <w:r>
+        <w:t>This would be a much better beginning to this section</w:t>
       </w:r>
     </w:p>
   </w:comment>
-  <w:comment w:id="75" w:author="Mark Scheuerell" w:date="2026-03-07T09:35:00Z" w:initials="s">
-    <w:p>
-      <w:pPr>
-        <w:pStyle w:val="CommentText"/>
-      </w:pPr>
-      <w:r>
-        <w:rPr>
-          <w:rStyle w:val="CommentReference"/>
-        </w:rPr>
-        <w:annotationRef/>
-      </w:r>
-      <w:r>
-        <w:t>Again, you need to consider what this differencing means with respect to interpretation.</w:t>
-      </w:r>
-    </w:p>
-  </w:comment>
-  <w:comment w:id="76" w:author="Mark Scheuerell" w:date="2026-03-07T09:36:00Z" w:initials="s">
-    <w:p>
-      <w:pPr>
-        <w:pStyle w:val="CommentText"/>
-      </w:pPr>
-      <w:r>
-        <w:rPr>
-          <w:rStyle w:val="CommentReference"/>
-        </w:rPr>
-        <w:annotationRef/>
-      </w:r>
-      <w:r>
-        <w:t>Have you not also addressed this by comparing models where the IR is in/ex-cluded in the same state as the other sites (ie, 1- vs 2-state model)?</w:t>
-      </w:r>
-    </w:p>
-  </w:comment>
-  <w:comment w:id="77" w:author="Mark Scheuerell" w:date="2026-03-07T09:39:00Z" w:initials="s">
-    <w:p>
-      <w:pPr>
-        <w:pStyle w:val="CommentText"/>
-      </w:pPr>
-      <w:r>
-        <w:rPr>
-          <w:rStyle w:val="CommentReference"/>
-        </w:rPr>
-        <w:annotationRef/>
-      </w:r>
-      <w:r>
-        <w:t>This is all methods, not results. There’s no reason to bring them up again here</w:t>
-      </w:r>
-    </w:p>
-  </w:comment>
-  <w:comment w:id="78" w:author="Mark Scheuerell" w:date="2026-03-07T09:40:00Z" w:initials="s">
-    <w:p>
-      <w:pPr>
-        <w:pStyle w:val="CommentText"/>
-      </w:pPr>
-      <w:r>
-        <w:rPr>
-          <w:rStyle w:val="CommentReference"/>
-        </w:rPr>
-        <w:annotationRef/>
-      </w:r>
-      <w:r>
-        <w:t>This belongs in the methods, not results</w:t>
-      </w:r>
-    </w:p>
-  </w:comment>
-  <w:comment w:id="97" w:author="Mark Scheuerell" w:date="2026-03-07T09:43:00Z" w:initials="s">
-    <w:p>
-      <w:pPr>
-        <w:pStyle w:val="CommentText"/>
-      </w:pPr>
-      <w:r>
-        <w:rPr>
-          <w:rStyle w:val="CommentReference"/>
-        </w:rPr>
-        <w:annotationRef/>
-      </w:r>
-      <w:r>
-        <w:t>This all reads like methods</w:t>
-      </w:r>
-    </w:p>
-  </w:comment>
-  <w:comment w:id="98" w:author="Mark Scheuerell" w:date="2026-03-07T09:44:00Z" w:initials="s">
-    <w:p>
-      <w:pPr>
-        <w:pStyle w:val="CommentText"/>
-      </w:pPr>
-      <w:r>
-        <w:rPr>
-          <w:rStyle w:val="CommentReference"/>
-        </w:rPr>
-        <w:annotationRef/>
-      </w:r>
-      <w:r>
-        <w:t>As mentioned, you don’t need to restate the figure captions in the text.</w:t>
-      </w:r>
-    </w:p>
-  </w:comment>
-  <w:comment w:id="99" w:author="Mark Scheuerell" w:date="2026-03-07T09:47:00Z" w:initials="s">
-    <w:p>
-      <w:pPr>
-        <w:pStyle w:val="CommentText"/>
-      </w:pPr>
-      <w:r>
-        <w:rPr>
-          <w:rStyle w:val="CommentReference"/>
-        </w:rPr>
-        <w:annotationRef/>
-      </w:r>
-      <w:r>
-        <w:t xml:space="preserve">This is really cool and the stuff that the park </w:t>
-      </w:r>
-      <w:r>
-        <w:t>may</w:t>
-      </w:r>
-      <w:r>
-        <w:t xml:space="preserve"> be most interested in.</w:t>
-      </w:r>
-    </w:p>
-  </w:comment>
-  <w:comment w:id="109" w:author="Mark Scheuerell" w:date="2026-03-07T10:13:00Z" w:initials="s">
-    <w:p>
-      <w:pPr>
-        <w:pStyle w:val="CommentText"/>
-      </w:pPr>
-      <w:r>
-        <w:rPr>
-          <w:rStyle w:val="CommentReference"/>
-        </w:rPr>
-        <w:annotationRef/>
-      </w:r>
-      <w:r>
-        <w:t>Recall that the discussion section is where you also frame your results within the broader literature, and I don’t see any citations to other work here. What sort of effects do hatcheries in other areas have? Are their differences among other species? Conservation hatcheries intentionally outplant juveniles to other areas they’d like them to return. Are there any lessons or comparisons to draw from those? You should also return to the non-salmon examples you bring up in the intro. Can we gain any insights from them or extend inference from this study to them?</w:t>
-      </w:r>
-    </w:p>
-  </w:comment>
-  <w:comment w:id="110" w:author="Mark Scheuerell" w:date="2026-03-07T09:50:00Z" w:initials="s">
-    <w:p>
-      <w:pPr>
-        <w:pStyle w:val="CommentText"/>
-      </w:pPr>
-      <w:r>
-        <w:rPr>
-          <w:rStyle w:val="CommentReference"/>
-        </w:rPr>
-        <w:annotationRef/>
-      </w:r>
-      <w:r>
-        <w:t>I’d move this lower down</w:t>
-      </w:r>
-    </w:p>
-  </w:comment>
-  <w:comment w:id="111" w:author="Mark Scheuerell" w:date="2026-03-07T09:50:00Z" w:initials="s">
-    <w:p>
-      <w:pPr>
-        <w:pStyle w:val="CommentText"/>
-      </w:pPr>
-      <w:r>
-        <w:rPr>
-          <w:rStyle w:val="CommentReference"/>
-        </w:rPr>
-        <w:annotationRef/>
-      </w:r>
-      <w:r>
-        <w:rPr>
-          <w:rStyle w:val="CommentReference"/>
-        </w:rPr>
-        <w:t>V</w:t>
-      </w:r>
-      <w:r>
-        <w:t>ague statements like this don’t lend much (ie, changing how?)</w:t>
-      </w:r>
-    </w:p>
-  </w:comment>
-  <w:comment w:id="112" w:author="Mark Scheuerell" w:date="2026-03-07T09:51:00Z" w:initials="s">
-    <w:p>
-      <w:pPr>
-        <w:pStyle w:val="CommentText"/>
-      </w:pPr>
-      <w:r>
-        <w:rPr>
-          <w:rStyle w:val="CommentReference"/>
-        </w:rPr>
-        <w:annotationRef/>
-      </w:r>
-      <w:r>
-        <w:t>This seems like justification for the approach, which belongs in the intro and methods.</w:t>
-      </w:r>
-    </w:p>
-  </w:comment>
-  <w:comment w:id="113" w:author="Mark Scheuerell" w:date="2026-03-07T09:52:00Z" w:initials="s">
-    <w:p>
-      <w:pPr>
-        <w:pStyle w:val="CommentText"/>
-      </w:pPr>
-      <w:r>
-        <w:rPr>
-          <w:rStyle w:val="CommentReference"/>
-        </w:rPr>
-        <w:annotationRef/>
-      </w:r>
-      <w:r>
-        <w:t>This would be a much better beginning to this section</w:t>
-      </w:r>
-    </w:p>
-  </w:comment>
-  <w:comment w:id="138" w:author="Mark Scheuerell" w:date="2026-03-07T09:59:00Z" w:initials="s">
+  <w:comment w:id="146" w:author="Mark Scheuerell" w:date="2026-03-07T09:59:00Z" w:initials="s">
     <w:p>
       <w:pPr>
         <w:pStyle w:val="CommentText"/>
@@ -9174,13 +9169,12 @@
   <w15:commentEx w15:paraId="7CB9D6C5" w15:done="0"/>
   <w15:commentEx w15:paraId="2604FD2C" w15:done="0"/>
   <w15:commentEx w15:paraId="3913DD12" w15:done="0"/>
-  <w15:commentEx w15:paraId="05022E57" w15:done="0"/>
   <w15:commentEx w15:paraId="13A7057A" w15:done="1"/>
   <w15:commentEx w15:paraId="61FC6D56" w15:done="0"/>
-  <w15:commentEx w15:paraId="21519842" w15:done="0"/>
-  <w15:commentEx w15:paraId="1B67AF8D" w15:done="0"/>
+  <w15:commentEx w15:paraId="21519842" w15:done="1"/>
+  <w15:commentEx w15:paraId="1B67AF8D" w15:done="1"/>
   <w15:commentEx w15:paraId="3F979827" w15:done="0"/>
-  <w15:commentEx w15:paraId="049C0AAD" w15:done="0"/>
+  <w15:commentEx w15:paraId="5C37C011" w15:paraIdParent="3F979827" w15:done="0"/>
   <w15:commentEx w15:paraId="3DFFB490" w15:done="0"/>
   <w15:commentEx w15:paraId="29393DD4" w15:done="0"/>
   <w15:commentEx w15:paraId="093C09C4" w15:done="0"/>
@@ -9236,13 +9230,12 @@
     </w16cex:extLst>
   </w16cex:commentExtensible>
   <w16cex:commentExtensible w16cex:durableId="08D800E2" w16cex:dateUtc="2026-03-09T16:23:00Z"/>
-  <w16cex:commentExtensible w16cex:durableId="6C51101F" w16cex:dateUtc="2026-03-06T13:37:00Z"/>
   <w16cex:commentExtensible w16cex:durableId="514A7E96" w16cex:dateUtc="2026-03-06T13:39:00Z"/>
   <w16cex:commentExtensible w16cex:durableId="502D5DF3" w16cex:dateUtc="2026-03-24T23:49:00Z"/>
   <w16cex:commentExtensible w16cex:durableId="7D6BA5A6" w16cex:dateUtc="2026-03-06T13:43:00Z"/>
   <w16cex:commentExtensible w16cex:durableId="7B4C9F0E" w16cex:dateUtc="2026-03-06T13:44:00Z"/>
   <w16cex:commentExtensible w16cex:durableId="40B74590" w16cex:dateUtc="2026-03-06T13:46:00Z"/>
-  <w16cex:commentExtensible w16cex:durableId="679D5C1E" w16cex:dateUtc="2026-03-06T13:49:00Z"/>
+  <w16cex:commentExtensible w16cex:durableId="0D621EE0" w16cex:dateUtc="2026-03-25T21:04:00Z"/>
   <w16cex:commentExtensible w16cex:durableId="2DFE8F85" w16cex:dateUtc="2026-03-06T13:52:00Z"/>
   <w16cex:commentExtensible w16cex:durableId="18FD047A" w16cex:dateUtc="2026-03-06T13:55:00Z"/>
   <w16cex:commentExtensible w16cex:durableId="40CB8F2C" w16cex:dateUtc="2026-03-06T13:59:00Z"/>
@@ -9286,13 +9279,12 @@
   <w16cid:commentId w16cid:paraId="7CB9D6C5" w16cid:durableId="68140219"/>
   <w16cid:commentId w16cid:paraId="2604FD2C" w16cid:durableId="73482A45"/>
   <w16cid:commentId w16cid:paraId="3913DD12" w16cid:durableId="08D800E2"/>
-  <w16cid:commentId w16cid:paraId="05022E57" w16cid:durableId="6C51101F"/>
   <w16cid:commentId w16cid:paraId="13A7057A" w16cid:durableId="514A7E96"/>
   <w16cid:commentId w16cid:paraId="61FC6D56" w16cid:durableId="502D5DF3"/>
   <w16cid:commentId w16cid:paraId="21519842" w16cid:durableId="7D6BA5A6"/>
   <w16cid:commentId w16cid:paraId="1B67AF8D" w16cid:durableId="7B4C9F0E"/>
   <w16cid:commentId w16cid:paraId="3F979827" w16cid:durableId="40B74590"/>
-  <w16cid:commentId w16cid:paraId="049C0AAD" w16cid:durableId="679D5C1E"/>
+  <w16cid:commentId w16cid:paraId="5C37C011" w16cid:durableId="0D621EE0"/>
   <w16cid:commentId w16cid:paraId="3DFFB490" w16cid:durableId="2DFE8F85"/>
   <w16cid:commentId w16cid:paraId="29393DD4" w16cid:durableId="18FD047A"/>
   <w16cid:commentId w16cid:paraId="093C09C4" w16cid:durableId="40CB8F2C"/>

--- a/output/writing/DissertationChapter/Ch1_draft2.docx
+++ b/output/writing/DissertationChapter/Ch1_draft2.docx
@@ -722,11 +722,7 @@
         <w:t>Dendroctonus ponderosae</w:t>
       </w:r>
       <w:r>
-        <w:t xml:space="preserve">) have recently decimated coniferous forests due to a lack of cold winter temperatures, which have traditionally limited the insects’ numbers and, by extension, their impacts on forests (Gibson et al. 2008). Likewise, in many midwestern and eastern national parks, habitat alterations and the </w:t>
-      </w:r>
-      <w:r>
-        <w:lastRenderedPageBreak/>
-        <w:t>extirpation of natural predators outside park boundaries have led to unprecedented densities of white-tailed deer (</w:t>
+        <w:t>) have recently decimated coniferous forests due to a lack of cold winter temperatures, which have traditionally limited the insects’ numbers and, by extension, their impacts on forests (Gibson et al. 2008). Likewise, in many midwestern and eastern national parks, habitat alterations and the extirpation of natural predators outside park boundaries have led to unprecedented densities of white-tailed deer (</w:t>
       </w:r>
       <w:r>
         <w:rPr>
@@ -739,7 +735,11 @@
         <w:t xml:space="preserve">), capable of intense foraging on vegetation and the depletion of resources on which other species depend (Miller et al. 2023). </w:t>
       </w:r>
       <w:r>
-        <w:t>While there is little debate that these occurrences generate a need for management action,</w:t>
+        <w:t xml:space="preserve">While there is little debate that </w:t>
+      </w:r>
+      <w:r>
+        <w:lastRenderedPageBreak/>
+        <w:t>these occurrences generate a need for management action,</w:t>
       </w:r>
       <w:r>
         <w:t xml:space="preserve"> </w:t>
@@ -1102,16 +1102,7 @@
           <w:color w:val="202122"/>
           <w:shd w:val="clear" w:color="auto" w:fill="FFFFFF"/>
         </w:rPr>
-        <w:t xml:space="preserve">has been the location of a fishing camp and harvesting site for the Kiks.ádi clan, and particularly valued for its close proximity to the clan’s winter villages, as well as for hosting runs of a variety of Pacific salmon species, including </w:t>
-      </w:r>
-      <w:r>
-        <w:rPr>
-          <w:rFonts w:cstheme="minorHAnsi"/>
-          <w:color w:val="202122"/>
-          <w:shd w:val="clear" w:color="auto" w:fill="FFFFFF"/>
-        </w:rPr>
-        <w:lastRenderedPageBreak/>
-        <w:t>chum (</w:t>
+        <w:t>has been the location of a fishing camp and harvesting site for the Kiks.ádi clan, and particularly valued for its close proximity to the clan’s winter villages, as well as for hosting runs of a variety of Pacific salmon species, including chum (</w:t>
       </w:r>
       <w:r>
         <w:rPr>
@@ -1270,22 +1261,44 @@
         <w:t xml:space="preserve"> immediately </w:t>
       </w:r>
       <w:r>
-        <w:t xml:space="preserve">enter the ocean, </w:t>
-      </w:r>
-      <w:r>
-        <w:t>with all members of a brood</w:t>
-      </w:r>
-      <w:r>
-        <w:t xml:space="preserve"> return</w:t>
-      </w:r>
-      <w:r>
-        <w:t>ing</w:t>
-      </w:r>
-      <w:r>
-        <w:t xml:space="preserve"> to spawn</w:t>
-      </w:r>
-      <w:r>
-        <w:t xml:space="preserve"> the following fall, at two years of age</w:t>
+        <w:t xml:space="preserve">enter the </w:t>
+      </w:r>
+      <w:r>
+        <w:lastRenderedPageBreak/>
+        <w:t>ocean</w:t>
+      </w:r>
+      <w:r>
+        <w:t xml:space="preserve"> in spring</w:t>
+      </w:r>
+      <w:r>
+        <w:t xml:space="preserve">, </w:t>
+      </w:r>
+      <w:r>
+        <w:t>making no use of freshwater as rearing habitat. A</w:t>
+      </w:r>
+      <w:r>
+        <w:t xml:space="preserve">ll members of </w:t>
+      </w:r>
+      <w:r>
+        <w:t xml:space="preserve">the brood then </w:t>
+      </w:r>
+      <w:r>
+        <w:t>return to spawn</w:t>
+      </w:r>
+      <w:r>
+        <w:t xml:space="preserve"> </w:t>
+      </w:r>
+      <w:r>
+        <w:t xml:space="preserve">in autumn of </w:t>
+      </w:r>
+      <w:r>
+        <w:t xml:space="preserve">the following </w:t>
+      </w:r>
+      <w:r>
+        <w:t>year</w:t>
+      </w:r>
+      <w:r>
+        <w:t xml:space="preserve"> at two years of age</w:t>
       </w:r>
       <w:r>
         <w:t xml:space="preserve">. This leads to two genetically distinct runs </w:t>
@@ -1295,6 +1308,9 @@
       </w:r>
       <w:r>
         <w:t>in even numbered and odd numbered years</w:t>
+      </w:r>
+      <w:r>
+        <w:t xml:space="preserve"> (Quinn 2018)</w:t>
       </w:r>
       <w:r>
         <w:t>. U</w:t>
@@ -1393,26 +1409,26 @@
         <w:ind w:firstLine="360"/>
       </w:pPr>
       <w:r>
-        <w:t xml:space="preserve">The initial increases in Indian River pink salmon abundance observed in the 1980s coincided with the commencement of operations at Sheldon Jackson Hatchery (SJH), a pink salmon </w:t>
+        <w:t>The initial increases in Indian River pink salmon abundance observed in the 1980s coincided with the commencement of operations at Sheldon Jackson Hatchery (SJH), a pink salmon hatchery located approximately 1 km</w:t>
+      </w:r>
+      <w:r>
+        <w:t xml:space="preserve"> from the mouth of </w:t>
+      </w:r>
+      <w:r>
+        <w:t>the Indian River</w:t>
+      </w:r>
+      <w:r>
+        <w:t xml:space="preserve">. The hatchery is currently operated by </w:t>
+      </w:r>
+      <w:r>
+        <w:t>the not-for-profit Sitka Sound Science Center</w:t>
+      </w:r>
+      <w:r>
+        <w:t xml:space="preserve"> but was originally </w:t>
       </w:r>
       <w:r>
         <w:lastRenderedPageBreak/>
-        <w:t>hatchery located approximately 1 km</w:t>
-      </w:r>
-      <w:r>
-        <w:t xml:space="preserve"> from the mouth of </w:t>
-      </w:r>
-      <w:r>
-        <w:t>the Indian River</w:t>
-      </w:r>
-      <w:r>
-        <w:t xml:space="preserve">. The hatchery is currently operated by </w:t>
-      </w:r>
-      <w:r>
-        <w:t>the not-for-profit Sitka Sound Science Center</w:t>
-      </w:r>
-      <w:r>
-        <w:t xml:space="preserve"> but was originally established in 1975 by Sheldon Jackson College (Stopha 2015). The college, </w:t>
+        <w:t xml:space="preserve">established in 1975 by Sheldon Jackson College (Stopha 2015). The college, </w:t>
       </w:r>
       <w:r>
         <w:t>initially “laid out as a kind of utopian experiment in assimilating Natives into ‘civilized’ Christian living”</w:t>
@@ -1535,11 +1551,11 @@
         <w:t xml:space="preserve"> by hatchery operations</w:t>
       </w:r>
       <w:r>
-        <w:t xml:space="preserve">.  However, homing by salmon isn’t perfect, and in fact is likely an evolved trait that allows fish to colonize new habitats when they become suitable for spawning (Quinn 2018).  Straying, whereby a juvenile salmon that was produced in one stream (or hatchery) strays into a different stream as an adult to spawn, is likely a common phenomenon for hatchery fish, but whether hatcheries increase the </w:t>
+        <w:t xml:space="preserve">.  However, homing by salmon isn’t perfect, and in fact is likely an evolved trait that allows fish to colonize new habitats when they become suitable for spawning (Quinn 2018).  Straying, whereby a juvenile salmon that was produced in one stream (or hatchery) strays into a different stream as an adult to spawn, is likely a common phenomenon for hatchery fish, but whether hatcheries increase the proportion of fish that stray is less clear (Knudsen et al. 2021). Evidence suggests that the Indian River is no exception, and indeed it is possible that the Indian River sees higher than average </w:t>
       </w:r>
       <w:r>
         <w:lastRenderedPageBreak/>
-        <w:t>proportion of fish that stray is less clear (Knudsen et al. 2021). Evidence suggests that the Indian River is no exception, and indeed it is possible that the Indian River sees higher than average levels of straying due to the proximity of SJH and the hatchery fish being reared in Indian River water</w:t>
+        <w:t>levels of straying due to the proximity of SJH and the hatchery fish being reared in Indian River water</w:t>
       </w:r>
       <w:r>
         <w:t xml:space="preserve"> (proximity illustrated in Figure </w:t>
@@ -1558,9 +1574,6 @@
       <w:pPr>
         <w:spacing w:after="0" w:line="480" w:lineRule="auto"/>
         <w:ind w:firstLine="360"/>
-        <w:rPr>
-          <w:ins w:id="34" w:author="Brian McGreal" w:date="2026-03-25T12:24:00Z" w16du:dateUtc="2026-03-25T19:24:00Z"/>
-        </w:rPr>
       </w:pPr>
       <w:r>
         <w:t>T</w:t>
@@ -1587,15 +1600,169 @@
         <w:t>densities may be naturally occurring phenomena, influenced by variation in stream conditions, ocean productivity, predation intensity, and commercial harvests, among other factors (Manhard et al. 2017).</w:t>
       </w:r>
       <w:r>
-        <w:t xml:space="preserve"> ADFG conducts regular monitoring of pink salmon ‘index streams’ throughout southeast Alaska for the </w:t>
+        <w:t xml:space="preserve"> ADFG conducts regular monitoring of pink salmon ‘index streams’ throughout southeast Alaska for the primary purpose of managing the commercial fishery (index streams being specifically selected to reflect natural conditions and a lack of undue anthropogenic influences). This extensive </w:t>
       </w:r>
       <w:r>
         <w:lastRenderedPageBreak/>
-        <w:t xml:space="preserve">primary purpose of managing the commercial fishery (index streams being specifically selected to reflect natural conditions and a lack of undue anthropogenic influences). This extensive monitoring effort provides a regional backdrop against which abundances observed at Indian River may be compared. </w:t>
-      </w:r>
-      <w:ins w:id="35" w:author="Brian McGreal" w:date="2026-03-25T12:24:00Z" w16du:dateUtc="2026-03-25T19:24:00Z">
-        <w:r>
-          <w:t xml:space="preserve">Between 1960 and 2023, pink salmon escapement has increased throughout what ADFG designates as the ‘Northern Southeast (Outside)’ region (in which the Indian River is located). The agency has recorded peak pink salmon escapement annually at 35 index streams in this region, as well as at Indian River, albeit with gaps in the time series. Along with other streams in the region, Indian River has seen an increase in peak escapement over the period of observation (Figure 2). However, this data alone does not provide sufficient evidence to conclude whether and to what extent Sheldon Jackson Hatchery has influenced pink salmon abundance at Indian River.  </w:t>
+        <w:t xml:space="preserve">monitoring effort provides a regional backdrop against which abundances observed at Indian River may be compared. </w:t>
+      </w:r>
+      <w:r>
+        <w:t xml:space="preserve">Between 1960 and 2023, pink salmon escapement has increased throughout what ADFG designates as the ‘Northern Southeast (Outside)’ region (in which the Indian River is located). The agency has recorded peak pink salmon escapement annually at 35 index streams in this region, as well as at Indian River, albeit with gaps in the time series. Along with other streams in the region, Indian River has seen an increase in peak escapement over the period of observation (Figure 2). However, this data alone does not provide sufficient evidence to conclude whether and to what extent Sheldon Jackson Hatchery has influenced pink salmon abundance at Indian River.  </w:t>
+      </w:r>
+    </w:p>
+    <w:p>
+      <w:pPr>
+        <w:spacing w:after="0" w:line="480" w:lineRule="auto"/>
+      </w:pPr>
+      <w:r>
+        <w:tab/>
+        <w:t xml:space="preserve">This research seeks to assess whether the abundances of pink salmon observed in recent decades at Indian River exist within a natural range of variation relative to pink salmon streams elsewhere in the region, and to evaluate if and to what extent Sheldon Jackson Hatchery operations have driven the increased abundances observed since 1980. If Indian River pink salmon abundances do not exist within a natural range of variation, then it follows that a model which specifies estimates Indian River abundance as separate from that of the wider region would fit the observed data significantly better than a model which estimates pink salmon abundance throughout the region and does not allow for the Indian River to be treated as separate. If the commencement (or 2010 expansion) of hatchery operations has significantly increased pink salmon population densities at Indian River, then this effect could be observed by specifying a model of hatchery operations which controls for both the effect of time period (pre- and post-commencement of operations) and the effect of treatment (considering Indian River the treated group). Finally, the impact of hatchery releases on Indian River abundances may be </w:t>
+      </w:r>
+      <w:r>
+        <w:lastRenderedPageBreak/>
+        <w:t>evaluated by specifying a model which allows for both peak escapement and hatchery releases in the previous brood year to influence the number of pink salmon returning to Indian River to spawn in the current brood year, with the size and significance of the effect of prior-year hatchery releases providing insight as to if and what influence the volume of hatchery releases has on wild abundance. Each of these approaches is discussed in greater detail in the following section.</w:t>
+      </w:r>
+    </w:p>
+    <w:p>
+      <w:pPr>
+        <w:pStyle w:val="ListParagraph"/>
+        <w:spacing w:after="0" w:line="480" w:lineRule="auto"/>
+        <w:ind w:left="360"/>
+        <w:rPr>
+          <w:b/>
+          <w:bCs/>
+        </w:rPr>
+      </w:pPr>
+    </w:p>
+    <w:p>
+      <w:pPr>
+        <w:spacing w:after="0" w:line="480" w:lineRule="auto"/>
+        <w:rPr>
+          <w:b/>
+          <w:bCs/>
+          <w:u w:val="single"/>
+        </w:rPr>
+      </w:pPr>
+      <w:r>
+        <w:rPr>
+          <w:b/>
+          <w:bCs/>
+          <w:u w:val="single"/>
+        </w:rPr>
+        <w:t>Methods</w:t>
+      </w:r>
+    </w:p>
+    <w:p>
+      <w:pPr>
+        <w:spacing w:after="0" w:line="480" w:lineRule="auto"/>
+        <w:rPr>
+          <w:b/>
+          <w:bCs/>
+        </w:rPr>
+      </w:pPr>
+      <w:r>
+        <w:rPr>
+          <w:b/>
+          <w:bCs/>
+        </w:rPr>
+        <w:t>Data</w:t>
+      </w:r>
+    </w:p>
+    <w:p>
+      <w:pPr>
+        <w:spacing w:after="0" w:line="480" w:lineRule="auto"/>
+        <w:rPr>
+          <w:ins w:id="34" w:author="Brian E McGreal" w:date="2026-03-25T16:03:00Z" w16du:dateUtc="2026-03-25T23:03:00Z"/>
+        </w:rPr>
+      </w:pPr>
+      <w:r>
+        <w:t xml:space="preserve">ADFG conducts annual aerial surveys of approximately 700 streams in southeast Alaska to monitor pink salmon escapement commercial fisheries management (Van Alen 2000). These streams, referred to by ADFG as index streams, are chosen because they are believed to reflect the natural condition of pink salmon populations in the region. Index streams are grouped into three sub-regions: </w:t>
+      </w:r>
+      <w:r>
+        <w:rPr>
+          <w:i/>
+          <w:iCs/>
+        </w:rPr>
+        <w:t>south southeast</w:t>
+      </w:r>
+      <w:r>
+        <w:t xml:space="preserve">, </w:t>
+      </w:r>
+      <w:r>
+        <w:rPr>
+          <w:i/>
+          <w:iCs/>
+        </w:rPr>
+        <w:t>north southeast (inside),</w:t>
+      </w:r>
+      <w:r>
+        <w:t xml:space="preserve"> and </w:t>
+      </w:r>
+      <w:r>
+        <w:rPr>
+          <w:i/>
+          <w:iCs/>
+        </w:rPr>
+        <w:t>north southeast (outside)</w:t>
+      </w:r>
+      <w:r>
+        <w:t>. The last group is composed of 35 streams</w:t>
+      </w:r>
+      <w:r>
+        <w:t xml:space="preserve"> </w:t>
+      </w:r>
+      <w:r>
+        <w:t>in the vicinity of Sitka and the Indian River along the ocean-facing coasts of Baranof and Chichagof islands and a few smaller islands in the area. Surveys are conducted via fixed-wing aircraft throughout the late summer pink salmon spawning season</w:t>
+      </w:r>
+      <w:r>
+        <w:t>, with the name of the biologist</w:t>
+      </w:r>
+      <w:r>
+        <w:t xml:space="preserve"> conducting the survey</w:t>
+      </w:r>
+      <w:r>
+        <w:t xml:space="preserve"> recorded </w:t>
+      </w:r>
+      <w:r>
+        <w:t>in about 75% of observations</w:t>
+      </w:r>
+      <w:r>
+        <w:t xml:space="preserve">. A subset of these stream surveys </w:t>
+      </w:r>
+      <w:r>
+        <w:t>is</w:t>
+      </w:r>
+      <w:r>
+        <w:t xml:space="preserve"> subject to validation by foot counts </w:t>
+      </w:r>
+      <w:r>
+        <w:t>which are used to</w:t>
+      </w:r>
+      <w:r>
+        <w:t xml:space="preserve"> assess the accuracy of ADFG’s aerial survey efforts (A. Dupuis, ADFG, personal communication, August 19, 2024). </w:t>
+      </w:r>
+      <w:ins w:id="35" w:author="Brian E McGreal" w:date="2026-03-25T15:19:00Z" w16du:dateUtc="2026-03-25T22:19:00Z">
+        <w:r>
+          <w:t>In addition to these aerial surveys, SJH files annual reports with ADFG</w:t>
+        </w:r>
+      </w:ins>
+      <w:ins w:id="36" w:author="Brian E McGreal" w:date="2026-03-25T15:19:00Z">
+        <w:r>
+          <w:t xml:space="preserve"> </w:t>
+        </w:r>
+      </w:ins>
+      <w:ins w:id="37" w:author="Brian E McGreal" w:date="2026-03-25T15:20:00Z" w16du:dateUtc="2026-03-25T22:20:00Z">
+        <w:r>
+          <w:t>which include</w:t>
+        </w:r>
+      </w:ins>
+      <w:ins w:id="38" w:author="Brian E McGreal" w:date="2026-03-25T15:19:00Z">
+        <w:r>
+          <w:t xml:space="preserve"> the number of salmon juveniles reared and released, the number of </w:t>
+        </w:r>
+        <w:r>
+          <w:lastRenderedPageBreak/>
+          <w:t>hatchery-raised adult salmon which survive the marine environment, the hatchery’s contributions to common property commercial fisheries (as well as sport and subsistence fisheries), and numbers of adult fish which return to the hatchery and are taken as cost recovery or as broodstock.</w:t>
         </w:r>
       </w:ins>
     </w:p>
@@ -1603,512 +1770,363 @@
       <w:pPr>
         <w:spacing w:after="0" w:line="480" w:lineRule="auto"/>
         <w:ind w:firstLine="360"/>
-        <w:rPr>
-          <w:del w:id="36" w:author="Brian McGreal" w:date="2026-03-25T12:24:00Z" w16du:dateUtc="2026-03-25T19:24:00Z"/>
-        </w:rPr>
-      </w:pPr>
-      <w:commentRangeStart w:id="37"/>
-      <w:commentRangeStart w:id="38"/>
-      <w:del w:id="39" w:author="Brian McGreal" w:date="2026-03-25T12:24:00Z" w16du:dateUtc="2026-03-25T19:24:00Z">
-        <w:r>
-          <w:delText>Figure</w:delText>
-        </w:r>
-        <w:r>
-          <w:delText>s</w:delText>
-        </w:r>
-        <w:r>
-          <w:delText xml:space="preserve"> 2 </w:delText>
-        </w:r>
-        <w:r>
-          <w:delText xml:space="preserve">&amp; 3 </w:delText>
-        </w:r>
-        <w:r>
-          <w:delText xml:space="preserve">describe peak escapement </w:delText>
-        </w:r>
-        <w:r>
-          <w:delText>o</w:delText>
-        </w:r>
-        <w:r>
-          <w:delText>f</w:delText>
-        </w:r>
-        <w:r>
-          <w:delText xml:space="preserve"> salmon runs </w:delText>
-        </w:r>
-        <w:r>
-          <w:delText>recorded</w:delText>
-        </w:r>
-        <w:r>
-          <w:delText xml:space="preserve"> between 1960 and 202</w:delText>
-        </w:r>
-        <w:r>
-          <w:delText>3</w:delText>
-        </w:r>
-        <w:r>
-          <w:delText xml:space="preserve"> at </w:delText>
-        </w:r>
-        <w:r>
-          <w:delText xml:space="preserve">Indian River and </w:delText>
-        </w:r>
-        <w:r>
-          <w:delText>35 pink salmon streams</w:delText>
-        </w:r>
-        <w:r>
-          <w:delText>, all</w:delText>
-        </w:r>
-        <w:r>
-          <w:delText xml:space="preserve"> located in what ADFG designates as the ‘Northern Southeast (Outside)’ region.</w:delText>
-        </w:r>
-        <w:commentRangeEnd w:id="38"/>
+        <w:pPrChange w:id="39" w:author="Brian E McGreal" w:date="2026-03-25T16:03:00Z" w16du:dateUtc="2026-03-25T23:03:00Z">
+          <w:pPr>
+            <w:spacing w:after="0" w:line="480" w:lineRule="auto"/>
+          </w:pPr>
+        </w:pPrChange>
+      </w:pPr>
+      <w:ins w:id="40" w:author="Brian E McGreal" w:date="2026-03-25T16:31:00Z" w16du:dateUtc="2026-03-25T23:31:00Z">
+        <w:r>
+          <w:t>Due to their life history</w:t>
+        </w:r>
+      </w:ins>
+      <w:ins w:id="41" w:author="Brian E McGreal" w:date="2026-03-26T10:40:00Z" w16du:dateUtc="2026-03-26T17:40:00Z">
+        <w:r>
+          <w:t xml:space="preserve"> pattern of </w:t>
+        </w:r>
+      </w:ins>
+      <w:ins w:id="42" w:author="Brian E McGreal" w:date="2026-03-26T10:41:00Z" w16du:dateUtc="2026-03-26T17:41:00Z">
+        <w:r>
+          <w:t>immediately migrating into the ocean as juveniles</w:t>
+        </w:r>
+      </w:ins>
+      <w:ins w:id="43" w:author="Brian E McGreal" w:date="2026-03-25T16:31:00Z" w16du:dateUtc="2026-03-25T23:31:00Z">
+        <w:r>
+          <w:t xml:space="preserve">, </w:t>
+        </w:r>
+      </w:ins>
+      <w:ins w:id="44" w:author="Brian E McGreal" w:date="2026-03-25T16:28:00Z" w16du:dateUtc="2026-03-25T23:28:00Z">
+        <w:r>
+          <w:t xml:space="preserve">the </w:t>
+        </w:r>
+      </w:ins>
+      <w:ins w:id="45" w:author="Brian E McGreal" w:date="2026-03-26T10:41:00Z" w16du:dateUtc="2026-03-26T17:41:00Z">
+        <w:r>
+          <w:t>marine environment</w:t>
+        </w:r>
+      </w:ins>
+      <w:ins w:id="46" w:author="Brian E McGreal" w:date="2026-03-25T16:29:00Z" w16du:dateUtc="2026-03-25T23:29:00Z">
+        <w:r>
+          <w:t xml:space="preserve"> </w:t>
+        </w:r>
+      </w:ins>
+      <w:ins w:id="47" w:author="Brian E McGreal" w:date="2026-03-25T16:31:00Z" w16du:dateUtc="2026-03-25T23:31:00Z">
+        <w:r>
+          <w:t xml:space="preserve">is </w:t>
+        </w:r>
+      </w:ins>
+      <w:ins w:id="48" w:author="Brian E McGreal" w:date="2026-03-25T16:28:00Z" w16du:dateUtc="2026-03-25T23:28:00Z">
+        <w:r>
+          <w:t xml:space="preserve">critical rearing habitat </w:t>
+        </w:r>
+      </w:ins>
+      <w:ins w:id="49" w:author="Brian E McGreal" w:date="2026-03-25T16:31:00Z" w16du:dateUtc="2026-03-25T23:31:00Z">
+        <w:r>
+          <w:t>for pink salmon</w:t>
+        </w:r>
+      </w:ins>
+      <w:ins w:id="50" w:author="Brian E McGreal" w:date="2026-03-25T16:48:00Z" w16du:dateUtc="2026-03-25T23:48:00Z">
+        <w:r>
+          <w:t xml:space="preserve"> (</w:t>
+        </w:r>
+      </w:ins>
+      <w:ins w:id="51" w:author="Brian E McGreal" w:date="2026-03-25T16:54:00Z" w16du:dateUtc="2026-03-25T23:54:00Z">
+        <w:r>
+          <w:t xml:space="preserve">Heard 1991). </w:t>
+        </w:r>
+      </w:ins>
+      <w:ins w:id="52" w:author="Brian E McGreal" w:date="2026-03-26T10:53:00Z" w16du:dateUtc="2026-03-26T17:53:00Z">
+        <w:r>
+          <w:t>Therefore, i</w:t>
+        </w:r>
+      </w:ins>
+      <w:ins w:id="53" w:author="Brian E McGreal" w:date="2026-03-26T10:42:00Z" w16du:dateUtc="2026-03-26T17:42:00Z">
+        <w:r>
+          <w:t xml:space="preserve">ncluding </w:t>
+        </w:r>
+      </w:ins>
+      <w:ins w:id="54" w:author="Brian E McGreal" w:date="2026-03-26T10:53:00Z" w16du:dateUtc="2026-03-26T17:53:00Z">
+        <w:r>
+          <w:t>some</w:t>
+        </w:r>
+      </w:ins>
+      <w:ins w:id="55" w:author="Brian E McGreal" w:date="2026-03-26T10:42:00Z" w16du:dateUtc="2026-03-26T17:42:00Z">
+        <w:r>
+          <w:t xml:space="preserve"> measure</w:t>
+        </w:r>
+      </w:ins>
+      <w:ins w:id="56" w:author="Brian E McGreal" w:date="2026-03-25T16:28:00Z" w16du:dateUtc="2026-03-25T23:28:00Z">
+        <w:r>
+          <w:t xml:space="preserve"> </w:t>
+        </w:r>
+      </w:ins>
+      <w:ins w:id="57" w:author="Brian E McGreal" w:date="2026-03-26T10:42:00Z" w16du:dateUtc="2026-03-26T17:42:00Z">
+        <w:r>
+          <w:t>of ocean climate</w:t>
+        </w:r>
+      </w:ins>
+      <w:ins w:id="58" w:author="Brian E McGreal" w:date="2026-03-26T10:53:00Z" w16du:dateUtc="2026-03-26T17:53:00Z">
+        <w:r>
+          <w:t xml:space="preserve"> and pro</w:t>
+        </w:r>
+      </w:ins>
+      <w:ins w:id="59" w:author="Brian E McGreal" w:date="2026-03-26T10:54:00Z" w16du:dateUtc="2026-03-26T17:54:00Z">
+        <w:r>
+          <w:t>ductivity</w:t>
+        </w:r>
+      </w:ins>
+      <w:ins w:id="60" w:author="Brian E McGreal" w:date="2026-03-26T10:42:00Z" w16du:dateUtc="2026-03-26T17:42:00Z">
+        <w:r>
+          <w:t xml:space="preserve"> in models of pink salmon</w:t>
+        </w:r>
+      </w:ins>
+      <w:ins w:id="61" w:author="Brian E McGreal" w:date="2026-03-26T10:46:00Z" w16du:dateUtc="2026-03-26T17:46:00Z">
+        <w:r>
+          <w:t xml:space="preserve"> abundance </w:t>
+        </w:r>
+      </w:ins>
+      <w:ins w:id="62" w:author="Brian E McGreal" w:date="2026-03-26T10:53:00Z" w16du:dateUtc="2026-03-26T17:53:00Z">
+        <w:r>
+          <w:t>may go a long way towards explaining</w:t>
+        </w:r>
+      </w:ins>
+      <w:ins w:id="63" w:author="Brian E McGreal" w:date="2026-03-26T10:54:00Z" w16du:dateUtc="2026-03-26T17:54:00Z">
+        <w:r>
+          <w:t xml:space="preserve"> year-to-year variations in returning adults.</w:t>
+        </w:r>
+      </w:ins>
+      <w:ins w:id="64" w:author="Brian E McGreal" w:date="2026-03-26T10:59:00Z" w16du:dateUtc="2026-03-26T17:59:00Z">
+        <w:r>
+          <w:t xml:space="preserve"> The Pacific Decadal Oscillation</w:t>
+        </w:r>
+      </w:ins>
+      <w:ins w:id="65" w:author="Brian E McGreal" w:date="2026-03-26T11:00:00Z" w16du:dateUtc="2026-03-26T18:00:00Z">
+        <w:r>
+          <w:t>, a recurring pattern of Northen Pacific sea surface temperature, has been shown to be robustly correlated with salmon production regimes off the coast of Ala</w:t>
+        </w:r>
+      </w:ins>
+      <w:ins w:id="66" w:author="Brian E McGreal" w:date="2026-03-26T11:01:00Z" w16du:dateUtc="2026-03-26T18:01:00Z">
+        <w:r>
+          <w:t>ska</w:t>
+        </w:r>
+      </w:ins>
+      <w:ins w:id="67" w:author="Brian E McGreal" w:date="2026-03-26T11:02:00Z" w16du:dateUtc="2026-03-26T18:02:00Z">
+        <w:r>
+          <w:t xml:space="preserve"> (Mantua et al. 1997).</w:t>
+        </w:r>
+      </w:ins>
+      <w:ins w:id="68" w:author="Brian E McGreal" w:date="2026-03-26T11:05:00Z" w16du:dateUtc="2026-03-26T18:05:00Z">
+        <w:r>
+          <w:t xml:space="preserve"> As such, this research leve</w:t>
+        </w:r>
+      </w:ins>
+      <w:ins w:id="69" w:author="Brian E McGreal" w:date="2026-03-26T11:06:00Z" w16du:dateUtc="2026-03-26T18:06:00Z">
+        <w:r>
+          <w:t>rages data on ocean climate in the form of PDO as recorded by the US National Oceanic and Atmospheric Administration</w:t>
+        </w:r>
+      </w:ins>
+      <w:ins w:id="70" w:author="Brian E McGreal" w:date="2026-03-26T11:11:00Z" w16du:dateUtc="2026-03-26T18:11:00Z">
+        <w:r>
+          <w:t xml:space="preserve"> (NOAA)</w:t>
+        </w:r>
+      </w:ins>
+      <w:ins w:id="71" w:author="Brian E McGreal" w:date="2026-03-26T11:06:00Z" w16du:dateUtc="2026-03-26T18:06:00Z">
+        <w:r>
+          <w:t xml:space="preserve">. </w:t>
+        </w:r>
+      </w:ins>
+      <w:ins w:id="72" w:author="Brian E McGreal" w:date="2026-03-26T11:02:00Z" w16du:dateUtc="2026-03-26T18:02:00Z">
+        <w:r>
+          <w:t xml:space="preserve"> </w:t>
+        </w:r>
+      </w:ins>
+    </w:p>
+    <w:p>
+      <w:pPr>
+        <w:spacing w:after="0" w:line="480" w:lineRule="auto"/>
+        <w:ind w:firstLine="360"/>
+        <w:rPr>
+          <w:del w:id="73" w:author="Brian E McGreal" w:date="2026-03-26T11:06:00Z" w16du:dateUtc="2026-03-26T18:06:00Z"/>
+        </w:rPr>
+      </w:pPr>
+      <w:r>
+        <w:t xml:space="preserve">Survey data used in this study covers the period from 1960 to 2023. </w:t>
+      </w:r>
+      <w:r>
+        <w:t xml:space="preserve">Due to the proximity of SJH and the accompanying potential of hatchery fish to affect wild fish abundance estimates, the Indian River is not one of ADFG’s index streams. Nonetheless, ADFG has still intermittently monitored pink salmon escapement in the stream to provide the most complete data possible on pink salmon in the region. Data are available from Indian River from 1962-67, 1969, 1971-73, 1977-88, 1990, and from 1993-2024 (n = 45 annual observations). </w:t>
+      </w:r>
+      <w:ins w:id="74" w:author="Brian E McGreal" w:date="2026-03-25T15:28:00Z" w16du:dateUtc="2026-03-25T22:28:00Z">
+        <w:r>
+          <w:t>Annual reports from Sheldon Jackson Hatchery</w:t>
+        </w:r>
+      </w:ins>
+      <w:ins w:id="75" w:author="Brian E McGreal" w:date="2026-03-25T15:32:00Z" w16du:dateUtc="2026-03-25T22:32:00Z">
+        <w:r>
+          <w:t xml:space="preserve"> are available from 1975 onwards, commensurate with the </w:t>
+        </w:r>
+      </w:ins>
+      <w:ins w:id="76" w:author="Brian E McGreal" w:date="2026-03-25T15:40:00Z" w16du:dateUtc="2026-03-25T22:40:00Z">
+        <w:r>
+          <w:t xml:space="preserve">establishment of the </w:t>
+        </w:r>
+      </w:ins>
+      <w:ins w:id="77" w:author="Brian E McGreal" w:date="2026-03-25T15:33:00Z" w16du:dateUtc="2026-03-25T22:33:00Z">
+        <w:r>
+          <w:t>hatchery</w:t>
+        </w:r>
+      </w:ins>
+      <w:ins w:id="78" w:author="Brian E McGreal" w:date="2026-03-25T15:32:00Z" w16du:dateUtc="2026-03-25T22:32:00Z">
+        <w:r>
+          <w:t>.</w:t>
+        </w:r>
+      </w:ins>
+      <w:ins w:id="79" w:author="Brian E McGreal" w:date="2026-03-26T11:10:00Z" w16du:dateUtc="2026-03-26T18:10:00Z">
+        <w:r>
+          <w:t xml:space="preserve"> </w:t>
+        </w:r>
+      </w:ins>
+      <w:ins w:id="80" w:author="Brian E McGreal" w:date="2026-03-26T11:13:00Z" w16du:dateUtc="2026-03-26T18:13:00Z">
+        <w:r>
+          <w:t>NOAA PDO data included in this research likewise covers the period from 1960 to 2023.</w:t>
+        </w:r>
+      </w:ins>
+    </w:p>
+    <w:p>
+      <w:pPr>
+        <w:spacing w:after="0" w:line="480" w:lineRule="auto"/>
+        <w:ind w:firstLine="360"/>
+        <w:rPr>
+          <w:ins w:id="81" w:author="Brian E McGreal" w:date="2026-03-26T11:06:00Z" w16du:dateUtc="2026-03-26T18:06:00Z"/>
+        </w:rPr>
+      </w:pPr>
+    </w:p>
+    <w:p>
+      <w:pPr>
+        <w:spacing w:after="0" w:line="480" w:lineRule="auto"/>
+        <w:ind w:firstLine="360"/>
+        <w:rPr>
+          <w:del w:id="82" w:author="Brian E McGreal" w:date="2026-03-26T11:06:00Z" w16du:dateUtc="2026-03-26T18:06:00Z"/>
+        </w:rPr>
+      </w:pPr>
+      <w:commentRangeStart w:id="83"/>
+      <w:del w:id="84" w:author="Brian E McGreal" w:date="2026-03-26T11:06:00Z" w16du:dateUtc="2026-03-26T18:06:00Z">
+        <w:r>
+          <w:delText xml:space="preserve">This research also leverages data on </w:delText>
+        </w:r>
+        <w:r>
+          <w:delText xml:space="preserve">relevant </w:delText>
+        </w:r>
+        <w:r>
+          <w:delText xml:space="preserve">ocean climate in the form of the Pacific Decadal Oscillation (PDO) as recorded by the US National Oceanic and Atmospheric Administration. </w:delText>
+        </w:r>
+        <w:r>
+          <w:delText>This recurring pattern of North Pacific sea surface temperature has been shown to be robustly correlated with salmon production regimes off the coast of Alaska (Mantua et al.</w:delText>
+        </w:r>
+        <w:r>
+          <w:delText xml:space="preserve"> 1997)</w:delText>
+        </w:r>
+        <w:r>
+          <w:delText>.</w:delText>
+        </w:r>
+        <w:commentRangeEnd w:id="83"/>
         <w:r>
           <w:rPr>
             <w:rStyle w:val="CommentReference"/>
             <w:sz w:val="24"/>
             <w:szCs w:val="24"/>
           </w:rPr>
-          <w:commentReference w:id="38"/>
-        </w:r>
-        <w:r>
-          <w:delText xml:space="preserve"> </w:delText>
-        </w:r>
-        <w:r>
-          <w:delText>A cursory</w:delText>
-        </w:r>
-        <w:r>
-          <w:delText xml:space="preserve"> inspection of these figures </w:delText>
-        </w:r>
-        <w:r>
-          <w:delText xml:space="preserve">suggests </w:delText>
-        </w:r>
-        <w:r>
-          <w:delText>that</w:delText>
-        </w:r>
-        <w:r>
-          <w:delText xml:space="preserve"> abundances of returning pink salmon have generally been on the rise throughout the region over the last few decades, and </w:delText>
-        </w:r>
-        <w:r>
-          <w:delText>that</w:delText>
-        </w:r>
-        <w:r>
-          <w:delText xml:space="preserve"> </w:delText>
-        </w:r>
-        <w:r>
-          <w:delText xml:space="preserve">Indian River pink salmon are returning in </w:delText>
-        </w:r>
-        <w:r>
-          <w:delText>densities</w:delText>
-        </w:r>
-        <w:r>
-          <w:delText xml:space="preserve"> </w:delText>
-        </w:r>
-        <w:r>
-          <w:delText xml:space="preserve">consistent with those observed in nearby </w:delText>
-        </w:r>
-        <w:r>
-          <w:delText xml:space="preserve">index </w:delText>
-        </w:r>
-        <w:r>
-          <w:delText xml:space="preserve">streams. </w:delText>
-        </w:r>
-        <w:r>
-          <w:delText>While this is somewhat compelling, visual inspection of a few dozen time series is not sufficient to conclude whether and to what extent Sheldon Jackson Hatchery has influenced pink salmon abundance at Indian River.</w:delText>
-        </w:r>
-        <w:commentRangeEnd w:id="37"/>
+          <w:commentReference w:id="83"/>
+        </w:r>
+      </w:del>
+    </w:p>
+    <w:p>
+      <w:pPr>
+        <w:spacing w:after="0" w:line="480" w:lineRule="auto"/>
+        <w:ind w:firstLine="360"/>
+        <w:rPr>
+          <w:b/>
+          <w:bCs/>
+        </w:rPr>
+        <w:pPrChange w:id="85" w:author="Brian E McGreal" w:date="2026-03-26T11:06:00Z" w16du:dateUtc="2026-03-26T18:06:00Z">
+          <w:pPr>
+            <w:spacing w:after="0" w:line="480" w:lineRule="auto"/>
+          </w:pPr>
+        </w:pPrChange>
+      </w:pPr>
+    </w:p>
+    <w:p>
+      <w:pPr>
+        <w:spacing w:after="0" w:line="480" w:lineRule="auto"/>
+        <w:rPr>
+          <w:b/>
+          <w:bCs/>
+        </w:rPr>
+      </w:pPr>
+      <w:r>
+        <w:rPr>
+          <w:b/>
+          <w:bCs/>
+        </w:rPr>
+        <w:lastRenderedPageBreak/>
+        <w:t>MARSS Models</w:t>
+      </w:r>
+    </w:p>
+    <w:p>
+      <w:pPr>
+        <w:spacing w:after="0" w:line="480" w:lineRule="auto"/>
+      </w:pPr>
+      <w:commentRangeStart w:id="86"/>
+      <w:r>
+        <w:t xml:space="preserve">Multivariate autoregressive state-space (MARSS) models are well suited for </w:t>
+      </w:r>
+      <w:ins w:id="87" w:author="Brian E McGreal" w:date="2026-03-26T11:20:00Z" w16du:dateUtc="2026-03-26T18:20:00Z">
+        <w:r>
+          <w:t>analyzing</w:t>
+        </w:r>
+      </w:ins>
+      <w:commentRangeStart w:id="88"/>
+      <w:commentRangeStart w:id="89"/>
+      <w:del w:id="90" w:author="Brian E McGreal" w:date="2026-03-26T11:20:00Z" w16du:dateUtc="2026-03-26T18:20:00Z">
+        <w:r>
+          <w:delText>parsing</w:delText>
+        </w:r>
+        <w:commentRangeEnd w:id="88"/>
         <w:r>
           <w:rPr>
             <w:rStyle w:val="CommentReference"/>
             <w:sz w:val="24"/>
             <w:szCs w:val="24"/>
           </w:rPr>
-          <w:commentReference w:id="37"/>
-        </w:r>
-        <w:r>
-          <w:delText xml:space="preserve">  </w:delText>
-        </w:r>
-      </w:del>
-    </w:p>
-    <w:p>
-      <w:pPr>
-        <w:spacing w:after="0" w:line="480" w:lineRule="auto"/>
-        <w:rPr>
-          <w:ins w:id="40" w:author="Brian McGreal" w:date="2026-03-25T14:04:00Z" w16du:dateUtc="2026-03-25T21:04:00Z"/>
-        </w:rPr>
-        <w:pPrChange w:id="41" w:author="Brian McGreal" w:date="2026-03-25T14:04:00Z" w16du:dateUtc="2026-03-25T21:04:00Z">
-          <w:pPr>
-            <w:spacing w:after="0" w:line="480" w:lineRule="auto"/>
-            <w:ind w:firstLine="360"/>
-          </w:pPr>
-        </w:pPrChange>
-      </w:pPr>
-      <w:ins w:id="42" w:author="Brian McGreal" w:date="2026-03-25T14:04:00Z" w16du:dateUtc="2026-03-25T21:04:00Z">
-        <w:r>
-          <w:tab/>
-          <w:t xml:space="preserve">This research seeks to assess whether the abundances of pink salmon observed in recent decades at Indian River exist within a natural range of variation relative to pink salmon streams elsewhere in the region, and to evaluate if and to what extent Sheldon Jackson </w:t>
-        </w:r>
-        <w:r>
-          <w:lastRenderedPageBreak/>
-          <w:t>Hatchery operations have driven the increased abundances observed since 1980. If Indian River pink salmon abundances do not exist within a natural range of variation, then it follows that a model which specifies estimates Indian River abundance as separate from that of the wider region would fit the observed data significantly better than a model which estimates pink salmon abundance throughout the region and does not allow for the Indian River to be treated as separate. If the commencement (or 2010 expansion) of hatchery operations has significantly increased pink salmon population densities at Indian River, then this effect could be observed by specifying a model of hatchery operations which controls for both the effect of time period (pre- and post-commencement of operations) and the effect of treatment (considering Indian River the treated group). Finally, the impact of hatchery releases on Indian River abundances may be evaluated by specifying a model which allows for both peak escapement and hatchery releases in the previous brood year to influence the number of pink salmon returning to Indian River to spawn in the current brood year, with the size and significance of the effect of prior-year hatchery releases providing insight as to if and what influence the volume of hatchery releases has on wild abundance. Each of these approaches is discussed in greater detail in the following section.</w:t>
-        </w:r>
-      </w:ins>
-    </w:p>
-    <w:p>
-      <w:pPr>
-        <w:spacing w:after="0" w:line="480" w:lineRule="auto"/>
-        <w:ind w:firstLine="360"/>
-        <w:rPr>
-          <w:del w:id="43" w:author="Brian McGreal" w:date="2026-03-25T14:04:00Z" w16du:dateUtc="2026-03-25T21:04:00Z"/>
-        </w:rPr>
-      </w:pPr>
-      <w:commentRangeStart w:id="44"/>
-      <w:commentRangeStart w:id="45"/>
-      <w:del w:id="46" w:author="Brian McGreal" w:date="2026-03-25T14:04:00Z" w16du:dateUtc="2026-03-25T21:04:00Z">
-        <w:r>
-          <w:delText xml:space="preserve">My research seeks to assess whether the abundances of pink salmon observed in recent decades at Indian River exist within a natural range of variation relative to pink salmon streams elsewhere in the region. </w:delText>
-        </w:r>
-        <w:r>
-          <w:delText>Additionally,</w:delText>
-        </w:r>
-        <w:r>
-          <w:delText xml:space="preserve"> </w:delText>
-        </w:r>
-        <w:r>
-          <w:delText>my</w:delText>
-        </w:r>
-        <w:r>
-          <w:delText xml:space="preserve"> research </w:delText>
-        </w:r>
-        <w:r>
-          <w:delText>explore</w:delText>
-        </w:r>
-        <w:r>
-          <w:delText>s</w:delText>
-        </w:r>
-        <w:r>
-          <w:delText xml:space="preserve"> whether a causal relationship exists between the operations of Sheldon Jackson Hatchery and the increased pink salmon abundances observed at Indian River since 1980</w:delText>
-        </w:r>
-        <w:r>
-          <w:delText>, and estimates</w:delText>
-        </w:r>
-        <w:r>
-          <w:delText xml:space="preserve"> the effect SJH operations have had on abundances of pink salmon at Indian River over time.</w:delText>
-        </w:r>
-        <w:commentRangeEnd w:id="44"/>
+          <w:commentReference w:id="88"/>
+        </w:r>
+        <w:commentRangeEnd w:id="89"/>
         <w:r>
           <w:rPr>
             <w:rStyle w:val="CommentReference"/>
             <w:sz w:val="24"/>
             <w:szCs w:val="24"/>
           </w:rPr>
-          <w:commentReference w:id="44"/>
+          <w:commentReference w:id="89"/>
         </w:r>
       </w:del>
-      <w:commentRangeEnd w:id="45"/>
+      <w:r>
+        <w:t xml:space="preserve"> long running time series survey </w:t>
+      </w:r>
+      <w:r>
+        <w:t>data and</w:t>
+      </w:r>
+      <w:r>
+        <w:t xml:space="preserve"> designed to mathematically distinguish observation error from error arising from stochasticity in the underlying state of a system. </w:t>
+      </w:r>
+      <w:commentRangeEnd w:id="86"/>
       <w:r>
         <w:rPr>
           <w:rStyle w:val="CommentReference"/>
           <w:sz w:val="24"/>
           <w:szCs w:val="24"/>
         </w:rPr>
-        <w:commentReference w:id="45"/>
-      </w:r>
-      <w:del w:id="47" w:author="Brian McGreal" w:date="2026-03-25T14:04:00Z" w16du:dateUtc="2026-03-25T21:04:00Z">
-        <w:r>
-          <w:delText xml:space="preserve">  </w:delText>
-        </w:r>
-      </w:del>
-    </w:p>
-    <w:p>
-      <w:pPr>
-        <w:pStyle w:val="ListParagraph"/>
-        <w:spacing w:after="0" w:line="480" w:lineRule="auto"/>
-        <w:ind w:left="360"/>
-        <w:rPr>
-          <w:b/>
-          <w:bCs/>
-        </w:rPr>
-      </w:pPr>
-    </w:p>
-    <w:p>
-      <w:pPr>
-        <w:spacing w:after="0" w:line="480" w:lineRule="auto"/>
-        <w:rPr>
-          <w:b/>
-          <w:bCs/>
-          <w:u w:val="single"/>
-        </w:rPr>
-      </w:pPr>
-      <w:r>
-        <w:rPr>
-          <w:b/>
-          <w:bCs/>
-          <w:u w:val="single"/>
-        </w:rPr>
-        <w:t>Methods</w:t>
-      </w:r>
-    </w:p>
-    <w:p>
-      <w:pPr>
-        <w:spacing w:after="0" w:line="480" w:lineRule="auto"/>
-        <w:rPr>
-          <w:b/>
-          <w:bCs/>
-        </w:rPr>
-      </w:pPr>
-      <w:r>
-        <w:rPr>
-          <w:b/>
-          <w:bCs/>
-        </w:rPr>
-        <w:t>Data</w:t>
-      </w:r>
-    </w:p>
-    <w:p>
-      <w:pPr>
-        <w:spacing w:after="0" w:line="480" w:lineRule="auto"/>
-      </w:pPr>
-      <w:r>
-        <w:t xml:space="preserve">ADFG conducts annual aerial surveys of approximately 700 streams in southeast Alaska to monitor pink salmon escapement commercial fisheries management (Van Alen 2000). These streams, referred to by ADFG as index streams, are chosen because they are believed to reflect the natural condition of pink salmon populations in the region. Index streams are grouped into three sub-regions: </w:t>
-      </w:r>
-      <w:r>
-        <w:rPr>
-          <w:i/>
-          <w:iCs/>
-        </w:rPr>
-        <w:t>south southeast</w:t>
-      </w:r>
-      <w:r>
-        <w:t xml:space="preserve">, </w:t>
-      </w:r>
-      <w:r>
-        <w:rPr>
-          <w:i/>
-          <w:iCs/>
-        </w:rPr>
-        <w:t>north southeast (inside),</w:t>
-      </w:r>
-      <w:r>
-        <w:t xml:space="preserve"> and </w:t>
-      </w:r>
-      <w:r>
-        <w:rPr>
-          <w:i/>
-          <w:iCs/>
-        </w:rPr>
-        <w:t>north southeast (outside)</w:t>
-      </w:r>
-      <w:r>
-        <w:t>. The last group is composed of 35 streams</w:t>
-      </w:r>
-      <w:r>
-        <w:t xml:space="preserve"> </w:t>
-      </w:r>
-      <w:r>
-        <w:t>in the vicinity of Sitka and the Indian River along the ocean-facing coasts of Baranof and Chichagof islands and a few smaller islands in the area. Surveys are conducted via fixed-wing aircraft throughout the late summer pink salmon spawning season</w:t>
-      </w:r>
-      <w:r>
-        <w:t>, with the name of the biologist</w:t>
-      </w:r>
-      <w:r>
-        <w:t xml:space="preserve"> conducting the survey</w:t>
-      </w:r>
-      <w:r>
-        <w:t xml:space="preserve"> recorded </w:t>
-      </w:r>
-      <w:r>
-        <w:t>in about 75% of observations</w:t>
-      </w:r>
-      <w:r>
-        <w:t xml:space="preserve">. A subset of these stream surveys </w:t>
-      </w:r>
-      <w:r>
-        <w:t>is</w:t>
-      </w:r>
-      <w:r>
-        <w:t xml:space="preserve"> subject to validation by foot counts </w:t>
-      </w:r>
-      <w:r>
-        <w:t>which are used to</w:t>
-      </w:r>
-      <w:r>
-        <w:t xml:space="preserve"> assess the accuracy of ADFG’s aerial survey efforts (A. Dupuis, ADFG, personal communication, August 19, 2024). </w:t>
-      </w:r>
-    </w:p>
-    <w:p>
-      <w:pPr>
-        <w:spacing w:after="0" w:line="480" w:lineRule="auto"/>
-        <w:ind w:firstLine="360"/>
-      </w:pPr>
-      <w:r>
-        <w:t xml:space="preserve">Survey data used in this study covers the period from 1960 to 2023. </w:t>
-      </w:r>
-      <w:r>
-        <w:t xml:space="preserve">Due to the proximity of SJH and the accompanying potential of hatchery fish to affect wild fish abundance estimates, the Indian River is not one of ADFG’s index streams. Nonetheless, ADFG has still intermittently monitored pink salmon escapement in the stream to provide the most complete data possible on pink salmon in the region. Data are available from Indian River from 1962-67, 1969, 1971-73, 1977-88, 1990, and from 1993-2024 (n = 45 annual observations). </w:t>
-      </w:r>
-    </w:p>
-    <w:p>
-      <w:pPr>
-        <w:spacing w:after="0" w:line="480" w:lineRule="auto"/>
-        <w:ind w:firstLine="360"/>
-      </w:pPr>
-      <w:commentRangeStart w:id="48"/>
-      <w:r>
-        <w:lastRenderedPageBreak/>
-        <w:t xml:space="preserve">SJH also must provide ADFG with publicly available hatchery operation reports each year. These annual reports provide the number of </w:t>
-      </w:r>
-      <w:r>
-        <w:t>salmon</w:t>
-      </w:r>
-      <w:r>
-        <w:t xml:space="preserve"> juveniles </w:t>
-      </w:r>
-      <w:r>
-        <w:t xml:space="preserve">reared and </w:t>
-      </w:r>
-      <w:r>
-        <w:t>released, estimates of the number of hatchery-raised adult salmon which survive the marine environment</w:t>
-      </w:r>
-      <w:r>
-        <w:t>, estimates of the hatchery’s contributions to common</w:t>
-      </w:r>
-      <w:r>
-        <w:t xml:space="preserve"> </w:t>
-      </w:r>
-      <w:r>
-        <w:t xml:space="preserve">property </w:t>
-      </w:r>
-      <w:r>
-        <w:t xml:space="preserve">commercial </w:t>
-      </w:r>
-      <w:r>
-        <w:t>fisheries</w:t>
-      </w:r>
-      <w:r>
-        <w:t xml:space="preserve"> (as well as sport and subsistence fisheries)</w:t>
-      </w:r>
-      <w:r>
-        <w:t>,</w:t>
-      </w:r>
-      <w:r>
-        <w:t xml:space="preserve"> and </w:t>
-      </w:r>
-      <w:r>
-        <w:t xml:space="preserve">estimates of numbers of adult fish which </w:t>
-      </w:r>
-      <w:r>
-        <w:t>return to the hatchery</w:t>
-      </w:r>
-      <w:r>
-        <w:t xml:space="preserve"> and are taken as cost recovery or as broodstock</w:t>
-      </w:r>
-      <w:r>
-        <w:t>.</w:t>
-      </w:r>
-      <w:commentRangeEnd w:id="48"/>
-      <w:r>
-        <w:rPr>
-          <w:rStyle w:val="CommentReference"/>
-          <w:sz w:val="24"/>
-          <w:szCs w:val="24"/>
-        </w:rPr>
-        <w:commentReference w:id="48"/>
-      </w:r>
-    </w:p>
-    <w:p>
-      <w:pPr>
-        <w:spacing w:after="0" w:line="480" w:lineRule="auto"/>
-        <w:ind w:firstLine="360"/>
-      </w:pPr>
-      <w:commentRangeStart w:id="49"/>
-      <w:r>
-        <w:t xml:space="preserve">This research also leverages data on </w:t>
-      </w:r>
-      <w:r>
-        <w:t xml:space="preserve">relevant </w:t>
-      </w:r>
-      <w:r>
-        <w:t xml:space="preserve">ocean climate in the form of the Pacific Decadal Oscillation (PDO) as recorded by the US National Oceanic and Atmospheric Administration. </w:t>
-      </w:r>
-      <w:r>
-        <w:t>This recurring pattern of North Pacific sea surface temperature has been shown to be robustly correlated with salmon production regimes off the coast of Alaska (Mantua et al.</w:t>
-      </w:r>
-      <w:r>
-        <w:t xml:space="preserve"> 1997)</w:t>
-      </w:r>
-      <w:r>
-        <w:t>.</w:t>
-      </w:r>
-      <w:commentRangeEnd w:id="49"/>
-      <w:r>
-        <w:rPr>
-          <w:rStyle w:val="CommentReference"/>
-          <w:sz w:val="24"/>
-          <w:szCs w:val="24"/>
-        </w:rPr>
-        <w:commentReference w:id="49"/>
-      </w:r>
-    </w:p>
-    <w:p>
-      <w:pPr>
-        <w:spacing w:after="0" w:line="480" w:lineRule="auto"/>
-        <w:rPr>
-          <w:b/>
-          <w:bCs/>
-        </w:rPr>
-      </w:pPr>
-    </w:p>
-    <w:p>
-      <w:pPr>
-        <w:spacing w:after="0" w:line="480" w:lineRule="auto"/>
-        <w:rPr>
-          <w:b/>
-          <w:bCs/>
-        </w:rPr>
-      </w:pPr>
-      <w:r>
-        <w:rPr>
-          <w:b/>
-          <w:bCs/>
-        </w:rPr>
-        <w:t>MARSS Models</w:t>
-      </w:r>
-    </w:p>
-    <w:p>
-      <w:pPr>
-        <w:spacing w:after="0" w:line="480" w:lineRule="auto"/>
-      </w:pPr>
-      <w:commentRangeStart w:id="50"/>
-      <w:r>
-        <w:t xml:space="preserve">Multivariate autoregressive state-space (MARSS) models are well suited for </w:t>
-      </w:r>
-      <w:commentRangeStart w:id="51"/>
-      <w:r>
-        <w:t>parsing</w:t>
-      </w:r>
-      <w:commentRangeEnd w:id="51"/>
-      <w:r>
-        <w:rPr>
-          <w:rStyle w:val="CommentReference"/>
-          <w:sz w:val="24"/>
-          <w:szCs w:val="24"/>
-        </w:rPr>
-        <w:commentReference w:id="51"/>
-      </w:r>
-      <w:r>
-        <w:t xml:space="preserve"> long running time series survey </w:t>
-      </w:r>
-      <w:r>
-        <w:t>data and</w:t>
-      </w:r>
-      <w:r>
-        <w:t xml:space="preserve"> designed to mathematically distinguish observation error from error arising from stochasticity in the underlying state of a system. </w:t>
-      </w:r>
-      <w:commentRangeEnd w:id="50"/>
-      <w:r>
-        <w:rPr>
-          <w:rStyle w:val="CommentReference"/>
-          <w:sz w:val="24"/>
-          <w:szCs w:val="24"/>
-        </w:rPr>
-        <w:commentReference w:id="50"/>
+        <w:commentReference w:id="86"/>
       </w:r>
       <w:r>
         <w:t xml:space="preserve">This feature is useful when parsing data collected by different observers operating in differing conditions (weather, time of day, time of year, etc.), where those conditions </w:t>
@@ -2138,7 +2156,6 @@
           <w:bdr w:val="none" w:sz="0" w:space="0" w:color="auto" w:frame="1"/>
           <w:shd w:val="clear" w:color="auto" w:fill="FFFFFF"/>
         </w:rPr>
-        <w:lastRenderedPageBreak/>
         <w:t>MARSS models are composed of a process (or state) equation and an observation equation, generically formulated as follows:</w:t>
       </w:r>
     </w:p>
@@ -2170,7 +2187,7 @@
           <w14:ligatures w14:val="none"/>
         </w:rPr>
       </w:pPr>
-      <w:commentRangeStart w:id="52"/>
+      <w:commentRangeStart w:id="91"/>
       <w:r>
         <w:t xml:space="preserve">Observation equation: </w:t>
       </w:r>
@@ -2847,7 +2864,7 @@
         </w:rPr>
         <w:t>)</w:t>
       </w:r>
-      <w:commentRangeEnd w:id="52"/>
+      <w:commentRangeEnd w:id="91"/>
       <w:r>
         <w:rPr>
           <w:rStyle w:val="CommentReference"/>
@@ -2857,7 +2874,7 @@
           <w:szCs w:val="26"/>
           <w14:ligatures w14:val="none"/>
         </w:rPr>
-        <w:commentReference w:id="52"/>
+        <w:commentReference w:id="91"/>
       </w:r>
     </w:p>
     <w:p>
@@ -2988,7 +3005,7 @@
       <w:r>
         <w:t xml:space="preserve"> series in the data to represent samples from one comprehensive underlying state. </w:t>
       </w:r>
-      <w:commentRangeStart w:id="53"/>
+      <w:commentRangeStart w:id="92"/>
       <w:r>
         <w:rPr>
           <w:rFonts w:ascii="MathJax_Math-italic" w:eastAsia="Times New Roman" w:hAnsi="MathJax_Math-italic" w:cs="Times New Roman"/>
@@ -3003,7 +3020,27 @@
         <w:t>a</w:t>
       </w:r>
       <w:r>
-        <w:t xml:space="preserve"> allows for trends in the observation process to be asserted or captured (depending on whether </w:t>
+        <w:t xml:space="preserve"> allows for</w:t>
+      </w:r>
+      <w:ins w:id="93" w:author="Brian E McGreal" w:date="2026-03-26T11:35:00Z" w16du:dateUtc="2026-03-26T18:35:00Z">
+        <w:r>
+          <w:t xml:space="preserve"> some </w:t>
+        </w:r>
+        <w:r>
+          <w:lastRenderedPageBreak/>
+          <w:t>degree of offset between the observed data and the underlying state</w:t>
+        </w:r>
+      </w:ins>
+      <w:r>
+        <w:t xml:space="preserve"> </w:t>
+      </w:r>
+      <w:del w:id="94" w:author="Brian E McGreal" w:date="2026-03-26T11:35:00Z" w16du:dateUtc="2026-03-26T18:35:00Z">
+        <w:r>
+          <w:delText xml:space="preserve">trends in the observation </w:delText>
+        </w:r>
+      </w:del>
+      <w:r>
+        <w:t xml:space="preserve">process to be asserted or captured (depending on whether </w:t>
       </w:r>
       <w:r>
         <w:rPr>
@@ -3019,14 +3056,14 @@
       <w:r>
         <w:t xml:space="preserve"> is specified or estimated)</w:t>
       </w:r>
-      <w:commentRangeEnd w:id="53"/>
+      <w:commentRangeEnd w:id="92"/>
       <w:r>
         <w:rPr>
           <w:rStyle w:val="CommentReference"/>
           <w:sz w:val="24"/>
           <w:szCs w:val="24"/>
         </w:rPr>
-        <w:commentReference w:id="53"/>
+        <w:commentReference w:id="92"/>
       </w:r>
       <w:r>
         <w:t>, and any correlation in observation error between time series</w:t>
@@ -3037,7 +3074,7 @@
       <w:r>
         <w:t>is defined by</w:t>
       </w:r>
-      <w:ins w:id="54" w:author="Mark Scheuerell" w:date="2026-03-06T06:04:00Z" w16du:dateUtc="2026-03-06T14:04:00Z">
+      <w:ins w:id="95" w:author="Mark Scheuerell" w:date="2026-03-06T06:04:00Z" w16du:dateUtc="2026-03-06T14:04:00Z">
         <w:r>
           <w:t xml:space="preserve"> the off-diagonal elements in</w:t>
         </w:r>
@@ -3237,12 +3274,25 @@
       <w:r>
         <w:t xml:space="preserve"> together determine the underlying mean and how quickly the time series would return to the mean following some perturbation. </w:t>
       </w:r>
-      <w:commentRangeStart w:id="55"/>
+      <w:commentRangeStart w:id="96"/>
       <w:r>
         <w:t>T</w:t>
       </w:r>
       <w:r>
-        <w:t>he correlation of process error is defined by</w:t>
+        <w:t xml:space="preserve">he </w:t>
+      </w:r>
+      <w:ins w:id="97" w:author="Brian E McGreal" w:date="2026-03-26T11:41:00Z" w16du:dateUtc="2026-03-26T18:41:00Z">
+        <w:r>
+          <w:t xml:space="preserve">variance of process errors as well as the (possible) covariance between them </w:t>
+        </w:r>
+      </w:ins>
+      <w:del w:id="98" w:author="Brian E McGreal" w:date="2026-03-26T11:41:00Z" w16du:dateUtc="2026-03-26T18:41:00Z">
+        <w:r>
+          <w:delText xml:space="preserve">correlation of process error </w:delText>
+        </w:r>
+      </w:del>
+      <w:r>
+        <w:t>is defined by</w:t>
       </w:r>
       <w:r>
         <w:rPr>
@@ -3268,14 +3318,14 @@
         </w:rPr>
         <w:t>Q</w:t>
       </w:r>
-      <w:commentRangeEnd w:id="55"/>
+      <w:commentRangeEnd w:id="96"/>
       <w:r>
         <w:rPr>
           <w:rStyle w:val="CommentReference"/>
           <w:sz w:val="24"/>
           <w:szCs w:val="24"/>
         </w:rPr>
-        <w:commentReference w:id="55"/>
+        <w:commentReference w:id="96"/>
       </w:r>
       <w:r>
         <w:t xml:space="preserve">. Finally, </w:t>
@@ -3400,7 +3450,7 @@
       <w:pPr>
         <w:spacing w:after="0" w:line="480" w:lineRule="auto"/>
       </w:pPr>
-      <w:commentRangeStart w:id="56"/>
+      <w:commentRangeStart w:id="99"/>
       <w:r>
         <w:t xml:space="preserve">The first stage of this research will attempt to assess whether abundances of pink salmon observed at Indian River are consistent with those abundances seen elsewhere in the region, with no attention paid to the existence of the hatchery. This is accomplished by comparing MARSS model estimates of the underlying population of Indian River pink salmon to populations estimated in ADFG’s 35 </w:t>
       </w:r>
@@ -3414,14 +3464,14 @@
       <w:r>
         <w:t xml:space="preserve"> index streams. </w:t>
       </w:r>
-      <w:commentRangeEnd w:id="56"/>
+      <w:commentRangeEnd w:id="99"/>
       <w:r>
         <w:rPr>
           <w:rStyle w:val="CommentReference"/>
           <w:sz w:val="24"/>
           <w:szCs w:val="24"/>
         </w:rPr>
-        <w:commentReference w:id="56"/>
+        <w:commentReference w:id="99"/>
       </w:r>
       <w:r>
         <w:t xml:space="preserve">Data is standardized at the stream level so that streams of varying available pink salmon habitat may be directly compared. </w:t>
@@ -3453,9 +3503,13 @@
         <w:t>Z</w:t>
       </w:r>
       <w:r>
-        <w:t xml:space="preserve"> is of particular importance to this work, as it defines the state against which Indian River pink salmon abundances will be compared. </w:t>
-      </w:r>
-      <w:commentRangeStart w:id="57"/>
+        <w:t xml:space="preserve"> is of particular importance to this work, as it defines the state </w:t>
+      </w:r>
+      <w:r>
+        <w:lastRenderedPageBreak/>
+        <w:t xml:space="preserve">against which Indian River pink salmon abundances will be compared. </w:t>
+      </w:r>
+      <w:commentRangeStart w:id="100"/>
       <w:r>
         <w:t>T</w:t>
       </w:r>
@@ -3493,14 +3547,14 @@
       <w:r>
         <w:t xml:space="preserve">. This is consistent with non-quantitative intuition if indeed the presence of SJH creates conditions that differ from a “natural” state. </w:t>
       </w:r>
-      <w:commentRangeEnd w:id="57"/>
+      <w:commentRangeEnd w:id="100"/>
       <w:r>
         <w:rPr>
           <w:rStyle w:val="CommentReference"/>
           <w:sz w:val="24"/>
           <w:szCs w:val="24"/>
         </w:rPr>
-        <w:commentReference w:id="57"/>
+        <w:commentReference w:id="100"/>
       </w:r>
       <w:r>
         <w:t>No trends are estimated for the observation process, but the model allows for distinct trends in both underlying states. Covariate data relating to observers (</w:t>
@@ -3598,7 +3652,6 @@
         </w:rPr>
       </w:pPr>
       <w:r>
-        <w:lastRenderedPageBreak/>
         <w:t xml:space="preserve">Observation equation: </w:t>
       </w:r>
       <w:r>
@@ -4255,7 +4308,7 @@
       <w:r>
         <w:t xml:space="preserve">Once fitted, this model estimates two time series representing underlying states of pink salmon abundance, one representing Indian River, and the other representing a regional average state of pink salmon abundance in index streams (recall that index streams are selected by ADFG due to their not being heavily influenced by human activity). </w:t>
       </w:r>
-      <w:commentRangeStart w:id="58"/>
+      <w:commentRangeStart w:id="101"/>
       <w:r>
         <w:t xml:space="preserve">These two resulting time series are comparable due to the model being trained on standardized data. </w:t>
       </w:r>
@@ -4272,14 +4325,14 @@
       <w:r>
         <w:t xml:space="preserve"> index stream.</w:t>
       </w:r>
-      <w:commentRangeEnd w:id="58"/>
+      <w:commentRangeEnd w:id="101"/>
       <w:r>
         <w:rPr>
           <w:rStyle w:val="CommentReference"/>
           <w:sz w:val="24"/>
           <w:szCs w:val="24"/>
         </w:rPr>
-        <w:commentReference w:id="58"/>
+        <w:commentReference w:id="101"/>
       </w:r>
       <w:r>
         <w:t xml:space="preserve"> </w:t>
@@ -4291,6 +4344,7 @@
         <w:ind w:firstLine="720"/>
       </w:pPr>
       <w:r>
+        <w:lastRenderedPageBreak/>
         <w:t xml:space="preserve">While there is no single statistical test that evaluates </w:t>
       </w:r>
       <w:r>
@@ -4308,7 +4362,7 @@
       <w:r>
         <w:t xml:space="preserve">time). </w:t>
       </w:r>
-      <w:commentRangeStart w:id="59"/>
+      <w:commentRangeStart w:id="102"/>
       <w:r>
         <w:t xml:space="preserve">This property </w:t>
       </w:r>
@@ -4319,11 +4373,7 @@
         <w:t xml:space="preserve"> evaluated using an Augmented Dickey-Fuller (ADF) test, which determines if a time series is stationary by evaluating the null hypothesis of a unit root being present, or by using a Kwiatkowski-Phillips-Schmidt-Shin (KPSS) test, which determines if a time series is stationary around a linear trend. </w:t>
       </w:r>
       <w:r>
-        <w:t xml:space="preserve">Any time series which includes some long-term trend or seasonality is likely not stationary, and so it is commonplace to difference time series </w:t>
-      </w:r>
-      <w:r>
-        <w:lastRenderedPageBreak/>
-        <w:t>data by taking the difference between successive observations to “detrend” the data (</w:t>
+        <w:t>Any time series which includes some long-term trend or seasonality is likely not stationary, and so it is commonplace to difference time series data by taking the difference between successive observations to “detrend” the data (</w:t>
       </w:r>
       <w:r>
         <w:rPr>
@@ -4466,14 +4516,14 @@
       <w:r>
         <w:t xml:space="preserve"> The trends can likewise be estimated using simple linear regression and compared using Welch’s t-test.</w:t>
       </w:r>
-      <w:commentRangeEnd w:id="59"/>
+      <w:commentRangeEnd w:id="102"/>
       <w:r>
         <w:rPr>
           <w:rStyle w:val="CommentReference"/>
           <w:sz w:val="24"/>
           <w:szCs w:val="24"/>
         </w:rPr>
-        <w:commentReference w:id="59"/>
+        <w:commentReference w:id="102"/>
       </w:r>
     </w:p>
     <w:p>
@@ -4504,7 +4554,11 @@
         <w:spacing w:after="0" w:line="480" w:lineRule="auto"/>
       </w:pPr>
       <w:r>
-        <w:t xml:space="preserve">The timeline of SJH potentially impacting pink salmon abundance at Indian River is reasonably straightforward: hatchery operations begin in 1975, meaning that given the short life cycle of pink salmon, the first returning adults would appear shortly thereafter (it is unclear from available documentation whether a brood of fish were released in 1975 or if that was the first year broodstock was taken from sources at Indian River and Starrigavan Creek). For the first three decades of its existence, SJH was permitted to propagate 1 million pink salmon eggs per year, with this number increased to 3 million in 2010. This then defines three distinct time periods of SJH production: pre-1975 with no hatchery operations, 1975-2009 with low level operations, and post-2010 with high level operations (Stopha 2015). </w:t>
+        <w:t xml:space="preserve">The timeline of SJH potentially impacting pink salmon abundance at Indian River is reasonably straightforward: hatchery operations begin in 1975, meaning that given the short life cycle of pink salmon, the first returning adults would appear shortly thereafter (it is unclear from available documentation whether a brood of fish were released in 1975 or if that was the first year broodstock was taken from sources at Indian River and Starrigavan Creek). For the first </w:t>
+      </w:r>
+      <w:r>
+        <w:lastRenderedPageBreak/>
+        <w:t xml:space="preserve">three decades of its existence, SJH was permitted to propagate 1 million pink salmon eggs per year, with this number increased to 3 million in 2010. This then defines three distinct time periods of SJH production: pre-1975 with no hatchery operations, 1975-2009 with low level operations, and post-2010 with high level operations (Stopha 2015). </w:t>
       </w:r>
     </w:p>
     <w:p>
@@ -4512,18 +4566,18 @@
         <w:spacing w:after="0" w:line="480" w:lineRule="auto"/>
         <w:ind w:firstLine="720"/>
       </w:pPr>
-      <w:commentRangeStart w:id="60"/>
+      <w:commentRangeStart w:id="103"/>
       <w:r>
         <w:t xml:space="preserve">This research seeks to take advantage of these distinct time periods by utilizing a difference-in-difference (DD) framework. This quasi-experimental approach is designed to assess the impact of an intervention (in this case the operations of SJH) on an outcome of interest (pink salmon abundance at Indian River). DD modeling compares a treatment group to a control group across two time periods, pre- and post- intervention. </w:t>
       </w:r>
-      <w:commentRangeEnd w:id="60"/>
+      <w:commentRangeEnd w:id="103"/>
       <w:r>
         <w:rPr>
           <w:rStyle w:val="CommentReference"/>
           <w:sz w:val="24"/>
           <w:szCs w:val="24"/>
         </w:rPr>
-        <w:commentReference w:id="60"/>
+        <w:commentReference w:id="103"/>
       </w:r>
       <w:r>
         <w:t>The general structure of a difference-in-difference model is as follows:</w:t>
@@ -4557,7 +4611,6 @@
           <w:bdr w:val="none" w:sz="0" w:space="0" w:color="auto" w:frame="1"/>
           <w14:ligatures w14:val="none"/>
         </w:rPr>
-        <w:lastRenderedPageBreak/>
         <w:t>y</w:t>
       </w:r>
       <w:r>
@@ -5161,21 +5214,25 @@
       <w:r>
         <w:t xml:space="preserve">). </w:t>
       </w:r>
-      <w:commentRangeStart w:id="61"/>
+      <w:commentRangeStart w:id="104"/>
       <w:r>
         <w:t>Additional control covariates may be included to further isolate the effects of interest.</w:t>
       </w:r>
-      <w:commentRangeEnd w:id="61"/>
+      <w:commentRangeEnd w:id="104"/>
       <w:r>
         <w:rPr>
           <w:rStyle w:val="CommentReference"/>
           <w:sz w:val="24"/>
           <w:szCs w:val="24"/>
         </w:rPr>
-        <w:commentReference w:id="61"/>
-      </w:r>
-      <w:r>
-        <w:t xml:space="preserve"> Crucially, input data must cover both a control and treatment group, as well as time periods before and after the intervention of interest. It is important to note that in this case, and indeed in almost every application of DD modeling, true controls in </w:t>
+        <w:commentReference w:id="104"/>
+      </w:r>
+      <w:r>
+        <w:t xml:space="preserve"> Crucially, input data must cover both a control and treatment group, as well </w:t>
+      </w:r>
+      <w:r>
+        <w:lastRenderedPageBreak/>
+        <w:t xml:space="preserve">as time periods before and after the intervention of interest. It is important to note that in this case, and indeed in almost every application of DD modeling, true controls in </w:t>
       </w:r>
       <w:r>
         <w:t xml:space="preserve">the </w:t>
@@ -5195,7 +5252,7 @@
         <w:spacing w:after="0" w:line="480" w:lineRule="auto"/>
         <w:ind w:firstLine="360"/>
       </w:pPr>
-      <w:commentRangeStart w:id="62"/>
+      <w:commentRangeStart w:id="105"/>
       <w:r>
         <w:t>Applying a DD framework to this research, observations of pink salmon abundances at Indian River are assigned to the treatment group while observations at</w:t>
       </w:r>
@@ -5219,20 +5276,16 @@
         <w:t xml:space="preserve">index streams </w:t>
       </w:r>
       <w:r>
-        <w:t xml:space="preserve">form the control group. Such a framework will also be used to </w:t>
-      </w:r>
-      <w:r>
-        <w:lastRenderedPageBreak/>
-        <w:t xml:space="preserve">evaluate pre- and post-treatment variance in year-to-year abundances. Pre- and post-1980 will be evaluated to indicate the treatment period (allowing a couple of years for hatchery operations to ramp up). </w:t>
-      </w:r>
-      <w:commentRangeEnd w:id="62"/>
+        <w:t xml:space="preserve">form the control group. Such a framework will also be used to evaluate pre- and post-treatment variance in year-to-year abundances. Pre- and post-1980 will be evaluated to indicate the treatment period (allowing a couple of years for hatchery operations to ramp up). </w:t>
+      </w:r>
+      <w:commentRangeEnd w:id="105"/>
       <w:r>
         <w:rPr>
           <w:rStyle w:val="CommentReference"/>
           <w:sz w:val="24"/>
           <w:szCs w:val="24"/>
         </w:rPr>
-        <w:commentReference w:id="62"/>
+        <w:commentReference w:id="105"/>
       </w:r>
       <w:r>
         <w:t xml:space="preserve">A statistically significant estimate of </w:t>
@@ -5263,7 +5316,7 @@
       <w:r>
         <w:t xml:space="preserve"> greater than 0 would indicate that SJH operations are exerting upward pressure on Indian River pink salmon abundance. However, even if an estimate is found to be statistically significant, the size of the effect must also be considered, as even a significant effect may not be responsible for a large impact on salmon abundance. </w:t>
       </w:r>
-      <w:commentRangeStart w:id="63"/>
+      <w:commentRangeStart w:id="106"/>
       <w:r>
         <w:t xml:space="preserve">A separate specification of the DD model will include an indicator variable related to periods pre- and post-2010, to assess the impact of heightened pink salmon production. </w:t>
       </w:r>
@@ -5271,7 +5324,11 @@
         <w:t xml:space="preserve">As with the MARSS models of regional abundance, covariate data relating to observers and ocean climate are included in model specifications, with model fit evaluated using AIC. </w:t>
       </w:r>
       <w:r>
-        <w:t>The best fit models are then evaluated to ensure that treatment and control groups are mathematically similar during the pre-treatment period</w:t>
+        <w:t xml:space="preserve">The best fit models are then evaluated to ensure that treatment and control groups </w:t>
+      </w:r>
+      <w:r>
+        <w:lastRenderedPageBreak/>
+        <w:t>are mathematically similar during the pre-treatment period</w:t>
       </w:r>
       <w:r>
         <w:t xml:space="preserve"> (if these groups significantly differ, a synthetic control group may be constructed using a weighted average of untreated streams </w:t>
@@ -5285,14 +5342,14 @@
       <w:r>
         <w:t>.</w:t>
       </w:r>
-      <w:commentRangeEnd w:id="63"/>
+      <w:commentRangeEnd w:id="106"/>
       <w:r>
         <w:rPr>
           <w:rStyle w:val="CommentReference"/>
           <w:sz w:val="24"/>
           <w:szCs w:val="24"/>
         </w:rPr>
-        <w:commentReference w:id="63"/>
+        <w:commentReference w:id="106"/>
       </w:r>
     </w:p>
     <w:p>
@@ -5328,12 +5385,12 @@
       <w:r>
         <w:t xml:space="preserve">, </w:t>
       </w:r>
-      <w:del w:id="64" w:author="Mark Scheuerell" w:date="2026-03-06T06:22:00Z" w16du:dateUtc="2026-03-06T14:22:00Z">
+      <w:del w:id="107" w:author="Mark Scheuerell" w:date="2026-03-06T06:22:00Z" w16du:dateUtc="2026-03-06T14:22:00Z">
         <w:r>
           <w:delText>this research will move beyond the effect of SJH hatchery operations and</w:delText>
         </w:r>
       </w:del>
-      <w:ins w:id="65" w:author="Mark Scheuerell" w:date="2026-03-06T06:22:00Z" w16du:dateUtc="2026-03-06T14:22:00Z">
+      <w:ins w:id="108" w:author="Mark Scheuerell" w:date="2026-03-06T06:22:00Z" w16du:dateUtc="2026-03-06T14:22:00Z">
         <w:r>
           <w:t>I</w:t>
         </w:r>
@@ -5341,12 +5398,12 @@
       <w:r>
         <w:t xml:space="preserve"> focus on the effect of the number of fish released by the hatchery each year. While scarcity of available stray rate data makes a direct analysis of the impacts of straying impossible, </w:t>
       </w:r>
-      <w:del w:id="66" w:author="Mark Scheuerell" w:date="2026-03-06T06:22:00Z" w16du:dateUtc="2026-03-06T14:22:00Z">
+      <w:del w:id="109" w:author="Mark Scheuerell" w:date="2026-03-06T06:22:00Z" w16du:dateUtc="2026-03-06T14:22:00Z">
         <w:r>
           <w:delText>MARSS models</w:delText>
         </w:r>
       </w:del>
-      <w:ins w:id="67" w:author="Mark Scheuerell" w:date="2026-03-06T06:22:00Z" w16du:dateUtc="2026-03-06T14:22:00Z">
+      <w:ins w:id="110" w:author="Mark Scheuerell" w:date="2026-03-06T06:22:00Z" w16du:dateUtc="2026-03-06T14:22:00Z">
         <w:r>
           <w:t>I</w:t>
         </w:r>
@@ -5354,7 +5411,7 @@
       <w:r>
         <w:t xml:space="preserve"> can estimate the impacts of hatchery releases on pink salmon abundance at Indian River (as well as the inverse)</w:t>
       </w:r>
-      <w:ins w:id="68" w:author="Mark Scheuerell" w:date="2026-03-06T06:22:00Z" w16du:dateUtc="2026-03-06T14:22:00Z">
+      <w:ins w:id="111" w:author="Mark Scheuerell" w:date="2026-03-06T06:22:00Z" w16du:dateUtc="2026-03-06T14:22:00Z">
         <w:r>
           <w:t xml:space="preserve"> via the same MARSS models described above</w:t>
         </w:r>
@@ -5362,25 +5419,21 @@
       <w:r>
         <w:t xml:space="preserve">. </w:t>
       </w:r>
-      <w:commentRangeStart w:id="69"/>
-      <w:commentRangeStart w:id="70"/>
-      <w:r>
-        <w:t xml:space="preserve">It is important to consider the effect of straying both to and from Indian River, as both would influence the abundances observed in </w:t>
-      </w:r>
-      <w:r>
-        <w:lastRenderedPageBreak/>
-        <w:t xml:space="preserve">stream. </w:t>
-      </w:r>
-      <w:commentRangeEnd w:id="70"/>
+      <w:commentRangeStart w:id="112"/>
+      <w:commentRangeStart w:id="113"/>
+      <w:r>
+        <w:t xml:space="preserve">It is important to consider the effect of straying both to and from Indian River, as both would influence the abundances observed in stream. </w:t>
+      </w:r>
+      <w:commentRangeEnd w:id="113"/>
       <w:r>
         <w:rPr>
           <w:rStyle w:val="CommentReference"/>
           <w:sz w:val="24"/>
           <w:szCs w:val="24"/>
         </w:rPr>
-        <w:commentReference w:id="70"/>
-      </w:r>
-      <w:del w:id="71" w:author="Mark Scheuerell" w:date="2026-03-06T06:23:00Z" w16du:dateUtc="2026-03-06T14:23:00Z">
+        <w:commentReference w:id="113"/>
+      </w:r>
+      <w:del w:id="114" w:author="Mark Scheuerell" w:date="2026-03-06T06:23:00Z" w16du:dateUtc="2026-03-06T14:23:00Z">
         <w:r>
           <w:delText xml:space="preserve">This can be accomplished using a MARSS model which incorporates observations of Indian River escapement, as well as estimates of adult spawners returning to SJH. </w:delText>
         </w:r>
@@ -5404,18 +5457,18 @@
       <w:r>
         <w:t xml:space="preserve"> as a 2x2 matrix with four unique elements, </w:t>
       </w:r>
-      <w:commentRangeStart w:id="72"/>
+      <w:commentRangeStart w:id="115"/>
       <w:r>
         <w:t>the model will estimate</w:t>
       </w:r>
-      <w:commentRangeEnd w:id="72"/>
+      <w:commentRangeEnd w:id="115"/>
       <w:r>
         <w:rPr>
           <w:rStyle w:val="CommentReference"/>
           <w:sz w:val="24"/>
           <w:szCs w:val="24"/>
         </w:rPr>
-        <w:commentReference w:id="72"/>
+        <w:commentReference w:id="115"/>
       </w:r>
       <w:r>
         <w:t xml:space="preserve"> the effect of the number of fish returning to each system in time step </w:t>
@@ -5470,14 +5523,14 @@
       <w:r>
         <w:t xml:space="preserve"> elements estimated will be associated with percent increases from one time step to the next.</w:t>
       </w:r>
-      <w:commentRangeEnd w:id="69"/>
+      <w:commentRangeEnd w:id="112"/>
       <w:r>
         <w:rPr>
           <w:rStyle w:val="CommentReference"/>
           <w:sz w:val="24"/>
           <w:szCs w:val="24"/>
         </w:rPr>
-        <w:commentReference w:id="69"/>
+        <w:commentReference w:id="112"/>
       </w:r>
       <w:r>
         <w:t xml:space="preserve"> </w:t>
@@ -5558,7 +5611,11 @@
         <w:t>,t</w:t>
       </w:r>
       <w:r>
-        <w:t xml:space="preserve">) to be composed of smolts reared from the previous brood (and released in the prior year), as well as wild born fish from Indian River straying to the hatchery. </w:t>
+        <w:t xml:space="preserve">) to be composed of smolts reared from the previous </w:t>
+      </w:r>
+      <w:r>
+        <w:lastRenderedPageBreak/>
+        <w:t xml:space="preserve">brood (and released in the prior year), as well as wild born fish from Indian River straying to the hatchery. </w:t>
       </w:r>
       <w:r>
         <w:t>An example of such a model’s process equation written out in matrix form follows:</w:t>
@@ -5698,11 +5755,7 @@
         <w:t>.</w:t>
       </w:r>
       <w:r>
-        <w:t xml:space="preserve"> Observation error is site specific, while process error is shared by both states (river and hatchery returners) due to fish </w:t>
-      </w:r>
-      <w:r>
-        <w:lastRenderedPageBreak/>
-        <w:t>encountering the same conditions throughout their lifespan at sea as well as the same commercial fishing effort upon their return.</w:t>
+        <w:t xml:space="preserve"> Observation error is site specific, while process error is shared by both states (river and hatchery returners) due to fish encountering the same conditions throughout their lifespan at sea as well as the same commercial fishing effort upon their return.</w:t>
       </w:r>
     </w:p>
     <w:p>
@@ -5719,7 +5772,7 @@
           <w:u w:val="single"/>
         </w:rPr>
       </w:pPr>
-      <w:bookmarkStart w:id="73" w:name="_Hlk201668133"/>
+      <w:bookmarkStart w:id="116" w:name="_Hlk201668133"/>
       <w:r>
         <w:rPr>
           <w:b/>
@@ -5749,34 +5802,38 @@
       <w:pPr>
         <w:spacing w:after="0" w:line="480" w:lineRule="auto"/>
       </w:pPr>
-      <w:commentRangeStart w:id="74"/>
+      <w:commentRangeStart w:id="117"/>
       <w:r>
         <w:t xml:space="preserve">Figures 4 &amp; 5 describe the underlying state of Indian River pink salmon abundance relative to the underlying state representing an average pink salmon index stream in the surrounding region (even- and odd-year runs respectively). </w:t>
       </w:r>
-      <w:commentRangeEnd w:id="74"/>
+      <w:commentRangeEnd w:id="117"/>
       <w:r>
         <w:rPr>
           <w:rStyle w:val="CommentReference"/>
           <w:sz w:val="24"/>
           <w:szCs w:val="24"/>
         </w:rPr>
-        <w:commentReference w:id="74"/>
-      </w:r>
-      <w:commentRangeStart w:id="75"/>
+        <w:commentReference w:id="117"/>
+      </w:r>
+      <w:commentRangeStart w:id="118"/>
       <w:r>
         <w:t>In each case, Indian River abundances at the beginning of the time series are below the regional average abundance. Over the course of the time series, Indian River abundances for both runs “catch-up” to what would be expected of an average pink salmon index stream</w:t>
       </w:r>
       <w:r>
-        <w:t>, although odd-year Indian River runs take some years to accomplish this and do not exceed this statistical average until 1997. From the middle 1990s onward, both runs are closely aligned with the average index stream, exceeding the average in some years and falling short in others, but in either case not by an amount that appears drastic when visually appraised.</w:t>
-      </w:r>
-      <w:commentRangeEnd w:id="75"/>
+        <w:t xml:space="preserve">, although odd-year Indian River runs take some years to accomplish this and do not exceed this statistical average until 1997. From the middle 1990s onward, both runs are closely aligned with the average index stream, exceeding the average in </w:t>
+      </w:r>
+      <w:r>
+        <w:lastRenderedPageBreak/>
+        <w:t>some years and falling short in others, but in either case not by an amount that appears drastic when visually appraised.</w:t>
+      </w:r>
+      <w:commentRangeEnd w:id="118"/>
       <w:r>
         <w:rPr>
           <w:rStyle w:val="CommentReference"/>
           <w:sz w:val="24"/>
           <w:szCs w:val="24"/>
         </w:rPr>
-        <w:commentReference w:id="75"/>
+        <w:commentReference w:id="118"/>
       </w:r>
     </w:p>
     <w:p>
@@ -5786,13 +5843,13 @@
       <w:r>
         <w:tab/>
       </w:r>
-      <w:commentRangeStart w:id="76"/>
-      <w:del w:id="77" w:author="Mark Scheuerell" w:date="2026-03-07T09:09:00Z" w16du:dateUtc="2026-03-07T17:09:00Z">
+      <w:commentRangeStart w:id="119"/>
+      <w:del w:id="120" w:author="Mark Scheuerell" w:date="2026-03-07T09:09:00Z" w16du:dateUtc="2026-03-07T17:09:00Z">
         <w:r>
           <w:delText>Figures 4 &amp; 5 would seem to indicate that in p</w:delText>
         </w:r>
       </w:del>
-      <w:ins w:id="78" w:author="Mark Scheuerell" w:date="2026-03-07T09:09:00Z" w16du:dateUtc="2026-03-07T17:09:00Z">
+      <w:ins w:id="121" w:author="Mark Scheuerell" w:date="2026-03-07T09:09:00Z" w16du:dateUtc="2026-03-07T17:09:00Z">
         <w:r>
           <w:t>P</w:t>
         </w:r>
@@ -5800,7 +5857,7 @@
       <w:r>
         <w:t xml:space="preserve">ink salmon abundances observed in recent years at Indian River have not been out of the ordinary </w:t>
       </w:r>
-      <w:del w:id="79" w:author="Mark Scheuerell" w:date="2026-03-07T09:10:00Z" w16du:dateUtc="2026-03-07T17:10:00Z">
+      <w:del w:id="122" w:author="Mark Scheuerell" w:date="2026-03-07T09:10:00Z" w16du:dateUtc="2026-03-07T17:10:00Z">
         <w:r>
           <w:delText>(</w:delText>
         </w:r>
@@ -5808,7 +5865,7 @@
       <w:r>
         <w:t xml:space="preserve">and </w:t>
       </w:r>
-      <w:del w:id="80" w:author="Mark Scheuerell" w:date="2026-03-07T09:10:00Z" w16du:dateUtc="2026-03-07T17:10:00Z">
+      <w:del w:id="123" w:author="Mark Scheuerell" w:date="2026-03-07T09:10:00Z" w16du:dateUtc="2026-03-07T17:10:00Z">
         <w:r>
           <w:delText xml:space="preserve">indeed, </w:delText>
         </w:r>
@@ -5816,7 +5873,7 @@
       <w:r>
         <w:t>odd-year runs may have been considerably below average density from the 1960s until about 1995</w:t>
       </w:r>
-      <w:ins w:id="81" w:author="Mark Scheuerell" w:date="2026-03-07T09:10:00Z" w16du:dateUtc="2026-03-07T17:10:00Z">
+      <w:ins w:id="124" w:author="Mark Scheuerell" w:date="2026-03-07T09:10:00Z" w16du:dateUtc="2026-03-07T17:10:00Z">
         <w:r>
           <w:t xml:space="preserve"> (Figures 4 &amp; 5</w:t>
         </w:r>
@@ -5825,20 +5882,16 @@
         <w:t xml:space="preserve">). However, plotting these time series is not enough to conclusively state that abundances at Indian River do not differ from those that would be expected of an average pink salmon index stream in the region in a statistically significant way. </w:t>
       </w:r>
       <w:r>
-        <w:t xml:space="preserve">Table 1 describes the results of various statistical tests performed to evaluate the difference between these two time series for both </w:t>
-      </w:r>
-      <w:r>
-        <w:lastRenderedPageBreak/>
-        <w:t>even- and odd-year runs.</w:t>
-      </w:r>
-      <w:commentRangeEnd w:id="76"/>
+        <w:t>Table 1 describes the results of various statistical tests performed to evaluate the difference between these two time series for both even- and odd-year runs.</w:t>
+      </w:r>
+      <w:commentRangeEnd w:id="119"/>
       <w:r>
         <w:rPr>
           <w:rStyle w:val="CommentReference"/>
           <w:sz w:val="24"/>
           <w:szCs w:val="24"/>
         </w:rPr>
-        <w:commentReference w:id="76"/>
+        <w:commentReference w:id="119"/>
       </w:r>
       <w:r>
         <w:t xml:space="preserve"> </w:t>
@@ -5849,7 +5902,7 @@
       <w:r>
         <w:t xml:space="preserve">When differenced, time series describing even-year runs were found stationary by both statistical tests. </w:t>
       </w:r>
-      <w:commentRangeStart w:id="82"/>
+      <w:commentRangeStart w:id="125"/>
       <w:r>
         <w:t xml:space="preserve">However, time series describing odd-year runs required </w:t>
       </w:r>
@@ -6092,14 +6145,14 @@
       <w:r>
         <w:t xml:space="preserve">This level of differencing indicates the need to compensate for some complex cubic trend in the time series and risks over-differencing, which may introduce noise and dampen information related to long-term trends. </w:t>
       </w:r>
-      <w:commentRangeEnd w:id="82"/>
+      <w:commentRangeEnd w:id="125"/>
       <w:r>
         <w:rPr>
           <w:rStyle w:val="CommentReference"/>
           <w:sz w:val="24"/>
           <w:szCs w:val="24"/>
         </w:rPr>
-        <w:commentReference w:id="82"/>
+        <w:commentReference w:id="125"/>
       </w:r>
       <w:r>
         <w:t>While initial (first order) differencing of the odd-year time series did not yield statistically stationary results, ADF tests estimated test statistics within 20% of the significance thresholds (i.e., &gt;80% confidence these time series are stationary). Both sets of differenced odd-year time series (first order and third order) are compared in Table 1.</w:t>
@@ -6112,9 +6165,13 @@
       <w:r>
         <w:tab/>
       </w:r>
-      <w:commentRangeStart w:id="83"/>
-      <w:r>
-        <w:t>For even-year runs, no significant lags are observed once the time series are differenced to compensate for linear trends. The means and variances of these differenced time series are not found to significantly differ</w:t>
+      <w:commentRangeStart w:id="126"/>
+      <w:r>
+        <w:t xml:space="preserve">For even-year runs, no significant lags are observed once the time series are differenced to compensate for linear trends. The means and variances of these differenced time series are </w:t>
+      </w:r>
+      <w:r>
+        <w:lastRenderedPageBreak/>
+        <w:t>not found to significantly differ</w:t>
       </w:r>
       <w:r>
         <w:t>, and Welch’s t-test finds that the trends are likewise not statistically different</w:t>
@@ -6125,16 +6182,16 @@
       <w:r>
         <w:t xml:space="preserve"> </w:t>
       </w:r>
-      <w:commentRangeEnd w:id="83"/>
+      <w:commentRangeEnd w:id="126"/>
       <w:r>
         <w:rPr>
           <w:rStyle w:val="CommentReference"/>
           <w:sz w:val="24"/>
           <w:szCs w:val="24"/>
         </w:rPr>
-        <w:commentReference w:id="83"/>
-      </w:r>
-      <w:commentRangeStart w:id="84"/>
+        <w:commentReference w:id="126"/>
+      </w:r>
+      <w:commentRangeStart w:id="127"/>
       <w:r>
         <w:t xml:space="preserve">Based on these four characteristics it may be said with some confidence that even-year pink salmon abundances observed at Indian River are very much in line with those that might be expected of an average stream in the </w:t>
       </w:r>
@@ -6148,142 +6205,142 @@
       <w:r>
         <w:t xml:space="preserve"> region. </w:t>
       </w:r>
-      <w:commentRangeEnd w:id="84"/>
+      <w:commentRangeEnd w:id="127"/>
       <w:r>
         <w:rPr>
           <w:rStyle w:val="CommentReference"/>
           <w:sz w:val="24"/>
           <w:szCs w:val="24"/>
         </w:rPr>
-        <w:commentReference w:id="84"/>
+        <w:commentReference w:id="127"/>
       </w:r>
       <w:r>
         <w:t xml:space="preserve">The picture is much less clear for odd-year runs. </w:t>
       </w:r>
       <w:r>
-        <w:t xml:space="preserve">While both the first and third order differenced time series show no significant difference in terms of mean or variance, the trends estimated in both cases are not the same. Additionally, both sets of time series show significant first lags, meaning there is likely some persistent autocorrelation, even despite the third order </w:t>
+        <w:t xml:space="preserve">While both the first and third order differenced time series show no significant difference in terms of mean or variance, the trends estimated in both cases are not the same. Additionally, both sets of time series show significant first lags, meaning there is likely some persistent autocorrelation, even despite the third order differencing! It is therefore impossible to conclude that odd-year pink salmon abundances observed at Indian River are in line with regional expectations. Returning to Figure 5, this may be due to the </w:t>
+      </w:r>
+      <w:r>
+        <w:t xml:space="preserve">large </w:t>
+      </w:r>
+      <w:r>
+        <w:t xml:space="preserve">differences between time series observed during the period from 1961-1995. </w:t>
+      </w:r>
+    </w:p>
+    <w:p>
+      <w:pPr>
+        <w:spacing w:after="0" w:line="480" w:lineRule="auto"/>
+        <w:rPr>
+          <w:b/>
+          <w:bCs/>
+        </w:rPr>
+      </w:pPr>
+    </w:p>
+    <w:p>
+      <w:pPr>
+        <w:spacing w:after="0" w:line="480" w:lineRule="auto"/>
+        <w:rPr>
+          <w:b/>
+          <w:bCs/>
+        </w:rPr>
+      </w:pPr>
+      <w:r>
+        <w:rPr>
+          <w:b/>
+          <w:bCs/>
+        </w:rPr>
+        <w:t>Effect of Hatchery Operations</w:t>
+      </w:r>
+    </w:p>
+    <w:p>
+      <w:pPr>
+        <w:spacing w:after="0" w:line="480" w:lineRule="auto"/>
+      </w:pPr>
+      <w:commentRangeStart w:id="128"/>
+      <w:r>
+        <w:t xml:space="preserve">Difference-in-difference </w:t>
+      </w:r>
+      <w:r>
+        <w:t xml:space="preserve">studies </w:t>
+      </w:r>
+      <w:r>
+        <w:t xml:space="preserve">were undertaken to evaluate both the effect of SJH operations on pink salmon abundances at Indian River (treatment year = 1980), as well as the effect of SJH’s expansion of permitted pink salmon releases from 1 million to 3 million (treatment year = 2010). </w:t>
+      </w:r>
+      <w:r>
+        <w:t>M</w:t>
+      </w:r>
+      <w:r>
+        <w:t xml:space="preserve">odels pertaining to each run </w:t>
+      </w:r>
+      <w:r>
+        <w:t xml:space="preserve">(even- and odd-year) </w:t>
+      </w:r>
+      <w:r>
+        <w:t xml:space="preserve">and </w:t>
+      </w:r>
+      <w:r>
+        <w:t xml:space="preserve">treatment period </w:t>
+      </w:r>
+      <w:r>
+        <w:t xml:space="preserve">(1980 and 2010) </w:t>
+      </w:r>
+      <w:r>
+        <w:t>were specified</w:t>
+      </w:r>
+      <w:r>
+        <w:t xml:space="preserve"> in four ways:</w:t>
+      </w:r>
+      <w:r>
+        <w:t xml:space="preserve"> control</w:t>
+      </w:r>
+      <w:r>
+        <w:t>ling</w:t>
+      </w:r>
+      <w:r>
+        <w:t xml:space="preserve"> for the prior year’s ocean climate</w:t>
+      </w:r>
+      <w:r>
+        <w:t xml:space="preserve"> via lagged PDO</w:t>
+      </w:r>
+      <w:r>
+        <w:t xml:space="preserve">, </w:t>
+      </w:r>
+      <w:r>
+        <w:t xml:space="preserve">controlling for </w:t>
+      </w:r>
+      <w:r>
+        <w:t xml:space="preserve">the </w:t>
+      </w:r>
+      <w:r>
+        <w:t xml:space="preserve">biologist conducting each observation, </w:t>
+      </w:r>
+      <w:r>
+        <w:t xml:space="preserve">controlling for </w:t>
+      </w:r>
+      <w:r>
+        <w:t xml:space="preserve">both of these sets of covariates, and no </w:t>
+      </w:r>
+      <w:r>
+        <w:t xml:space="preserve">including no </w:t>
+      </w:r>
+      <w:r>
+        <w:t xml:space="preserve">covariates (only dummy indicators of time period and treatment </w:t>
       </w:r>
       <w:r>
         <w:lastRenderedPageBreak/>
-        <w:t xml:space="preserve">differencing! It is therefore impossible to conclude that odd-year pink salmon abundances observed at Indian River are in line with regional expectations. Returning to Figure 5, this may be due to the </w:t>
-      </w:r>
-      <w:r>
-        <w:t xml:space="preserve">large </w:t>
-      </w:r>
-      <w:r>
-        <w:t xml:space="preserve">differences between time series observed during the period from 1961-1995. </w:t>
-      </w:r>
-    </w:p>
-    <w:p>
-      <w:pPr>
-        <w:spacing w:after="0" w:line="480" w:lineRule="auto"/>
-        <w:rPr>
-          <w:b/>
-          <w:bCs/>
-        </w:rPr>
-      </w:pPr>
-    </w:p>
-    <w:p>
-      <w:pPr>
-        <w:spacing w:after="0" w:line="480" w:lineRule="auto"/>
-        <w:rPr>
-          <w:b/>
-          <w:bCs/>
-        </w:rPr>
-      </w:pPr>
-      <w:r>
-        <w:rPr>
-          <w:b/>
-          <w:bCs/>
-        </w:rPr>
-        <w:t>Effect of Hatchery Operations</w:t>
-      </w:r>
-    </w:p>
-    <w:p>
-      <w:pPr>
-        <w:spacing w:after="0" w:line="480" w:lineRule="auto"/>
-      </w:pPr>
-      <w:commentRangeStart w:id="85"/>
-      <w:r>
-        <w:t xml:space="preserve">Difference-in-difference </w:t>
-      </w:r>
-      <w:r>
-        <w:t xml:space="preserve">studies </w:t>
-      </w:r>
-      <w:r>
-        <w:t xml:space="preserve">were undertaken to evaluate both the effect of SJH operations on pink salmon abundances at Indian River (treatment year = 1980), as well as the effect of SJH’s expansion of permitted pink salmon releases from 1 million to 3 million (treatment year = 2010). </w:t>
-      </w:r>
-      <w:r>
-        <w:t>M</w:t>
-      </w:r>
-      <w:r>
-        <w:t xml:space="preserve">odels pertaining to each run </w:t>
-      </w:r>
-      <w:r>
-        <w:t xml:space="preserve">(even- and odd-year) </w:t>
-      </w:r>
-      <w:r>
-        <w:t xml:space="preserve">and </w:t>
-      </w:r>
-      <w:r>
-        <w:t xml:space="preserve">treatment period </w:t>
-      </w:r>
-      <w:r>
-        <w:t xml:space="preserve">(1980 and 2010) </w:t>
-      </w:r>
-      <w:r>
-        <w:t>were specified</w:t>
-      </w:r>
-      <w:r>
-        <w:t xml:space="preserve"> in four ways:</w:t>
-      </w:r>
-      <w:r>
-        <w:t xml:space="preserve"> control</w:t>
-      </w:r>
-      <w:r>
-        <w:t>ling</w:t>
-      </w:r>
-      <w:r>
-        <w:t xml:space="preserve"> for the prior year’s ocean climate</w:t>
-      </w:r>
-      <w:r>
-        <w:t xml:space="preserve"> via lagged PDO</w:t>
-      </w:r>
-      <w:r>
-        <w:t xml:space="preserve">, </w:t>
-      </w:r>
-      <w:r>
-        <w:t xml:space="preserve">controlling for </w:t>
-      </w:r>
-      <w:r>
-        <w:t xml:space="preserve">the </w:t>
-      </w:r>
-      <w:r>
-        <w:t xml:space="preserve">biologist conducting each observation, </w:t>
-      </w:r>
-      <w:r>
-        <w:t xml:space="preserve">controlling for </w:t>
-      </w:r>
-      <w:r>
-        <w:t xml:space="preserve">both of these sets of covariates, and no </w:t>
-      </w:r>
-      <w:r>
-        <w:t xml:space="preserve">including no </w:t>
-      </w:r>
-      <w:r>
-        <w:t xml:space="preserve">covariates (only dummy indicators of time period and treatment group). From these, the </w:t>
+        <w:t xml:space="preserve">group). From these, the </w:t>
       </w:r>
       <w:r>
         <w:t>best fit model was selected using AIC, with the most parsimonious model being chosen in cases where AIC values were within 2 of one another.</w:t>
       </w:r>
-      <w:commentRangeEnd w:id="85"/>
+      <w:commentRangeEnd w:id="128"/>
       <w:r>
         <w:rPr>
           <w:rStyle w:val="CommentReference"/>
           <w:sz w:val="24"/>
           <w:szCs w:val="24"/>
         </w:rPr>
-        <w:commentReference w:id="85"/>
+        <w:commentReference w:id="128"/>
       </w:r>
     </w:p>
     <w:p>
@@ -6291,7 +6348,7 @@
         <w:spacing w:after="0" w:line="480" w:lineRule="auto"/>
         <w:ind w:firstLine="720"/>
       </w:pPr>
-      <w:commentRangeStart w:id="86"/>
+      <w:commentRangeStart w:id="129"/>
       <w:r>
         <w:t>As mentioned above, a necessary pre-condition of difference-in-difference models is the satisfaction of the parallel trends assumption, which asserts that treatment and control groups</w:t>
       </w:r>
@@ -6331,7 +6388,6 @@
           <w:bdr w:val="none" w:sz="0" w:space="0" w:color="auto" w:frame="1"/>
           <w14:ligatures w14:val="none"/>
         </w:rPr>
-        <w:lastRenderedPageBreak/>
         <w:t>y</w:t>
       </w:r>
       <w:r>
@@ -6641,16 +6697,16 @@
       <w:r>
         <w:t xml:space="preserve">be statistically significant. </w:t>
       </w:r>
-      <w:commentRangeEnd w:id="86"/>
+      <w:commentRangeEnd w:id="129"/>
       <w:r>
         <w:rPr>
           <w:rStyle w:val="CommentReference"/>
           <w:sz w:val="24"/>
           <w:szCs w:val="24"/>
         </w:rPr>
-        <w:commentReference w:id="86"/>
-      </w:r>
-      <w:del w:id="87" w:author="Mark Scheuerell" w:date="2026-03-07T09:40:00Z" w16du:dateUtc="2026-03-07T17:40:00Z">
+        <w:commentReference w:id="129"/>
+      </w:r>
+      <w:del w:id="130" w:author="Mark Scheuerell" w:date="2026-03-07T09:40:00Z" w16du:dateUtc="2026-03-07T17:40:00Z">
         <w:r>
           <w:delText>T</w:delText>
         </w:r>
@@ -6667,12 +6723,12 @@
       <w:r>
         <w:t xml:space="preserve">For even-year runs </w:t>
       </w:r>
-      <w:del w:id="88" w:author="Mark Scheuerell" w:date="2026-03-07T09:41:00Z" w16du:dateUtc="2026-03-07T17:41:00Z">
+      <w:del w:id="131" w:author="Mark Scheuerell" w:date="2026-03-07T09:41:00Z" w16du:dateUtc="2026-03-07T17:41:00Z">
         <w:r>
           <w:delText>there exists</w:delText>
         </w:r>
       </w:del>
-      <w:ins w:id="89" w:author="Mark Scheuerell" w:date="2026-03-07T09:41:00Z" w16du:dateUtc="2026-03-07T17:41:00Z">
+      <w:ins w:id="132" w:author="Mark Scheuerell" w:date="2026-03-07T09:41:00Z" w16du:dateUtc="2026-03-07T17:41:00Z">
         <w:r>
           <w:t>I found</w:t>
         </w:r>
@@ -6680,7 +6736,7 @@
       <w:r>
         <w:t xml:space="preserve"> some significant difference between trends at Indian River and elsewhere in the region prior to 1980</w:t>
       </w:r>
-      <w:ins w:id="90" w:author="Mark Scheuerell" w:date="2026-03-07T09:40:00Z" w16du:dateUtc="2026-03-07T17:40:00Z">
+      <w:ins w:id="133" w:author="Mark Scheuerell" w:date="2026-03-07T09:40:00Z" w16du:dateUtc="2026-03-07T17:40:00Z">
         <w:r>
           <w:t xml:space="preserve"> (Table 2)</w:t>
         </w:r>
@@ -6688,7 +6744,7 @@
       <w:r>
         <w:t xml:space="preserve">. Due to this difference, </w:t>
       </w:r>
-      <w:ins w:id="91" w:author="Mark Scheuerell" w:date="2026-03-07T09:41:00Z" w16du:dateUtc="2026-03-07T17:41:00Z">
+      <w:ins w:id="134" w:author="Mark Scheuerell" w:date="2026-03-07T09:41:00Z" w16du:dateUtc="2026-03-07T17:41:00Z">
         <w:r>
           <w:t xml:space="preserve">I constructed </w:t>
         </w:r>
@@ -6696,7 +6752,7 @@
       <w:r>
         <w:t xml:space="preserve">a synthetic control group time series </w:t>
       </w:r>
-      <w:del w:id="92" w:author="Mark Scheuerell" w:date="2026-03-07T09:41:00Z" w16du:dateUtc="2026-03-07T17:41:00Z">
+      <w:del w:id="135" w:author="Mark Scheuerell" w:date="2026-03-07T09:41:00Z" w16du:dateUtc="2026-03-07T17:41:00Z">
         <w:r>
           <w:delText xml:space="preserve">was constructed </w:delText>
         </w:r>
@@ -6716,7 +6772,7 @@
       <w:r>
         <w:tab/>
       </w:r>
-      <w:del w:id="93" w:author="Mark Scheuerell" w:date="2026-03-07T09:41:00Z" w16du:dateUtc="2026-03-07T17:41:00Z">
+      <w:del w:id="136" w:author="Mark Scheuerell" w:date="2026-03-07T09:41:00Z" w16du:dateUtc="2026-03-07T17:41:00Z">
         <w:r>
           <w:delText xml:space="preserve">Table 3 describes the results of these difference-in-difference studies. </w:delText>
         </w:r>
@@ -6724,12 +6780,12 @@
       <w:r>
         <w:t xml:space="preserve">The effect of SJH operations commencing in 1980 </w:t>
       </w:r>
-      <w:del w:id="94" w:author="Mark Scheuerell" w:date="2026-03-07T09:42:00Z" w16du:dateUtc="2026-03-07T17:42:00Z">
+      <w:del w:id="137" w:author="Mark Scheuerell" w:date="2026-03-07T09:42:00Z" w16du:dateUtc="2026-03-07T17:42:00Z">
         <w:r>
           <w:delText>is shown to have driven</w:delText>
         </w:r>
       </w:del>
-      <w:ins w:id="95" w:author="Mark Scheuerell" w:date="2026-03-07T09:42:00Z" w16du:dateUtc="2026-03-07T17:42:00Z">
+      <w:ins w:id="138" w:author="Mark Scheuerell" w:date="2026-03-07T09:42:00Z" w16du:dateUtc="2026-03-07T17:42:00Z">
         <w:r>
           <w:t>drove</w:t>
         </w:r>
@@ -6740,12 +6796,12 @@
       <w:r>
         <w:t xml:space="preserve">, while no significant impact </w:t>
       </w:r>
-      <w:del w:id="96" w:author="Mark Scheuerell" w:date="2026-03-07T09:42:00Z" w16du:dateUtc="2026-03-07T17:42:00Z">
+      <w:del w:id="139" w:author="Mark Scheuerell" w:date="2026-03-07T09:42:00Z" w16du:dateUtc="2026-03-07T17:42:00Z">
         <w:r>
           <w:delText xml:space="preserve">is </w:delText>
         </w:r>
       </w:del>
-      <w:ins w:id="97" w:author="Mark Scheuerell" w:date="2026-03-07T09:42:00Z" w16du:dateUtc="2026-03-07T17:42:00Z">
+      <w:ins w:id="140" w:author="Mark Scheuerell" w:date="2026-03-07T09:42:00Z" w16du:dateUtc="2026-03-07T17:42:00Z">
         <w:r>
           <w:t xml:space="preserve">was </w:t>
         </w:r>
@@ -6753,7 +6809,7 @@
       <w:r>
         <w:t>found affecting even-year runs</w:t>
       </w:r>
-      <w:ins w:id="98" w:author="Mark Scheuerell" w:date="2026-03-07T09:41:00Z" w16du:dateUtc="2026-03-07T17:41:00Z">
+      <w:ins w:id="141" w:author="Mark Scheuerell" w:date="2026-03-07T09:41:00Z" w16du:dateUtc="2026-03-07T17:41:00Z">
         <w:r>
           <w:t xml:space="preserve"> (Table 3)</w:t>
         </w:r>
@@ -6765,9 +6821,13 @@
         <w:t>T</w:t>
       </w:r>
       <w:r>
-        <w:t xml:space="preserve">he expansion of permitted pink salmon releases from 1 million to 3 million in 2010 </w:t>
-      </w:r>
-      <w:del w:id="99" w:author="Mark Scheuerell" w:date="2026-03-07T09:42:00Z" w16du:dateUtc="2026-03-07T17:42:00Z">
+        <w:t xml:space="preserve">he expansion of permitted pink salmon releases from 1 million to 3 </w:t>
+      </w:r>
+      <w:r>
+        <w:lastRenderedPageBreak/>
+        <w:t xml:space="preserve">million in 2010 </w:t>
+      </w:r>
+      <w:del w:id="142" w:author="Mark Scheuerell" w:date="2026-03-07T09:42:00Z" w16du:dateUtc="2026-03-07T17:42:00Z">
         <w:r>
           <w:delText xml:space="preserve">is shown to have driven </w:delText>
         </w:r>
@@ -6775,7 +6835,7 @@
       <w:r>
         <w:t>significant</w:t>
       </w:r>
-      <w:ins w:id="100" w:author="Mark Scheuerell" w:date="2026-03-07T09:42:00Z" w16du:dateUtc="2026-03-07T17:42:00Z">
+      <w:ins w:id="143" w:author="Mark Scheuerell" w:date="2026-03-07T09:42:00Z" w16du:dateUtc="2026-03-07T17:42:00Z">
         <w:r>
           <w:t>ly</w:t>
         </w:r>
@@ -6783,12 +6843,12 @@
       <w:r>
         <w:t xml:space="preserve"> </w:t>
       </w:r>
-      <w:del w:id="101" w:author="Mark Scheuerell" w:date="2026-03-07T09:42:00Z" w16du:dateUtc="2026-03-07T17:42:00Z">
+      <w:del w:id="144" w:author="Mark Scheuerell" w:date="2026-03-07T09:42:00Z" w16du:dateUtc="2026-03-07T17:42:00Z">
         <w:r>
           <w:delText xml:space="preserve">increases </w:delText>
         </w:r>
       </w:del>
-      <w:ins w:id="102" w:author="Mark Scheuerell" w:date="2026-03-07T09:42:00Z" w16du:dateUtc="2026-03-07T17:42:00Z">
+      <w:ins w:id="145" w:author="Mark Scheuerell" w:date="2026-03-07T09:42:00Z" w16du:dateUtc="2026-03-07T17:42:00Z">
         <w:r>
           <w:t xml:space="preserve">increased </w:t>
         </w:r>
@@ -6805,12 +6865,12 @@
       <w:r>
         <w:t xml:space="preserve">1980, and pre- and post-2010) </w:t>
       </w:r>
-      <w:del w:id="103" w:author="Mark Scheuerell" w:date="2026-03-07T09:42:00Z" w16du:dateUtc="2026-03-07T17:42:00Z">
+      <w:del w:id="146" w:author="Mark Scheuerell" w:date="2026-03-07T09:42:00Z" w16du:dateUtc="2026-03-07T17:42:00Z">
         <w:r>
           <w:delText>is found to be</w:delText>
         </w:r>
       </w:del>
-      <w:ins w:id="104" w:author="Mark Scheuerell" w:date="2026-03-07T09:42:00Z" w16du:dateUtc="2026-03-07T17:42:00Z">
+      <w:ins w:id="147" w:author="Mark Scheuerell" w:date="2026-03-07T09:42:00Z" w16du:dateUtc="2026-03-07T17:42:00Z">
         <w:r>
           <w:t>was</w:t>
         </w:r>
@@ -6854,7 +6914,6 @@
           <w:b/>
           <w:bCs/>
         </w:rPr>
-        <w:lastRenderedPageBreak/>
         <w:t>Effect of Hatchery Releases</w:t>
       </w:r>
     </w:p>
@@ -6862,7 +6921,7 @@
       <w:pPr>
         <w:spacing w:after="0" w:line="480" w:lineRule="auto"/>
       </w:pPr>
-      <w:commentRangeStart w:id="105"/>
+      <w:commentRangeStart w:id="148"/>
       <w:r>
         <w:t>With difference-in-difference studies suggesting that hatchery operations are having some influence on Indian River pink salmon abundances, the last stage of this research seeks to directly evaluate the effect o</w:t>
       </w:r>
@@ -6910,16 +6969,16 @@
       <w:r>
         <w:t xml:space="preserve"> that would capture the influence of hatchery returns in brood year t-1 on hatchery returns in brood year t is set at zero, due to hatchery releases in year t not being the direct result of returns in the previous brood year. </w:t>
       </w:r>
-      <w:commentRangeEnd w:id="105"/>
+      <w:commentRangeEnd w:id="148"/>
       <w:r>
         <w:rPr>
           <w:rStyle w:val="CommentReference"/>
           <w:sz w:val="24"/>
           <w:szCs w:val="24"/>
         </w:rPr>
-        <w:commentReference w:id="105"/>
-      </w:r>
-      <w:commentRangeStart w:id="106"/>
+        <w:commentReference w:id="148"/>
+      </w:r>
+      <w:commentRangeStart w:id="149"/>
       <w:r>
         <w:t xml:space="preserve">Figure 6 describes </w:t>
       </w:r>
@@ -6957,14 +7016,14 @@
       <w:r>
         <w:t xml:space="preserve">, and the effect of prior brood year Indian River abundance on current brood year Indian River abundance. </w:t>
       </w:r>
-      <w:commentRangeEnd w:id="106"/>
+      <w:commentRangeEnd w:id="149"/>
       <w:r>
         <w:rPr>
           <w:rStyle w:val="CommentReference"/>
           <w:sz w:val="24"/>
           <w:szCs w:val="24"/>
         </w:rPr>
-        <w:commentReference w:id="106"/>
+        <w:commentReference w:id="149"/>
       </w:r>
       <w:r>
         <w:t xml:space="preserve">Parametric bootstrapping is employed to construct confidence intervals around these parameter estimates. </w:t>
@@ -6975,13 +7034,14 @@
         <w:spacing w:after="0" w:line="480" w:lineRule="auto"/>
       </w:pPr>
       <w:r>
+        <w:lastRenderedPageBreak/>
         <w:tab/>
       </w:r>
-      <w:commentRangeStart w:id="107"/>
+      <w:commentRangeStart w:id="150"/>
       <w:r>
         <w:t xml:space="preserve">The </w:t>
       </w:r>
-      <w:del w:id="108" w:author="Mark Scheuerell" w:date="2026-03-07T09:44:00Z" w16du:dateUtc="2026-03-07T17:44:00Z">
+      <w:del w:id="151" w:author="Mark Scheuerell" w:date="2026-03-07T09:44:00Z" w16du:dateUtc="2026-03-07T17:44:00Z">
         <w:r>
           <w:delText>parameter of interest</w:delText>
         </w:r>
@@ -6995,7 +7055,7 @@
       <w:r>
         <w:t>ffect of prior brood year hatchery returns on current brood year Indian River abundance</w:t>
       </w:r>
-      <w:del w:id="109" w:author="Mark Scheuerell" w:date="2026-03-07T09:45:00Z" w16du:dateUtc="2026-03-07T17:45:00Z">
+      <w:del w:id="152" w:author="Mark Scheuerell" w:date="2026-03-07T09:45:00Z" w16du:dateUtc="2026-03-07T17:45:00Z">
         <w:r>
           <w:delText>) i</w:delText>
         </w:r>
@@ -7006,7 +7066,7 @@
           <w:delText xml:space="preserve"> found to be</w:delText>
         </w:r>
       </w:del>
-      <w:ins w:id="110" w:author="Mark Scheuerell" w:date="2026-03-07T09:45:00Z" w16du:dateUtc="2026-03-07T17:45:00Z">
+      <w:ins w:id="153" w:author="Mark Scheuerell" w:date="2026-03-07T09:45:00Z" w16du:dateUtc="2026-03-07T17:45:00Z">
         <w:r>
           <w:t xml:space="preserve"> was</w:t>
         </w:r>
@@ -7090,11 +7150,7 @@
         <w:t xml:space="preserve"> finding respective</w:t>
       </w:r>
       <w:r>
-        <w:t xml:space="preserve"> point </w:t>
-      </w:r>
-      <w:r>
-        <w:lastRenderedPageBreak/>
-        <w:t xml:space="preserve">estimates of </w:t>
+        <w:t xml:space="preserve"> point estimates of </w:t>
       </w:r>
       <w:r>
         <w:t>0</w:t>
@@ -7126,12 +7182,12 @@
       <w:r>
         <w:t xml:space="preserve">greater than Indian River abundance much more often than not. This means that despite the difference in effect, the overall numbers of fish </w:t>
       </w:r>
-      <w:del w:id="111" w:author="Mark Scheuerell" w:date="2026-03-07T09:46:00Z" w16du:dateUtc="2026-03-07T17:46:00Z">
+      <w:del w:id="154" w:author="Mark Scheuerell" w:date="2026-03-07T09:46:00Z" w16du:dateUtc="2026-03-07T17:46:00Z">
         <w:r>
           <w:delText xml:space="preserve">returning </w:delText>
         </w:r>
       </w:del>
-      <w:ins w:id="112" w:author="Mark Scheuerell" w:date="2026-03-07T09:46:00Z" w16du:dateUtc="2026-03-07T17:46:00Z">
+      <w:ins w:id="155" w:author="Mark Scheuerell" w:date="2026-03-07T09:46:00Z" w16du:dateUtc="2026-03-07T17:46:00Z">
         <w:r>
           <w:t xml:space="preserve">straying </w:t>
         </w:r>
@@ -7139,7 +7195,7 @@
       <w:r>
         <w:t xml:space="preserve">to a </w:t>
       </w:r>
-      <w:ins w:id="113" w:author="Mark Scheuerell" w:date="2026-03-07T09:46:00Z" w16du:dateUtc="2026-03-07T17:46:00Z">
+      <w:ins w:id="156" w:author="Mark Scheuerell" w:date="2026-03-07T09:46:00Z" w16du:dateUtc="2026-03-07T17:46:00Z">
         <w:r>
           <w:t xml:space="preserve">non-origin </w:t>
         </w:r>
@@ -7147,7 +7203,7 @@
       <w:r>
         <w:t xml:space="preserve">site </w:t>
       </w:r>
-      <w:del w:id="114" w:author="Mark Scheuerell" w:date="2026-03-07T09:46:00Z" w16du:dateUtc="2026-03-07T17:46:00Z">
+      <w:del w:id="157" w:author="Mark Scheuerell" w:date="2026-03-07T09:46:00Z" w16du:dateUtc="2026-03-07T17:46:00Z">
         <w:r>
           <w:delText xml:space="preserve">different from that of their origin </w:delText>
         </w:r>
@@ -7155,7 +7211,7 @@
       <w:r>
         <w:t xml:space="preserve">could be roughly equal or even skewed towards hatchery-born fish returning to Indian River. In those brood years where Indian River abundances exceed hatchery returns, the </w:t>
       </w:r>
-      <w:del w:id="115" w:author="Mark Scheuerell" w:date="2026-03-07T09:47:00Z" w16du:dateUtc="2026-03-07T17:47:00Z">
+      <w:del w:id="158" w:author="Mark Scheuerell" w:date="2026-03-07T09:47:00Z" w16du:dateUtc="2026-03-07T17:47:00Z">
         <w:r>
           <w:delText xml:space="preserve">sizes of </w:delText>
         </w:r>
@@ -7163,7 +7219,7 @@
       <w:r>
         <w:t>these effect</w:t>
       </w:r>
-      <w:ins w:id="116" w:author="Mark Scheuerell" w:date="2026-03-07T09:47:00Z" w16du:dateUtc="2026-03-07T17:47:00Z">
+      <w:ins w:id="159" w:author="Mark Scheuerell" w:date="2026-03-07T09:47:00Z" w16du:dateUtc="2026-03-07T17:47:00Z">
         <w:r>
           <w:t xml:space="preserve"> size</w:t>
         </w:r>
@@ -7171,14 +7227,14 @@
       <w:r>
         <w:t>s imply that the following brood year will see more fish from Indian River returning to the hatchery than vice versa.</w:t>
       </w:r>
-      <w:commentRangeEnd w:id="107"/>
+      <w:commentRangeEnd w:id="150"/>
       <w:r>
         <w:rPr>
           <w:rStyle w:val="CommentReference"/>
           <w:sz w:val="24"/>
           <w:szCs w:val="24"/>
         </w:rPr>
-        <w:commentReference w:id="107"/>
+        <w:commentReference w:id="150"/>
       </w:r>
     </w:p>
     <w:p>
@@ -7186,7 +7242,7 @@
         <w:spacing w:after="0" w:line="480" w:lineRule="auto"/>
       </w:pPr>
     </w:p>
-    <w:bookmarkEnd w:id="73"/>
+    <w:bookmarkEnd w:id="116"/>
     <w:p>
       <w:pPr>
         <w:spacing w:after="0" w:line="480" w:lineRule="auto"/>
@@ -7196,7 +7252,7 @@
           <w:u w:val="single"/>
         </w:rPr>
       </w:pPr>
-      <w:commentRangeStart w:id="117"/>
+      <w:commentRangeStart w:id="160"/>
       <w:r>
         <w:rPr>
           <w:b/>
@@ -7205,7 +7261,7 @@
         </w:rPr>
         <w:t>Discussion</w:t>
       </w:r>
-      <w:commentRangeEnd w:id="117"/>
+      <w:commentRangeEnd w:id="160"/>
       <w:r>
         <w:rPr>
           <w:rStyle w:val="CommentReference"/>
@@ -7215,77 +7271,81 @@
           <w:szCs w:val="24"/>
           <w:u w:val="single"/>
         </w:rPr>
-        <w:commentReference w:id="117"/>
+        <w:commentReference w:id="160"/>
       </w:r>
     </w:p>
     <w:p>
       <w:pPr>
         <w:spacing w:after="0" w:line="480" w:lineRule="auto"/>
       </w:pPr>
-      <w:commentRangeStart w:id="118"/>
+      <w:commentRangeStart w:id="161"/>
       <w:r>
         <w:t xml:space="preserve">The results of this work are intended first and foremost to provide management at SITK with a comprehensive description of both the impacts of SJH operations and of the population dynamics of pink salmon throughout the broader region.  </w:t>
       </w:r>
-      <w:commentRangeEnd w:id="118"/>
+      <w:commentRangeEnd w:id="161"/>
       <w:r>
         <w:rPr>
           <w:rStyle w:val="CommentReference"/>
           <w:sz w:val="24"/>
           <w:szCs w:val="24"/>
         </w:rPr>
-        <w:commentReference w:id="118"/>
-      </w:r>
-      <w:commentRangeStart w:id="119"/>
+        <w:commentReference w:id="161"/>
+      </w:r>
+      <w:commentRangeStart w:id="162"/>
       <w:r>
         <w:t xml:space="preserve">The state of pink salmon abundances in northern southeast Alaska is changing, as evidenced by Figures 2 &amp; 3. </w:t>
       </w:r>
-      <w:commentRangeEnd w:id="119"/>
+      <w:commentRangeEnd w:id="162"/>
       <w:r>
         <w:rPr>
           <w:rStyle w:val="CommentReference"/>
           <w:sz w:val="24"/>
           <w:szCs w:val="24"/>
         </w:rPr>
-        <w:commentReference w:id="119"/>
-      </w:r>
-      <w:commentRangeStart w:id="120"/>
+        <w:commentReference w:id="162"/>
+      </w:r>
+      <w:commentRangeStart w:id="163"/>
       <w:r>
         <w:t xml:space="preserve">Understanding whether pink salmon at Indian River exist within a natural range of variation requires parsing this context. </w:t>
       </w:r>
-      <w:commentRangeEnd w:id="120"/>
+      <w:commentRangeEnd w:id="163"/>
       <w:r>
         <w:rPr>
           <w:rStyle w:val="CommentReference"/>
           <w:sz w:val="24"/>
           <w:szCs w:val="24"/>
         </w:rPr>
-        <w:commentReference w:id="120"/>
-      </w:r>
-      <w:commentRangeStart w:id="121"/>
-      <w:r>
-        <w:t xml:space="preserve">While pink salmon densities observed at Indian River in recent decades are high compared to those that were recorded decades ago, </w:t>
-      </w:r>
-      <w:ins w:id="122" w:author="Mark Scheuerell" w:date="2026-03-07T09:53:00Z" w16du:dateUtc="2026-03-07T17:53:00Z">
+        <w:commentReference w:id="163"/>
+      </w:r>
+      <w:commentRangeStart w:id="164"/>
+      <w:r>
+        <w:t xml:space="preserve">While pink salmon densities observed at Indian River in recent decades are high </w:t>
+      </w:r>
+      <w:r>
+        <w:lastRenderedPageBreak/>
+        <w:t xml:space="preserve">compared to those that were recorded decades ago, </w:t>
+      </w:r>
+      <w:ins w:id="165" w:author="Mark Scheuerell" w:date="2026-03-07T09:53:00Z" w16du:dateUtc="2026-03-07T17:53:00Z">
         <w:r>
           <w:t xml:space="preserve">more contemporary returns </w:t>
         </w:r>
       </w:ins>
-      <w:ins w:id="123" w:author="Mark Scheuerell" w:date="2026-03-07T09:54:00Z" w16du:dateUtc="2026-03-07T17:54:00Z">
+      <w:ins w:id="166" w:author="Mark Scheuerell" w:date="2026-03-07T09:54:00Z" w16du:dateUtc="2026-03-07T17:54:00Z">
         <w:r>
           <w:t xml:space="preserve">of </w:t>
         </w:r>
       </w:ins>
-      <w:ins w:id="124" w:author="Mark Scheuerell" w:date="2026-03-07T09:55:00Z" w16du:dateUtc="2026-03-07T17:55:00Z">
+      <w:ins w:id="167" w:author="Mark Scheuerell" w:date="2026-03-07T09:55:00Z" w16du:dateUtc="2026-03-07T17:55:00Z">
         <w:r>
           <w:t xml:space="preserve">adults </w:t>
         </w:r>
       </w:ins>
-      <w:ins w:id="125" w:author="Mark Scheuerell" w:date="2026-03-07T09:53:00Z" w16du:dateUtc="2026-03-07T17:53:00Z">
+      <w:ins w:id="168" w:author="Mark Scheuerell" w:date="2026-03-07T09:53:00Z" w16du:dateUtc="2026-03-07T17:53:00Z">
         <w:r>
           <w:t xml:space="preserve">to the </w:t>
         </w:r>
       </w:ins>
-      <w:del w:id="126" w:author="Mark Scheuerell" w:date="2026-03-07T09:52:00Z" w16du:dateUtc="2026-03-07T17:52:00Z">
+      <w:del w:id="169" w:author="Mark Scheuerell" w:date="2026-03-07T09:52:00Z" w16du:dateUtc="2026-03-07T17:52:00Z">
         <w:r>
           <w:delText xml:space="preserve">a statistical comparison of </w:delText>
         </w:r>
@@ -7293,12 +7353,12 @@
       <w:r>
         <w:t xml:space="preserve">Indian River </w:t>
       </w:r>
-      <w:ins w:id="127" w:author="Mark Scheuerell" w:date="2026-03-07T09:54:00Z" w16du:dateUtc="2026-03-07T17:54:00Z">
+      <w:ins w:id="170" w:author="Mark Scheuerell" w:date="2026-03-07T09:54:00Z" w16du:dateUtc="2026-03-07T17:54:00Z">
         <w:r>
           <w:t xml:space="preserve">in even years are largely in line with </w:t>
         </w:r>
       </w:ins>
-      <w:del w:id="128" w:author="Mark Scheuerell" w:date="2026-03-07T09:54:00Z" w16du:dateUtc="2026-03-07T17:54:00Z">
+      <w:del w:id="171" w:author="Mark Scheuerell" w:date="2026-03-07T09:54:00Z" w16du:dateUtc="2026-03-07T17:54:00Z">
         <w:r>
           <w:delText xml:space="preserve">to ADFG’s pinks salmon </w:delText>
         </w:r>
@@ -7315,7 +7375,7 @@
       </w:r>
       <w:r>
         <w:rPr>
-          <w:rPrChange w:id="129" w:author="Mark Scheuerell" w:date="2026-03-07T09:55:00Z" w16du:dateUtc="2026-03-07T17:55:00Z">
+          <w:rPrChange w:id="172" w:author="Mark Scheuerell" w:date="2026-03-07T09:55:00Z" w16du:dateUtc="2026-03-07T17:55:00Z">
             <w:rPr>
               <w:i/>
               <w:iCs/>
@@ -7333,7 +7393,7 @@
       </w:r>
       <w:r>
         <w:rPr>
-          <w:rPrChange w:id="130" w:author="Mark Scheuerell" w:date="2026-03-07T09:55:00Z" w16du:dateUtc="2026-03-07T17:55:00Z">
+          <w:rPrChange w:id="173" w:author="Mark Scheuerell" w:date="2026-03-07T09:55:00Z" w16du:dateUtc="2026-03-07T17:55:00Z">
             <w:rPr>
               <w:i/>
               <w:iCs/>
@@ -7342,10 +7402,10 @@
         </w:rPr>
         <w:t>)</w:t>
       </w:r>
-      <w:ins w:id="131" w:author="Mark Scheuerell" w:date="2026-03-07T09:55:00Z" w16du:dateUtc="2026-03-07T17:55:00Z">
+      <w:ins w:id="174" w:author="Mark Scheuerell" w:date="2026-03-07T09:55:00Z" w16du:dateUtc="2026-03-07T17:55:00Z">
         <w:r>
           <w:rPr>
-            <w:rPrChange w:id="132" w:author="Mark Scheuerell" w:date="2026-03-07T09:55:00Z" w16du:dateUtc="2026-03-07T17:55:00Z">
+            <w:rPrChange w:id="175" w:author="Mark Scheuerell" w:date="2026-03-07T09:55:00Z" w16du:dateUtc="2026-03-07T17:55:00Z">
               <w:rPr>
                 <w:i/>
                 <w:iCs/>
@@ -7358,7 +7418,7 @@
           <w:t xml:space="preserve">as </w:t>
         </w:r>
       </w:ins>
-      <w:del w:id="133" w:author="Mark Scheuerell" w:date="2026-03-07T09:55:00Z" w16du:dateUtc="2026-03-07T17:55:00Z">
+      <w:del w:id="176" w:author="Mark Scheuerell" w:date="2026-03-07T09:55:00Z" w16du:dateUtc="2026-03-07T17:55:00Z">
         <w:r>
           <w:delText xml:space="preserve"> </w:delText>
         </w:r>
@@ -7369,7 +7429,7 @@
       <w:r>
         <w:t xml:space="preserve">odd-year runs are not in line with </w:t>
       </w:r>
-      <w:ins w:id="134" w:author="Mark Scheuerell" w:date="2026-03-07T09:56:00Z" w16du:dateUtc="2026-03-07T17:56:00Z">
+      <w:ins w:id="177" w:author="Mark Scheuerell" w:date="2026-03-07T09:56:00Z" w16du:dateUtc="2026-03-07T17:56:00Z">
         <w:r>
           <w:t xml:space="preserve">broader </w:t>
         </w:r>
@@ -7377,12 +7437,12 @@
       <w:r>
         <w:t xml:space="preserve">regional </w:t>
       </w:r>
-      <w:del w:id="135" w:author="Mark Scheuerell" w:date="2026-03-07T09:56:00Z" w16du:dateUtc="2026-03-07T17:56:00Z">
+      <w:del w:id="178" w:author="Mark Scheuerell" w:date="2026-03-07T09:56:00Z" w16du:dateUtc="2026-03-07T17:56:00Z">
         <w:r>
           <w:delText>expectations</w:delText>
         </w:r>
       </w:del>
-      <w:ins w:id="136" w:author="Mark Scheuerell" w:date="2026-03-07T09:56:00Z" w16du:dateUtc="2026-03-07T17:56:00Z">
+      <w:ins w:id="179" w:author="Mark Scheuerell" w:date="2026-03-07T09:56:00Z" w16du:dateUtc="2026-03-07T17:56:00Z">
         <w:r>
           <w:t>patterns</w:t>
         </w:r>
@@ -7390,28 +7450,24 @@
       <w:r>
         <w:t xml:space="preserve">. </w:t>
       </w:r>
-      <w:commentRangeEnd w:id="121"/>
+      <w:commentRangeEnd w:id="164"/>
       <w:r>
         <w:rPr>
           <w:rStyle w:val="CommentReference"/>
           <w:sz w:val="24"/>
           <w:szCs w:val="24"/>
         </w:rPr>
-        <w:commentReference w:id="121"/>
-      </w:r>
-      <w:r>
-        <w:t xml:space="preserve">Difference-in-difference modeling indicated that this difference may indeed be driven by Sheldon Jackson Hatchery operations, and the expansion of these operations in 2010 seems to have driven a significant </w:t>
-      </w:r>
-      <w:r>
-        <w:lastRenderedPageBreak/>
-        <w:t xml:space="preserve">increase in abundances for both even- and odd-year runs. While these results are compelling, they do not reveal the impact of hatchery releases on Indian River pink salmon abundances, only that abundances at Indian River post-2010 (and in the case of odd-year runs, post-1980) are higher than expected relative to the control group. </w:t>
-      </w:r>
-      <w:del w:id="137" w:author="Mark Scheuerell" w:date="2026-03-07T09:57:00Z" w16du:dateUtc="2026-03-07T17:57:00Z">
+        <w:commentReference w:id="164"/>
+      </w:r>
+      <w:r>
+        <w:t xml:space="preserve">Difference-in-difference modeling indicated that this difference may indeed be driven by Sheldon Jackson Hatchery operations, and the expansion of these operations in 2010 seems to have driven a significant increase in abundances for both even- and odd-year runs. While these results are compelling, they do not reveal the impact of hatchery releases on Indian River pink salmon abundances, only that abundances at Indian River post-2010 (and in the case of odd-year runs, post-1980) are higher than expected relative to the control group. </w:t>
+      </w:r>
+      <w:del w:id="180" w:author="Mark Scheuerell" w:date="2026-03-07T09:57:00Z" w16du:dateUtc="2026-03-07T17:57:00Z">
         <w:r>
           <w:delText>That effect is found through</w:delText>
         </w:r>
       </w:del>
-      <w:ins w:id="138" w:author="Mark Scheuerell" w:date="2026-03-07T09:57:00Z" w16du:dateUtc="2026-03-07T17:57:00Z">
+      <w:ins w:id="181" w:author="Mark Scheuerell" w:date="2026-03-07T09:57:00Z" w16du:dateUtc="2026-03-07T17:57:00Z">
         <w:r>
           <w:t>This finding was also consistent with</w:t>
         </w:r>
@@ -7419,17 +7475,17 @@
       <w:r>
         <w:t xml:space="preserve"> time series modeling of Indian River abundances and hatchery returns</w:t>
       </w:r>
-      <w:ins w:id="139" w:author="Mark Scheuerell" w:date="2026-03-07T09:57:00Z" w16du:dateUtc="2026-03-07T17:57:00Z">
+      <w:ins w:id="182" w:author="Mark Scheuerell" w:date="2026-03-07T09:57:00Z" w16du:dateUtc="2026-03-07T17:57:00Z">
         <w:r>
           <w:t xml:space="preserve">. Although </w:t>
         </w:r>
       </w:ins>
-      <w:ins w:id="140" w:author="Mark Scheuerell" w:date="2026-03-07T09:58:00Z" w16du:dateUtc="2026-03-07T17:58:00Z">
+      <w:ins w:id="183" w:author="Mark Scheuerell" w:date="2026-03-07T09:58:00Z" w16du:dateUtc="2026-03-07T17:58:00Z">
         <w:r>
           <w:t xml:space="preserve">I found </w:t>
         </w:r>
       </w:ins>
-      <w:del w:id="141" w:author="Mark Scheuerell" w:date="2026-03-07T09:58:00Z" w16du:dateUtc="2026-03-07T17:58:00Z">
+      <w:del w:id="184" w:author="Mark Scheuerell" w:date="2026-03-07T09:58:00Z" w16du:dateUtc="2026-03-07T17:58:00Z">
         <w:r>
           <w:delText xml:space="preserve">, and while this work finds </w:delText>
         </w:r>
@@ -7437,22 +7493,22 @@
       <w:r>
         <w:t xml:space="preserve">a significant effect of hatchery releases on Indian River </w:t>
       </w:r>
-      <w:ins w:id="142" w:author="Mark Scheuerell" w:date="2026-03-07T09:58:00Z" w16du:dateUtc="2026-03-07T17:58:00Z">
+      <w:ins w:id="185" w:author="Mark Scheuerell" w:date="2026-03-07T09:58:00Z" w16du:dateUtc="2026-03-07T17:58:00Z">
         <w:r>
           <w:t xml:space="preserve">adult </w:t>
         </w:r>
       </w:ins>
-      <w:del w:id="143" w:author="Mark Scheuerell" w:date="2026-03-07T09:58:00Z" w16du:dateUtc="2026-03-07T17:58:00Z">
+      <w:del w:id="186" w:author="Mark Scheuerell" w:date="2026-03-07T09:58:00Z" w16du:dateUtc="2026-03-07T17:58:00Z">
         <w:r>
           <w:delText>abundance</w:delText>
         </w:r>
       </w:del>
-      <w:ins w:id="144" w:author="Mark Scheuerell" w:date="2026-03-07T09:58:00Z" w16du:dateUtc="2026-03-07T17:58:00Z">
+      <w:ins w:id="187" w:author="Mark Scheuerell" w:date="2026-03-07T09:58:00Z" w16du:dateUtc="2026-03-07T17:58:00Z">
         <w:r>
           <w:t>numbers</w:t>
         </w:r>
       </w:ins>
-      <w:del w:id="145" w:author="Mark Scheuerell" w:date="2026-03-07T09:58:00Z" w16du:dateUtc="2026-03-07T17:58:00Z">
+      <w:del w:id="188" w:author="Mark Scheuerell" w:date="2026-03-07T09:58:00Z" w16du:dateUtc="2026-03-07T17:58:00Z">
         <w:r>
           <w:delText>s</w:delText>
         </w:r>
@@ -7468,18 +7524,18 @@
       <w:r>
         <w:tab/>
       </w:r>
-      <w:commentRangeStart w:id="146"/>
+      <w:commentRangeStart w:id="189"/>
       <w:r>
         <w:t xml:space="preserve">While it is not the aim of this work to be prescriptive, </w:t>
       </w:r>
-      <w:commentRangeEnd w:id="146"/>
+      <w:commentRangeEnd w:id="189"/>
       <w:r>
         <w:rPr>
           <w:rStyle w:val="CommentReference"/>
           <w:sz w:val="24"/>
           <w:szCs w:val="24"/>
         </w:rPr>
-        <w:commentReference w:id="146"/>
+        <w:commentReference w:id="189"/>
       </w:r>
       <w:r>
         <w:t xml:space="preserve">it is worth considering the implications of these findings and how they might inform the duties of park officials with respect to conservation. </w:t>
@@ -7487,7 +7543,7 @@
       <w:r>
         <w:t xml:space="preserve">In even years, Indian River salmon are not out of the ordinary relative to the wider region. While the expansion of hatchery releases in 2010 </w:t>
       </w:r>
-      <w:del w:id="147" w:author="Mark Scheuerell" w:date="2026-03-07T10:07:00Z" w16du:dateUtc="2026-03-07T18:07:00Z">
+      <w:del w:id="190" w:author="Mark Scheuerell" w:date="2026-03-07T10:07:00Z" w16du:dateUtc="2026-03-07T18:07:00Z">
         <w:r>
           <w:delText xml:space="preserve">is statistically shown to </w:delText>
         </w:r>
@@ -7495,7 +7551,7 @@
       <w:r>
         <w:t>coincide</w:t>
       </w:r>
-      <w:ins w:id="148" w:author="Mark Scheuerell" w:date="2026-03-07T10:07:00Z" w16du:dateUtc="2026-03-07T18:07:00Z">
+      <w:ins w:id="191" w:author="Mark Scheuerell" w:date="2026-03-07T10:07:00Z" w16du:dateUtc="2026-03-07T18:07:00Z">
         <w:r>
           <w:t>d with</w:t>
         </w:r>
@@ -7503,7 +7559,7 @@
       <w:r>
         <w:t xml:space="preserve"> an increase in the numbers of spawning pink salmon at Indian River, the effect of hatchery returns in the previous brood year on even-year pink salmon abundances are much lower than the effect of fish moving in the other direction. Taken together, </w:t>
       </w:r>
-      <w:del w:id="149" w:author="Mark Scheuerell" w:date="2026-03-07T10:07:00Z" w16du:dateUtc="2026-03-07T18:07:00Z">
+      <w:del w:id="192" w:author="Mark Scheuerell" w:date="2026-03-07T10:07:00Z" w16du:dateUtc="2026-03-07T18:07:00Z">
         <w:r>
           <w:delText xml:space="preserve">this suite of evidence makes </w:delText>
         </w:r>
@@ -7511,7 +7567,7 @@
       <w:r>
         <w:t>it seem</w:t>
       </w:r>
-      <w:ins w:id="150" w:author="Mark Scheuerell" w:date="2026-03-07T10:08:00Z" w16du:dateUtc="2026-03-07T18:08:00Z">
+      <w:ins w:id="193" w:author="Mark Scheuerell" w:date="2026-03-07T10:08:00Z" w16du:dateUtc="2026-03-07T18:08:00Z">
         <w:r>
           <w:t>s</w:t>
         </w:r>
@@ -7522,7 +7578,7 @@
       <w:r>
         <w:t xml:space="preserve">However, the analysis of odd-year runs tells a different story. </w:t>
       </w:r>
-      <w:del w:id="151" w:author="Mark Scheuerell" w:date="2026-03-07T10:09:00Z" w16du:dateUtc="2026-03-07T18:09:00Z">
+      <w:del w:id="194" w:author="Mark Scheuerell" w:date="2026-03-07T10:09:00Z" w16du:dateUtc="2026-03-07T18:09:00Z">
         <w:r>
           <w:delText xml:space="preserve">Odd-year runs at Indian River are found differ significantly from the expectation drawn from the wider region. </w:delText>
         </w:r>
@@ -7530,7 +7586,7 @@
       <w:r>
         <w:t>The effect</w:t>
       </w:r>
-      <w:ins w:id="152" w:author="Mark Scheuerell" w:date="2026-03-07T10:09:00Z" w16du:dateUtc="2026-03-07T18:09:00Z">
+      <w:ins w:id="195" w:author="Mark Scheuerell" w:date="2026-03-07T10:09:00Z" w16du:dateUtc="2026-03-07T18:09:00Z">
         <w:r>
           <w:t>s of</w:t>
         </w:r>
@@ -7538,37 +7594,37 @@
       <w:r>
         <w:t xml:space="preserve"> both the commencement and expansion of hatchery operations (1980 and 2010) </w:t>
       </w:r>
-      <w:del w:id="153" w:author="Mark Scheuerell" w:date="2026-03-07T10:09:00Z" w16du:dateUtc="2026-03-07T18:09:00Z">
+      <w:del w:id="196" w:author="Mark Scheuerell" w:date="2026-03-07T10:09:00Z" w16du:dateUtc="2026-03-07T18:09:00Z">
         <w:r>
           <w:delText xml:space="preserve">are shown to have </w:delText>
         </w:r>
       </w:del>
       <w:r>
-        <w:t xml:space="preserve">coincided with increases in the numbers of pink salmon at Indian River, above and beyond what was happening elsewhere in the region during those periods. Finally, </w:t>
-      </w:r>
-      <w:del w:id="154" w:author="Mark Scheuerell" w:date="2026-03-07T10:11:00Z" w16du:dateUtc="2026-03-07T18:11:00Z">
+        <w:t xml:space="preserve">coincided with increases in the numbers of </w:t>
+      </w:r>
+      <w:r>
+        <w:lastRenderedPageBreak/>
+        <w:t xml:space="preserve">pink salmon at Indian River, above and beyond what was happening elsewhere in the region during those periods. Finally, </w:t>
+      </w:r>
+      <w:del w:id="197" w:author="Mark Scheuerell" w:date="2026-03-07T10:11:00Z" w16du:dateUtc="2026-03-07T18:11:00Z">
         <w:r>
           <w:delText>while (like even-year runs),</w:delText>
         </w:r>
       </w:del>
-      <w:ins w:id="155" w:author="Mark Scheuerell" w:date="2026-03-07T10:11:00Z" w16du:dateUtc="2026-03-07T18:11:00Z">
+      <w:ins w:id="198" w:author="Mark Scheuerell" w:date="2026-03-07T10:11:00Z" w16du:dateUtc="2026-03-07T18:11:00Z">
         <w:r>
           <w:t>although</w:t>
         </w:r>
       </w:ins>
       <w:r>
-        <w:t xml:space="preserve"> the effect of hatchery returns in the </w:t>
-      </w:r>
-      <w:r>
-        <w:lastRenderedPageBreak/>
-        <w:t xml:space="preserve">previous brood year on even-year pink salmon abundances are lower than the effect of fish moving in the other direction, the difference in these effects is not as </w:t>
-      </w:r>
-      <w:del w:id="156" w:author="Mark Scheuerell" w:date="2026-03-07T10:11:00Z" w16du:dateUtc="2026-03-07T18:11:00Z">
+        <w:t xml:space="preserve"> the effect of hatchery returns in the previous brood year on even-year pink salmon abundances are lower than the effect of fish moving in the other direction, the difference in these effects is not as </w:t>
+      </w:r>
+      <w:del w:id="199" w:author="Mark Scheuerell" w:date="2026-03-07T10:11:00Z" w16du:dateUtc="2026-03-07T18:11:00Z">
         <w:r>
           <w:delText>great</w:delText>
         </w:r>
       </w:del>
-      <w:ins w:id="157" w:author="Mark Scheuerell" w:date="2026-03-07T10:11:00Z" w16du:dateUtc="2026-03-07T18:11:00Z">
+      <w:ins w:id="200" w:author="Mark Scheuerell" w:date="2026-03-07T10:11:00Z" w16du:dateUtc="2026-03-07T18:11:00Z">
         <w:r>
           <w:t>large</w:t>
         </w:r>
@@ -7576,12 +7632,12 @@
       <w:r>
         <w:t xml:space="preserve">, </w:t>
       </w:r>
-      <w:del w:id="158" w:author="Mark Scheuerell" w:date="2026-03-07T10:12:00Z" w16du:dateUtc="2026-03-07T18:12:00Z">
+      <w:del w:id="201" w:author="Mark Scheuerell" w:date="2026-03-07T10:12:00Z" w16du:dateUtc="2026-03-07T18:12:00Z">
         <w:r>
           <w:delText>meaning it is more likely that</w:delText>
         </w:r>
       </w:del>
-      <w:ins w:id="159" w:author="Mark Scheuerell" w:date="2026-03-07T10:12:00Z" w16du:dateUtc="2026-03-07T18:12:00Z">
+      <w:ins w:id="202" w:author="Mark Scheuerell" w:date="2026-03-07T10:12:00Z" w16du:dateUtc="2026-03-07T18:12:00Z">
         <w:r>
           <w:t>indicating</w:t>
         </w:r>
@@ -7589,12 +7645,12 @@
       <w:r>
         <w:t xml:space="preserve"> more fish from the hatchery </w:t>
       </w:r>
-      <w:del w:id="160" w:author="Mark Scheuerell" w:date="2026-03-07T10:12:00Z" w16du:dateUtc="2026-03-07T18:12:00Z">
+      <w:del w:id="203" w:author="Mark Scheuerell" w:date="2026-03-07T10:12:00Z" w16du:dateUtc="2026-03-07T18:12:00Z">
         <w:r>
           <w:delText>might be</w:delText>
         </w:r>
       </w:del>
-      <w:ins w:id="161" w:author="Mark Scheuerell" w:date="2026-03-07T10:12:00Z" w16du:dateUtc="2026-03-07T18:12:00Z">
+      <w:ins w:id="204" w:author="Mark Scheuerell" w:date="2026-03-07T10:12:00Z" w16du:dateUtc="2026-03-07T18:12:00Z">
         <w:r>
           <w:t>are</w:t>
         </w:r>
@@ -7620,7 +7676,7 @@
       <w:r>
         <w:t xml:space="preserve"> (recall that the original SJH broodstock for even years came from Indian River, while the broodstock for odd years was sourced from Starrigavan Creek). In any case, this work makes clear that limiting the number of SJH pink salmon moving into Indian River to spawn in odd years may be beneficial for maintaining the wild population in the park within their natural range of variation</w:t>
       </w:r>
-      <w:del w:id="162" w:author="Mark Scheuerell" w:date="2026-03-07T10:13:00Z" w16du:dateUtc="2026-03-07T18:13:00Z">
+      <w:del w:id="205" w:author="Mark Scheuerell" w:date="2026-03-07T10:13:00Z" w16du:dateUtc="2026-03-07T18:13:00Z">
         <w:r>
           <w:delText>, although how this might be accomplished is another question all together which falls outside the scope of this work</w:delText>
         </w:r>
@@ -7821,17 +7877,27 @@
         <w:ind w:left="720" w:hanging="720"/>
       </w:pPr>
       <w:r>
-        <w:t xml:space="preserve">Holmes, E. E., E. J. Ward, and K. Wills. 2012. MARSS: Multivariate Autoregressive State-space Models for Analyzing Time-series Data. </w:t>
+        <w:t>Heard, W. R. 1991. Life History of Pink Salmon (</w:t>
       </w:r>
       <w:r>
         <w:rPr>
           <w:i/>
           <w:iCs/>
         </w:rPr>
-        <w:t>The R Journal</w:t>
-      </w:r>
-      <w:r>
-        <w:t xml:space="preserve"> 4(1): 11-19.</w:t>
+        <w:t>Oncorhynchus gorbuscha</w:t>
+      </w:r>
+      <w:r>
+        <w:t xml:space="preserve">). Edited by Groot, C. and L. Margolis. </w:t>
+      </w:r>
+      <w:r>
+        <w:rPr>
+          <w:i/>
+          <w:iCs/>
+        </w:rPr>
+        <w:t xml:space="preserve">Pacific Salmon Life Histories </w:t>
+      </w:r>
+      <w:r>
+        <w:t xml:space="preserve">119-231.  UBC Press. </w:t>
       </w:r>
     </w:p>
     <w:p>
@@ -7840,17 +7906,17 @@
         <w:ind w:left="720" w:hanging="720"/>
       </w:pPr>
       <w:r>
-        <w:t xml:space="preserve">Jeschke, J. M., S. Bacher, T. M. Blackburn, J. T. A. Dick, F. Essl, T. Evans, M. Gaertner, P. E. Hulme, I. Kühn, A. Mrugala, J. Pergi, P. Pysek, W. Rabitsch, A. Ricciardi, D. M. Richardson, A. Sendek, M. Vilà, M. Winter, S. Kumschick. 2014. Defining the Impact of Non-Native Species. </w:t>
+        <w:t xml:space="preserve">Holmes, E. E., E. J. Ward, and K. Wills. 2012. MARSS: Multivariate Autoregressive State-space Models for Analyzing Time-series Data. </w:t>
       </w:r>
       <w:r>
         <w:rPr>
           <w:i/>
           <w:iCs/>
         </w:rPr>
-        <w:t>Conservation Biology</w:t>
-      </w:r>
-      <w:r>
-        <w:t xml:space="preserve"> 28(5): 1188-1194.</w:t>
+        <w:t>The R Journal</w:t>
+      </w:r>
+      <w:r>
+        <w:t xml:space="preserve"> 4(1): 11-19.</w:t>
       </w:r>
     </w:p>
     <w:p>
@@ -7859,17 +7925,17 @@
         <w:ind w:left="720" w:hanging="720"/>
       </w:pPr>
       <w:r>
-        <w:t xml:space="preserve">Knudsen, E. E., P. S. Rand, K. B. Gorman, D. R. Bernard, W. D. Templin. 2021. Hatchery-origin stray rates and total run characteristics for Pink Salmon and Chum Salmon returning to Prince William Sound, Alaska in 2013-2015. </w:t>
+        <w:t xml:space="preserve">Jeschke, J. M., S. Bacher, T. M. Blackburn, J. T. A. Dick, F. Essl, T. Evans, M. Gaertner, P. E. Hulme, I. Kühn, A. Mrugala, J. Pergi, P. Pysek, W. Rabitsch, A. Ricciardi, D. M. Richardson, A. Sendek, M. Vilà, M. Winter, S. Kumschick. 2014. Defining the Impact of Non-Native Species. </w:t>
       </w:r>
       <w:r>
         <w:rPr>
           <w:i/>
           <w:iCs/>
         </w:rPr>
-        <w:t xml:space="preserve">Marine and Coastal Fisheries </w:t>
-      </w:r>
-      <w:r>
-        <w:t>13(1): 41-68.</w:t>
+        <w:t>Conservation Biology</w:t>
+      </w:r>
+      <w:r>
+        <w:t xml:space="preserve"> 28(5): 1188-1194.</w:t>
       </w:r>
     </w:p>
     <w:p>
@@ -7878,23 +7944,43 @@
         <w:ind w:left="720" w:hanging="720"/>
       </w:pPr>
       <w:r>
-        <w:t>Manhard, C. V., J. E. Joyce, W. W. Smoker, and A. J. Gharrett. 2017. Ecological factors influencing lifetime productivity of pink salmon (</w:t>
+        <w:t xml:space="preserve">Knudsen, E. E., P. S. Rand, K. B. Gorman, D. R. Bernard, W. D. Templin. 2021. Hatchery-origin stray rates and total run characteristics for Pink Salmon and Chum Salmon returning to Prince William Sound, Alaska in 2013-2015. </w:t>
       </w:r>
       <w:r>
         <w:rPr>
           <w:i/>
           <w:iCs/>
         </w:rPr>
-        <w:t>Oncorhynchus gorbuscha</w:t>
-      </w:r>
-      <w:r>
-        <w:t xml:space="preserve">) in an Alaskan stream. </w:t>
+        <w:t xml:space="preserve">Marine and Coastal Fisheries </w:t>
+      </w:r>
+      <w:r>
+        <w:t>13(1): 41-68.</w:t>
+      </w:r>
+    </w:p>
+    <w:p>
+      <w:pPr>
+        <w:spacing w:line="240" w:lineRule="auto"/>
+        <w:ind w:left="720" w:hanging="720"/>
+      </w:pPr>
+      <w:r>
+        <w:lastRenderedPageBreak/>
+        <w:t>Manhard, C. V., J. E. Joyce, W. W. Smoker, and A. J. Gharrett. 2017. Ecological factors influencing lifetime productivity of pink salmon (</w:t>
       </w:r>
       <w:r>
         <w:rPr>
           <w:i/>
           <w:iCs/>
         </w:rPr>
+        <w:t>Oncorhynchus gorbuscha</w:t>
+      </w:r>
+      <w:r>
+        <w:t xml:space="preserve">) in an Alaskan stream. </w:t>
+      </w:r>
+      <w:r>
+        <w:rPr>
+          <w:i/>
+          <w:iCs/>
+        </w:rPr>
         <w:t>Canadian Journal of Fisheries and Aquatic Sciences</w:t>
       </w:r>
       <w:r>
@@ -7907,7 +7993,6 @@
         <w:ind w:left="720" w:hanging="720"/>
       </w:pPr>
       <w:r>
-        <w:lastRenderedPageBreak/>
         <w:t xml:space="preserve">Mantua, N. J., S. R. Hare, Y. Zhang, J. M. Wallace, and R. C. Francis. A Pacific Interdecadal Climate Oscillation with Impacts on Salmon Production. </w:t>
       </w:r>
       <w:r>
@@ -8335,7 +8420,7 @@
       </w:r>
     </w:p>
   </w:comment>
-  <w:comment w:id="38" w:author="Mark Scheuerell" w:date="2026-03-06T05:43:00Z" w:initials="s">
+  <w:comment w:id="83" w:author="Mark Scheuerell" w:date="2026-03-06T05:55:00Z" w:initials="s">
     <w:p>
       <w:pPr>
         <w:pStyle w:val="CommentText"/>
@@ -8347,11 +8432,11 @@
         <w:annotationRef/>
       </w:r>
       <w:r>
-        <w:t xml:space="preserve">The convention is to make factual statements first and then reference the figures parenthetically. </w:t>
+        <w:t>These feel reversed to me in that it’s best to lead with the rationale. It also seems to come as an afterthought. Instead, think about setting up all the things that are likely to affect abundance, which include parental escapement (also a function of straying) and environmental conditions. In the case of pink salmon, which spend very little time in freshwater as juveniles, you might expect that the ocean would be an important driver of overall year-class strength.</w:t>
       </w:r>
     </w:p>
   </w:comment>
-  <w:comment w:id="37" w:author="Mark Scheuerell" w:date="2026-03-06T05:44:00Z" w:initials="s">
+  <w:comment w:id="88" w:author="Mark Scheuerell" w:date="2026-03-06T05:59:00Z" w:initials="s">
     <w:p>
       <w:pPr>
         <w:pStyle w:val="CommentText"/>
@@ -8363,11 +8448,11 @@
         <w:annotationRef/>
       </w:r>
       <w:r>
-        <w:t>This feels like something one might say in a presentation, but it feels a bit “casual” here. I think you can just say that the park has seen an increase in numbers over time, which is concerning for the reasons stated above</w:t>
+        <w:t>What does this mean here?</w:t>
       </w:r>
     </w:p>
   </w:comment>
-  <w:comment w:id="44" w:author="Mark Scheuerell" w:date="2026-03-06T05:46:00Z" w:initials="s">
+  <w:comment w:id="89" w:author="Brian E McGreal" w:date="2026-03-26T11:20:00Z" w:initials="BM">
     <w:p>
       <w:pPr>
         <w:pStyle w:val="CommentText"/>
@@ -8379,11 +8464,11 @@
         <w:annotationRef/>
       </w:r>
       <w:r>
-        <w:t>This also reads like a proposal. I’d like to see a statement of the specific question(s), 1+ hypotheses as to why you think that, and then some predictions that could be tested via model fitting and comparisons.</w:t>
+        <w:t>Analyzing? I don’t see what’s wrong with parsing but I’m not married to it</w:t>
       </w:r>
     </w:p>
   </w:comment>
-  <w:comment w:id="45" w:author="Brian McGreal" w:date="2026-03-25T14:04:00Z" w:initials="BM">
+  <w:comment w:id="86" w:author="Mark Scheuerell" w:date="2026-03-06T05:59:00Z" w:initials="s">
     <w:p>
       <w:pPr>
         <w:pStyle w:val="CommentText"/>
@@ -8395,23 +8480,23 @@
         <w:annotationRef/>
       </w:r>
       <w:r>
-        <w:t>I think the new paragraph adequately addresses this note. Please let me know if you want me to more explicitly state the hypotheses being tested.</w:t>
+        <w:t>I like to introduce MARSS models in two parts: a process model for what we consider to be the true state of nature, and an observation model to deal with imperfect detection, sampling errors, etc.</w:t>
       </w:r>
     </w:p>
   </w:comment>
-  <w:comment w:id="48" w:author="Mark Scheuerell" w:date="2026-03-06T05:52:00Z" w:initials="s">
+  <w:comment w:id="91" w:author="Mark Scheuerell" w:date="2026-03-06T06:01:00Z" w:initials="s">
     <w:p>
       <w:pPr>
         <w:pStyle w:val="CommentText"/>
       </w:pPr>
       <w:r>
-        <w:t xml:space="preserve">I feel like two-sentence paragraph can work in journalism and other fields, but I think it’s best to think about how this could be folded in elsewhere, especially because the first sentence doesn’t really lend much here. For example, I would </w:t>
-      </w:r>
-      <w:r>
-        <w:t>shorten</w:t>
-      </w:r>
-      <w:r>
-        <w:t xml:space="preserve"> this to be:</w:t>
+        <w:rPr>
+          <w:rStyle w:val="CommentReference"/>
+        </w:rPr>
+        <w:annotationRef/>
+      </w:r>
+      <w:r>
+        <w:t>I think you can remove the labels here.</w:t>
       </w:r>
     </w:p>
     <w:p>
@@ -8424,11 +8509,15 @@
         <w:pStyle w:val="CommentText"/>
       </w:pPr>
       <w:r>
-        <w:t xml:space="preserve">“Each year </w:t>
-      </w:r>
-      <w:r>
-        <w:t>SJH reports the number of salmon juveniles reared and released, the number of hatchery-raised adult salmon which survive the marine environment, the hatchery’s contributions to common property commercial fisheries (as well as sport and subsistence fisheries), and numbers of adult fish which return to the hatchery and are taken as cost recovery or as broodstock.</w:t>
-      </w:r>
+        <w:t>You might also consider presenting these separately from one another and aligned with discussing the population (state/process) model and the obs model.</w:t>
+      </w:r>
+    </w:p>
+  </w:comment>
+  <w:comment w:id="92" w:author="Mark Scheuerell" w:date="2026-03-06T06:03:00Z" w:initials="s">
+    <w:p>
+      <w:pPr>
+        <w:pStyle w:val="CommentText"/>
+      </w:pPr>
       <w:r>
         <w:rPr>
           <w:rStyle w:val="CommentReference"/>
@@ -8436,11 +8525,11 @@
         <w:annotationRef/>
       </w:r>
       <w:r>
-        <w:t>”</w:t>
+        <w:t>“a” does not captured trends in the obs, but rather the degree of offset (intercept/level) between the state and obs.</w:t>
       </w:r>
     </w:p>
   </w:comment>
-  <w:comment w:id="49" w:author="Mark Scheuerell" w:date="2026-03-06T05:55:00Z" w:initials="s">
+  <w:comment w:id="96" w:author="Mark Scheuerell" w:date="2026-03-06T06:05:00Z" w:initials="s">
     <w:p>
       <w:pPr>
         <w:pStyle w:val="CommentText"/>
@@ -8452,11 +8541,11 @@
         <w:annotationRef/>
       </w:r>
       <w:r>
-        <w:t>These feel reversed to me in that it’s best to lead with the rationale. It also seems to come as an afterthought. Instead, think about setting up all the things that are likely to affect abundance, which include parental escapement (also a function of straying) and environmental conditions. In the case of pink salmon, which spend very little time in freshwater as juveniles, you might expect that the ocean would be an important driver of overall year-class strength.</w:t>
+        <w:t>It’s both the variance of the process errors and the (possible) covariance among them.</w:t>
       </w:r>
     </w:p>
   </w:comment>
-  <w:comment w:id="51" w:author="Mark Scheuerell" w:date="2026-03-06T05:59:00Z" w:initials="s">
+  <w:comment w:id="99" w:author="Mark Scheuerell" w:date="2026-03-06T06:06:00Z" w:initials="s">
     <w:p>
       <w:pPr>
         <w:pStyle w:val="CommentText"/>
@@ -8468,11 +8557,11 @@
         <w:annotationRef/>
       </w:r>
       <w:r>
-        <w:t>What does this mean here?</w:t>
+        <w:t>Set this up to reflect the different hypotheses and predictions you set up in the intro.</w:t>
       </w:r>
     </w:p>
   </w:comment>
-  <w:comment w:id="50" w:author="Mark Scheuerell" w:date="2026-03-06T05:59:00Z" w:initials="s">
+  <w:comment w:id="100" w:author="Mark Scheuerell" w:date="2026-03-06T06:07:00Z" w:initials="s">
     <w:p>
       <w:pPr>
         <w:pStyle w:val="CommentText"/>
@@ -8484,11 +8573,11 @@
         <w:annotationRef/>
       </w:r>
       <w:r>
-        <w:t>I like to introduce MARSS models in two parts: a process model for what we consider to be the true state of nature, and an observation model to deal with imperfect detection, sampling errors, etc.</w:t>
+        <w:t>These are statements about results and discussion and not methods.</w:t>
       </w:r>
     </w:p>
   </w:comment>
-  <w:comment w:id="52" w:author="Mark Scheuerell" w:date="2026-03-06T06:01:00Z" w:initials="s">
+  <w:comment w:id="101" w:author="Mark Scheuerell" w:date="2026-03-06T06:10:00Z" w:initials="s">
     <w:p>
       <w:pPr>
         <w:pStyle w:val="CommentText"/>
@@ -8500,7 +8589,7 @@
         <w:annotationRef/>
       </w:r>
       <w:r>
-        <w:t>I think you can remove the labels here.</w:t>
+        <w:t>This seems a bit muddled. If a question of interest is whether the abundance of Indian R salmon is much higher than others in the region, then it would seem that you’d not want to standardize everything and instead estimate and compare “a”. Standardizing everything will allow you to estimate whether the underlying states are same/different (ie, their trajectories over time), but it doesn’t speak to the mean popn size.</w:t>
       </w:r>
     </w:p>
     <w:p>
@@ -8513,11 +8602,11 @@
         <w:pStyle w:val="CommentText"/>
       </w:pPr>
       <w:r>
-        <w:t>You might also consider presenting these separately from one another and aligned with discussing the population (state/process) model and the obs model.</w:t>
+        <w:t>Also, you’re comparing MARSS fits via AICc, which  doesn’t involve a NHT or statements about “significance”.</w:t>
       </w:r>
     </w:p>
   </w:comment>
-  <w:comment w:id="53" w:author="Mark Scheuerell" w:date="2026-03-06T06:03:00Z" w:initials="s">
+  <w:comment w:id="102" w:author="Mark Scheuerell" w:date="2026-03-06T06:14:00Z" w:initials="s">
     <w:p>
       <w:pPr>
         <w:pStyle w:val="CommentText"/>
@@ -8529,11 +8618,27 @@
         <w:annotationRef/>
       </w:r>
       <w:r>
-        <w:t>“a” does not captured trends in the obs, but rather the degree of offset (intercept/level) between the state and obs.</w:t>
+        <w:t>I don’t think it’s necessary to explain how these tests work</w:t>
+      </w:r>
+      <w:r>
+        <w:t>. Rather, you can just assert that you used them and cite a good ref.</w:t>
+      </w:r>
+    </w:p>
+    <w:p>
+      <w:pPr>
+        <w:pStyle w:val="CommentText"/>
+      </w:pPr>
+    </w:p>
+    <w:p>
+      <w:pPr>
+        <w:pStyle w:val="CommentText"/>
+      </w:pPr>
+      <w:r>
+        <w:t>Also, note that you don’t have to first-difference a ts to remove a trend. You could instead include an explicit trend term in the model.</w:t>
       </w:r>
     </w:p>
   </w:comment>
-  <w:comment w:id="55" w:author="Mark Scheuerell" w:date="2026-03-06T06:05:00Z" w:initials="s">
+  <w:comment w:id="103" w:author="Mark Scheuerell" w:date="2026-03-06T06:17:00Z" w:initials="s">
     <w:p>
       <w:pPr>
         <w:pStyle w:val="CommentText"/>
@@ -8545,11 +8650,17 @@
         <w:annotationRef/>
       </w:r>
       <w:r>
-        <w:t>It’s both the variance of the process errors and the (possible) covariance among them.</w:t>
+        <w:t>This can also be done within the time series framework. For example, see</w:t>
+      </w:r>
+      <w:r>
+        <w:br/>
+      </w:r>
+      <w:r>
+        <w:t>https://onlinelibrary.wiley.com/doi/full/10.1002/ece3.1509</w:t>
       </w:r>
     </w:p>
   </w:comment>
-  <w:comment w:id="56" w:author="Mark Scheuerell" w:date="2026-03-06T06:06:00Z" w:initials="s">
+  <w:comment w:id="104" w:author="Mark Scheuerell" w:date="2026-03-06T06:18:00Z" w:initials="s">
     <w:p>
       <w:pPr>
         <w:pStyle w:val="CommentText"/>
@@ -8561,11 +8672,11 @@
         <w:annotationRef/>
       </w:r>
       <w:r>
-        <w:t>Set this up to reflect the different hypotheses and predictions you set up in the intro.</w:t>
+        <w:t>Do you include any? If not, I wouldn’t introduce this.</w:t>
       </w:r>
     </w:p>
   </w:comment>
-  <w:comment w:id="57" w:author="Mark Scheuerell" w:date="2026-03-06T06:07:00Z" w:initials="s">
+  <w:comment w:id="105" w:author="Mark Scheuerell" w:date="2026-03-06T06:19:00Z" w:initials="s">
     <w:p>
       <w:pPr>
         <w:pStyle w:val="CommentText"/>
@@ -8577,11 +8688,11 @@
         <w:annotationRef/>
       </w:r>
       <w:r>
-        <w:t>These are statements about results and discussion and not methods.</w:t>
+        <w:t>Try revising this to be in the first person (eg, “I assigned…”)</w:t>
       </w:r>
     </w:p>
   </w:comment>
-  <w:comment w:id="58" w:author="Mark Scheuerell" w:date="2026-03-06T06:10:00Z" w:initials="s">
+  <w:comment w:id="106" w:author="Mark Scheuerell" w:date="2026-03-06T06:21:00Z" w:initials="s">
     <w:p>
       <w:pPr>
         <w:pStyle w:val="CommentText"/>
@@ -8593,24 +8704,117 @@
         <w:annotationRef/>
       </w:r>
       <w:r>
-        <w:t>This seems a bit muddled. If a question of interest is whether the abundance of Indian R salmon is much higher than others in the region, then it would seem that you’d not want to standardize everything and instead estimate and compare “a”. Standardizing everything will allow you to estimate whether the underlying states are same/different (ie, their trajectories over time), but it doesn’t speak to the mean popn size.</w:t>
-      </w:r>
-    </w:p>
+        <w:t>It’s conventional to write the methods for a paper in the past tense because you’ve already done the work (as compared to a proposal)</w:t>
+      </w:r>
+    </w:p>
+  </w:comment>
+  <w:comment w:id="113" w:author="Mark Scheuerell" w:date="2026-03-06T06:22:00Z" w:initials="s">
     <w:p>
       <w:pPr>
         <w:pStyle w:val="CommentText"/>
       </w:pPr>
-    </w:p>
+      <w:r>
+        <w:rPr>
+          <w:rStyle w:val="CommentReference"/>
+        </w:rPr>
+        <w:annotationRef/>
+      </w:r>
+      <w:r>
+        <w:t>This seems repeated from the intro</w:t>
+      </w:r>
+    </w:p>
+  </w:comment>
+  <w:comment w:id="115" w:author="Mark Scheuerell" w:date="2026-03-06T06:23:00Z" w:initials="s">
     <w:p>
       <w:pPr>
         <w:pStyle w:val="CommentText"/>
       </w:pPr>
       <w:r>
-        <w:t>Also, you’re comparing MARSS fits via AICc, which  doesn’t involve a NHT or statements about “significance”.</w:t>
+        <w:t>(here and elsewhere) I don’t think of models as estimating things. Rather, the algorithm does the fitting/estimation</w:t>
+      </w:r>
+      <w:r>
+        <w:t>/ So, for example, here you might say,</w:t>
+      </w:r>
+    </w:p>
+    <w:p>
+      <w:pPr>
+        <w:pStyle w:val="CommentText"/>
+      </w:pPr>
+    </w:p>
+    <w:p>
+      <w:pPr>
+        <w:pStyle w:val="CommentText"/>
+      </w:pPr>
+      <w:r>
+        <w:t xml:space="preserve">“By specifying </w:t>
+      </w:r>
+      <w:r>
+        <w:rPr>
+          <w:rFonts w:ascii="MathJax_Math-italic" w:eastAsia="Times New Roman" w:hAnsi="MathJax_Math-italic" w:cs="Times New Roman"/>
+          <w:b/>
+          <w:bCs/>
+          <w:kern w:val="0"/>
+          <w:sz w:val="26"/>
+          <w:szCs w:val="26"/>
+          <w:bdr w:val="none" w:sz="0" w:space="0" w:color="auto" w:frame="1"/>
+          <w14:ligatures w14:val="none"/>
+        </w:rPr>
+        <w:t>B</w:t>
+      </w:r>
+      <w:r>
+        <w:t xml:space="preserve"> as a 2x2 matrix with four unique elements, </w:t>
+      </w:r>
+      <w:r>
+        <w:t>I estimated</w:t>
+      </w:r>
+      <w:r>
+        <w:rPr>
+          <w:rStyle w:val="CommentReference"/>
+        </w:rPr>
+        <w:annotationRef/>
+      </w:r>
+      <w:r>
+        <w:t xml:space="preserve"> the effect of the number of fish returning to each system in time step </w:t>
+      </w:r>
+      <w:r>
+        <w:rPr>
+          <w:rFonts w:ascii="MathJax_Math-italic" w:eastAsia="Times New Roman" w:hAnsi="MathJax_Math-italic" w:cs="Times New Roman"/>
+          <w:kern w:val="0"/>
+          <w:sz w:val="26"/>
+          <w:szCs w:val="26"/>
+          <w:bdr w:val="none" w:sz="0" w:space="0" w:color="auto" w:frame="1"/>
+          <w14:ligatures w14:val="none"/>
+        </w:rPr>
+        <w:t>t-1</w:t>
+      </w:r>
+      <w:r>
+        <w:t xml:space="preserve"> on the number of fish returning to each system in time step </w:t>
+      </w:r>
+      <w:r>
+        <w:rPr>
+          <w:rFonts w:ascii="MathJax_Math-italic" w:eastAsia="Times New Roman" w:hAnsi="MathJax_Math-italic" w:cs="Times New Roman"/>
+          <w:kern w:val="0"/>
+          <w:sz w:val="26"/>
+          <w:szCs w:val="26"/>
+          <w:bdr w:val="none" w:sz="0" w:space="0" w:color="auto" w:frame="1"/>
+          <w14:ligatures w14:val="none"/>
+        </w:rPr>
+        <w:t>t</w:t>
+      </w:r>
+      <w:r>
+        <w:rPr>
+          <w:rFonts w:ascii="MathJax_Math-italic" w:eastAsia="Times New Roman" w:hAnsi="MathJax_Math-italic" w:cs="Times New Roman"/>
+          <w:kern w:val="0"/>
+          <w:sz w:val="26"/>
+          <w:szCs w:val="26"/>
+          <w:bdr w:val="none" w:sz="0" w:space="0" w:color="auto" w:frame="1"/>
+          <w14:ligatures w14:val="none"/>
+        </w:rPr>
+        <w:t>.”</w:t>
       </w:r>
     </w:p>
   </w:comment>
-  <w:comment w:id="59" w:author="Mark Scheuerell" w:date="2026-03-06T06:14:00Z" w:initials="s">
+  <w:comment w:id="112" w:author="Mark Scheuerell" w:date="2026-03-06T06:28:00Z" w:initials="s">
     <w:p>
       <w:pPr>
         <w:pStyle w:val="CommentText"/>
@@ -8622,27 +8826,55 @@
         <w:annotationRef/>
       </w:r>
       <w:r>
-        <w:t>I don’t think it’s necessary to explain how these tests work</w:t>
-      </w:r>
-      <w:r>
-        <w:t>. Rather, you can just assert that you used them and cite a good ref.</w:t>
-      </w:r>
-    </w:p>
+        <w:t>Now that I read the following paragraph, I think these could be deleted.</w:t>
+      </w:r>
+    </w:p>
+  </w:comment>
+  <w:comment w:id="117" w:author="Mark Scheuerell" w:date="2026-03-06T06:28:00Z" w:initials="s">
     <w:p>
       <w:pPr>
         <w:pStyle w:val="CommentText"/>
       </w:pPr>
-    </w:p>
+      <w:r>
+        <w:rPr>
+          <w:rStyle w:val="CommentReference"/>
+        </w:rPr>
+        <w:annotationRef/>
+      </w:r>
+      <w:r>
+        <w:t xml:space="preserve">I know this writing style is common in econ (based on my experiences with Bill J), but I think </w:t>
+      </w:r>
+      <w:r>
+        <w:t>this type of sentence</w:t>
+      </w:r>
+      <w:r>
+        <w:t xml:space="preserve"> just restate</w:t>
+      </w:r>
+      <w:r>
+        <w:t>s</w:t>
+      </w:r>
+      <w:r>
+        <w:t xml:space="preserve"> the figure caption. Instead, I recommend making strong statements about the results and then referencing the figures parenthetically. </w:t>
+      </w:r>
+    </w:p>
+  </w:comment>
+  <w:comment w:id="118" w:author="Mark Scheuerell" w:date="2026-03-07T09:07:00Z" w:initials="s">
     <w:p>
       <w:pPr>
         <w:pStyle w:val="CommentText"/>
       </w:pPr>
       <w:r>
-        <w:t>Also, note that you don’t have to first-difference a ts to remove a trend. You could instead include an explicit trend term in the model.</w:t>
+        <w:rPr>
+          <w:rStyle w:val="CommentReference"/>
+        </w:rPr>
+        <w:annotationRef/>
+      </w:r>
+      <w:r>
+        <w:t>I’m not sure you can make these definitive statements based on z-scored data. I think you can speak in relative terms when comparing the estimated states. What do the raw data show with respect to actual densities (fish/km)?</w:t>
       </w:r>
     </w:p>
   </w:comment>
-  <w:comment w:id="60" w:author="Mark Scheuerell" w:date="2026-03-06T06:17:00Z" w:initials="s">
+  <w:comment w:id="119" w:author="Mark Scheuerell" w:date="2026-03-07T09:11:00Z" w:initials="s">
     <w:p>
       <w:pPr>
         <w:pStyle w:val="CommentText"/>
@@ -8654,17 +8886,11 @@
         <w:annotationRef/>
       </w:r>
       <w:r>
-        <w:t>This can also be done within the time series framework. For example, see</w:t>
-      </w:r>
-      <w:r>
-        <w:br/>
-      </w:r>
-      <w:r>
-        <w:t>https://onlinelibrary.wiley.com/doi/full/10.1002/ece3.1509</w:t>
+        <w:t>These statements also seem to be based on the z-scored states. If you want to stick with this, I think you’ll have to discuss differences in terms of SD’s (eg, “site 1 was ~2 SD’s greater than site 2”)</w:t>
       </w:r>
     </w:p>
   </w:comment>
-  <w:comment w:id="61" w:author="Mark Scheuerell" w:date="2026-03-06T06:18:00Z" w:initials="s">
+  <w:comment w:id="125" w:author="Mark Scheuerell" w:date="2026-03-07T09:14:00Z" w:initials="s">
     <w:p>
       <w:pPr>
         <w:pStyle w:val="CommentText"/>
@@ -8676,11 +8902,42 @@
         <w:annotationRef/>
       </w:r>
       <w:r>
-        <w:t>Do you include any? If not, I wouldn’t introduce this.</w:t>
+        <w:rPr>
+          <w:rStyle w:val="CommentReference"/>
+        </w:rPr>
+        <w:t>This level of differe</w:t>
+      </w:r>
+      <w:r>
+        <w:t>ncing is the discrete time equivalent of the 3</w:t>
+      </w:r>
+      <w:r>
+        <w:rPr>
+          <w:vertAlign w:val="superscript"/>
+        </w:rPr>
+        <w:t>rd</w:t>
+      </w:r>
+      <w:r>
+        <w:t xml:space="preserve"> derivative and I’m wondering what that means here</w:t>
+      </w:r>
+      <w:r>
+        <w:t>. Are you working with log-transformed or raw data?</w:t>
+      </w:r>
+    </w:p>
+    <w:p>
+      <w:pPr>
+        <w:pStyle w:val="CommentText"/>
+      </w:pPr>
+    </w:p>
+    <w:p>
+      <w:pPr>
+        <w:pStyle w:val="CommentText"/>
+      </w:pPr>
+      <w:r>
+        <w:t>Why not just fit a linear trend and then use the residuals? We talked about this in FISH 550 when discussing classical decomposition</w:t>
       </w:r>
     </w:p>
   </w:comment>
-  <w:comment w:id="62" w:author="Mark Scheuerell" w:date="2026-03-06T06:19:00Z" w:initials="s">
+  <w:comment w:id="126" w:author="Mark Scheuerell" w:date="2026-03-07T09:35:00Z" w:initials="s">
     <w:p>
       <w:pPr>
         <w:pStyle w:val="CommentText"/>
@@ -8692,11 +8949,11 @@
         <w:annotationRef/>
       </w:r>
       <w:r>
-        <w:t>Try revising this to be in the first person (eg, “I assigned…”)</w:t>
+        <w:t>Again, you need to consider what this differencing means with respect to interpretation.</w:t>
       </w:r>
     </w:p>
   </w:comment>
-  <w:comment w:id="63" w:author="Mark Scheuerell" w:date="2026-03-06T06:21:00Z" w:initials="s">
+  <w:comment w:id="127" w:author="Mark Scheuerell" w:date="2026-03-07T09:36:00Z" w:initials="s">
     <w:p>
       <w:pPr>
         <w:pStyle w:val="CommentText"/>
@@ -8708,11 +8965,11 @@
         <w:annotationRef/>
       </w:r>
       <w:r>
-        <w:t>It’s conventional to write the methods for a paper in the past tense because you’ve already done the work (as compared to a proposal)</w:t>
+        <w:t>Have you not also addressed this by comparing models where the IR is in/ex-cluded in the same state as the other sites (ie, 1- vs 2-state model)?</w:t>
       </w:r>
     </w:p>
   </w:comment>
-  <w:comment w:id="70" w:author="Mark Scheuerell" w:date="2026-03-06T06:22:00Z" w:initials="s">
+  <w:comment w:id="128" w:author="Mark Scheuerell" w:date="2026-03-07T09:39:00Z" w:initials="s">
     <w:p>
       <w:pPr>
         <w:pStyle w:val="CommentText"/>
@@ -8724,101 +8981,59 @@
         <w:annotationRef/>
       </w:r>
       <w:r>
-        <w:t>This seems repeated from the intro</w:t>
+        <w:t>This is all methods, not results. There’s no reason to bring them up again here</w:t>
       </w:r>
     </w:p>
   </w:comment>
-  <w:comment w:id="72" w:author="Mark Scheuerell" w:date="2026-03-06T06:23:00Z" w:initials="s">
+  <w:comment w:id="129" w:author="Mark Scheuerell" w:date="2026-03-07T09:40:00Z" w:initials="s">
     <w:p>
       <w:pPr>
         <w:pStyle w:val="CommentText"/>
       </w:pPr>
       <w:r>
-        <w:t>(here and elsewhere) I don’t think of models as estimating things. Rather, the algorithm does the fitting/estimation</w:t>
-      </w:r>
-      <w:r>
-        <w:t>/ So, for example, here you might say,</w:t>
-      </w:r>
-    </w:p>
+        <w:rPr>
+          <w:rStyle w:val="CommentReference"/>
+        </w:rPr>
+        <w:annotationRef/>
+      </w:r>
+      <w:r>
+        <w:t>This belongs in the methods, not results</w:t>
+      </w:r>
+    </w:p>
+  </w:comment>
+  <w:comment w:id="148" w:author="Mark Scheuerell" w:date="2026-03-07T09:43:00Z" w:initials="s">
     <w:p>
       <w:pPr>
         <w:pStyle w:val="CommentText"/>
       </w:pPr>
-    </w:p>
+      <w:r>
+        <w:rPr>
+          <w:rStyle w:val="CommentReference"/>
+        </w:rPr>
+        <w:annotationRef/>
+      </w:r>
+      <w:r>
+        <w:t>This all reads like methods</w:t>
+      </w:r>
+    </w:p>
+  </w:comment>
+  <w:comment w:id="149" w:author="Mark Scheuerell" w:date="2026-03-07T09:44:00Z" w:initials="s">
     <w:p>
       <w:pPr>
         <w:pStyle w:val="CommentText"/>
       </w:pPr>
       <w:r>
-        <w:t xml:space="preserve">“By specifying </w:t>
-      </w:r>
-      <w:r>
-        <w:rPr>
-          <w:rFonts w:ascii="MathJax_Math-italic" w:eastAsia="Times New Roman" w:hAnsi="MathJax_Math-italic" w:cs="Times New Roman"/>
-          <w:b/>
-          <w:bCs/>
-          <w:kern w:val="0"/>
-          <w:sz w:val="26"/>
-          <w:szCs w:val="26"/>
-          <w:bdr w:val="none" w:sz="0" w:space="0" w:color="auto" w:frame="1"/>
-          <w14:ligatures w14:val="none"/>
-        </w:rPr>
-        <w:t>B</w:t>
-      </w:r>
-      <w:r>
-        <w:t xml:space="preserve"> as a 2x2 matrix with four unique elements, </w:t>
-      </w:r>
-      <w:r>
-        <w:t>I estimated</w:t>
-      </w:r>
-      <w:r>
         <w:rPr>
           <w:rStyle w:val="CommentReference"/>
         </w:rPr>
         <w:annotationRef/>
       </w:r>
       <w:r>
-        <w:t xml:space="preserve"> the effect of the number of fish returning to each system in time step </w:t>
-      </w:r>
-      <w:r>
-        <w:rPr>
-          <w:rFonts w:ascii="MathJax_Math-italic" w:eastAsia="Times New Roman" w:hAnsi="MathJax_Math-italic" w:cs="Times New Roman"/>
-          <w:kern w:val="0"/>
-          <w:sz w:val="26"/>
-          <w:szCs w:val="26"/>
-          <w:bdr w:val="none" w:sz="0" w:space="0" w:color="auto" w:frame="1"/>
-          <w14:ligatures w14:val="none"/>
-        </w:rPr>
-        <w:t>t-1</w:t>
-      </w:r>
-      <w:r>
-        <w:t xml:space="preserve"> on the number of fish returning to each system in time step </w:t>
-      </w:r>
-      <w:r>
-        <w:rPr>
-          <w:rFonts w:ascii="MathJax_Math-italic" w:eastAsia="Times New Roman" w:hAnsi="MathJax_Math-italic" w:cs="Times New Roman"/>
-          <w:kern w:val="0"/>
-          <w:sz w:val="26"/>
-          <w:szCs w:val="26"/>
-          <w:bdr w:val="none" w:sz="0" w:space="0" w:color="auto" w:frame="1"/>
-          <w14:ligatures w14:val="none"/>
-        </w:rPr>
-        <w:t>t</w:t>
-      </w:r>
-      <w:r>
-        <w:rPr>
-          <w:rFonts w:ascii="MathJax_Math-italic" w:eastAsia="Times New Roman" w:hAnsi="MathJax_Math-italic" w:cs="Times New Roman"/>
-          <w:kern w:val="0"/>
-          <w:sz w:val="26"/>
-          <w:szCs w:val="26"/>
-          <w:bdr w:val="none" w:sz="0" w:space="0" w:color="auto" w:frame="1"/>
-          <w14:ligatures w14:val="none"/>
-        </w:rPr>
-        <w:t>.”</w:t>
+        <w:t>As mentioned, you don’t need to restate the figure captions in the text.</w:t>
       </w:r>
     </w:p>
   </w:comment>
-  <w:comment w:id="69" w:author="Mark Scheuerell" w:date="2026-03-06T06:28:00Z" w:initials="s">
+  <w:comment w:id="150" w:author="Mark Scheuerell" w:date="2026-03-07T09:47:00Z" w:initials="s">
     <w:p>
       <w:pPr>
         <w:pStyle w:val="CommentText"/>
@@ -8830,11 +9045,17 @@
         <w:annotationRef/>
       </w:r>
       <w:r>
-        <w:t>Now that I read the following paragraph, I think these could be deleted.</w:t>
+        <w:t xml:space="preserve">This is really cool and the stuff that the park </w:t>
+      </w:r>
+      <w:r>
+        <w:t>may</w:t>
+      </w:r>
+      <w:r>
+        <w:t xml:space="preserve"> be most interested in.</w:t>
       </w:r>
     </w:p>
   </w:comment>
-  <w:comment w:id="74" w:author="Mark Scheuerell" w:date="2026-03-06T06:28:00Z" w:initials="s">
+  <w:comment w:id="160" w:author="Mark Scheuerell" w:date="2026-03-07T10:13:00Z" w:initials="s">
     <w:p>
       <w:pPr>
         <w:pStyle w:val="CommentText"/>
@@ -8846,23 +9067,11 @@
         <w:annotationRef/>
       </w:r>
       <w:r>
-        <w:t xml:space="preserve">I know this writing style is common in econ (based on my experiences with Bill J), but I think </w:t>
-      </w:r>
-      <w:r>
-        <w:t>this type of sentence</w:t>
-      </w:r>
-      <w:r>
-        <w:t xml:space="preserve"> just restate</w:t>
-      </w:r>
-      <w:r>
-        <w:t>s</w:t>
-      </w:r>
-      <w:r>
-        <w:t xml:space="preserve"> the figure caption. Instead, I recommend making strong statements about the results and then referencing the figures parenthetically. </w:t>
+        <w:t>Recall that the discussion section is where you also frame your results within the broader literature, and I don’t see any citations to other work here. What sort of effects do hatcheries in other areas have? Are their differences among other species? Conservation hatcheries intentionally outplant juveniles to other areas they’d like them to return. Are there any lessons or comparisons to draw from those? You should also return to the non-salmon examples you bring up in the intro. Can we gain any insights from them or extend inference from this study to them?</w:t>
       </w:r>
     </w:p>
   </w:comment>
-  <w:comment w:id="75" w:author="Mark Scheuerell" w:date="2026-03-07T09:07:00Z" w:initials="s">
+  <w:comment w:id="161" w:author="Mark Scheuerell" w:date="2026-03-07T09:50:00Z" w:initials="s">
     <w:p>
       <w:pPr>
         <w:pStyle w:val="CommentText"/>
@@ -8874,11 +9083,11 @@
         <w:annotationRef/>
       </w:r>
       <w:r>
-        <w:t>I’m not sure you can make these definitive statements based on z-scored data. I think you can speak in relative terms when comparing the estimated states. What do the raw data show with respect to actual densities (fish/km)?</w:t>
+        <w:t>I’d move this lower down</w:t>
       </w:r>
     </w:p>
   </w:comment>
-  <w:comment w:id="76" w:author="Mark Scheuerell" w:date="2026-03-07T09:11:00Z" w:initials="s">
+  <w:comment w:id="162" w:author="Mark Scheuerell" w:date="2026-03-07T09:50:00Z" w:initials="s">
     <w:p>
       <w:pPr>
         <w:pStyle w:val="CommentText"/>
@@ -8890,11 +9099,17 @@
         <w:annotationRef/>
       </w:r>
       <w:r>
-        <w:t>These statements also seem to be based on the z-scored states. If you want to stick with this, I think you’ll have to discuss differences in terms of SD’s (eg, “site 1 was ~2 SD’s greater than site 2”)</w:t>
+        <w:rPr>
+          <w:rStyle w:val="CommentReference"/>
+        </w:rPr>
+        <w:t>V</w:t>
+      </w:r>
+      <w:r>
+        <w:t>ague statements like this don’t lend much (ie, changing how?)</w:t>
       </w:r>
     </w:p>
   </w:comment>
-  <w:comment w:id="82" w:author="Mark Scheuerell" w:date="2026-03-07T09:14:00Z" w:initials="s">
+  <w:comment w:id="163" w:author="Mark Scheuerell" w:date="2026-03-07T09:51:00Z" w:initials="s">
     <w:p>
       <w:pPr>
         <w:pStyle w:val="CommentText"/>
@@ -8906,246 +9121,27 @@
         <w:annotationRef/>
       </w:r>
       <w:r>
+        <w:t>This seems like justification for the approach, which belongs in the intro and methods.</w:t>
+      </w:r>
+    </w:p>
+  </w:comment>
+  <w:comment w:id="164" w:author="Mark Scheuerell" w:date="2026-03-07T09:52:00Z" w:initials="s">
+    <w:p>
+      <w:pPr>
+        <w:pStyle w:val="CommentText"/>
+      </w:pPr>
+      <w:r>
         <w:rPr>
           <w:rStyle w:val="CommentReference"/>
         </w:rPr>
-        <w:t>This level of differe</w:t>
-      </w:r>
-      <w:r>
-        <w:t>ncing is the discrete time equivalent of the 3</w:t>
-      </w:r>
-      <w:r>
-        <w:rPr>
-          <w:vertAlign w:val="superscript"/>
-        </w:rPr>
-        <w:t>rd</w:t>
-      </w:r>
-      <w:r>
-        <w:t xml:space="preserve"> derivative and I’m wondering what that means here</w:t>
-      </w:r>
-      <w:r>
-        <w:t>. Are you working with log-transformed or raw data?</w:t>
-      </w:r>
-    </w:p>
-    <w:p>
-      <w:pPr>
-        <w:pStyle w:val="CommentText"/>
-      </w:pPr>
-    </w:p>
-    <w:p>
-      <w:pPr>
-        <w:pStyle w:val="CommentText"/>
-      </w:pPr>
-      <w:r>
-        <w:t>Why not just fit a linear trend and then use the residuals? We talked about this in FISH 550 when discussing classical decomposition</w:t>
+        <w:annotationRef/>
+      </w:r>
+      <w:r>
+        <w:t>This would be a much better beginning to this section</w:t>
       </w:r>
     </w:p>
   </w:comment>
-  <w:comment w:id="83" w:author="Mark Scheuerell" w:date="2026-03-07T09:35:00Z" w:initials="s">
-    <w:p>
-      <w:pPr>
-        <w:pStyle w:val="CommentText"/>
-      </w:pPr>
-      <w:r>
-        <w:rPr>
-          <w:rStyle w:val="CommentReference"/>
-        </w:rPr>
-        <w:annotationRef/>
-      </w:r>
-      <w:r>
-        <w:t>Again, you need to consider what this differencing means with respect to interpretation.</w:t>
-      </w:r>
-    </w:p>
-  </w:comment>
-  <w:comment w:id="84" w:author="Mark Scheuerell" w:date="2026-03-07T09:36:00Z" w:initials="s">
-    <w:p>
-      <w:pPr>
-        <w:pStyle w:val="CommentText"/>
-      </w:pPr>
-      <w:r>
-        <w:rPr>
-          <w:rStyle w:val="CommentReference"/>
-        </w:rPr>
-        <w:annotationRef/>
-      </w:r>
-      <w:r>
-        <w:t>Have you not also addressed this by comparing models where the IR is in/ex-cluded in the same state as the other sites (ie, 1- vs 2-state model)?</w:t>
-      </w:r>
-    </w:p>
-  </w:comment>
-  <w:comment w:id="85" w:author="Mark Scheuerell" w:date="2026-03-07T09:39:00Z" w:initials="s">
-    <w:p>
-      <w:pPr>
-        <w:pStyle w:val="CommentText"/>
-      </w:pPr>
-      <w:r>
-        <w:rPr>
-          <w:rStyle w:val="CommentReference"/>
-        </w:rPr>
-        <w:annotationRef/>
-      </w:r>
-      <w:r>
-        <w:t>This is all methods, not results. There’s no reason to bring them up again here</w:t>
-      </w:r>
-    </w:p>
-  </w:comment>
-  <w:comment w:id="86" w:author="Mark Scheuerell" w:date="2026-03-07T09:40:00Z" w:initials="s">
-    <w:p>
-      <w:pPr>
-        <w:pStyle w:val="CommentText"/>
-      </w:pPr>
-      <w:r>
-        <w:rPr>
-          <w:rStyle w:val="CommentReference"/>
-        </w:rPr>
-        <w:annotationRef/>
-      </w:r>
-      <w:r>
-        <w:t>This belongs in the methods, not results</w:t>
-      </w:r>
-    </w:p>
-  </w:comment>
-  <w:comment w:id="105" w:author="Mark Scheuerell" w:date="2026-03-07T09:43:00Z" w:initials="s">
-    <w:p>
-      <w:pPr>
-        <w:pStyle w:val="CommentText"/>
-      </w:pPr>
-      <w:r>
-        <w:rPr>
-          <w:rStyle w:val="CommentReference"/>
-        </w:rPr>
-        <w:annotationRef/>
-      </w:r>
-      <w:r>
-        <w:t>This all reads like methods</w:t>
-      </w:r>
-    </w:p>
-  </w:comment>
-  <w:comment w:id="106" w:author="Mark Scheuerell" w:date="2026-03-07T09:44:00Z" w:initials="s">
-    <w:p>
-      <w:pPr>
-        <w:pStyle w:val="CommentText"/>
-      </w:pPr>
-      <w:r>
-        <w:rPr>
-          <w:rStyle w:val="CommentReference"/>
-        </w:rPr>
-        <w:annotationRef/>
-      </w:r>
-      <w:r>
-        <w:t>As mentioned, you don’t need to restate the figure captions in the text.</w:t>
-      </w:r>
-    </w:p>
-  </w:comment>
-  <w:comment w:id="107" w:author="Mark Scheuerell" w:date="2026-03-07T09:47:00Z" w:initials="s">
-    <w:p>
-      <w:pPr>
-        <w:pStyle w:val="CommentText"/>
-      </w:pPr>
-      <w:r>
-        <w:rPr>
-          <w:rStyle w:val="CommentReference"/>
-        </w:rPr>
-        <w:annotationRef/>
-      </w:r>
-      <w:r>
-        <w:t xml:space="preserve">This is really cool and the stuff that the park </w:t>
-      </w:r>
-      <w:r>
-        <w:t>may</w:t>
-      </w:r>
-      <w:r>
-        <w:t xml:space="preserve"> be most interested in.</w:t>
-      </w:r>
-    </w:p>
-  </w:comment>
-  <w:comment w:id="117" w:author="Mark Scheuerell" w:date="2026-03-07T10:13:00Z" w:initials="s">
-    <w:p>
-      <w:pPr>
-        <w:pStyle w:val="CommentText"/>
-      </w:pPr>
-      <w:r>
-        <w:rPr>
-          <w:rStyle w:val="CommentReference"/>
-        </w:rPr>
-        <w:annotationRef/>
-      </w:r>
-      <w:r>
-        <w:t>Recall that the discussion section is where you also frame your results within the broader literature, and I don’t see any citations to other work here. What sort of effects do hatcheries in other areas have? Are their differences among other species? Conservation hatcheries intentionally outplant juveniles to other areas they’d like them to return. Are there any lessons or comparisons to draw from those? You should also return to the non-salmon examples you bring up in the intro. Can we gain any insights from them or extend inference from this study to them?</w:t>
-      </w:r>
-    </w:p>
-  </w:comment>
-  <w:comment w:id="118" w:author="Mark Scheuerell" w:date="2026-03-07T09:50:00Z" w:initials="s">
-    <w:p>
-      <w:pPr>
-        <w:pStyle w:val="CommentText"/>
-      </w:pPr>
-      <w:r>
-        <w:rPr>
-          <w:rStyle w:val="CommentReference"/>
-        </w:rPr>
-        <w:annotationRef/>
-      </w:r>
-      <w:r>
-        <w:t>I’d move this lower down</w:t>
-      </w:r>
-    </w:p>
-  </w:comment>
-  <w:comment w:id="119" w:author="Mark Scheuerell" w:date="2026-03-07T09:50:00Z" w:initials="s">
-    <w:p>
-      <w:pPr>
-        <w:pStyle w:val="CommentText"/>
-      </w:pPr>
-      <w:r>
-        <w:rPr>
-          <w:rStyle w:val="CommentReference"/>
-        </w:rPr>
-        <w:annotationRef/>
-      </w:r>
-      <w:r>
-        <w:rPr>
-          <w:rStyle w:val="CommentReference"/>
-        </w:rPr>
-        <w:t>V</w:t>
-      </w:r>
-      <w:r>
-        <w:t>ague statements like this don’t lend much (ie, changing how?)</w:t>
-      </w:r>
-    </w:p>
-  </w:comment>
-  <w:comment w:id="120" w:author="Mark Scheuerell" w:date="2026-03-07T09:51:00Z" w:initials="s">
-    <w:p>
-      <w:pPr>
-        <w:pStyle w:val="CommentText"/>
-      </w:pPr>
-      <w:r>
-        <w:rPr>
-          <w:rStyle w:val="CommentReference"/>
-        </w:rPr>
-        <w:annotationRef/>
-      </w:r>
-      <w:r>
-        <w:t>This seems like justification for the approach, which belongs in the intro and methods.</w:t>
-      </w:r>
-    </w:p>
-  </w:comment>
-  <w:comment w:id="121" w:author="Mark Scheuerell" w:date="2026-03-07T09:52:00Z" w:initials="s">
-    <w:p>
-      <w:pPr>
-        <w:pStyle w:val="CommentText"/>
-      </w:pPr>
-      <w:r>
-        <w:rPr>
-          <w:rStyle w:val="CommentReference"/>
-        </w:rPr>
-        <w:annotationRef/>
-      </w:r>
-      <w:r>
-        <w:t>This would be a much better beginning to this section</w:t>
-      </w:r>
-    </w:p>
-  </w:comment>
-  <w:comment w:id="146" w:author="Mark Scheuerell" w:date="2026-03-07T09:59:00Z" w:initials="s">
+  <w:comment w:id="189" w:author="Mark Scheuerell" w:date="2026-03-07T09:59:00Z" w:initials="s">
     <w:p>
       <w:pPr>
         <w:pStyle w:val="CommentText"/>
@@ -9171,17 +9167,13 @@
   <w15:commentEx w15:paraId="3913DD12" w15:done="0"/>
   <w15:commentEx w15:paraId="13A7057A" w15:done="1"/>
   <w15:commentEx w15:paraId="61FC6D56" w15:done="0"/>
-  <w15:commentEx w15:paraId="21519842" w15:done="1"/>
-  <w15:commentEx w15:paraId="1B67AF8D" w15:done="1"/>
-  <w15:commentEx w15:paraId="3F979827" w15:done="0"/>
-  <w15:commentEx w15:paraId="5C37C011" w15:paraIdParent="3F979827" w15:done="0"/>
-  <w15:commentEx w15:paraId="3DFFB490" w15:done="0"/>
   <w15:commentEx w15:paraId="29393DD4" w15:done="0"/>
   <w15:commentEx w15:paraId="093C09C4" w15:done="0"/>
+  <w15:commentEx w15:paraId="0EDC7B17" w15:paraIdParent="093C09C4" w15:done="0"/>
   <w15:commentEx w15:paraId="0AE70832" w15:done="0"/>
   <w15:commentEx w15:paraId="5A1B743F" w15:done="0"/>
-  <w15:commentEx w15:paraId="034FBA21" w15:done="0"/>
-  <w15:commentEx w15:paraId="0EF54394" w15:done="0"/>
+  <w15:commentEx w15:paraId="034FBA21" w15:done="1"/>
+  <w15:commentEx w15:paraId="0EF54394" w15:done="1"/>
   <w15:commentEx w15:paraId="5711A22A" w15:done="0"/>
   <w15:commentEx w15:paraId="3181BC20" w15:done="0"/>
   <w15:commentEx w15:paraId="23096653" w15:done="0"/>
@@ -9232,13 +9224,9 @@
   <w16cex:commentExtensible w16cex:durableId="08D800E2" w16cex:dateUtc="2026-03-09T16:23:00Z"/>
   <w16cex:commentExtensible w16cex:durableId="514A7E96" w16cex:dateUtc="2026-03-06T13:39:00Z"/>
   <w16cex:commentExtensible w16cex:durableId="502D5DF3" w16cex:dateUtc="2026-03-24T23:49:00Z"/>
-  <w16cex:commentExtensible w16cex:durableId="7D6BA5A6" w16cex:dateUtc="2026-03-06T13:43:00Z"/>
-  <w16cex:commentExtensible w16cex:durableId="7B4C9F0E" w16cex:dateUtc="2026-03-06T13:44:00Z"/>
-  <w16cex:commentExtensible w16cex:durableId="40B74590" w16cex:dateUtc="2026-03-06T13:46:00Z"/>
-  <w16cex:commentExtensible w16cex:durableId="0D621EE0" w16cex:dateUtc="2026-03-25T21:04:00Z"/>
-  <w16cex:commentExtensible w16cex:durableId="2DFE8F85" w16cex:dateUtc="2026-03-06T13:52:00Z"/>
   <w16cex:commentExtensible w16cex:durableId="18FD047A" w16cex:dateUtc="2026-03-06T13:55:00Z"/>
   <w16cex:commentExtensible w16cex:durableId="40CB8F2C" w16cex:dateUtc="2026-03-06T13:59:00Z"/>
+  <w16cex:commentExtensible w16cex:durableId="392FCA84" w16cex:dateUtc="2026-03-26T18:20:00Z"/>
   <w16cex:commentExtensible w16cex:durableId="31337AE2" w16cex:dateUtc="2026-03-06T13:59:00Z"/>
   <w16cex:commentExtensible w16cex:durableId="29CE911A" w16cex:dateUtc="2026-03-06T14:01:00Z"/>
   <w16cex:commentExtensible w16cex:durableId="6FF5417E" w16cex:dateUtc="2026-03-06T14:03:00Z"/>
@@ -9281,13 +9269,9 @@
   <w16cid:commentId w16cid:paraId="3913DD12" w16cid:durableId="08D800E2"/>
   <w16cid:commentId w16cid:paraId="13A7057A" w16cid:durableId="514A7E96"/>
   <w16cid:commentId w16cid:paraId="61FC6D56" w16cid:durableId="502D5DF3"/>
-  <w16cid:commentId w16cid:paraId="21519842" w16cid:durableId="7D6BA5A6"/>
-  <w16cid:commentId w16cid:paraId="1B67AF8D" w16cid:durableId="7B4C9F0E"/>
-  <w16cid:commentId w16cid:paraId="3F979827" w16cid:durableId="40B74590"/>
-  <w16cid:commentId w16cid:paraId="5C37C011" w16cid:durableId="0D621EE0"/>
-  <w16cid:commentId w16cid:paraId="3DFFB490" w16cid:durableId="2DFE8F85"/>
   <w16cid:commentId w16cid:paraId="29393DD4" w16cid:durableId="18FD047A"/>
   <w16cid:commentId w16cid:paraId="093C09C4" w16cid:durableId="40CB8F2C"/>
+  <w16cid:commentId w16cid:paraId="0EDC7B17" w16cid:durableId="392FCA84"/>
   <w16cid:commentId w16cid:paraId="0AE70832" w16cid:durableId="31337AE2"/>
   <w16cid:commentId w16cid:paraId="5A1B743F" w16cid:durableId="29CE911A"/>
   <w16cid:commentId w16cid:paraId="034FBA21" w16cid:durableId="6FF5417E"/>

--- a/output/writing/DissertationChapter/Ch1_draft2.docx
+++ b/output/writing/DissertationChapter/Ch1_draft2.docx
@@ -2520,13 +2520,7 @@
         <w:t>t</w:t>
       </w:r>
       <w:r>
-        <w:t xml:space="preserve"> </w:t>
-      </w:r>
-      <w:r>
-        <w:t xml:space="preserve">represents </w:t>
-      </w:r>
-      <w:r>
-        <w:t xml:space="preserve">covariate data related to the sampling procedure, with </w:t>
+        <w:t xml:space="preserve"> represents covariate data related to the sampling procedure, with </w:t>
       </w:r>
       <w:r>
         <w:rPr>
@@ -2542,13 +2536,7 @@
         <w:t>D</w:t>
       </w:r>
       <w:r>
-        <w:t xml:space="preserve"> capturing the effect of </w:t>
-      </w:r>
-      <w:r>
-        <w:t>these</w:t>
-      </w:r>
-      <w:r>
-        <w:t xml:space="preserve"> covariates. </w:t>
+        <w:t xml:space="preserve"> capturing the effect of these covariates. </w:t>
       </w:r>
     </w:p>
     <w:p>
@@ -2557,10 +2545,7 @@
         <w:ind w:firstLine="720"/>
       </w:pPr>
       <w:r>
-        <w:t xml:space="preserve">The observation equation is linked to the autoregressive process equation through the estimates of underlying states </w:t>
-      </w:r>
-      <w:r>
-        <w:t>(</w:t>
+        <w:t>The observation equation is linked to the autoregressive process equation through the estimates of underlying states (</w:t>
       </w:r>
       <w:r>
         <w:rPr>
@@ -2590,10 +2575,7 @@
         <w:t>t</w:t>
       </w:r>
       <w:r>
-        <w:t>)</w:t>
-      </w:r>
-      <w:r>
-        <w:t xml:space="preserve">. </w:t>
+        <w:t xml:space="preserve">). </w:t>
       </w:r>
       <w:r>
         <w:t xml:space="preserve">The process equation connects time steps in state processes by estimating terms for both </w:t>
@@ -3001,10 +2983,7 @@
         <w:spacing w:after="0" w:line="480" w:lineRule="auto"/>
       </w:pPr>
       <w:r>
-        <w:t>Here</w:t>
-      </w:r>
-      <w:r>
-        <w:t xml:space="preserve">, </w:t>
+        <w:t xml:space="preserve">Here, </w:t>
       </w:r>
       <w:r>
         <w:rPr>
@@ -3196,13 +3175,7 @@
         <w:t>Q</w:t>
       </w:r>
       <w:r>
-        <w:t>.</w:t>
-      </w:r>
-      <w:r>
-        <w:t xml:space="preserve"> </w:t>
-      </w:r>
-      <w:r>
-        <w:t xml:space="preserve">Finally, </w:t>
+        <w:t xml:space="preserve">. Finally, </w:t>
       </w:r>
       <w:r>
         <w:rPr>
@@ -3232,10 +3205,7 @@
         <w:t>t</w:t>
       </w:r>
       <w:r>
-        <w:t xml:space="preserve"> </w:t>
-      </w:r>
-      <w:r>
-        <w:t xml:space="preserve">and </w:t>
+        <w:t xml:space="preserve"> and </w:t>
       </w:r>
       <w:r>
         <w:rPr>
@@ -3251,22 +3221,7 @@
         <w:t>C</w:t>
       </w:r>
       <w:r>
-        <w:t xml:space="preserve"> </w:t>
-      </w:r>
-      <w:r>
-        <w:t>respectively</w:t>
-      </w:r>
-      <w:r>
-        <w:t xml:space="preserve"> represent </w:t>
-      </w:r>
-      <w:r>
-        <w:t xml:space="preserve">covariate data related to the state </w:t>
-      </w:r>
-      <w:r>
-        <w:t xml:space="preserve">process and </w:t>
-      </w:r>
-      <w:r>
-        <w:t>the effect of said covariates.</w:t>
+        <w:t xml:space="preserve"> respectively represent covariate data related to the state process and the effect of said covariates.</w:t>
       </w:r>
     </w:p>
     <w:p>
@@ -3428,10 +3383,7 @@
         <w:t xml:space="preserve">and </w:t>
       </w:r>
       <w:r>
-        <w:t>may</w:t>
-      </w:r>
-      <w:r>
-        <w:t xml:space="preserve"> </w:t>
+        <w:t xml:space="preserve">may </w:t>
       </w:r>
       <w:r>
         <w:t xml:space="preserve">be written to </w:t>
@@ -4295,19 +4247,7 @@
         <w:t xml:space="preserve">, a criterion which </w:t>
       </w:r>
       <w:r>
-        <w:t xml:space="preserve">is well suited for evaluating models fitted on relatively sparse data (i.e., the </w:t>
-      </w:r>
-      <w:r>
-        <w:t xml:space="preserve">small number of </w:t>
-      </w:r>
-      <w:r>
-        <w:t xml:space="preserve">observations at </w:t>
-      </w:r>
-      <w:r>
-        <w:t>Indian River</w:t>
-      </w:r>
-      <w:r>
-        <w:t>) (Burnham et al. 2010)</w:t>
+        <w:t>is well suited for evaluating models fitted on relatively sparse data (i.e., the small number of observations at Indian River) (Burnham et al. 2010)</w:t>
       </w:r>
       <w:r>
         <w:t>.</w:t>
@@ -4994,23 +4934,7 @@
         <w:ind w:firstLine="360"/>
       </w:pPr>
       <w:r>
-        <w:t xml:space="preserve">This research applies a </w:t>
-      </w:r>
-      <w:commentRangeStart w:id="36"/>
-      <w:r>
-        <w:t xml:space="preserve">DD framework </w:t>
-      </w:r>
-      <w:r>
-        <w:t xml:space="preserve">to </w:t>
-      </w:r>
-      <w:r>
-        <w:t>MARSS model</w:t>
-      </w:r>
-      <w:r>
-        <w:t>s</w:t>
-      </w:r>
-      <w:r>
-        <w:t xml:space="preserve"> in order to once again control for observation error and to capture the autoregressive behavior of the underlying state processes. The indicator variables described above are included as covariate data in the process equation (</w:t>
+        <w:t>This research applies a DD framework to MARSS models in order to once again control for observation error and to capture the autoregressive behavior of the underlying state processes. The indicator variables described above are included as covariate data in the process equation (</w:t>
       </w:r>
       <w:r>
         <w:rPr>
@@ -5144,7 +5068,357 @@
         <w:t>north southeast (outside)</w:t>
       </w:r>
       <w:r>
-        <w:t xml:space="preserve"> index streams form the control group. The treatment period is defined as post-1980, which allows hatchery operations for a couple of brood years to ramp up. </w:t>
+        <w:t xml:space="preserve"> index streams form the control group. The treatment period is defined as post-1980, which allows hatchery operations for a couple of brood years to ramp up. A separate specification of the DD model includes an indicator variable related to periods pre- and post-2010, to assess the impact of heightened pink salmon production. Models are specified including additional covariates to further isolate the effect of interest, controlling for observer, for PDO, for both, and for neither. These competing specifications are evaluated for best fit using AICc. </w:t>
+      </w:r>
+    </w:p>
+    <w:p>
+      <w:pPr>
+        <w:spacing w:after="0" w:line="480" w:lineRule="auto"/>
+        <w:ind w:firstLine="360"/>
+      </w:pPr>
+      <w:r>
+        <w:t>To ensure that the parallel trends assumption holds between treatment and control groups during the pre-treatment period, event studies are undertaken on the best fit models</w:t>
+      </w:r>
+      <w:r>
+        <w:t xml:space="preserve">. </w:t>
+      </w:r>
+      <w:r>
+        <w:t>S</w:t>
+      </w:r>
+      <w:r>
+        <w:t>imple linear models are structured to isolate the effect of Indian River on pink salmon abundances during pre-treatment periods, as illustrated below:</w:t>
+      </w:r>
+    </w:p>
+    <w:p>
+      <w:pPr>
+        <w:spacing w:after="0" w:line="480" w:lineRule="auto"/>
+      </w:pPr>
+    </w:p>
+    <w:p>
+      <w:pPr>
+        <w:spacing w:after="0" w:line="480" w:lineRule="auto"/>
+        <w:jc w:val="center"/>
+        <w:rPr>
+          <w:rFonts w:ascii="Times New Roman" w:eastAsia="Times New Roman" w:hAnsi="Times New Roman" w:cs="Times New Roman"/>
+          <w:kern w:val="0"/>
+          <w:sz w:val="26"/>
+          <w:szCs w:val="26"/>
+          <w14:ligatures w14:val="none"/>
+        </w:rPr>
+      </w:pPr>
+      <w:r>
+        <w:rPr>
+          <w:rFonts w:ascii="MathJax_Math-italic" w:eastAsia="Times New Roman" w:hAnsi="MathJax_Math-italic" w:cs="Times New Roman"/>
+          <w:kern w:val="0"/>
+          <w:sz w:val="26"/>
+          <w:szCs w:val="26"/>
+          <w:bdr w:val="none" w:sz="0" w:space="0" w:color="auto" w:frame="1"/>
+          <w14:ligatures w14:val="none"/>
+        </w:rPr>
+        <w:t>y</w:t>
+      </w:r>
+      <w:r>
+        <w:rPr>
+          <w:rFonts w:ascii="MathJax_Math-italic" w:eastAsia="Times New Roman" w:hAnsi="MathJax_Math-italic" w:cs="Times New Roman"/>
+          <w:kern w:val="0"/>
+          <w:sz w:val="26"/>
+          <w:szCs w:val="26"/>
+          <w:bdr w:val="none" w:sz="0" w:space="0" w:color="auto" w:frame="1"/>
+          <w:vertAlign w:val="subscript"/>
+          <w14:ligatures w14:val="none"/>
+        </w:rPr>
+        <w:t>i,t</w:t>
+      </w:r>
+      <w:r>
+        <w:rPr>
+          <w:rFonts w:ascii="MathJax_Math-italic" w:eastAsia="Times New Roman" w:hAnsi="MathJax_Math-italic" w:cs="Times New Roman"/>
+          <w:kern w:val="0"/>
+          <w:sz w:val="26"/>
+          <w:szCs w:val="26"/>
+          <w:bdr w:val="none" w:sz="0" w:space="0" w:color="auto" w:frame="1"/>
+          <w14:ligatures w14:val="none"/>
+        </w:rPr>
+        <w:t xml:space="preserve"> </w:t>
+      </w:r>
+      <w:r>
+        <w:rPr>
+          <w:rFonts w:ascii="MathJax_Main" w:eastAsia="Times New Roman" w:hAnsi="MathJax_Main" w:cs="Times New Roman"/>
+          <w:kern w:val="0"/>
+          <w:sz w:val="26"/>
+          <w:szCs w:val="26"/>
+          <w:bdr w:val="none" w:sz="0" w:space="0" w:color="auto" w:frame="1"/>
+          <w14:ligatures w14:val="none"/>
+        </w:rPr>
+        <w:t xml:space="preserve">= </w:t>
+      </w:r>
+      <w:r>
+        <w:rPr>
+          <w:rFonts w:ascii="MathJax_Math-italic" w:eastAsia="Times New Roman" w:hAnsi="MathJax_Math-italic" w:cs="Times New Roman"/>
+          <w:kern w:val="0"/>
+          <w:sz w:val="26"/>
+          <w:szCs w:val="26"/>
+          <w:bdr w:val="none" w:sz="0" w:space="0" w:color="auto" w:frame="1"/>
+          <w14:ligatures w14:val="none"/>
+        </w:rPr>
+        <w:t>β</w:t>
+      </w:r>
+      <w:r>
+        <w:rPr>
+          <w:rFonts w:ascii="MathJax_Math-italic" w:eastAsia="Times New Roman" w:hAnsi="MathJax_Math-italic" w:cs="Times New Roman"/>
+          <w:kern w:val="0"/>
+          <w:sz w:val="26"/>
+          <w:szCs w:val="26"/>
+          <w:bdr w:val="none" w:sz="0" w:space="0" w:color="auto" w:frame="1"/>
+          <w:vertAlign w:val="subscript"/>
+          <w14:ligatures w14:val="none"/>
+        </w:rPr>
+        <w:t>0</w:t>
+      </w:r>
+      <w:r>
+        <w:rPr>
+          <w:rFonts w:ascii="MathJax_Main" w:eastAsia="Times New Roman" w:hAnsi="MathJax_Main" w:cs="Times New Roman"/>
+          <w:kern w:val="0"/>
+          <w:sz w:val="26"/>
+          <w:szCs w:val="26"/>
+          <w:bdr w:val="none" w:sz="0" w:space="0" w:color="auto" w:frame="1"/>
+          <w14:ligatures w14:val="none"/>
+        </w:rPr>
+        <w:t xml:space="preserve"> + </w:t>
+      </w:r>
+      <w:r>
+        <w:rPr>
+          <w:rFonts w:ascii="MathJax_Math-italic" w:eastAsia="Times New Roman" w:hAnsi="MathJax_Math-italic" w:cs="Times New Roman"/>
+          <w:kern w:val="0"/>
+          <w:sz w:val="26"/>
+          <w:szCs w:val="26"/>
+          <w:bdr w:val="none" w:sz="0" w:space="0" w:color="auto" w:frame="1"/>
+          <w14:ligatures w14:val="none"/>
+        </w:rPr>
+        <w:t>β</w:t>
+      </w:r>
+      <w:r>
+        <w:rPr>
+          <w:rFonts w:ascii="MathJax_Math-italic" w:eastAsia="Times New Roman" w:hAnsi="MathJax_Math-italic" w:cs="Times New Roman"/>
+          <w:kern w:val="0"/>
+          <w:sz w:val="26"/>
+          <w:szCs w:val="26"/>
+          <w:bdr w:val="none" w:sz="0" w:space="0" w:color="auto" w:frame="1"/>
+          <w:vertAlign w:val="subscript"/>
+          <w14:ligatures w14:val="none"/>
+        </w:rPr>
+        <w:t>1</w:t>
+      </w:r>
+      <w:r>
+        <w:rPr>
+          <w:rFonts w:ascii="MathJax_Math-italic" w:eastAsia="Times New Roman" w:hAnsi="MathJax_Math-italic" w:cs="Times New Roman"/>
+          <w:kern w:val="0"/>
+          <w:sz w:val="26"/>
+          <w:szCs w:val="26"/>
+          <w:bdr w:val="none" w:sz="0" w:space="0" w:color="auto" w:frame="1"/>
+          <w14:ligatures w14:val="none"/>
+        </w:rPr>
+        <w:t>D</w:t>
+      </w:r>
+      <w:r>
+        <w:rPr>
+          <w:rFonts w:ascii="MathJax_Math-italic" w:eastAsia="Times New Roman" w:hAnsi="MathJax_Math-italic" w:cs="Times New Roman"/>
+          <w:kern w:val="0"/>
+          <w:sz w:val="26"/>
+          <w:szCs w:val="26"/>
+          <w:bdr w:val="none" w:sz="0" w:space="0" w:color="auto" w:frame="1"/>
+          <w:vertAlign w:val="subscript"/>
+          <w14:ligatures w14:val="none"/>
+        </w:rPr>
+        <w:t xml:space="preserve">Indian River </w:t>
+      </w:r>
+      <w:r>
+        <w:rPr>
+          <w:rFonts w:ascii="MathJax_Main" w:eastAsia="Times New Roman" w:hAnsi="MathJax_Main" w:cs="Times New Roman"/>
+          <w:kern w:val="0"/>
+          <w:sz w:val="26"/>
+          <w:szCs w:val="26"/>
+          <w:bdr w:val="none" w:sz="0" w:space="0" w:color="auto" w:frame="1"/>
+          <w14:ligatures w14:val="none"/>
+        </w:rPr>
+        <w:t>+</w:t>
+      </w:r>
+      <w:r>
+        <w:rPr>
+          <w:rFonts w:ascii="MathJax_Main" w:eastAsia="Times New Roman" w:hAnsi="MathJax_Main" w:cs="Times New Roman"/>
+          <w:kern w:val="0"/>
+          <w:sz w:val="26"/>
+          <w:szCs w:val="26"/>
+          <w:bdr w:val="none" w:sz="0" w:space="0" w:color="auto" w:frame="1"/>
+          <w14:ligatures w14:val="none"/>
+        </w:rPr>
+        <w:t xml:space="preserve"> </w:t>
+      </w:r>
+      <w:r>
+        <w:rPr>
+          <w:rFonts w:ascii="MathJax_Math-italic" w:eastAsia="Times New Roman" w:hAnsi="MathJax_Math-italic" w:cs="Times New Roman"/>
+          <w:kern w:val="0"/>
+          <w:sz w:val="26"/>
+          <w:szCs w:val="26"/>
+          <w:bdr w:val="none" w:sz="0" w:space="0" w:color="auto" w:frame="1"/>
+          <w14:ligatures w14:val="none"/>
+        </w:rPr>
+        <w:t>e</w:t>
+      </w:r>
+      <w:r>
+        <w:rPr>
+          <w:rFonts w:ascii="MathJax_Math-italic" w:eastAsia="Times New Roman" w:hAnsi="MathJax_Math-italic" w:cs="Times New Roman"/>
+          <w:kern w:val="0"/>
+          <w:sz w:val="26"/>
+          <w:szCs w:val="26"/>
+          <w:bdr w:val="none" w:sz="0" w:space="0" w:color="auto" w:frame="1"/>
+          <w:vertAlign w:val="subscript"/>
+          <w14:ligatures w14:val="none"/>
+        </w:rPr>
+        <w:t>i,t</w:t>
+      </w:r>
+    </w:p>
+    <w:p>
+      <w:pPr>
+        <w:spacing w:after="0" w:line="480" w:lineRule="auto"/>
+      </w:pPr>
+    </w:p>
+    <w:p>
+      <w:pPr>
+        <w:spacing w:after="0" w:line="480" w:lineRule="auto"/>
+      </w:pPr>
+      <w:r>
+        <w:lastRenderedPageBreak/>
+        <w:t xml:space="preserve">Here, the variable </w:t>
+      </w:r>
+      <w:r>
+        <w:rPr>
+          <w:rFonts w:ascii="MathJax_Math-italic" w:eastAsia="Times New Roman" w:hAnsi="MathJax_Math-italic" w:cs="Times New Roman"/>
+          <w:kern w:val="0"/>
+          <w:sz w:val="26"/>
+          <w:szCs w:val="26"/>
+          <w:bdr w:val="none" w:sz="0" w:space="0" w:color="auto" w:frame="1"/>
+          <w14:ligatures w14:val="none"/>
+        </w:rPr>
+        <w:t>D</w:t>
+      </w:r>
+      <w:r>
+        <w:rPr>
+          <w:rFonts w:ascii="MathJax_Math-italic" w:eastAsia="Times New Roman" w:hAnsi="MathJax_Math-italic" w:cs="Times New Roman"/>
+          <w:kern w:val="0"/>
+          <w:sz w:val="26"/>
+          <w:szCs w:val="26"/>
+          <w:bdr w:val="none" w:sz="0" w:space="0" w:color="auto" w:frame="1"/>
+          <w:vertAlign w:val="subscript"/>
+          <w14:ligatures w14:val="none"/>
+        </w:rPr>
+        <w:t xml:space="preserve">Indian River </w:t>
+      </w:r>
+      <w:r>
+        <w:t>indicates whether or not an observation was taken at Indian River (</w:t>
+      </w:r>
+      <w:r>
+        <w:rPr>
+          <w:rFonts w:ascii="MathJax_Math-italic" w:eastAsia="Times New Roman" w:hAnsi="MathJax_Math-italic" w:cs="Times New Roman"/>
+          <w:kern w:val="0"/>
+          <w:sz w:val="26"/>
+          <w:szCs w:val="26"/>
+          <w:bdr w:val="none" w:sz="0" w:space="0" w:color="auto" w:frame="1"/>
+          <w14:ligatures w14:val="none"/>
+        </w:rPr>
+        <w:t>D</w:t>
+      </w:r>
+      <w:r>
+        <w:rPr>
+          <w:rFonts w:ascii="MathJax_Math-italic" w:eastAsia="Times New Roman" w:hAnsi="MathJax_Math-italic" w:cs="Times New Roman"/>
+          <w:kern w:val="0"/>
+          <w:sz w:val="26"/>
+          <w:szCs w:val="26"/>
+          <w:bdr w:val="none" w:sz="0" w:space="0" w:color="auto" w:frame="1"/>
+          <w:vertAlign w:val="subscript"/>
+          <w14:ligatures w14:val="none"/>
+        </w:rPr>
+        <w:t>Indian River</w:t>
+      </w:r>
+      <w:r>
+        <w:t xml:space="preserve"> = 1) or elsewhere in the </w:t>
+      </w:r>
+      <w:r>
+        <w:rPr>
+          <w:i/>
+          <w:iCs/>
+        </w:rPr>
+        <w:t>north southeast (outside)</w:t>
+      </w:r>
+      <w:r>
+        <w:t xml:space="preserve"> region (</w:t>
+      </w:r>
+      <w:r>
+        <w:rPr>
+          <w:rFonts w:ascii="MathJax_Math-italic" w:eastAsia="Times New Roman" w:hAnsi="MathJax_Math-italic" w:cs="Times New Roman"/>
+          <w:kern w:val="0"/>
+          <w:sz w:val="26"/>
+          <w:szCs w:val="26"/>
+          <w:bdr w:val="none" w:sz="0" w:space="0" w:color="auto" w:frame="1"/>
+          <w14:ligatures w14:val="none"/>
+        </w:rPr>
+        <w:t>D</w:t>
+      </w:r>
+      <w:r>
+        <w:rPr>
+          <w:rFonts w:ascii="MathJax_Math-italic" w:eastAsia="Times New Roman" w:hAnsi="MathJax_Math-italic" w:cs="Times New Roman"/>
+          <w:kern w:val="0"/>
+          <w:sz w:val="26"/>
+          <w:szCs w:val="26"/>
+          <w:bdr w:val="none" w:sz="0" w:space="0" w:color="auto" w:frame="1"/>
+          <w:vertAlign w:val="subscript"/>
+          <w14:ligatures w14:val="none"/>
+        </w:rPr>
+        <w:t>Indian River</w:t>
+      </w:r>
+      <w:r>
+        <w:t xml:space="preserve"> = 0). If indeed treatment and control groups are similar during the pre-treatment period, then the effect of Indian River on pink salmon abundances (</w:t>
+      </w:r>
+      <w:r>
+        <w:rPr>
+          <w:rFonts w:ascii="MathJax_Math-italic" w:eastAsia="Times New Roman" w:hAnsi="MathJax_Math-italic" w:cs="Times New Roman"/>
+          <w:kern w:val="0"/>
+          <w:sz w:val="26"/>
+          <w:szCs w:val="26"/>
+          <w:bdr w:val="none" w:sz="0" w:space="0" w:color="auto" w:frame="1"/>
+          <w14:ligatures w14:val="none"/>
+        </w:rPr>
+        <w:t>β</w:t>
+      </w:r>
+      <w:r>
+        <w:rPr>
+          <w:rFonts w:ascii="MathJax_Math-italic" w:eastAsia="Times New Roman" w:hAnsi="MathJax_Math-italic" w:cs="Times New Roman"/>
+          <w:kern w:val="0"/>
+          <w:sz w:val="26"/>
+          <w:szCs w:val="26"/>
+          <w:bdr w:val="none" w:sz="0" w:space="0" w:color="auto" w:frame="1"/>
+          <w:vertAlign w:val="subscript"/>
+          <w14:ligatures w14:val="none"/>
+        </w:rPr>
+        <w:t>1</w:t>
+      </w:r>
+      <w:r>
+        <w:t xml:space="preserve">) should not be statistically significant. </w:t>
+      </w:r>
+      <w:r>
+        <w:t>I</w:t>
+      </w:r>
+      <w:r>
+        <w:t xml:space="preserve">f these groups significantly differ, a synthetic control group is constructed using a weighted average of untreated streams to match the Indian River’s pre-treatment trend. </w:t>
+      </w:r>
+    </w:p>
+    <w:p>
+      <w:pPr>
+        <w:spacing w:after="0" w:line="480" w:lineRule="auto"/>
+        <w:ind w:firstLine="360"/>
+      </w:pPr>
+      <w:commentRangeStart w:id="36"/>
+      <w:r>
+        <w:t xml:space="preserve">Parametric bootstrapping is employed on the best fit models to construct confidence intervals around these </w:t>
       </w:r>
       <w:commentRangeEnd w:id="36"/>
       <w:r>
@@ -5156,31 +5430,7 @@
         <w:commentReference w:id="36"/>
       </w:r>
       <w:r>
-        <w:t xml:space="preserve">A separate specification of the DD model includes an indicator variable related to periods pre- and post-2010, to assess the impact of heightened pink salmon production. </w:t>
-      </w:r>
-    </w:p>
-    <w:p>
-      <w:pPr>
-        <w:spacing w:after="0" w:line="480" w:lineRule="auto"/>
-        <w:ind w:firstLine="360"/>
-      </w:pPr>
-      <w:r>
-        <w:t xml:space="preserve">Models are specified including additional covariates to further isolate the effect of interest, controlling for observer, for PDO, for both, and for neither. These competing specifications are evaluated for best fit using AICc. To ensure that the parallel trends assumption holds between treatment and control groups during the pre-treatment period, event studies are undertaken on the best fit models (if these groups significantly differ, a synthetic control group is constructed using a weighted average of untreated streams to match the Indian River’s pre-treatment trend). </w:t>
-      </w:r>
-    </w:p>
-    <w:p>
-      <w:pPr>
-        <w:spacing w:after="0" w:line="480" w:lineRule="auto"/>
-        <w:ind w:firstLine="360"/>
-      </w:pPr>
-      <w:r>
-        <w:t>Parametric bootstrapping is employed on the best fit models to construct confidence intervals around these parameter estimates.</w:t>
-      </w:r>
-      <w:r>
-        <w:t xml:space="preserve"> </w:t>
-      </w:r>
-      <w:r>
-        <w:t xml:space="preserve">A statistically significant estimate of </w:t>
+        <w:t xml:space="preserve">parameter estimates. A statistically significant estimate of </w:t>
       </w:r>
       <w:r>
         <w:rPr>
@@ -5206,11 +5456,7 @@
         <w:t>3</w:t>
       </w:r>
       <w:r>
-        <w:t xml:space="preserve"> greater than 0 would indicate that SJH operations are exerting upward pressure on Indian River pink salmon abundance. However, even if an estimate is found to be statistically significant, the size </w:t>
-      </w:r>
-      <w:r>
-        <w:lastRenderedPageBreak/>
-        <w:t xml:space="preserve">of the effect must also be considered, as even a significant effect may not be responsible for a large impact on salmon abundance. </w:t>
+        <w:t xml:space="preserve"> greater than 0 would indicate that SJH operations are exerting upward pressure on Indian River pink salmon abundance. However, even if an estimate is found to be statistically significant, the size of the effect must also be considered, as even a significant effect may not be responsible for a large impact on salmon abundance. </w:t>
       </w:r>
     </w:p>
     <w:p>
@@ -5269,52 +5515,47 @@
       </w:r>
       <w:commentRangeStart w:id="37"/>
       <w:commentRangeStart w:id="38"/>
+      <w:commentRangeStart w:id="39"/>
+      <w:commentRangeStart w:id="40"/>
       <w:r>
         <w:t xml:space="preserve">It is important to consider the effect of straying both to and from Indian River, as both would influence the abundances observed in stream. </w:t>
       </w:r>
-      <w:commentRangeEnd w:id="38"/>
+      <w:commentRangeEnd w:id="39"/>
       <w:r>
         <w:rPr>
           <w:rStyle w:val="CommentReference"/>
           <w:sz w:val="24"/>
           <w:szCs w:val="24"/>
         </w:rPr>
-        <w:commentReference w:id="38"/>
-      </w:r>
-      <w:r>
-        <w:t xml:space="preserve">By specifying </w:t>
-      </w:r>
-      <w:r>
-        <w:rPr>
-          <w:rFonts w:ascii="MathJax_Math-italic" w:eastAsia="Times New Roman" w:hAnsi="MathJax_Math-italic" w:cs="Times New Roman"/>
-          <w:b/>
-          <w:bCs/>
-          <w:kern w:val="0"/>
-          <w:sz w:val="26"/>
-          <w:szCs w:val="26"/>
-          <w:bdr w:val="none" w:sz="0" w:space="0" w:color="auto" w:frame="1"/>
-          <w14:ligatures w14:val="none"/>
-        </w:rPr>
-        <w:t>B</w:t>
-      </w:r>
-      <w:r>
-        <w:t xml:space="preserve"> as a 2x2 matrix with four unique elements, </w:t>
-      </w:r>
-      <w:commentRangeStart w:id="39"/>
-      <w:r>
-        <w:t>the model will estimate</w:t>
-      </w:r>
-      <w:commentRangeEnd w:id="39"/>
+        <w:commentReference w:id="39"/>
+      </w:r>
+      <w:commentRangeEnd w:id="40"/>
       <w:r>
         <w:rPr>
           <w:rStyle w:val="CommentReference"/>
           <w:sz w:val="24"/>
           <w:szCs w:val="24"/>
         </w:rPr>
-        <w:commentReference w:id="39"/>
-      </w:r>
-      <w:r>
-        <w:t xml:space="preserve"> the effect of the number of fish returning to each system in time step </w:t>
+        <w:commentReference w:id="40"/>
+      </w:r>
+      <w:r>
+        <w:t xml:space="preserve">By specifying </w:t>
+      </w:r>
+      <w:r>
+        <w:rPr>
+          <w:rFonts w:ascii="MathJax_Math-italic" w:eastAsia="Times New Roman" w:hAnsi="MathJax_Math-italic" w:cs="Times New Roman"/>
+          <w:b/>
+          <w:bCs/>
+          <w:kern w:val="0"/>
+          <w:sz w:val="26"/>
+          <w:szCs w:val="26"/>
+          <w:bdr w:val="none" w:sz="0" w:space="0" w:color="auto" w:frame="1"/>
+          <w14:ligatures w14:val="none"/>
+        </w:rPr>
+        <w:t>B</w:t>
+      </w:r>
+      <w:r>
+        <w:t xml:space="preserve"> as a 2x2 matrix with four unique elements, the effect of the number of fish returning to each system in time step </w:t>
       </w:r>
       <w:r>
         <w:rPr>
@@ -5342,7 +5583,14 @@
         <w:t>t</w:t>
       </w:r>
       <w:r>
-        <w:t>. It is important to note that, because escapement data are log</w:t>
+        <w:t xml:space="preserve"> is isolated.</w:t>
+      </w:r>
+      <w:r>
+        <w:t xml:space="preserve"> It is important to note that, because </w:t>
+      </w:r>
+      <w:r>
+        <w:lastRenderedPageBreak/>
+        <w:t>escapement data are log</w:t>
       </w:r>
       <w:r>
         <w:t>-</w:t>
@@ -5375,6 +5623,15 @@
         </w:rPr>
         <w:commentReference w:id="37"/>
       </w:r>
+      <w:commentRangeEnd w:id="38"/>
+      <w:r>
+        <w:rPr>
+          <w:rStyle w:val="CommentReference"/>
+          <w:sz w:val="24"/>
+          <w:szCs w:val="24"/>
+        </w:rPr>
+        <w:commentReference w:id="38"/>
+      </w:r>
       <w:r>
         <w:t xml:space="preserve"> </w:t>
       </w:r>
@@ -5454,11 +5711,7 @@
         <w:t>,t</w:t>
       </w:r>
       <w:r>
-        <w:t xml:space="preserve">) to be composed of smolts reared from the previous </w:t>
-      </w:r>
-      <w:r>
-        <w:lastRenderedPageBreak/>
-        <w:t xml:space="preserve">brood (and released in the prior year), as well as wild born fish from Indian River straying to the hatchery. </w:t>
+        <w:t xml:space="preserve">) to be composed of smolts reared from the previous brood (and released in the prior year), as well as wild born fish from Indian River straying to the hatchery. </w:t>
       </w:r>
       <w:r>
         <w:t>An example of such a model’s process equation written out in matrix form follows:</w:t>
@@ -5615,7 +5868,7 @@
           <w:u w:val="single"/>
         </w:rPr>
       </w:pPr>
-      <w:bookmarkStart w:id="40" w:name="_Hlk201668133"/>
+      <w:bookmarkStart w:id="41" w:name="_Hlk201668133"/>
       <w:r>
         <w:rPr>
           <w:b/>
@@ -5638,6 +5891,7 @@
           <w:b/>
           <w:bCs/>
         </w:rPr>
+        <w:lastRenderedPageBreak/>
         <w:t>Regional Abundance</w:t>
       </w:r>
     </w:p>
@@ -5645,38 +5899,34 @@
       <w:pPr>
         <w:spacing w:after="0" w:line="480" w:lineRule="auto"/>
       </w:pPr>
-      <w:commentRangeStart w:id="41"/>
+      <w:commentRangeStart w:id="42"/>
       <w:r>
         <w:t xml:space="preserve">Figures 4 &amp; 5 describe the underlying state of Indian River pink salmon abundance relative to the underlying state representing an average pink salmon index stream in the surrounding region (even- and odd-year runs respectively). </w:t>
       </w:r>
-      <w:commentRangeEnd w:id="41"/>
+      <w:commentRangeEnd w:id="42"/>
       <w:r>
         <w:rPr>
           <w:rStyle w:val="CommentReference"/>
           <w:sz w:val="24"/>
           <w:szCs w:val="24"/>
         </w:rPr>
-        <w:commentReference w:id="41"/>
-      </w:r>
-      <w:commentRangeStart w:id="42"/>
+        <w:commentReference w:id="42"/>
+      </w:r>
+      <w:commentRangeStart w:id="43"/>
       <w:r>
         <w:t>In each case, Indian River abundances at the beginning of the time series are below the regional average abundance. Over the course of the time series, Indian River abundances for both runs “catch-up” to what would be expected of an average pink salmon index stream</w:t>
       </w:r>
       <w:r>
-        <w:t xml:space="preserve">, although odd-year Indian River runs take some years to accomplish this and do not exceed this statistical average until 1997. From the middle 1990s onward, both runs are closely aligned with the average index stream, exceeding the average in </w:t>
-      </w:r>
-      <w:r>
-        <w:lastRenderedPageBreak/>
-        <w:t>some years and falling short in others, but in either case not by an amount that appears drastic when visually appraised.</w:t>
-      </w:r>
-      <w:commentRangeEnd w:id="42"/>
+        <w:t>, although odd-year Indian River runs take some years to accomplish this and do not exceed this statistical average until 1997. From the middle 1990s onward, both runs are closely aligned with the average index stream, exceeding the average in some years and falling short in others, but in either case not by an amount that appears drastic when visually appraised.</w:t>
+      </w:r>
+      <w:commentRangeEnd w:id="43"/>
       <w:r>
         <w:rPr>
           <w:rStyle w:val="CommentReference"/>
           <w:sz w:val="24"/>
           <w:szCs w:val="24"/>
         </w:rPr>
-        <w:commentReference w:id="42"/>
+        <w:commentReference w:id="43"/>
       </w:r>
     </w:p>
     <w:p>
@@ -5686,13 +5936,13 @@
       <w:r>
         <w:tab/>
       </w:r>
-      <w:commentRangeStart w:id="43"/>
-      <w:del w:id="44" w:author="Mark Scheuerell" w:date="2026-03-07T09:09:00Z" w16du:dateUtc="2026-03-07T17:09:00Z">
+      <w:commentRangeStart w:id="44"/>
+      <w:del w:id="45" w:author="Mark Scheuerell" w:date="2026-03-07T09:09:00Z" w16du:dateUtc="2026-03-07T17:09:00Z">
         <w:r>
           <w:delText>Figures 4 &amp; 5 would seem to indicate that in p</w:delText>
         </w:r>
       </w:del>
-      <w:ins w:id="45" w:author="Mark Scheuerell" w:date="2026-03-07T09:09:00Z" w16du:dateUtc="2026-03-07T17:09:00Z">
+      <w:ins w:id="46" w:author="Mark Scheuerell" w:date="2026-03-07T09:09:00Z" w16du:dateUtc="2026-03-07T17:09:00Z">
         <w:r>
           <w:t>P</w:t>
         </w:r>
@@ -5700,7 +5950,7 @@
       <w:r>
         <w:t xml:space="preserve">ink salmon abundances observed in recent years at Indian River have not been out of the ordinary </w:t>
       </w:r>
-      <w:del w:id="46" w:author="Mark Scheuerell" w:date="2026-03-07T09:10:00Z" w16du:dateUtc="2026-03-07T17:10:00Z">
+      <w:del w:id="47" w:author="Mark Scheuerell" w:date="2026-03-07T09:10:00Z" w16du:dateUtc="2026-03-07T17:10:00Z">
         <w:r>
           <w:delText>(</w:delText>
         </w:r>
@@ -5708,7 +5958,7 @@
       <w:r>
         <w:t xml:space="preserve">and </w:t>
       </w:r>
-      <w:del w:id="47" w:author="Mark Scheuerell" w:date="2026-03-07T09:10:00Z" w16du:dateUtc="2026-03-07T17:10:00Z">
+      <w:del w:id="48" w:author="Mark Scheuerell" w:date="2026-03-07T09:10:00Z" w16du:dateUtc="2026-03-07T17:10:00Z">
         <w:r>
           <w:delText xml:space="preserve">indeed, </w:delText>
         </w:r>
@@ -5716,1473 +5966,545 @@
       <w:r>
         <w:t>odd-year runs may have been considerably below average density from the 1960s until about 1995</w:t>
       </w:r>
-      <w:ins w:id="48" w:author="Mark Scheuerell" w:date="2026-03-07T09:10:00Z" w16du:dateUtc="2026-03-07T17:10:00Z">
+      <w:ins w:id="49" w:author="Mark Scheuerell" w:date="2026-03-07T09:10:00Z" w16du:dateUtc="2026-03-07T17:10:00Z">
         <w:r>
           <w:t xml:space="preserve"> (Figures 4 &amp; 5</w:t>
         </w:r>
       </w:ins>
       <w:r>
-        <w:t xml:space="preserve">). However, plotting these time series is not enough to conclusively state that abundances at Indian River do not differ from those that would be expected of an average pink salmon index stream in the region in a statistically significant way. </w:t>
-      </w:r>
-      <w:r>
-        <w:t>Table 1 describes the results of various statistical tests performed to evaluate the difference between these two time series for both even- and odd-year runs.</w:t>
-      </w:r>
-      <w:commentRangeEnd w:id="43"/>
+        <w:t>). However, plotting these time series is not enough to conclusively state that abundances at Indian River do not differ from those that would be expected of an average pink salmon index stream in the region in a statistically significant w</w:t>
+      </w:r>
+      <w:commentRangeStart w:id="50"/>
+      <w:r>
+        <w:t xml:space="preserve">ay. </w:t>
+      </w:r>
+      <w:commentRangeEnd w:id="50"/>
       <w:r>
         <w:rPr>
           <w:rStyle w:val="CommentReference"/>
           <w:sz w:val="24"/>
           <w:szCs w:val="24"/>
         </w:rPr>
-        <w:commentReference w:id="43"/>
+        <w:commentReference w:id="50"/>
+      </w:r>
+      <w:commentRangeEnd w:id="44"/>
+      <w:del w:id="51" w:author="Brian McGreal" w:date="2026-03-30T12:29:00Z" w16du:dateUtc="2026-03-30T19:29:00Z">
+        <w:r>
+          <w:rPr>
+            <w:rStyle w:val="CommentReference"/>
+            <w:sz w:val="24"/>
+            <w:szCs w:val="24"/>
+          </w:rPr>
+          <w:commentReference w:id="44"/>
+        </w:r>
+        <w:r>
+          <w:delText xml:space="preserve"> </w:delText>
+        </w:r>
+      </w:del>
+    </w:p>
+    <w:p>
+      <w:pPr>
+        <w:spacing w:after="0" w:line="480" w:lineRule="auto"/>
+        <w:rPr>
+          <w:b/>
+          <w:bCs/>
+        </w:rPr>
+      </w:pPr>
+    </w:p>
+    <w:p>
+      <w:pPr>
+        <w:spacing w:after="0" w:line="480" w:lineRule="auto"/>
+        <w:rPr>
+          <w:b/>
+          <w:bCs/>
+        </w:rPr>
+      </w:pPr>
+      <w:r>
+        <w:rPr>
+          <w:b/>
+          <w:bCs/>
+        </w:rPr>
+        <w:t>Effect of Hatchery Operations</w:t>
+      </w:r>
+    </w:p>
+    <w:p>
+      <w:pPr>
+        <w:spacing w:after="0" w:line="480" w:lineRule="auto"/>
+      </w:pPr>
+      <w:r>
+        <w:t>For even-year runs there exists some significant difference between trends at Indian River and elsewhere in the region prior to 1980</w:t>
+      </w:r>
+      <w:r>
+        <w:t xml:space="preserve"> (Table 2)</w:t>
+      </w:r>
+      <w:r>
+        <w:t xml:space="preserve">. Due to this difference, a synthetic control group </w:t>
+      </w:r>
+      <w:r>
+        <w:lastRenderedPageBreak/>
+        <w:t>time series for comparison with the treatment group. All other models satisfy the parallel trends assumption.</w:t>
+      </w:r>
+    </w:p>
+    <w:p>
+      <w:pPr>
+        <w:spacing w:after="0" w:line="480" w:lineRule="auto"/>
+        <w:rPr>
+          <w:b/>
+          <w:bCs/>
+        </w:rPr>
+      </w:pPr>
+      <w:r>
+        <w:tab/>
+        <w:t xml:space="preserve">The effect of SJH operations commencing in 1980 </w:t>
+      </w:r>
+      <w:r>
+        <w:t>drove</w:t>
+      </w:r>
+      <w:r>
+        <w:t xml:space="preserve"> a significant increase in odd-year pink salmon abundances at Indian River</w:t>
+      </w:r>
+      <w:r>
+        <w:t xml:space="preserve">, while no significant impact </w:t>
+      </w:r>
+      <w:r>
+        <w:t xml:space="preserve">was </w:t>
+      </w:r>
+      <w:r>
+        <w:t>found affecting even-year runs</w:t>
+      </w:r>
+      <w:r>
+        <w:t xml:space="preserve"> (Table 3)</w:t>
+      </w:r>
+      <w:r>
+        <w:t xml:space="preserve">. </w:t>
+      </w:r>
+      <w:r>
+        <w:t>T</w:t>
+      </w:r>
+      <w:r>
+        <w:t>he expansion of permitted pink salmon releases from 1 million to 3 million in 2010 significant</w:t>
+      </w:r>
+      <w:r>
+        <w:t>ly</w:t>
       </w:r>
       <w:r>
         <w:t xml:space="preserve"> </w:t>
       </w:r>
       <w:r>
-        <w:t xml:space="preserve">All time series were found to be non-stationary when evaluated using ADF tests, but passed KPSS tests, suggesting they were each stationary around some trend (since these are annually observed data, seasonality was not considered).  </w:t>
-      </w:r>
-      <w:r>
-        <w:t xml:space="preserve">When differenced, time series describing even-year runs were found stationary by both statistical tests. </w:t>
-      </w:r>
-      <w:commentRangeStart w:id="49"/>
-      <w:r>
-        <w:t xml:space="preserve">However, time series describing odd-year runs required </w:t>
-      </w:r>
-      <w:r>
-        <w:t>third</w:t>
-      </w:r>
-      <w:r>
-        <w:t xml:space="preserve"> order differencing</w:t>
-      </w:r>
-      <w:r>
-        <w:t xml:space="preserve"> (</w:t>
-      </w:r>
-      <w:r>
-        <w:rPr>
-          <w:rFonts w:cstheme="minorHAnsi"/>
-        </w:rPr>
-        <w:t>Δ</w:t>
-      </w:r>
-      <w:r>
-        <w:rPr>
-          <w:rFonts w:cstheme="minorHAnsi"/>
-          <w:vertAlign w:val="superscript"/>
-        </w:rPr>
-        <w:t>3</w:t>
-      </w:r>
-      <w:r>
-        <w:rPr>
-          <w:rFonts w:ascii="MathJax_Math-italic" w:eastAsia="Times New Roman" w:hAnsi="MathJax_Math-italic" w:cs="Times New Roman"/>
-          <w:kern w:val="0"/>
-          <w:sz w:val="26"/>
-          <w:szCs w:val="26"/>
-          <w:bdr w:val="none" w:sz="0" w:space="0" w:color="auto" w:frame="1"/>
-          <w14:ligatures w14:val="none"/>
-        </w:rPr>
-        <w:t>y</w:t>
-      </w:r>
-      <w:r>
-        <w:rPr>
-          <w:rFonts w:ascii="MathJax_Math-italic" w:eastAsia="Times New Roman" w:hAnsi="MathJax_Math-italic" w:cs="Times New Roman"/>
-          <w:kern w:val="0"/>
-          <w:sz w:val="26"/>
-          <w:szCs w:val="26"/>
-          <w:bdr w:val="none" w:sz="0" w:space="0" w:color="auto" w:frame="1"/>
-          <w:vertAlign w:val="subscript"/>
-          <w14:ligatures w14:val="none"/>
-        </w:rPr>
-        <w:t>t</w:t>
-      </w:r>
-      <w:r>
-        <w:rPr>
-          <w:rFonts w:cstheme="minorHAnsi"/>
-        </w:rPr>
-        <w:t xml:space="preserve"> = Δ(Δ</w:t>
-      </w:r>
-      <w:r>
-        <w:rPr>
-          <w:rFonts w:cstheme="minorHAnsi"/>
-          <w:vertAlign w:val="superscript"/>
-        </w:rPr>
-        <w:t>2</w:t>
-      </w:r>
-      <w:r>
-        <w:rPr>
-          <w:rFonts w:ascii="MathJax_Math-italic" w:eastAsia="Times New Roman" w:hAnsi="MathJax_Math-italic" w:cs="Times New Roman"/>
-          <w:kern w:val="0"/>
-          <w:sz w:val="26"/>
-          <w:szCs w:val="26"/>
-          <w:bdr w:val="none" w:sz="0" w:space="0" w:color="auto" w:frame="1"/>
-          <w14:ligatures w14:val="none"/>
-        </w:rPr>
-        <w:t>y</w:t>
-      </w:r>
-      <w:r>
-        <w:rPr>
-          <w:rFonts w:ascii="MathJax_Math-italic" w:eastAsia="Times New Roman" w:hAnsi="MathJax_Math-italic" w:cs="Times New Roman"/>
-          <w:kern w:val="0"/>
-          <w:sz w:val="26"/>
-          <w:szCs w:val="26"/>
-          <w:bdr w:val="none" w:sz="0" w:space="0" w:color="auto" w:frame="1"/>
-          <w:vertAlign w:val="subscript"/>
-          <w14:ligatures w14:val="none"/>
-        </w:rPr>
-        <w:t>t</w:t>
-      </w:r>
-      <w:r>
-        <w:rPr>
-          <w:rFonts w:cstheme="minorHAnsi"/>
-        </w:rPr>
-        <w:t xml:space="preserve">) = </w:t>
-      </w:r>
-      <w:r>
-        <w:rPr>
-          <w:rFonts w:ascii="MathJax_Math-italic" w:eastAsia="Times New Roman" w:hAnsi="MathJax_Math-italic" w:cs="Times New Roman"/>
-          <w:kern w:val="0"/>
-          <w:sz w:val="26"/>
-          <w:szCs w:val="26"/>
-          <w:bdr w:val="none" w:sz="0" w:space="0" w:color="auto" w:frame="1"/>
-          <w14:ligatures w14:val="none"/>
-        </w:rPr>
-        <w:t>y</w:t>
-      </w:r>
-      <w:r>
-        <w:rPr>
-          <w:rFonts w:ascii="MathJax_Math-italic" w:eastAsia="Times New Roman" w:hAnsi="MathJax_Math-italic" w:cs="Times New Roman"/>
-          <w:kern w:val="0"/>
-          <w:sz w:val="26"/>
-          <w:szCs w:val="26"/>
-          <w:bdr w:val="none" w:sz="0" w:space="0" w:color="auto" w:frame="1"/>
-          <w:vertAlign w:val="subscript"/>
-          <w14:ligatures w14:val="none"/>
-        </w:rPr>
-        <w:t>t</w:t>
-      </w:r>
-      <w:r>
-        <w:rPr>
-          <w:rFonts w:cstheme="minorHAnsi"/>
-        </w:rPr>
-        <w:t xml:space="preserve"> - 3</w:t>
-      </w:r>
-      <w:r>
-        <w:rPr>
-          <w:rFonts w:ascii="MathJax_Math-italic" w:eastAsia="Times New Roman" w:hAnsi="MathJax_Math-italic" w:cs="Times New Roman"/>
-          <w:kern w:val="0"/>
-          <w:sz w:val="26"/>
-          <w:szCs w:val="26"/>
-          <w:bdr w:val="none" w:sz="0" w:space="0" w:color="auto" w:frame="1"/>
-          <w14:ligatures w14:val="none"/>
-        </w:rPr>
-        <w:t>y</w:t>
-      </w:r>
-      <w:r>
-        <w:rPr>
-          <w:rFonts w:ascii="MathJax_Math-italic" w:eastAsia="Times New Roman" w:hAnsi="MathJax_Math-italic" w:cs="Times New Roman"/>
-          <w:kern w:val="0"/>
-          <w:sz w:val="26"/>
-          <w:szCs w:val="26"/>
-          <w:bdr w:val="none" w:sz="0" w:space="0" w:color="auto" w:frame="1"/>
-          <w:vertAlign w:val="subscript"/>
-          <w14:ligatures w14:val="none"/>
-        </w:rPr>
-        <w:t>t</w:t>
-      </w:r>
-      <w:r>
-        <w:rPr>
-          <w:rFonts w:ascii="MathJax_Math-italic" w:eastAsia="Times New Roman" w:hAnsi="MathJax_Math-italic" w:cs="Times New Roman"/>
-          <w:kern w:val="0"/>
-          <w:sz w:val="26"/>
-          <w:szCs w:val="26"/>
-          <w:bdr w:val="none" w:sz="0" w:space="0" w:color="auto" w:frame="1"/>
-          <w:vertAlign w:val="subscript"/>
-          <w14:ligatures w14:val="none"/>
-        </w:rPr>
-        <w:t xml:space="preserve">-1 </w:t>
-      </w:r>
-      <w:r>
-        <w:rPr>
-          <w:rFonts w:cstheme="minorHAnsi"/>
-        </w:rPr>
-        <w:t>- 3</w:t>
-      </w:r>
-      <w:r>
-        <w:rPr>
-          <w:rFonts w:ascii="MathJax_Math-italic" w:eastAsia="Times New Roman" w:hAnsi="MathJax_Math-italic" w:cs="Times New Roman"/>
-          <w:kern w:val="0"/>
-          <w:sz w:val="26"/>
-          <w:szCs w:val="26"/>
-          <w:bdr w:val="none" w:sz="0" w:space="0" w:color="auto" w:frame="1"/>
-          <w14:ligatures w14:val="none"/>
-        </w:rPr>
-        <w:t>y</w:t>
-      </w:r>
-      <w:r>
-        <w:rPr>
-          <w:rFonts w:ascii="MathJax_Math-italic" w:eastAsia="Times New Roman" w:hAnsi="MathJax_Math-italic" w:cs="Times New Roman"/>
-          <w:kern w:val="0"/>
-          <w:sz w:val="26"/>
-          <w:szCs w:val="26"/>
-          <w:bdr w:val="none" w:sz="0" w:space="0" w:color="auto" w:frame="1"/>
-          <w:vertAlign w:val="subscript"/>
-          <w14:ligatures w14:val="none"/>
-        </w:rPr>
-        <w:t>t</w:t>
-      </w:r>
-      <w:r>
-        <w:rPr>
-          <w:rFonts w:ascii="MathJax_Math-italic" w:eastAsia="Times New Roman" w:hAnsi="MathJax_Math-italic" w:cs="Times New Roman"/>
-          <w:kern w:val="0"/>
-          <w:sz w:val="26"/>
-          <w:szCs w:val="26"/>
-          <w:bdr w:val="none" w:sz="0" w:space="0" w:color="auto" w:frame="1"/>
-          <w:vertAlign w:val="subscript"/>
-          <w14:ligatures w14:val="none"/>
-        </w:rPr>
-        <w:t>-2</w:t>
+        <w:t xml:space="preserve">increased </w:t>
+      </w:r>
+      <w:r>
+        <w:t xml:space="preserve">in both even- and odd-year abundances. </w:t>
+      </w:r>
+      <w:r>
+        <w:t>The difference in time periods (pre- and post</w:t>
+      </w:r>
+      <w:r>
+        <w:t>-</w:t>
+      </w:r>
+      <w:r>
+        <w:t xml:space="preserve">1980, and pre- and post-2010) </w:t>
+      </w:r>
+      <w:r>
+        <w:t>was</w:t>
+      </w:r>
+      <w:r>
+        <w:t xml:space="preserve"> a significant driver of pink salmon abundances both at Indian River and throughout </w:t>
+      </w:r>
+      <w:r>
+        <w:t xml:space="preserve">the </w:t>
+      </w:r>
+      <w:r>
+        <w:rPr>
+          <w:i/>
+          <w:iCs/>
+        </w:rPr>
+        <w:t>north southeast (outside)</w:t>
+      </w:r>
+      <w:r>
+        <w:t xml:space="preserve"> region. This result is consistent with trends seen in ADFG’s survey data (Figures 2 &amp; 3), as well as the estimated states of pink salmon abundance depicted in Figures 4 &amp; 5. </w:t>
+      </w:r>
+    </w:p>
+    <w:p>
+      <w:pPr>
+        <w:spacing w:after="0" w:line="480" w:lineRule="auto"/>
+        <w:rPr>
+          <w:b/>
+          <w:bCs/>
+        </w:rPr>
+      </w:pPr>
+    </w:p>
+    <w:p>
+      <w:pPr>
+        <w:spacing w:after="0" w:line="480" w:lineRule="auto"/>
+        <w:rPr>
+          <w:b/>
+          <w:bCs/>
+        </w:rPr>
+      </w:pPr>
+      <w:r>
+        <w:rPr>
+          <w:b/>
+          <w:bCs/>
+        </w:rPr>
+        <w:t>Effect of Hatchery Releases</w:t>
+      </w:r>
+    </w:p>
+    <w:p>
+      <w:pPr>
+        <w:spacing w:after="0" w:line="480" w:lineRule="auto"/>
+      </w:pPr>
+      <w:commentRangeStart w:id="52"/>
+      <w:commentRangeStart w:id="53"/>
+      <w:r>
+        <w:t>With difference-in-difference studies suggesting that hatchery operations are having some influence on Indian River pink salmon abundances, the last stage of this research seeks to directly evaluate the effect o</w:t>
+      </w:r>
+      <w:r>
+        <w:t>f the volume of pink salmon coming from each source (the river and the hatchery) in brood year t-1 has on the other in brood year t</w:t>
+      </w:r>
+      <w:r>
+        <w:t>.</w:t>
       </w:r>
       <w:r>
         <w:t xml:space="preserve"> </w:t>
       </w:r>
-      <w:r>
-        <w:t xml:space="preserve">- </w:t>
-      </w:r>
-      <w:r>
-        <w:rPr>
-          <w:rFonts w:ascii="MathJax_Math-italic" w:eastAsia="Times New Roman" w:hAnsi="MathJax_Math-italic" w:cs="Times New Roman"/>
-          <w:kern w:val="0"/>
-          <w:sz w:val="26"/>
-          <w:szCs w:val="26"/>
-          <w:bdr w:val="none" w:sz="0" w:space="0" w:color="auto" w:frame="1"/>
-          <w14:ligatures w14:val="none"/>
-        </w:rPr>
-        <w:t>y</w:t>
-      </w:r>
-      <w:r>
-        <w:rPr>
-          <w:rFonts w:ascii="MathJax_Math-italic" w:eastAsia="Times New Roman" w:hAnsi="MathJax_Math-italic" w:cs="Times New Roman"/>
-          <w:kern w:val="0"/>
-          <w:sz w:val="26"/>
-          <w:szCs w:val="26"/>
-          <w:bdr w:val="none" w:sz="0" w:space="0" w:color="auto" w:frame="1"/>
-          <w:vertAlign w:val="subscript"/>
-          <w14:ligatures w14:val="none"/>
-        </w:rPr>
-        <w:t>t</w:t>
-      </w:r>
-      <w:r>
-        <w:rPr>
-          <w:rFonts w:ascii="MathJax_Math-italic" w:eastAsia="Times New Roman" w:hAnsi="MathJax_Math-italic" w:cs="Times New Roman"/>
-          <w:kern w:val="0"/>
-          <w:sz w:val="26"/>
-          <w:szCs w:val="26"/>
-          <w:bdr w:val="none" w:sz="0" w:space="0" w:color="auto" w:frame="1"/>
-          <w:vertAlign w:val="subscript"/>
-          <w14:ligatures w14:val="none"/>
-        </w:rPr>
-        <w:t xml:space="preserve">-3 </w:t>
-      </w:r>
-      <w:r>
-        <w:t xml:space="preserve">) before ADF tests determined them to be stationary. </w:t>
-      </w:r>
-      <w:r>
-        <w:t xml:space="preserve">This level of differencing indicates the need to compensate for some complex cubic trend in the time series and risks over-differencing, which may introduce noise and dampen information related to long-term trends. </w:t>
-      </w:r>
-      <w:commentRangeEnd w:id="49"/>
+      <w:commentRangeEnd w:id="52"/>
       <w:r>
         <w:rPr>
           <w:rStyle w:val="CommentReference"/>
           <w:sz w:val="24"/>
           <w:szCs w:val="24"/>
         </w:rPr>
-        <w:commentReference w:id="49"/>
-      </w:r>
-      <w:r>
-        <w:t>While initial (first order) differencing of the odd-year time series did not yield statistically stationary results, ADF tests estimated test statistics within 20% of the significance thresholds (i.e., &gt;80% confidence these time series are stationary). Both sets of differenced odd-year time series (first order and third order) are compared in Table 1.</w:t>
-      </w:r>
-    </w:p>
-    <w:p>
-      <w:pPr>
-        <w:spacing w:after="0" w:line="480" w:lineRule="auto"/>
-      </w:pPr>
-      <w:r>
-        <w:lastRenderedPageBreak/>
-        <w:tab/>
-      </w:r>
-      <w:commentRangeStart w:id="50"/>
-      <w:r>
-        <w:t>For even-year runs, no significant lags are observed once the time series are differenced to compensate for linear trends. The means and variances of these differenced time series are not found to significantly differ</w:t>
-      </w:r>
-      <w:r>
-        <w:t>, and Welch’s t-test finds that the trends are likewise not statistically different</w:t>
-      </w:r>
-      <w:r>
-        <w:t>.</w:t>
-      </w:r>
-      <w:r>
-        <w:t xml:space="preserve"> </w:t>
-      </w:r>
-      <w:commentRangeEnd w:id="50"/>
+        <w:commentReference w:id="52"/>
+      </w:r>
+      <w:commentRangeEnd w:id="53"/>
       <w:r>
         <w:rPr>
           <w:rStyle w:val="CommentReference"/>
           <w:sz w:val="24"/>
           <w:szCs w:val="24"/>
         </w:rPr>
-        <w:commentReference w:id="50"/>
-      </w:r>
-      <w:commentRangeStart w:id="51"/>
-      <w:r>
-        <w:t xml:space="preserve">Based on these four characteristics it may be said with some confidence that even-year pink salmon abundances observed at Indian River are very much in line with those that might be expected of an average stream in the </w:t>
-      </w:r>
-      <w:r>
-        <w:rPr>
-          <w:i/>
-          <w:iCs/>
-        </w:rPr>
-        <w:t>north southeast (outside)</w:t>
-      </w:r>
-      <w:r>
-        <w:t xml:space="preserve"> region. </w:t>
-      </w:r>
-      <w:commentRangeEnd w:id="51"/>
+        <w:commentReference w:id="53"/>
+      </w:r>
+      <w:commentRangeStart w:id="54"/>
+      <w:r>
+        <w:t xml:space="preserve">Figure 6 describes </w:t>
+      </w:r>
+      <w:r>
+        <w:rPr>
+          <w:rFonts w:ascii="MathJax_Math-italic" w:eastAsia="Times New Roman" w:hAnsi="MathJax_Math-italic" w:cs="Times New Roman"/>
+          <w:b/>
+          <w:bCs/>
+          <w:kern w:val="0"/>
+          <w:sz w:val="26"/>
+          <w:szCs w:val="26"/>
+          <w:bdr w:val="none" w:sz="0" w:space="0" w:color="auto" w:frame="1"/>
+          <w14:ligatures w14:val="none"/>
+        </w:rPr>
+        <w:t>B</w:t>
+      </w:r>
+      <w:r>
+        <w:t xml:space="preserve"> parameter estimates from these MARSS models, including the parameter of greatest interest – the e</w:t>
+      </w:r>
+      <w:r>
+        <w:t>ffect of prior brood year hatchery returns on current brood year Indian River abundance</w:t>
+      </w:r>
+      <w:r>
+        <w:t xml:space="preserve">, as well as the effect of </w:t>
+      </w:r>
+      <w:r>
+        <w:t>prior brood year Indian River abundance on current brood year</w:t>
+      </w:r>
+      <w:r>
+        <w:t xml:space="preserve"> </w:t>
+      </w:r>
+      <w:r>
+        <w:t>hatchery returns</w:t>
+      </w:r>
+      <w:r>
+        <w:t xml:space="preserve">, and the effect of prior brood year Indian River abundance on current brood year Indian River abundance. </w:t>
+      </w:r>
+      <w:commentRangeEnd w:id="54"/>
       <w:r>
         <w:rPr>
           <w:rStyle w:val="CommentReference"/>
           <w:sz w:val="24"/>
           <w:szCs w:val="24"/>
         </w:rPr>
-        <w:commentReference w:id="51"/>
-      </w:r>
-      <w:r>
-        <w:t xml:space="preserve">The picture is much less clear for odd-year runs. </w:t>
-      </w:r>
-      <w:r>
-        <w:t xml:space="preserve">While both the first and third order differenced time series show no significant difference in terms of mean or variance, the trends estimated in both cases are not the same. Additionally, both sets of time series show significant first lags, meaning there is likely some persistent autocorrelation, even despite the third order differencing! It is therefore impossible to conclude that odd-year pink salmon abundances observed at Indian River are in line with regional expectations. Returning to Figure 5, this may be due to the </w:t>
-      </w:r>
-      <w:r>
-        <w:t xml:space="preserve">large </w:t>
-      </w:r>
-      <w:r>
-        <w:t xml:space="preserve">differences between time series observed during the period from 1961-1995. </w:t>
+        <w:commentReference w:id="54"/>
+      </w:r>
+      <w:r>
+        <w:t xml:space="preserve">Parametric bootstrapping is employed to construct confidence intervals around these parameter estimates. </w:t>
       </w:r>
     </w:p>
     <w:p>
       <w:pPr>
         <w:spacing w:after="0" w:line="480" w:lineRule="auto"/>
-        <w:rPr>
-          <w:b/>
-          <w:bCs/>
-        </w:rPr>
-      </w:pPr>
+      </w:pPr>
+      <w:r>
+        <w:lastRenderedPageBreak/>
+        <w:tab/>
+        <w:t xml:space="preserve">The </w:t>
+      </w:r>
+      <w:r>
+        <w:t>e</w:t>
+      </w:r>
+      <w:r>
+        <w:t>ffect of prior brood year hatchery returns on current brood year Indian River abundance</w:t>
+      </w:r>
+      <w:r>
+        <w:t xml:space="preserve"> was</w:t>
+      </w:r>
+      <w:r>
+        <w:t xml:space="preserve"> </w:t>
+      </w:r>
+      <w:r>
+        <w:t xml:space="preserve">positive and </w:t>
+      </w:r>
+      <w:r>
+        <w:t>significant for both even- and odd-year runs</w:t>
+      </w:r>
+      <w:r>
+        <w:t>, although this is the smallest of the three effects observed for each run, with point estimates of 0.</w:t>
+      </w:r>
+      <w:r>
+        <w:t>089</w:t>
+      </w:r>
+      <w:r>
+        <w:t xml:space="preserve"> and 0.</w:t>
+      </w:r>
+      <w:r>
+        <w:t>04</w:t>
+      </w:r>
+      <w:r>
+        <w:t xml:space="preserve"> respectively</w:t>
+      </w:r>
+      <w:r>
+        <w:t xml:space="preserve">. </w:t>
+      </w:r>
+      <w:r>
+        <w:t>Not surprisingly t</w:t>
+      </w:r>
+      <w:r>
+        <w:t xml:space="preserve">he river shows a significant positive effect on itself for both odd- and even-year runs, with </w:t>
+      </w:r>
+      <w:r>
+        <w:t>point estimates</w:t>
+      </w:r>
+      <w:r>
+        <w:t xml:space="preserve"> of </w:t>
+      </w:r>
+      <w:r>
+        <w:t>0.</w:t>
+      </w:r>
+      <w:r>
+        <w:t>92</w:t>
+      </w:r>
+      <w:r>
+        <w:t xml:space="preserve"> in even years and 0.</w:t>
+      </w:r>
+      <w:r>
+        <w:t>96</w:t>
+      </w:r>
+      <w:r>
+        <w:t xml:space="preserve"> in odd years. </w:t>
+      </w:r>
+      <w:r>
+        <w:t>B</w:t>
+      </w:r>
+      <w:r>
+        <w:t xml:space="preserve">oth even- and odd-year hatchery returns are </w:t>
+      </w:r>
+      <w:r>
+        <w:t xml:space="preserve">also </w:t>
+      </w:r>
+      <w:r>
+        <w:t xml:space="preserve">significantly influenced by </w:t>
+      </w:r>
+      <w:r>
+        <w:t>prior brood year</w:t>
+      </w:r>
+      <w:r>
+        <w:t xml:space="preserve"> Indian River abundances</w:t>
+      </w:r>
+      <w:r>
+        <w:t>, with the model</w:t>
+      </w:r>
+      <w:r>
+        <w:t xml:space="preserve"> finding respective</w:t>
+      </w:r>
+      <w:r>
+        <w:t xml:space="preserve"> point estimates of </w:t>
+      </w:r>
+      <w:r>
+        <w:t>0</w:t>
+      </w:r>
+      <w:r>
+        <w:t>.</w:t>
+      </w:r>
+      <w:r>
+        <w:t>6</w:t>
+      </w:r>
+      <w:r>
+        <w:t>31</w:t>
+      </w:r>
+      <w:r>
+        <w:t xml:space="preserve"> and 0.</w:t>
+      </w:r>
+      <w:r>
+        <w:t>311</w:t>
+      </w:r>
+      <w:r>
+        <w:t>.</w:t>
+      </w:r>
+      <w:r>
+        <w:t xml:space="preserve"> </w:t>
+      </w:r>
+      <w:r>
+        <w:t xml:space="preserve">While the effect of prior brood year Indian River abundances on current brood year hatchery returns is stronger for both runs than its inverse, it is crucial to note that hatchery returns are </w:t>
+      </w:r>
+      <w:r>
+        <w:t>greater than Indian River abundance much more often than not. This means that</w:t>
+      </w:r>
+      <w:ins w:id="55" w:author="Brian McGreal" w:date="2026-03-30T12:52:00Z" w16du:dateUtc="2026-03-30T19:52:00Z">
+        <w:r>
+          <w:t>,</w:t>
+        </w:r>
+      </w:ins>
+      <w:r>
+        <w:t xml:space="preserve"> despite the difference in effect, the overall numbers of fish </w:t>
+      </w:r>
+      <w:r>
+        <w:t xml:space="preserve">straying </w:t>
+      </w:r>
+      <w:r>
+        <w:t xml:space="preserve">to a </w:t>
+      </w:r>
+      <w:r>
+        <w:t xml:space="preserve">non-origin </w:t>
+      </w:r>
+      <w:r>
+        <w:t xml:space="preserve">site </w:t>
+      </w:r>
+      <w:r>
+        <w:t>could be roughly equal or even skewed towards hatchery-born fish returning to Indian River. In those brood years where Indian River abundances exceed hatchery returns, these effect</w:t>
+      </w:r>
+      <w:r>
+        <w:t xml:space="preserve"> size</w:t>
+      </w:r>
+      <w:r>
+        <w:t>s imply that the following brood year will see more fish from Indian River returning to the hatchery than vice versa.</w:t>
+      </w:r>
     </w:p>
     <w:p>
       <w:pPr>
         <w:spacing w:after="0" w:line="480" w:lineRule="auto"/>
-        <w:rPr>
-          <w:b/>
-          <w:bCs/>
-        </w:rPr>
-      </w:pPr>
-      <w:r>
-        <w:rPr>
-          <w:b/>
-          <w:bCs/>
-        </w:rPr>
-        <w:t>Effect of Hatchery Operations</w:t>
-      </w:r>
-    </w:p>
+      </w:pPr>
+    </w:p>
+    <w:bookmarkEnd w:id="41"/>
     <w:p>
       <w:pPr>
         <w:spacing w:after="0" w:line="480" w:lineRule="auto"/>
-      </w:pPr>
-      <w:commentRangeStart w:id="52"/>
-      <w:r>
-        <w:t xml:space="preserve">Difference-in-difference </w:t>
-      </w:r>
-      <w:r>
-        <w:t xml:space="preserve">studies </w:t>
-      </w:r>
-      <w:r>
-        <w:t xml:space="preserve">were undertaken to evaluate both the effect of SJH operations on pink salmon abundances at Indian River (treatment year = 1980), as well as the effect of SJH’s expansion of permitted pink salmon releases from 1 million to 3 million (treatment year = 2010). </w:t>
-      </w:r>
-      <w:r>
-        <w:t>M</w:t>
-      </w:r>
-      <w:r>
-        <w:t xml:space="preserve">odels pertaining to each run </w:t>
-      </w:r>
-      <w:r>
-        <w:t xml:space="preserve">(even- and odd-year) </w:t>
-      </w:r>
-      <w:r>
-        <w:t xml:space="preserve">and </w:t>
-      </w:r>
-      <w:r>
-        <w:t xml:space="preserve">treatment period </w:t>
-      </w:r>
-      <w:r>
-        <w:t xml:space="preserve">(1980 and 2010) </w:t>
-      </w:r>
-      <w:r>
-        <w:t>were specified</w:t>
-      </w:r>
-      <w:r>
-        <w:t xml:space="preserve"> in four ways:</w:t>
-      </w:r>
-      <w:r>
-        <w:t xml:space="preserve"> control</w:t>
-      </w:r>
-      <w:r>
-        <w:t>ling</w:t>
-      </w:r>
-      <w:r>
-        <w:t xml:space="preserve"> for the prior year’s ocean climate</w:t>
-      </w:r>
-      <w:r>
-        <w:t xml:space="preserve"> via lagged PDO</w:t>
-      </w:r>
-      <w:r>
-        <w:t xml:space="preserve">, </w:t>
-      </w:r>
-      <w:r>
-        <w:t xml:space="preserve">controlling for </w:t>
-      </w:r>
-      <w:r>
-        <w:t xml:space="preserve">the </w:t>
-      </w:r>
-      <w:r>
-        <w:t xml:space="preserve">biologist conducting each observation, </w:t>
-      </w:r>
-      <w:r>
-        <w:t xml:space="preserve">controlling for </w:t>
-      </w:r>
-      <w:r>
-        <w:t xml:space="preserve">both of these sets of </w:t>
-      </w:r>
-      <w:r>
-        <w:lastRenderedPageBreak/>
-        <w:t xml:space="preserve">covariates, and no </w:t>
-      </w:r>
-      <w:r>
-        <w:t xml:space="preserve">including no </w:t>
-      </w:r>
-      <w:r>
-        <w:t xml:space="preserve">covariates (only dummy indicators of time period and treatment group). From these, the </w:t>
-      </w:r>
-      <w:r>
-        <w:t>best fit model was selected using AIC, with the most parsimonious model being chosen in cases where AIC values were within 2 of one another.</w:t>
-      </w:r>
-      <w:commentRangeEnd w:id="52"/>
+        <w:rPr>
+          <w:b/>
+          <w:bCs/>
+          <w:u w:val="single"/>
+        </w:rPr>
+      </w:pPr>
+      <w:commentRangeStart w:id="56"/>
+      <w:r>
+        <w:rPr>
+          <w:b/>
+          <w:bCs/>
+          <w:u w:val="single"/>
+        </w:rPr>
+        <w:t>Discussion</w:t>
+      </w:r>
+      <w:commentRangeEnd w:id="56"/>
+      <w:r>
+        <w:rPr>
+          <w:rStyle w:val="CommentReference"/>
+          <w:b/>
+          <w:bCs/>
+          <w:sz w:val="24"/>
+          <w:szCs w:val="24"/>
+          <w:u w:val="single"/>
+        </w:rPr>
+        <w:commentReference w:id="56"/>
+      </w:r>
+    </w:p>
+    <w:p>
+      <w:pPr>
+        <w:spacing w:after="0" w:line="480" w:lineRule="auto"/>
+      </w:pPr>
+      <w:commentRangeStart w:id="57"/>
+      <w:r>
+        <w:t xml:space="preserve">The results of this work are intended first and foremost to provide management at SITK with a comprehensive description of both the impacts of SJH operations and of the population dynamics of pink salmon throughout the broader region.  </w:t>
+      </w:r>
+      <w:commentRangeEnd w:id="57"/>
       <w:r>
         <w:rPr>
           <w:rStyle w:val="CommentReference"/>
           <w:sz w:val="24"/>
           <w:szCs w:val="24"/>
         </w:rPr>
-        <w:commentReference w:id="52"/>
-      </w:r>
-    </w:p>
-    <w:p>
-      <w:pPr>
-        <w:spacing w:after="0" w:line="480" w:lineRule="auto"/>
-        <w:ind w:firstLine="720"/>
-      </w:pPr>
-      <w:commentRangeStart w:id="53"/>
-      <w:r>
-        <w:t>As mentioned above, a necessary pre-condition of difference-in-difference models is the satisfaction of the parallel trends assumption, which asserts that treatment and control groups</w:t>
-      </w:r>
-      <w:r>
-        <w:t xml:space="preserve"> must be</w:t>
-      </w:r>
-      <w:r>
-        <w:t xml:space="preserve"> mathematically similar in the pre-treatment period.</w:t>
-      </w:r>
-      <w:r>
-        <w:t xml:space="preserve"> Event studies in the form of simple linear models were undertaken to support this assumption. These models are structured to isolate the effect of Indian River on pink salmon abundances during pre-treatment periods, as illustrated below:</w:t>
-      </w:r>
-    </w:p>
-    <w:p>
-      <w:pPr>
-        <w:spacing w:after="0" w:line="480" w:lineRule="auto"/>
-      </w:pPr>
-    </w:p>
-    <w:p>
-      <w:pPr>
-        <w:spacing w:after="0" w:line="480" w:lineRule="auto"/>
-        <w:jc w:val="center"/>
-        <w:rPr>
-          <w:rFonts w:ascii="Times New Roman" w:eastAsia="Times New Roman" w:hAnsi="Times New Roman" w:cs="Times New Roman"/>
-          <w:kern w:val="0"/>
-          <w:sz w:val="26"/>
-          <w:szCs w:val="26"/>
-          <w14:ligatures w14:val="none"/>
-        </w:rPr>
-      </w:pPr>
-      <w:r>
-        <w:rPr>
-          <w:rFonts w:ascii="MathJax_Math-italic" w:eastAsia="Times New Roman" w:hAnsi="MathJax_Math-italic" w:cs="Times New Roman"/>
-          <w:kern w:val="0"/>
-          <w:sz w:val="26"/>
-          <w:szCs w:val="26"/>
-          <w:bdr w:val="none" w:sz="0" w:space="0" w:color="auto" w:frame="1"/>
-          <w14:ligatures w14:val="none"/>
-        </w:rPr>
-        <w:t>y</w:t>
-      </w:r>
-      <w:r>
-        <w:rPr>
-          <w:rFonts w:ascii="MathJax_Math-italic" w:eastAsia="Times New Roman" w:hAnsi="MathJax_Math-italic" w:cs="Times New Roman"/>
-          <w:kern w:val="0"/>
-          <w:sz w:val="26"/>
-          <w:szCs w:val="26"/>
-          <w:bdr w:val="none" w:sz="0" w:space="0" w:color="auto" w:frame="1"/>
-          <w:vertAlign w:val="subscript"/>
-          <w14:ligatures w14:val="none"/>
-        </w:rPr>
-        <w:t>i,t</w:t>
-      </w:r>
-      <w:r>
-        <w:rPr>
-          <w:rFonts w:ascii="MathJax_Math-italic" w:eastAsia="Times New Roman" w:hAnsi="MathJax_Math-italic" w:cs="Times New Roman"/>
-          <w:kern w:val="0"/>
-          <w:sz w:val="26"/>
-          <w:szCs w:val="26"/>
-          <w:bdr w:val="none" w:sz="0" w:space="0" w:color="auto" w:frame="1"/>
-          <w14:ligatures w14:val="none"/>
-        </w:rPr>
-        <w:t xml:space="preserve"> </w:t>
-      </w:r>
-      <w:r>
-        <w:rPr>
-          <w:rFonts w:ascii="MathJax_Main" w:eastAsia="Times New Roman" w:hAnsi="MathJax_Main" w:cs="Times New Roman"/>
-          <w:kern w:val="0"/>
-          <w:sz w:val="26"/>
-          <w:szCs w:val="26"/>
-          <w:bdr w:val="none" w:sz="0" w:space="0" w:color="auto" w:frame="1"/>
-          <w14:ligatures w14:val="none"/>
-        </w:rPr>
-        <w:t xml:space="preserve">= </w:t>
-      </w:r>
-      <w:r>
-        <w:rPr>
-          <w:rFonts w:ascii="MathJax_Math-italic" w:eastAsia="Times New Roman" w:hAnsi="MathJax_Math-italic" w:cs="Times New Roman"/>
-          <w:kern w:val="0"/>
-          <w:sz w:val="26"/>
-          <w:szCs w:val="26"/>
-          <w:bdr w:val="none" w:sz="0" w:space="0" w:color="auto" w:frame="1"/>
-          <w14:ligatures w14:val="none"/>
-        </w:rPr>
-        <w:t>β</w:t>
-      </w:r>
-      <w:r>
-        <w:rPr>
-          <w:rFonts w:ascii="MathJax_Math-italic" w:eastAsia="Times New Roman" w:hAnsi="MathJax_Math-italic" w:cs="Times New Roman"/>
-          <w:kern w:val="0"/>
-          <w:sz w:val="26"/>
-          <w:szCs w:val="26"/>
-          <w:bdr w:val="none" w:sz="0" w:space="0" w:color="auto" w:frame="1"/>
-          <w:vertAlign w:val="subscript"/>
-          <w14:ligatures w14:val="none"/>
-        </w:rPr>
-        <w:t>0</w:t>
-      </w:r>
-      <w:r>
-        <w:rPr>
-          <w:rFonts w:ascii="MathJax_Main" w:eastAsia="Times New Roman" w:hAnsi="MathJax_Main" w:cs="Times New Roman"/>
-          <w:kern w:val="0"/>
-          <w:sz w:val="26"/>
-          <w:szCs w:val="26"/>
-          <w:bdr w:val="none" w:sz="0" w:space="0" w:color="auto" w:frame="1"/>
-          <w14:ligatures w14:val="none"/>
-        </w:rPr>
-        <w:t xml:space="preserve"> + </w:t>
-      </w:r>
-      <w:r>
-        <w:rPr>
-          <w:rFonts w:ascii="MathJax_Math-italic" w:eastAsia="Times New Roman" w:hAnsi="MathJax_Math-italic" w:cs="Times New Roman"/>
-          <w:kern w:val="0"/>
-          <w:sz w:val="26"/>
-          <w:szCs w:val="26"/>
-          <w:bdr w:val="none" w:sz="0" w:space="0" w:color="auto" w:frame="1"/>
-          <w14:ligatures w14:val="none"/>
-        </w:rPr>
-        <w:t>β</w:t>
-      </w:r>
-      <w:r>
-        <w:rPr>
-          <w:rFonts w:ascii="MathJax_Math-italic" w:eastAsia="Times New Roman" w:hAnsi="MathJax_Math-italic" w:cs="Times New Roman"/>
-          <w:kern w:val="0"/>
-          <w:sz w:val="26"/>
-          <w:szCs w:val="26"/>
-          <w:bdr w:val="none" w:sz="0" w:space="0" w:color="auto" w:frame="1"/>
-          <w:vertAlign w:val="subscript"/>
-          <w14:ligatures w14:val="none"/>
-        </w:rPr>
-        <w:t>1</w:t>
-      </w:r>
-      <w:r>
-        <w:rPr>
-          <w:rFonts w:ascii="MathJax_Math-italic" w:eastAsia="Times New Roman" w:hAnsi="MathJax_Math-italic" w:cs="Times New Roman"/>
-          <w:kern w:val="0"/>
-          <w:sz w:val="26"/>
-          <w:szCs w:val="26"/>
-          <w:bdr w:val="none" w:sz="0" w:space="0" w:color="auto" w:frame="1"/>
-          <w14:ligatures w14:val="none"/>
-        </w:rPr>
-        <w:t>D</w:t>
-      </w:r>
-      <w:r>
-        <w:rPr>
-          <w:rFonts w:ascii="MathJax_Math-italic" w:eastAsia="Times New Roman" w:hAnsi="MathJax_Math-italic" w:cs="Times New Roman"/>
-          <w:kern w:val="0"/>
-          <w:sz w:val="26"/>
-          <w:szCs w:val="26"/>
-          <w:bdr w:val="none" w:sz="0" w:space="0" w:color="auto" w:frame="1"/>
-          <w:vertAlign w:val="subscript"/>
-          <w14:ligatures w14:val="none"/>
-        </w:rPr>
-        <w:t xml:space="preserve">Indian River </w:t>
-      </w:r>
-      <w:r>
-        <w:rPr>
-          <w:rFonts w:ascii="MathJax_Main" w:eastAsia="Times New Roman" w:hAnsi="MathJax_Main" w:cs="Times New Roman"/>
-          <w:kern w:val="0"/>
-          <w:sz w:val="26"/>
-          <w:szCs w:val="26"/>
-          <w:bdr w:val="none" w:sz="0" w:space="0" w:color="auto" w:frame="1"/>
-          <w14:ligatures w14:val="none"/>
-        </w:rPr>
-        <w:t>+</w:t>
-      </w:r>
-      <w:r>
-        <w:rPr>
-          <w:rFonts w:ascii="MathJax_Main" w:eastAsia="Times New Roman" w:hAnsi="MathJax_Main" w:cs="Times New Roman"/>
-          <w:kern w:val="0"/>
-          <w:sz w:val="26"/>
-          <w:szCs w:val="26"/>
-          <w:bdr w:val="none" w:sz="0" w:space="0" w:color="auto" w:frame="1"/>
-          <w14:ligatures w14:val="none"/>
-        </w:rPr>
-        <w:t xml:space="preserve"> </w:t>
-      </w:r>
-      <w:r>
-        <w:rPr>
-          <w:rFonts w:ascii="MathJax_Math-italic" w:eastAsia="Times New Roman" w:hAnsi="MathJax_Math-italic" w:cs="Times New Roman"/>
-          <w:kern w:val="0"/>
-          <w:sz w:val="26"/>
-          <w:szCs w:val="26"/>
-          <w:bdr w:val="none" w:sz="0" w:space="0" w:color="auto" w:frame="1"/>
-          <w14:ligatures w14:val="none"/>
-        </w:rPr>
-        <w:t>e</w:t>
-      </w:r>
-      <w:r>
-        <w:rPr>
-          <w:rFonts w:ascii="MathJax_Math-italic" w:eastAsia="Times New Roman" w:hAnsi="MathJax_Math-italic" w:cs="Times New Roman"/>
-          <w:kern w:val="0"/>
-          <w:sz w:val="26"/>
-          <w:szCs w:val="26"/>
-          <w:bdr w:val="none" w:sz="0" w:space="0" w:color="auto" w:frame="1"/>
-          <w:vertAlign w:val="subscript"/>
-          <w14:ligatures w14:val="none"/>
-        </w:rPr>
-        <w:t>i,t</w:t>
-      </w:r>
-    </w:p>
-    <w:p>
-      <w:pPr>
-        <w:spacing w:after="0" w:line="480" w:lineRule="auto"/>
-      </w:pPr>
-    </w:p>
-    <w:p>
-      <w:pPr>
-        <w:spacing w:after="0" w:line="480" w:lineRule="auto"/>
-      </w:pPr>
-      <w:r>
-        <w:t xml:space="preserve">Here, the variable </w:t>
-      </w:r>
-      <w:r>
-        <w:rPr>
-          <w:rFonts w:ascii="MathJax_Math-italic" w:eastAsia="Times New Roman" w:hAnsi="MathJax_Math-italic" w:cs="Times New Roman"/>
-          <w:kern w:val="0"/>
-          <w:sz w:val="26"/>
-          <w:szCs w:val="26"/>
-          <w:bdr w:val="none" w:sz="0" w:space="0" w:color="auto" w:frame="1"/>
-          <w14:ligatures w14:val="none"/>
-        </w:rPr>
-        <w:t>D</w:t>
-      </w:r>
-      <w:r>
-        <w:rPr>
-          <w:rFonts w:ascii="MathJax_Math-italic" w:eastAsia="Times New Roman" w:hAnsi="MathJax_Math-italic" w:cs="Times New Roman"/>
-          <w:kern w:val="0"/>
-          <w:sz w:val="26"/>
-          <w:szCs w:val="26"/>
-          <w:bdr w:val="none" w:sz="0" w:space="0" w:color="auto" w:frame="1"/>
-          <w:vertAlign w:val="subscript"/>
-          <w14:ligatures w14:val="none"/>
-        </w:rPr>
-        <w:t xml:space="preserve">Indian River </w:t>
-      </w:r>
-      <w:r>
-        <w:t>indicates whether or not an observation was taken at Indian River</w:t>
-      </w:r>
-      <w:r>
-        <w:t xml:space="preserve"> (</w:t>
-      </w:r>
-      <w:r>
-        <w:rPr>
-          <w:rFonts w:ascii="MathJax_Math-italic" w:eastAsia="Times New Roman" w:hAnsi="MathJax_Math-italic" w:cs="Times New Roman"/>
-          <w:kern w:val="0"/>
-          <w:sz w:val="26"/>
-          <w:szCs w:val="26"/>
-          <w:bdr w:val="none" w:sz="0" w:space="0" w:color="auto" w:frame="1"/>
-          <w14:ligatures w14:val="none"/>
-        </w:rPr>
-        <w:t>D</w:t>
-      </w:r>
-      <w:r>
-        <w:rPr>
-          <w:rFonts w:ascii="MathJax_Math-italic" w:eastAsia="Times New Roman" w:hAnsi="MathJax_Math-italic" w:cs="Times New Roman"/>
-          <w:kern w:val="0"/>
-          <w:sz w:val="26"/>
-          <w:szCs w:val="26"/>
-          <w:bdr w:val="none" w:sz="0" w:space="0" w:color="auto" w:frame="1"/>
-          <w:vertAlign w:val="subscript"/>
-          <w14:ligatures w14:val="none"/>
-        </w:rPr>
-        <w:t>Indian River</w:t>
-      </w:r>
-      <w:r>
-        <w:t xml:space="preserve"> = 1)</w:t>
-      </w:r>
-      <w:r>
-        <w:t xml:space="preserve"> or elsewhere in the </w:t>
-      </w:r>
-      <w:r>
-        <w:rPr>
-          <w:i/>
-          <w:iCs/>
-        </w:rPr>
-        <w:t>north southeast (outside)</w:t>
-      </w:r>
-      <w:r>
-        <w:t xml:space="preserve"> region</w:t>
-      </w:r>
-      <w:r>
-        <w:t xml:space="preserve"> (</w:t>
-      </w:r>
-      <w:r>
-        <w:rPr>
-          <w:rFonts w:ascii="MathJax_Math-italic" w:eastAsia="Times New Roman" w:hAnsi="MathJax_Math-italic" w:cs="Times New Roman"/>
-          <w:kern w:val="0"/>
-          <w:sz w:val="26"/>
-          <w:szCs w:val="26"/>
-          <w:bdr w:val="none" w:sz="0" w:space="0" w:color="auto" w:frame="1"/>
-          <w14:ligatures w14:val="none"/>
-        </w:rPr>
-        <w:t>D</w:t>
-      </w:r>
-      <w:r>
-        <w:rPr>
-          <w:rFonts w:ascii="MathJax_Math-italic" w:eastAsia="Times New Roman" w:hAnsi="MathJax_Math-italic" w:cs="Times New Roman"/>
-          <w:kern w:val="0"/>
-          <w:sz w:val="26"/>
-          <w:szCs w:val="26"/>
-          <w:bdr w:val="none" w:sz="0" w:space="0" w:color="auto" w:frame="1"/>
-          <w:vertAlign w:val="subscript"/>
-          <w14:ligatures w14:val="none"/>
-        </w:rPr>
-        <w:t>Indian River</w:t>
-      </w:r>
-      <w:r>
-        <w:t xml:space="preserve"> = 0)</w:t>
-      </w:r>
-      <w:r>
-        <w:t xml:space="preserve">. </w:t>
-      </w:r>
-      <w:r>
-        <w:t>If indeed treatment and control groups are similar during the pre-treatment period, then the effect of Indian River on pink salmon abundances (</w:t>
-      </w:r>
-      <w:r>
-        <w:rPr>
-          <w:rFonts w:ascii="MathJax_Math-italic" w:eastAsia="Times New Roman" w:hAnsi="MathJax_Math-italic" w:cs="Times New Roman"/>
-          <w:kern w:val="0"/>
-          <w:sz w:val="26"/>
-          <w:szCs w:val="26"/>
-          <w:bdr w:val="none" w:sz="0" w:space="0" w:color="auto" w:frame="1"/>
-          <w14:ligatures w14:val="none"/>
-        </w:rPr>
-        <w:t>β</w:t>
-      </w:r>
-      <w:r>
-        <w:rPr>
-          <w:rFonts w:ascii="MathJax_Math-italic" w:eastAsia="Times New Roman" w:hAnsi="MathJax_Math-italic" w:cs="Times New Roman"/>
-          <w:kern w:val="0"/>
-          <w:sz w:val="26"/>
-          <w:szCs w:val="26"/>
-          <w:bdr w:val="none" w:sz="0" w:space="0" w:color="auto" w:frame="1"/>
-          <w:vertAlign w:val="subscript"/>
-          <w14:ligatures w14:val="none"/>
-        </w:rPr>
-        <w:t>1</w:t>
-      </w:r>
-      <w:r>
-        <w:t xml:space="preserve">) should </w:t>
-      </w:r>
-      <w:r>
-        <w:t xml:space="preserve">not </w:t>
-      </w:r>
-      <w:r>
-        <w:t xml:space="preserve">be statistically significant. </w:t>
-      </w:r>
-      <w:commentRangeEnd w:id="53"/>
+        <w:commentReference w:id="57"/>
+      </w:r>
+      <w:commentRangeStart w:id="58"/>
+      <w:r>
+        <w:t xml:space="preserve">The state of pink salmon abundances in northern southeast Alaska is changing, as evidenced by Figures 2 &amp; 3. </w:t>
+      </w:r>
+      <w:commentRangeEnd w:id="58"/>
       <w:r>
         <w:rPr>
           <w:rStyle w:val="CommentReference"/>
           <w:sz w:val="24"/>
           <w:szCs w:val="24"/>
         </w:rPr>
-        <w:commentReference w:id="53"/>
-      </w:r>
-      <w:del w:id="54" w:author="Mark Scheuerell" w:date="2026-03-07T09:40:00Z" w16du:dateUtc="2026-03-07T17:40:00Z">
-        <w:r>
-          <w:delText>T</w:delText>
-        </w:r>
-        <w:r>
-          <w:delText xml:space="preserve">able 2 describes the effect of </w:delText>
-        </w:r>
-        <w:r>
-          <w:delText xml:space="preserve">Indian River </w:delText>
-        </w:r>
-        <w:r>
-          <w:delText xml:space="preserve">in the pre-treatment period in all four models. </w:delText>
-        </w:r>
-      </w:del>
-      <w:r>
-        <w:t xml:space="preserve">For even-year runs </w:t>
-      </w:r>
-      <w:del w:id="55" w:author="Mark Scheuerell" w:date="2026-03-07T09:41:00Z" w16du:dateUtc="2026-03-07T17:41:00Z">
-        <w:r>
-          <w:delText>there exists</w:delText>
-        </w:r>
-      </w:del>
-      <w:ins w:id="56" w:author="Mark Scheuerell" w:date="2026-03-07T09:41:00Z" w16du:dateUtc="2026-03-07T17:41:00Z">
-        <w:r>
-          <w:t>I found</w:t>
-        </w:r>
-      </w:ins>
-      <w:r>
-        <w:t xml:space="preserve"> some significant difference between trends at Indian River and elsewhere in the region prior to 1980</w:t>
-      </w:r>
-      <w:ins w:id="57" w:author="Mark Scheuerell" w:date="2026-03-07T09:40:00Z" w16du:dateUtc="2026-03-07T17:40:00Z">
-        <w:r>
-          <w:t xml:space="preserve"> (Table 2)</w:t>
-        </w:r>
-      </w:ins>
-      <w:r>
-        <w:t xml:space="preserve">. Due to this difference, </w:t>
-      </w:r>
-      <w:ins w:id="58" w:author="Mark Scheuerell" w:date="2026-03-07T09:41:00Z" w16du:dateUtc="2026-03-07T17:41:00Z">
-        <w:r>
-          <w:t xml:space="preserve">I constructed </w:t>
-        </w:r>
-      </w:ins>
-      <w:r>
-        <w:t xml:space="preserve">a synthetic control group time series </w:t>
-      </w:r>
-      <w:del w:id="59" w:author="Mark Scheuerell" w:date="2026-03-07T09:41:00Z" w16du:dateUtc="2026-03-07T17:41:00Z">
-        <w:r>
-          <w:delText xml:space="preserve">was constructed </w:delText>
-        </w:r>
-      </w:del>
-      <w:r>
-        <w:t>for comparison with the treatment group. All other models satisfy the parallel trends assumption.</w:t>
-      </w:r>
-    </w:p>
-    <w:p>
-      <w:pPr>
-        <w:spacing w:after="0" w:line="480" w:lineRule="auto"/>
-        <w:rPr>
-          <w:b/>
-          <w:bCs/>
-        </w:rPr>
-      </w:pPr>
-      <w:r>
-        <w:lastRenderedPageBreak/>
-        <w:tab/>
-      </w:r>
-      <w:del w:id="60" w:author="Mark Scheuerell" w:date="2026-03-07T09:41:00Z" w16du:dateUtc="2026-03-07T17:41:00Z">
-        <w:r>
-          <w:delText xml:space="preserve">Table 3 describes the results of these difference-in-difference studies. </w:delText>
-        </w:r>
-      </w:del>
-      <w:r>
-        <w:t xml:space="preserve">The effect of SJH operations commencing in 1980 </w:t>
-      </w:r>
-      <w:del w:id="61" w:author="Mark Scheuerell" w:date="2026-03-07T09:42:00Z" w16du:dateUtc="2026-03-07T17:42:00Z">
-        <w:r>
-          <w:delText>is shown to have driven</w:delText>
-        </w:r>
-      </w:del>
-      <w:ins w:id="62" w:author="Mark Scheuerell" w:date="2026-03-07T09:42:00Z" w16du:dateUtc="2026-03-07T17:42:00Z">
-        <w:r>
-          <w:t>drove</w:t>
-        </w:r>
-      </w:ins>
-      <w:r>
-        <w:t xml:space="preserve"> a significant increase in odd-year pink salmon abundances at Indian River</w:t>
-      </w:r>
-      <w:r>
-        <w:t xml:space="preserve">, while no significant impact </w:t>
-      </w:r>
-      <w:del w:id="63" w:author="Mark Scheuerell" w:date="2026-03-07T09:42:00Z" w16du:dateUtc="2026-03-07T17:42:00Z">
-        <w:r>
-          <w:delText xml:space="preserve">is </w:delText>
-        </w:r>
-      </w:del>
-      <w:ins w:id="64" w:author="Mark Scheuerell" w:date="2026-03-07T09:42:00Z" w16du:dateUtc="2026-03-07T17:42:00Z">
-        <w:r>
-          <w:t xml:space="preserve">was </w:t>
-        </w:r>
-      </w:ins>
-      <w:r>
-        <w:t>found affecting even-year runs</w:t>
-      </w:r>
-      <w:ins w:id="65" w:author="Mark Scheuerell" w:date="2026-03-07T09:41:00Z" w16du:dateUtc="2026-03-07T17:41:00Z">
-        <w:r>
-          <w:t xml:space="preserve"> (Table 3)</w:t>
-        </w:r>
-      </w:ins>
-      <w:r>
-        <w:t xml:space="preserve">. </w:t>
-      </w:r>
-      <w:r>
-        <w:t>T</w:t>
-      </w:r>
-      <w:r>
-        <w:t xml:space="preserve">he expansion of permitted pink salmon releases from 1 million to 3 million in 2010 </w:t>
-      </w:r>
-      <w:del w:id="66" w:author="Mark Scheuerell" w:date="2026-03-07T09:42:00Z" w16du:dateUtc="2026-03-07T17:42:00Z">
-        <w:r>
-          <w:delText xml:space="preserve">is shown to have driven </w:delText>
-        </w:r>
-      </w:del>
-      <w:r>
-        <w:t>significant</w:t>
-      </w:r>
-      <w:ins w:id="67" w:author="Mark Scheuerell" w:date="2026-03-07T09:42:00Z" w16du:dateUtc="2026-03-07T17:42:00Z">
-        <w:r>
-          <w:t>ly</w:t>
-        </w:r>
-      </w:ins>
-      <w:r>
-        <w:t xml:space="preserve"> </w:t>
-      </w:r>
-      <w:del w:id="68" w:author="Mark Scheuerell" w:date="2026-03-07T09:42:00Z" w16du:dateUtc="2026-03-07T17:42:00Z">
-        <w:r>
-          <w:delText xml:space="preserve">increases </w:delText>
-        </w:r>
-      </w:del>
-      <w:ins w:id="69" w:author="Mark Scheuerell" w:date="2026-03-07T09:42:00Z" w16du:dateUtc="2026-03-07T17:42:00Z">
-        <w:r>
-          <w:t xml:space="preserve">increased </w:t>
-        </w:r>
-      </w:ins>
-      <w:r>
-        <w:t xml:space="preserve">in both even- and odd-year abundances. </w:t>
-      </w:r>
-      <w:r>
-        <w:t>The difference in time periods (pre- and post</w:t>
-      </w:r>
-      <w:r>
-        <w:t>-</w:t>
-      </w:r>
-      <w:r>
-        <w:t xml:space="preserve">1980, and pre- and post-2010) </w:t>
-      </w:r>
-      <w:del w:id="70" w:author="Mark Scheuerell" w:date="2026-03-07T09:42:00Z" w16du:dateUtc="2026-03-07T17:42:00Z">
-        <w:r>
-          <w:delText>is found to be</w:delText>
-        </w:r>
-      </w:del>
-      <w:ins w:id="71" w:author="Mark Scheuerell" w:date="2026-03-07T09:42:00Z" w16du:dateUtc="2026-03-07T17:42:00Z">
-        <w:r>
-          <w:t>was</w:t>
-        </w:r>
-      </w:ins>
-      <w:r>
-        <w:t xml:space="preserve"> a significant driver of pink salmon abundances both at Indian River and throughout </w:t>
-      </w:r>
-      <w:r>
-        <w:t xml:space="preserve">the </w:t>
-      </w:r>
-      <w:r>
-        <w:rPr>
-          <w:i/>
-          <w:iCs/>
-        </w:rPr>
-        <w:t>north southeast (outside)</w:t>
-      </w:r>
-      <w:r>
-        <w:t xml:space="preserve"> region. This result is consistent with trends seen in ADFG’s survey data (Figures 2 &amp; 3), as well as the estimated states of pink salmon abundance depicted in Figures 4 &amp; 5. </w:t>
-      </w:r>
-    </w:p>
-    <w:p>
-      <w:pPr>
-        <w:spacing w:after="0" w:line="480" w:lineRule="auto"/>
-        <w:rPr>
-          <w:b/>
-          <w:bCs/>
-        </w:rPr>
-      </w:pPr>
-    </w:p>
-    <w:p>
-      <w:pPr>
-        <w:spacing w:after="0" w:line="480" w:lineRule="auto"/>
-        <w:rPr>
-          <w:b/>
-          <w:bCs/>
-        </w:rPr>
-      </w:pPr>
-      <w:r>
-        <w:rPr>
-          <w:b/>
-          <w:bCs/>
-        </w:rPr>
-        <w:t>Effect of Hatchery Releases</w:t>
-      </w:r>
-    </w:p>
-    <w:p>
-      <w:pPr>
-        <w:spacing w:after="0" w:line="480" w:lineRule="auto"/>
-      </w:pPr>
-      <w:commentRangeStart w:id="72"/>
-      <w:r>
-        <w:t>With difference-in-difference studies suggesting that hatchery operations are having some influence on Indian River pink salmon abundances, the last stage of this research seeks to directly evaluate the effect o</w:t>
-      </w:r>
-      <w:r>
-        <w:t>f the volume of pink salmon coming from each source (the river and the hatchery) in brood year t-1 has on the other in brood year t</w:t>
-      </w:r>
-      <w:r>
-        <w:t xml:space="preserve">. </w:t>
-      </w:r>
-      <w:r>
-        <w:t xml:space="preserve">For this purpose, MARSS models are employed with </w:t>
-      </w:r>
-      <w:r>
-        <w:rPr>
-          <w:rFonts w:ascii="MathJax_Math-italic" w:eastAsia="Times New Roman" w:hAnsi="MathJax_Math-italic" w:cs="Times New Roman"/>
-          <w:b/>
-          <w:bCs/>
-          <w:kern w:val="0"/>
-          <w:sz w:val="26"/>
-          <w:szCs w:val="26"/>
-          <w:bdr w:val="none" w:sz="0" w:space="0" w:color="auto" w:frame="1"/>
-          <w14:ligatures w14:val="none"/>
-        </w:rPr>
-        <w:t>B</w:t>
-      </w:r>
-      <w:r>
-        <w:t xml:space="preserve"> specified specifically to capture these cross effects.</w:t>
-      </w:r>
-      <w:r>
-        <w:t xml:space="preserve"> As mentioned above, the element of </w:t>
-      </w:r>
-      <w:r>
-        <w:rPr>
-          <w:rFonts w:ascii="MathJax_Math-italic" w:eastAsia="Times New Roman" w:hAnsi="MathJax_Math-italic" w:cs="Times New Roman"/>
-          <w:b/>
-          <w:bCs/>
-          <w:kern w:val="0"/>
-          <w:sz w:val="26"/>
-          <w:szCs w:val="26"/>
-          <w:bdr w:val="none" w:sz="0" w:space="0" w:color="auto" w:frame="1"/>
-          <w14:ligatures w14:val="none"/>
-        </w:rPr>
-        <w:t>B</w:t>
-      </w:r>
-      <w:r>
-        <w:t xml:space="preserve"> that would capture the influence of hatchery returns in brood year t-1 on hatchery returns in brood year t is set at zero, due to hatchery releases in year t not being the direct result of returns in the previous brood year. </w:t>
-      </w:r>
-      <w:commentRangeEnd w:id="72"/>
+        <w:commentReference w:id="58"/>
+      </w:r>
+      <w:commentRangeStart w:id="59"/>
+      <w:r>
+        <w:t xml:space="preserve">Understanding whether pink salmon at Indian River exist within a natural range of variation requires parsing this context. </w:t>
+      </w:r>
+      <w:commentRangeEnd w:id="59"/>
       <w:r>
         <w:rPr>
           <w:rStyle w:val="CommentReference"/>
           <w:sz w:val="24"/>
           <w:szCs w:val="24"/>
         </w:rPr>
-        <w:commentReference w:id="72"/>
-      </w:r>
-      <w:commentRangeStart w:id="73"/>
-      <w:r>
-        <w:t xml:space="preserve">Figure 6 describes </w:t>
-      </w:r>
-      <w:r>
-        <w:rPr>
-          <w:rFonts w:ascii="MathJax_Math-italic" w:eastAsia="Times New Roman" w:hAnsi="MathJax_Math-italic" w:cs="Times New Roman"/>
-          <w:b/>
-          <w:bCs/>
-          <w:kern w:val="0"/>
-          <w:sz w:val="26"/>
-          <w:szCs w:val="26"/>
-          <w:bdr w:val="none" w:sz="0" w:space="0" w:color="auto" w:frame="1"/>
-          <w14:ligatures w14:val="none"/>
-        </w:rPr>
-        <w:t>B</w:t>
-      </w:r>
-      <w:r>
-        <w:t xml:space="preserve"> parameter estimates from these MARSS models, including the parameter of greatest interest – the e</w:t>
-      </w:r>
-      <w:r>
-        <w:t>ffect of prior brood year hatchery returns on current brood year Indian River abundance</w:t>
-      </w:r>
-      <w:r>
-        <w:t xml:space="preserve">, as well as the effect </w:t>
+        <w:commentReference w:id="59"/>
+      </w:r>
+      <w:commentRangeStart w:id="60"/>
+      <w:r>
+        <w:t xml:space="preserve">While pink salmon densities observed at Indian River in recent decades are high </w:t>
       </w:r>
       <w:r>
         <w:lastRenderedPageBreak/>
-        <w:t xml:space="preserve">of </w:t>
-      </w:r>
-      <w:r>
-        <w:t>prior brood year Indian River abundance on current brood year</w:t>
-      </w:r>
-      <w:r>
-        <w:t xml:space="preserve"> </w:t>
-      </w:r>
-      <w:r>
-        <w:t>hatchery returns</w:t>
-      </w:r>
-      <w:r>
-        <w:t xml:space="preserve">, and the effect of prior brood year Indian River abundance on current brood year Indian River abundance. </w:t>
-      </w:r>
-      <w:commentRangeEnd w:id="73"/>
-      <w:r>
-        <w:rPr>
-          <w:rStyle w:val="CommentReference"/>
-          <w:sz w:val="24"/>
-          <w:szCs w:val="24"/>
-        </w:rPr>
-        <w:commentReference w:id="73"/>
-      </w:r>
-      <w:r>
-        <w:t xml:space="preserve">Parametric bootstrapping is employed to construct confidence intervals around these parameter estimates. </w:t>
-      </w:r>
-    </w:p>
-    <w:p>
-      <w:pPr>
-        <w:spacing w:after="0" w:line="480" w:lineRule="auto"/>
-      </w:pPr>
-      <w:r>
-        <w:tab/>
-      </w:r>
-      <w:commentRangeStart w:id="74"/>
-      <w:r>
-        <w:t xml:space="preserve">The </w:t>
-      </w:r>
-      <w:del w:id="75" w:author="Mark Scheuerell" w:date="2026-03-07T09:44:00Z" w16du:dateUtc="2026-03-07T17:44:00Z">
-        <w:r>
-          <w:delText>parameter of interest</w:delText>
-        </w:r>
-        <w:r>
-          <w:delText xml:space="preserve"> (the </w:delText>
-        </w:r>
-      </w:del>
-      <w:r>
-        <w:t>e</w:t>
-      </w:r>
-      <w:r>
-        <w:t>ffect of prior brood year hatchery returns on current brood year Indian River abundance</w:t>
-      </w:r>
-      <w:del w:id="76" w:author="Mark Scheuerell" w:date="2026-03-07T09:45:00Z" w16du:dateUtc="2026-03-07T17:45:00Z">
-        <w:r>
-          <w:delText>) i</w:delText>
-        </w:r>
-        <w:r>
-          <w:delText>s</w:delText>
-        </w:r>
-        <w:r>
-          <w:delText xml:space="preserve"> found to be</w:delText>
-        </w:r>
-      </w:del>
-      <w:ins w:id="77" w:author="Mark Scheuerell" w:date="2026-03-07T09:45:00Z" w16du:dateUtc="2026-03-07T17:45:00Z">
-        <w:r>
-          <w:t xml:space="preserve"> was</w:t>
-        </w:r>
-      </w:ins>
-      <w:r>
-        <w:t xml:space="preserve"> </w:t>
-      </w:r>
-      <w:r>
-        <w:t xml:space="preserve">positive and </w:t>
-      </w:r>
-      <w:r>
-        <w:t>significant for both even- and odd-year runs</w:t>
-      </w:r>
-      <w:r>
-        <w:t>, although this is the smallest of the three effects observed for each run, with point estimates of 0.</w:t>
-      </w:r>
-      <w:r>
-        <w:t>089</w:t>
-      </w:r>
-      <w:r>
-        <w:t xml:space="preserve"> and 0.</w:t>
-      </w:r>
-      <w:r>
-        <w:t>04</w:t>
-      </w:r>
-      <w:r>
-        <w:t xml:space="preserve"> respectively</w:t>
-      </w:r>
-      <w:r>
-        <w:t xml:space="preserve">. </w:t>
-      </w:r>
-      <w:r>
-        <w:t>Not surprisingly t</w:t>
-      </w:r>
-      <w:r>
-        <w:t xml:space="preserve">he river shows a significant positive effect on itself for both odd- and even-year runs, with </w:t>
-      </w:r>
-      <w:r>
-        <w:t>point estimates</w:t>
-      </w:r>
-      <w:r>
-        <w:t xml:space="preserve"> of </w:t>
-      </w:r>
-      <w:r>
-        <w:t>0.</w:t>
-      </w:r>
-      <w:r>
-        <w:t>92</w:t>
-      </w:r>
-      <w:r>
-        <w:t xml:space="preserve"> in even years and 0.</w:t>
-      </w:r>
-      <w:r>
-        <w:t>96</w:t>
-      </w:r>
-      <w:r>
-        <w:t xml:space="preserve"> in odd years. </w:t>
-      </w:r>
-      <w:r>
-        <w:t>B</w:t>
-      </w:r>
-      <w:r>
-        <w:t xml:space="preserve">oth even- and odd-year hatchery returns are </w:t>
-      </w:r>
-      <w:r>
-        <w:t xml:space="preserve">also </w:t>
-      </w:r>
-      <w:r>
-        <w:t xml:space="preserve">significantly influenced by </w:t>
-      </w:r>
-      <w:r>
-        <w:t>prior brood year</w:t>
-      </w:r>
-      <w:r>
-        <w:t xml:space="preserve"> Indian River abundances</w:t>
-      </w:r>
-      <w:r>
-        <w:t>, with the model</w:t>
-      </w:r>
-      <w:r>
-        <w:t xml:space="preserve"> finding respective</w:t>
-      </w:r>
-      <w:r>
-        <w:t xml:space="preserve"> point estimates of </w:t>
-      </w:r>
-      <w:r>
-        <w:t>0</w:t>
-      </w:r>
-      <w:r>
-        <w:t>.</w:t>
-      </w:r>
-      <w:r>
-        <w:t>6</w:t>
-      </w:r>
-      <w:r>
-        <w:t>31</w:t>
-      </w:r>
-      <w:r>
-        <w:t xml:space="preserve"> and 0.</w:t>
-      </w:r>
-      <w:r>
-        <w:t>311</w:t>
-      </w:r>
-      <w:r>
-        <w:t>.</w:t>
-      </w:r>
-      <w:r>
-        <w:t xml:space="preserve"> </w:t>
-      </w:r>
-      <w:r>
-        <w:t xml:space="preserve">While the effect of prior brood year Indian River abundances on current brood year hatchery returns is stronger for both runs than its inverse, it is crucial to note that hatchery returns are </w:t>
-      </w:r>
-      <w:r>
-        <w:t xml:space="preserve">greater than Indian River abundance much more often than not. This means that despite the difference in effect, the overall numbers of fish </w:t>
-      </w:r>
-      <w:del w:id="78" w:author="Mark Scheuerell" w:date="2026-03-07T09:46:00Z" w16du:dateUtc="2026-03-07T17:46:00Z">
-        <w:r>
-          <w:delText xml:space="preserve">returning </w:delText>
-        </w:r>
-      </w:del>
-      <w:ins w:id="79" w:author="Mark Scheuerell" w:date="2026-03-07T09:46:00Z" w16du:dateUtc="2026-03-07T17:46:00Z">
-        <w:r>
-          <w:t xml:space="preserve">straying </w:t>
-        </w:r>
-      </w:ins>
-      <w:r>
-        <w:t xml:space="preserve">to a </w:t>
-      </w:r>
-      <w:ins w:id="80" w:author="Mark Scheuerell" w:date="2026-03-07T09:46:00Z" w16du:dateUtc="2026-03-07T17:46:00Z">
-        <w:r>
-          <w:t xml:space="preserve">non-origin </w:t>
-        </w:r>
-      </w:ins>
-      <w:r>
-        <w:t xml:space="preserve">site </w:t>
-      </w:r>
-      <w:del w:id="81" w:author="Mark Scheuerell" w:date="2026-03-07T09:46:00Z" w16du:dateUtc="2026-03-07T17:46:00Z">
-        <w:r>
-          <w:delText xml:space="preserve">different from that of their origin </w:delText>
-        </w:r>
-      </w:del>
-      <w:r>
-        <w:t xml:space="preserve">could be roughly equal or even skewed towards hatchery-born fish returning to Indian River. In those brood years where Indian River abundances exceed hatchery returns, the </w:t>
-      </w:r>
-      <w:del w:id="82" w:author="Mark Scheuerell" w:date="2026-03-07T09:47:00Z" w16du:dateUtc="2026-03-07T17:47:00Z">
-        <w:r>
-          <w:delText xml:space="preserve">sizes of </w:delText>
-        </w:r>
-      </w:del>
-      <w:r>
-        <w:t>these effect</w:t>
-      </w:r>
-      <w:ins w:id="83" w:author="Mark Scheuerell" w:date="2026-03-07T09:47:00Z" w16du:dateUtc="2026-03-07T17:47:00Z">
-        <w:r>
-          <w:t xml:space="preserve"> size</w:t>
-        </w:r>
-      </w:ins>
-      <w:r>
-        <w:t>s imply that the following brood year will see more fish from Indian River returning to the hatchery than vice versa.</w:t>
-      </w:r>
-      <w:commentRangeEnd w:id="74"/>
-      <w:r>
-        <w:rPr>
-          <w:rStyle w:val="CommentReference"/>
-          <w:sz w:val="24"/>
-          <w:szCs w:val="24"/>
-        </w:rPr>
-        <w:commentReference w:id="74"/>
-      </w:r>
-    </w:p>
-    <w:p>
-      <w:pPr>
-        <w:spacing w:after="0" w:line="480" w:lineRule="auto"/>
-      </w:pPr>
-    </w:p>
-    <w:bookmarkEnd w:id="40"/>
-    <w:p>
-      <w:pPr>
-        <w:spacing w:after="0" w:line="480" w:lineRule="auto"/>
-        <w:rPr>
-          <w:b/>
-          <w:bCs/>
-          <w:u w:val="single"/>
-        </w:rPr>
-      </w:pPr>
-      <w:commentRangeStart w:id="84"/>
-      <w:r>
-        <w:rPr>
-          <w:b/>
-          <w:bCs/>
-          <w:u w:val="single"/>
-        </w:rPr>
-        <w:t>Discussion</w:t>
-      </w:r>
-      <w:commentRangeEnd w:id="84"/>
-      <w:r>
-        <w:rPr>
-          <w:rStyle w:val="CommentReference"/>
-          <w:b/>
-          <w:bCs/>
-          <w:sz w:val="24"/>
-          <w:szCs w:val="24"/>
-          <w:u w:val="single"/>
-        </w:rPr>
-        <w:commentReference w:id="84"/>
-      </w:r>
-    </w:p>
-    <w:p>
-      <w:pPr>
-        <w:spacing w:after="0" w:line="480" w:lineRule="auto"/>
-      </w:pPr>
-      <w:commentRangeStart w:id="85"/>
-      <w:r>
-        <w:lastRenderedPageBreak/>
-        <w:t xml:space="preserve">The results of this work are intended first and foremost to provide management at SITK with a comprehensive description of both the impacts of SJH operations and of the population dynamics of pink salmon throughout the broader region.  </w:t>
-      </w:r>
-      <w:commentRangeEnd w:id="85"/>
-      <w:r>
-        <w:rPr>
-          <w:rStyle w:val="CommentReference"/>
-          <w:sz w:val="24"/>
-          <w:szCs w:val="24"/>
-        </w:rPr>
-        <w:commentReference w:id="85"/>
-      </w:r>
-      <w:commentRangeStart w:id="86"/>
-      <w:r>
-        <w:t xml:space="preserve">The state of pink salmon abundances in northern southeast Alaska is changing, as evidenced by Figures 2 &amp; 3. </w:t>
-      </w:r>
-      <w:commentRangeEnd w:id="86"/>
-      <w:r>
-        <w:rPr>
-          <w:rStyle w:val="CommentReference"/>
-          <w:sz w:val="24"/>
-          <w:szCs w:val="24"/>
-        </w:rPr>
-        <w:commentReference w:id="86"/>
-      </w:r>
-      <w:commentRangeStart w:id="87"/>
-      <w:r>
-        <w:t xml:space="preserve">Understanding whether pink salmon at Indian River exist within a natural range of variation requires parsing this context. </w:t>
-      </w:r>
-      <w:commentRangeEnd w:id="87"/>
-      <w:r>
-        <w:rPr>
-          <w:rStyle w:val="CommentReference"/>
-          <w:sz w:val="24"/>
-          <w:szCs w:val="24"/>
-        </w:rPr>
-        <w:commentReference w:id="87"/>
-      </w:r>
-      <w:commentRangeStart w:id="88"/>
-      <w:r>
-        <w:t xml:space="preserve">While pink salmon densities observed at Indian River in recent decades are high compared to those that were recorded decades ago, </w:t>
-      </w:r>
-      <w:ins w:id="89" w:author="Mark Scheuerell" w:date="2026-03-07T09:53:00Z" w16du:dateUtc="2026-03-07T17:53:00Z">
+        <w:t xml:space="preserve">compared to those that were recorded decades ago, </w:t>
+      </w:r>
+      <w:ins w:id="61" w:author="Mark Scheuerell" w:date="2026-03-07T09:53:00Z" w16du:dateUtc="2026-03-07T17:53:00Z">
         <w:r>
           <w:t xml:space="preserve">more contemporary returns </w:t>
         </w:r>
       </w:ins>
-      <w:ins w:id="90" w:author="Mark Scheuerell" w:date="2026-03-07T09:54:00Z" w16du:dateUtc="2026-03-07T17:54:00Z">
+      <w:ins w:id="62" w:author="Mark Scheuerell" w:date="2026-03-07T09:54:00Z" w16du:dateUtc="2026-03-07T17:54:00Z">
         <w:r>
           <w:t xml:space="preserve">of </w:t>
         </w:r>
       </w:ins>
-      <w:ins w:id="91" w:author="Mark Scheuerell" w:date="2026-03-07T09:55:00Z" w16du:dateUtc="2026-03-07T17:55:00Z">
+      <w:ins w:id="63" w:author="Mark Scheuerell" w:date="2026-03-07T09:55:00Z" w16du:dateUtc="2026-03-07T17:55:00Z">
         <w:r>
           <w:t xml:space="preserve">adults </w:t>
         </w:r>
       </w:ins>
-      <w:ins w:id="92" w:author="Mark Scheuerell" w:date="2026-03-07T09:53:00Z" w16du:dateUtc="2026-03-07T17:53:00Z">
+      <w:ins w:id="64" w:author="Mark Scheuerell" w:date="2026-03-07T09:53:00Z" w16du:dateUtc="2026-03-07T17:53:00Z">
         <w:r>
           <w:t xml:space="preserve">to the </w:t>
         </w:r>
       </w:ins>
-      <w:del w:id="93" w:author="Mark Scheuerell" w:date="2026-03-07T09:52:00Z" w16du:dateUtc="2026-03-07T17:52:00Z">
+      <w:del w:id="65" w:author="Mark Scheuerell" w:date="2026-03-07T09:52:00Z" w16du:dateUtc="2026-03-07T17:52:00Z">
         <w:r>
           <w:delText xml:space="preserve">a statistical comparison of </w:delText>
         </w:r>
@@ -7190,12 +6512,12 @@
       <w:r>
         <w:t xml:space="preserve">Indian River </w:t>
       </w:r>
-      <w:ins w:id="94" w:author="Mark Scheuerell" w:date="2026-03-07T09:54:00Z" w16du:dateUtc="2026-03-07T17:54:00Z">
+      <w:ins w:id="66" w:author="Mark Scheuerell" w:date="2026-03-07T09:54:00Z" w16du:dateUtc="2026-03-07T17:54:00Z">
         <w:r>
           <w:t xml:space="preserve">in even years are largely in line with </w:t>
         </w:r>
       </w:ins>
-      <w:del w:id="95" w:author="Mark Scheuerell" w:date="2026-03-07T09:54:00Z" w16du:dateUtc="2026-03-07T17:54:00Z">
+      <w:del w:id="67" w:author="Mark Scheuerell" w:date="2026-03-07T09:54:00Z" w16du:dateUtc="2026-03-07T17:54:00Z">
         <w:r>
           <w:delText xml:space="preserve">to ADFG’s pinks salmon </w:delText>
         </w:r>
@@ -7212,7 +6534,7 @@
       </w:r>
       <w:r>
         <w:rPr>
-          <w:rPrChange w:id="96" w:author="Mark Scheuerell" w:date="2026-03-07T09:55:00Z" w16du:dateUtc="2026-03-07T17:55:00Z">
+          <w:rPrChange w:id="68" w:author="Mark Scheuerell" w:date="2026-03-07T09:55:00Z" w16du:dateUtc="2026-03-07T17:55:00Z">
             <w:rPr>
               <w:i/>
               <w:iCs/>
@@ -7230,7 +6552,7 @@
       </w:r>
       <w:r>
         <w:rPr>
-          <w:rPrChange w:id="97" w:author="Mark Scheuerell" w:date="2026-03-07T09:55:00Z" w16du:dateUtc="2026-03-07T17:55:00Z">
+          <w:rPrChange w:id="69" w:author="Mark Scheuerell" w:date="2026-03-07T09:55:00Z" w16du:dateUtc="2026-03-07T17:55:00Z">
             <w:rPr>
               <w:i/>
               <w:iCs/>
@@ -7239,10 +6561,10 @@
         </w:rPr>
         <w:t>)</w:t>
       </w:r>
-      <w:ins w:id="98" w:author="Mark Scheuerell" w:date="2026-03-07T09:55:00Z" w16du:dateUtc="2026-03-07T17:55:00Z">
+      <w:ins w:id="70" w:author="Mark Scheuerell" w:date="2026-03-07T09:55:00Z" w16du:dateUtc="2026-03-07T17:55:00Z">
         <w:r>
           <w:rPr>
-            <w:rPrChange w:id="99" w:author="Mark Scheuerell" w:date="2026-03-07T09:55:00Z" w16du:dateUtc="2026-03-07T17:55:00Z">
+            <w:rPrChange w:id="71" w:author="Mark Scheuerell" w:date="2026-03-07T09:55:00Z" w16du:dateUtc="2026-03-07T17:55:00Z">
               <w:rPr>
                 <w:i/>
                 <w:iCs/>
@@ -7255,7 +6577,7 @@
           <w:t xml:space="preserve">as </w:t>
         </w:r>
       </w:ins>
-      <w:del w:id="100" w:author="Mark Scheuerell" w:date="2026-03-07T09:55:00Z" w16du:dateUtc="2026-03-07T17:55:00Z">
+      <w:del w:id="72" w:author="Mark Scheuerell" w:date="2026-03-07T09:55:00Z" w16du:dateUtc="2026-03-07T17:55:00Z">
         <w:r>
           <w:delText xml:space="preserve"> </w:delText>
         </w:r>
@@ -7266,7 +6588,7 @@
       <w:r>
         <w:t xml:space="preserve">odd-year runs are not in line with </w:t>
       </w:r>
-      <w:ins w:id="101" w:author="Mark Scheuerell" w:date="2026-03-07T09:56:00Z" w16du:dateUtc="2026-03-07T17:56:00Z">
+      <w:ins w:id="73" w:author="Mark Scheuerell" w:date="2026-03-07T09:56:00Z" w16du:dateUtc="2026-03-07T17:56:00Z">
         <w:r>
           <w:t xml:space="preserve">broader </w:t>
         </w:r>
@@ -7274,12 +6596,12 @@
       <w:r>
         <w:t xml:space="preserve">regional </w:t>
       </w:r>
-      <w:del w:id="102" w:author="Mark Scheuerell" w:date="2026-03-07T09:56:00Z" w16du:dateUtc="2026-03-07T17:56:00Z">
+      <w:del w:id="74" w:author="Mark Scheuerell" w:date="2026-03-07T09:56:00Z" w16du:dateUtc="2026-03-07T17:56:00Z">
         <w:r>
           <w:delText>expectations</w:delText>
         </w:r>
       </w:del>
-      <w:ins w:id="103" w:author="Mark Scheuerell" w:date="2026-03-07T09:56:00Z" w16du:dateUtc="2026-03-07T17:56:00Z">
+      <w:ins w:id="75" w:author="Mark Scheuerell" w:date="2026-03-07T09:56:00Z" w16du:dateUtc="2026-03-07T17:56:00Z">
         <w:r>
           <w:t>patterns</w:t>
         </w:r>
@@ -7287,24 +6609,24 @@
       <w:r>
         <w:t xml:space="preserve">. </w:t>
       </w:r>
-      <w:commentRangeEnd w:id="88"/>
+      <w:commentRangeEnd w:id="60"/>
       <w:r>
         <w:rPr>
           <w:rStyle w:val="CommentReference"/>
           <w:sz w:val="24"/>
           <w:szCs w:val="24"/>
         </w:rPr>
-        <w:commentReference w:id="88"/>
+        <w:commentReference w:id="60"/>
       </w:r>
       <w:r>
         <w:t xml:space="preserve">Difference-in-difference modeling indicated that this difference may indeed be driven by Sheldon Jackson Hatchery operations, and the expansion of these operations in 2010 seems to have driven a significant increase in abundances for both even- and odd-year runs. While these results are compelling, they do not reveal the impact of hatchery releases on Indian River pink salmon abundances, only that abundances at Indian River post-2010 (and in the case of odd-year runs, post-1980) are higher than expected relative to the control group. </w:t>
       </w:r>
-      <w:del w:id="104" w:author="Mark Scheuerell" w:date="2026-03-07T09:57:00Z" w16du:dateUtc="2026-03-07T17:57:00Z">
+      <w:del w:id="76" w:author="Mark Scheuerell" w:date="2026-03-07T09:57:00Z" w16du:dateUtc="2026-03-07T17:57:00Z">
         <w:r>
           <w:delText>That effect is found through</w:delText>
         </w:r>
       </w:del>
-      <w:ins w:id="105" w:author="Mark Scheuerell" w:date="2026-03-07T09:57:00Z" w16du:dateUtc="2026-03-07T17:57:00Z">
+      <w:ins w:id="77" w:author="Mark Scheuerell" w:date="2026-03-07T09:57:00Z" w16du:dateUtc="2026-03-07T17:57:00Z">
         <w:r>
           <w:t>This finding was also consistent with</w:t>
         </w:r>
@@ -7312,17 +6634,17 @@
       <w:r>
         <w:t xml:space="preserve"> time series modeling of Indian River abundances and hatchery returns</w:t>
       </w:r>
-      <w:ins w:id="106" w:author="Mark Scheuerell" w:date="2026-03-07T09:57:00Z" w16du:dateUtc="2026-03-07T17:57:00Z">
+      <w:ins w:id="78" w:author="Mark Scheuerell" w:date="2026-03-07T09:57:00Z" w16du:dateUtc="2026-03-07T17:57:00Z">
         <w:r>
           <w:t xml:space="preserve">. Although </w:t>
         </w:r>
       </w:ins>
-      <w:ins w:id="107" w:author="Mark Scheuerell" w:date="2026-03-07T09:58:00Z" w16du:dateUtc="2026-03-07T17:58:00Z">
+      <w:ins w:id="79" w:author="Mark Scheuerell" w:date="2026-03-07T09:58:00Z" w16du:dateUtc="2026-03-07T17:58:00Z">
         <w:r>
           <w:t xml:space="preserve">I found </w:t>
         </w:r>
       </w:ins>
-      <w:del w:id="108" w:author="Mark Scheuerell" w:date="2026-03-07T09:58:00Z" w16du:dateUtc="2026-03-07T17:58:00Z">
+      <w:del w:id="80" w:author="Mark Scheuerell" w:date="2026-03-07T09:58:00Z" w16du:dateUtc="2026-03-07T17:58:00Z">
         <w:r>
           <w:delText xml:space="preserve">, and while this work finds </w:delText>
         </w:r>
@@ -7330,22 +6652,22 @@
       <w:r>
         <w:t xml:space="preserve">a significant effect of hatchery releases on Indian River </w:t>
       </w:r>
-      <w:ins w:id="109" w:author="Mark Scheuerell" w:date="2026-03-07T09:58:00Z" w16du:dateUtc="2026-03-07T17:58:00Z">
+      <w:ins w:id="81" w:author="Mark Scheuerell" w:date="2026-03-07T09:58:00Z" w16du:dateUtc="2026-03-07T17:58:00Z">
         <w:r>
           <w:t xml:space="preserve">adult </w:t>
         </w:r>
       </w:ins>
-      <w:del w:id="110" w:author="Mark Scheuerell" w:date="2026-03-07T09:58:00Z" w16du:dateUtc="2026-03-07T17:58:00Z">
+      <w:del w:id="82" w:author="Mark Scheuerell" w:date="2026-03-07T09:58:00Z" w16du:dateUtc="2026-03-07T17:58:00Z">
         <w:r>
           <w:delText>abundance</w:delText>
         </w:r>
       </w:del>
-      <w:ins w:id="111" w:author="Mark Scheuerell" w:date="2026-03-07T09:58:00Z" w16du:dateUtc="2026-03-07T17:58:00Z">
+      <w:ins w:id="83" w:author="Mark Scheuerell" w:date="2026-03-07T09:58:00Z" w16du:dateUtc="2026-03-07T17:58:00Z">
         <w:r>
           <w:t>numbers</w:t>
         </w:r>
       </w:ins>
-      <w:del w:id="112" w:author="Mark Scheuerell" w:date="2026-03-07T09:58:00Z" w16du:dateUtc="2026-03-07T17:58:00Z">
+      <w:del w:id="84" w:author="Mark Scheuerell" w:date="2026-03-07T09:58:00Z" w16du:dateUtc="2026-03-07T17:58:00Z">
         <w:r>
           <w:delText>s</w:delText>
         </w:r>
@@ -7361,30 +6683,26 @@
       <w:r>
         <w:tab/>
       </w:r>
-      <w:commentRangeStart w:id="113"/>
+      <w:commentRangeStart w:id="85"/>
       <w:r>
         <w:t xml:space="preserve">While it is not the aim of this work to be prescriptive, </w:t>
       </w:r>
-      <w:commentRangeEnd w:id="113"/>
+      <w:commentRangeEnd w:id="85"/>
       <w:r>
         <w:rPr>
           <w:rStyle w:val="CommentReference"/>
           <w:sz w:val="24"/>
           <w:szCs w:val="24"/>
         </w:rPr>
-        <w:commentReference w:id="113"/>
-      </w:r>
-      <w:r>
-        <w:t xml:space="preserve">it is worth considering the implications of these findings and how they might inform the duties of park officials with </w:t>
-      </w:r>
-      <w:r>
-        <w:lastRenderedPageBreak/>
-        <w:t xml:space="preserve">respect to conservation. </w:t>
+        <w:commentReference w:id="85"/>
+      </w:r>
+      <w:r>
+        <w:t xml:space="preserve">it is worth considering the implications of these findings and how they might inform the duties of park officials with respect to conservation. </w:t>
       </w:r>
       <w:r>
         <w:t xml:space="preserve">In even years, Indian River salmon are not out of the ordinary relative to the wider region. While the expansion of hatchery releases in 2010 </w:t>
       </w:r>
-      <w:del w:id="114" w:author="Mark Scheuerell" w:date="2026-03-07T10:07:00Z" w16du:dateUtc="2026-03-07T18:07:00Z">
+      <w:del w:id="86" w:author="Mark Scheuerell" w:date="2026-03-07T10:07:00Z" w16du:dateUtc="2026-03-07T18:07:00Z">
         <w:r>
           <w:delText xml:space="preserve">is statistically shown to </w:delText>
         </w:r>
@@ -7392,7 +6710,7 @@
       <w:r>
         <w:t>coincide</w:t>
       </w:r>
-      <w:ins w:id="115" w:author="Mark Scheuerell" w:date="2026-03-07T10:07:00Z" w16du:dateUtc="2026-03-07T18:07:00Z">
+      <w:ins w:id="87" w:author="Mark Scheuerell" w:date="2026-03-07T10:07:00Z" w16du:dateUtc="2026-03-07T18:07:00Z">
         <w:r>
           <w:t>d with</w:t>
         </w:r>
@@ -7400,7 +6718,7 @@
       <w:r>
         <w:t xml:space="preserve"> an increase in the numbers of spawning pink salmon at Indian River, the effect of hatchery returns in the previous brood year on even-year pink salmon abundances are much lower than the effect of fish moving in the other direction. Taken together, </w:t>
       </w:r>
-      <w:del w:id="116" w:author="Mark Scheuerell" w:date="2026-03-07T10:07:00Z" w16du:dateUtc="2026-03-07T18:07:00Z">
+      <w:del w:id="88" w:author="Mark Scheuerell" w:date="2026-03-07T10:07:00Z" w16du:dateUtc="2026-03-07T18:07:00Z">
         <w:r>
           <w:delText xml:space="preserve">this suite of evidence makes </w:delText>
         </w:r>
@@ -7408,18 +6726,22 @@
       <w:r>
         <w:t>it seem</w:t>
       </w:r>
-      <w:ins w:id="117" w:author="Mark Scheuerell" w:date="2026-03-07T10:08:00Z" w16du:dateUtc="2026-03-07T18:08:00Z">
+      <w:ins w:id="89" w:author="Mark Scheuerell" w:date="2026-03-07T10:08:00Z" w16du:dateUtc="2026-03-07T18:08:00Z">
         <w:r>
           <w:t>s</w:t>
         </w:r>
       </w:ins>
       <w:r>
-        <w:t xml:space="preserve"> likely that even-year runs at Indian River are well within the natural range of variation for the wider region. </w:t>
+        <w:t xml:space="preserve"> likely that even-year runs at Indian River are well within the natural range of </w:t>
+      </w:r>
+      <w:r>
+        <w:lastRenderedPageBreak/>
+        <w:t xml:space="preserve">variation for the wider region. </w:t>
       </w:r>
       <w:r>
         <w:t xml:space="preserve">However, the analysis of odd-year runs tells a different story. </w:t>
       </w:r>
-      <w:del w:id="118" w:author="Mark Scheuerell" w:date="2026-03-07T10:09:00Z" w16du:dateUtc="2026-03-07T18:09:00Z">
+      <w:del w:id="90" w:author="Mark Scheuerell" w:date="2026-03-07T10:09:00Z" w16du:dateUtc="2026-03-07T18:09:00Z">
         <w:r>
           <w:delText xml:space="preserve">Odd-year runs at Indian River are found differ significantly from the expectation drawn from the wider region. </w:delText>
         </w:r>
@@ -7427,7 +6749,7 @@
       <w:r>
         <w:t>The effect</w:t>
       </w:r>
-      <w:ins w:id="119" w:author="Mark Scheuerell" w:date="2026-03-07T10:09:00Z" w16du:dateUtc="2026-03-07T18:09:00Z">
+      <w:ins w:id="91" w:author="Mark Scheuerell" w:date="2026-03-07T10:09:00Z" w16du:dateUtc="2026-03-07T18:09:00Z">
         <w:r>
           <w:t>s of</w:t>
         </w:r>
@@ -7435,7 +6757,7 @@
       <w:r>
         <w:t xml:space="preserve"> both the commencement and expansion of hatchery operations (1980 and 2010) </w:t>
       </w:r>
-      <w:del w:id="120" w:author="Mark Scheuerell" w:date="2026-03-07T10:09:00Z" w16du:dateUtc="2026-03-07T18:09:00Z">
+      <w:del w:id="92" w:author="Mark Scheuerell" w:date="2026-03-07T10:09:00Z" w16du:dateUtc="2026-03-07T18:09:00Z">
         <w:r>
           <w:delText xml:space="preserve">are shown to have </w:delText>
         </w:r>
@@ -7443,12 +6765,12 @@
       <w:r>
         <w:t xml:space="preserve">coincided with increases in the numbers of pink salmon at Indian River, above and beyond what was happening elsewhere in the region during those periods. Finally, </w:t>
       </w:r>
-      <w:del w:id="121" w:author="Mark Scheuerell" w:date="2026-03-07T10:11:00Z" w16du:dateUtc="2026-03-07T18:11:00Z">
+      <w:del w:id="93" w:author="Mark Scheuerell" w:date="2026-03-07T10:11:00Z" w16du:dateUtc="2026-03-07T18:11:00Z">
         <w:r>
           <w:delText>while (like even-year runs),</w:delText>
         </w:r>
       </w:del>
-      <w:ins w:id="122" w:author="Mark Scheuerell" w:date="2026-03-07T10:11:00Z" w16du:dateUtc="2026-03-07T18:11:00Z">
+      <w:ins w:id="94" w:author="Mark Scheuerell" w:date="2026-03-07T10:11:00Z" w16du:dateUtc="2026-03-07T18:11:00Z">
         <w:r>
           <w:t>although</w:t>
         </w:r>
@@ -7456,12 +6778,12 @@
       <w:r>
         <w:t xml:space="preserve"> the effect of hatchery returns in the previous brood year on even-year pink salmon abundances are lower than the effect of fish moving in the other direction, the difference in these effects is not as </w:t>
       </w:r>
-      <w:del w:id="123" w:author="Mark Scheuerell" w:date="2026-03-07T10:11:00Z" w16du:dateUtc="2026-03-07T18:11:00Z">
+      <w:del w:id="95" w:author="Mark Scheuerell" w:date="2026-03-07T10:11:00Z" w16du:dateUtc="2026-03-07T18:11:00Z">
         <w:r>
           <w:delText>great</w:delText>
         </w:r>
       </w:del>
-      <w:ins w:id="124" w:author="Mark Scheuerell" w:date="2026-03-07T10:11:00Z" w16du:dateUtc="2026-03-07T18:11:00Z">
+      <w:ins w:id="96" w:author="Mark Scheuerell" w:date="2026-03-07T10:11:00Z" w16du:dateUtc="2026-03-07T18:11:00Z">
         <w:r>
           <w:t>large</w:t>
         </w:r>
@@ -7469,12 +6791,12 @@
       <w:r>
         <w:t xml:space="preserve">, </w:t>
       </w:r>
-      <w:del w:id="125" w:author="Mark Scheuerell" w:date="2026-03-07T10:12:00Z" w16du:dateUtc="2026-03-07T18:12:00Z">
+      <w:del w:id="97" w:author="Mark Scheuerell" w:date="2026-03-07T10:12:00Z" w16du:dateUtc="2026-03-07T18:12:00Z">
         <w:r>
           <w:delText>meaning it is more likely that</w:delText>
         </w:r>
       </w:del>
-      <w:ins w:id="126" w:author="Mark Scheuerell" w:date="2026-03-07T10:12:00Z" w16du:dateUtc="2026-03-07T18:12:00Z">
+      <w:ins w:id="98" w:author="Mark Scheuerell" w:date="2026-03-07T10:12:00Z" w16du:dateUtc="2026-03-07T18:12:00Z">
         <w:r>
           <w:t>indicating</w:t>
         </w:r>
@@ -7482,12 +6804,12 @@
       <w:r>
         <w:t xml:space="preserve"> more fish from the hatchery </w:t>
       </w:r>
-      <w:del w:id="127" w:author="Mark Scheuerell" w:date="2026-03-07T10:12:00Z" w16du:dateUtc="2026-03-07T18:12:00Z">
+      <w:del w:id="99" w:author="Mark Scheuerell" w:date="2026-03-07T10:12:00Z" w16du:dateUtc="2026-03-07T18:12:00Z">
         <w:r>
           <w:delText>might be</w:delText>
         </w:r>
       </w:del>
-      <w:ins w:id="128" w:author="Mark Scheuerell" w:date="2026-03-07T10:12:00Z" w16du:dateUtc="2026-03-07T18:12:00Z">
+      <w:ins w:id="100" w:author="Mark Scheuerell" w:date="2026-03-07T10:12:00Z" w16du:dateUtc="2026-03-07T18:12:00Z">
         <w:r>
           <w:t>are</w:t>
         </w:r>
@@ -7505,19 +6827,19 @@
         <w:t xml:space="preserve">This then illustrates two scenarios. In even years, pink salmon abundances are in line with those observed at ‘pristine’ index streams nearby and thus increases in their spawning densities are likely still within the natural range of variation. </w:t>
       </w:r>
       <w:r>
-        <w:t xml:space="preserve">This is not to say that concerns about hypoxia events are not still pressing, but it is worth considering that interceding on behalf of Indian River’s other resident species may run contrary to the natural state of even-year pink salmon. In odd years there exists much more compelling evidence that hatchery releases of pink </w:t>
+        <w:t xml:space="preserve">This is not to say that concerns about hypoxia events are not still pressing, but it is worth considering that interceding on behalf of Indian River’s other resident species may run contrary to the natural state of even-year pink salmon. In odd years there exists much more compelling evidence that hatchery releases of pink salmon are influencing abundances at Indian River. </w:t>
+      </w:r>
+      <w:r>
+        <w:t>This is not to say that the hatchery is the main driver of high pink salmon densities in odd years (as Figure 3 shows, spawning abundances of these fish have been on the rise throughout the region for decades), but that hatchery fish are having some influence on abundances seen at Indian River not seen in even-year runs. The differences in these effects may be due to the original broodstock SJH sourced for odd- and even-year runs</w:t>
+      </w:r>
+      <w:r>
+        <w:t xml:space="preserve"> (recall that the original SJH broodstock for even years came from Indian River, </w:t>
       </w:r>
       <w:r>
         <w:lastRenderedPageBreak/>
-        <w:t xml:space="preserve">salmon are influencing abundances at Indian River. </w:t>
-      </w:r>
-      <w:r>
-        <w:t>This is not to say that the hatchery is the main driver of high pink salmon densities in odd years (as Figure 3 shows, spawning abundances of these fish have been on the rise throughout the region for decades), but that hatchery fish are having some influence on abundances seen at Indian River not seen in even-year runs. The differences in these effects may be due to the original broodstock SJH sourced for odd- and even-year runs</w:t>
-      </w:r>
-      <w:r>
-        <w:t xml:space="preserve"> (recall that the original SJH broodstock for even years came from Indian River, while the broodstock for odd years was sourced from Starrigavan Creek). In any case, this work makes clear that limiting the number of SJH pink salmon moving into Indian River to spawn in odd years may be beneficial for maintaining the wild population in the park within their natural range of variation</w:t>
-      </w:r>
-      <w:del w:id="129" w:author="Mark Scheuerell" w:date="2026-03-07T10:13:00Z" w16du:dateUtc="2026-03-07T18:13:00Z">
+        <w:t>while the broodstock for odd years was sourced from Starrigavan Creek). In any case, this work makes clear that limiting the number of SJH pink salmon moving into Indian River to spawn in odd years may be beneficial for maintaining the wild population in the park within their natural range of variation</w:t>
+      </w:r>
+      <w:del w:id="101" w:author="Mark Scheuerell" w:date="2026-03-07T10:13:00Z" w16du:dateUtc="2026-03-07T18:13:00Z">
         <w:r>
           <w:delText>, although how this might be accomplished is another question all together which falls outside the scope of this work</w:delText>
         </w:r>
@@ -7606,7 +6928,7 @@
         <w:spacing w:line="240" w:lineRule="auto"/>
         <w:ind w:left="720" w:hanging="720"/>
         <w:rPr>
-          <w:ins w:id="130" w:author="Brian E McGreal" w:date="2026-03-27T09:38:00Z" w16du:dateUtc="2026-03-27T16:38:00Z"/>
+          <w:ins w:id="102" w:author="Brian E McGreal" w:date="2026-03-27T09:38:00Z" w16du:dateUtc="2026-03-27T16:38:00Z"/>
         </w:rPr>
       </w:pPr>
       <w:r>
@@ -7628,7 +6950,7 @@
         <w:spacing w:line="240" w:lineRule="auto"/>
         <w:ind w:left="720" w:hanging="720"/>
       </w:pPr>
-      <w:ins w:id="131" w:author="Brian E McGreal" w:date="2026-03-27T09:38:00Z" w16du:dateUtc="2026-03-27T16:38:00Z">
+      <w:ins w:id="103" w:author="Brian E McGreal" w:date="2026-03-27T09:38:00Z" w16du:dateUtc="2026-03-27T16:38:00Z">
         <w:r>
           <w:t xml:space="preserve">Burnham, K. P., D. R. Anderson, K. P. Huyvaert. 2010. AIC model selection and multimodal interference in behavioral ecology: some background, observations, and comparisons. </w:t>
         </w:r>
@@ -7992,7 +7314,7 @@
         <w:spacing w:line="240" w:lineRule="auto"/>
         <w:ind w:left="720" w:hanging="720"/>
         <w:rPr>
-          <w:ins w:id="132" w:author="Brian E McGreal" w:date="2026-03-27T11:26:00Z" w16du:dateUtc="2026-03-27T18:26:00Z"/>
+          <w:ins w:id="104" w:author="Brian E McGreal" w:date="2026-03-27T11:26:00Z" w16du:dateUtc="2026-03-27T18:26:00Z"/>
         </w:rPr>
       </w:pPr>
       <w:r>
@@ -8014,7 +7336,7 @@
         <w:spacing w:line="240" w:lineRule="auto"/>
         <w:ind w:left="720" w:hanging="720"/>
       </w:pPr>
-      <w:ins w:id="133" w:author="Brian E McGreal" w:date="2026-03-27T11:26:00Z" w16du:dateUtc="2026-03-27T18:26:00Z">
+      <w:ins w:id="105" w:author="Brian E McGreal" w:date="2026-03-27T11:26:00Z" w16du:dateUtc="2026-03-27T18:26:00Z">
         <w:r>
           <w:t xml:space="preserve">Scheuerell, M. D., E. R. Buhle, B. X. Semmens, M. J. Ford, T. Cooney, R. W. Carmichael. 2015. Analyzing large-scale conservation interventions with Bayesian hierarchical models: a case study of supplementing threated Pacific salmon. </w:t>
         </w:r>
@@ -8293,7 +7615,7 @@
       </w:r>
     </w:p>
   </w:comment>
-  <w:comment w:id="36" w:author="Mark Scheuerell" w:date="2026-03-06T06:19:00Z" w:initials="s">
+  <w:comment w:id="36" w:author="Brian McGreal" w:date="2026-03-30T12:41:00Z" w:initials="BM">
     <w:p>
       <w:pPr>
         <w:pStyle w:val="CommentText"/>
@@ -8305,11 +7627,11 @@
         <w:annotationRef/>
       </w:r>
       <w:r>
-        <w:t>Try revising this to be in the first person (eg, “I assigned…”)</w:t>
+        <w:t>Weird sentence</w:t>
       </w:r>
     </w:p>
   </w:comment>
-  <w:comment w:id="38" w:author="Mark Scheuerell" w:date="2026-03-06T06:22:00Z" w:initials="s">
+  <w:comment w:id="39" w:author="Mark Scheuerell" w:date="2026-03-06T06:22:00Z" w:initials="s">
     <w:p>
       <w:pPr>
         <w:pStyle w:val="CommentText"/>
@@ -8325,93 +7647,19 @@
       </w:r>
     </w:p>
   </w:comment>
-  <w:comment w:id="39" w:author="Mark Scheuerell" w:date="2026-03-06T06:23:00Z" w:initials="s">
+  <w:comment w:id="40" w:author="Brian McGreal" w:date="2026-03-30T12:26:00Z" w:initials="BM">
     <w:p>
       <w:pPr>
         <w:pStyle w:val="CommentText"/>
       </w:pPr>
       <w:r>
-        <w:t>(here and elsewhere) I don’t think of models as estimating things. Rather, the algorithm does the fitting/estimation</w:t>
-      </w:r>
-      <w:r>
-        <w:t>/ So, for example, here you might say,</w:t>
-      </w:r>
-    </w:p>
-    <w:p>
-      <w:pPr>
-        <w:pStyle w:val="CommentText"/>
-      </w:pPr>
-    </w:p>
-    <w:p>
-      <w:pPr>
-        <w:pStyle w:val="CommentText"/>
-      </w:pPr>
-      <w:r>
-        <w:t xml:space="preserve">“By specifying </w:t>
-      </w:r>
-      <w:r>
-        <w:rPr>
-          <w:rFonts w:ascii="MathJax_Math-italic" w:eastAsia="Times New Roman" w:hAnsi="MathJax_Math-italic" w:cs="Times New Roman"/>
-          <w:b/>
-          <w:bCs/>
-          <w:kern w:val="0"/>
-          <w:sz w:val="26"/>
-          <w:szCs w:val="26"/>
-          <w:bdr w:val="none" w:sz="0" w:space="0" w:color="auto" w:frame="1"/>
-          <w14:ligatures w14:val="none"/>
-        </w:rPr>
-        <w:t>B</w:t>
-      </w:r>
-      <w:r>
-        <w:t xml:space="preserve"> as a 2x2 matrix with four unique elements, </w:t>
-      </w:r>
-      <w:r>
-        <w:t>I estimated</w:t>
-      </w:r>
-      <w:r>
         <w:rPr>
           <w:rStyle w:val="CommentReference"/>
         </w:rPr>
         <w:annotationRef/>
       </w:r>
       <w:r>
-        <w:t xml:space="preserve"> the effect of the number of fish returning to each system in time step </w:t>
-      </w:r>
-      <w:r>
-        <w:rPr>
-          <w:rFonts w:ascii="MathJax_Math-italic" w:eastAsia="Times New Roman" w:hAnsi="MathJax_Math-italic" w:cs="Times New Roman"/>
-          <w:kern w:val="0"/>
-          <w:sz w:val="26"/>
-          <w:szCs w:val="26"/>
-          <w:bdr w:val="none" w:sz="0" w:space="0" w:color="auto" w:frame="1"/>
-          <w14:ligatures w14:val="none"/>
-        </w:rPr>
-        <w:t>t-1</w:t>
-      </w:r>
-      <w:r>
-        <w:t xml:space="preserve"> on the number of fish returning to each system in time step </w:t>
-      </w:r>
-      <w:r>
-        <w:rPr>
-          <w:rFonts w:ascii="MathJax_Math-italic" w:eastAsia="Times New Roman" w:hAnsi="MathJax_Math-italic" w:cs="Times New Roman"/>
-          <w:kern w:val="0"/>
-          <w:sz w:val="26"/>
-          <w:szCs w:val="26"/>
-          <w:bdr w:val="none" w:sz="0" w:space="0" w:color="auto" w:frame="1"/>
-          <w14:ligatures w14:val="none"/>
-        </w:rPr>
-        <w:t>t</w:t>
-      </w:r>
-      <w:r>
-        <w:rPr>
-          <w:rFonts w:ascii="MathJax_Math-italic" w:eastAsia="Times New Roman" w:hAnsi="MathJax_Math-italic" w:cs="Times New Roman"/>
-          <w:kern w:val="0"/>
-          <w:sz w:val="26"/>
-          <w:szCs w:val="26"/>
-          <w:bdr w:val="none" w:sz="0" w:space="0" w:color="auto" w:frame="1"/>
-          <w14:ligatures w14:val="none"/>
-        </w:rPr>
-        <w:t>.”</w:t>
+        <w:t>I don’t see where this is discussed. I can add it into the intro.</w:t>
       </w:r>
     </w:p>
   </w:comment>
@@ -8431,7 +7679,7 @@
       </w:r>
     </w:p>
   </w:comment>
-  <w:comment w:id="41" w:author="Mark Scheuerell" w:date="2026-03-06T06:28:00Z" w:initials="s">
+  <w:comment w:id="38" w:author="Brian McGreal" w:date="2026-03-30T12:26:00Z" w:initials="BM">
     <w:p>
       <w:pPr>
         <w:pStyle w:val="CommentText"/>
@@ -8443,6 +7691,22 @@
         <w:annotationRef/>
       </w:r>
       <w:r>
+        <w:t>This seems important to me? We should discuss further..</w:t>
+      </w:r>
+    </w:p>
+  </w:comment>
+  <w:comment w:id="42" w:author="Mark Scheuerell" w:date="2026-03-06T06:28:00Z" w:initials="s">
+    <w:p>
+      <w:pPr>
+        <w:pStyle w:val="CommentText"/>
+      </w:pPr>
+      <w:r>
+        <w:rPr>
+          <w:rStyle w:val="CommentReference"/>
+        </w:rPr>
+        <w:annotationRef/>
+      </w:r>
+      <w:r>
         <w:t xml:space="preserve">I know this writing style is common in econ (based on my experiences with Bill J), but I think </w:t>
       </w:r>
       <w:r>
@@ -8459,7 +7723,7 @@
       </w:r>
     </w:p>
   </w:comment>
-  <w:comment w:id="42" w:author="Mark Scheuerell" w:date="2026-03-07T09:07:00Z" w:initials="s">
+  <w:comment w:id="43" w:author="Mark Scheuerell" w:date="2026-03-07T09:07:00Z" w:initials="s">
     <w:p>
       <w:pPr>
         <w:pStyle w:val="CommentText"/>
@@ -8475,7 +7739,7 @@
       </w:r>
     </w:p>
   </w:comment>
-  <w:comment w:id="43" w:author="Mark Scheuerell" w:date="2026-03-07T09:11:00Z" w:initials="s">
+  <w:comment w:id="50" w:author="Brian McGreal" w:date="2026-03-30T12:41:00Z" w:initials="BM">
     <w:p>
       <w:pPr>
         <w:pStyle w:val="CommentText"/>
@@ -8487,11 +7751,27 @@
         <w:annotationRef/>
       </w:r>
       <w:r>
+        <w:t>Here I need to instead discuss AICc model comparison</w:t>
+      </w:r>
+    </w:p>
+  </w:comment>
+  <w:comment w:id="44" w:author="Mark Scheuerell" w:date="2026-03-07T09:11:00Z" w:initials="s">
+    <w:p>
+      <w:pPr>
+        <w:pStyle w:val="CommentText"/>
+      </w:pPr>
+      <w:r>
+        <w:rPr>
+          <w:rStyle w:val="CommentReference"/>
+        </w:rPr>
+        <w:annotationRef/>
+      </w:r>
+      <w:r>
         <w:t>These statements also seem to be based on the z-scored states. If you want to stick with this, I think you’ll have to discuss differences in terms of SD’s (eg, “site 1 was ~2 SD’s greater than site 2”)</w:t>
       </w:r>
     </w:p>
   </w:comment>
-  <w:comment w:id="49" w:author="Mark Scheuerell" w:date="2026-03-07T09:14:00Z" w:initials="s">
+  <w:comment w:id="52" w:author="Mark Scheuerell" w:date="2026-03-07T09:43:00Z" w:initials="s">
     <w:p>
       <w:pPr>
         <w:pStyle w:val="CommentText"/>
@@ -8503,42 +7783,59 @@
         <w:annotationRef/>
       </w:r>
       <w:r>
+        <w:t>This all reads like methods</w:t>
+      </w:r>
+    </w:p>
+  </w:comment>
+  <w:comment w:id="53" w:author="Brian McGreal" w:date="2026-03-30T12:50:00Z" w:initials="BM">
+    <w:p>
+      <w:pPr>
+        <w:pStyle w:val="CommentText"/>
+      </w:pPr>
+      <w:r>
         <w:rPr>
           <w:rStyle w:val="CommentReference"/>
         </w:rPr>
-        <w:t>This level of differe</w:t>
-      </w:r>
-      <w:r>
-        <w:t>ncing is the discrete time equivalent of the 3</w:t>
-      </w:r>
-      <w:r>
-        <w:rPr>
-          <w:vertAlign w:val="superscript"/>
-        </w:rPr>
-        <w:t>rd</w:t>
-      </w:r>
-      <w:r>
-        <w:t xml:space="preserve"> derivative and I’m wondering what that means here</w:t>
-      </w:r>
-      <w:r>
-        <w:t>. Are you working with log-transformed or raw data?</w:t>
-      </w:r>
-    </w:p>
+        <w:annotationRef/>
+      </w:r>
+      <w:r>
+        <w:t>This is referring to the DD results</w:t>
+      </w:r>
+    </w:p>
+  </w:comment>
+  <w:comment w:id="54" w:author="Mark Scheuerell" w:date="2026-03-07T09:44:00Z" w:initials="s">
     <w:p>
       <w:pPr>
         <w:pStyle w:val="CommentText"/>
       </w:pPr>
-    </w:p>
+      <w:r>
+        <w:rPr>
+          <w:rStyle w:val="CommentReference"/>
+        </w:rPr>
+        <w:annotationRef/>
+      </w:r>
+      <w:r>
+        <w:t>As mentioned, you don’t need to restate the figure captions in the text.</w:t>
+      </w:r>
+    </w:p>
+  </w:comment>
+  <w:comment w:id="56" w:author="Mark Scheuerell" w:date="2026-03-07T10:13:00Z" w:initials="s">
     <w:p>
       <w:pPr>
         <w:pStyle w:val="CommentText"/>
       </w:pPr>
       <w:r>
-        <w:t>Why not just fit a linear trend and then use the residuals? We talked about this in FISH 550 when discussing classical decomposition</w:t>
+        <w:rPr>
+          <w:rStyle w:val="CommentReference"/>
+        </w:rPr>
+        <w:annotationRef/>
+      </w:r>
+      <w:r>
+        <w:t>Recall that the discussion section is where you also frame your results within the broader literature, and I don’t see any citations to other work here. What sort of effects do hatcheries in other areas have? Are their differences among other species? Conservation hatcheries intentionally outplant juveniles to other areas they’d like them to return. Are there any lessons or comparisons to draw from those? You should also return to the non-salmon examples you bring up in the intro. Can we gain any insights from them or extend inference from this study to them?</w:t>
       </w:r>
     </w:p>
   </w:comment>
-  <w:comment w:id="50" w:author="Mark Scheuerell" w:date="2026-03-07T09:35:00Z" w:initials="s">
+  <w:comment w:id="57" w:author="Mark Scheuerell" w:date="2026-03-07T09:50:00Z" w:initials="s">
     <w:p>
       <w:pPr>
         <w:pStyle w:val="CommentText"/>
@@ -8550,11 +7847,11 @@
         <w:annotationRef/>
       </w:r>
       <w:r>
-        <w:t>Again, you need to consider what this differencing means with respect to interpretation.</w:t>
+        <w:t>I’d move this lower down</w:t>
       </w:r>
     </w:p>
   </w:comment>
-  <w:comment w:id="51" w:author="Mark Scheuerell" w:date="2026-03-07T09:36:00Z" w:initials="s">
+  <w:comment w:id="58" w:author="Mark Scheuerell" w:date="2026-03-07T09:50:00Z" w:initials="s">
     <w:p>
       <w:pPr>
         <w:pStyle w:val="CommentText"/>
@@ -8566,11 +7863,17 @@
         <w:annotationRef/>
       </w:r>
       <w:r>
-        <w:t>Have you not also addressed this by comparing models where the IR is in/ex-cluded in the same state as the other sites (ie, 1- vs 2-state model)?</w:t>
+        <w:rPr>
+          <w:rStyle w:val="CommentReference"/>
+        </w:rPr>
+        <w:t>V</w:t>
+      </w:r>
+      <w:r>
+        <w:t>ague statements like this don’t lend much (ie, changing how?)</w:t>
       </w:r>
     </w:p>
   </w:comment>
-  <w:comment w:id="52" w:author="Mark Scheuerell" w:date="2026-03-07T09:39:00Z" w:initials="s">
+  <w:comment w:id="59" w:author="Mark Scheuerell" w:date="2026-03-07T09:51:00Z" w:initials="s">
     <w:p>
       <w:pPr>
         <w:pStyle w:val="CommentText"/>
@@ -8582,11 +7885,11 @@
         <w:annotationRef/>
       </w:r>
       <w:r>
-        <w:t>This is all methods, not results. There’s no reason to bring them up again here</w:t>
+        <w:t>This seems like justification for the approach, which belongs in the intro and methods.</w:t>
       </w:r>
     </w:p>
   </w:comment>
-  <w:comment w:id="53" w:author="Mark Scheuerell" w:date="2026-03-07T09:40:00Z" w:initials="s">
+  <w:comment w:id="60" w:author="Mark Scheuerell" w:date="2026-03-07T09:52:00Z" w:initials="s">
     <w:p>
       <w:pPr>
         <w:pStyle w:val="CommentText"/>
@@ -8598,151 +7901,11 @@
         <w:annotationRef/>
       </w:r>
       <w:r>
-        <w:t>This belongs in the methods, not results</w:t>
+        <w:t>This would be a much better beginning to this section</w:t>
       </w:r>
     </w:p>
   </w:comment>
-  <w:comment w:id="72" w:author="Mark Scheuerell" w:date="2026-03-07T09:43:00Z" w:initials="s">
-    <w:p>
-      <w:pPr>
-        <w:pStyle w:val="CommentText"/>
-      </w:pPr>
-      <w:r>
-        <w:rPr>
-          <w:rStyle w:val="CommentReference"/>
-        </w:rPr>
-        <w:annotationRef/>
-      </w:r>
-      <w:r>
-        <w:t>This all reads like methods</w:t>
-      </w:r>
-    </w:p>
-  </w:comment>
-  <w:comment w:id="73" w:author="Mark Scheuerell" w:date="2026-03-07T09:44:00Z" w:initials="s">
-    <w:p>
-      <w:pPr>
-        <w:pStyle w:val="CommentText"/>
-      </w:pPr>
-      <w:r>
-        <w:rPr>
-          <w:rStyle w:val="CommentReference"/>
-        </w:rPr>
-        <w:annotationRef/>
-      </w:r>
-      <w:r>
-        <w:t>As mentioned, you don’t need to restate the figure captions in the text.</w:t>
-      </w:r>
-    </w:p>
-  </w:comment>
-  <w:comment w:id="74" w:author="Mark Scheuerell" w:date="2026-03-07T09:47:00Z" w:initials="s">
-    <w:p>
-      <w:pPr>
-        <w:pStyle w:val="CommentText"/>
-      </w:pPr>
-      <w:r>
-        <w:rPr>
-          <w:rStyle w:val="CommentReference"/>
-        </w:rPr>
-        <w:annotationRef/>
-      </w:r>
-      <w:r>
-        <w:t xml:space="preserve">This is really cool and the stuff that the park </w:t>
-      </w:r>
-      <w:r>
-        <w:t>may</w:t>
-      </w:r>
-      <w:r>
-        <w:t xml:space="preserve"> be most interested in.</w:t>
-      </w:r>
-    </w:p>
-  </w:comment>
-  <w:comment w:id="84" w:author="Mark Scheuerell" w:date="2026-03-07T10:13:00Z" w:initials="s">
-    <w:p>
-      <w:pPr>
-        <w:pStyle w:val="CommentText"/>
-      </w:pPr>
-      <w:r>
-        <w:rPr>
-          <w:rStyle w:val="CommentReference"/>
-        </w:rPr>
-        <w:annotationRef/>
-      </w:r>
-      <w:r>
-        <w:t>Recall that the discussion section is where you also frame your results within the broader literature, and I don’t see any citations to other work here. What sort of effects do hatcheries in other areas have? Are their differences among other species? Conservation hatcheries intentionally outplant juveniles to other areas they’d like them to return. Are there any lessons or comparisons to draw from those? You should also return to the non-salmon examples you bring up in the intro. Can we gain any insights from them or extend inference from this study to them?</w:t>
-      </w:r>
-    </w:p>
-  </w:comment>
-  <w:comment w:id="85" w:author="Mark Scheuerell" w:date="2026-03-07T09:50:00Z" w:initials="s">
-    <w:p>
-      <w:pPr>
-        <w:pStyle w:val="CommentText"/>
-      </w:pPr>
-      <w:r>
-        <w:rPr>
-          <w:rStyle w:val="CommentReference"/>
-        </w:rPr>
-        <w:annotationRef/>
-      </w:r>
-      <w:r>
-        <w:t>I’d move this lower down</w:t>
-      </w:r>
-    </w:p>
-  </w:comment>
-  <w:comment w:id="86" w:author="Mark Scheuerell" w:date="2026-03-07T09:50:00Z" w:initials="s">
-    <w:p>
-      <w:pPr>
-        <w:pStyle w:val="CommentText"/>
-      </w:pPr>
-      <w:r>
-        <w:rPr>
-          <w:rStyle w:val="CommentReference"/>
-        </w:rPr>
-        <w:annotationRef/>
-      </w:r>
-      <w:r>
-        <w:rPr>
-          <w:rStyle w:val="CommentReference"/>
-        </w:rPr>
-        <w:t>V</w:t>
-      </w:r>
-      <w:r>
-        <w:t>ague statements like this don’t lend much (ie, changing how?)</w:t>
-      </w:r>
-    </w:p>
-  </w:comment>
-  <w:comment w:id="87" w:author="Mark Scheuerell" w:date="2026-03-07T09:51:00Z" w:initials="s">
-    <w:p>
-      <w:pPr>
-        <w:pStyle w:val="CommentText"/>
-      </w:pPr>
-      <w:r>
-        <w:rPr>
-          <w:rStyle w:val="CommentReference"/>
-        </w:rPr>
-        <w:annotationRef/>
-      </w:r>
-      <w:r>
-        <w:t>This seems like justification for the approach, which belongs in the intro and methods.</w:t>
-      </w:r>
-    </w:p>
-  </w:comment>
-  <w:comment w:id="88" w:author="Mark Scheuerell" w:date="2026-03-07T09:52:00Z" w:initials="s">
-    <w:p>
-      <w:pPr>
-        <w:pStyle w:val="CommentText"/>
-      </w:pPr>
-      <w:r>
-        <w:rPr>
-          <w:rStyle w:val="CommentReference"/>
-        </w:rPr>
-        <w:annotationRef/>
-      </w:r>
-      <w:r>
-        <w:t>This would be a much better beginning to this section</w:t>
-      </w:r>
-    </w:p>
-  </w:comment>
-  <w:comment w:id="113" w:author="Mark Scheuerell" w:date="2026-03-07T09:59:00Z" w:initials="s">
+  <w:comment w:id="85" w:author="Mark Scheuerell" w:date="2026-03-07T09:59:00Z" w:initials="s">
     <w:p>
       <w:pPr>
         <w:pStyle w:val="CommentText"/>
@@ -8767,21 +7930,18 @@
   <w15:commentEx w15:paraId="2604FD2C" w15:done="0"/>
   <w15:commentEx w15:paraId="3913DD12" w15:done="0"/>
   <w15:commentEx w15:paraId="61FC6D56" w15:done="0"/>
-  <w15:commentEx w15:paraId="44D07938" w15:done="0"/>
+  <w15:commentEx w15:paraId="5FCED028" w15:done="0"/>
   <w15:commentEx w15:paraId="57FEDFCD" w15:done="0"/>
-  <w15:commentEx w15:paraId="70F949E6" w15:done="0"/>
+  <w15:commentEx w15:paraId="6BD11D19" w15:paraIdParent="57FEDFCD" w15:done="0"/>
   <w15:commentEx w15:paraId="1D25BEBF" w15:done="0"/>
+  <w15:commentEx w15:paraId="5D9E908C" w15:paraIdParent="1D25BEBF" w15:done="0"/>
   <w15:commentEx w15:paraId="4DDBE27C" w15:done="0"/>
   <w15:commentEx w15:paraId="462547C8" w15:done="0"/>
+  <w15:commentEx w15:paraId="617561FD" w15:done="0"/>
   <w15:commentEx w15:paraId="38DE934D" w15:done="0"/>
-  <w15:commentEx w15:paraId="43491B69" w15:done="0"/>
-  <w15:commentEx w15:paraId="777190E0" w15:done="0"/>
-  <w15:commentEx w15:paraId="12554C08" w15:done="0"/>
-  <w15:commentEx w15:paraId="4DCD0072" w15:done="0"/>
-  <w15:commentEx w15:paraId="0DDD772B" w15:done="0"/>
   <w15:commentEx w15:paraId="580B7706" w15:done="0"/>
+  <w15:commentEx w15:paraId="7D783C2F" w15:paraIdParent="580B7706" w15:done="0"/>
   <w15:commentEx w15:paraId="2159D1FF" w15:done="0"/>
-  <w15:commentEx w15:paraId="2045D731" w15:done="0"/>
   <w15:commentEx w15:paraId="20175822" w15:done="0"/>
   <w15:commentEx w15:paraId="0B602A23" w15:done="0"/>
   <w15:commentEx w15:paraId="37F6BE27" w15:done="0"/>
@@ -8809,21 +7969,18 @@
   </w16cex:commentExtensible>
   <w16cex:commentExtensible w16cex:durableId="08D800E2" w16cex:dateUtc="2026-03-09T16:23:00Z"/>
   <w16cex:commentExtensible w16cex:durableId="502D5DF3" w16cex:dateUtc="2026-03-24T23:49:00Z"/>
-  <w16cex:commentExtensible w16cex:durableId="3EB6742B" w16cex:dateUtc="2026-03-06T14:19:00Z"/>
+  <w16cex:commentExtensible w16cex:durableId="023D634E" w16cex:dateUtc="2026-03-30T19:41:00Z"/>
   <w16cex:commentExtensible w16cex:durableId="588C617E" w16cex:dateUtc="2026-03-06T14:22:00Z"/>
-  <w16cex:commentExtensible w16cex:durableId="22A3B75A" w16cex:dateUtc="2026-03-06T14:23:00Z"/>
+  <w16cex:commentExtensible w16cex:durableId="0DBE9D12" w16cex:dateUtc="2026-03-30T19:26:00Z"/>
   <w16cex:commentExtensible w16cex:durableId="4F05BC0A" w16cex:dateUtc="2026-03-06T14:28:00Z"/>
+  <w16cex:commentExtensible w16cex:durableId="27350D5D" w16cex:dateUtc="2026-03-30T19:26:00Z"/>
   <w16cex:commentExtensible w16cex:durableId="1C7C2767" w16cex:dateUtc="2026-03-06T14:28:00Z"/>
   <w16cex:commentExtensible w16cex:durableId="206F53A5" w16cex:dateUtc="2026-03-07T17:07:00Z"/>
+  <w16cex:commentExtensible w16cex:durableId="3F1F6891" w16cex:dateUtc="2026-03-30T19:41:00Z"/>
   <w16cex:commentExtensible w16cex:durableId="443E45A5" w16cex:dateUtc="2026-03-07T17:11:00Z"/>
-  <w16cex:commentExtensible w16cex:durableId="767D1865" w16cex:dateUtc="2026-03-07T17:14:00Z"/>
-  <w16cex:commentExtensible w16cex:durableId="12F0D0D9" w16cex:dateUtc="2026-03-07T17:35:00Z"/>
-  <w16cex:commentExtensible w16cex:durableId="55A6A166" w16cex:dateUtc="2026-03-07T17:36:00Z"/>
-  <w16cex:commentExtensible w16cex:durableId="57DC707A" w16cex:dateUtc="2026-03-07T17:39:00Z"/>
-  <w16cex:commentExtensible w16cex:durableId="56FC5173" w16cex:dateUtc="2026-03-07T17:40:00Z"/>
   <w16cex:commentExtensible w16cex:durableId="5F013141" w16cex:dateUtc="2026-03-07T17:43:00Z"/>
+  <w16cex:commentExtensible w16cex:durableId="76014901" w16cex:dateUtc="2026-03-30T19:50:00Z"/>
   <w16cex:commentExtensible w16cex:durableId="5DB403D3" w16cex:dateUtc="2026-03-07T17:44:00Z"/>
-  <w16cex:commentExtensible w16cex:durableId="4E438F2A" w16cex:dateUtc="2026-03-07T17:47:00Z"/>
   <w16cex:commentExtensible w16cex:durableId="4E6740D1" w16cex:dateUtc="2026-03-07T18:13:00Z"/>
   <w16cex:commentExtensible w16cex:durableId="168175C5" w16cex:dateUtc="2026-03-07T17:50:00Z"/>
   <w16cex:commentExtensible w16cex:durableId="36111843" w16cex:dateUtc="2026-03-07T17:50:00Z"/>
@@ -8839,21 +7996,18 @@
   <w16cid:commentId w16cid:paraId="2604FD2C" w16cid:durableId="73482A45"/>
   <w16cid:commentId w16cid:paraId="3913DD12" w16cid:durableId="08D800E2"/>
   <w16cid:commentId w16cid:paraId="61FC6D56" w16cid:durableId="502D5DF3"/>
-  <w16cid:commentId w16cid:paraId="44D07938" w16cid:durableId="3EB6742B"/>
+  <w16cid:commentId w16cid:paraId="5FCED028" w16cid:durableId="023D634E"/>
   <w16cid:commentId w16cid:paraId="57FEDFCD" w16cid:durableId="588C617E"/>
-  <w16cid:commentId w16cid:paraId="70F949E6" w16cid:durableId="22A3B75A"/>
+  <w16cid:commentId w16cid:paraId="6BD11D19" w16cid:durableId="0DBE9D12"/>
   <w16cid:commentId w16cid:paraId="1D25BEBF" w16cid:durableId="4F05BC0A"/>
+  <w16cid:commentId w16cid:paraId="5D9E908C" w16cid:durableId="27350D5D"/>
   <w16cid:commentId w16cid:paraId="4DDBE27C" w16cid:durableId="1C7C2767"/>
   <w16cid:commentId w16cid:paraId="462547C8" w16cid:durableId="206F53A5"/>
+  <w16cid:commentId w16cid:paraId="617561FD" w16cid:durableId="3F1F6891"/>
   <w16cid:commentId w16cid:paraId="38DE934D" w16cid:durableId="443E45A5"/>
-  <w16cid:commentId w16cid:paraId="43491B69" w16cid:durableId="767D1865"/>
-  <w16cid:commentId w16cid:paraId="777190E0" w16cid:durableId="12F0D0D9"/>
-  <w16cid:commentId w16cid:paraId="12554C08" w16cid:durableId="55A6A166"/>
-  <w16cid:commentId w16cid:paraId="4DCD0072" w16cid:durableId="57DC707A"/>
-  <w16cid:commentId w16cid:paraId="0DDD772B" w16cid:durableId="56FC5173"/>
   <w16cid:commentId w16cid:paraId="580B7706" w16cid:durableId="5F013141"/>
+  <w16cid:commentId w16cid:paraId="7D783C2F" w16cid:durableId="76014901"/>
   <w16cid:commentId w16cid:paraId="2159D1FF" w16cid:durableId="5DB403D3"/>
-  <w16cid:commentId w16cid:paraId="2045D731" w16cid:durableId="4E438F2A"/>
   <w16cid:commentId w16cid:paraId="20175822" w16cid:durableId="4E6740D1"/>
   <w16cid:commentId w16cid:paraId="0B602A23" w16cid:durableId="168175C5"/>
   <w16cid:commentId w16cid:paraId="37F6BE27" w16cid:durableId="36111843"/>

--- a/output/writing/DissertationChapter/Ch1_draft2.docx
+++ b/output/writing/DissertationChapter/Ch1_draft2.docx
@@ -5899,108 +5899,218 @@
       <w:pPr>
         <w:spacing w:after="0" w:line="480" w:lineRule="auto"/>
       </w:pPr>
+      <w:r>
+        <w:t>For both even- and odd-year runs</w:t>
+      </w:r>
       <w:commentRangeStart w:id="42"/>
-      <w:r>
-        <w:t xml:space="preserve">Figures 4 &amp; 5 describe the underlying state of Indian River pink salmon abundance relative to the underlying state representing an average pink salmon index stream in the surrounding region (even- and odd-year runs respectively). </w:t>
-      </w:r>
-      <w:commentRangeEnd w:id="42"/>
+      <w:commentRangeStart w:id="43"/>
+      <w:r>
+        <w:t xml:space="preserve">, Indian River abundances at the beginning of the time series </w:t>
+      </w:r>
+      <w:r>
+        <w:t>fall below what might be expected relative to the wider region. Even-year Indian River abundance in 1960 was</w:t>
+      </w:r>
+      <w:r>
+        <w:t xml:space="preserve"> estimated to be 0</w:t>
+      </w:r>
+      <w:r>
+        <w:t>.476 standard deviations lower than</w:t>
+      </w:r>
+      <w:r>
+        <w:t xml:space="preserve"> the </w:t>
+      </w:r>
+      <w:commentRangeStart w:id="44"/>
+      <w:r>
+        <w:t>regional average</w:t>
+      </w:r>
+      <w:commentRangeEnd w:id="44"/>
       <w:r>
         <w:rPr>
           <w:rStyle w:val="CommentReference"/>
           <w:sz w:val="24"/>
           <w:szCs w:val="24"/>
         </w:rPr>
-        <w:commentReference w:id="42"/>
-      </w:r>
-      <w:commentRangeStart w:id="43"/>
-      <w:r>
-        <w:t>In each case, Indian River abundances at the beginning of the time series are below the regional average abundance. Over the course of the time series, Indian River abundances for both runs “catch-up” to what would be expected of an average pink salmon index stream</w:t>
-      </w:r>
-      <w:r>
-        <w:t>, although odd-year Indian River runs take some years to accomplish this and do not exceed this statistical average until 1997. From the middle 1990s onward, both runs are closely aligned with the average index stream, exceeding the average in some years and falling short in others, but in either case not by an amount that appears drastic when visually appraised.</w:t>
-      </w:r>
-      <w:commentRangeEnd w:id="43"/>
+        <w:commentReference w:id="44"/>
+      </w:r>
+      <w:r>
+        <w:t>, while odd-year Indian River abundance in 1961 was estimated to be 1.326 standard deviations lower</w:t>
+      </w:r>
+      <w:r>
+        <w:t>. Over the course of the time series, Indian River abundances for both runs “catch-up” to what would be expected of an average pink salmon index stream</w:t>
+      </w:r>
+      <w:r>
+        <w:t xml:space="preserve">, although odd-year Indian River runs take some </w:t>
+      </w:r>
+      <w:r>
+        <w:t>time</w:t>
+      </w:r>
+      <w:r>
+        <w:t xml:space="preserve"> to accomplish this and do not exceed th</w:t>
+      </w:r>
+      <w:r>
+        <w:t>e</w:t>
+      </w:r>
+      <w:r>
+        <w:t xml:space="preserve"> statistical average until 1997. From the middle 1990s onward, both </w:t>
+      </w:r>
+      <w:r>
+        <w:t xml:space="preserve">Indian River </w:t>
+      </w:r>
+      <w:r>
+        <w:t>runs are closely aligned with the average index stream, exceeding the average in some years and falling short in others, but in either case not by an amount that appears drastic when visually appraised</w:t>
+      </w:r>
+      <w:r>
+        <w:t xml:space="preserve"> (Figure 3)</w:t>
+      </w:r>
+      <w:r>
+        <w:t>.</w:t>
+      </w:r>
+      <w:commentRangeEnd w:id="42"/>
       <w:r>
         <w:rPr>
           <w:rStyle w:val="CommentReference"/>
           <w:sz w:val="24"/>
           <w:szCs w:val="24"/>
         </w:rPr>
-        <w:commentReference w:id="43"/>
-      </w:r>
-    </w:p>
-    <w:p>
-      <w:pPr>
-        <w:spacing w:after="0" w:line="480" w:lineRule="auto"/>
-      </w:pPr>
-      <w:r>
-        <w:tab/>
-      </w:r>
-      <w:commentRangeStart w:id="44"/>
-      <w:del w:id="45" w:author="Mark Scheuerell" w:date="2026-03-07T09:09:00Z" w16du:dateUtc="2026-03-07T17:09:00Z">
-        <w:r>
-          <w:delText>Figures 4 &amp; 5 would seem to indicate that in p</w:delText>
-        </w:r>
-      </w:del>
-      <w:ins w:id="46" w:author="Mark Scheuerell" w:date="2026-03-07T09:09:00Z" w16du:dateUtc="2026-03-07T17:09:00Z">
-        <w:r>
-          <w:t>P</w:t>
-        </w:r>
-      </w:ins>
-      <w:r>
-        <w:t xml:space="preserve">ink salmon abundances observed in recent years at Indian River have not been out of the ordinary </w:t>
-      </w:r>
-      <w:del w:id="47" w:author="Mark Scheuerell" w:date="2026-03-07T09:10:00Z" w16du:dateUtc="2026-03-07T17:10:00Z">
-        <w:r>
-          <w:delText>(</w:delText>
-        </w:r>
-      </w:del>
-      <w:r>
-        <w:t xml:space="preserve">and </w:t>
-      </w:r>
-      <w:del w:id="48" w:author="Mark Scheuerell" w:date="2026-03-07T09:10:00Z" w16du:dateUtc="2026-03-07T17:10:00Z">
-        <w:r>
-          <w:delText xml:space="preserve">indeed, </w:delText>
-        </w:r>
-      </w:del>
-      <w:r>
-        <w:t>odd-year runs may have been considerably below average density from the 1960s until about 1995</w:t>
-      </w:r>
-      <w:ins w:id="49" w:author="Mark Scheuerell" w:date="2026-03-07T09:10:00Z" w16du:dateUtc="2026-03-07T17:10:00Z">
-        <w:r>
-          <w:t xml:space="preserve"> (Figures 4 &amp; 5</w:t>
-        </w:r>
-      </w:ins>
-      <w:r>
-        <w:t>). However, plotting these time series is not enough to conclusively state that abundances at Indian River do not differ from those that would be expected of an average pink salmon index stream in the region in a statistically significant w</w:t>
-      </w:r>
-      <w:commentRangeStart w:id="50"/>
-      <w:r>
-        <w:t xml:space="preserve">ay. </w:t>
-      </w:r>
-      <w:commentRangeEnd w:id="50"/>
+        <w:commentReference w:id="42"/>
+      </w:r>
+      <w:commentRangeEnd w:id="43"/>
       <w:r>
         <w:rPr>
           <w:rStyle w:val="CommentReference"/>
           <w:sz w:val="24"/>
           <w:szCs w:val="24"/>
         </w:rPr>
-        <w:commentReference w:id="50"/>
-      </w:r>
-      <w:commentRangeEnd w:id="44"/>
-      <w:del w:id="51" w:author="Brian McGreal" w:date="2026-03-30T12:29:00Z" w16du:dateUtc="2026-03-30T19:29:00Z">
+        <w:commentReference w:id="43"/>
+      </w:r>
+    </w:p>
+    <w:p>
+      <w:pPr>
+        <w:spacing w:after="0" w:line="480" w:lineRule="auto"/>
+      </w:pPr>
+      <w:r>
+        <w:tab/>
+      </w:r>
+      <w:r>
+        <w:t>P</w:t>
+      </w:r>
+      <w:commentRangeStart w:id="45"/>
+      <w:r>
+        <w:t>ink salmon abundances observed in recent years at Indian River</w:t>
+      </w:r>
+      <w:r>
+        <w:t xml:space="preserve"> do not seem to </w:t>
+      </w:r>
+      <w:r>
+        <w:t xml:space="preserve">deviate wildly from the </w:t>
+      </w:r>
+      <w:commentRangeStart w:id="46"/>
+      <w:r>
+        <w:t>regional average</w:t>
+      </w:r>
+      <w:commentRangeEnd w:id="46"/>
+      <w:r>
+        <w:rPr>
+          <w:rStyle w:val="CommentReference"/>
+          <w:sz w:val="24"/>
+          <w:szCs w:val="24"/>
+        </w:rPr>
+        <w:commentReference w:id="46"/>
+      </w:r>
+      <w:r>
+        <w:t xml:space="preserve">. However, plotting these time series is not enough to conclusively state that abundances at Indian River do not differ from those that would be expected of an average pink salmon index stream in the region in a statistically significant way. </w:t>
+      </w:r>
+      <w:commentRangeEnd w:id="45"/>
+      <w:del w:id="47" w:author="Brian McGreal" w:date="2026-03-30T12:29:00Z" w16du:dateUtc="2026-03-30T19:29:00Z">
         <w:r>
           <w:rPr>
             <w:rStyle w:val="CommentReference"/>
             <w:sz w:val="24"/>
             <w:szCs w:val="24"/>
           </w:rPr>
-          <w:commentReference w:id="44"/>
+          <w:commentReference w:id="45"/>
         </w:r>
         <w:r>
           <w:delText xml:space="preserve"> </w:delText>
         </w:r>
       </w:del>
+      <w:r>
+        <w:t xml:space="preserve">Models specified to allow the estimation of different underlying states are compared for best fit (Table 1). The best fit model allows includes a separate underlying state of Indian River pink salmon abundance in odd years, while estimating a single underlying state of pink salmon abundance throughout the region (including Indian River) in even years. </w:t>
+      </w:r>
+      <w:r>
+        <w:t>Due to t</w:t>
+      </w:r>
+      <w:r>
+        <w:t>he difference in AICc</w:t>
+      </w:r>
+      <w:r>
+        <w:t xml:space="preserve"> of </w:t>
+      </w:r>
+      <w:r>
+        <w:t xml:space="preserve">12.916 </w:t>
+      </w:r>
+      <w:r>
+        <w:t>between this model and t</w:t>
+      </w:r>
+      <w:r>
+        <w:t>he model with the second best fit</w:t>
+      </w:r>
+      <w:r>
+        <w:t xml:space="preserve"> (which</w:t>
+      </w:r>
+      <w:r>
+        <w:t xml:space="preserve"> allows for both even- and odd-year Indian River pink salmon abundance to be estimated as separate from regional abundances</w:t>
+      </w:r>
+      <w:r>
+        <w:t xml:space="preserve">) means that, given the available data, this model can be said to be best </w:t>
+      </w:r>
+      <w:r>
+        <w:lastRenderedPageBreak/>
+        <w:t xml:space="preserve">with 99.84% confidence </w:t>
+      </w:r>
+      <w:r>
+        <w:t>(Mazerolle 2006).</w:t>
+      </w:r>
+      <w:r>
+        <w:t xml:space="preserve"> Model specifications which estimated a single state of odd-year pink salmon abundance throughout the region performed abysmally by this standard, with infinitesimally small likelihoods of best fit. These findings suggest a scenario in which even-year pink salmon abundances at Indian River are very much in line with those that might be expected of an average stream in the </w:t>
+      </w:r>
+      <w:r>
+        <w:rPr>
+          <w:i/>
+          <w:iCs/>
+        </w:rPr>
+        <w:t>north southeast (outside)</w:t>
+      </w:r>
+      <w:r>
+        <w:t xml:space="preserve"> region, while </w:t>
+      </w:r>
+      <w:r>
+        <w:t xml:space="preserve">odd-year </w:t>
+      </w:r>
+      <w:r>
+        <w:t>Indian River</w:t>
+      </w:r>
+      <w:r>
+        <w:t xml:space="preserve"> abundances </w:t>
+      </w:r>
+      <w:r>
+        <w:t xml:space="preserve">differ significantly. It is important to note that this difference may be </w:t>
+      </w:r>
+      <w:r>
+        <w:t xml:space="preserve">may be due to the large differences between </w:t>
+      </w:r>
+      <w:r>
+        <w:t xml:space="preserve">odd year </w:t>
+      </w:r>
+      <w:r>
+        <w:t xml:space="preserve">time series observed </w:t>
+      </w:r>
+      <w:r>
+        <w:t>in the first 30 years of the study period (Figure 3), which could suggest that SJH releases may not be a primary driver of this disparity</w:t>
+      </w:r>
+      <w:r>
+        <w:t>.</w:t>
+      </w:r>
     </w:p>
     <w:p>
       <w:pPr>
@@ -6038,11 +6148,7 @@
         <w:t xml:space="preserve"> (Table 2)</w:t>
       </w:r>
       <w:r>
-        <w:t xml:space="preserve">. Due to this difference, a synthetic control group </w:t>
-      </w:r>
-      <w:r>
-        <w:lastRenderedPageBreak/>
-        <w:t>time series for comparison with the treatment group. All other models satisfy the parallel trends assumption.</w:t>
+        <w:t>. Due to this difference, a synthetic control group time series for comparison with the treatment group. All other models satisfy the parallel trends assumption.</w:t>
       </w:r>
     </w:p>
     <w:p>
@@ -6122,7 +6228,11 @@
         <w:t>north southeast (outside)</w:t>
       </w:r>
       <w:r>
-        <w:t xml:space="preserve"> region. This result is consistent with trends seen in ADFG’s survey data (Figures 2 &amp; 3), as well as the estimated states of pink salmon abundance depicted in Figures 4 &amp; 5. </w:t>
+        <w:t xml:space="preserve"> region. </w:t>
+      </w:r>
+      <w:r>
+        <w:lastRenderedPageBreak/>
+        <w:t xml:space="preserve">This result is consistent with trends seen in ADFG’s survey data (Figures 2 &amp; 3), as well as the estimated states of pink salmon abundance depicted in Figures 4 &amp; 5. </w:t>
       </w:r>
     </w:p>
     <w:p>
@@ -6154,8 +6264,8 @@
       <w:pPr>
         <w:spacing w:after="0" w:line="480" w:lineRule="auto"/>
       </w:pPr>
-      <w:commentRangeStart w:id="52"/>
-      <w:commentRangeStart w:id="53"/>
+      <w:commentRangeStart w:id="48"/>
+      <w:commentRangeStart w:id="49"/>
       <w:r>
         <w:t>With difference-in-difference studies suggesting that hatchery operations are having some influence on Indian River pink salmon abundances, the last stage of this research seeks to directly evaluate the effect o</w:t>
       </w:r>
@@ -6168,25 +6278,25 @@
       <w:r>
         <w:t xml:space="preserve"> </w:t>
       </w:r>
-      <w:commentRangeEnd w:id="52"/>
+      <w:commentRangeEnd w:id="48"/>
       <w:r>
         <w:rPr>
           <w:rStyle w:val="CommentReference"/>
           <w:sz w:val="24"/>
           <w:szCs w:val="24"/>
         </w:rPr>
-        <w:commentReference w:id="52"/>
-      </w:r>
-      <w:commentRangeEnd w:id="53"/>
+        <w:commentReference w:id="48"/>
+      </w:r>
+      <w:commentRangeEnd w:id="49"/>
       <w:r>
         <w:rPr>
           <w:rStyle w:val="CommentReference"/>
           <w:sz w:val="24"/>
           <w:szCs w:val="24"/>
         </w:rPr>
-        <w:commentReference w:id="53"/>
-      </w:r>
-      <w:commentRangeStart w:id="54"/>
+        <w:commentReference w:id="49"/>
+      </w:r>
+      <w:commentRangeStart w:id="50"/>
       <w:r>
         <w:t xml:space="preserve">Figure 6 describes </w:t>
       </w:r>
@@ -6224,14 +6334,14 @@
       <w:r>
         <w:t xml:space="preserve">, and the effect of prior brood year Indian River abundance on current brood year Indian River abundance. </w:t>
       </w:r>
-      <w:commentRangeEnd w:id="54"/>
+      <w:commentRangeEnd w:id="50"/>
       <w:r>
         <w:rPr>
           <w:rStyle w:val="CommentReference"/>
           <w:sz w:val="24"/>
           <w:szCs w:val="24"/>
         </w:rPr>
-        <w:commentReference w:id="54"/>
+        <w:commentReference w:id="50"/>
       </w:r>
       <w:r>
         <w:t xml:space="preserve">Parametric bootstrapping is employed to construct confidence intervals around these parameter estimates. </w:t>
@@ -6242,7 +6352,6 @@
         <w:spacing w:after="0" w:line="480" w:lineRule="auto"/>
       </w:pPr>
       <w:r>
-        <w:lastRenderedPageBreak/>
         <w:tab/>
         <w:t xml:space="preserve">The </w:t>
       </w:r>
@@ -6361,12 +6470,16 @@
         <w:t xml:space="preserve"> </w:t>
       </w:r>
       <w:r>
-        <w:t xml:space="preserve">While the effect of prior brood year Indian River abundances on current brood year hatchery returns is stronger for both runs than its inverse, it is crucial to note that hatchery returns are </w:t>
+        <w:t xml:space="preserve">While the effect of prior brood year Indian River abundances on current brood year hatchery returns is </w:t>
+      </w:r>
+      <w:r>
+        <w:lastRenderedPageBreak/>
+        <w:t xml:space="preserve">stronger for both runs than its inverse, it is crucial to note that hatchery returns are </w:t>
       </w:r>
       <w:r>
         <w:t>greater than Indian River abundance much more often than not. This means that</w:t>
       </w:r>
-      <w:ins w:id="55" w:author="Brian McGreal" w:date="2026-03-30T12:52:00Z" w16du:dateUtc="2026-03-30T19:52:00Z">
+      <w:ins w:id="51" w:author="Brian McGreal" w:date="2026-03-30T12:52:00Z" w16du:dateUtc="2026-03-30T19:52:00Z">
         <w:r>
           <w:t>,</w:t>
         </w:r>
@@ -6411,7 +6524,7 @@
           <w:u w:val="single"/>
         </w:rPr>
       </w:pPr>
-      <w:commentRangeStart w:id="56"/>
+      <w:commentRangeStart w:id="52"/>
       <w:r>
         <w:rPr>
           <w:b/>
@@ -6420,7 +6533,7 @@
         </w:rPr>
         <w:t>Discussion</w:t>
       </w:r>
-      <w:commentRangeEnd w:id="56"/>
+      <w:commentRangeEnd w:id="52"/>
       <w:r>
         <w:rPr>
           <w:rStyle w:val="CommentReference"/>
@@ -6430,81 +6543,77 @@
           <w:szCs w:val="24"/>
           <w:u w:val="single"/>
         </w:rPr>
-        <w:commentReference w:id="56"/>
+        <w:commentReference w:id="52"/>
       </w:r>
     </w:p>
     <w:p>
       <w:pPr>
         <w:spacing w:after="0" w:line="480" w:lineRule="auto"/>
       </w:pPr>
-      <w:commentRangeStart w:id="57"/>
+      <w:commentRangeStart w:id="53"/>
       <w:r>
         <w:t xml:space="preserve">The results of this work are intended first and foremost to provide management at SITK with a comprehensive description of both the impacts of SJH operations and of the population dynamics of pink salmon throughout the broader region.  </w:t>
       </w:r>
-      <w:commentRangeEnd w:id="57"/>
+      <w:commentRangeEnd w:id="53"/>
       <w:r>
         <w:rPr>
           <w:rStyle w:val="CommentReference"/>
           <w:sz w:val="24"/>
           <w:szCs w:val="24"/>
         </w:rPr>
-        <w:commentReference w:id="57"/>
-      </w:r>
-      <w:commentRangeStart w:id="58"/>
+        <w:commentReference w:id="53"/>
+      </w:r>
+      <w:commentRangeStart w:id="54"/>
       <w:r>
         <w:t xml:space="preserve">The state of pink salmon abundances in northern southeast Alaska is changing, as evidenced by Figures 2 &amp; 3. </w:t>
       </w:r>
-      <w:commentRangeEnd w:id="58"/>
+      <w:commentRangeEnd w:id="54"/>
       <w:r>
         <w:rPr>
           <w:rStyle w:val="CommentReference"/>
           <w:sz w:val="24"/>
           <w:szCs w:val="24"/>
         </w:rPr>
-        <w:commentReference w:id="58"/>
-      </w:r>
-      <w:commentRangeStart w:id="59"/>
+        <w:commentReference w:id="54"/>
+      </w:r>
+      <w:commentRangeStart w:id="55"/>
       <w:r>
         <w:t xml:space="preserve">Understanding whether pink salmon at Indian River exist within a natural range of variation requires parsing this context. </w:t>
       </w:r>
-      <w:commentRangeEnd w:id="59"/>
+      <w:commentRangeEnd w:id="55"/>
       <w:r>
         <w:rPr>
           <w:rStyle w:val="CommentReference"/>
           <w:sz w:val="24"/>
           <w:szCs w:val="24"/>
         </w:rPr>
-        <w:commentReference w:id="59"/>
-      </w:r>
-      <w:commentRangeStart w:id="60"/>
-      <w:r>
-        <w:t xml:space="preserve">While pink salmon densities observed at Indian River in recent decades are high </w:t>
-      </w:r>
-      <w:r>
-        <w:lastRenderedPageBreak/>
-        <w:t xml:space="preserve">compared to those that were recorded decades ago, </w:t>
-      </w:r>
-      <w:ins w:id="61" w:author="Mark Scheuerell" w:date="2026-03-07T09:53:00Z" w16du:dateUtc="2026-03-07T17:53:00Z">
+        <w:commentReference w:id="55"/>
+      </w:r>
+      <w:commentRangeStart w:id="56"/>
+      <w:r>
+        <w:t xml:space="preserve">While pink salmon densities observed at Indian River in recent decades are high compared to those that were recorded decades ago, </w:t>
+      </w:r>
+      <w:ins w:id="57" w:author="Mark Scheuerell" w:date="2026-03-07T09:53:00Z" w16du:dateUtc="2026-03-07T17:53:00Z">
         <w:r>
           <w:t xml:space="preserve">more contemporary returns </w:t>
         </w:r>
       </w:ins>
-      <w:ins w:id="62" w:author="Mark Scheuerell" w:date="2026-03-07T09:54:00Z" w16du:dateUtc="2026-03-07T17:54:00Z">
+      <w:ins w:id="58" w:author="Mark Scheuerell" w:date="2026-03-07T09:54:00Z" w16du:dateUtc="2026-03-07T17:54:00Z">
         <w:r>
           <w:t xml:space="preserve">of </w:t>
         </w:r>
       </w:ins>
-      <w:ins w:id="63" w:author="Mark Scheuerell" w:date="2026-03-07T09:55:00Z" w16du:dateUtc="2026-03-07T17:55:00Z">
+      <w:ins w:id="59" w:author="Mark Scheuerell" w:date="2026-03-07T09:55:00Z" w16du:dateUtc="2026-03-07T17:55:00Z">
         <w:r>
           <w:t xml:space="preserve">adults </w:t>
         </w:r>
       </w:ins>
-      <w:ins w:id="64" w:author="Mark Scheuerell" w:date="2026-03-07T09:53:00Z" w16du:dateUtc="2026-03-07T17:53:00Z">
+      <w:ins w:id="60" w:author="Mark Scheuerell" w:date="2026-03-07T09:53:00Z" w16du:dateUtc="2026-03-07T17:53:00Z">
         <w:r>
           <w:t xml:space="preserve">to the </w:t>
         </w:r>
       </w:ins>
-      <w:del w:id="65" w:author="Mark Scheuerell" w:date="2026-03-07T09:52:00Z" w16du:dateUtc="2026-03-07T17:52:00Z">
+      <w:del w:id="61" w:author="Mark Scheuerell" w:date="2026-03-07T09:52:00Z" w16du:dateUtc="2026-03-07T17:52:00Z">
         <w:r>
           <w:delText xml:space="preserve">a statistical comparison of </w:delText>
         </w:r>
@@ -6512,12 +6621,12 @@
       <w:r>
         <w:t xml:space="preserve">Indian River </w:t>
       </w:r>
-      <w:ins w:id="66" w:author="Mark Scheuerell" w:date="2026-03-07T09:54:00Z" w16du:dateUtc="2026-03-07T17:54:00Z">
+      <w:ins w:id="62" w:author="Mark Scheuerell" w:date="2026-03-07T09:54:00Z" w16du:dateUtc="2026-03-07T17:54:00Z">
         <w:r>
           <w:t xml:space="preserve">in even years are largely in line with </w:t>
         </w:r>
       </w:ins>
-      <w:del w:id="67" w:author="Mark Scheuerell" w:date="2026-03-07T09:54:00Z" w16du:dateUtc="2026-03-07T17:54:00Z">
+      <w:del w:id="63" w:author="Mark Scheuerell" w:date="2026-03-07T09:54:00Z" w16du:dateUtc="2026-03-07T17:54:00Z">
         <w:r>
           <w:delText xml:space="preserve">to ADFG’s pinks salmon </w:delText>
         </w:r>
@@ -6534,7 +6643,7 @@
       </w:r>
       <w:r>
         <w:rPr>
-          <w:rPrChange w:id="68" w:author="Mark Scheuerell" w:date="2026-03-07T09:55:00Z" w16du:dateUtc="2026-03-07T17:55:00Z">
+          <w:rPrChange w:id="64" w:author="Mark Scheuerell" w:date="2026-03-07T09:55:00Z" w16du:dateUtc="2026-03-07T17:55:00Z">
             <w:rPr>
               <w:i/>
               <w:iCs/>
@@ -6552,7 +6661,7 @@
       </w:r>
       <w:r>
         <w:rPr>
-          <w:rPrChange w:id="69" w:author="Mark Scheuerell" w:date="2026-03-07T09:55:00Z" w16du:dateUtc="2026-03-07T17:55:00Z">
+          <w:rPrChange w:id="65" w:author="Mark Scheuerell" w:date="2026-03-07T09:55:00Z" w16du:dateUtc="2026-03-07T17:55:00Z">
             <w:rPr>
               <w:i/>
               <w:iCs/>
@@ -6561,10 +6670,10 @@
         </w:rPr>
         <w:t>)</w:t>
       </w:r>
-      <w:ins w:id="70" w:author="Mark Scheuerell" w:date="2026-03-07T09:55:00Z" w16du:dateUtc="2026-03-07T17:55:00Z">
+      <w:ins w:id="66" w:author="Mark Scheuerell" w:date="2026-03-07T09:55:00Z" w16du:dateUtc="2026-03-07T17:55:00Z">
         <w:r>
           <w:rPr>
-            <w:rPrChange w:id="71" w:author="Mark Scheuerell" w:date="2026-03-07T09:55:00Z" w16du:dateUtc="2026-03-07T17:55:00Z">
+            <w:rPrChange w:id="67" w:author="Mark Scheuerell" w:date="2026-03-07T09:55:00Z" w16du:dateUtc="2026-03-07T17:55:00Z">
               <w:rPr>
                 <w:i/>
                 <w:iCs/>
@@ -6577,7 +6686,7 @@
           <w:t xml:space="preserve">as </w:t>
         </w:r>
       </w:ins>
-      <w:del w:id="72" w:author="Mark Scheuerell" w:date="2026-03-07T09:55:00Z" w16du:dateUtc="2026-03-07T17:55:00Z">
+      <w:del w:id="68" w:author="Mark Scheuerell" w:date="2026-03-07T09:55:00Z" w16du:dateUtc="2026-03-07T17:55:00Z">
         <w:r>
           <w:delText xml:space="preserve"> </w:delText>
         </w:r>
@@ -6588,7 +6697,7 @@
       <w:r>
         <w:t xml:space="preserve">odd-year runs are not in line with </w:t>
       </w:r>
-      <w:ins w:id="73" w:author="Mark Scheuerell" w:date="2026-03-07T09:56:00Z" w16du:dateUtc="2026-03-07T17:56:00Z">
+      <w:ins w:id="69" w:author="Mark Scheuerell" w:date="2026-03-07T09:56:00Z" w16du:dateUtc="2026-03-07T17:56:00Z">
         <w:r>
           <w:t xml:space="preserve">broader </w:t>
         </w:r>
@@ -6596,12 +6705,12 @@
       <w:r>
         <w:t xml:space="preserve">regional </w:t>
       </w:r>
-      <w:del w:id="74" w:author="Mark Scheuerell" w:date="2026-03-07T09:56:00Z" w16du:dateUtc="2026-03-07T17:56:00Z">
+      <w:del w:id="70" w:author="Mark Scheuerell" w:date="2026-03-07T09:56:00Z" w16du:dateUtc="2026-03-07T17:56:00Z">
         <w:r>
           <w:delText>expectations</w:delText>
         </w:r>
       </w:del>
-      <w:ins w:id="75" w:author="Mark Scheuerell" w:date="2026-03-07T09:56:00Z" w16du:dateUtc="2026-03-07T17:56:00Z">
+      <w:ins w:id="71" w:author="Mark Scheuerell" w:date="2026-03-07T09:56:00Z" w16du:dateUtc="2026-03-07T17:56:00Z">
         <w:r>
           <w:t>patterns</w:t>
         </w:r>
@@ -6609,24 +6718,28 @@
       <w:r>
         <w:t xml:space="preserve">. </w:t>
       </w:r>
-      <w:commentRangeEnd w:id="60"/>
+      <w:commentRangeEnd w:id="56"/>
       <w:r>
         <w:rPr>
           <w:rStyle w:val="CommentReference"/>
           <w:sz w:val="24"/>
           <w:szCs w:val="24"/>
         </w:rPr>
-        <w:commentReference w:id="60"/>
-      </w:r>
-      <w:r>
-        <w:t xml:space="preserve">Difference-in-difference modeling indicated that this difference may indeed be driven by Sheldon Jackson Hatchery operations, and the expansion of these operations in 2010 seems to have driven a significant increase in abundances for both even- and odd-year runs. While these results are compelling, they do not reveal the impact of hatchery releases on Indian River pink salmon abundances, only that abundances at Indian River post-2010 (and in the case of odd-year runs, post-1980) are higher than expected relative to the control group. </w:t>
-      </w:r>
-      <w:del w:id="76" w:author="Mark Scheuerell" w:date="2026-03-07T09:57:00Z" w16du:dateUtc="2026-03-07T17:57:00Z">
+        <w:commentReference w:id="56"/>
+      </w:r>
+      <w:r>
+        <w:t xml:space="preserve">Difference-in-difference modeling indicated that this difference may indeed be driven by Sheldon Jackson Hatchery operations, and the expansion of these operations in 2010 seems to have driven a significant increase in abundances for both even- and odd-year runs. While these results are compelling, they do not reveal the impact of hatchery releases on Indian River pink salmon abundances, </w:t>
+      </w:r>
+      <w:r>
+        <w:lastRenderedPageBreak/>
+        <w:t xml:space="preserve">only that abundances at Indian River post-2010 (and in the case of odd-year runs, post-1980) are higher than expected relative to the control group. </w:t>
+      </w:r>
+      <w:del w:id="72" w:author="Mark Scheuerell" w:date="2026-03-07T09:57:00Z" w16du:dateUtc="2026-03-07T17:57:00Z">
         <w:r>
           <w:delText>That effect is found through</w:delText>
         </w:r>
       </w:del>
-      <w:ins w:id="77" w:author="Mark Scheuerell" w:date="2026-03-07T09:57:00Z" w16du:dateUtc="2026-03-07T17:57:00Z">
+      <w:ins w:id="73" w:author="Mark Scheuerell" w:date="2026-03-07T09:57:00Z" w16du:dateUtc="2026-03-07T17:57:00Z">
         <w:r>
           <w:t>This finding was also consistent with</w:t>
         </w:r>
@@ -6634,17 +6747,17 @@
       <w:r>
         <w:t xml:space="preserve"> time series modeling of Indian River abundances and hatchery returns</w:t>
       </w:r>
-      <w:ins w:id="78" w:author="Mark Scheuerell" w:date="2026-03-07T09:57:00Z" w16du:dateUtc="2026-03-07T17:57:00Z">
+      <w:ins w:id="74" w:author="Mark Scheuerell" w:date="2026-03-07T09:57:00Z" w16du:dateUtc="2026-03-07T17:57:00Z">
         <w:r>
           <w:t xml:space="preserve">. Although </w:t>
         </w:r>
       </w:ins>
-      <w:ins w:id="79" w:author="Mark Scheuerell" w:date="2026-03-07T09:58:00Z" w16du:dateUtc="2026-03-07T17:58:00Z">
+      <w:ins w:id="75" w:author="Mark Scheuerell" w:date="2026-03-07T09:58:00Z" w16du:dateUtc="2026-03-07T17:58:00Z">
         <w:r>
           <w:t xml:space="preserve">I found </w:t>
         </w:r>
       </w:ins>
-      <w:del w:id="80" w:author="Mark Scheuerell" w:date="2026-03-07T09:58:00Z" w16du:dateUtc="2026-03-07T17:58:00Z">
+      <w:del w:id="76" w:author="Mark Scheuerell" w:date="2026-03-07T09:58:00Z" w16du:dateUtc="2026-03-07T17:58:00Z">
         <w:r>
           <w:delText xml:space="preserve">, and while this work finds </w:delText>
         </w:r>
@@ -6652,22 +6765,22 @@
       <w:r>
         <w:t xml:space="preserve">a significant effect of hatchery releases on Indian River </w:t>
       </w:r>
-      <w:ins w:id="81" w:author="Mark Scheuerell" w:date="2026-03-07T09:58:00Z" w16du:dateUtc="2026-03-07T17:58:00Z">
+      <w:ins w:id="77" w:author="Mark Scheuerell" w:date="2026-03-07T09:58:00Z" w16du:dateUtc="2026-03-07T17:58:00Z">
         <w:r>
           <w:t xml:space="preserve">adult </w:t>
         </w:r>
       </w:ins>
-      <w:del w:id="82" w:author="Mark Scheuerell" w:date="2026-03-07T09:58:00Z" w16du:dateUtc="2026-03-07T17:58:00Z">
+      <w:del w:id="78" w:author="Mark Scheuerell" w:date="2026-03-07T09:58:00Z" w16du:dateUtc="2026-03-07T17:58:00Z">
         <w:r>
           <w:delText>abundance</w:delText>
         </w:r>
       </w:del>
-      <w:ins w:id="83" w:author="Mark Scheuerell" w:date="2026-03-07T09:58:00Z" w16du:dateUtc="2026-03-07T17:58:00Z">
+      <w:ins w:id="79" w:author="Mark Scheuerell" w:date="2026-03-07T09:58:00Z" w16du:dateUtc="2026-03-07T17:58:00Z">
         <w:r>
           <w:t>numbers</w:t>
         </w:r>
       </w:ins>
-      <w:del w:id="84" w:author="Mark Scheuerell" w:date="2026-03-07T09:58:00Z" w16du:dateUtc="2026-03-07T17:58:00Z">
+      <w:del w:id="80" w:author="Mark Scheuerell" w:date="2026-03-07T09:58:00Z" w16du:dateUtc="2026-03-07T17:58:00Z">
         <w:r>
           <w:delText>s</w:delText>
         </w:r>
@@ -6683,18 +6796,18 @@
       <w:r>
         <w:tab/>
       </w:r>
-      <w:commentRangeStart w:id="85"/>
+      <w:commentRangeStart w:id="81"/>
       <w:r>
         <w:t xml:space="preserve">While it is not the aim of this work to be prescriptive, </w:t>
       </w:r>
-      <w:commentRangeEnd w:id="85"/>
+      <w:commentRangeEnd w:id="81"/>
       <w:r>
         <w:rPr>
           <w:rStyle w:val="CommentReference"/>
           <w:sz w:val="24"/>
           <w:szCs w:val="24"/>
         </w:rPr>
-        <w:commentReference w:id="85"/>
+        <w:commentReference w:id="81"/>
       </w:r>
       <w:r>
         <w:t xml:space="preserve">it is worth considering the implications of these findings and how they might inform the duties of park officials with respect to conservation. </w:t>
@@ -6702,7 +6815,7 @@
       <w:r>
         <w:t xml:space="preserve">In even years, Indian River salmon are not out of the ordinary relative to the wider region. While the expansion of hatchery releases in 2010 </w:t>
       </w:r>
-      <w:del w:id="86" w:author="Mark Scheuerell" w:date="2026-03-07T10:07:00Z" w16du:dateUtc="2026-03-07T18:07:00Z">
+      <w:del w:id="82" w:author="Mark Scheuerell" w:date="2026-03-07T10:07:00Z" w16du:dateUtc="2026-03-07T18:07:00Z">
         <w:r>
           <w:delText xml:space="preserve">is statistically shown to </w:delText>
         </w:r>
@@ -6710,7 +6823,7 @@
       <w:r>
         <w:t>coincide</w:t>
       </w:r>
-      <w:ins w:id="87" w:author="Mark Scheuerell" w:date="2026-03-07T10:07:00Z" w16du:dateUtc="2026-03-07T18:07:00Z">
+      <w:ins w:id="83" w:author="Mark Scheuerell" w:date="2026-03-07T10:07:00Z" w16du:dateUtc="2026-03-07T18:07:00Z">
         <w:r>
           <w:t>d with</w:t>
         </w:r>
@@ -6718,7 +6831,7 @@
       <w:r>
         <w:t xml:space="preserve"> an increase in the numbers of spawning pink salmon at Indian River, the effect of hatchery returns in the previous brood year on even-year pink salmon abundances are much lower than the effect of fish moving in the other direction. Taken together, </w:t>
       </w:r>
-      <w:del w:id="88" w:author="Mark Scheuerell" w:date="2026-03-07T10:07:00Z" w16du:dateUtc="2026-03-07T18:07:00Z">
+      <w:del w:id="84" w:author="Mark Scheuerell" w:date="2026-03-07T10:07:00Z" w16du:dateUtc="2026-03-07T18:07:00Z">
         <w:r>
           <w:delText xml:space="preserve">this suite of evidence makes </w:delText>
         </w:r>
@@ -6726,22 +6839,18 @@
       <w:r>
         <w:t>it seem</w:t>
       </w:r>
-      <w:ins w:id="89" w:author="Mark Scheuerell" w:date="2026-03-07T10:08:00Z" w16du:dateUtc="2026-03-07T18:08:00Z">
+      <w:ins w:id="85" w:author="Mark Scheuerell" w:date="2026-03-07T10:08:00Z" w16du:dateUtc="2026-03-07T18:08:00Z">
         <w:r>
           <w:t>s</w:t>
         </w:r>
       </w:ins>
       <w:r>
-        <w:t xml:space="preserve"> likely that even-year runs at Indian River are well within the natural range of </w:t>
-      </w:r>
-      <w:r>
-        <w:lastRenderedPageBreak/>
-        <w:t xml:space="preserve">variation for the wider region. </w:t>
+        <w:t xml:space="preserve"> likely that even-year runs at Indian River are well within the natural range of variation for the wider region. </w:t>
       </w:r>
       <w:r>
         <w:t xml:space="preserve">However, the analysis of odd-year runs tells a different story. </w:t>
       </w:r>
-      <w:del w:id="90" w:author="Mark Scheuerell" w:date="2026-03-07T10:09:00Z" w16du:dateUtc="2026-03-07T18:09:00Z">
+      <w:del w:id="86" w:author="Mark Scheuerell" w:date="2026-03-07T10:09:00Z" w16du:dateUtc="2026-03-07T18:09:00Z">
         <w:r>
           <w:delText xml:space="preserve">Odd-year runs at Indian River are found differ significantly from the expectation drawn from the wider region. </w:delText>
         </w:r>
@@ -6749,7 +6858,7 @@
       <w:r>
         <w:t>The effect</w:t>
       </w:r>
-      <w:ins w:id="91" w:author="Mark Scheuerell" w:date="2026-03-07T10:09:00Z" w16du:dateUtc="2026-03-07T18:09:00Z">
+      <w:ins w:id="87" w:author="Mark Scheuerell" w:date="2026-03-07T10:09:00Z" w16du:dateUtc="2026-03-07T18:09:00Z">
         <w:r>
           <w:t>s of</w:t>
         </w:r>
@@ -6757,7 +6866,7 @@
       <w:r>
         <w:t xml:space="preserve"> both the commencement and expansion of hatchery operations (1980 and 2010) </w:t>
       </w:r>
-      <w:del w:id="92" w:author="Mark Scheuerell" w:date="2026-03-07T10:09:00Z" w16du:dateUtc="2026-03-07T18:09:00Z">
+      <w:del w:id="88" w:author="Mark Scheuerell" w:date="2026-03-07T10:09:00Z" w16du:dateUtc="2026-03-07T18:09:00Z">
         <w:r>
           <w:delText xml:space="preserve">are shown to have </w:delText>
         </w:r>
@@ -6765,12 +6874,12 @@
       <w:r>
         <w:t xml:space="preserve">coincided with increases in the numbers of pink salmon at Indian River, above and beyond what was happening elsewhere in the region during those periods. Finally, </w:t>
       </w:r>
-      <w:del w:id="93" w:author="Mark Scheuerell" w:date="2026-03-07T10:11:00Z" w16du:dateUtc="2026-03-07T18:11:00Z">
+      <w:del w:id="89" w:author="Mark Scheuerell" w:date="2026-03-07T10:11:00Z" w16du:dateUtc="2026-03-07T18:11:00Z">
         <w:r>
           <w:delText>while (like even-year runs),</w:delText>
         </w:r>
       </w:del>
-      <w:ins w:id="94" w:author="Mark Scheuerell" w:date="2026-03-07T10:11:00Z" w16du:dateUtc="2026-03-07T18:11:00Z">
+      <w:ins w:id="90" w:author="Mark Scheuerell" w:date="2026-03-07T10:11:00Z" w16du:dateUtc="2026-03-07T18:11:00Z">
         <w:r>
           <w:t>although</w:t>
         </w:r>
@@ -6778,12 +6887,12 @@
       <w:r>
         <w:t xml:space="preserve"> the effect of hatchery returns in the previous brood year on even-year pink salmon abundances are lower than the effect of fish moving in the other direction, the difference in these effects is not as </w:t>
       </w:r>
-      <w:del w:id="95" w:author="Mark Scheuerell" w:date="2026-03-07T10:11:00Z" w16du:dateUtc="2026-03-07T18:11:00Z">
+      <w:del w:id="91" w:author="Mark Scheuerell" w:date="2026-03-07T10:11:00Z" w16du:dateUtc="2026-03-07T18:11:00Z">
         <w:r>
           <w:delText>great</w:delText>
         </w:r>
       </w:del>
-      <w:ins w:id="96" w:author="Mark Scheuerell" w:date="2026-03-07T10:11:00Z" w16du:dateUtc="2026-03-07T18:11:00Z">
+      <w:ins w:id="92" w:author="Mark Scheuerell" w:date="2026-03-07T10:11:00Z" w16du:dateUtc="2026-03-07T18:11:00Z">
         <w:r>
           <w:t>large</w:t>
         </w:r>
@@ -6791,12 +6900,16 @@
       <w:r>
         <w:t xml:space="preserve">, </w:t>
       </w:r>
-      <w:del w:id="97" w:author="Mark Scheuerell" w:date="2026-03-07T10:12:00Z" w16du:dateUtc="2026-03-07T18:12:00Z">
+      <w:del w:id="93" w:author="Mark Scheuerell" w:date="2026-03-07T10:12:00Z" w16du:dateUtc="2026-03-07T18:12:00Z">
         <w:r>
-          <w:delText>meaning it is more likely that</w:delText>
+          <w:delText xml:space="preserve">meaning it is </w:delText>
+        </w:r>
+        <w:r>
+          <w:lastRenderedPageBreak/>
+          <w:delText>more likely that</w:delText>
         </w:r>
       </w:del>
-      <w:ins w:id="98" w:author="Mark Scheuerell" w:date="2026-03-07T10:12:00Z" w16du:dateUtc="2026-03-07T18:12:00Z">
+      <w:ins w:id="94" w:author="Mark Scheuerell" w:date="2026-03-07T10:12:00Z" w16du:dateUtc="2026-03-07T18:12:00Z">
         <w:r>
           <w:t>indicating</w:t>
         </w:r>
@@ -6804,12 +6917,12 @@
       <w:r>
         <w:t xml:space="preserve"> more fish from the hatchery </w:t>
       </w:r>
-      <w:del w:id="99" w:author="Mark Scheuerell" w:date="2026-03-07T10:12:00Z" w16du:dateUtc="2026-03-07T18:12:00Z">
+      <w:del w:id="95" w:author="Mark Scheuerell" w:date="2026-03-07T10:12:00Z" w16du:dateUtc="2026-03-07T18:12:00Z">
         <w:r>
           <w:delText>might be</w:delText>
         </w:r>
       </w:del>
-      <w:ins w:id="100" w:author="Mark Scheuerell" w:date="2026-03-07T10:12:00Z" w16du:dateUtc="2026-03-07T18:12:00Z">
+      <w:ins w:id="96" w:author="Mark Scheuerell" w:date="2026-03-07T10:12:00Z" w16du:dateUtc="2026-03-07T18:12:00Z">
         <w:r>
           <w:t>are</w:t>
         </w:r>
@@ -6833,13 +6946,9 @@
         <w:t>This is not to say that the hatchery is the main driver of high pink salmon densities in odd years (as Figure 3 shows, spawning abundances of these fish have been on the rise throughout the region for decades), but that hatchery fish are having some influence on abundances seen at Indian River not seen in even-year runs. The differences in these effects may be due to the original broodstock SJH sourced for odd- and even-year runs</w:t>
       </w:r>
       <w:r>
-        <w:t xml:space="preserve"> (recall that the original SJH broodstock for even years came from Indian River, </w:t>
-      </w:r>
-      <w:r>
-        <w:lastRenderedPageBreak/>
-        <w:t>while the broodstock for odd years was sourced from Starrigavan Creek). In any case, this work makes clear that limiting the number of SJH pink salmon moving into Indian River to spawn in odd years may be beneficial for maintaining the wild population in the park within their natural range of variation</w:t>
-      </w:r>
-      <w:del w:id="101" w:author="Mark Scheuerell" w:date="2026-03-07T10:13:00Z" w16du:dateUtc="2026-03-07T18:13:00Z">
+        <w:t xml:space="preserve"> (recall that the original SJH broodstock for even years came from Indian River, while the broodstock for odd years was sourced from Starrigavan Creek). In any case, this work makes clear that limiting the number of SJH pink salmon moving into Indian River to spawn in odd years may be beneficial for maintaining the wild population in the park within their natural range of variation</w:t>
+      </w:r>
+      <w:del w:id="97" w:author="Mark Scheuerell" w:date="2026-03-07T10:13:00Z" w16du:dateUtc="2026-03-07T18:13:00Z">
         <w:r>
           <w:delText>, although how this might be accomplished is another question all together which falls outside the scope of this work</w:delText>
         </w:r>
@@ -6857,7 +6966,11 @@
         <w:t xml:space="preserve">It is clear from this research that determining the point at which a native species becomes overabundant is not a simple task. In the case of pink salmon at Indian River, this task is made additionally complicated by the fact there two populations </w:t>
       </w:r>
       <w:r>
-        <w:t>inhabiting the same environment (odd- and even-year runs) with potentially different life histories and characteristics. When assessing whether or not the overabundance of a native species in an ecosystem might be driven by some anthropogenic intervention requires the consideration not only of that particular population in time, but also the consideration of relevant populations of the same species that have not been exposed to the same intervention (although this may not always be possible).</w:t>
+        <w:t xml:space="preserve">inhabiting the same </w:t>
+      </w:r>
+      <w:r>
+        <w:lastRenderedPageBreak/>
+        <w:t>environment (odd- and even-year runs) with potentially different life histories and characteristics. When assessing whether or not the overabundance of a native species in an ecosystem might be driven by some anthropogenic intervention requires the consideration not only of that particular population in time, but also the consideration of relevant populations of the same species that have not been exposed to the same intervention (although this may not always be possible).</w:t>
       </w:r>
       <w:bookmarkEnd w:id="1"/>
     </w:p>
@@ -6928,7 +7041,7 @@
         <w:spacing w:line="240" w:lineRule="auto"/>
         <w:ind w:left="720" w:hanging="720"/>
         <w:rPr>
-          <w:ins w:id="102" w:author="Brian E McGreal" w:date="2026-03-27T09:38:00Z" w16du:dateUtc="2026-03-27T16:38:00Z"/>
+          <w:ins w:id="98" w:author="Brian E McGreal" w:date="2026-03-27T09:38:00Z" w16du:dateUtc="2026-03-27T16:38:00Z"/>
         </w:rPr>
       </w:pPr>
       <w:r>
@@ -6950,7 +7063,7 @@
         <w:spacing w:line="240" w:lineRule="auto"/>
         <w:ind w:left="720" w:hanging="720"/>
       </w:pPr>
-      <w:ins w:id="103" w:author="Brian E McGreal" w:date="2026-03-27T09:38:00Z" w16du:dateUtc="2026-03-27T16:38:00Z">
+      <w:ins w:id="99" w:author="Brian E McGreal" w:date="2026-03-27T09:38:00Z" w16du:dateUtc="2026-03-27T16:38:00Z">
         <w:r>
           <w:t xml:space="preserve">Burnham, K. P., D. R. Anderson, K. P. Huyvaert. 2010. AIC model selection and multimodal interference in behavioral ecology: some background, observations, and comparisons. </w:t>
         </w:r>
@@ -7189,7 +7302,29 @@
         <w:t>Bulletin of the American Meteorological Society</w:t>
       </w:r>
       <w:r>
-        <w:t xml:space="preserve"> 78(6): 1069-1079.  </w:t>
+        <w:t xml:space="preserve"> 78(6): 1069-1079.</w:t>
+      </w:r>
+    </w:p>
+    <w:p>
+      <w:pPr>
+        <w:spacing w:line="240" w:lineRule="auto"/>
+        <w:ind w:left="720" w:hanging="720"/>
+      </w:pPr>
+      <w:r>
+        <w:t xml:space="preserve">Mazerolle, M. 2006. Improving data analysis in herpetology: using Akaike’s Information Criterion (AIC) to assess the strength of biological hypotheses. </w:t>
+      </w:r>
+      <w:r>
+        <w:rPr>
+          <w:i/>
+          <w:iCs/>
+        </w:rPr>
+        <w:t>Amphibia-Reptilia</w:t>
+      </w:r>
+      <w:r>
+        <w:t xml:space="preserve"> 27: 169-180.</w:t>
+      </w:r>
+      <w:r>
+        <w:t xml:space="preserve">  </w:t>
       </w:r>
     </w:p>
     <w:p>
@@ -7313,9 +7448,6 @@
       <w:pPr>
         <w:spacing w:line="240" w:lineRule="auto"/>
         <w:ind w:left="720" w:hanging="720"/>
-        <w:rPr>
-          <w:ins w:id="104" w:author="Brian E McGreal" w:date="2026-03-27T11:26:00Z" w16du:dateUtc="2026-03-27T18:26:00Z"/>
-        </w:rPr>
       </w:pPr>
       <w:r>
         <w:t xml:space="preserve">Sambaraju, K. R., D. W. Goodman. 2021. Mountain pine beetle: an example of a climate-driven eruptive insect impacting conifer forest ecosystems. </w:t>
@@ -7336,21 +7468,19 @@
         <w:spacing w:line="240" w:lineRule="auto"/>
         <w:ind w:left="720" w:hanging="720"/>
       </w:pPr>
-      <w:ins w:id="105" w:author="Brian E McGreal" w:date="2026-03-27T11:26:00Z" w16du:dateUtc="2026-03-27T18:26:00Z">
-        <w:r>
-          <w:t xml:space="preserve">Scheuerell, M. D., E. R. Buhle, B. X. Semmens, M. J. Ford, T. Cooney, R. W. Carmichael. 2015. Analyzing large-scale conservation interventions with Bayesian hierarchical models: a case study of supplementing threated Pacific salmon. </w:t>
-        </w:r>
-        <w:r>
-          <w:rPr>
-            <w:i/>
-            <w:iCs/>
-          </w:rPr>
-          <w:t xml:space="preserve">Ecology and Evolution </w:t>
-        </w:r>
-        <w:r>
-          <w:t>5(10): 2115-2125.</w:t>
-        </w:r>
-      </w:ins>
+      <w:r>
+        <w:t xml:space="preserve">Scheuerell, M. D., E. R. Buhle, B. X. Semmens, M. J. Ford, T. Cooney, R. W. Carmichael. 2015. Analyzing large-scale conservation interventions with Bayesian hierarchical models: a case study of supplementing threated Pacific salmon. </w:t>
+      </w:r>
+      <w:r>
+        <w:rPr>
+          <w:i/>
+          <w:iCs/>
+        </w:rPr>
+        <w:t xml:space="preserve">Ecology and Evolution </w:t>
+      </w:r>
+      <w:r>
+        <w:t>5(10): 2115-2125.</w:t>
+      </w:r>
     </w:p>
     <w:p>
       <w:pPr>
@@ -7432,6 +7562,7 @@
         </w:rPr>
       </w:pPr>
       <w:r>
+        <w:lastRenderedPageBreak/>
         <w:t xml:space="preserve">Stopha, M. 2015. </w:t>
       </w:r>
       <w:r>
@@ -7454,7 +7585,6 @@
         <w:ind w:left="720" w:hanging="720"/>
       </w:pPr>
       <w:r>
-        <w:lastRenderedPageBreak/>
         <w:t xml:space="preserve">Thornton, T. F. 1998. </w:t>
       </w:r>
       <w:r>
@@ -7695,7 +7825,7 @@
       </w:r>
     </w:p>
   </w:comment>
-  <w:comment w:id="42" w:author="Mark Scheuerell" w:date="2026-03-06T06:28:00Z" w:initials="s">
+  <w:comment w:id="44" w:author="Brian McGreal" w:date="2026-03-30T14:58:00Z" w:initials="BM">
     <w:p>
       <w:pPr>
         <w:pStyle w:val="CommentText"/>
@@ -7707,23 +7837,11 @@
         <w:annotationRef/>
       </w:r>
       <w:r>
-        <w:t xml:space="preserve">I know this writing style is common in econ (based on my experiences with Bill J), but I think </w:t>
-      </w:r>
-      <w:r>
-        <w:t>this type of sentence</w:t>
-      </w:r>
-      <w:r>
-        <w:t xml:space="preserve"> just restate</w:t>
-      </w:r>
-      <w:r>
-        <w:t>s</w:t>
-      </w:r>
-      <w:r>
-        <w:t xml:space="preserve"> the figure caption. Instead, I recommend making strong statements about the results and then referencing the figures parenthetically. </w:t>
+        <w:t>Does this language work? Or ‘regional expectation’?</w:t>
       </w:r>
     </w:p>
   </w:comment>
-  <w:comment w:id="43" w:author="Mark Scheuerell" w:date="2026-03-07T09:07:00Z" w:initials="s">
+  <w:comment w:id="42" w:author="Mark Scheuerell" w:date="2026-03-07T09:07:00Z" w:initials="s">
     <w:p>
       <w:pPr>
         <w:pStyle w:val="CommentText"/>
@@ -7739,7 +7857,7 @@
       </w:r>
     </w:p>
   </w:comment>
-  <w:comment w:id="50" w:author="Brian McGreal" w:date="2026-03-30T12:41:00Z" w:initials="BM">
+  <w:comment w:id="43" w:author="Brian McGreal" w:date="2026-03-30T14:45:00Z" w:initials="BM">
     <w:p>
       <w:pPr>
         <w:pStyle w:val="CommentText"/>
@@ -7751,11 +7869,11 @@
         <w:annotationRef/>
       </w:r>
       <w:r>
-        <w:t>Here I need to instead discuss AICc model comparison</w:t>
+        <w:t>I can back transform the Indian River state estimates into raw values, but because the state estimate related to the region is derived from 35 index streams, I don’t have a single mean/sd to apply to those values..</w:t>
       </w:r>
     </w:p>
   </w:comment>
-  <w:comment w:id="44" w:author="Mark Scheuerell" w:date="2026-03-07T09:11:00Z" w:initials="s">
+  <w:comment w:id="46" w:author="Brian McGreal" w:date="2026-03-30T15:05:00Z" w:initials="BM">
     <w:p>
       <w:pPr>
         <w:pStyle w:val="CommentText"/>
@@ -7767,11 +7885,27 @@
         <w:annotationRef/>
       </w:r>
       <w:r>
+        <w:t>Here again</w:t>
+      </w:r>
+    </w:p>
+  </w:comment>
+  <w:comment w:id="45" w:author="Mark Scheuerell" w:date="2026-03-07T09:11:00Z" w:initials="s">
+    <w:p>
+      <w:pPr>
+        <w:pStyle w:val="CommentText"/>
+      </w:pPr>
+      <w:r>
+        <w:rPr>
+          <w:rStyle w:val="CommentReference"/>
+        </w:rPr>
+        <w:annotationRef/>
+      </w:r>
+      <w:r>
         <w:t>These statements also seem to be based on the z-scored states. If you want to stick with this, I think you’ll have to discuss differences in terms of SD’s (eg, “site 1 was ~2 SD’s greater than site 2”)</w:t>
       </w:r>
     </w:p>
   </w:comment>
-  <w:comment w:id="52" w:author="Mark Scheuerell" w:date="2026-03-07T09:43:00Z" w:initials="s">
+  <w:comment w:id="48" w:author="Mark Scheuerell" w:date="2026-03-07T09:43:00Z" w:initials="s">
     <w:p>
       <w:pPr>
         <w:pStyle w:val="CommentText"/>
@@ -7787,7 +7921,7 @@
       </w:r>
     </w:p>
   </w:comment>
-  <w:comment w:id="53" w:author="Brian McGreal" w:date="2026-03-30T12:50:00Z" w:initials="BM">
+  <w:comment w:id="49" w:author="Brian McGreal" w:date="2026-03-30T12:50:00Z" w:initials="BM">
     <w:p>
       <w:pPr>
         <w:pStyle w:val="CommentText"/>
@@ -7803,7 +7937,7 @@
       </w:r>
     </w:p>
   </w:comment>
-  <w:comment w:id="54" w:author="Mark Scheuerell" w:date="2026-03-07T09:44:00Z" w:initials="s">
+  <w:comment w:id="50" w:author="Mark Scheuerell" w:date="2026-03-07T09:44:00Z" w:initials="s">
     <w:p>
       <w:pPr>
         <w:pStyle w:val="CommentText"/>
@@ -7819,7 +7953,7 @@
       </w:r>
     </w:p>
   </w:comment>
-  <w:comment w:id="56" w:author="Mark Scheuerell" w:date="2026-03-07T10:13:00Z" w:initials="s">
+  <w:comment w:id="52" w:author="Mark Scheuerell" w:date="2026-03-07T10:13:00Z" w:initials="s">
     <w:p>
       <w:pPr>
         <w:pStyle w:val="CommentText"/>
@@ -7835,7 +7969,7 @@
       </w:r>
     </w:p>
   </w:comment>
-  <w:comment w:id="57" w:author="Mark Scheuerell" w:date="2026-03-07T09:50:00Z" w:initials="s">
+  <w:comment w:id="53" w:author="Mark Scheuerell" w:date="2026-03-07T09:50:00Z" w:initials="s">
     <w:p>
       <w:pPr>
         <w:pStyle w:val="CommentText"/>
@@ -7851,7 +7985,7 @@
       </w:r>
     </w:p>
   </w:comment>
-  <w:comment w:id="58" w:author="Mark Scheuerell" w:date="2026-03-07T09:50:00Z" w:initials="s">
+  <w:comment w:id="54" w:author="Mark Scheuerell" w:date="2026-03-07T09:50:00Z" w:initials="s">
     <w:p>
       <w:pPr>
         <w:pStyle w:val="CommentText"/>
@@ -7873,7 +8007,7 @@
       </w:r>
     </w:p>
   </w:comment>
-  <w:comment w:id="59" w:author="Mark Scheuerell" w:date="2026-03-07T09:51:00Z" w:initials="s">
+  <w:comment w:id="55" w:author="Mark Scheuerell" w:date="2026-03-07T09:51:00Z" w:initials="s">
     <w:p>
       <w:pPr>
         <w:pStyle w:val="CommentText"/>
@@ -7889,7 +8023,7 @@
       </w:r>
     </w:p>
   </w:comment>
-  <w:comment w:id="60" w:author="Mark Scheuerell" w:date="2026-03-07T09:52:00Z" w:initials="s">
+  <w:comment w:id="56" w:author="Mark Scheuerell" w:date="2026-03-07T09:52:00Z" w:initials="s">
     <w:p>
       <w:pPr>
         <w:pStyle w:val="CommentText"/>
@@ -7905,7 +8039,7 @@
       </w:r>
     </w:p>
   </w:comment>
-  <w:comment w:id="85" w:author="Mark Scheuerell" w:date="2026-03-07T09:59:00Z" w:initials="s">
+  <w:comment w:id="81" w:author="Mark Scheuerell" w:date="2026-03-07T09:59:00Z" w:initials="s">
     <w:p>
       <w:pPr>
         <w:pStyle w:val="CommentText"/>
@@ -7935,9 +8069,10 @@
   <w15:commentEx w15:paraId="6BD11D19" w15:paraIdParent="57FEDFCD" w15:done="0"/>
   <w15:commentEx w15:paraId="1D25BEBF" w15:done="0"/>
   <w15:commentEx w15:paraId="5D9E908C" w15:paraIdParent="1D25BEBF" w15:done="0"/>
-  <w15:commentEx w15:paraId="4DDBE27C" w15:done="0"/>
+  <w15:commentEx w15:paraId="12ACF803" w15:done="0"/>
   <w15:commentEx w15:paraId="462547C8" w15:done="0"/>
-  <w15:commentEx w15:paraId="617561FD" w15:done="0"/>
+  <w15:commentEx w15:paraId="23F275B2" w15:paraIdParent="462547C8" w15:done="0"/>
+  <w15:commentEx w15:paraId="090708CA" w15:done="0"/>
   <w15:commentEx w15:paraId="38DE934D" w15:done="0"/>
   <w15:commentEx w15:paraId="580B7706" w15:done="0"/>
   <w15:commentEx w15:paraId="7D783C2F" w15:paraIdParent="580B7706" w15:done="0"/>
@@ -7974,9 +8109,10 @@
   <w16cex:commentExtensible w16cex:durableId="0DBE9D12" w16cex:dateUtc="2026-03-30T19:26:00Z"/>
   <w16cex:commentExtensible w16cex:durableId="4F05BC0A" w16cex:dateUtc="2026-03-06T14:28:00Z"/>
   <w16cex:commentExtensible w16cex:durableId="27350D5D" w16cex:dateUtc="2026-03-30T19:26:00Z"/>
-  <w16cex:commentExtensible w16cex:durableId="1C7C2767" w16cex:dateUtc="2026-03-06T14:28:00Z"/>
+  <w16cex:commentExtensible w16cex:durableId="50C632B6" w16cex:dateUtc="2026-03-30T21:58:00Z"/>
   <w16cex:commentExtensible w16cex:durableId="206F53A5" w16cex:dateUtc="2026-03-07T17:07:00Z"/>
-  <w16cex:commentExtensible w16cex:durableId="3F1F6891" w16cex:dateUtc="2026-03-30T19:41:00Z"/>
+  <w16cex:commentExtensible w16cex:durableId="44C801D1" w16cex:dateUtc="2026-03-30T21:45:00Z"/>
+  <w16cex:commentExtensible w16cex:durableId="32D3276B" w16cex:dateUtc="2026-03-30T22:05:00Z"/>
   <w16cex:commentExtensible w16cex:durableId="443E45A5" w16cex:dateUtc="2026-03-07T17:11:00Z"/>
   <w16cex:commentExtensible w16cex:durableId="5F013141" w16cex:dateUtc="2026-03-07T17:43:00Z"/>
   <w16cex:commentExtensible w16cex:durableId="76014901" w16cex:dateUtc="2026-03-30T19:50:00Z"/>
@@ -8001,9 +8137,10 @@
   <w16cid:commentId w16cid:paraId="6BD11D19" w16cid:durableId="0DBE9D12"/>
   <w16cid:commentId w16cid:paraId="1D25BEBF" w16cid:durableId="4F05BC0A"/>
   <w16cid:commentId w16cid:paraId="5D9E908C" w16cid:durableId="27350D5D"/>
-  <w16cid:commentId w16cid:paraId="4DDBE27C" w16cid:durableId="1C7C2767"/>
+  <w16cid:commentId w16cid:paraId="12ACF803" w16cid:durableId="50C632B6"/>
   <w16cid:commentId w16cid:paraId="462547C8" w16cid:durableId="206F53A5"/>
-  <w16cid:commentId w16cid:paraId="617561FD" w16cid:durableId="3F1F6891"/>
+  <w16cid:commentId w16cid:paraId="23F275B2" w16cid:durableId="44C801D1"/>
+  <w16cid:commentId w16cid:paraId="090708CA" w16cid:durableId="32D3276B"/>
   <w16cid:commentId w16cid:paraId="38DE934D" w16cid:durableId="443E45A5"/>
   <w16cid:commentId w16cid:paraId="580B7706" w16cid:durableId="5F013141"/>
   <w16cid:commentId w16cid:paraId="7D783C2F" w16cid:durableId="76014901"/>

--- a/output/writing/DissertationChapter/Ch1_draft2.docx
+++ b/output/writing/DissertationChapter/Ch1_draft2.docx
@@ -6142,13 +6142,13 @@
         <w:spacing w:after="0" w:line="480" w:lineRule="auto"/>
       </w:pPr>
       <w:r>
-        <w:t>For even-year runs there exists some significant difference between trends at Indian River and elsewhere in the region prior to 1980</w:t>
-      </w:r>
-      <w:r>
-        <w:t xml:space="preserve"> (Table 2)</w:t>
-      </w:r>
-      <w:r>
-        <w:t>. Due to this difference, a synthetic control group time series for comparison with the treatment group. All other models satisfy the parallel trends assumption.</w:t>
+        <w:t xml:space="preserve">AICc comparisons find that the best fit difference-in-difference models include covariates controlling for observer, but that including PDO data has no significant impact on model fit. </w:t>
+      </w:r>
+      <w:r>
+        <w:t>Therefore,</w:t>
+      </w:r>
+      <w:r>
+        <w:t xml:space="preserve"> evaluation of the parallel trends assumption includes controls for observer. For both odd- and even-year runs, pink salmon abundances at Indian River do not differ significantly from those observed in either pre-treatment period elsewhere in the region (Figure 4), meaning that the parallel trends assumption holds in all cases and there is no need to construct synthetic control groups.</w:t>
       </w:r>
     </w:p>
     <w:p>
@@ -6203,7 +6203,11 @@
         <w:t xml:space="preserve">in both even- and odd-year abundances. </w:t>
       </w:r>
       <w:r>
-        <w:t>The difference in time periods (pre- and post</w:t>
+        <w:t xml:space="preserve">The difference in </w:t>
+      </w:r>
+      <w:r>
+        <w:lastRenderedPageBreak/>
+        <w:t>time periods (pre- and post</w:t>
       </w:r>
       <w:r>
         <w:t>-</w:t>
@@ -6228,11 +6232,7 @@
         <w:t>north southeast (outside)</w:t>
       </w:r>
       <w:r>
-        <w:t xml:space="preserve"> region. </w:t>
-      </w:r>
-      <w:r>
-        <w:lastRenderedPageBreak/>
-        <w:t xml:space="preserve">This result is consistent with trends seen in ADFG’s survey data (Figures 2 &amp; 3), as well as the estimated states of pink salmon abundance depicted in Figures 4 &amp; 5. </w:t>
+        <w:t xml:space="preserve"> region. This result is consistent with trends seen in ADFG’s survey data (Figures 2 &amp; 3), as well as the estimated states of pink salmon abundance depicted in Figures 4 &amp; 5. </w:t>
       </w:r>
     </w:p>
     <w:p>
@@ -6434,7 +6434,11 @@
         <w:t>prior brood year</w:t>
       </w:r>
       <w:r>
-        <w:t xml:space="preserve"> Indian River abundances</w:t>
+        <w:t xml:space="preserve"> Indian River </w:t>
+      </w:r>
+      <w:r>
+        <w:lastRenderedPageBreak/>
+        <w:t>abundances</w:t>
       </w:r>
       <w:r>
         <w:t>, with the model</w:t>
@@ -6470,11 +6474,7 @@
         <w:t xml:space="preserve"> </w:t>
       </w:r>
       <w:r>
-        <w:t xml:space="preserve">While the effect of prior brood year Indian River abundances on current brood year hatchery returns is </w:t>
-      </w:r>
-      <w:r>
-        <w:lastRenderedPageBreak/>
-        <w:t xml:space="preserve">stronger for both runs than its inverse, it is crucial to note that hatchery returns are </w:t>
+        <w:t xml:space="preserve">While the effect of prior brood year Indian River abundances on current brood year hatchery returns is stronger for both runs than its inverse, it is crucial to note that hatchery returns are </w:t>
       </w:r>
       <w:r>
         <w:t>greater than Indian River abundance much more often than not. This means that</w:t>
@@ -6728,11 +6728,11 @@
         <w:commentReference w:id="56"/>
       </w:r>
       <w:r>
-        <w:t xml:space="preserve">Difference-in-difference modeling indicated that this difference may indeed be driven by Sheldon Jackson Hatchery operations, and the expansion of these operations in 2010 seems to have driven a significant increase in abundances for both even- and odd-year runs. While these results are compelling, they do not reveal the impact of hatchery releases on Indian River pink salmon abundances, </w:t>
+        <w:t xml:space="preserve">Difference-in-difference modeling indicated that this difference may indeed be driven by Sheldon Jackson Hatchery operations, and the expansion of these operations in 2010 seems to have driven a significant </w:t>
       </w:r>
       <w:r>
         <w:lastRenderedPageBreak/>
-        <w:t xml:space="preserve">only that abundances at Indian River post-2010 (and in the case of odd-year runs, post-1980) are higher than expected relative to the control group. </w:t>
+        <w:t xml:space="preserve">increase in abundances for both even- and odd-year runs. While these results are compelling, they do not reveal the impact of hatchery releases on Indian River pink salmon abundances, only that abundances at Indian River post-2010 (and in the case of odd-year runs, post-1980) are higher than expected relative to the control group. </w:t>
       </w:r>
       <w:del w:id="72" w:author="Mark Scheuerell" w:date="2026-03-07T09:57:00Z" w16du:dateUtc="2026-03-07T17:57:00Z">
         <w:r>
@@ -6885,7 +6885,11 @@
         </w:r>
       </w:ins>
       <w:r>
-        <w:t xml:space="preserve"> the effect of hatchery returns in the previous brood year on even-year pink salmon abundances are lower than the effect of fish moving in the other direction, the difference in these effects is not as </w:t>
+        <w:t xml:space="preserve"> the effect of hatchery returns in the </w:t>
+      </w:r>
+      <w:r>
+        <w:lastRenderedPageBreak/>
+        <w:t xml:space="preserve">previous brood year on even-year pink salmon abundances are lower than the effect of fish moving in the other direction, the difference in these effects is not as </w:t>
       </w:r>
       <w:del w:id="91" w:author="Mark Scheuerell" w:date="2026-03-07T10:11:00Z" w16du:dateUtc="2026-03-07T18:11:00Z">
         <w:r>
@@ -6902,11 +6906,7 @@
       </w:r>
       <w:del w:id="93" w:author="Mark Scheuerell" w:date="2026-03-07T10:12:00Z" w16du:dateUtc="2026-03-07T18:12:00Z">
         <w:r>
-          <w:delText xml:space="preserve">meaning it is </w:delText>
-        </w:r>
-        <w:r>
-          <w:lastRenderedPageBreak/>
-          <w:delText>more likely that</w:delText>
+          <w:delText>meaning it is more likely that</w:delText>
         </w:r>
       </w:del>
       <w:ins w:id="94" w:author="Mark Scheuerell" w:date="2026-03-07T10:12:00Z" w16du:dateUtc="2026-03-07T18:12:00Z">
@@ -6962,15 +6962,12 @@
         <w:spacing w:after="0" w:line="480" w:lineRule="auto"/>
       </w:pPr>
       <w:r>
+        <w:lastRenderedPageBreak/>
         <w:tab/>
         <w:t xml:space="preserve">It is clear from this research that determining the point at which a native species becomes overabundant is not a simple task. In the case of pink salmon at Indian River, this task is made additionally complicated by the fact there two populations </w:t>
       </w:r>
       <w:r>
-        <w:t xml:space="preserve">inhabiting the same </w:t>
-      </w:r>
-      <w:r>
-        <w:lastRenderedPageBreak/>
-        <w:t>environment (odd- and even-year runs) with potentially different life histories and characteristics. When assessing whether or not the overabundance of a native species in an ecosystem might be driven by some anthropogenic intervention requires the consideration not only of that particular population in time, but also the consideration of relevant populations of the same species that have not been exposed to the same intervention (although this may not always be possible).</w:t>
+        <w:t>inhabiting the same environment (odd- and even-year runs) with potentially different life histories and characteristics. When assessing whether or not the overabundance of a native species in an ecosystem might be driven by some anthropogenic intervention requires the consideration not only of that particular population in time, but also the consideration of relevant populations of the same species that have not been exposed to the same intervention (although this may not always be possible).</w:t>
       </w:r>
       <w:bookmarkEnd w:id="1"/>
     </w:p>

--- a/output/writing/DissertationChapter/Ch1_draft2.docx
+++ b/output/writing/DissertationChapter/Ch1_draft2.docx
@@ -5080,13 +5080,7 @@
         <w:t>To ensure that the parallel trends assumption holds between treatment and control groups during the pre-treatment period, event studies are undertaken on the best fit models</w:t>
       </w:r>
       <w:r>
-        <w:t xml:space="preserve">. </w:t>
-      </w:r>
-      <w:r>
-        <w:t>S</w:t>
-      </w:r>
-      <w:r>
-        <w:t>imple linear models are structured to isolate the effect of Indian River on pink salmon abundances during pre-treatment periods, as illustrated below:</w:t>
+        <w:t>. Simple linear models are structured to isolate the effect of Indian River on pink salmon abundances during pre-treatment periods, as illustrated below:</w:t>
       </w:r>
     </w:p>
     <w:p>
@@ -5314,7 +5308,13 @@
         <w:t xml:space="preserve">Indian River </w:t>
       </w:r>
       <w:r>
-        <w:t>indicates whether or not an observation was taken at Indian River (</w:t>
+        <w:t xml:space="preserve">indicates </w:t>
+      </w:r>
+      <w:r>
+        <w:t>whether</w:t>
+      </w:r>
+      <w:r>
+        <w:t xml:space="preserve"> an observation was taken at Indian River (</w:t>
       </w:r>
       <w:r>
         <w:rPr>
@@ -5402,10 +5402,7 @@
         <w:t>1</w:t>
       </w:r>
       <w:r>
-        <w:t xml:space="preserve">) should not be statistically significant. </w:t>
-      </w:r>
-      <w:r>
-        <w:t>I</w:t>
+        <w:t>) should not be statistically significant. I</w:t>
       </w:r>
       <w:r>
         <w:t xml:space="preserve">f these groups significantly differ, a synthetic control group is constructed using a weighted average of untreated streams to match the Indian River’s pre-treatment trend. </w:t>
@@ -5634,6 +5631,9 @@
       </w:r>
       <w:r>
         <w:t xml:space="preserve"> </w:t>
+      </w:r>
+      <w:r>
+        <w:t>Parametric bootstrapping is employed to construct confidence intervals around these parameter estimates.</w:t>
       </w:r>
     </w:p>
     <w:p>
@@ -5875,6 +5875,7 @@
           <w:bCs/>
           <w:u w:val="single"/>
         </w:rPr>
+        <w:lastRenderedPageBreak/>
         <w:t>Results</w:t>
       </w:r>
     </w:p>
@@ -5891,7 +5892,6 @@
           <w:b/>
           <w:bCs/>
         </w:rPr>
-        <w:lastRenderedPageBreak/>
         <w:t>Regional Abundance</w:t>
       </w:r>
     </w:p>
@@ -6038,19 +6038,7 @@
         <w:t xml:space="preserve">Models specified to allow the estimation of different underlying states are compared for best fit (Table 1). The best fit model allows includes a separate underlying state of Indian River pink salmon abundance in odd years, while estimating a single underlying state of pink salmon abundance throughout the region (including Indian River) in even years. </w:t>
       </w:r>
       <w:r>
-        <w:t>Due to t</w:t>
-      </w:r>
-      <w:r>
-        <w:t>he difference in AICc</w:t>
-      </w:r>
-      <w:r>
-        <w:t xml:space="preserve"> of </w:t>
-      </w:r>
-      <w:r>
-        <w:t xml:space="preserve">12.916 </w:t>
-      </w:r>
-      <w:r>
-        <w:t>between this model and t</w:t>
+        <w:t>Due to the difference in AICc of 12.916 between this model and t</w:t>
       </w:r>
       <w:r>
         <w:t>he model with the second best fit</w:t>
@@ -6059,14 +6047,14 @@
         <w:t xml:space="preserve"> (which</w:t>
       </w:r>
       <w:r>
-        <w:t xml:space="preserve"> allows for both even- and odd-year Indian River pink salmon abundance to be estimated as separate from regional abundances</w:t>
-      </w:r>
-      <w:r>
-        <w:t xml:space="preserve">) means that, given the available data, this model can be said to be best </w:t>
+        <w:t xml:space="preserve"> allows for both even- and odd-year Indian River pink salmon abundance to be estimated as separate from </w:t>
       </w:r>
       <w:r>
         <w:lastRenderedPageBreak/>
-        <w:t xml:space="preserve">with 99.84% confidence </w:t>
+        <w:t>regional abundances</w:t>
+      </w:r>
+      <w:r>
+        <w:t xml:space="preserve">) means that, given the available data, this model can be said to be best with 99.84% confidence </w:t>
       </w:r>
       <w:r>
         <w:t>(Mazerolle 2006).</w:t>
@@ -6082,16 +6070,7 @@
         <w:t>north southeast (outside)</w:t>
       </w:r>
       <w:r>
-        <w:t xml:space="preserve"> region, while </w:t>
-      </w:r>
-      <w:r>
-        <w:t xml:space="preserve">odd-year </w:t>
-      </w:r>
-      <w:r>
-        <w:t>Indian River</w:t>
-      </w:r>
-      <w:r>
-        <w:t xml:space="preserve"> abundances </w:t>
+        <w:t xml:space="preserve"> region, while odd-year Indian River abundances </w:t>
       </w:r>
       <w:r>
         <w:t xml:space="preserve">differ significantly. It is important to note that this difference may be </w:t>
@@ -6142,478 +6121,564 @@
         <w:spacing w:after="0" w:line="480" w:lineRule="auto"/>
       </w:pPr>
       <w:r>
-        <w:t xml:space="preserve">AICc comparisons find that the best fit difference-in-difference models include covariates controlling for observer, but that including PDO data has no significant impact on model fit. </w:t>
-      </w:r>
-      <w:r>
-        <w:t>Therefore,</w:t>
-      </w:r>
-      <w:r>
-        <w:t xml:space="preserve"> evaluation of the parallel trends assumption includes controls for observer. For both odd- and even-year runs, pink salmon abundances at Indian River do not differ significantly from those observed in either pre-treatment period elsewhere in the region (Figure 4), meaning that the parallel trends assumption holds in all cases and there is no need to construct synthetic control groups.</w:t>
+        <w:t xml:space="preserve">Separate </w:t>
+      </w:r>
+      <w:r>
+        <w:t>difference-in-difference</w:t>
+      </w:r>
+      <w:r>
+        <w:t xml:space="preserve"> models were fit for </w:t>
+      </w:r>
+      <w:r>
+        <w:t xml:space="preserve">the post-1980 and post-2010 treatment periods. In both cases, </w:t>
+      </w:r>
+      <w:r>
+        <w:t xml:space="preserve">AICc comparisons find that the best fit </w:t>
+      </w:r>
+      <w:r>
+        <w:t>DD</w:t>
+      </w:r>
+      <w:r>
+        <w:t xml:space="preserve"> models include </w:t>
+      </w:r>
+      <w:r>
+        <w:t xml:space="preserve">only </w:t>
+      </w:r>
+      <w:r>
+        <w:t xml:space="preserve">covariates controlling for observer, </w:t>
+      </w:r>
+      <w:r>
+        <w:t>although the difference in AICc between the best fit model and the</w:t>
+      </w:r>
+      <w:r>
+        <w:t xml:space="preserve"> full</w:t>
+      </w:r>
+      <w:r>
+        <w:t xml:space="preserve"> model</w:t>
+      </w:r>
+      <w:r>
+        <w:t xml:space="preserve"> </w:t>
+      </w:r>
+      <w:r>
+        <w:t>(</w:t>
+      </w:r>
+      <w:r>
+        <w:t>which</w:t>
+      </w:r>
+      <w:r>
+        <w:t xml:space="preserve"> includ</w:t>
+      </w:r>
+      <w:r>
+        <w:t>es</w:t>
+      </w:r>
+      <w:r>
+        <w:t xml:space="preserve"> </w:t>
+      </w:r>
+      <w:r>
+        <w:t xml:space="preserve">covariates for both observer and </w:t>
+      </w:r>
+      <w:r>
+        <w:t>PDO</w:t>
+      </w:r>
+      <w:r>
+        <w:t>)</w:t>
+      </w:r>
+      <w:r>
+        <w:t xml:space="preserve"> </w:t>
+      </w:r>
+      <w:r>
+        <w:t>is less than two</w:t>
+      </w:r>
+      <w:r>
+        <w:t xml:space="preserve"> (</w:t>
+      </w:r>
+      <w:r>
+        <w:rPr>
+          <w:rFonts w:cstheme="minorHAnsi"/>
+        </w:rPr>
+        <w:t>Δ</w:t>
+      </w:r>
+      <w:r>
+        <w:t>AICc</w:t>
+      </w:r>
+      <w:r>
+        <w:t xml:space="preserve"> = 1.577 in the post-1980 model set, and </w:t>
+      </w:r>
+      <w:r>
+        <w:rPr>
+          <w:rFonts w:cstheme="minorHAnsi"/>
+        </w:rPr>
+        <w:t>Δ</w:t>
+      </w:r>
+      <w:r>
+        <w:t xml:space="preserve">AICc = </w:t>
+      </w:r>
+      <w:r>
+        <w:t>0.96</w:t>
+      </w:r>
+      <w:r>
+        <w:t xml:space="preserve"> in the post-</w:t>
+      </w:r>
+      <w:r>
+        <w:t>2010</w:t>
+      </w:r>
+      <w:r>
+        <w:t xml:space="preserve"> model set</w:t>
+      </w:r>
+      <w:r>
+        <w:t>)</w:t>
+      </w:r>
+      <w:r>
+        <w:t xml:space="preserve">. </w:t>
+      </w:r>
+      <w:r>
+        <w:t>This means that despite not being the best fit model, the statistical confidence to reject the full model is lacking. Due to this model uncertainty, an Akaike-weighted average of parameters from each model are</w:t>
+      </w:r>
+      <w:r>
+        <w:t xml:space="preserve"> evaluated (Burnham &amp; Anderson 2002)</w:t>
+      </w:r>
+      <w:r>
+        <w:t>.</w:t>
+      </w:r>
+      <w:r>
+        <w:t xml:space="preserve"> </w:t>
       </w:r>
     </w:p>
     <w:p>
       <w:pPr>
         <w:spacing w:after="0" w:line="480" w:lineRule="auto"/>
-        <w:rPr>
-          <w:b/>
-          <w:bCs/>
-        </w:rPr>
+        <w:ind w:firstLine="720"/>
+      </w:pPr>
+      <w:r>
+        <w:t xml:space="preserve">When evaluating model fit in both the pre-treatment periods, AICc indicates that the </w:t>
+      </w:r>
+      <w:r>
+        <w:t>best fit models include only covariates controlling for observer</w:t>
+      </w:r>
+      <w:r>
+        <w:t>, meaning the</w:t>
+      </w:r>
+      <w:r>
+        <w:t xml:space="preserve"> </w:t>
+      </w:r>
+      <w:r>
+        <w:t xml:space="preserve">parallel trends </w:t>
+      </w:r>
+      <w:r>
+        <w:lastRenderedPageBreak/>
+        <w:t xml:space="preserve">assumption </w:t>
+      </w:r>
+      <w:r>
+        <w:t xml:space="preserve">is </w:t>
+      </w:r>
+      <w:r>
+        <w:t>will be evaluated including these covariates</w:t>
+      </w:r>
+      <w:r>
+        <w:t xml:space="preserve">. </w:t>
+      </w:r>
+      <w:r>
+        <w:t>For both odd- and even-year runs, pink salmon abundances at Indian River do not differ significantly from those observed in either pre-treatment period elsewhere in the region (Figure 4), meaning that the parallel trends assumption holds in all cases and there is no need to construct synthetic control groups.</w:t>
+      </w:r>
+    </w:p>
+    <w:p>
+      <w:pPr>
+        <w:spacing w:after="0" w:line="480" w:lineRule="auto"/>
       </w:pPr>
       <w:r>
         <w:tab/>
-        <w:t xml:space="preserve">The effect of SJH operations commencing in 1980 </w:t>
-      </w:r>
-      <w:r>
-        <w:t>drove</w:t>
-      </w:r>
-      <w:r>
-        <w:t xml:space="preserve"> a significant increase in odd-year pink salmon abundances at Indian River</w:t>
-      </w:r>
-      <w:r>
-        <w:t xml:space="preserve">, while no significant impact </w:t>
-      </w:r>
-      <w:r>
-        <w:t xml:space="preserve">was </w:t>
-      </w:r>
-      <w:r>
-        <w:t>found affecting even-year runs</w:t>
-      </w:r>
-      <w:r>
-        <w:t xml:space="preserve"> (Table 3)</w:t>
+      </w:r>
+      <w:r>
+        <w:t xml:space="preserve">Parametric bootstrapping of DD effects of interest reveal interesting patterns of behavior. Critically, no significant effect of treatment group, treatment period, or the interaction of the two is observed in either model (Figure 5). In both models, bootstrap parameter estimates of the effect of treatment group (i.e. Indian River) tend to be positive, although not frequently enough to say with high confidence that the relative effect of Indian River on pink salmon abundances is different than zero.  The effect of the post-treatment period is centered close to zero in all runs across both models. Parameter estimates of the effect of hatchery operations on abundances at Indian River tend to be negative. This surprising result would imply that fish are being drawn from Indian River towards the hatchery and that abundances in the stream have decreased as a result of hatchery operations, although once again it cannot be said with confidence that the true effect is different from zero. </w:t>
+      </w:r>
+    </w:p>
+    <w:p>
+      <w:pPr>
+        <w:spacing w:after="0" w:line="480" w:lineRule="auto"/>
+        <w:rPr>
+          <w:b/>
+          <w:bCs/>
+        </w:rPr>
+      </w:pPr>
+    </w:p>
+    <w:p>
+      <w:pPr>
+        <w:spacing w:after="0" w:line="480" w:lineRule="auto"/>
+        <w:rPr>
+          <w:b/>
+          <w:bCs/>
+        </w:rPr>
+      </w:pPr>
+      <w:r>
+        <w:rPr>
+          <w:b/>
+          <w:bCs/>
+        </w:rPr>
+        <w:t>Effect of Hatchery Releases</w:t>
+      </w:r>
+    </w:p>
+    <w:p>
+      <w:pPr>
+        <w:spacing w:after="0" w:line="480" w:lineRule="auto"/>
+      </w:pPr>
+      <w:r>
+        <w:t>T</w:t>
+      </w:r>
+      <w:r>
+        <w:t xml:space="preserve">he </w:t>
+      </w:r>
+      <w:r>
+        <w:t>final</w:t>
+      </w:r>
+      <w:r>
+        <w:t xml:space="preserve"> stage of this research </w:t>
+      </w:r>
+      <w:r>
+        <w:t>d</w:t>
+      </w:r>
+      <w:r>
+        <w:t>irectly evaluate</w:t>
+      </w:r>
+      <w:r>
+        <w:t>s</w:t>
+      </w:r>
+      <w:r>
+        <w:t xml:space="preserve"> the effect o</w:t>
+      </w:r>
+      <w:r>
+        <w:t>f the volume of pink salmon coming from each source (the river and the hatchery) in brood year t-1 has on the other in brood year t</w:t>
+      </w:r>
+      <w:r>
+        <w:t>.</w:t>
+      </w:r>
+      <w:r>
+        <w:t xml:space="preserve"> MARSS model</w:t>
+      </w:r>
+      <w:r>
+        <w:t xml:space="preserve"> </w:t>
+      </w:r>
+      <w:r>
+        <w:rPr>
+          <w:rFonts w:ascii="MathJax_Math-italic" w:eastAsia="Times New Roman" w:hAnsi="MathJax_Math-italic" w:cs="Times New Roman"/>
+          <w:b/>
+          <w:bCs/>
+          <w:kern w:val="0"/>
+          <w:sz w:val="26"/>
+          <w:szCs w:val="26"/>
+          <w:bdr w:val="none" w:sz="0" w:space="0" w:color="auto" w:frame="1"/>
+          <w14:ligatures w14:val="none"/>
+        </w:rPr>
+        <w:t>B</w:t>
+      </w:r>
+      <w:r>
+        <w:t xml:space="preserve"> parameter estimates</w:t>
+      </w:r>
+      <w:r>
+        <w:t xml:space="preserve"> capture these interaction effects</w:t>
+      </w:r>
+      <w:r>
+        <w:t>, including the parameter of greatest interest – the e</w:t>
+      </w:r>
+      <w:r>
+        <w:t>ffect of prior brood year hatchery returns on current brood year Indian River abundance</w:t>
+      </w:r>
+      <w:r>
+        <w:t xml:space="preserve">, as well as the effect of </w:t>
+      </w:r>
+      <w:r>
+        <w:t xml:space="preserve">prior brood year Indian River </w:t>
+      </w:r>
+      <w:r>
+        <w:lastRenderedPageBreak/>
+        <w:t>abundance on current brood year</w:t>
+      </w:r>
+      <w:r>
+        <w:t xml:space="preserve"> </w:t>
+      </w:r>
+      <w:r>
+        <w:t>hatchery returns</w:t>
+      </w:r>
+      <w:r>
+        <w:t>, and the effect of prior brood year Indian River abundance on current brood year Indian River abundance</w:t>
+      </w:r>
+      <w:r>
+        <w:t xml:space="preserve"> (Figure 6)</w:t>
+      </w:r>
+      <w:r>
+        <w:t>.</w:t>
+      </w:r>
+    </w:p>
+    <w:p>
+      <w:pPr>
+        <w:spacing w:after="0" w:line="480" w:lineRule="auto"/>
+      </w:pPr>
+      <w:r>
+        <w:tab/>
+        <w:t xml:space="preserve">The </w:t>
+      </w:r>
+      <w:r>
+        <w:t xml:space="preserve">average </w:t>
+      </w:r>
+      <w:r>
+        <w:t>e</w:t>
+      </w:r>
+      <w:r>
+        <w:t>ffect of prior brood year hatchery returns on current brood year Indian River abundance</w:t>
+      </w:r>
+      <w:r>
+        <w:t xml:space="preserve"> was</w:t>
+      </w:r>
+      <w:r>
+        <w:t xml:space="preserve"> </w:t>
+      </w:r>
+      <w:r>
+        <w:t xml:space="preserve">positive </w:t>
+      </w:r>
+      <w:r>
+        <w:t>for both even- and odd-year runs</w:t>
+      </w:r>
+      <w:r>
+        <w:t>, although this is the smallest of the three effects observed for each run, with point estimates of 0.</w:t>
+      </w:r>
+      <w:r>
+        <w:t>089</w:t>
+      </w:r>
+      <w:r>
+        <w:t xml:space="preserve"> and 0.</w:t>
+      </w:r>
+      <w:r>
+        <w:t>04</w:t>
+      </w:r>
+      <w:r>
+        <w:t xml:space="preserve"> respectively</w:t>
+      </w:r>
+      <w:r>
+        <w:t>, and in both cases enough parameter estimates fell below zero to diminish statistical confidence in the result</w:t>
       </w:r>
       <w:r>
         <w:t xml:space="preserve">. </w:t>
       </w:r>
       <w:r>
-        <w:t>T</w:t>
-      </w:r>
-      <w:r>
-        <w:t>he expansion of permitted pink salmon releases from 1 million to 3 million in 2010 significant</w:t>
-      </w:r>
-      <w:r>
-        <w:t>ly</w:t>
+        <w:t>Not surprisingly t</w:t>
+      </w:r>
+      <w:r>
+        <w:t xml:space="preserve">he river shows a significant positive effect on itself for both odd- and even-year runs, with </w:t>
+      </w:r>
+      <w:r>
+        <w:t>point estimates</w:t>
+      </w:r>
+      <w:r>
+        <w:t xml:space="preserve"> of </w:t>
+      </w:r>
+      <w:r>
+        <w:t>0.</w:t>
+      </w:r>
+      <w:r>
+        <w:t>92</w:t>
+      </w:r>
+      <w:r>
+        <w:t xml:space="preserve"> in even years and 0.</w:t>
+      </w:r>
+      <w:r>
+        <w:t>96</w:t>
+      </w:r>
+      <w:r>
+        <w:t xml:space="preserve"> in odd years. </w:t>
+      </w:r>
+      <w:r>
+        <w:t>B</w:t>
+      </w:r>
+      <w:r>
+        <w:t xml:space="preserve">oth even- and odd-year hatchery returns are </w:t>
+      </w:r>
+      <w:r>
+        <w:t xml:space="preserve">also </w:t>
+      </w:r>
+      <w:r>
+        <w:t xml:space="preserve">significantly influenced by </w:t>
+      </w:r>
+      <w:r>
+        <w:t>prior brood year</w:t>
+      </w:r>
+      <w:r>
+        <w:t xml:space="preserve"> Indian River abundances</w:t>
+      </w:r>
+      <w:r>
+        <w:t>, with the model</w:t>
+      </w:r>
+      <w:r>
+        <w:t xml:space="preserve"> finding respective</w:t>
+      </w:r>
+      <w:r>
+        <w:t xml:space="preserve"> point estimates of </w:t>
+      </w:r>
+      <w:r>
+        <w:t>0</w:t>
+      </w:r>
+      <w:r>
+        <w:t>.</w:t>
+      </w:r>
+      <w:r>
+        <w:t>6</w:t>
+      </w:r>
+      <w:r>
+        <w:t>31</w:t>
+      </w:r>
+      <w:r>
+        <w:t xml:space="preserve"> and 0.</w:t>
+      </w:r>
+      <w:r>
+        <w:t>311</w:t>
+      </w:r>
+      <w:r>
+        <w:t>.</w:t>
       </w:r>
       <w:r>
         <w:t xml:space="preserve"> </w:t>
       </w:r>
       <w:r>
-        <w:t xml:space="preserve">increased </w:t>
-      </w:r>
-      <w:r>
-        <w:t xml:space="preserve">in both even- and odd-year abundances. </w:t>
-      </w:r>
-      <w:r>
-        <w:t xml:space="preserve">The difference in </w:t>
-      </w:r>
-      <w:r>
-        <w:lastRenderedPageBreak/>
-        <w:t>time periods (pre- and post</w:t>
-      </w:r>
-      <w:r>
-        <w:t>-</w:t>
-      </w:r>
-      <w:r>
-        <w:t xml:space="preserve">1980, and pre- and post-2010) </w:t>
-      </w:r>
-      <w:r>
-        <w:t>was</w:t>
-      </w:r>
-      <w:r>
-        <w:t xml:space="preserve"> a significant driver of pink salmon abundances both at Indian River and throughout </w:t>
-      </w:r>
-      <w:r>
-        <w:t xml:space="preserve">the </w:t>
-      </w:r>
-      <w:r>
-        <w:rPr>
-          <w:i/>
-          <w:iCs/>
-        </w:rPr>
-        <w:t>north southeast (outside)</w:t>
-      </w:r>
-      <w:r>
-        <w:t xml:space="preserve"> region. This result is consistent with trends seen in ADFG’s survey data (Figures 2 &amp; 3), as well as the estimated states of pink salmon abundance depicted in Figures 4 &amp; 5. </w:t>
+        <w:t xml:space="preserve">While the effect of prior brood year Indian River abundances on current brood year hatchery returns is stronger for both runs than its inverse, it is crucial to note that hatchery returns are </w:t>
+      </w:r>
+      <w:r>
+        <w:t>greater than Indian River abundance much more often than not. This means that</w:t>
+      </w:r>
+      <w:r>
+        <w:t>,</w:t>
+      </w:r>
+      <w:r>
+        <w:t xml:space="preserve"> despite the difference in effect, the overall numbers of fish </w:t>
+      </w:r>
+      <w:r>
+        <w:t xml:space="preserve">straying </w:t>
+      </w:r>
+      <w:r>
+        <w:t xml:space="preserve">to a </w:t>
+      </w:r>
+      <w:r>
+        <w:t xml:space="preserve">non-origin </w:t>
+      </w:r>
+      <w:r>
+        <w:t xml:space="preserve">site </w:t>
+      </w:r>
+      <w:r>
+        <w:t>could be roughly equal or even skewed towards hatchery-born fish returning to Indian River. In those brood years where Indian River abundances exceed hatchery returns, these effect</w:t>
+      </w:r>
+      <w:r>
+        <w:t xml:space="preserve"> size</w:t>
+      </w:r>
+      <w:r>
+        <w:t>s imply that the following brood year will see more fish from Indian River returning to the hatchery than vice versa.</w:t>
       </w:r>
     </w:p>
     <w:p>
       <w:pPr>
         <w:spacing w:after="0" w:line="480" w:lineRule="auto"/>
-        <w:rPr>
-          <w:b/>
-          <w:bCs/>
-        </w:rPr>
-      </w:pPr>
-    </w:p>
+      </w:pPr>
+    </w:p>
+    <w:bookmarkEnd w:id="41"/>
     <w:p>
       <w:pPr>
         <w:spacing w:after="0" w:line="480" w:lineRule="auto"/>
         <w:rPr>
           <w:b/>
           <w:bCs/>
-        </w:rPr>
-      </w:pPr>
-      <w:r>
-        <w:rPr>
-          <w:b/>
-          <w:bCs/>
-        </w:rPr>
-        <w:t>Effect of Hatchery Releases</w:t>
+          <w:u w:val="single"/>
+        </w:rPr>
+      </w:pPr>
+      <w:commentRangeStart w:id="48"/>
+      <w:r>
+        <w:rPr>
+          <w:b/>
+          <w:bCs/>
+          <w:u w:val="single"/>
+        </w:rPr>
+        <w:t>Discussion</w:t>
+      </w:r>
+      <w:commentRangeEnd w:id="48"/>
+      <w:r>
+        <w:rPr>
+          <w:rStyle w:val="CommentReference"/>
+          <w:b/>
+          <w:bCs/>
+          <w:sz w:val="24"/>
+          <w:szCs w:val="24"/>
+          <w:u w:val="single"/>
+        </w:rPr>
+        <w:commentReference w:id="48"/>
       </w:r>
     </w:p>
     <w:p>
       <w:pPr>
         <w:spacing w:after="0" w:line="480" w:lineRule="auto"/>
       </w:pPr>
-      <w:commentRangeStart w:id="48"/>
       <w:commentRangeStart w:id="49"/>
       <w:r>
-        <w:t>With difference-in-difference studies suggesting that hatchery operations are having some influence on Indian River pink salmon abundances, the last stage of this research seeks to directly evaluate the effect o</w:t>
-      </w:r>
-      <w:r>
-        <w:t>f the volume of pink salmon coming from each source (the river and the hatchery) in brood year t-1 has on the other in brood year t</w:t>
-      </w:r>
-      <w:r>
-        <w:t>.</w:t>
-      </w:r>
-      <w:r>
-        <w:t xml:space="preserve"> </w:t>
-      </w:r>
-      <w:commentRangeEnd w:id="48"/>
+        <w:t xml:space="preserve">The results of this work are intended first and foremost to provide management at SITK with a comprehensive description of both the impacts of SJH operations and of the population dynamics of pink salmon throughout the broader region.  </w:t>
+      </w:r>
+      <w:commentRangeEnd w:id="49"/>
       <w:r>
         <w:rPr>
           <w:rStyle w:val="CommentReference"/>
           <w:sz w:val="24"/>
           <w:szCs w:val="24"/>
         </w:rPr>
-        <w:commentReference w:id="48"/>
-      </w:r>
-      <w:commentRangeEnd w:id="49"/>
+        <w:commentReference w:id="49"/>
+      </w:r>
+      <w:commentRangeStart w:id="50"/>
+      <w:r>
+        <w:t xml:space="preserve">The state of pink salmon abundances </w:t>
+      </w:r>
+      <w:r>
+        <w:lastRenderedPageBreak/>
+        <w:t xml:space="preserve">in northern southeast Alaska is changing, as evidenced by Figures 2 &amp; 3. </w:t>
+      </w:r>
+      <w:commentRangeEnd w:id="50"/>
       <w:r>
         <w:rPr>
           <w:rStyle w:val="CommentReference"/>
           <w:sz w:val="24"/>
           <w:szCs w:val="24"/>
         </w:rPr>
-        <w:commentReference w:id="49"/>
-      </w:r>
-      <w:commentRangeStart w:id="50"/>
-      <w:r>
-        <w:t xml:space="preserve">Figure 6 describes </w:t>
-      </w:r>
-      <w:r>
-        <w:rPr>
-          <w:rFonts w:ascii="MathJax_Math-italic" w:eastAsia="Times New Roman" w:hAnsi="MathJax_Math-italic" w:cs="Times New Roman"/>
-          <w:b/>
-          <w:bCs/>
-          <w:kern w:val="0"/>
-          <w:sz w:val="26"/>
-          <w:szCs w:val="26"/>
-          <w:bdr w:val="none" w:sz="0" w:space="0" w:color="auto" w:frame="1"/>
-          <w14:ligatures w14:val="none"/>
-        </w:rPr>
-        <w:t>B</w:t>
-      </w:r>
-      <w:r>
-        <w:t xml:space="preserve"> parameter estimates from these MARSS models, including the parameter of greatest interest – the e</w:t>
-      </w:r>
-      <w:r>
-        <w:t>ffect of prior brood year hatchery returns on current brood year Indian River abundance</w:t>
-      </w:r>
-      <w:r>
-        <w:t xml:space="preserve">, as well as the effect of </w:t>
-      </w:r>
-      <w:r>
-        <w:t>prior brood year Indian River abundance on current brood year</w:t>
-      </w:r>
-      <w:r>
-        <w:t xml:space="preserve"> </w:t>
-      </w:r>
-      <w:r>
-        <w:t>hatchery returns</w:t>
-      </w:r>
-      <w:r>
-        <w:t xml:space="preserve">, and the effect of prior brood year Indian River abundance on current brood year Indian River abundance. </w:t>
-      </w:r>
-      <w:commentRangeEnd w:id="50"/>
+        <w:commentReference w:id="50"/>
+      </w:r>
+      <w:commentRangeStart w:id="51"/>
+      <w:r>
+        <w:t xml:space="preserve">Understanding whether pink salmon at Indian River exist within a natural range of variation requires parsing this context. </w:t>
+      </w:r>
+      <w:commentRangeEnd w:id="51"/>
       <w:r>
         <w:rPr>
           <w:rStyle w:val="CommentReference"/>
           <w:sz w:val="24"/>
           <w:szCs w:val="24"/>
         </w:rPr>
-        <w:commentReference w:id="50"/>
-      </w:r>
-      <w:r>
-        <w:t xml:space="preserve">Parametric bootstrapping is employed to construct confidence intervals around these parameter estimates. </w:t>
-      </w:r>
-    </w:p>
-    <w:p>
-      <w:pPr>
-        <w:spacing w:after="0" w:line="480" w:lineRule="auto"/>
-      </w:pPr>
-      <w:r>
-        <w:tab/>
-        <w:t xml:space="preserve">The </w:t>
-      </w:r>
-      <w:r>
-        <w:t>e</w:t>
-      </w:r>
-      <w:r>
-        <w:t>ffect of prior brood year hatchery returns on current brood year Indian River abundance</w:t>
-      </w:r>
-      <w:r>
-        <w:t xml:space="preserve"> was</w:t>
-      </w:r>
-      <w:r>
-        <w:t xml:space="preserve"> </w:t>
-      </w:r>
-      <w:r>
-        <w:t xml:space="preserve">positive and </w:t>
-      </w:r>
-      <w:r>
-        <w:t>significant for both even- and odd-year runs</w:t>
-      </w:r>
-      <w:r>
-        <w:t>, although this is the smallest of the three effects observed for each run, with point estimates of 0.</w:t>
-      </w:r>
-      <w:r>
-        <w:t>089</w:t>
-      </w:r>
-      <w:r>
-        <w:t xml:space="preserve"> and 0.</w:t>
-      </w:r>
-      <w:r>
-        <w:t>04</w:t>
-      </w:r>
-      <w:r>
-        <w:t xml:space="preserve"> respectively</w:t>
-      </w:r>
-      <w:r>
-        <w:t xml:space="preserve">. </w:t>
-      </w:r>
-      <w:r>
-        <w:t>Not surprisingly t</w:t>
-      </w:r>
-      <w:r>
-        <w:t xml:space="preserve">he river shows a significant positive effect on itself for both odd- and even-year runs, with </w:t>
-      </w:r>
-      <w:r>
-        <w:t>point estimates</w:t>
-      </w:r>
-      <w:r>
-        <w:t xml:space="preserve"> of </w:t>
-      </w:r>
-      <w:r>
-        <w:t>0.</w:t>
-      </w:r>
-      <w:r>
-        <w:t>92</w:t>
-      </w:r>
-      <w:r>
-        <w:t xml:space="preserve"> in even years and 0.</w:t>
-      </w:r>
-      <w:r>
-        <w:t>96</w:t>
-      </w:r>
-      <w:r>
-        <w:t xml:space="preserve"> in odd years. </w:t>
-      </w:r>
-      <w:r>
-        <w:t>B</w:t>
-      </w:r>
-      <w:r>
-        <w:t xml:space="preserve">oth even- and odd-year hatchery returns are </w:t>
-      </w:r>
-      <w:r>
-        <w:t xml:space="preserve">also </w:t>
-      </w:r>
-      <w:r>
-        <w:t xml:space="preserve">significantly influenced by </w:t>
-      </w:r>
-      <w:r>
-        <w:t>prior brood year</w:t>
-      </w:r>
-      <w:r>
-        <w:t xml:space="preserve"> Indian River </w:t>
-      </w:r>
-      <w:r>
-        <w:lastRenderedPageBreak/>
-        <w:t>abundances</w:t>
-      </w:r>
-      <w:r>
-        <w:t>, with the model</w:t>
-      </w:r>
-      <w:r>
-        <w:t xml:space="preserve"> finding respective</w:t>
-      </w:r>
-      <w:r>
-        <w:t xml:space="preserve"> point estimates of </w:t>
-      </w:r>
-      <w:r>
-        <w:t>0</w:t>
-      </w:r>
-      <w:r>
-        <w:t>.</w:t>
-      </w:r>
-      <w:r>
-        <w:t>6</w:t>
-      </w:r>
-      <w:r>
-        <w:t>31</w:t>
-      </w:r>
-      <w:r>
-        <w:t xml:space="preserve"> and 0.</w:t>
-      </w:r>
-      <w:r>
-        <w:t>311</w:t>
-      </w:r>
-      <w:r>
-        <w:t>.</w:t>
-      </w:r>
-      <w:r>
-        <w:t xml:space="preserve"> </w:t>
-      </w:r>
-      <w:r>
-        <w:t xml:space="preserve">While the effect of prior brood year Indian River abundances on current brood year hatchery returns is stronger for both runs than its inverse, it is crucial to note that hatchery returns are </w:t>
-      </w:r>
-      <w:r>
-        <w:t>greater than Indian River abundance much more often than not. This means that</w:t>
-      </w:r>
-      <w:ins w:id="51" w:author="Brian McGreal" w:date="2026-03-30T12:52:00Z" w16du:dateUtc="2026-03-30T19:52:00Z">
-        <w:r>
-          <w:t>,</w:t>
-        </w:r>
-      </w:ins>
-      <w:r>
-        <w:t xml:space="preserve"> despite the difference in effect, the overall numbers of fish </w:t>
-      </w:r>
-      <w:r>
-        <w:t xml:space="preserve">straying </w:t>
-      </w:r>
-      <w:r>
-        <w:t xml:space="preserve">to a </w:t>
-      </w:r>
-      <w:r>
-        <w:t xml:space="preserve">non-origin </w:t>
-      </w:r>
-      <w:r>
-        <w:t xml:space="preserve">site </w:t>
-      </w:r>
-      <w:r>
-        <w:t>could be roughly equal or even skewed towards hatchery-born fish returning to Indian River. In those brood years where Indian River abundances exceed hatchery returns, these effect</w:t>
-      </w:r>
-      <w:r>
-        <w:t xml:space="preserve"> size</w:t>
-      </w:r>
-      <w:r>
-        <w:t>s imply that the following brood year will see more fish from Indian River returning to the hatchery than vice versa.</w:t>
-      </w:r>
-    </w:p>
-    <w:p>
-      <w:pPr>
-        <w:spacing w:after="0" w:line="480" w:lineRule="auto"/>
-      </w:pPr>
-    </w:p>
-    <w:bookmarkEnd w:id="41"/>
-    <w:p>
-      <w:pPr>
-        <w:spacing w:after="0" w:line="480" w:lineRule="auto"/>
-        <w:rPr>
-          <w:b/>
-          <w:bCs/>
-          <w:u w:val="single"/>
-        </w:rPr>
-      </w:pPr>
+        <w:commentReference w:id="51"/>
+      </w:r>
       <w:commentRangeStart w:id="52"/>
       <w:r>
-        <w:rPr>
-          <w:b/>
-          <w:bCs/>
-          <w:u w:val="single"/>
-        </w:rPr>
-        <w:t>Discussion</w:t>
-      </w:r>
-      <w:commentRangeEnd w:id="52"/>
-      <w:r>
-        <w:rPr>
-          <w:rStyle w:val="CommentReference"/>
-          <w:b/>
-          <w:bCs/>
-          <w:sz w:val="24"/>
-          <w:szCs w:val="24"/>
-          <w:u w:val="single"/>
-        </w:rPr>
-        <w:commentReference w:id="52"/>
-      </w:r>
-    </w:p>
-    <w:p>
-      <w:pPr>
-        <w:spacing w:after="0" w:line="480" w:lineRule="auto"/>
-      </w:pPr>
-      <w:commentRangeStart w:id="53"/>
-      <w:r>
-        <w:t xml:space="preserve">The results of this work are intended first and foremost to provide management at SITK with a comprehensive description of both the impacts of SJH operations and of the population dynamics of pink salmon throughout the broader region.  </w:t>
-      </w:r>
-      <w:commentRangeEnd w:id="53"/>
-      <w:r>
-        <w:rPr>
-          <w:rStyle w:val="CommentReference"/>
-          <w:sz w:val="24"/>
-          <w:szCs w:val="24"/>
-        </w:rPr>
-        <w:commentReference w:id="53"/>
-      </w:r>
-      <w:commentRangeStart w:id="54"/>
-      <w:r>
-        <w:t xml:space="preserve">The state of pink salmon abundances in northern southeast Alaska is changing, as evidenced by Figures 2 &amp; 3. </w:t>
-      </w:r>
-      <w:commentRangeEnd w:id="54"/>
-      <w:r>
-        <w:rPr>
-          <w:rStyle w:val="CommentReference"/>
-          <w:sz w:val="24"/>
-          <w:szCs w:val="24"/>
-        </w:rPr>
-        <w:commentReference w:id="54"/>
-      </w:r>
-      <w:commentRangeStart w:id="55"/>
-      <w:r>
-        <w:t xml:space="preserve">Understanding whether pink salmon at Indian River exist within a natural range of variation requires parsing this context. </w:t>
-      </w:r>
-      <w:commentRangeEnd w:id="55"/>
-      <w:r>
-        <w:rPr>
-          <w:rStyle w:val="CommentReference"/>
-          <w:sz w:val="24"/>
-          <w:szCs w:val="24"/>
-        </w:rPr>
-        <w:commentReference w:id="55"/>
-      </w:r>
-      <w:commentRangeStart w:id="56"/>
-      <w:r>
         <w:t xml:space="preserve">While pink salmon densities observed at Indian River in recent decades are high compared to those that were recorded decades ago, </w:t>
       </w:r>
-      <w:ins w:id="57" w:author="Mark Scheuerell" w:date="2026-03-07T09:53:00Z" w16du:dateUtc="2026-03-07T17:53:00Z">
+      <w:ins w:id="53" w:author="Mark Scheuerell" w:date="2026-03-07T09:53:00Z" w16du:dateUtc="2026-03-07T17:53:00Z">
         <w:r>
           <w:t xml:space="preserve">more contemporary returns </w:t>
         </w:r>
       </w:ins>
-      <w:ins w:id="58" w:author="Mark Scheuerell" w:date="2026-03-07T09:54:00Z" w16du:dateUtc="2026-03-07T17:54:00Z">
+      <w:ins w:id="54" w:author="Mark Scheuerell" w:date="2026-03-07T09:54:00Z" w16du:dateUtc="2026-03-07T17:54:00Z">
         <w:r>
           <w:t xml:space="preserve">of </w:t>
         </w:r>
       </w:ins>
-      <w:ins w:id="59" w:author="Mark Scheuerell" w:date="2026-03-07T09:55:00Z" w16du:dateUtc="2026-03-07T17:55:00Z">
+      <w:ins w:id="55" w:author="Mark Scheuerell" w:date="2026-03-07T09:55:00Z" w16du:dateUtc="2026-03-07T17:55:00Z">
         <w:r>
           <w:t xml:space="preserve">adults </w:t>
         </w:r>
       </w:ins>
-      <w:ins w:id="60" w:author="Mark Scheuerell" w:date="2026-03-07T09:53:00Z" w16du:dateUtc="2026-03-07T17:53:00Z">
+      <w:ins w:id="56" w:author="Mark Scheuerell" w:date="2026-03-07T09:53:00Z" w16du:dateUtc="2026-03-07T17:53:00Z">
         <w:r>
           <w:t xml:space="preserve">to the </w:t>
         </w:r>
       </w:ins>
-      <w:del w:id="61" w:author="Mark Scheuerell" w:date="2026-03-07T09:52:00Z" w16du:dateUtc="2026-03-07T17:52:00Z">
+      <w:del w:id="57" w:author="Mark Scheuerell" w:date="2026-03-07T09:52:00Z" w16du:dateUtc="2026-03-07T17:52:00Z">
         <w:r>
           <w:delText xml:space="preserve">a statistical comparison of </w:delText>
         </w:r>
@@ -6621,12 +6686,12 @@
       <w:r>
         <w:t xml:space="preserve">Indian River </w:t>
       </w:r>
-      <w:ins w:id="62" w:author="Mark Scheuerell" w:date="2026-03-07T09:54:00Z" w16du:dateUtc="2026-03-07T17:54:00Z">
+      <w:ins w:id="58" w:author="Mark Scheuerell" w:date="2026-03-07T09:54:00Z" w16du:dateUtc="2026-03-07T17:54:00Z">
         <w:r>
           <w:t xml:space="preserve">in even years are largely in line with </w:t>
         </w:r>
       </w:ins>
-      <w:del w:id="63" w:author="Mark Scheuerell" w:date="2026-03-07T09:54:00Z" w16du:dateUtc="2026-03-07T17:54:00Z">
+      <w:del w:id="59" w:author="Mark Scheuerell" w:date="2026-03-07T09:54:00Z" w16du:dateUtc="2026-03-07T17:54:00Z">
         <w:r>
           <w:delText xml:space="preserve">to ADFG’s pinks salmon </w:delText>
         </w:r>
@@ -6643,7 +6708,7 @@
       </w:r>
       <w:r>
         <w:rPr>
-          <w:rPrChange w:id="64" w:author="Mark Scheuerell" w:date="2026-03-07T09:55:00Z" w16du:dateUtc="2026-03-07T17:55:00Z">
+          <w:rPrChange w:id="60" w:author="Mark Scheuerell" w:date="2026-03-07T09:55:00Z" w16du:dateUtc="2026-03-07T17:55:00Z">
             <w:rPr>
               <w:i/>
               <w:iCs/>
@@ -6661,7 +6726,7 @@
       </w:r>
       <w:r>
         <w:rPr>
-          <w:rPrChange w:id="65" w:author="Mark Scheuerell" w:date="2026-03-07T09:55:00Z" w16du:dateUtc="2026-03-07T17:55:00Z">
+          <w:rPrChange w:id="61" w:author="Mark Scheuerell" w:date="2026-03-07T09:55:00Z" w16du:dateUtc="2026-03-07T17:55:00Z">
             <w:rPr>
               <w:i/>
               <w:iCs/>
@@ -6670,10 +6735,10 @@
         </w:rPr>
         <w:t>)</w:t>
       </w:r>
-      <w:ins w:id="66" w:author="Mark Scheuerell" w:date="2026-03-07T09:55:00Z" w16du:dateUtc="2026-03-07T17:55:00Z">
+      <w:ins w:id="62" w:author="Mark Scheuerell" w:date="2026-03-07T09:55:00Z" w16du:dateUtc="2026-03-07T17:55:00Z">
         <w:r>
           <w:rPr>
-            <w:rPrChange w:id="67" w:author="Mark Scheuerell" w:date="2026-03-07T09:55:00Z" w16du:dateUtc="2026-03-07T17:55:00Z">
+            <w:rPrChange w:id="63" w:author="Mark Scheuerell" w:date="2026-03-07T09:55:00Z" w16du:dateUtc="2026-03-07T17:55:00Z">
               <w:rPr>
                 <w:i/>
                 <w:iCs/>
@@ -6686,7 +6751,7 @@
           <w:t xml:space="preserve">as </w:t>
         </w:r>
       </w:ins>
-      <w:del w:id="68" w:author="Mark Scheuerell" w:date="2026-03-07T09:55:00Z" w16du:dateUtc="2026-03-07T17:55:00Z">
+      <w:del w:id="64" w:author="Mark Scheuerell" w:date="2026-03-07T09:55:00Z" w16du:dateUtc="2026-03-07T17:55:00Z">
         <w:r>
           <w:delText xml:space="preserve"> </w:delText>
         </w:r>
@@ -6697,7 +6762,7 @@
       <w:r>
         <w:t xml:space="preserve">odd-year runs are not in line with </w:t>
       </w:r>
-      <w:ins w:id="69" w:author="Mark Scheuerell" w:date="2026-03-07T09:56:00Z" w16du:dateUtc="2026-03-07T17:56:00Z">
+      <w:ins w:id="65" w:author="Mark Scheuerell" w:date="2026-03-07T09:56:00Z" w16du:dateUtc="2026-03-07T17:56:00Z">
         <w:r>
           <w:t xml:space="preserve">broader </w:t>
         </w:r>
@@ -6705,12 +6770,12 @@
       <w:r>
         <w:t xml:space="preserve">regional </w:t>
       </w:r>
-      <w:del w:id="70" w:author="Mark Scheuerell" w:date="2026-03-07T09:56:00Z" w16du:dateUtc="2026-03-07T17:56:00Z">
+      <w:del w:id="66" w:author="Mark Scheuerell" w:date="2026-03-07T09:56:00Z" w16du:dateUtc="2026-03-07T17:56:00Z">
         <w:r>
           <w:delText>expectations</w:delText>
         </w:r>
       </w:del>
-      <w:ins w:id="71" w:author="Mark Scheuerell" w:date="2026-03-07T09:56:00Z" w16du:dateUtc="2026-03-07T17:56:00Z">
+      <w:ins w:id="67" w:author="Mark Scheuerell" w:date="2026-03-07T09:56:00Z" w16du:dateUtc="2026-03-07T17:56:00Z">
         <w:r>
           <w:t>patterns</w:t>
         </w:r>
@@ -6718,28 +6783,24 @@
       <w:r>
         <w:t xml:space="preserve">. </w:t>
       </w:r>
-      <w:commentRangeEnd w:id="56"/>
+      <w:commentRangeEnd w:id="52"/>
       <w:r>
         <w:rPr>
           <w:rStyle w:val="CommentReference"/>
           <w:sz w:val="24"/>
           <w:szCs w:val="24"/>
         </w:rPr>
-        <w:commentReference w:id="56"/>
-      </w:r>
-      <w:r>
-        <w:t xml:space="preserve">Difference-in-difference modeling indicated that this difference may indeed be driven by Sheldon Jackson Hatchery operations, and the expansion of these operations in 2010 seems to have driven a significant </w:t>
-      </w:r>
-      <w:r>
-        <w:lastRenderedPageBreak/>
-        <w:t xml:space="preserve">increase in abundances for both even- and odd-year runs. While these results are compelling, they do not reveal the impact of hatchery releases on Indian River pink salmon abundances, only that abundances at Indian River post-2010 (and in the case of odd-year runs, post-1980) are higher than expected relative to the control group. </w:t>
-      </w:r>
-      <w:del w:id="72" w:author="Mark Scheuerell" w:date="2026-03-07T09:57:00Z" w16du:dateUtc="2026-03-07T17:57:00Z">
+        <w:commentReference w:id="52"/>
+      </w:r>
+      <w:r>
+        <w:t xml:space="preserve">Difference-in-difference modeling indicated that this difference may indeed be driven by Sheldon Jackson Hatchery operations, and the expansion of these operations in 2010 seems to have driven a significant increase in abundances for both even- and odd-year runs. While these results are compelling, they do not reveal the impact of hatchery releases on Indian River pink salmon abundances, only that abundances at Indian River post-2010 (and in the case of odd-year runs, post-1980) are higher than expected relative to the control group. </w:t>
+      </w:r>
+      <w:del w:id="68" w:author="Mark Scheuerell" w:date="2026-03-07T09:57:00Z" w16du:dateUtc="2026-03-07T17:57:00Z">
         <w:r>
           <w:delText>That effect is found through</w:delText>
         </w:r>
       </w:del>
-      <w:ins w:id="73" w:author="Mark Scheuerell" w:date="2026-03-07T09:57:00Z" w16du:dateUtc="2026-03-07T17:57:00Z">
+      <w:ins w:id="69" w:author="Mark Scheuerell" w:date="2026-03-07T09:57:00Z" w16du:dateUtc="2026-03-07T17:57:00Z">
         <w:r>
           <w:t>This finding was also consistent with</w:t>
         </w:r>
@@ -6747,17 +6808,17 @@
       <w:r>
         <w:t xml:space="preserve"> time series modeling of Indian River abundances and hatchery returns</w:t>
       </w:r>
-      <w:ins w:id="74" w:author="Mark Scheuerell" w:date="2026-03-07T09:57:00Z" w16du:dateUtc="2026-03-07T17:57:00Z">
+      <w:ins w:id="70" w:author="Mark Scheuerell" w:date="2026-03-07T09:57:00Z" w16du:dateUtc="2026-03-07T17:57:00Z">
         <w:r>
           <w:t xml:space="preserve">. Although </w:t>
         </w:r>
       </w:ins>
-      <w:ins w:id="75" w:author="Mark Scheuerell" w:date="2026-03-07T09:58:00Z" w16du:dateUtc="2026-03-07T17:58:00Z">
+      <w:ins w:id="71" w:author="Mark Scheuerell" w:date="2026-03-07T09:58:00Z" w16du:dateUtc="2026-03-07T17:58:00Z">
         <w:r>
           <w:t xml:space="preserve">I found </w:t>
         </w:r>
       </w:ins>
-      <w:del w:id="76" w:author="Mark Scheuerell" w:date="2026-03-07T09:58:00Z" w16du:dateUtc="2026-03-07T17:58:00Z">
+      <w:del w:id="72" w:author="Mark Scheuerell" w:date="2026-03-07T09:58:00Z" w16du:dateUtc="2026-03-07T17:58:00Z">
         <w:r>
           <w:delText xml:space="preserve">, and while this work finds </w:delText>
         </w:r>
@@ -6765,22 +6826,22 @@
       <w:r>
         <w:t xml:space="preserve">a significant effect of hatchery releases on Indian River </w:t>
       </w:r>
-      <w:ins w:id="77" w:author="Mark Scheuerell" w:date="2026-03-07T09:58:00Z" w16du:dateUtc="2026-03-07T17:58:00Z">
+      <w:ins w:id="73" w:author="Mark Scheuerell" w:date="2026-03-07T09:58:00Z" w16du:dateUtc="2026-03-07T17:58:00Z">
         <w:r>
           <w:t xml:space="preserve">adult </w:t>
         </w:r>
       </w:ins>
-      <w:del w:id="78" w:author="Mark Scheuerell" w:date="2026-03-07T09:58:00Z" w16du:dateUtc="2026-03-07T17:58:00Z">
+      <w:del w:id="74" w:author="Mark Scheuerell" w:date="2026-03-07T09:58:00Z" w16du:dateUtc="2026-03-07T17:58:00Z">
         <w:r>
           <w:delText>abundance</w:delText>
         </w:r>
       </w:del>
-      <w:ins w:id="79" w:author="Mark Scheuerell" w:date="2026-03-07T09:58:00Z" w16du:dateUtc="2026-03-07T17:58:00Z">
+      <w:ins w:id="75" w:author="Mark Scheuerell" w:date="2026-03-07T09:58:00Z" w16du:dateUtc="2026-03-07T17:58:00Z">
         <w:r>
           <w:t>numbers</w:t>
         </w:r>
       </w:ins>
-      <w:del w:id="80" w:author="Mark Scheuerell" w:date="2026-03-07T09:58:00Z" w16du:dateUtc="2026-03-07T17:58:00Z">
+      <w:del w:id="76" w:author="Mark Scheuerell" w:date="2026-03-07T09:58:00Z" w16du:dateUtc="2026-03-07T17:58:00Z">
         <w:r>
           <w:delText>s</w:delText>
         </w:r>
@@ -6796,18 +6857,18 @@
       <w:r>
         <w:tab/>
       </w:r>
-      <w:commentRangeStart w:id="81"/>
+      <w:commentRangeStart w:id="77"/>
       <w:r>
         <w:t xml:space="preserve">While it is not the aim of this work to be prescriptive, </w:t>
       </w:r>
-      <w:commentRangeEnd w:id="81"/>
+      <w:commentRangeEnd w:id="77"/>
       <w:r>
         <w:rPr>
           <w:rStyle w:val="CommentReference"/>
           <w:sz w:val="24"/>
           <w:szCs w:val="24"/>
         </w:rPr>
-        <w:commentReference w:id="81"/>
+        <w:commentReference w:id="77"/>
       </w:r>
       <w:r>
         <w:t xml:space="preserve">it is worth considering the implications of these findings and how they might inform the duties of park officials with respect to conservation. </w:t>
@@ -6815,7 +6876,7 @@
       <w:r>
         <w:t xml:space="preserve">In even years, Indian River salmon are not out of the ordinary relative to the wider region. While the expansion of hatchery releases in 2010 </w:t>
       </w:r>
-      <w:del w:id="82" w:author="Mark Scheuerell" w:date="2026-03-07T10:07:00Z" w16du:dateUtc="2026-03-07T18:07:00Z">
+      <w:del w:id="78" w:author="Mark Scheuerell" w:date="2026-03-07T10:07:00Z" w16du:dateUtc="2026-03-07T18:07:00Z">
         <w:r>
           <w:delText xml:space="preserve">is statistically shown to </w:delText>
         </w:r>
@@ -6823,15 +6884,19 @@
       <w:r>
         <w:t>coincide</w:t>
       </w:r>
-      <w:ins w:id="83" w:author="Mark Scheuerell" w:date="2026-03-07T10:07:00Z" w16du:dateUtc="2026-03-07T18:07:00Z">
+      <w:ins w:id="79" w:author="Mark Scheuerell" w:date="2026-03-07T10:07:00Z" w16du:dateUtc="2026-03-07T18:07:00Z">
         <w:r>
           <w:t>d with</w:t>
         </w:r>
       </w:ins>
       <w:r>
-        <w:t xml:space="preserve"> an increase in the numbers of spawning pink salmon at Indian River, the effect of hatchery returns in the previous brood year on even-year pink salmon abundances are much lower than the effect of fish moving in the other direction. Taken together, </w:t>
-      </w:r>
-      <w:del w:id="84" w:author="Mark Scheuerell" w:date="2026-03-07T10:07:00Z" w16du:dateUtc="2026-03-07T18:07:00Z">
+        <w:t xml:space="preserve"> an increase in the numbers of spawning pink salmon at Indian River, the effect of </w:t>
+      </w:r>
+      <w:r>
+        <w:lastRenderedPageBreak/>
+        <w:t xml:space="preserve">hatchery returns in the previous brood year on even-year pink salmon abundances are much lower than the effect of fish moving in the other direction. Taken together, </w:t>
+      </w:r>
+      <w:del w:id="80" w:author="Mark Scheuerell" w:date="2026-03-07T10:07:00Z" w16du:dateUtc="2026-03-07T18:07:00Z">
         <w:r>
           <w:delText xml:space="preserve">this suite of evidence makes </w:delText>
         </w:r>
@@ -6839,7 +6904,7 @@
       <w:r>
         <w:t>it seem</w:t>
       </w:r>
-      <w:ins w:id="85" w:author="Mark Scheuerell" w:date="2026-03-07T10:08:00Z" w16du:dateUtc="2026-03-07T18:08:00Z">
+      <w:ins w:id="81" w:author="Mark Scheuerell" w:date="2026-03-07T10:08:00Z" w16du:dateUtc="2026-03-07T18:08:00Z">
         <w:r>
           <w:t>s</w:t>
         </w:r>
@@ -6850,7 +6915,7 @@
       <w:r>
         <w:t xml:space="preserve">However, the analysis of odd-year runs tells a different story. </w:t>
       </w:r>
-      <w:del w:id="86" w:author="Mark Scheuerell" w:date="2026-03-07T10:09:00Z" w16du:dateUtc="2026-03-07T18:09:00Z">
+      <w:del w:id="82" w:author="Mark Scheuerell" w:date="2026-03-07T10:09:00Z" w16du:dateUtc="2026-03-07T18:09:00Z">
         <w:r>
           <w:delText xml:space="preserve">Odd-year runs at Indian River are found differ significantly from the expectation drawn from the wider region. </w:delText>
         </w:r>
@@ -6858,7 +6923,7 @@
       <w:r>
         <w:t>The effect</w:t>
       </w:r>
-      <w:ins w:id="87" w:author="Mark Scheuerell" w:date="2026-03-07T10:09:00Z" w16du:dateUtc="2026-03-07T18:09:00Z">
+      <w:ins w:id="83" w:author="Mark Scheuerell" w:date="2026-03-07T10:09:00Z" w16du:dateUtc="2026-03-07T18:09:00Z">
         <w:r>
           <w:t>s of</w:t>
         </w:r>
@@ -6866,7 +6931,7 @@
       <w:r>
         <w:t xml:space="preserve"> both the commencement and expansion of hatchery operations (1980 and 2010) </w:t>
       </w:r>
-      <w:del w:id="88" w:author="Mark Scheuerell" w:date="2026-03-07T10:09:00Z" w16du:dateUtc="2026-03-07T18:09:00Z">
+      <w:del w:id="84" w:author="Mark Scheuerell" w:date="2026-03-07T10:09:00Z" w16du:dateUtc="2026-03-07T18:09:00Z">
         <w:r>
           <w:delText xml:space="preserve">are shown to have </w:delText>
         </w:r>
@@ -6874,29 +6939,25 @@
       <w:r>
         <w:t xml:space="preserve">coincided with increases in the numbers of pink salmon at Indian River, above and beyond what was happening elsewhere in the region during those periods. Finally, </w:t>
       </w:r>
-      <w:del w:id="89" w:author="Mark Scheuerell" w:date="2026-03-07T10:11:00Z" w16du:dateUtc="2026-03-07T18:11:00Z">
+      <w:del w:id="85" w:author="Mark Scheuerell" w:date="2026-03-07T10:11:00Z" w16du:dateUtc="2026-03-07T18:11:00Z">
         <w:r>
           <w:delText>while (like even-year runs),</w:delText>
         </w:r>
       </w:del>
-      <w:ins w:id="90" w:author="Mark Scheuerell" w:date="2026-03-07T10:11:00Z" w16du:dateUtc="2026-03-07T18:11:00Z">
+      <w:ins w:id="86" w:author="Mark Scheuerell" w:date="2026-03-07T10:11:00Z" w16du:dateUtc="2026-03-07T18:11:00Z">
         <w:r>
           <w:t>although</w:t>
         </w:r>
       </w:ins>
       <w:r>
-        <w:t xml:space="preserve"> the effect of hatchery returns in the </w:t>
-      </w:r>
-      <w:r>
-        <w:lastRenderedPageBreak/>
-        <w:t xml:space="preserve">previous brood year on even-year pink salmon abundances are lower than the effect of fish moving in the other direction, the difference in these effects is not as </w:t>
-      </w:r>
-      <w:del w:id="91" w:author="Mark Scheuerell" w:date="2026-03-07T10:11:00Z" w16du:dateUtc="2026-03-07T18:11:00Z">
+        <w:t xml:space="preserve"> the effect of hatchery returns in the previous brood year on even-year pink salmon abundances are lower than the effect of fish moving in the other direction, the difference in these effects is not as </w:t>
+      </w:r>
+      <w:del w:id="87" w:author="Mark Scheuerell" w:date="2026-03-07T10:11:00Z" w16du:dateUtc="2026-03-07T18:11:00Z">
         <w:r>
           <w:delText>great</w:delText>
         </w:r>
       </w:del>
-      <w:ins w:id="92" w:author="Mark Scheuerell" w:date="2026-03-07T10:11:00Z" w16du:dateUtc="2026-03-07T18:11:00Z">
+      <w:ins w:id="88" w:author="Mark Scheuerell" w:date="2026-03-07T10:11:00Z" w16du:dateUtc="2026-03-07T18:11:00Z">
         <w:r>
           <w:t>large</w:t>
         </w:r>
@@ -6904,12 +6965,12 @@
       <w:r>
         <w:t xml:space="preserve">, </w:t>
       </w:r>
-      <w:del w:id="93" w:author="Mark Scheuerell" w:date="2026-03-07T10:12:00Z" w16du:dateUtc="2026-03-07T18:12:00Z">
+      <w:del w:id="89" w:author="Mark Scheuerell" w:date="2026-03-07T10:12:00Z" w16du:dateUtc="2026-03-07T18:12:00Z">
         <w:r>
           <w:delText>meaning it is more likely that</w:delText>
         </w:r>
       </w:del>
-      <w:ins w:id="94" w:author="Mark Scheuerell" w:date="2026-03-07T10:12:00Z" w16du:dateUtc="2026-03-07T18:12:00Z">
+      <w:ins w:id="90" w:author="Mark Scheuerell" w:date="2026-03-07T10:12:00Z" w16du:dateUtc="2026-03-07T18:12:00Z">
         <w:r>
           <w:t>indicating</w:t>
         </w:r>
@@ -6917,12 +6978,12 @@
       <w:r>
         <w:t xml:space="preserve"> more fish from the hatchery </w:t>
       </w:r>
-      <w:del w:id="95" w:author="Mark Scheuerell" w:date="2026-03-07T10:12:00Z" w16du:dateUtc="2026-03-07T18:12:00Z">
+      <w:del w:id="91" w:author="Mark Scheuerell" w:date="2026-03-07T10:12:00Z" w16du:dateUtc="2026-03-07T18:12:00Z">
         <w:r>
           <w:delText>might be</w:delText>
         </w:r>
       </w:del>
-      <w:ins w:id="96" w:author="Mark Scheuerell" w:date="2026-03-07T10:12:00Z" w16du:dateUtc="2026-03-07T18:12:00Z">
+      <w:ins w:id="92" w:author="Mark Scheuerell" w:date="2026-03-07T10:12:00Z" w16du:dateUtc="2026-03-07T18:12:00Z">
         <w:r>
           <w:t>are</w:t>
         </w:r>
@@ -6943,12 +7004,16 @@
         <w:t xml:space="preserve">This is not to say that concerns about hypoxia events are not still pressing, but it is worth considering that interceding on behalf of Indian River’s other resident species may run contrary to the natural state of even-year pink salmon. In odd years there exists much more compelling evidence that hatchery releases of pink salmon are influencing abundances at Indian River. </w:t>
       </w:r>
       <w:r>
-        <w:t>This is not to say that the hatchery is the main driver of high pink salmon densities in odd years (as Figure 3 shows, spawning abundances of these fish have been on the rise throughout the region for decades), but that hatchery fish are having some influence on abundances seen at Indian River not seen in even-year runs. The differences in these effects may be due to the original broodstock SJH sourced for odd- and even-year runs</w:t>
+        <w:t xml:space="preserve">This is not to say that the hatchery is the main driver of high pink salmon densities in odd years (as Figure 3 shows, spawning abundances of these fish have been on the rise throughout the region for decades), but that hatchery fish </w:t>
+      </w:r>
+      <w:r>
+        <w:lastRenderedPageBreak/>
+        <w:t>are having some influence on abundances seen at Indian River not seen in even-year runs. The differences in these effects may be due to the original broodstock SJH sourced for odd- and even-year runs</w:t>
       </w:r>
       <w:r>
         <w:t xml:space="preserve"> (recall that the original SJH broodstock for even years came from Indian River, while the broodstock for odd years was sourced from Starrigavan Creek). In any case, this work makes clear that limiting the number of SJH pink salmon moving into Indian River to spawn in odd years may be beneficial for maintaining the wild population in the park within their natural range of variation</w:t>
       </w:r>
-      <w:del w:id="97" w:author="Mark Scheuerell" w:date="2026-03-07T10:13:00Z" w16du:dateUtc="2026-03-07T18:13:00Z">
+      <w:del w:id="93" w:author="Mark Scheuerell" w:date="2026-03-07T10:13:00Z" w16du:dateUtc="2026-03-07T18:13:00Z">
         <w:r>
           <w:delText>, although how this might be accomplished is another question all together which falls outside the scope of this work</w:delText>
         </w:r>
@@ -6962,7 +7027,6 @@
         <w:spacing w:after="0" w:line="480" w:lineRule="auto"/>
       </w:pPr>
       <w:r>
-        <w:lastRenderedPageBreak/>
         <w:tab/>
         <w:t xml:space="preserve">It is clear from this research that determining the point at which a native species becomes overabundant is not a simple task. In the case of pink salmon at Indian River, this task is made additionally complicated by the fact there two populations </w:t>
       </w:r>
@@ -7037,9 +7101,6 @@
       <w:pPr>
         <w:spacing w:line="240" w:lineRule="auto"/>
         <w:ind w:left="720" w:hanging="720"/>
-        <w:rPr>
-          <w:ins w:id="98" w:author="Brian E McGreal" w:date="2026-03-27T09:38:00Z" w16du:dateUtc="2026-03-27T16:38:00Z"/>
-        </w:rPr>
       </w:pPr>
       <w:r>
         <w:t xml:space="preserve">Beckett, K., E. Elle, C. Kremen, A. Sherwood, S. McComb, T. G. Martin. 2022. Hyperabundant black-tailed deer impact endangered Garry oak ecosystem floral and bumblebee communities. </w:t>
@@ -7059,8 +7120,67 @@
       <w:pPr>
         <w:spacing w:line="240" w:lineRule="auto"/>
         <w:ind w:left="720" w:hanging="720"/>
-      </w:pPr>
-      <w:ins w:id="99" w:author="Brian E McGreal" w:date="2026-03-27T09:38:00Z" w16du:dateUtc="2026-03-27T16:38:00Z">
+        <w:rPr>
+          <w:ins w:id="94" w:author="Brian E McGreal" w:date="2026-03-27T09:38:00Z" w16du:dateUtc="2026-03-27T16:38:00Z"/>
+        </w:rPr>
+      </w:pPr>
+      <w:r>
+        <w:t>Burnham, K. P., &amp; </w:t>
+      </w:r>
+      <w:r>
+        <w:t>D. R.</w:t>
+      </w:r>
+      <w:r>
+        <w:t xml:space="preserve"> </w:t>
+      </w:r>
+      <w:r>
+        <w:t>Anderson</w:t>
+      </w:r>
+      <w:r>
+        <w:t>.</w:t>
+      </w:r>
+      <w:r>
+        <w:t> 2002. </w:t>
+      </w:r>
+      <w:r>
+        <w:rPr>
+          <w:i/>
+          <w:iCs/>
+        </w:rPr>
+        <w:t>Model selection and multimodel inference: A practical information-theoretic approach</w:t>
+      </w:r>
+      <w:r>
+        <w:t>, </w:t>
+      </w:r>
+      <w:r>
+        <w:rPr>
+          <w:i/>
+          <w:iCs/>
+        </w:rPr>
+        <w:t>2nd ed</w:t>
+      </w:r>
+      <w:r>
+        <w:t>. </w:t>
+      </w:r>
+      <w:r>
+        <w:t>Springer-Verlag</w:t>
+      </w:r>
+      <w:r>
+        <w:t xml:space="preserve">, </w:t>
+      </w:r>
+      <w:r>
+        <w:t>488</w:t>
+      </w:r>
+      <w:r>
+        <w:t xml:space="preserve"> pp.</w:t>
+      </w:r>
+    </w:p>
+    <w:p>
+      <w:pPr>
+        <w:spacing w:line="240" w:lineRule="auto"/>
+        <w:ind w:left="720" w:hanging="720"/>
+      </w:pPr>
+      <w:ins w:id="95" w:author="Brian E McGreal" w:date="2026-03-27T09:38:00Z" w16du:dateUtc="2026-03-27T16:38:00Z">
         <w:r>
           <w:t xml:space="preserve">Burnham, K. P., D. R. Anderson, K. P. Huyvaert. 2010. AIC model selection and multimodal interference in behavioral ecology: some background, observations, and comparisons. </w:t>
         </w:r>
@@ -7902,7 +8022,7 @@
       </w:r>
     </w:p>
   </w:comment>
-  <w:comment w:id="48" w:author="Mark Scheuerell" w:date="2026-03-07T09:43:00Z" w:initials="s">
+  <w:comment w:id="48" w:author="Mark Scheuerell" w:date="2026-03-07T10:13:00Z" w:initials="s">
     <w:p>
       <w:pPr>
         <w:pStyle w:val="CommentText"/>
@@ -7914,11 +8034,11 @@
         <w:annotationRef/>
       </w:r>
       <w:r>
-        <w:t>This all reads like methods</w:t>
+        <w:t>Recall that the discussion section is where you also frame your results within the broader literature, and I don’t see any citations to other work here. What sort of effects do hatcheries in other areas have? Are their differences among other species? Conservation hatcheries intentionally outplant juveniles to other areas they’d like them to return. Are there any lessons or comparisons to draw from those? You should also return to the non-salmon examples you bring up in the intro. Can we gain any insights from them or extend inference from this study to them?</w:t>
       </w:r>
     </w:p>
   </w:comment>
-  <w:comment w:id="49" w:author="Brian McGreal" w:date="2026-03-30T12:50:00Z" w:initials="BM">
+  <w:comment w:id="49" w:author="Mark Scheuerell" w:date="2026-03-07T09:50:00Z" w:initials="s">
     <w:p>
       <w:pPr>
         <w:pStyle w:val="CommentText"/>
@@ -7930,11 +8050,11 @@
         <w:annotationRef/>
       </w:r>
       <w:r>
-        <w:t>This is referring to the DD results</w:t>
+        <w:t>I’d move this lower down</w:t>
       </w:r>
     </w:p>
   </w:comment>
-  <w:comment w:id="50" w:author="Mark Scheuerell" w:date="2026-03-07T09:44:00Z" w:initials="s">
+  <w:comment w:id="50" w:author="Mark Scheuerell" w:date="2026-03-07T09:50:00Z" w:initials="s">
     <w:p>
       <w:pPr>
         <w:pStyle w:val="CommentText"/>
@@ -7946,11 +8066,17 @@
         <w:annotationRef/>
       </w:r>
       <w:r>
-        <w:t>As mentioned, you don’t need to restate the figure captions in the text.</w:t>
+        <w:rPr>
+          <w:rStyle w:val="CommentReference"/>
+        </w:rPr>
+        <w:t>V</w:t>
+      </w:r>
+      <w:r>
+        <w:t>ague statements like this don’t lend much (ie, changing how?)</w:t>
       </w:r>
     </w:p>
   </w:comment>
-  <w:comment w:id="52" w:author="Mark Scheuerell" w:date="2026-03-07T10:13:00Z" w:initials="s">
+  <w:comment w:id="51" w:author="Mark Scheuerell" w:date="2026-03-07T09:51:00Z" w:initials="s">
     <w:p>
       <w:pPr>
         <w:pStyle w:val="CommentText"/>
@@ -7962,11 +8088,11 @@
         <w:annotationRef/>
       </w:r>
       <w:r>
-        <w:t>Recall that the discussion section is where you also frame your results within the broader literature, and I don’t see any citations to other work here. What sort of effects do hatcheries in other areas have? Are their differences among other species? Conservation hatcheries intentionally outplant juveniles to other areas they’d like them to return. Are there any lessons or comparisons to draw from those? You should also return to the non-salmon examples you bring up in the intro. Can we gain any insights from them or extend inference from this study to them?</w:t>
+        <w:t>This seems like justification for the approach, which belongs in the intro and methods.</w:t>
       </w:r>
     </w:p>
   </w:comment>
-  <w:comment w:id="53" w:author="Mark Scheuerell" w:date="2026-03-07T09:50:00Z" w:initials="s">
+  <w:comment w:id="52" w:author="Mark Scheuerell" w:date="2026-03-07T09:52:00Z" w:initials="s">
     <w:p>
       <w:pPr>
         <w:pStyle w:val="CommentText"/>
@@ -7978,65 +8104,11 @@
         <w:annotationRef/>
       </w:r>
       <w:r>
-        <w:t>I’d move this lower down</w:t>
+        <w:t>This would be a much better beginning to this section</w:t>
       </w:r>
     </w:p>
   </w:comment>
-  <w:comment w:id="54" w:author="Mark Scheuerell" w:date="2026-03-07T09:50:00Z" w:initials="s">
-    <w:p>
-      <w:pPr>
-        <w:pStyle w:val="CommentText"/>
-      </w:pPr>
-      <w:r>
-        <w:rPr>
-          <w:rStyle w:val="CommentReference"/>
-        </w:rPr>
-        <w:annotationRef/>
-      </w:r>
-      <w:r>
-        <w:rPr>
-          <w:rStyle w:val="CommentReference"/>
-        </w:rPr>
-        <w:t>V</w:t>
-      </w:r>
-      <w:r>
-        <w:t>ague statements like this don’t lend much (ie, changing how?)</w:t>
-      </w:r>
-    </w:p>
-  </w:comment>
-  <w:comment w:id="55" w:author="Mark Scheuerell" w:date="2026-03-07T09:51:00Z" w:initials="s">
-    <w:p>
-      <w:pPr>
-        <w:pStyle w:val="CommentText"/>
-      </w:pPr>
-      <w:r>
-        <w:rPr>
-          <w:rStyle w:val="CommentReference"/>
-        </w:rPr>
-        <w:annotationRef/>
-      </w:r>
-      <w:r>
-        <w:t>This seems like justification for the approach, which belongs in the intro and methods.</w:t>
-      </w:r>
-    </w:p>
-  </w:comment>
-  <w:comment w:id="56" w:author="Mark Scheuerell" w:date="2026-03-07T09:52:00Z" w:initials="s">
-    <w:p>
-      <w:pPr>
-        <w:pStyle w:val="CommentText"/>
-      </w:pPr>
-      <w:r>
-        <w:rPr>
-          <w:rStyle w:val="CommentReference"/>
-        </w:rPr>
-        <w:annotationRef/>
-      </w:r>
-      <w:r>
-        <w:t>This would be a much better beginning to this section</w:t>
-      </w:r>
-    </w:p>
-  </w:comment>
-  <w:comment w:id="81" w:author="Mark Scheuerell" w:date="2026-03-07T09:59:00Z" w:initials="s">
+  <w:comment w:id="77" w:author="Mark Scheuerell" w:date="2026-03-07T09:59:00Z" w:initials="s">
     <w:p>
       <w:pPr>
         <w:pStyle w:val="CommentText"/>
@@ -8071,9 +8143,6 @@
   <w15:commentEx w15:paraId="23F275B2" w15:paraIdParent="462547C8" w15:done="0"/>
   <w15:commentEx w15:paraId="090708CA" w15:done="0"/>
   <w15:commentEx w15:paraId="38DE934D" w15:done="0"/>
-  <w15:commentEx w15:paraId="580B7706" w15:done="0"/>
-  <w15:commentEx w15:paraId="7D783C2F" w15:paraIdParent="580B7706" w15:done="0"/>
-  <w15:commentEx w15:paraId="2159D1FF" w15:done="0"/>
   <w15:commentEx w15:paraId="20175822" w15:done="0"/>
   <w15:commentEx w15:paraId="0B602A23" w15:done="0"/>
   <w15:commentEx w15:paraId="37F6BE27" w15:done="0"/>
@@ -8111,9 +8180,6 @@
   <w16cex:commentExtensible w16cex:durableId="44C801D1" w16cex:dateUtc="2026-03-30T21:45:00Z"/>
   <w16cex:commentExtensible w16cex:durableId="32D3276B" w16cex:dateUtc="2026-03-30T22:05:00Z"/>
   <w16cex:commentExtensible w16cex:durableId="443E45A5" w16cex:dateUtc="2026-03-07T17:11:00Z"/>
-  <w16cex:commentExtensible w16cex:durableId="5F013141" w16cex:dateUtc="2026-03-07T17:43:00Z"/>
-  <w16cex:commentExtensible w16cex:durableId="76014901" w16cex:dateUtc="2026-03-30T19:50:00Z"/>
-  <w16cex:commentExtensible w16cex:durableId="5DB403D3" w16cex:dateUtc="2026-03-07T17:44:00Z"/>
   <w16cex:commentExtensible w16cex:durableId="4E6740D1" w16cex:dateUtc="2026-03-07T18:13:00Z"/>
   <w16cex:commentExtensible w16cex:durableId="168175C5" w16cex:dateUtc="2026-03-07T17:50:00Z"/>
   <w16cex:commentExtensible w16cex:durableId="36111843" w16cex:dateUtc="2026-03-07T17:50:00Z"/>
@@ -8139,9 +8205,6 @@
   <w16cid:commentId w16cid:paraId="23F275B2" w16cid:durableId="44C801D1"/>
   <w16cid:commentId w16cid:paraId="090708CA" w16cid:durableId="32D3276B"/>
   <w16cid:commentId w16cid:paraId="38DE934D" w16cid:durableId="443E45A5"/>
-  <w16cid:commentId w16cid:paraId="580B7706" w16cid:durableId="5F013141"/>
-  <w16cid:commentId w16cid:paraId="7D783C2F" w16cid:durableId="76014901"/>
-  <w16cid:commentId w16cid:paraId="2159D1FF" w16cid:durableId="5DB403D3"/>
   <w16cid:commentId w16cid:paraId="20175822" w16cid:durableId="4E6740D1"/>
   <w16cid:commentId w16cid:paraId="0B602A23" w16cid:durableId="168175C5"/>
   <w16cid:commentId w16cid:paraId="37F6BE27" w16cid:durableId="36111843"/>
@@ -8887,7 +8950,6 @@
   <w:style w:type="character" w:default="1" w:styleId="DefaultParagraphFont">
     <w:name w:val="Default Paragraph Font"/>
     <w:uiPriority w:val="1"/>
-    <w:semiHidden/>
     <w:unhideWhenUsed/>
   </w:style>
   <w:style w:type="table" w:default="1" w:styleId="TableNormal">

--- a/output/writing/DissertationChapter/Ch1_draft2.docx
+++ b/output/writing/DissertationChapter/Ch1_draft2.docx
@@ -740,11 +740,7 @@
         <w:t>Dendroctonus ponderosae</w:t>
       </w:r>
       <w:r>
-        <w:t xml:space="preserve">) have recently decimated coniferous forests due to a lack of cold winter temperatures, which have traditionally limited the insects’ numbers and, by extension, their impacts on forests (Gibson et al. 2008). Likewise, in many midwestern and eastern national parks, habitat alterations and the </w:t>
-      </w:r>
-      <w:r>
-        <w:lastRenderedPageBreak/>
-        <w:t>extirpation of natural predators outside park boundaries have led to unprecedented densities of white-tailed deer (</w:t>
+        <w:t>) have recently decimated coniferous forests due to a lack of cold winter temperatures, which have traditionally limited the insects’ numbers and, by extension, their impacts on forests (Gibson et al. 2008). Likewise, in many midwestern and eastern national parks, habitat alterations and the extirpation of natural predators outside park boundaries have led to unprecedented densities of white-tailed deer (</w:t>
       </w:r>
       <w:r>
         <w:rPr>
@@ -757,7 +753,11 @@
         <w:t xml:space="preserve">), capable of intense foraging on vegetation and the depletion of resources on which other species depend (Miller et al. 2023). </w:t>
       </w:r>
       <w:r>
-        <w:t>While there is little debate that these occurrences generate a need for management action,</w:t>
+        <w:t xml:space="preserve">While there is little debate that </w:t>
+      </w:r>
+      <w:r>
+        <w:lastRenderedPageBreak/>
+        <w:t>these occurrences generate a need for management action,</w:t>
       </w:r>
       <w:r>
         <w:t xml:space="preserve"> </w:t>
@@ -1108,16 +1108,7 @@
           <w:color w:val="202122"/>
           <w:shd w:val="clear" w:color="auto" w:fill="FFFFFF"/>
         </w:rPr>
-        <w:t xml:space="preserve">has been the location of a fishing camp and harvesting site for the Kiks.ádi clan, and particularly valued for its close proximity to the clan’s winter villages, as well as for hosting runs of a variety of Pacific salmon species, including </w:t>
-      </w:r>
-      <w:r>
-        <w:rPr>
-          <w:rFonts w:cstheme="minorHAnsi"/>
-          <w:color w:val="202122"/>
-          <w:shd w:val="clear" w:color="auto" w:fill="FFFFFF"/>
-        </w:rPr>
-        <w:lastRenderedPageBreak/>
-        <w:t>chum (</w:t>
+        <w:t>has been the location of a fishing camp and harvesting site for the Kiks.ádi clan, and particularly valued for its close proximity to the clan’s winter villages, as well as for hosting runs of a variety of Pacific salmon species, including chum (</w:t>
       </w:r>
       <w:r>
         <w:rPr>
@@ -1276,7 +1267,11 @@
         <w:t xml:space="preserve"> immediately </w:t>
       </w:r>
       <w:r>
-        <w:t>enter the ocean</w:t>
+        <w:t xml:space="preserve">enter the </w:t>
+      </w:r>
+      <w:r>
+        <w:lastRenderedPageBreak/>
+        <w:t>ocean</w:t>
       </w:r>
       <w:r>
         <w:t xml:space="preserve"> in spring</w:t>
@@ -1420,23 +1415,26 @@
         <w:ind w:firstLine="360"/>
       </w:pPr>
       <w:r>
+        <w:t>The initial increases in Indian River pink salmon abundance observed in the 1980s coincided with the commencement of operations at Sheldon Jackson Hatchery (SJH), a pink salmon hatchery located approximately 1 km</w:t>
+      </w:r>
+      <w:r>
+        <w:t xml:space="preserve"> from the mouth of </w:t>
+      </w:r>
+      <w:r>
+        <w:t>the Indian River</w:t>
+      </w:r>
+      <w:r>
+        <w:t xml:space="preserve">. The hatchery is currently operated by </w:t>
+      </w:r>
+      <w:r>
+        <w:t>the not-for-profit Sitka Sound Science Center</w:t>
+      </w:r>
+      <w:r>
+        <w:t xml:space="preserve"> but was originally </w:t>
+      </w:r>
+      <w:r>
         <w:lastRenderedPageBreak/>
-        <w:t>The initial increases in Indian River pink salmon abundance observed in the 1980s coincided with the commencement of operations at Sheldon Jackson Hatchery (SJH), a pink salmon hatchery located approximately 1 km</w:t>
-      </w:r>
-      <w:r>
-        <w:t xml:space="preserve"> from the mouth of </w:t>
-      </w:r>
-      <w:r>
-        <w:t>the Indian River</w:t>
-      </w:r>
-      <w:r>
-        <w:t xml:space="preserve">. The hatchery is currently operated by </w:t>
-      </w:r>
-      <w:r>
-        <w:t>the not-for-profit Sitka Sound Science Center</w:t>
-      </w:r>
-      <w:r>
-        <w:t xml:space="preserve"> but was originally established in 1975 by Sheldon Jackson College (Stopha 2015). The college, </w:t>
+        <w:t xml:space="preserve">established in 1975 by Sheldon Jackson College (Stopha 2015). The college, </w:t>
       </w:r>
       <w:r>
         <w:t>initially “laid out as a kind of utopian experiment in assimilating Natives into ‘civilized’ Christian living”</w:t>
@@ -1559,11 +1557,11 @@
         <w:t xml:space="preserve"> by hatchery operations</w:t>
       </w:r>
       <w:r>
-        <w:t xml:space="preserve">.  However, homing by salmon isn’t perfect, and in fact is likely an evolved trait that allows fish to colonize new habitats when they become suitable for spawning (Quinn 2018).  Straying, whereby a juvenile salmon </w:t>
+        <w:t xml:space="preserve">.  However, homing by salmon isn’t perfect, and in fact is likely an evolved trait that allows fish to colonize new habitats when they become suitable for spawning (Quinn 2018).  Straying, whereby a juvenile salmon that was produced in one stream (or hatchery) strays into a different stream as an adult to spawn, is likely a common phenomenon for hatchery fish, but whether hatcheries increase the proportion of fish that stray is less clear (Knudsen et al. 2021). Evidence suggests that the Indian River is no exception, and indeed it is possible that the Indian River sees higher than average </w:t>
       </w:r>
       <w:r>
         <w:lastRenderedPageBreak/>
-        <w:t>that was produced in one stream (or hatchery) strays into a different stream as an adult to spawn, is likely a common phenomenon for hatchery fish, but whether hatcheries increase the proportion of fish that stray is less clear (Knudsen et al. 2021). Evidence suggests that the Indian River is no exception, and indeed it is possible that the Indian River sees higher than average levels of straying due to the proximity of SJH and the hatchery fish being reared in Indian River water</w:t>
+        <w:t>levels of straying due to the proximity of SJH and the hatchery fish being reared in Indian River water</w:t>
       </w:r>
       <w:r>
         <w:t xml:space="preserve"> (Figure </w:t>
@@ -1608,14 +1606,20 @@
         <w:t>densities may be naturally occurring phenomena, influenced by variation in stream conditions, ocean productivity, predation intensity, and commercial harvests, among other factors (Manhard et al. 2017).</w:t>
       </w:r>
       <w:r>
-        <w:t xml:space="preserve"> ADFG </w:t>
+        <w:t xml:space="preserve"> ADFG conducts regular monitoring of pink salmon ‘index streams’ throughout southeast Alaska for the primary purpose of managing the commercial fishery (index streams being specifically selected to reflect natural conditions and a lack of undue anthropogenic influences). This extensive monitoring effort provides a regional backdrop against which abundances observed at Indian </w:t>
       </w:r>
       <w:r>
         <w:lastRenderedPageBreak/>
-        <w:t xml:space="preserve">conducts regular monitoring of pink salmon ‘index streams’ throughout southeast Alaska for the primary purpose of managing the commercial fishery (index streams being specifically selected to reflect natural conditions and a lack of undue anthropogenic influences). This extensive monitoring effort provides a regional backdrop against which abundances observed at Indian River may be compared. </w:t>
-      </w:r>
-      <w:r>
-        <w:t xml:space="preserve">Between 1960 and 2023, pink salmon escapement has increased throughout what ADFG designates as the ‘Northern Southeast (Outside)’ region (in which the Indian River is located). The agency has recorded peak pink salmon escapement annually at 35 index streams in this region, as well as at Indian River, albeit with gaps in the time series. Along with other streams in the region, Indian River has seen an increase in peak escapement over the period of observation (Figure 2). However, this data alone does not provide sufficient evidence to conclude whether and to what extent Sheldon Jackson Hatchery has influenced pink salmon abundance at Indian River.  </w:t>
+        <w:t xml:space="preserve">River may be compared. </w:t>
+      </w:r>
+      <w:r>
+        <w:t xml:space="preserve">Between 1960 and 2023, pink salmon escapement has increased throughout what ADFG designates as the ‘Northern Southeast (Outside)’ region (in which the Indian River is located). The agency has recorded peak pink salmon escapement annually at 35 index streams in this region, as well as at Indian River, albeit with gaps in the time series. Along with other streams in the region, Indian River has seen an increase in peak escapement over the period of observation (Figure 2). However, this data alone does not provide sufficient evidence to conclude whether and to what extent Sheldon Jackson Hatchery has influenced pink salmon abundance at Indian River. </w:t>
+      </w:r>
+      <w:r>
+        <w:t xml:space="preserve">Understanding whether pink salmon at Indian River exist within a natural range of variation requires parsing this context. </w:t>
+      </w:r>
+      <w:r>
+        <w:t xml:space="preserve"> </w:t>
       </w:r>
     </w:p>
     <w:p>
@@ -1624,11 +1628,11 @@
       </w:pPr>
       <w:r>
         <w:tab/>
-        <w:t xml:space="preserve">This research seeks to assess whether the abundances of pink salmon observed in recent decades at Indian River exist within a natural range of variation relative to pink salmon streams elsewhere in the region, and to evaluate if and to what extent Sheldon Jackson Hatchery operations have driven the increased abundances observed since 1980. If Indian River pink salmon abundances do not exist within a natural range of variation, then it follows that a model which specifies estimates Indian River abundance as separate from that of the wider region would fit the observed data significantly better than a model which estimates pink salmon abundance throughout the region and does not allow for the Indian River to be treated as separate. If the commencement (or 2010 expansion) of hatchery operations has significantly increased pink salmon population densities at Indian River, then this effect could be observed by </w:t>
+        <w:t xml:space="preserve">This research seeks to assess whether the abundances of pink salmon observed in recent decades at Indian River exist within a natural range of variation relative to pink salmon streams elsewhere in the region, and to evaluate if and to what extent Sheldon Jackson Hatchery operations have driven the increased abundances observed since 1980. If Indian River pink salmon abundances do not exist within a natural range of variation, then it follows that a model which specifies estimates Indian River abundance as separate from that of the wider region would fit the observed data significantly better than a model which estimates pink salmon abundance throughout the region and does not allow for the Indian River to be treated as separate. If the commencement (or 2010 expansion) of hatchery operations has significantly increased pink salmon population densities at Indian River, then this effect could be observed by specifying a model of hatchery operations which controls for both the effect of time period (pre- and post-commencement of operations) and the effect of treatment (considering Indian River the treated group). Finally, the impact of hatchery releases on Indian River abundances may be </w:t>
       </w:r>
       <w:r>
         <w:lastRenderedPageBreak/>
-        <w:t>specifying a model of hatchery operations which controls for both the effect of time period (pre- and post-commencement of operations) and the effect of treatment (considering Indian River the treated group). Finally, the impact of hatchery releases on Indian River abundances may be evaluated by specifying a model which allows for both peak escapement and hatchery releases in the previous brood year to influence the number of pink salmon returning to Indian River to spawn in the current brood year, with the size and significance of the effect of prior-year hatchery releases providing insight as to if and what influence the volume of hatchery releases has on wild abundance. Each of these approaches is discussed in greater detail in the following section.</w:t>
+        <w:t>evaluated by specifying a model which allows for both peak escapement and hatchery releases in the previous brood year to influence the number of pink salmon returning to Indian River to spawn in the current brood year, with the size and significance of the effect of prior-year hatchery releases providing insight as to if and what influence the volume of hatchery releases has on wild abundance. Each of these approaches is discussed in greater detail in the following section.</w:t>
       </w:r>
     </w:p>
     <w:p>
@@ -1741,26 +1745,26 @@
         <w:t xml:space="preserve"> subject to validation by foot counts </w:t>
       </w:r>
       <w:r>
-        <w:t xml:space="preserve">which </w:t>
+        <w:t>which are used to</w:t>
+      </w:r>
+      <w:r>
+        <w:t xml:space="preserve"> assess the accuracy of ADFG’s aerial survey efforts (A. Dupuis, ADFG, personal communication, August 19, 2024). </w:t>
+      </w:r>
+      <w:r>
+        <w:t>In addition to these aerial surveys, SJH files annual reports with ADFG</w:t>
+      </w:r>
+      <w:r>
+        <w:t xml:space="preserve"> </w:t>
+      </w:r>
+      <w:r>
+        <w:t>which include</w:t>
+      </w:r>
+      <w:r>
+        <w:t xml:space="preserve"> the number of salmon juveniles reared and released, the number of </w:t>
       </w:r>
       <w:r>
         <w:lastRenderedPageBreak/>
-        <w:t>are used to</w:t>
-      </w:r>
-      <w:r>
-        <w:t xml:space="preserve"> assess the accuracy of ADFG’s aerial survey efforts (A. Dupuis, ADFG, personal communication, August 19, 2024). </w:t>
-      </w:r>
-      <w:r>
-        <w:t>In addition to these aerial surveys, SJH files annual reports with ADFG</w:t>
-      </w:r>
-      <w:r>
-        <w:t xml:space="preserve"> </w:t>
-      </w:r>
-      <w:r>
-        <w:t>which include</w:t>
-      </w:r>
-      <w:r>
-        <w:t xml:space="preserve"> the number of salmon juveniles reared and released, the number of hatchery-raised adult salmon which survive the marine environment, the hatchery’s contributions to common property commercial fisheries (as well as sport and subsistence fisheries), and numbers of adult fish which return to the hatchery and are taken as cost recovery or as broodstock</w:t>
+        <w:t>hatchery-raised adult salmon which survive the marine environment, the hatchery’s contributions to common property commercial fisheries (as well as sport and subsistence fisheries), and numbers of adult fish which return to the hatchery and are taken as cost recovery or as broodstock</w:t>
       </w:r>
       <w:r>
         <w:t xml:space="preserve"> (L. Wilson, ADFG, personal communication, July 9, 2025)</w:t>
@@ -1868,11 +1872,7 @@
         <w:t xml:space="preserve"> are available from 1975 onwards, commensurate with the </w:t>
       </w:r>
       <w:r>
-        <w:t xml:space="preserve">establishment of </w:t>
-      </w:r>
-      <w:r>
-        <w:lastRenderedPageBreak/>
-        <w:t xml:space="preserve">the </w:t>
+        <w:t xml:space="preserve">establishment of the </w:t>
       </w:r>
       <w:r>
         <w:t>hatchery.</w:t>
@@ -1907,6 +1907,7 @@
           <w:b/>
           <w:bCs/>
         </w:rPr>
+        <w:lastRenderedPageBreak/>
         <w:t>MARSS Models</w:t>
       </w:r>
     </w:p>
@@ -2456,11 +2457,7 @@
         <w:t>a</w:t>
       </w:r>
       <w:r>
-        <w:t xml:space="preserve"> is specified or estimated), and any correlation in observation error between time series is defined by the off-</w:t>
-      </w:r>
-      <w:r>
-        <w:lastRenderedPageBreak/>
-        <w:t xml:space="preserve">diagonal elements in </w:t>
+        <w:t xml:space="preserve"> is specified or estimated), and any correlation in observation error between time series is defined by the off-diagonal elements in </w:t>
       </w:r>
       <w:r>
         <w:rPr>
@@ -2578,7 +2575,11 @@
         <w:t xml:space="preserve">). </w:t>
       </w:r>
       <w:r>
-        <w:t xml:space="preserve">The process equation connects time steps in state processes by estimating terms for both </w:t>
+        <w:t xml:space="preserve">The process equation connects time steps in state processes </w:t>
+      </w:r>
+      <w:r>
+        <w:lastRenderedPageBreak/>
+        <w:t xml:space="preserve">by estimating terms for both </w:t>
       </w:r>
       <w:r>
         <w:rPr>
@@ -3276,14 +3277,17 @@
         <w:spacing w:after="0" w:line="480" w:lineRule="auto"/>
       </w:pPr>
       <w:r>
+        <w:t>The first stage of this research attempt</w:t>
+      </w:r>
+      <w:r>
+        <w:t>s</w:t>
+      </w:r>
+      <w:r>
+        <w:t xml:space="preserve"> to assess whether abundances of pink salmon observed at Indian River are consistent with those abundances seen elsewhere in the region, with no attention paid to the existence of the hatchery. This is accomplished by specifying two separate MARSS models of pink salmon abundance at Indian River and the surrounding region. The first estimates two underlying state processes, treating the underlying state of Indian River pink </w:t>
+      </w:r>
+      <w:r>
         <w:lastRenderedPageBreak/>
-        <w:t>The first stage of this research attempt</w:t>
-      </w:r>
-      <w:r>
-        <w:t>s</w:t>
-      </w:r>
-      <w:r>
-        <w:t xml:space="preserve"> to assess whether abundances of pink salmon observed at Indian River are consistent with those abundances seen elsewhere in the region, with no attention paid to the existence of the hatchery. This is accomplished by specifying two separate MARSS models of pink salmon abundance at Indian River and the surrounding region. The first estimates two underlying state processes, treating the underlying state of Indian River pink salmon abundance separately from that of the wider region. The second uses all available data (abundance observations from Indian River and ADFG’s 35 </w:t>
+        <w:t xml:space="preserve">salmon abundance separately from that of the wider region. The second uses all available data (abundance observations from Indian River and ADFG’s 35 </w:t>
       </w:r>
       <w:r>
         <w:rPr>
@@ -3438,11 +3442,7 @@
         <w:t xml:space="preserve">offset is </w:t>
       </w:r>
       <w:r>
-        <w:t xml:space="preserve">estimated for the observation process, but the model allows for distinct trends in both underlying states. </w:t>
-      </w:r>
-      <w:r>
-        <w:lastRenderedPageBreak/>
-        <w:t>Covariate data relating to observers (</w:t>
+        <w:t>estimated for the observation process, but the model allows for distinct trends in both underlying states. Covariate data relating to observers (</w:t>
       </w:r>
       <w:r>
         <w:rPr>
@@ -4159,6 +4159,7 @@
         <w:ind w:firstLine="720"/>
       </w:pPr>
       <w:r>
+        <w:lastRenderedPageBreak/>
         <w:t xml:space="preserve">Once fitted, this model estimates </w:t>
       </w:r>
       <w:r>
@@ -4265,17 +4266,17 @@
       </w:pPr>
       <w:r>
         <w:tab/>
-        <w:t xml:space="preserve">The above description of an approach comparing a one-state model to a two-state model as a means of determining whether pink salmon abundances at Indian River substantially differ from those observed elsewhere in the reason is made additionally complicated by the life history of pink salmon leading to the existence of genetically distinct populations in the same stream in even- and odd-year runs. This means that, in order to evaluate whether abundances at Indian River are exhibiting behaviors atypical of an equivalent pink salmon stream in the region, there are four models that must be fit. The first is the equivalent of the abstract two-state model, where for each run (even and odd) the underlying state process of pink salmon at Indian River is estimated separately from the underlying state of the wider region, meaning the model estimates four state processes total. Next, the equivalent of the abstract one-state model </w:t>
+        <w:t xml:space="preserve">The above description of an approach comparing a one-state model to a two-state model as a means of determining whether pink salmon abundances at Indian River substantially differ from those observed elsewhere in the reason is made additionally complicated by the life history of pink salmon leading to the existence of genetically distinct populations in the same stream in even- and odd-year runs. This means that, in order to evaluate whether abundances at Indian River are exhibiting behaviors atypical of an equivalent pink salmon stream in the region, there are four models that must be fit. The first is the equivalent of the abstract two-state model, where for each run (even and odd) the underlying state process of pink salmon at Indian River is estimated separately from the underlying state of the wider region, meaning the model estimates four state processes total. Next, the equivalent of the abstract one-state model is specified such that, for each run, all 35 index streams and Indian River are treated as representative of one underlying state, leading to the model estimating two state processes total. There </w:t>
+      </w:r>
+      <w:r>
+        <w:t>are</w:t>
+      </w:r>
+      <w:r>
+        <w:t xml:space="preserve"> two other important cases to consider. What if, due to some variation in the underlying genetics of each run, that odd-year runs at Indian River exhibit substantial variation </w:t>
       </w:r>
       <w:r>
         <w:lastRenderedPageBreak/>
-        <w:t xml:space="preserve">is specified such that, for each run, all 35 index streams and Indian River are treated as representative of one underlying state, leading to the model estimating two state processes total. There </w:t>
-      </w:r>
-      <w:r>
-        <w:t>are</w:t>
-      </w:r>
-      <w:r>
-        <w:t xml:space="preserve"> two other important cases to consider. What if, due to some variation in the underlying genetics of each run, that odd-year runs at Indian River exhibit substantial variation in annual abundance from those of streams in the wider region, while even-runs at Indian River generally fall within the region’s natural range of variation, or vice versa? To evaluate these cases, two three-state models are specified, in which Indian River abundance is estimated separately for one run, while the other is included as part of the regional underlying state. Evaluation of model fit using AICc then determines which of these model structures most closely fits the observed data.</w:t>
+        <w:t>in annual abundance from those of streams in the wider region, while even-runs at Indian River generally fall within the region’s natural range of variation, or vice versa? To evaluate these cases, two three-state models are specified, in which Indian River abundance is estimated separately for one run, while the other is included as part of the regional underlying state. Evaluation of model fit using AICc then determines which of these model structures most closely fits the observed data.</w:t>
       </w:r>
     </w:p>
     <w:p>
@@ -4315,8 +4316,11 @@
         <w:ind w:firstLine="720"/>
       </w:pPr>
       <w:r>
+        <w:t xml:space="preserve">This research seeks to take advantage of these distinct time periods by utilizing a difference-in-difference (DD) framework. This quasi-experimental approach is designed to assess the impact of an intervention (in this case the operations of SJH) on an outcome of interest (pink salmon abundance at Indian River). DD modeling compares a treatment group to </w:t>
+      </w:r>
+      <w:r>
         <w:lastRenderedPageBreak/>
-        <w:t>This research seeks to take advantage of these distinct time periods by utilizing a difference-in-difference (DD) framework. This quasi-experimental approach is designed to assess the impact of an intervention (in this case the operations of SJH) on an outcome of interest (pink salmon abundance at Indian River). DD modeling compares a treatment group to a control group across two time periods, pre- and post- intervention. The general structure of a difference-in-difference model is as follows:</w:t>
+        <w:t>a control group across two time periods, pre- and post- intervention. The general structure of a difference-in-difference model is as follows:</w:t>
       </w:r>
     </w:p>
     <w:p>
@@ -4921,11 +4925,7 @@
         <w:t>2</w:t>
       </w:r>
       <w:r>
-        <w:t xml:space="preserve">). Crucially, input data must cover both a control and treatment group, as well as time periods before and after the intervention of interest. It is important to note that in this case, and indeed in almost every application of DD modeling, true controls in the sense of those resulting from a randomized experimental design are unavailable. Instead, researchers must make do with treating what might be referred to as reference states as control groups. The assumption that these reference states are suitable proxies for randomized control groups, known as the parallel trends assumption, is bolstered through the application of event </w:t>
-      </w:r>
-      <w:r>
-        <w:lastRenderedPageBreak/>
-        <w:t>studies which evaluate whether trends in control and treatment groups are mathematically similar in the pre-treatment period (Cunningham 2021).</w:t>
+        <w:t>). Crucially, input data must cover both a control and treatment group, as well as time periods before and after the intervention of interest. It is important to note that in this case, and indeed in almost every application of DD modeling, true controls in the sense of those resulting from a randomized experimental design are unavailable. Instead, researchers must make do with treating what might be referred to as reference states as control groups. The assumption that these reference states are suitable proxies for randomized control groups, known as the parallel trends assumption, is bolstered through the application of event studies which evaluate whether trends in control and treatment groups are mathematically similar in the pre-treatment period (Cunningham 2021).</w:t>
       </w:r>
     </w:p>
     <w:p>
@@ -4934,7 +4934,11 @@
         <w:ind w:firstLine="360"/>
       </w:pPr>
       <w:r>
-        <w:t>This research applies a DD framework to MARSS models in order to once again control for observation error and to capture the autoregressive behavior of the underlying state processes. The indicator variables described above are included as covariate data in the process equation (</w:t>
+        <w:t xml:space="preserve">This research applies a DD framework to MARSS models in order to once again control for observation error and to capture the autoregressive behavior of the underlying state processes. The indicator variables described above are included as covariate data in the process equation </w:t>
+      </w:r>
+      <w:r>
+        <w:lastRenderedPageBreak/>
+        <w:t>(</w:t>
       </w:r>
       <w:r>
         <w:rPr>
@@ -5281,7 +5285,6 @@
         <w:spacing w:after="0" w:line="480" w:lineRule="auto"/>
       </w:pPr>
       <w:r>
-        <w:lastRenderedPageBreak/>
         <w:t xml:space="preserve">Here, the variable </w:t>
       </w:r>
       <w:r>
@@ -5415,6 +5418,7 @@
       </w:pPr>
       <w:commentRangeStart w:id="36"/>
       <w:r>
+        <w:lastRenderedPageBreak/>
         <w:t xml:space="preserve">Parametric bootstrapping is employed on the best fit models to construct confidence intervals around these </w:t>
       </w:r>
       <w:commentRangeEnd w:id="36"/>
@@ -5583,11 +5587,7 @@
         <w:t xml:space="preserve"> is isolated.</w:t>
       </w:r>
       <w:r>
-        <w:t xml:space="preserve"> It is important to note that, because </w:t>
-      </w:r>
-      <w:r>
-        <w:lastRenderedPageBreak/>
-        <w:t>escapement data are log</w:t>
+        <w:t xml:space="preserve"> It is important to note that, because escapement data are log</w:t>
       </w:r>
       <w:r>
         <w:t>-</w:t>
@@ -5658,7 +5658,11 @@
         <w:t>B</w:t>
       </w:r>
       <w:r>
-        <w:t xml:space="preserve"> which would represent the interaction between the hatchery in time step t-1 and the hatchery in time step t is specified as 0. </w:t>
+        <w:t xml:space="preserve"> which would represent the interaction </w:t>
+      </w:r>
+      <w:r>
+        <w:lastRenderedPageBreak/>
+        <w:t xml:space="preserve">between the hatchery in time step t-1 and the hatchery in time step t is specified as 0. </w:t>
       </w:r>
       <w:r>
         <w:t xml:space="preserve">Instead, the model includes </w:t>
@@ -5875,7 +5879,6 @@
           <w:bCs/>
           <w:u w:val="single"/>
         </w:rPr>
-        <w:lastRenderedPageBreak/>
         <w:t>Results</w:t>
       </w:r>
     </w:p>
@@ -5933,7 +5936,11 @@
         <w:commentReference w:id="44"/>
       </w:r>
       <w:r>
-        <w:t>, while odd-year Indian River abundance in 1961 was estimated to be 1.326 standard deviations lower</w:t>
+        <w:t xml:space="preserve">, while odd-year Indian River abundance in 1961 was estimated to be 1.326 standard </w:t>
+      </w:r>
+      <w:r>
+        <w:lastRenderedPageBreak/>
+        <w:t>deviations lower</w:t>
       </w:r>
       <w:r>
         <w:t>. Over the course of the time series, Indian River abundances for both runs “catch-up” to what would be expected of an average pink salmon index stream</w:t>
@@ -6047,11 +6054,7 @@
         <w:t xml:space="preserve"> (which</w:t>
       </w:r>
       <w:r>
-        <w:t xml:space="preserve"> allows for both even- and odd-year Indian River pink salmon abundance to be estimated as separate from </w:t>
-      </w:r>
-      <w:r>
-        <w:lastRenderedPageBreak/>
-        <w:t>regional abundances</w:t>
+        <w:t xml:space="preserve"> allows for both even- and odd-year Indian River pink salmon abundance to be estimated as separate from regional abundances</w:t>
       </w:r>
       <w:r>
         <w:t xml:space="preserve">) means that, given the available data, this model can be said to be best with 99.84% confidence </w:t>
@@ -6070,7 +6073,11 @@
         <w:t>north southeast (outside)</w:t>
       </w:r>
       <w:r>
-        <w:t xml:space="preserve"> region, while odd-year Indian River abundances </w:t>
+        <w:t xml:space="preserve"> region, while odd-year </w:t>
+      </w:r>
+      <w:r>
+        <w:lastRenderedPageBreak/>
+        <w:t xml:space="preserve">Indian River abundances </w:t>
       </w:r>
       <w:r>
         <w:t xml:space="preserve">differ significantly. It is important to note that this difference may be </w:t>
@@ -6199,10 +6206,7 @@
         <w:t>Δ</w:t>
       </w:r>
       <w:r>
-        <w:t>AICc</w:t>
-      </w:r>
-      <w:r>
-        <w:t xml:space="preserve"> = 1.577 in the post-1980 model set, and </w:t>
+        <w:t xml:space="preserve">AICc = 1.577 in the post-1980 model set, and </w:t>
       </w:r>
       <w:r>
         <w:rPr>
@@ -6211,22 +6215,7 @@
         <w:t>Δ</w:t>
       </w:r>
       <w:r>
-        <w:t xml:space="preserve">AICc = </w:t>
-      </w:r>
-      <w:r>
-        <w:t>0.96</w:t>
-      </w:r>
-      <w:r>
-        <w:t xml:space="preserve"> in the post-</w:t>
-      </w:r>
-      <w:r>
-        <w:t>2010</w:t>
-      </w:r>
-      <w:r>
-        <w:t xml:space="preserve"> model set</w:t>
-      </w:r>
-      <w:r>
-        <w:t>)</w:t>
+        <w:t>AICc = 0.96 in the post-2010 model set)</w:t>
       </w:r>
       <w:r>
         <w:t xml:space="preserve">. </w:t>
@@ -6250,47 +6239,50 @@
         <w:ind w:firstLine="720"/>
       </w:pPr>
       <w:r>
-        <w:t xml:space="preserve">When evaluating model fit in both the pre-treatment periods, AICc indicates that the </w:t>
-      </w:r>
-      <w:r>
-        <w:t>best fit models include only covariates controlling for observer</w:t>
-      </w:r>
-      <w:r>
-        <w:t>, meaning the</w:t>
+        <w:t>When evaluating model fit in both the pre-treatment periods, AICc indicates that the best fit models include only covariates controlling for observer, meaning the</w:t>
       </w:r>
       <w:r>
         <w:t xml:space="preserve"> </w:t>
       </w:r>
       <w:r>
-        <w:t xml:space="preserve">parallel trends </w:t>
+        <w:t xml:space="preserve">parallel trends assumption </w:t>
+      </w:r>
+      <w:r>
+        <w:t xml:space="preserve">is </w:t>
+      </w:r>
+      <w:r>
+        <w:t>will be evaluated including these covariates</w:t>
+      </w:r>
+      <w:r>
+        <w:t xml:space="preserve">. </w:t>
+      </w:r>
+      <w:r>
+        <w:t>For both odd- and even-year runs, pink salmon abundances at Indian River do not differ significantly from those observed in either pre-treatment period elsewhere in the region (Figure 4), meaning that the parallel trends assumption holds in all cases and there is no need to construct synthetic control groups.</w:t>
+      </w:r>
+    </w:p>
+    <w:p>
+      <w:pPr>
+        <w:spacing w:after="0" w:line="480" w:lineRule="auto"/>
+      </w:pPr>
+      <w:r>
+        <w:tab/>
+      </w:r>
+      <w:r>
+        <w:t xml:space="preserve">Parametric bootstrapping of DD effects of interest reveal interesting patterns of behavior. Critically, no significant effect of treatment group, treatment period, or the interaction </w:t>
       </w:r>
       <w:r>
         <w:lastRenderedPageBreak/>
-        <w:t xml:space="preserve">assumption </w:t>
-      </w:r>
-      <w:r>
-        <w:t xml:space="preserve">is </w:t>
-      </w:r>
-      <w:r>
-        <w:t>will be evaluated including these covariates</w:t>
-      </w:r>
-      <w:r>
-        <w:t xml:space="preserve">. </w:t>
-      </w:r>
-      <w:r>
-        <w:t>For both odd- and even-year runs, pink salmon abundances at Indian River do not differ significantly from those observed in either pre-treatment period elsewhere in the region (Figure 4), meaning that the parallel trends assumption holds in all cases and there is no need to construct synthetic control groups.</w:t>
+        <w:t xml:space="preserve">of the two is observed in either model (Figure 5). In both models, bootstrap parameter estimates of the effect of treatment group (i.e. Indian River) tend to be positive, although not frequently enough to say with high confidence that the relative effect of Indian River on pink salmon abundances is different than zero.  The effect of the post-treatment period is centered close to zero in all runs across both models. Parameter estimates of the effect of hatchery operations on abundances at Indian River tend to be negative. This surprising result would imply that fish are being drawn from Indian River towards the hatchery and that abundances in the stream have decreased as a result of hatchery operations, although once again it cannot be said with confidence that the true effect is different from zero. </w:t>
       </w:r>
     </w:p>
     <w:p>
       <w:pPr>
         <w:spacing w:after="0" w:line="480" w:lineRule="auto"/>
-      </w:pPr>
-      <w:r>
-        <w:tab/>
-      </w:r>
-      <w:r>
-        <w:t xml:space="preserve">Parametric bootstrapping of DD effects of interest reveal interesting patterns of behavior. Critically, no significant effect of treatment group, treatment period, or the interaction of the two is observed in either model (Figure 5). In both models, bootstrap parameter estimates of the effect of treatment group (i.e. Indian River) tend to be positive, although not frequently enough to say with high confidence that the relative effect of Indian River on pink salmon abundances is different than zero.  The effect of the post-treatment period is centered close to zero in all runs across both models. Parameter estimates of the effect of hatchery operations on abundances at Indian River tend to be negative. This surprising result would imply that fish are being drawn from Indian River towards the hatchery and that abundances in the stream have decreased as a result of hatchery operations, although once again it cannot be said with confidence that the true effect is different from zero. </w:t>
-      </w:r>
+        <w:rPr>
+          <w:b/>
+          <w:bCs/>
+        </w:rPr>
+      </w:pPr>
     </w:p>
     <w:p>
       <w:pPr>
@@ -6300,26 +6292,17 @@
           <w:bCs/>
         </w:rPr>
       </w:pPr>
+      <w:r>
+        <w:rPr>
+          <w:b/>
+          <w:bCs/>
+        </w:rPr>
+        <w:t>Effect of Hatchery Releases</w:t>
+      </w:r>
     </w:p>
     <w:p>
       <w:pPr>
         <w:spacing w:after="0" w:line="480" w:lineRule="auto"/>
-        <w:rPr>
-          <w:b/>
-          <w:bCs/>
-        </w:rPr>
-      </w:pPr>
-      <w:r>
-        <w:rPr>
-          <w:b/>
-          <w:bCs/>
-        </w:rPr>
-        <w:t>Effect of Hatchery Releases</w:t>
-      </w:r>
-    </w:p>
-    <w:p>
-      <w:pPr>
-        <w:spacing w:after="0" w:line="480" w:lineRule="auto"/>
       </w:pPr>
       <w:r>
         <w:t>T</w:t>
@@ -6371,10 +6354,7 @@
         <w:t>B</w:t>
       </w:r>
       <w:r>
-        <w:t xml:space="preserve"> parameter estimates</w:t>
-      </w:r>
-      <w:r>
-        <w:t xml:space="preserve"> capture these interaction effects</w:t>
+        <w:t xml:space="preserve"> parameter estimates capture these interaction effects</w:t>
       </w:r>
       <w:r>
         <w:t>, including the parameter of greatest interest – the e</w:t>
@@ -6386,11 +6366,7 @@
         <w:t xml:space="preserve">, as well as the effect of </w:t>
       </w:r>
       <w:r>
-        <w:t xml:space="preserve">prior brood year Indian River </w:t>
-      </w:r>
-      <w:r>
-        <w:lastRenderedPageBreak/>
-        <w:t>abundance on current brood year</w:t>
+        <w:t>prior brood year Indian River abundance on current brood year</w:t>
       </w:r>
       <w:r>
         <w:t xml:space="preserve"> </w:t>
@@ -6453,7 +6429,11 @@
         <w:t xml:space="preserve"> respectively</w:t>
       </w:r>
       <w:r>
-        <w:t>, and in both cases enough parameter estimates fell below zero to diminish statistical confidence in the result</w:t>
+        <w:t xml:space="preserve">, and in both cases enough parameter estimates fell below zero to diminish statistical confidence in </w:t>
+      </w:r>
+      <w:r>
+        <w:lastRenderedPageBreak/>
+        <w:t>the result</w:t>
       </w:r>
       <w:r>
         <w:t xml:space="preserve">. </w:t>
@@ -6626,11 +6606,7 @@
       </w:r>
       <w:commentRangeStart w:id="50"/>
       <w:r>
-        <w:t xml:space="preserve">The state of pink salmon abundances </w:t>
-      </w:r>
-      <w:r>
-        <w:lastRenderedPageBreak/>
-        <w:t xml:space="preserve">in northern southeast Alaska is changing, as evidenced by Figures 2 &amp; 3. </w:t>
+        <w:t xml:space="preserve">The state of pink salmon abundances in northern southeast Alaska is changing, as evidenced by Figures 2 &amp; 3. </w:t>
       </w:r>
       <w:commentRangeEnd w:id="50"/>
       <w:r>
@@ -6793,7 +6769,11 @@
         <w:commentReference w:id="52"/>
       </w:r>
       <w:r>
-        <w:t xml:space="preserve">Difference-in-difference modeling indicated that this difference may indeed be driven by Sheldon Jackson Hatchery operations, and the expansion of these operations in 2010 seems to have driven a significant increase in abundances for both even- and odd-year runs. While these results are compelling, they do not reveal the impact of hatchery releases on Indian River pink salmon abundances, only that abundances at Indian River post-2010 (and in the case of odd-year runs, post-1980) are higher than expected relative to the control group. </w:t>
+        <w:t>Difference-in-</w:t>
+      </w:r>
+      <w:r>
+        <w:lastRenderedPageBreak/>
+        <w:t xml:space="preserve">difference modeling indicated that this difference may indeed be driven by Sheldon Jackson Hatchery operations, and the expansion of these operations in 2010 seems to have driven a significant increase in abundances for both even- and odd-year runs. While these results are compelling, they do not reveal the impact of hatchery releases on Indian River pink salmon abundances, only that abundances at Indian River post-2010 (and in the case of odd-year runs, post-1980) are higher than expected relative to the control group. </w:t>
       </w:r>
       <w:del w:id="68" w:author="Mark Scheuerell" w:date="2026-03-07T09:57:00Z" w16du:dateUtc="2026-03-07T17:57:00Z">
         <w:r>
@@ -6890,11 +6870,7 @@
         </w:r>
       </w:ins>
       <w:r>
-        <w:t xml:space="preserve"> an increase in the numbers of spawning pink salmon at Indian River, the effect of </w:t>
-      </w:r>
-      <w:r>
-        <w:lastRenderedPageBreak/>
-        <w:t xml:space="preserve">hatchery returns in the previous brood year on even-year pink salmon abundances are much lower than the effect of fish moving in the other direction. Taken together, </w:t>
+        <w:t xml:space="preserve"> an increase in the numbers of spawning pink salmon at Indian River, the effect of hatchery returns in the previous brood year on even-year pink salmon abundances are much lower than the effect of fish moving in the other direction. Taken together, </w:t>
       </w:r>
       <w:del w:id="80" w:author="Mark Scheuerell" w:date="2026-03-07T10:07:00Z" w16du:dateUtc="2026-03-07T18:07:00Z">
         <w:r>
@@ -6950,7 +6926,11 @@
         </w:r>
       </w:ins>
       <w:r>
-        <w:t xml:space="preserve"> the effect of hatchery returns in the previous brood year on even-year pink salmon abundances are lower than the effect of fish moving in the other direction, the difference in these effects is not as </w:t>
+        <w:t xml:space="preserve"> the effect of hatchery returns in the previous brood year on even-year pink salmon abundances are lower than the effect of fish moving in the other </w:t>
+      </w:r>
+      <w:r>
+        <w:lastRenderedPageBreak/>
+        <w:t xml:space="preserve">direction, the difference in these effects is not as </w:t>
       </w:r>
       <w:del w:id="87" w:author="Mark Scheuerell" w:date="2026-03-07T10:11:00Z" w16du:dateUtc="2026-03-07T18:11:00Z">
         <w:r>
@@ -7004,11 +6984,7 @@
         <w:t xml:space="preserve">This is not to say that concerns about hypoxia events are not still pressing, but it is worth considering that interceding on behalf of Indian River’s other resident species may run contrary to the natural state of even-year pink salmon. In odd years there exists much more compelling evidence that hatchery releases of pink salmon are influencing abundances at Indian River. </w:t>
       </w:r>
       <w:r>
-        <w:t xml:space="preserve">This is not to say that the hatchery is the main driver of high pink salmon densities in odd years (as Figure 3 shows, spawning abundances of these fish have been on the rise throughout the region for decades), but that hatchery fish </w:t>
-      </w:r>
-      <w:r>
-        <w:lastRenderedPageBreak/>
-        <w:t>are having some influence on abundances seen at Indian River not seen in even-year runs. The differences in these effects may be due to the original broodstock SJH sourced for odd- and even-year runs</w:t>
+        <w:t>This is not to say that the hatchery is the main driver of high pink salmon densities in odd years (as Figure 3 shows, spawning abundances of these fish have been on the rise throughout the region for decades), but that hatchery fish are having some influence on abundances seen at Indian River not seen in even-year runs. The differences in these effects may be due to the original broodstock SJH sourced for odd- and even-year runs</w:t>
       </w:r>
       <w:r>
         <w:t xml:space="preserve"> (recall that the original SJH broodstock for even years came from Indian River, while the broodstock for odd years was sourced from Starrigavan Creek). In any case, this work makes clear that limiting the number of SJH pink salmon moving into Indian River to spawn in odd years may be beneficial for maintaining the wild population in the park within their natural range of variation</w:t>
@@ -7031,7 +7007,11 @@
         <w:t xml:space="preserve">It is clear from this research that determining the point at which a native species becomes overabundant is not a simple task. In the case of pink salmon at Indian River, this task is made additionally complicated by the fact there two populations </w:t>
       </w:r>
       <w:r>
-        <w:t>inhabiting the same environment (odd- and even-year runs) with potentially different life histories and characteristics. When assessing whether or not the overabundance of a native species in an ecosystem might be driven by some anthropogenic intervention requires the consideration not only of that particular population in time, but also the consideration of relevant populations of the same species that have not been exposed to the same intervention (although this may not always be possible).</w:t>
+        <w:t xml:space="preserve">inhabiting the same environment (odd- and even-year runs) with potentially different life histories and </w:t>
+      </w:r>
+      <w:r>
+        <w:lastRenderedPageBreak/>
+        <w:t>characteristics. When assessing whether or not the overabundance of a native species in an ecosystem might be driven by some anthropogenic intervention requires the consideration not only of that particular population in time, but also the consideration of relevant populations of the same species that have not been exposed to the same intervention (although this may not always be possible).</w:t>
       </w:r>
       <w:bookmarkEnd w:id="1"/>
     </w:p>
@@ -8950,6 +8930,7 @@
   <w:style w:type="character" w:default="1" w:styleId="DefaultParagraphFont">
     <w:name w:val="Default Paragraph Font"/>
     <w:uiPriority w:val="1"/>
+    <w:semiHidden/>
     <w:unhideWhenUsed/>
   </w:style>
   <w:style w:type="table" w:default="1" w:styleId="TableNormal">

--- a/output/writing/DissertationChapter/Ch1_draft2.docx
+++ b/output/writing/DissertationChapter/Ch1_draft2.docx
@@ -740,7 +740,11 @@
         <w:t>Dendroctonus ponderosae</w:t>
       </w:r>
       <w:r>
-        <w:t>) have recently decimated coniferous forests due to a lack of cold winter temperatures, which have traditionally limited the insects’ numbers and, by extension, their impacts on forests (Gibson et al. 2008). Likewise, in many midwestern and eastern national parks, habitat alterations and the extirpation of natural predators outside park boundaries have led to unprecedented densities of white-tailed deer (</w:t>
+        <w:t xml:space="preserve">) have recently decimated coniferous forests due to a lack of cold winter temperatures, which have traditionally limited the insects’ numbers and, by extension, their impacts on forests (Gibson et al. 2008). Likewise, in many midwestern and eastern national parks, habitat alterations and the </w:t>
+      </w:r>
+      <w:r>
+        <w:lastRenderedPageBreak/>
+        <w:t>extirpation of natural predators outside park boundaries have led to unprecedented densities of white-tailed deer (</w:t>
       </w:r>
       <w:r>
         <w:rPr>
@@ -753,11 +757,7 @@
         <w:t xml:space="preserve">), capable of intense foraging on vegetation and the depletion of resources on which other species depend (Miller et al. 2023). </w:t>
       </w:r>
       <w:r>
-        <w:t xml:space="preserve">While there is little debate that </w:t>
-      </w:r>
-      <w:r>
-        <w:lastRenderedPageBreak/>
-        <w:t>these occurrences generate a need for management action,</w:t>
+        <w:t>While there is little debate that these occurrences generate a need for management action,</w:t>
       </w:r>
       <w:r>
         <w:t xml:space="preserve"> </w:t>
@@ -1108,7 +1108,16 @@
           <w:color w:val="202122"/>
           <w:shd w:val="clear" w:color="auto" w:fill="FFFFFF"/>
         </w:rPr>
-        <w:t>has been the location of a fishing camp and harvesting site for the Kiks.ádi clan, and particularly valued for its close proximity to the clan’s winter villages, as well as for hosting runs of a variety of Pacific salmon species, including chum (</w:t>
+        <w:t xml:space="preserve">has been the location of a fishing camp and harvesting site for the Kiks.ádi clan, and particularly valued for its close proximity to the clan’s winter villages, as well as for hosting runs of a variety of Pacific salmon species, including </w:t>
+      </w:r>
+      <w:r>
+        <w:rPr>
+          <w:rFonts w:cstheme="minorHAnsi"/>
+          <w:color w:val="202122"/>
+          <w:shd w:val="clear" w:color="auto" w:fill="FFFFFF"/>
+        </w:rPr>
+        <w:lastRenderedPageBreak/>
+        <w:t>chum (</w:t>
       </w:r>
       <w:r>
         <w:rPr>
@@ -1267,11 +1276,7 @@
         <w:t xml:space="preserve"> immediately </w:t>
       </w:r>
       <w:r>
-        <w:t xml:space="preserve">enter the </w:t>
-      </w:r>
-      <w:r>
-        <w:lastRenderedPageBreak/>
-        <w:t>ocean</w:t>
+        <w:t>enter the ocean</w:t>
       </w:r>
       <w:r>
         <w:t xml:space="preserve"> in spring</w:t>
@@ -1415,6 +1420,7 @@
         <w:ind w:firstLine="360"/>
       </w:pPr>
       <w:r>
+        <w:lastRenderedPageBreak/>
         <w:t>The initial increases in Indian River pink salmon abundance observed in the 1980s coincided with the commencement of operations at Sheldon Jackson Hatchery (SJH), a pink salmon hatchery located approximately 1 km</w:t>
       </w:r>
       <w:r>
@@ -1430,11 +1436,7 @@
         <w:t>the not-for-profit Sitka Sound Science Center</w:t>
       </w:r>
       <w:r>
-        <w:t xml:space="preserve"> but was originally </w:t>
-      </w:r>
-      <w:r>
-        <w:lastRenderedPageBreak/>
-        <w:t xml:space="preserve">established in 1975 by Sheldon Jackson College (Stopha 2015). The college, </w:t>
+        <w:t xml:space="preserve"> but was originally established in 1975 by Sheldon Jackson College (Stopha 2015). The college, </w:t>
       </w:r>
       <w:r>
         <w:t>initially “laid out as a kind of utopian experiment in assimilating Natives into ‘civilized’ Christian living”</w:t>
@@ -1557,11 +1559,11 @@
         <w:t xml:space="preserve"> by hatchery operations</w:t>
       </w:r>
       <w:r>
-        <w:t xml:space="preserve">.  However, homing by salmon isn’t perfect, and in fact is likely an evolved trait that allows fish to colonize new habitats when they become suitable for spawning (Quinn 2018).  Straying, whereby a juvenile salmon that was produced in one stream (or hatchery) strays into a different stream as an adult to spawn, is likely a common phenomenon for hatchery fish, but whether hatcheries increase the proportion of fish that stray is less clear (Knudsen et al. 2021). Evidence suggests that the Indian River is no exception, and indeed it is possible that the Indian River sees higher than average </w:t>
+        <w:t xml:space="preserve">.  However, homing by salmon isn’t perfect, and in fact is likely an evolved trait that allows fish to colonize new habitats when they become suitable for spawning (Quinn 2018).  Straying, whereby a juvenile salmon </w:t>
       </w:r>
       <w:r>
         <w:lastRenderedPageBreak/>
-        <w:t>levels of straying due to the proximity of SJH and the hatchery fish being reared in Indian River water</w:t>
+        <w:t>that was produced in one stream (or hatchery) strays into a different stream as an adult to spawn, is likely a common phenomenon for hatchery fish, but whether hatcheries increase the proportion of fish that stray is less clear (Knudsen et al. 2021). Evidence suggests that the Indian River is no exception, and indeed it is possible that the Indian River sees higher than average levels of straying due to the proximity of SJH and the hatchery fish being reared in Indian River water</w:t>
       </w:r>
       <w:r>
         <w:t xml:space="preserve"> (Figure </w:t>
@@ -1606,11 +1608,11 @@
         <w:t>densities may be naturally occurring phenomena, influenced by variation in stream conditions, ocean productivity, predation intensity, and commercial harvests, among other factors (Manhard et al. 2017).</w:t>
       </w:r>
       <w:r>
-        <w:t xml:space="preserve"> ADFG conducts regular monitoring of pink salmon ‘index streams’ throughout southeast Alaska for the primary purpose of managing the commercial fishery (index streams being specifically selected to reflect natural conditions and a lack of undue anthropogenic influences). This extensive monitoring effort provides a regional backdrop against which abundances observed at Indian </w:t>
+        <w:t xml:space="preserve"> ADFG </w:t>
       </w:r>
       <w:r>
         <w:lastRenderedPageBreak/>
-        <w:t xml:space="preserve">River may be compared. </w:t>
+        <w:t xml:space="preserve">conducts regular monitoring of pink salmon ‘index streams’ throughout southeast Alaska for the primary purpose of managing the commercial fishery (index streams being specifically selected to reflect natural conditions and a lack of undue anthropogenic influences). This extensive monitoring effort provides a regional backdrop against which abundances observed at Indian River may be compared. </w:t>
       </w:r>
       <w:r>
         <w:t xml:space="preserve">Between 1960 and 2023, pink salmon escapement has increased throughout what ADFG designates as the ‘Northern Southeast (Outside)’ region (in which the Indian River is located). The agency has recorded peak pink salmon escapement annually at 35 index streams in this region, as well as at Indian River, albeit with gaps in the time series. Along with other streams in the region, Indian River has seen an increase in peak escapement over the period of observation (Figure 2). However, this data alone does not provide sufficient evidence to conclude whether and to what extent Sheldon Jackson Hatchery has influenced pink salmon abundance at Indian River. </w:t>
@@ -1628,11 +1630,11 @@
       </w:pPr>
       <w:r>
         <w:tab/>
-        <w:t xml:space="preserve">This research seeks to assess whether the abundances of pink salmon observed in recent decades at Indian River exist within a natural range of variation relative to pink salmon streams elsewhere in the region, and to evaluate if and to what extent Sheldon Jackson Hatchery operations have driven the increased abundances observed since 1980. If Indian River pink salmon abundances do not exist within a natural range of variation, then it follows that a model which specifies estimates Indian River abundance as separate from that of the wider region would fit the observed data significantly better than a model which estimates pink salmon abundance throughout the region and does not allow for the Indian River to be treated as separate. If the commencement (or 2010 expansion) of hatchery operations has significantly increased pink salmon population densities at Indian River, then this effect could be observed by specifying a model of hatchery operations which controls for both the effect of time period (pre- and post-commencement of operations) and the effect of treatment (considering Indian River the treated group). Finally, the impact of hatchery releases on Indian River abundances may be </w:t>
+        <w:t xml:space="preserve">This research seeks to assess whether the abundances of pink salmon observed in recent decades at Indian River exist within a natural range of variation relative to pink salmon streams elsewhere in the region, and to evaluate if and to what extent Sheldon Jackson Hatchery operations have driven the increased abundances observed since 1980. If Indian River pink salmon abundances do not exist within a natural range of variation, then it follows that a model which specifies estimates Indian River abundance as separate from that of the wider region would fit the observed data significantly better than a model which estimates pink salmon abundance throughout the region and does not allow for the Indian River to be treated as separate. If the commencement (or 2010 expansion) of hatchery operations has significantly </w:t>
       </w:r>
       <w:r>
         <w:lastRenderedPageBreak/>
-        <w:t>evaluated by specifying a model which allows for both peak escapement and hatchery releases in the previous brood year to influence the number of pink salmon returning to Indian River to spawn in the current brood year, with the size and significance of the effect of prior-year hatchery releases providing insight as to if and what influence the volume of hatchery releases has on wild abundance. Each of these approaches is discussed in greater detail in the following section.</w:t>
+        <w:t>increased pink salmon population densities at Indian River, then this effect could be observed by specifying a model of hatchery operations which controls for both the effect of time period (pre- and post-commencement of operations) and the effect of treatment (considering Indian River the treated group). Finally, the impact of hatchery releases on Indian River abundances may be evaluated by specifying a model which allows for both peak escapement and hatchery releases in the previous brood year to influence the number of pink salmon returning to Indian River to spawn in the current brood year, with the size and significance of the effect of prior-year hatchery releases providing insight as to if and what influence the volume of hatchery releases has on wild abundance. Each of these approaches is discussed in greater detail in the following section.</w:t>
       </w:r>
     </w:p>
     <w:p>
@@ -1733,7 +1735,11 @@
         <w:t xml:space="preserve"> recorded </w:t>
       </w:r>
       <w:r>
-        <w:t>in about 75% of observations</w:t>
+        <w:t xml:space="preserve">in about 75% </w:t>
+      </w:r>
+      <w:r>
+        <w:lastRenderedPageBreak/>
+        <w:t>of observations</w:t>
       </w:r>
       <w:r>
         <w:t xml:space="preserve">. A subset of these stream surveys </w:t>
@@ -1760,11 +1766,7 @@
         <w:t>which include</w:t>
       </w:r>
       <w:r>
-        <w:t xml:space="preserve"> the number of salmon juveniles reared and released, the number of </w:t>
-      </w:r>
-      <w:r>
-        <w:lastRenderedPageBreak/>
-        <w:t>hatchery-raised adult salmon which survive the marine environment, the hatchery’s contributions to common property commercial fisheries (as well as sport and subsistence fisheries), and numbers of adult fish which return to the hatchery and are taken as cost recovery or as broodstock</w:t>
+        <w:t xml:space="preserve"> the number of salmon juveniles reared and released, the number of hatchery-raised adult salmon which survive the marine environment, the hatchery’s contributions to common property commercial fisheries (as well as sport and subsistence fisheries), and numbers of adult fish which return to the hatchery and are taken as cost recovery or as broodstock</w:t>
       </w:r>
       <w:r>
         <w:t xml:space="preserve"> (L. Wilson, ADFG, personal communication, July 9, 2025)</w:t>
@@ -1866,7 +1868,11 @@
         <w:t xml:space="preserve"> annual observations). </w:t>
       </w:r>
       <w:r>
-        <w:t>Annual reports from Sheldon Jackson Hatchery</w:t>
+        <w:t xml:space="preserve">Annual reports from Sheldon </w:t>
+      </w:r>
+      <w:r>
+        <w:lastRenderedPageBreak/>
+        <w:t>Jackson Hatchery</w:t>
       </w:r>
       <w:r>
         <w:t xml:space="preserve"> are available from 1975 onwards, commensurate with the </w:t>
@@ -1907,7 +1913,6 @@
           <w:b/>
           <w:bCs/>
         </w:rPr>
-        <w:lastRenderedPageBreak/>
         <w:t>MARSS Models</w:t>
       </w:r>
     </w:p>
@@ -2457,7 +2462,11 @@
         <w:t>a</w:t>
       </w:r>
       <w:r>
-        <w:t xml:space="preserve"> is specified or estimated), and any correlation in observation error between time series is defined by the off-diagonal elements in </w:t>
+        <w:t xml:space="preserve"> is specified or estimated), and any correlation in observation error between time series is defined by the off-</w:t>
+      </w:r>
+      <w:r>
+        <w:lastRenderedPageBreak/>
+        <w:t xml:space="preserve">diagonal elements in </w:t>
       </w:r>
       <w:r>
         <w:rPr>
@@ -2575,11 +2584,7 @@
         <w:t xml:space="preserve">). </w:t>
       </w:r>
       <w:r>
-        <w:t xml:space="preserve">The process equation connects time steps in state processes </w:t>
-      </w:r>
-      <w:r>
-        <w:lastRenderedPageBreak/>
-        <w:t xml:space="preserve">by estimating terms for both </w:t>
+        <w:t xml:space="preserve">The process equation connects time steps in state processes by estimating terms for both </w:t>
       </w:r>
       <w:r>
         <w:rPr>
@@ -3277,17 +3282,14 @@
         <w:spacing w:after="0" w:line="480" w:lineRule="auto"/>
       </w:pPr>
       <w:r>
+        <w:lastRenderedPageBreak/>
         <w:t>The first stage of this research attempt</w:t>
       </w:r>
       <w:r>
         <w:t>s</w:t>
       </w:r>
       <w:r>
-        <w:t xml:space="preserve"> to assess whether abundances of pink salmon observed at Indian River are consistent with those abundances seen elsewhere in the region, with no attention paid to the existence of the hatchery. This is accomplished by specifying two separate MARSS models of pink salmon abundance at Indian River and the surrounding region. The first estimates two underlying state processes, treating the underlying state of Indian River pink </w:t>
-      </w:r>
-      <w:r>
-        <w:lastRenderedPageBreak/>
-        <w:t xml:space="preserve">salmon abundance separately from that of the wider region. The second uses all available data (abundance observations from Indian River and ADFG’s 35 </w:t>
+        <w:t xml:space="preserve"> to assess whether abundances of pink salmon observed at Indian River are consistent with those abundances seen elsewhere in the region, with no attention paid to the existence of the hatchery. This is accomplished by specifying two separate MARSS models of pink salmon abundance at Indian River and the surrounding region. The first estimates two underlying state processes, treating the underlying state of Indian River pink salmon abundance separately from that of the wider region. The second uses all available data (abundance observations from Indian River and ADFG’s 35 </w:t>
       </w:r>
       <w:r>
         <w:rPr>
@@ -3442,7 +3444,11 @@
         <w:t xml:space="preserve">offset is </w:t>
       </w:r>
       <w:r>
-        <w:t>estimated for the observation process, but the model allows for distinct trends in both underlying states. Covariate data relating to observers (</w:t>
+        <w:t xml:space="preserve">estimated for the observation process, but the model allows for distinct trends in both underlying states. </w:t>
+      </w:r>
+      <w:r>
+        <w:lastRenderedPageBreak/>
+        <w:t>Covariate data relating to observers (</w:t>
       </w:r>
       <w:r>
         <w:rPr>
@@ -4159,124 +4165,123 @@
         <w:ind w:firstLine="720"/>
       </w:pPr>
       <w:r>
+        <w:t xml:space="preserve">Once fitted, this model estimates </w:t>
+      </w:r>
+      <w:r>
+        <w:t xml:space="preserve">either one or </w:t>
+      </w:r>
+      <w:r>
+        <w:t>two</w:t>
+      </w:r>
+      <w:r>
+        <w:t xml:space="preserve"> </w:t>
+      </w:r>
+      <w:r>
+        <w:t xml:space="preserve">underlying </w:t>
+      </w:r>
+      <w:r>
+        <w:t xml:space="preserve">state processes </w:t>
+      </w:r>
+      <w:r>
+        <w:t xml:space="preserve">of pink salmon abundance, </w:t>
+      </w:r>
+      <w:r>
+        <w:t xml:space="preserve">depending on the specification of </w:t>
+      </w:r>
+      <w:r>
+        <w:rPr>
+          <w:rFonts w:ascii="MathJax_Math-italic" w:eastAsia="Times New Roman" w:hAnsi="MathJax_Math-italic" w:cs="Times New Roman"/>
+          <w:b/>
+          <w:bCs/>
+          <w:kern w:val="0"/>
+          <w:sz w:val="26"/>
+          <w:szCs w:val="26"/>
+          <w:bdr w:val="none" w:sz="0" w:space="0" w:color="auto" w:frame="1"/>
+          <w14:ligatures w14:val="none"/>
+        </w:rPr>
+        <w:t>Z</w:t>
+      </w:r>
+      <w:r>
+        <w:t xml:space="preserve">. In the two state model, </w:t>
+      </w:r>
+      <w:r>
+        <w:t>one</w:t>
+      </w:r>
+      <w:r>
+        <w:t xml:space="preserve"> state</w:t>
+      </w:r>
+      <w:r>
+        <w:t xml:space="preserve"> </w:t>
+      </w:r>
+      <w:r>
+        <w:t>represents</w:t>
+      </w:r>
+      <w:r>
+        <w:t xml:space="preserve"> Indian River</w:t>
+      </w:r>
+      <w:r>
+        <w:t>,</w:t>
+      </w:r>
+      <w:r>
+        <w:t xml:space="preserve"> </w:t>
+      </w:r>
+      <w:r>
+        <w:t>while</w:t>
+      </w:r>
+      <w:r>
+        <w:t xml:space="preserve"> the other represent</w:t>
+      </w:r>
+      <w:r>
+        <w:t>s</w:t>
+      </w:r>
+      <w:r>
+        <w:t xml:space="preserve"> a regional average state of pink salmon abundance in index streams (recall that index streams are selected by ADFG due to their not being heavily influenced by human activity). </w:t>
+      </w:r>
+      <w:r>
+        <w:t>T</w:t>
+      </w:r>
+      <w:r>
+        <w:t>hese separate model specifications are compared for</w:t>
+      </w:r>
+      <w:r>
+        <w:t xml:space="preserve"> goodness of</w:t>
+      </w:r>
+      <w:r>
+        <w:t xml:space="preserve"> fit using AICc</w:t>
+      </w:r>
+      <w:r>
+        <w:t xml:space="preserve">, a criterion which </w:t>
+      </w:r>
+      <w:r>
+        <w:t>is well suited for evaluating models fitted on relatively sparse data (i.e., the small number of observations at Indian River) (Burnham et al. 2010)</w:t>
+      </w:r>
+      <w:r>
+        <w:t>.</w:t>
+      </w:r>
+      <w:r>
+        <w:t xml:space="preserve"> </w:t>
+      </w:r>
+      <w:r>
+        <w:t xml:space="preserve"> </w:t>
+      </w:r>
+    </w:p>
+    <w:p>
+      <w:pPr>
+        <w:spacing w:after="0" w:line="480" w:lineRule="auto"/>
+      </w:pPr>
+      <w:r>
+        <w:tab/>
+        <w:t xml:space="preserve">The above description of an approach comparing a one-state model to a two-state model as a means of determining whether pink salmon abundances at Indian River substantially differ from those observed elsewhere in the reason is made additionally complicated by the life history of pink salmon leading to the existence of genetically distinct populations in the same stream in even- and odd-year runs. This means that, in order to evaluate whether abundances at Indian River are exhibiting behaviors atypical of an equivalent pink salmon stream in the region, there are four models that must be fit. The first is the equivalent of the abstract two-state model, where for each run (even and odd) the underlying state process of pink salmon at Indian River is estimated separately from the underlying state of the wider region, meaning the model estimates four state processes total. Next, the equivalent of the abstract one-state model </w:t>
+      </w:r>
+      <w:r>
         <w:lastRenderedPageBreak/>
-        <w:t xml:space="preserve">Once fitted, this model estimates </w:t>
-      </w:r>
-      <w:r>
-        <w:t xml:space="preserve">either one or </w:t>
-      </w:r>
-      <w:r>
-        <w:t>two</w:t>
-      </w:r>
-      <w:r>
-        <w:t xml:space="preserve"> </w:t>
-      </w:r>
-      <w:r>
-        <w:t xml:space="preserve">underlying </w:t>
-      </w:r>
-      <w:r>
-        <w:t xml:space="preserve">state processes </w:t>
-      </w:r>
-      <w:r>
-        <w:t xml:space="preserve">of pink salmon abundance, </w:t>
-      </w:r>
-      <w:r>
-        <w:t xml:space="preserve">depending on the specification of </w:t>
-      </w:r>
-      <w:r>
-        <w:rPr>
-          <w:rFonts w:ascii="MathJax_Math-italic" w:eastAsia="Times New Roman" w:hAnsi="MathJax_Math-italic" w:cs="Times New Roman"/>
-          <w:b/>
-          <w:bCs/>
-          <w:kern w:val="0"/>
-          <w:sz w:val="26"/>
-          <w:szCs w:val="26"/>
-          <w:bdr w:val="none" w:sz="0" w:space="0" w:color="auto" w:frame="1"/>
-          <w14:ligatures w14:val="none"/>
-        </w:rPr>
-        <w:t>Z</w:t>
-      </w:r>
-      <w:r>
-        <w:t xml:space="preserve">. In the two state model, </w:t>
-      </w:r>
-      <w:r>
-        <w:t>one</w:t>
-      </w:r>
-      <w:r>
-        <w:t xml:space="preserve"> state</w:t>
-      </w:r>
-      <w:r>
-        <w:t xml:space="preserve"> </w:t>
-      </w:r>
-      <w:r>
-        <w:t>represents</w:t>
-      </w:r>
-      <w:r>
-        <w:t xml:space="preserve"> Indian River</w:t>
-      </w:r>
-      <w:r>
-        <w:t>,</w:t>
-      </w:r>
-      <w:r>
-        <w:t xml:space="preserve"> </w:t>
-      </w:r>
-      <w:r>
-        <w:t>while</w:t>
-      </w:r>
-      <w:r>
-        <w:t xml:space="preserve"> the other represent</w:t>
-      </w:r>
-      <w:r>
-        <w:t>s</w:t>
-      </w:r>
-      <w:r>
-        <w:t xml:space="preserve"> a regional average state of pink salmon abundance in index streams (recall that index streams are selected by ADFG due to their not being heavily influenced by human activity). </w:t>
-      </w:r>
-      <w:r>
-        <w:t>T</w:t>
-      </w:r>
-      <w:r>
-        <w:t>hese separate model specifications are compared for</w:t>
-      </w:r>
-      <w:r>
-        <w:t xml:space="preserve"> goodness of</w:t>
-      </w:r>
-      <w:r>
-        <w:t xml:space="preserve"> fit using AICc</w:t>
-      </w:r>
-      <w:r>
-        <w:t xml:space="preserve">, a criterion which </w:t>
-      </w:r>
-      <w:r>
-        <w:t>is well suited for evaluating models fitted on relatively sparse data (i.e., the small number of observations at Indian River) (Burnham et al. 2010)</w:t>
-      </w:r>
-      <w:r>
-        <w:t>.</w:t>
-      </w:r>
-      <w:r>
-        <w:t xml:space="preserve"> </w:t>
-      </w:r>
-      <w:r>
-        <w:t xml:space="preserve"> </w:t>
-      </w:r>
-    </w:p>
-    <w:p>
-      <w:pPr>
-        <w:spacing w:after="0" w:line="480" w:lineRule="auto"/>
-      </w:pPr>
-      <w:r>
-        <w:tab/>
-        <w:t xml:space="preserve">The above description of an approach comparing a one-state model to a two-state model as a means of determining whether pink salmon abundances at Indian River substantially differ from those observed elsewhere in the reason is made additionally complicated by the life history of pink salmon leading to the existence of genetically distinct populations in the same stream in even- and odd-year runs. This means that, in order to evaluate whether abundances at Indian River are exhibiting behaviors atypical of an equivalent pink salmon stream in the region, there are four models that must be fit. The first is the equivalent of the abstract two-state model, where for each run (even and odd) the underlying state process of pink salmon at Indian River is estimated separately from the underlying state of the wider region, meaning the model estimates four state processes total. Next, the equivalent of the abstract one-state model is specified such that, for each run, all 35 index streams and Indian River are treated as representative of one underlying state, leading to the model estimating two state processes total. There </w:t>
+        <w:t xml:space="preserve">is specified such that, for each run, all 35 index streams and Indian River are treated as representative of one underlying state, leading to the model estimating two state processes total. There </w:t>
       </w:r>
       <w:r>
         <w:t>are</w:t>
       </w:r>
       <w:r>
-        <w:t xml:space="preserve"> two other important cases to consider. What if, due to some variation in the underlying genetics of each run, that odd-year runs at Indian River exhibit substantial variation </w:t>
-      </w:r>
-      <w:r>
-        <w:lastRenderedPageBreak/>
-        <w:t>in annual abundance from those of streams in the wider region, while even-runs at Indian River generally fall within the region’s natural range of variation, or vice versa? To evaluate these cases, two three-state models are specified, in which Indian River abundance is estimated separately for one run, while the other is included as part of the regional underlying state. Evaluation of model fit using AICc then determines which of these model structures most closely fits the observed data.</w:t>
+        <w:t xml:space="preserve"> two other important cases to consider. What if, due to some variation in the underlying genetics of each run, that odd-year runs at Indian River exhibit substantial variation in annual abundance from those of streams in the wider region, while even-runs at Indian River generally fall within the region’s natural range of variation, or vice versa? To evaluate these cases, two three-state models are specified, in which Indian River abundance is estimated separately for one run, while the other is included as part of the regional underlying state. Evaluation of model fit using AICc then determines which of these model structures most closely fits the observed data.</w:t>
       </w:r>
     </w:p>
     <w:p>
@@ -4316,11 +4321,8 @@
         <w:ind w:firstLine="720"/>
       </w:pPr>
       <w:r>
-        <w:t xml:space="preserve">This research seeks to take advantage of these distinct time periods by utilizing a difference-in-difference (DD) framework. This quasi-experimental approach is designed to assess the impact of an intervention (in this case the operations of SJH) on an outcome of interest (pink salmon abundance at Indian River). DD modeling compares a treatment group to </w:t>
-      </w:r>
-      <w:r>
         <w:lastRenderedPageBreak/>
-        <w:t>a control group across two time periods, pre- and post- intervention. The general structure of a difference-in-difference model is as follows:</w:t>
+        <w:t>This research seeks to take advantage of these distinct time periods by utilizing a difference-in-difference (DD) framework. This quasi-experimental approach is designed to assess the impact of an intervention (in this case the operations of SJH) on an outcome of interest (pink salmon abundance at Indian River). DD modeling compares a treatment group to a control group across two time periods, pre- and post- intervention. The general structure of a difference-in-difference model is as follows:</w:t>
       </w:r>
     </w:p>
     <w:p>
@@ -4925,7 +4927,11 @@
         <w:t>2</w:t>
       </w:r>
       <w:r>
-        <w:t>). Crucially, input data must cover both a control and treatment group, as well as time periods before and after the intervention of interest. It is important to note that in this case, and indeed in almost every application of DD modeling, true controls in the sense of those resulting from a randomized experimental design are unavailable. Instead, researchers must make do with treating what might be referred to as reference states as control groups. The assumption that these reference states are suitable proxies for randomized control groups, known as the parallel trends assumption, is bolstered through the application of event studies which evaluate whether trends in control and treatment groups are mathematically similar in the pre-treatment period (Cunningham 2021).</w:t>
+        <w:t xml:space="preserve">). Crucially, input data must cover both a control and treatment group, as well as time periods before and after the intervention of interest. It is important to note that in this case, and indeed in almost every application of DD modeling, true controls in the sense of those resulting from a randomized experimental design are unavailable. Instead, researchers must make do with treating what might be referred to as reference states as control groups. The assumption that these reference states are suitable proxies for randomized control groups, known as the parallel trends assumption, is bolstered through the application of event </w:t>
+      </w:r>
+      <w:r>
+        <w:lastRenderedPageBreak/>
+        <w:t>studies which evaluate whether trends in control and treatment groups are mathematically similar in the pre-treatment period (Cunningham 2021).</w:t>
       </w:r>
     </w:p>
     <w:p>
@@ -4934,11 +4940,7 @@
         <w:ind w:firstLine="360"/>
       </w:pPr>
       <w:r>
-        <w:t xml:space="preserve">This research applies a DD framework to MARSS models in order to once again control for observation error and to capture the autoregressive behavior of the underlying state processes. The indicator variables described above are included as covariate data in the process equation </w:t>
-      </w:r>
-      <w:r>
-        <w:lastRenderedPageBreak/>
-        <w:t>(</w:t>
+        <w:t>This research applies a DD framework to MARSS models in order to once again control for observation error and to capture the autoregressive behavior of the underlying state processes. The indicator variables described above are included as covariate data in the process equation (</w:t>
       </w:r>
       <w:r>
         <w:rPr>
@@ -5285,6 +5287,7 @@
         <w:spacing w:after="0" w:line="480" w:lineRule="auto"/>
       </w:pPr>
       <w:r>
+        <w:lastRenderedPageBreak/>
         <w:t xml:space="preserve">Here, the variable </w:t>
       </w:r>
       <w:r>
@@ -5418,7 +5421,6 @@
       </w:pPr>
       <w:commentRangeStart w:id="36"/>
       <w:r>
-        <w:lastRenderedPageBreak/>
         <w:t xml:space="preserve">Parametric bootstrapping is employed on the best fit models to construct confidence intervals around these </w:t>
       </w:r>
       <w:commentRangeEnd w:id="36"/>
@@ -5587,7 +5589,11 @@
         <w:t xml:space="preserve"> is isolated.</w:t>
       </w:r>
       <w:r>
-        <w:t xml:space="preserve"> It is important to note that, because escapement data are log</w:t>
+        <w:t xml:space="preserve"> It is important to note that, because </w:t>
+      </w:r>
+      <w:r>
+        <w:lastRenderedPageBreak/>
+        <w:t>escapement data are log</w:t>
       </w:r>
       <w:r>
         <w:t>-</w:t>
@@ -5658,11 +5664,7 @@
         <w:t>B</w:t>
       </w:r>
       <w:r>
-        <w:t xml:space="preserve"> which would represent the interaction </w:t>
-      </w:r>
-      <w:r>
-        <w:lastRenderedPageBreak/>
-        <w:t xml:space="preserve">between the hatchery in time step t-1 and the hatchery in time step t is specified as 0. </w:t>
+        <w:t xml:space="preserve"> which would represent the interaction between the hatchery in time step t-1 and the hatchery in time step t is specified as 0. </w:t>
       </w:r>
       <w:r>
         <w:t xml:space="preserve">Instead, the model includes </w:t>
@@ -5879,6 +5881,7 @@
           <w:bCs/>
           <w:u w:val="single"/>
         </w:rPr>
+        <w:lastRenderedPageBreak/>
         <w:t>Results</w:t>
       </w:r>
     </w:p>
@@ -5936,11 +5939,7 @@
         <w:commentReference w:id="44"/>
       </w:r>
       <w:r>
-        <w:t xml:space="preserve">, while odd-year Indian River abundance in 1961 was estimated to be 1.326 standard </w:t>
-      </w:r>
-      <w:r>
-        <w:lastRenderedPageBreak/>
-        <w:t>deviations lower</w:t>
+        <w:t>, while odd-year Indian River abundance in 1961 was estimated to be 1.326 standard deviations lower</w:t>
       </w:r>
       <w:r>
         <w:t>. Over the course of the time series, Indian River abundances for both runs “catch-up” to what would be expected of an average pink salmon index stream</w:t>
@@ -6054,7 +6053,11 @@
         <w:t xml:space="preserve"> (which</w:t>
       </w:r>
       <w:r>
-        <w:t xml:space="preserve"> allows for both even- and odd-year Indian River pink salmon abundance to be estimated as separate from regional abundances</w:t>
+        <w:t xml:space="preserve"> allows for both even- and odd-year Indian River pink salmon abundance to be estimated as separate from </w:t>
+      </w:r>
+      <w:r>
+        <w:lastRenderedPageBreak/>
+        <w:t>regional abundances</w:t>
       </w:r>
       <w:r>
         <w:t xml:space="preserve">) means that, given the available data, this model can be said to be best with 99.84% confidence </w:t>
@@ -6073,11 +6076,7 @@
         <w:t>north southeast (outside)</w:t>
       </w:r>
       <w:r>
-        <w:t xml:space="preserve"> region, while odd-year </w:t>
-      </w:r>
-      <w:r>
-        <w:lastRenderedPageBreak/>
-        <w:t xml:space="preserve">Indian River abundances </w:t>
+        <w:t xml:space="preserve"> region, while odd-year Indian River abundances </w:t>
       </w:r>
       <w:r>
         <w:t xml:space="preserve">differ significantly. It is important to note that this difference may be </w:t>
@@ -6245,7 +6244,11 @@
         <w:t xml:space="preserve"> </w:t>
       </w:r>
       <w:r>
-        <w:t xml:space="preserve">parallel trends assumption </w:t>
+        <w:t xml:space="preserve">parallel trends </w:t>
+      </w:r>
+      <w:r>
+        <w:lastRenderedPageBreak/>
+        <w:t xml:space="preserve">assumption </w:t>
       </w:r>
       <w:r>
         <w:t xml:space="preserve">is </w:t>
@@ -6268,105 +6271,105 @@
         <w:tab/>
       </w:r>
       <w:r>
-        <w:t xml:space="preserve">Parametric bootstrapping of DD effects of interest reveal interesting patterns of behavior. Critically, no significant effect of treatment group, treatment period, or the interaction </w:t>
+        <w:t xml:space="preserve">Parametric bootstrapping of DD effects of interest reveal interesting patterns of behavior. Critically, no significant effect of treatment group, treatment period, or the interaction of the two is observed in either model (Figure 5). In both models, bootstrap parameter estimates of the effect of treatment group (i.e. Indian River) tend to be positive, although not frequently enough to say with high confidence that the relative effect of Indian River on pink salmon abundances is different than zero.  The effect of the post-treatment period is centered close to zero in all runs across both models. Parameter estimates of the effect of hatchery operations on abundances at Indian River tend to be negative. This surprising result would imply that fish are being drawn from Indian River towards the hatchery and that abundances in the stream have decreased as a result of hatchery operations, although once again it cannot be said with confidence that the true effect is different from zero. </w:t>
+      </w:r>
+    </w:p>
+    <w:p>
+      <w:pPr>
+        <w:spacing w:after="0" w:line="480" w:lineRule="auto"/>
+        <w:rPr>
+          <w:b/>
+          <w:bCs/>
+        </w:rPr>
+      </w:pPr>
+    </w:p>
+    <w:p>
+      <w:pPr>
+        <w:spacing w:after="0" w:line="480" w:lineRule="auto"/>
+        <w:rPr>
+          <w:b/>
+          <w:bCs/>
+        </w:rPr>
+      </w:pPr>
+      <w:r>
+        <w:rPr>
+          <w:b/>
+          <w:bCs/>
+        </w:rPr>
+        <w:t>Effect of Hatchery Releases</w:t>
+      </w:r>
+    </w:p>
+    <w:p>
+      <w:pPr>
+        <w:spacing w:after="0" w:line="480" w:lineRule="auto"/>
+      </w:pPr>
+      <w:r>
+        <w:t>T</w:t>
+      </w:r>
+      <w:r>
+        <w:t xml:space="preserve">he </w:t>
+      </w:r>
+      <w:r>
+        <w:t>final</w:t>
+      </w:r>
+      <w:r>
+        <w:t xml:space="preserve"> stage of this research </w:t>
+      </w:r>
+      <w:r>
+        <w:t>d</w:t>
+      </w:r>
+      <w:r>
+        <w:t>irectly evaluate</w:t>
+      </w:r>
+      <w:r>
+        <w:t>s</w:t>
+      </w:r>
+      <w:r>
+        <w:t xml:space="preserve"> the effect o</w:t>
+      </w:r>
+      <w:r>
+        <w:t>f the volume of pink salmon coming from each source (the river and the hatchery) in brood year t-1 has on the other in brood year t</w:t>
+      </w:r>
+      <w:r>
+        <w:t>.</w:t>
+      </w:r>
+      <w:r>
+        <w:t xml:space="preserve"> MARSS model</w:t>
+      </w:r>
+      <w:r>
+        <w:t xml:space="preserve"> </w:t>
+      </w:r>
+      <w:r>
+        <w:rPr>
+          <w:rFonts w:ascii="MathJax_Math-italic" w:eastAsia="Times New Roman" w:hAnsi="MathJax_Math-italic" w:cs="Times New Roman"/>
+          <w:b/>
+          <w:bCs/>
+          <w:kern w:val="0"/>
+          <w:sz w:val="26"/>
+          <w:szCs w:val="26"/>
+          <w:bdr w:val="none" w:sz="0" w:space="0" w:color="auto" w:frame="1"/>
+          <w14:ligatures w14:val="none"/>
+        </w:rPr>
+        <w:t>B</w:t>
+      </w:r>
+      <w:r>
+        <w:t xml:space="preserve"> parameter estimates capture these interaction effects</w:t>
+      </w:r>
+      <w:r>
+        <w:t>, including the parameter of greatest interest – the e</w:t>
+      </w:r>
+      <w:r>
+        <w:t>ffect of prior brood year hatchery returns on current brood year Indian River abundance</w:t>
+      </w:r>
+      <w:r>
+        <w:t xml:space="preserve">, as well as the effect of </w:t>
+      </w:r>
+      <w:r>
+        <w:t xml:space="preserve">prior brood year Indian River </w:t>
       </w:r>
       <w:r>
         <w:lastRenderedPageBreak/>
-        <w:t xml:space="preserve">of the two is observed in either model (Figure 5). In both models, bootstrap parameter estimates of the effect of treatment group (i.e. Indian River) tend to be positive, although not frequently enough to say with high confidence that the relative effect of Indian River on pink salmon abundances is different than zero.  The effect of the post-treatment period is centered close to zero in all runs across both models. Parameter estimates of the effect of hatchery operations on abundances at Indian River tend to be negative. This surprising result would imply that fish are being drawn from Indian River towards the hatchery and that abundances in the stream have decreased as a result of hatchery operations, although once again it cannot be said with confidence that the true effect is different from zero. </w:t>
-      </w:r>
-    </w:p>
-    <w:p>
-      <w:pPr>
-        <w:spacing w:after="0" w:line="480" w:lineRule="auto"/>
-        <w:rPr>
-          <w:b/>
-          <w:bCs/>
-        </w:rPr>
-      </w:pPr>
-    </w:p>
-    <w:p>
-      <w:pPr>
-        <w:spacing w:after="0" w:line="480" w:lineRule="auto"/>
-        <w:rPr>
-          <w:b/>
-          <w:bCs/>
-        </w:rPr>
-      </w:pPr>
-      <w:r>
-        <w:rPr>
-          <w:b/>
-          <w:bCs/>
-        </w:rPr>
-        <w:t>Effect of Hatchery Releases</w:t>
-      </w:r>
-    </w:p>
-    <w:p>
-      <w:pPr>
-        <w:spacing w:after="0" w:line="480" w:lineRule="auto"/>
-      </w:pPr>
-      <w:r>
-        <w:t>T</w:t>
-      </w:r>
-      <w:r>
-        <w:t xml:space="preserve">he </w:t>
-      </w:r>
-      <w:r>
-        <w:t>final</w:t>
-      </w:r>
-      <w:r>
-        <w:t xml:space="preserve"> stage of this research </w:t>
-      </w:r>
-      <w:r>
-        <w:t>d</w:t>
-      </w:r>
-      <w:r>
-        <w:t>irectly evaluate</w:t>
-      </w:r>
-      <w:r>
-        <w:t>s</w:t>
-      </w:r>
-      <w:r>
-        <w:t xml:space="preserve"> the effect o</w:t>
-      </w:r>
-      <w:r>
-        <w:t>f the volume of pink salmon coming from each source (the river and the hatchery) in brood year t-1 has on the other in brood year t</w:t>
-      </w:r>
-      <w:r>
-        <w:t>.</w:t>
-      </w:r>
-      <w:r>
-        <w:t xml:space="preserve"> MARSS model</w:t>
-      </w:r>
-      <w:r>
-        <w:t xml:space="preserve"> </w:t>
-      </w:r>
-      <w:r>
-        <w:rPr>
-          <w:rFonts w:ascii="MathJax_Math-italic" w:eastAsia="Times New Roman" w:hAnsi="MathJax_Math-italic" w:cs="Times New Roman"/>
-          <w:b/>
-          <w:bCs/>
-          <w:kern w:val="0"/>
-          <w:sz w:val="26"/>
-          <w:szCs w:val="26"/>
-          <w:bdr w:val="none" w:sz="0" w:space="0" w:color="auto" w:frame="1"/>
-          <w14:ligatures w14:val="none"/>
-        </w:rPr>
-        <w:t>B</w:t>
-      </w:r>
-      <w:r>
-        <w:t xml:space="preserve"> parameter estimates capture these interaction effects</w:t>
-      </w:r>
-      <w:r>
-        <w:t>, including the parameter of greatest interest – the e</w:t>
-      </w:r>
-      <w:r>
-        <w:t>ffect of prior brood year hatchery returns on current brood year Indian River abundance</w:t>
-      </w:r>
-      <w:r>
-        <w:t xml:space="preserve">, as well as the effect of </w:t>
-      </w:r>
-      <w:r>
-        <w:t>prior brood year Indian River abundance on current brood year</w:t>
+        <w:t>abundance on current brood year</w:t>
       </w:r>
       <w:r>
         <w:t xml:space="preserve"> </w:t>
@@ -6429,11 +6432,7 @@
         <w:t xml:space="preserve"> respectively</w:t>
       </w:r>
       <w:r>
-        <w:t xml:space="preserve">, and in both cases enough parameter estimates fell below zero to diminish statistical confidence in </w:t>
-      </w:r>
-      <w:r>
-        <w:lastRenderedPageBreak/>
-        <w:t>the result</w:t>
+        <w:t>, and in both cases enough parameter estimates fell below zero to diminish statistical confidence in the result</w:t>
       </w:r>
       <w:r>
         <w:t xml:space="preserve">. </w:t>
@@ -6516,6 +6515,7 @@
       <w:r>
         <w:t xml:space="preserve"> </w:t>
       </w:r>
+      <w:commentRangeStart w:id="48"/>
       <w:r>
         <w:t xml:space="preserve">While the effect of prior brood year Indian River abundances on current brood year hatchery returns is stronger for both runs than its inverse, it is crucial to note that hatchery returns are </w:t>
       </w:r>
@@ -6549,12 +6549,22 @@
       <w:r>
         <w:t>s imply that the following brood year will see more fish from Indian River returning to the hatchery than vice versa.</w:t>
       </w:r>
+      <w:commentRangeEnd w:id="48"/>
+      <w:r>
+        <w:rPr>
+          <w:rStyle w:val="CommentReference"/>
+          <w:sz w:val="24"/>
+          <w:szCs w:val="24"/>
+        </w:rPr>
+        <w:commentReference w:id="48"/>
+      </w:r>
     </w:p>
     <w:p>
       <w:pPr>
         <w:spacing w:after="0" w:line="480" w:lineRule="auto"/>
       </w:pPr>
     </w:p>
+    <w:bookmarkEnd w:id="1"/>
     <w:bookmarkEnd w:id="41"/>
     <w:p>
       <w:pPr>
@@ -6565,7 +6575,7 @@
           <w:u w:val="single"/>
         </w:rPr>
       </w:pPr>
-      <w:commentRangeStart w:id="48"/>
+      <w:commentRangeStart w:id="49"/>
       <w:r>
         <w:rPr>
           <w:b/>
@@ -6574,7 +6584,7 @@
         </w:rPr>
         <w:t>Discussion</w:t>
       </w:r>
-      <w:commentRangeEnd w:id="48"/>
+      <w:commentRangeEnd w:id="49"/>
       <w:r>
         <w:rPr>
           <w:rStyle w:val="CommentReference"/>
@@ -6584,96 +6594,16 @@
           <w:szCs w:val="24"/>
           <w:u w:val="single"/>
         </w:rPr>
-        <w:commentReference w:id="48"/>
+        <w:commentReference w:id="49"/>
       </w:r>
     </w:p>
     <w:p>
       <w:pPr>
         <w:spacing w:after="0" w:line="480" w:lineRule="auto"/>
-      </w:pPr>
-      <w:commentRangeStart w:id="49"/>
-      <w:r>
-        <w:t xml:space="preserve">The results of this work are intended first and foremost to provide management at SITK with a comprehensive description of both the impacts of SJH operations and of the population dynamics of pink salmon throughout the broader region.  </w:t>
-      </w:r>
-      <w:commentRangeEnd w:id="49"/>
-      <w:r>
-        <w:rPr>
-          <w:rStyle w:val="CommentReference"/>
-          <w:sz w:val="24"/>
-          <w:szCs w:val="24"/>
-        </w:rPr>
-        <w:commentReference w:id="49"/>
-      </w:r>
-      <w:commentRangeStart w:id="50"/>
-      <w:r>
-        <w:t xml:space="preserve">The state of pink salmon abundances in northern southeast Alaska is changing, as evidenced by Figures 2 &amp; 3. </w:t>
-      </w:r>
-      <w:commentRangeEnd w:id="50"/>
-      <w:r>
-        <w:rPr>
-          <w:rStyle w:val="CommentReference"/>
-          <w:sz w:val="24"/>
-          <w:szCs w:val="24"/>
-        </w:rPr>
-        <w:commentReference w:id="50"/>
-      </w:r>
-      <w:commentRangeStart w:id="51"/>
-      <w:r>
-        <w:t xml:space="preserve">Understanding whether pink salmon at Indian River exist within a natural range of variation requires parsing this context. </w:t>
-      </w:r>
-      <w:commentRangeEnd w:id="51"/>
-      <w:r>
-        <w:rPr>
-          <w:rStyle w:val="CommentReference"/>
-          <w:sz w:val="24"/>
-          <w:szCs w:val="24"/>
-        </w:rPr>
-        <w:commentReference w:id="51"/>
-      </w:r>
-      <w:commentRangeStart w:id="52"/>
-      <w:r>
-        <w:t xml:space="preserve">While pink salmon densities observed at Indian River in recent decades are high compared to those that were recorded decades ago, </w:t>
-      </w:r>
-      <w:ins w:id="53" w:author="Mark Scheuerell" w:date="2026-03-07T09:53:00Z" w16du:dateUtc="2026-03-07T17:53:00Z">
-        <w:r>
-          <w:t xml:space="preserve">more contemporary returns </w:t>
-        </w:r>
-      </w:ins>
-      <w:ins w:id="54" w:author="Mark Scheuerell" w:date="2026-03-07T09:54:00Z" w16du:dateUtc="2026-03-07T17:54:00Z">
-        <w:r>
-          <w:t xml:space="preserve">of </w:t>
-        </w:r>
-      </w:ins>
-      <w:ins w:id="55" w:author="Mark Scheuerell" w:date="2026-03-07T09:55:00Z" w16du:dateUtc="2026-03-07T17:55:00Z">
-        <w:r>
-          <w:t xml:space="preserve">adults </w:t>
-        </w:r>
-      </w:ins>
-      <w:ins w:id="56" w:author="Mark Scheuerell" w:date="2026-03-07T09:53:00Z" w16du:dateUtc="2026-03-07T17:53:00Z">
-        <w:r>
-          <w:t xml:space="preserve">to the </w:t>
-        </w:r>
-      </w:ins>
-      <w:del w:id="57" w:author="Mark Scheuerell" w:date="2026-03-07T09:52:00Z" w16du:dateUtc="2026-03-07T17:52:00Z">
-        <w:r>
-          <w:delText xml:space="preserve">a statistical comparison of </w:delText>
-        </w:r>
-      </w:del>
-      <w:r>
-        <w:t xml:space="preserve">Indian River </w:t>
-      </w:r>
-      <w:ins w:id="58" w:author="Mark Scheuerell" w:date="2026-03-07T09:54:00Z" w16du:dateUtc="2026-03-07T17:54:00Z">
-        <w:r>
-          <w:t xml:space="preserve">in even years are largely in line with </w:t>
-        </w:r>
-      </w:ins>
-      <w:del w:id="59" w:author="Mark Scheuerell" w:date="2026-03-07T09:54:00Z" w16du:dateUtc="2026-03-07T17:54:00Z">
-        <w:r>
-          <w:delText xml:space="preserve">to ADFG’s pinks salmon </w:delText>
-        </w:r>
-      </w:del>
-      <w:r>
-        <w:t xml:space="preserve">index streams in the </w:t>
+        <w:ind w:firstLine="720"/>
+      </w:pPr>
+      <w:r>
+        <w:t xml:space="preserve">While pink salmon densities observed at Indian River in recent decades are high compared to those that were recorded decades ago, more contemporary returns of adults to the Indian River in even years are largely in line with index streams in the </w:t>
       </w:r>
       <w:r>
         <w:rPr>
@@ -6683,14 +6613,7 @@
         <w:t xml:space="preserve">north southeast </w:t>
       </w:r>
       <w:r>
-        <w:rPr>
-          <w:rPrChange w:id="60" w:author="Mark Scheuerell" w:date="2026-03-07T09:55:00Z" w16du:dateUtc="2026-03-07T17:55:00Z">
-            <w:rPr>
-              <w:i/>
-              <w:iCs/>
-            </w:rPr>
-          </w:rPrChange>
-        </w:rPr>
+        <w:lastRenderedPageBreak/>
         <w:t>(</w:t>
       </w:r>
       <w:r>
@@ -6701,275 +6624,67 @@
         <w:t>outside</w:t>
       </w:r>
       <w:r>
-        <w:rPr>
-          <w:rPrChange w:id="61" w:author="Mark Scheuerell" w:date="2026-03-07T09:55:00Z" w16du:dateUtc="2026-03-07T17:55:00Z">
-            <w:rPr>
-              <w:i/>
-              <w:iCs/>
-            </w:rPr>
-          </w:rPrChange>
-        </w:rPr>
-        <w:t>)</w:t>
-      </w:r>
-      <w:ins w:id="62" w:author="Mark Scheuerell" w:date="2026-03-07T09:55:00Z" w16du:dateUtc="2026-03-07T17:55:00Z">
-        <w:r>
-          <w:rPr>
-            <w:rPrChange w:id="63" w:author="Mark Scheuerell" w:date="2026-03-07T09:55:00Z" w16du:dateUtc="2026-03-07T17:55:00Z">
-              <w:rPr>
-                <w:i/>
-                <w:iCs/>
-              </w:rPr>
-            </w:rPrChange>
-          </w:rPr>
-          <w:t>, where</w:t>
-        </w:r>
-        <w:r>
-          <w:t xml:space="preserve">as </w:t>
-        </w:r>
-      </w:ins>
-      <w:del w:id="64" w:author="Mark Scheuerell" w:date="2026-03-07T09:55:00Z" w16du:dateUtc="2026-03-07T17:55:00Z">
-        <w:r>
-          <w:delText xml:space="preserve"> </w:delText>
-        </w:r>
-        <w:r>
-          <w:delText xml:space="preserve">region shows that only </w:delText>
-        </w:r>
-      </w:del>
-      <w:r>
-        <w:t xml:space="preserve">odd-year runs are not in line with </w:t>
-      </w:r>
-      <w:ins w:id="65" w:author="Mark Scheuerell" w:date="2026-03-07T09:56:00Z" w16du:dateUtc="2026-03-07T17:56:00Z">
-        <w:r>
-          <w:t xml:space="preserve">broader </w:t>
-        </w:r>
-      </w:ins>
-      <w:r>
-        <w:t xml:space="preserve">regional </w:t>
-      </w:r>
-      <w:del w:id="66" w:author="Mark Scheuerell" w:date="2026-03-07T09:56:00Z" w16du:dateUtc="2026-03-07T17:56:00Z">
-        <w:r>
-          <w:delText>expectations</w:delText>
-        </w:r>
-      </w:del>
-      <w:ins w:id="67" w:author="Mark Scheuerell" w:date="2026-03-07T09:56:00Z" w16du:dateUtc="2026-03-07T17:56:00Z">
-        <w:r>
-          <w:t>patterns</w:t>
-        </w:r>
-      </w:ins>
-      <w:r>
-        <w:t xml:space="preserve">. </w:t>
-      </w:r>
-      <w:commentRangeEnd w:id="52"/>
-      <w:r>
-        <w:rPr>
-          <w:rStyle w:val="CommentReference"/>
-          <w:sz w:val="24"/>
-          <w:szCs w:val="24"/>
-        </w:rPr>
-        <w:commentReference w:id="52"/>
-      </w:r>
-      <w:r>
-        <w:t>Difference-in-</w:t>
+        <w:t>), where</w:t>
+      </w:r>
+      <w:r>
+        <w:t>as odd-year runs are not in line with broader regional patterns. No significant impact of hatchery operations at Indian River was observed in either run, although evidence was found of Indian River abundances positively influencing hatchery returns in the subsequent brood year. The effect of hatchery releases on subsequent brood year Indian River abundances was not found to be statistically significant for either run, in both cases a convincing majority of bootstrapped parameter estimates were positive (94.2% in even-year runs, and 92% in odd-year runs). This falls short of the 95% confidence threshold, it is worth considering the implications of a small but positive true effect of hatchery releases on Indian River pink salmon abundance in the following brood year. For both runs, the effect of prior brood year Indian River abundances on current brood year hatchery returns is stronger than its inverse (Figure 6), but it is crucial to note that hatchery returns are greater than Indian River abundance much more often than not. This means that, if there exists a small but positive true effect of hatchery releases on subsequent brood year Indian River abundances, the overall numbers of fish straying to a non-origin site could be roughly equal or even skewed towards hatchery-born fish returning to Indian River. In those brood years where Indian River abundances exceed hatchery returns, these effect sizes imply that the following brood year will see more fish from Indian River returning to the hatchery than vice versa.</w:t>
+      </w:r>
+    </w:p>
+    <w:p>
+      <w:pPr>
+        <w:spacing w:after="0" w:line="480" w:lineRule="auto"/>
+        <w:ind w:firstLine="720"/>
+      </w:pPr>
+      <w:r>
+        <w:t xml:space="preserve">In even years, Indian River salmon are not out of the ordinary relative to the wider region. No effect of the commencement of hatchery operations or the expansion of hatchery releases was associated with an increase in the numbers of spawning pink salmon at Indian River relative to the wider region (Figure 5). However, in even years, Indian River abundances were estimated to have a strong impact on pink salmon returning to the hatchery in the </w:t>
       </w:r>
       <w:r>
         <w:lastRenderedPageBreak/>
-        <w:t xml:space="preserve">difference modeling indicated that this difference may indeed be driven by Sheldon Jackson Hatchery operations, and the expansion of these operations in 2010 seems to have driven a significant increase in abundances for both even- and odd-year runs. While these results are compelling, they do not reveal the impact of hatchery releases on Indian River pink salmon abundances, only that abundances at Indian River post-2010 (and in the case of odd-year runs, post-1980) are higher than expected relative to the control group. </w:t>
-      </w:r>
-      <w:del w:id="68" w:author="Mark Scheuerell" w:date="2026-03-07T09:57:00Z" w16du:dateUtc="2026-03-07T17:57:00Z">
-        <w:r>
-          <w:delText>That effect is found through</w:delText>
-        </w:r>
-      </w:del>
-      <w:ins w:id="69" w:author="Mark Scheuerell" w:date="2026-03-07T09:57:00Z" w16du:dateUtc="2026-03-07T17:57:00Z">
-        <w:r>
-          <w:t>This finding was also consistent with</w:t>
-        </w:r>
-      </w:ins>
-      <w:r>
-        <w:t xml:space="preserve"> time series modeling of Indian River abundances and hatchery returns</w:t>
-      </w:r>
-      <w:ins w:id="70" w:author="Mark Scheuerell" w:date="2026-03-07T09:57:00Z" w16du:dateUtc="2026-03-07T17:57:00Z">
-        <w:r>
-          <w:t xml:space="preserve">. Although </w:t>
-        </w:r>
-      </w:ins>
-      <w:ins w:id="71" w:author="Mark Scheuerell" w:date="2026-03-07T09:58:00Z" w16du:dateUtc="2026-03-07T17:58:00Z">
-        <w:r>
-          <w:t xml:space="preserve">I found </w:t>
-        </w:r>
-      </w:ins>
-      <w:del w:id="72" w:author="Mark Scheuerell" w:date="2026-03-07T09:58:00Z" w16du:dateUtc="2026-03-07T17:58:00Z">
-        <w:r>
-          <w:delText xml:space="preserve">, and while this work finds </w:delText>
-        </w:r>
-      </w:del>
-      <w:r>
-        <w:t xml:space="preserve">a significant effect of hatchery releases on Indian River </w:t>
-      </w:r>
-      <w:ins w:id="73" w:author="Mark Scheuerell" w:date="2026-03-07T09:58:00Z" w16du:dateUtc="2026-03-07T17:58:00Z">
-        <w:r>
-          <w:t xml:space="preserve">adult </w:t>
-        </w:r>
-      </w:ins>
-      <w:del w:id="74" w:author="Mark Scheuerell" w:date="2026-03-07T09:58:00Z" w16du:dateUtc="2026-03-07T17:58:00Z">
-        <w:r>
-          <w:delText>abundance</w:delText>
-        </w:r>
-      </w:del>
-      <w:ins w:id="75" w:author="Mark Scheuerell" w:date="2026-03-07T09:58:00Z" w16du:dateUtc="2026-03-07T17:58:00Z">
-        <w:r>
-          <w:t>numbers</w:t>
-        </w:r>
-      </w:ins>
-      <w:del w:id="76" w:author="Mark Scheuerell" w:date="2026-03-07T09:58:00Z" w16du:dateUtc="2026-03-07T17:58:00Z">
-        <w:r>
-          <w:delText>s</w:delText>
-        </w:r>
-      </w:del>
-      <w:r>
-        <w:t>, it also appears that Indian River fish are returning to the hatchery at significant rates.</w:t>
+        <w:t xml:space="preserve">subsequent brood year, while an accompanying effect of hatchery releases on subsequent brood year Indian River abundances was not found to be statistically significant (Figure 6). </w:t>
+      </w:r>
+      <w:r>
+        <w:t xml:space="preserve">Even if there exists </w:t>
+      </w:r>
+      <w:r>
+        <w:t>small but positive true effect of hatchery releases on subsequent brood year Indian River abundances</w:t>
+      </w:r>
+      <w:r>
+        <w:t xml:space="preserve"> in even-year runs, the difference between this effect and the relatively larger effect of </w:t>
+      </w:r>
+      <w:r>
+        <w:t>Indian River abundances on pink salmon returning to the hatchery in the subsequent brood year</w:t>
+      </w:r>
+      <w:r>
+        <w:t xml:space="preserve"> is fairly large. This would imply that Indian River spawners would have to vastly outnumber hatchery releases in a given year in order for a net increase in Indian River abundance due to hatchery releases to occur in the following brood year. </w:t>
+      </w:r>
+      <w:r>
+        <w:t>Taken together, these results imply there is little concern that even-year pink salmon abundances fall outside their natural range of variation at Indian River, and indeed seem to be significantly contributing to hatchery returns.</w:t>
       </w:r>
     </w:p>
     <w:p>
       <w:pPr>
         <w:spacing w:after="0" w:line="480" w:lineRule="auto"/>
+        <w:ind w:firstLine="720"/>
+      </w:pPr>
+      <w:r>
+        <w:t xml:space="preserve">In odd years, MARSS models evaluated for best fit suggested that abundances at Indian River significantly differ in character from what would be expected of a similar stream in the region. However, similar to even-year runs, there was no effect of significance which associated Indian River pink salmon abundances with the commencement of hatchery operations or the expansion of hatchery releases. Also similar to even-year runs, odd-year Indian River abundances were estimated to have a significant effect on pink salmon returning to SJH in the subsequent brood year, although this effect was not as strong as its even-year counterpart (Figure 6). While indications exist that odd-year pink salmon abundance at Indian River do not fall within the natural range of variation expected throughout the wider region, there is no conclusive evidence that indicates this difference is being driven by SJH pink salmon releases. It </w:t>
+      </w:r>
+      <w:r>
+        <w:lastRenderedPageBreak/>
+        <w:t xml:space="preserve">may be that the gap between Indian River abundances and the regional expectation is due to the large differences observed in the first three decades of the time series (Figure 3). </w:t>
+      </w:r>
+    </w:p>
+    <w:p>
+      <w:pPr>
+        <w:spacing w:after="0" w:line="480" w:lineRule="auto"/>
       </w:pPr>
       <w:r>
         <w:tab/>
-      </w:r>
-      <w:commentRangeStart w:id="77"/>
-      <w:r>
-        <w:t xml:space="preserve">While it is not the aim of this work to be prescriptive, </w:t>
-      </w:r>
-      <w:commentRangeEnd w:id="77"/>
-      <w:r>
-        <w:rPr>
-          <w:rStyle w:val="CommentReference"/>
-          <w:sz w:val="24"/>
-          <w:szCs w:val="24"/>
-        </w:rPr>
-        <w:commentReference w:id="77"/>
-      </w:r>
-      <w:r>
-        <w:t xml:space="preserve">it is worth considering the implications of these findings and how they might inform the duties of park officials with respect to conservation. </w:t>
-      </w:r>
-      <w:r>
-        <w:t xml:space="preserve">In even years, Indian River salmon are not out of the ordinary relative to the wider region. While the expansion of hatchery releases in 2010 </w:t>
-      </w:r>
-      <w:del w:id="78" w:author="Mark Scheuerell" w:date="2026-03-07T10:07:00Z" w16du:dateUtc="2026-03-07T18:07:00Z">
-        <w:r>
-          <w:delText xml:space="preserve">is statistically shown to </w:delText>
-        </w:r>
-      </w:del>
-      <w:r>
-        <w:t>coincide</w:t>
-      </w:r>
-      <w:ins w:id="79" w:author="Mark Scheuerell" w:date="2026-03-07T10:07:00Z" w16du:dateUtc="2026-03-07T18:07:00Z">
-        <w:r>
-          <w:t>d with</w:t>
-        </w:r>
-      </w:ins>
-      <w:r>
-        <w:t xml:space="preserve"> an increase in the numbers of spawning pink salmon at Indian River, the effect of hatchery returns in the previous brood year on even-year pink salmon abundances are much lower than the effect of fish moving in the other direction. Taken together, </w:t>
-      </w:r>
-      <w:del w:id="80" w:author="Mark Scheuerell" w:date="2026-03-07T10:07:00Z" w16du:dateUtc="2026-03-07T18:07:00Z">
-        <w:r>
-          <w:delText xml:space="preserve">this suite of evidence makes </w:delText>
-        </w:r>
-      </w:del>
-      <w:r>
-        <w:t>it seem</w:t>
-      </w:r>
-      <w:ins w:id="81" w:author="Mark Scheuerell" w:date="2026-03-07T10:08:00Z" w16du:dateUtc="2026-03-07T18:08:00Z">
-        <w:r>
-          <w:t>s</w:t>
-        </w:r>
-      </w:ins>
-      <w:r>
-        <w:t xml:space="preserve"> likely that even-year runs at Indian River are well within the natural range of variation for the wider region. </w:t>
-      </w:r>
-      <w:r>
-        <w:t xml:space="preserve">However, the analysis of odd-year runs tells a different story. </w:t>
-      </w:r>
-      <w:del w:id="82" w:author="Mark Scheuerell" w:date="2026-03-07T10:09:00Z" w16du:dateUtc="2026-03-07T18:09:00Z">
-        <w:r>
-          <w:delText xml:space="preserve">Odd-year runs at Indian River are found differ significantly from the expectation drawn from the wider region. </w:delText>
-        </w:r>
-      </w:del>
-      <w:r>
-        <w:t>The effect</w:t>
-      </w:r>
-      <w:ins w:id="83" w:author="Mark Scheuerell" w:date="2026-03-07T10:09:00Z" w16du:dateUtc="2026-03-07T18:09:00Z">
-        <w:r>
-          <w:t>s of</w:t>
-        </w:r>
-      </w:ins>
-      <w:r>
-        <w:t xml:space="preserve"> both the commencement and expansion of hatchery operations (1980 and 2010) </w:t>
-      </w:r>
-      <w:del w:id="84" w:author="Mark Scheuerell" w:date="2026-03-07T10:09:00Z" w16du:dateUtc="2026-03-07T18:09:00Z">
-        <w:r>
-          <w:delText xml:space="preserve">are shown to have </w:delText>
-        </w:r>
-      </w:del>
-      <w:r>
-        <w:t xml:space="preserve">coincided with increases in the numbers of pink salmon at Indian River, above and beyond what was happening elsewhere in the region during those periods. Finally, </w:t>
-      </w:r>
-      <w:del w:id="85" w:author="Mark Scheuerell" w:date="2026-03-07T10:11:00Z" w16du:dateUtc="2026-03-07T18:11:00Z">
-        <w:r>
-          <w:delText>while (like even-year runs),</w:delText>
-        </w:r>
-      </w:del>
-      <w:ins w:id="86" w:author="Mark Scheuerell" w:date="2026-03-07T10:11:00Z" w16du:dateUtc="2026-03-07T18:11:00Z">
-        <w:r>
-          <w:t>although</w:t>
-        </w:r>
-      </w:ins>
-      <w:r>
-        <w:t xml:space="preserve"> the effect of hatchery returns in the previous brood year on even-year pink salmon abundances are lower than the effect of fish moving in the other </w:t>
+        <w:t xml:space="preserve">Being that the results of this work are intended first and foremost to provide management at SITK with a comprehensive description of both the impacts of SJH operations and of the population dynamics of pink salmon throughout the broader region, the implications of these findings and how they might inform the duties of park officials with respect to conservation must be considered. In even years, pink salmon abundances are in line with those observed at ‘pristine’ index streams nearby and thus increases in their spawning densities are likely still within the natural range of variation. This is not to say that concerns about hypoxia events are not still pressing, but the possibility exists that interceding on behalf of Indian River’s other resident species may run contrary to the natural state of even-year pink salmon. Available evidence suggests that there is likely no need for intervention to address even-year abundances. In odd years there exists more compelling evidence that hatchery releases of pink salmon could be exerting some influence over abundances at Indian River. It is not likely that the hatchery is the main driver of high pink salmon densities in odd years (spawning abundances of these fish have been on the rise throughout the region for decades), but there exists a greater possibility that hatchery fish may having some influence on abundances seen at Indian River than for even-year runs. Recall that in odd years, the effect of Indian River pink salmon abundance on hatchery returns in the subsequent brood year is lower than the effect observed in even years. If there exists some small but positive true effect of hatchery releases on subsequent brood year Indian River abundances, the difference between the magnitude of these effects in odd years would be far less than in even-years, meaning that odd-year Indian River abundances </w:t>
       </w:r>
       <w:r>
         <w:lastRenderedPageBreak/>
-        <w:t xml:space="preserve">direction, the difference in these effects is not as </w:t>
-      </w:r>
-      <w:del w:id="87" w:author="Mark Scheuerell" w:date="2026-03-07T10:11:00Z" w16du:dateUtc="2026-03-07T18:11:00Z">
-        <w:r>
-          <w:delText>great</w:delText>
-        </w:r>
-      </w:del>
-      <w:ins w:id="88" w:author="Mark Scheuerell" w:date="2026-03-07T10:11:00Z" w16du:dateUtc="2026-03-07T18:11:00Z">
-        <w:r>
-          <w:t>large</w:t>
-        </w:r>
-      </w:ins>
-      <w:r>
-        <w:t xml:space="preserve">, </w:t>
-      </w:r>
-      <w:del w:id="89" w:author="Mark Scheuerell" w:date="2026-03-07T10:12:00Z" w16du:dateUtc="2026-03-07T18:12:00Z">
-        <w:r>
-          <w:delText>meaning it is more likely that</w:delText>
-        </w:r>
-      </w:del>
-      <w:ins w:id="90" w:author="Mark Scheuerell" w:date="2026-03-07T10:12:00Z" w16du:dateUtc="2026-03-07T18:12:00Z">
-        <w:r>
-          <w:t>indicating</w:t>
-        </w:r>
-      </w:ins>
-      <w:r>
-        <w:t xml:space="preserve"> more fish from the hatchery </w:t>
-      </w:r>
-      <w:del w:id="91" w:author="Mark Scheuerell" w:date="2026-03-07T10:12:00Z" w16du:dateUtc="2026-03-07T18:12:00Z">
-        <w:r>
-          <w:delText>might be</w:delText>
-        </w:r>
-      </w:del>
-      <w:ins w:id="92" w:author="Mark Scheuerell" w:date="2026-03-07T10:12:00Z" w16du:dateUtc="2026-03-07T18:12:00Z">
-        <w:r>
-          <w:t>are</w:t>
-        </w:r>
-      </w:ins>
-      <w:r>
-        <w:t xml:space="preserve"> returning to Indian River in a given year than vice versa.</w:t>
+        <w:t>would be more susceptible to being inflated by hatchery releases. It is possible that limiting the number of SJH pink salmon moving into Indian River to spawn in odd years may be beneficial for maintaining the wild population in the park within their natural range of variation, but this is far from conclusive, and suggests the need for more consistent otolith sampling of odd-year Indian River spawners in order to further understand the impact of SJH releases.</w:t>
       </w:r>
     </w:p>
     <w:p>
@@ -6978,44 +6693,8 @@
       </w:pPr>
       <w:r>
         <w:tab/>
-        <w:t xml:space="preserve">This then illustrates two scenarios. In even years, pink salmon abundances are in line with those observed at ‘pristine’ index streams nearby and thus increases in their spawning densities are likely still within the natural range of variation. </w:t>
-      </w:r>
-      <w:r>
-        <w:t xml:space="preserve">This is not to say that concerns about hypoxia events are not still pressing, but it is worth considering that interceding on behalf of Indian River’s other resident species may run contrary to the natural state of even-year pink salmon. In odd years there exists much more compelling evidence that hatchery releases of pink salmon are influencing abundances at Indian River. </w:t>
-      </w:r>
-      <w:r>
-        <w:t>This is not to say that the hatchery is the main driver of high pink salmon densities in odd years (as Figure 3 shows, spawning abundances of these fish have been on the rise throughout the region for decades), but that hatchery fish are having some influence on abundances seen at Indian River not seen in even-year runs. The differences in these effects may be due to the original broodstock SJH sourced for odd- and even-year runs</w:t>
-      </w:r>
-      <w:r>
-        <w:t xml:space="preserve"> (recall that the original SJH broodstock for even years came from Indian River, while the broodstock for odd years was sourced from Starrigavan Creek). In any case, this work makes clear that limiting the number of SJH pink salmon moving into Indian River to spawn in odd years may be beneficial for maintaining the wild population in the park within their natural range of variation</w:t>
-      </w:r>
-      <w:del w:id="93" w:author="Mark Scheuerell" w:date="2026-03-07T10:13:00Z" w16du:dateUtc="2026-03-07T18:13:00Z">
-        <w:r>
-          <w:delText>, although how this might be accomplished is another question all together which falls outside the scope of this work</w:delText>
-        </w:r>
-      </w:del>
-      <w:r>
-        <w:t>.</w:t>
-      </w:r>
-    </w:p>
-    <w:p>
-      <w:pPr>
-        <w:spacing w:after="0" w:line="480" w:lineRule="auto"/>
-      </w:pPr>
-      <w:r>
-        <w:tab/>
-        <w:t xml:space="preserve">It is clear from this research that determining the point at which a native species becomes overabundant is not a simple task. In the case of pink salmon at Indian River, this task is made additionally complicated by the fact there two populations </w:t>
-      </w:r>
-      <w:r>
-        <w:t xml:space="preserve">inhabiting the same environment (odd- and even-year runs) with potentially different life histories and </w:t>
-      </w:r>
-      <w:r>
-        <w:lastRenderedPageBreak/>
-        <w:t>characteristics. When assessing whether or not the overabundance of a native species in an ecosystem might be driven by some anthropogenic intervention requires the consideration not only of that particular population in time, but also the consideration of relevant populations of the same species that have not been exposed to the same intervention (although this may not always be possible).</w:t>
-      </w:r>
-      <w:bookmarkEnd w:id="1"/>
-    </w:p>
-    <w:p>
+        <w:t>It is clear from this research that determining the point at which a native species becomes overabundant is not a simple task. In the case of pink salmon at Indian River, this task is made additionally complicated by the fact there two populations inhabiting the same environment (odd- and even-year runs) with potentially different life histories and characteristics. When assessing whether or not the overabundance of a native species in an ecosystem might be driven by some anthropogenic intervention requires the consideration not only of that particular population in time, but also the consideration of relevant populations of the same species that have not been exposed to the same intervention (although this may not always be possible).</w:t>
+      </w:r>
       <w:r>
         <w:br w:type="page"/>
       </w:r>
@@ -7101,7 +6780,7 @@
         <w:spacing w:line="240" w:lineRule="auto"/>
         <w:ind w:left="720" w:hanging="720"/>
         <w:rPr>
-          <w:ins w:id="94" w:author="Brian E McGreal" w:date="2026-03-27T09:38:00Z" w16du:dateUtc="2026-03-27T16:38:00Z"/>
+          <w:ins w:id="50" w:author="Brian E McGreal" w:date="2026-03-27T09:38:00Z" w16du:dateUtc="2026-03-27T16:38:00Z"/>
         </w:rPr>
       </w:pPr>
       <w:r>
@@ -7160,7 +6839,7 @@
         <w:spacing w:line="240" w:lineRule="auto"/>
         <w:ind w:left="720" w:hanging="720"/>
       </w:pPr>
-      <w:ins w:id="95" w:author="Brian E McGreal" w:date="2026-03-27T09:38:00Z" w16du:dateUtc="2026-03-27T16:38:00Z">
+      <w:ins w:id="51" w:author="Brian E McGreal" w:date="2026-03-27T09:38:00Z" w16du:dateUtc="2026-03-27T16:38:00Z">
         <w:r>
           <w:t xml:space="preserve">Burnham, K. P., D. R. Anderson, K. P. Huyvaert. 2010. AIC model selection and multimodal interference in behavioral ecology: some background, observations, and comparisons. </w:t>
         </w:r>
@@ -8002,7 +7681,7 @@
       </w:r>
     </w:p>
   </w:comment>
-  <w:comment w:id="48" w:author="Mark Scheuerell" w:date="2026-03-07T10:13:00Z" w:initials="s">
+  <w:comment w:id="48" w:author="Brian McGreal" w:date="2026-04-01T12:38:00Z" w:initials="BM">
     <w:p>
       <w:pPr>
         <w:pStyle w:val="CommentText"/>
@@ -8014,93 +7693,23 @@
         <w:annotationRef/>
       </w:r>
       <w:r>
+        <w:t>Can I still say this stuff? Even though the one effect is not significant?</w:t>
+      </w:r>
+    </w:p>
+  </w:comment>
+  <w:comment w:id="49" w:author="Mark Scheuerell" w:date="2026-03-07T10:13:00Z" w:initials="s">
+    <w:p>
+      <w:pPr>
+        <w:pStyle w:val="CommentText"/>
+      </w:pPr>
+      <w:r>
+        <w:rPr>
+          <w:rStyle w:val="CommentReference"/>
+        </w:rPr>
+        <w:annotationRef/>
+      </w:r>
+      <w:r>
         <w:t>Recall that the discussion section is where you also frame your results within the broader literature, and I don’t see any citations to other work here. What sort of effects do hatcheries in other areas have? Are their differences among other species? Conservation hatcheries intentionally outplant juveniles to other areas they’d like them to return. Are there any lessons or comparisons to draw from those? You should also return to the non-salmon examples you bring up in the intro. Can we gain any insights from them or extend inference from this study to them?</w:t>
-      </w:r>
-    </w:p>
-  </w:comment>
-  <w:comment w:id="49" w:author="Mark Scheuerell" w:date="2026-03-07T09:50:00Z" w:initials="s">
-    <w:p>
-      <w:pPr>
-        <w:pStyle w:val="CommentText"/>
-      </w:pPr>
-      <w:r>
-        <w:rPr>
-          <w:rStyle w:val="CommentReference"/>
-        </w:rPr>
-        <w:annotationRef/>
-      </w:r>
-      <w:r>
-        <w:t>I’d move this lower down</w:t>
-      </w:r>
-    </w:p>
-  </w:comment>
-  <w:comment w:id="50" w:author="Mark Scheuerell" w:date="2026-03-07T09:50:00Z" w:initials="s">
-    <w:p>
-      <w:pPr>
-        <w:pStyle w:val="CommentText"/>
-      </w:pPr>
-      <w:r>
-        <w:rPr>
-          <w:rStyle w:val="CommentReference"/>
-        </w:rPr>
-        <w:annotationRef/>
-      </w:r>
-      <w:r>
-        <w:rPr>
-          <w:rStyle w:val="CommentReference"/>
-        </w:rPr>
-        <w:t>V</w:t>
-      </w:r>
-      <w:r>
-        <w:t>ague statements like this don’t lend much (ie, changing how?)</w:t>
-      </w:r>
-    </w:p>
-  </w:comment>
-  <w:comment w:id="51" w:author="Mark Scheuerell" w:date="2026-03-07T09:51:00Z" w:initials="s">
-    <w:p>
-      <w:pPr>
-        <w:pStyle w:val="CommentText"/>
-      </w:pPr>
-      <w:r>
-        <w:rPr>
-          <w:rStyle w:val="CommentReference"/>
-        </w:rPr>
-        <w:annotationRef/>
-      </w:r>
-      <w:r>
-        <w:t>This seems like justification for the approach, which belongs in the intro and methods.</w:t>
-      </w:r>
-    </w:p>
-  </w:comment>
-  <w:comment w:id="52" w:author="Mark Scheuerell" w:date="2026-03-07T09:52:00Z" w:initials="s">
-    <w:p>
-      <w:pPr>
-        <w:pStyle w:val="CommentText"/>
-      </w:pPr>
-      <w:r>
-        <w:rPr>
-          <w:rStyle w:val="CommentReference"/>
-        </w:rPr>
-        <w:annotationRef/>
-      </w:r>
-      <w:r>
-        <w:t>This would be a much better beginning to this section</w:t>
-      </w:r>
-    </w:p>
-  </w:comment>
-  <w:comment w:id="77" w:author="Mark Scheuerell" w:date="2026-03-07T09:59:00Z" w:initials="s">
-    <w:p>
-      <w:pPr>
-        <w:pStyle w:val="CommentText"/>
-      </w:pPr>
-      <w:r>
-        <w:rPr>
-          <w:rStyle w:val="CommentReference"/>
-        </w:rPr>
-        <w:annotationRef/>
-      </w:r>
-      <w:r>
-        <w:t>Yeah, and none of the papers that I’m a co-author on can be normative anyway… I would just begin with the phrase following this.</w:t>
       </w:r>
     </w:p>
   </w:comment>
@@ -8123,12 +7732,8 @@
   <w15:commentEx w15:paraId="23F275B2" w15:paraIdParent="462547C8" w15:done="0"/>
   <w15:commentEx w15:paraId="090708CA" w15:done="0"/>
   <w15:commentEx w15:paraId="38DE934D" w15:done="0"/>
-  <w15:commentEx w15:paraId="20175822" w15:done="0"/>
-  <w15:commentEx w15:paraId="0B602A23" w15:done="0"/>
-  <w15:commentEx w15:paraId="37F6BE27" w15:done="0"/>
-  <w15:commentEx w15:paraId="72E7B414" w15:done="0"/>
-  <w15:commentEx w15:paraId="1EDB6DCA" w15:done="0"/>
-  <w15:commentEx w15:paraId="708E6CAD" w15:done="0"/>
+  <w15:commentEx w15:paraId="749D68C0" w15:done="0"/>
+  <w15:commentEx w15:paraId="4953AF7F" w15:done="0"/>
 </w15:commentsEx>
 </file>
 
@@ -8160,12 +7765,8 @@
   <w16cex:commentExtensible w16cex:durableId="44C801D1" w16cex:dateUtc="2026-03-30T21:45:00Z"/>
   <w16cex:commentExtensible w16cex:durableId="32D3276B" w16cex:dateUtc="2026-03-30T22:05:00Z"/>
   <w16cex:commentExtensible w16cex:durableId="443E45A5" w16cex:dateUtc="2026-03-07T17:11:00Z"/>
+  <w16cex:commentExtensible w16cex:durableId="0F2004AB" w16cex:dateUtc="2026-04-01T19:38:00Z"/>
   <w16cex:commentExtensible w16cex:durableId="4E6740D1" w16cex:dateUtc="2026-03-07T18:13:00Z"/>
-  <w16cex:commentExtensible w16cex:durableId="168175C5" w16cex:dateUtc="2026-03-07T17:50:00Z"/>
-  <w16cex:commentExtensible w16cex:durableId="36111843" w16cex:dateUtc="2026-03-07T17:50:00Z"/>
-  <w16cex:commentExtensible w16cex:durableId="4D1AC833" w16cex:dateUtc="2026-03-07T17:51:00Z"/>
-  <w16cex:commentExtensible w16cex:durableId="727C578C" w16cex:dateUtc="2026-03-07T17:52:00Z"/>
-  <w16cex:commentExtensible w16cex:durableId="11A09FFC" w16cex:dateUtc="2026-03-07T17:59:00Z"/>
 </w16cex:commentsExtensible>
 </file>
 
@@ -8185,12 +7786,8 @@
   <w16cid:commentId w16cid:paraId="23F275B2" w16cid:durableId="44C801D1"/>
   <w16cid:commentId w16cid:paraId="090708CA" w16cid:durableId="32D3276B"/>
   <w16cid:commentId w16cid:paraId="38DE934D" w16cid:durableId="443E45A5"/>
-  <w16cid:commentId w16cid:paraId="20175822" w16cid:durableId="4E6740D1"/>
-  <w16cid:commentId w16cid:paraId="0B602A23" w16cid:durableId="168175C5"/>
-  <w16cid:commentId w16cid:paraId="37F6BE27" w16cid:durableId="36111843"/>
-  <w16cid:commentId w16cid:paraId="72E7B414" w16cid:durableId="4D1AC833"/>
-  <w16cid:commentId w16cid:paraId="1EDB6DCA" w16cid:durableId="727C578C"/>
-  <w16cid:commentId w16cid:paraId="708E6CAD" w16cid:durableId="11A09FFC"/>
+  <w16cid:commentId w16cid:paraId="749D68C0" w16cid:durableId="0F2004AB"/>
+  <w16cid:commentId w16cid:paraId="4953AF7F" w16cid:durableId="4E6740D1"/>
 </w16cid:commentsIds>
 </file>
 

--- a/output/writing/DissertationChapter/Ch1_draft2.docx
+++ b/output/writing/DissertationChapter/Ch1_draft2.docx
@@ -509,163 +509,143 @@
           </w:pPr>
         </w:pPrChange>
       </w:pPr>
-      <w:commentRangeStart w:id="5"/>
       <w:r>
         <w:rPr>
           <w:b/>
           <w:bCs/>
           <w:u w:val="single"/>
-          <w:rPrChange w:id="6" w:author="Brian E McGreal" w:date="2026-03-27T10:38:00Z" w16du:dateUtc="2026-03-27T17:38:00Z">
+          <w:rPrChange w:id="5" w:author="Brian E McGreal" w:date="2026-03-27T10:38:00Z" w16du:dateUtc="2026-03-27T17:38:00Z">
             <w:rPr/>
           </w:rPrChange>
         </w:rPr>
         <w:lastRenderedPageBreak/>
         <w:t xml:space="preserve">Introduction </w:t>
       </w:r>
-      <w:commentRangeEnd w:id="5"/>
-      <w:r>
-        <w:rPr>
-          <w:rStyle w:val="CommentReference"/>
-          <w:b/>
-          <w:bCs/>
-          <w:sz w:val="24"/>
-          <w:szCs w:val="24"/>
-          <w:u w:val="single"/>
-          <w:rPrChange w:id="7" w:author="Brian E McGreal" w:date="2026-03-27T10:38:00Z" w16du:dateUtc="2026-03-27T17:38:00Z">
-            <w:rPr>
-              <w:rStyle w:val="CommentReference"/>
-              <w:sz w:val="24"/>
-              <w:szCs w:val="24"/>
-            </w:rPr>
-          </w:rPrChange>
-        </w:rPr>
-        <w:commentReference w:id="5"/>
-      </w:r>
     </w:p>
     <w:p>
       <w:pPr>
         <w:spacing w:after="0" w:line="480" w:lineRule="auto"/>
         <w:ind w:firstLine="720"/>
         <w:rPr>
-          <w:ins w:id="8" w:author="Brian E McGreal" w:date="2026-03-09T09:14:00Z" w16du:dateUtc="2026-03-09T16:14:00Z"/>
-        </w:rPr>
-      </w:pPr>
-      <w:ins w:id="9" w:author="Brian E McGreal" w:date="2026-03-09T09:22:00Z" w16du:dateUtc="2026-03-09T16:22:00Z">
+          <w:ins w:id="6" w:author="Brian E McGreal" w:date="2026-03-09T09:14:00Z" w16du:dateUtc="2026-03-09T16:14:00Z"/>
+        </w:rPr>
+      </w:pPr>
+      <w:ins w:id="7" w:author="Brian E McGreal" w:date="2026-03-09T09:22:00Z" w16du:dateUtc="2026-03-09T16:22:00Z">
         <w:r>
           <w:t>C</w:t>
         </w:r>
       </w:ins>
-      <w:ins w:id="10" w:author="Brian E McGreal" w:date="2026-03-09T09:21:00Z" w16du:dateUtc="2026-03-09T16:21:00Z">
+      <w:ins w:id="8" w:author="Brian E McGreal" w:date="2026-03-09T09:21:00Z" w16du:dateUtc="2026-03-09T16:21:00Z">
         <w:r>
           <w:t xml:space="preserve">onservation issues </w:t>
         </w:r>
       </w:ins>
-      <w:ins w:id="11" w:author="Brian E McGreal" w:date="2026-03-09T09:22:00Z" w16du:dateUtc="2026-03-09T16:22:00Z">
+      <w:ins w:id="9" w:author="Brian E McGreal" w:date="2026-03-09T09:22:00Z" w16du:dateUtc="2026-03-09T16:22:00Z">
         <w:r>
           <w:t xml:space="preserve">related to individual species are often the result of either the scarcity </w:t>
         </w:r>
       </w:ins>
-      <w:ins w:id="12" w:author="Brian E McGreal" w:date="2026-03-09T09:24:00Z" w16du:dateUtc="2026-03-09T16:24:00Z">
+      <w:ins w:id="10" w:author="Brian E McGreal" w:date="2026-03-09T09:24:00Z" w16du:dateUtc="2026-03-09T16:24:00Z">
         <w:r>
           <w:t xml:space="preserve">of a native plant or animal species, or </w:t>
         </w:r>
       </w:ins>
-      <w:ins w:id="13" w:author="Brian E McGreal" w:date="2026-03-09T09:25:00Z" w16du:dateUtc="2026-03-09T16:25:00Z">
+      <w:ins w:id="11" w:author="Brian E McGreal" w:date="2026-03-09T09:25:00Z" w16du:dateUtc="2026-03-09T16:25:00Z">
         <w:r>
           <w:t xml:space="preserve">of </w:t>
         </w:r>
       </w:ins>
-      <w:ins w:id="14" w:author="Brian E McGreal" w:date="2026-03-09T09:24:00Z" w16du:dateUtc="2026-03-09T16:24:00Z">
+      <w:ins w:id="12" w:author="Brian E McGreal" w:date="2026-03-09T09:24:00Z" w16du:dateUtc="2026-03-09T16:24:00Z">
         <w:r>
           <w:t>an abundance of non-native (exotic, invasive) species</w:t>
         </w:r>
       </w:ins>
-      <w:ins w:id="15" w:author="Brian E McGreal" w:date="2026-03-09T09:25:00Z" w16du:dateUtc="2026-03-09T16:25:00Z">
+      <w:ins w:id="13" w:author="Brian E McGreal" w:date="2026-03-09T09:25:00Z" w16du:dateUtc="2026-03-09T16:25:00Z">
         <w:r>
           <w:t xml:space="preserve">, </w:t>
         </w:r>
       </w:ins>
-      <w:ins w:id="16" w:author="Brian E McGreal" w:date="2026-03-09T09:26:00Z" w16du:dateUtc="2026-03-09T16:26:00Z">
+      <w:ins w:id="14" w:author="Brian E McGreal" w:date="2026-03-09T09:26:00Z" w16du:dateUtc="2026-03-09T16:26:00Z">
         <w:r>
           <w:t xml:space="preserve">with </w:t>
         </w:r>
       </w:ins>
-      <w:ins w:id="17" w:author="Brian E McGreal" w:date="2026-03-09T09:25:00Z" w16du:dateUtc="2026-03-09T16:25:00Z">
+      <w:ins w:id="15" w:author="Brian E McGreal" w:date="2026-03-09T09:25:00Z" w16du:dateUtc="2026-03-09T16:25:00Z">
         <w:r>
           <w:t xml:space="preserve">either </w:t>
         </w:r>
       </w:ins>
-      <w:ins w:id="18" w:author="Brian E McGreal" w:date="2026-03-09T09:26:00Z" w16du:dateUtc="2026-03-09T16:26:00Z">
+      <w:ins w:id="16" w:author="Brian E McGreal" w:date="2026-03-09T09:26:00Z" w16du:dateUtc="2026-03-09T16:26:00Z">
         <w:r>
           <w:t xml:space="preserve">scenario capable </w:t>
         </w:r>
       </w:ins>
-      <w:ins w:id="19" w:author="Brian E McGreal" w:date="2026-03-09T09:25:00Z" w16du:dateUtc="2026-03-09T16:25:00Z">
+      <w:ins w:id="17" w:author="Brian E McGreal" w:date="2026-03-09T09:25:00Z" w16du:dateUtc="2026-03-09T16:25:00Z">
         <w:r>
           <w:t xml:space="preserve">of </w:t>
         </w:r>
       </w:ins>
-      <w:ins w:id="20" w:author="Brian E McGreal" w:date="2026-03-09T09:26:00Z" w16du:dateUtc="2026-03-09T16:26:00Z">
+      <w:ins w:id="18" w:author="Brian E McGreal" w:date="2026-03-09T09:26:00Z" w16du:dateUtc="2026-03-09T16:26:00Z">
         <w:r>
           <w:t>imperiling</w:t>
         </w:r>
       </w:ins>
-      <w:ins w:id="21" w:author="Brian E McGreal" w:date="2026-03-09T09:25:00Z" w16du:dateUtc="2026-03-09T16:25:00Z">
+      <w:ins w:id="19" w:author="Brian E McGreal" w:date="2026-03-09T09:25:00Z" w16du:dateUtc="2026-03-09T16:25:00Z">
         <w:r>
           <w:t xml:space="preserve"> the ecosystems in which they occur</w:t>
         </w:r>
       </w:ins>
-      <w:ins w:id="22" w:author="Brian E McGreal" w:date="2026-03-09T10:11:00Z" w16du:dateUtc="2026-03-09T17:11:00Z">
+      <w:ins w:id="20" w:author="Brian E McGreal" w:date="2026-03-09T10:11:00Z" w16du:dateUtc="2026-03-09T17:11:00Z">
         <w:r>
           <w:t xml:space="preserve"> (</w:t>
         </w:r>
       </w:ins>
-      <w:ins w:id="23" w:author="Brian E McGreal" w:date="2026-03-09T11:06:00Z" w16du:dateUtc="2026-03-09T18:06:00Z">
+      <w:ins w:id="21" w:author="Brian E McGreal" w:date="2026-03-09T11:06:00Z" w16du:dateUtc="2026-03-09T18:06:00Z">
         <w:r>
           <w:t>El</w:t>
         </w:r>
       </w:ins>
-      <w:ins w:id="24" w:author="Brian E McGreal" w:date="2026-03-09T11:07:00Z" w16du:dateUtc="2026-03-09T18:07:00Z">
+      <w:ins w:id="22" w:author="Brian E McGreal" w:date="2026-03-09T11:07:00Z" w16du:dateUtc="2026-03-09T18:07:00Z">
         <w:r>
           <w:t xml:space="preserve">lison et al. 2005, </w:t>
         </w:r>
       </w:ins>
-      <w:ins w:id="25" w:author="Brian E McGreal" w:date="2026-03-09T11:08:00Z" w16du:dateUtc="2026-03-09T18:08:00Z">
+      <w:ins w:id="23" w:author="Brian E McGreal" w:date="2026-03-09T11:08:00Z" w16du:dateUtc="2026-03-09T18:08:00Z">
         <w:r>
           <w:t xml:space="preserve">Gallardo et al. 2015, </w:t>
         </w:r>
       </w:ins>
-      <w:ins w:id="26" w:author="Brian E McGreal" w:date="2026-03-09T10:11:00Z" w16du:dateUtc="2026-03-09T17:11:00Z">
+      <w:ins w:id="24" w:author="Brian E McGreal" w:date="2026-03-09T10:11:00Z" w16du:dateUtc="2026-03-09T17:11:00Z">
         <w:r>
           <w:t>Jes</w:t>
         </w:r>
       </w:ins>
-      <w:ins w:id="27" w:author="Brian E McGreal" w:date="2026-03-09T10:12:00Z" w16du:dateUtc="2026-03-09T17:12:00Z">
+      <w:ins w:id="25" w:author="Brian E McGreal" w:date="2026-03-09T10:12:00Z" w16du:dateUtc="2026-03-09T17:12:00Z">
         <w:r>
           <w:t>chke et al. 2014</w:t>
         </w:r>
       </w:ins>
-      <w:ins w:id="28" w:author="Brian E McGreal" w:date="2026-03-09T10:11:00Z" w16du:dateUtc="2026-03-09T17:11:00Z">
+      <w:ins w:id="26" w:author="Brian E McGreal" w:date="2026-03-09T10:11:00Z" w16du:dateUtc="2026-03-09T17:11:00Z">
         <w:r>
           <w:t>)</w:t>
         </w:r>
       </w:ins>
-      <w:ins w:id="29" w:author="Brian E McGreal" w:date="2026-03-09T09:25:00Z" w16du:dateUtc="2026-03-09T16:25:00Z">
+      <w:ins w:id="27" w:author="Brian E McGreal" w:date="2026-03-09T09:25:00Z" w16du:dateUtc="2026-03-09T16:25:00Z">
         <w:r>
           <w:t>.</w:t>
         </w:r>
       </w:ins>
-      <w:ins w:id="30" w:author="Brian E McGreal" w:date="2026-03-09T09:17:00Z" w16du:dateUtc="2026-03-09T16:17:00Z">
+      <w:ins w:id="28" w:author="Brian E McGreal" w:date="2026-03-09T09:17:00Z" w16du:dateUtc="2026-03-09T16:17:00Z">
         <w:r>
           <w:t xml:space="preserve"> </w:t>
         </w:r>
       </w:ins>
-      <w:ins w:id="31" w:author="Brian E McGreal" w:date="2026-03-09T09:16:00Z" w16du:dateUtc="2026-03-09T16:16:00Z">
+      <w:ins w:id="29" w:author="Brian E McGreal" w:date="2026-03-09T09:16:00Z" w16du:dateUtc="2026-03-09T16:16:00Z">
         <w:r>
           <w:t xml:space="preserve"> </w:t>
         </w:r>
       </w:ins>
-      <w:ins w:id="32" w:author="Brian E McGreal" w:date="2026-03-09T09:14:00Z" w16du:dateUtc="2026-03-09T16:14:00Z">
+      <w:ins w:id="30" w:author="Brian E McGreal" w:date="2026-03-09T09:14:00Z" w16du:dateUtc="2026-03-09T16:14:00Z">
         <w:r>
           <w:t>However, harm to ecosystems can also be driven by the hyperabundance of a native species, due either to shifting regional trends in habitat suitability, to direct (and often anthropogenic) intervention, or to a combination of these factors (Sambaraju and Goodsman 2021, Beckett et al. 2022, Moore et al. 2023).</w:t>
         </w:r>
@@ -685,7 +665,7 @@
       <w:r>
         <w:t xml:space="preserve">been to maintain abundances within a ‘natural range of variation’. Pursuant to this, park managers are often </w:t>
       </w:r>
-      <w:commentRangeStart w:id="33"/>
+      <w:commentRangeStart w:id="31"/>
       <w:r>
         <w:t>confronted with either the scarcity of native plant or animal species</w:t>
       </w:r>
@@ -695,7 +675,7 @@
       <w:r>
         <w:t xml:space="preserve"> or an abundance of non-native (exotic, invasive) species that may damage park ecosystems </w:t>
       </w:r>
-      <w:commentRangeEnd w:id="33"/>
+      <w:commentRangeEnd w:id="31"/>
       <w:r>
         <w:rPr>
           <w:rStyle w:val="CommentReference"/>
@@ -705,7 +685,7 @@
           <w:szCs w:val="24"/>
           <w:shd w:val="clear" w:color="auto" w:fill="FFFFFF"/>
         </w:rPr>
-        <w:commentReference w:id="33"/>
+        <w:commentReference w:id="31"/>
       </w:r>
       <w:r>
         <w:rPr>
@@ -718,7 +698,7 @@
       <w:r>
         <w:t xml:space="preserve">. </w:t>
       </w:r>
-      <w:del w:id="34" w:author="Brian E McGreal" w:date="2026-03-09T09:18:00Z" w16du:dateUtc="2026-03-09T16:18:00Z">
+      <w:del w:id="32" w:author="Brian E McGreal" w:date="2026-03-09T09:18:00Z" w16du:dateUtc="2026-03-09T16:18:00Z">
         <w:r>
           <w:delText xml:space="preserve">However, harm to ecosystems can also be driven by </w:delText>
         </w:r>
@@ -740,11 +720,7 @@
         <w:t>Dendroctonus ponderosae</w:t>
       </w:r>
       <w:r>
-        <w:t xml:space="preserve">) have recently decimated coniferous forests due to a lack of cold winter temperatures, which have traditionally limited the insects’ numbers and, by extension, their impacts on forests (Gibson et al. 2008). Likewise, in many midwestern and eastern national parks, habitat alterations and the </w:t>
-      </w:r>
-      <w:r>
-        <w:lastRenderedPageBreak/>
-        <w:t>extirpation of natural predators outside park boundaries have led to unprecedented densities of white-tailed deer (</w:t>
+        <w:t>) have recently decimated coniferous forests due to a lack of cold winter temperatures, which have traditionally limited the insects’ numbers and, by extension, their impacts on forests (Gibson et al. 2008). Likewise, in many midwestern and eastern national parks, habitat alterations and the extirpation of natural predators outside park boundaries have led to unprecedented densities of white-tailed deer (</w:t>
       </w:r>
       <w:r>
         <w:rPr>
@@ -757,7 +733,11 @@
         <w:t xml:space="preserve">), capable of intense foraging on vegetation and the depletion of resources on which other species depend (Miller et al. 2023). </w:t>
       </w:r>
       <w:r>
-        <w:t>While there is little debate that these occurrences generate a need for management action,</w:t>
+        <w:t xml:space="preserve">While there is little debate that </w:t>
+      </w:r>
+      <w:r>
+        <w:lastRenderedPageBreak/>
+        <w:t>these occurrences generate a need for management action,</w:t>
       </w:r>
       <w:r>
         <w:t xml:space="preserve"> </w:t>
@@ -1004,7 +984,7 @@
       <w:r>
         <w:t xml:space="preserve"> include mature spruce-hemlock forests and </w:t>
       </w:r>
-      <w:commentRangeStart w:id="35"/>
+      <w:commentRangeStart w:id="33"/>
       <w:r>
         <w:rPr>
           <w:rFonts w:cstheme="minorHAnsi"/>
@@ -1090,7 +1070,7 @@
         </w:rPr>
         <w:t xml:space="preserve">the Indian River </w:t>
       </w:r>
-      <w:commentRangeEnd w:id="35"/>
+      <w:commentRangeEnd w:id="33"/>
       <w:r>
         <w:rPr>
           <w:rStyle w:val="CommentReference"/>
@@ -1100,7 +1080,7 @@
           <w:szCs w:val="24"/>
           <w:shd w:val="clear" w:color="auto" w:fill="FFFFFF"/>
         </w:rPr>
-        <w:commentReference w:id="35"/>
+        <w:commentReference w:id="33"/>
       </w:r>
       <w:r>
         <w:rPr>
@@ -1108,16 +1088,7 @@
           <w:color w:val="202122"/>
           <w:shd w:val="clear" w:color="auto" w:fill="FFFFFF"/>
         </w:rPr>
-        <w:t xml:space="preserve">has been the location of a fishing camp and harvesting site for the Kiks.ádi clan, and particularly valued for its close proximity to the clan’s winter villages, as well as for hosting runs of a variety of Pacific salmon species, including </w:t>
-      </w:r>
-      <w:r>
-        <w:rPr>
-          <w:rFonts w:cstheme="minorHAnsi"/>
-          <w:color w:val="202122"/>
-          <w:shd w:val="clear" w:color="auto" w:fill="FFFFFF"/>
-        </w:rPr>
-        <w:lastRenderedPageBreak/>
-        <w:t>chum (</w:t>
+        <w:t>has been the location of a fishing camp and harvesting site for the Kiks.ádi clan, and particularly valued for its close proximity to the clan’s winter villages, as well as for hosting runs of a variety of Pacific salmon species, including chum (</w:t>
       </w:r>
       <w:r>
         <w:rPr>
@@ -1276,7 +1247,11 @@
         <w:t xml:space="preserve"> immediately </w:t>
       </w:r>
       <w:r>
-        <w:t>enter the ocean</w:t>
+        <w:t xml:space="preserve">enter the </w:t>
+      </w:r>
+      <w:r>
+        <w:lastRenderedPageBreak/>
+        <w:t>ocean</w:t>
       </w:r>
       <w:r>
         <w:t xml:space="preserve"> in spring</w:t>
@@ -1420,23 +1395,26 @@
         <w:ind w:firstLine="360"/>
       </w:pPr>
       <w:r>
+        <w:t>The initial increases in Indian River pink salmon abundance observed in the 1980s coincided with the commencement of operations at Sheldon Jackson Hatchery (SJH), a pink salmon hatchery located approximately 1 km</w:t>
+      </w:r>
+      <w:r>
+        <w:t xml:space="preserve"> from the mouth of </w:t>
+      </w:r>
+      <w:r>
+        <w:t>the Indian River</w:t>
+      </w:r>
+      <w:r>
+        <w:t xml:space="preserve">. The hatchery is currently operated by </w:t>
+      </w:r>
+      <w:r>
+        <w:t>the not-for-profit Sitka Sound Science Center</w:t>
+      </w:r>
+      <w:r>
+        <w:t xml:space="preserve"> but was originally </w:t>
+      </w:r>
+      <w:r>
         <w:lastRenderedPageBreak/>
-        <w:t>The initial increases in Indian River pink salmon abundance observed in the 1980s coincided with the commencement of operations at Sheldon Jackson Hatchery (SJH), a pink salmon hatchery located approximately 1 km</w:t>
-      </w:r>
-      <w:r>
-        <w:t xml:space="preserve"> from the mouth of </w:t>
-      </w:r>
-      <w:r>
-        <w:t>the Indian River</w:t>
-      </w:r>
-      <w:r>
-        <w:t xml:space="preserve">. The hatchery is currently operated by </w:t>
-      </w:r>
-      <w:r>
-        <w:t>the not-for-profit Sitka Sound Science Center</w:t>
-      </w:r>
-      <w:r>
-        <w:t xml:space="preserve"> but was originally established in 1975 by Sheldon Jackson College (Stopha 2015). The college, </w:t>
+        <w:t xml:space="preserve">established in 1975 by Sheldon Jackson College (Stopha 2015). The college, </w:t>
       </w:r>
       <w:r>
         <w:t>initially “laid out as a kind of utopian experiment in assimilating Natives into ‘civilized’ Christian living”</w:t>
@@ -1559,11 +1537,11 @@
         <w:t xml:space="preserve"> by hatchery operations</w:t>
       </w:r>
       <w:r>
-        <w:t xml:space="preserve">.  However, homing by salmon isn’t perfect, and in fact is likely an evolved trait that allows fish to colonize new habitats when they become suitable for spawning (Quinn 2018).  Straying, whereby a juvenile salmon </w:t>
+        <w:t xml:space="preserve">.  However, homing by salmon isn’t perfect, and in fact is likely an evolved trait that allows fish to colonize new habitats when they become suitable for spawning (Quinn 2018).  Straying, whereby a juvenile salmon that was produced in one stream (or hatchery) strays into a different stream as an adult to spawn, is likely a common phenomenon for hatchery fish, but whether hatcheries increase the proportion of fish that stray is less clear (Knudsen et al. 2021). Evidence suggests that the Indian River is no exception, and indeed it is possible that the Indian River sees higher than average </w:t>
       </w:r>
       <w:r>
         <w:lastRenderedPageBreak/>
-        <w:t>that was produced in one stream (or hatchery) strays into a different stream as an adult to spawn, is likely a common phenomenon for hatchery fish, but whether hatcheries increase the proportion of fish that stray is less clear (Knudsen et al. 2021). Evidence suggests that the Indian River is no exception, and indeed it is possible that the Indian River sees higher than average levels of straying due to the proximity of SJH and the hatchery fish being reared in Indian River water</w:t>
+        <w:t>levels of straying due to the proximity of SJH and the hatchery fish being reared in Indian River water</w:t>
       </w:r>
       <w:r>
         <w:t xml:space="preserve"> (Figure </w:t>
@@ -1608,11 +1586,11 @@
         <w:t>densities may be naturally occurring phenomena, influenced by variation in stream conditions, ocean productivity, predation intensity, and commercial harvests, among other factors (Manhard et al. 2017).</w:t>
       </w:r>
       <w:r>
-        <w:t xml:space="preserve"> ADFG </w:t>
+        <w:t xml:space="preserve"> ADFG conducts regular monitoring of pink salmon ‘index streams’ throughout southeast Alaska for the primary purpose of managing the commercial fishery (index streams being specifically selected to reflect natural conditions and a lack of undue anthropogenic influences). This extensive monitoring effort provides a regional backdrop against which abundances observed at Indian </w:t>
       </w:r>
       <w:r>
         <w:lastRenderedPageBreak/>
-        <w:t xml:space="preserve">conducts regular monitoring of pink salmon ‘index streams’ throughout southeast Alaska for the primary purpose of managing the commercial fishery (index streams being specifically selected to reflect natural conditions and a lack of undue anthropogenic influences). This extensive monitoring effort provides a regional backdrop against which abundances observed at Indian River may be compared. </w:t>
+        <w:t xml:space="preserve">River may be compared. </w:t>
       </w:r>
       <w:r>
         <w:t xml:space="preserve">Between 1960 and 2023, pink salmon escapement has increased throughout what ADFG designates as the ‘Northern Southeast (Outside)’ region (in which the Indian River is located). The agency has recorded peak pink salmon escapement annually at 35 index streams in this region, as well as at Indian River, albeit with gaps in the time series. Along with other streams in the region, Indian River has seen an increase in peak escapement over the period of observation (Figure 2). However, this data alone does not provide sufficient evidence to conclude whether and to what extent Sheldon Jackson Hatchery has influenced pink salmon abundance at Indian River. </w:t>
@@ -1630,11 +1608,11 @@
       </w:pPr>
       <w:r>
         <w:tab/>
-        <w:t xml:space="preserve">This research seeks to assess whether the abundances of pink salmon observed in recent decades at Indian River exist within a natural range of variation relative to pink salmon streams elsewhere in the region, and to evaluate if and to what extent Sheldon Jackson Hatchery operations have driven the increased abundances observed since 1980. If Indian River pink salmon abundances do not exist within a natural range of variation, then it follows that a model which specifies estimates Indian River abundance as separate from that of the wider region would fit the observed data significantly better than a model which estimates pink salmon abundance throughout the region and does not allow for the Indian River to be treated as separate. If the commencement (or 2010 expansion) of hatchery operations has significantly </w:t>
+        <w:t xml:space="preserve">This research seeks to assess whether the abundances of pink salmon observed in recent decades at Indian River exist within a natural range of variation relative to pink salmon streams elsewhere in the region, and to evaluate if and to what extent Sheldon Jackson Hatchery operations have driven the increased abundances observed since 1980. If Indian River pink salmon abundances do not exist within a natural range of variation, then it follows that a model which specifies estimates Indian River abundance as separate from that of the wider region would fit the observed data significantly better than a model which estimates pink salmon abundance throughout the region and does not allow for the Indian River to be treated as separate. If the commencement (or 2010 expansion) of hatchery operations has significantly increased pink salmon population densities at Indian River, then this effect could be observed by specifying a model of hatchery operations which controls for both the effect of time period (pre- and post-commencement of operations) and the effect of treatment (considering Indian River the treated group). Finally, the impact of hatchery releases on Indian River abundances may be </w:t>
       </w:r>
       <w:r>
         <w:lastRenderedPageBreak/>
-        <w:t>increased pink salmon population densities at Indian River, then this effect could be observed by specifying a model of hatchery operations which controls for both the effect of time period (pre- and post-commencement of operations) and the effect of treatment (considering Indian River the treated group). Finally, the impact of hatchery releases on Indian River abundances may be evaluated by specifying a model which allows for both peak escapement and hatchery releases in the previous brood year to influence the number of pink salmon returning to Indian River to spawn in the current brood year, with the size and significance of the effect of prior-year hatchery releases providing insight as to if and what influence the volume of hatchery releases has on wild abundance. Each of these approaches is discussed in greater detail in the following section.</w:t>
+        <w:t>evaluated by specifying a model which allows for both peak escapement and hatchery releases in the previous brood year to influence the number of pink salmon returning to Indian River to spawn in the current brood year, with the size and significance of the effect of prior-year hatchery releases providing insight as to if and what influence the volume of hatchery releases has on wild abundance. Each of these approaches is discussed in greater detail in the following section.</w:t>
       </w:r>
     </w:p>
     <w:p>
@@ -1735,38 +1713,38 @@
         <w:t xml:space="preserve"> recorded </w:t>
       </w:r>
       <w:r>
-        <w:t xml:space="preserve">in about 75% </w:t>
+        <w:t>in about 75% of observations</w:t>
+      </w:r>
+      <w:r>
+        <w:t xml:space="preserve">. A subset of these stream surveys </w:t>
+      </w:r>
+      <w:r>
+        <w:t>is</w:t>
+      </w:r>
+      <w:r>
+        <w:t xml:space="preserve"> subject to validation by foot counts </w:t>
+      </w:r>
+      <w:r>
+        <w:t>which are used to</w:t>
+      </w:r>
+      <w:r>
+        <w:t xml:space="preserve"> assess the accuracy of ADFG’s aerial survey efforts (A. Dupuis, ADFG, personal communication, August 19, 2024). </w:t>
+      </w:r>
+      <w:r>
+        <w:t>In addition to these aerial surveys, SJH files annual reports with ADFG</w:t>
+      </w:r>
+      <w:r>
+        <w:t xml:space="preserve"> </w:t>
+      </w:r>
+      <w:r>
+        <w:t>which include</w:t>
+      </w:r>
+      <w:r>
+        <w:t xml:space="preserve"> the number of salmon juveniles reared and released, the number of </w:t>
       </w:r>
       <w:r>
         <w:lastRenderedPageBreak/>
-        <w:t>of observations</w:t>
-      </w:r>
-      <w:r>
-        <w:t xml:space="preserve">. A subset of these stream surveys </w:t>
-      </w:r>
-      <w:r>
-        <w:t>is</w:t>
-      </w:r>
-      <w:r>
-        <w:t xml:space="preserve"> subject to validation by foot counts </w:t>
-      </w:r>
-      <w:r>
-        <w:t>which are used to</w:t>
-      </w:r>
-      <w:r>
-        <w:t xml:space="preserve"> assess the accuracy of ADFG’s aerial survey efforts (A. Dupuis, ADFG, personal communication, August 19, 2024). </w:t>
-      </w:r>
-      <w:r>
-        <w:t>In addition to these aerial surveys, SJH files annual reports with ADFG</w:t>
-      </w:r>
-      <w:r>
-        <w:t xml:space="preserve"> </w:t>
-      </w:r>
-      <w:r>
-        <w:t>which include</w:t>
-      </w:r>
-      <w:r>
-        <w:t xml:space="preserve"> the number of salmon juveniles reared and released, the number of hatchery-raised adult salmon which survive the marine environment, the hatchery’s contributions to common property commercial fisheries (as well as sport and subsistence fisheries), and numbers of adult fish which return to the hatchery and are taken as cost recovery or as broodstock</w:t>
+        <w:t>hatchery-raised adult salmon which survive the marine environment, the hatchery’s contributions to common property commercial fisheries (as well as sport and subsistence fisheries), and numbers of adult fish which return to the hatchery and are taken as cost recovery or as broodstock</w:t>
       </w:r>
       <w:r>
         <w:t xml:space="preserve"> (L. Wilson, ADFG, personal communication, July 9, 2025)</w:t>
@@ -1868,11 +1846,7 @@
         <w:t xml:space="preserve"> annual observations). </w:t>
       </w:r>
       <w:r>
-        <w:t xml:space="preserve">Annual reports from Sheldon </w:t>
-      </w:r>
-      <w:r>
-        <w:lastRenderedPageBreak/>
-        <w:t>Jackson Hatchery</w:t>
+        <w:t>Annual reports from Sheldon Jackson Hatchery</w:t>
       </w:r>
       <w:r>
         <w:t xml:space="preserve"> are available from 1975 onwards, commensurate with the </w:t>
@@ -1913,6 +1887,7 @@
           <w:b/>
           <w:bCs/>
         </w:rPr>
+        <w:lastRenderedPageBreak/>
         <w:t>MARSS Models</w:t>
       </w:r>
     </w:p>
@@ -2462,11 +2437,7 @@
         <w:t>a</w:t>
       </w:r>
       <w:r>
-        <w:t xml:space="preserve"> is specified or estimated), and any correlation in observation error between time series is defined by the off-</w:t>
-      </w:r>
-      <w:r>
-        <w:lastRenderedPageBreak/>
-        <w:t xml:space="preserve">diagonal elements in </w:t>
+        <w:t xml:space="preserve"> is specified or estimated), and any correlation in observation error between time series is defined by the off-diagonal elements in </w:t>
       </w:r>
       <w:r>
         <w:rPr>
@@ -2584,7 +2555,11 @@
         <w:t xml:space="preserve">). </w:t>
       </w:r>
       <w:r>
-        <w:t xml:space="preserve">The process equation connects time steps in state processes by estimating terms for both </w:t>
+        <w:t xml:space="preserve">The process equation connects time steps in state processes </w:t>
+      </w:r>
+      <w:r>
+        <w:lastRenderedPageBreak/>
+        <w:t xml:space="preserve">by estimating terms for both </w:t>
       </w:r>
       <w:r>
         <w:rPr>
@@ -3282,14 +3257,17 @@
         <w:spacing w:after="0" w:line="480" w:lineRule="auto"/>
       </w:pPr>
       <w:r>
+        <w:t>The first stage of this research attempt</w:t>
+      </w:r>
+      <w:r>
+        <w:t>s</w:t>
+      </w:r>
+      <w:r>
+        <w:t xml:space="preserve"> to assess whether abundances of pink salmon observed at Indian River are consistent with those abundances seen elsewhere in the region, with no attention paid to the existence of the hatchery. This is accomplished by specifying two separate MARSS models of pink salmon abundance at Indian River and the surrounding region. The first estimates two underlying state processes, treating the underlying state of Indian River pink </w:t>
+      </w:r>
+      <w:r>
         <w:lastRenderedPageBreak/>
-        <w:t>The first stage of this research attempt</w:t>
-      </w:r>
-      <w:r>
-        <w:t>s</w:t>
-      </w:r>
-      <w:r>
-        <w:t xml:space="preserve"> to assess whether abundances of pink salmon observed at Indian River are consistent with those abundances seen elsewhere in the region, with no attention paid to the existence of the hatchery. This is accomplished by specifying two separate MARSS models of pink salmon abundance at Indian River and the surrounding region. The first estimates two underlying state processes, treating the underlying state of Indian River pink salmon abundance separately from that of the wider region. The second uses all available data (abundance observations from Indian River and ADFG’s 35 </w:t>
+        <w:t xml:space="preserve">salmon abundance separately from that of the wider region. The second uses all available data (abundance observations from Indian River and ADFG’s 35 </w:t>
       </w:r>
       <w:r>
         <w:rPr>
@@ -3444,11 +3422,7 @@
         <w:t xml:space="preserve">offset is </w:t>
       </w:r>
       <w:r>
-        <w:t xml:space="preserve">estimated for the observation process, but the model allows for distinct trends in both underlying states. </w:t>
-      </w:r>
-      <w:r>
-        <w:lastRenderedPageBreak/>
-        <w:t>Covariate data relating to observers (</w:t>
+        <w:t>estimated for the observation process, but the model allows for distinct trends in both underlying states. Covariate data relating to observers (</w:t>
       </w:r>
       <w:r>
         <w:rPr>
@@ -4165,6 +4139,7 @@
         <w:ind w:firstLine="720"/>
       </w:pPr>
       <w:r>
+        <w:lastRenderedPageBreak/>
         <w:t xml:space="preserve">Once fitted, this model estimates </w:t>
       </w:r>
       <w:r>
@@ -4271,17 +4246,17 @@
       </w:pPr>
       <w:r>
         <w:tab/>
-        <w:t xml:space="preserve">The above description of an approach comparing a one-state model to a two-state model as a means of determining whether pink salmon abundances at Indian River substantially differ from those observed elsewhere in the reason is made additionally complicated by the life history of pink salmon leading to the existence of genetically distinct populations in the same stream in even- and odd-year runs. This means that, in order to evaluate whether abundances at Indian River are exhibiting behaviors atypical of an equivalent pink salmon stream in the region, there are four models that must be fit. The first is the equivalent of the abstract two-state model, where for each run (even and odd) the underlying state process of pink salmon at Indian River is estimated separately from the underlying state of the wider region, meaning the model estimates four state processes total. Next, the equivalent of the abstract one-state model </w:t>
+        <w:t xml:space="preserve">The above description of an approach comparing a one-state model to a two-state model as a means of determining whether pink salmon abundances at Indian River substantially differ from those observed elsewhere in the reason is made additionally complicated by the life history of pink salmon leading to the existence of genetically distinct populations in the same stream in even- and odd-year runs. This means that, in order to evaluate whether abundances at Indian River are exhibiting behaviors atypical of an equivalent pink salmon stream in the region, there are four models that must be fit. The first is the equivalent of the abstract two-state model, where for each run (even and odd) the underlying state process of pink salmon at Indian River is estimated separately from the underlying state of the wider region, meaning the model estimates four state processes total. Next, the equivalent of the abstract one-state model is specified such that, for each run, all 35 index streams and Indian River are treated as representative of one underlying state, leading to the model estimating two state processes total. There </w:t>
+      </w:r>
+      <w:r>
+        <w:t>are</w:t>
+      </w:r>
+      <w:r>
+        <w:t xml:space="preserve"> two other important cases to consider. What if, due to some variation in the underlying genetics of each run, that odd-year runs at Indian River exhibit substantial variation </w:t>
       </w:r>
       <w:r>
         <w:lastRenderedPageBreak/>
-        <w:t xml:space="preserve">is specified such that, for each run, all 35 index streams and Indian River are treated as representative of one underlying state, leading to the model estimating two state processes total. There </w:t>
-      </w:r>
-      <w:r>
-        <w:t>are</w:t>
-      </w:r>
-      <w:r>
-        <w:t xml:space="preserve"> two other important cases to consider. What if, due to some variation in the underlying genetics of each run, that odd-year runs at Indian River exhibit substantial variation in annual abundance from those of streams in the wider region, while even-runs at Indian River generally fall within the region’s natural range of variation, or vice versa? To evaluate these cases, two three-state models are specified, in which Indian River abundance is estimated separately for one run, while the other is included as part of the regional underlying state. Evaluation of model fit using AICc then determines which of these model structures most closely fits the observed data.</w:t>
+        <w:t>in annual abundance from those of streams in the wider region, while even-runs at Indian River generally fall within the region’s natural range of variation, or vice versa? To evaluate these cases, two three-state models are specified, in which Indian River abundance is estimated separately for one run, while the other is included as part of the regional underlying state. Evaluation of model fit using AICc then determines which of these model structures most closely fits the observed data.</w:t>
       </w:r>
     </w:p>
     <w:p>
@@ -4321,8 +4296,68 @@
         <w:ind w:firstLine="720"/>
       </w:pPr>
       <w:r>
+        <w:t>This research seeks to take advantage of these distinct time periods by utilizing a difference-in-difference (DD) framework. This quasi-experimental approach</w:t>
+      </w:r>
+      <w:r>
+        <w:t xml:space="preserve"> is</w:t>
+      </w:r>
+      <w:r>
+        <w:t xml:space="preserve"> </w:t>
+      </w:r>
+      <w:r>
+        <w:t xml:space="preserve">designed to assess the </w:t>
+      </w:r>
+      <w:r>
+        <w:t>effect</w:t>
+      </w:r>
+      <w:r>
+        <w:t xml:space="preserve"> of </w:t>
+      </w:r>
+      <w:r>
+        <w:t>a treatment</w:t>
+      </w:r>
+      <w:r>
+        <w:t xml:space="preserve"> (in this case the operations of SJH) on an outcome of interest (pink salmon abundance at Indian River)</w:t>
+      </w:r>
+      <w:r>
+        <w:t>, and is commonly employed</w:t>
+      </w:r>
+      <w:r>
+        <w:t xml:space="preserve"> when </w:t>
+      </w:r>
+      <w:r>
+        <w:t>evaluating</w:t>
+      </w:r>
+      <w:r>
+        <w:t xml:space="preserve"> the impact of </w:t>
+      </w:r>
+      <w:r>
+        <w:t>an anthropogenic interventions</w:t>
+      </w:r>
+      <w:r>
+        <w:t xml:space="preserve"> on wild salmonid populations</w:t>
+      </w:r>
+      <w:r>
+        <w:t xml:space="preserve"> (</w:t>
+      </w:r>
+      <w:r>
+        <w:t xml:space="preserve">Levin and Tolimieri </w:t>
+      </w:r>
+      <w:r>
         <w:lastRenderedPageBreak/>
-        <w:t>This research seeks to take advantage of these distinct time periods by utilizing a difference-in-difference (DD) framework. This quasi-experimental approach is designed to assess the impact of an intervention (in this case the operations of SJH) on an outcome of interest (pink salmon abundance at Indian River). DD modeling compares a treatment group to a control group across two time periods, pre- and post- intervention. The general structure of a difference-in-difference model is as follows:</w:t>
+        <w:t xml:space="preserve">2001, </w:t>
+      </w:r>
+      <w:r>
+        <w:t>Berejikian et al. 2025</w:t>
+      </w:r>
+      <w:r>
+        <w:t>, Pearsons and Hillman 2025</w:t>
+      </w:r>
+      <w:r>
+        <w:t>)</w:t>
+      </w:r>
+      <w:r>
+        <w:t>. DD modeling compares a treatment group to a control group across two time periods, pre- and post- intervention. The general structure of a difference-in-difference model is as follows:</w:t>
       </w:r>
     </w:p>
     <w:p>
@@ -4927,11 +4962,7 @@
         <w:t>2</w:t>
       </w:r>
       <w:r>
-        <w:t xml:space="preserve">). Crucially, input data must cover both a control and treatment group, as well as time periods before and after the intervention of interest. It is important to note that in this case, and indeed in almost every application of DD modeling, true controls in the sense of those resulting from a randomized experimental design are unavailable. Instead, researchers must make do with treating what might be referred to as reference states as control groups. The assumption that these reference states are suitable proxies for randomized control groups, known as the parallel trends assumption, is bolstered through the application of event </w:t>
-      </w:r>
-      <w:r>
-        <w:lastRenderedPageBreak/>
-        <w:t>studies which evaluate whether trends in control and treatment groups are mathematically similar in the pre-treatment period (Cunningham 2021).</w:t>
+        <w:t>). Crucially, input data must cover both a control and treatment group, as well as time periods before and after the intervention of interest. It is important to note that in this case, and indeed in almost every application of DD modeling, true controls in the sense of those resulting from a randomized experimental design are unavailable. Instead, researchers must make do with treating what might be referred to as reference states as control groups. The assumption that these reference states are suitable proxies for randomized control groups, known as the parallel trends assumption, is bolstered through the application of event studies which evaluate whether trends in control and treatment groups are mathematically similar in the pre-treatment period (Cunningham 2021).</w:t>
       </w:r>
     </w:p>
     <w:p>
@@ -4940,7 +4971,29 @@
         <w:ind w:firstLine="360"/>
       </w:pPr>
       <w:r>
-        <w:t>This research applies a DD framework to MARSS models in order to once again control for observation error and to capture the autoregressive behavior of the underlying state processes. The indicator variables described above are included as covariate data in the process equation (</w:t>
+        <w:t xml:space="preserve">This research applies a DD framework to MARSS models </w:t>
+      </w:r>
+      <w:r>
+        <w:t>to</w:t>
+      </w:r>
+      <w:r>
+        <w:t xml:space="preserve"> once again control for observation error and to capture the autoregressive behavior of the underlying state processes. </w:t>
+      </w:r>
+      <w:r>
+        <w:lastRenderedPageBreak/>
+        <w:t>The indicator variables described above are</w:t>
+      </w:r>
+      <w:r>
+        <w:t xml:space="preserve"> represented in the MARSS framework with careful model specification and the</w:t>
+      </w:r>
+      <w:r>
+        <w:t xml:space="preserve"> inclu</w:t>
+      </w:r>
+      <w:r>
+        <w:t>sion of</w:t>
+      </w:r>
+      <w:r>
+        <w:t xml:space="preserve"> covariate data in the process equation (</w:t>
       </w:r>
       <w:r>
         <w:rPr>
@@ -4970,7 +5023,13 @@
         <w:t>t</w:t>
       </w:r>
       <w:r>
-        <w:t xml:space="preserve">), with </w:t>
+        <w:t>)</w:t>
+      </w:r>
+      <w:r>
+        <w:t>,</w:t>
+      </w:r>
+      <w:r>
+        <w:t xml:space="preserve"> with </w:t>
       </w:r>
       <w:r>
         <w:rPr>
@@ -4986,7 +5045,13 @@
         <w:t>C</w:t>
       </w:r>
       <w:r>
-        <w:t xml:space="preserve"> specified to capture the effects of interest (</w:t>
+        <w:t xml:space="preserve"> specified to capture the effects of interest. </w:t>
+      </w:r>
+      <w:r>
+        <w:t xml:space="preserve">Rather than include an indicator variable for treatment group </w:t>
+      </w:r>
+      <w:r>
+        <w:t>(</w:t>
       </w:r>
       <w:r>
         <w:rPr>
@@ -5012,59 +5077,35 @@
         <w:t>1</w:t>
       </w:r>
       <w:r>
+        <w:t>)</w:t>
+      </w:r>
+      <w:r>
         <w:t xml:space="preserve">, </w:t>
       </w:r>
       <w:r>
         <w:rPr>
           <w:rFonts w:ascii="MathJax_Math-italic" w:eastAsia="Times New Roman" w:hAnsi="MathJax_Math-italic" w:cs="Times New Roman"/>
-          <w:kern w:val="0"/>
-          <w:sz w:val="26"/>
-          <w:szCs w:val="26"/>
-          <w:bdr w:val="none" w:sz="0" w:space="0" w:color="auto" w:frame="1"/>
-          <w14:ligatures w14:val="none"/>
-        </w:rPr>
-        <w:t>β</w:t>
-      </w:r>
-      <w:r>
-        <w:rPr>
-          <w:rFonts w:ascii="MathJax_Math-italic" w:eastAsia="Times New Roman" w:hAnsi="MathJax_Math-italic" w:cs="Times New Roman"/>
-          <w:kern w:val="0"/>
-          <w:sz w:val="26"/>
-          <w:szCs w:val="26"/>
-          <w:bdr w:val="none" w:sz="0" w:space="0" w:color="auto" w:frame="1"/>
-          <w:vertAlign w:val="subscript"/>
-          <w14:ligatures w14:val="none"/>
-        </w:rPr>
-        <w:t>2</w:t>
-      </w:r>
-      <w:r>
-        <w:t xml:space="preserve">, and </w:t>
-      </w:r>
-      <w:r>
-        <w:rPr>
-          <w:rFonts w:ascii="MathJax_Math-italic" w:eastAsia="Times New Roman" w:hAnsi="MathJax_Math-italic" w:cs="Times New Roman"/>
-          <w:kern w:val="0"/>
-          <w:sz w:val="26"/>
-          <w:szCs w:val="26"/>
-          <w:bdr w:val="none" w:sz="0" w:space="0" w:color="auto" w:frame="1"/>
-          <w14:ligatures w14:val="none"/>
-        </w:rPr>
-        <w:t>β</w:t>
-      </w:r>
-      <w:r>
-        <w:rPr>
-          <w:rFonts w:ascii="MathJax_Math-italic" w:eastAsia="Times New Roman" w:hAnsi="MathJax_Math-italic" w:cs="Times New Roman"/>
-          <w:kern w:val="0"/>
-          <w:sz w:val="26"/>
-          <w:szCs w:val="26"/>
-          <w:bdr w:val="none" w:sz="0" w:space="0" w:color="auto" w:frame="1"/>
-          <w:vertAlign w:val="subscript"/>
-          <w14:ligatures w14:val="none"/>
-        </w:rPr>
-        <w:t>3</w:t>
-      </w:r>
-      <w:r>
-        <w:t xml:space="preserve">). Observations of pink salmon abundances at Indian River are assigned to the treatment group while observations at ADFG’s other </w:t>
+          <w:b/>
+          <w:bCs/>
+          <w:kern w:val="0"/>
+          <w:sz w:val="26"/>
+          <w:szCs w:val="26"/>
+          <w:bdr w:val="none" w:sz="0" w:space="0" w:color="auto" w:frame="1"/>
+          <w14:ligatures w14:val="none"/>
+        </w:rPr>
+        <w:t>Z</w:t>
+      </w:r>
+      <w:r>
+        <w:t xml:space="preserve"> is specified to allow the treatment group (observations at Indian River) to be estimated as a separate state from the control group (</w:t>
+      </w:r>
+      <w:r>
+        <w:t xml:space="preserve">observations </w:t>
+      </w:r>
+      <w:r>
+        <w:t xml:space="preserve">made </w:t>
+      </w:r>
+      <w:r>
+        <w:t xml:space="preserve">at ADFG’s other </w:t>
       </w:r>
       <w:r>
         <w:rPr>
@@ -5074,7 +5115,120 @@
         <w:t>north southeast (outside)</w:t>
       </w:r>
       <w:r>
-        <w:t xml:space="preserve"> index streams form the control group. The treatment period is defined as post-1980, which allows hatchery operations for a couple of brood years to ramp up. A separate specification of the DD model includes an indicator variable related to periods pre- and post-2010, to assess the impact of heightened pink salmon production. Models are specified including additional covariates to further isolate the effect of interest, controlling for observer, for PDO, for both, and for neither. These competing specifications are evaluated for best fit using AICc. </w:t>
+        <w:t xml:space="preserve"> index stream</w:t>
+      </w:r>
+      <w:r>
+        <w:t>). Separate models consider two treatment periods: 1) t</w:t>
+      </w:r>
+      <w:r>
+        <w:t xml:space="preserve">he period </w:t>
+      </w:r>
+      <w:r>
+        <w:t xml:space="preserve">related to the commencement of hatchery operations </w:t>
+      </w:r>
+      <w:r>
+        <w:t>(</w:t>
+      </w:r>
+      <w:r>
+        <w:t>post-1980</w:t>
+      </w:r>
+      <w:r>
+        <w:t>)</w:t>
+      </w:r>
+      <w:r>
+        <w:t xml:space="preserve">, </w:t>
+      </w:r>
+      <w:r>
+        <w:t>and 2) the period related to the expansion of permitted pink salmon production at SJH (p</w:t>
+      </w:r>
+      <w:r>
+        <w:t>ost-2010</w:t>
+      </w:r>
+      <w:r>
+        <w:t>)</w:t>
+      </w:r>
+      <w:r>
+        <w:t xml:space="preserve">. </w:t>
+      </w:r>
+      <w:r>
+        <w:t>Because of the autoregressive character of state processes in MARSS models, an intervention occurring at a single time step can impact the time series many steps into the future. It is easy to imagine that a recurring intervention could impact the time series at multiple time steps, pushing it far from its original state</w:t>
+      </w:r>
+      <w:r>
+        <w:t>. In the case of pink salmon releases from SJH potentially impacting abundances a</w:t>
+      </w:r>
+    </w:p>
+    <w:p>
+      <w:pPr>
+        <w:spacing w:after="0" w:line="480" w:lineRule="auto"/>
+      </w:pPr>
+    </w:p>
+    <w:p>
+      <w:pPr>
+        <w:spacing w:after="0" w:line="480" w:lineRule="auto"/>
+      </w:pPr>
+      <w:r>
+        <w:t xml:space="preserve">Iterations of covariate data related to treatment period </w:t>
+      </w:r>
+      <w:r>
+        <w:t>(</w:t>
+      </w:r>
+      <w:r>
+        <w:rPr>
+          <w:rFonts w:ascii="MathJax_Math-italic" w:eastAsia="Times New Roman" w:hAnsi="MathJax_Math-italic" w:cs="Times New Roman"/>
+          <w:b/>
+          <w:bCs/>
+          <w:kern w:val="0"/>
+          <w:sz w:val="26"/>
+          <w:szCs w:val="26"/>
+          <w:bdr w:val="none" w:sz="0" w:space="0" w:color="auto" w:frame="1"/>
+          <w14:ligatures w14:val="none"/>
+        </w:rPr>
+        <w:t>c</w:t>
+      </w:r>
+      <w:r>
+        <w:rPr>
+          <w:rFonts w:ascii="MathJax_Math-italic" w:eastAsia="Times New Roman" w:hAnsi="MathJax_Math-italic" w:cs="Times New Roman"/>
+          <w:b/>
+          <w:bCs/>
+          <w:kern w:val="0"/>
+          <w:sz w:val="26"/>
+          <w:szCs w:val="26"/>
+          <w:bdr w:val="none" w:sz="0" w:space="0" w:color="auto" w:frame="1"/>
+          <w:vertAlign w:val="subscript"/>
+          <w14:ligatures w14:val="none"/>
+        </w:rPr>
+        <w:t>t</w:t>
+      </w:r>
+      <w:r>
+        <w:t>)</w:t>
+      </w:r>
+      <w:r>
+        <w:t xml:space="preserve"> were constructed to allow the impact of treatment to </w:t>
+      </w:r>
+    </w:p>
+    <w:p>
+      <w:pPr>
+        <w:spacing w:after="0" w:line="480" w:lineRule="auto"/>
+      </w:pPr>
+    </w:p>
+    <w:p>
+      <w:pPr>
+        <w:spacing w:after="0" w:line="480" w:lineRule="auto"/>
+      </w:pPr>
+      <w:r>
+        <w:t>Models are specified including additional covariates to further isolate the effect of interest, controlling for observer</w:t>
+      </w:r>
+      <w:r>
+        <w:t xml:space="preserve"> and</w:t>
+      </w:r>
+      <w:r>
+        <w:t xml:space="preserve"> for </w:t>
+      </w:r>
+      <w:r>
+        <w:t xml:space="preserve">ocean climate via </w:t>
+      </w:r>
+      <w:r>
+        <w:t xml:space="preserve">PDO. These competing specifications are evaluated for best fit using AICc. </w:t>
       </w:r>
     </w:p>
     <w:p>
@@ -5086,7 +5240,11 @@
         <w:t>To ensure that the parallel trends assumption holds between treatment and control groups during the pre-treatment period, event studies are undertaken on the best fit models</w:t>
       </w:r>
       <w:r>
-        <w:t>. Simple linear models are structured to isolate the effect of Indian River on pink salmon abundances during pre-treatment periods, as illustrated below:</w:t>
+        <w:t xml:space="preserve">. Simple </w:t>
+      </w:r>
+      <w:r>
+        <w:lastRenderedPageBreak/>
+        <w:t>linear models are structured to isolate the effect of Indian River on pink salmon abundances during pre-treatment periods, as illustrated below:</w:t>
       </w:r>
     </w:p>
     <w:p>
@@ -5287,7 +5445,6 @@
         <w:spacing w:after="0" w:line="480" w:lineRule="auto"/>
       </w:pPr>
       <w:r>
-        <w:lastRenderedPageBreak/>
         <w:t xml:space="preserve">Here, the variable </w:t>
       </w:r>
       <w:r>
@@ -5419,18 +5576,18 @@
         <w:spacing w:after="0" w:line="480" w:lineRule="auto"/>
         <w:ind w:firstLine="360"/>
       </w:pPr>
-      <w:commentRangeStart w:id="36"/>
+      <w:commentRangeStart w:id="34"/>
       <w:r>
         <w:t xml:space="preserve">Parametric bootstrapping is employed on the best fit models to construct confidence intervals around these </w:t>
       </w:r>
-      <w:commentRangeEnd w:id="36"/>
+      <w:commentRangeEnd w:id="34"/>
       <w:r>
         <w:rPr>
           <w:rStyle w:val="CommentReference"/>
           <w:sz w:val="24"/>
           <w:szCs w:val="24"/>
         </w:rPr>
-        <w:commentReference w:id="36"/>
+        <w:commentReference w:id="34"/>
       </w:r>
       <w:r>
         <w:t xml:space="preserve">parameter estimates. A statistically significant estimate of </w:t>
@@ -5505,7 +5662,11 @@
         <w:t>es</w:t>
       </w:r>
       <w:r>
-        <w:t xml:space="preserve"> on the effect of the number of fish released by the hatchery each year. While scarcity of available stray rate data makes a direct analysis of the impacts of straying impossible, the impacts of hatchery releases on pink salmon abundance at Indian River (as well as the inverse)</w:t>
+        <w:t xml:space="preserve"> on the effect of the number of fish released by the hatchery each year. While scarcity of available stray rate data makes a direct analysis of the impacts of straying impossible, the impacts of hatchery releases on pink salmon abundance at Indian River (as well </w:t>
+      </w:r>
+      <w:r>
+        <w:lastRenderedPageBreak/>
+        <w:t>as the inverse)</w:t>
       </w:r>
       <w:r>
         <w:t xml:space="preserve"> are estimated</w:t>
@@ -5516,30 +5677,30 @@
       <w:r>
         <w:t xml:space="preserve">. </w:t>
       </w:r>
+      <w:commentRangeStart w:id="35"/>
+      <w:commentRangeStart w:id="36"/>
       <w:commentRangeStart w:id="37"/>
       <w:commentRangeStart w:id="38"/>
-      <w:commentRangeStart w:id="39"/>
-      <w:commentRangeStart w:id="40"/>
       <w:r>
         <w:t xml:space="preserve">It is important to consider the effect of straying both to and from Indian River, as both would influence the abundances observed in stream. </w:t>
       </w:r>
-      <w:commentRangeEnd w:id="39"/>
+      <w:commentRangeEnd w:id="37"/>
       <w:r>
         <w:rPr>
           <w:rStyle w:val="CommentReference"/>
           <w:sz w:val="24"/>
           <w:szCs w:val="24"/>
         </w:rPr>
-        <w:commentReference w:id="39"/>
-      </w:r>
-      <w:commentRangeEnd w:id="40"/>
+        <w:commentReference w:id="37"/>
+      </w:r>
+      <w:commentRangeEnd w:id="38"/>
       <w:r>
         <w:rPr>
           <w:rStyle w:val="CommentReference"/>
           <w:sz w:val="24"/>
           <w:szCs w:val="24"/>
         </w:rPr>
-        <w:commentReference w:id="40"/>
+        <w:commentReference w:id="38"/>
       </w:r>
       <w:r>
         <w:t xml:space="preserve">By specifying </w:t>
@@ -5589,11 +5750,7 @@
         <w:t xml:space="preserve"> is isolated.</w:t>
       </w:r>
       <w:r>
-        <w:t xml:space="preserve"> It is important to note that, because </w:t>
-      </w:r>
-      <w:r>
-        <w:lastRenderedPageBreak/>
-        <w:t>escapement data are log</w:t>
+        <w:t xml:space="preserve"> It is important to note that, because escapement data are log</w:t>
       </w:r>
       <w:r>
         <w:t>-</w:t>
@@ -5617,23 +5774,23 @@
       <w:r>
         <w:t xml:space="preserve"> elements estimated will be associated with percent increases from one time step to the next.</w:t>
       </w:r>
-      <w:commentRangeEnd w:id="37"/>
+      <w:commentRangeEnd w:id="35"/>
       <w:r>
         <w:rPr>
           <w:rStyle w:val="CommentReference"/>
           <w:sz w:val="24"/>
           <w:szCs w:val="24"/>
         </w:rPr>
-        <w:commentReference w:id="37"/>
-      </w:r>
-      <w:commentRangeEnd w:id="38"/>
+        <w:commentReference w:id="35"/>
+      </w:r>
+      <w:commentRangeEnd w:id="36"/>
       <w:r>
         <w:rPr>
           <w:rStyle w:val="CommentReference"/>
           <w:sz w:val="24"/>
           <w:szCs w:val="24"/>
         </w:rPr>
-        <w:commentReference w:id="38"/>
+        <w:commentReference w:id="36"/>
       </w:r>
       <w:r>
         <w:t xml:space="preserve"> </w:t>
@@ -5788,6 +5945,7 @@
         <w:spacing w:after="0" w:line="480" w:lineRule="auto"/>
       </w:pPr>
       <w:r>
+        <w:lastRenderedPageBreak/>
         <w:t xml:space="preserve">Of particular interest </w:t>
       </w:r>
       <w:r>
@@ -5874,14 +6032,13 @@
           <w:u w:val="single"/>
         </w:rPr>
       </w:pPr>
-      <w:bookmarkStart w:id="41" w:name="_Hlk201668133"/>
+      <w:bookmarkStart w:id="39" w:name="_Hlk201668133"/>
       <w:r>
         <w:rPr>
           <w:b/>
           <w:bCs/>
           <w:u w:val="single"/>
         </w:rPr>
-        <w:lastRenderedPageBreak/>
         <w:t>Results</w:t>
       </w:r>
     </w:p>
@@ -5908,35 +6065,35 @@
       <w:r>
         <w:t>For both even- and odd-year runs</w:t>
       </w:r>
+      <w:commentRangeStart w:id="40"/>
+      <w:commentRangeStart w:id="41"/>
+      <w:r>
+        <w:t xml:space="preserve">, Indian River abundances at the beginning of the time series </w:t>
+      </w:r>
+      <w:r>
+        <w:t>fall below what might be expected relative to the wider region. Even-year Indian River abundance in 1960 was</w:t>
+      </w:r>
+      <w:r>
+        <w:t xml:space="preserve"> estimated to be 0</w:t>
+      </w:r>
+      <w:r>
+        <w:t>.476 standard deviations lower than</w:t>
+      </w:r>
+      <w:r>
+        <w:t xml:space="preserve"> the </w:t>
+      </w:r>
       <w:commentRangeStart w:id="42"/>
-      <w:commentRangeStart w:id="43"/>
-      <w:r>
-        <w:t xml:space="preserve">, Indian River abundances at the beginning of the time series </w:t>
-      </w:r>
-      <w:r>
-        <w:t>fall below what might be expected relative to the wider region. Even-year Indian River abundance in 1960 was</w:t>
-      </w:r>
-      <w:r>
-        <w:t xml:space="preserve"> estimated to be 0</w:t>
-      </w:r>
-      <w:r>
-        <w:t>.476 standard deviations lower than</w:t>
-      </w:r>
-      <w:r>
-        <w:t xml:space="preserve"> the </w:t>
-      </w:r>
-      <w:commentRangeStart w:id="44"/>
       <w:r>
         <w:t>regional average</w:t>
       </w:r>
-      <w:commentRangeEnd w:id="44"/>
+      <w:commentRangeEnd w:id="42"/>
       <w:r>
         <w:rPr>
           <w:rStyle w:val="CommentReference"/>
           <w:sz w:val="24"/>
           <w:szCs w:val="24"/>
         </w:rPr>
-        <w:commentReference w:id="44"/>
+        <w:commentReference w:id="42"/>
       </w:r>
       <w:r>
         <w:t>, while odd-year Indian River abundance in 1961 was estimated to be 1.326 standard deviations lower</w:t>
@@ -5971,23 +6128,23 @@
       <w:r>
         <w:t>.</w:t>
       </w:r>
-      <w:commentRangeEnd w:id="42"/>
+      <w:commentRangeEnd w:id="40"/>
       <w:r>
         <w:rPr>
           <w:rStyle w:val="CommentReference"/>
           <w:sz w:val="24"/>
           <w:szCs w:val="24"/>
         </w:rPr>
-        <w:commentReference w:id="42"/>
-      </w:r>
-      <w:commentRangeEnd w:id="43"/>
+        <w:commentReference w:id="40"/>
+      </w:r>
+      <w:commentRangeEnd w:id="41"/>
       <w:r>
         <w:rPr>
           <w:rStyle w:val="CommentReference"/>
           <w:sz w:val="24"/>
           <w:szCs w:val="24"/>
         </w:rPr>
-        <w:commentReference w:id="43"/>
+        <w:commentReference w:id="41"/>
       </w:r>
     </w:p>
     <w:p>
@@ -6000,7 +6157,7 @@
       <w:r>
         <w:t>P</w:t>
       </w:r>
-      <w:commentRangeStart w:id="45"/>
+      <w:commentRangeStart w:id="43"/>
       <w:r>
         <w:t>ink salmon abundances observed in recent years at Indian River</w:t>
       </w:r>
@@ -6010,31 +6167,32 @@
       <w:r>
         <w:t xml:space="preserve">deviate wildly from the </w:t>
       </w:r>
-      <w:commentRangeStart w:id="46"/>
+      <w:commentRangeStart w:id="44"/>
       <w:r>
         <w:t>regional average</w:t>
       </w:r>
-      <w:commentRangeEnd w:id="46"/>
+      <w:commentRangeEnd w:id="44"/>
       <w:r>
         <w:rPr>
           <w:rStyle w:val="CommentReference"/>
           <w:sz w:val="24"/>
           <w:szCs w:val="24"/>
         </w:rPr>
-        <w:commentReference w:id="46"/>
+        <w:commentReference w:id="44"/>
       </w:r>
       <w:r>
         <w:t xml:space="preserve">. However, plotting these time series is not enough to conclusively state that abundances at Indian River do not differ from those that would be expected of an average pink salmon index stream in the region in a statistically significant way. </w:t>
       </w:r>
-      <w:commentRangeEnd w:id="45"/>
-      <w:del w:id="47" w:author="Brian McGreal" w:date="2026-03-30T12:29:00Z" w16du:dateUtc="2026-03-30T19:29:00Z">
+      <w:commentRangeEnd w:id="43"/>
+      <w:del w:id="45" w:author="Brian McGreal" w:date="2026-03-30T12:29:00Z" w16du:dateUtc="2026-03-30T19:29:00Z">
         <w:r>
           <w:rPr>
             <w:rStyle w:val="CommentReference"/>
             <w:sz w:val="24"/>
             <w:szCs w:val="24"/>
           </w:rPr>
-          <w:commentReference w:id="45"/>
+          <w:lastRenderedPageBreak/>
+          <w:commentReference w:id="43"/>
         </w:r>
         <w:r>
           <w:delText xml:space="preserve"> </w:delText>
@@ -6053,11 +6211,7 @@
         <w:t xml:space="preserve"> (which</w:t>
       </w:r>
       <w:r>
-        <w:t xml:space="preserve"> allows for both even- and odd-year Indian River pink salmon abundance to be estimated as separate from </w:t>
-      </w:r>
-      <w:r>
-        <w:lastRenderedPageBreak/>
-        <w:t>regional abundances</w:t>
+        <w:t xml:space="preserve"> allows for both even- and odd-year Indian River pink salmon abundance to be estimated as separate from regional abundances</w:t>
       </w:r>
       <w:r>
         <w:t xml:space="preserve">) means that, given the available data, this model can be said to be best with 99.84% confidence </w:t>
@@ -6205,7 +6359,11 @@
         <w:t>Δ</w:t>
       </w:r>
       <w:r>
-        <w:t xml:space="preserve">AICc = 1.577 in the post-1980 model set, and </w:t>
+        <w:t xml:space="preserve">AICc = 1.577 in </w:t>
+      </w:r>
+      <w:r>
+        <w:lastRenderedPageBreak/>
+        <w:t xml:space="preserve">the post-1980 model set, and </w:t>
       </w:r>
       <w:r>
         <w:rPr>
@@ -6223,7 +6381,13 @@
         <w:t>This means that despite not being the best fit model, the statistical confidence to reject the full model is lacking. Due to this model uncertainty, an Akaike-weighted average of parameters from each model are</w:t>
       </w:r>
       <w:r>
-        <w:t xml:space="preserve"> evaluated (Burnham &amp; Anderson 2002)</w:t>
+        <w:t xml:space="preserve"> evaluated (Burnham </w:t>
+      </w:r>
+      <w:r>
+        <w:t>and</w:t>
+      </w:r>
+      <w:r>
+        <w:t xml:space="preserve"> Anderson 2002)</w:t>
       </w:r>
       <w:r>
         <w:t>.</w:t>
@@ -6244,23 +6408,56 @@
         <w:t xml:space="preserve"> </w:t>
       </w:r>
       <w:r>
-        <w:t xml:space="preserve">parallel trends </w:t>
-      </w:r>
-      <w:r>
+        <w:t xml:space="preserve">parallel trends assumption </w:t>
+      </w:r>
+      <w:r>
+        <w:t xml:space="preserve">is </w:t>
+      </w:r>
+      <w:r>
+        <w:t>will be evaluated including these covariates</w:t>
+      </w:r>
+      <w:r>
+        <w:t xml:space="preserve">. </w:t>
+      </w:r>
+      <w:r>
+        <w:t>For both odd- and even-year runs, pink salmon abundances at Indian River do not differ significantly from those observed in either pre-treatment period elsewhere in the region (Figure 4), meaning that the parallel trends assumption holds in all cases and there is no need to construct synthetic control groups.</w:t>
+      </w:r>
+    </w:p>
+    <w:p>
+      <w:pPr>
+        <w:spacing w:after="0" w:line="480" w:lineRule="auto"/>
+      </w:pPr>
+      <w:r>
+        <w:tab/>
+      </w:r>
+      <w:r>
+        <w:t xml:space="preserve">Parametric bootstrapping of DD effects of interest reveal interesting patterns of behavior. Critically, no significant effect of treatment group, treatment period, or the interaction of the two is observed in either model (Figure 5). In both models, bootstrap parameter estimates of the effect of treatment group (i.e. Indian River) tend to be positive, although not frequently enough to say with high confidence that the relative effect of Indian River on pink salmon abundances is different than zero.  The effect of the post-treatment period is centered close to zero in all runs across both models. Parameter estimates of the effect of hatchery operations on abundances at Indian River tend to be negative. This surprising result would imply that fish are being drawn from Indian River towards the hatchery and that abundances in the stream have decreased as a result of hatchery operations, although once again it cannot be said with confidence that the true effect is different from zero. </w:t>
+      </w:r>
+    </w:p>
+    <w:p>
+      <w:pPr>
+        <w:spacing w:after="0" w:line="480" w:lineRule="auto"/>
+        <w:rPr>
+          <w:b/>
+          <w:bCs/>
+        </w:rPr>
+      </w:pPr>
+    </w:p>
+    <w:p>
+      <w:pPr>
+        <w:spacing w:after="0" w:line="480" w:lineRule="auto"/>
+        <w:rPr>
+          <w:b/>
+          <w:bCs/>
+        </w:rPr>
+      </w:pPr>
+      <w:r>
+        <w:rPr>
+          <w:b/>
+          <w:bCs/>
+        </w:rPr>
         <w:lastRenderedPageBreak/>
-        <w:t xml:space="preserve">assumption </w:t>
-      </w:r>
-      <w:r>
-        <w:t xml:space="preserve">is </w:t>
-      </w:r>
-      <w:r>
-        <w:t>will be evaluated including these covariates</w:t>
-      </w:r>
-      <w:r>
-        <w:t xml:space="preserve">. </w:t>
-      </w:r>
-      <w:r>
-        <w:t>For both odd- and even-year runs, pink salmon abundances at Indian River do not differ significantly from those observed in either pre-treatment period elsewhere in the region (Figure 4), meaning that the parallel trends assumption holds in all cases and there is no need to construct synthetic control groups.</w:t>
+        <w:t>Effect of Hatchery Releases</w:t>
       </w:r>
     </w:p>
     <w:p>
@@ -6268,42 +6465,6 @@
         <w:spacing w:after="0" w:line="480" w:lineRule="auto"/>
       </w:pPr>
       <w:r>
-        <w:tab/>
-      </w:r>
-      <w:r>
-        <w:t xml:space="preserve">Parametric bootstrapping of DD effects of interest reveal interesting patterns of behavior. Critically, no significant effect of treatment group, treatment period, or the interaction of the two is observed in either model (Figure 5). In both models, bootstrap parameter estimates of the effect of treatment group (i.e. Indian River) tend to be positive, although not frequently enough to say with high confidence that the relative effect of Indian River on pink salmon abundances is different than zero.  The effect of the post-treatment period is centered close to zero in all runs across both models. Parameter estimates of the effect of hatchery operations on abundances at Indian River tend to be negative. This surprising result would imply that fish are being drawn from Indian River towards the hatchery and that abundances in the stream have decreased as a result of hatchery operations, although once again it cannot be said with confidence that the true effect is different from zero. </w:t>
-      </w:r>
-    </w:p>
-    <w:p>
-      <w:pPr>
-        <w:spacing w:after="0" w:line="480" w:lineRule="auto"/>
-        <w:rPr>
-          <w:b/>
-          <w:bCs/>
-        </w:rPr>
-      </w:pPr>
-    </w:p>
-    <w:p>
-      <w:pPr>
-        <w:spacing w:after="0" w:line="480" w:lineRule="auto"/>
-        <w:rPr>
-          <w:b/>
-          <w:bCs/>
-        </w:rPr>
-      </w:pPr>
-      <w:r>
-        <w:rPr>
-          <w:b/>
-          <w:bCs/>
-        </w:rPr>
-        <w:t>Effect of Hatchery Releases</w:t>
-      </w:r>
-    </w:p>
-    <w:p>
-      <w:pPr>
-        <w:spacing w:after="0" w:line="480" w:lineRule="auto"/>
-      </w:pPr>
-      <w:r>
         <w:t>T</w:t>
       </w:r>
       <w:r>
@@ -6365,11 +6526,7 @@
         <w:t xml:space="preserve">, as well as the effect of </w:t>
       </w:r>
       <w:r>
-        <w:t xml:space="preserve">prior brood year Indian River </w:t>
-      </w:r>
-      <w:r>
-        <w:lastRenderedPageBreak/>
-        <w:t>abundance on current brood year</w:t>
+        <w:t>prior brood year Indian River abundance on current brood year</w:t>
       </w:r>
       <w:r>
         <w:t xml:space="preserve"> </w:t>
@@ -6515,7 +6672,7 @@
       <w:r>
         <w:t xml:space="preserve"> </w:t>
       </w:r>
-      <w:commentRangeStart w:id="48"/>
+      <w:commentRangeStart w:id="46"/>
       <w:r>
         <w:t xml:space="preserve">While the effect of prior brood year Indian River abundances on current brood year hatchery returns is stronger for both runs than its inverse, it is crucial to note that hatchery returns are </w:t>
       </w:r>
@@ -6541,7 +6698,11 @@
         <w:t xml:space="preserve">site </w:t>
       </w:r>
       <w:r>
-        <w:t>could be roughly equal or even skewed towards hatchery-born fish returning to Indian River. In those brood years where Indian River abundances exceed hatchery returns, these effect</w:t>
+        <w:t xml:space="preserve">could be roughly equal or even skewed towards hatchery-born fish returning to Indian River. In those brood years where Indian </w:t>
+      </w:r>
+      <w:r>
+        <w:lastRenderedPageBreak/>
+        <w:t>River abundances exceed hatchery returns, these effect</w:t>
       </w:r>
       <w:r>
         <w:t xml:space="preserve"> size</w:t>
@@ -6549,14 +6710,14 @@
       <w:r>
         <w:t>s imply that the following brood year will see more fish from Indian River returning to the hatchery than vice versa.</w:t>
       </w:r>
-      <w:commentRangeEnd w:id="48"/>
+      <w:commentRangeEnd w:id="46"/>
       <w:r>
         <w:rPr>
           <w:rStyle w:val="CommentReference"/>
           <w:sz w:val="24"/>
           <w:szCs w:val="24"/>
         </w:rPr>
-        <w:commentReference w:id="48"/>
+        <w:commentReference w:id="46"/>
       </w:r>
     </w:p>
     <w:p>
@@ -6565,7 +6726,7 @@
       </w:pPr>
     </w:p>
     <w:bookmarkEnd w:id="1"/>
-    <w:bookmarkEnd w:id="41"/>
+    <w:bookmarkEnd w:id="39"/>
     <w:p>
       <w:pPr>
         <w:spacing w:after="0" w:line="480" w:lineRule="auto"/>
@@ -6575,7 +6736,7 @@
           <w:u w:val="single"/>
         </w:rPr>
       </w:pPr>
-      <w:commentRangeStart w:id="49"/>
+      <w:commentRangeStart w:id="47"/>
       <w:r>
         <w:rPr>
           <w:b/>
@@ -6584,7 +6745,7 @@
         </w:rPr>
         <w:t>Discussion</w:t>
       </w:r>
-      <w:commentRangeEnd w:id="49"/>
+      <w:commentRangeEnd w:id="47"/>
       <w:r>
         <w:rPr>
           <w:rStyle w:val="CommentReference"/>
@@ -6594,7 +6755,7 @@
           <w:szCs w:val="24"/>
           <w:u w:val="single"/>
         </w:rPr>
-        <w:commentReference w:id="49"/>
+        <w:commentReference w:id="47"/>
       </w:r>
     </w:p>
     <w:p>
@@ -6613,7 +6774,6 @@
         <w:t xml:space="preserve">north southeast </w:t>
       </w:r>
       <w:r>
-        <w:lastRenderedPageBreak/>
         <w:t>(</w:t>
       </w:r>
       <w:r>
@@ -6627,7 +6787,11 @@
         <w:t>), where</w:t>
       </w:r>
       <w:r>
-        <w:t>as odd-year runs are not in line with broader regional patterns. No significant impact of hatchery operations at Indian River was observed in either run, although evidence was found of Indian River abundances positively influencing hatchery returns in the subsequent brood year. The effect of hatchery releases on subsequent brood year Indian River abundances was not found to be statistically significant for either run, in both cases a convincing majority of bootstrapped parameter estimates were positive (94.2% in even-year runs, and 92% in odd-year runs). This falls short of the 95% confidence threshold, it is worth considering the implications of a small but positive true effect of hatchery releases on Indian River pink salmon abundance in the following brood year. For both runs, the effect of prior brood year Indian River abundances on current brood year hatchery returns is stronger than its inverse (Figure 6), but it is crucial to note that hatchery returns are greater than Indian River abundance much more often than not. This means that, if there exists a small but positive true effect of hatchery releases on subsequent brood year Indian River abundances, the overall numbers of fish straying to a non-origin site could be roughly equal or even skewed towards hatchery-born fish returning to Indian River. In those brood years where Indian River abundances exceed hatchery returns, these effect sizes imply that the following brood year will see more fish from Indian River returning to the hatchery than vice versa.</w:t>
+        <w:t xml:space="preserve">as odd-year runs are not in line with broader regional patterns. No significant impact of hatchery operations at Indian River was observed in either run, although evidence was found of Indian River abundances positively influencing hatchery returns in the subsequent brood year. The effect of hatchery releases on subsequent brood year Indian River abundances was not found to be statistically significant for either run, in both cases a convincing majority of bootstrapped parameter estimates were positive (94.2% in even-year runs, and 92% in odd-year runs). This falls short of the 95% confidence threshold, it is worth considering the implications of a small but positive true effect of hatchery releases on Indian River pink salmon abundance in the following brood year. For both runs, the effect of prior brood year Indian River abundances on current brood year hatchery returns is stronger than its inverse (Figure 6), but it is crucial to note that hatchery returns are greater than Indian River abundance much more often than not. This means that, if there exists a small but positive true effect of hatchery releases on subsequent brood year Indian River abundances, the overall numbers of fish straying to a non-origin site could be roughly equal or even skewed towards hatchery-born fish returning to Indian River. In those brood years where Indian River abundances exceed hatchery returns, </w:t>
+      </w:r>
+      <w:r>
+        <w:lastRenderedPageBreak/>
+        <w:t>these effect sizes imply that the following brood year will see more fish from Indian River returning to the hatchery than vice versa.</w:t>
       </w:r>
     </w:p>
     <w:p>
@@ -6636,26 +6800,10 @@
         <w:ind w:firstLine="720"/>
       </w:pPr>
       <w:r>
-        <w:t xml:space="preserve">In even years, Indian River salmon are not out of the ordinary relative to the wider region. No effect of the commencement of hatchery operations or the expansion of hatchery releases was associated with an increase in the numbers of spawning pink salmon at Indian River relative to the wider region (Figure 5). However, in even years, Indian River abundances were estimated to have a strong impact on pink salmon returning to the hatchery in the </w:t>
-      </w:r>
-      <w:r>
-        <w:lastRenderedPageBreak/>
-        <w:t xml:space="preserve">subsequent brood year, while an accompanying effect of hatchery releases on subsequent brood year Indian River abundances was not found to be statistically significant (Figure 6). </w:t>
-      </w:r>
-      <w:r>
-        <w:t xml:space="preserve">Even if there exists </w:t>
-      </w:r>
-      <w:r>
-        <w:t>small but positive true effect of hatchery releases on subsequent brood year Indian River abundances</w:t>
-      </w:r>
-      <w:r>
-        <w:t xml:space="preserve"> in even-year runs, the difference between this effect and the relatively larger effect of </w:t>
-      </w:r>
-      <w:r>
-        <w:t>Indian River abundances on pink salmon returning to the hatchery in the subsequent brood year</w:t>
-      </w:r>
-      <w:r>
-        <w:t xml:space="preserve"> is fairly large. This would imply that Indian River spawners would have to vastly outnumber hatchery releases in a given year in order for a net increase in Indian River abundance due to hatchery releases to occur in the following brood year. </w:t>
+        <w:t xml:space="preserve">In even years, Indian River salmon are not out of the ordinary relative to the wider region. No effect of the commencement of hatchery operations or the expansion of hatchery releases was associated with an increase in the numbers of spawning pink salmon at Indian River relative to the wider region (Figure 5). However, in even years, Indian River abundances were estimated to have a strong impact on pink salmon returning to the hatchery in the subsequent brood year, while an accompanying effect of hatchery releases on subsequent brood year Indian River abundances was not found to be statistically significant (Figure 6). </w:t>
+      </w:r>
+      <w:r>
+        <w:t xml:space="preserve">Even if there exists small but positive true effect of hatchery releases on subsequent brood year Indian River abundances in even-year runs, the difference between this effect and the relatively larger effect of Indian River abundances on pink salmon returning to the hatchery in the subsequent brood year is fairly large. This would imply that Indian River spawners would have to vastly outnumber hatchery releases in a given year in order for a net increase in Indian River abundance due to hatchery releases to occur in the following brood year. </w:t>
       </w:r>
       <w:r>
         <w:t>Taken together, these results imply there is little concern that even-year pink salmon abundances fall outside their natural range of variation at Indian River, and indeed seem to be significantly contributing to hatchery returns.</w:t>
@@ -6667,11 +6815,11 @@
         <w:ind w:firstLine="720"/>
       </w:pPr>
       <w:r>
-        <w:t xml:space="preserve">In odd years, MARSS models evaluated for best fit suggested that abundances at Indian River significantly differ in character from what would be expected of a similar stream in the region. However, similar to even-year runs, there was no effect of significance which associated Indian River pink salmon abundances with the commencement of hatchery operations or the expansion of hatchery releases. Also similar to even-year runs, odd-year Indian River abundances were estimated to have a significant effect on pink salmon returning to SJH in the subsequent brood year, although this effect was not as strong as its even-year counterpart (Figure 6). While indications exist that odd-year pink salmon abundance at Indian River do not fall within the natural range of variation expected throughout the wider region, there is no conclusive evidence that indicates this difference is being driven by SJH pink salmon releases. It </w:t>
+        <w:t xml:space="preserve">In odd years, MARSS models evaluated for best fit suggested that abundances at Indian River significantly differ in character from what would be expected of a similar stream in the region. However, similar to even-year runs, there was no effect of significance which associated Indian River pink salmon abundances with the commencement of hatchery operations or the </w:t>
       </w:r>
       <w:r>
         <w:lastRenderedPageBreak/>
-        <w:t xml:space="preserve">may be that the gap between Indian River abundances and the regional expectation is due to the large differences observed in the first three decades of the time series (Figure 3). </w:t>
+        <w:t xml:space="preserve">expansion of hatchery releases. Also similar to even-year runs, odd-year Indian River abundances were estimated to have a significant effect on pink salmon returning to SJH in the subsequent brood year, although this effect was not as strong as its even-year counterpart (Figure 6). While indications exist that odd-year pink salmon abundance at Indian River do not fall within the natural range of variation expected throughout the wider region, there is no conclusive evidence that indicates this difference is being driven by SJH pink salmon releases. It may be that the gap between Indian River abundances and the regional expectation is due to the large differences observed in the first three decades of the time series (Figure 3). </w:t>
       </w:r>
     </w:p>
     <w:p>
@@ -6680,11 +6828,11 @@
       </w:pPr>
       <w:r>
         <w:tab/>
-        <w:t xml:space="preserve">Being that the results of this work are intended first and foremost to provide management at SITK with a comprehensive description of both the impacts of SJH operations and of the population dynamics of pink salmon throughout the broader region, the implications of these findings and how they might inform the duties of park officials with respect to conservation must be considered. In even years, pink salmon abundances are in line with those observed at ‘pristine’ index streams nearby and thus increases in their spawning densities are likely still within the natural range of variation. This is not to say that concerns about hypoxia events are not still pressing, but the possibility exists that interceding on behalf of Indian River’s other resident species may run contrary to the natural state of even-year pink salmon. Available evidence suggests that there is likely no need for intervention to address even-year abundances. In odd years there exists more compelling evidence that hatchery releases of pink salmon could be exerting some influence over abundances at Indian River. It is not likely that the hatchery is the main driver of high pink salmon densities in odd years (spawning abundances of these fish have been on the rise throughout the region for decades), but there exists a greater possibility that hatchery fish may having some influence on abundances seen at Indian River than for even-year runs. Recall that in odd years, the effect of Indian River pink salmon abundance on hatchery returns in the subsequent brood year is lower than the effect observed in even years. If there exists some small but positive true effect of hatchery releases on subsequent brood year Indian River abundances, the difference between the magnitude of these effects in odd years would be far less than in even-years, meaning that odd-year Indian River abundances </w:t>
+        <w:t xml:space="preserve">Being that the results of this work are intended first and foremost to provide management at SITK with a comprehensive description of both the impacts of SJH operations and of the population dynamics of pink salmon throughout the broader region, the implications of these findings and how they might inform the duties of park officials with respect to conservation must be considered. In even years, pink salmon abundances are in line with those observed at ‘pristine’ index streams nearby and thus increases in their spawning densities are likely still within the natural range of variation. This is not to say that concerns about hypoxia events are not still pressing, but the possibility exists that interceding on behalf of Indian River’s other resident species may run contrary to the natural state of even-year pink salmon. Available evidence suggests that there is likely no need for intervention to address even-year abundances. In odd years there exists more compelling evidence that hatchery releases of pink salmon could be exerting some influence over abundances at Indian River. It is not likely that the hatchery is the main driver of high pink salmon densities in odd years (spawning abundances of these fish have been on the rise throughout the region for decades), but there exists a greater possibility </w:t>
       </w:r>
       <w:r>
         <w:lastRenderedPageBreak/>
-        <w:t>would be more susceptible to being inflated by hatchery releases. It is possible that limiting the number of SJH pink salmon moving into Indian River to spawn in odd years may be beneficial for maintaining the wild population in the park within their natural range of variation, but this is far from conclusive, and suggests the need for more consistent otolith sampling of odd-year Indian River spawners in order to further understand the impact of SJH releases.</w:t>
+        <w:t>that hatchery fish may having some influence on abundances seen at Indian River than for even-year runs. Recall that in odd years, the effect of Indian River pink salmon abundance on hatchery returns in the subsequent brood year is lower than the effect observed in even years. If there exists some small but positive true effect of hatchery releases on subsequent brood year Indian River abundances, the difference between the magnitude of these effects in odd years would be far less than in even-years, meaning that odd-year Indian River abundances would be more susceptible to being inflated by hatchery releases. It is possible that limiting the number of SJH pink salmon moving into Indian River to spawn in odd years may be beneficial for maintaining the wild population in the park within their natural range of variation, but this is far from conclusive, and suggests the need for more consistent otolith sampling of odd-year Indian River spawners in order to further understand the impact of SJH releases.</w:t>
       </w:r>
     </w:p>
     <w:p>
@@ -6762,7 +6910,16 @@
         <w:ind w:left="720" w:hanging="720"/>
       </w:pPr>
       <w:r>
-        <w:t xml:space="preserve">Beckett, K., E. Elle, C. Kremen, A. Sherwood, S. McComb, T. G. Martin. 2022. Hyperabundant black-tailed deer impact endangered Garry oak ecosystem floral and bumblebee communities. </w:t>
+        <w:t xml:space="preserve">Beckett, K., E. Elle, C. Kremen, A. Sherwood, S. McComb, </w:t>
+      </w:r>
+      <w:r>
+        <w:t>and</w:t>
+      </w:r>
+      <w:r>
+        <w:t xml:space="preserve"> </w:t>
+      </w:r>
+      <w:r>
+        <w:t xml:space="preserve">T. G. Martin. 2022. Hyperabundant black-tailed deer impact endangered Garry oak ecosystem floral and bumblebee communities. </w:t>
       </w:r>
       <w:r>
         <w:rPr>
@@ -6779,43 +6936,74 @@
       <w:pPr>
         <w:spacing w:line="240" w:lineRule="auto"/>
         <w:ind w:left="720" w:hanging="720"/>
-        <w:rPr>
-          <w:ins w:id="50" w:author="Brian E McGreal" w:date="2026-03-27T09:38:00Z" w16du:dateUtc="2026-03-27T16:38:00Z"/>
-        </w:rPr>
-      </w:pPr>
-      <w:r>
-        <w:t>Burnham, K. P., &amp; </w:t>
-      </w:r>
-      <w:r>
-        <w:t>D. R.</w:t>
-      </w:r>
-      <w:r>
-        <w:t xml:space="preserve"> </w:t>
-      </w:r>
-      <w:r>
-        <w:t>Anderson</w:t>
-      </w:r>
-      <w:r>
-        <w:t>.</w:t>
-      </w:r>
-      <w:r>
-        <w:t> 2002. </w:t>
+      </w:pPr>
+      <w:r>
+        <w:t xml:space="preserve">Berejikian, B. A., M. J. Malick, J. Lee-Waltermire, M. R. Downen, K. K. Shelby, R. Endicott, </w:t>
+      </w:r>
+      <w:r>
+        <w:t>and</w:t>
+      </w:r>
+      <w:r>
+        <w:t xml:space="preserve"> A. Batista. 2025. Conservation hatchery effects on the abundance and spawn timing of natural steelhead populations: a replicated before-after-control-impact experiment in the Hood Canal watershed. </w:t>
       </w:r>
       <w:r>
         <w:rPr>
           <w:i/>
           <w:iCs/>
         </w:rPr>
-        <w:t>Model selection and multimodel inference: A practical information-theoretic approach</w:t>
-      </w:r>
-      <w:r>
-        <w:t>, </w:t>
+        <w:t>Canadian Journal of Fisheries and Aquatic Sciences</w:t>
+      </w:r>
+      <w:r>
+        <w:t xml:space="preserve"> 82: 1-16.</w:t>
+      </w:r>
+    </w:p>
+    <w:p>
+      <w:pPr>
+        <w:spacing w:line="240" w:lineRule="auto"/>
+        <w:ind w:left="720" w:hanging="720"/>
+        <w:rPr>
+          <w:ins w:id="48" w:author="Brian E McGreal" w:date="2026-03-27T09:38:00Z" w16du:dateUtc="2026-03-27T16:38:00Z"/>
+        </w:rPr>
+      </w:pPr>
+      <w:r>
+        <w:t xml:space="preserve">Burnham, K. P., </w:t>
+      </w:r>
+      <w:r>
+        <w:t>and</w:t>
+      </w:r>
+      <w:r>
+        <w:t> </w:t>
+      </w:r>
+      <w:r>
+        <w:t>D. R.</w:t>
+      </w:r>
+      <w:r>
+        <w:t xml:space="preserve"> </w:t>
+      </w:r>
+      <w:r>
+        <w:t>Anderson</w:t>
+      </w:r>
+      <w:r>
+        <w:t>.</w:t>
+      </w:r>
+      <w:r>
+        <w:t> 2002. </w:t>
       </w:r>
       <w:r>
         <w:rPr>
           <w:i/>
           <w:iCs/>
         </w:rPr>
+        <w:t>Model selection and multimodel inference: A practical information-theoretic approach</w:t>
+      </w:r>
+      <w:r>
+        <w:t>, </w:t>
+      </w:r>
+      <w:r>
+        <w:rPr>
+          <w:i/>
+          <w:iCs/>
+        </w:rPr>
         <w:t>2nd ed</w:t>
       </w:r>
       <w:r>
@@ -6839,9 +7027,20 @@
         <w:spacing w:line="240" w:lineRule="auto"/>
         <w:ind w:left="720" w:hanging="720"/>
       </w:pPr>
-      <w:ins w:id="51" w:author="Brian E McGreal" w:date="2026-03-27T09:38:00Z" w16du:dateUtc="2026-03-27T16:38:00Z">
+      <w:ins w:id="49" w:author="Brian E McGreal" w:date="2026-03-27T09:38:00Z" w16du:dateUtc="2026-03-27T16:38:00Z">
         <w:r>
-          <w:t xml:space="preserve">Burnham, K. P., D. R. Anderson, K. P. Huyvaert. 2010. AIC model selection and multimodal interference in behavioral ecology: some background, observations, and comparisons. </w:t>
+          <w:t xml:space="preserve">Burnham, K. P., D. R. Anderson, </w:t>
+        </w:r>
+      </w:ins>
+      <w:r>
+        <w:t>and</w:t>
+      </w:r>
+      <w:r>
+        <w:t xml:space="preserve"> </w:t>
+      </w:r>
+      <w:ins w:id="50" w:author="Brian E McGreal" w:date="2026-03-27T09:38:00Z" w16du:dateUtc="2026-03-27T16:38:00Z">
+        <w:r>
+          <w:t xml:space="preserve">K. P. Huyvaert. 2010. AIC model selection and multimodal interference in behavioral ecology: some background, observations, and comparisons. </w:t>
         </w:r>
         <w:r>
           <w:rPr>
@@ -6880,7 +7079,16 @@
         <w:ind w:left="720" w:hanging="720"/>
       </w:pPr>
       <w:r>
-        <w:t xml:space="preserve">Ellison, A. M., M. S. Bank, B. D. Clinton, E. A. Colburn, K. Elliott, C. R. Ford, D. R. Foster, B. D. Kloeppel, J. D. Knoepp, G. M. Lovett, J. Mohan, D. A. Orwig, N. L. Rodenhouse, W. V. Sobczak, K. A. Stinson, J. K. Stone, C. M. Swan, J. Thompson, B. von Holle, J. R. Webster. 2005. Loss of foundation species: consequences for the structure and dynamics of forested ecosystems. </w:t>
+        <w:t xml:space="preserve">Ellison, A. M., M. S. Bank, B. D. Clinton, E. A. Colburn, K. Elliott, C. R. Ford, D. R. Foster, B. D. Kloeppel, J. D. Knoepp, G. M. Lovett, J. Mohan, D. A. Orwig, N. L. Rodenhouse, W. V. Sobczak, K. A. Stinson, J. K. Stone, C. M. Swan, J. Thompson, B. von Holle, </w:t>
+      </w:r>
+      <w:r>
+        <w:t>and</w:t>
+      </w:r>
+      <w:r>
+        <w:t xml:space="preserve"> </w:t>
+      </w:r>
+      <w:r>
+        <w:t xml:space="preserve">J. R. Webster. 2005. Loss of foundation species: consequences for the structure and dynamics of forested ecosystems. </w:t>
       </w:r>
       <w:r>
         <w:rPr>
@@ -6899,7 +7107,13 @@
         <w:ind w:left="720" w:hanging="720"/>
       </w:pPr>
       <w:r>
-        <w:t xml:space="preserve">Gende, S. and B. Carter. 2015. </w:t>
+        <w:t xml:space="preserve">Gende, S. </w:t>
+      </w:r>
+      <w:r>
+        <w:t>and</w:t>
+      </w:r>
+      <w:r>
+        <w:t xml:space="preserve"> B. Carter. 2015. </w:t>
       </w:r>
       <w:r>
         <w:rPr>
@@ -6918,7 +7132,13 @@
         <w:ind w:left="720" w:hanging="720"/>
       </w:pPr>
       <w:r>
-        <w:t xml:space="preserve">Gibson, K., K. Skov, S. Kegley, C. Jorgensen, S. Smith, and J. Witcosky. 2008. </w:t>
+        <w:t xml:space="preserve">Gibson, K., K. Skov, S. Kegley, C. Jorgensen, S. Smith, </w:t>
+      </w:r>
+      <w:r>
+        <w:t>and</w:t>
+      </w:r>
+      <w:r>
+        <w:t xml:space="preserve"> J. Witcosky. 2008. </w:t>
       </w:r>
       <w:r>
         <w:t>Mountain Pine Beetle Impacts in High-Elevation Five-Needle Pines: Current Trends and Challenges.</w:t>
@@ -6933,7 +7153,16 @@
         <w:ind w:left="720" w:hanging="720"/>
       </w:pPr>
       <w:r>
-        <w:t xml:space="preserve">Gallardo, B., M. Clavero, M. I. Sánchez, M. Vilà. 2015. Global ecological impacts of invasive species in aquatic ecosystems. </w:t>
+        <w:t xml:space="preserve">Gallardo, B., M. Clavero, M. I. Sánchez, </w:t>
+      </w:r>
+      <w:r>
+        <w:t>and</w:t>
+      </w:r>
+      <w:r>
+        <w:t xml:space="preserve"> </w:t>
+      </w:r>
+      <w:r>
+        <w:t xml:space="preserve">M. Vilà. 2015. Global ecological impacts of invasive species in aquatic ecosystems. </w:t>
       </w:r>
       <w:r>
         <w:rPr>
@@ -6981,7 +7210,13 @@
         <w:ind w:left="720" w:hanging="720"/>
       </w:pPr>
       <w:r>
-        <w:t xml:space="preserve">Holmes, E. E., E. J. Ward, and K. Wills. 2012. MARSS: Multivariate Autoregressive State-space Models for Analyzing Time-series Data. </w:t>
+        <w:t xml:space="preserve">Holmes, E. E., E. J. Ward, </w:t>
+      </w:r>
+      <w:r>
+        <w:t>and</w:t>
+      </w:r>
+      <w:r>
+        <w:t xml:space="preserve"> K. Wills. 2012. MARSS: Multivariate Autoregressive State-space Models for Analyzing Time-series Data. </w:t>
       </w:r>
       <w:r>
         <w:rPr>
@@ -7000,7 +7235,14 @@
         <w:ind w:left="720" w:hanging="720"/>
       </w:pPr>
       <w:r>
-        <w:t xml:space="preserve">Jeschke, J. M., S. Bacher, T. M. Blackburn, J. T. A. Dick, F. Essl, T. Evans, M. Gaertner, P. E. Hulme, I. Kühn, A. Mrugala, J. Pergi, P. Pysek, W. Rabitsch, A. Ricciardi, D. M. Richardson, A. Sendek, M. Vilà, M. Winter, S. Kumschick. 2014. Defining the Impact of Non-Native Species. </w:t>
+        <w:lastRenderedPageBreak/>
+        <w:t xml:space="preserve">Jeschke, J. M., S. Bacher, T. M. Blackburn, J. T. A. Dick, F. Essl, T. Evans, M. Gaertner, P. E. Hulme, I. Kühn, A. Mrugala, J. Pergi, P. Pysek, W. Rabitsch, A. Ricciardi, D. M. Richardson, A. Sendek, M. Vilà, M. Winter, </w:t>
+      </w:r>
+      <w:r>
+        <w:t xml:space="preserve">and </w:t>
+      </w:r>
+      <w:r>
+        <w:t xml:space="preserve">S. Kumschick. 2014. Defining the Impact of Non-Native Species. </w:t>
       </w:r>
       <w:r>
         <w:rPr>
@@ -7019,8 +7261,13 @@
         <w:ind w:left="720" w:hanging="720"/>
       </w:pPr>
       <w:r>
-        <w:lastRenderedPageBreak/>
-        <w:t xml:space="preserve">Knudsen, E. E., P. S. Rand, K. B. Gorman, D. R. Bernard, W. D. Templin. 2021. Hatchery-origin stray rates and total run characteristics for Pink Salmon and Chum Salmon returning to Prince William Sound, Alaska in 2013-2015. </w:t>
+        <w:t xml:space="preserve">Knudsen, E. E., P. S. Rand, K. B. Gorman, D. R. Bernard, </w:t>
+      </w:r>
+      <w:r>
+        <w:t xml:space="preserve">and </w:t>
+      </w:r>
+      <w:r>
+        <w:t xml:space="preserve">W. D. Templin. 2021. Hatchery-origin stray rates and total run characteristics for Pink Salmon and Chum Salmon returning to Prince William Sound, Alaska in 2013-2015. </w:t>
       </w:r>
       <w:r>
         <w:rPr>
@@ -7039,23 +7286,48 @@
         <w:ind w:left="720" w:hanging="720"/>
       </w:pPr>
       <w:r>
-        <w:t>Manhard, C. V., J. E. Joyce, W. W. Smoker, and A. J. Gharrett. 2017. Ecological factors influencing lifetime productivity of pink salmon (</w:t>
+        <w:t xml:space="preserve">Levin, P. S., and N. Tolimieri. 2001. Differences in the impacts of dams on the dynamics of salmon populations. </w:t>
       </w:r>
       <w:r>
         <w:rPr>
           <w:i/>
           <w:iCs/>
         </w:rPr>
-        <w:t>Oncorhynchus gorbuscha</w:t>
-      </w:r>
-      <w:r>
-        <w:t xml:space="preserve">) in an Alaskan stream. </w:t>
+        <w:t xml:space="preserve">Animal Conservation </w:t>
+      </w:r>
+      <w:r>
+        <w:t>4(4): 291-299.</w:t>
+      </w:r>
+    </w:p>
+    <w:p>
+      <w:pPr>
+        <w:spacing w:line="240" w:lineRule="auto"/>
+        <w:ind w:left="720" w:hanging="720"/>
+      </w:pPr>
+      <w:r>
+        <w:t xml:space="preserve">Manhard, C. V., J. E. Joyce, W. W. Smoker, </w:t>
+      </w:r>
+      <w:r>
+        <w:t>and</w:t>
+      </w:r>
+      <w:r>
+        <w:t xml:space="preserve"> A. J. Gharrett. 2017. Ecological factors influencing lifetime productivity of pink salmon (</w:t>
       </w:r>
       <w:r>
         <w:rPr>
           <w:i/>
           <w:iCs/>
         </w:rPr>
+        <w:t>Oncorhynchus gorbuscha</w:t>
+      </w:r>
+      <w:r>
+        <w:t xml:space="preserve">) in an Alaskan stream. </w:t>
+      </w:r>
+      <w:r>
+        <w:rPr>
+          <w:i/>
+          <w:iCs/>
+        </w:rPr>
         <w:t>Canadian Journal of Fisheries and Aquatic Sciences</w:t>
       </w:r>
       <w:r>
@@ -7068,7 +7340,13 @@
         <w:ind w:left="720" w:hanging="720"/>
       </w:pPr>
       <w:r>
-        <w:t xml:space="preserve">Mantua, N. J., S. R. Hare, Y. Zhang, J. M. Wallace, and R. C. Francis. A Pacific Interdecadal Climate Oscillation with Impacts on Salmon Production. </w:t>
+        <w:t xml:space="preserve">Mantua, N. J., S. R. Hare, Y. Zhang, J. M. Wallace, </w:t>
+      </w:r>
+      <w:r>
+        <w:t>and</w:t>
+      </w:r>
+      <w:r>
+        <w:t xml:space="preserve"> R. C. Francis. A Pacific Interdecadal Climate Oscillation with Impacts on Salmon Production. </w:t>
       </w:r>
       <w:r>
         <w:rPr>
@@ -7109,22 +7387,32 @@
         <w:ind w:left="720" w:hanging="720"/>
       </w:pPr>
       <w:r>
-        <w:t xml:space="preserve">Miller, K. M., S. J. Perles, J. P. Schmit, E. R. Matthews, A. S. Weed, J. A. Comiskey, M. R. Marshall, P. Nelson, N. A. Fisichelli. 2023. </w:t>
+        <w:t xml:space="preserve">Miller, K. M., S. J. Perles, J. P. Schmit, E. R. Matthews, A. S. Weed, J. A. Comiskey, M. R. Marshall, P. Nelson, </w:t>
+      </w:r>
+      <w:r>
+        <w:t xml:space="preserve">and </w:t>
+      </w:r>
+      <w:r>
+        <w:t xml:space="preserve">N. A. Fisichelli. 2023. </w:t>
       </w:r>
       <w:r>
         <w:t>Overabundant deer and invasive plants drive widespread regeneration debt in eastern United States national parks.</w:t>
       </w:r>
       <w:r>
         <w:t xml:space="preserve"> </w:t>
-      </w:r>
-      <w:r>
-        <w:t>Ecological Applications</w:t>
       </w:r>
       <w:r>
         <w:rPr>
           <w:i/>
           <w:iCs/>
         </w:rPr>
+        <w:t>Ecological Applications</w:t>
+      </w:r>
+      <w:r>
+        <w:rPr>
+          <w:i/>
+          <w:iCs/>
+        </w:rPr>
         <w:t xml:space="preserve"> </w:t>
       </w:r>
       <w:r>
@@ -7137,7 +7425,13 @@
         <w:ind w:left="720" w:hanging="720"/>
       </w:pPr>
       <w:r>
-        <w:t xml:space="preserve">Moore, J. H., L. Gibson, Z. Amir, W. Chanthorn, A. H. Ahmad, P. A. Jansen, C. P. Mendes, M. Onuma, C. A. Peres, M. S. Luskin. 2023. The rise of hyperabundant native generalists threatens both humans and nature. </w:t>
+        <w:t xml:space="preserve">Moore, J. H., L. Gibson, Z. Amir, W. Chanthorn, A. H. Ahmad, P. A. Jansen, C. P. Mendes, M. Onuma, C. A. Peres, </w:t>
+      </w:r>
+      <w:r>
+        <w:t xml:space="preserve">and </w:t>
+      </w:r>
+      <w:r>
+        <w:t xml:space="preserve">M. S. Luskin. 2023. The rise of hyperabundant native generalists threatens both humans and nature. </w:t>
       </w:r>
       <w:r>
         <w:rPr>
@@ -7207,17 +7501,17 @@
         <w:ind w:left="720" w:hanging="720"/>
       </w:pPr>
       <w:r>
-        <w:t xml:space="preserve">Quinn, T. P. 2018. </w:t>
+        <w:t xml:space="preserve">Pearsons, T. N., and T. W. Hillman. 2025. Costs and benefits of a multi-generation captive broodstock Chinook Salmon hatchery program. </w:t>
       </w:r>
       <w:r>
         <w:rPr>
           <w:i/>
           <w:iCs/>
         </w:rPr>
-        <w:t>The Behavior and Ecology of Pacific Salmon and Trout, Second Edition.</w:t>
-      </w:r>
-      <w:r>
-        <w:t xml:space="preserve"> University of Washington Press, 547 pp.</w:t>
+        <w:t xml:space="preserve">North American Journal of Fisheries Management </w:t>
+      </w:r>
+      <w:r>
+        <w:t>45:402-419.</w:t>
       </w:r>
     </w:p>
     <w:p>
@@ -7226,17 +7520,17 @@
         <w:ind w:left="720" w:hanging="720"/>
       </w:pPr>
       <w:r>
-        <w:t xml:space="preserve">Sambaraju, K. R., D. W. Goodman. 2021. Mountain pine beetle: an example of a climate-driven eruptive insect impacting conifer forest ecosystems. </w:t>
+        <w:t xml:space="preserve">Quinn, T. P. 2018. </w:t>
       </w:r>
       <w:r>
         <w:rPr>
           <w:i/>
           <w:iCs/>
         </w:rPr>
-        <w:t>CABI Reviews</w:t>
-      </w:r>
-      <w:r>
-        <w:t>: 18pp.</w:t>
+        <w:t>The Behavior and Ecology of Pacific Salmon and Trout, Second Edition.</w:t>
+      </w:r>
+      <w:r>
+        <w:t xml:space="preserve"> University of Washington Press, 547 pp.</w:t>
       </w:r>
     </w:p>
     <w:p>
@@ -7245,17 +7539,23 @@
         <w:ind w:left="720" w:hanging="720"/>
       </w:pPr>
       <w:r>
-        <w:t xml:space="preserve">Scheuerell, M. D., E. R. Buhle, B. X. Semmens, M. J. Ford, T. Cooney, R. W. Carmichael. 2015. Analyzing large-scale conservation interventions with Bayesian hierarchical models: a case study of supplementing threated Pacific salmon. </w:t>
+        <w:t>Sambaraju, K. R.</w:t>
+      </w:r>
+      <w:r>
+        <w:t xml:space="preserve"> and </w:t>
+      </w:r>
+      <w:r>
+        <w:t xml:space="preserve"> D. W. Goodman. 2021. Mountain pine beetle: an example of a climate-driven eruptive insect impacting conifer forest ecosystems. </w:t>
       </w:r>
       <w:r>
         <w:rPr>
           <w:i/>
           <w:iCs/>
         </w:rPr>
-        <w:t xml:space="preserve">Ecology and Evolution </w:t>
-      </w:r>
-      <w:r>
-        <w:t>5(10): 2115-2125.</w:t>
+        <w:t>CABI Reviews</w:t>
+      </w:r>
+      <w:r>
+        <w:t>: 18pp.</w:t>
       </w:r>
     </w:p>
     <w:p>
@@ -7264,43 +7564,24 @@
         <w:ind w:left="720" w:hanging="720"/>
       </w:pPr>
       <w:r>
-        <w:t xml:space="preserve">Sergeant, C. J., J. R. Bellmore, C. McConnell, J. W. Moore. 2017. High salmon density and low discharge create periodic hypoxia in coastal rivers. </w:t>
+        <w:lastRenderedPageBreak/>
+        <w:t xml:space="preserve">Scheuerell, M. D., E. R. Buhle, B. X. Semmens, M. J. Ford, T. Cooney, </w:t>
+      </w:r>
+      <w:r>
+        <w:t xml:space="preserve">and </w:t>
+      </w:r>
+      <w:r>
+        <w:t xml:space="preserve">R. W. Carmichael. 2015. Analyzing large-scale conservation interventions with Bayesian hierarchical models: a case study of supplementing threated Pacific salmon. </w:t>
       </w:r>
       <w:r>
         <w:rPr>
           <w:i/>
           <w:iCs/>
         </w:rPr>
-        <w:t>Ecosphere</w:t>
-      </w:r>
-      <w:r>
-        <w:t xml:space="preserve"> 8(6</w:t>
-      </w:r>
-      <w:r>
-        <w:rPr>
-          <w:rFonts w:cstheme="minorHAnsi"/>
-        </w:rPr>
-        <w:t>)</w:t>
-      </w:r>
-      <w:r>
-        <w:rPr>
-          <w:rFonts w:cstheme="minorHAnsi"/>
-          <w:kern w:val="0"/>
-        </w:rPr>
-        <w:t>:</w:t>
-      </w:r>
-      <w:r>
-        <w:rPr>
-          <w:rFonts w:cstheme="minorHAnsi"/>
-          <w:kern w:val="0"/>
-        </w:rPr>
-        <w:t xml:space="preserve"> 16pp</w:t>
-      </w:r>
-      <w:r>
-        <w:rPr>
-          <w:rFonts w:cstheme="minorHAnsi"/>
-        </w:rPr>
-        <w:t>.</w:t>
+        <w:t xml:space="preserve">Ecology and Evolution </w:t>
+      </w:r>
+      <w:r>
+        <w:t>5(10): 2115-2125.</w:t>
       </w:r>
     </w:p>
     <w:p>
@@ -7309,43 +7590,99 @@
         <w:ind w:left="720" w:hanging="720"/>
       </w:pPr>
       <w:r>
-        <w:t xml:space="preserve">Sergeant, C. J., J. R. Bellmore, R. A. Bellmore, J. A. Falke, F. J. Mueter, and P. A. H. Westley. 2023. Hypoxia vulnerability in the salmon watersheds of Southeast Alaska. </w:t>
+        <w:t xml:space="preserve">Sergeant, C. J., J. R. Bellmore, C. McConnell, </w:t>
+      </w:r>
+      <w:r>
+        <w:t xml:space="preserve">and </w:t>
+      </w:r>
+      <w:r>
+        <w:t xml:space="preserve">J. W. Moore. 2017. High salmon density and low discharge create periodic hypoxia in coastal rivers. </w:t>
       </w:r>
       <w:r>
         <w:rPr>
           <w:i/>
           <w:iCs/>
         </w:rPr>
-        <w:t xml:space="preserve">Science of the Total Environment </w:t>
-      </w:r>
-      <w:r>
-        <w:t>896:</w:t>
-      </w:r>
-      <w:r>
-        <w:t xml:space="preserve"> </w:t>
-      </w:r>
-      <w:r>
-        <w:t>12pp.</w:t>
+        <w:t>Ecosphere</w:t>
+      </w:r>
+      <w:r>
+        <w:t xml:space="preserve"> 8(6</w:t>
+      </w:r>
+      <w:r>
+        <w:rPr>
+          <w:rFonts w:cstheme="minorHAnsi"/>
+        </w:rPr>
+        <w:t>)</w:t>
+      </w:r>
+      <w:r>
+        <w:rPr>
+          <w:rFonts w:cstheme="minorHAnsi"/>
+          <w:kern w:val="0"/>
+        </w:rPr>
+        <w:t>:</w:t>
+      </w:r>
+      <w:r>
+        <w:rPr>
+          <w:rFonts w:cstheme="minorHAnsi"/>
+          <w:kern w:val="0"/>
+        </w:rPr>
+        <w:t xml:space="preserve"> 16pp</w:t>
+      </w:r>
+      <w:r>
+        <w:rPr>
+          <w:rFonts w:cstheme="minorHAnsi"/>
+        </w:rPr>
+        <w:t>.</w:t>
       </w:r>
     </w:p>
     <w:p>
       <w:pPr>
         <w:spacing w:line="240" w:lineRule="auto"/>
         <w:ind w:left="720" w:hanging="720"/>
+      </w:pPr>
+      <w:r>
+        <w:t xml:space="preserve">Sergeant, C. J., J. R. Bellmore, R. A. Bellmore, J. A. Falke, F. J. Mueter, </w:t>
+      </w:r>
+      <w:r>
+        <w:t>and</w:t>
+      </w:r>
+      <w:r>
+        <w:t xml:space="preserve"> P. A. H. Westley. 2023. Hypoxia vulnerability in the salmon watersheds of Southeast Alaska. </w:t>
+      </w:r>
+      <w:r>
         <w:rPr>
           <w:i/>
           <w:iCs/>
         </w:rPr>
-      </w:pPr>
-      <w:r>
-        <w:lastRenderedPageBreak/>
-        <w:t xml:space="preserve">Stopha, M. 2015. </w:t>
-      </w:r>
-      <w:r>
+        <w:t xml:space="preserve">Science of the Total Environment </w:t>
+      </w:r>
+      <w:r>
+        <w:t>896:</w:t>
+      </w:r>
+      <w:r>
+        <w:t xml:space="preserve"> </w:t>
+      </w:r>
+      <w:r>
+        <w:t>12pp.</w:t>
+      </w:r>
+    </w:p>
+    <w:p>
+      <w:pPr>
+        <w:spacing w:line="240" w:lineRule="auto"/>
+        <w:ind w:left="720" w:hanging="720"/>
         <w:rPr>
           <w:i/>
           <w:iCs/>
         </w:rPr>
+      </w:pPr>
+      <w:r>
+        <w:t xml:space="preserve">Stopha, M. 2015. </w:t>
+      </w:r>
+      <w:r>
+        <w:rPr>
+          <w:i/>
+          <w:iCs/>
+        </w:rPr>
         <w:t xml:space="preserve">An Evaluation of the Sheldon Jackson Salmon Hatchery for Consistency with Statewide Policies and Prescribed Management Practices. </w:t>
       </w:r>
       <w:r>
@@ -7380,7 +7717,13 @@
         <w:ind w:left="720" w:hanging="720"/>
       </w:pPr>
       <w:r>
-        <w:t>Tillotson, M. D., T. P. Quinn. 2017. Climate and conspecific density trigger pre-spawning mortality in sockeye salmon (</w:t>
+        <w:t>Tillotson, M. D.</w:t>
+      </w:r>
+      <w:r>
+        <w:t xml:space="preserve"> and</w:t>
+      </w:r>
+      <w:r>
+        <w:t xml:space="preserve"> T. P. Quinn. 2017. Climate and conspecific density trigger pre-spawning mortality in sockeye salmon (</w:t>
       </w:r>
       <w:r>
         <w:rPr>
@@ -7452,7 +7795,7 @@
       </w:r>
     </w:p>
   </w:comment>
-  <w:comment w:id="5" w:author="Mark Scheuerell" w:date="2026-03-06T05:33:00Z" w:initials="s">
+  <w:comment w:id="31" w:author="Brian E McGreal" w:date="2026-03-09T09:23:00Z" w:initials="BM">
     <w:p>
       <w:pPr>
         <w:pStyle w:val="CommentText"/>
@@ -7464,124 +7807,55 @@
         <w:annotationRef/>
       </w:r>
       <w:r>
-        <w:t>Please add a title page.</w:t>
-      </w:r>
-    </w:p>
+        <w:t>I use this language above</w:t>
+      </w:r>
+    </w:p>
+  </w:comment>
+  <w:comment w:id="33" w:author="Brian McGreal" w:date="2026-03-24T16:49:00Z" w:initials="BM">
     <w:p>
       <w:pPr>
         <w:pStyle w:val="CommentText"/>
       </w:pPr>
-    </w:p>
+      <w:r>
+        <w:rPr>
+          <w:rStyle w:val="CommentReference"/>
+        </w:rPr>
+        <w:annotationRef/>
+      </w:r>
+      <w:r>
+        <w:t>This sequence feels lame</w:t>
+      </w:r>
+    </w:p>
+  </w:comment>
+  <w:comment w:id="34" w:author="Brian McGreal" w:date="2026-03-30T12:41:00Z" w:initials="BM">
     <w:p>
       <w:pPr>
         <w:pStyle w:val="CommentText"/>
       </w:pPr>
       <w:r>
-        <w:t>For the manuscript, you’ll also need to include the info here:</w:t>
-      </w:r>
-    </w:p>
+        <w:rPr>
+          <w:rStyle w:val="CommentReference"/>
+        </w:rPr>
+        <w:annotationRef/>
+      </w:r>
+      <w:r>
+        <w:t>Weird sentence</w:t>
+      </w:r>
+    </w:p>
+  </w:comment>
+  <w:comment w:id="37" w:author="Mark Scheuerell" w:date="2026-03-06T06:22:00Z" w:initials="s">
     <w:p>
       <w:pPr>
         <w:pStyle w:val="CommentText"/>
       </w:pPr>
       <w:r>
-        <w:t>https://scheuerell-lab.github.io/lab-book/publications.html#usgs-fundamental-science-practices</w:t>
-      </w:r>
-    </w:p>
-  </w:comment>
-  <w:comment w:id="33" w:author="Brian E McGreal" w:date="2026-03-09T09:23:00Z" w:initials="BM">
-    <w:p>
-      <w:pPr>
-        <w:pStyle w:val="CommentText"/>
-      </w:pPr>
-      <w:r>
         <w:rPr>
           <w:rStyle w:val="CommentReference"/>
         </w:rPr>
         <w:annotationRef/>
       </w:r>
       <w:r>
-        <w:t>I use this language above</w:t>
-      </w:r>
-    </w:p>
-  </w:comment>
-  <w:comment w:id="35" w:author="Brian McGreal" w:date="2026-03-24T16:49:00Z" w:initials="BM">
-    <w:p>
-      <w:pPr>
-        <w:pStyle w:val="CommentText"/>
-      </w:pPr>
-      <w:r>
-        <w:rPr>
-          <w:rStyle w:val="CommentReference"/>
-        </w:rPr>
-        <w:annotationRef/>
-      </w:r>
-      <w:r>
-        <w:t>This sequence feels lame</w:t>
-      </w:r>
-    </w:p>
-  </w:comment>
-  <w:comment w:id="36" w:author="Brian McGreal" w:date="2026-03-30T12:41:00Z" w:initials="BM">
-    <w:p>
-      <w:pPr>
-        <w:pStyle w:val="CommentText"/>
-      </w:pPr>
-      <w:r>
-        <w:rPr>
-          <w:rStyle w:val="CommentReference"/>
-        </w:rPr>
-        <w:annotationRef/>
-      </w:r>
-      <w:r>
-        <w:t>Weird sentence</w:t>
-      </w:r>
-    </w:p>
-  </w:comment>
-  <w:comment w:id="39" w:author="Mark Scheuerell" w:date="2026-03-06T06:22:00Z" w:initials="s">
-    <w:p>
-      <w:pPr>
-        <w:pStyle w:val="CommentText"/>
-      </w:pPr>
-      <w:r>
-        <w:rPr>
-          <w:rStyle w:val="CommentReference"/>
-        </w:rPr>
-        <w:annotationRef/>
-      </w:r>
-      <w:r>
         <w:t>This seems repeated from the intro</w:t>
-      </w:r>
-    </w:p>
-  </w:comment>
-  <w:comment w:id="40" w:author="Brian McGreal" w:date="2026-03-30T12:26:00Z" w:initials="BM">
-    <w:p>
-      <w:pPr>
-        <w:pStyle w:val="CommentText"/>
-      </w:pPr>
-      <w:r>
-        <w:rPr>
-          <w:rStyle w:val="CommentReference"/>
-        </w:rPr>
-        <w:annotationRef/>
-      </w:r>
-      <w:r>
-        <w:t>I don’t see where this is discussed. I can add it into the intro.</w:t>
-      </w:r>
-    </w:p>
-  </w:comment>
-  <w:comment w:id="37" w:author="Mark Scheuerell" w:date="2026-03-06T06:28:00Z" w:initials="s">
-    <w:p>
-      <w:pPr>
-        <w:pStyle w:val="CommentText"/>
-      </w:pPr>
-      <w:r>
-        <w:rPr>
-          <w:rStyle w:val="CommentReference"/>
-        </w:rPr>
-        <w:annotationRef/>
-      </w:r>
-      <w:r>
-        <w:t>Now that I read the following paragraph, I think these could be deleted.</w:t>
       </w:r>
     </w:p>
   </w:comment>
@@ -7597,11 +7871,43 @@
         <w:annotationRef/>
       </w:r>
       <w:r>
+        <w:t>I don’t see where this is discussed. I can add it into the intro.</w:t>
+      </w:r>
+    </w:p>
+  </w:comment>
+  <w:comment w:id="35" w:author="Mark Scheuerell" w:date="2026-03-06T06:28:00Z" w:initials="s">
+    <w:p>
+      <w:pPr>
+        <w:pStyle w:val="CommentText"/>
+      </w:pPr>
+      <w:r>
+        <w:rPr>
+          <w:rStyle w:val="CommentReference"/>
+        </w:rPr>
+        <w:annotationRef/>
+      </w:r>
+      <w:r>
+        <w:t>Now that I read the following paragraph, I think these could be deleted.</w:t>
+      </w:r>
+    </w:p>
+  </w:comment>
+  <w:comment w:id="36" w:author="Brian McGreal" w:date="2026-03-30T12:26:00Z" w:initials="BM">
+    <w:p>
+      <w:pPr>
+        <w:pStyle w:val="CommentText"/>
+      </w:pPr>
+      <w:r>
+        <w:rPr>
+          <w:rStyle w:val="CommentReference"/>
+        </w:rPr>
+        <w:annotationRef/>
+      </w:r>
+      <w:r>
         <w:t>This seems important to me? We should discuss further..</w:t>
       </w:r>
     </w:p>
   </w:comment>
-  <w:comment w:id="44" w:author="Brian McGreal" w:date="2026-03-30T14:58:00Z" w:initials="BM">
+  <w:comment w:id="42" w:author="Brian McGreal" w:date="2026-03-30T14:58:00Z" w:initials="BM">
     <w:p>
       <w:pPr>
         <w:pStyle w:val="CommentText"/>
@@ -7617,7 +7923,7 @@
       </w:r>
     </w:p>
   </w:comment>
-  <w:comment w:id="42" w:author="Mark Scheuerell" w:date="2026-03-07T09:07:00Z" w:initials="s">
+  <w:comment w:id="40" w:author="Mark Scheuerell" w:date="2026-03-07T09:07:00Z" w:initials="s">
     <w:p>
       <w:pPr>
         <w:pStyle w:val="CommentText"/>
@@ -7633,7 +7939,7 @@
       </w:r>
     </w:p>
   </w:comment>
-  <w:comment w:id="43" w:author="Brian McGreal" w:date="2026-03-30T14:45:00Z" w:initials="BM">
+  <w:comment w:id="41" w:author="Brian McGreal" w:date="2026-03-30T14:45:00Z" w:initials="BM">
     <w:p>
       <w:pPr>
         <w:pStyle w:val="CommentText"/>
@@ -7649,7 +7955,7 @@
       </w:r>
     </w:p>
   </w:comment>
-  <w:comment w:id="46" w:author="Brian McGreal" w:date="2026-03-30T15:05:00Z" w:initials="BM">
+  <w:comment w:id="44" w:author="Brian McGreal" w:date="2026-03-30T15:05:00Z" w:initials="BM">
     <w:p>
       <w:pPr>
         <w:pStyle w:val="CommentText"/>
@@ -7665,7 +7971,7 @@
       </w:r>
     </w:p>
   </w:comment>
-  <w:comment w:id="45" w:author="Mark Scheuerell" w:date="2026-03-07T09:11:00Z" w:initials="s">
+  <w:comment w:id="43" w:author="Mark Scheuerell" w:date="2026-03-07T09:11:00Z" w:initials="s">
     <w:p>
       <w:pPr>
         <w:pStyle w:val="CommentText"/>
@@ -7681,7 +7987,7 @@
       </w:r>
     </w:p>
   </w:comment>
-  <w:comment w:id="48" w:author="Brian McGreal" w:date="2026-04-01T12:38:00Z" w:initials="BM">
+  <w:comment w:id="46" w:author="Brian McGreal" w:date="2026-04-01T12:38:00Z" w:initials="BM">
     <w:p>
       <w:pPr>
         <w:pStyle w:val="CommentText"/>
@@ -7697,7 +8003,7 @@
       </w:r>
     </w:p>
   </w:comment>
-  <w:comment w:id="49" w:author="Mark Scheuerell" w:date="2026-03-07T10:13:00Z" w:initials="s">
+  <w:comment w:id="47" w:author="Mark Scheuerell" w:date="2026-03-07T10:13:00Z" w:initials="s">
     <w:p>
       <w:pPr>
         <w:pStyle w:val="CommentText"/>
@@ -7719,7 +8025,6 @@
 <file path=word/commentsExtended.xml><?xml version="1.0" encoding="utf-8"?>
 <w15:commentsEx xmlns:wpc="http://schemas.microsoft.com/office/word/2010/wordprocessingCanvas" xmlns:cx="http://schemas.microsoft.com/office/drawing/2014/chartex" xmlns:cx1="http://schemas.microsoft.com/office/drawing/2015/9/8/chartex" xmlns:cx2="http://schemas.microsoft.com/office/drawing/2015/10/21/chartex" xmlns:cx3="http://schemas.microsoft.com/office/drawing/2016/5/9/chartex" xmlns:cx4="http://schemas.microsoft.com/office/drawing/2016/5/10/chartex" xmlns:cx5="http://schemas.microsoft.com/office/drawing/2016/5/11/chartex" xmlns:cx6="http://schemas.microsoft.com/office/drawing/2016/5/12/chartex" xmlns:cx7="http://schemas.microsoft.com/office/drawing/2016/5/13/chartex" xmlns:cx8="http://schemas.microsoft.com/office/drawing/2016/5/14/chartex" xmlns:mc="http://schemas.openxmlformats.org/markup-compatibility/2006" xmlns:aink="http://schemas.microsoft.com/office/drawing/2016/ink" xmlns:am3d="http://schemas.microsoft.com/office/drawing/2017/model3d" xmlns:o="urn:schemas-microsoft-com:office:office" xmlns:oel="http://schemas.microsoft.com/office/2019/extlst" xmlns:r="http://schemas.openxmlformats.org/officeDocument/2006/relationships" xmlns:m="http://schemas.openxmlformats.org/officeDocument/2006/math" xmlns:v="urn:schemas-microsoft-com:vml" xmlns:wp14="http://schemas.microsoft.com/office/word/2010/wordprocessingDrawing" xmlns:wp="http://schemas.openxmlformats.org/drawingml/2006/wordprocessingDrawing" xmlns:w10="urn:schemas-microsoft-com:office:word" xmlns:w="http://schemas.openxmlformats.org/wordprocessingml/2006/main" xmlns:w14="http://schemas.microsoft.com/office/word/2010/wordml" xmlns:w15="http://schemas.microsoft.com/office/word/2012/wordml" xmlns:w16cex="http://schemas.microsoft.com/office/word/2018/wordml/cex" xmlns:w16cid="http://schemas.microsoft.com/office/word/2016/wordml/cid" xmlns:w16="http://schemas.microsoft.com/office/word/2018/wordml" xmlns:w16du="http://schemas.microsoft.com/office/word/2023/wordml/word16du" xmlns:w16sdtdh="http://schemas.microsoft.com/office/word/2020/wordml/sdtdatahash" xmlns:w16sdtfl="http://schemas.microsoft.com/office/word/2024/wordml/sdtformatlock" xmlns:w16se="http://schemas.microsoft.com/office/word/2015/wordml/symex" xmlns:wpg="http://schemas.microsoft.com/office/word/2010/wordprocessingGroup" xmlns:wpi="http://schemas.microsoft.com/office/word/2010/wordprocessingInk" xmlns:wne="http://schemas.microsoft.com/office/word/2006/wordml" xmlns:wps="http://schemas.microsoft.com/office/word/2010/wordprocessingShape" mc:Ignorable="w14 w15 w16se w16cid w16 w16cex w16sdtdh w16sdtfl w16du wp14">
   <w15:commentEx w15:paraId="7CB9D6C5" w15:done="0"/>
-  <w15:commentEx w15:paraId="2604FD2C" w15:done="0"/>
   <w15:commentEx w15:paraId="3913DD12" w15:done="0"/>
   <w15:commentEx w15:paraId="61FC6D56" w15:done="0"/>
   <w15:commentEx w15:paraId="5FCED028" w15:done="0"/>
@@ -7740,19 +8045,6 @@
 <file path=word/commentsExtensible.xml><?xml version="1.0" encoding="utf-8"?>
 <w16cex:commentsExtensible xmlns:wpc="http://schemas.microsoft.com/office/word/2010/wordprocessingCanvas" xmlns:cx="http://schemas.microsoft.com/office/drawing/2014/chartex" xmlns:cx1="http://schemas.microsoft.com/office/drawing/2015/9/8/chartex" xmlns:cx2="http://schemas.microsoft.com/office/drawing/2015/10/21/chartex" xmlns:cx3="http://schemas.microsoft.com/office/drawing/2016/5/9/chartex" xmlns:cx4="http://schemas.microsoft.com/office/drawing/2016/5/10/chartex" xmlns:cx5="http://schemas.microsoft.com/office/drawing/2016/5/11/chartex" xmlns:cx6="http://schemas.microsoft.com/office/drawing/2016/5/12/chartex" xmlns:cx7="http://schemas.microsoft.com/office/drawing/2016/5/13/chartex" xmlns:cx8="http://schemas.microsoft.com/office/drawing/2016/5/14/chartex" xmlns:cr="http://schemas.microsoft.com/office/comments/2020/reactions" xmlns:mc="http://schemas.openxmlformats.org/markup-compatibility/2006" xmlns:aink="http://schemas.microsoft.com/office/drawing/2016/ink" xmlns:am3d="http://schemas.microsoft.com/office/drawing/2017/model3d" xmlns:o="urn:schemas-microsoft-com:office:office" xmlns:oel="http://schemas.microsoft.com/office/2019/extlst" xmlns:r="http://schemas.openxmlformats.org/officeDocument/2006/relationships" xmlns:m="http://schemas.openxmlformats.org/officeDocument/2006/math" xmlns:v="urn:schemas-microsoft-com:vml" xmlns:wp14="http://schemas.microsoft.com/office/word/2010/wordprocessingDrawing" xmlns:wp="http://schemas.openxmlformats.org/drawingml/2006/wordprocessingDrawing" xmlns:w10="urn:schemas-microsoft-com:office:word" xmlns:w="http://schemas.openxmlformats.org/wordprocessingml/2006/main" xmlns:w14="http://schemas.microsoft.com/office/word/2010/wordml" xmlns:w15="http://schemas.microsoft.com/office/word/2012/wordml" xmlns:w16cex="http://schemas.microsoft.com/office/word/2018/wordml/cex" xmlns:w16cid="http://schemas.microsoft.com/office/word/2016/wordml/cid" xmlns:w16="http://schemas.microsoft.com/office/word/2018/wordml" xmlns:w16du="http://schemas.microsoft.com/office/word/2023/wordml/word16du" xmlns:w16sdtdh="http://schemas.microsoft.com/office/word/2020/wordml/sdtdatahash" xmlns:w16sdtfl="http://schemas.microsoft.com/office/word/2024/wordml/sdtformatlock" xmlns:w16se="http://schemas.microsoft.com/office/word/2015/wordml/symex" xmlns:wpg="http://schemas.microsoft.com/office/word/2010/wordprocessingGroup" xmlns:wpi="http://schemas.microsoft.com/office/word/2010/wordprocessingInk" xmlns:wne="http://schemas.microsoft.com/office/word/2006/wordml" xmlns:wps="http://schemas.microsoft.com/office/word/2010/wordprocessingShape" mc:Ignorable="w14 w15 w16se w16cid w16 w16cex w16sdtdh w16sdtfl cr w16du wp14">
   <w16cex:commentExtensible w16cex:durableId="68140219" w16cex:dateUtc="2026-03-09T16:03:00Z"/>
-  <w16cex:commentExtensible w16cex:durableId="73482A45" w16cex:dateUtc="2026-03-06T13:33:00Z">
-    <w16cex:extLst>
-      <w16:ext w16:uri="{CE6994B0-6A32-4C9F-8C6B-6E91EDA988CE}">
-        <cr:reactions xmlns:cr="http://schemas.microsoft.com/office/comments/2020/reactions">
-          <cr:reaction reactionType="1">
-            <cr:reactionInfo dateUtc="2026-03-09T16:05:11Z">
-              <cr:user userId="S::bmcgreal@uw.edu::500ccbb3-e957-4a38-850c-c0c2fd4a68d5" userProvider="AD" userName="Brian E McGreal"/>
-            </cr:reactionInfo>
-          </cr:reaction>
-        </cr:reactions>
-      </w16:ext>
-    </w16cex:extLst>
-  </w16cex:commentExtensible>
   <w16cex:commentExtensible w16cex:durableId="08D800E2" w16cex:dateUtc="2026-03-09T16:23:00Z"/>
   <w16cex:commentExtensible w16cex:durableId="502D5DF3" w16cex:dateUtc="2026-03-24T23:49:00Z"/>
   <w16cex:commentExtensible w16cex:durableId="023D634E" w16cex:dateUtc="2026-03-30T19:41:00Z"/>
@@ -7773,7 +8065,6 @@
 <file path=word/commentsIds.xml><?xml version="1.0" encoding="utf-8"?>
 <w16cid:commentsIds xmlns:wpc="http://schemas.microsoft.com/office/word/2010/wordprocessingCanvas" xmlns:cx="http://schemas.microsoft.com/office/drawing/2014/chartex" xmlns:cx1="http://schemas.microsoft.com/office/drawing/2015/9/8/chartex" xmlns:cx2="http://schemas.microsoft.com/office/drawing/2015/10/21/chartex" xmlns:cx3="http://schemas.microsoft.com/office/drawing/2016/5/9/chartex" xmlns:cx4="http://schemas.microsoft.com/office/drawing/2016/5/10/chartex" xmlns:cx5="http://schemas.microsoft.com/office/drawing/2016/5/11/chartex" xmlns:cx6="http://schemas.microsoft.com/office/drawing/2016/5/12/chartex" xmlns:cx7="http://schemas.microsoft.com/office/drawing/2016/5/13/chartex" xmlns:cx8="http://schemas.microsoft.com/office/drawing/2016/5/14/chartex" xmlns:mc="http://schemas.openxmlformats.org/markup-compatibility/2006" xmlns:aink="http://schemas.microsoft.com/office/drawing/2016/ink" xmlns:am3d="http://schemas.microsoft.com/office/drawing/2017/model3d" xmlns:o="urn:schemas-microsoft-com:office:office" xmlns:oel="http://schemas.microsoft.com/office/2019/extlst" xmlns:r="http://schemas.openxmlformats.org/officeDocument/2006/relationships" xmlns:m="http://schemas.openxmlformats.org/officeDocument/2006/math" xmlns:v="urn:schemas-microsoft-com:vml" xmlns:wp14="http://schemas.microsoft.com/office/word/2010/wordprocessingDrawing" xmlns:wp="http://schemas.openxmlformats.org/drawingml/2006/wordprocessingDrawing" xmlns:w10="urn:schemas-microsoft-com:office:word" xmlns:w="http://schemas.openxmlformats.org/wordprocessingml/2006/main" xmlns:w14="http://schemas.microsoft.com/office/word/2010/wordml" xmlns:w15="http://schemas.microsoft.com/office/word/2012/wordml" xmlns:w16cex="http://schemas.microsoft.com/office/word/2018/wordml/cex" xmlns:w16cid="http://schemas.microsoft.com/office/word/2016/wordml/cid" xmlns:w16="http://schemas.microsoft.com/office/word/2018/wordml" xmlns:w16du="http://schemas.microsoft.com/office/word/2023/wordml/word16du" xmlns:w16sdtdh="http://schemas.microsoft.com/office/word/2020/wordml/sdtdatahash" xmlns:w16sdtfl="http://schemas.microsoft.com/office/word/2024/wordml/sdtformatlock" xmlns:w16se="http://schemas.microsoft.com/office/word/2015/wordml/symex" xmlns:wpg="http://schemas.microsoft.com/office/word/2010/wordprocessingGroup" xmlns:wpi="http://schemas.microsoft.com/office/word/2010/wordprocessingInk" xmlns:wne="http://schemas.microsoft.com/office/word/2006/wordml" xmlns:wps="http://schemas.microsoft.com/office/word/2010/wordprocessingShape" mc:Ignorable="w14 w15 w16se w16cid w16 w16cex w16sdtdh w16sdtfl w16du wp14">
   <w16cid:commentId w16cid:paraId="7CB9D6C5" w16cid:durableId="68140219"/>
-  <w16cid:commentId w16cid:paraId="2604FD2C" w16cid:durableId="73482A45"/>
   <w16cid:commentId w16cid:paraId="3913DD12" w16cid:durableId="08D800E2"/>
   <w16cid:commentId w16cid:paraId="61FC6D56" w16cid:durableId="502D5DF3"/>
   <w16cid:commentId w16cid:paraId="5FCED028" w16cid:durableId="023D634E"/>
@@ -7914,11 +8205,11 @@
   <w15:person w15:author="Brian E McGreal">
     <w15:presenceInfo w15:providerId="AD" w15:userId="S::bmcgreal@uw.edu::500ccbb3-e957-4a38-850c-c0c2fd4a68d5"/>
   </w15:person>
+  <w15:person w15:author="Brian McGreal">
+    <w15:presenceInfo w15:providerId="Windows Live" w15:userId="4c81a134ebae7d72"/>
+  </w15:person>
   <w15:person w15:author="Mark Scheuerell">
     <w15:presenceInfo w15:providerId="AD" w15:userId="S::scheuerl@uw.edu::e5f041e9-888e-425f-b2ff-0ef18f5f5e6d"/>
-  </w15:person>
-  <w15:person w15:author="Brian McGreal">
-    <w15:presenceInfo w15:providerId="Windows Live" w15:userId="4c81a134ebae7d72"/>
   </w15:person>
 </w15:people>
 </file>

--- a/output/writing/DissertationChapter/Ch1_draft2.docx
+++ b/output/writing/DissertationChapter/Ch1_draft2.docx
@@ -5048,10 +5048,7 @@
         <w:t xml:space="preserve"> specified to capture the effects of interest. </w:t>
       </w:r>
       <w:r>
-        <w:t xml:space="preserve">Rather than include an indicator variable for treatment group </w:t>
-      </w:r>
-      <w:r>
-        <w:t>(</w:t>
+        <w:t>Rather than include an indicator variable for treatment group (</w:t>
       </w:r>
       <w:r>
         <w:rPr>
@@ -5077,10 +5074,7 @@
         <w:t>1</w:t>
       </w:r>
       <w:r>
-        <w:t>)</w:t>
-      </w:r>
-      <w:r>
-        <w:t xml:space="preserve">, </w:t>
+        <w:t xml:space="preserve">), </w:t>
       </w:r>
       <w:r>
         <w:rPr>
@@ -5096,16 +5090,7 @@
         <w:t>Z</w:t>
       </w:r>
       <w:r>
-        <w:t xml:space="preserve"> is specified to allow the treatment group (observations at Indian River) to be estimated as a separate state from the control group (</w:t>
-      </w:r>
-      <w:r>
-        <w:t xml:space="preserve">observations </w:t>
-      </w:r>
-      <w:r>
-        <w:t xml:space="preserve">made </w:t>
-      </w:r>
-      <w:r>
-        <w:t xml:space="preserve">at ADFG’s other </w:t>
+        <w:t xml:space="preserve"> is specified to allow the treatment group (observations at Indian River) to be estimated as a separate state from the control group (observations made at ADFG’s other </w:t>
       </w:r>
       <w:r>
         <w:rPr>
@@ -5115,10 +5100,7 @@
         <w:t>north southeast (outside)</w:t>
       </w:r>
       <w:r>
-        <w:t xml:space="preserve"> index stream</w:t>
-      </w:r>
-      <w:r>
-        <w:t>). Separate models consider two treatment periods: 1) t</w:t>
+        <w:t xml:space="preserve"> index stream). Separate models consider two treatment periods: 1) t</w:t>
       </w:r>
       <w:r>
         <w:t xml:space="preserve">he period </w:t>
@@ -5154,20 +5136,214 @@
         <w:t>Because of the autoregressive character of state processes in MARSS models, an intervention occurring at a single time step can impact the time series many steps into the future. It is easy to imagine that a recurring intervention could impact the time series at multiple time steps, pushing it far from its original state</w:t>
       </w:r>
       <w:r>
-        <w:t>. In the case of pink salmon releases from SJH potentially impacting abundances a</w:t>
-      </w:r>
-    </w:p>
-    <w:p>
-      <w:pPr>
-        <w:spacing w:after="0" w:line="480" w:lineRule="auto"/>
-      </w:pPr>
-    </w:p>
-    <w:p>
-      <w:pPr>
-        <w:spacing w:after="0" w:line="480" w:lineRule="auto"/>
-      </w:pPr>
-      <w:r>
-        <w:t xml:space="preserve">Iterations of covariate data related to treatment period </w:t>
+        <w:t xml:space="preserve">. </w:t>
+      </w:r>
+      <w:r>
+        <w:t>However, i</w:t>
+      </w:r>
+      <w:r>
+        <w:t xml:space="preserve">n </w:t>
+      </w:r>
+      <w:r>
+        <w:t>a</w:t>
+      </w:r>
+      <w:r>
+        <w:t xml:space="preserve"> case </w:t>
+      </w:r>
+      <w:r>
+        <w:t xml:space="preserve">wherein a recurring intervention is driving the abundance of some natural population, there </w:t>
+      </w:r>
+      <w:r>
+        <w:t>is likely to exist</w:t>
+      </w:r>
+      <w:r>
+        <w:t xml:space="preserve"> some upper limit beyond which the effect of an intervention </w:t>
+      </w:r>
+      <w:r>
+        <w:t>would be detectable due to the carrying capacity of the ecosystem in which the population exists</w:t>
+      </w:r>
+      <w:r>
+        <w:t xml:space="preserve"> (del Monte-Luna et al. 2004)</w:t>
+      </w:r>
+      <w:r>
+        <w:t xml:space="preserve">. </w:t>
+      </w:r>
+      <w:r>
+        <w:t>In order to thoroughly explore this possibilit</w:t>
+      </w:r>
+      <w:r>
+        <w:t>y</w:t>
+      </w:r>
+      <w:r>
+        <w:t xml:space="preserve">, </w:t>
+      </w:r>
+      <w:r>
+        <w:t>i</w:t>
+      </w:r>
+      <w:r>
+        <w:t>terations of covariate data related to treatment period (</w:t>
+      </w:r>
+      <w:r>
+        <w:rPr>
+          <w:rFonts w:ascii="MathJax_Math-italic" w:eastAsia="Times New Roman" w:hAnsi="MathJax_Math-italic" w:cs="Times New Roman"/>
+          <w:b/>
+          <w:bCs/>
+          <w:kern w:val="0"/>
+          <w:sz w:val="26"/>
+          <w:szCs w:val="26"/>
+          <w:bdr w:val="none" w:sz="0" w:space="0" w:color="auto" w:frame="1"/>
+          <w14:ligatures w14:val="none"/>
+        </w:rPr>
+        <w:t>c</w:t>
+      </w:r>
+      <w:r>
+        <w:rPr>
+          <w:rFonts w:ascii="MathJax_Math-italic" w:eastAsia="Times New Roman" w:hAnsi="MathJax_Math-italic" w:cs="Times New Roman"/>
+          <w:b/>
+          <w:bCs/>
+          <w:kern w:val="0"/>
+          <w:sz w:val="26"/>
+          <w:szCs w:val="26"/>
+          <w:bdr w:val="none" w:sz="0" w:space="0" w:color="auto" w:frame="1"/>
+          <w:vertAlign w:val="subscript"/>
+          <w14:ligatures w14:val="none"/>
+        </w:rPr>
+        <w:t>t</w:t>
+      </w:r>
+      <w:r>
+        <w:t xml:space="preserve">) were constructed to </w:t>
+      </w:r>
+      <w:r>
+        <w:t>indicate</w:t>
+      </w:r>
+      <w:r>
+        <w:t xml:space="preserve"> </w:t>
+      </w:r>
+      <w:r>
+        <w:t xml:space="preserve">the occurrence of </w:t>
+      </w:r>
+      <w:r>
+        <w:t>treatment</w:t>
+      </w:r>
+      <w:r>
+        <w:t xml:space="preserve"> in any number of consecutive years following the initial application of treatment</w:t>
+      </w:r>
+      <w:r>
+        <w:t xml:space="preserve">. </w:t>
+      </w:r>
+      <w:r>
+        <w:t>The comparison of m</w:t>
+      </w:r>
+      <w:r>
+        <w:t xml:space="preserve">ultiple specifications of </w:t>
+      </w:r>
+      <w:r>
+        <w:rPr>
+          <w:rFonts w:ascii="MathJax_Math-italic" w:eastAsia="Times New Roman" w:hAnsi="MathJax_Math-italic" w:cs="Times New Roman"/>
+          <w:b/>
+          <w:bCs/>
+          <w:kern w:val="0"/>
+          <w:sz w:val="26"/>
+          <w:szCs w:val="26"/>
+          <w:bdr w:val="none" w:sz="0" w:space="0" w:color="auto" w:frame="1"/>
+          <w14:ligatures w14:val="none"/>
+        </w:rPr>
+        <w:t>C</w:t>
+      </w:r>
+      <w:r>
+        <w:t xml:space="preserve"> capture</w:t>
+      </w:r>
+      <w:r>
+        <w:t>s</w:t>
+      </w:r>
+      <w:r>
+        <w:t xml:space="preserve"> </w:t>
+      </w:r>
+      <w:r>
+        <w:rPr>
+          <w:rFonts w:ascii="MathJax_Math-italic" w:eastAsia="Times New Roman" w:hAnsi="MathJax_Math-italic" w:cs="Times New Roman"/>
+          <w:kern w:val="0"/>
+          <w:sz w:val="26"/>
+          <w:szCs w:val="26"/>
+          <w:bdr w:val="none" w:sz="0" w:space="0" w:color="auto" w:frame="1"/>
+          <w14:ligatures w14:val="none"/>
+        </w:rPr>
+        <w:t>β</w:t>
+      </w:r>
+      <w:r>
+        <w:rPr>
+          <w:rFonts w:ascii="MathJax_Math-italic" w:eastAsia="Times New Roman" w:hAnsi="MathJax_Math-italic" w:cs="Times New Roman"/>
+          <w:kern w:val="0"/>
+          <w:sz w:val="26"/>
+          <w:szCs w:val="26"/>
+          <w:bdr w:val="none" w:sz="0" w:space="0" w:color="auto" w:frame="1"/>
+          <w:vertAlign w:val="subscript"/>
+          <w14:ligatures w14:val="none"/>
+        </w:rPr>
+        <w:t>2</w:t>
+      </w:r>
+      <w:r>
+        <w:t xml:space="preserve"> and </w:t>
+      </w:r>
+      <w:r>
+        <w:rPr>
+          <w:rFonts w:ascii="MathJax_Math-italic" w:eastAsia="Times New Roman" w:hAnsi="MathJax_Math-italic" w:cs="Times New Roman"/>
+          <w:kern w:val="0"/>
+          <w:sz w:val="26"/>
+          <w:szCs w:val="26"/>
+          <w:bdr w:val="none" w:sz="0" w:space="0" w:color="auto" w:frame="1"/>
+          <w14:ligatures w14:val="none"/>
+        </w:rPr>
+        <w:t>β</w:t>
+      </w:r>
+      <w:r>
+        <w:rPr>
+          <w:rFonts w:ascii="MathJax_Math-italic" w:eastAsia="Times New Roman" w:hAnsi="MathJax_Math-italic" w:cs="Times New Roman"/>
+          <w:kern w:val="0"/>
+          <w:sz w:val="26"/>
+          <w:szCs w:val="26"/>
+          <w:bdr w:val="none" w:sz="0" w:space="0" w:color="auto" w:frame="1"/>
+          <w:vertAlign w:val="subscript"/>
+          <w14:ligatures w14:val="none"/>
+        </w:rPr>
+        <w:t>3</w:t>
+      </w:r>
+      <w:r>
+        <w:t xml:space="preserve">. By comparing the fit of a model which allows separate effects for the treatment period </w:t>
+      </w:r>
+      <w:r>
+        <w:t xml:space="preserve">to be estimated </w:t>
+      </w:r>
+      <w:r>
+        <w:t xml:space="preserve">at Indian River and throughout the wider region, to the fit of a model which asserts one region wide effect of the treatment period, it can be determined whether some additional effect of treatment at Indian River exists beyond that of the treatment period throughout the study area. </w:t>
+      </w:r>
+      <w:r>
+        <w:lastRenderedPageBreak/>
+        <w:t>Finally, m</w:t>
+      </w:r>
+      <w:r>
+        <w:t>odels are specified including additional covariates to further isolate the effect of interest, controlling for observer</w:t>
+      </w:r>
+      <w:r>
+        <w:t xml:space="preserve"> and</w:t>
+      </w:r>
+      <w:r>
+        <w:t xml:space="preserve"> for </w:t>
+      </w:r>
+      <w:r>
+        <w:t xml:space="preserve">ocean climate via </w:t>
+      </w:r>
+      <w:r>
+        <w:t>PDO. Th</w:t>
+      </w:r>
+      <w:r>
+        <w:t>is procedure leads to many</w:t>
+      </w:r>
+      <w:r>
+        <w:t xml:space="preserve"> competing specifications</w:t>
+      </w:r>
+      <w:r>
+        <w:t xml:space="preserve">: 22 sets of covariate data </w:t>
       </w:r>
       <w:r>
         <w:t>(</w:t>
@@ -5200,35 +5376,41 @@
         <w:t>t</w:t>
       </w:r>
       <w:r>
-        <w:t>)</w:t>
-      </w:r>
-      <w:r>
-        <w:t xml:space="preserve"> were constructed to allow the impact of treatment to </w:t>
-      </w:r>
-    </w:p>
-    <w:p>
-      <w:pPr>
-        <w:spacing w:after="0" w:line="480" w:lineRule="auto"/>
-      </w:pPr>
-    </w:p>
-    <w:p>
-      <w:pPr>
-        <w:spacing w:after="0" w:line="480" w:lineRule="auto"/>
-      </w:pPr>
-      <w:r>
-        <w:t>Models are specified including additional covariates to further isolate the effect of interest, controlling for observer</w:t>
-      </w:r>
-      <w:r>
-        <w:t xml:space="preserve"> and</w:t>
-      </w:r>
-      <w:r>
-        <w:t xml:space="preserve"> for </w:t>
-      </w:r>
-      <w:r>
-        <w:t xml:space="preserve">ocean climate via </w:t>
-      </w:r>
-      <w:r>
-        <w:t xml:space="preserve">PDO. These competing specifications are evaluated for best fit using AICc. </w:t>
+        <w:t xml:space="preserve">) </w:t>
+      </w:r>
+      <w:r>
+        <w:t xml:space="preserve">in the post-1980 model which each must be evaluated against 2 competing </w:t>
+      </w:r>
+      <w:r>
+        <w:rPr>
+          <w:rFonts w:ascii="MathJax_Math-italic" w:eastAsia="Times New Roman" w:hAnsi="MathJax_Math-italic" w:cs="Times New Roman"/>
+          <w:b/>
+          <w:bCs/>
+          <w:kern w:val="0"/>
+          <w:sz w:val="26"/>
+          <w:szCs w:val="26"/>
+          <w:bdr w:val="none" w:sz="0" w:space="0" w:color="auto" w:frame="1"/>
+          <w14:ligatures w14:val="none"/>
+        </w:rPr>
+        <w:t>C</w:t>
+      </w:r>
+      <w:r>
+        <w:t xml:space="preserve"> </w:t>
+      </w:r>
+      <w:r>
+        <w:t xml:space="preserve">matrices. These models are fit and then </w:t>
+      </w:r>
+      <w:r>
+        <w:t>evaluated using AICc</w:t>
+      </w:r>
+      <w:r>
+        <w:t xml:space="preserve"> to determine which specification best describes the </w:t>
+      </w:r>
+      <w:r>
+        <w:t>data</w:t>
+      </w:r>
+      <w:r>
+        <w:t xml:space="preserve">. </w:t>
       </w:r>
     </w:p>
     <w:p>
@@ -5240,11 +5422,7 @@
         <w:t>To ensure that the parallel trends assumption holds between treatment and control groups during the pre-treatment period, event studies are undertaken on the best fit models</w:t>
       </w:r>
       <w:r>
-        <w:t xml:space="preserve">. Simple </w:t>
-      </w:r>
-      <w:r>
-        <w:lastRenderedPageBreak/>
-        <w:t>linear models are structured to isolate the effect of Indian River on pink salmon abundances during pre-treatment periods, as illustrated below:</w:t>
+        <w:t>. Simple linear models are structured to isolate the effect of Indian River on pink salmon abundances during pre-treatment periods, as illustrated below:</w:t>
       </w:r>
     </w:p>
     <w:p>
@@ -5577,46 +5755,60 @@
         <w:ind w:firstLine="360"/>
       </w:pPr>
       <w:commentRangeStart w:id="34"/>
+      <w:commentRangeStart w:id="35"/>
       <w:r>
         <w:t xml:space="preserve">Parametric bootstrapping is employed on the best fit models to construct confidence intervals around these </w:t>
       </w:r>
-      <w:commentRangeEnd w:id="34"/>
+      <w:commentRangeEnd w:id="35"/>
       <w:r>
         <w:rPr>
           <w:rStyle w:val="CommentReference"/>
           <w:sz w:val="24"/>
           <w:szCs w:val="24"/>
         </w:rPr>
+        <w:commentReference w:id="35"/>
+      </w:r>
+      <w:r>
+        <w:t xml:space="preserve">parameter estimates. A statistically significant estimate of </w:t>
+      </w:r>
+      <w:r>
+        <w:rPr>
+          <w:rFonts w:ascii="MathJax_Math-italic" w:eastAsia="Times New Roman" w:hAnsi="MathJax_Math-italic" w:cs="Times New Roman"/>
+          <w:kern w:val="0"/>
+          <w:sz w:val="26"/>
+          <w:szCs w:val="26"/>
+          <w:bdr w:val="none" w:sz="0" w:space="0" w:color="auto" w:frame="1"/>
+          <w14:ligatures w14:val="none"/>
+        </w:rPr>
+        <w:t>β</w:t>
+      </w:r>
+      <w:r>
+        <w:rPr>
+          <w:rFonts w:ascii="MathJax_Math-italic" w:eastAsia="Times New Roman" w:hAnsi="MathJax_Math-italic" w:cs="Times New Roman"/>
+          <w:kern w:val="0"/>
+          <w:sz w:val="26"/>
+          <w:szCs w:val="26"/>
+          <w:bdr w:val="none" w:sz="0" w:space="0" w:color="auto" w:frame="1"/>
+          <w:vertAlign w:val="subscript"/>
+          <w14:ligatures w14:val="none"/>
+        </w:rPr>
+        <w:t>3</w:t>
+      </w:r>
+      <w:r>
+        <w:t xml:space="preserve"> greater than 0 would indicate that SJH operations are exerting upward pressure on Indian River pink salmon abundance. However, even if an estimate is found to be statistically significant, the size </w:t>
+      </w:r>
+      <w:r>
+        <w:lastRenderedPageBreak/>
+        <w:t xml:space="preserve">of the effect must also be considered, as even a significant effect may not be responsible for a large impact on salmon abundance. </w:t>
+      </w:r>
+      <w:commentRangeEnd w:id="34"/>
+      <w:r>
+        <w:rPr>
+          <w:rStyle w:val="CommentReference"/>
+          <w:sz w:val="24"/>
+          <w:szCs w:val="24"/>
+        </w:rPr>
         <w:commentReference w:id="34"/>
-      </w:r>
-      <w:r>
-        <w:t xml:space="preserve">parameter estimates. A statistically significant estimate of </w:t>
-      </w:r>
-      <w:r>
-        <w:rPr>
-          <w:rFonts w:ascii="MathJax_Math-italic" w:eastAsia="Times New Roman" w:hAnsi="MathJax_Math-italic" w:cs="Times New Roman"/>
-          <w:kern w:val="0"/>
-          <w:sz w:val="26"/>
-          <w:szCs w:val="26"/>
-          <w:bdr w:val="none" w:sz="0" w:space="0" w:color="auto" w:frame="1"/>
-          <w14:ligatures w14:val="none"/>
-        </w:rPr>
-        <w:t>β</w:t>
-      </w:r>
-      <w:r>
-        <w:rPr>
-          <w:rFonts w:ascii="MathJax_Math-italic" w:eastAsia="Times New Roman" w:hAnsi="MathJax_Math-italic" w:cs="Times New Roman"/>
-          <w:kern w:val="0"/>
-          <w:sz w:val="26"/>
-          <w:szCs w:val="26"/>
-          <w:bdr w:val="none" w:sz="0" w:space="0" w:color="auto" w:frame="1"/>
-          <w:vertAlign w:val="subscript"/>
-          <w14:ligatures w14:val="none"/>
-        </w:rPr>
-        <w:t>3</w:t>
-      </w:r>
-      <w:r>
-        <w:t xml:space="preserve"> greater than 0 would indicate that SJH operations are exerting upward pressure on Indian River pink salmon abundance. However, even if an estimate is found to be statistically significant, the size of the effect must also be considered, as even a significant effect may not be responsible for a large impact on salmon abundance. </w:t>
       </w:r>
     </w:p>
     <w:p>
@@ -5662,11 +5854,7 @@
         <w:t>es</w:t>
       </w:r>
       <w:r>
-        <w:t xml:space="preserve"> on the effect of the number of fish released by the hatchery each year. While scarcity of available stray rate data makes a direct analysis of the impacts of straying impossible, the impacts of hatchery releases on pink salmon abundance at Indian River (as well </w:t>
-      </w:r>
-      <w:r>
-        <w:lastRenderedPageBreak/>
-        <w:t>as the inverse)</w:t>
+        <w:t xml:space="preserve"> on the effect of the number of fish released by the hatchery each year. While scarcity of available stray rate data makes a direct analysis of the impacts of straying impossible, the impacts of hatchery releases on pink salmon abundance at Indian River (as well as the inverse)</w:t>
       </w:r>
       <w:r>
         <w:t xml:space="preserve"> are estimated</w:t>
@@ -5677,30 +5865,30 @@
       <w:r>
         <w:t xml:space="preserve">. </w:t>
       </w:r>
-      <w:commentRangeStart w:id="35"/>
       <w:commentRangeStart w:id="36"/>
       <w:commentRangeStart w:id="37"/>
       <w:commentRangeStart w:id="38"/>
+      <w:commentRangeStart w:id="39"/>
       <w:r>
         <w:t xml:space="preserve">It is important to consider the effect of straying both to and from Indian River, as both would influence the abundances observed in stream. </w:t>
       </w:r>
-      <w:commentRangeEnd w:id="37"/>
+      <w:commentRangeEnd w:id="38"/>
       <w:r>
         <w:rPr>
           <w:rStyle w:val="CommentReference"/>
           <w:sz w:val="24"/>
           <w:szCs w:val="24"/>
         </w:rPr>
-        <w:commentReference w:id="37"/>
-      </w:r>
-      <w:commentRangeEnd w:id="38"/>
+        <w:commentReference w:id="38"/>
+      </w:r>
+      <w:commentRangeEnd w:id="39"/>
       <w:r>
         <w:rPr>
           <w:rStyle w:val="CommentReference"/>
           <w:sz w:val="24"/>
           <w:szCs w:val="24"/>
         </w:rPr>
-        <w:commentReference w:id="38"/>
+        <w:commentReference w:id="39"/>
       </w:r>
       <w:r>
         <w:t xml:space="preserve">By specifying </w:t>
@@ -5774,23 +5962,23 @@
       <w:r>
         <w:t xml:space="preserve"> elements estimated will be associated with percent increases from one time step to the next.</w:t>
       </w:r>
-      <w:commentRangeEnd w:id="35"/>
+      <w:commentRangeEnd w:id="36"/>
       <w:r>
         <w:rPr>
           <w:rStyle w:val="CommentReference"/>
           <w:sz w:val="24"/>
           <w:szCs w:val="24"/>
         </w:rPr>
-        <w:commentReference w:id="35"/>
-      </w:r>
-      <w:commentRangeEnd w:id="36"/>
+        <w:commentReference w:id="36"/>
+      </w:r>
+      <w:commentRangeEnd w:id="37"/>
       <w:r>
         <w:rPr>
           <w:rStyle w:val="CommentReference"/>
           <w:sz w:val="24"/>
           <w:szCs w:val="24"/>
         </w:rPr>
-        <w:commentReference w:id="36"/>
+        <w:commentReference w:id="37"/>
       </w:r>
       <w:r>
         <w:t xml:space="preserve"> </w:t>
@@ -5874,7 +6062,11 @@
         <w:t>,t</w:t>
       </w:r>
       <w:r>
-        <w:t xml:space="preserve">) to be composed of smolts reared from the previous brood (and released in the prior year), as well as wild born fish from Indian River straying to the hatchery. </w:t>
+        <w:t xml:space="preserve">) to be composed of smolts reared from the previous </w:t>
+      </w:r>
+      <w:r>
+        <w:lastRenderedPageBreak/>
+        <w:t xml:space="preserve">brood (and released in the prior year), as well as wild born fish from Indian River straying to the hatchery. </w:t>
       </w:r>
       <w:r>
         <w:t>An example of such a model’s process equation written out in matrix form follows:</w:t>
@@ -5945,7 +6137,6 @@
         <w:spacing w:after="0" w:line="480" w:lineRule="auto"/>
       </w:pPr>
       <w:r>
-        <w:lastRenderedPageBreak/>
         <w:t xml:space="preserve">Of particular interest </w:t>
       </w:r>
       <w:r>
@@ -6032,7 +6223,7 @@
           <w:u w:val="single"/>
         </w:rPr>
       </w:pPr>
-      <w:bookmarkStart w:id="39" w:name="_Hlk201668133"/>
+      <w:bookmarkStart w:id="40" w:name="_Hlk201668133"/>
       <w:r>
         <w:rPr>
           <w:b/>
@@ -6065,8 +6256,8 @@
       <w:r>
         <w:t>For both even- and odd-year runs</w:t>
       </w:r>
-      <w:commentRangeStart w:id="40"/>
       <w:commentRangeStart w:id="41"/>
+      <w:commentRangeStart w:id="42"/>
       <w:r>
         <w:t xml:space="preserve">, Indian River abundances at the beginning of the time series </w:t>
       </w:r>
@@ -6082,18 +6273,18 @@
       <w:r>
         <w:t xml:space="preserve"> the </w:t>
       </w:r>
-      <w:commentRangeStart w:id="42"/>
+      <w:commentRangeStart w:id="43"/>
       <w:r>
         <w:t>regional average</w:t>
       </w:r>
-      <w:commentRangeEnd w:id="42"/>
+      <w:commentRangeEnd w:id="43"/>
       <w:r>
         <w:rPr>
           <w:rStyle w:val="CommentReference"/>
           <w:sz w:val="24"/>
           <w:szCs w:val="24"/>
         </w:rPr>
-        <w:commentReference w:id="42"/>
+        <w:commentReference w:id="43"/>
       </w:r>
       <w:r>
         <w:t>, while odd-year Indian River abundance in 1961 was estimated to be 1.326 standard deviations lower</w:t>
@@ -6120,7 +6311,11 @@
         <w:t xml:space="preserve">Indian River </w:t>
       </w:r>
       <w:r>
-        <w:t>runs are closely aligned with the average index stream, exceeding the average in some years and falling short in others, but in either case not by an amount that appears drastic when visually appraised</w:t>
+        <w:t xml:space="preserve">runs are closely aligned </w:t>
+      </w:r>
+      <w:r>
+        <w:lastRenderedPageBreak/>
+        <w:t>with the average index stream, exceeding the average in some years and falling short in others, but in either case not by an amount that appears drastic when visually appraised</w:t>
       </w:r>
       <w:r>
         <w:t xml:space="preserve"> (Figure 3)</w:t>
@@ -6128,23 +6323,23 @@
       <w:r>
         <w:t>.</w:t>
       </w:r>
-      <w:commentRangeEnd w:id="40"/>
+      <w:commentRangeEnd w:id="41"/>
       <w:r>
         <w:rPr>
           <w:rStyle w:val="CommentReference"/>
           <w:sz w:val="24"/>
           <w:szCs w:val="24"/>
         </w:rPr>
-        <w:commentReference w:id="40"/>
-      </w:r>
-      <w:commentRangeEnd w:id="41"/>
+        <w:commentReference w:id="41"/>
+      </w:r>
+      <w:commentRangeEnd w:id="42"/>
       <w:r>
         <w:rPr>
           <w:rStyle w:val="CommentReference"/>
           <w:sz w:val="24"/>
           <w:szCs w:val="24"/>
         </w:rPr>
-        <w:commentReference w:id="41"/>
+        <w:commentReference w:id="42"/>
       </w:r>
     </w:p>
     <w:p>
@@ -6157,7 +6352,7 @@
       <w:r>
         <w:t>P</w:t>
       </w:r>
-      <w:commentRangeStart w:id="43"/>
+      <w:commentRangeStart w:id="44"/>
       <w:r>
         <w:t>ink salmon abundances observed in recent years at Indian River</w:t>
       </w:r>
@@ -6167,32 +6362,31 @@
       <w:r>
         <w:t xml:space="preserve">deviate wildly from the </w:t>
       </w:r>
-      <w:commentRangeStart w:id="44"/>
+      <w:commentRangeStart w:id="45"/>
       <w:r>
         <w:t>regional average</w:t>
       </w:r>
-      <w:commentRangeEnd w:id="44"/>
+      <w:commentRangeEnd w:id="45"/>
       <w:r>
         <w:rPr>
           <w:rStyle w:val="CommentReference"/>
           <w:sz w:val="24"/>
           <w:szCs w:val="24"/>
         </w:rPr>
-        <w:commentReference w:id="44"/>
+        <w:commentReference w:id="45"/>
       </w:r>
       <w:r>
         <w:t xml:space="preserve">. However, plotting these time series is not enough to conclusively state that abundances at Indian River do not differ from those that would be expected of an average pink salmon index stream in the region in a statistically significant way. </w:t>
       </w:r>
-      <w:commentRangeEnd w:id="43"/>
-      <w:del w:id="45" w:author="Brian McGreal" w:date="2026-03-30T12:29:00Z" w16du:dateUtc="2026-03-30T19:29:00Z">
+      <w:commentRangeEnd w:id="44"/>
+      <w:del w:id="46" w:author="Brian McGreal" w:date="2026-03-30T12:29:00Z" w16du:dateUtc="2026-03-30T19:29:00Z">
         <w:r>
           <w:rPr>
             <w:rStyle w:val="CommentReference"/>
             <w:sz w:val="24"/>
             <w:szCs w:val="24"/>
           </w:rPr>
-          <w:lastRenderedPageBreak/>
-          <w:commentReference w:id="43"/>
+          <w:commentReference w:id="44"/>
         </w:r>
         <w:r>
           <w:delText xml:space="preserve"> </w:delText>
@@ -6359,11 +6553,7 @@
         <w:t>Δ</w:t>
       </w:r>
       <w:r>
-        <w:t xml:space="preserve">AICc = 1.577 in </w:t>
-      </w:r>
-      <w:r>
-        <w:lastRenderedPageBreak/>
-        <w:t xml:space="preserve">the post-1980 model set, and </w:t>
+        <w:t xml:space="preserve">AICc = 1.577 in the post-1980 model set, and </w:t>
       </w:r>
       <w:r>
         <w:rPr>
@@ -6431,7 +6621,11 @@
         <w:tab/>
       </w:r>
       <w:r>
-        <w:t xml:space="preserve">Parametric bootstrapping of DD effects of interest reveal interesting patterns of behavior. Critically, no significant effect of treatment group, treatment period, or the interaction of the two is observed in either model (Figure 5). In both models, bootstrap parameter estimates of the effect of treatment group (i.e. Indian River) tend to be positive, although not frequently enough to say with high confidence that the relative effect of Indian River on pink salmon abundances is different than zero.  The effect of the post-treatment period is centered close to zero in all runs across both models. Parameter estimates of the effect of hatchery operations on abundances at Indian River tend to be negative. This surprising result would imply that fish are being drawn from Indian River towards the hatchery and that abundances in the stream have decreased as a result of hatchery operations, although once again it cannot be said with confidence that the true effect is different from zero. </w:t>
+        <w:t xml:space="preserve">Parametric bootstrapping of DD effects of interest reveal interesting patterns of behavior. Critically, no significant effect of treatment group, treatment period, or the interaction of the two is observed in either model (Figure 5). In both models, bootstrap parameter estimates of the effect of treatment group (i.e. Indian River) tend to be positive, although not frequently enough to say with high confidence that the relative effect of Indian River on pink salmon abundances is different than zero.  The effect of the post-treatment period is centered </w:t>
+      </w:r>
+      <w:r>
+        <w:lastRenderedPageBreak/>
+        <w:t xml:space="preserve">close to zero in all runs across both models. Parameter estimates of the effect of hatchery operations on abundances at Indian River tend to be negative. This surprising result would imply that fish are being drawn from Indian River towards the hatchery and that abundances in the stream have decreased as a result of hatchery operations, although once again it cannot be said with confidence that the true effect is different from zero. </w:t>
       </w:r>
     </w:p>
     <w:p>
@@ -6456,7 +6650,6 @@
           <w:b/>
           <w:bCs/>
         </w:rPr>
-        <w:lastRenderedPageBreak/>
         <w:t>Effect of Hatchery Releases</w:t>
       </w:r>
     </w:p>
@@ -6672,9 +6865,13 @@
       <w:r>
         <w:t xml:space="preserve"> </w:t>
       </w:r>
-      <w:commentRangeStart w:id="46"/>
-      <w:r>
-        <w:t xml:space="preserve">While the effect of prior brood year Indian River abundances on current brood year hatchery returns is stronger for both runs than its inverse, it is crucial to note that hatchery returns are </w:t>
+      <w:commentRangeStart w:id="47"/>
+      <w:r>
+        <w:t xml:space="preserve">While the </w:t>
+      </w:r>
+      <w:r>
+        <w:lastRenderedPageBreak/>
+        <w:t xml:space="preserve">effect of prior brood year Indian River abundances on current brood year hatchery returns is stronger for both runs than its inverse, it is crucial to note that hatchery returns are </w:t>
       </w:r>
       <w:r>
         <w:t>greater than Indian River abundance much more often than not. This means that</w:t>
@@ -6698,11 +6895,7 @@
         <w:t xml:space="preserve">site </w:t>
       </w:r>
       <w:r>
-        <w:t xml:space="preserve">could be roughly equal or even skewed towards hatchery-born fish returning to Indian River. In those brood years where Indian </w:t>
-      </w:r>
-      <w:r>
-        <w:lastRenderedPageBreak/>
-        <w:t>River abundances exceed hatchery returns, these effect</w:t>
+        <w:t>could be roughly equal or even skewed towards hatchery-born fish returning to Indian River. In those brood years where Indian River abundances exceed hatchery returns, these effect</w:t>
       </w:r>
       <w:r>
         <w:t xml:space="preserve"> size</w:t>
@@ -6710,14 +6903,14 @@
       <w:r>
         <w:t>s imply that the following brood year will see more fish from Indian River returning to the hatchery than vice versa.</w:t>
       </w:r>
-      <w:commentRangeEnd w:id="46"/>
+      <w:commentRangeEnd w:id="47"/>
       <w:r>
         <w:rPr>
           <w:rStyle w:val="CommentReference"/>
           <w:sz w:val="24"/>
           <w:szCs w:val="24"/>
         </w:rPr>
-        <w:commentReference w:id="46"/>
+        <w:commentReference w:id="47"/>
       </w:r>
     </w:p>
     <w:p>
@@ -6726,7 +6919,7 @@
       </w:pPr>
     </w:p>
     <w:bookmarkEnd w:id="1"/>
-    <w:bookmarkEnd w:id="39"/>
+    <w:bookmarkEnd w:id="40"/>
     <w:p>
       <w:pPr>
         <w:spacing w:after="0" w:line="480" w:lineRule="auto"/>
@@ -6736,7 +6929,7 @@
           <w:u w:val="single"/>
         </w:rPr>
       </w:pPr>
-      <w:commentRangeStart w:id="47"/>
+      <w:commentRangeStart w:id="48"/>
       <w:r>
         <w:rPr>
           <w:b/>
@@ -6745,7 +6938,7 @@
         </w:rPr>
         <w:t>Discussion</w:t>
       </w:r>
-      <w:commentRangeEnd w:id="47"/>
+      <w:commentRangeEnd w:id="48"/>
       <w:r>
         <w:rPr>
           <w:rStyle w:val="CommentReference"/>
@@ -6755,7 +6948,7 @@
           <w:szCs w:val="24"/>
           <w:u w:val="single"/>
         </w:rPr>
-        <w:commentReference w:id="47"/>
+        <w:commentReference w:id="48"/>
       </w:r>
     </w:p>
     <w:p>
@@ -6787,11 +6980,11 @@
         <w:t>), where</w:t>
       </w:r>
       <w:r>
-        <w:t xml:space="preserve">as odd-year runs are not in line with broader regional patterns. No significant impact of hatchery operations at Indian River was observed in either run, although evidence was found of Indian River abundances positively influencing hatchery returns in the subsequent brood year. The effect of hatchery releases on subsequent brood year Indian River abundances was not found to be statistically significant for either run, in both cases a convincing majority of bootstrapped parameter estimates were positive (94.2% in even-year runs, and 92% in odd-year runs). This falls short of the 95% confidence threshold, it is worth considering the implications of a small but positive true effect of hatchery releases on Indian River pink salmon abundance in the following brood year. For both runs, the effect of prior brood year Indian River abundances on current brood year hatchery returns is stronger than its inverse (Figure 6), but it is crucial to note that hatchery returns are greater than Indian River abundance much more often than not. This means that, if there exists a small but positive true effect of hatchery releases on subsequent brood year Indian River abundances, the overall numbers of fish straying to a non-origin site could be roughly equal or even skewed towards hatchery-born fish returning to Indian River. In those brood years where Indian River abundances exceed hatchery returns, </w:t>
+        <w:t xml:space="preserve">as odd-year runs are not in line with broader regional patterns. No significant impact of hatchery operations at Indian River was observed in either run, although evidence was found of Indian River abundances positively influencing hatchery returns in the subsequent brood year. The effect of hatchery releases on subsequent brood year Indian River abundances was not found to be statistically significant for either run, in both cases a convincing majority of bootstrapped parameter estimates were positive (94.2% in even-year runs, and 92% in odd-year runs). This falls short of the 95% confidence threshold, it is worth considering the implications of a small but positive true effect of hatchery releases on Indian River pink salmon abundance in the following brood year. For both runs, the effect of prior brood year Indian River abundances on current brood year hatchery returns is stronger than its inverse (Figure 6), but it is crucial to </w:t>
       </w:r>
       <w:r>
         <w:lastRenderedPageBreak/>
-        <w:t>these effect sizes imply that the following brood year will see more fish from Indian River returning to the hatchery than vice versa.</w:t>
+        <w:t>note that hatchery returns are greater than Indian River abundance much more often than not. This means that, if there exists a small but positive true effect of hatchery releases on subsequent brood year Indian River abundances, the overall numbers of fish straying to a non-origin site could be roughly equal or even skewed towards hatchery-born fish returning to Indian River. In those brood years where Indian River abundances exceed hatchery returns, these effect sizes imply that the following brood year will see more fish from Indian River returning to the hatchery than vice versa.</w:t>
       </w:r>
     </w:p>
     <w:p>
@@ -6806,7 +6999,11 @@
         <w:t xml:space="preserve">Even if there exists small but positive true effect of hatchery releases on subsequent brood year Indian River abundances in even-year runs, the difference between this effect and the relatively larger effect of Indian River abundances on pink salmon returning to the hatchery in the subsequent brood year is fairly large. This would imply that Indian River spawners would have to vastly outnumber hatchery releases in a given year in order for a net increase in Indian River abundance due to hatchery releases to occur in the following brood year. </w:t>
       </w:r>
       <w:r>
-        <w:t>Taken together, these results imply there is little concern that even-year pink salmon abundances fall outside their natural range of variation at Indian River, and indeed seem to be significantly contributing to hatchery returns.</w:t>
+        <w:t xml:space="preserve">Taken together, these results imply there is little concern that even-year pink salmon abundances fall outside their </w:t>
+      </w:r>
+      <w:r>
+        <w:lastRenderedPageBreak/>
+        <w:t>natural range of variation at Indian River, and indeed seem to be significantly contributing to hatchery returns.</w:t>
       </w:r>
     </w:p>
     <w:p>
@@ -6815,11 +7012,20 @@
         <w:ind w:firstLine="720"/>
       </w:pPr>
       <w:r>
-        <w:t xml:space="preserve">In odd years, MARSS models evaluated for best fit suggested that abundances at Indian River significantly differ in character from what would be expected of a similar stream in the region. However, similar to even-year runs, there was no effect of significance which associated Indian River pink salmon abundances with the commencement of hatchery operations or the </w:t>
+        <w:t xml:space="preserve">In odd years, MARSS models evaluated for best fit suggested that abundances at Indian River significantly differ in character from what would be expected of a similar stream in the region. However, similar to even-year runs, there was no effect of significance which associated Indian River pink salmon abundances with the commencement of hatchery operations or the expansion of hatchery releases. Also similar to even-year runs, odd-year Indian River abundances were estimated to have a significant effect on pink salmon returning to SJH in the subsequent brood year, although this effect was not as strong as its even-year counterpart (Figure 6). While indications exist that odd-year pink salmon abundance at Indian River do not fall within the natural range of variation expected throughout the wider region, there is no conclusive evidence that indicates this difference is being driven by SJH pink salmon releases. It may be that the gap between Indian River abundances and the regional expectation is due to the large differences observed in the first three decades of the time series (Figure 3). </w:t>
+      </w:r>
+    </w:p>
+    <w:p>
+      <w:pPr>
+        <w:spacing w:after="0" w:line="480" w:lineRule="auto"/>
+      </w:pPr>
+      <w:r>
+        <w:tab/>
+        <w:t xml:space="preserve">Being that the results of this work are intended first and foremost to provide management at SITK with a comprehensive description of both the impacts of SJH operations and of the population dynamics of pink salmon throughout the broader region, the implications of these findings and how they might inform the duties of park officials with respect to conservation must be considered. In even years, pink salmon abundances are in line with those observed at ‘pristine’ index streams nearby and thus increases in their spawning densities are likely still within the natural range of variation. This is not to say that concerns about hypoxia events are not still pressing, but the possibility exists that interceding on behalf of Indian River’s </w:t>
       </w:r>
       <w:r>
         <w:lastRenderedPageBreak/>
-        <w:t xml:space="preserve">expansion of hatchery releases. Also similar to even-year runs, odd-year Indian River abundances were estimated to have a significant effect on pink salmon returning to SJH in the subsequent brood year, although this effect was not as strong as its even-year counterpart (Figure 6). While indications exist that odd-year pink salmon abundance at Indian River do not fall within the natural range of variation expected throughout the wider region, there is no conclusive evidence that indicates this difference is being driven by SJH pink salmon releases. It may be that the gap between Indian River abundances and the regional expectation is due to the large differences observed in the first three decades of the time series (Figure 3). </w:t>
+        <w:t>other resident species may run contrary to the natural state of even-year pink salmon. Available evidence suggests that there is likely no need for intervention to address even-year abundances. In odd years there exists more compelling evidence that hatchery releases of pink salmon could be exerting some influence over abundances at Indian River. It is not likely that the hatchery is the main driver of high pink salmon densities in odd years (spawning abundances of these fish have been on the rise throughout the region for decades), but there exists a greater possibility that hatchery fish may having some influence on abundances seen at Indian River than for even-year runs. Recall that in odd years, the effect of Indian River pink salmon abundance on hatchery returns in the subsequent brood year is lower than the effect observed in even years. If there exists some small but positive true effect of hatchery releases on subsequent brood year Indian River abundances, the difference between the magnitude of these effects in odd years would be far less than in even-years, meaning that odd-year Indian River abundances would be more susceptible to being inflated by hatchery releases. It is possible that limiting the number of SJH pink salmon moving into Indian River to spawn in odd years may be beneficial for maintaining the wild population in the park within their natural range of variation, but this is far from conclusive, and suggests the need for more consistent otolith sampling of odd-year Indian River spawners in order to further understand the impact of SJH releases.</w:t>
       </w:r>
     </w:p>
     <w:p>
@@ -6828,20 +7034,11 @@
       </w:pPr>
       <w:r>
         <w:tab/>
-        <w:t xml:space="preserve">Being that the results of this work are intended first and foremost to provide management at SITK with a comprehensive description of both the impacts of SJH operations and of the population dynamics of pink salmon throughout the broader region, the implications of these findings and how they might inform the duties of park officials with respect to conservation must be considered. In even years, pink salmon abundances are in line with those observed at ‘pristine’ index streams nearby and thus increases in their spawning densities are likely still within the natural range of variation. This is not to say that concerns about hypoxia events are not still pressing, but the possibility exists that interceding on behalf of Indian River’s other resident species may run contrary to the natural state of even-year pink salmon. Available evidence suggests that there is likely no need for intervention to address even-year abundances. In odd years there exists more compelling evidence that hatchery releases of pink salmon could be exerting some influence over abundances at Indian River. It is not likely that the hatchery is the main driver of high pink salmon densities in odd years (spawning abundances of these fish have been on the rise throughout the region for decades), but there exists a greater possibility </w:t>
+        <w:t xml:space="preserve">It is clear from this research that determining the point at which a native species becomes overabundant is not a simple task. In the case of pink salmon at Indian River, this task is made additionally complicated by the fact there two populations inhabiting the same environment (odd- and even-year runs) with potentially different life histories and characteristics. When assessing whether or not the overabundance of a native species in an </w:t>
       </w:r>
       <w:r>
         <w:lastRenderedPageBreak/>
-        <w:t>that hatchery fish may having some influence on abundances seen at Indian River than for even-year runs. Recall that in odd years, the effect of Indian River pink salmon abundance on hatchery returns in the subsequent brood year is lower than the effect observed in even years. If there exists some small but positive true effect of hatchery releases on subsequent brood year Indian River abundances, the difference between the magnitude of these effects in odd years would be far less than in even-years, meaning that odd-year Indian River abundances would be more susceptible to being inflated by hatchery releases. It is possible that limiting the number of SJH pink salmon moving into Indian River to spawn in odd years may be beneficial for maintaining the wild population in the park within their natural range of variation, but this is far from conclusive, and suggests the need for more consistent otolith sampling of odd-year Indian River spawners in order to further understand the impact of SJH releases.</w:t>
-      </w:r>
-    </w:p>
-    <w:p>
-      <w:pPr>
-        <w:spacing w:after="0" w:line="480" w:lineRule="auto"/>
-      </w:pPr>
-      <w:r>
-        <w:tab/>
-        <w:t>It is clear from this research that determining the point at which a native species becomes overabundant is not a simple task. In the case of pink salmon at Indian River, this task is made additionally complicated by the fact there two populations inhabiting the same environment (odd- and even-year runs) with potentially different life histories and characteristics. When assessing whether or not the overabundance of a native species in an ecosystem might be driven by some anthropogenic intervention requires the consideration not only of that particular population in time, but also the consideration of relevant populations of the same species that have not been exposed to the same intervention (although this may not always be possible).</w:t>
+        <w:t>ecosystem might be driven by some anthropogenic intervention requires the consideration not only of that particular population in time, but also the consideration of relevant populations of the same species that have not been exposed to the same intervention (although this may not always be possible).</w:t>
       </w:r>
       <w:r>
         <w:br w:type="page"/>
@@ -6962,7 +7159,7 @@
         <w:spacing w:line="240" w:lineRule="auto"/>
         <w:ind w:left="720" w:hanging="720"/>
         <w:rPr>
-          <w:ins w:id="48" w:author="Brian E McGreal" w:date="2026-03-27T09:38:00Z" w16du:dateUtc="2026-03-27T16:38:00Z"/>
+          <w:ins w:id="49" w:author="Brian E McGreal" w:date="2026-03-27T09:38:00Z" w16du:dateUtc="2026-03-27T16:38:00Z"/>
         </w:rPr>
       </w:pPr>
       <w:r>
@@ -7027,7 +7224,7 @@
         <w:spacing w:line="240" w:lineRule="auto"/>
         <w:ind w:left="720" w:hanging="720"/>
       </w:pPr>
-      <w:ins w:id="49" w:author="Brian E McGreal" w:date="2026-03-27T09:38:00Z" w16du:dateUtc="2026-03-27T16:38:00Z">
+      <w:ins w:id="50" w:author="Brian E McGreal" w:date="2026-03-27T09:38:00Z" w16du:dateUtc="2026-03-27T16:38:00Z">
         <w:r>
           <w:t xml:space="preserve">Burnham, K. P., D. R. Anderson, </w:t>
         </w:r>
@@ -7038,7 +7235,7 @@
       <w:r>
         <w:t xml:space="preserve"> </w:t>
       </w:r>
-      <w:ins w:id="50" w:author="Brian E McGreal" w:date="2026-03-27T09:38:00Z" w16du:dateUtc="2026-03-27T16:38:00Z">
+      <w:ins w:id="51" w:author="Brian E McGreal" w:date="2026-03-27T09:38:00Z" w16du:dateUtc="2026-03-27T16:38:00Z">
         <w:r>
           <w:t xml:space="preserve">K. P. Huyvaert. 2010. AIC model selection and multimodal interference in behavioral ecology: some background, observations, and comparisons. </w:t>
         </w:r>
@@ -7079,26 +7276,23 @@
         <w:ind w:left="720" w:hanging="720"/>
       </w:pPr>
       <w:r>
-        <w:t xml:space="preserve">Ellison, A. M., M. S. Bank, B. D. Clinton, E. A. Colburn, K. Elliott, C. R. Ford, D. R. Foster, B. D. Kloeppel, J. D. Knoepp, G. M. Lovett, J. Mohan, D. A. Orwig, N. L. Rodenhouse, W. V. Sobczak, K. A. Stinson, J. K. Stone, C. M. Swan, J. Thompson, B. von Holle, </w:t>
-      </w:r>
-      <w:r>
-        <w:t>and</w:t>
-      </w:r>
-      <w:r>
-        <w:t xml:space="preserve"> </w:t>
-      </w:r>
-      <w:r>
-        <w:t xml:space="preserve">J. R. Webster. 2005. Loss of foundation species: consequences for the structure and dynamics of forested ecosystems. </w:t>
+        <w:t>del Monte-Luna, P., B. W. Brook, M. J. Zetina-Rej</w:t>
+      </w:r>
+      <w:r>
+        <w:t xml:space="preserve">ón, and </w:t>
+      </w:r>
+      <w:r>
+        <w:t xml:space="preserve">V. H. Cruz-Escalona. 2004. The carrying capacity of ecosystems. </w:t>
       </w:r>
       <w:r>
         <w:rPr>
           <w:i/>
           <w:iCs/>
         </w:rPr>
-        <w:t>Frontiers in Ecology and the Environment</w:t>
-      </w:r>
-      <w:r>
-        <w:t xml:space="preserve"> 3(9): 479-486.</w:t>
+        <w:t xml:space="preserve">Global Ecology and Biogeography </w:t>
+      </w:r>
+      <w:r>
+        <w:t>13: 485-495.</w:t>
       </w:r>
     </w:p>
     <w:p>
@@ -7107,23 +7301,26 @@
         <w:ind w:left="720" w:hanging="720"/>
       </w:pPr>
       <w:r>
-        <w:t xml:space="preserve">Gende, S. </w:t>
+        <w:t xml:space="preserve">Ellison, A. M., M. S. Bank, B. D. Clinton, E. A. Colburn, K. Elliott, C. R. Ford, D. R. Foster, B. D. Kloeppel, J. D. Knoepp, G. M. Lovett, J. Mohan, D. A. Orwig, N. L. Rodenhouse, W. V. Sobczak, K. A. Stinson, J. K. Stone, C. M. Swan, J. Thompson, B. von Holle, </w:t>
       </w:r>
       <w:r>
         <w:t>and</w:t>
       </w:r>
       <w:r>
-        <w:t xml:space="preserve"> B. Carter. 2015. </w:t>
+        <w:t xml:space="preserve"> </w:t>
+      </w:r>
+      <w:r>
+        <w:t xml:space="preserve">J. R. Webster. 2005. Loss of foundation species: consequences for the structure and dynamics of forested ecosystems. </w:t>
       </w:r>
       <w:r>
         <w:rPr>
           <w:i/>
           <w:iCs/>
         </w:rPr>
-        <w:t>Straying rates of pink salmon into the Indian River, Sitka National Historical Park. Final Report – ADF&amp;G Permit # SF2015-225.</w:t>
-      </w:r>
-      <w:r>
-        <w:t xml:space="preserve"> National Park Service, 11 pp.</w:t>
+        <w:t>Frontiers in Ecology and the Environment</w:t>
+      </w:r>
+      <w:r>
+        <w:t xml:space="preserve"> 3(9): 479-486.</w:t>
       </w:r>
     </w:p>
     <w:p>
@@ -7132,19 +7329,23 @@
         <w:ind w:left="720" w:hanging="720"/>
       </w:pPr>
       <w:r>
-        <w:t xml:space="preserve">Gibson, K., K. Skov, S. Kegley, C. Jorgensen, S. Smith, </w:t>
+        <w:t xml:space="preserve">Gende, S. </w:t>
       </w:r>
       <w:r>
         <w:t>and</w:t>
       </w:r>
       <w:r>
-        <w:t xml:space="preserve"> J. Witcosky. 2008. </w:t>
-      </w:r>
-      <w:r>
-        <w:t>Mountain Pine Beetle Impacts in High-Elevation Five-Needle Pines: Current Trends and Challenges.</w:t>
-      </w:r>
-      <w:r>
-        <w:t xml:space="preserve"> USDA Forest Service – Forest Health Protection, 40 pp.</w:t>
+        <w:t xml:space="preserve"> B. Carter. 2015. </w:t>
+      </w:r>
+      <w:r>
+        <w:rPr>
+          <w:i/>
+          <w:iCs/>
+        </w:rPr>
+        <w:t>Straying rates of pink salmon into the Indian River, Sitka National Historical Park. Final Report – ADF&amp;G Permit # SF2015-225.</w:t>
+      </w:r>
+      <w:r>
+        <w:t xml:space="preserve"> National Park Service, 11 pp.</w:t>
       </w:r>
     </w:p>
     <w:p>
@@ -7153,6 +7354,27 @@
         <w:ind w:left="720" w:hanging="720"/>
       </w:pPr>
       <w:r>
+        <w:t xml:space="preserve">Gibson, K., K. Skov, S. Kegley, C. Jorgensen, S. Smith, </w:t>
+      </w:r>
+      <w:r>
+        <w:t>and</w:t>
+      </w:r>
+      <w:r>
+        <w:t xml:space="preserve"> J. Witcosky. 2008. </w:t>
+      </w:r>
+      <w:r>
+        <w:t>Mountain Pine Beetle Impacts in High-Elevation Five-Needle Pines: Current Trends and Challenges.</w:t>
+      </w:r>
+      <w:r>
+        <w:t xml:space="preserve"> USDA Forest Service – Forest Health Protection, 40 pp.</w:t>
+      </w:r>
+    </w:p>
+    <w:p>
+      <w:pPr>
+        <w:spacing w:line="240" w:lineRule="auto"/>
+        <w:ind w:left="720" w:hanging="720"/>
+      </w:pPr>
+      <w:r>
         <w:t xml:space="preserve">Gallardo, B., M. Clavero, M. I. Sánchez, </w:t>
       </w:r>
       <w:r>
@@ -7210,6 +7432,7 @@
         <w:ind w:left="720" w:hanging="720"/>
       </w:pPr>
       <w:r>
+        <w:lastRenderedPageBreak/>
         <w:t xml:space="preserve">Holmes, E. E., E. J. Ward, </w:t>
       </w:r>
       <w:r>
@@ -7235,7 +7458,6 @@
         <w:ind w:left="720" w:hanging="720"/>
       </w:pPr>
       <w:r>
-        <w:lastRenderedPageBreak/>
         <w:t xml:space="preserve">Jeschke, J. M., S. Bacher, T. M. Blackburn, J. T. A. Dick, F. Essl, T. Evans, M. Gaertner, P. E. Hulme, I. Kühn, A. Mrugala, J. Pergi, P. Pysek, W. Rabitsch, A. Ricciardi, D. M. Richardson, A. Sendek, M. Vilà, M. Winter, </w:t>
       </w:r>
       <w:r>
@@ -7539,6 +7761,7 @@
         <w:ind w:left="720" w:hanging="720"/>
       </w:pPr>
       <w:r>
+        <w:lastRenderedPageBreak/>
         <w:t>Sambaraju, K. R.</w:t>
       </w:r>
       <w:r>
@@ -7564,7 +7787,6 @@
         <w:ind w:left="720" w:hanging="720"/>
       </w:pPr>
       <w:r>
-        <w:lastRenderedPageBreak/>
         <w:t xml:space="preserve">Scheuerell, M. D., E. R. Buhle, B. X. Semmens, M. J. Ford, T. Cooney, </w:t>
       </w:r>
       <w:r>
@@ -7827,7 +8049,7 @@
       </w:r>
     </w:p>
   </w:comment>
-  <w:comment w:id="34" w:author="Brian McGreal" w:date="2026-03-30T12:41:00Z" w:initials="BM">
+  <w:comment w:id="35" w:author="Brian McGreal" w:date="2026-03-30T12:41:00Z" w:initials="BM">
     <w:p>
       <w:pPr>
         <w:pStyle w:val="CommentText"/>
@@ -7843,7 +8065,7 @@
       </w:r>
     </w:p>
   </w:comment>
-  <w:comment w:id="37" w:author="Mark Scheuerell" w:date="2026-03-06T06:22:00Z" w:initials="s">
+  <w:comment w:id="34" w:author="Brian E McGreal" w:date="2026-04-05T17:27:00Z" w:initials="BM">
     <w:p>
       <w:pPr>
         <w:pStyle w:val="CommentText"/>
@@ -7855,11 +8077,27 @@
         <w:annotationRef/>
       </w:r>
       <w:r>
+        <w:t>Right here</w:t>
+      </w:r>
+    </w:p>
+  </w:comment>
+  <w:comment w:id="38" w:author="Mark Scheuerell" w:date="2026-03-06T06:22:00Z" w:initials="s">
+    <w:p>
+      <w:pPr>
+        <w:pStyle w:val="CommentText"/>
+      </w:pPr>
+      <w:r>
+        <w:rPr>
+          <w:rStyle w:val="CommentReference"/>
+        </w:rPr>
+        <w:annotationRef/>
+      </w:r>
+      <w:r>
         <w:t>This seems repeated from the intro</w:t>
       </w:r>
     </w:p>
   </w:comment>
-  <w:comment w:id="38" w:author="Brian McGreal" w:date="2026-03-30T12:26:00Z" w:initials="BM">
+  <w:comment w:id="39" w:author="Brian McGreal" w:date="2026-03-30T12:26:00Z" w:initials="BM">
     <w:p>
       <w:pPr>
         <w:pStyle w:val="CommentText"/>
@@ -7875,7 +8113,7 @@
       </w:r>
     </w:p>
   </w:comment>
-  <w:comment w:id="35" w:author="Mark Scheuerell" w:date="2026-03-06T06:28:00Z" w:initials="s">
+  <w:comment w:id="36" w:author="Mark Scheuerell" w:date="2026-03-06T06:28:00Z" w:initials="s">
     <w:p>
       <w:pPr>
         <w:pStyle w:val="CommentText"/>
@@ -7891,7 +8129,7 @@
       </w:r>
     </w:p>
   </w:comment>
-  <w:comment w:id="36" w:author="Brian McGreal" w:date="2026-03-30T12:26:00Z" w:initials="BM">
+  <w:comment w:id="37" w:author="Brian McGreal" w:date="2026-03-30T12:26:00Z" w:initials="BM">
     <w:p>
       <w:pPr>
         <w:pStyle w:val="CommentText"/>
@@ -7907,7 +8145,7 @@
       </w:r>
     </w:p>
   </w:comment>
-  <w:comment w:id="42" w:author="Brian McGreal" w:date="2026-03-30T14:58:00Z" w:initials="BM">
+  <w:comment w:id="43" w:author="Brian McGreal" w:date="2026-03-30T14:58:00Z" w:initials="BM">
     <w:p>
       <w:pPr>
         <w:pStyle w:val="CommentText"/>
@@ -7923,7 +8161,7 @@
       </w:r>
     </w:p>
   </w:comment>
-  <w:comment w:id="40" w:author="Mark Scheuerell" w:date="2026-03-07T09:07:00Z" w:initials="s">
+  <w:comment w:id="41" w:author="Mark Scheuerell" w:date="2026-03-07T09:07:00Z" w:initials="s">
     <w:p>
       <w:pPr>
         <w:pStyle w:val="CommentText"/>
@@ -7939,7 +8177,7 @@
       </w:r>
     </w:p>
   </w:comment>
-  <w:comment w:id="41" w:author="Brian McGreal" w:date="2026-03-30T14:45:00Z" w:initials="BM">
+  <w:comment w:id="42" w:author="Brian McGreal" w:date="2026-03-30T14:45:00Z" w:initials="BM">
     <w:p>
       <w:pPr>
         <w:pStyle w:val="CommentText"/>
@@ -7955,7 +8193,7 @@
       </w:r>
     </w:p>
   </w:comment>
-  <w:comment w:id="44" w:author="Brian McGreal" w:date="2026-03-30T15:05:00Z" w:initials="BM">
+  <w:comment w:id="45" w:author="Brian McGreal" w:date="2026-03-30T15:05:00Z" w:initials="BM">
     <w:p>
       <w:pPr>
         <w:pStyle w:val="CommentText"/>
@@ -7971,7 +8209,7 @@
       </w:r>
     </w:p>
   </w:comment>
-  <w:comment w:id="43" w:author="Mark Scheuerell" w:date="2026-03-07T09:11:00Z" w:initials="s">
+  <w:comment w:id="44" w:author="Mark Scheuerell" w:date="2026-03-07T09:11:00Z" w:initials="s">
     <w:p>
       <w:pPr>
         <w:pStyle w:val="CommentText"/>
@@ -7987,7 +8225,7 @@
       </w:r>
     </w:p>
   </w:comment>
-  <w:comment w:id="46" w:author="Brian McGreal" w:date="2026-04-01T12:38:00Z" w:initials="BM">
+  <w:comment w:id="47" w:author="Brian McGreal" w:date="2026-04-01T12:38:00Z" w:initials="BM">
     <w:p>
       <w:pPr>
         <w:pStyle w:val="CommentText"/>
@@ -8003,7 +8241,7 @@
       </w:r>
     </w:p>
   </w:comment>
-  <w:comment w:id="47" w:author="Mark Scheuerell" w:date="2026-03-07T10:13:00Z" w:initials="s">
+  <w:comment w:id="48" w:author="Mark Scheuerell" w:date="2026-03-07T10:13:00Z" w:initials="s">
     <w:p>
       <w:pPr>
         <w:pStyle w:val="CommentText"/>
@@ -8028,6 +8266,7 @@
   <w15:commentEx w15:paraId="3913DD12" w15:done="0"/>
   <w15:commentEx w15:paraId="61FC6D56" w15:done="0"/>
   <w15:commentEx w15:paraId="5FCED028" w15:done="0"/>
+  <w15:commentEx w15:paraId="56E29F54" w15:done="0"/>
   <w15:commentEx w15:paraId="57FEDFCD" w15:done="0"/>
   <w15:commentEx w15:paraId="6BD11D19" w15:paraIdParent="57FEDFCD" w15:done="0"/>
   <w15:commentEx w15:paraId="1D25BEBF" w15:done="0"/>
@@ -8048,6 +8287,7 @@
   <w16cex:commentExtensible w16cex:durableId="08D800E2" w16cex:dateUtc="2026-03-09T16:23:00Z"/>
   <w16cex:commentExtensible w16cex:durableId="502D5DF3" w16cex:dateUtc="2026-03-24T23:49:00Z"/>
   <w16cex:commentExtensible w16cex:durableId="023D634E" w16cex:dateUtc="2026-03-30T19:41:00Z"/>
+  <w16cex:commentExtensible w16cex:durableId="79FE1007" w16cex:dateUtc="2026-04-06T00:27:00Z"/>
   <w16cex:commentExtensible w16cex:durableId="588C617E" w16cex:dateUtc="2026-03-06T14:22:00Z"/>
   <w16cex:commentExtensible w16cex:durableId="0DBE9D12" w16cex:dateUtc="2026-03-30T19:26:00Z"/>
   <w16cex:commentExtensible w16cex:durableId="4F05BC0A" w16cex:dateUtc="2026-03-06T14:28:00Z"/>
@@ -8068,6 +8308,7 @@
   <w16cid:commentId w16cid:paraId="3913DD12" w16cid:durableId="08D800E2"/>
   <w16cid:commentId w16cid:paraId="61FC6D56" w16cid:durableId="502D5DF3"/>
   <w16cid:commentId w16cid:paraId="5FCED028" w16cid:durableId="023D634E"/>
+  <w16cid:commentId w16cid:paraId="56E29F54" w16cid:durableId="79FE1007"/>
   <w16cid:commentId w16cid:paraId="57FEDFCD" w16cid:durableId="588C617E"/>
   <w16cid:commentId w16cid:paraId="6BD11D19" w16cid:durableId="0DBE9D12"/>
   <w16cid:commentId w16cid:paraId="1D25BEBF" w16cid:durableId="4F05BC0A"/>

--- a/output/writing/DissertationChapter/Ch1_draft2.docx
+++ b/output/writing/DissertationChapter/Ch1_draft2.docx
@@ -4320,7 +4320,7 @@
         <w:t xml:space="preserve"> (in this case the operations of SJH) on an outcome of interest (pink salmon abundance at Indian River)</w:t>
       </w:r>
       <w:r>
-        <w:t>, and is commonly employed</w:t>
+        <w:t xml:space="preserve"> and is commonly employed</w:t>
       </w:r>
       <w:r>
         <w:t xml:space="preserve"> when </w:t>
@@ -5157,10 +5157,7 @@
         <w:t>is likely to exist</w:t>
       </w:r>
       <w:r>
-        <w:t xml:space="preserve"> some upper limit beyond which the effect of an intervention </w:t>
-      </w:r>
-      <w:r>
-        <w:t>would be detectable due to the carrying capacity of the ecosystem in which the population exists</w:t>
+        <w:t xml:space="preserve"> some upper limit beyond which the effect of an intervention would be detectable due to the carrying capacity of the ecosystem in which the population exists</w:t>
       </w:r>
       <w:r>
         <w:t xml:space="preserve"> (del Monte-Luna et al. 2004)</w:t>
@@ -5309,13 +5306,7 @@
         <w:t>3</w:t>
       </w:r>
       <w:r>
-        <w:t xml:space="preserve">. By comparing the fit of a model which allows separate effects for the treatment period </w:t>
-      </w:r>
-      <w:r>
-        <w:t xml:space="preserve">to be estimated </w:t>
-      </w:r>
-      <w:r>
-        <w:t xml:space="preserve">at Indian River and throughout the wider region, to the fit of a model which asserts one region wide effect of the treatment period, it can be determined whether some additional effect of treatment at Indian River exists beyond that of the treatment period throughout the study area. </w:t>
+        <w:t xml:space="preserve">. By comparing the fit of a model which allows separate effects for the treatment period to be estimated at Indian River and throughout the wider region, to the fit of a model which asserts one region wide effect of the treatment period, it can be determined whether some additional effect of treatment at Indian River exists beyond that of the treatment period throughout the study area. </w:t>
       </w:r>
       <w:r>
         <w:lastRenderedPageBreak/>
@@ -5343,10 +5334,7 @@
         <w:t xml:space="preserve"> competing specifications</w:t>
       </w:r>
       <w:r>
-        <w:t xml:space="preserve">: 22 sets of covariate data </w:t>
-      </w:r>
-      <w:r>
-        <w:t>(</w:t>
+        <w:t>: 22 sets of covariate data (</w:t>
       </w:r>
       <w:r>
         <w:rPr>
@@ -5376,10 +5364,7 @@
         <w:t>t</w:t>
       </w:r>
       <w:r>
-        <w:t xml:space="preserve">) </w:t>
-      </w:r>
-      <w:r>
-        <w:t xml:space="preserve">in the post-1980 model which each must be evaluated against 2 competing </w:t>
+        <w:t xml:space="preserve">) in the post-1980 model which each must be evaluated against 2 competing </w:t>
       </w:r>
       <w:r>
         <w:rPr>
@@ -5754,231 +5739,206 @@
         <w:spacing w:after="0" w:line="480" w:lineRule="auto"/>
         <w:ind w:firstLine="360"/>
       </w:pPr>
+      <w:r>
+        <w:t>Parametric bootstrapping is employed on the best fit models to construct confidence intervals around the parameter estimates</w:t>
+      </w:r>
+      <w:r>
+        <w:t xml:space="preserve"> of interest</w:t>
+      </w:r>
+      <w:r>
+        <w:t>. A statistically significant estimate of</w:t>
+      </w:r>
+      <w:r>
+        <w:t xml:space="preserve"> the treatment period at Indian River that differs from the effect observed throughout the region would imply</w:t>
+      </w:r>
+      <w:r>
+        <w:t xml:space="preserve"> indicate that SJH operations are </w:t>
+      </w:r>
+      <w:r>
+        <w:t>having some impact on pink salmon abundances.</w:t>
+      </w:r>
+      <w:r>
+        <w:t xml:space="preserve"> </w:t>
+      </w:r>
+      <w:r>
+        <w:lastRenderedPageBreak/>
+        <w:t>However, even if an estimate is found to be statistically significant</w:t>
+      </w:r>
+      <w:r>
+        <w:t xml:space="preserve"> and different to the effect of the treatment period observed at other streams in the region</w:t>
+      </w:r>
+      <w:r>
+        <w:t xml:space="preserve">, the size of the effect must also be considered, as even a significant effect may not be responsible for a large impact on salmon abundance. </w:t>
+      </w:r>
+    </w:p>
+    <w:p>
+      <w:pPr>
+        <w:pStyle w:val="ListParagraph"/>
+        <w:spacing w:after="0" w:line="480" w:lineRule="auto"/>
+        <w:ind w:left="360"/>
+      </w:pPr>
+    </w:p>
+    <w:p>
+      <w:pPr>
+        <w:spacing w:after="0" w:line="480" w:lineRule="auto"/>
+        <w:rPr>
+          <w:b/>
+          <w:bCs/>
+        </w:rPr>
+      </w:pPr>
+      <w:r>
+        <w:rPr>
+          <w:b/>
+          <w:bCs/>
+        </w:rPr>
+        <w:t>Effect of Hatchery Releases</w:t>
+      </w:r>
+    </w:p>
+    <w:p>
+      <w:pPr>
+        <w:spacing w:after="0" w:line="480" w:lineRule="auto"/>
+      </w:pPr>
+      <w:r>
+        <w:t>Finally</w:t>
+      </w:r>
+      <w:r>
+        <w:t xml:space="preserve">, </w:t>
+      </w:r>
+      <w:r>
+        <w:t>this research</w:t>
+      </w:r>
+      <w:r>
+        <w:t xml:space="preserve"> focus</w:t>
+      </w:r>
+      <w:r>
+        <w:t>es</w:t>
+      </w:r>
+      <w:r>
+        <w:t xml:space="preserve"> on the effect of the number of fish released by the hatchery each year. While scarcity of available stray rate data makes a direct analysis of the impacts of straying impossible, the impacts of hatchery releases on pink salmon abundance at Indian River (as well as the inverse)</w:t>
+      </w:r>
+      <w:r>
+        <w:t xml:space="preserve"> are estimated</w:t>
+      </w:r>
+      <w:r>
+        <w:t xml:space="preserve"> via the same MARSS models described above</w:t>
+      </w:r>
+      <w:r>
+        <w:t xml:space="preserve">. </w:t>
+      </w:r>
       <w:commentRangeStart w:id="34"/>
       <w:commentRangeStart w:id="35"/>
-      <w:r>
-        <w:t xml:space="preserve">Parametric bootstrapping is employed on the best fit models to construct confidence intervals around these </w:t>
-      </w:r>
-      <w:commentRangeEnd w:id="35"/>
+      <w:commentRangeStart w:id="36"/>
+      <w:commentRangeStart w:id="37"/>
+      <w:r>
+        <w:t xml:space="preserve">It is important to consider the effect of straying both to and from Indian River, as both would influence the abundances observed in stream. </w:t>
+      </w:r>
+      <w:commentRangeEnd w:id="36"/>
       <w:r>
         <w:rPr>
           <w:rStyle w:val="CommentReference"/>
           <w:sz w:val="24"/>
           <w:szCs w:val="24"/>
         </w:rPr>
-        <w:commentReference w:id="35"/>
-      </w:r>
-      <w:r>
-        <w:t xml:space="preserve">parameter estimates. A statistically significant estimate of </w:t>
-      </w:r>
-      <w:r>
-        <w:rPr>
-          <w:rFonts w:ascii="MathJax_Math-italic" w:eastAsia="Times New Roman" w:hAnsi="MathJax_Math-italic" w:cs="Times New Roman"/>
-          <w:kern w:val="0"/>
-          <w:sz w:val="26"/>
-          <w:szCs w:val="26"/>
-          <w:bdr w:val="none" w:sz="0" w:space="0" w:color="auto" w:frame="1"/>
-          <w14:ligatures w14:val="none"/>
-        </w:rPr>
-        <w:t>β</w:t>
-      </w:r>
-      <w:r>
-        <w:rPr>
-          <w:rFonts w:ascii="MathJax_Math-italic" w:eastAsia="Times New Roman" w:hAnsi="MathJax_Math-italic" w:cs="Times New Roman"/>
-          <w:kern w:val="0"/>
-          <w:sz w:val="26"/>
-          <w:szCs w:val="26"/>
-          <w:bdr w:val="none" w:sz="0" w:space="0" w:color="auto" w:frame="1"/>
-          <w:vertAlign w:val="subscript"/>
-          <w14:ligatures w14:val="none"/>
-        </w:rPr>
-        <w:t>3</w:t>
-      </w:r>
-      <w:r>
-        <w:t xml:space="preserve"> greater than 0 would indicate that SJH operations are exerting upward pressure on Indian River pink salmon abundance. However, even if an estimate is found to be statistically significant, the size </w:t>
-      </w:r>
-      <w:r>
-        <w:lastRenderedPageBreak/>
-        <w:t xml:space="preserve">of the effect must also be considered, as even a significant effect may not be responsible for a large impact on salmon abundance. </w:t>
-      </w:r>
-      <w:commentRangeEnd w:id="34"/>
+        <w:commentReference w:id="36"/>
+      </w:r>
+      <w:commentRangeEnd w:id="37"/>
       <w:r>
         <w:rPr>
           <w:rStyle w:val="CommentReference"/>
           <w:sz w:val="24"/>
           <w:szCs w:val="24"/>
         </w:rPr>
-        <w:commentReference w:id="34"/>
-      </w:r>
-    </w:p>
-    <w:p>
-      <w:pPr>
-        <w:pStyle w:val="ListParagraph"/>
-        <w:spacing w:after="0" w:line="480" w:lineRule="auto"/>
-        <w:ind w:left="360"/>
-      </w:pPr>
-    </w:p>
-    <w:p>
-      <w:pPr>
-        <w:spacing w:after="0" w:line="480" w:lineRule="auto"/>
-        <w:rPr>
-          <w:b/>
-          <w:bCs/>
-        </w:rPr>
-      </w:pPr>
-      <w:r>
-        <w:rPr>
-          <w:b/>
-          <w:bCs/>
-        </w:rPr>
-        <w:t>Effect of Hatchery Releases</w:t>
-      </w:r>
-    </w:p>
-    <w:p>
-      <w:pPr>
-        <w:spacing w:after="0" w:line="480" w:lineRule="auto"/>
-      </w:pPr>
-      <w:r>
-        <w:t>Finally</w:t>
-      </w:r>
-      <w:r>
-        <w:t xml:space="preserve">, </w:t>
-      </w:r>
-      <w:r>
-        <w:t>this research</w:t>
-      </w:r>
-      <w:r>
-        <w:t xml:space="preserve"> focus</w:t>
-      </w:r>
-      <w:r>
-        <w:t>es</w:t>
-      </w:r>
-      <w:r>
-        <w:t xml:space="preserve"> on the effect of the number of fish released by the hatchery each year. While scarcity of available stray rate data makes a direct analysis of the impacts of straying impossible, the impacts of hatchery releases on pink salmon abundance at Indian River (as well as the inverse)</w:t>
-      </w:r>
-      <w:r>
-        <w:t xml:space="preserve"> are estimated</w:t>
-      </w:r>
-      <w:r>
-        <w:t xml:space="preserve"> via the same MARSS models described above</w:t>
-      </w:r>
-      <w:r>
-        <w:t xml:space="preserve">. </w:t>
-      </w:r>
-      <w:commentRangeStart w:id="36"/>
-      <w:commentRangeStart w:id="37"/>
-      <w:commentRangeStart w:id="38"/>
-      <w:commentRangeStart w:id="39"/>
-      <w:r>
-        <w:t xml:space="preserve">It is important to consider the effect of straying both to and from Indian River, as both would influence the abundances observed in stream. </w:t>
-      </w:r>
-      <w:commentRangeEnd w:id="38"/>
+        <w:commentReference w:id="37"/>
+      </w:r>
+      <w:r>
+        <w:t xml:space="preserve">By specifying </w:t>
+      </w:r>
+      <w:r>
+        <w:rPr>
+          <w:rFonts w:ascii="MathJax_Math-italic" w:eastAsia="Times New Roman" w:hAnsi="MathJax_Math-italic" w:cs="Times New Roman"/>
+          <w:b/>
+          <w:bCs/>
+          <w:kern w:val="0"/>
+          <w:sz w:val="26"/>
+          <w:szCs w:val="26"/>
+          <w:bdr w:val="none" w:sz="0" w:space="0" w:color="auto" w:frame="1"/>
+          <w14:ligatures w14:val="none"/>
+        </w:rPr>
+        <w:t>B</w:t>
+      </w:r>
+      <w:r>
+        <w:t xml:space="preserve"> as a 2x2 matrix with four unique elements, the effect of the number of fish returning to each system in time step </w:t>
+      </w:r>
+      <w:r>
+        <w:rPr>
+          <w:rFonts w:ascii="MathJax_Math-italic" w:eastAsia="Times New Roman" w:hAnsi="MathJax_Math-italic" w:cs="Times New Roman"/>
+          <w:kern w:val="0"/>
+          <w:sz w:val="26"/>
+          <w:szCs w:val="26"/>
+          <w:bdr w:val="none" w:sz="0" w:space="0" w:color="auto" w:frame="1"/>
+          <w14:ligatures w14:val="none"/>
+        </w:rPr>
+        <w:t>t-1</w:t>
+      </w:r>
+      <w:r>
+        <w:t xml:space="preserve"> on the number of fish returning to each system in time step </w:t>
+      </w:r>
+      <w:r>
+        <w:rPr>
+          <w:rFonts w:ascii="MathJax_Math-italic" w:eastAsia="Times New Roman" w:hAnsi="MathJax_Math-italic" w:cs="Times New Roman"/>
+          <w:kern w:val="0"/>
+          <w:sz w:val="26"/>
+          <w:szCs w:val="26"/>
+          <w:bdr w:val="none" w:sz="0" w:space="0" w:color="auto" w:frame="1"/>
+          <w14:ligatures w14:val="none"/>
+        </w:rPr>
+        <w:t>t</w:t>
+      </w:r>
+      <w:r>
+        <w:t xml:space="preserve"> is isolated.</w:t>
+      </w:r>
+      <w:r>
+        <w:t xml:space="preserve"> It is important to note that, because escapement data are log</w:t>
+      </w:r>
+      <w:r>
+        <w:t>-</w:t>
+      </w:r>
+      <w:r>
+        <w:t xml:space="preserve">transformed, the </w:t>
+      </w:r>
+      <w:r>
+        <w:rPr>
+          <w:rFonts w:ascii="MathJax_Math-italic" w:eastAsia="Times New Roman" w:hAnsi="MathJax_Math-italic" w:cs="Times New Roman"/>
+          <w:b/>
+          <w:bCs/>
+          <w:kern w:val="0"/>
+          <w:sz w:val="26"/>
+          <w:szCs w:val="26"/>
+          <w:bdr w:val="none" w:sz="0" w:space="0" w:color="auto" w:frame="1"/>
+          <w14:ligatures w14:val="none"/>
+        </w:rPr>
+        <w:t>B</w:t>
+      </w:r>
+      <w:r>
+        <w:t xml:space="preserve"> elements estimated will be associated with percent increases from one time step to the next.</w:t>
+      </w:r>
+      <w:commentRangeEnd w:id="34"/>
       <w:r>
         <w:rPr>
           <w:rStyle w:val="CommentReference"/>
           <w:sz w:val="24"/>
           <w:szCs w:val="24"/>
         </w:rPr>
-        <w:commentReference w:id="38"/>
-      </w:r>
-      <w:commentRangeEnd w:id="39"/>
+        <w:commentReference w:id="34"/>
+      </w:r>
+      <w:commentRangeEnd w:id="35"/>
       <w:r>
         <w:rPr>
           <w:rStyle w:val="CommentReference"/>
           <w:sz w:val="24"/>
           <w:szCs w:val="24"/>
         </w:rPr>
-        <w:commentReference w:id="39"/>
-      </w:r>
-      <w:r>
-        <w:t xml:space="preserve">By specifying </w:t>
-      </w:r>
-      <w:r>
-        <w:rPr>
-          <w:rFonts w:ascii="MathJax_Math-italic" w:eastAsia="Times New Roman" w:hAnsi="MathJax_Math-italic" w:cs="Times New Roman"/>
-          <w:b/>
-          <w:bCs/>
-          <w:kern w:val="0"/>
-          <w:sz w:val="26"/>
-          <w:szCs w:val="26"/>
-          <w:bdr w:val="none" w:sz="0" w:space="0" w:color="auto" w:frame="1"/>
-          <w14:ligatures w14:val="none"/>
-        </w:rPr>
-        <w:t>B</w:t>
-      </w:r>
-      <w:r>
-        <w:t xml:space="preserve"> as a 2x2 matrix with four unique elements, the effect of the number of fish returning to each system in time step </w:t>
-      </w:r>
-      <w:r>
-        <w:rPr>
-          <w:rFonts w:ascii="MathJax_Math-italic" w:eastAsia="Times New Roman" w:hAnsi="MathJax_Math-italic" w:cs="Times New Roman"/>
-          <w:kern w:val="0"/>
-          <w:sz w:val="26"/>
-          <w:szCs w:val="26"/>
-          <w:bdr w:val="none" w:sz="0" w:space="0" w:color="auto" w:frame="1"/>
-          <w14:ligatures w14:val="none"/>
-        </w:rPr>
-        <w:t>t-1</w:t>
-      </w:r>
-      <w:r>
-        <w:t xml:space="preserve"> on the number of fish returning to each system in time step </w:t>
-      </w:r>
-      <w:r>
-        <w:rPr>
-          <w:rFonts w:ascii="MathJax_Math-italic" w:eastAsia="Times New Roman" w:hAnsi="MathJax_Math-italic" w:cs="Times New Roman"/>
-          <w:kern w:val="0"/>
-          <w:sz w:val="26"/>
-          <w:szCs w:val="26"/>
-          <w:bdr w:val="none" w:sz="0" w:space="0" w:color="auto" w:frame="1"/>
-          <w14:ligatures w14:val="none"/>
-        </w:rPr>
-        <w:t>t</w:t>
-      </w:r>
-      <w:r>
-        <w:t xml:space="preserve"> is isolated.</w:t>
-      </w:r>
-      <w:r>
-        <w:t xml:space="preserve"> It is important to note that, because escapement data are log</w:t>
-      </w:r>
-      <w:r>
-        <w:t>-</w:t>
-      </w:r>
-      <w:r>
-        <w:t xml:space="preserve">transformed, the </w:t>
-      </w:r>
-      <w:r>
-        <w:rPr>
-          <w:rFonts w:ascii="MathJax_Math-italic" w:eastAsia="Times New Roman" w:hAnsi="MathJax_Math-italic" w:cs="Times New Roman"/>
-          <w:b/>
-          <w:bCs/>
-          <w:kern w:val="0"/>
-          <w:sz w:val="26"/>
-          <w:szCs w:val="26"/>
-          <w:bdr w:val="none" w:sz="0" w:space="0" w:color="auto" w:frame="1"/>
-          <w14:ligatures w14:val="none"/>
-        </w:rPr>
-        <w:t>B</w:t>
-      </w:r>
-      <w:r>
-        <w:t xml:space="preserve"> elements estimated will be associated with percent increases from one time step to the next.</w:t>
-      </w:r>
-      <w:commentRangeEnd w:id="36"/>
-      <w:r>
-        <w:rPr>
-          <w:rStyle w:val="CommentReference"/>
-          <w:sz w:val="24"/>
-          <w:szCs w:val="24"/>
-        </w:rPr>
-        <w:commentReference w:id="36"/>
-      </w:r>
-      <w:commentRangeEnd w:id="37"/>
-      <w:r>
-        <w:rPr>
-          <w:rStyle w:val="CommentReference"/>
-          <w:sz w:val="24"/>
-          <w:szCs w:val="24"/>
-        </w:rPr>
-        <w:commentReference w:id="37"/>
+        <w:commentReference w:id="35"/>
       </w:r>
       <w:r>
         <w:t xml:space="preserve"> </w:t>
@@ -6015,7 +5975,11 @@
         <w:t xml:space="preserve">Instead, the model includes </w:t>
       </w:r>
       <w:r>
-        <w:t>covariate data relating to smolts reared by the hatchery from eggs taken from the previous brood year’s broodstock and released the prior year. This</w:t>
+        <w:t xml:space="preserve">covariate data relating to smolts reared by the hatchery from eggs taken </w:t>
+      </w:r>
+      <w:r>
+        <w:lastRenderedPageBreak/>
+        <w:t>from the previous brood year’s broodstock and released the prior year. This</w:t>
       </w:r>
       <w:r>
         <w:t xml:space="preserve"> allow</w:t>
@@ -6062,11 +6026,7 @@
         <w:t>,t</w:t>
       </w:r>
       <w:r>
-        <w:t xml:space="preserve">) to be composed of smolts reared from the previous </w:t>
-      </w:r>
-      <w:r>
-        <w:lastRenderedPageBreak/>
-        <w:t xml:space="preserve">brood (and released in the prior year), as well as wild born fish from Indian River straying to the hatchery. </w:t>
+        <w:t xml:space="preserve">) to be composed of smolts reared from the previous brood (and released in the prior year), as well as wild born fish from Indian River straying to the hatchery. </w:t>
       </w:r>
       <w:r>
         <w:t>An example of such a model’s process equation written out in matrix form follows:</w:t>
@@ -6223,7 +6183,7 @@
           <w:u w:val="single"/>
         </w:rPr>
       </w:pPr>
-      <w:bookmarkStart w:id="40" w:name="_Hlk201668133"/>
+      <w:bookmarkStart w:id="38" w:name="_Hlk201668133"/>
       <w:r>
         <w:rPr>
           <w:b/>
@@ -6256,35 +6216,35 @@
       <w:r>
         <w:t>For both even- and odd-year runs</w:t>
       </w:r>
+      <w:commentRangeStart w:id="39"/>
+      <w:commentRangeStart w:id="40"/>
+      <w:r>
+        <w:t xml:space="preserve">, Indian River abundances at the beginning of the time series </w:t>
+      </w:r>
+      <w:r>
+        <w:t>fall below what might be expected relative to the wider region. Even-year Indian River abundance in 1960 was</w:t>
+      </w:r>
+      <w:r>
+        <w:t xml:space="preserve"> estimated to be 0</w:t>
+      </w:r>
+      <w:r>
+        <w:t>.476 standard deviations lower than</w:t>
+      </w:r>
+      <w:r>
+        <w:t xml:space="preserve"> the </w:t>
+      </w:r>
       <w:commentRangeStart w:id="41"/>
-      <w:commentRangeStart w:id="42"/>
-      <w:r>
-        <w:t xml:space="preserve">, Indian River abundances at the beginning of the time series </w:t>
-      </w:r>
-      <w:r>
-        <w:t>fall below what might be expected relative to the wider region. Even-year Indian River abundance in 1960 was</w:t>
-      </w:r>
-      <w:r>
-        <w:t xml:space="preserve"> estimated to be 0</w:t>
-      </w:r>
-      <w:r>
-        <w:t>.476 standard deviations lower than</w:t>
-      </w:r>
-      <w:r>
-        <w:t xml:space="preserve"> the </w:t>
-      </w:r>
-      <w:commentRangeStart w:id="43"/>
       <w:r>
         <w:t>regional average</w:t>
       </w:r>
-      <w:commentRangeEnd w:id="43"/>
+      <w:commentRangeEnd w:id="41"/>
       <w:r>
         <w:rPr>
           <w:rStyle w:val="CommentReference"/>
           <w:sz w:val="24"/>
           <w:szCs w:val="24"/>
         </w:rPr>
-        <w:commentReference w:id="43"/>
+        <w:commentReference w:id="41"/>
       </w:r>
       <w:r>
         <w:t>, while odd-year Indian River abundance in 1961 was estimated to be 1.326 standard deviations lower</w:t>
@@ -6293,7 +6253,11 @@
         <w:t>. Over the course of the time series, Indian River abundances for both runs “catch-up” to what would be expected of an average pink salmon index stream</w:t>
       </w:r>
       <w:r>
-        <w:t xml:space="preserve">, although odd-year Indian River runs take some </w:t>
+        <w:t>, although odd-</w:t>
+      </w:r>
+      <w:r>
+        <w:lastRenderedPageBreak/>
+        <w:t xml:space="preserve">year Indian River runs take some </w:t>
       </w:r>
       <w:r>
         <w:t>time</w:t>
@@ -6311,11 +6275,7 @@
         <w:t xml:space="preserve">Indian River </w:t>
       </w:r>
       <w:r>
-        <w:t xml:space="preserve">runs are closely aligned </w:t>
-      </w:r>
-      <w:r>
-        <w:lastRenderedPageBreak/>
-        <w:t>with the average index stream, exceeding the average in some years and falling short in others, but in either case not by an amount that appears drastic when visually appraised</w:t>
+        <w:t>runs are closely aligned with the average index stream, exceeding the average in some years and falling short in others, but in either case not by an amount that appears drastic when visually appraised</w:t>
       </w:r>
       <w:r>
         <w:t xml:space="preserve"> (Figure 3)</w:t>
@@ -6323,23 +6283,23 @@
       <w:r>
         <w:t>.</w:t>
       </w:r>
-      <w:commentRangeEnd w:id="41"/>
+      <w:commentRangeEnd w:id="39"/>
       <w:r>
         <w:rPr>
           <w:rStyle w:val="CommentReference"/>
           <w:sz w:val="24"/>
           <w:szCs w:val="24"/>
         </w:rPr>
-        <w:commentReference w:id="41"/>
-      </w:r>
-      <w:commentRangeEnd w:id="42"/>
+        <w:commentReference w:id="39"/>
+      </w:r>
+      <w:commentRangeEnd w:id="40"/>
       <w:r>
         <w:rPr>
           <w:rStyle w:val="CommentReference"/>
           <w:sz w:val="24"/>
           <w:szCs w:val="24"/>
         </w:rPr>
-        <w:commentReference w:id="42"/>
+        <w:commentReference w:id="40"/>
       </w:r>
     </w:p>
     <w:p>
@@ -6352,7 +6312,6 @@
       <w:r>
         <w:t>P</w:t>
       </w:r>
-      <w:commentRangeStart w:id="44"/>
       <w:r>
         <w:t>ink salmon abundances observed in recent years at Indian River</w:t>
       </w:r>
@@ -6362,32 +6321,23 @@
       <w:r>
         <w:t xml:space="preserve">deviate wildly from the </w:t>
       </w:r>
-      <w:commentRangeStart w:id="45"/>
+      <w:commentRangeStart w:id="42"/>
       <w:r>
         <w:t>regional average</w:t>
       </w:r>
-      <w:commentRangeEnd w:id="45"/>
+      <w:commentRangeEnd w:id="42"/>
       <w:r>
         <w:rPr>
           <w:rStyle w:val="CommentReference"/>
           <w:sz w:val="24"/>
           <w:szCs w:val="24"/>
         </w:rPr>
-        <w:commentReference w:id="45"/>
+        <w:commentReference w:id="42"/>
       </w:r>
       <w:r>
         <w:t xml:space="preserve">. However, plotting these time series is not enough to conclusively state that abundances at Indian River do not differ from those that would be expected of an average pink salmon index stream in the region in a statistically significant way. </w:t>
       </w:r>
-      <w:commentRangeEnd w:id="44"/>
-      <w:del w:id="46" w:author="Brian McGreal" w:date="2026-03-30T12:29:00Z" w16du:dateUtc="2026-03-30T19:29:00Z">
-        <w:r>
-          <w:rPr>
-            <w:rStyle w:val="CommentReference"/>
-            <w:sz w:val="24"/>
-            <w:szCs w:val="24"/>
-          </w:rPr>
-          <w:commentReference w:id="44"/>
-        </w:r>
+      <w:del w:id="43" w:author="Brian McGreal" w:date="2026-03-30T12:29:00Z" w16du:dateUtc="2026-03-30T19:29:00Z">
         <w:r>
           <w:delText xml:space="preserve"> </w:delText>
         </w:r>
@@ -6439,7 +6389,11 @@
         <w:t xml:space="preserve">time series observed </w:t>
       </w:r>
       <w:r>
-        <w:t>in the first 30 years of the study period (Figure 3), which could suggest that SJH releases may not be a primary driver of this disparity</w:t>
+        <w:t xml:space="preserve">in the first 30 years </w:t>
+      </w:r>
+      <w:r>
+        <w:lastRenderedPageBreak/>
+        <w:t>of the study period (Figure 3), which could suggest that SJH releases may not be a primary driver of this disparity</w:t>
       </w:r>
       <w:r>
         <w:t>.</w:t>
@@ -6484,67 +6438,65 @@
         <w:t xml:space="preserve"> models were fit for </w:t>
       </w:r>
       <w:r>
-        <w:t xml:space="preserve">the post-1980 and post-2010 treatment periods. In both cases, </w:t>
-      </w:r>
-      <w:r>
-        <w:t xml:space="preserve">AICc comparisons find that the best fit </w:t>
-      </w:r>
-      <w:r>
-        <w:t>DD</w:t>
-      </w:r>
-      <w:r>
-        <w:t xml:space="preserve"> models include </w:t>
-      </w:r>
-      <w:r>
-        <w:t xml:space="preserve">only </w:t>
-      </w:r>
-      <w:r>
-        <w:t xml:space="preserve">covariates controlling for observer, </w:t>
-      </w:r>
-      <w:r>
-        <w:t>although the difference in AICc between the best fit model and the</w:t>
-      </w:r>
-      <w:r>
-        <w:t xml:space="preserve"> full</w:t>
-      </w:r>
-      <w:r>
-        <w:t xml:space="preserve"> model</w:t>
-      </w:r>
-      <w:r>
-        <w:t xml:space="preserve"> </w:t>
-      </w:r>
-      <w:r>
-        <w:t>(</w:t>
-      </w:r>
-      <w:r>
-        <w:t>which</w:t>
-      </w:r>
-      <w:r>
-        <w:t xml:space="preserve"> includ</w:t>
-      </w:r>
-      <w:r>
-        <w:t>es</w:t>
-      </w:r>
-      <w:r>
-        <w:t xml:space="preserve"> </w:t>
-      </w:r>
-      <w:r>
-        <w:t xml:space="preserve">covariates for both observer and </w:t>
-      </w:r>
-      <w:r>
-        <w:t>PDO</w:t>
-      </w:r>
-      <w:r>
-        <w:t>)</w:t>
-      </w:r>
-      <w:r>
-        <w:t xml:space="preserve"> </w:t>
-      </w:r>
-      <w:r>
-        <w:t>is less than two</w:t>
-      </w:r>
-      <w:r>
-        <w:t xml:space="preserve"> (</w:t>
+        <w:t xml:space="preserve">the post-1980 and post-2010 treatment periods. </w:t>
+      </w:r>
+      <w:r>
+        <w:t xml:space="preserve">In both cases and for both even- and odd-year runs, AICc comparisons of various model specifications reveal that models that do not treat Indian River as a separate state from the greater region are best fit, implying that no significant effect of either the commencement or expansion of hatchery operations is observable at Indian River. For both models, multiple specifications of </w:t>
+      </w:r>
+      <w:r>
+        <w:rPr>
+          <w:rFonts w:ascii="MathJax_Math-italic" w:eastAsia="Times New Roman" w:hAnsi="MathJax_Math-italic" w:cs="Times New Roman"/>
+          <w:b/>
+          <w:bCs/>
+          <w:kern w:val="0"/>
+          <w:sz w:val="26"/>
+          <w:szCs w:val="26"/>
+          <w:bdr w:val="none" w:sz="0" w:space="0" w:color="auto" w:frame="1"/>
+          <w14:ligatures w14:val="none"/>
+        </w:rPr>
+        <w:t>c</w:t>
+      </w:r>
+      <w:r>
+        <w:rPr>
+          <w:rFonts w:ascii="MathJax_Math-italic" w:eastAsia="Times New Roman" w:hAnsi="MathJax_Math-italic" w:cs="Times New Roman"/>
+          <w:b/>
+          <w:bCs/>
+          <w:kern w:val="0"/>
+          <w:sz w:val="26"/>
+          <w:szCs w:val="26"/>
+          <w:bdr w:val="none" w:sz="0" w:space="0" w:color="auto" w:frame="1"/>
+          <w:vertAlign w:val="subscript"/>
+          <w14:ligatures w14:val="none"/>
+        </w:rPr>
+        <w:t>t</w:t>
+      </w:r>
+      <w:r>
+        <w:t xml:space="preserve"> fell within 2 AICc of the best fit model, but of these the vast majority featured </w:t>
+      </w:r>
+      <w:r>
+        <w:rPr>
+          <w:rFonts w:ascii="MathJax_Math-italic" w:eastAsia="Times New Roman" w:hAnsi="MathJax_Math-italic" w:cs="Times New Roman"/>
+          <w:b/>
+          <w:bCs/>
+          <w:kern w:val="0"/>
+          <w:sz w:val="26"/>
+          <w:szCs w:val="26"/>
+          <w:bdr w:val="none" w:sz="0" w:space="0" w:color="auto" w:frame="1"/>
+          <w14:ligatures w14:val="none"/>
+        </w:rPr>
+        <w:t>Z</w:t>
+      </w:r>
+      <w:r>
+        <w:t xml:space="preserve"> matrices structured </w:t>
+      </w:r>
+      <w:r>
+        <w:t xml:space="preserve">to not distinguish </w:t>
+      </w:r>
+      <w:r>
+        <w:t>Indian River as a sep</w:t>
+      </w:r>
+      <w:r>
+        <w:t xml:space="preserve">arate state. For the post-1980 model, this is true for 43 of 46 models in which </w:t>
       </w:r>
       <w:r>
         <w:rPr>
@@ -6553,37 +6505,10 @@
         <w:t>Δ</w:t>
       </w:r>
       <w:r>
-        <w:t xml:space="preserve">AICc = 1.577 in the post-1980 model set, and </w:t>
-      </w:r>
-      <w:r>
-        <w:rPr>
-          <w:rFonts w:cstheme="minorHAnsi"/>
-        </w:rPr>
-        <w:t>Δ</w:t>
-      </w:r>
-      <w:r>
-        <w:t>AICc = 0.96 in the post-2010 model set)</w:t>
-      </w:r>
-      <w:r>
-        <w:t xml:space="preserve">. </w:t>
-      </w:r>
-      <w:r>
-        <w:t>This means that despite not being the best fit model, the statistical confidence to reject the full model is lacking. Due to this model uncertainty, an Akaike-weighted average of parameters from each model are</w:t>
-      </w:r>
-      <w:r>
-        <w:t xml:space="preserve"> evaluated (Burnham </w:t>
-      </w:r>
-      <w:r>
-        <w:t>and</w:t>
-      </w:r>
-      <w:r>
-        <w:t xml:space="preserve"> Anderson 2002)</w:t>
-      </w:r>
-      <w:r>
-        <w:t>.</w:t>
-      </w:r>
-      <w:r>
-        <w:t xml:space="preserve"> </w:t>
+        <w:t xml:space="preserve">AICc &lt; 2, and for the post-2010 model this is true for all models within 2 AICc of the best fit model. </w:t>
+      </w:r>
+      <w:r>
+        <w:t>While there may be some general effect of the post-treatment period in both cases, an impact of SJH operations is not apparent in either case.</w:t>
       </w:r>
     </w:p>
     <w:p>
@@ -6592,25 +6517,40 @@
         <w:ind w:firstLine="720"/>
       </w:pPr>
       <w:r>
-        <w:t>When evaluating model fit in both the pre-treatment periods, AICc indicates that the best fit models include only covariates controlling for observer, meaning the</w:t>
+        <w:t>T</w:t>
+      </w:r>
+      <w:r>
+        <w:t>he</w:t>
       </w:r>
       <w:r>
         <w:t xml:space="preserve"> </w:t>
       </w:r>
       <w:r>
-        <w:t xml:space="preserve">parallel trends assumption </w:t>
-      </w:r>
-      <w:r>
-        <w:t xml:space="preserve">is </w:t>
-      </w:r>
-      <w:r>
-        <w:t>will be evaluated including these covariates</w:t>
+        <w:t>parallel trends assumption</w:t>
+      </w:r>
+      <w:r>
+        <w:t xml:space="preserve"> </w:t>
+      </w:r>
+      <w:r>
+        <w:t xml:space="preserve">was </w:t>
+      </w:r>
+      <w:r>
+        <w:t xml:space="preserve">evaluated </w:t>
+      </w:r>
+      <w:r>
+        <w:t>for each of these treatments in the pre-treatment period</w:t>
       </w:r>
       <w:r>
         <w:t xml:space="preserve">. </w:t>
       </w:r>
       <w:r>
-        <w:t>For both odd- and even-year runs, pink salmon abundances at Indian River do not differ significantly from those observed in either pre-treatment period elsewhere in the region (Figure 4), meaning that the parallel trends assumption holds in all cases and there is no need to construct synthetic control groups.</w:t>
+        <w:t xml:space="preserve">For both odd- and even-year runs, pink salmon abundances at Indian River do not differ significantly from those observed in either pre-treatment period elsewhere in the region (Figure 4), meaning that the parallel trends assumption holds in all cases and there </w:t>
+      </w:r>
+      <w:r>
+        <w:t>was</w:t>
+      </w:r>
+      <w:r>
+        <w:t xml:space="preserve"> no need to construct synthetic control groups.</w:t>
       </w:r>
     </w:p>
     <w:p>
@@ -6618,108 +6558,131 @@
         <w:spacing w:after="0" w:line="480" w:lineRule="auto"/>
       </w:pPr>
       <w:r>
+        <w:lastRenderedPageBreak/>
         <w:tab/>
       </w:r>
       <w:r>
-        <w:t xml:space="preserve">Parametric bootstrapping of DD effects of interest reveal interesting patterns of behavior. Critically, no significant effect of treatment group, treatment period, or the interaction of the two is observed in either model (Figure 5). In both models, bootstrap parameter estimates of the effect of treatment group (i.e. Indian River) tend to be positive, although not frequently enough to say with high confidence that the relative effect of Indian River on pink salmon abundances is different than zero.  The effect of the post-treatment period is centered </w:t>
+        <w:t>Due to statistical confidence favoring single-state model specifications, p</w:t>
+      </w:r>
+      <w:r>
+        <w:t xml:space="preserve">arametric bootstrapping of DD effects of interest </w:t>
+      </w:r>
+      <w:r>
+        <w:t>reveal confidence intervals for the effect of the post-treatment period, rather than the effect of treatment at Indian River</w:t>
+      </w:r>
+      <w:r>
+        <w:t xml:space="preserve">. </w:t>
+      </w:r>
+    </w:p>
+    <w:p>
+      <w:pPr>
+        <w:spacing w:after="0" w:line="480" w:lineRule="auto"/>
+      </w:pPr>
+    </w:p>
+    <w:p>
+      <w:pPr>
+        <w:spacing w:after="0" w:line="480" w:lineRule="auto"/>
+      </w:pPr>
+      <w:r>
+        <w:t xml:space="preserve">Critically, no significant effect of treatment group, treatment period, or the interaction of the two is observed in either model (Figure 5). In both models, bootstrap parameter estimates of the effect of treatment group (i.e. Indian River) tend to be positive, although not frequently enough to say with high confidence that the relative effect of Indian River on pink salmon abundances is different than zero.  The effect of the post-treatment period is centered close to zero in all runs across both models. Parameter estimates of the effect of hatchery operations on abundances at Indian River tend to be negative. This surprising result would imply that fish are being drawn from Indian River towards the hatchery and that abundances in the stream have decreased as a result of hatchery operations, although once again it cannot be said with confidence that the true effect is different from zero. </w:t>
+      </w:r>
+    </w:p>
+    <w:p>
+      <w:pPr>
+        <w:spacing w:after="0" w:line="480" w:lineRule="auto"/>
+        <w:rPr>
+          <w:b/>
+          <w:bCs/>
+        </w:rPr>
+      </w:pPr>
+    </w:p>
+    <w:p>
+      <w:pPr>
+        <w:spacing w:after="0" w:line="480" w:lineRule="auto"/>
+        <w:rPr>
+          <w:b/>
+          <w:bCs/>
+        </w:rPr>
+      </w:pPr>
+      <w:r>
+        <w:rPr>
+          <w:b/>
+          <w:bCs/>
+        </w:rPr>
+        <w:t>Effect of Hatchery Releases</w:t>
+      </w:r>
+    </w:p>
+    <w:p>
+      <w:pPr>
+        <w:spacing w:after="0" w:line="480" w:lineRule="auto"/>
+      </w:pPr>
+      <w:r>
+        <w:t>T</w:t>
+      </w:r>
+      <w:r>
+        <w:t xml:space="preserve">he </w:t>
+      </w:r>
+      <w:r>
+        <w:t>final</w:t>
+      </w:r>
+      <w:r>
+        <w:t xml:space="preserve"> stage of this research </w:t>
+      </w:r>
+      <w:r>
+        <w:t>d</w:t>
+      </w:r>
+      <w:r>
+        <w:t>irectly evaluate</w:t>
+      </w:r>
+      <w:r>
+        <w:t>s</w:t>
+      </w:r>
+      <w:r>
+        <w:t xml:space="preserve"> the effect o</w:t>
+      </w:r>
+      <w:r>
+        <w:t>f the volume of pink salmon coming from each source (the river and the hatchery) in brood year t-1 has on the other in brood year t</w:t>
+      </w:r>
+      <w:r>
+        <w:t>.</w:t>
+      </w:r>
+      <w:r>
+        <w:t xml:space="preserve"> MARSS model</w:t>
+      </w:r>
+      <w:r>
+        <w:t xml:space="preserve"> </w:t>
+      </w:r>
+      <w:r>
+        <w:rPr>
+          <w:rFonts w:ascii="MathJax_Math-italic" w:eastAsia="Times New Roman" w:hAnsi="MathJax_Math-italic" w:cs="Times New Roman"/>
+          <w:b/>
+          <w:bCs/>
+          <w:kern w:val="0"/>
+          <w:sz w:val="26"/>
+          <w:szCs w:val="26"/>
+          <w:bdr w:val="none" w:sz="0" w:space="0" w:color="auto" w:frame="1"/>
+          <w14:ligatures w14:val="none"/>
+        </w:rPr>
+        <w:t>B</w:t>
+      </w:r>
+      <w:r>
+        <w:t xml:space="preserve"> parameter estimates capture these interaction effects</w:t>
+      </w:r>
+      <w:r>
+        <w:t>, including the parameter of greatest interest – the e</w:t>
+      </w:r>
+      <w:r>
+        <w:t>ffect of prior brood year hatchery returns on current brood year Indian River abundance</w:t>
+      </w:r>
+      <w:r>
+        <w:t xml:space="preserve">, as well as the effect of </w:t>
+      </w:r>
+      <w:r>
+        <w:t xml:space="preserve">prior brood year Indian River </w:t>
       </w:r>
       <w:r>
         <w:lastRenderedPageBreak/>
-        <w:t xml:space="preserve">close to zero in all runs across both models. Parameter estimates of the effect of hatchery operations on abundances at Indian River tend to be negative. This surprising result would imply that fish are being drawn from Indian River towards the hatchery and that abundances in the stream have decreased as a result of hatchery operations, although once again it cannot be said with confidence that the true effect is different from zero. </w:t>
-      </w:r>
-    </w:p>
-    <w:p>
-      <w:pPr>
-        <w:spacing w:after="0" w:line="480" w:lineRule="auto"/>
-        <w:rPr>
-          <w:b/>
-          <w:bCs/>
-        </w:rPr>
-      </w:pPr>
-    </w:p>
-    <w:p>
-      <w:pPr>
-        <w:spacing w:after="0" w:line="480" w:lineRule="auto"/>
-        <w:rPr>
-          <w:b/>
-          <w:bCs/>
-        </w:rPr>
-      </w:pPr>
-      <w:r>
-        <w:rPr>
-          <w:b/>
-          <w:bCs/>
-        </w:rPr>
-        <w:t>Effect of Hatchery Releases</w:t>
-      </w:r>
-    </w:p>
-    <w:p>
-      <w:pPr>
-        <w:spacing w:after="0" w:line="480" w:lineRule="auto"/>
-      </w:pPr>
-      <w:r>
-        <w:t>T</w:t>
-      </w:r>
-      <w:r>
-        <w:t xml:space="preserve">he </w:t>
-      </w:r>
-      <w:r>
-        <w:t>final</w:t>
-      </w:r>
-      <w:r>
-        <w:t xml:space="preserve"> stage of this research </w:t>
-      </w:r>
-      <w:r>
-        <w:t>d</w:t>
-      </w:r>
-      <w:r>
-        <w:t>irectly evaluate</w:t>
-      </w:r>
-      <w:r>
-        <w:t>s</w:t>
-      </w:r>
-      <w:r>
-        <w:t xml:space="preserve"> the effect o</w:t>
-      </w:r>
-      <w:r>
-        <w:t>f the volume of pink salmon coming from each source (the river and the hatchery) in brood year t-1 has on the other in brood year t</w:t>
-      </w:r>
-      <w:r>
-        <w:t>.</w:t>
-      </w:r>
-      <w:r>
-        <w:t xml:space="preserve"> MARSS model</w:t>
-      </w:r>
-      <w:r>
-        <w:t xml:space="preserve"> </w:t>
-      </w:r>
-      <w:r>
-        <w:rPr>
-          <w:rFonts w:ascii="MathJax_Math-italic" w:eastAsia="Times New Roman" w:hAnsi="MathJax_Math-italic" w:cs="Times New Roman"/>
-          <w:b/>
-          <w:bCs/>
-          <w:kern w:val="0"/>
-          <w:sz w:val="26"/>
-          <w:szCs w:val="26"/>
-          <w:bdr w:val="none" w:sz="0" w:space="0" w:color="auto" w:frame="1"/>
-          <w14:ligatures w14:val="none"/>
-        </w:rPr>
-        <w:t>B</w:t>
-      </w:r>
-      <w:r>
-        <w:t xml:space="preserve"> parameter estimates capture these interaction effects</w:t>
-      </w:r>
-      <w:r>
-        <w:t>, including the parameter of greatest interest – the e</w:t>
-      </w:r>
-      <w:r>
-        <w:t>ffect of prior brood year hatchery returns on current brood year Indian River abundance</w:t>
-      </w:r>
-      <w:r>
-        <w:t xml:space="preserve">, as well as the effect of </w:t>
-      </w:r>
-      <w:r>
-        <w:t>prior brood year Indian River abundance on current brood year</w:t>
+        <w:t>abundance on current brood year</w:t>
       </w:r>
       <w:r>
         <w:t xml:space="preserve"> </w:t>
@@ -6865,13 +6828,9 @@
       <w:r>
         <w:t xml:space="preserve"> </w:t>
       </w:r>
-      <w:commentRangeStart w:id="47"/>
-      <w:r>
-        <w:t xml:space="preserve">While the </w:t>
-      </w:r>
-      <w:r>
-        <w:lastRenderedPageBreak/>
-        <w:t xml:space="preserve">effect of prior brood year Indian River abundances on current brood year hatchery returns is stronger for both runs than its inverse, it is crucial to note that hatchery returns are </w:t>
+      <w:commentRangeStart w:id="44"/>
+      <w:r>
+        <w:t xml:space="preserve">While the effect of prior brood year Indian River abundances on current brood year hatchery returns is stronger for both runs than its inverse, it is crucial to note that hatchery returns are </w:t>
       </w:r>
       <w:r>
         <w:t>greater than Indian River abundance much more often than not. This means that</w:t>
@@ -6903,14 +6862,14 @@
       <w:r>
         <w:t>s imply that the following brood year will see more fish from Indian River returning to the hatchery than vice versa.</w:t>
       </w:r>
-      <w:commentRangeEnd w:id="47"/>
+      <w:commentRangeEnd w:id="44"/>
       <w:r>
         <w:rPr>
           <w:rStyle w:val="CommentReference"/>
           <w:sz w:val="24"/>
           <w:szCs w:val="24"/>
         </w:rPr>
-        <w:commentReference w:id="47"/>
+        <w:commentReference w:id="44"/>
       </w:r>
     </w:p>
     <w:p>
@@ -6919,7 +6878,7 @@
       </w:pPr>
     </w:p>
     <w:bookmarkEnd w:id="1"/>
-    <w:bookmarkEnd w:id="40"/>
+    <w:bookmarkEnd w:id="38"/>
     <w:p>
       <w:pPr>
         <w:spacing w:after="0" w:line="480" w:lineRule="auto"/>
@@ -6929,7 +6888,7 @@
           <w:u w:val="single"/>
         </w:rPr>
       </w:pPr>
-      <w:commentRangeStart w:id="48"/>
+      <w:commentRangeStart w:id="45"/>
       <w:r>
         <w:rPr>
           <w:b/>
@@ -6938,7 +6897,7 @@
         </w:rPr>
         <w:t>Discussion</w:t>
       </w:r>
-      <w:commentRangeEnd w:id="48"/>
+      <w:commentRangeEnd w:id="45"/>
       <w:r>
         <w:rPr>
           <w:rStyle w:val="CommentReference"/>
@@ -6948,7 +6907,7 @@
           <w:szCs w:val="24"/>
           <w:u w:val="single"/>
         </w:rPr>
-        <w:commentReference w:id="48"/>
+        <w:commentReference w:id="45"/>
       </w:r>
     </w:p>
     <w:p>
@@ -6967,6 +6926,7 @@
         <w:t xml:space="preserve">north southeast </w:t>
       </w:r>
       <w:r>
+        <w:lastRenderedPageBreak/>
         <w:t>(</w:t>
       </w:r>
       <w:r>
@@ -6980,11 +6940,7 @@
         <w:t>), where</w:t>
       </w:r>
       <w:r>
-        <w:t xml:space="preserve">as odd-year runs are not in line with broader regional patterns. No significant impact of hatchery operations at Indian River was observed in either run, although evidence was found of Indian River abundances positively influencing hatchery returns in the subsequent brood year. The effect of hatchery releases on subsequent brood year Indian River abundances was not found to be statistically significant for either run, in both cases a convincing majority of bootstrapped parameter estimates were positive (94.2% in even-year runs, and 92% in odd-year runs). This falls short of the 95% confidence threshold, it is worth considering the implications of a small but positive true effect of hatchery releases on Indian River pink salmon abundance in the following brood year. For both runs, the effect of prior brood year Indian River abundances on current brood year hatchery returns is stronger than its inverse (Figure 6), but it is crucial to </w:t>
-      </w:r>
-      <w:r>
-        <w:lastRenderedPageBreak/>
-        <w:t>note that hatchery returns are greater than Indian River abundance much more often than not. This means that, if there exists a small but positive true effect of hatchery releases on subsequent brood year Indian River abundances, the overall numbers of fish straying to a non-origin site could be roughly equal or even skewed towards hatchery-born fish returning to Indian River. In those brood years where Indian River abundances exceed hatchery returns, these effect sizes imply that the following brood year will see more fish from Indian River returning to the hatchery than vice versa.</w:t>
+        <w:t>as odd-year runs are not in line with broader regional patterns. No significant impact of hatchery operations at Indian River was observed in either run, although evidence was found of Indian River abundances positively influencing hatchery returns in the subsequent brood year. The effect of hatchery releases on subsequent brood year Indian River abundances was not found to be statistically significant for either run, in both cases a convincing majority of bootstrapped parameter estimates were positive (94.2% in even-year runs, and 92% in odd-year runs). This falls short of the 95% confidence threshold, it is worth considering the implications of a small but positive true effect of hatchery releases on Indian River pink salmon abundance in the following brood year. For both runs, the effect of prior brood year Indian River abundances on current brood year hatchery returns is stronger than its inverse (Figure 6), but it is crucial to note that hatchery returns are greater than Indian River abundance much more often than not. This means that, if there exists a small but positive true effect of hatchery releases on subsequent brood year Indian River abundances, the overall numbers of fish straying to a non-origin site could be roughly equal or even skewed towards hatchery-born fish returning to Indian River. In those brood years where Indian River abundances exceed hatchery returns, these effect sizes imply that the following brood year will see more fish from Indian River returning to the hatchery than vice versa.</w:t>
       </w:r>
     </w:p>
     <w:p>
@@ -6993,17 +6949,17 @@
         <w:ind w:firstLine="720"/>
       </w:pPr>
       <w:r>
-        <w:t xml:space="preserve">In even years, Indian River salmon are not out of the ordinary relative to the wider region. No effect of the commencement of hatchery operations or the expansion of hatchery releases was associated with an increase in the numbers of spawning pink salmon at Indian River relative to the wider region (Figure 5). However, in even years, Indian River abundances were estimated to have a strong impact on pink salmon returning to the hatchery in the subsequent brood year, while an accompanying effect of hatchery releases on subsequent brood year Indian River abundances was not found to be statistically significant (Figure 6). </w:t>
+        <w:t xml:space="preserve">In even years, Indian River salmon are not out of the ordinary relative to the wider region. No effect of the commencement of hatchery operations or the expansion of hatchery releases was associated with an increase in the numbers of spawning pink salmon at Indian River relative to the wider region (Figure 5). However, in even years, Indian River abundances were estimated to have a strong impact on pink salmon returning to the hatchery in the </w:t>
+      </w:r>
+      <w:r>
+        <w:lastRenderedPageBreak/>
+        <w:t xml:space="preserve">subsequent brood year, while an accompanying effect of hatchery releases on subsequent brood year Indian River abundances was not found to be statistically significant (Figure 6). </w:t>
       </w:r>
       <w:r>
         <w:t xml:space="preserve">Even if there exists small but positive true effect of hatchery releases on subsequent brood year Indian River abundances in even-year runs, the difference between this effect and the relatively larger effect of Indian River abundances on pink salmon returning to the hatchery in the subsequent brood year is fairly large. This would imply that Indian River spawners would have to vastly outnumber hatchery releases in a given year in order for a net increase in Indian River abundance due to hatchery releases to occur in the following brood year. </w:t>
       </w:r>
       <w:r>
-        <w:t xml:space="preserve">Taken together, these results imply there is little concern that even-year pink salmon abundances fall outside their </w:t>
-      </w:r>
-      <w:r>
-        <w:lastRenderedPageBreak/>
-        <w:t>natural range of variation at Indian River, and indeed seem to be significantly contributing to hatchery returns.</w:t>
+        <w:t>Taken together, these results imply there is little concern that even-year pink salmon abundances fall outside their natural range of variation at Indian River, and indeed seem to be significantly contributing to hatchery returns.</w:t>
       </w:r>
     </w:p>
     <w:p>
@@ -7012,7 +6968,11 @@
         <w:ind w:firstLine="720"/>
       </w:pPr>
       <w:r>
-        <w:t xml:space="preserve">In odd years, MARSS models evaluated for best fit suggested that abundances at Indian River significantly differ in character from what would be expected of a similar stream in the region. However, similar to even-year runs, there was no effect of significance which associated Indian River pink salmon abundances with the commencement of hatchery operations or the expansion of hatchery releases. Also similar to even-year runs, odd-year Indian River abundances were estimated to have a significant effect on pink salmon returning to SJH in the subsequent brood year, although this effect was not as strong as its even-year counterpart (Figure 6). While indications exist that odd-year pink salmon abundance at Indian River do not fall within the natural range of variation expected throughout the wider region, there is no conclusive evidence that indicates this difference is being driven by SJH pink salmon releases. It may be that the gap between Indian River abundances and the regional expectation is due to the large differences observed in the first three decades of the time series (Figure 3). </w:t>
+        <w:t xml:space="preserve">In odd years, MARSS models evaluated for best fit suggested that abundances at Indian River significantly differ in character from what would be expected of a similar stream in the region. However, similar to even-year runs, there was no effect of significance which associated Indian River pink salmon abundances with the commencement of hatchery operations or the expansion of hatchery releases. Also similar to even-year runs, odd-year Indian River abundances were estimated to have a significant effect on pink salmon returning to SJH in the subsequent brood year, although this effect was not as strong as its even-year counterpart (Figure 6). While indications exist that odd-year pink salmon abundance at Indian River do not fall within the natural range of variation expected throughout the wider region, there is no conclusive evidence that indicates this difference is being driven by SJH pink salmon releases. It </w:t>
+      </w:r>
+      <w:r>
+        <w:lastRenderedPageBreak/>
+        <w:t xml:space="preserve">may be that the gap between Indian River abundances and the regional expectation is due to the large differences observed in the first three decades of the time series (Figure 3). </w:t>
       </w:r>
     </w:p>
     <w:p>
@@ -7021,11 +6981,11 @@
       </w:pPr>
       <w:r>
         <w:tab/>
-        <w:t xml:space="preserve">Being that the results of this work are intended first and foremost to provide management at SITK with a comprehensive description of both the impacts of SJH operations and of the population dynamics of pink salmon throughout the broader region, the implications of these findings and how they might inform the duties of park officials with respect to conservation must be considered. In even years, pink salmon abundances are in line with those observed at ‘pristine’ index streams nearby and thus increases in their spawning densities are likely still within the natural range of variation. This is not to say that concerns about hypoxia events are not still pressing, but the possibility exists that interceding on behalf of Indian River’s </w:t>
+        <w:t xml:space="preserve">Being that the results of this work are intended first and foremost to provide management at SITK with a comprehensive description of both the impacts of SJH operations and of the population dynamics of pink salmon throughout the broader region, the implications of these findings and how they might inform the duties of park officials with respect to conservation must be considered. In even years, pink salmon abundances are in line with those observed at ‘pristine’ index streams nearby and thus increases in their spawning densities are likely still within the natural range of variation. This is not to say that concerns about hypoxia events are not still pressing, but the possibility exists that interceding on behalf of Indian River’s other resident species may run contrary to the natural state of even-year pink salmon. Available evidence suggests that there is likely no need for intervention to address even-year abundances. In odd years there exists more compelling evidence that hatchery releases of pink salmon could be exerting some influence over abundances at Indian River. It is not likely that the hatchery is the main driver of high pink salmon densities in odd years (spawning abundances of these fish have been on the rise throughout the region for decades), but there exists a greater possibility that hatchery fish may having some influence on abundances seen at Indian River than for even-year runs. Recall that in odd years, the effect of Indian River pink salmon abundance on hatchery returns in the subsequent brood year is lower than the effect observed in even years. If there exists some small but positive true effect of hatchery releases on subsequent brood year Indian River abundances, the difference between the magnitude of these effects in odd years would be far less than in even-years, meaning that odd-year Indian River abundances </w:t>
       </w:r>
       <w:r>
         <w:lastRenderedPageBreak/>
-        <w:t>other resident species may run contrary to the natural state of even-year pink salmon. Available evidence suggests that there is likely no need for intervention to address even-year abundances. In odd years there exists more compelling evidence that hatchery releases of pink salmon could be exerting some influence over abundances at Indian River. It is not likely that the hatchery is the main driver of high pink salmon densities in odd years (spawning abundances of these fish have been on the rise throughout the region for decades), but there exists a greater possibility that hatchery fish may having some influence on abundances seen at Indian River than for even-year runs. Recall that in odd years, the effect of Indian River pink salmon abundance on hatchery returns in the subsequent brood year is lower than the effect observed in even years. If there exists some small but positive true effect of hatchery releases on subsequent brood year Indian River abundances, the difference between the magnitude of these effects in odd years would be far less than in even-years, meaning that odd-year Indian River abundances would be more susceptible to being inflated by hatchery releases. It is possible that limiting the number of SJH pink salmon moving into Indian River to spawn in odd years may be beneficial for maintaining the wild population in the park within their natural range of variation, but this is far from conclusive, and suggests the need for more consistent otolith sampling of odd-year Indian River spawners in order to further understand the impact of SJH releases.</w:t>
+        <w:t>would be more susceptible to being inflated by hatchery releases. It is possible that limiting the number of SJH pink salmon moving into Indian River to spawn in odd years may be beneficial for maintaining the wild population in the park within their natural range of variation, but this is far from conclusive, and suggests the need for more consistent otolith sampling of odd-year Indian River spawners in order to further understand the impact of SJH releases.</w:t>
       </w:r>
     </w:p>
     <w:p>
@@ -7034,11 +6994,7 @@
       </w:pPr>
       <w:r>
         <w:tab/>
-        <w:t xml:space="preserve">It is clear from this research that determining the point at which a native species becomes overabundant is not a simple task. In the case of pink salmon at Indian River, this task is made additionally complicated by the fact there two populations inhabiting the same environment (odd- and even-year runs) with potentially different life histories and characteristics. When assessing whether or not the overabundance of a native species in an </w:t>
-      </w:r>
-      <w:r>
-        <w:lastRenderedPageBreak/>
-        <w:t>ecosystem might be driven by some anthropogenic intervention requires the consideration not only of that particular population in time, but also the consideration of relevant populations of the same species that have not been exposed to the same intervention (although this may not always be possible).</w:t>
+        <w:t>It is clear from this research that determining the point at which a native species becomes overabundant is not a simple task. In the case of pink salmon at Indian River, this task is made additionally complicated by the fact there two populations inhabiting the same environment (odd- and even-year runs) with potentially different life histories and characteristics. When assessing whether or not the overabundance of a native species in an ecosystem might be driven by some anthropogenic intervention requires the consideration not only of that particular population in time, but also the consideration of relevant populations of the same species that have not been exposed to the same intervention (although this may not always be possible).</w:t>
       </w:r>
       <w:r>
         <w:br w:type="page"/>
@@ -7159,7 +7115,7 @@
         <w:spacing w:line="240" w:lineRule="auto"/>
         <w:ind w:left="720" w:hanging="720"/>
         <w:rPr>
-          <w:ins w:id="49" w:author="Brian E McGreal" w:date="2026-03-27T09:38:00Z" w16du:dateUtc="2026-03-27T16:38:00Z"/>
+          <w:ins w:id="46" w:author="Brian E McGreal" w:date="2026-03-27T09:38:00Z" w16du:dateUtc="2026-03-27T16:38:00Z"/>
         </w:rPr>
       </w:pPr>
       <w:r>
@@ -7224,7 +7180,7 @@
         <w:spacing w:line="240" w:lineRule="auto"/>
         <w:ind w:left="720" w:hanging="720"/>
       </w:pPr>
-      <w:ins w:id="50" w:author="Brian E McGreal" w:date="2026-03-27T09:38:00Z" w16du:dateUtc="2026-03-27T16:38:00Z">
+      <w:ins w:id="47" w:author="Brian E McGreal" w:date="2026-03-27T09:38:00Z" w16du:dateUtc="2026-03-27T16:38:00Z">
         <w:r>
           <w:t xml:space="preserve">Burnham, K. P., D. R. Anderson, </w:t>
         </w:r>
@@ -7235,7 +7191,7 @@
       <w:r>
         <w:t xml:space="preserve"> </w:t>
       </w:r>
-      <w:ins w:id="51" w:author="Brian E McGreal" w:date="2026-03-27T09:38:00Z" w16du:dateUtc="2026-03-27T16:38:00Z">
+      <w:ins w:id="48" w:author="Brian E McGreal" w:date="2026-03-27T09:38:00Z" w16du:dateUtc="2026-03-27T16:38:00Z">
         <w:r>
           <w:t xml:space="preserve">K. P. Huyvaert. 2010. AIC model selection and multimodal interference in behavioral ecology: some background, observations, and comparisons. </w:t>
         </w:r>
@@ -8049,7 +8005,7 @@
       </w:r>
     </w:p>
   </w:comment>
-  <w:comment w:id="35" w:author="Brian McGreal" w:date="2026-03-30T12:41:00Z" w:initials="BM">
+  <w:comment w:id="36" w:author="Mark Scheuerell" w:date="2026-03-06T06:22:00Z" w:initials="s">
     <w:p>
       <w:pPr>
         <w:pStyle w:val="CommentText"/>
@@ -8061,71 +8017,7 @@
         <w:annotationRef/>
       </w:r>
       <w:r>
-        <w:t>Weird sentence</w:t>
-      </w:r>
-    </w:p>
-  </w:comment>
-  <w:comment w:id="34" w:author="Brian E McGreal" w:date="2026-04-05T17:27:00Z" w:initials="BM">
-    <w:p>
-      <w:pPr>
-        <w:pStyle w:val="CommentText"/>
-      </w:pPr>
-      <w:r>
-        <w:rPr>
-          <w:rStyle w:val="CommentReference"/>
-        </w:rPr>
-        <w:annotationRef/>
-      </w:r>
-      <w:r>
-        <w:t>Right here</w:t>
-      </w:r>
-    </w:p>
-  </w:comment>
-  <w:comment w:id="38" w:author="Mark Scheuerell" w:date="2026-03-06T06:22:00Z" w:initials="s">
-    <w:p>
-      <w:pPr>
-        <w:pStyle w:val="CommentText"/>
-      </w:pPr>
-      <w:r>
-        <w:rPr>
-          <w:rStyle w:val="CommentReference"/>
-        </w:rPr>
-        <w:annotationRef/>
-      </w:r>
-      <w:r>
         <w:t>This seems repeated from the intro</w:t>
-      </w:r>
-    </w:p>
-  </w:comment>
-  <w:comment w:id="39" w:author="Brian McGreal" w:date="2026-03-30T12:26:00Z" w:initials="BM">
-    <w:p>
-      <w:pPr>
-        <w:pStyle w:val="CommentText"/>
-      </w:pPr>
-      <w:r>
-        <w:rPr>
-          <w:rStyle w:val="CommentReference"/>
-        </w:rPr>
-        <w:annotationRef/>
-      </w:r>
-      <w:r>
-        <w:t>I don’t see where this is discussed. I can add it into the intro.</w:t>
-      </w:r>
-    </w:p>
-  </w:comment>
-  <w:comment w:id="36" w:author="Mark Scheuerell" w:date="2026-03-06T06:28:00Z" w:initials="s">
-    <w:p>
-      <w:pPr>
-        <w:pStyle w:val="CommentText"/>
-      </w:pPr>
-      <w:r>
-        <w:rPr>
-          <w:rStyle w:val="CommentReference"/>
-        </w:rPr>
-        <w:annotationRef/>
-      </w:r>
-      <w:r>
-        <w:t>Now that I read the following paragraph, I think these could be deleted.</w:t>
       </w:r>
     </w:p>
   </w:comment>
@@ -8141,11 +8033,43 @@
         <w:annotationRef/>
       </w:r>
       <w:r>
+        <w:t>I don’t see where this is discussed. I can add it into the intro.</w:t>
+      </w:r>
+    </w:p>
+  </w:comment>
+  <w:comment w:id="34" w:author="Mark Scheuerell" w:date="2026-03-06T06:28:00Z" w:initials="s">
+    <w:p>
+      <w:pPr>
+        <w:pStyle w:val="CommentText"/>
+      </w:pPr>
+      <w:r>
+        <w:rPr>
+          <w:rStyle w:val="CommentReference"/>
+        </w:rPr>
+        <w:annotationRef/>
+      </w:r>
+      <w:r>
+        <w:t>Now that I read the following paragraph, I think these could be deleted.</w:t>
+      </w:r>
+    </w:p>
+  </w:comment>
+  <w:comment w:id="35" w:author="Brian McGreal" w:date="2026-03-30T12:26:00Z" w:initials="BM">
+    <w:p>
+      <w:pPr>
+        <w:pStyle w:val="CommentText"/>
+      </w:pPr>
+      <w:r>
+        <w:rPr>
+          <w:rStyle w:val="CommentReference"/>
+        </w:rPr>
+        <w:annotationRef/>
+      </w:r>
+      <w:r>
         <w:t>This seems important to me? We should discuss further..</w:t>
       </w:r>
     </w:p>
   </w:comment>
-  <w:comment w:id="43" w:author="Brian McGreal" w:date="2026-03-30T14:58:00Z" w:initials="BM">
+  <w:comment w:id="41" w:author="Brian McGreal" w:date="2026-03-30T14:58:00Z" w:initials="BM">
     <w:p>
       <w:pPr>
         <w:pStyle w:val="CommentText"/>
@@ -8161,7 +8085,7 @@
       </w:r>
     </w:p>
   </w:comment>
-  <w:comment w:id="41" w:author="Mark Scheuerell" w:date="2026-03-07T09:07:00Z" w:initials="s">
+  <w:comment w:id="39" w:author="Mark Scheuerell" w:date="2026-03-07T09:07:00Z" w:initials="s">
     <w:p>
       <w:pPr>
         <w:pStyle w:val="CommentText"/>
@@ -8177,7 +8101,7 @@
       </w:r>
     </w:p>
   </w:comment>
-  <w:comment w:id="42" w:author="Brian McGreal" w:date="2026-03-30T14:45:00Z" w:initials="BM">
+  <w:comment w:id="40" w:author="Brian McGreal" w:date="2026-03-30T14:45:00Z" w:initials="BM">
     <w:p>
       <w:pPr>
         <w:pStyle w:val="CommentText"/>
@@ -8193,7 +8117,7 @@
       </w:r>
     </w:p>
   </w:comment>
-  <w:comment w:id="45" w:author="Brian McGreal" w:date="2026-03-30T15:05:00Z" w:initials="BM">
+  <w:comment w:id="42" w:author="Brian McGreal" w:date="2026-03-30T15:05:00Z" w:initials="BM">
     <w:p>
       <w:pPr>
         <w:pStyle w:val="CommentText"/>
@@ -8209,7 +8133,7 @@
       </w:r>
     </w:p>
   </w:comment>
-  <w:comment w:id="44" w:author="Mark Scheuerell" w:date="2026-03-07T09:11:00Z" w:initials="s">
+  <w:comment w:id="44" w:author="Brian McGreal" w:date="2026-04-01T12:38:00Z" w:initials="BM">
     <w:p>
       <w:pPr>
         <w:pStyle w:val="CommentText"/>
@@ -8221,27 +8145,11 @@
         <w:annotationRef/>
       </w:r>
       <w:r>
-        <w:t>These statements also seem to be based on the z-scored states. If you want to stick with this, I think you’ll have to discuss differences in terms of SD’s (eg, “site 1 was ~2 SD’s greater than site 2”)</w:t>
+        <w:t>Can I still say this stuff? Even though the one effect is not significant?</w:t>
       </w:r>
     </w:p>
   </w:comment>
-  <w:comment w:id="47" w:author="Brian McGreal" w:date="2026-04-01T12:38:00Z" w:initials="BM">
-    <w:p>
-      <w:pPr>
-        <w:pStyle w:val="CommentText"/>
-      </w:pPr>
-      <w:r>
-        <w:rPr>
-          <w:rStyle w:val="CommentReference"/>
-        </w:rPr>
-        <w:annotationRef/>
-      </w:r>
-      <w:r>
-        <w:t>Can I still say this stuff? Even though the one effect is not significant?</w:t>
-      </w:r>
-    </w:p>
-  </w:comment>
-  <w:comment w:id="48" w:author="Mark Scheuerell" w:date="2026-03-07T10:13:00Z" w:initials="s">
+  <w:comment w:id="45" w:author="Mark Scheuerell" w:date="2026-03-07T10:13:00Z" w:initials="s">
     <w:p>
       <w:pPr>
         <w:pStyle w:val="CommentText"/>
@@ -8265,8 +8173,6 @@
   <w15:commentEx w15:paraId="7CB9D6C5" w15:done="0"/>
   <w15:commentEx w15:paraId="3913DD12" w15:done="0"/>
   <w15:commentEx w15:paraId="61FC6D56" w15:done="0"/>
-  <w15:commentEx w15:paraId="5FCED028" w15:done="0"/>
-  <w15:commentEx w15:paraId="56E29F54" w15:done="0"/>
   <w15:commentEx w15:paraId="57FEDFCD" w15:done="0"/>
   <w15:commentEx w15:paraId="6BD11D19" w15:paraIdParent="57FEDFCD" w15:done="0"/>
   <w15:commentEx w15:paraId="1D25BEBF" w15:done="0"/>
@@ -8275,7 +8181,6 @@
   <w15:commentEx w15:paraId="462547C8" w15:done="0"/>
   <w15:commentEx w15:paraId="23F275B2" w15:paraIdParent="462547C8" w15:done="0"/>
   <w15:commentEx w15:paraId="090708CA" w15:done="0"/>
-  <w15:commentEx w15:paraId="38DE934D" w15:done="0"/>
   <w15:commentEx w15:paraId="749D68C0" w15:done="0"/>
   <w15:commentEx w15:paraId="4953AF7F" w15:done="0"/>
 </w15:commentsEx>
@@ -8286,8 +8191,6 @@
   <w16cex:commentExtensible w16cex:durableId="68140219" w16cex:dateUtc="2026-03-09T16:03:00Z"/>
   <w16cex:commentExtensible w16cex:durableId="08D800E2" w16cex:dateUtc="2026-03-09T16:23:00Z"/>
   <w16cex:commentExtensible w16cex:durableId="502D5DF3" w16cex:dateUtc="2026-03-24T23:49:00Z"/>
-  <w16cex:commentExtensible w16cex:durableId="023D634E" w16cex:dateUtc="2026-03-30T19:41:00Z"/>
-  <w16cex:commentExtensible w16cex:durableId="79FE1007" w16cex:dateUtc="2026-04-06T00:27:00Z"/>
   <w16cex:commentExtensible w16cex:durableId="588C617E" w16cex:dateUtc="2026-03-06T14:22:00Z"/>
   <w16cex:commentExtensible w16cex:durableId="0DBE9D12" w16cex:dateUtc="2026-03-30T19:26:00Z"/>
   <w16cex:commentExtensible w16cex:durableId="4F05BC0A" w16cex:dateUtc="2026-03-06T14:28:00Z"/>
@@ -8296,7 +8199,6 @@
   <w16cex:commentExtensible w16cex:durableId="206F53A5" w16cex:dateUtc="2026-03-07T17:07:00Z"/>
   <w16cex:commentExtensible w16cex:durableId="44C801D1" w16cex:dateUtc="2026-03-30T21:45:00Z"/>
   <w16cex:commentExtensible w16cex:durableId="32D3276B" w16cex:dateUtc="2026-03-30T22:05:00Z"/>
-  <w16cex:commentExtensible w16cex:durableId="443E45A5" w16cex:dateUtc="2026-03-07T17:11:00Z"/>
   <w16cex:commentExtensible w16cex:durableId="0F2004AB" w16cex:dateUtc="2026-04-01T19:38:00Z"/>
   <w16cex:commentExtensible w16cex:durableId="4E6740D1" w16cex:dateUtc="2026-03-07T18:13:00Z"/>
 </w16cex:commentsExtensible>
@@ -8307,8 +8209,6 @@
   <w16cid:commentId w16cid:paraId="7CB9D6C5" w16cid:durableId="68140219"/>
   <w16cid:commentId w16cid:paraId="3913DD12" w16cid:durableId="08D800E2"/>
   <w16cid:commentId w16cid:paraId="61FC6D56" w16cid:durableId="502D5DF3"/>
-  <w16cid:commentId w16cid:paraId="5FCED028" w16cid:durableId="023D634E"/>
-  <w16cid:commentId w16cid:paraId="56E29F54" w16cid:durableId="79FE1007"/>
   <w16cid:commentId w16cid:paraId="57FEDFCD" w16cid:durableId="588C617E"/>
   <w16cid:commentId w16cid:paraId="6BD11D19" w16cid:durableId="0DBE9D12"/>
   <w16cid:commentId w16cid:paraId="1D25BEBF" w16cid:durableId="4F05BC0A"/>
@@ -8317,7 +8217,6 @@
   <w16cid:commentId w16cid:paraId="462547C8" w16cid:durableId="206F53A5"/>
   <w16cid:commentId w16cid:paraId="23F275B2" w16cid:durableId="44C801D1"/>
   <w16cid:commentId w16cid:paraId="090708CA" w16cid:durableId="32D3276B"/>
-  <w16cid:commentId w16cid:paraId="38DE934D" w16cid:durableId="443E45A5"/>
   <w16cid:commentId w16cid:paraId="749D68C0" w16cid:durableId="0F2004AB"/>
   <w16cid:commentId w16cid:paraId="4953AF7F" w16cid:durableId="4E6740D1"/>
 </w16cid:commentsIds>

--- a/output/writing/DissertationChapter/Ch1_draft2.docx
+++ b/output/writing/DissertationChapter/Ch1_draft2.docx
@@ -6558,309 +6558,126 @@
         <w:spacing w:after="0" w:line="480" w:lineRule="auto"/>
       </w:pPr>
       <w:r>
+        <w:tab/>
+      </w:r>
+      <w:r>
+        <w:t>Due to statistical confidence favoring single-state model specifications, p</w:t>
+      </w:r>
+      <w:r>
+        <w:t xml:space="preserve">arametric bootstrapping of DD effects of interest </w:t>
+      </w:r>
+      <w:r>
+        <w:t>construct</w:t>
+      </w:r>
+      <w:r>
+        <w:t xml:space="preserve"> confidence intervals for the effect of the post-</w:t>
+      </w:r>
+      <w:r>
         <w:lastRenderedPageBreak/>
-        <w:tab/>
-      </w:r>
-      <w:r>
-        <w:t>Due to statistical confidence favoring single-state model specifications, p</w:t>
-      </w:r>
-      <w:r>
-        <w:t xml:space="preserve">arametric bootstrapping of DD effects of interest </w:t>
-      </w:r>
-      <w:r>
-        <w:t>reveal confidence intervals for the effect of the post-treatment period, rather than the effect of treatment at Indian River</w:t>
+        <w:t>treatment period, rather than the effect of treatment at Indian River</w:t>
+      </w:r>
+      <w:r>
+        <w:t>.</w:t>
+      </w:r>
+      <w:r>
+        <w:t xml:space="preserve"> A significant effect of the treatment period is observed</w:t>
+      </w:r>
+      <w:r>
+        <w:t xml:space="preserve"> </w:t>
+      </w:r>
+      <w:r>
+        <w:t>in the post-1980 model for even-year runs, meaning that regional pink salmon abundances in even years have increased significantly since that time. N</w:t>
+      </w:r>
+      <w:r>
+        <w:t>o</w:t>
+      </w:r>
+      <w:r>
+        <w:t xml:space="preserve"> other</w:t>
+      </w:r>
+      <w:r>
+        <w:t xml:space="preserve"> significant effect</w:t>
+      </w:r>
+      <w:r>
+        <w:t>s</w:t>
+      </w:r>
+      <w:r>
+        <w:t xml:space="preserve"> of treatment period</w:t>
+      </w:r>
+      <w:r>
+        <w:t xml:space="preserve"> are found</w:t>
+      </w:r>
+      <w:r>
+        <w:t xml:space="preserve"> (Figure 5). In </w:t>
+      </w:r>
+      <w:r>
+        <w:t>the other three best fit specifications (odd-year runs post-1980 and both runs post-2010)</w:t>
+      </w:r>
+      <w:r>
+        <w:t xml:space="preserve"> bootstrap parameter estimates of the effect of treatment </w:t>
+      </w:r>
+      <w:r>
+        <w:t>period</w:t>
+      </w:r>
+      <w:r>
+        <w:t xml:space="preserve"> tend to be positive, although not frequently enough to say with high confidence that </w:t>
+      </w:r>
+      <w:r>
+        <w:t>a true effect is being observed</w:t>
       </w:r>
       <w:r>
         <w:t xml:space="preserve">. </w:t>
       </w:r>
-    </w:p>
-    <w:p>
-      <w:pPr>
-        <w:spacing w:after="0" w:line="480" w:lineRule="auto"/>
-      </w:pPr>
-    </w:p>
-    <w:p>
-      <w:pPr>
-        <w:spacing w:after="0" w:line="480" w:lineRule="auto"/>
-      </w:pPr>
-      <w:r>
-        <w:t xml:space="preserve">Critically, no significant effect of treatment group, treatment period, or the interaction of the two is observed in either model (Figure 5). In both models, bootstrap parameter estimates of the effect of treatment group (i.e. Indian River) tend to be positive, although not frequently enough to say with high confidence that the relative effect of Indian River on pink salmon abundances is different than zero.  The effect of the post-treatment period is centered close to zero in all runs across both models. Parameter estimates of the effect of hatchery operations on abundances at Indian River tend to be negative. This surprising result would imply that fish are being drawn from Indian River towards the hatchery and that abundances in the stream have decreased as a result of hatchery operations, although once again it cannot be said with confidence that the true effect is different from zero. </w:t>
-      </w:r>
-    </w:p>
-    <w:p>
-      <w:pPr>
-        <w:spacing w:after="0" w:line="480" w:lineRule="auto"/>
-        <w:rPr>
-          <w:b/>
-          <w:bCs/>
-        </w:rPr>
-      </w:pPr>
-    </w:p>
-    <w:p>
-      <w:pPr>
-        <w:spacing w:after="0" w:line="480" w:lineRule="auto"/>
-        <w:rPr>
-          <w:b/>
-          <w:bCs/>
-        </w:rPr>
-      </w:pPr>
-      <w:r>
-        <w:rPr>
-          <w:b/>
-          <w:bCs/>
-        </w:rPr>
-        <w:t>Effect of Hatchery Releases</w:t>
-      </w:r>
-    </w:p>
-    <w:p>
-      <w:pPr>
-        <w:spacing w:after="0" w:line="480" w:lineRule="auto"/>
-      </w:pPr>
-      <w:r>
-        <w:t>T</w:t>
-      </w:r>
-      <w:r>
-        <w:t xml:space="preserve">he </w:t>
-      </w:r>
-      <w:r>
-        <w:t>final</w:t>
-      </w:r>
-      <w:r>
-        <w:t xml:space="preserve"> stage of this research </w:t>
-      </w:r>
-      <w:r>
-        <w:t>d</w:t>
-      </w:r>
-      <w:r>
-        <w:t>irectly evaluate</w:t>
-      </w:r>
-      <w:r>
-        <w:t>s</w:t>
-      </w:r>
-      <w:r>
-        <w:t xml:space="preserve"> the effect o</w:t>
-      </w:r>
-      <w:r>
-        <w:t>f the volume of pink salmon coming from each source (the river and the hatchery) in brood year t-1 has on the other in brood year t</w:t>
-      </w:r>
-      <w:r>
-        <w:t>.</w:t>
-      </w:r>
-      <w:r>
-        <w:t xml:space="preserve"> MARSS model</w:t>
+      <w:commentRangeStart w:id="44"/>
+      <w:r>
+        <w:t>While t</w:t>
+      </w:r>
+      <w:r>
+        <w:t xml:space="preserve">hese </w:t>
+      </w:r>
+      <w:r>
+        <w:t>result</w:t>
+      </w:r>
+      <w:r>
+        <w:t xml:space="preserve">s </w:t>
+      </w:r>
+      <w:r>
+        <w:t>do not</w:t>
       </w:r>
       <w:r>
         <w:t xml:space="preserve"> </w:t>
       </w:r>
       <w:r>
-        <w:rPr>
-          <w:rFonts w:ascii="MathJax_Math-italic" w:eastAsia="Times New Roman" w:hAnsi="MathJax_Math-italic" w:cs="Times New Roman"/>
-          <w:b/>
-          <w:bCs/>
-          <w:kern w:val="0"/>
-          <w:sz w:val="26"/>
-          <w:szCs w:val="26"/>
-          <w:bdr w:val="none" w:sz="0" w:space="0" w:color="auto" w:frame="1"/>
-          <w14:ligatures w14:val="none"/>
-        </w:rPr>
-        <w:t>B</w:t>
-      </w:r>
-      <w:r>
-        <w:t xml:space="preserve"> parameter estimates capture these interaction effects</w:t>
-      </w:r>
-      <w:r>
-        <w:t>, including the parameter of greatest interest – the e</w:t>
-      </w:r>
-      <w:r>
-        <w:t>ffect of prior brood year hatchery returns on current brood year Indian River abundance</w:t>
-      </w:r>
-      <w:r>
-        <w:t xml:space="preserve">, as well as the effect of </w:t>
-      </w:r>
-      <w:r>
-        <w:t xml:space="preserve">prior brood year Indian River </w:t>
-      </w:r>
-      <w:r>
-        <w:lastRenderedPageBreak/>
-        <w:t>abundance on current brood year</w:t>
+        <w:t>conclusively</w:t>
       </w:r>
       <w:r>
         <w:t xml:space="preserve"> </w:t>
       </w:r>
       <w:r>
-        <w:t>hatchery returns</w:t>
-      </w:r>
-      <w:r>
-        <w:t>, and the effect of prior brood year Indian River abundance on current brood year Indian River abundance</w:t>
-      </w:r>
-      <w:r>
-        <w:t xml:space="preserve"> (Figure 6)</w:t>
-      </w:r>
-      <w:r>
-        <w:t>.</w:t>
-      </w:r>
-    </w:p>
-    <w:p>
-      <w:pPr>
-        <w:spacing w:after="0" w:line="480" w:lineRule="auto"/>
-      </w:pPr>
-      <w:r>
-        <w:tab/>
-        <w:t xml:space="preserve">The </w:t>
-      </w:r>
-      <w:r>
-        <w:t xml:space="preserve">average </w:t>
-      </w:r>
-      <w:r>
-        <w:t>e</w:t>
-      </w:r>
-      <w:r>
-        <w:t>ffect of prior brood year hatchery returns on current brood year Indian River abundance</w:t>
-      </w:r>
-      <w:r>
-        <w:t xml:space="preserve"> was</w:t>
-      </w:r>
-      <w:r>
-        <w:t xml:space="preserve"> </w:t>
-      </w:r>
-      <w:r>
-        <w:t xml:space="preserve">positive </w:t>
-      </w:r>
-      <w:r>
-        <w:t>for both even- and odd-year runs</w:t>
-      </w:r>
-      <w:r>
-        <w:t>, although this is the smallest of the three effects observed for each run, with point estimates of 0.</w:t>
-      </w:r>
-      <w:r>
-        <w:t>089</w:t>
-      </w:r>
-      <w:r>
-        <w:t xml:space="preserve"> and 0.</w:t>
-      </w:r>
-      <w:r>
-        <w:t>04</w:t>
-      </w:r>
-      <w:r>
-        <w:t xml:space="preserve"> respectively</w:t>
-      </w:r>
-      <w:r>
-        <w:t>, and in both cases enough parameter estimates fell below zero to diminish statistical confidence in the result</w:t>
-      </w:r>
-      <w:r>
-        <w:t xml:space="preserve">. </w:t>
-      </w:r>
-      <w:r>
-        <w:t>Not surprisingly t</w:t>
-      </w:r>
-      <w:r>
-        <w:t xml:space="preserve">he river shows a significant positive effect on itself for both odd- and even-year runs, with </w:t>
-      </w:r>
-      <w:r>
-        <w:t>point estimates</w:t>
-      </w:r>
-      <w:r>
-        <w:t xml:space="preserve"> of </w:t>
-      </w:r>
-      <w:r>
-        <w:t>0.</w:t>
-      </w:r>
-      <w:r>
-        <w:t>92</w:t>
-      </w:r>
-      <w:r>
-        <w:t xml:space="preserve"> in even years and 0.</w:t>
-      </w:r>
-      <w:r>
-        <w:t>96</w:t>
-      </w:r>
-      <w:r>
-        <w:t xml:space="preserve"> in odd years. </w:t>
-      </w:r>
-      <w:r>
-        <w:t>B</w:t>
-      </w:r>
-      <w:r>
-        <w:t xml:space="preserve">oth even- and odd-year hatchery returns are </w:t>
-      </w:r>
-      <w:r>
-        <w:t xml:space="preserve">also </w:t>
-      </w:r>
-      <w:r>
-        <w:t xml:space="preserve">significantly influenced by </w:t>
-      </w:r>
-      <w:r>
-        <w:t>prior brood year</w:t>
-      </w:r>
-      <w:r>
-        <w:t xml:space="preserve"> Indian River abundances</w:t>
-      </w:r>
-      <w:r>
-        <w:t>, with the model</w:t>
-      </w:r>
-      <w:r>
-        <w:t xml:space="preserve"> finding respective</w:t>
-      </w:r>
-      <w:r>
-        <w:t xml:space="preserve"> point estimates of </w:t>
-      </w:r>
-      <w:r>
-        <w:t>0</w:t>
-      </w:r>
-      <w:r>
-        <w:t>.</w:t>
-      </w:r>
-      <w:r>
-        <w:t>6</w:t>
-      </w:r>
-      <w:r>
-        <w:t>31</w:t>
-      </w:r>
-      <w:r>
-        <w:t xml:space="preserve"> and 0.</w:t>
-      </w:r>
-      <w:r>
-        <w:t>311</w:t>
-      </w:r>
-      <w:r>
-        <w:t>.</w:t>
-      </w:r>
-      <w:r>
-        <w:t xml:space="preserve"> </w:t>
-      </w:r>
-      <w:commentRangeStart w:id="44"/>
-      <w:r>
-        <w:t xml:space="preserve">While the effect of prior brood year Indian River abundances on current brood year hatchery returns is stronger for both runs than its inverse, it is crucial to note that hatchery returns are </w:t>
-      </w:r>
-      <w:r>
-        <w:t>greater than Indian River abundance much more often than not. This means that</w:t>
-      </w:r>
-      <w:r>
-        <w:t>,</w:t>
-      </w:r>
-      <w:r>
-        <w:t xml:space="preserve"> despite the difference in effect, the overall numbers of fish </w:t>
-      </w:r>
-      <w:r>
-        <w:t xml:space="preserve">straying </w:t>
-      </w:r>
-      <w:r>
-        <w:t xml:space="preserve">to a </w:t>
-      </w:r>
-      <w:r>
-        <w:t xml:space="preserve">non-origin </w:t>
-      </w:r>
-      <w:r>
-        <w:t xml:space="preserve">site </w:t>
-      </w:r>
-      <w:r>
-        <w:t>could be roughly equal or even skewed towards hatchery-born fish returning to Indian River. In those brood years where Indian River abundances exceed hatchery returns, these effect</w:t>
-      </w:r>
-      <w:r>
-        <w:t xml:space="preserve"> size</w:t>
-      </w:r>
-      <w:r>
-        <w:t>s imply that the following brood year will see more fish from Indian River returning to the hatchery than vice versa.</w:t>
+        <w:t xml:space="preserve">determine that </w:t>
+      </w:r>
+      <w:r>
+        <w:t>no effect of SJH operations on Indian River pink salmon abundances</w:t>
+      </w:r>
+      <w:r>
+        <w:t xml:space="preserve"> exists</w:t>
+      </w:r>
+      <w:r>
+        <w:t>, th</w:t>
+      </w:r>
+      <w:r>
+        <w:t>ey carry the implication that any</w:t>
+      </w:r>
+      <w:r>
+        <w:t xml:space="preserve"> effect </w:t>
+      </w:r>
+      <w:r>
+        <w:t xml:space="preserve">of SJH operations </w:t>
+      </w:r>
+      <w:r>
+        <w:t>that might exist i</w:t>
+      </w:r>
+      <w:r>
+        <w:t xml:space="preserve">s dwarfed by the overall changes in pink salmon population dynamics throughout the region during the treatment period. </w:t>
       </w:r>
       <w:commentRangeEnd w:id="44"/>
       <w:r>
@@ -6875,6 +6692,291 @@
     <w:p>
       <w:pPr>
         <w:spacing w:after="0" w:line="480" w:lineRule="auto"/>
+        <w:rPr>
+          <w:b/>
+          <w:bCs/>
+        </w:rPr>
+      </w:pPr>
+    </w:p>
+    <w:p>
+      <w:pPr>
+        <w:spacing w:after="0" w:line="480" w:lineRule="auto"/>
+        <w:rPr>
+          <w:b/>
+          <w:bCs/>
+        </w:rPr>
+      </w:pPr>
+      <w:r>
+        <w:rPr>
+          <w:b/>
+          <w:bCs/>
+        </w:rPr>
+        <w:t>Effect of Hatchery Releases</w:t>
+      </w:r>
+    </w:p>
+    <w:p>
+      <w:pPr>
+        <w:spacing w:after="0" w:line="480" w:lineRule="auto"/>
+      </w:pPr>
+      <w:r>
+        <w:t>T</w:t>
+      </w:r>
+      <w:r>
+        <w:t xml:space="preserve">he </w:t>
+      </w:r>
+      <w:r>
+        <w:t>final</w:t>
+      </w:r>
+      <w:r>
+        <w:t xml:space="preserve"> stage of this research </w:t>
+      </w:r>
+      <w:r>
+        <w:t>d</w:t>
+      </w:r>
+      <w:r>
+        <w:t>irectly evaluate</w:t>
+      </w:r>
+      <w:r>
+        <w:t>s</w:t>
+      </w:r>
+      <w:r>
+        <w:t xml:space="preserve"> the effect o</w:t>
+      </w:r>
+      <w:r>
+        <w:t>f the volume of pink salmon coming from each source (the river and the hatchery) in brood year t-1 has on the other in brood year t</w:t>
+      </w:r>
+      <w:r>
+        <w:t>.</w:t>
+      </w:r>
+      <w:r>
+        <w:t xml:space="preserve"> MARSS model</w:t>
+      </w:r>
+      <w:r>
+        <w:t xml:space="preserve"> </w:t>
+      </w:r>
+      <w:r>
+        <w:rPr>
+          <w:rFonts w:ascii="MathJax_Math-italic" w:eastAsia="Times New Roman" w:hAnsi="MathJax_Math-italic" w:cs="Times New Roman"/>
+          <w:b/>
+          <w:bCs/>
+          <w:kern w:val="0"/>
+          <w:sz w:val="26"/>
+          <w:szCs w:val="26"/>
+          <w:bdr w:val="none" w:sz="0" w:space="0" w:color="auto" w:frame="1"/>
+          <w14:ligatures w14:val="none"/>
+        </w:rPr>
+        <w:t>B</w:t>
+      </w:r>
+      <w:r>
+        <w:t xml:space="preserve"> parameter estimates capture these interaction effects</w:t>
+      </w:r>
+      <w:r>
+        <w:t>, including the parameter of greatest interest – the e</w:t>
+      </w:r>
+      <w:r>
+        <w:t>ffect of prior brood year hatchery returns on current brood year Indian River abundance</w:t>
+      </w:r>
+      <w:r>
+        <w:t xml:space="preserve">, as well as the effect of </w:t>
+      </w:r>
+      <w:r>
+        <w:t>prior brood year Indian River abundance on current brood year</w:t>
+      </w:r>
+      <w:r>
+        <w:t xml:space="preserve"> </w:t>
+      </w:r>
+      <w:r>
+        <w:t>hatchery returns</w:t>
+      </w:r>
+      <w:r>
+        <w:t>, and the effect of prior brood year Indian River abundance on current brood year Indian River abundance</w:t>
+      </w:r>
+      <w:r>
+        <w:t xml:space="preserve"> (Figure 6)</w:t>
+      </w:r>
+      <w:r>
+        <w:t>.</w:t>
+      </w:r>
+    </w:p>
+    <w:p>
+      <w:pPr>
+        <w:spacing w:after="0" w:line="480" w:lineRule="auto"/>
+      </w:pPr>
+      <w:r>
+        <w:tab/>
+        <w:t xml:space="preserve">The </w:t>
+      </w:r>
+      <w:r>
+        <w:t xml:space="preserve">average </w:t>
+      </w:r>
+      <w:r>
+        <w:t>e</w:t>
+      </w:r>
+      <w:r>
+        <w:t>ffect of prior brood year hatchery returns on current brood year Indian River abundance</w:t>
+      </w:r>
+      <w:r>
+        <w:t xml:space="preserve"> was</w:t>
+      </w:r>
+      <w:r>
+        <w:t xml:space="preserve"> </w:t>
+      </w:r>
+      <w:r>
+        <w:t xml:space="preserve">positive </w:t>
+      </w:r>
+      <w:r>
+        <w:t>for both even- and odd-year runs</w:t>
+      </w:r>
+      <w:r>
+        <w:t xml:space="preserve">, although this is the smallest of </w:t>
+      </w:r>
+      <w:r>
+        <w:lastRenderedPageBreak/>
+        <w:t>the three effects observed for each run, with point estimates of 0.</w:t>
+      </w:r>
+      <w:r>
+        <w:t>089</w:t>
+      </w:r>
+      <w:r>
+        <w:t xml:space="preserve"> and 0.</w:t>
+      </w:r>
+      <w:r>
+        <w:t>04</w:t>
+      </w:r>
+      <w:r>
+        <w:t xml:space="preserve"> respectively</w:t>
+      </w:r>
+      <w:r>
+        <w:t>, and in both cases enough parameter estimates fell below zero to diminish statistical confidence in the result</w:t>
+      </w:r>
+      <w:r>
+        <w:t xml:space="preserve">. </w:t>
+      </w:r>
+      <w:r>
+        <w:t>Not surprisingly t</w:t>
+      </w:r>
+      <w:r>
+        <w:t xml:space="preserve">he river shows a significant positive effect on itself for both odd- and even-year runs, with </w:t>
+      </w:r>
+      <w:r>
+        <w:t>point estimates</w:t>
+      </w:r>
+      <w:r>
+        <w:t xml:space="preserve"> of </w:t>
+      </w:r>
+      <w:r>
+        <w:t>0.</w:t>
+      </w:r>
+      <w:r>
+        <w:t>92</w:t>
+      </w:r>
+      <w:r>
+        <w:t xml:space="preserve"> in even years and 0.</w:t>
+      </w:r>
+      <w:r>
+        <w:t>96</w:t>
+      </w:r>
+      <w:r>
+        <w:t xml:space="preserve"> in odd years. </w:t>
+      </w:r>
+      <w:r>
+        <w:t>B</w:t>
+      </w:r>
+      <w:r>
+        <w:t xml:space="preserve">oth even- and odd-year hatchery returns are </w:t>
+      </w:r>
+      <w:r>
+        <w:t xml:space="preserve">also </w:t>
+      </w:r>
+      <w:r>
+        <w:t xml:space="preserve">significantly influenced by </w:t>
+      </w:r>
+      <w:r>
+        <w:t>prior brood year</w:t>
+      </w:r>
+      <w:r>
+        <w:t xml:space="preserve"> Indian River abundances</w:t>
+      </w:r>
+      <w:r>
+        <w:t>, with the model</w:t>
+      </w:r>
+      <w:r>
+        <w:t xml:space="preserve"> finding respective</w:t>
+      </w:r>
+      <w:r>
+        <w:t xml:space="preserve"> point estimates of </w:t>
+      </w:r>
+      <w:r>
+        <w:t>0</w:t>
+      </w:r>
+      <w:r>
+        <w:t>.</w:t>
+      </w:r>
+      <w:r>
+        <w:t>6</w:t>
+      </w:r>
+      <w:r>
+        <w:t>31</w:t>
+      </w:r>
+      <w:r>
+        <w:t xml:space="preserve"> and 0.</w:t>
+      </w:r>
+      <w:r>
+        <w:t>311</w:t>
+      </w:r>
+      <w:r>
+        <w:t>.</w:t>
+      </w:r>
+      <w:r>
+        <w:t xml:space="preserve"> </w:t>
+      </w:r>
+      <w:commentRangeStart w:id="45"/>
+      <w:r>
+        <w:t xml:space="preserve">While the effect of prior brood year Indian River abundances on current brood year hatchery returns is stronger for both runs than its inverse, it is crucial to note that hatchery returns are </w:t>
+      </w:r>
+      <w:r>
+        <w:t>greater than Indian River abundance much more often than not. This means that</w:t>
+      </w:r>
+      <w:r>
+        <w:t>,</w:t>
+      </w:r>
+      <w:r>
+        <w:t xml:space="preserve"> despite the difference in effect, the overall numbers of fish </w:t>
+      </w:r>
+      <w:r>
+        <w:t xml:space="preserve">straying </w:t>
+      </w:r>
+      <w:r>
+        <w:t xml:space="preserve">to a </w:t>
+      </w:r>
+      <w:r>
+        <w:t xml:space="preserve">non-origin </w:t>
+      </w:r>
+      <w:r>
+        <w:t xml:space="preserve">site </w:t>
+      </w:r>
+      <w:r>
+        <w:t>could be roughly equal or even skewed towards hatchery-born fish returning to Indian River. In those brood years where Indian River abundances exceed hatchery returns, these effect</w:t>
+      </w:r>
+      <w:r>
+        <w:t xml:space="preserve"> size</w:t>
+      </w:r>
+      <w:r>
+        <w:t>s imply that the following brood year will see more fish from Indian River returning to the hatchery than vice versa.</w:t>
+      </w:r>
+      <w:commentRangeEnd w:id="45"/>
+      <w:r>
+        <w:rPr>
+          <w:rStyle w:val="CommentReference"/>
+          <w:sz w:val="24"/>
+          <w:szCs w:val="24"/>
+        </w:rPr>
+        <w:commentReference w:id="45"/>
+      </w:r>
+    </w:p>
+    <w:p>
+      <w:pPr>
+        <w:spacing w:after="0" w:line="480" w:lineRule="auto"/>
       </w:pPr>
     </w:p>
     <w:bookmarkEnd w:id="1"/>
@@ -6888,7 +6990,7 @@
           <w:u w:val="single"/>
         </w:rPr>
       </w:pPr>
-      <w:commentRangeStart w:id="45"/>
+      <w:commentRangeStart w:id="46"/>
       <w:r>
         <w:rPr>
           <w:b/>
@@ -6897,7 +6999,7 @@
         </w:rPr>
         <w:t>Discussion</w:t>
       </w:r>
-      <w:commentRangeEnd w:id="45"/>
+      <w:commentRangeEnd w:id="46"/>
       <w:r>
         <w:rPr>
           <w:rStyle w:val="CommentReference"/>
@@ -6907,7 +7009,7 @@
           <w:szCs w:val="24"/>
           <w:u w:val="single"/>
         </w:rPr>
-        <w:commentReference w:id="45"/>
+        <w:commentReference w:id="46"/>
       </w:r>
     </w:p>
     <w:p>
@@ -6926,7 +7028,6 @@
         <w:t xml:space="preserve">north southeast </w:t>
       </w:r>
       <w:r>
-        <w:lastRenderedPageBreak/>
         <w:t>(</w:t>
       </w:r>
       <w:r>
@@ -6940,7 +7041,11 @@
         <w:t>), where</w:t>
       </w:r>
       <w:r>
-        <w:t>as odd-year runs are not in line with broader regional patterns. No significant impact of hatchery operations at Indian River was observed in either run, although evidence was found of Indian River abundances positively influencing hatchery returns in the subsequent brood year. The effect of hatchery releases on subsequent brood year Indian River abundances was not found to be statistically significant for either run, in both cases a convincing majority of bootstrapped parameter estimates were positive (94.2% in even-year runs, and 92% in odd-year runs). This falls short of the 95% confidence threshold, it is worth considering the implications of a small but positive true effect of hatchery releases on Indian River pink salmon abundance in the following brood year. For both runs, the effect of prior brood year Indian River abundances on current brood year hatchery returns is stronger than its inverse (Figure 6), but it is crucial to note that hatchery returns are greater than Indian River abundance much more often than not. This means that, if there exists a small but positive true effect of hatchery releases on subsequent brood year Indian River abundances, the overall numbers of fish straying to a non-origin site could be roughly equal or even skewed towards hatchery-born fish returning to Indian River. In those brood years where Indian River abundances exceed hatchery returns, these effect sizes imply that the following brood year will see more fish from Indian River returning to the hatchery than vice versa.</w:t>
+        <w:t xml:space="preserve">as odd-year runs are not in line with broader regional patterns. No significant impact of hatchery operations at Indian River was observed in either run, although evidence was found of Indian River abundances positively influencing hatchery returns in the subsequent brood year. The effect of hatchery releases on subsequent brood year Indian River abundances </w:t>
+      </w:r>
+      <w:r>
+        <w:lastRenderedPageBreak/>
+        <w:t>was not found to be statistically significant for either run, in both cases a convincing majority of bootstrapped parameter estimates were positive (94.2% in even-year runs, and 92% in odd-year runs). This falls short of the 95% confidence threshold, it is worth considering the implications of a small but positive true effect of hatchery releases on Indian River pink salmon abundance in the following brood year. For both runs, the effect of prior brood year Indian River abundances on current brood year hatchery returns is stronger than its inverse (Figure 6), but it is crucial to note that hatchery returns are greater than Indian River abundance much more often than not. This means that, if there exists a small but positive true effect of hatchery releases on subsequent brood year Indian River abundances, the overall numbers of fish straying to a non-origin site could be roughly equal or even skewed towards hatchery-born fish returning to Indian River. In those brood years where Indian River abundances exceed hatchery returns, these effect sizes imply that the following brood year will see more fish from Indian River returning to the hatchery than vice versa.</w:t>
       </w:r>
     </w:p>
     <w:p>
@@ -6949,14 +7054,14 @@
         <w:ind w:firstLine="720"/>
       </w:pPr>
       <w:r>
-        <w:t xml:space="preserve">In even years, Indian River salmon are not out of the ordinary relative to the wider region. No effect of the commencement of hatchery operations or the expansion of hatchery releases was associated with an increase in the numbers of spawning pink salmon at Indian River relative to the wider region (Figure 5). However, in even years, Indian River abundances were estimated to have a strong impact on pink salmon returning to the hatchery in the </w:t>
+        <w:t xml:space="preserve">In even years, Indian River salmon are not out of the ordinary relative to the wider region. No effect of the commencement of hatchery operations or the expansion of hatchery releases was associated with an increase in the numbers of spawning pink salmon at Indian River relative to the wider region (Figure 5). However, in even years, Indian River abundances were estimated to have a strong impact on pink salmon returning to the hatchery in the subsequent brood year, while an accompanying effect of hatchery releases on subsequent brood year Indian River abundances was not found to be statistically significant (Figure 6). </w:t>
+      </w:r>
+      <w:r>
+        <w:t xml:space="preserve">Even if there exists small but positive true effect of hatchery releases on subsequent brood year Indian River abundances in even-year runs, the difference between this effect and the relatively </w:t>
       </w:r>
       <w:r>
         <w:lastRenderedPageBreak/>
-        <w:t xml:space="preserve">subsequent brood year, while an accompanying effect of hatchery releases on subsequent brood year Indian River abundances was not found to be statistically significant (Figure 6). </w:t>
-      </w:r>
-      <w:r>
-        <w:t xml:space="preserve">Even if there exists small but positive true effect of hatchery releases on subsequent brood year Indian River abundances in even-year runs, the difference between this effect and the relatively larger effect of Indian River abundances on pink salmon returning to the hatchery in the subsequent brood year is fairly large. This would imply that Indian River spawners would have to vastly outnumber hatchery releases in a given year in order for a net increase in Indian River abundance due to hatchery releases to occur in the following brood year. </w:t>
+        <w:t xml:space="preserve">larger effect of Indian River abundances on pink salmon returning to the hatchery in the subsequent brood year is fairly large. This would imply that Indian River spawners would have to vastly outnumber hatchery releases in a given year in order for a net increase in Indian River abundance due to hatchery releases to occur in the following brood year. </w:t>
       </w:r>
       <w:r>
         <w:t>Taken together, these results imply there is little concern that even-year pink salmon abundances fall outside their natural range of variation at Indian River, and indeed seem to be significantly contributing to hatchery returns.</w:t>
@@ -6968,11 +7073,20 @@
         <w:ind w:firstLine="720"/>
       </w:pPr>
       <w:r>
-        <w:t xml:space="preserve">In odd years, MARSS models evaluated for best fit suggested that abundances at Indian River significantly differ in character from what would be expected of a similar stream in the region. However, similar to even-year runs, there was no effect of significance which associated Indian River pink salmon abundances with the commencement of hatchery operations or the expansion of hatchery releases. Also similar to even-year runs, odd-year Indian River abundances were estimated to have a significant effect on pink salmon returning to SJH in the subsequent brood year, although this effect was not as strong as its even-year counterpart (Figure 6). While indications exist that odd-year pink salmon abundance at Indian River do not fall within the natural range of variation expected throughout the wider region, there is no conclusive evidence that indicates this difference is being driven by SJH pink salmon releases. It </w:t>
+        <w:t xml:space="preserve">In odd years, MARSS models evaluated for best fit suggested that abundances at Indian River significantly differ in character from what would be expected of a similar stream in the region. However, similar to even-year runs, there was no effect of significance which associated Indian River pink salmon abundances with the commencement of hatchery operations or the expansion of hatchery releases. Also similar to even-year runs, odd-year Indian River abundances were estimated to have a significant effect on pink salmon returning to SJH in the subsequent brood year, although this effect was not as strong as its even-year counterpart (Figure 6). While indications exist that odd-year pink salmon abundance at Indian River do not fall within the natural range of variation expected throughout the wider region, there is no conclusive evidence that indicates this difference is being driven by SJH pink salmon releases. It may be that the gap between Indian River abundances and the regional expectation is due to the large differences observed in the first three decades of the time series (Figure 3). </w:t>
+      </w:r>
+    </w:p>
+    <w:p>
+      <w:pPr>
+        <w:spacing w:after="0" w:line="480" w:lineRule="auto"/>
+      </w:pPr>
+      <w:r>
+        <w:tab/>
+        <w:t xml:space="preserve">Being that the results of this work are intended first and foremost to provide management at SITK with a comprehensive description of both the impacts of SJH operations and of the population dynamics of pink salmon throughout the broader region, the implications </w:t>
       </w:r>
       <w:r>
         <w:lastRenderedPageBreak/>
-        <w:t xml:space="preserve">may be that the gap between Indian River abundances and the regional expectation is due to the large differences observed in the first three decades of the time series (Figure 3). </w:t>
+        <w:t>of these findings and how they might inform the duties of park officials with respect to conservation must be considered. In even years, pink salmon abundances are in line with those observed at ‘pristine’ index streams nearby and thus increases in their spawning densities are likely still within the natural range of variation. This is not to say that concerns about hypoxia events are not still pressing, but the possibility exists that interceding on behalf of Indian River’s other resident species may run contrary to the natural state of even-year pink salmon. Available evidence suggests that there is likely no need for intervention to address even-year abundances. In odd years there exists more compelling evidence that hatchery releases of pink salmon could be exerting some influence over abundances at Indian River. It is not likely that the hatchery is the main driver of high pink salmon densities in odd years (spawning abundances of these fish have been on the rise throughout the region for decades), but there exists a greater possibility that hatchery fish may having some influence on abundances seen at Indian River than for even-year runs. Recall that in odd years, the effect of Indian River pink salmon abundance on hatchery returns in the subsequent brood year is lower than the effect observed in even years. If there exists some small but positive true effect of hatchery releases on subsequent brood year Indian River abundances, the difference between the magnitude of these effects in odd years would be far less than in even-years, meaning that odd-year Indian River abundances would be more susceptible to being inflated by hatchery releases. It is possible that limiting the number of SJH pink salmon moving into Indian River to spawn in odd years may be beneficial for maintaining the wild population in the park within their natural range of variation, but this is far from conclusive, and suggests the need for more consistent otolith sampling of odd-year Indian River spawners in order to further understand the impact of SJH releases.</w:t>
       </w:r>
     </w:p>
     <w:p>
@@ -6980,19 +7094,7 @@
         <w:spacing w:after="0" w:line="480" w:lineRule="auto"/>
       </w:pPr>
       <w:r>
-        <w:tab/>
-        <w:t xml:space="preserve">Being that the results of this work are intended first and foremost to provide management at SITK with a comprehensive description of both the impacts of SJH operations and of the population dynamics of pink salmon throughout the broader region, the implications of these findings and how they might inform the duties of park officials with respect to conservation must be considered. In even years, pink salmon abundances are in line with those observed at ‘pristine’ index streams nearby and thus increases in their spawning densities are likely still within the natural range of variation. This is not to say that concerns about hypoxia events are not still pressing, but the possibility exists that interceding on behalf of Indian River’s other resident species may run contrary to the natural state of even-year pink salmon. Available evidence suggests that there is likely no need for intervention to address even-year abundances. In odd years there exists more compelling evidence that hatchery releases of pink salmon could be exerting some influence over abundances at Indian River. It is not likely that the hatchery is the main driver of high pink salmon densities in odd years (spawning abundances of these fish have been on the rise throughout the region for decades), but there exists a greater possibility that hatchery fish may having some influence on abundances seen at Indian River than for even-year runs. Recall that in odd years, the effect of Indian River pink salmon abundance on hatchery returns in the subsequent brood year is lower than the effect observed in even years. If there exists some small but positive true effect of hatchery releases on subsequent brood year Indian River abundances, the difference between the magnitude of these effects in odd years would be far less than in even-years, meaning that odd-year Indian River abundances </w:t>
-      </w:r>
-      <w:r>
         <w:lastRenderedPageBreak/>
-        <w:t>would be more susceptible to being inflated by hatchery releases. It is possible that limiting the number of SJH pink salmon moving into Indian River to spawn in odd years may be beneficial for maintaining the wild population in the park within their natural range of variation, but this is far from conclusive, and suggests the need for more consistent otolith sampling of odd-year Indian River spawners in order to further understand the impact of SJH releases.</w:t>
-      </w:r>
-    </w:p>
-    <w:p>
-      <w:pPr>
-        <w:spacing w:after="0" w:line="480" w:lineRule="auto"/>
-      </w:pPr>
-      <w:r>
         <w:tab/>
         <w:t>It is clear from this research that determining the point at which a native species becomes overabundant is not a simple task. In the case of pink salmon at Indian River, this task is made additionally complicated by the fact there two populations inhabiting the same environment (odd- and even-year runs) with potentially different life histories and characteristics. When assessing whether or not the overabundance of a native species in an ecosystem might be driven by some anthropogenic intervention requires the consideration not only of that particular population in time, but also the consideration of relevant populations of the same species that have not been exposed to the same intervention (although this may not always be possible).</w:t>
       </w:r>
@@ -7115,7 +7217,7 @@
         <w:spacing w:line="240" w:lineRule="auto"/>
         <w:ind w:left="720" w:hanging="720"/>
         <w:rPr>
-          <w:ins w:id="46" w:author="Brian E McGreal" w:date="2026-03-27T09:38:00Z" w16du:dateUtc="2026-03-27T16:38:00Z"/>
+          <w:ins w:id="47" w:author="Brian E McGreal" w:date="2026-03-27T09:38:00Z" w16du:dateUtc="2026-03-27T16:38:00Z"/>
         </w:rPr>
       </w:pPr>
       <w:r>
@@ -7180,7 +7282,7 @@
         <w:spacing w:line="240" w:lineRule="auto"/>
         <w:ind w:left="720" w:hanging="720"/>
       </w:pPr>
-      <w:ins w:id="47" w:author="Brian E McGreal" w:date="2026-03-27T09:38:00Z" w16du:dateUtc="2026-03-27T16:38:00Z">
+      <w:ins w:id="48" w:author="Brian E McGreal" w:date="2026-03-27T09:38:00Z" w16du:dateUtc="2026-03-27T16:38:00Z">
         <w:r>
           <w:t xml:space="preserve">Burnham, K. P., D. R. Anderson, </w:t>
         </w:r>
@@ -7191,7 +7293,7 @@
       <w:r>
         <w:t xml:space="preserve"> </w:t>
       </w:r>
-      <w:ins w:id="48" w:author="Brian E McGreal" w:date="2026-03-27T09:38:00Z" w16du:dateUtc="2026-03-27T16:38:00Z">
+      <w:ins w:id="49" w:author="Brian E McGreal" w:date="2026-03-27T09:38:00Z" w16du:dateUtc="2026-03-27T16:38:00Z">
         <w:r>
           <w:t xml:space="preserve">K. P. Huyvaert. 2010. AIC model selection and multimodal interference in behavioral ecology: some background, observations, and comparisons. </w:t>
         </w:r>
@@ -8133,7 +8235,7 @@
       </w:r>
     </w:p>
   </w:comment>
-  <w:comment w:id="44" w:author="Brian McGreal" w:date="2026-04-01T12:38:00Z" w:initials="BM">
+  <w:comment w:id="44" w:author="Brian E McGreal" w:date="2026-04-06T12:55:00Z" w:initials="BM">
     <w:p>
       <w:pPr>
         <w:pStyle w:val="CommentText"/>
@@ -8145,11 +8247,27 @@
         <w:annotationRef/>
       </w:r>
       <w:r>
+        <w:t>Can I say this?</w:t>
+      </w:r>
+    </w:p>
+  </w:comment>
+  <w:comment w:id="45" w:author="Brian McGreal" w:date="2026-04-01T12:38:00Z" w:initials="BM">
+    <w:p>
+      <w:pPr>
+        <w:pStyle w:val="CommentText"/>
+      </w:pPr>
+      <w:r>
+        <w:rPr>
+          <w:rStyle w:val="CommentReference"/>
+        </w:rPr>
+        <w:annotationRef/>
+      </w:r>
+      <w:r>
         <w:t>Can I still say this stuff? Even though the one effect is not significant?</w:t>
       </w:r>
     </w:p>
   </w:comment>
-  <w:comment w:id="45" w:author="Mark Scheuerell" w:date="2026-03-07T10:13:00Z" w:initials="s">
+  <w:comment w:id="46" w:author="Mark Scheuerell" w:date="2026-03-07T10:13:00Z" w:initials="s">
     <w:p>
       <w:pPr>
         <w:pStyle w:val="CommentText"/>
@@ -8181,6 +8299,7 @@
   <w15:commentEx w15:paraId="462547C8" w15:done="0"/>
   <w15:commentEx w15:paraId="23F275B2" w15:paraIdParent="462547C8" w15:done="0"/>
   <w15:commentEx w15:paraId="090708CA" w15:done="0"/>
+  <w15:commentEx w15:paraId="2229C8D2" w15:done="0"/>
   <w15:commentEx w15:paraId="749D68C0" w15:done="0"/>
   <w15:commentEx w15:paraId="4953AF7F" w15:done="0"/>
 </w15:commentsEx>
@@ -8199,6 +8318,7 @@
   <w16cex:commentExtensible w16cex:durableId="206F53A5" w16cex:dateUtc="2026-03-07T17:07:00Z"/>
   <w16cex:commentExtensible w16cex:durableId="44C801D1" w16cex:dateUtc="2026-03-30T21:45:00Z"/>
   <w16cex:commentExtensible w16cex:durableId="32D3276B" w16cex:dateUtc="2026-03-30T22:05:00Z"/>
+  <w16cex:commentExtensible w16cex:durableId="5920609F" w16cex:dateUtc="2026-04-06T19:55:00Z"/>
   <w16cex:commentExtensible w16cex:durableId="0F2004AB" w16cex:dateUtc="2026-04-01T19:38:00Z"/>
   <w16cex:commentExtensible w16cex:durableId="4E6740D1" w16cex:dateUtc="2026-03-07T18:13:00Z"/>
 </w16cex:commentsExtensible>
@@ -8217,6 +8337,7 @@
   <w16cid:commentId w16cid:paraId="462547C8" w16cid:durableId="206F53A5"/>
   <w16cid:commentId w16cid:paraId="23F275B2" w16cid:durableId="44C801D1"/>
   <w16cid:commentId w16cid:paraId="090708CA" w16cid:durableId="32D3276B"/>
+  <w16cid:commentId w16cid:paraId="2229C8D2" w16cid:durableId="5920609F"/>
   <w16cid:commentId w16cid:paraId="749D68C0" w16cid:durableId="0F2004AB"/>
   <w16cid:commentId w16cid:paraId="4953AF7F" w16cid:durableId="4E6740D1"/>
 </w16cid:commentsIds>

--- a/output/writing/DissertationChapter/Ch1_draft2.docx
+++ b/output/writing/DissertationChapter/Ch1_draft2.docx
@@ -650,6 +650,218 @@
           <w:t>However, harm to ecosystems can also be driven by the hyperabundance of a native species, due either to shifting regional trends in habitat suitability, to direct (and often anthropogenic) intervention, or to a combination of these factors (Sambaraju and Goodsman 2021, Beckett et al. 2022, Moore et al. 2023).</w:t>
         </w:r>
       </w:ins>
+      <w:r>
+        <w:t xml:space="preserve"> </w:t>
+      </w:r>
+      <w:r>
+        <w:t>Purple s</w:t>
+      </w:r>
+      <w:r>
+        <w:t xml:space="preserve">ea urchin </w:t>
+      </w:r>
+      <w:r>
+        <w:t>(</w:t>
+      </w:r>
+      <w:r>
+        <w:rPr>
+          <w:i/>
+          <w:iCs/>
+        </w:rPr>
+        <w:t>Strongylocentrotus purpuratus</w:t>
+      </w:r>
+      <w:r>
+        <w:t xml:space="preserve">) </w:t>
+      </w:r>
+      <w:r>
+        <w:t xml:space="preserve">hyperabundance in the northern Pacific has led to the devastation of </w:t>
+      </w:r>
+      <w:commentRangeStart w:id="31"/>
+      <w:r>
+        <w:t>kelp</w:t>
+      </w:r>
+      <w:commentRangeEnd w:id="31"/>
+      <w:r>
+        <w:rPr>
+          <w:rStyle w:val="CommentReference"/>
+          <w:sz w:val="24"/>
+          <w:szCs w:val="24"/>
+        </w:rPr>
+        <w:commentReference w:id="31"/>
+      </w:r>
+      <w:r>
+        <w:t xml:space="preserve"> forests, critical ecosystems upon which countless marine species depend. This hyperabundance </w:t>
+      </w:r>
+      <w:r>
+        <w:t>has been driven by a direct anthropogenic intervention,</w:t>
+      </w:r>
+      <w:r>
+        <w:t xml:space="preserve"> the</w:t>
+      </w:r>
+      <w:r>
+        <w:t xml:space="preserve"> decimation </w:t>
+      </w:r>
+      <w:r>
+        <w:t xml:space="preserve">of </w:t>
+      </w:r>
+      <w:r>
+        <w:t xml:space="preserve">Pacific </w:t>
+      </w:r>
+      <w:r>
+        <w:t>sea otter</w:t>
+      </w:r>
+      <w:r>
+        <w:t xml:space="preserve"> (</w:t>
+      </w:r>
+      <w:r>
+        <w:rPr>
+          <w:i/>
+          <w:iCs/>
+        </w:rPr>
+        <w:t>Enhydra lutris</w:t>
+      </w:r>
+      <w:r>
+        <w:t>)</w:t>
+      </w:r>
+      <w:r>
+        <w:t xml:space="preserve"> populations</w:t>
+      </w:r>
+      <w:r>
+        <w:t xml:space="preserve"> during the 1</w:t>
+      </w:r>
+      <w:r>
+        <w:t>8</w:t>
+      </w:r>
+      <w:r>
+        <w:rPr>
+          <w:vertAlign w:val="superscript"/>
+        </w:rPr>
+        <w:t>th</w:t>
+      </w:r>
+      <w:r>
+        <w:t xml:space="preserve"> and </w:t>
+      </w:r>
+      <w:r>
+        <w:t>19</w:t>
+      </w:r>
+      <w:r>
+        <w:rPr>
+          <w:vertAlign w:val="superscript"/>
+        </w:rPr>
+        <w:t>th</w:t>
+      </w:r>
+      <w:r>
+        <w:t xml:space="preserve"> centuries</w:t>
+      </w:r>
+      <w:r>
+        <w:t xml:space="preserve"> due to the high value placed on otter pelts </w:t>
+      </w:r>
+      <w:r>
+        <w:t>by</w:t>
+      </w:r>
+      <w:r>
+        <w:t xml:space="preserve"> the maritime fur trade. Otter populations have never recovered, and as a result ‘urchin barrens’ are a common feature in shallow coastal regions off the west coast of North America </w:t>
+      </w:r>
+      <w:r>
+        <w:t>(</w:t>
+      </w:r>
+      <w:r>
+        <w:t>Estes 2015</w:t>
+      </w:r>
+      <w:r>
+        <w:t>)</w:t>
+      </w:r>
+      <w:r>
+        <w:t>.</w:t>
+      </w:r>
+      <w:r>
+        <w:t xml:space="preserve"> More recently, a</w:t>
+      </w:r>
+      <w:r>
+        <w:t>nother hyperabundant</w:t>
+      </w:r>
+      <w:r>
+        <w:t xml:space="preserve"> </w:t>
+      </w:r>
+      <w:r>
+        <w:t>species</w:t>
+      </w:r>
+      <w:r>
+        <w:t>, t</w:t>
+      </w:r>
+      <w:r>
+        <w:t xml:space="preserve">he </w:t>
+      </w:r>
+      <w:r>
+        <w:t>mountain pine beetle (</w:t>
+      </w:r>
+      <w:r>
+        <w:rPr>
+          <w:i/>
+          <w:iCs/>
+        </w:rPr>
+        <w:t>Dendroctonus ponderosae</w:t>
+      </w:r>
+      <w:r>
+        <w:t>)</w:t>
+      </w:r>
+      <w:r>
+        <w:t>,</w:t>
+      </w:r>
+      <w:r>
+        <w:t xml:space="preserve"> </w:t>
+      </w:r>
+      <w:r>
+        <w:t>has caused catastrophic destruction of</w:t>
+      </w:r>
+      <w:r>
+        <w:t xml:space="preserve"> coniferous forests </w:t>
+      </w:r>
+      <w:r>
+        <w:t>throughout its native range, the Rocky Mountains. While the mountain pine beetle’s life history has always involved causing damage to the inner bark of conifers, c</w:t>
+      </w:r>
+      <w:r>
+        <w:t xml:space="preserve">old </w:t>
+      </w:r>
+      <w:r>
+        <w:t xml:space="preserve">winter </w:t>
+      </w:r>
+      <w:r>
+        <w:t>temperatures</w:t>
+      </w:r>
+      <w:r>
+        <w:t xml:space="preserve"> have previously limited </w:t>
+      </w:r>
+      <w:r>
+        <w:t xml:space="preserve">the insects’ numbers and, by extension, their impacts on </w:t>
+      </w:r>
+      <w:r>
+        <w:t xml:space="preserve">Rocky Mountain </w:t>
+      </w:r>
+      <w:r>
+        <w:t>forests</w:t>
+      </w:r>
+      <w:r>
+        <w:t xml:space="preserve">. However, as shifting climate patterns have led to warmer winters and longer summers, the mountain pine beetle has flourished and in doing so has devasted large swathes </w:t>
+      </w:r>
+      <w:r>
+        <w:t>of forest habitat in Canada and the US</w:t>
+      </w:r>
+      <w:r>
+        <w:t xml:space="preserve"> </w:t>
+      </w:r>
+      <w:r>
+        <w:t>(Gibson et al. 2008).</w:t>
+      </w:r>
+      <w:r>
+        <w:t xml:space="preserve"> </w:t>
+      </w:r>
+      <w:r>
+        <w:t xml:space="preserve">Unlike the </w:t>
+      </w:r>
+      <w:r>
+        <w:lastRenderedPageBreak/>
+        <w:t xml:space="preserve">direct human intervention responsible for hyperabundant purple urchins, the mountain pine beetle has proliferated due to a shifting trend in habitat suitability (albeit one that is due indirectly to human activities). </w:t>
+      </w:r>
     </w:p>
     <w:p>
       <w:pPr>
@@ -665,7 +877,7 @@
       <w:r>
         <w:t xml:space="preserve">been to maintain abundances within a ‘natural range of variation’. Pursuant to this, park managers are often </w:t>
       </w:r>
-      <w:commentRangeStart w:id="31"/>
+      <w:commentRangeStart w:id="32"/>
       <w:r>
         <w:t>confronted with either the scarcity of native plant or animal species</w:t>
       </w:r>
@@ -675,7 +887,7 @@
       <w:r>
         <w:t xml:space="preserve"> or an abundance of non-native (exotic, invasive) species that may damage park ecosystems </w:t>
       </w:r>
-      <w:commentRangeEnd w:id="31"/>
+      <w:commentRangeEnd w:id="32"/>
       <w:r>
         <w:rPr>
           <w:rStyle w:val="CommentReference"/>
@@ -685,7 +897,7 @@
           <w:szCs w:val="24"/>
           <w:shd w:val="clear" w:color="auto" w:fill="FFFFFF"/>
         </w:rPr>
-        <w:commentReference w:id="31"/>
+        <w:commentReference w:id="32"/>
       </w:r>
       <w:r>
         <w:rPr>
@@ -698,29 +910,48 @@
       <w:r>
         <w:t xml:space="preserve">. </w:t>
       </w:r>
-      <w:del w:id="32" w:author="Brian E McGreal" w:date="2026-03-09T09:18:00Z" w16du:dateUtc="2026-03-09T16:18:00Z">
+      <w:del w:id="33" w:author="Brian E McGreal" w:date="2026-03-09T09:18:00Z" w16du:dateUtc="2026-03-09T16:18:00Z">
         <w:r>
+          <w:rPr>
+            <w:strike/>
+          </w:rPr>
           <w:delText xml:space="preserve">However, harm to ecosystems can also be driven by </w:delText>
         </w:r>
         <w:r>
+          <w:rPr>
+            <w:strike/>
+          </w:rPr>
           <w:delText>the</w:delText>
         </w:r>
         <w:r>
+          <w:rPr>
+            <w:strike/>
+          </w:rPr>
           <w:delText xml:space="preserve"> hyperabundance of a native species, due either to shifting regional trends in habitat suitability, to direct (and often anthropogenic) intervention, or to a combination of these factors (Sambaraju and Goodsman 2021, Beckett et al. 2022, Moore et al. 2023). </w:delText>
         </w:r>
       </w:del>
       <w:r>
+        <w:rPr>
+          <w:strike/>
+        </w:rPr>
         <w:t>For example, in Yellowstone National Park, native mountain pine beetles (</w:t>
       </w:r>
       <w:r>
         <w:rPr>
           <w:i/>
           <w:iCs/>
+          <w:strike/>
         </w:rPr>
         <w:t>Dendroctonus ponderosae</w:t>
       </w:r>
       <w:r>
-        <w:t>) have recently decimated coniferous forests due to a lack of cold winter temperatures, which have traditionally limited the insects’ numbers and, by extension, their impacts on forests (Gibson et al. 2008). Likewise, in many midwestern and eastern national parks, habitat alterations and the extirpation of natural predators outside park boundaries have led to unprecedented densities of white-tailed deer (</w:t>
+        <w:rPr>
+          <w:strike/>
+        </w:rPr>
+        <w:t>) have recently decimated coniferous forests due to a lack of cold winter temperatures, which have traditionally limited the insects’ numbers and, by extension, their impacts on forests (Gibson et al. 2008).</w:t>
+      </w:r>
+      <w:r>
+        <w:t xml:space="preserve"> Likewise, in many midwestern and eastern national parks, habitat alterations and the extirpation of natural predators outside park boundaries have led to unprecedented densities of white-tailed deer (</w:t>
       </w:r>
       <w:r>
         <w:rPr>
@@ -733,32 +964,32 @@
         <w:t xml:space="preserve">), capable of intense foraging on vegetation and the depletion of resources on which other species depend (Miller et al. 2023). </w:t>
       </w:r>
       <w:r>
-        <w:t xml:space="preserve">While there is little debate that </w:t>
+        <w:t>While there is little debate that these occurrences generate a need for management action,</w:t>
+      </w:r>
+      <w:r>
+        <w:t xml:space="preserve"> </w:t>
+      </w:r>
+      <w:r>
+        <w:t xml:space="preserve">the </w:t>
+      </w:r>
+      <w:r>
+        <w:t>point at which</w:t>
+      </w:r>
+      <w:r>
+        <w:t xml:space="preserve"> </w:t>
+      </w:r>
+      <w:r>
+        <w:t>the a</w:t>
+      </w:r>
+      <w:r>
+        <w:t xml:space="preserve">bundance of some endemic species exceeds the natural range of variation, thereby triggering a need for management action, can be difficult to ascertain. Park managers </w:t>
+      </w:r>
+      <w:r>
+        <w:t xml:space="preserve">finding themselves confronted with such issues must make careful and informed decisions based on the best scientific </w:t>
       </w:r>
       <w:r>
         <w:lastRenderedPageBreak/>
-        <w:t>these occurrences generate a need for management action,</w:t>
-      </w:r>
-      <w:r>
-        <w:t xml:space="preserve"> </w:t>
-      </w:r>
-      <w:r>
-        <w:t xml:space="preserve">the </w:t>
-      </w:r>
-      <w:r>
-        <w:t>point at which</w:t>
-      </w:r>
-      <w:r>
-        <w:t xml:space="preserve"> </w:t>
-      </w:r>
-      <w:r>
-        <w:t>the a</w:t>
-      </w:r>
-      <w:r>
-        <w:t xml:space="preserve">bundance of some endemic species exceeds the natural range of variation, thereby triggering a need for management action, can be difficult to ascertain. Park managers </w:t>
-      </w:r>
-      <w:r>
-        <w:t>finding themselves confronted with such issues must make careful and informed decisions based on the best scientific information available</w:t>
+        <w:t>information available</w:t>
       </w:r>
       <w:r>
         <w:t xml:space="preserve"> as they seek to interpret and implement the mandate to preserve resources in a natural condition. </w:t>
@@ -984,7 +1215,7 @@
       <w:r>
         <w:t xml:space="preserve"> include mature spruce-hemlock forests and </w:t>
       </w:r>
-      <w:commentRangeStart w:id="33"/>
+      <w:commentRangeStart w:id="34"/>
       <w:r>
         <w:rPr>
           <w:rFonts w:cstheme="minorHAnsi"/>
@@ -1070,7 +1301,7 @@
         </w:rPr>
         <w:t xml:space="preserve">the Indian River </w:t>
       </w:r>
-      <w:commentRangeEnd w:id="33"/>
+      <w:commentRangeEnd w:id="34"/>
       <w:r>
         <w:rPr>
           <w:rStyle w:val="CommentReference"/>
@@ -1080,7 +1311,7 @@
           <w:szCs w:val="24"/>
           <w:shd w:val="clear" w:color="auto" w:fill="FFFFFF"/>
         </w:rPr>
-        <w:commentReference w:id="33"/>
+        <w:commentReference w:id="34"/>
       </w:r>
       <w:r>
         <w:rPr>
@@ -1247,74 +1478,74 @@
         <w:t xml:space="preserve"> immediately </w:t>
       </w:r>
       <w:r>
-        <w:t xml:space="preserve">enter the </w:t>
+        <w:t>enter the ocean</w:t>
+      </w:r>
+      <w:r>
+        <w:t xml:space="preserve"> in spring</w:t>
+      </w:r>
+      <w:r>
+        <w:t xml:space="preserve">, </w:t>
+      </w:r>
+      <w:r>
+        <w:t>making no use of freshwater as rearing habitat. A</w:t>
+      </w:r>
+      <w:r>
+        <w:t xml:space="preserve">ll members of </w:t>
+      </w:r>
+      <w:r>
+        <w:t xml:space="preserve">the brood then </w:t>
+      </w:r>
+      <w:r>
+        <w:t>return to spawn</w:t>
+      </w:r>
+      <w:r>
+        <w:t xml:space="preserve"> </w:t>
+      </w:r>
+      <w:r>
+        <w:t xml:space="preserve">in autumn of </w:t>
+      </w:r>
+      <w:r>
+        <w:t xml:space="preserve">the following </w:t>
+      </w:r>
+      <w:r>
+        <w:t>year</w:t>
+      </w:r>
+      <w:r>
+        <w:t xml:space="preserve"> at two years of age</w:t>
+      </w:r>
+      <w:r>
+        <w:t xml:space="preserve">. This leads to two genetically distinct runs </w:t>
+      </w:r>
+      <w:r>
+        <w:t xml:space="preserve">of salmon inhabiting the same stream </w:t>
+      </w:r>
+      <w:r>
+        <w:t>in even numbered and odd numbered years</w:t>
+      </w:r>
+      <w:r>
+        <w:t xml:space="preserve"> (Quinn 2018)</w:t>
+      </w:r>
+      <w:r>
+        <w:t>. U</w:t>
+      </w:r>
+      <w:r>
+        <w:t xml:space="preserve">nlike </w:t>
+      </w:r>
+      <w:r>
+        <w:t xml:space="preserve">in </w:t>
+      </w:r>
+      <w:r>
+        <w:t>regions</w:t>
+      </w:r>
+      <w:r>
+        <w:t xml:space="preserve"> further north or south</w:t>
+      </w:r>
+      <w:r>
+        <w:t xml:space="preserve">, the rivers of northern </w:t>
       </w:r>
       <w:r>
         <w:lastRenderedPageBreak/>
-        <w:t>ocean</w:t>
-      </w:r>
-      <w:r>
-        <w:t xml:space="preserve"> in spring</w:t>
-      </w:r>
-      <w:r>
-        <w:t xml:space="preserve">, </w:t>
-      </w:r>
-      <w:r>
-        <w:t>making no use of freshwater as rearing habitat. A</w:t>
-      </w:r>
-      <w:r>
-        <w:t xml:space="preserve">ll members of </w:t>
-      </w:r>
-      <w:r>
-        <w:t xml:space="preserve">the brood then </w:t>
-      </w:r>
-      <w:r>
-        <w:t>return to spawn</w:t>
-      </w:r>
-      <w:r>
-        <w:t xml:space="preserve"> </w:t>
-      </w:r>
-      <w:r>
-        <w:t xml:space="preserve">in autumn of </w:t>
-      </w:r>
-      <w:r>
-        <w:t xml:space="preserve">the following </w:t>
-      </w:r>
-      <w:r>
-        <w:t>year</w:t>
-      </w:r>
-      <w:r>
-        <w:t xml:space="preserve"> at two years of age</w:t>
-      </w:r>
-      <w:r>
-        <w:t xml:space="preserve">. This leads to two genetically distinct runs </w:t>
-      </w:r>
-      <w:r>
-        <w:t xml:space="preserve">of salmon inhabiting the same stream </w:t>
-      </w:r>
-      <w:r>
-        <w:t>in even numbered and odd numbered years</w:t>
-      </w:r>
-      <w:r>
-        <w:t xml:space="preserve"> (Quinn 2018)</w:t>
-      </w:r>
-      <w:r>
-        <w:t>. U</w:t>
-      </w:r>
-      <w:r>
-        <w:t xml:space="preserve">nlike </w:t>
-      </w:r>
-      <w:r>
-        <w:t xml:space="preserve">in </w:t>
-      </w:r>
-      <w:r>
-        <w:t>regions</w:t>
-      </w:r>
-      <w:r>
-        <w:t xml:space="preserve"> further north or south</w:t>
-      </w:r>
-      <w:r>
-        <w:t>, the rivers of northern southeast Alaska see even</w:t>
+        <w:t>southeast Alaska see even</w:t>
       </w:r>
       <w:r>
         <w:t>-</w:t>
@@ -1410,32 +1641,32 @@
         <w:t>the not-for-profit Sitka Sound Science Center</w:t>
       </w:r>
       <w:r>
-        <w:t xml:space="preserve"> but was originally </w:t>
+        <w:t xml:space="preserve"> but was originally established in 1975 by Sheldon Jackson College (Stopha 2015). The college, </w:t>
+      </w:r>
+      <w:r>
+        <w:t>initially “laid out as a kind of utopian experiment in assimilating Natives into ‘civilized’ Christian living”</w:t>
+      </w:r>
+      <w:r>
+        <w:t xml:space="preserve">, was at its inception granted water rights from the Indian River (Thornton 1998). Today, water is taken from a diversion upriver of </w:t>
+      </w:r>
+      <w:r>
+        <w:t>SITK’s</w:t>
+      </w:r>
+      <w:r>
+        <w:t xml:space="preserve"> boundar</w:t>
+      </w:r>
+      <w:r>
+        <w:t>ies</w:t>
+      </w:r>
+      <w:r>
+        <w:t xml:space="preserve"> to maintain hatchery operations. </w:t>
+      </w:r>
+      <w:r>
+        <w:t xml:space="preserve">This water is </w:t>
       </w:r>
       <w:r>
         <w:lastRenderedPageBreak/>
-        <w:t xml:space="preserve">established in 1975 by Sheldon Jackson College (Stopha 2015). The college, </w:t>
-      </w:r>
-      <w:r>
-        <w:t>initially “laid out as a kind of utopian experiment in assimilating Natives into ‘civilized’ Christian living”</w:t>
-      </w:r>
-      <w:r>
-        <w:t xml:space="preserve">, was at its inception granted water rights from the Indian River (Thornton 1998). Today, water is taken from a diversion upriver of </w:t>
-      </w:r>
-      <w:r>
-        <w:t>SITK’s</w:t>
-      </w:r>
-      <w:r>
-        <w:t xml:space="preserve"> boundar</w:t>
-      </w:r>
-      <w:r>
-        <w:t>ies</w:t>
-      </w:r>
-      <w:r>
-        <w:t xml:space="preserve"> to maintain hatchery operations. </w:t>
-      </w:r>
-      <w:r>
-        <w:t>This water is used to rear salmon fry, which imprint on its distinct chemical signature</w:t>
+        <w:t>used to rear salmon fry, which imprint on its distinct chemical signature</w:t>
       </w:r>
       <w:r>
         <w:t>, and also d</w:t>
@@ -1537,23 +1768,23 @@
         <w:t xml:space="preserve"> by hatchery operations</w:t>
       </w:r>
       <w:r>
-        <w:t xml:space="preserve">.  However, homing by salmon isn’t perfect, and in fact is likely an evolved trait that allows fish to colonize new habitats when they become suitable for spawning (Quinn 2018).  Straying, whereby a juvenile salmon that was produced in one stream (or hatchery) strays into a different stream as an adult to spawn, is likely a common phenomenon for hatchery fish, but whether hatcheries increase the proportion of fish that stray is less clear (Knudsen et al. 2021). Evidence suggests that the Indian River is no exception, and indeed it is possible that the Indian River sees higher than average </w:t>
+        <w:t>.  However, homing by salmon isn’t perfect, and in fact is likely an evolved trait that allows fish to colonize new habitats when they become suitable for spawning (Quinn 2018).  Straying, whereby a juvenile salmon that was produced in one stream (or hatchery) strays into a different stream as an adult to spawn, is likely a common phenomenon for hatchery fish, but whether hatcheries increase the proportion of fish that stray is less clear (Knudsen et al. 2021). Evidence suggests that the Indian River is no exception, and indeed it is possible that the Indian River sees higher than average levels of straying due to the proximity of SJH and the hatchery fish being reared in Indian River water</w:t>
+      </w:r>
+      <w:r>
+        <w:t xml:space="preserve"> (Figure </w:t>
+      </w:r>
+      <w:r>
+        <w:t>1</w:t>
+      </w:r>
+      <w:r>
+        <w:t>)</w:t>
+      </w:r>
+      <w:r>
+        <w:t xml:space="preserve">. Hatchery-origin fish at Indian River can be distinguished from natural-origin fish because all pink salmon released by the hatchery are subject to a process called otolith marking, in which small carbonate bodies located in the inner ‘ears’ of fishes are marked with a </w:t>
       </w:r>
       <w:r>
         <w:lastRenderedPageBreak/>
-        <w:t>levels of straying due to the proximity of SJH and the hatchery fish being reared in Indian River water</w:t>
-      </w:r>
-      <w:r>
-        <w:t xml:space="preserve"> (Figure </w:t>
-      </w:r>
-      <w:r>
-        <w:t>1</w:t>
-      </w:r>
-      <w:r>
-        <w:t>)</w:t>
-      </w:r>
-      <w:r>
-        <w:t xml:space="preserve">. Hatchery-origin fish at Indian River can be distinguished from natural-origin fish because all pink salmon released by the hatchery are subject to a process called otolith marking, in which small carbonate bodies located in the inner ‘ears’ of fishes are marked with a distinct pattern. This pattern is produced during incubation, when salmon eggs are exposed to a carefully controlled regime of dry periods and periods submerged in water, leaving a pattern on the otoliths of each fish reflecting a specific hatchery of origin (Stopha 2015, Alaska Department of Fish and Game 2024b).  When salmon return to spawn as adults, biologists can collect these otoliths and determine whether the adult fish sampled in the Indian River are of hatchery or wild origin. Surveying efforts at Indian River have at times found stray pink salmon from Sheldon Jackson Hatchery making up one third of all individuals sampled in a given year. However, rates observed vary considerably, perhaps due to the time of year pink salmon are sampled, with some surveys observing rates of straying closer to 10% (Gende and Carter 2015). </w:t>
+        <w:t xml:space="preserve">distinct pattern. This pattern is produced during incubation, when salmon eggs are exposed to a carefully controlled regime of dry periods and periods submerged in water, leaving a pattern on the otoliths of each fish reflecting a specific hatchery of origin (Stopha 2015, Alaska Department of Fish and Game 2024b).  When salmon return to spawn as adults, biologists can collect these otoliths and determine whether the adult fish sampled in the Indian River are of hatchery or wild origin. Surveying efforts at Indian River have at times found stray pink salmon from Sheldon Jackson Hatchery making up one third of all individuals sampled in a given year. However, rates observed vary considerably, perhaps due to the time of year pink salmon are sampled, with some surveys observing rates of straying closer to 10% (Gende and Carter 2015). </w:t>
       </w:r>
     </w:p>
     <w:p>
@@ -1586,14 +1817,14 @@
         <w:t>densities may be naturally occurring phenomena, influenced by variation in stream conditions, ocean productivity, predation intensity, and commercial harvests, among other factors (Manhard et al. 2017).</w:t>
       </w:r>
       <w:r>
-        <w:t xml:space="preserve"> ADFG conducts regular monitoring of pink salmon ‘index streams’ throughout southeast Alaska for the primary purpose of managing the commercial fishery (index streams being specifically selected to reflect natural conditions and a lack of undue anthropogenic influences). This extensive monitoring effort provides a regional backdrop against which abundances observed at Indian </w:t>
+        <w:t xml:space="preserve"> ADFG conducts regular monitoring of pink salmon ‘index streams’ throughout southeast Alaska for the primary purpose of managing the commercial fishery (index streams being specifically selected to reflect natural conditions and a lack of undue anthropogenic influences). This extensive monitoring effort provides a regional backdrop against which abundances observed at Indian River may be compared. </w:t>
+      </w:r>
+      <w:r>
+        <w:t xml:space="preserve">Between 1960 and 2023, pink salmon escapement has increased throughout what ADFG designates as the ‘Northern Southeast (Outside)’ region (in which the Indian River is located). The agency has recorded peak pink salmon escapement annually at 35 index streams in this region, as well as at Indian River, albeit with gaps in the time series. Along </w:t>
       </w:r>
       <w:r>
         <w:lastRenderedPageBreak/>
-        <w:t xml:space="preserve">River may be compared. </w:t>
-      </w:r>
-      <w:r>
-        <w:t xml:space="preserve">Between 1960 and 2023, pink salmon escapement has increased throughout what ADFG designates as the ‘Northern Southeast (Outside)’ region (in which the Indian River is located). The agency has recorded peak pink salmon escapement annually at 35 index streams in this region, as well as at Indian River, albeit with gaps in the time series. Along with other streams in the region, Indian River has seen an increase in peak escapement over the period of observation (Figure 2). However, this data alone does not provide sufficient evidence to conclude whether and to what extent Sheldon Jackson Hatchery has influenced pink salmon abundance at Indian River. </w:t>
+        <w:t xml:space="preserve">with other streams in the region, Indian River has seen an increase in peak escapement over the period of observation (Figure 2). However, this data alone does not provide sufficient evidence to conclude whether and to what extent Sheldon Jackson Hatchery has influenced pink salmon abundance at Indian River. </w:t>
       </w:r>
       <w:r>
         <w:t xml:space="preserve">Understanding whether pink salmon at Indian River exist within a natural range of variation requires parsing this context. </w:t>
@@ -1608,11 +1839,11 @@
       </w:pPr>
       <w:r>
         <w:tab/>
-        <w:t xml:space="preserve">This research seeks to assess whether the abundances of pink salmon observed in recent decades at Indian River exist within a natural range of variation relative to pink salmon streams elsewhere in the region, and to evaluate if and to what extent Sheldon Jackson Hatchery operations have driven the increased abundances observed since 1980. If Indian River pink salmon abundances do not exist within a natural range of variation, then it follows that a model which specifies estimates Indian River abundance as separate from that of the wider region would fit the observed data significantly better than a model which estimates pink salmon abundance throughout the region and does not allow for the Indian River to be treated as separate. If the commencement (or 2010 expansion) of hatchery operations has significantly increased pink salmon population densities at Indian River, then this effect could be observed by specifying a model of hatchery operations which controls for both the effect of time period (pre- and post-commencement of operations) and the effect of treatment (considering Indian River the treated group). Finally, the impact of hatchery releases on Indian River abundances may be </w:t>
+        <w:t xml:space="preserve">This research seeks to assess whether the abundances of pink salmon observed in recent decades at Indian River exist within a natural range of variation relative to pink salmon streams elsewhere in the region, and to evaluate if and to what extent Sheldon Jackson Hatchery operations have driven the increased abundances observed since 1980. If Indian River pink salmon abundances do not exist within a natural range of variation, then it follows that a model which specifies estimates Indian River abundance as separate from that of the wider region would fit the observed data significantly better than a model which estimates pink salmon abundance throughout the region and does not allow for the Indian River to be treated as separate. If the commencement (or 2010 expansion) of hatchery operations has significantly increased pink salmon population densities at Indian River, then this effect could be observed by specifying a model of hatchery operations which controls for both the effect of time period (pre- and post-commencement of operations) and the effect of treatment (considering Indian River the treated group). Finally, the impact of hatchery releases on Indian River abundances may be evaluated by specifying a model which allows for both peak escapement and hatchery releases in the previous brood year to influence the number of pink salmon returning to Indian River to spawn in the current brood year, with the size and significance of the effect of prior-year hatchery releases providing insight as to if and what influence the volume of hatchery releases </w:t>
       </w:r>
       <w:r>
         <w:lastRenderedPageBreak/>
-        <w:t>evaluated by specifying a model which allows for both peak escapement and hatchery releases in the previous brood year to influence the number of pink salmon returning to Indian River to spawn in the current brood year, with the size and significance of the effect of prior-year hatchery releases providing insight as to if and what influence the volume of hatchery releases has on wild abundance. Each of these approaches is discussed in greater detail in the following section.</w:t>
+        <w:t>has on wild abundance. Each of these approaches is discussed in greater detail in the following section.</w:t>
       </w:r>
     </w:p>
     <w:p>
@@ -1740,11 +1971,7 @@
         <w:t>which include</w:t>
       </w:r>
       <w:r>
-        <w:t xml:space="preserve"> the number of salmon juveniles reared and released, the number of </w:t>
-      </w:r>
-      <w:r>
-        <w:lastRenderedPageBreak/>
-        <w:t>hatchery-raised adult salmon which survive the marine environment, the hatchery’s contributions to common property commercial fisheries (as well as sport and subsistence fisheries), and numbers of adult fish which return to the hatchery and are taken as cost recovery or as broodstock</w:t>
+        <w:t xml:space="preserve"> the number of salmon juveniles reared and released, the number of hatchery-raised adult salmon which survive the marine environment, the hatchery’s contributions to common property commercial fisheries (as well as sport and subsistence fisheries), and numbers of adult fish which return to the hatchery and are taken as cost recovery or as broodstock</w:t>
       </w:r>
       <w:r>
         <w:t xml:space="preserve"> (L. Wilson, ADFG, personal communication, July 9, 2025)</w:t>
@@ -1759,6 +1986,7 @@
         <w:ind w:firstLine="360"/>
       </w:pPr>
       <w:r>
+        <w:lastRenderedPageBreak/>
         <w:t>Due to their life history</w:t>
       </w:r>
       <w:r>
@@ -1887,37 +2115,40 @@
           <w:b/>
           <w:bCs/>
         </w:rPr>
+        <w:t>MARSS Models</w:t>
+      </w:r>
+    </w:p>
+    <w:p>
+      <w:pPr>
+        <w:spacing w:after="0" w:line="480" w:lineRule="auto"/>
+      </w:pPr>
+      <w:r>
+        <w:t xml:space="preserve">Multivariate autoregressive state-space (MARSS) models are well suited for </w:t>
+      </w:r>
+      <w:r>
+        <w:t>analyzing</w:t>
+      </w:r>
+      <w:r>
+        <w:t xml:space="preserve"> long running time series survey </w:t>
+      </w:r>
+      <w:r>
+        <w:t>data and</w:t>
+      </w:r>
+      <w:r>
+        <w:t xml:space="preserve"> </w:t>
+      </w:r>
+      <w:r>
+        <w:t xml:space="preserve">able </w:t>
+      </w:r>
+      <w:r>
+        <w:t xml:space="preserve">to mathematically distinguish observation error from error arising from stochasticity in the underlying state of a system. </w:t>
+      </w:r>
+      <w:r>
+        <w:t xml:space="preserve">This is accomplished through </w:t>
+      </w:r>
+      <w:r>
         <w:lastRenderedPageBreak/>
-        <w:t>MARSS Models</w:t>
-      </w:r>
-    </w:p>
-    <w:p>
-      <w:pPr>
-        <w:spacing w:after="0" w:line="480" w:lineRule="auto"/>
-      </w:pPr>
-      <w:r>
-        <w:t xml:space="preserve">Multivariate autoregressive state-space (MARSS) models are well suited for </w:t>
-      </w:r>
-      <w:r>
-        <w:t>analyzing</w:t>
-      </w:r>
-      <w:r>
-        <w:t xml:space="preserve"> long running time series survey </w:t>
-      </w:r>
-      <w:r>
-        <w:t>data and</w:t>
-      </w:r>
-      <w:r>
-        <w:t xml:space="preserve"> </w:t>
-      </w:r>
-      <w:r>
-        <w:t xml:space="preserve">able </w:t>
-      </w:r>
-      <w:r>
-        <w:t xml:space="preserve">to mathematically distinguish observation error from error arising from stochasticity in the underlying state of a system. </w:t>
-      </w:r>
-      <w:r>
-        <w:t xml:space="preserve">This is accomplished through a model structure with two components: a process equation which models one or more true but unobserved states, and an observation equation which models the relationship between these unobserved states and the </w:t>
+        <w:t xml:space="preserve">a model structure with two components: a process equation which models one or more true but unobserved states, and an observation equation which models the relationship between these unobserved states and the </w:t>
       </w:r>
       <w:r>
         <w:t xml:space="preserve">observed </w:t>
@@ -2555,11 +2786,7 @@
         <w:t xml:space="preserve">). </w:t>
       </w:r>
       <w:r>
-        <w:t xml:space="preserve">The process equation connects time steps in state processes </w:t>
-      </w:r>
-      <w:r>
-        <w:lastRenderedPageBreak/>
-        <w:t xml:space="preserve">by estimating terms for both </w:t>
+        <w:t xml:space="preserve">The process equation connects time steps in state processes by estimating terms for both </w:t>
       </w:r>
       <w:r>
         <w:rPr>
@@ -2964,6 +3191,7 @@
         <w:spacing w:after="0" w:line="480" w:lineRule="auto"/>
       </w:pPr>
       <w:r>
+        <w:lastRenderedPageBreak/>
         <w:t xml:space="preserve">Here, </w:t>
       </w:r>
       <w:r>
@@ -3263,11 +3491,7 @@
         <w:t>s</w:t>
       </w:r>
       <w:r>
-        <w:t xml:space="preserve"> to assess whether abundances of pink salmon observed at Indian River are consistent with those abundances seen elsewhere in the region, with no attention paid to the existence of the hatchery. This is accomplished by specifying two separate MARSS models of pink salmon abundance at Indian River and the surrounding region. The first estimates two underlying state processes, treating the underlying state of Indian River pink </w:t>
-      </w:r>
-      <w:r>
-        <w:lastRenderedPageBreak/>
-        <w:t xml:space="preserve">salmon abundance separately from that of the wider region. The second uses all available data (abundance observations from Indian River and ADFG’s 35 </w:t>
+        <w:t xml:space="preserve"> to assess whether abundances of pink salmon observed at Indian River are consistent with those abundances seen elsewhere in the region, with no attention paid to the existence of the hatchery. This is accomplished by specifying two separate MARSS models of pink salmon abundance at Indian River and the surrounding region. The first estimates two underlying state processes, treating the underlying state of Indian River pink salmon abundance separately from that of the wider region. The second uses all available data (abundance observations from Indian River and ADFG’s 35 </w:t>
       </w:r>
       <w:r>
         <w:rPr>
@@ -3277,7 +3501,11 @@
         <w:t>north southeast (outside)</w:t>
       </w:r>
       <w:r>
-        <w:t xml:space="preserve"> index streams) to estimate one underlying state process of pink salmon abundance throughout the region. A comparison of how well each model fits the abundance data will either lend support to or undermine the notion that Indian River pink salmon abundances significantly differ from those observed elsewhere in the region throughout the study period. </w:t>
+        <w:t xml:space="preserve"> index streams) to estimate one underlying state process of pink salmon abundance throughout the </w:t>
+      </w:r>
+      <w:r>
+        <w:lastRenderedPageBreak/>
+        <w:t xml:space="preserve">region. A comparison of how well each model fits the abundance data will either lend support to or undermine the notion that Indian River pink salmon abundances significantly differ from those observed elsewhere in the region throughout the study period. </w:t>
       </w:r>
     </w:p>
     <w:p>
@@ -4139,78 +4367,81 @@
         <w:ind w:firstLine="720"/>
       </w:pPr>
       <w:r>
+        <w:t xml:space="preserve">Once fitted, this model estimates </w:t>
+      </w:r>
+      <w:r>
+        <w:t xml:space="preserve">either one or </w:t>
+      </w:r>
+      <w:r>
+        <w:t>two</w:t>
+      </w:r>
+      <w:r>
+        <w:t xml:space="preserve"> </w:t>
+      </w:r>
+      <w:r>
+        <w:t xml:space="preserve">underlying </w:t>
+      </w:r>
+      <w:r>
+        <w:t xml:space="preserve">state processes </w:t>
+      </w:r>
+      <w:r>
+        <w:t xml:space="preserve">of pink salmon abundance, </w:t>
+      </w:r>
+      <w:r>
+        <w:t xml:space="preserve">depending on the specification of </w:t>
+      </w:r>
+      <w:r>
+        <w:rPr>
+          <w:rFonts w:ascii="MathJax_Math-italic" w:eastAsia="Times New Roman" w:hAnsi="MathJax_Math-italic" w:cs="Times New Roman"/>
+          <w:b/>
+          <w:bCs/>
+          <w:kern w:val="0"/>
+          <w:sz w:val="26"/>
+          <w:szCs w:val="26"/>
+          <w:bdr w:val="none" w:sz="0" w:space="0" w:color="auto" w:frame="1"/>
+          <w14:ligatures w14:val="none"/>
+        </w:rPr>
+        <w:t>Z</w:t>
+      </w:r>
+      <w:r>
+        <w:t xml:space="preserve">. In the two state model, </w:t>
+      </w:r>
+      <w:r>
+        <w:t>one</w:t>
+      </w:r>
+      <w:r>
+        <w:t xml:space="preserve"> state</w:t>
+      </w:r>
+      <w:r>
+        <w:t xml:space="preserve"> </w:t>
+      </w:r>
+      <w:r>
+        <w:t>represents</w:t>
+      </w:r>
+      <w:r>
+        <w:t xml:space="preserve"> Indian River</w:t>
+      </w:r>
+      <w:r>
+        <w:t>,</w:t>
+      </w:r>
+      <w:r>
+        <w:t xml:space="preserve"> </w:t>
+      </w:r>
+      <w:r>
+        <w:t>while</w:t>
+      </w:r>
+      <w:r>
+        <w:t xml:space="preserve"> the other represent</w:t>
+      </w:r>
+      <w:r>
+        <w:t>s</w:t>
+      </w:r>
+      <w:r>
+        <w:t xml:space="preserve"> a regional average state of pink salmon abundance in index streams (recall that index streams are selected by ADFG due to their not </w:t>
+      </w:r>
+      <w:r>
         <w:lastRenderedPageBreak/>
-        <w:t xml:space="preserve">Once fitted, this model estimates </w:t>
-      </w:r>
-      <w:r>
-        <w:t xml:space="preserve">either one or </w:t>
-      </w:r>
-      <w:r>
-        <w:t>two</w:t>
-      </w:r>
-      <w:r>
-        <w:t xml:space="preserve"> </w:t>
-      </w:r>
-      <w:r>
-        <w:t xml:space="preserve">underlying </w:t>
-      </w:r>
-      <w:r>
-        <w:t xml:space="preserve">state processes </w:t>
-      </w:r>
-      <w:r>
-        <w:t xml:space="preserve">of pink salmon abundance, </w:t>
-      </w:r>
-      <w:r>
-        <w:t xml:space="preserve">depending on the specification of </w:t>
-      </w:r>
-      <w:r>
-        <w:rPr>
-          <w:rFonts w:ascii="MathJax_Math-italic" w:eastAsia="Times New Roman" w:hAnsi="MathJax_Math-italic" w:cs="Times New Roman"/>
-          <w:b/>
-          <w:bCs/>
-          <w:kern w:val="0"/>
-          <w:sz w:val="26"/>
-          <w:szCs w:val="26"/>
-          <w:bdr w:val="none" w:sz="0" w:space="0" w:color="auto" w:frame="1"/>
-          <w14:ligatures w14:val="none"/>
-        </w:rPr>
-        <w:t>Z</w:t>
-      </w:r>
-      <w:r>
-        <w:t xml:space="preserve">. In the two state model, </w:t>
-      </w:r>
-      <w:r>
-        <w:t>one</w:t>
-      </w:r>
-      <w:r>
-        <w:t xml:space="preserve"> state</w:t>
-      </w:r>
-      <w:r>
-        <w:t xml:space="preserve"> </w:t>
-      </w:r>
-      <w:r>
-        <w:t>represents</w:t>
-      </w:r>
-      <w:r>
-        <w:t xml:space="preserve"> Indian River</w:t>
-      </w:r>
-      <w:r>
-        <w:t>,</w:t>
-      </w:r>
-      <w:r>
-        <w:t xml:space="preserve"> </w:t>
-      </w:r>
-      <w:r>
-        <w:t>while</w:t>
-      </w:r>
-      <w:r>
-        <w:t xml:space="preserve"> the other represent</w:t>
-      </w:r>
-      <w:r>
-        <w:t>s</w:t>
-      </w:r>
-      <w:r>
-        <w:t xml:space="preserve"> a regional average state of pink salmon abundance in index streams (recall that index streams are selected by ADFG due to their not being heavily influenced by human activity). </w:t>
+        <w:t xml:space="preserve">being heavily influenced by human activity). </w:t>
       </w:r>
       <w:r>
         <w:t>T</w:t>
@@ -4252,11 +4483,11 @@
         <w:t>are</w:t>
       </w:r>
       <w:r>
-        <w:t xml:space="preserve"> two other important cases to consider. What if, due to some variation in the underlying genetics of each run, that odd-year runs at Indian River exhibit substantial variation </w:t>
+        <w:t xml:space="preserve"> two other important cases to consider. What if, due to some variation in the underlying genetics of each run, that odd-year runs at Indian River exhibit substantial variation in annual abundance from those of streams in the wider region, while even-runs at Indian River generally fall within the region’s natural range of variation, or vice versa? To evaluate these cases, two three-state models are specified, in which Indian River abundance is estimated separately for one run, while the other is included as part of the regional underlying state. </w:t>
       </w:r>
       <w:r>
         <w:lastRenderedPageBreak/>
-        <w:t>in annual abundance from those of streams in the wider region, while even-runs at Indian River generally fall within the region’s natural range of variation, or vice versa? To evaluate these cases, two three-state models are specified, in which Indian River abundance is estimated separately for one run, while the other is included as part of the regional underlying state. Evaluation of model fit using AICc then determines which of these model structures most closely fits the observed data.</w:t>
+        <w:t>Evaluation of model fit using AICc then determines which of these model structures most closely fits the observed data.</w:t>
       </w:r>
     </w:p>
     <w:p>
@@ -4341,11 +4572,7 @@
         <w:t xml:space="preserve"> (</w:t>
       </w:r>
       <w:r>
-        <w:t xml:space="preserve">Levin and Tolimieri </w:t>
-      </w:r>
-      <w:r>
-        <w:lastRenderedPageBreak/>
-        <w:t xml:space="preserve">2001, </w:t>
+        <w:t xml:space="preserve">Levin and Tolimieri 2001, </w:t>
       </w:r>
       <w:r>
         <w:t>Berejikian et al. 2025</w:t>
@@ -4700,6 +4927,7 @@
         <w:spacing w:after="0" w:line="480" w:lineRule="auto"/>
       </w:pPr>
       <w:r>
+        <w:lastRenderedPageBreak/>
         <w:t xml:space="preserve">In the above, </w:t>
       </w:r>
       <w:r>
@@ -4977,120 +5205,120 @@
         <w:t>to</w:t>
       </w:r>
       <w:r>
-        <w:t xml:space="preserve"> once again control for observation error and to capture the autoregressive behavior of the underlying state processes. </w:t>
+        <w:t xml:space="preserve"> once again control for observation error and to capture the autoregressive behavior of the underlying state processes. The indicator variables described above are</w:t>
+      </w:r>
+      <w:r>
+        <w:t xml:space="preserve"> represented in the MARSS framework with careful model specification and the</w:t>
+      </w:r>
+      <w:r>
+        <w:t xml:space="preserve"> inclu</w:t>
+      </w:r>
+      <w:r>
+        <w:t>sion of</w:t>
+      </w:r>
+      <w:r>
+        <w:t xml:space="preserve"> covariate data in the process equation (</w:t>
+      </w:r>
+      <w:r>
+        <w:rPr>
+          <w:rFonts w:ascii="MathJax_Math-italic" w:eastAsia="Times New Roman" w:hAnsi="MathJax_Math-italic" w:cs="Times New Roman"/>
+          <w:b/>
+          <w:bCs/>
+          <w:kern w:val="0"/>
+          <w:sz w:val="26"/>
+          <w:szCs w:val="26"/>
+          <w:bdr w:val="none" w:sz="0" w:space="0" w:color="auto" w:frame="1"/>
+          <w14:ligatures w14:val="none"/>
+        </w:rPr>
+        <w:t>c</w:t>
+      </w:r>
+      <w:r>
+        <w:rPr>
+          <w:rFonts w:ascii="MathJax_Math-italic" w:eastAsia="Times New Roman" w:hAnsi="MathJax_Math-italic" w:cs="Times New Roman"/>
+          <w:b/>
+          <w:bCs/>
+          <w:kern w:val="0"/>
+          <w:sz w:val="26"/>
+          <w:szCs w:val="26"/>
+          <w:bdr w:val="none" w:sz="0" w:space="0" w:color="auto" w:frame="1"/>
+          <w:vertAlign w:val="subscript"/>
+          <w14:ligatures w14:val="none"/>
+        </w:rPr>
+        <w:t>t</w:t>
+      </w:r>
+      <w:r>
+        <w:t>)</w:t>
+      </w:r>
+      <w:r>
+        <w:t>,</w:t>
+      </w:r>
+      <w:r>
+        <w:t xml:space="preserve"> with </w:t>
+      </w:r>
+      <w:r>
+        <w:rPr>
+          <w:rFonts w:ascii="MathJax_Math-italic" w:eastAsia="Times New Roman" w:hAnsi="MathJax_Math-italic" w:cs="Times New Roman"/>
+          <w:b/>
+          <w:bCs/>
+          <w:kern w:val="0"/>
+          <w:sz w:val="26"/>
+          <w:szCs w:val="26"/>
+          <w:bdr w:val="none" w:sz="0" w:space="0" w:color="auto" w:frame="1"/>
+          <w14:ligatures w14:val="none"/>
+        </w:rPr>
+        <w:t>C</w:t>
+      </w:r>
+      <w:r>
+        <w:t xml:space="preserve"> specified to capture the effects of interest. </w:t>
+      </w:r>
+      <w:r>
+        <w:t>Rather than include an indicator variable for treatment group (</w:t>
+      </w:r>
+      <w:r>
+        <w:rPr>
+          <w:rFonts w:ascii="MathJax_Math-italic" w:eastAsia="Times New Roman" w:hAnsi="MathJax_Math-italic" w:cs="Times New Roman"/>
+          <w:kern w:val="0"/>
+          <w:sz w:val="26"/>
+          <w:szCs w:val="26"/>
+          <w:bdr w:val="none" w:sz="0" w:space="0" w:color="auto" w:frame="1"/>
+          <w14:ligatures w14:val="none"/>
+        </w:rPr>
+        <w:t>β</w:t>
+      </w:r>
+      <w:r>
+        <w:rPr>
+          <w:rFonts w:ascii="MathJax_Math-italic" w:eastAsia="Times New Roman" w:hAnsi="MathJax_Math-italic" w:cs="Times New Roman"/>
+          <w:kern w:val="0"/>
+          <w:sz w:val="26"/>
+          <w:szCs w:val="26"/>
+          <w:bdr w:val="none" w:sz="0" w:space="0" w:color="auto" w:frame="1"/>
+          <w:vertAlign w:val="subscript"/>
+          <w14:ligatures w14:val="none"/>
+        </w:rPr>
+        <w:t>1</w:t>
+      </w:r>
+      <w:r>
+        <w:t xml:space="preserve">), </w:t>
+      </w:r>
+      <w:r>
+        <w:rPr>
+          <w:rFonts w:ascii="MathJax_Math-italic" w:eastAsia="Times New Roman" w:hAnsi="MathJax_Math-italic" w:cs="Times New Roman"/>
+          <w:b/>
+          <w:bCs/>
+          <w:kern w:val="0"/>
+          <w:sz w:val="26"/>
+          <w:szCs w:val="26"/>
+          <w:bdr w:val="none" w:sz="0" w:space="0" w:color="auto" w:frame="1"/>
+          <w14:ligatures w14:val="none"/>
+        </w:rPr>
+        <w:t>Z</w:t>
+      </w:r>
+      <w:r>
+        <w:t xml:space="preserve"> is specified to allow the treatment group (observations at Indian River) </w:t>
       </w:r>
       <w:r>
         <w:lastRenderedPageBreak/>
-        <w:t>The indicator variables described above are</w:t>
-      </w:r>
-      <w:r>
-        <w:t xml:space="preserve"> represented in the MARSS framework with careful model specification and the</w:t>
-      </w:r>
-      <w:r>
-        <w:t xml:space="preserve"> inclu</w:t>
-      </w:r>
-      <w:r>
-        <w:t>sion of</w:t>
-      </w:r>
-      <w:r>
-        <w:t xml:space="preserve"> covariate data in the process equation (</w:t>
-      </w:r>
-      <w:r>
-        <w:rPr>
-          <w:rFonts w:ascii="MathJax_Math-italic" w:eastAsia="Times New Roman" w:hAnsi="MathJax_Math-italic" w:cs="Times New Roman"/>
-          <w:b/>
-          <w:bCs/>
-          <w:kern w:val="0"/>
-          <w:sz w:val="26"/>
-          <w:szCs w:val="26"/>
-          <w:bdr w:val="none" w:sz="0" w:space="0" w:color="auto" w:frame="1"/>
-          <w14:ligatures w14:val="none"/>
-        </w:rPr>
-        <w:t>c</w:t>
-      </w:r>
-      <w:r>
-        <w:rPr>
-          <w:rFonts w:ascii="MathJax_Math-italic" w:eastAsia="Times New Roman" w:hAnsi="MathJax_Math-italic" w:cs="Times New Roman"/>
-          <w:b/>
-          <w:bCs/>
-          <w:kern w:val="0"/>
-          <w:sz w:val="26"/>
-          <w:szCs w:val="26"/>
-          <w:bdr w:val="none" w:sz="0" w:space="0" w:color="auto" w:frame="1"/>
-          <w:vertAlign w:val="subscript"/>
-          <w14:ligatures w14:val="none"/>
-        </w:rPr>
-        <w:t>t</w:t>
-      </w:r>
-      <w:r>
-        <w:t>)</w:t>
-      </w:r>
-      <w:r>
-        <w:t>,</w:t>
-      </w:r>
-      <w:r>
-        <w:t xml:space="preserve"> with </w:t>
-      </w:r>
-      <w:r>
-        <w:rPr>
-          <w:rFonts w:ascii="MathJax_Math-italic" w:eastAsia="Times New Roman" w:hAnsi="MathJax_Math-italic" w:cs="Times New Roman"/>
-          <w:b/>
-          <w:bCs/>
-          <w:kern w:val="0"/>
-          <w:sz w:val="26"/>
-          <w:szCs w:val="26"/>
-          <w:bdr w:val="none" w:sz="0" w:space="0" w:color="auto" w:frame="1"/>
-          <w14:ligatures w14:val="none"/>
-        </w:rPr>
-        <w:t>C</w:t>
-      </w:r>
-      <w:r>
-        <w:t xml:space="preserve"> specified to capture the effects of interest. </w:t>
-      </w:r>
-      <w:r>
-        <w:t>Rather than include an indicator variable for treatment group (</w:t>
-      </w:r>
-      <w:r>
-        <w:rPr>
-          <w:rFonts w:ascii="MathJax_Math-italic" w:eastAsia="Times New Roman" w:hAnsi="MathJax_Math-italic" w:cs="Times New Roman"/>
-          <w:kern w:val="0"/>
-          <w:sz w:val="26"/>
-          <w:szCs w:val="26"/>
-          <w:bdr w:val="none" w:sz="0" w:space="0" w:color="auto" w:frame="1"/>
-          <w14:ligatures w14:val="none"/>
-        </w:rPr>
-        <w:t>β</w:t>
-      </w:r>
-      <w:r>
-        <w:rPr>
-          <w:rFonts w:ascii="MathJax_Math-italic" w:eastAsia="Times New Roman" w:hAnsi="MathJax_Math-italic" w:cs="Times New Roman"/>
-          <w:kern w:val="0"/>
-          <w:sz w:val="26"/>
-          <w:szCs w:val="26"/>
-          <w:bdr w:val="none" w:sz="0" w:space="0" w:color="auto" w:frame="1"/>
-          <w:vertAlign w:val="subscript"/>
-          <w14:ligatures w14:val="none"/>
-        </w:rPr>
-        <w:t>1</w:t>
-      </w:r>
-      <w:r>
-        <w:t xml:space="preserve">), </w:t>
-      </w:r>
-      <w:r>
-        <w:rPr>
-          <w:rFonts w:ascii="MathJax_Math-italic" w:eastAsia="Times New Roman" w:hAnsi="MathJax_Math-italic" w:cs="Times New Roman"/>
-          <w:b/>
-          <w:bCs/>
-          <w:kern w:val="0"/>
-          <w:sz w:val="26"/>
-          <w:szCs w:val="26"/>
-          <w:bdr w:val="none" w:sz="0" w:space="0" w:color="auto" w:frame="1"/>
-          <w14:ligatures w14:val="none"/>
-        </w:rPr>
-        <w:t>Z</w:t>
-      </w:r>
-      <w:r>
-        <w:t xml:space="preserve"> is specified to allow the treatment group (observations at Indian River) to be estimated as a separate state from the control group (observations made at ADFG’s other </w:t>
+        <w:t xml:space="preserve">to be estimated as a separate state from the control group (observations made at ADFG’s other </w:t>
       </w:r>
       <w:r>
         <w:rPr>
@@ -5306,65 +5534,65 @@
         <w:t>3</w:t>
       </w:r>
       <w:r>
-        <w:t xml:space="preserve">. By comparing the fit of a model which allows separate effects for the treatment period to be estimated at Indian River and throughout the wider region, to the fit of a model which asserts one region wide effect of the treatment period, it can be determined whether some additional effect of treatment at Indian River exists beyond that of the treatment period throughout the study area. </w:t>
+        <w:t>. By comparing the fit of a model which allows separate effects for the treatment period to be estimated at Indian River and throughout the wider region, to the fit of a model which asserts one region wide effect of the treatment period, it can be determined whether some additional effect of treatment at Indian River exists beyond that of the treatment period throughout the study area. Finally, m</w:t>
+      </w:r>
+      <w:r>
+        <w:t>odels are specified including additional covariates to further isolate the effect of interest, controlling for observer</w:t>
+      </w:r>
+      <w:r>
+        <w:t xml:space="preserve"> and</w:t>
+      </w:r>
+      <w:r>
+        <w:t xml:space="preserve"> for </w:t>
+      </w:r>
+      <w:r>
+        <w:t xml:space="preserve">ocean climate via </w:t>
+      </w:r>
+      <w:r>
+        <w:t>PDO. Th</w:t>
+      </w:r>
+      <w:r>
+        <w:t>is procedure leads to many</w:t>
+      </w:r>
+      <w:r>
+        <w:t xml:space="preserve"> competing specifications</w:t>
+      </w:r>
+      <w:r>
+        <w:t>: 22 sets of covariate data (</w:t>
+      </w:r>
+      <w:r>
+        <w:rPr>
+          <w:rFonts w:ascii="MathJax_Math-italic" w:eastAsia="Times New Roman" w:hAnsi="MathJax_Math-italic" w:cs="Times New Roman"/>
+          <w:b/>
+          <w:bCs/>
+          <w:kern w:val="0"/>
+          <w:sz w:val="26"/>
+          <w:szCs w:val="26"/>
+          <w:bdr w:val="none" w:sz="0" w:space="0" w:color="auto" w:frame="1"/>
+          <w14:ligatures w14:val="none"/>
+        </w:rPr>
+        <w:t>c</w:t>
+      </w:r>
+      <w:r>
+        <w:rPr>
+          <w:rFonts w:ascii="MathJax_Math-italic" w:eastAsia="Times New Roman" w:hAnsi="MathJax_Math-italic" w:cs="Times New Roman"/>
+          <w:b/>
+          <w:bCs/>
+          <w:kern w:val="0"/>
+          <w:sz w:val="26"/>
+          <w:szCs w:val="26"/>
+          <w:bdr w:val="none" w:sz="0" w:space="0" w:color="auto" w:frame="1"/>
+          <w:vertAlign w:val="subscript"/>
+          <w14:ligatures w14:val="none"/>
+        </w:rPr>
+        <w:t>t</w:t>
+      </w:r>
+      <w:r>
+        <w:t xml:space="preserve">) in the post-1980 model which each must </w:t>
       </w:r>
       <w:r>
         <w:lastRenderedPageBreak/>
-        <w:t>Finally, m</w:t>
-      </w:r>
-      <w:r>
-        <w:t>odels are specified including additional covariates to further isolate the effect of interest, controlling for observer</w:t>
-      </w:r>
-      <w:r>
-        <w:t xml:space="preserve"> and</w:t>
-      </w:r>
-      <w:r>
-        <w:t xml:space="preserve"> for </w:t>
-      </w:r>
-      <w:r>
-        <w:t xml:space="preserve">ocean climate via </w:t>
-      </w:r>
-      <w:r>
-        <w:t>PDO. Th</w:t>
-      </w:r>
-      <w:r>
-        <w:t>is procedure leads to many</w:t>
-      </w:r>
-      <w:r>
-        <w:t xml:space="preserve"> competing specifications</w:t>
-      </w:r>
-      <w:r>
-        <w:t>: 22 sets of covariate data (</w:t>
-      </w:r>
-      <w:r>
-        <w:rPr>
-          <w:rFonts w:ascii="MathJax_Math-italic" w:eastAsia="Times New Roman" w:hAnsi="MathJax_Math-italic" w:cs="Times New Roman"/>
-          <w:b/>
-          <w:bCs/>
-          <w:kern w:val="0"/>
-          <w:sz w:val="26"/>
-          <w:szCs w:val="26"/>
-          <w:bdr w:val="none" w:sz="0" w:space="0" w:color="auto" w:frame="1"/>
-          <w14:ligatures w14:val="none"/>
-        </w:rPr>
-        <w:t>c</w:t>
-      </w:r>
-      <w:r>
-        <w:rPr>
-          <w:rFonts w:ascii="MathJax_Math-italic" w:eastAsia="Times New Roman" w:hAnsi="MathJax_Math-italic" w:cs="Times New Roman"/>
-          <w:b/>
-          <w:bCs/>
-          <w:kern w:val="0"/>
-          <w:sz w:val="26"/>
-          <w:szCs w:val="26"/>
-          <w:bdr w:val="none" w:sz="0" w:space="0" w:color="auto" w:frame="1"/>
-          <w:vertAlign w:val="subscript"/>
-          <w14:ligatures w14:val="none"/>
-        </w:rPr>
-        <w:t>t</w:t>
-      </w:r>
-      <w:r>
-        <w:t xml:space="preserve">) in the post-1980 model which each must be evaluated against 2 competing </w:t>
+        <w:t xml:space="preserve">be evaluated against 2 competing </w:t>
       </w:r>
       <w:r>
         <w:rPr>
@@ -5758,17 +5986,17 @@
         <w:t>having some impact on pink salmon abundances.</w:t>
       </w:r>
       <w:r>
-        <w:t xml:space="preserve"> </w:t>
+        <w:t xml:space="preserve"> However, even if an estimate is found to be statistically significant</w:t>
+      </w:r>
+      <w:r>
+        <w:t xml:space="preserve"> and different to the effect of the treatment period observed at other streams in the region</w:t>
+      </w:r>
+      <w:r>
+        <w:t xml:space="preserve">, the size of the effect must also be </w:t>
       </w:r>
       <w:r>
         <w:lastRenderedPageBreak/>
-        <w:t>However, even if an estimate is found to be statistically significant</w:t>
-      </w:r>
-      <w:r>
-        <w:t xml:space="preserve"> and different to the effect of the treatment period observed at other streams in the region</w:t>
-      </w:r>
-      <w:r>
-        <w:t xml:space="preserve">, the size of the effect must also be considered, as even a significant effect may not be responsible for a large impact on salmon abundance. </w:t>
+        <w:t xml:space="preserve">considered, as even a significant effect may not be responsible for a large impact on salmon abundance. </w:t>
       </w:r>
     </w:p>
     <w:p>
@@ -5825,30 +6053,30 @@
       <w:r>
         <w:t xml:space="preserve">. </w:t>
       </w:r>
-      <w:commentRangeStart w:id="34"/>
       <w:commentRangeStart w:id="35"/>
       <w:commentRangeStart w:id="36"/>
       <w:commentRangeStart w:id="37"/>
+      <w:commentRangeStart w:id="38"/>
       <w:r>
         <w:t xml:space="preserve">It is important to consider the effect of straying both to and from Indian River, as both would influence the abundances observed in stream. </w:t>
       </w:r>
-      <w:commentRangeEnd w:id="36"/>
+      <w:commentRangeEnd w:id="37"/>
       <w:r>
         <w:rPr>
           <w:rStyle w:val="CommentReference"/>
           <w:sz w:val="24"/>
           <w:szCs w:val="24"/>
         </w:rPr>
-        <w:commentReference w:id="36"/>
-      </w:r>
-      <w:commentRangeEnd w:id="37"/>
+        <w:commentReference w:id="37"/>
+      </w:r>
+      <w:commentRangeEnd w:id="38"/>
       <w:r>
         <w:rPr>
           <w:rStyle w:val="CommentReference"/>
           <w:sz w:val="24"/>
           <w:szCs w:val="24"/>
         </w:rPr>
-        <w:commentReference w:id="37"/>
+        <w:commentReference w:id="38"/>
       </w:r>
       <w:r>
         <w:t xml:space="preserve">By specifying </w:t>
@@ -5922,23 +6150,23 @@
       <w:r>
         <w:t xml:space="preserve"> elements estimated will be associated with percent increases from one time step to the next.</w:t>
       </w:r>
-      <w:commentRangeEnd w:id="34"/>
+      <w:commentRangeEnd w:id="35"/>
       <w:r>
         <w:rPr>
           <w:rStyle w:val="CommentReference"/>
           <w:sz w:val="24"/>
           <w:szCs w:val="24"/>
         </w:rPr>
-        <w:commentReference w:id="34"/>
-      </w:r>
-      <w:commentRangeEnd w:id="35"/>
+        <w:commentReference w:id="35"/>
+      </w:r>
+      <w:commentRangeEnd w:id="36"/>
       <w:r>
         <w:rPr>
           <w:rStyle w:val="CommentReference"/>
           <w:sz w:val="24"/>
           <w:szCs w:val="24"/>
         </w:rPr>
-        <w:commentReference w:id="35"/>
+        <w:commentReference w:id="36"/>
       </w:r>
       <w:r>
         <w:t xml:space="preserve"> </w:t>
@@ -5975,58 +6203,58 @@
         <w:t xml:space="preserve">Instead, the model includes </w:t>
       </w:r>
       <w:r>
-        <w:t xml:space="preserve">covariate data relating to smolts reared by the hatchery from eggs taken </w:t>
+        <w:t>covariate data relating to smolts reared by the hatchery from eggs taken from the previous brood year’s broodstock and released the prior year. This</w:t>
+      </w:r>
+      <w:r>
+        <w:t xml:space="preserve"> allow</w:t>
+      </w:r>
+      <w:r>
+        <w:t>s</w:t>
+      </w:r>
+      <w:r>
+        <w:t xml:space="preserve"> the state of hatchery returners in the current year (</w:t>
+      </w:r>
+      <w:r>
+        <w:rPr>
+          <w:rFonts w:ascii="MathJax_Math-italic" w:eastAsia="Times New Roman" w:hAnsi="MathJax_Math-italic" w:cs="Times New Roman"/>
+          <w:kern w:val="0"/>
+          <w:sz w:val="26"/>
+          <w:szCs w:val="26"/>
+          <w:bdr w:val="none" w:sz="0" w:space="0" w:color="auto" w:frame="1"/>
+          <w14:ligatures w14:val="none"/>
+        </w:rPr>
+        <w:t>x</w:t>
+      </w:r>
+      <w:r>
+        <w:rPr>
+          <w:rFonts w:ascii="MathJax_Math-italic" w:eastAsia="Times New Roman" w:hAnsi="MathJax_Math-italic" w:cs="Times New Roman"/>
+          <w:kern w:val="0"/>
+          <w:sz w:val="26"/>
+          <w:szCs w:val="26"/>
+          <w:bdr w:val="none" w:sz="0" w:space="0" w:color="auto" w:frame="1"/>
+          <w:vertAlign w:val="subscript"/>
+          <w14:ligatures w14:val="none"/>
+        </w:rPr>
+        <w:t>H</w:t>
+      </w:r>
+      <w:r>
+        <w:rPr>
+          <w:rFonts w:ascii="MathJax_Math-italic" w:eastAsia="Times New Roman" w:hAnsi="MathJax_Math-italic" w:cs="Times New Roman"/>
+          <w:kern w:val="0"/>
+          <w:sz w:val="26"/>
+          <w:szCs w:val="26"/>
+          <w:bdr w:val="none" w:sz="0" w:space="0" w:color="auto" w:frame="1"/>
+          <w:vertAlign w:val="subscript"/>
+          <w14:ligatures w14:val="none"/>
+        </w:rPr>
+        <w:t>,t</w:t>
+      </w:r>
+      <w:r>
+        <w:t xml:space="preserve">) to be composed of smolts reared from the previous </w:t>
       </w:r>
       <w:r>
         <w:lastRenderedPageBreak/>
-        <w:t>from the previous brood year’s broodstock and released the prior year. This</w:t>
-      </w:r>
-      <w:r>
-        <w:t xml:space="preserve"> allow</w:t>
-      </w:r>
-      <w:r>
-        <w:t>s</w:t>
-      </w:r>
-      <w:r>
-        <w:t xml:space="preserve"> the state of hatchery returners in the current year (</w:t>
-      </w:r>
-      <w:r>
-        <w:rPr>
-          <w:rFonts w:ascii="MathJax_Math-italic" w:eastAsia="Times New Roman" w:hAnsi="MathJax_Math-italic" w:cs="Times New Roman"/>
-          <w:kern w:val="0"/>
-          <w:sz w:val="26"/>
-          <w:szCs w:val="26"/>
-          <w:bdr w:val="none" w:sz="0" w:space="0" w:color="auto" w:frame="1"/>
-          <w14:ligatures w14:val="none"/>
-        </w:rPr>
-        <w:t>x</w:t>
-      </w:r>
-      <w:r>
-        <w:rPr>
-          <w:rFonts w:ascii="MathJax_Math-italic" w:eastAsia="Times New Roman" w:hAnsi="MathJax_Math-italic" w:cs="Times New Roman"/>
-          <w:kern w:val="0"/>
-          <w:sz w:val="26"/>
-          <w:szCs w:val="26"/>
-          <w:bdr w:val="none" w:sz="0" w:space="0" w:color="auto" w:frame="1"/>
-          <w:vertAlign w:val="subscript"/>
-          <w14:ligatures w14:val="none"/>
-        </w:rPr>
-        <w:t>H</w:t>
-      </w:r>
-      <w:r>
-        <w:rPr>
-          <w:rFonts w:ascii="MathJax_Math-italic" w:eastAsia="Times New Roman" w:hAnsi="MathJax_Math-italic" w:cs="Times New Roman"/>
-          <w:kern w:val="0"/>
-          <w:sz w:val="26"/>
-          <w:szCs w:val="26"/>
-          <w:bdr w:val="none" w:sz="0" w:space="0" w:color="auto" w:frame="1"/>
-          <w:vertAlign w:val="subscript"/>
-          <w14:ligatures w14:val="none"/>
-        </w:rPr>
-        <w:t>,t</w:t>
-      </w:r>
-      <w:r>
-        <w:t xml:space="preserve">) to be composed of smolts reared from the previous brood (and released in the prior year), as well as wild born fish from Indian River straying to the hatchery. </w:t>
+        <w:t xml:space="preserve">brood (and released in the prior year), as well as wild born fish from Indian River straying to the hatchery. </w:t>
       </w:r>
       <w:r>
         <w:t>An example of such a model’s process equation written out in matrix form follows:</w:t>
@@ -6183,7 +6411,7 @@
           <w:u w:val="single"/>
         </w:rPr>
       </w:pPr>
-      <w:bookmarkStart w:id="38" w:name="_Hlk201668133"/>
+      <w:bookmarkStart w:id="39" w:name="_Hlk201668133"/>
       <w:r>
         <w:rPr>
           <w:b/>
@@ -6216,8 +6444,8 @@
       <w:r>
         <w:t>For both even- and odd-year runs</w:t>
       </w:r>
-      <w:commentRangeStart w:id="39"/>
       <w:commentRangeStart w:id="40"/>
+      <w:commentRangeStart w:id="41"/>
       <w:r>
         <w:t xml:space="preserve">, Indian River abundances at the beginning of the time series </w:t>
       </w:r>
@@ -6233,18 +6461,18 @@
       <w:r>
         <w:t xml:space="preserve"> the </w:t>
       </w:r>
-      <w:commentRangeStart w:id="41"/>
+      <w:commentRangeStart w:id="42"/>
       <w:r>
         <w:t>regional average</w:t>
       </w:r>
-      <w:commentRangeEnd w:id="41"/>
+      <w:commentRangeEnd w:id="42"/>
       <w:r>
         <w:rPr>
           <w:rStyle w:val="CommentReference"/>
           <w:sz w:val="24"/>
           <w:szCs w:val="24"/>
         </w:rPr>
-        <w:commentReference w:id="41"/>
+        <w:commentReference w:id="42"/>
       </w:r>
       <w:r>
         <w:t>, while odd-year Indian River abundance in 1961 was estimated to be 1.326 standard deviations lower</w:t>
@@ -6253,29 +6481,29 @@
         <w:t>. Over the course of the time series, Indian River abundances for both runs “catch-up” to what would be expected of an average pink salmon index stream</w:t>
       </w:r>
       <w:r>
-        <w:t>, although odd-</w:t>
+        <w:t xml:space="preserve">, although odd-year Indian River runs take some </w:t>
+      </w:r>
+      <w:r>
+        <w:t>time</w:t>
+      </w:r>
+      <w:r>
+        <w:t xml:space="preserve"> to accomplish this and do not exceed th</w:t>
+      </w:r>
+      <w:r>
+        <w:t>e</w:t>
+      </w:r>
+      <w:r>
+        <w:t xml:space="preserve"> statistical average until 1997. From the middle 1990s onward, both </w:t>
+      </w:r>
+      <w:r>
+        <w:t xml:space="preserve">Indian River </w:t>
+      </w:r>
+      <w:r>
+        <w:t xml:space="preserve">runs are closely aligned </w:t>
       </w:r>
       <w:r>
         <w:lastRenderedPageBreak/>
-        <w:t xml:space="preserve">year Indian River runs take some </w:t>
-      </w:r>
-      <w:r>
-        <w:t>time</w:t>
-      </w:r>
-      <w:r>
-        <w:t xml:space="preserve"> to accomplish this and do not exceed th</w:t>
-      </w:r>
-      <w:r>
-        <w:t>e</w:t>
-      </w:r>
-      <w:r>
-        <w:t xml:space="preserve"> statistical average until 1997. From the middle 1990s onward, both </w:t>
-      </w:r>
-      <w:r>
-        <w:t xml:space="preserve">Indian River </w:t>
-      </w:r>
-      <w:r>
-        <w:t>runs are closely aligned with the average index stream, exceeding the average in some years and falling short in others, but in either case not by an amount that appears drastic when visually appraised</w:t>
+        <w:t>with the average index stream, exceeding the average in some years and falling short in others, but in either case not by an amount that appears drastic when visually appraised</w:t>
       </w:r>
       <w:r>
         <w:t xml:space="preserve"> (Figure 3)</w:t>
@@ -6283,23 +6511,23 @@
       <w:r>
         <w:t>.</w:t>
       </w:r>
-      <w:commentRangeEnd w:id="39"/>
+      <w:commentRangeEnd w:id="40"/>
       <w:r>
         <w:rPr>
           <w:rStyle w:val="CommentReference"/>
           <w:sz w:val="24"/>
           <w:szCs w:val="24"/>
         </w:rPr>
-        <w:commentReference w:id="39"/>
-      </w:r>
-      <w:commentRangeEnd w:id="40"/>
+        <w:commentReference w:id="40"/>
+      </w:r>
+      <w:commentRangeEnd w:id="41"/>
       <w:r>
         <w:rPr>
           <w:rStyle w:val="CommentReference"/>
           <w:sz w:val="24"/>
           <w:szCs w:val="24"/>
         </w:rPr>
-        <w:commentReference w:id="40"/>
+        <w:commentReference w:id="41"/>
       </w:r>
     </w:p>
     <w:p>
@@ -6321,23 +6549,23 @@
       <w:r>
         <w:t xml:space="preserve">deviate wildly from the </w:t>
       </w:r>
-      <w:commentRangeStart w:id="42"/>
+      <w:commentRangeStart w:id="43"/>
       <w:r>
         <w:t>regional average</w:t>
       </w:r>
-      <w:commentRangeEnd w:id="42"/>
+      <w:commentRangeEnd w:id="43"/>
       <w:r>
         <w:rPr>
           <w:rStyle w:val="CommentReference"/>
           <w:sz w:val="24"/>
           <w:szCs w:val="24"/>
         </w:rPr>
-        <w:commentReference w:id="42"/>
+        <w:commentReference w:id="43"/>
       </w:r>
       <w:r>
         <w:t xml:space="preserve">. However, plotting these time series is not enough to conclusively state that abundances at Indian River do not differ from those that would be expected of an average pink salmon index stream in the region in a statistically significant way. </w:t>
       </w:r>
-      <w:del w:id="43" w:author="Brian McGreal" w:date="2026-03-30T12:29:00Z" w16du:dateUtc="2026-03-30T19:29:00Z">
+      <w:del w:id="44" w:author="Brian McGreal" w:date="2026-03-30T12:29:00Z" w16du:dateUtc="2026-03-30T19:29:00Z">
         <w:r>
           <w:delText xml:space="preserve"> </w:delText>
         </w:r>
@@ -6389,11 +6617,7 @@
         <w:t xml:space="preserve">time series observed </w:t>
       </w:r>
       <w:r>
-        <w:t xml:space="preserve">in the first 30 years </w:t>
-      </w:r>
-      <w:r>
-        <w:lastRenderedPageBreak/>
-        <w:t>of the study period (Figure 3), which could suggest that SJH releases may not be a primary driver of this disparity</w:t>
+        <w:t>in the first 30 years of the study period (Figure 3), which could suggest that SJH releases may not be a primary driver of this disparity</w:t>
       </w:r>
       <w:r>
         <w:t>.</w:t>
@@ -6570,89 +6794,89 @@
         <w:t>construct</w:t>
       </w:r>
       <w:r>
-        <w:t xml:space="preserve"> confidence intervals for the effect of the post-</w:t>
+        <w:t xml:space="preserve"> confidence intervals for the effect of the post-treatment period, rather than the effect of treatment at Indian River</w:t>
+      </w:r>
+      <w:r>
+        <w:t>.</w:t>
+      </w:r>
+      <w:r>
+        <w:t xml:space="preserve"> A significant effect of the treatment period is observed</w:t>
+      </w:r>
+      <w:r>
+        <w:t xml:space="preserve"> </w:t>
+      </w:r>
+      <w:r>
+        <w:t xml:space="preserve">in the post-1980 model for even-year runs, meaning that regional </w:t>
       </w:r>
       <w:r>
         <w:lastRenderedPageBreak/>
-        <w:t>treatment period, rather than the effect of treatment at Indian River</w:t>
-      </w:r>
-      <w:r>
-        <w:t>.</w:t>
-      </w:r>
-      <w:r>
-        <w:t xml:space="preserve"> A significant effect of the treatment period is observed</w:t>
+        <w:t>pink salmon abundances in even years have increased significantly since that time. N</w:t>
+      </w:r>
+      <w:r>
+        <w:t>o</w:t>
+      </w:r>
+      <w:r>
+        <w:t xml:space="preserve"> other</w:t>
+      </w:r>
+      <w:r>
+        <w:t xml:space="preserve"> significant effect</w:t>
+      </w:r>
+      <w:r>
+        <w:t>s</w:t>
+      </w:r>
+      <w:r>
+        <w:t xml:space="preserve"> of treatment period</w:t>
+      </w:r>
+      <w:r>
+        <w:t xml:space="preserve"> are found</w:t>
+      </w:r>
+      <w:r>
+        <w:t xml:space="preserve"> (Figure 5). In </w:t>
+      </w:r>
+      <w:r>
+        <w:t>the other three best fit specifications (odd-year runs post-1980 and both runs post-2010)</w:t>
+      </w:r>
+      <w:r>
+        <w:t xml:space="preserve"> bootstrap parameter estimates of the effect of treatment </w:t>
+      </w:r>
+      <w:r>
+        <w:t>period</w:t>
+      </w:r>
+      <w:r>
+        <w:t xml:space="preserve"> tend to be positive, although not frequently enough to say with high confidence that </w:t>
+      </w:r>
+      <w:r>
+        <w:t>a true effect is being observed</w:t>
+      </w:r>
+      <w:r>
+        <w:t xml:space="preserve">. </w:t>
+      </w:r>
+      <w:commentRangeStart w:id="45"/>
+      <w:r>
+        <w:t>While t</w:t>
+      </w:r>
+      <w:r>
+        <w:t xml:space="preserve">hese </w:t>
+      </w:r>
+      <w:r>
+        <w:t>result</w:t>
+      </w:r>
+      <w:r>
+        <w:t xml:space="preserve">s </w:t>
+      </w:r>
+      <w:r>
+        <w:t>do not</w:t>
       </w:r>
       <w:r>
         <w:t xml:space="preserve"> </w:t>
       </w:r>
       <w:r>
-        <w:t>in the post-1980 model for even-year runs, meaning that regional pink salmon abundances in even years have increased significantly since that time. N</w:t>
-      </w:r>
-      <w:r>
-        <w:t>o</w:t>
-      </w:r>
-      <w:r>
-        <w:t xml:space="preserve"> other</w:t>
-      </w:r>
-      <w:r>
-        <w:t xml:space="preserve"> significant effect</w:t>
-      </w:r>
-      <w:r>
-        <w:t>s</w:t>
-      </w:r>
-      <w:r>
-        <w:t xml:space="preserve"> of treatment period</w:t>
-      </w:r>
-      <w:r>
-        <w:t xml:space="preserve"> are found</w:t>
-      </w:r>
-      <w:r>
-        <w:t xml:space="preserve"> (Figure 5). In </w:t>
-      </w:r>
-      <w:r>
-        <w:t>the other three best fit specifications (odd-year runs post-1980 and both runs post-2010)</w:t>
-      </w:r>
-      <w:r>
-        <w:t xml:space="preserve"> bootstrap parameter estimates of the effect of treatment </w:t>
-      </w:r>
-      <w:r>
-        <w:t>period</w:t>
-      </w:r>
-      <w:r>
-        <w:t xml:space="preserve"> tend to be positive, although not frequently enough to say with high confidence that </w:t>
-      </w:r>
-      <w:r>
-        <w:t>a true effect is being observed</w:t>
-      </w:r>
-      <w:r>
-        <w:t xml:space="preserve">. </w:t>
-      </w:r>
-      <w:commentRangeStart w:id="44"/>
-      <w:r>
-        <w:t>While t</w:t>
-      </w:r>
-      <w:r>
-        <w:t xml:space="preserve">hese </w:t>
-      </w:r>
-      <w:r>
-        <w:t>result</w:t>
-      </w:r>
-      <w:r>
-        <w:t xml:space="preserve">s </w:t>
-      </w:r>
-      <w:r>
-        <w:t>do not</w:t>
+        <w:t>conclusively</w:t>
       </w:r>
       <w:r>
         <w:t xml:space="preserve"> </w:t>
       </w:r>
       <w:r>
-        <w:t>conclusively</w:t>
-      </w:r>
-      <w:r>
-        <w:t xml:space="preserve"> </w:t>
-      </w:r>
-      <w:r>
         <w:t xml:space="preserve">determine that </w:t>
       </w:r>
       <w:r>
@@ -6679,14 +6903,14 @@
       <w:r>
         <w:t xml:space="preserve">s dwarfed by the overall changes in pink salmon population dynamics throughout the region during the treatment period. </w:t>
       </w:r>
-      <w:commentRangeEnd w:id="44"/>
+      <w:commentRangeEnd w:id="45"/>
       <w:r>
         <w:rPr>
           <w:rStyle w:val="CommentReference"/>
           <w:sz w:val="24"/>
           <w:szCs w:val="24"/>
         </w:rPr>
-        <w:commentReference w:id="44"/>
+        <w:commentReference w:id="45"/>
       </w:r>
     </w:p>
     <w:p>
@@ -6828,109 +7052,109 @@
         <w:t>for both even- and odd-year runs</w:t>
       </w:r>
       <w:r>
-        <w:t xml:space="preserve">, although this is the smallest of </w:t>
+        <w:t>, although this is the smallest of the three effects observed for each run, with point estimates of 0.</w:t>
+      </w:r>
+      <w:r>
+        <w:t>089</w:t>
+      </w:r>
+      <w:r>
+        <w:t xml:space="preserve"> and 0.</w:t>
+      </w:r>
+      <w:r>
+        <w:t>04</w:t>
+      </w:r>
+      <w:r>
+        <w:t xml:space="preserve"> respectively</w:t>
+      </w:r>
+      <w:r>
+        <w:t xml:space="preserve">, and in both cases enough parameter estimates fell below zero to diminish statistical confidence in </w:t>
       </w:r>
       <w:r>
         <w:lastRenderedPageBreak/>
-        <w:t>the three effects observed for each run, with point estimates of 0.</w:t>
-      </w:r>
-      <w:r>
-        <w:t>089</w:t>
+        <w:t>the result</w:t>
+      </w:r>
+      <w:r>
+        <w:t xml:space="preserve">. </w:t>
+      </w:r>
+      <w:r>
+        <w:t>Not surprisingly t</w:t>
+      </w:r>
+      <w:r>
+        <w:t xml:space="preserve">he river shows a significant positive effect on itself for both odd- and even-year runs, with </w:t>
+      </w:r>
+      <w:r>
+        <w:t>point estimates</w:t>
+      </w:r>
+      <w:r>
+        <w:t xml:space="preserve"> of </w:t>
+      </w:r>
+      <w:r>
+        <w:t>0.</w:t>
+      </w:r>
+      <w:r>
+        <w:t>92</w:t>
+      </w:r>
+      <w:r>
+        <w:t xml:space="preserve"> in even years and 0.</w:t>
+      </w:r>
+      <w:r>
+        <w:t>96</w:t>
+      </w:r>
+      <w:r>
+        <w:t xml:space="preserve"> in odd years. </w:t>
+      </w:r>
+      <w:r>
+        <w:t>B</w:t>
+      </w:r>
+      <w:r>
+        <w:t xml:space="preserve">oth even- and odd-year hatchery returns are </w:t>
+      </w:r>
+      <w:r>
+        <w:t xml:space="preserve">also </w:t>
+      </w:r>
+      <w:r>
+        <w:t xml:space="preserve">significantly influenced by </w:t>
+      </w:r>
+      <w:r>
+        <w:t>prior brood year</w:t>
+      </w:r>
+      <w:r>
+        <w:t xml:space="preserve"> Indian River abundances</w:t>
+      </w:r>
+      <w:r>
+        <w:t>, with the model</w:t>
+      </w:r>
+      <w:r>
+        <w:t xml:space="preserve"> finding respective</w:t>
+      </w:r>
+      <w:r>
+        <w:t xml:space="preserve"> point estimates of </w:t>
+      </w:r>
+      <w:r>
+        <w:t>0</w:t>
+      </w:r>
+      <w:r>
+        <w:t>.</w:t>
+      </w:r>
+      <w:r>
+        <w:t>6</w:t>
+      </w:r>
+      <w:r>
+        <w:t>31</w:t>
       </w:r>
       <w:r>
         <w:t xml:space="preserve"> and 0.</w:t>
       </w:r>
       <w:r>
-        <w:t>04</w:t>
-      </w:r>
-      <w:r>
-        <w:t xml:space="preserve"> respectively</w:t>
-      </w:r>
-      <w:r>
-        <w:t>, and in both cases enough parameter estimates fell below zero to diminish statistical confidence in the result</w:t>
-      </w:r>
-      <w:r>
-        <w:t xml:space="preserve">. </w:t>
-      </w:r>
-      <w:r>
-        <w:t>Not surprisingly t</w:t>
-      </w:r>
-      <w:r>
-        <w:t xml:space="preserve">he river shows a significant positive effect on itself for both odd- and even-year runs, with </w:t>
-      </w:r>
-      <w:r>
-        <w:t>point estimates</w:t>
-      </w:r>
-      <w:r>
-        <w:t xml:space="preserve"> of </w:t>
-      </w:r>
-      <w:r>
-        <w:t>0.</w:t>
-      </w:r>
-      <w:r>
-        <w:t>92</w:t>
-      </w:r>
-      <w:r>
-        <w:t xml:space="preserve"> in even years and 0.</w:t>
-      </w:r>
-      <w:r>
-        <w:t>96</w:t>
-      </w:r>
-      <w:r>
-        <w:t xml:space="preserve"> in odd years. </w:t>
-      </w:r>
-      <w:r>
-        <w:t>B</w:t>
-      </w:r>
-      <w:r>
-        <w:t xml:space="preserve">oth even- and odd-year hatchery returns are </w:t>
-      </w:r>
-      <w:r>
-        <w:t xml:space="preserve">also </w:t>
-      </w:r>
-      <w:r>
-        <w:t xml:space="preserve">significantly influenced by </w:t>
-      </w:r>
-      <w:r>
-        <w:t>prior brood year</w:t>
-      </w:r>
-      <w:r>
-        <w:t xml:space="preserve"> Indian River abundances</w:t>
-      </w:r>
-      <w:r>
-        <w:t>, with the model</w:t>
-      </w:r>
-      <w:r>
-        <w:t xml:space="preserve"> finding respective</w:t>
-      </w:r>
-      <w:r>
-        <w:t xml:space="preserve"> point estimates of </w:t>
-      </w:r>
-      <w:r>
-        <w:t>0</w:t>
+        <w:t>311</w:t>
       </w:r>
       <w:r>
         <w:t>.</w:t>
       </w:r>
       <w:r>
-        <w:t>6</w:t>
-      </w:r>
-      <w:r>
-        <w:t>31</w:t>
-      </w:r>
-      <w:r>
-        <w:t xml:space="preserve"> and 0.</w:t>
-      </w:r>
-      <w:r>
-        <w:t>311</w:t>
-      </w:r>
-      <w:r>
-        <w:t>.</w:t>
-      </w:r>
-      <w:r>
         <w:t xml:space="preserve"> </w:t>
       </w:r>
-      <w:commentRangeStart w:id="45"/>
+      <w:commentRangeStart w:id="46"/>
       <w:r>
         <w:t xml:space="preserve">While the effect of prior brood year Indian River abundances on current brood year hatchery returns is stronger for both runs than its inverse, it is crucial to note that hatchery returns are </w:t>
       </w:r>
@@ -6964,14 +7188,14 @@
       <w:r>
         <w:t>s imply that the following brood year will see more fish from Indian River returning to the hatchery than vice versa.</w:t>
       </w:r>
-      <w:commentRangeEnd w:id="45"/>
+      <w:commentRangeEnd w:id="46"/>
       <w:r>
         <w:rPr>
           <w:rStyle w:val="CommentReference"/>
           <w:sz w:val="24"/>
           <w:szCs w:val="24"/>
         </w:rPr>
-        <w:commentReference w:id="45"/>
+        <w:commentReference w:id="46"/>
       </w:r>
     </w:p>
     <w:p>
@@ -6980,7 +7204,7 @@
       </w:pPr>
     </w:p>
     <w:bookmarkEnd w:id="1"/>
-    <w:bookmarkEnd w:id="38"/>
+    <w:bookmarkEnd w:id="39"/>
     <w:p>
       <w:pPr>
         <w:spacing w:after="0" w:line="480" w:lineRule="auto"/>
@@ -6990,7 +7214,7 @@
           <w:u w:val="single"/>
         </w:rPr>
       </w:pPr>
-      <w:commentRangeStart w:id="46"/>
+      <w:commentRangeStart w:id="47"/>
       <w:r>
         <w:rPr>
           <w:b/>
@@ -6999,7 +7223,7 @@
         </w:rPr>
         <w:t>Discussion</w:t>
       </w:r>
-      <w:commentRangeEnd w:id="46"/>
+      <w:commentRangeEnd w:id="47"/>
       <w:r>
         <w:rPr>
           <w:rStyle w:val="CommentReference"/>
@@ -7009,7 +7233,7 @@
           <w:szCs w:val="24"/>
           <w:u w:val="single"/>
         </w:rPr>
-        <w:commentReference w:id="46"/>
+        <w:commentReference w:id="47"/>
       </w:r>
     </w:p>
     <w:p>
@@ -7041,11 +7265,11 @@
         <w:t>), where</w:t>
       </w:r>
       <w:r>
-        <w:t xml:space="preserve">as odd-year runs are not in line with broader regional patterns. No significant impact of hatchery operations at Indian River was observed in either run, although evidence was found of Indian River abundances positively influencing hatchery returns in the subsequent brood year. The effect of hatchery releases on subsequent brood year Indian River abundances </w:t>
+        <w:t xml:space="preserve">as odd-year runs are not in line with broader regional patterns. No significant impact of hatchery operations at Indian River was observed in either run, although evidence was found of Indian River abundances positively influencing hatchery returns in the subsequent brood year. The effect of hatchery releases on subsequent brood year Indian River abundances was not found to be statistically significant for either run, in both cases a convincing majority of bootstrapped parameter estimates were positive (94.2% in even-year runs, and 92% in odd-year </w:t>
       </w:r>
       <w:r>
         <w:lastRenderedPageBreak/>
-        <w:t>was not found to be statistically significant for either run, in both cases a convincing majority of bootstrapped parameter estimates were positive (94.2% in even-year runs, and 92% in odd-year runs). This falls short of the 95% confidence threshold, it is worth considering the implications of a small but positive true effect of hatchery releases on Indian River pink salmon abundance in the following brood year. For both runs, the effect of prior brood year Indian River abundances on current brood year hatchery returns is stronger than its inverse (Figure 6), but it is crucial to note that hatchery returns are greater than Indian River abundance much more often than not. This means that, if there exists a small but positive true effect of hatchery releases on subsequent brood year Indian River abundances, the overall numbers of fish straying to a non-origin site could be roughly equal or even skewed towards hatchery-born fish returning to Indian River. In those brood years where Indian River abundances exceed hatchery returns, these effect sizes imply that the following brood year will see more fish from Indian River returning to the hatchery than vice versa.</w:t>
+        <w:t>runs). This falls short of the 95% confidence threshold, it is worth considering the implications of a small but positive true effect of hatchery releases on Indian River pink salmon abundance in the following brood year. For both runs, the effect of prior brood year Indian River abundances on current brood year hatchery returns is stronger than its inverse (Figure 6), but it is crucial to note that hatchery returns are greater than Indian River abundance much more often than not. This means that, if there exists a small but positive true effect of hatchery releases on subsequent brood year Indian River abundances, the overall numbers of fish straying to a non-origin site could be roughly equal or even skewed towards hatchery-born fish returning to Indian River. In those brood years where Indian River abundances exceed hatchery returns, these effect sizes imply that the following brood year will see more fish from Indian River returning to the hatchery than vice versa.</w:t>
       </w:r>
     </w:p>
     <w:p>
@@ -7057,11 +7281,11 @@
         <w:t xml:space="preserve">In even years, Indian River salmon are not out of the ordinary relative to the wider region. No effect of the commencement of hatchery operations or the expansion of hatchery releases was associated with an increase in the numbers of spawning pink salmon at Indian River relative to the wider region (Figure 5). However, in even years, Indian River abundances were estimated to have a strong impact on pink salmon returning to the hatchery in the subsequent brood year, while an accompanying effect of hatchery releases on subsequent brood year Indian River abundances was not found to be statistically significant (Figure 6). </w:t>
       </w:r>
       <w:r>
-        <w:t xml:space="preserve">Even if there exists small but positive true effect of hatchery releases on subsequent brood year Indian River abundances in even-year runs, the difference between this effect and the relatively </w:t>
+        <w:t xml:space="preserve">Even if there exists small but positive true effect of hatchery releases on subsequent brood year Indian River abundances in even-year runs, the difference between this effect and the relatively larger effect of Indian River abundances on pink salmon returning to the hatchery in the subsequent brood year is fairly large. This would imply that Indian River spawners would have </w:t>
       </w:r>
       <w:r>
         <w:lastRenderedPageBreak/>
-        <w:t xml:space="preserve">larger effect of Indian River abundances on pink salmon returning to the hatchery in the subsequent brood year is fairly large. This would imply that Indian River spawners would have to vastly outnumber hatchery releases in a given year in order for a net increase in Indian River abundance due to hatchery releases to occur in the following brood year. </w:t>
+        <w:t xml:space="preserve">to vastly outnumber hatchery releases in a given year in order for a net increase in Indian River abundance due to hatchery releases to occur in the following brood year. </w:t>
       </w:r>
       <w:r>
         <w:t>Taken together, these results imply there is little concern that even-year pink salmon abundances fall outside their natural range of variation at Indian River, and indeed seem to be significantly contributing to hatchery returns.</w:t>
@@ -7082,11 +7306,11 @@
       </w:pPr>
       <w:r>
         <w:tab/>
-        <w:t xml:space="preserve">Being that the results of this work are intended first and foremost to provide management at SITK with a comprehensive description of both the impacts of SJH operations and of the population dynamics of pink salmon throughout the broader region, the implications </w:t>
+        <w:t xml:space="preserve">Being that the results of this work are intended first and foremost to provide management at SITK with a comprehensive description of both the impacts of SJH operations and of the population dynamics of pink salmon throughout the broader region, the implications of these findings and how they might inform the duties of park officials with respect to conservation must be considered. In even years, pink salmon abundances are in line with those </w:t>
       </w:r>
       <w:r>
         <w:lastRenderedPageBreak/>
-        <w:t>of these findings and how they might inform the duties of park officials with respect to conservation must be considered. In even years, pink salmon abundances are in line with those observed at ‘pristine’ index streams nearby and thus increases in their spawning densities are likely still within the natural range of variation. This is not to say that concerns about hypoxia events are not still pressing, but the possibility exists that interceding on behalf of Indian River’s other resident species may run contrary to the natural state of even-year pink salmon. Available evidence suggests that there is likely no need for intervention to address even-year abundances. In odd years there exists more compelling evidence that hatchery releases of pink salmon could be exerting some influence over abundances at Indian River. It is not likely that the hatchery is the main driver of high pink salmon densities in odd years (spawning abundances of these fish have been on the rise throughout the region for decades), but there exists a greater possibility that hatchery fish may having some influence on abundances seen at Indian River than for even-year runs. Recall that in odd years, the effect of Indian River pink salmon abundance on hatchery returns in the subsequent brood year is lower than the effect observed in even years. If there exists some small but positive true effect of hatchery releases on subsequent brood year Indian River abundances, the difference between the magnitude of these effects in odd years would be far less than in even-years, meaning that odd-year Indian River abundances would be more susceptible to being inflated by hatchery releases. It is possible that limiting the number of SJH pink salmon moving into Indian River to spawn in odd years may be beneficial for maintaining the wild population in the park within their natural range of variation, but this is far from conclusive, and suggests the need for more consistent otolith sampling of odd-year Indian River spawners in order to further understand the impact of SJH releases.</w:t>
+        <w:t>observed at ‘pristine’ index streams nearby and thus increases in their spawning densities are likely still within the natural range of variation. This is not to say that concerns about hypoxia events are not still pressing, but the possibility exists that interceding on behalf of Indian River’s other resident species may run contrary to the natural state of even-year pink salmon. Available evidence suggests that there is likely no need for intervention to address even-year abundances. In odd years there exists more compelling evidence that hatchery releases of pink salmon could be exerting some influence over abundances at Indian River. It is not likely that the hatchery is the main driver of high pink salmon densities in odd years (spawning abundances of these fish have been on the rise throughout the region for decades), but there exists a greater possibility that hatchery fish may having some influence on abundances seen at Indian River than for even-year runs. Recall that in odd years, the effect of Indian River pink salmon abundance on hatchery returns in the subsequent brood year is lower than the effect observed in even years. If there exists some small but positive true effect of hatchery releases on subsequent brood year Indian River abundances, the difference between the magnitude of these effects in odd years would be far less than in even-years, meaning that odd-year Indian River abundances would be more susceptible to being inflated by hatchery releases. It is possible that limiting the number of SJH pink salmon moving into Indian River to spawn in odd years may be beneficial for maintaining the wild population in the park within their natural range of variation, but this is far from conclusive, and suggests the need for more consistent otolith sampling of odd-year Indian River spawners in order to further understand the impact of SJH releases.</w:t>
       </w:r>
     </w:p>
     <w:p>
@@ -7094,9 +7318,12 @@
         <w:spacing w:after="0" w:line="480" w:lineRule="auto"/>
       </w:pPr>
       <w:r>
+        <w:tab/>
+        <w:t xml:space="preserve">It is clear from this research that determining the point at which a native species becomes overabundant is not a simple task. In the case of pink salmon at Indian River, this task </w:t>
+      </w:r>
+      <w:r>
         <w:lastRenderedPageBreak/>
-        <w:tab/>
-        <w:t>It is clear from this research that determining the point at which a native species becomes overabundant is not a simple task. In the case of pink salmon at Indian River, this task is made additionally complicated by the fact there two populations inhabiting the same environment (odd- and even-year runs) with potentially different life histories and characteristics. When assessing whether or not the overabundance of a native species in an ecosystem might be driven by some anthropogenic intervention requires the consideration not only of that particular population in time, but also the consideration of relevant populations of the same species that have not been exposed to the same intervention (although this may not always be possible).</w:t>
+        <w:t>is made additionally complicated by the fact there two populations inhabiting the same environment (odd- and even-year runs) with potentially different life histories and characteristics. When assessing whether or not the overabundance of a native species in an ecosystem might be driven by some anthropogenic intervention requires the consideration not only of that particular population in time, but also the consideration of relevant populations of the same species that have not been exposed to the same intervention (although this may not always be possible).</w:t>
       </w:r>
       <w:r>
         <w:br w:type="page"/>
@@ -7217,7 +7444,7 @@
         <w:spacing w:line="240" w:lineRule="auto"/>
         <w:ind w:left="720" w:hanging="720"/>
         <w:rPr>
-          <w:ins w:id="47" w:author="Brian E McGreal" w:date="2026-03-27T09:38:00Z" w16du:dateUtc="2026-03-27T16:38:00Z"/>
+          <w:ins w:id="48" w:author="Brian E McGreal" w:date="2026-03-27T09:38:00Z" w16du:dateUtc="2026-03-27T16:38:00Z"/>
         </w:rPr>
       </w:pPr>
       <w:r>
@@ -7282,7 +7509,7 @@
         <w:spacing w:line="240" w:lineRule="auto"/>
         <w:ind w:left="720" w:hanging="720"/>
       </w:pPr>
-      <w:ins w:id="48" w:author="Brian E McGreal" w:date="2026-03-27T09:38:00Z" w16du:dateUtc="2026-03-27T16:38:00Z">
+      <w:ins w:id="49" w:author="Brian E McGreal" w:date="2026-03-27T09:38:00Z" w16du:dateUtc="2026-03-27T16:38:00Z">
         <w:r>
           <w:t xml:space="preserve">Burnham, K. P., D. R. Anderson, </w:t>
         </w:r>
@@ -7293,7 +7520,7 @@
       <w:r>
         <w:t xml:space="preserve"> </w:t>
       </w:r>
-      <w:ins w:id="49" w:author="Brian E McGreal" w:date="2026-03-27T09:38:00Z" w16du:dateUtc="2026-03-27T16:38:00Z">
+      <w:ins w:id="50" w:author="Brian E McGreal" w:date="2026-03-27T09:38:00Z" w16du:dateUtc="2026-03-27T16:38:00Z">
         <w:r>
           <w:t xml:space="preserve">K. P. Huyvaert. 2010. AIC model selection and multimodal interference in behavioral ecology: some background, observations, and comparisons. </w:t>
         </w:r>
@@ -7387,23 +7614,20 @@
         <w:ind w:left="720" w:hanging="720"/>
       </w:pPr>
       <w:r>
-        <w:t xml:space="preserve">Gende, S. </w:t>
-      </w:r>
-      <w:r>
-        <w:t>and</w:t>
-      </w:r>
-      <w:r>
-        <w:t xml:space="preserve"> B. Carter. 2015. </w:t>
+        <w:t xml:space="preserve">Estes, J. A. 2015. Natural History, Ecology, and the </w:t>
+      </w:r>
+      <w:r>
+        <w:t xml:space="preserve">Conservation and Management of Sea Otters. Edited by Shawn Larson. </w:t>
       </w:r>
       <w:r>
         <w:rPr>
           <w:i/>
           <w:iCs/>
         </w:rPr>
-        <w:t>Straying rates of pink salmon into the Indian River, Sitka National Historical Park. Final Report – ADF&amp;G Permit # SF2015-225.</w:t>
-      </w:r>
-      <w:r>
-        <w:t xml:space="preserve"> National Park Service, 11 pp.</w:t>
+        <w:t xml:space="preserve">Sea Otter Conservation </w:t>
+      </w:r>
+      <w:r>
+        <w:t>35-60. Academic Press.</w:t>
       </w:r>
     </w:p>
     <w:p>
@@ -7412,19 +7636,23 @@
         <w:ind w:left="720" w:hanging="720"/>
       </w:pPr>
       <w:r>
-        <w:t xml:space="preserve">Gibson, K., K. Skov, S. Kegley, C. Jorgensen, S. Smith, </w:t>
+        <w:t xml:space="preserve">Gende, S. </w:t>
       </w:r>
       <w:r>
         <w:t>and</w:t>
       </w:r>
       <w:r>
-        <w:t xml:space="preserve"> J. Witcosky. 2008. </w:t>
-      </w:r>
-      <w:r>
-        <w:t>Mountain Pine Beetle Impacts in High-Elevation Five-Needle Pines: Current Trends and Challenges.</w:t>
-      </w:r>
-      <w:r>
-        <w:t xml:space="preserve"> USDA Forest Service – Forest Health Protection, 40 pp.</w:t>
+        <w:t xml:space="preserve"> B. Carter. 2015. </w:t>
+      </w:r>
+      <w:r>
+        <w:rPr>
+          <w:i/>
+          <w:iCs/>
+        </w:rPr>
+        <w:t>Straying rates of pink salmon into the Indian River, Sitka National Historical Park. Final Report – ADF&amp;G Permit # SF2015-225.</w:t>
+      </w:r>
+      <w:r>
+        <w:t xml:space="preserve"> National Park Service, 11 pp.</w:t>
       </w:r>
     </w:p>
     <w:p>
@@ -7433,6 +7661,27 @@
         <w:ind w:left="720" w:hanging="720"/>
       </w:pPr>
       <w:r>
+        <w:t xml:space="preserve">Gibson, K., K. Skov, S. Kegley, C. Jorgensen, S. Smith, </w:t>
+      </w:r>
+      <w:r>
+        <w:t>and</w:t>
+      </w:r>
+      <w:r>
+        <w:t xml:space="preserve"> J. Witcosky. 2008. </w:t>
+      </w:r>
+      <w:r>
+        <w:t>Mountain Pine Beetle Impacts in High-Elevation Five-Needle Pines: Current Trends and Challenges.</w:t>
+      </w:r>
+      <w:r>
+        <w:t xml:space="preserve"> USDA Forest Service – Forest Health Protection, 40 pp.</w:t>
+      </w:r>
+    </w:p>
+    <w:p>
+      <w:pPr>
+        <w:spacing w:line="240" w:lineRule="auto"/>
+        <w:ind w:left="720" w:hanging="720"/>
+      </w:pPr>
+      <w:r>
         <w:t xml:space="preserve">Gallardo, B., M. Clavero, M. I. Sánchez, </w:t>
       </w:r>
       <w:r>
@@ -7461,6 +7710,7 @@
         <w:ind w:left="720" w:hanging="720"/>
       </w:pPr>
       <w:r>
+        <w:lastRenderedPageBreak/>
         <w:t>Heard, W. R. 1991. Life History of Pink Salmon (</w:t>
       </w:r>
       <w:r>
@@ -7490,7 +7740,6 @@
         <w:ind w:left="720" w:hanging="720"/>
       </w:pPr>
       <w:r>
-        <w:lastRenderedPageBreak/>
         <w:t xml:space="preserve">Holmes, E. E., E. J. Ward, </w:t>
       </w:r>
       <w:r>
@@ -7800,6 +8049,7 @@
         <w:ind w:left="720" w:hanging="720"/>
       </w:pPr>
       <w:r>
+        <w:lastRenderedPageBreak/>
         <w:t xml:space="preserve">Quinn, T. P. 2018. </w:t>
       </w:r>
       <w:r>
@@ -7819,7 +8069,6 @@
         <w:ind w:left="720" w:hanging="720"/>
       </w:pPr>
       <w:r>
-        <w:lastRenderedPageBreak/>
         <w:t>Sambaraju, K. R.</w:t>
       </w:r>
       <w:r>
@@ -8075,7 +8324,7 @@
       </w:r>
     </w:p>
   </w:comment>
-  <w:comment w:id="31" w:author="Brian E McGreal" w:date="2026-03-09T09:23:00Z" w:initials="BM">
+  <w:comment w:id="31" w:author="Brian E McGreal" w:date="2026-04-06T15:02:00Z" w:initials="BM">
     <w:p>
       <w:pPr>
         <w:pStyle w:val="CommentText"/>
@@ -8087,11 +8336,27 @@
         <w:annotationRef/>
       </w:r>
       <w:r>
+        <w:t>Do I need a latin name here?</w:t>
+      </w:r>
+    </w:p>
+  </w:comment>
+  <w:comment w:id="32" w:author="Brian E McGreal" w:date="2026-03-09T09:23:00Z" w:initials="BM">
+    <w:p>
+      <w:pPr>
+        <w:pStyle w:val="CommentText"/>
+      </w:pPr>
+      <w:r>
+        <w:rPr>
+          <w:rStyle w:val="CommentReference"/>
+        </w:rPr>
+        <w:annotationRef/>
+      </w:r>
+      <w:r>
         <w:t>I use this language above</w:t>
       </w:r>
     </w:p>
   </w:comment>
-  <w:comment w:id="33" w:author="Brian McGreal" w:date="2026-03-24T16:49:00Z" w:initials="BM">
+  <w:comment w:id="34" w:author="Brian McGreal" w:date="2026-03-24T16:49:00Z" w:initials="BM">
     <w:p>
       <w:pPr>
         <w:pStyle w:val="CommentText"/>
@@ -8107,7 +8372,7 @@
       </w:r>
     </w:p>
   </w:comment>
-  <w:comment w:id="36" w:author="Mark Scheuerell" w:date="2026-03-06T06:22:00Z" w:initials="s">
+  <w:comment w:id="37" w:author="Mark Scheuerell" w:date="2026-03-06T06:22:00Z" w:initials="s">
     <w:p>
       <w:pPr>
         <w:pStyle w:val="CommentText"/>
@@ -8123,7 +8388,7 @@
       </w:r>
     </w:p>
   </w:comment>
-  <w:comment w:id="37" w:author="Brian McGreal" w:date="2026-03-30T12:26:00Z" w:initials="BM">
+  <w:comment w:id="38" w:author="Brian McGreal" w:date="2026-03-30T12:26:00Z" w:initials="BM">
     <w:p>
       <w:pPr>
         <w:pStyle w:val="CommentText"/>
@@ -8139,7 +8404,7 @@
       </w:r>
     </w:p>
   </w:comment>
-  <w:comment w:id="34" w:author="Mark Scheuerell" w:date="2026-03-06T06:28:00Z" w:initials="s">
+  <w:comment w:id="35" w:author="Mark Scheuerell" w:date="2026-03-06T06:28:00Z" w:initials="s">
     <w:p>
       <w:pPr>
         <w:pStyle w:val="CommentText"/>
@@ -8155,7 +8420,7 @@
       </w:r>
     </w:p>
   </w:comment>
-  <w:comment w:id="35" w:author="Brian McGreal" w:date="2026-03-30T12:26:00Z" w:initials="BM">
+  <w:comment w:id="36" w:author="Brian McGreal" w:date="2026-03-30T12:26:00Z" w:initials="BM">
     <w:p>
       <w:pPr>
         <w:pStyle w:val="CommentText"/>
@@ -8171,7 +8436,7 @@
       </w:r>
     </w:p>
   </w:comment>
-  <w:comment w:id="41" w:author="Brian McGreal" w:date="2026-03-30T14:58:00Z" w:initials="BM">
+  <w:comment w:id="42" w:author="Brian McGreal" w:date="2026-03-30T14:58:00Z" w:initials="BM">
     <w:p>
       <w:pPr>
         <w:pStyle w:val="CommentText"/>
@@ -8187,7 +8452,7 @@
       </w:r>
     </w:p>
   </w:comment>
-  <w:comment w:id="39" w:author="Mark Scheuerell" w:date="2026-03-07T09:07:00Z" w:initials="s">
+  <w:comment w:id="40" w:author="Mark Scheuerell" w:date="2026-03-07T09:07:00Z" w:initials="s">
     <w:p>
       <w:pPr>
         <w:pStyle w:val="CommentText"/>
@@ -8203,7 +8468,7 @@
       </w:r>
     </w:p>
   </w:comment>
-  <w:comment w:id="40" w:author="Brian McGreal" w:date="2026-03-30T14:45:00Z" w:initials="BM">
+  <w:comment w:id="41" w:author="Brian McGreal" w:date="2026-03-30T14:45:00Z" w:initials="BM">
     <w:p>
       <w:pPr>
         <w:pStyle w:val="CommentText"/>
@@ -8219,7 +8484,7 @@
       </w:r>
     </w:p>
   </w:comment>
-  <w:comment w:id="42" w:author="Brian McGreal" w:date="2026-03-30T15:05:00Z" w:initials="BM">
+  <w:comment w:id="43" w:author="Brian McGreal" w:date="2026-03-30T15:05:00Z" w:initials="BM">
     <w:p>
       <w:pPr>
         <w:pStyle w:val="CommentText"/>
@@ -8235,7 +8500,7 @@
       </w:r>
     </w:p>
   </w:comment>
-  <w:comment w:id="44" w:author="Brian E McGreal" w:date="2026-04-06T12:55:00Z" w:initials="BM">
+  <w:comment w:id="45" w:author="Brian E McGreal" w:date="2026-04-06T12:55:00Z" w:initials="BM">
     <w:p>
       <w:pPr>
         <w:pStyle w:val="CommentText"/>
@@ -8251,7 +8516,7 @@
       </w:r>
     </w:p>
   </w:comment>
-  <w:comment w:id="45" w:author="Brian McGreal" w:date="2026-04-01T12:38:00Z" w:initials="BM">
+  <w:comment w:id="46" w:author="Brian McGreal" w:date="2026-04-01T12:38:00Z" w:initials="BM">
     <w:p>
       <w:pPr>
         <w:pStyle w:val="CommentText"/>
@@ -8267,7 +8532,7 @@
       </w:r>
     </w:p>
   </w:comment>
-  <w:comment w:id="46" w:author="Mark Scheuerell" w:date="2026-03-07T10:13:00Z" w:initials="s">
+  <w:comment w:id="47" w:author="Mark Scheuerell" w:date="2026-03-07T10:13:00Z" w:initials="s">
     <w:p>
       <w:pPr>
         <w:pStyle w:val="CommentText"/>
@@ -8289,6 +8554,7 @@
 <file path=word/commentsExtended.xml><?xml version="1.0" encoding="utf-8"?>
 <w15:commentsEx xmlns:wpc="http://schemas.microsoft.com/office/word/2010/wordprocessingCanvas" xmlns:cx="http://schemas.microsoft.com/office/drawing/2014/chartex" xmlns:cx1="http://schemas.microsoft.com/office/drawing/2015/9/8/chartex" xmlns:cx2="http://schemas.microsoft.com/office/drawing/2015/10/21/chartex" xmlns:cx3="http://schemas.microsoft.com/office/drawing/2016/5/9/chartex" xmlns:cx4="http://schemas.microsoft.com/office/drawing/2016/5/10/chartex" xmlns:cx5="http://schemas.microsoft.com/office/drawing/2016/5/11/chartex" xmlns:cx6="http://schemas.microsoft.com/office/drawing/2016/5/12/chartex" xmlns:cx7="http://schemas.microsoft.com/office/drawing/2016/5/13/chartex" xmlns:cx8="http://schemas.microsoft.com/office/drawing/2016/5/14/chartex" xmlns:mc="http://schemas.openxmlformats.org/markup-compatibility/2006" xmlns:aink="http://schemas.microsoft.com/office/drawing/2016/ink" xmlns:am3d="http://schemas.microsoft.com/office/drawing/2017/model3d" xmlns:o="urn:schemas-microsoft-com:office:office" xmlns:oel="http://schemas.microsoft.com/office/2019/extlst" xmlns:r="http://schemas.openxmlformats.org/officeDocument/2006/relationships" xmlns:m="http://schemas.openxmlformats.org/officeDocument/2006/math" xmlns:v="urn:schemas-microsoft-com:vml" xmlns:wp14="http://schemas.microsoft.com/office/word/2010/wordprocessingDrawing" xmlns:wp="http://schemas.openxmlformats.org/drawingml/2006/wordprocessingDrawing" xmlns:w10="urn:schemas-microsoft-com:office:word" xmlns:w="http://schemas.openxmlformats.org/wordprocessingml/2006/main" xmlns:w14="http://schemas.microsoft.com/office/word/2010/wordml" xmlns:w15="http://schemas.microsoft.com/office/word/2012/wordml" xmlns:w16cex="http://schemas.microsoft.com/office/word/2018/wordml/cex" xmlns:w16cid="http://schemas.microsoft.com/office/word/2016/wordml/cid" xmlns:w16="http://schemas.microsoft.com/office/word/2018/wordml" xmlns:w16du="http://schemas.microsoft.com/office/word/2023/wordml/word16du" xmlns:w16sdtdh="http://schemas.microsoft.com/office/word/2020/wordml/sdtdatahash" xmlns:w16sdtfl="http://schemas.microsoft.com/office/word/2024/wordml/sdtformatlock" xmlns:w16se="http://schemas.microsoft.com/office/word/2015/wordml/symex" xmlns:wpg="http://schemas.microsoft.com/office/word/2010/wordprocessingGroup" xmlns:wpi="http://schemas.microsoft.com/office/word/2010/wordprocessingInk" xmlns:wne="http://schemas.microsoft.com/office/word/2006/wordml" xmlns:wps="http://schemas.microsoft.com/office/word/2010/wordprocessingShape" mc:Ignorable="w14 w15 w16se w16cid w16 w16cex w16sdtdh w16sdtfl w16du wp14">
   <w15:commentEx w15:paraId="7CB9D6C5" w15:done="0"/>
+  <w15:commentEx w15:paraId="22FC5461" w15:done="0"/>
   <w15:commentEx w15:paraId="3913DD12" w15:done="0"/>
   <w15:commentEx w15:paraId="61FC6D56" w15:done="0"/>
   <w15:commentEx w15:paraId="57FEDFCD" w15:done="0"/>
@@ -8308,6 +8574,7 @@
 <file path=word/commentsExtensible.xml><?xml version="1.0" encoding="utf-8"?>
 <w16cex:commentsExtensible xmlns:wpc="http://schemas.microsoft.com/office/word/2010/wordprocessingCanvas" xmlns:cx="http://schemas.microsoft.com/office/drawing/2014/chartex" xmlns:cx1="http://schemas.microsoft.com/office/drawing/2015/9/8/chartex" xmlns:cx2="http://schemas.microsoft.com/office/drawing/2015/10/21/chartex" xmlns:cx3="http://schemas.microsoft.com/office/drawing/2016/5/9/chartex" xmlns:cx4="http://schemas.microsoft.com/office/drawing/2016/5/10/chartex" xmlns:cx5="http://schemas.microsoft.com/office/drawing/2016/5/11/chartex" xmlns:cx6="http://schemas.microsoft.com/office/drawing/2016/5/12/chartex" xmlns:cx7="http://schemas.microsoft.com/office/drawing/2016/5/13/chartex" xmlns:cx8="http://schemas.microsoft.com/office/drawing/2016/5/14/chartex" xmlns:cr="http://schemas.microsoft.com/office/comments/2020/reactions" xmlns:mc="http://schemas.openxmlformats.org/markup-compatibility/2006" xmlns:aink="http://schemas.microsoft.com/office/drawing/2016/ink" xmlns:am3d="http://schemas.microsoft.com/office/drawing/2017/model3d" xmlns:o="urn:schemas-microsoft-com:office:office" xmlns:oel="http://schemas.microsoft.com/office/2019/extlst" xmlns:r="http://schemas.openxmlformats.org/officeDocument/2006/relationships" xmlns:m="http://schemas.openxmlformats.org/officeDocument/2006/math" xmlns:v="urn:schemas-microsoft-com:vml" xmlns:wp14="http://schemas.microsoft.com/office/word/2010/wordprocessingDrawing" xmlns:wp="http://schemas.openxmlformats.org/drawingml/2006/wordprocessingDrawing" xmlns:w10="urn:schemas-microsoft-com:office:word" xmlns:w="http://schemas.openxmlformats.org/wordprocessingml/2006/main" xmlns:w14="http://schemas.microsoft.com/office/word/2010/wordml" xmlns:w15="http://schemas.microsoft.com/office/word/2012/wordml" xmlns:w16cex="http://schemas.microsoft.com/office/word/2018/wordml/cex" xmlns:w16cid="http://schemas.microsoft.com/office/word/2016/wordml/cid" xmlns:w16="http://schemas.microsoft.com/office/word/2018/wordml" xmlns:w16du="http://schemas.microsoft.com/office/word/2023/wordml/word16du" xmlns:w16sdtdh="http://schemas.microsoft.com/office/word/2020/wordml/sdtdatahash" xmlns:w16sdtfl="http://schemas.microsoft.com/office/word/2024/wordml/sdtformatlock" xmlns:w16se="http://schemas.microsoft.com/office/word/2015/wordml/symex" xmlns:wpg="http://schemas.microsoft.com/office/word/2010/wordprocessingGroup" xmlns:wpi="http://schemas.microsoft.com/office/word/2010/wordprocessingInk" xmlns:wne="http://schemas.microsoft.com/office/word/2006/wordml" xmlns:wps="http://schemas.microsoft.com/office/word/2010/wordprocessingShape" mc:Ignorable="w14 w15 w16se w16cid w16 w16cex w16sdtdh w16sdtfl cr w16du wp14">
   <w16cex:commentExtensible w16cex:durableId="68140219" w16cex:dateUtc="2026-03-09T16:03:00Z"/>
+  <w16cex:commentExtensible w16cex:durableId="1A4F400C" w16cex:dateUtc="2026-04-06T22:02:00Z"/>
   <w16cex:commentExtensible w16cex:durableId="08D800E2" w16cex:dateUtc="2026-03-09T16:23:00Z"/>
   <w16cex:commentExtensible w16cex:durableId="502D5DF3" w16cex:dateUtc="2026-03-24T23:49:00Z"/>
   <w16cex:commentExtensible w16cex:durableId="588C617E" w16cex:dateUtc="2026-03-06T14:22:00Z"/>
@@ -8327,6 +8594,7 @@
 <file path=word/commentsIds.xml><?xml version="1.0" encoding="utf-8"?>
 <w16cid:commentsIds xmlns:wpc="http://schemas.microsoft.com/office/word/2010/wordprocessingCanvas" xmlns:cx="http://schemas.microsoft.com/office/drawing/2014/chartex" xmlns:cx1="http://schemas.microsoft.com/office/drawing/2015/9/8/chartex" xmlns:cx2="http://schemas.microsoft.com/office/drawing/2015/10/21/chartex" xmlns:cx3="http://schemas.microsoft.com/office/drawing/2016/5/9/chartex" xmlns:cx4="http://schemas.microsoft.com/office/drawing/2016/5/10/chartex" xmlns:cx5="http://schemas.microsoft.com/office/drawing/2016/5/11/chartex" xmlns:cx6="http://schemas.microsoft.com/office/drawing/2016/5/12/chartex" xmlns:cx7="http://schemas.microsoft.com/office/drawing/2016/5/13/chartex" xmlns:cx8="http://schemas.microsoft.com/office/drawing/2016/5/14/chartex" xmlns:mc="http://schemas.openxmlformats.org/markup-compatibility/2006" xmlns:aink="http://schemas.microsoft.com/office/drawing/2016/ink" xmlns:am3d="http://schemas.microsoft.com/office/drawing/2017/model3d" xmlns:o="urn:schemas-microsoft-com:office:office" xmlns:oel="http://schemas.microsoft.com/office/2019/extlst" xmlns:r="http://schemas.openxmlformats.org/officeDocument/2006/relationships" xmlns:m="http://schemas.openxmlformats.org/officeDocument/2006/math" xmlns:v="urn:schemas-microsoft-com:vml" xmlns:wp14="http://schemas.microsoft.com/office/word/2010/wordprocessingDrawing" xmlns:wp="http://schemas.openxmlformats.org/drawingml/2006/wordprocessingDrawing" xmlns:w10="urn:schemas-microsoft-com:office:word" xmlns:w="http://schemas.openxmlformats.org/wordprocessingml/2006/main" xmlns:w14="http://schemas.microsoft.com/office/word/2010/wordml" xmlns:w15="http://schemas.microsoft.com/office/word/2012/wordml" xmlns:w16cex="http://schemas.microsoft.com/office/word/2018/wordml/cex" xmlns:w16cid="http://schemas.microsoft.com/office/word/2016/wordml/cid" xmlns:w16="http://schemas.microsoft.com/office/word/2018/wordml" xmlns:w16du="http://schemas.microsoft.com/office/word/2023/wordml/word16du" xmlns:w16sdtdh="http://schemas.microsoft.com/office/word/2020/wordml/sdtdatahash" xmlns:w16sdtfl="http://schemas.microsoft.com/office/word/2024/wordml/sdtformatlock" xmlns:w16se="http://schemas.microsoft.com/office/word/2015/wordml/symex" xmlns:wpg="http://schemas.microsoft.com/office/word/2010/wordprocessingGroup" xmlns:wpi="http://schemas.microsoft.com/office/word/2010/wordprocessingInk" xmlns:wne="http://schemas.microsoft.com/office/word/2006/wordml" xmlns:wps="http://schemas.microsoft.com/office/word/2010/wordprocessingShape" mc:Ignorable="w14 w15 w16se w16cid w16 w16cex w16sdtdh w16sdtfl w16du wp14">
   <w16cid:commentId w16cid:paraId="7CB9D6C5" w16cid:durableId="68140219"/>
+  <w16cid:commentId w16cid:paraId="22FC5461" w16cid:durableId="1A4F400C"/>
   <w16cid:commentId w16cid:paraId="3913DD12" w16cid:durableId="08D800E2"/>
   <w16cid:commentId w16cid:paraId="61FC6D56" w16cid:durableId="502D5DF3"/>
   <w16cid:commentId w16cid:paraId="57FEDFCD" w16cid:durableId="588C617E"/>
@@ -9079,7 +9347,6 @@
   <w:style w:type="character" w:default="1" w:styleId="DefaultParagraphFont">
     <w:name w:val="Default Paragraph Font"/>
     <w:uiPriority w:val="1"/>
-    <w:semiHidden/>
     <w:unhideWhenUsed/>
   </w:style>
   <w:style w:type="table" w:default="1" w:styleId="TableNormal">
@@ -9493,6 +9760,18 @@
       <w:szCs w:val="20"/>
     </w:rPr>
   </w:style>
+  <w:style w:type="character" w:styleId="UnresolvedMention">
+    <w:name w:val="Unresolved Mention"/>
+    <w:basedOn w:val="DefaultParagraphFont"/>
+    <w:uiPriority w:val="99"/>
+    <w:semiHidden/>
+    <w:unhideWhenUsed/>
+    <w:rsid w:val="005B3082"/>
+    <w:rPr>
+      <w:color w:val="605E5C"/>
+      <w:shd w:val="clear" w:color="auto" w:fill="E1DFDD"/>
+    </w:rPr>
+  </w:style>
 </w:styles>
 </file>
 

--- a/output/writing/DissertationChapter/Ch1_draft2.docx
+++ b/output/writing/DissertationChapter/Ch1_draft2.docx
@@ -789,10 +789,7 @@
         <w:t>, t</w:t>
       </w:r>
       <w:r>
-        <w:t xml:space="preserve">he </w:t>
-      </w:r>
-      <w:r>
-        <w:t>mountain pine beetle (</w:t>
+        <w:t>he mountain pine beetle (</w:t>
       </w:r>
       <w:r>
         <w:rPr>
@@ -802,13 +799,7 @@
         <w:t>Dendroctonus ponderosae</w:t>
       </w:r>
       <w:r>
-        <w:t>)</w:t>
-      </w:r>
-      <w:r>
-        <w:t>,</w:t>
-      </w:r>
-      <w:r>
-        <w:t xml:space="preserve"> </w:t>
+        <w:t xml:space="preserve">), </w:t>
       </w:r>
       <w:r>
         <w:t>has caused catastrophic destruction of</w:t>
@@ -817,31 +808,7 @@
         <w:t xml:space="preserve"> coniferous forests </w:t>
       </w:r>
       <w:r>
-        <w:t>throughout its native range, the Rocky Mountains. While the mountain pine beetle’s life history has always involved causing damage to the inner bark of conifers, c</w:t>
-      </w:r>
-      <w:r>
-        <w:t xml:space="preserve">old </w:t>
-      </w:r>
-      <w:r>
-        <w:t xml:space="preserve">winter </w:t>
-      </w:r>
-      <w:r>
-        <w:t>temperatures</w:t>
-      </w:r>
-      <w:r>
-        <w:t xml:space="preserve"> have previously limited </w:t>
-      </w:r>
-      <w:r>
-        <w:t xml:space="preserve">the insects’ numbers and, by extension, their impacts on </w:t>
-      </w:r>
-      <w:r>
-        <w:t xml:space="preserve">Rocky Mountain </w:t>
-      </w:r>
-      <w:r>
-        <w:t>forests</w:t>
-      </w:r>
-      <w:r>
-        <w:t xml:space="preserve">. However, as shifting climate patterns have led to warmer winters and longer summers, the mountain pine beetle has flourished and in doing so has devasted large swathes </w:t>
+        <w:t xml:space="preserve">throughout its native range, the Rocky Mountains. While the mountain pine beetle’s life history has always involved causing damage to the inner bark of conifers, cold winter temperatures have previously limited the insects’ numbers and, by extension, their impacts on Rocky Mountain forests. However, as shifting climate patterns have led to warmer winters and longer summers, the mountain pine beetle has flourished and in doing so has devasted large swathes </w:t>
       </w:r>
       <w:r>
         <w:t>of forest habitat in Canada and the US</w:t>
@@ -869,35 +836,28 @@
         <w:ind w:firstLine="720"/>
       </w:pPr>
       <w:r>
+        <w:t xml:space="preserve">If a hyperabundance of a native species occurs within a </w:t>
+      </w:r>
+      <w:r>
+        <w:t>conservation area, it may trigger the need for management action designed to protect other species within the same ecosystem</w:t>
+      </w:r>
+      <w:r>
+        <w:t xml:space="preserve"> and areas under the jurisdiction of the US National Park Service being no exception (National Park Service 2023, National Park Service 2025a)</w:t>
+      </w:r>
+      <w:r>
+        <w:t xml:space="preserve">. </w:t>
+      </w:r>
+      <w:r>
         <w:t xml:space="preserve">Since its inception, the National Park Service (NPS) has operated under a mandate to preserve the resources under their stewardship such that they represent ‘vignettes of primitive America’.  For natural resources, particularly those that vary in space and time, the management target has </w:t>
       </w:r>
       <w:r>
         <w:t xml:space="preserve">historically </w:t>
       </w:r>
       <w:r>
-        <w:t xml:space="preserve">been to maintain abundances within a ‘natural range of variation’. Pursuant to this, park managers are often </w:t>
-      </w:r>
-      <w:commentRangeStart w:id="32"/>
-      <w:r>
-        <w:t>confronted with either the scarcity of native plant or animal species</w:t>
-      </w:r>
-      <w:r>
-        <w:t>,</w:t>
-      </w:r>
-      <w:r>
-        <w:t xml:space="preserve"> or an abundance of non-native (exotic, invasive) species that may damage park ecosystems </w:t>
-      </w:r>
-      <w:commentRangeEnd w:id="32"/>
-      <w:r>
-        <w:rPr>
-          <w:rStyle w:val="CommentReference"/>
-          <w:rFonts w:cstheme="minorHAnsi"/>
-          <w:color w:val="202122"/>
-          <w:sz w:val="24"/>
-          <w:szCs w:val="24"/>
-          <w:shd w:val="clear" w:color="auto" w:fill="FFFFFF"/>
-        </w:rPr>
-        <w:commentReference w:id="32"/>
+        <w:t>been to maintain abundances within a ‘natural range of variation’</w:t>
+      </w:r>
+      <w:r>
+        <w:t xml:space="preserve"> </w:t>
       </w:r>
       <w:r>
         <w:rPr>
@@ -905,12 +865,37 @@
           <w:color w:val="202122"/>
           <w:shd w:val="clear" w:color="auto" w:fill="FFFFFF"/>
         </w:rPr>
-        <w:t>(National Park Service 2025a)</w:t>
-      </w:r>
-      <w:r>
-        <w:t xml:space="preserve">. </w:t>
-      </w:r>
-      <w:del w:id="33" w:author="Brian E McGreal" w:date="2026-03-09T09:18:00Z" w16du:dateUtc="2026-03-09T16:18:00Z">
+        <w:t>(National Park Service 2025b)</w:t>
+      </w:r>
+      <w:r>
+        <w:t>.</w:t>
+      </w:r>
+      <w:r>
+        <w:t xml:space="preserve"> Notable occurrences in which native species fall outside this natural range of variation include the above-mentioned mountain pine beetle in Yellowstone and Rocky Mountain National Parks, and white-tailed deer </w:t>
+      </w:r>
+      <w:r>
+        <w:t>(</w:t>
+      </w:r>
+      <w:r>
+        <w:rPr>
+          <w:i/>
+          <w:iCs/>
+        </w:rPr>
+        <w:t>Odocoileus virginianus</w:t>
+      </w:r>
+      <w:r>
+        <w:t>)</w:t>
+      </w:r>
+      <w:r>
+        <w:t xml:space="preserve"> in many midwestern and eastern national parks, </w:t>
+      </w:r>
+      <w:r>
+        <w:t>capable of intense foraging on vegetation and the depletion of resources on which other species depend</w:t>
+      </w:r>
+      <w:r>
+        <w:t xml:space="preserve"> </w:t>
+      </w:r>
+      <w:del w:id="32" w:author="Brian E McGreal" w:date="2026-03-09T09:18:00Z" w16du:dateUtc="2026-03-09T16:18:00Z">
         <w:r>
           <w:rPr>
             <w:strike/>
@@ -931,45 +916,45 @@
         </w:r>
       </w:del>
       <w:r>
-        <w:rPr>
-          <w:strike/>
-        </w:rPr>
-        <w:t>For example, in Yellowstone National Park, native mountain pine beetles (</w:t>
-      </w:r>
-      <w:r>
-        <w:rPr>
-          <w:i/>
-          <w:iCs/>
-          <w:strike/>
-        </w:rPr>
-        <w:t>Dendroctonus ponderosae</w:t>
-      </w:r>
-      <w:r>
-        <w:rPr>
-          <w:strike/>
-        </w:rPr>
-        <w:t>) have recently decimated coniferous forests due to a lack of cold winter temperatures, which have traditionally limited the insects’ numbers and, by extension, their impacts on forests (Gibson et al. 2008).</w:t>
-      </w:r>
-      <w:r>
-        <w:t xml:space="preserve"> Likewise, in many midwestern and eastern national parks, habitat alterations and the extirpation of natural predators outside park boundaries have led to unprecedented densities of white-tailed deer (</w:t>
-      </w:r>
-      <w:r>
-        <w:rPr>
-          <w:i/>
-          <w:iCs/>
-        </w:rPr>
-        <w:t>Odocoileus virginianus</w:t>
-      </w:r>
-      <w:r>
-        <w:t xml:space="preserve">), capable of intense foraging on vegetation and the depletion of resources on which other species depend (Miller et al. 2023). </w:t>
-      </w:r>
-      <w:r>
-        <w:t>While there is little debate that these occurrences generate a need for management action,</w:t>
+        <w:t>(Gibson et al. 2008</w:t>
+      </w:r>
+      <w:r>
+        <w:t xml:space="preserve">, </w:t>
+      </w:r>
+      <w:r>
+        <w:t xml:space="preserve">Miller et al. 2023). </w:t>
+      </w:r>
+    </w:p>
+    <w:p>
+      <w:pPr>
+        <w:spacing w:after="0" w:line="480" w:lineRule="auto"/>
+        <w:ind w:firstLine="720"/>
+      </w:pPr>
+      <w:r>
+        <w:t xml:space="preserve">While there is little debate that these </w:t>
+      </w:r>
+      <w:r>
+        <w:t>hyperabundances</w:t>
       </w:r>
       <w:r>
         <w:t xml:space="preserve"> </w:t>
       </w:r>
       <w:r>
+        <w:t>create</w:t>
+      </w:r>
+      <w:r>
+        <w:t xml:space="preserve"> </w:t>
+      </w:r>
+      <w:r>
+        <w:t>the</w:t>
+      </w:r>
+      <w:r>
+        <w:t xml:space="preserve"> need for management action,</w:t>
+      </w:r>
+      <w:r>
+        <w:t xml:space="preserve"> </w:t>
+      </w:r>
+      <w:r>
         <w:t xml:space="preserve">the </w:t>
       </w:r>
       <w:r>
@@ -985,14 +970,53 @@
         <w:t xml:space="preserve">bundance of some endemic species exceeds the natural range of variation, thereby triggering a need for management action, can be difficult to ascertain. Park managers </w:t>
       </w:r>
       <w:r>
-        <w:t xml:space="preserve">finding themselves confronted with such issues must make careful and informed decisions based on the best scientific </w:t>
+        <w:t>finding themselves confronted with such issues must make careful and informed decisions based on the best scientific information available</w:t>
+      </w:r>
+      <w:r>
+        <w:t xml:space="preserve"> as they seek to interpret and implement the mandate to preserve resources in a natural condition. </w:t>
+      </w:r>
+      <w:r>
+        <w:t xml:space="preserve">Hyperabundant </w:t>
       </w:r>
       <w:r>
         <w:lastRenderedPageBreak/>
-        <w:t>information available</w:t>
-      </w:r>
-      <w:r>
-        <w:t xml:space="preserve"> as they seek to interpret and implement the mandate to preserve resources in a natural condition. </w:t>
+        <w:t>native species are not given anywhere near the same attention as invasive species</w:t>
+      </w:r>
+      <w:r>
+        <w:t xml:space="preserve"> </w:t>
+      </w:r>
+      <w:r>
+        <w:t xml:space="preserve">in </w:t>
+      </w:r>
+      <w:r>
+        <w:t>scientific</w:t>
+      </w:r>
+      <w:r>
+        <w:t xml:space="preserve"> literature</w:t>
+      </w:r>
+      <w:r>
+        <w:t xml:space="preserve">, and identifying these instances as they occur is challenging </w:t>
+      </w:r>
+      <w:r>
+        <w:t>(</w:t>
+      </w:r>
+      <w:r>
+        <w:t>Valéry et al. 2013</w:t>
+      </w:r>
+      <w:r>
+        <w:t>)</w:t>
+      </w:r>
+      <w:r>
+        <w:t>.</w:t>
+      </w:r>
+      <w:r>
+        <w:t xml:space="preserve"> While historical presence, abundance, or </w:t>
+      </w:r>
+      <w:r>
+        <w:t>range</w:t>
+      </w:r>
+      <w:r>
+        <w:t xml:space="preserve"> of a species is useful when available, these data are often non-existent or sorely lacking (Carey et al. 2012).</w:t>
       </w:r>
     </w:p>
     <w:p>
@@ -1215,7 +1239,7 @@
       <w:r>
         <w:t xml:space="preserve"> include mature spruce-hemlock forests and </w:t>
       </w:r>
-      <w:commentRangeStart w:id="34"/>
+      <w:commentRangeStart w:id="33"/>
       <w:r>
         <w:rPr>
           <w:rFonts w:cstheme="minorHAnsi"/>
@@ -1259,7 +1283,13 @@
         <w:t xml:space="preserve"> </w:t>
       </w:r>
       <w:r>
-        <w:t>(National Park Service 2025b)</w:t>
+        <w:t>(National Park Service 2025</w:t>
+      </w:r>
+      <w:r>
+        <w:t>c</w:t>
+      </w:r>
+      <w:r>
+        <w:t>)</w:t>
       </w:r>
       <w:r>
         <w:rPr>
@@ -1301,7 +1331,7 @@
         </w:rPr>
         <w:t xml:space="preserve">the Indian River </w:t>
       </w:r>
-      <w:commentRangeEnd w:id="34"/>
+      <w:commentRangeEnd w:id="33"/>
       <w:r>
         <w:rPr>
           <w:rStyle w:val="CommentReference"/>
@@ -1311,7 +1341,7 @@
           <w:szCs w:val="24"/>
           <w:shd w:val="clear" w:color="auto" w:fill="FFFFFF"/>
         </w:rPr>
-        <w:commentReference w:id="34"/>
+        <w:commentReference w:id="33"/>
       </w:r>
       <w:r>
         <w:rPr>
@@ -1514,7 +1544,11 @@
         <w:t xml:space="preserve"> at two years of age</w:t>
       </w:r>
       <w:r>
-        <w:t xml:space="preserve">. This leads to two genetically distinct runs </w:t>
+        <w:t xml:space="preserve">. This leads to two </w:t>
+      </w:r>
+      <w:r>
+        <w:lastRenderedPageBreak/>
+        <w:t xml:space="preserve">genetically distinct runs </w:t>
       </w:r>
       <w:r>
         <w:t xml:space="preserve">of salmon inhabiting the same stream </w:t>
@@ -1541,11 +1575,7 @@
         <w:t xml:space="preserve"> further north or south</w:t>
       </w:r>
       <w:r>
-        <w:t xml:space="preserve">, the rivers of northern </w:t>
-      </w:r>
-      <w:r>
-        <w:lastRenderedPageBreak/>
-        <w:t>southeast Alaska see even</w:t>
+        <w:t>, the rivers of northern southeast Alaska see even</w:t>
       </w:r>
       <w:r>
         <w:t>-</w:t>
@@ -1647,7 +1677,11 @@
         <w:t>initially “laid out as a kind of utopian experiment in assimilating Natives into ‘civilized’ Christian living”</w:t>
       </w:r>
       <w:r>
-        <w:t xml:space="preserve">, was at its inception granted water rights from the Indian River (Thornton 1998). Today, water is taken from a diversion upriver of </w:t>
+        <w:t xml:space="preserve">, was at its </w:t>
+      </w:r>
+      <w:r>
+        <w:lastRenderedPageBreak/>
+        <w:t xml:space="preserve">inception granted water rights from the Indian River (Thornton 1998). Today, water is taken from a diversion upriver of </w:t>
       </w:r>
       <w:r>
         <w:t>SITK’s</w:t>
@@ -1662,11 +1696,7 @@
         <w:t xml:space="preserve"> to maintain hatchery operations. </w:t>
       </w:r>
       <w:r>
-        <w:t xml:space="preserve">This water is </w:t>
-      </w:r>
-      <w:r>
-        <w:lastRenderedPageBreak/>
-        <w:t>used to rear salmon fry, which imprint on its distinct chemical signature</w:t>
+        <w:t>This water is used to rear salmon fry, which imprint on its distinct chemical signature</w:t>
       </w:r>
       <w:r>
         <w:t>, and also d</w:t>
@@ -1780,11 +1810,47 @@
         <w:t>)</w:t>
       </w:r>
       <w:r>
-        <w:t xml:space="preserve">. Hatchery-origin fish at Indian River can be distinguished from natural-origin fish because all pink salmon released by the hatchery are subject to a process called otolith marking, in which small carbonate bodies located in the inner ‘ears’ of fishes are marked with a </w:t>
+        <w:t>.</w:t>
+      </w:r>
+      <w:r>
+        <w:t xml:space="preserve"> While</w:t>
+      </w:r>
+      <w:r>
+        <w:t xml:space="preserve"> </w:t>
+      </w:r>
+      <w:r>
+        <w:t xml:space="preserve">it has been shown that </w:t>
+      </w:r>
+      <w:r>
+        <w:t xml:space="preserve">both the </w:t>
+      </w:r>
+      <w:r>
+        <w:t>purposeful</w:t>
+      </w:r>
+      <w:r>
+        <w:t xml:space="preserve"> and incidental</w:t>
+      </w:r>
+      <w:r>
+        <w:t xml:space="preserve"> introduction </w:t>
       </w:r>
       <w:r>
         <w:lastRenderedPageBreak/>
-        <w:t xml:space="preserve">distinct pattern. This pattern is produced during incubation, when salmon eggs are exposed to a carefully controlled regime of dry periods and periods submerged in water, leaving a pattern on the otoliths of each fish reflecting a specific hatchery of origin (Stopha 2015, Alaska Department of Fish and Game 2024b).  When salmon return to spawn as adults, biologists can collect these otoliths and determine whether the adult fish sampled in the Indian River are of hatchery or wild origin. Surveying efforts at Indian River have at times found stray pink salmon from Sheldon Jackson Hatchery making up one third of all individuals sampled in a given year. However, rates observed vary considerably, perhaps due to the time of year pink salmon are sampled, with some surveys observing rates of straying closer to 10% (Gende and Carter 2015). </w:t>
+        <w:t>of hatchery salmon into streams with native populations can contribute to increased abundances</w:t>
+      </w:r>
+      <w:r>
+        <w:t xml:space="preserve"> (</w:t>
+      </w:r>
+      <w:r>
+        <w:t xml:space="preserve">Anderson et al. 2014, </w:t>
+      </w:r>
+      <w:r>
+        <w:t>McMillan et al. 2023</w:t>
+      </w:r>
+      <w:r>
+        <w:t>).</w:t>
+      </w:r>
+      <w:r>
+        <w:t xml:space="preserve"> </w:t>
       </w:r>
     </w:p>
     <w:p>
@@ -1793,6 +1859,15 @@
         <w:ind w:firstLine="360"/>
       </w:pPr>
       <w:r>
+        <w:t xml:space="preserve">Hatchery-origin fish at Indian River can be distinguished from natural-origin fish because all pink salmon released by the hatchery are subject to a process called otolith marking, in which small carbonate bodies located in the inner ‘ears’ of fishes are marked with a distinct pattern. This pattern is produced during incubation, when salmon eggs are exposed to a carefully controlled regime of dry periods and periods submerged in water, leaving a pattern on the otoliths of each fish reflecting a specific hatchery of origin (Stopha 2015, Alaska Department of Fish and Game 2024b).  When salmon return to spawn as adults, biologists can collect these otoliths and determine whether the adult fish sampled in the Indian River are of hatchery or wild origin. Surveying efforts at Indian River have at times found stray pink salmon from Sheldon Jackson Hatchery making up one third of all individuals sampled in a given year. However, rates observed vary considerably, perhaps due to the time of year pink salmon are sampled, with some surveys observing rates of straying closer to 10% (Gende and Carter 2015). </w:t>
+      </w:r>
+    </w:p>
+    <w:p>
+      <w:pPr>
+        <w:spacing w:after="0" w:line="480" w:lineRule="auto"/>
+        <w:ind w:firstLine="360"/>
+      </w:pPr>
+      <w:r>
         <w:t>T</w:t>
       </w:r>
       <w:r>
@@ -1817,14 +1892,14 @@
         <w:t>densities may be naturally occurring phenomena, influenced by variation in stream conditions, ocean productivity, predation intensity, and commercial harvests, among other factors (Manhard et al. 2017).</w:t>
       </w:r>
       <w:r>
-        <w:t xml:space="preserve"> ADFG conducts regular monitoring of pink salmon ‘index streams’ throughout southeast Alaska for the primary purpose of managing the commercial fishery (index streams being specifically selected to reflect natural conditions and a lack of undue anthropogenic influences). This extensive monitoring effort provides a regional backdrop against which abundances observed at Indian River may be compared. </w:t>
-      </w:r>
-      <w:r>
-        <w:t xml:space="preserve">Between 1960 and 2023, pink salmon escapement has increased throughout what ADFG designates as the ‘Northern Southeast (Outside)’ region (in which the Indian River is located). The agency has recorded peak pink salmon escapement annually at 35 index streams in this region, as well as at Indian River, albeit with gaps in the time series. Along </w:t>
+        <w:t xml:space="preserve"> ADFG conducts regular monitoring of pink salmon ‘index streams’ throughout southeast Alaska for the primary purpose of managing the commercial fishery (index streams being specifically selected to reflect natural conditions and a lack of undue anthropogenic influences). This extensive </w:t>
       </w:r>
       <w:r>
         <w:lastRenderedPageBreak/>
-        <w:t xml:space="preserve">with other streams in the region, Indian River has seen an increase in peak escapement over the period of observation (Figure 2). However, this data alone does not provide sufficient evidence to conclude whether and to what extent Sheldon Jackson Hatchery has influenced pink salmon abundance at Indian River. </w:t>
+        <w:t xml:space="preserve">monitoring effort provides a regional backdrop against which abundances observed at Indian River may be compared. </w:t>
+      </w:r>
+      <w:r>
+        <w:t xml:space="preserve">Between 1960 and 2023, pink salmon escapement has increased throughout what ADFG designates as the ‘Northern Southeast (Outside)’ region (in which the Indian River is located). The agency has recorded peak pink salmon escapement annually at 35 index streams in this region, as well as at Indian River, albeit with gaps in the time series. Along with other streams in the region, Indian River has seen an increase in peak escapement over the period of observation (Figure 2). However, this data alone does not provide sufficient evidence to conclude whether and to what extent Sheldon Jackson Hatchery has influenced pink salmon abundance at Indian River. </w:t>
       </w:r>
       <w:r>
         <w:t xml:space="preserve">Understanding whether pink salmon at Indian River exist within a natural range of variation requires parsing this context. </w:t>
@@ -1839,11 +1914,11 @@
       </w:pPr>
       <w:r>
         <w:tab/>
-        <w:t xml:space="preserve">This research seeks to assess whether the abundances of pink salmon observed in recent decades at Indian River exist within a natural range of variation relative to pink salmon streams elsewhere in the region, and to evaluate if and to what extent Sheldon Jackson Hatchery operations have driven the increased abundances observed since 1980. If Indian River pink salmon abundances do not exist within a natural range of variation, then it follows that a model which specifies estimates Indian River abundance as separate from that of the wider region would fit the observed data significantly better than a model which estimates pink salmon abundance throughout the region and does not allow for the Indian River to be treated as separate. If the commencement (or 2010 expansion) of hatchery operations has significantly increased pink salmon population densities at Indian River, then this effect could be observed by specifying a model of hatchery operations which controls for both the effect of time period (pre- and post-commencement of operations) and the effect of treatment (considering Indian River the treated group). Finally, the impact of hatchery releases on Indian River abundances may be evaluated by specifying a model which allows for both peak escapement and hatchery releases in the previous brood year to influence the number of pink salmon returning to Indian River to spawn in the current brood year, with the size and significance of the effect of prior-year hatchery releases providing insight as to if and what influence the volume of hatchery releases </w:t>
+        <w:t xml:space="preserve">This research seeks to assess whether the abundances of pink salmon observed in recent decades at Indian River exist within a natural range of variation relative to pink salmon streams elsewhere in the region, and to evaluate if and to what extent Sheldon Jackson Hatchery operations have driven the increased abundances observed since 1980. If Indian River pink salmon abundances do not exist within a natural range of variation, then it follows that a model which specifies estimates Indian River abundance as separate from that of the wider region would fit the observed data significantly better than a model which estimates pink salmon abundance throughout the region and does not allow for the Indian River to be treated as separate. If the commencement (or 2010 expansion) of hatchery operations has significantly increased pink salmon population densities at Indian River, then this effect could be observed by specifying a model of hatchery operations which controls for both the effect of time period (pre- and post-commencement of operations) and the effect of treatment (considering Indian River </w:t>
       </w:r>
       <w:r>
         <w:lastRenderedPageBreak/>
-        <w:t>has on wild abundance. Each of these approaches is discussed in greater detail in the following section.</w:t>
+        <w:t>the treated group). Finally, the impact of hatchery releases on Indian River abundances may be evaluated by specifying a model which allows for both peak escapement and hatchery releases in the previous brood year to influence the number of pink salmon returning to Indian River to spawn in the current brood year, with the size and significance of the effect of prior-year hatchery releases providing insight as to if and what influence the volume of hatchery releases has on wild abundance. Each of these approaches is discussed in greater detail in the following section.</w:t>
       </w:r>
     </w:p>
     <w:p>
@@ -1962,7 +2037,11 @@
         <w:t xml:space="preserve"> assess the accuracy of ADFG’s aerial survey efforts (A. Dupuis, ADFG, personal communication, August 19, 2024). </w:t>
       </w:r>
       <w:r>
-        <w:t>In addition to these aerial surveys, SJH files annual reports with ADFG</w:t>
+        <w:t xml:space="preserve">In addition to these aerial surveys, SJH files annual reports </w:t>
+      </w:r>
+      <w:r>
+        <w:lastRenderedPageBreak/>
+        <w:t>with ADFG</w:t>
       </w:r>
       <w:r>
         <w:t xml:space="preserve"> </w:t>
@@ -1986,7 +2065,6 @@
         <w:ind w:firstLine="360"/>
       </w:pPr>
       <w:r>
-        <w:lastRenderedPageBreak/>
         <w:t>Due to their life history</w:t>
       </w:r>
       <w:r>
@@ -2144,11 +2222,7 @@
         <w:t xml:space="preserve">to mathematically distinguish observation error from error arising from stochasticity in the underlying state of a system. </w:t>
       </w:r>
       <w:r>
-        <w:t xml:space="preserve">This is accomplished through </w:t>
-      </w:r>
-      <w:r>
-        <w:lastRenderedPageBreak/>
-        <w:t xml:space="preserve">a model structure with two components: a process equation which models one or more true but unobserved states, and an observation equation which models the relationship between these unobserved states and the </w:t>
+        <w:t xml:space="preserve">This is accomplished through a model structure with two components: a process equation which models one or more true but unobserved states, and an observation equation which models the relationship between these unobserved states and the </w:t>
       </w:r>
       <w:r>
         <w:t xml:space="preserve">observed </w:t>
@@ -2636,7 +2710,26 @@
         <w:t>Z</w:t>
       </w:r>
       <w:r>
-        <w:t xml:space="preserve"> as a 36x1 vector of 1s would force all-time series in the data to represent samples from one comprehensive underlying state. </w:t>
+        <w:t xml:space="preserve"> as a 36x1 vector of 1s would force all-time series in the data to represent samples from one comprehensive underlying state</w:t>
+      </w:r>
+      <w:r>
+        <w:t xml:space="preserve">. This is critical feature allows these models to be used determine how many true underlying states a set of observations represents, by comparing goodness of fit between various specifications of </w:t>
+      </w:r>
+      <w:r>
+        <w:rPr>
+          <w:rFonts w:ascii="MathJax_Math-italic" w:eastAsia="Times New Roman" w:hAnsi="MathJax_Math-italic" w:cs="Times New Roman"/>
+          <w:b/>
+          <w:bCs/>
+          <w:kern w:val="0"/>
+          <w:sz w:val="26"/>
+          <w:szCs w:val="26"/>
+          <w:bdr w:val="none" w:sz="0" w:space="0" w:color="auto" w:frame="1"/>
+          <w14:ligatures w14:val="none"/>
+        </w:rPr>
+        <w:t>Z</w:t>
+      </w:r>
+      <w:r>
+        <w:t xml:space="preserve">. </w:t>
       </w:r>
       <w:r>
         <w:rPr>
@@ -2652,7 +2745,13 @@
         <w:t>a</w:t>
       </w:r>
       <w:r>
-        <w:t xml:space="preserve"> allows for some degree of offset between the observed data and the underlying state process to be asserted or captured (depending on whether </w:t>
+        <w:t xml:space="preserve"> allows for </w:t>
+      </w:r>
+      <w:r>
+        <w:t>the existence of some</w:t>
+      </w:r>
+      <w:r>
+        <w:t xml:space="preserve"> degree of offset between the observed data and the underlying state process to be asserted or captured (depending on whether </w:t>
       </w:r>
       <w:r>
         <w:rPr>
@@ -2728,7 +2827,11 @@
         <w:t>t</w:t>
       </w:r>
       <w:r>
-        <w:t xml:space="preserve"> represents covariate data related to the sampling procedure, with </w:t>
+        <w:t xml:space="preserve"> </w:t>
+      </w:r>
+      <w:r>
+        <w:lastRenderedPageBreak/>
+        <w:t xml:space="preserve">represents covariate data related to the sampling procedure, with </w:t>
       </w:r>
       <w:r>
         <w:rPr>
@@ -3191,7 +3294,6 @@
         <w:spacing w:after="0" w:line="480" w:lineRule="auto"/>
       </w:pPr>
       <w:r>
-        <w:lastRenderedPageBreak/>
         <w:t xml:space="preserve">Here, </w:t>
       </w:r>
       <w:r>
@@ -3454,7 +3556,10 @@
         <w:t>, Scheuerell et al. 2015</w:t>
       </w:r>
       <w:r>
-        <w:t xml:space="preserve">). </w:t>
+        <w:t>).</w:t>
+      </w:r>
+      <w:r>
+        <w:t xml:space="preserve"> </w:t>
       </w:r>
     </w:p>
     <w:p>
@@ -3485,6 +3590,7 @@
         <w:spacing w:after="0" w:line="480" w:lineRule="auto"/>
       </w:pPr>
       <w:r>
+        <w:lastRenderedPageBreak/>
         <w:t>The first stage of this research attempt</w:t>
       </w:r>
       <w:r>
@@ -3501,11 +3607,7 @@
         <w:t>north southeast (outside)</w:t>
       </w:r>
       <w:r>
-        <w:t xml:space="preserve"> index streams) to estimate one underlying state process of pink salmon abundance throughout the </w:t>
-      </w:r>
-      <w:r>
-        <w:lastRenderedPageBreak/>
-        <w:t xml:space="preserve">region. A comparison of how well each model fits the abundance data will either lend support to or undermine the notion that Indian River pink salmon abundances significantly differ from those observed elsewhere in the region throughout the study period. </w:t>
+        <w:t xml:space="preserve"> index streams) to estimate one underlying state process of pink salmon abundance throughout the region. A comparison of how well each model fits the abundance data will either lend support to or undermine the notion that Indian River pink salmon abundances significantly differ from those observed elsewhere in the region throughout the study period. </w:t>
       </w:r>
     </w:p>
     <w:p>
@@ -3650,7 +3752,11 @@
         <w:t xml:space="preserve">offset is </w:t>
       </w:r>
       <w:r>
-        <w:t>estimated for the observation process, but the model allows for distinct trends in both underlying states. Covariate data relating to observers (</w:t>
+        <w:t xml:space="preserve">estimated for the observation process, but the model allows for distinct trends in both underlying states. </w:t>
+      </w:r>
+      <w:r>
+        <w:lastRenderedPageBreak/>
+        <w:t>Covariate data relating to observers (</w:t>
       </w:r>
       <w:r>
         <w:rPr>
@@ -4437,57 +4543,53 @@
         <w:t>s</w:t>
       </w:r>
       <w:r>
-        <w:t xml:space="preserve"> a regional average state of pink salmon abundance in index streams (recall that index streams are selected by ADFG due to their not </w:t>
+        <w:t xml:space="preserve"> a regional average state of pink salmon abundance in index streams (recall that index streams are selected by ADFG due to their not being heavily influenced by human activity). </w:t>
+      </w:r>
+      <w:r>
+        <w:t>T</w:t>
+      </w:r>
+      <w:r>
+        <w:t>hese separate model specifications are compared for</w:t>
+      </w:r>
+      <w:r>
+        <w:t xml:space="preserve"> goodness of</w:t>
+      </w:r>
+      <w:r>
+        <w:t xml:space="preserve"> fit using AICc</w:t>
+      </w:r>
+      <w:r>
+        <w:t xml:space="preserve">, a criterion which </w:t>
+      </w:r>
+      <w:r>
+        <w:t>is well suited for evaluating models fitted on relatively sparse data (i.e., the small number of observations at Indian River) (Burnham et al. 2010)</w:t>
+      </w:r>
+      <w:r>
+        <w:t>.</w:t>
+      </w:r>
+      <w:r>
+        <w:t xml:space="preserve"> </w:t>
+      </w:r>
+      <w:r>
+        <w:t xml:space="preserve"> </w:t>
+      </w:r>
+    </w:p>
+    <w:p>
+      <w:pPr>
+        <w:spacing w:after="0" w:line="480" w:lineRule="auto"/>
+      </w:pPr>
+      <w:r>
+        <w:tab/>
+        <w:t xml:space="preserve">The above description of an approach comparing a one-state model to a two-state model as a means of determining whether pink salmon abundances at Indian River substantially differ from those observed elsewhere in the reason is made additionally complicated by the life history of pink salmon leading to the existence of genetically distinct populations in the same stream in even- and odd-year runs. This means that, in order to evaluate whether abundances at Indian River are exhibiting behaviors atypical of an equivalent pink salmon stream in the region, there are four models that must be fit. The first is the equivalent of the abstract two-state model, where for each run (even and odd) the underlying state process of pink salmon at Indian River is estimated separately from the underlying state of the wider region, meaning the model estimates four state processes total. Next, the equivalent of the abstract one-state model </w:t>
       </w:r>
       <w:r>
         <w:lastRenderedPageBreak/>
-        <w:t xml:space="preserve">being heavily influenced by human activity). </w:t>
-      </w:r>
-      <w:r>
-        <w:t>T</w:t>
-      </w:r>
-      <w:r>
-        <w:t>hese separate model specifications are compared for</w:t>
-      </w:r>
-      <w:r>
-        <w:t xml:space="preserve"> goodness of</w:t>
-      </w:r>
-      <w:r>
-        <w:t xml:space="preserve"> fit using AICc</w:t>
-      </w:r>
-      <w:r>
-        <w:t xml:space="preserve">, a criterion which </w:t>
-      </w:r>
-      <w:r>
-        <w:t>is well suited for evaluating models fitted on relatively sparse data (i.e., the small number of observations at Indian River) (Burnham et al. 2010)</w:t>
-      </w:r>
-      <w:r>
-        <w:t>.</w:t>
-      </w:r>
-      <w:r>
-        <w:t xml:space="preserve"> </w:t>
-      </w:r>
-      <w:r>
-        <w:t xml:space="preserve"> </w:t>
-      </w:r>
-    </w:p>
-    <w:p>
-      <w:pPr>
-        <w:spacing w:after="0" w:line="480" w:lineRule="auto"/>
-      </w:pPr>
-      <w:r>
-        <w:tab/>
-        <w:t xml:space="preserve">The above description of an approach comparing a one-state model to a two-state model as a means of determining whether pink salmon abundances at Indian River substantially differ from those observed elsewhere in the reason is made additionally complicated by the life history of pink salmon leading to the existence of genetically distinct populations in the same stream in even- and odd-year runs. This means that, in order to evaluate whether abundances at Indian River are exhibiting behaviors atypical of an equivalent pink salmon stream in the region, there are four models that must be fit. The first is the equivalent of the abstract two-state model, where for each run (even and odd) the underlying state process of pink salmon at Indian River is estimated separately from the underlying state of the wider region, meaning the model estimates four state processes total. Next, the equivalent of the abstract one-state model is specified such that, for each run, all 35 index streams and Indian River are treated as representative of one underlying state, leading to the model estimating two state processes total. There </w:t>
+        <w:t xml:space="preserve">is specified such that, for each run, all 35 index streams and Indian River are treated as representative of one underlying state, leading to the model estimating two state processes total. There </w:t>
       </w:r>
       <w:r>
         <w:t>are</w:t>
       </w:r>
       <w:r>
-        <w:t xml:space="preserve"> two other important cases to consider. What if, due to some variation in the underlying genetics of each run, that odd-year runs at Indian River exhibit substantial variation in annual abundance from those of streams in the wider region, while even-runs at Indian River generally fall within the region’s natural range of variation, or vice versa? To evaluate these cases, two three-state models are specified, in which Indian River abundance is estimated separately for one run, while the other is included as part of the regional underlying state. </w:t>
-      </w:r>
-      <w:r>
-        <w:lastRenderedPageBreak/>
-        <w:t>Evaluation of model fit using AICc then determines which of these model structures most closely fits the observed data.</w:t>
+        <w:t xml:space="preserve"> two other important cases to consider. What if, due to some variation in the underlying genetics of each run, that odd-year runs at Indian River exhibit substantial variation in annual abundance from those of streams in the wider region, while even-runs at Indian River generally fall within the region’s natural range of variation, or vice versa? To evaluate these cases, two three-state models are specified, in which Indian River abundance is estimated separately for one run, while the other is included as part of the regional underlying state. Evaluation of model fit using AICc then determines which of these model structures most closely fits the observed data.</w:t>
       </w:r>
     </w:p>
     <w:p>
@@ -4527,6 +4629,7 @@
         <w:ind w:firstLine="720"/>
       </w:pPr>
       <w:r>
+        <w:lastRenderedPageBreak/>
         <w:t>This research seeks to take advantage of these distinct time periods by utilizing a difference-in-difference (DD) framework. This quasi-experimental approach</w:t>
       </w:r>
       <w:r>
@@ -4927,270 +5030,273 @@
         <w:spacing w:after="0" w:line="480" w:lineRule="auto"/>
       </w:pPr>
       <w:r>
+        <w:t xml:space="preserve">In the above, </w:t>
+      </w:r>
+      <w:r>
+        <w:rPr>
+          <w:rFonts w:ascii="MathJax_Math-italic" w:eastAsia="Times New Roman" w:hAnsi="MathJax_Math-italic" w:cs="Times New Roman"/>
+          <w:kern w:val="0"/>
+          <w:sz w:val="26"/>
+          <w:szCs w:val="26"/>
+          <w:bdr w:val="none" w:sz="0" w:space="0" w:color="auto" w:frame="1"/>
+          <w14:ligatures w14:val="none"/>
+        </w:rPr>
+        <w:t>i</w:t>
+      </w:r>
+      <w:r>
+        <w:t xml:space="preserve"> indexes whether an observation (</w:t>
+      </w:r>
+      <w:r>
+        <w:rPr>
+          <w:rFonts w:ascii="MathJax_Math-italic" w:eastAsia="Times New Roman" w:hAnsi="MathJax_Math-italic" w:cs="Times New Roman"/>
+          <w:kern w:val="0"/>
+          <w:sz w:val="26"/>
+          <w:szCs w:val="26"/>
+          <w:bdr w:val="none" w:sz="0" w:space="0" w:color="auto" w:frame="1"/>
+          <w14:ligatures w14:val="none"/>
+        </w:rPr>
+        <w:t>y</w:t>
+      </w:r>
+      <w:r>
+        <w:rPr>
+          <w:rFonts w:ascii="MathJax_Math-italic" w:eastAsia="Times New Roman" w:hAnsi="MathJax_Math-italic" w:cs="Times New Roman"/>
+          <w:kern w:val="0"/>
+          <w:sz w:val="26"/>
+          <w:szCs w:val="26"/>
+          <w:bdr w:val="none" w:sz="0" w:space="0" w:color="auto" w:frame="1"/>
+          <w:vertAlign w:val="subscript"/>
+          <w14:ligatures w14:val="none"/>
+        </w:rPr>
+        <w:t>i,t</w:t>
+      </w:r>
+      <w:r>
+        <w:t xml:space="preserve">) relates to the treatment or control group, while </w:t>
+      </w:r>
+      <w:r>
+        <w:rPr>
+          <w:rFonts w:ascii="MathJax_Math-italic" w:eastAsia="Times New Roman" w:hAnsi="MathJax_Math-italic" w:cs="Times New Roman"/>
+          <w:kern w:val="0"/>
+          <w:sz w:val="26"/>
+          <w:szCs w:val="26"/>
+          <w:bdr w:val="none" w:sz="0" w:space="0" w:color="auto" w:frame="1"/>
+          <w14:ligatures w14:val="none"/>
+        </w:rPr>
+        <w:t>t</w:t>
+      </w:r>
+      <w:r>
+        <w:t xml:space="preserve"> indexes whether that same observation comes from before or after the treatment is applied. </w:t>
+      </w:r>
+      <w:r>
+        <w:rPr>
+          <w:rFonts w:ascii="MathJax_Math-italic" w:eastAsia="Times New Roman" w:hAnsi="MathJax_Math-italic" w:cs="Times New Roman"/>
+          <w:kern w:val="0"/>
+          <w:sz w:val="26"/>
+          <w:szCs w:val="26"/>
+          <w:bdr w:val="none" w:sz="0" w:space="0" w:color="auto" w:frame="1"/>
+          <w14:ligatures w14:val="none"/>
+        </w:rPr>
+        <w:t>D</w:t>
+      </w:r>
+      <w:r>
+        <w:rPr>
+          <w:rFonts w:ascii="MathJax_Math-italic" w:eastAsia="Times New Roman" w:hAnsi="MathJax_Math-italic" w:cs="Times New Roman"/>
+          <w:kern w:val="0"/>
+          <w:sz w:val="26"/>
+          <w:szCs w:val="26"/>
+          <w:bdr w:val="none" w:sz="0" w:space="0" w:color="auto" w:frame="1"/>
+          <w:vertAlign w:val="subscript"/>
+          <w14:ligatures w14:val="none"/>
+        </w:rPr>
+        <w:t>treatment</w:t>
+      </w:r>
+      <w:r>
+        <w:t xml:space="preserve"> is equal to 1 when </w:t>
+      </w:r>
+      <w:r>
+        <w:rPr>
+          <w:rFonts w:ascii="MathJax_Math-italic" w:eastAsia="Times New Roman" w:hAnsi="MathJax_Math-italic" w:cs="Times New Roman"/>
+          <w:kern w:val="0"/>
+          <w:sz w:val="26"/>
+          <w:szCs w:val="26"/>
+          <w:bdr w:val="none" w:sz="0" w:space="0" w:color="auto" w:frame="1"/>
+          <w14:ligatures w14:val="none"/>
+        </w:rPr>
+        <w:t>y</w:t>
+      </w:r>
+      <w:r>
+        <w:rPr>
+          <w:rFonts w:ascii="MathJax_Math-italic" w:eastAsia="Times New Roman" w:hAnsi="MathJax_Math-italic" w:cs="Times New Roman"/>
+          <w:kern w:val="0"/>
+          <w:sz w:val="26"/>
+          <w:szCs w:val="26"/>
+          <w:bdr w:val="none" w:sz="0" w:space="0" w:color="auto" w:frame="1"/>
+          <w:vertAlign w:val="subscript"/>
+          <w14:ligatures w14:val="none"/>
+        </w:rPr>
+        <w:t>i,t</w:t>
+      </w:r>
+      <w:r>
+        <w:t xml:space="preserve"> is part of the treatment group and equal to 0 otherwise. Similarly, </w:t>
+      </w:r>
+      <w:r>
+        <w:rPr>
+          <w:rFonts w:ascii="MathJax_Math-italic" w:eastAsia="Times New Roman" w:hAnsi="MathJax_Math-italic" w:cs="Times New Roman"/>
+          <w:kern w:val="0"/>
+          <w:sz w:val="26"/>
+          <w:szCs w:val="26"/>
+          <w:bdr w:val="none" w:sz="0" w:space="0" w:color="auto" w:frame="1"/>
+          <w14:ligatures w14:val="none"/>
+        </w:rPr>
+        <w:t>D</w:t>
+      </w:r>
+      <w:r>
+        <w:rPr>
+          <w:rFonts w:ascii="MathJax_Math-italic" w:eastAsia="Times New Roman" w:hAnsi="MathJax_Math-italic" w:cs="Times New Roman"/>
+          <w:kern w:val="0"/>
+          <w:sz w:val="26"/>
+          <w:szCs w:val="26"/>
+          <w:bdr w:val="none" w:sz="0" w:space="0" w:color="auto" w:frame="1"/>
+          <w:vertAlign w:val="subscript"/>
+          <w14:ligatures w14:val="none"/>
+        </w:rPr>
+        <w:t>post</w:t>
+      </w:r>
+      <w:r>
+        <w:t xml:space="preserve"> is equal to 1 when </w:t>
+      </w:r>
+      <w:r>
+        <w:rPr>
+          <w:rFonts w:ascii="MathJax_Math-italic" w:eastAsia="Times New Roman" w:hAnsi="MathJax_Math-italic" w:cs="Times New Roman"/>
+          <w:kern w:val="0"/>
+          <w:sz w:val="26"/>
+          <w:szCs w:val="26"/>
+          <w:bdr w:val="none" w:sz="0" w:space="0" w:color="auto" w:frame="1"/>
+          <w14:ligatures w14:val="none"/>
+        </w:rPr>
+        <w:t>y</w:t>
+      </w:r>
+      <w:r>
+        <w:rPr>
+          <w:rFonts w:ascii="MathJax_Math-italic" w:eastAsia="Times New Roman" w:hAnsi="MathJax_Math-italic" w:cs="Times New Roman"/>
+          <w:kern w:val="0"/>
+          <w:sz w:val="26"/>
+          <w:szCs w:val="26"/>
+          <w:bdr w:val="none" w:sz="0" w:space="0" w:color="auto" w:frame="1"/>
+          <w:vertAlign w:val="subscript"/>
+          <w14:ligatures w14:val="none"/>
+        </w:rPr>
+        <w:t>i,t</w:t>
+      </w:r>
+      <w:r>
+        <w:t xml:space="preserve"> is observed after treatment is applied, and equal to 0 when </w:t>
+      </w:r>
+      <w:r>
+        <w:rPr>
+          <w:rFonts w:ascii="MathJax_Math-italic" w:eastAsia="Times New Roman" w:hAnsi="MathJax_Math-italic" w:cs="Times New Roman"/>
+          <w:kern w:val="0"/>
+          <w:sz w:val="26"/>
+          <w:szCs w:val="26"/>
+          <w:bdr w:val="none" w:sz="0" w:space="0" w:color="auto" w:frame="1"/>
+          <w14:ligatures w14:val="none"/>
+        </w:rPr>
+        <w:t>y</w:t>
+      </w:r>
+      <w:r>
+        <w:rPr>
+          <w:rFonts w:ascii="MathJax_Math-italic" w:eastAsia="Times New Roman" w:hAnsi="MathJax_Math-italic" w:cs="Times New Roman"/>
+          <w:kern w:val="0"/>
+          <w:sz w:val="26"/>
+          <w:szCs w:val="26"/>
+          <w:bdr w:val="none" w:sz="0" w:space="0" w:color="auto" w:frame="1"/>
+          <w:vertAlign w:val="subscript"/>
+          <w14:ligatures w14:val="none"/>
+        </w:rPr>
+        <w:t>i,t</w:t>
+      </w:r>
+      <w:r>
+        <w:t xml:space="preserve"> is observed before. These indicator variables allow for the estimation of a net effect of treatment on the treatment group (</w:t>
+      </w:r>
+      <w:r>
+        <w:rPr>
+          <w:rFonts w:ascii="MathJax_Math-italic" w:eastAsia="Times New Roman" w:hAnsi="MathJax_Math-italic" w:cs="Times New Roman"/>
+          <w:kern w:val="0"/>
+          <w:sz w:val="26"/>
+          <w:szCs w:val="26"/>
+          <w:bdr w:val="none" w:sz="0" w:space="0" w:color="auto" w:frame="1"/>
+          <w14:ligatures w14:val="none"/>
+        </w:rPr>
+        <w:t>β</w:t>
+      </w:r>
+      <w:r>
+        <w:rPr>
+          <w:rFonts w:ascii="MathJax_Math-italic" w:eastAsia="Times New Roman" w:hAnsi="MathJax_Math-italic" w:cs="Times New Roman"/>
+          <w:kern w:val="0"/>
+          <w:sz w:val="26"/>
+          <w:szCs w:val="26"/>
+          <w:bdr w:val="none" w:sz="0" w:space="0" w:color="auto" w:frame="1"/>
+          <w:vertAlign w:val="subscript"/>
+          <w14:ligatures w14:val="none"/>
+        </w:rPr>
+        <w:t>3</w:t>
+      </w:r>
+      <w:r>
+        <w:t>) by first controlling for differing characteristics in the treatment and control group (</w:t>
+      </w:r>
+      <w:r>
+        <w:rPr>
+          <w:rFonts w:ascii="MathJax_Math-italic" w:eastAsia="Times New Roman" w:hAnsi="MathJax_Math-italic" w:cs="Times New Roman"/>
+          <w:kern w:val="0"/>
+          <w:sz w:val="26"/>
+          <w:szCs w:val="26"/>
+          <w:bdr w:val="none" w:sz="0" w:space="0" w:color="auto" w:frame="1"/>
+          <w14:ligatures w14:val="none"/>
+        </w:rPr>
+        <w:t>β</w:t>
+      </w:r>
+      <w:r>
+        <w:rPr>
+          <w:rFonts w:ascii="MathJax_Math-italic" w:eastAsia="Times New Roman" w:hAnsi="MathJax_Math-italic" w:cs="Times New Roman"/>
+          <w:kern w:val="0"/>
+          <w:sz w:val="26"/>
+          <w:szCs w:val="26"/>
+          <w:bdr w:val="none" w:sz="0" w:space="0" w:color="auto" w:frame="1"/>
+          <w:vertAlign w:val="subscript"/>
+          <w14:ligatures w14:val="none"/>
+        </w:rPr>
+        <w:t>1</w:t>
+      </w:r>
+      <w:r>
+        <w:t>) and differences in the pre- and post-treatment time periods (</w:t>
+      </w:r>
+      <w:r>
+        <w:rPr>
+          <w:rFonts w:ascii="MathJax_Math-italic" w:eastAsia="Times New Roman" w:hAnsi="MathJax_Math-italic" w:cs="Times New Roman"/>
+          <w:kern w:val="0"/>
+          <w:sz w:val="26"/>
+          <w:szCs w:val="26"/>
+          <w:bdr w:val="none" w:sz="0" w:space="0" w:color="auto" w:frame="1"/>
+          <w14:ligatures w14:val="none"/>
+        </w:rPr>
+        <w:t>β</w:t>
+      </w:r>
+      <w:r>
+        <w:rPr>
+          <w:rFonts w:ascii="MathJax_Math-italic" w:eastAsia="Times New Roman" w:hAnsi="MathJax_Math-italic" w:cs="Times New Roman"/>
+          <w:kern w:val="0"/>
+          <w:sz w:val="26"/>
+          <w:szCs w:val="26"/>
+          <w:bdr w:val="none" w:sz="0" w:space="0" w:color="auto" w:frame="1"/>
+          <w:vertAlign w:val="subscript"/>
+          <w14:ligatures w14:val="none"/>
+        </w:rPr>
+        <w:t>2</w:t>
+      </w:r>
+      <w:r>
+        <w:t xml:space="preserve">). Crucially, input data must cover both a control and treatment group, as well as time periods before and after the intervention of interest. It is important to note that in this case, and indeed in almost every application of DD modeling, true controls in the sense of those resulting from a randomized experimental design are unavailable. Instead, researchers must make do with treating what might be referred to as reference states as control groups. The assumption that these reference states are suitable proxies for randomized control </w:t>
+      </w:r>
+      <w:r>
         <w:lastRenderedPageBreak/>
-        <w:t xml:space="preserve">In the above, </w:t>
-      </w:r>
-      <w:r>
-        <w:rPr>
-          <w:rFonts w:ascii="MathJax_Math-italic" w:eastAsia="Times New Roman" w:hAnsi="MathJax_Math-italic" w:cs="Times New Roman"/>
-          <w:kern w:val="0"/>
-          <w:sz w:val="26"/>
-          <w:szCs w:val="26"/>
-          <w:bdr w:val="none" w:sz="0" w:space="0" w:color="auto" w:frame="1"/>
-          <w14:ligatures w14:val="none"/>
-        </w:rPr>
-        <w:t>i</w:t>
-      </w:r>
-      <w:r>
-        <w:t xml:space="preserve"> indexes whether an observation (</w:t>
-      </w:r>
-      <w:r>
-        <w:rPr>
-          <w:rFonts w:ascii="MathJax_Math-italic" w:eastAsia="Times New Roman" w:hAnsi="MathJax_Math-italic" w:cs="Times New Roman"/>
-          <w:kern w:val="0"/>
-          <w:sz w:val="26"/>
-          <w:szCs w:val="26"/>
-          <w:bdr w:val="none" w:sz="0" w:space="0" w:color="auto" w:frame="1"/>
-          <w14:ligatures w14:val="none"/>
-        </w:rPr>
-        <w:t>y</w:t>
-      </w:r>
-      <w:r>
-        <w:rPr>
-          <w:rFonts w:ascii="MathJax_Math-italic" w:eastAsia="Times New Roman" w:hAnsi="MathJax_Math-italic" w:cs="Times New Roman"/>
-          <w:kern w:val="0"/>
-          <w:sz w:val="26"/>
-          <w:szCs w:val="26"/>
-          <w:bdr w:val="none" w:sz="0" w:space="0" w:color="auto" w:frame="1"/>
-          <w:vertAlign w:val="subscript"/>
-          <w14:ligatures w14:val="none"/>
-        </w:rPr>
-        <w:t>i,t</w:t>
-      </w:r>
-      <w:r>
-        <w:t xml:space="preserve">) relates to the treatment or control group, while </w:t>
-      </w:r>
-      <w:r>
-        <w:rPr>
-          <w:rFonts w:ascii="MathJax_Math-italic" w:eastAsia="Times New Roman" w:hAnsi="MathJax_Math-italic" w:cs="Times New Roman"/>
-          <w:kern w:val="0"/>
-          <w:sz w:val="26"/>
-          <w:szCs w:val="26"/>
-          <w:bdr w:val="none" w:sz="0" w:space="0" w:color="auto" w:frame="1"/>
-          <w14:ligatures w14:val="none"/>
-        </w:rPr>
-        <w:t>t</w:t>
-      </w:r>
-      <w:r>
-        <w:t xml:space="preserve"> indexes whether that same observation comes from before or after the treatment is applied. </w:t>
-      </w:r>
-      <w:r>
-        <w:rPr>
-          <w:rFonts w:ascii="MathJax_Math-italic" w:eastAsia="Times New Roman" w:hAnsi="MathJax_Math-italic" w:cs="Times New Roman"/>
-          <w:kern w:val="0"/>
-          <w:sz w:val="26"/>
-          <w:szCs w:val="26"/>
-          <w:bdr w:val="none" w:sz="0" w:space="0" w:color="auto" w:frame="1"/>
-          <w14:ligatures w14:val="none"/>
-        </w:rPr>
-        <w:t>D</w:t>
-      </w:r>
-      <w:r>
-        <w:rPr>
-          <w:rFonts w:ascii="MathJax_Math-italic" w:eastAsia="Times New Roman" w:hAnsi="MathJax_Math-italic" w:cs="Times New Roman"/>
-          <w:kern w:val="0"/>
-          <w:sz w:val="26"/>
-          <w:szCs w:val="26"/>
-          <w:bdr w:val="none" w:sz="0" w:space="0" w:color="auto" w:frame="1"/>
-          <w:vertAlign w:val="subscript"/>
-          <w14:ligatures w14:val="none"/>
-        </w:rPr>
-        <w:t>treatment</w:t>
-      </w:r>
-      <w:r>
-        <w:t xml:space="preserve"> is equal to 1 when </w:t>
-      </w:r>
-      <w:r>
-        <w:rPr>
-          <w:rFonts w:ascii="MathJax_Math-italic" w:eastAsia="Times New Roman" w:hAnsi="MathJax_Math-italic" w:cs="Times New Roman"/>
-          <w:kern w:val="0"/>
-          <w:sz w:val="26"/>
-          <w:szCs w:val="26"/>
-          <w:bdr w:val="none" w:sz="0" w:space="0" w:color="auto" w:frame="1"/>
-          <w14:ligatures w14:val="none"/>
-        </w:rPr>
-        <w:t>y</w:t>
-      </w:r>
-      <w:r>
-        <w:rPr>
-          <w:rFonts w:ascii="MathJax_Math-italic" w:eastAsia="Times New Roman" w:hAnsi="MathJax_Math-italic" w:cs="Times New Roman"/>
-          <w:kern w:val="0"/>
-          <w:sz w:val="26"/>
-          <w:szCs w:val="26"/>
-          <w:bdr w:val="none" w:sz="0" w:space="0" w:color="auto" w:frame="1"/>
-          <w:vertAlign w:val="subscript"/>
-          <w14:ligatures w14:val="none"/>
-        </w:rPr>
-        <w:t>i,t</w:t>
-      </w:r>
-      <w:r>
-        <w:t xml:space="preserve"> is part of the treatment group and equal to 0 otherwise. Similarly, </w:t>
-      </w:r>
-      <w:r>
-        <w:rPr>
-          <w:rFonts w:ascii="MathJax_Math-italic" w:eastAsia="Times New Roman" w:hAnsi="MathJax_Math-italic" w:cs="Times New Roman"/>
-          <w:kern w:val="0"/>
-          <w:sz w:val="26"/>
-          <w:szCs w:val="26"/>
-          <w:bdr w:val="none" w:sz="0" w:space="0" w:color="auto" w:frame="1"/>
-          <w14:ligatures w14:val="none"/>
-        </w:rPr>
-        <w:t>D</w:t>
-      </w:r>
-      <w:r>
-        <w:rPr>
-          <w:rFonts w:ascii="MathJax_Math-italic" w:eastAsia="Times New Roman" w:hAnsi="MathJax_Math-italic" w:cs="Times New Roman"/>
-          <w:kern w:val="0"/>
-          <w:sz w:val="26"/>
-          <w:szCs w:val="26"/>
-          <w:bdr w:val="none" w:sz="0" w:space="0" w:color="auto" w:frame="1"/>
-          <w:vertAlign w:val="subscript"/>
-          <w14:ligatures w14:val="none"/>
-        </w:rPr>
-        <w:t>post</w:t>
-      </w:r>
-      <w:r>
-        <w:t xml:space="preserve"> is equal to 1 when </w:t>
-      </w:r>
-      <w:r>
-        <w:rPr>
-          <w:rFonts w:ascii="MathJax_Math-italic" w:eastAsia="Times New Roman" w:hAnsi="MathJax_Math-italic" w:cs="Times New Roman"/>
-          <w:kern w:val="0"/>
-          <w:sz w:val="26"/>
-          <w:szCs w:val="26"/>
-          <w:bdr w:val="none" w:sz="0" w:space="0" w:color="auto" w:frame="1"/>
-          <w14:ligatures w14:val="none"/>
-        </w:rPr>
-        <w:t>y</w:t>
-      </w:r>
-      <w:r>
-        <w:rPr>
-          <w:rFonts w:ascii="MathJax_Math-italic" w:eastAsia="Times New Roman" w:hAnsi="MathJax_Math-italic" w:cs="Times New Roman"/>
-          <w:kern w:val="0"/>
-          <w:sz w:val="26"/>
-          <w:szCs w:val="26"/>
-          <w:bdr w:val="none" w:sz="0" w:space="0" w:color="auto" w:frame="1"/>
-          <w:vertAlign w:val="subscript"/>
-          <w14:ligatures w14:val="none"/>
-        </w:rPr>
-        <w:t>i,t</w:t>
-      </w:r>
-      <w:r>
-        <w:t xml:space="preserve"> is observed after treatment is applied, and equal to 0 when </w:t>
-      </w:r>
-      <w:r>
-        <w:rPr>
-          <w:rFonts w:ascii="MathJax_Math-italic" w:eastAsia="Times New Roman" w:hAnsi="MathJax_Math-italic" w:cs="Times New Roman"/>
-          <w:kern w:val="0"/>
-          <w:sz w:val="26"/>
-          <w:szCs w:val="26"/>
-          <w:bdr w:val="none" w:sz="0" w:space="0" w:color="auto" w:frame="1"/>
-          <w14:ligatures w14:val="none"/>
-        </w:rPr>
-        <w:t>y</w:t>
-      </w:r>
-      <w:r>
-        <w:rPr>
-          <w:rFonts w:ascii="MathJax_Math-italic" w:eastAsia="Times New Roman" w:hAnsi="MathJax_Math-italic" w:cs="Times New Roman"/>
-          <w:kern w:val="0"/>
-          <w:sz w:val="26"/>
-          <w:szCs w:val="26"/>
-          <w:bdr w:val="none" w:sz="0" w:space="0" w:color="auto" w:frame="1"/>
-          <w:vertAlign w:val="subscript"/>
-          <w14:ligatures w14:val="none"/>
-        </w:rPr>
-        <w:t>i,t</w:t>
-      </w:r>
-      <w:r>
-        <w:t xml:space="preserve"> is observed before. These indicator variables allow for the estimation of a net effect of treatment on the treatment group (</w:t>
-      </w:r>
-      <w:r>
-        <w:rPr>
-          <w:rFonts w:ascii="MathJax_Math-italic" w:eastAsia="Times New Roman" w:hAnsi="MathJax_Math-italic" w:cs="Times New Roman"/>
-          <w:kern w:val="0"/>
-          <w:sz w:val="26"/>
-          <w:szCs w:val="26"/>
-          <w:bdr w:val="none" w:sz="0" w:space="0" w:color="auto" w:frame="1"/>
-          <w14:ligatures w14:val="none"/>
-        </w:rPr>
-        <w:t>β</w:t>
-      </w:r>
-      <w:r>
-        <w:rPr>
-          <w:rFonts w:ascii="MathJax_Math-italic" w:eastAsia="Times New Roman" w:hAnsi="MathJax_Math-italic" w:cs="Times New Roman"/>
-          <w:kern w:val="0"/>
-          <w:sz w:val="26"/>
-          <w:szCs w:val="26"/>
-          <w:bdr w:val="none" w:sz="0" w:space="0" w:color="auto" w:frame="1"/>
-          <w:vertAlign w:val="subscript"/>
-          <w14:ligatures w14:val="none"/>
-        </w:rPr>
-        <w:t>3</w:t>
-      </w:r>
-      <w:r>
-        <w:t>) by first controlling for differing characteristics in the treatment and control group (</w:t>
-      </w:r>
-      <w:r>
-        <w:rPr>
-          <w:rFonts w:ascii="MathJax_Math-italic" w:eastAsia="Times New Roman" w:hAnsi="MathJax_Math-italic" w:cs="Times New Roman"/>
-          <w:kern w:val="0"/>
-          <w:sz w:val="26"/>
-          <w:szCs w:val="26"/>
-          <w:bdr w:val="none" w:sz="0" w:space="0" w:color="auto" w:frame="1"/>
-          <w14:ligatures w14:val="none"/>
-        </w:rPr>
-        <w:t>β</w:t>
-      </w:r>
-      <w:r>
-        <w:rPr>
-          <w:rFonts w:ascii="MathJax_Math-italic" w:eastAsia="Times New Roman" w:hAnsi="MathJax_Math-italic" w:cs="Times New Roman"/>
-          <w:kern w:val="0"/>
-          <w:sz w:val="26"/>
-          <w:szCs w:val="26"/>
-          <w:bdr w:val="none" w:sz="0" w:space="0" w:color="auto" w:frame="1"/>
-          <w:vertAlign w:val="subscript"/>
-          <w14:ligatures w14:val="none"/>
-        </w:rPr>
-        <w:t>1</w:t>
-      </w:r>
-      <w:r>
-        <w:t>) and differences in the pre- and post-treatment time periods (</w:t>
-      </w:r>
-      <w:r>
-        <w:rPr>
-          <w:rFonts w:ascii="MathJax_Math-italic" w:eastAsia="Times New Roman" w:hAnsi="MathJax_Math-italic" w:cs="Times New Roman"/>
-          <w:kern w:val="0"/>
-          <w:sz w:val="26"/>
-          <w:szCs w:val="26"/>
-          <w:bdr w:val="none" w:sz="0" w:space="0" w:color="auto" w:frame="1"/>
-          <w14:ligatures w14:val="none"/>
-        </w:rPr>
-        <w:t>β</w:t>
-      </w:r>
-      <w:r>
-        <w:rPr>
-          <w:rFonts w:ascii="MathJax_Math-italic" w:eastAsia="Times New Roman" w:hAnsi="MathJax_Math-italic" w:cs="Times New Roman"/>
-          <w:kern w:val="0"/>
-          <w:sz w:val="26"/>
-          <w:szCs w:val="26"/>
-          <w:bdr w:val="none" w:sz="0" w:space="0" w:color="auto" w:frame="1"/>
-          <w:vertAlign w:val="subscript"/>
-          <w14:ligatures w14:val="none"/>
-        </w:rPr>
-        <w:t>2</w:t>
-      </w:r>
-      <w:r>
-        <w:t>). Crucially, input data must cover both a control and treatment group, as well as time periods before and after the intervention of interest. It is important to note that in this case, and indeed in almost every application of DD modeling, true controls in the sense of those resulting from a randomized experimental design are unavailable. Instead, researchers must make do with treating what might be referred to as reference states as control groups. The assumption that these reference states are suitable proxies for randomized control groups, known as the parallel trends assumption, is bolstered through the application of event studies which evaluate whether trends in control and treatment groups are mathematically similar in the pre-treatment period (Cunningham 2021).</w:t>
+        <w:t>groups, known as the parallel trends assumption, is bolstered through the application of event studies which evaluate whether trends in control and treatment groups are mathematically similar in the pre-treatment period (Cunningham 2021).</w:t>
       </w:r>
     </w:p>
     <w:p>
@@ -5314,11 +5420,7 @@
         <w:t>Z</w:t>
       </w:r>
       <w:r>
-        <w:t xml:space="preserve"> is specified to allow the treatment group (observations at Indian River) </w:t>
-      </w:r>
-      <w:r>
-        <w:lastRenderedPageBreak/>
-        <w:t xml:space="preserve">to be estimated as a separate state from the control group (observations made at ADFG’s other </w:t>
+        <w:t xml:space="preserve"> is specified to allow the treatment group (observations at Indian River) to be estimated as a separate state from the control group (observations made at ADFG’s other </w:t>
       </w:r>
       <w:r>
         <w:rPr>
@@ -5451,7 +5553,11 @@
         <w:t>treatment</w:t>
       </w:r>
       <w:r>
-        <w:t xml:space="preserve"> in any number of consecutive years following the initial application of treatment</w:t>
+        <w:t xml:space="preserve"> in any number of consecutive years following the initial application of </w:t>
+      </w:r>
+      <w:r>
+        <w:lastRenderedPageBreak/>
+        <w:t>treatment</w:t>
       </w:r>
       <w:r>
         <w:t xml:space="preserve">. </w:t>
@@ -5588,11 +5694,7 @@
         <w:t>t</w:t>
       </w:r>
       <w:r>
-        <w:t xml:space="preserve">) in the post-1980 model which each must </w:t>
-      </w:r>
-      <w:r>
-        <w:lastRenderedPageBreak/>
-        <w:t xml:space="preserve">be evaluated against 2 competing </w:t>
+        <w:t xml:space="preserve">) in the post-1980 model which each must be evaluated against 2 competing </w:t>
       </w:r>
       <w:r>
         <w:rPr>
@@ -5959,7 +6061,11 @@
         <w:t>) should not be statistically significant. I</w:t>
       </w:r>
       <w:r>
-        <w:t xml:space="preserve">f these groups significantly differ, a synthetic control group is constructed using a weighted average of untreated streams to match the Indian River’s pre-treatment trend. </w:t>
+        <w:t xml:space="preserve">f these </w:t>
+      </w:r>
+      <w:r>
+        <w:lastRenderedPageBreak/>
+        <w:t xml:space="preserve">groups significantly differ, a synthetic control group is constructed using a weighted average of untreated streams to match the Indian River’s pre-treatment trend. </w:t>
       </w:r>
     </w:p>
     <w:p>
@@ -5992,11 +6098,7 @@
         <w:t xml:space="preserve"> and different to the effect of the treatment period observed at other streams in the region</w:t>
       </w:r>
       <w:r>
-        <w:t xml:space="preserve">, the size of the effect must also be </w:t>
-      </w:r>
-      <w:r>
-        <w:lastRenderedPageBreak/>
-        <w:t xml:space="preserve">considered, as even a significant effect may not be responsible for a large impact on salmon abundance. </w:t>
+        <w:t xml:space="preserve">, the size of the effect must also be considered, as even a significant effect may not be responsible for a large impact on salmon abundance. </w:t>
       </w:r>
     </w:p>
     <w:p>
@@ -6053,30 +6155,30 @@
       <w:r>
         <w:t xml:space="preserve">. </w:t>
       </w:r>
+      <w:commentRangeStart w:id="34"/>
       <w:commentRangeStart w:id="35"/>
       <w:commentRangeStart w:id="36"/>
       <w:commentRangeStart w:id="37"/>
-      <w:commentRangeStart w:id="38"/>
       <w:r>
         <w:t xml:space="preserve">It is important to consider the effect of straying both to and from Indian River, as both would influence the abundances observed in stream. </w:t>
       </w:r>
-      <w:commentRangeEnd w:id="37"/>
+      <w:commentRangeEnd w:id="36"/>
       <w:r>
         <w:rPr>
           <w:rStyle w:val="CommentReference"/>
           <w:sz w:val="24"/>
           <w:szCs w:val="24"/>
         </w:rPr>
-        <w:commentReference w:id="37"/>
-      </w:r>
-      <w:commentRangeEnd w:id="38"/>
+        <w:commentReference w:id="36"/>
+      </w:r>
+      <w:commentRangeEnd w:id="37"/>
       <w:r>
         <w:rPr>
           <w:rStyle w:val="CommentReference"/>
           <w:sz w:val="24"/>
           <w:szCs w:val="24"/>
         </w:rPr>
-        <w:commentReference w:id="38"/>
+        <w:commentReference w:id="37"/>
       </w:r>
       <w:r>
         <w:t xml:space="preserve">By specifying </w:t>
@@ -6148,25 +6250,29 @@
         <w:t>B</w:t>
       </w:r>
       <w:r>
-        <w:t xml:space="preserve"> elements estimated will be associated with percent increases from one time step to the next.</w:t>
-      </w:r>
-      <w:commentRangeEnd w:id="35"/>
+        <w:t xml:space="preserve"> elements estimated will be associated with </w:t>
+      </w:r>
+      <w:r>
+        <w:lastRenderedPageBreak/>
+        <w:t>percent increases from one time step to the next.</w:t>
+      </w:r>
+      <w:commentRangeEnd w:id="34"/>
       <w:r>
         <w:rPr>
           <w:rStyle w:val="CommentReference"/>
           <w:sz w:val="24"/>
           <w:szCs w:val="24"/>
         </w:rPr>
-        <w:commentReference w:id="35"/>
-      </w:r>
-      <w:commentRangeEnd w:id="36"/>
+        <w:commentReference w:id="34"/>
+      </w:r>
+      <w:commentRangeEnd w:id="35"/>
       <w:r>
         <w:rPr>
           <w:rStyle w:val="CommentReference"/>
           <w:sz w:val="24"/>
           <w:szCs w:val="24"/>
         </w:rPr>
-        <w:commentReference w:id="36"/>
+        <w:commentReference w:id="35"/>
       </w:r>
       <w:r>
         <w:t xml:space="preserve"> </w:t>
@@ -6250,11 +6356,7 @@
         <w:t>,t</w:t>
       </w:r>
       <w:r>
-        <w:t xml:space="preserve">) to be composed of smolts reared from the previous </w:t>
-      </w:r>
-      <w:r>
-        <w:lastRenderedPageBreak/>
-        <w:t xml:space="preserve">brood (and released in the prior year), as well as wild born fish from Indian River straying to the hatchery. </w:t>
+        <w:t xml:space="preserve">) to be composed of smolts reared from the previous brood (and released in the prior year), as well as wild born fish from Indian River straying to the hatchery. </w:t>
       </w:r>
       <w:r>
         <w:t>An example of such a model’s process equation written out in matrix form follows:</w:t>
@@ -6411,7 +6513,7 @@
           <w:u w:val="single"/>
         </w:rPr>
       </w:pPr>
-      <w:bookmarkStart w:id="39" w:name="_Hlk201668133"/>
+      <w:bookmarkStart w:id="38" w:name="_Hlk201668133"/>
       <w:r>
         <w:rPr>
           <w:b/>
@@ -6434,6 +6536,7 @@
           <w:b/>
           <w:bCs/>
         </w:rPr>
+        <w:lastRenderedPageBreak/>
         <w:t>Regional Abundance</w:t>
       </w:r>
     </w:p>
@@ -6444,35 +6547,35 @@
       <w:r>
         <w:t>For both even- and odd-year runs</w:t>
       </w:r>
+      <w:commentRangeStart w:id="39"/>
       <w:commentRangeStart w:id="40"/>
+      <w:r>
+        <w:t xml:space="preserve">, Indian River abundances at the beginning of the time series </w:t>
+      </w:r>
+      <w:r>
+        <w:t>fall below what might be expected relative to the wider region. Even-year Indian River abundance in 1960 was</w:t>
+      </w:r>
+      <w:r>
+        <w:t xml:space="preserve"> estimated to be 0</w:t>
+      </w:r>
+      <w:r>
+        <w:t>.476 standard deviations lower than</w:t>
+      </w:r>
+      <w:r>
+        <w:t xml:space="preserve"> the </w:t>
+      </w:r>
       <w:commentRangeStart w:id="41"/>
       <w:r>
-        <w:t xml:space="preserve">, Indian River abundances at the beginning of the time series </w:t>
-      </w:r>
-      <w:r>
-        <w:t>fall below what might be expected relative to the wider region. Even-year Indian River abundance in 1960 was</w:t>
-      </w:r>
-      <w:r>
-        <w:t xml:space="preserve"> estimated to be 0</w:t>
-      </w:r>
-      <w:r>
-        <w:t>.476 standard deviations lower than</w:t>
-      </w:r>
-      <w:r>
-        <w:t xml:space="preserve"> the </w:t>
-      </w:r>
-      <w:commentRangeStart w:id="42"/>
-      <w:r>
         <w:t>regional average</w:t>
       </w:r>
-      <w:commentRangeEnd w:id="42"/>
+      <w:commentRangeEnd w:id="41"/>
       <w:r>
         <w:rPr>
           <w:rStyle w:val="CommentReference"/>
           <w:sz w:val="24"/>
           <w:szCs w:val="24"/>
         </w:rPr>
-        <w:commentReference w:id="42"/>
+        <w:commentReference w:id="41"/>
       </w:r>
       <w:r>
         <w:t>, while odd-year Indian River abundance in 1961 was estimated to be 1.326 standard deviations lower</w:t>
@@ -6499,11 +6602,7 @@
         <w:t xml:space="preserve">Indian River </w:t>
       </w:r>
       <w:r>
-        <w:t xml:space="preserve">runs are closely aligned </w:t>
-      </w:r>
-      <w:r>
-        <w:lastRenderedPageBreak/>
-        <w:t>with the average index stream, exceeding the average in some years and falling short in others, but in either case not by an amount that appears drastic when visually appraised</w:t>
+        <w:t>runs are closely aligned with the average index stream, exceeding the average in some years and falling short in others, but in either case not by an amount that appears drastic when visually appraised</w:t>
       </w:r>
       <w:r>
         <w:t xml:space="preserve"> (Figure 3)</w:t>
@@ -6511,23 +6610,23 @@
       <w:r>
         <w:t>.</w:t>
       </w:r>
-      <w:commentRangeEnd w:id="40"/>
+      <w:commentRangeEnd w:id="39"/>
       <w:r>
         <w:rPr>
           <w:rStyle w:val="CommentReference"/>
           <w:sz w:val="24"/>
           <w:szCs w:val="24"/>
         </w:rPr>
-        <w:commentReference w:id="40"/>
-      </w:r>
-      <w:commentRangeEnd w:id="41"/>
+        <w:commentReference w:id="39"/>
+      </w:r>
+      <w:commentRangeEnd w:id="40"/>
       <w:r>
         <w:rPr>
           <w:rStyle w:val="CommentReference"/>
           <w:sz w:val="24"/>
           <w:szCs w:val="24"/>
         </w:rPr>
-        <w:commentReference w:id="41"/>
+        <w:commentReference w:id="40"/>
       </w:r>
     </w:p>
     <w:p>
@@ -6549,23 +6648,23 @@
       <w:r>
         <w:t xml:space="preserve">deviate wildly from the </w:t>
       </w:r>
-      <w:commentRangeStart w:id="43"/>
+      <w:commentRangeStart w:id="42"/>
       <w:r>
         <w:t>regional average</w:t>
       </w:r>
-      <w:commentRangeEnd w:id="43"/>
+      <w:commentRangeEnd w:id="42"/>
       <w:r>
         <w:rPr>
           <w:rStyle w:val="CommentReference"/>
           <w:sz w:val="24"/>
           <w:szCs w:val="24"/>
         </w:rPr>
-        <w:commentReference w:id="43"/>
+        <w:commentReference w:id="42"/>
       </w:r>
       <w:r>
         <w:t xml:space="preserve">. However, plotting these time series is not enough to conclusively state that abundances at Indian River do not differ from those that would be expected of an average pink salmon index stream in the region in a statistically significant way. </w:t>
       </w:r>
-      <w:del w:id="44" w:author="Brian McGreal" w:date="2026-03-30T12:29:00Z" w16du:dateUtc="2026-03-30T19:29:00Z">
+      <w:del w:id="43" w:author="Brian McGreal" w:date="2026-03-30T12:29:00Z" w16du:dateUtc="2026-03-30T19:29:00Z">
         <w:r>
           <w:delText xml:space="preserve"> </w:delText>
         </w:r>
@@ -6586,7 +6685,11 @@
         <w:t xml:space="preserve"> allows for both even- and odd-year Indian River pink salmon abundance to be estimated as separate from regional abundances</w:t>
       </w:r>
       <w:r>
-        <w:t xml:space="preserve">) means that, given the available data, this model can be said to be best with 99.84% confidence </w:t>
+        <w:t xml:space="preserve">) means that, given the available data, this model can be said to be best </w:t>
+      </w:r>
+      <w:r>
+        <w:lastRenderedPageBreak/>
+        <w:t xml:space="preserve">with 99.84% confidence </w:t>
       </w:r>
       <w:r>
         <w:t>(Mazerolle 2006).</w:t>
@@ -6665,7 +6768,19 @@
         <w:t xml:space="preserve">the post-1980 and post-2010 treatment periods. </w:t>
       </w:r>
       <w:r>
-        <w:t xml:space="preserve">In both cases and for both even- and odd-year runs, AICc comparisons of various model specifications reveal that models that do not treat Indian River as a separate state from the greater region are best fit, implying that no significant effect of either the commencement or expansion of hatchery operations is observable at Indian River. For both models, multiple specifications of </w:t>
+        <w:t xml:space="preserve">In both cases and for both even- and odd-year runs, AICc comparisons of various model specifications </w:t>
+      </w:r>
+      <w:r>
+        <w:t xml:space="preserve">find </w:t>
+      </w:r>
+      <w:r>
+        <w:t>that models</w:t>
+      </w:r>
+      <w:r>
+        <w:t xml:space="preserve"> which </w:t>
+      </w:r>
+      <w:r>
+        <w:t xml:space="preserve">do not treat Indian River as a separate state from the greater region are best fit, implying that no significant effect of either the commencement or expansion of hatchery operations is observable at Indian River. For both models, multiple specifications of </w:t>
       </w:r>
       <w:r>
         <w:rPr>
@@ -6714,13 +6829,7 @@
         <w:t xml:space="preserve"> matrices structured </w:t>
       </w:r>
       <w:r>
-        <w:t xml:space="preserve">to not distinguish </w:t>
-      </w:r>
-      <w:r>
-        <w:t>Indian River as a sep</w:t>
-      </w:r>
-      <w:r>
-        <w:t xml:space="preserve">arate state. For the post-1980 model, this is true for 43 of 46 models in which </w:t>
+        <w:t xml:space="preserve">to not distinguish Indian River as a separate state. For the post-1980 model, this is true for 43 of 46 models in which </w:t>
       </w:r>
       <w:r>
         <w:rPr>
@@ -6741,6 +6850,7 @@
         <w:ind w:firstLine="720"/>
       </w:pPr>
       <w:r>
+        <w:lastRenderedPageBreak/>
         <w:t>T</w:t>
       </w:r>
       <w:r>
@@ -6806,11 +6916,7 @@
         <w:t xml:space="preserve"> </w:t>
       </w:r>
       <w:r>
-        <w:t xml:space="preserve">in the post-1980 model for even-year runs, meaning that regional </w:t>
-      </w:r>
-      <w:r>
-        <w:lastRenderedPageBreak/>
-        <w:t>pink salmon abundances in even years have increased significantly since that time. N</w:t>
+        <w:t>in the post-1980 model for even-year runs, meaning that regional pink salmon abundances in even years have increased significantly since that time. N</w:t>
       </w:r>
       <w:r>
         <w:t>o</w:t>
@@ -6851,7 +6957,7 @@
       <w:r>
         <w:t xml:space="preserve">. </w:t>
       </w:r>
-      <w:commentRangeStart w:id="45"/>
+      <w:commentRangeStart w:id="44"/>
       <w:r>
         <w:t>While t</w:t>
       </w:r>
@@ -6903,14 +7009,14 @@
       <w:r>
         <w:t xml:space="preserve">s dwarfed by the overall changes in pink salmon population dynamics throughout the region during the treatment period. </w:t>
       </w:r>
-      <w:commentRangeEnd w:id="45"/>
+      <w:commentRangeEnd w:id="44"/>
       <w:r>
         <w:rPr>
           <w:rStyle w:val="CommentReference"/>
           <w:sz w:val="24"/>
           <w:szCs w:val="24"/>
         </w:rPr>
-        <w:commentReference w:id="45"/>
+        <w:commentReference w:id="44"/>
       </w:r>
     </w:p>
     <w:p>
@@ -6967,7 +7073,11 @@
         <w:t xml:space="preserve"> the effect o</w:t>
       </w:r>
       <w:r>
-        <w:t>f the volume of pink salmon coming from each source (the river and the hatchery) in brood year t-1 has on the other in brood year t</w:t>
+        <w:t xml:space="preserve">f the volume of pink salmon coming from each source (the river and the hatchery) in brood year t-1 has on the other in </w:t>
+      </w:r>
+      <w:r>
+        <w:lastRenderedPageBreak/>
+        <w:t>brood year t</w:t>
       </w:r>
       <w:r>
         <w:t>.</w:t>
@@ -7067,11 +7177,7 @@
         <w:t xml:space="preserve"> respectively</w:t>
       </w:r>
       <w:r>
-        <w:t xml:space="preserve">, and in both cases enough parameter estimates fell below zero to diminish statistical confidence in </w:t>
-      </w:r>
-      <w:r>
-        <w:lastRenderedPageBreak/>
-        <w:t>the result</w:t>
+        <w:t>, and in both cases enough parameter estimates fell below zero to diminish statistical confidence in the result</w:t>
       </w:r>
       <w:r>
         <w:t xml:space="preserve">. </w:t>
@@ -7154,7 +7260,7 @@
       <w:r>
         <w:t xml:space="preserve"> </w:t>
       </w:r>
-      <w:commentRangeStart w:id="46"/>
+      <w:commentRangeStart w:id="45"/>
       <w:r>
         <w:t xml:space="preserve">While the effect of prior brood year Indian River abundances on current brood year hatchery returns is stronger for both runs than its inverse, it is crucial to note that hatchery returns are </w:t>
       </w:r>
@@ -7188,14 +7294,14 @@
       <w:r>
         <w:t>s imply that the following brood year will see more fish from Indian River returning to the hatchery than vice versa.</w:t>
       </w:r>
-      <w:commentRangeEnd w:id="46"/>
+      <w:commentRangeEnd w:id="45"/>
       <w:r>
         <w:rPr>
           <w:rStyle w:val="CommentReference"/>
           <w:sz w:val="24"/>
           <w:szCs w:val="24"/>
         </w:rPr>
-        <w:commentReference w:id="46"/>
+        <w:commentReference w:id="45"/>
       </w:r>
     </w:p>
     <w:p>
@@ -7204,7 +7310,7 @@
       </w:pPr>
     </w:p>
     <w:bookmarkEnd w:id="1"/>
-    <w:bookmarkEnd w:id="39"/>
+    <w:bookmarkEnd w:id="38"/>
     <w:p>
       <w:pPr>
         <w:spacing w:after="0" w:line="480" w:lineRule="auto"/>
@@ -7214,7 +7320,7 @@
           <w:u w:val="single"/>
         </w:rPr>
       </w:pPr>
-      <w:commentRangeStart w:id="47"/>
+      <w:commentRangeStart w:id="46"/>
       <w:r>
         <w:rPr>
           <w:b/>
@@ -7223,7 +7329,7 @@
         </w:rPr>
         <w:t>Discussion</w:t>
       </w:r>
-      <w:commentRangeEnd w:id="47"/>
+      <w:commentRangeEnd w:id="46"/>
       <w:r>
         <w:rPr>
           <w:rStyle w:val="CommentReference"/>
@@ -7233,7 +7339,7 @@
           <w:szCs w:val="24"/>
           <w:u w:val="single"/>
         </w:rPr>
-        <w:commentReference w:id="47"/>
+        <w:commentReference w:id="46"/>
       </w:r>
     </w:p>
     <w:p>
@@ -7241,7 +7347,9 @@
         <w:spacing w:after="0" w:line="480" w:lineRule="auto"/>
         <w:ind w:firstLine="720"/>
       </w:pPr>
-      <w:r>
+      <w:commentRangeStart w:id="47"/>
+      <w:r>
+        <w:lastRenderedPageBreak/>
         <w:t xml:space="preserve">While pink salmon densities observed at Indian River in recent decades are high compared to those that were recorded decades ago, more contemporary returns of adults to the Indian River in even years are largely in line with index streams in the </w:t>
       </w:r>
       <w:r>
@@ -7265,11 +7373,19 @@
         <w:t>), where</w:t>
       </w:r>
       <w:r>
-        <w:t xml:space="preserve">as odd-year runs are not in line with broader regional patterns. No significant impact of hatchery operations at Indian River was observed in either run, although evidence was found of Indian River abundances positively influencing hatchery returns in the subsequent brood year. The effect of hatchery releases on subsequent brood year Indian River abundances was not found to be statistically significant for either run, in both cases a convincing majority of bootstrapped parameter estimates were positive (94.2% in even-year runs, and 92% in odd-year </w:t>
-      </w:r>
-      <w:r>
-        <w:lastRenderedPageBreak/>
-        <w:t>runs). This falls short of the 95% confidence threshold, it is worth considering the implications of a small but positive true effect of hatchery releases on Indian River pink salmon abundance in the following brood year. For both runs, the effect of prior brood year Indian River abundances on current brood year hatchery returns is stronger than its inverse (Figure 6), but it is crucial to note that hatchery returns are greater than Indian River abundance much more often than not. This means that, if there exists a small but positive true effect of hatchery releases on subsequent brood year Indian River abundances, the overall numbers of fish straying to a non-origin site could be roughly equal or even skewed towards hatchery-born fish returning to Indian River. In those brood years where Indian River abundances exceed hatchery returns, these effect sizes imply that the following brood year will see more fish from Indian River returning to the hatchery than vice versa.</w:t>
+        <w:t>as odd-year runs are not in line with broader regional patterns</w:t>
+      </w:r>
+      <w:r>
+        <w:t>, although this may be due to the large gaps observed early in the time series</w:t>
+      </w:r>
+      <w:r>
+        <w:t>. No significant impact of hatchery operations at Indian River was observed in either run</w:t>
+      </w:r>
+      <w:r>
+        <w:t>.</w:t>
+      </w:r>
+      <w:r>
+        <w:t xml:space="preserve"> The effect of hatchery releases on subsequent brood year Indian River abundances was not found to be statistically significant for either run, in both cases a convincing majority of bootstrapped parameter estimates were positive (94.2% in even-year runs, and 92% in odd-year runs). This falls short of the 95% confidence threshold, it is worth considering the implications of a small but positive true effect of hatchery releases on Indian River pink salmon abundance in the following brood year. For both runs, the effect of prior brood year Indian River abundances on current brood year hatchery returns is stronger than its inverse (Figure 6), but it is crucial to note that hatchery returns are greater than Indian River abundance much more often than not. This means that, if there exists a small but positive true effect of hatchery releases on subsequent brood year Indian River abundances, the overall numbers of fish straying to a non-origin site could be roughly equal or even skewed towards hatchery-born fish returning to Indian River. In those brood years where Indian River abundances exceed hatchery returns, these effect sizes imply that the following brood year will see more fish from Indian River returning to the hatchery than vice versa.</w:t>
       </w:r>
     </w:p>
     <w:p>
@@ -7278,14 +7394,14 @@
         <w:ind w:firstLine="720"/>
       </w:pPr>
       <w:r>
-        <w:t xml:space="preserve">In even years, Indian River salmon are not out of the ordinary relative to the wider region. No effect of the commencement of hatchery operations or the expansion of hatchery releases was associated with an increase in the numbers of spawning pink salmon at Indian River relative to the wider region (Figure 5). However, in even years, Indian River abundances were estimated to have a strong impact on pink salmon returning to the hatchery in the subsequent brood year, while an accompanying effect of hatchery releases on subsequent brood year Indian River abundances was not found to be statistically significant (Figure 6). </w:t>
-      </w:r>
-      <w:r>
-        <w:t xml:space="preserve">Even if there exists small but positive true effect of hatchery releases on subsequent brood year Indian River abundances in even-year runs, the difference between this effect and the relatively larger effect of Indian River abundances on pink salmon returning to the hatchery in the subsequent brood year is fairly large. This would imply that Indian River spawners would have </w:t>
+        <w:t xml:space="preserve">In even years, Indian River salmon are not out of the ordinary relative to the wider region. No effect of the commencement of hatchery operations or the expansion of hatchery </w:t>
       </w:r>
       <w:r>
         <w:lastRenderedPageBreak/>
-        <w:t xml:space="preserve">to vastly outnumber hatchery releases in a given year in order for a net increase in Indian River abundance due to hatchery releases to occur in the following brood year. </w:t>
+        <w:t xml:space="preserve">releases was associated with an increase in the numbers of spawning pink salmon at Indian River relative to the wider region (Figure 5). However, in even years, Indian River abundances were estimated to have a strong impact on pink salmon returning to the hatchery in the subsequent brood year, while an accompanying effect of hatchery releases on subsequent brood year Indian River abundances was not found to be statistically significant (Figure 6). </w:t>
+      </w:r>
+      <w:r>
+        <w:t xml:space="preserve">Even if there exists small but positive true effect of hatchery releases on subsequent brood year Indian River abundances in even-year runs, the difference between this effect and the relatively larger effect of Indian River abundances on pink salmon returning to the hatchery in the subsequent brood year is fairly large. This would imply that Indian River spawners would have to vastly outnumber hatchery releases in a given year in order for a net increase in Indian River abundance due to hatchery releases to occur in the following brood year. </w:t>
       </w:r>
       <w:r>
         <w:t>Taken together, these results imply there is little concern that even-year pink salmon abundances fall outside their natural range of variation at Indian River, and indeed seem to be significantly contributing to hatchery returns.</w:t>
@@ -7297,7 +7413,20 @@
         <w:ind w:firstLine="720"/>
       </w:pPr>
       <w:r>
-        <w:t xml:space="preserve">In odd years, MARSS models evaluated for best fit suggested that abundances at Indian River significantly differ in character from what would be expected of a similar stream in the region. However, similar to even-year runs, there was no effect of significance which associated Indian River pink salmon abundances with the commencement of hatchery operations or the expansion of hatchery releases. Also similar to even-year runs, odd-year Indian River abundances were estimated to have a significant effect on pink salmon returning to SJH in the subsequent brood year, although this effect was not as strong as its even-year counterpart (Figure 6). While indications exist that odd-year pink salmon abundance at Indian River do not fall within the natural range of variation expected throughout the wider region, there is no conclusive evidence that indicates this difference is being driven by SJH pink salmon releases. It may be that the gap between Indian River abundances and the regional expectation is due to the large differences observed in the first three decades of the time series (Figure 3). </w:t>
+        <w:t xml:space="preserve">In odd years, MARSS models evaluated for best fit suggested that abundances at Indian River significantly differ in character from what would be expected of a similar stream in the region. However, similar to even-year runs, there was no effect of significance which associated Indian River pink salmon abundances with the commencement of hatchery operations or the expansion of hatchery releases. Also similar to even-year runs, odd-year Indian River abundances were estimated to have a significant effect on pink salmon returning to SJH in the subsequent brood year, although this effect was not as strong as its even-year counterpart (Figure 6). While indications exist that odd-year pink salmon abundance at Indian River do not </w:t>
+      </w:r>
+      <w:r>
+        <w:lastRenderedPageBreak/>
+        <w:t xml:space="preserve">fall within the natural range of variation expected throughout the wider region, there is no conclusive evidence that indicates this difference is being driven by SJH pink salmon releases. It may be that the gap between Indian River abundances and the regional expectation is due to the large differences observed in the first three decades of the time series (Figure 3). </w:t>
+      </w:r>
+      <w:commentRangeEnd w:id="47"/>
+      <w:r>
+        <w:rPr>
+          <w:rStyle w:val="CommentReference"/>
+          <w:sz w:val="24"/>
+          <w:szCs w:val="24"/>
+        </w:rPr>
+        <w:commentReference w:id="47"/>
       </w:r>
     </w:p>
     <w:p>
@@ -7306,11 +7435,11 @@
       </w:pPr>
       <w:r>
         <w:tab/>
-        <w:t xml:space="preserve">Being that the results of this work are intended first and foremost to provide management at SITK with a comprehensive description of both the impacts of SJH operations and of the population dynamics of pink salmon throughout the broader region, the implications of these findings and how they might inform the duties of park officials with respect to conservation must be considered. In even years, pink salmon abundances are in line with those </w:t>
+        <w:t xml:space="preserve">Being that the results of this work are intended first and foremost to provide management at SITK with a comprehensive description of both the impacts of SJH operations and of the population dynamics of pink salmon throughout the broader region, the implications of these findings and how they might inform the duties of park officials with respect to conservation must be considered. In even years, pink salmon abundances are in line with those observed at ‘pristine’ index streams nearby and thus increases in their spawning densities are likely still within the natural range of variation. This is not to say that concerns about hypoxia events are not still pressing, but the possibility exists that interceding on behalf of Indian River’s other resident species may run contrary to the natural state of even-year pink salmon. Available evidence suggests that there is likely no need for intervention to address even-year abundances. In odd years there exists more compelling evidence that hatchery releases of pink salmon could be exerting some influence over abundances at Indian River. It is not likely that the hatchery is the main driver of high pink salmon densities in odd years (spawning abundances of these fish have been on the rise throughout the region for decades), but there exists a greater possibility that hatchery fish may having some influence on abundances seen at Indian River than for even-year runs. Recall that in odd years, the effect of Indian River pink salmon abundance on hatchery returns in the subsequent brood year is lower than the effect observed in even years. If there exists some small but positive true effect of hatchery releases on subsequent brood </w:t>
       </w:r>
       <w:r>
         <w:lastRenderedPageBreak/>
-        <w:t>observed at ‘pristine’ index streams nearby and thus increases in their spawning densities are likely still within the natural range of variation. This is not to say that concerns about hypoxia events are not still pressing, but the possibility exists that interceding on behalf of Indian River’s other resident species may run contrary to the natural state of even-year pink salmon. Available evidence suggests that there is likely no need for intervention to address even-year abundances. In odd years there exists more compelling evidence that hatchery releases of pink salmon could be exerting some influence over abundances at Indian River. It is not likely that the hatchery is the main driver of high pink salmon densities in odd years (spawning abundances of these fish have been on the rise throughout the region for decades), but there exists a greater possibility that hatchery fish may having some influence on abundances seen at Indian River than for even-year runs. Recall that in odd years, the effect of Indian River pink salmon abundance on hatchery returns in the subsequent brood year is lower than the effect observed in even years. If there exists some small but positive true effect of hatchery releases on subsequent brood year Indian River abundances, the difference between the magnitude of these effects in odd years would be far less than in even-years, meaning that odd-year Indian River abundances would be more susceptible to being inflated by hatchery releases. It is possible that limiting the number of SJH pink salmon moving into Indian River to spawn in odd years may be beneficial for maintaining the wild population in the park within their natural range of variation, but this is far from conclusive, and suggests the need for more consistent otolith sampling of odd-year Indian River spawners in order to further understand the impact of SJH releases.</w:t>
+        <w:t>year Indian River abundances, the difference between the magnitude of these effects in odd years would be far less than in even-years, meaning that odd-year Indian River abundances would be more susceptible to being inflated by hatchery releases. It is possible that limiting the number of SJH pink salmon moving into Indian River to spawn in odd years may be beneficial for maintaining the wild population in the park within their natural range of variation, but this is far from conclusive, and suggests the need for more consistent otolith sampling of odd-year Indian River spawners in order to further understand the impact of SJH releases.</w:t>
       </w:r>
     </w:p>
     <w:p>
@@ -7319,11 +7448,7 @@
       </w:pPr>
       <w:r>
         <w:tab/>
-        <w:t xml:space="preserve">It is clear from this research that determining the point at which a native species becomes overabundant is not a simple task. In the case of pink salmon at Indian River, this task </w:t>
-      </w:r>
-      <w:r>
-        <w:lastRenderedPageBreak/>
-        <w:t>is made additionally complicated by the fact there two populations inhabiting the same environment (odd- and even-year runs) with potentially different life histories and characteristics. When assessing whether or not the overabundance of a native species in an ecosystem might be driven by some anthropogenic intervention requires the consideration not only of that particular population in time, but also the consideration of relevant populations of the same species that have not been exposed to the same intervention (although this may not always be possible).</w:t>
+        <w:t>It is clear from this research that determining the point at which a native species becomes overabundant is not a simple task. In the case of pink salmon at Indian River, this task is made additionally complicated by the fact there two populations inhabiting the same environment (odd- and even-year runs) with potentially different life histories and characteristics. When assessing whether or not the overabundance of a native species in an ecosystem might be driven by some anthropogenic intervention requires the consideration not only of that particular population in time, but also the consideration of relevant populations of the same species that have not been exposed to the same intervention (although this may not always be possible).</w:t>
       </w:r>
       <w:r>
         <w:br w:type="page"/>
@@ -7384,6 +7509,31 @@
       </w:hyperlink>
       <w:r>
         <w:t xml:space="preserve"> (accessed December 14, 2024)</w:t>
+      </w:r>
+    </w:p>
+    <w:p>
+      <w:pPr>
+        <w:spacing w:line="240" w:lineRule="auto"/>
+        <w:ind w:left="720" w:hanging="720"/>
+      </w:pPr>
+      <w:r>
+        <w:t xml:space="preserve">Anderson, J. H., G. R. Pess, R. W. Carmichael, M. J. Ford, T. D. Cooney, C. M. Baldwin, and M. M. McClure. </w:t>
+      </w:r>
+      <w:r>
+        <w:t xml:space="preserve">2014. </w:t>
+      </w:r>
+      <w:r>
+        <w:t xml:space="preserve">Planning Pacific Salmon and Steelhead Reintroductions Aimed at Long-Term Viability and Recovery. </w:t>
+      </w:r>
+      <w:r>
+        <w:rPr>
+          <w:i/>
+          <w:iCs/>
+        </w:rPr>
+        <w:t xml:space="preserve">North American Journal of Fisheries Management </w:t>
+      </w:r>
+      <w:r>
+        <w:t>34: 72-93.</w:t>
       </w:r>
     </w:p>
     <w:p>
@@ -7542,17 +7692,17 @@
         <w:ind w:left="720" w:hanging="720"/>
       </w:pPr>
       <w:r>
-        <w:t xml:space="preserve">Cunningham, S. 2021. </w:t>
+        <w:t xml:space="preserve">Carey, M. P., B. L. Sanderson, K. A. Barnas, and J. D. Olden. 2012. Native invaders – challenges for science, management, policy, and society. </w:t>
       </w:r>
       <w:r>
         <w:rPr>
           <w:i/>
           <w:iCs/>
         </w:rPr>
-        <w:t>Causal Inference: The Mixtape.</w:t>
-      </w:r>
-      <w:r>
-        <w:t xml:space="preserve"> Yale University Press, 352 pp.</w:t>
+        <w:t xml:space="preserve">Frontiers in Ecology and the Environment </w:t>
+      </w:r>
+      <w:r>
+        <w:t>10(7): 373-381.</w:t>
       </w:r>
     </w:p>
     <w:p>
@@ -7561,23 +7711,17 @@
         <w:ind w:left="720" w:hanging="720"/>
       </w:pPr>
       <w:r>
-        <w:t>del Monte-Luna, P., B. W. Brook, M. J. Zetina-Rej</w:t>
-      </w:r>
-      <w:r>
-        <w:t xml:space="preserve">ón, and </w:t>
-      </w:r>
-      <w:r>
-        <w:t xml:space="preserve">V. H. Cruz-Escalona. 2004. The carrying capacity of ecosystems. </w:t>
+        <w:t xml:space="preserve">Cunningham, S. 2021. </w:t>
       </w:r>
       <w:r>
         <w:rPr>
           <w:i/>
           <w:iCs/>
         </w:rPr>
-        <w:t xml:space="preserve">Global Ecology and Biogeography </w:t>
-      </w:r>
-      <w:r>
-        <w:t>13: 485-495.</w:t>
+        <w:t>Causal Inference: The Mixtape.</w:t>
+      </w:r>
+      <w:r>
+        <w:t xml:space="preserve"> Yale University Press, 352 pp.</w:t>
       </w:r>
     </w:p>
     <w:p>
@@ -7586,26 +7730,23 @@
         <w:ind w:left="720" w:hanging="720"/>
       </w:pPr>
       <w:r>
-        <w:t xml:space="preserve">Ellison, A. M., M. S. Bank, B. D. Clinton, E. A. Colburn, K. Elliott, C. R. Ford, D. R. Foster, B. D. Kloeppel, J. D. Knoepp, G. M. Lovett, J. Mohan, D. A. Orwig, N. L. Rodenhouse, W. V. Sobczak, K. A. Stinson, J. K. Stone, C. M. Swan, J. Thompson, B. von Holle, </w:t>
-      </w:r>
-      <w:r>
-        <w:t>and</w:t>
-      </w:r>
-      <w:r>
-        <w:t xml:space="preserve"> </w:t>
-      </w:r>
-      <w:r>
-        <w:t xml:space="preserve">J. R. Webster. 2005. Loss of foundation species: consequences for the structure and dynamics of forested ecosystems. </w:t>
+        <w:t>del Monte-Luna, P., B. W. Brook, M. J. Zetina-Rej</w:t>
+      </w:r>
+      <w:r>
+        <w:t xml:space="preserve">ón, and </w:t>
+      </w:r>
+      <w:r>
+        <w:t xml:space="preserve">V. H. Cruz-Escalona. 2004. The carrying capacity of ecosystems. </w:t>
       </w:r>
       <w:r>
         <w:rPr>
           <w:i/>
           <w:iCs/>
         </w:rPr>
-        <w:t>Frontiers in Ecology and the Environment</w:t>
-      </w:r>
-      <w:r>
-        <w:t xml:space="preserve"> 3(9): 479-486.</w:t>
+        <w:t xml:space="preserve">Global Ecology and Biogeography </w:t>
+      </w:r>
+      <w:r>
+        <w:t>13: 485-495.</w:t>
       </w:r>
     </w:p>
     <w:p>
@@ -7614,20 +7755,26 @@
         <w:ind w:left="720" w:hanging="720"/>
       </w:pPr>
       <w:r>
-        <w:t xml:space="preserve">Estes, J. A. 2015. Natural History, Ecology, and the </w:t>
-      </w:r>
-      <w:r>
-        <w:t xml:space="preserve">Conservation and Management of Sea Otters. Edited by Shawn Larson. </w:t>
+        <w:t xml:space="preserve">Ellison, A. M., M. S. Bank, B. D. Clinton, E. A. Colburn, K. Elliott, C. R. Ford, D. R. Foster, B. D. Kloeppel, J. D. Knoepp, G. M. Lovett, J. Mohan, D. A. Orwig, N. L. Rodenhouse, W. V. Sobczak, K. A. Stinson, J. K. Stone, C. M. Swan, J. Thompson, B. von Holle, </w:t>
+      </w:r>
+      <w:r>
+        <w:t>and</w:t>
+      </w:r>
+      <w:r>
+        <w:t xml:space="preserve"> </w:t>
+      </w:r>
+      <w:r>
+        <w:t xml:space="preserve">J. R. Webster. 2005. Loss of foundation species: consequences for the structure and dynamics of forested ecosystems. </w:t>
       </w:r>
       <w:r>
         <w:rPr>
           <w:i/>
           <w:iCs/>
         </w:rPr>
-        <w:t xml:space="preserve">Sea Otter Conservation </w:t>
-      </w:r>
-      <w:r>
-        <w:t>35-60. Academic Press.</w:t>
+        <w:t>Frontiers in Ecology and the Environment</w:t>
+      </w:r>
+      <w:r>
+        <w:t xml:space="preserve"> 3(9): 479-486.</w:t>
       </w:r>
     </w:p>
     <w:p>
@@ -7636,23 +7783,20 @@
         <w:ind w:left="720" w:hanging="720"/>
       </w:pPr>
       <w:r>
-        <w:t xml:space="preserve">Gende, S. </w:t>
-      </w:r>
-      <w:r>
-        <w:t>and</w:t>
-      </w:r>
-      <w:r>
-        <w:t xml:space="preserve"> B. Carter. 2015. </w:t>
+        <w:t xml:space="preserve">Estes, J. A. 2015. Natural History, Ecology, and the </w:t>
+      </w:r>
+      <w:r>
+        <w:t xml:space="preserve">Conservation and Management of Sea Otters. Edited by Shawn Larson. </w:t>
       </w:r>
       <w:r>
         <w:rPr>
           <w:i/>
           <w:iCs/>
         </w:rPr>
-        <w:t>Straying rates of pink salmon into the Indian River, Sitka National Historical Park. Final Report – ADF&amp;G Permit # SF2015-225.</w:t>
-      </w:r>
-      <w:r>
-        <w:t xml:space="preserve"> National Park Service, 11 pp.</w:t>
+        <w:t xml:space="preserve">Sea Otter Conservation </w:t>
+      </w:r>
+      <w:r>
+        <w:t>35-60. Academic Press.</w:t>
       </w:r>
     </w:p>
     <w:p>
@@ -7661,19 +7805,24 @@
         <w:ind w:left="720" w:hanging="720"/>
       </w:pPr>
       <w:r>
-        <w:t xml:space="preserve">Gibson, K., K. Skov, S. Kegley, C. Jorgensen, S. Smith, </w:t>
+        <w:lastRenderedPageBreak/>
+        <w:t xml:space="preserve">Gende, S. </w:t>
       </w:r>
       <w:r>
         <w:t>and</w:t>
       </w:r>
       <w:r>
-        <w:t xml:space="preserve"> J. Witcosky. 2008. </w:t>
-      </w:r>
-      <w:r>
-        <w:t>Mountain Pine Beetle Impacts in High-Elevation Five-Needle Pines: Current Trends and Challenges.</w:t>
-      </w:r>
-      <w:r>
-        <w:t xml:space="preserve"> USDA Forest Service – Forest Health Protection, 40 pp.</w:t>
+        <w:t xml:space="preserve"> B. Carter. 2015. </w:t>
+      </w:r>
+      <w:r>
+        <w:rPr>
+          <w:i/>
+          <w:iCs/>
+        </w:rPr>
+        <w:t>Straying rates of pink salmon into the Indian River, Sitka National Historical Park. Final Report – ADF&amp;G Permit # SF2015-225.</w:t>
+      </w:r>
+      <w:r>
+        <w:t xml:space="preserve"> National Park Service, 11 pp.</w:t>
       </w:r>
     </w:p>
     <w:p>
@@ -7682,6 +7831,27 @@
         <w:ind w:left="720" w:hanging="720"/>
       </w:pPr>
       <w:r>
+        <w:t xml:space="preserve">Gibson, K., K. Skov, S. Kegley, C. Jorgensen, S. Smith, </w:t>
+      </w:r>
+      <w:r>
+        <w:t>and</w:t>
+      </w:r>
+      <w:r>
+        <w:t xml:space="preserve"> J. Witcosky. 2008. </w:t>
+      </w:r>
+      <w:r>
+        <w:t>Mountain Pine Beetle Impacts in High-Elevation Five-Needle Pines: Current Trends and Challenges.</w:t>
+      </w:r>
+      <w:r>
+        <w:t xml:space="preserve"> USDA Forest Service – Forest Health Protection, 40 pp.</w:t>
+      </w:r>
+    </w:p>
+    <w:p>
+      <w:pPr>
+        <w:spacing w:line="240" w:lineRule="auto"/>
+        <w:ind w:left="720" w:hanging="720"/>
+      </w:pPr>
+      <w:r>
         <w:t xml:space="preserve">Gallardo, B., M. Clavero, M. I. Sánchez, </w:t>
       </w:r>
       <w:r>
@@ -7708,26 +7878,54 @@
       <w:pPr>
         <w:spacing w:line="240" w:lineRule="auto"/>
         <w:ind w:left="720" w:hanging="720"/>
-      </w:pPr>
-      <w:r>
-        <w:lastRenderedPageBreak/>
-        <w:t>Heard, W. R. 1991. Life History of Pink Salmon (</w:t>
+        <w:rPr>
+          <w:strike/>
+        </w:rPr>
+      </w:pPr>
+      <w:r>
+        <w:rPr>
+          <w:strike/>
+        </w:rPr>
+        <w:t xml:space="preserve">Hasegawa, K., T. Ohta, and S. Takahashi. 2017. Are hatchery chum salmon fry a native invader? Direct and indirect effects of stocking salmon fry on stream organisms. </w:t>
       </w:r>
       <w:r>
         <w:rPr>
           <w:i/>
           <w:iCs/>
-        </w:rPr>
-        <w:t>Oncorhynchus gorbuscha</w:t>
-      </w:r>
-      <w:r>
-        <w:t xml:space="preserve">). Edited by Groot, C. and L. Margolis. </w:t>
+          <w:strike/>
+        </w:rPr>
+        <w:t xml:space="preserve">Hydrobiologia </w:t>
+      </w:r>
+      <w:r>
+        <w:rPr>
+          <w:strike/>
+        </w:rPr>
+        <w:t>806: 111-121.</w:t>
+      </w:r>
+    </w:p>
+    <w:p>
+      <w:pPr>
+        <w:spacing w:line="240" w:lineRule="auto"/>
+        <w:ind w:left="720" w:hanging="720"/>
+      </w:pPr>
+      <w:r>
+        <w:t>Heard, W. R. 1991. Life History of Pink Salmon (</w:t>
       </w:r>
       <w:r>
         <w:rPr>
           <w:i/>
           <w:iCs/>
         </w:rPr>
+        <w:t>Oncorhynchus gorbuscha</w:t>
+      </w:r>
+      <w:r>
+        <w:t xml:space="preserve">). Edited by Groot, C. and L. Margolis. </w:t>
+      </w:r>
+      <w:r>
+        <w:rPr>
+          <w:i/>
+          <w:iCs/>
+        </w:rPr>
         <w:t xml:space="preserve">Pacific Salmon Life Histories </w:t>
       </w:r>
       <w:r>
@@ -7906,9 +8104,6 @@
       <w:r>
         <w:t xml:space="preserve"> 27: 169-180.</w:t>
       </w:r>
-      <w:r>
-        <w:t xml:space="preserve">  </w:t>
-      </w:r>
     </w:p>
     <w:p>
       <w:pPr>
@@ -7916,32 +8111,58 @@
         <w:ind w:left="720" w:hanging="720"/>
       </w:pPr>
       <w:r>
-        <w:t xml:space="preserve">Miller, K. M., S. J. Perles, J. P. Schmit, E. R. Matthews, A. S. Weed, J. A. Comiskey, M. R. Marshall, P. Nelson, </w:t>
-      </w:r>
-      <w:r>
-        <w:t xml:space="preserve">and </w:t>
-      </w:r>
-      <w:r>
-        <w:t xml:space="preserve">N. A. Fisichelli. 2023. </w:t>
-      </w:r>
-      <w:r>
-        <w:t>Overabundant deer and invasive plants drive widespread regeneration debt in eastern United States national parks.</w:t>
-      </w:r>
-      <w:r>
-        <w:t xml:space="preserve"> </w:t>
+        <w:t xml:space="preserve">McMillan, J. R., B. Morrison, N. Chambers, G. Ruggerone, L. Bernatchez, J. Stanford, and H. Neville. 2023. A global synthesis of peer-reviewed research on the effects of hatchery salmonids on wild salmonids. </w:t>
       </w:r>
       <w:r>
         <w:rPr>
           <w:i/>
           <w:iCs/>
         </w:rPr>
-        <w:t>Ecological Applications</w:t>
+        <w:t xml:space="preserve">Fisheries Management and Ecology </w:t>
+      </w:r>
+      <w:r>
+        <w:t>30(5): 446-463.</w:t>
+      </w:r>
+      <w:r>
+        <w:t xml:space="preserve">  </w:t>
+      </w:r>
+    </w:p>
+    <w:p>
+      <w:pPr>
+        <w:spacing w:line="240" w:lineRule="auto"/>
+        <w:ind w:left="720" w:hanging="720"/>
+      </w:pPr>
+      <w:r>
+        <w:t xml:space="preserve">Miller, K. M., S. J. Perles, J. P. Schmit, E. R. Matthews, A. S. Weed, J. A. Comiskey, M. R. Marshall, P. Nelson, </w:t>
+      </w:r>
+      <w:r>
+        <w:t xml:space="preserve">and </w:t>
+      </w:r>
+      <w:r>
+        <w:t xml:space="preserve">N. A. Fisichelli. 2023. </w:t>
+      </w:r>
+      <w:r>
+        <w:t xml:space="preserve">Overabundant deer and invasive plants drive </w:t>
+      </w:r>
+      <w:r>
+        <w:lastRenderedPageBreak/>
+        <w:t>widespread regeneration debt in eastern United States national parks.</w:t>
+      </w:r>
+      <w:r>
+        <w:t xml:space="preserve"> </w:t>
       </w:r>
       <w:r>
         <w:rPr>
           <w:i/>
           <w:iCs/>
         </w:rPr>
+        <w:t>Ecological Applications</w:t>
+      </w:r>
+      <w:r>
+        <w:rPr>
+          <w:i/>
+          <w:iCs/>
+        </w:rPr>
         <w:t xml:space="preserve"> </w:t>
       </w:r>
       <w:r>
@@ -7979,9 +8200,67 @@
         <w:ind w:left="720" w:hanging="720"/>
       </w:pPr>
       <w:r>
-        <w:t xml:space="preserve">National Park Service. 2025a. Organic Act of 1916. Available at: </w:t>
+        <w:t xml:space="preserve">National Park Service. 2023. Reducing deer numbers and removing invasive plants are key to long term forest health. </w:t>
+      </w:r>
+      <w:r>
+        <w:t xml:space="preserve">Available at: </w:t>
       </w:r>
       <w:hyperlink r:id="rId12" w:history="1">
+        <w:r>
+          <w:rPr>
+            <w:rStyle w:val="Hyperlink"/>
+          </w:rPr>
+          <w:t>https://www.nps.gov/cato/learn/news/reducing-deer-numbers-and-removing-invasive-plants-are-key-to-long-term-forest-health.htm</w:t>
+        </w:r>
+      </w:hyperlink>
+      <w:r>
+        <w:t xml:space="preserve"> (accessed March 10</w:t>
+      </w:r>
+      <w:r>
+        <w:t>, 202</w:t>
+      </w:r>
+      <w:r>
+        <w:t>6</w:t>
+      </w:r>
+      <w:r>
+        <w:t>)</w:t>
+      </w:r>
+    </w:p>
+    <w:p>
+      <w:pPr>
+        <w:spacing w:line="240" w:lineRule="auto"/>
+        <w:ind w:left="720" w:hanging="720"/>
+      </w:pPr>
+      <w:r>
+        <w:t xml:space="preserve">National Park Service. 2025a. History of Bison Management in Yellowstone. Available at: </w:t>
+      </w:r>
+      <w:hyperlink r:id="rId13" w:history="1">
+        <w:r>
+          <w:rPr>
+            <w:rStyle w:val="Hyperlink"/>
+          </w:rPr>
+          <w:t>https://www.nps.gov/articles/bison-history-yellowstone.htm</w:t>
+        </w:r>
+      </w:hyperlink>
+      <w:r>
+        <w:t xml:space="preserve"> (accessed March 10, 2026).</w:t>
+      </w:r>
+    </w:p>
+    <w:p>
+      <w:pPr>
+        <w:spacing w:line="240" w:lineRule="auto"/>
+        <w:ind w:left="720" w:hanging="720"/>
+      </w:pPr>
+      <w:r>
+        <w:t>National Park Service. 2025</w:t>
+      </w:r>
+      <w:r>
+        <w:t>b</w:t>
+      </w:r>
+      <w:r>
+        <w:t xml:space="preserve">. Organic Act of 1916. Available at: </w:t>
+      </w:r>
+      <w:hyperlink r:id="rId14" w:history="1">
         <w:r>
           <w:rPr>
             <w:rStyle w:val="Hyperlink"/>
@@ -8003,9 +8282,15 @@
         </w:rPr>
       </w:pPr>
       <w:r>
-        <w:t xml:space="preserve">National Park Service. 2025b. Sitka National Historical Park. Available at: </w:t>
-      </w:r>
-      <w:hyperlink r:id="rId13" w:history="1">
+        <w:t>National Park Service. 2025</w:t>
+      </w:r>
+      <w:r>
+        <w:t>c</w:t>
+      </w:r>
+      <w:r>
+        <w:t xml:space="preserve">. Sitka National Historical Park. Available at: </w:t>
+      </w:r>
+      <w:hyperlink r:id="rId15" w:history="1">
         <w:r>
           <w:rPr>
             <w:rStyle w:val="Hyperlink"/>
@@ -8047,20 +8332,29 @@
       <w:pPr>
         <w:spacing w:line="240" w:lineRule="auto"/>
         <w:ind w:left="720" w:hanging="720"/>
-      </w:pPr>
-      <w:r>
-        <w:lastRenderedPageBreak/>
-        <w:t xml:space="preserve">Quinn, T. P. 2018. </w:t>
+        <w:rPr>
+          <w:strike/>
+        </w:rPr>
+      </w:pPr>
+      <w:r>
+        <w:rPr>
+          <w:strike/>
+        </w:rPr>
+        <w:t xml:space="preserve">Pivello, R. V., M. V. Viera, M. T. Grombone-Guaratini, and D. M. S. Matos. 2018. Thinking about super-dominant populations of native species – Examples from Brazil. </w:t>
       </w:r>
       <w:r>
         <w:rPr>
           <w:i/>
           <w:iCs/>
-        </w:rPr>
-        <w:t>The Behavior and Ecology of Pacific Salmon and Trout, Second Edition.</w:t>
-      </w:r>
-      <w:r>
-        <w:t xml:space="preserve"> University of Washington Press, 547 pp.</w:t>
+          <w:strike/>
+        </w:rPr>
+        <w:t xml:space="preserve">Perspectives in ecology and conservation </w:t>
+      </w:r>
+      <w:r>
+        <w:rPr>
+          <w:strike/>
+        </w:rPr>
+        <w:t>16: 74-82.</w:t>
       </w:r>
     </w:p>
     <w:p>
@@ -8069,23 +8363,17 @@
         <w:ind w:left="720" w:hanging="720"/>
       </w:pPr>
       <w:r>
-        <w:t>Sambaraju, K. R.</w:t>
-      </w:r>
-      <w:r>
-        <w:t xml:space="preserve"> and </w:t>
-      </w:r>
-      <w:r>
-        <w:t xml:space="preserve"> D. W. Goodman. 2021. Mountain pine beetle: an example of a climate-driven eruptive insect impacting conifer forest ecosystems. </w:t>
+        <w:t xml:space="preserve">Quinn, T. P. 2018. </w:t>
       </w:r>
       <w:r>
         <w:rPr>
           <w:i/>
           <w:iCs/>
         </w:rPr>
-        <w:t>CABI Reviews</w:t>
-      </w:r>
-      <w:r>
-        <w:t>: 18pp.</w:t>
+        <w:t>The Behavior and Ecology of Pacific Salmon and Trout, Second Edition.</w:t>
+      </w:r>
+      <w:r>
+        <w:t xml:space="preserve"> University of Washington Press, 547 pp.</w:t>
       </w:r>
     </w:p>
     <w:p>
@@ -8094,23 +8382,23 @@
         <w:ind w:left="720" w:hanging="720"/>
       </w:pPr>
       <w:r>
-        <w:t xml:space="preserve">Scheuerell, M. D., E. R. Buhle, B. X. Semmens, M. J. Ford, T. Cooney, </w:t>
-      </w:r>
-      <w:r>
-        <w:t xml:space="preserve">and </w:t>
-      </w:r>
-      <w:r>
-        <w:t xml:space="preserve">R. W. Carmichael. 2015. Analyzing large-scale conservation interventions with Bayesian hierarchical models: a case study of supplementing threated Pacific salmon. </w:t>
+        <w:t>Sambaraju, K. R.</w:t>
+      </w:r>
+      <w:r>
+        <w:t xml:space="preserve"> and </w:t>
+      </w:r>
+      <w:r>
+        <w:t xml:space="preserve"> D. W. Goodman. 2021. Mountain pine beetle: an example of a climate-driven eruptive insect impacting conifer forest ecosystems. </w:t>
       </w:r>
       <w:r>
         <w:rPr>
           <w:i/>
           <w:iCs/>
         </w:rPr>
-        <w:t xml:space="preserve">Ecology and Evolution </w:t>
-      </w:r>
-      <w:r>
-        <w:t>5(10): 2115-2125.</w:t>
+        <w:t>CABI Reviews</w:t>
+      </w:r>
+      <w:r>
+        <w:t>: 18pp.</w:t>
       </w:r>
     </w:p>
     <w:p>
@@ -8119,49 +8407,23 @@
         <w:ind w:left="720" w:hanging="720"/>
       </w:pPr>
       <w:r>
-        <w:t xml:space="preserve">Sergeant, C. J., J. R. Bellmore, C. McConnell, </w:t>
+        <w:t xml:space="preserve">Scheuerell, M. D., E. R. Buhle, B. X. Semmens, M. J. Ford, T. Cooney, </w:t>
       </w:r>
       <w:r>
         <w:t xml:space="preserve">and </w:t>
       </w:r>
       <w:r>
-        <w:t xml:space="preserve">J. W. Moore. 2017. High salmon density and low discharge create periodic hypoxia in coastal rivers. </w:t>
+        <w:t xml:space="preserve">R. W. Carmichael. 2015. Analyzing large-scale conservation interventions with Bayesian hierarchical models: a case study of supplementing threated Pacific salmon. </w:t>
       </w:r>
       <w:r>
         <w:rPr>
           <w:i/>
           <w:iCs/>
         </w:rPr>
-        <w:t>Ecosphere</w:t>
-      </w:r>
-      <w:r>
-        <w:t xml:space="preserve"> 8(6</w:t>
-      </w:r>
-      <w:r>
-        <w:rPr>
-          <w:rFonts w:cstheme="minorHAnsi"/>
-        </w:rPr>
-        <w:t>)</w:t>
-      </w:r>
-      <w:r>
-        <w:rPr>
-          <w:rFonts w:cstheme="minorHAnsi"/>
-          <w:kern w:val="0"/>
-        </w:rPr>
-        <w:t>:</w:t>
-      </w:r>
-      <w:r>
-        <w:rPr>
-          <w:rFonts w:cstheme="minorHAnsi"/>
-          <w:kern w:val="0"/>
-        </w:rPr>
-        <w:t xml:space="preserve"> 16pp</w:t>
-      </w:r>
-      <w:r>
-        <w:rPr>
-          <w:rFonts w:cstheme="minorHAnsi"/>
-        </w:rPr>
-        <w:t>.</w:t>
+        <w:t xml:space="preserve">Ecology and Evolution </w:t>
+      </w:r>
+      <w:r>
+        <w:t>5(10): 2115-2125.</w:t>
       </w:r>
     </w:p>
     <w:p>
@@ -8170,48 +8432,100 @@
         <w:ind w:left="720" w:hanging="720"/>
       </w:pPr>
       <w:r>
-        <w:t xml:space="preserve">Sergeant, C. J., J. R. Bellmore, R. A. Bellmore, J. A. Falke, F. J. Mueter, </w:t>
-      </w:r>
-      <w:r>
-        <w:t>and</w:t>
-      </w:r>
-      <w:r>
-        <w:t xml:space="preserve"> P. A. H. Westley. 2023. Hypoxia vulnerability in the salmon watersheds of Southeast Alaska. </w:t>
+        <w:t xml:space="preserve">Sergeant, C. J., J. R. Bellmore, C. McConnell, </w:t>
+      </w:r>
+      <w:r>
+        <w:t xml:space="preserve">and </w:t>
+      </w:r>
+      <w:r>
+        <w:t xml:space="preserve">J. W. Moore. 2017. High salmon density and low discharge create periodic hypoxia in coastal rivers. </w:t>
       </w:r>
       <w:r>
         <w:rPr>
           <w:i/>
           <w:iCs/>
         </w:rPr>
-        <w:t xml:space="preserve">Science of the Total Environment </w:t>
-      </w:r>
-      <w:r>
-        <w:t>896:</w:t>
-      </w:r>
-      <w:r>
-        <w:t xml:space="preserve"> </w:t>
-      </w:r>
-      <w:r>
-        <w:t>12pp.</w:t>
+        <w:t>Ecosphere</w:t>
+      </w:r>
+      <w:r>
+        <w:t xml:space="preserve"> 8(6</w:t>
+      </w:r>
+      <w:r>
+        <w:rPr>
+          <w:rFonts w:cstheme="minorHAnsi"/>
+        </w:rPr>
+        <w:t>)</w:t>
+      </w:r>
+      <w:r>
+        <w:rPr>
+          <w:rFonts w:cstheme="minorHAnsi"/>
+          <w:kern w:val="0"/>
+        </w:rPr>
+        <w:t>:</w:t>
+      </w:r>
+      <w:r>
+        <w:rPr>
+          <w:rFonts w:cstheme="minorHAnsi"/>
+          <w:kern w:val="0"/>
+        </w:rPr>
+        <w:t xml:space="preserve"> 16pp</w:t>
+      </w:r>
+      <w:r>
+        <w:rPr>
+          <w:rFonts w:cstheme="minorHAnsi"/>
+        </w:rPr>
+        <w:t>.</w:t>
       </w:r>
     </w:p>
     <w:p>
       <w:pPr>
         <w:spacing w:line="240" w:lineRule="auto"/>
         <w:ind w:left="720" w:hanging="720"/>
+      </w:pPr>
+      <w:r>
+        <w:t xml:space="preserve">Sergeant, C. J., J. R. Bellmore, R. A. Bellmore, J. A. Falke, F. J. Mueter, </w:t>
+      </w:r>
+      <w:r>
+        <w:t>and</w:t>
+      </w:r>
+      <w:r>
+        <w:t xml:space="preserve"> P. A. H. Westley. 2023. Hypoxia vulnerability in the salmon watersheds of Southeast Alaska. </w:t>
+      </w:r>
+      <w:r>
         <w:rPr>
           <w:i/>
           <w:iCs/>
         </w:rPr>
-      </w:pPr>
-      <w:r>
-        <w:t xml:space="preserve">Stopha, M. 2015. </w:t>
-      </w:r>
-      <w:r>
+        <w:t xml:space="preserve">Science of the Total Environment </w:t>
+      </w:r>
+      <w:r>
+        <w:t>896:</w:t>
+      </w:r>
+      <w:r>
+        <w:t xml:space="preserve"> </w:t>
+      </w:r>
+      <w:r>
+        <w:t>12pp.</w:t>
+      </w:r>
+    </w:p>
+    <w:p>
+      <w:pPr>
+        <w:spacing w:line="240" w:lineRule="auto"/>
+        <w:ind w:left="720" w:hanging="720"/>
         <w:rPr>
           <w:i/>
           <w:iCs/>
         </w:rPr>
+      </w:pPr>
+      <w:r>
+        <w:lastRenderedPageBreak/>
+        <w:t xml:space="preserve">Stopha, M. 2015. </w:t>
+      </w:r>
+      <w:r>
+        <w:rPr>
+          <w:i/>
+          <w:iCs/>
+        </w:rPr>
         <w:t xml:space="preserve">An Evaluation of the Sheldon Jackson Salmon Hatchery for Consistency with Statewide Policies and Prescribed Management Practices. </w:t>
       </w:r>
       <w:r>
@@ -8272,6 +8586,25 @@
       </w:r>
       <w:r>
         <w:t>188: 138-148.</w:t>
+      </w:r>
+    </w:p>
+    <w:p>
+      <w:pPr>
+        <w:spacing w:line="240" w:lineRule="auto"/>
+        <w:ind w:left="720" w:hanging="720"/>
+      </w:pPr>
+      <w:r>
+        <w:t xml:space="preserve">Valéry, L., H. Fritz, and J. C. Lefeuvre. 2013. Another call for the end of invasion biology. </w:t>
+      </w:r>
+      <w:r>
+        <w:rPr>
+          <w:i/>
+          <w:iCs/>
+        </w:rPr>
+        <w:t xml:space="preserve">Oikos </w:t>
+      </w:r>
+      <w:r>
+        <w:t>122: 1143-1146.</w:t>
       </w:r>
     </w:p>
     <w:p>
@@ -8340,7 +8673,7 @@
       </w:r>
     </w:p>
   </w:comment>
-  <w:comment w:id="32" w:author="Brian E McGreal" w:date="2026-03-09T09:23:00Z" w:initials="BM">
+  <w:comment w:id="33" w:author="Brian McGreal" w:date="2026-03-24T16:49:00Z" w:initials="BM">
     <w:p>
       <w:pPr>
         <w:pStyle w:val="CommentText"/>
@@ -8352,11 +8685,11 @@
         <w:annotationRef/>
       </w:r>
       <w:r>
-        <w:t>I use this language above</w:t>
+        <w:t>This sequence feels lame</w:t>
       </w:r>
     </w:p>
   </w:comment>
-  <w:comment w:id="34" w:author="Brian McGreal" w:date="2026-03-24T16:49:00Z" w:initials="BM">
+  <w:comment w:id="36" w:author="Mark Scheuerell" w:date="2026-03-06T06:22:00Z" w:initials="s">
     <w:p>
       <w:pPr>
         <w:pStyle w:val="CommentText"/>
@@ -8368,11 +8701,11 @@
         <w:annotationRef/>
       </w:r>
       <w:r>
-        <w:t>This sequence feels lame</w:t>
+        <w:t>This seems repeated from the intro</w:t>
       </w:r>
     </w:p>
   </w:comment>
-  <w:comment w:id="37" w:author="Mark Scheuerell" w:date="2026-03-06T06:22:00Z" w:initials="s">
+  <w:comment w:id="37" w:author="Brian McGreal" w:date="2026-03-30T12:26:00Z" w:initials="BM">
     <w:p>
       <w:pPr>
         <w:pStyle w:val="CommentText"/>
@@ -8384,11 +8717,11 @@
         <w:annotationRef/>
       </w:r>
       <w:r>
-        <w:t>This seems repeated from the intro</w:t>
+        <w:t>I don’t see where this is discussed. I can add it into the intro.</w:t>
       </w:r>
     </w:p>
   </w:comment>
-  <w:comment w:id="38" w:author="Brian McGreal" w:date="2026-03-30T12:26:00Z" w:initials="BM">
+  <w:comment w:id="34" w:author="Mark Scheuerell" w:date="2026-03-06T06:28:00Z" w:initials="s">
     <w:p>
       <w:pPr>
         <w:pStyle w:val="CommentText"/>
@@ -8400,11 +8733,11 @@
         <w:annotationRef/>
       </w:r>
       <w:r>
-        <w:t>I don’t see where this is discussed. I can add it into the intro.</w:t>
+        <w:t>Now that I read the following paragraph, I think these could be deleted.</w:t>
       </w:r>
     </w:p>
   </w:comment>
-  <w:comment w:id="35" w:author="Mark Scheuerell" w:date="2026-03-06T06:28:00Z" w:initials="s">
+  <w:comment w:id="35" w:author="Brian McGreal" w:date="2026-03-30T12:26:00Z" w:initials="BM">
     <w:p>
       <w:pPr>
         <w:pStyle w:val="CommentText"/>
@@ -8416,11 +8749,11 @@
         <w:annotationRef/>
       </w:r>
       <w:r>
-        <w:t>Now that I read the following paragraph, I think these could be deleted.</w:t>
+        <w:t>This seems important to me? We should discuss further..</w:t>
       </w:r>
     </w:p>
   </w:comment>
-  <w:comment w:id="36" w:author="Brian McGreal" w:date="2026-03-30T12:26:00Z" w:initials="BM">
+  <w:comment w:id="41" w:author="Brian McGreal" w:date="2026-03-30T14:58:00Z" w:initials="BM">
     <w:p>
       <w:pPr>
         <w:pStyle w:val="CommentText"/>
@@ -8432,11 +8765,11 @@
         <w:annotationRef/>
       </w:r>
       <w:r>
-        <w:t>This seems important to me? We should discuss further..</w:t>
+        <w:t>Does this language work? Or ‘regional expectation’?</w:t>
       </w:r>
     </w:p>
   </w:comment>
-  <w:comment w:id="42" w:author="Brian McGreal" w:date="2026-03-30T14:58:00Z" w:initials="BM">
+  <w:comment w:id="39" w:author="Mark Scheuerell" w:date="2026-03-07T09:07:00Z" w:initials="s">
     <w:p>
       <w:pPr>
         <w:pStyle w:val="CommentText"/>
@@ -8448,11 +8781,11 @@
         <w:annotationRef/>
       </w:r>
       <w:r>
-        <w:t>Does this language work? Or ‘regional expectation’?</w:t>
+        <w:t>I’m not sure you can make these definitive statements based on z-scored data. I think you can speak in relative terms when comparing the estimated states. What do the raw data show with respect to actual densities (fish/km)?</w:t>
       </w:r>
     </w:p>
   </w:comment>
-  <w:comment w:id="40" w:author="Mark Scheuerell" w:date="2026-03-07T09:07:00Z" w:initials="s">
+  <w:comment w:id="40" w:author="Brian McGreal" w:date="2026-03-30T14:45:00Z" w:initials="BM">
     <w:p>
       <w:pPr>
         <w:pStyle w:val="CommentText"/>
@@ -8464,11 +8797,11 @@
         <w:annotationRef/>
       </w:r>
       <w:r>
-        <w:t>I’m not sure you can make these definitive statements based on z-scored data. I think you can speak in relative terms when comparing the estimated states. What do the raw data show with respect to actual densities (fish/km)?</w:t>
+        <w:t>I can back transform the Indian River state estimates into raw values, but because the state estimate related to the region is derived from 35 index streams, I don’t have a single mean/sd to apply to those values..</w:t>
       </w:r>
     </w:p>
   </w:comment>
-  <w:comment w:id="41" w:author="Brian McGreal" w:date="2026-03-30T14:45:00Z" w:initials="BM">
+  <w:comment w:id="42" w:author="Brian McGreal" w:date="2026-03-30T15:05:00Z" w:initials="BM">
     <w:p>
       <w:pPr>
         <w:pStyle w:val="CommentText"/>
@@ -8480,11 +8813,11 @@
         <w:annotationRef/>
       </w:r>
       <w:r>
-        <w:t>I can back transform the Indian River state estimates into raw values, but because the state estimate related to the region is derived from 35 index streams, I don’t have a single mean/sd to apply to those values..</w:t>
+        <w:t>Here again</w:t>
       </w:r>
     </w:p>
   </w:comment>
-  <w:comment w:id="43" w:author="Brian McGreal" w:date="2026-03-30T15:05:00Z" w:initials="BM">
+  <w:comment w:id="44" w:author="Brian E McGreal" w:date="2026-04-06T12:55:00Z" w:initials="BM">
     <w:p>
       <w:pPr>
         <w:pStyle w:val="CommentText"/>
@@ -8496,11 +8829,11 @@
         <w:annotationRef/>
       </w:r>
       <w:r>
-        <w:t>Here again</w:t>
+        <w:t>Can I say this?</w:t>
       </w:r>
     </w:p>
   </w:comment>
-  <w:comment w:id="45" w:author="Brian E McGreal" w:date="2026-04-06T12:55:00Z" w:initials="BM">
+  <w:comment w:id="45" w:author="Brian McGreal" w:date="2026-04-01T12:38:00Z" w:initials="BM">
     <w:p>
       <w:pPr>
         <w:pStyle w:val="CommentText"/>
@@ -8512,11 +8845,11 @@
         <w:annotationRef/>
       </w:r>
       <w:r>
-        <w:t>Can I say this?</w:t>
+        <w:t>Can I still say this stuff? Even though the one effect is not significant?</w:t>
       </w:r>
     </w:p>
   </w:comment>
-  <w:comment w:id="46" w:author="Brian McGreal" w:date="2026-04-01T12:38:00Z" w:initials="BM">
+  <w:comment w:id="46" w:author="Mark Scheuerell" w:date="2026-03-07T10:13:00Z" w:initials="s">
     <w:p>
       <w:pPr>
         <w:pStyle w:val="CommentText"/>
@@ -8528,11 +8861,11 @@
         <w:annotationRef/>
       </w:r>
       <w:r>
-        <w:t>Can I still say this stuff? Even though the one effect is not significant?</w:t>
+        <w:t>Recall that the discussion section is where you also frame your results within the broader literature, and I don’t see any citations to other work here. What sort of effects do hatcheries in other areas have? Are their differences among other species? Conservation hatcheries intentionally outplant juveniles to other areas they’d like them to return. Are there any lessons or comparisons to draw from those? You should also return to the non-salmon examples you bring up in the intro. Can we gain any insights from them or extend inference from this study to them?</w:t>
       </w:r>
     </w:p>
   </w:comment>
-  <w:comment w:id="47" w:author="Mark Scheuerell" w:date="2026-03-07T10:13:00Z" w:initials="s">
+  <w:comment w:id="47" w:author="Brian E McGreal" w:date="2026-04-10T18:46:00Z" w:initials="BM">
     <w:p>
       <w:pPr>
         <w:pStyle w:val="CommentText"/>
@@ -8544,7 +8877,7 @@
         <w:annotationRef/>
       </w:r>
       <w:r>
-        <w:t>Recall that the discussion section is where you also frame your results within the broader literature, and I don’t see any citations to other work here. What sort of effects do hatcheries in other areas have? Are their differences among other species? Conservation hatcheries intentionally outplant juveniles to other areas they’d like them to return. Are there any lessons or comparisons to draw from those? You should also return to the non-salmon examples you bring up in the intro. Can we gain any insights from them or extend inference from this study to them?</w:t>
+        <w:t>These three paragraphs should be kind of synthezied</w:t>
       </w:r>
     </w:p>
   </w:comment>
@@ -8555,7 +8888,6 @@
 <w15:commentsEx xmlns:wpc="http://schemas.microsoft.com/office/word/2010/wordprocessingCanvas" xmlns:cx="http://schemas.microsoft.com/office/drawing/2014/chartex" xmlns:cx1="http://schemas.microsoft.com/office/drawing/2015/9/8/chartex" xmlns:cx2="http://schemas.microsoft.com/office/drawing/2015/10/21/chartex" xmlns:cx3="http://schemas.microsoft.com/office/drawing/2016/5/9/chartex" xmlns:cx4="http://schemas.microsoft.com/office/drawing/2016/5/10/chartex" xmlns:cx5="http://schemas.microsoft.com/office/drawing/2016/5/11/chartex" xmlns:cx6="http://schemas.microsoft.com/office/drawing/2016/5/12/chartex" xmlns:cx7="http://schemas.microsoft.com/office/drawing/2016/5/13/chartex" xmlns:cx8="http://schemas.microsoft.com/office/drawing/2016/5/14/chartex" xmlns:mc="http://schemas.openxmlformats.org/markup-compatibility/2006" xmlns:aink="http://schemas.microsoft.com/office/drawing/2016/ink" xmlns:am3d="http://schemas.microsoft.com/office/drawing/2017/model3d" xmlns:o="urn:schemas-microsoft-com:office:office" xmlns:oel="http://schemas.microsoft.com/office/2019/extlst" xmlns:r="http://schemas.openxmlformats.org/officeDocument/2006/relationships" xmlns:m="http://schemas.openxmlformats.org/officeDocument/2006/math" xmlns:v="urn:schemas-microsoft-com:vml" xmlns:wp14="http://schemas.microsoft.com/office/word/2010/wordprocessingDrawing" xmlns:wp="http://schemas.openxmlformats.org/drawingml/2006/wordprocessingDrawing" xmlns:w10="urn:schemas-microsoft-com:office:word" xmlns:w="http://schemas.openxmlformats.org/wordprocessingml/2006/main" xmlns:w14="http://schemas.microsoft.com/office/word/2010/wordml" xmlns:w15="http://schemas.microsoft.com/office/word/2012/wordml" xmlns:w16cex="http://schemas.microsoft.com/office/word/2018/wordml/cex" xmlns:w16cid="http://schemas.microsoft.com/office/word/2016/wordml/cid" xmlns:w16="http://schemas.microsoft.com/office/word/2018/wordml" xmlns:w16du="http://schemas.microsoft.com/office/word/2023/wordml/word16du" xmlns:w16sdtdh="http://schemas.microsoft.com/office/word/2020/wordml/sdtdatahash" xmlns:w16sdtfl="http://schemas.microsoft.com/office/word/2024/wordml/sdtformatlock" xmlns:w16se="http://schemas.microsoft.com/office/word/2015/wordml/symex" xmlns:wpg="http://schemas.microsoft.com/office/word/2010/wordprocessingGroup" xmlns:wpi="http://schemas.microsoft.com/office/word/2010/wordprocessingInk" xmlns:wne="http://schemas.microsoft.com/office/word/2006/wordml" xmlns:wps="http://schemas.microsoft.com/office/word/2010/wordprocessingShape" mc:Ignorable="w14 w15 w16se w16cid w16 w16cex w16sdtdh w16sdtfl w16du wp14">
   <w15:commentEx w15:paraId="7CB9D6C5" w15:done="0"/>
   <w15:commentEx w15:paraId="22FC5461" w15:done="0"/>
-  <w15:commentEx w15:paraId="3913DD12" w15:done="0"/>
   <w15:commentEx w15:paraId="61FC6D56" w15:done="0"/>
   <w15:commentEx w15:paraId="57FEDFCD" w15:done="0"/>
   <w15:commentEx w15:paraId="6BD11D19" w15:paraIdParent="57FEDFCD" w15:done="0"/>
@@ -8568,6 +8900,7 @@
   <w15:commentEx w15:paraId="2229C8D2" w15:done="0"/>
   <w15:commentEx w15:paraId="749D68C0" w15:done="0"/>
   <w15:commentEx w15:paraId="4953AF7F" w15:done="0"/>
+  <w15:commentEx w15:paraId="4AAFFAA7" w15:done="0"/>
 </w15:commentsEx>
 </file>
 
@@ -8575,7 +8908,6 @@
 <w16cex:commentsExtensible xmlns:wpc="http://schemas.microsoft.com/office/word/2010/wordprocessingCanvas" xmlns:cx="http://schemas.microsoft.com/office/drawing/2014/chartex" xmlns:cx1="http://schemas.microsoft.com/office/drawing/2015/9/8/chartex" xmlns:cx2="http://schemas.microsoft.com/office/drawing/2015/10/21/chartex" xmlns:cx3="http://schemas.microsoft.com/office/drawing/2016/5/9/chartex" xmlns:cx4="http://schemas.microsoft.com/office/drawing/2016/5/10/chartex" xmlns:cx5="http://schemas.microsoft.com/office/drawing/2016/5/11/chartex" xmlns:cx6="http://schemas.microsoft.com/office/drawing/2016/5/12/chartex" xmlns:cx7="http://schemas.microsoft.com/office/drawing/2016/5/13/chartex" xmlns:cx8="http://schemas.microsoft.com/office/drawing/2016/5/14/chartex" xmlns:cr="http://schemas.microsoft.com/office/comments/2020/reactions" xmlns:mc="http://schemas.openxmlformats.org/markup-compatibility/2006" xmlns:aink="http://schemas.microsoft.com/office/drawing/2016/ink" xmlns:am3d="http://schemas.microsoft.com/office/drawing/2017/model3d" xmlns:o="urn:schemas-microsoft-com:office:office" xmlns:oel="http://schemas.microsoft.com/office/2019/extlst" xmlns:r="http://schemas.openxmlformats.org/officeDocument/2006/relationships" xmlns:m="http://schemas.openxmlformats.org/officeDocument/2006/math" xmlns:v="urn:schemas-microsoft-com:vml" xmlns:wp14="http://schemas.microsoft.com/office/word/2010/wordprocessingDrawing" xmlns:wp="http://schemas.openxmlformats.org/drawingml/2006/wordprocessingDrawing" xmlns:w10="urn:schemas-microsoft-com:office:word" xmlns:w="http://schemas.openxmlformats.org/wordprocessingml/2006/main" xmlns:w14="http://schemas.microsoft.com/office/word/2010/wordml" xmlns:w15="http://schemas.microsoft.com/office/word/2012/wordml" xmlns:w16cex="http://schemas.microsoft.com/office/word/2018/wordml/cex" xmlns:w16cid="http://schemas.microsoft.com/office/word/2016/wordml/cid" xmlns:w16="http://schemas.microsoft.com/office/word/2018/wordml" xmlns:w16du="http://schemas.microsoft.com/office/word/2023/wordml/word16du" xmlns:w16sdtdh="http://schemas.microsoft.com/office/word/2020/wordml/sdtdatahash" xmlns:w16sdtfl="http://schemas.microsoft.com/office/word/2024/wordml/sdtformatlock" xmlns:w16se="http://schemas.microsoft.com/office/word/2015/wordml/symex" xmlns:wpg="http://schemas.microsoft.com/office/word/2010/wordprocessingGroup" xmlns:wpi="http://schemas.microsoft.com/office/word/2010/wordprocessingInk" xmlns:wne="http://schemas.microsoft.com/office/word/2006/wordml" xmlns:wps="http://schemas.microsoft.com/office/word/2010/wordprocessingShape" mc:Ignorable="w14 w15 w16se w16cid w16 w16cex w16sdtdh w16sdtfl cr w16du wp14">
   <w16cex:commentExtensible w16cex:durableId="68140219" w16cex:dateUtc="2026-03-09T16:03:00Z"/>
   <w16cex:commentExtensible w16cex:durableId="1A4F400C" w16cex:dateUtc="2026-04-06T22:02:00Z"/>
-  <w16cex:commentExtensible w16cex:durableId="08D800E2" w16cex:dateUtc="2026-03-09T16:23:00Z"/>
   <w16cex:commentExtensible w16cex:durableId="502D5DF3" w16cex:dateUtc="2026-03-24T23:49:00Z"/>
   <w16cex:commentExtensible w16cex:durableId="588C617E" w16cex:dateUtc="2026-03-06T14:22:00Z"/>
   <w16cex:commentExtensible w16cex:durableId="0DBE9D12" w16cex:dateUtc="2026-03-30T19:26:00Z"/>
@@ -8588,6 +8920,7 @@
   <w16cex:commentExtensible w16cex:durableId="5920609F" w16cex:dateUtc="2026-04-06T19:55:00Z"/>
   <w16cex:commentExtensible w16cex:durableId="0F2004AB" w16cex:dateUtc="2026-04-01T19:38:00Z"/>
   <w16cex:commentExtensible w16cex:durableId="4E6740D1" w16cex:dateUtc="2026-03-07T18:13:00Z"/>
+  <w16cex:commentExtensible w16cex:durableId="04868D78" w16cex:dateUtc="2026-04-11T01:46:00Z"/>
 </w16cex:commentsExtensible>
 </file>
 
@@ -8595,7 +8928,6 @@
 <w16cid:commentsIds xmlns:wpc="http://schemas.microsoft.com/office/word/2010/wordprocessingCanvas" xmlns:cx="http://schemas.microsoft.com/office/drawing/2014/chartex" xmlns:cx1="http://schemas.microsoft.com/office/drawing/2015/9/8/chartex" xmlns:cx2="http://schemas.microsoft.com/office/drawing/2015/10/21/chartex" xmlns:cx3="http://schemas.microsoft.com/office/drawing/2016/5/9/chartex" xmlns:cx4="http://schemas.microsoft.com/office/drawing/2016/5/10/chartex" xmlns:cx5="http://schemas.microsoft.com/office/drawing/2016/5/11/chartex" xmlns:cx6="http://schemas.microsoft.com/office/drawing/2016/5/12/chartex" xmlns:cx7="http://schemas.microsoft.com/office/drawing/2016/5/13/chartex" xmlns:cx8="http://schemas.microsoft.com/office/drawing/2016/5/14/chartex" xmlns:mc="http://schemas.openxmlformats.org/markup-compatibility/2006" xmlns:aink="http://schemas.microsoft.com/office/drawing/2016/ink" xmlns:am3d="http://schemas.microsoft.com/office/drawing/2017/model3d" xmlns:o="urn:schemas-microsoft-com:office:office" xmlns:oel="http://schemas.microsoft.com/office/2019/extlst" xmlns:r="http://schemas.openxmlformats.org/officeDocument/2006/relationships" xmlns:m="http://schemas.openxmlformats.org/officeDocument/2006/math" xmlns:v="urn:schemas-microsoft-com:vml" xmlns:wp14="http://schemas.microsoft.com/office/word/2010/wordprocessingDrawing" xmlns:wp="http://schemas.openxmlformats.org/drawingml/2006/wordprocessingDrawing" xmlns:w10="urn:schemas-microsoft-com:office:word" xmlns:w="http://schemas.openxmlformats.org/wordprocessingml/2006/main" xmlns:w14="http://schemas.microsoft.com/office/word/2010/wordml" xmlns:w15="http://schemas.microsoft.com/office/word/2012/wordml" xmlns:w16cex="http://schemas.microsoft.com/office/word/2018/wordml/cex" xmlns:w16cid="http://schemas.microsoft.com/office/word/2016/wordml/cid" xmlns:w16="http://schemas.microsoft.com/office/word/2018/wordml" xmlns:w16du="http://schemas.microsoft.com/office/word/2023/wordml/word16du" xmlns:w16sdtdh="http://schemas.microsoft.com/office/word/2020/wordml/sdtdatahash" xmlns:w16sdtfl="http://schemas.microsoft.com/office/word/2024/wordml/sdtformatlock" xmlns:w16se="http://schemas.microsoft.com/office/word/2015/wordml/symex" xmlns:wpg="http://schemas.microsoft.com/office/word/2010/wordprocessingGroup" xmlns:wpi="http://schemas.microsoft.com/office/word/2010/wordprocessingInk" xmlns:wne="http://schemas.microsoft.com/office/word/2006/wordml" xmlns:wps="http://schemas.microsoft.com/office/word/2010/wordprocessingShape" mc:Ignorable="w14 w15 w16se w16cid w16 w16cex w16sdtdh w16sdtfl w16du wp14">
   <w16cid:commentId w16cid:paraId="7CB9D6C5" w16cid:durableId="68140219"/>
   <w16cid:commentId w16cid:paraId="22FC5461" w16cid:durableId="1A4F400C"/>
-  <w16cid:commentId w16cid:paraId="3913DD12" w16cid:durableId="08D800E2"/>
   <w16cid:commentId w16cid:paraId="61FC6D56" w16cid:durableId="502D5DF3"/>
   <w16cid:commentId w16cid:paraId="57FEDFCD" w16cid:durableId="588C617E"/>
   <w16cid:commentId w16cid:paraId="6BD11D19" w16cid:durableId="0DBE9D12"/>
@@ -8608,6 +8940,7 @@
   <w16cid:commentId w16cid:paraId="2229C8D2" w16cid:durableId="5920609F"/>
   <w16cid:commentId w16cid:paraId="749D68C0" w16cid:durableId="0F2004AB"/>
   <w16cid:commentId w16cid:paraId="4953AF7F" w16cid:durableId="4E6740D1"/>
+  <w16cid:commentId w16cid:paraId="4AAFFAA7" w16cid:durableId="04868D78"/>
 </w16cid:commentsIds>
 </file>
 

--- a/output/writing/DissertationChapter/Ch1_draft2.docx
+++ b/output/writing/DissertationChapter/Ch1_draft2.docx
@@ -871,7 +871,13 @@
         <w:t>.</w:t>
       </w:r>
       <w:r>
-        <w:t xml:space="preserve"> Notable occurrences in which native species fall outside this natural range of variation include the above-mentioned mountain pine beetle in Yellowstone and Rocky Mountain National Parks, and white-tailed deer </w:t>
+        <w:t xml:space="preserve"> Notable occurrences in which native species fall outside this natural range of variation include the above-mentioned mountain pine beetle in Yellowstone</w:t>
+      </w:r>
+      <w:r>
+        <w:t>, Grand Teton,</w:t>
+      </w:r>
+      <w:r>
+        <w:t xml:space="preserve"> and Rocky Mountain National Parks, and white-tailed deer </w:t>
       </w:r>
       <w:r>
         <w:t>(</w:t>
@@ -1845,6 +1851,9 @@
       </w:r>
       <w:r>
         <w:t>McMillan et al. 2023</w:t>
+      </w:r>
+      <w:r>
+        <w:t>, May et al. 2024</w:t>
       </w:r>
       <w:r>
         <w:t>).</w:t>
@@ -7320,7 +7329,6 @@
           <w:u w:val="single"/>
         </w:rPr>
       </w:pPr>
-      <w:commentRangeStart w:id="46"/>
       <w:r>
         <w:rPr>
           <w:b/>
@@ -7328,18 +7336,6 @@
           <w:u w:val="single"/>
         </w:rPr>
         <w:t>Discussion</w:t>
-      </w:r>
-      <w:commentRangeEnd w:id="46"/>
-      <w:r>
-        <w:rPr>
-          <w:rStyle w:val="CommentReference"/>
-          <w:b/>
-          <w:bCs/>
-          <w:sz w:val="24"/>
-          <w:szCs w:val="24"/>
-          <w:u w:val="single"/>
-        </w:rPr>
-        <w:commentReference w:id="46"/>
       </w:r>
     </w:p>
     <w:p>
@@ -7347,7 +7343,6 @@
         <w:spacing w:after="0" w:line="480" w:lineRule="auto"/>
         <w:ind w:firstLine="720"/>
       </w:pPr>
-      <w:commentRangeStart w:id="47"/>
       <w:r>
         <w:lastRenderedPageBreak/>
         <w:t xml:space="preserve">While pink salmon densities observed at Indian River in recent decades are high compared to those that were recorded decades ago, more contemporary returns of adults to the Indian River in even years are largely in line with index streams in the </w:t>
@@ -7370,22 +7365,16 @@
         <w:t>outside</w:t>
       </w:r>
       <w:r>
-        <w:t>), where</w:t>
-      </w:r>
-      <w:r>
-        <w:t>as odd-year runs are not in line with broader regional patterns</w:t>
-      </w:r>
-      <w:r>
-        <w:t>, although this may be due to the large gaps observed early in the time series</w:t>
-      </w:r>
-      <w:r>
-        <w:t>. No significant impact of hatchery operations at Indian River was observed in either run</w:t>
-      </w:r>
-      <w:r>
-        <w:t>.</w:t>
-      </w:r>
-      <w:r>
-        <w:t xml:space="preserve"> The effect of hatchery releases on subsequent brood year Indian River abundances was not found to be statistically significant for either run, in both cases a convincing majority of bootstrapped parameter estimates were positive (94.2% in even-year runs, and 92% in odd-year runs). This falls short of the 95% confidence threshold, it is worth considering the implications of a small but positive true effect of hatchery releases on Indian River pink salmon abundance in the following brood year. For both runs, the effect of prior brood year Indian River abundances on current brood year hatchery returns is stronger than its inverse (Figure 6), but it is crucial to note that hatchery returns are greater than Indian River abundance much more often than not. This means that, if there exists a small but positive true effect of hatchery releases on subsequent brood year Indian River abundances, the overall numbers of fish straying to a non-origin site could be roughly equal or even skewed towards hatchery-born fish returning to Indian River. In those brood years where Indian River abundances exceed hatchery returns, these effect sizes imply that the following brood year will see more fish from Indian River returning to the hatchery than vice versa.</w:t>
+        <w:t>)</w:t>
+      </w:r>
+      <w:r>
+        <w:t xml:space="preserve"> region,</w:t>
+      </w:r>
+      <w:r>
+        <w:t xml:space="preserve"> whereas odd-year runs are not in line with broader regional patterns.</w:t>
+      </w:r>
+      <w:r>
+        <w:t xml:space="preserve"> No significant impact of hatchery operations at Indian River was observed in either run. The effect of hatchery releases on subsequent brood year Indian River abundances was not found to be statistically significant for either run, but in both cases a convincing majority of bootstrapped parameter estimates were positive (94.2% in even-year runs, and 92% in odd-year runs). Despite falling short of the 95% confidence threshold, it is worth considering the implications of a small but positive true effect of hatchery releases on Indian River pink salmon abundance in the following brood year. For both runs, the effect of prior brood year Indian River abundances on current brood year hatchery returns is stronger than its inverse (Figure 6), but it is crucial to note that hatchery returns frequently exceed Indian River abundances, creating a situation wherein if there exists a small but positive true effect of hatchery releases on subsequent brood year Indian River abundances, the overall numbers of fish straying to a non-origin site could be roughly equal or even skewed towards hatchery-born fish returning to Indian River. In those brood years where Indian River abundances exceed hatchery returns, these effect sizes imply that the following brood year will see more fish from Indian River returning to the hatchery than vice versa.</w:t>
       </w:r>
     </w:p>
     <w:p>
@@ -7394,17 +7383,11 @@
         <w:ind w:firstLine="720"/>
       </w:pPr>
       <w:r>
-        <w:t xml:space="preserve">In even years, Indian River salmon are not out of the ordinary relative to the wider region. No effect of the commencement of hatchery operations or the expansion of hatchery </w:t>
+        <w:t xml:space="preserve">In even years, Indian River salmon are not out of the ordinary relative to the wider region. No effect of the commencement of hatchery operations or the expansion of hatchery releases was associated with an increase in the numbers of spawning pink salmon at Indian </w:t>
       </w:r>
       <w:r>
         <w:lastRenderedPageBreak/>
-        <w:t xml:space="preserve">releases was associated with an increase in the numbers of spawning pink salmon at Indian River relative to the wider region (Figure 5). However, in even years, Indian River abundances were estimated to have a strong impact on pink salmon returning to the hatchery in the subsequent brood year, while an accompanying effect of hatchery releases on subsequent brood year Indian River abundances was not found to be statistically significant (Figure 6). </w:t>
-      </w:r>
-      <w:r>
-        <w:t xml:space="preserve">Even if there exists small but positive true effect of hatchery releases on subsequent brood year Indian River abundances in even-year runs, the difference between this effect and the relatively larger effect of Indian River abundances on pink salmon returning to the hatchery in the subsequent brood year is fairly large. This would imply that Indian River spawners would have to vastly outnumber hatchery releases in a given year in order for a net increase in Indian River abundance due to hatchery releases to occur in the following brood year. </w:t>
-      </w:r>
-      <w:r>
-        <w:t>Taken together, these results imply there is little concern that even-year pink salmon abundances fall outside their natural range of variation at Indian River, and indeed seem to be significantly contributing to hatchery returns.</w:t>
+        <w:t>River relative to the wider region (Figure 5). However, in even years, Indian River abundances were estimated to have a strong impact on pink salmon returning to the hatchery in the subsequent brood year, while an accompanying effect of hatchery releases on subsequent brood year Indian River abundances was not found to be statistically significant (Figure 6). Even if there exists small but positive true effect of hatchery releases on subsequent brood year Indian River abundances in even-year runs, the difference between this effect and the effect of Indian River abundances on pink salmon returning to the hatchery in the subsequent brood year is large, meaning that Indian River spawners would have to vastly outnumber hatchery releases in a given year in order for a net increase in Indian River abundance due to hatchery releases to occur in the following brood year. Taken together, these results imply there is little concern that even-year pink salmon abundances fall outside their natural range of variation at Indian River, and indeed seem to be contributing to hatchery returns.</w:t>
       </w:r>
     </w:p>
     <w:p>
@@ -7413,20 +7396,11 @@
         <w:ind w:firstLine="720"/>
       </w:pPr>
       <w:r>
-        <w:t xml:space="preserve">In odd years, MARSS models evaluated for best fit suggested that abundances at Indian River significantly differ in character from what would be expected of a similar stream in the region. However, similar to even-year runs, there was no effect of significance which associated Indian River pink salmon abundances with the commencement of hatchery operations or the expansion of hatchery releases. Also similar to even-year runs, odd-year Indian River abundances were estimated to have a significant effect on pink salmon returning to SJH in the subsequent brood year, although this effect was not as strong as its even-year counterpart (Figure 6). While indications exist that odd-year pink salmon abundance at Indian River do not </w:t>
+        <w:t xml:space="preserve">In odd years, best fit models suggest that abundances at Indian River significantly differ in character from what would be expected of a similar stream in the region. However, like even-year runs, there was no effect of significance which associated Indian River pink salmon abundances with the commencement of hatchery operations or the expansion of hatchery releases. Also similar to even-year runs, odd-year Indian River abundances were estimated to have a significant effect on pink salmon returning to SJH in the subsequent brood year, although this effect was not as strong as its even-year counterpart (Figure 6). While indications exist that odd-year pink salmon abundance at Indian River do not fall within the natural range of variation expected throughout the wider region, there is no conclusive evidence that indicates this difference is being driven by SJH pink salmon releases. It may be that the gap between Indian </w:t>
       </w:r>
       <w:r>
         <w:lastRenderedPageBreak/>
-        <w:t xml:space="preserve">fall within the natural range of variation expected throughout the wider region, there is no conclusive evidence that indicates this difference is being driven by SJH pink salmon releases. It may be that the gap between Indian River abundances and the regional expectation is due to the large differences observed in the first three decades of the time series (Figure 3). </w:t>
-      </w:r>
-      <w:commentRangeEnd w:id="47"/>
-      <w:r>
-        <w:rPr>
-          <w:rStyle w:val="CommentReference"/>
-          <w:sz w:val="24"/>
-          <w:szCs w:val="24"/>
-        </w:rPr>
-        <w:commentReference w:id="47"/>
+        <w:t xml:space="preserve">River abundances and the regional expectation is due to the large differences observed in the first three decades of the time series (Figure 3). </w:t>
       </w:r>
     </w:p>
     <w:p>
@@ -7435,20 +7409,132 @@
       </w:pPr>
       <w:r>
         <w:tab/>
-        <w:t xml:space="preserve">Being that the results of this work are intended first and foremost to provide management at SITK with a comprehensive description of both the impacts of SJH operations and of the population dynamics of pink salmon throughout the broader region, the implications of these findings and how they might inform the duties of park officials with respect to conservation must be considered. In even years, pink salmon abundances are in line with those observed at ‘pristine’ index streams nearby and thus increases in their spawning densities are likely still within the natural range of variation. This is not to say that concerns about hypoxia events are not still pressing, but the possibility exists that interceding on behalf of Indian River’s other resident species may run contrary to the natural state of even-year pink salmon. Available evidence suggests that there is likely no need for intervention to address even-year abundances. In odd years there exists more compelling evidence that hatchery releases of pink salmon could be exerting some influence over abundances at Indian River. It is not likely that the hatchery is the main driver of high pink salmon densities in odd years (spawning abundances of these fish have been on the rise throughout the region for decades), but there exists a greater possibility that hatchery fish may having some influence on abundances seen at Indian River than for even-year runs. Recall that in odd years, the effect of Indian River pink salmon abundance on hatchery returns in the subsequent brood year is lower than the effect observed in even years. If there exists some small but positive true effect of hatchery releases on subsequent brood </w:t>
+        <w:t xml:space="preserve">This work is intended first and foremost to provide management at SITK with a comprehensive description of both the impacts of SJH operations and of the population dynamics of pink salmon throughout the broader region. In even years, pink salmon abundances at Indian River are in line with those observed at ‘pristine’ index streams nearby. Thus, increases in their spawning densities are likely still within the natural range of variation. This is not to say that concerns about hypoxia events are invalid, but the possibility exists that interceding on behalf of Indian River’s other resident species may run contrary to the natural state of even-year pink salmon in northern Southeast Alaska. Available evidence suggests that there is likely no need for intervention to address even-year abundances. In odd years there exists more compelling evidence that SJH pink salmon releases could be exerting some influence over abundances at Indian River, although it may not be the most significant driver of high odd-year pink salmon population densities in odd years, as spawning abundances of these fish have been on the rise throughout the region for decades. Recall that in odd years, the effect of Indian River pink salmon abundance on hatchery returns in the subsequent brood year is lower than the effect observed in even years. If there exists some small but positive true effect of hatchery releases on subsequent brood year Indian River abundances, the difference between the magnitude of these effects in odd years would be far less than in even-years, meaning that odd-year Indian River abundances would be more susceptible to being inflated by hatchery releases. It is possible that limiting the number of SJH pink salmon moving into Indian River to spawn in odd years may be beneficial for maintaining the wild population in the park </w:t>
       </w:r>
       <w:r>
         <w:lastRenderedPageBreak/>
-        <w:t>year Indian River abundances, the difference between the magnitude of these effects in odd years would be far less than in even-years, meaning that odd-year Indian River abundances would be more susceptible to being inflated by hatchery releases. It is possible that limiting the number of SJH pink salmon moving into Indian River to spawn in odd years may be beneficial for maintaining the wild population in the park within their natural range of variation, but this is far from conclusive, and suggests the need for more consistent otolith sampling of odd-year Indian River spawners in order to further understand the impact of SJH releases.</w:t>
+        <w:t>within their natural range of variation, but this is far from conclusive, and suggests the need for more consistent otolith sampling of odd-year Indian River spawners in order to more completely understand the impact of SJH releases.</w:t>
       </w:r>
     </w:p>
     <w:p>
       <w:pPr>
         <w:spacing w:after="0" w:line="480" w:lineRule="auto"/>
-      </w:pPr>
-      <w:r>
-        <w:tab/>
-        <w:t>It is clear from this research that determining the point at which a native species becomes overabundant is not a simple task. In the case of pink salmon at Indian River, this task is made additionally complicated by the fact there two populations inhabiting the same environment (odd- and even-year runs) with potentially different life histories and characteristics. When assessing whether or not the overabundance of a native species in an ecosystem might be driven by some anthropogenic intervention requires the consideration not only of that particular population in time, but also the consideration of relevant populations of the same species that have not been exposed to the same intervention (although this may not always be possible).</w:t>
+        <w:ind w:firstLine="720"/>
+      </w:pPr>
+      <w:r>
+        <w:t>It is clear from this research that determining the point at which a native species becomes overabundant is not a simple task.</w:t>
+      </w:r>
+      <w:r>
+        <w:t xml:space="preserve"> A</w:t>
+      </w:r>
+      <w:r>
+        <w:t>ssessing whether or not the overabundance of a native species in an ecosystem might be driven by some anthropogenic intervention requires the consideration not only of that particular population in time, but also the consideration of relevant populations of the same species that have not been exposed to the same intervention (although this may not always be possible).</w:t>
+      </w:r>
+      <w:r>
+        <w:t xml:space="preserve"> </w:t>
+      </w:r>
+      <w:r>
+        <w:t xml:space="preserve">In the case of pink salmon at Indian River, this task is made additionally complicated by the fact there two populations inhabiting the same environment (odd- and even-year runs) with potentially different life histories and characteristics. </w:t>
+      </w:r>
+      <w:r>
+        <w:t xml:space="preserve">Pink salmon abundances are on the rise throughout their native range, and so if one seeks to determine whether </w:t>
+      </w:r>
+      <w:r>
+        <w:t xml:space="preserve">high abundances observed at </w:t>
+      </w:r>
+      <w:r>
+        <w:t xml:space="preserve">a particular site (like Indian River) falls outside a natural range of variation, it is important to consider the population dynamics of pristine sites throughout the neighboring region (Ruggerone </w:t>
+      </w:r>
+      <w:r>
+        <w:t>and Irvine 2018</w:t>
+      </w:r>
+      <w:r>
+        <w:t>)</w:t>
+      </w:r>
+      <w:r>
+        <w:t xml:space="preserve">. </w:t>
+      </w:r>
+      <w:r>
+        <w:t>Given their shared heritage, the proximity of the origin sites (Figure 1), and th</w:t>
+      </w:r>
+      <w:r>
+        <w:t>e results of prior Indian River</w:t>
+      </w:r>
+      <w:r>
+        <w:t xml:space="preserve"> </w:t>
+      </w:r>
+      <w:r>
+        <w:t>stray surveys</w:t>
+      </w:r>
+      <w:r>
+        <w:t>, it is very likely that fish from SJH are making their way into Indian River as spawning adults (and vice vera)</w:t>
+      </w:r>
+      <w:r>
+        <w:t>,</w:t>
+      </w:r>
+      <w:r>
+        <w:t xml:space="preserve"> but it is </w:t>
+      </w:r>
+      <w:r>
+        <w:t xml:space="preserve">also </w:t>
+      </w:r>
+      <w:r>
+        <w:t>likely that the primary driver of increased pink salmon abundances at Indian River is not SJH releases but the same factors driving increased abundances throughout the region</w:t>
+      </w:r>
+      <w:r>
+        <w:t xml:space="preserve"> (Gende and Carter 2015, Ruggerone et al. 2023)</w:t>
+      </w:r>
+      <w:r>
+        <w:t xml:space="preserve">. </w:t>
+      </w:r>
+    </w:p>
+    <w:p>
+      <w:pPr>
+        <w:spacing w:after="0" w:line="480" w:lineRule="auto"/>
+        <w:ind w:firstLine="720"/>
+      </w:pPr>
+      <w:r>
+        <w:t xml:space="preserve">Indian River pink salmon are </w:t>
+      </w:r>
+      <w:r>
+        <w:t xml:space="preserve">not dissimilar to the case of the mountain pine beetle discussed in the introduction, the proliferation of which was not unique to the impacted </w:t>
+      </w:r>
+      <w:r>
+        <w:lastRenderedPageBreak/>
+        <w:t>National Parks, but which the affected parks nevertheless were compelled to address through interventions, such as insecticide use and the culling of susceptible trees (Frost 2009).</w:t>
+      </w:r>
+      <w:r>
+        <w:t xml:space="preserve"> </w:t>
+      </w:r>
+      <w:r>
+        <w:t>Likewise, management at SITK may choose to address the proliferation of pink salmon at Indian River, even if it is largely in-line with regional expectations</w:t>
+      </w:r>
+      <w:r>
+        <w:t xml:space="preserve">, </w:t>
+      </w:r>
+      <w:r>
+        <w:t>to</w:t>
+      </w:r>
+      <w:r>
+        <w:t xml:space="preserve"> protect other resident </w:t>
+      </w:r>
+      <w:r>
+        <w:t xml:space="preserve">aquatic </w:t>
+      </w:r>
+      <w:r>
+        <w:t>species</w:t>
+      </w:r>
+      <w:r>
+        <w:t xml:space="preserve"> and the riverine </w:t>
+      </w:r>
+      <w:r>
+        <w:t xml:space="preserve">ecosystem </w:t>
+      </w:r>
+      <w:r>
+        <w:t>from hypoxia events</w:t>
+      </w:r>
+      <w:r>
+        <w:t xml:space="preserve">. </w:t>
       </w:r>
       <w:r>
         <w:br w:type="page"/>
@@ -7594,7 +7680,7 @@
         <w:spacing w:line="240" w:lineRule="auto"/>
         <w:ind w:left="720" w:hanging="720"/>
         <w:rPr>
-          <w:ins w:id="48" w:author="Brian E McGreal" w:date="2026-03-27T09:38:00Z" w16du:dateUtc="2026-03-27T16:38:00Z"/>
+          <w:ins w:id="46" w:author="Brian E McGreal" w:date="2026-03-27T09:38:00Z" w16du:dateUtc="2026-03-27T16:38:00Z"/>
         </w:rPr>
       </w:pPr>
       <w:r>
@@ -7659,7 +7745,7 @@
         <w:spacing w:line="240" w:lineRule="auto"/>
         <w:ind w:left="720" w:hanging="720"/>
       </w:pPr>
-      <w:ins w:id="49" w:author="Brian E McGreal" w:date="2026-03-27T09:38:00Z" w16du:dateUtc="2026-03-27T16:38:00Z">
+      <w:ins w:id="47" w:author="Brian E McGreal" w:date="2026-03-27T09:38:00Z" w16du:dateUtc="2026-03-27T16:38:00Z">
         <w:r>
           <w:t xml:space="preserve">Burnham, K. P., D. R. Anderson, </w:t>
         </w:r>
@@ -7670,7 +7756,7 @@
       <w:r>
         <w:t xml:space="preserve"> </w:t>
       </w:r>
-      <w:ins w:id="50" w:author="Brian E McGreal" w:date="2026-03-27T09:38:00Z" w16du:dateUtc="2026-03-27T16:38:00Z">
+      <w:ins w:id="48" w:author="Brian E McGreal" w:date="2026-03-27T09:38:00Z" w16du:dateUtc="2026-03-27T16:38:00Z">
         <w:r>
           <w:t xml:space="preserve">K. P. Huyvaert. 2010. AIC model selection and multimodal interference in behavioral ecology: some background, observations, and comparisons. </w:t>
         </w:r>
@@ -7806,6 +7892,42 @@
       </w:pPr>
       <w:r>
         <w:lastRenderedPageBreak/>
+        <w:t>Frost, H. C. 2009. Testimony regarding mountain pine beetles: Strategies for protecting the West (</w:t>
+      </w:r>
+      <w:r>
+        <w:t>Oral testimony before the House Natural Resources Committee, Subcommittees on Water and Power and National Parks, Forests, and Public Lands</w:t>
+      </w:r>
+      <w:r>
+        <w:t>).</w:t>
+      </w:r>
+      <w:r>
+        <w:rPr>
+          <w:i/>
+          <w:iCs/>
+        </w:rPr>
+        <w:t xml:space="preserve"> U.S. Department of the Interior</w:t>
+      </w:r>
+      <w:r>
+        <w:t xml:space="preserve">. Available at: </w:t>
+      </w:r>
+      <w:hyperlink r:id="rId12" w:tgtFrame="_blank" w:history="1">
+        <w:r>
+          <w:rPr>
+            <w:rStyle w:val="Hyperlink"/>
+          </w:rPr>
+          <w:t>https://www.doi.gov/ocl/hearings/111/MountainPineBeetle_061609</w:t>
+        </w:r>
+      </w:hyperlink>
+      <w:r>
+        <w:t xml:space="preserve"> (accessed March 20, 2026) </w:t>
+      </w:r>
+    </w:p>
+    <w:p>
+      <w:pPr>
+        <w:spacing w:line="240" w:lineRule="auto"/>
+        <w:ind w:left="720" w:hanging="720"/>
+      </w:pPr>
+      <w:r>
         <w:t xml:space="preserve">Gende, S. </w:t>
       </w:r>
       <w:r>
@@ -8092,17 +8214,21 @@
         <w:ind w:left="720" w:hanging="720"/>
       </w:pPr>
       <w:r>
-        <w:t xml:space="preserve">Mazerolle, M. 2006. Improving data analysis in herpetology: using Akaike’s Information Criterion (AIC) to assess the strength of biological hypotheses. </w:t>
+        <w:t xml:space="preserve">May, S. A., K. R. Shedd, K. M. Gruenthal, J. J. Hard, W. D. Templin, C. D. Waters, M. D. Adkison, E. J. Ward, C. Habicht, L. I. Wilson, A. C. Wertheimer, and P. A. H. Westley. 2024. Salmon </w:t>
+      </w:r>
+      <w:r>
+        <w:lastRenderedPageBreak/>
+        <w:t xml:space="preserve">hatchery strays can demographically boost wild populations at the cost of diversity: quantitative genetic modelling of Alaska pink salmon. </w:t>
       </w:r>
       <w:r>
         <w:rPr>
           <w:i/>
           <w:iCs/>
         </w:rPr>
-        <w:t>Amphibia-Reptilia</w:t>
-      </w:r>
-      <w:r>
-        <w:t xml:space="preserve"> 27: 169-180.</w:t>
+        <w:t>Royal Society Open Science</w:t>
+      </w:r>
+      <w:r>
+        <w:t xml:space="preserve"> 11(7): 18pp.</w:t>
       </w:r>
     </w:p>
     <w:p>
@@ -8111,20 +8237,17 @@
         <w:ind w:left="720" w:hanging="720"/>
       </w:pPr>
       <w:r>
-        <w:t xml:space="preserve">McMillan, J. R., B. Morrison, N. Chambers, G. Ruggerone, L. Bernatchez, J. Stanford, and H. Neville. 2023. A global synthesis of peer-reviewed research on the effects of hatchery salmonids on wild salmonids. </w:t>
+        <w:t xml:space="preserve">Mazerolle, M. 2006. Improving data analysis in herpetology: using Akaike’s Information Criterion (AIC) to assess the strength of biological hypotheses. </w:t>
       </w:r>
       <w:r>
         <w:rPr>
           <w:i/>
           <w:iCs/>
         </w:rPr>
-        <w:t xml:space="preserve">Fisheries Management and Ecology </w:t>
-      </w:r>
-      <w:r>
-        <w:t>30(5): 446-463.</w:t>
-      </w:r>
-      <w:r>
-        <w:t xml:space="preserve">  </w:t>
+        <w:t>Amphibia-Reptilia</w:t>
+      </w:r>
+      <w:r>
+        <w:t xml:space="preserve"> 27: 169-180.</w:t>
       </w:r>
     </w:p>
     <w:p>
@@ -8133,36 +8256,54 @@
         <w:ind w:left="720" w:hanging="720"/>
       </w:pPr>
       <w:r>
-        <w:t xml:space="preserve">Miller, K. M., S. J. Perles, J. P. Schmit, E. R. Matthews, A. S. Weed, J. A. Comiskey, M. R. Marshall, P. Nelson, </w:t>
-      </w:r>
-      <w:r>
-        <w:t xml:space="preserve">and </w:t>
-      </w:r>
-      <w:r>
-        <w:t xml:space="preserve">N. A. Fisichelli. 2023. </w:t>
-      </w:r>
-      <w:r>
-        <w:t xml:space="preserve">Overabundant deer and invasive plants drive </w:t>
-      </w:r>
-      <w:r>
-        <w:lastRenderedPageBreak/>
-        <w:t>widespread regeneration debt in eastern United States national parks.</w:t>
-      </w:r>
-      <w:r>
-        <w:t xml:space="preserve"> </w:t>
+        <w:t xml:space="preserve">McMillan, J. R., B. Morrison, N. Chambers, G. Ruggerone, L. Bernatchez, J. Stanford, and H. Neville. 2023. A global synthesis of peer-reviewed research on the effects of hatchery salmonids on wild salmonids. </w:t>
       </w:r>
       <w:r>
         <w:rPr>
           <w:i/>
           <w:iCs/>
         </w:rPr>
-        <w:t>Ecological Applications</w:t>
+        <w:t xml:space="preserve">Fisheries Management and Ecology </w:t>
+      </w:r>
+      <w:r>
+        <w:t>30(5): 446-463.</w:t>
+      </w:r>
+      <w:r>
+        <w:t xml:space="preserve">  </w:t>
+      </w:r>
+    </w:p>
+    <w:p>
+      <w:pPr>
+        <w:spacing w:line="240" w:lineRule="auto"/>
+        <w:ind w:left="720" w:hanging="720"/>
+      </w:pPr>
+      <w:r>
+        <w:t xml:space="preserve">Miller, K. M., S. J. Perles, J. P. Schmit, E. R. Matthews, A. S. Weed, J. A. Comiskey, M. R. Marshall, P. Nelson, </w:t>
+      </w:r>
+      <w:r>
+        <w:t xml:space="preserve">and </w:t>
+      </w:r>
+      <w:r>
+        <w:t xml:space="preserve">N. A. Fisichelli. 2023. </w:t>
+      </w:r>
+      <w:r>
+        <w:t>Overabundant deer and invasive plants drive widespread regeneration debt in eastern United States national parks.</w:t>
+      </w:r>
+      <w:r>
+        <w:t xml:space="preserve"> </w:t>
       </w:r>
       <w:r>
         <w:rPr>
           <w:i/>
           <w:iCs/>
         </w:rPr>
+        <w:t>Ecological Applications</w:t>
+      </w:r>
+      <w:r>
+        <w:rPr>
+          <w:i/>
+          <w:iCs/>
+        </w:rPr>
         <w:t xml:space="preserve"> </w:t>
       </w:r>
       <w:r>
@@ -8205,7 +8346,7 @@
       <w:r>
         <w:t xml:space="preserve">Available at: </w:t>
       </w:r>
-      <w:hyperlink r:id="rId12" w:history="1">
+      <w:hyperlink r:id="rId13" w:history="1">
         <w:r>
           <w:rPr>
             <w:rStyle w:val="Hyperlink"/>
@@ -8214,7 +8355,10 @@
         </w:r>
       </w:hyperlink>
       <w:r>
-        <w:t xml:space="preserve"> (accessed March 10</w:t>
+        <w:t xml:space="preserve"> (accessed March </w:t>
+      </w:r>
+      <w:r>
+        <w:t>17</w:t>
       </w:r>
       <w:r>
         <w:t>, 202</w:t>
@@ -8234,7 +8378,7 @@
       <w:r>
         <w:t xml:space="preserve">National Park Service. 2025a. History of Bison Management in Yellowstone. Available at: </w:t>
       </w:r>
-      <w:hyperlink r:id="rId13" w:history="1">
+      <w:hyperlink r:id="rId14" w:history="1">
         <w:r>
           <w:rPr>
             <w:rStyle w:val="Hyperlink"/>
@@ -8243,7 +8387,13 @@
         </w:r>
       </w:hyperlink>
       <w:r>
-        <w:t xml:space="preserve"> (accessed March 10, 2026).</w:t>
+        <w:t xml:space="preserve"> (accessed March </w:t>
+      </w:r>
+      <w:r>
+        <w:t>21</w:t>
+      </w:r>
+      <w:r>
+        <w:t>, 2026).</w:t>
       </w:r>
     </w:p>
     <w:p>
@@ -8260,7 +8410,7 @@
       <w:r>
         <w:t xml:space="preserve">. Organic Act of 1916. Available at: </w:t>
       </w:r>
-      <w:hyperlink r:id="rId14" w:history="1">
+      <w:hyperlink r:id="rId15" w:history="1">
         <w:r>
           <w:rPr>
             <w:rStyle w:val="Hyperlink"/>
@@ -8290,7 +8440,7 @@
       <w:r>
         <w:t xml:space="preserve">. Sitka National Historical Park. Available at: </w:t>
       </w:r>
-      <w:hyperlink r:id="rId15" w:history="1">
+      <w:hyperlink r:id="rId16" w:history="1">
         <w:r>
           <w:rPr>
             <w:rStyle w:val="Hyperlink"/>
@@ -8382,23 +8532,20 @@
         <w:ind w:left="720" w:hanging="720"/>
       </w:pPr>
       <w:r>
-        <w:t>Sambaraju, K. R.</w:t>
-      </w:r>
-      <w:r>
-        <w:t xml:space="preserve"> and </w:t>
-      </w:r>
-      <w:r>
-        <w:t xml:space="preserve"> D. W. Goodman. 2021. Mountain pine beetle: an example of a climate-driven eruptive insect impacting conifer forest ecosystems. </w:t>
+        <w:t xml:space="preserve">Ruggerone, G. T., </w:t>
+      </w:r>
+      <w:r>
+        <w:t xml:space="preserve">and J. R. Irvine. 2018. Numbers and Biomass of Natural- and Hatchery-Origin Pink Salmon, Chum Salmon, and Sockeye Salmon in the North Pacific Ocean, 1925-2015. </w:t>
       </w:r>
       <w:r>
         <w:rPr>
           <w:i/>
           <w:iCs/>
         </w:rPr>
-        <w:t>CABI Reviews</w:t>
-      </w:r>
-      <w:r>
-        <w:t>: 18pp.</w:t>
+        <w:t xml:space="preserve">Marine and Coastal Fisheries </w:t>
+      </w:r>
+      <w:r>
+        <w:t>10(2): 152-168.</w:t>
       </w:r>
     </w:p>
     <w:p>
@@ -8407,23 +8554,18 @@
         <w:ind w:left="720" w:hanging="720"/>
       </w:pPr>
       <w:r>
-        <w:t xml:space="preserve">Scheuerell, M. D., E. R. Buhle, B. X. Semmens, M. J. Ford, T. Cooney, </w:t>
-      </w:r>
-      <w:r>
-        <w:t xml:space="preserve">and </w:t>
-      </w:r>
-      <w:r>
-        <w:t xml:space="preserve">R. W. Carmichael. 2015. Analyzing large-scale conservation interventions with Bayesian hierarchical models: a case study of supplementing threated Pacific salmon. </w:t>
+        <w:lastRenderedPageBreak/>
+        <w:t xml:space="preserve">Ruggerone, G. T., A. M. Springer, G. B. van Vliet, B. Connors, J. R. Irvine, L. D. Shaul, M. R. Sloat, and W. I. Atlas. 2023. From diatoms to killer whales: impacts of pink salmon on North Pacific ecosystems. </w:t>
       </w:r>
       <w:r>
         <w:rPr>
           <w:i/>
           <w:iCs/>
         </w:rPr>
-        <w:t xml:space="preserve">Ecology and Evolution </w:t>
-      </w:r>
-      <w:r>
-        <w:t>5(10): 2115-2125.</w:t>
+        <w:t xml:space="preserve">Marine Ecology Progress Series </w:t>
+      </w:r>
+      <w:r>
+        <w:t>719: 1-40.</w:t>
       </w:r>
     </w:p>
     <w:p>
@@ -8432,49 +8574,23 @@
         <w:ind w:left="720" w:hanging="720"/>
       </w:pPr>
       <w:r>
-        <w:t xml:space="preserve">Sergeant, C. J., J. R. Bellmore, C. McConnell, </w:t>
-      </w:r>
-      <w:r>
-        <w:t xml:space="preserve">and </w:t>
-      </w:r>
-      <w:r>
-        <w:t xml:space="preserve">J. W. Moore. 2017. High salmon density and low discharge create periodic hypoxia in coastal rivers. </w:t>
+        <w:t>Sambaraju, K. R.</w:t>
+      </w:r>
+      <w:r>
+        <w:t xml:space="preserve"> and </w:t>
+      </w:r>
+      <w:r>
+        <w:t xml:space="preserve"> D. W. Goodman. 2021. Mountain pine beetle: an example of a climate-driven eruptive insect impacting conifer forest ecosystems. </w:t>
       </w:r>
       <w:r>
         <w:rPr>
           <w:i/>
           <w:iCs/>
         </w:rPr>
-        <w:t>Ecosphere</w:t>
-      </w:r>
-      <w:r>
-        <w:t xml:space="preserve"> 8(6</w:t>
-      </w:r>
-      <w:r>
-        <w:rPr>
-          <w:rFonts w:cstheme="minorHAnsi"/>
-        </w:rPr>
-        <w:t>)</w:t>
-      </w:r>
-      <w:r>
-        <w:rPr>
-          <w:rFonts w:cstheme="minorHAnsi"/>
-          <w:kern w:val="0"/>
-        </w:rPr>
-        <w:t>:</w:t>
-      </w:r>
-      <w:r>
-        <w:rPr>
-          <w:rFonts w:cstheme="minorHAnsi"/>
-          <w:kern w:val="0"/>
-        </w:rPr>
-        <w:t xml:space="preserve"> 16pp</w:t>
-      </w:r>
-      <w:r>
-        <w:rPr>
-          <w:rFonts w:cstheme="minorHAnsi"/>
-        </w:rPr>
-        <w:t>.</w:t>
+        <w:t>CABI Reviews</w:t>
+      </w:r>
+      <w:r>
+        <w:t>: 18pp.</w:t>
       </w:r>
     </w:p>
     <w:p>
@@ -8483,42 +8599,117 @@
         <w:ind w:left="720" w:hanging="720"/>
       </w:pPr>
       <w:r>
-        <w:t xml:space="preserve">Sergeant, C. J., J. R. Bellmore, R. A. Bellmore, J. A. Falke, F. J. Mueter, </w:t>
-      </w:r>
-      <w:r>
-        <w:t>and</w:t>
-      </w:r>
-      <w:r>
-        <w:t xml:space="preserve"> P. A. H. Westley. 2023. Hypoxia vulnerability in the salmon watersheds of Southeast Alaska. </w:t>
+        <w:t xml:space="preserve">Scheuerell, M. D., E. R. Buhle, B. X. Semmens, M. J. Ford, T. Cooney, </w:t>
+      </w:r>
+      <w:r>
+        <w:t xml:space="preserve">and </w:t>
+      </w:r>
+      <w:r>
+        <w:t xml:space="preserve">R. W. Carmichael. 2015. Analyzing large-scale conservation interventions with Bayesian hierarchical models: a case study of supplementing threated Pacific salmon. </w:t>
       </w:r>
       <w:r>
         <w:rPr>
           <w:i/>
           <w:iCs/>
         </w:rPr>
-        <w:t xml:space="preserve">Science of the Total Environment </w:t>
-      </w:r>
-      <w:r>
-        <w:t>896:</w:t>
-      </w:r>
-      <w:r>
-        <w:t xml:space="preserve"> </w:t>
-      </w:r>
-      <w:r>
-        <w:t>12pp.</w:t>
+        <w:t xml:space="preserve">Ecology and Evolution </w:t>
+      </w:r>
+      <w:r>
+        <w:t>5(10): 2115-2125.</w:t>
       </w:r>
     </w:p>
     <w:p>
       <w:pPr>
         <w:spacing w:line="240" w:lineRule="auto"/>
         <w:ind w:left="720" w:hanging="720"/>
+      </w:pPr>
+      <w:r>
+        <w:t xml:space="preserve">Sergeant, C. J., J. R. Bellmore, C. McConnell, </w:t>
+      </w:r>
+      <w:r>
+        <w:t xml:space="preserve">and </w:t>
+      </w:r>
+      <w:r>
+        <w:t xml:space="preserve">J. W. Moore. 2017. High salmon density and low discharge create periodic hypoxia in coastal rivers. </w:t>
+      </w:r>
+      <w:r>
         <w:rPr>
           <w:i/>
           <w:iCs/>
         </w:rPr>
-      </w:pPr>
-      <w:r>
-        <w:lastRenderedPageBreak/>
+        <w:t>Ecosphere</w:t>
+      </w:r>
+      <w:r>
+        <w:t xml:space="preserve"> 8(6</w:t>
+      </w:r>
+      <w:r>
+        <w:rPr>
+          <w:rFonts w:cstheme="minorHAnsi"/>
+        </w:rPr>
+        <w:t>)</w:t>
+      </w:r>
+      <w:r>
+        <w:rPr>
+          <w:rFonts w:cstheme="minorHAnsi"/>
+          <w:kern w:val="0"/>
+        </w:rPr>
+        <w:t>:</w:t>
+      </w:r>
+      <w:r>
+        <w:rPr>
+          <w:rFonts w:cstheme="minorHAnsi"/>
+          <w:kern w:val="0"/>
+        </w:rPr>
+        <w:t xml:space="preserve"> 16pp</w:t>
+      </w:r>
+      <w:r>
+        <w:rPr>
+          <w:rFonts w:cstheme="minorHAnsi"/>
+        </w:rPr>
+        <w:t>.</w:t>
+      </w:r>
+    </w:p>
+    <w:p>
+      <w:pPr>
+        <w:spacing w:line="240" w:lineRule="auto"/>
+        <w:ind w:left="720" w:hanging="720"/>
+      </w:pPr>
+      <w:r>
+        <w:t xml:space="preserve">Sergeant, C. J., J. R. Bellmore, R. A. Bellmore, J. A. Falke, F. J. Mueter, </w:t>
+      </w:r>
+      <w:r>
+        <w:t>and</w:t>
+      </w:r>
+      <w:r>
+        <w:t xml:space="preserve"> P. A. H. Westley. 2023. Hypoxia vulnerability in the salmon watersheds of Southeast Alaska. </w:t>
+      </w:r>
+      <w:r>
+        <w:rPr>
+          <w:i/>
+          <w:iCs/>
+        </w:rPr>
+        <w:t xml:space="preserve">Science of the Total Environment </w:t>
+      </w:r>
+      <w:r>
+        <w:t>896:</w:t>
+      </w:r>
+      <w:r>
+        <w:t xml:space="preserve"> </w:t>
+      </w:r>
+      <w:r>
+        <w:t>12pp.</w:t>
+      </w:r>
+    </w:p>
+    <w:p>
+      <w:pPr>
+        <w:spacing w:line="240" w:lineRule="auto"/>
+        <w:ind w:left="720" w:hanging="720"/>
+        <w:rPr>
+          <w:i/>
+          <w:iCs/>
+        </w:rPr>
+      </w:pPr>
+      <w:r>
         <w:t xml:space="preserve">Stopha, M. 2015. </w:t>
       </w:r>
       <w:r>
@@ -8846,38 +9037,6 @@
       </w:r>
       <w:r>
         <w:t>Can I still say this stuff? Even though the one effect is not significant?</w:t>
-      </w:r>
-    </w:p>
-  </w:comment>
-  <w:comment w:id="46" w:author="Mark Scheuerell" w:date="2026-03-07T10:13:00Z" w:initials="s">
-    <w:p>
-      <w:pPr>
-        <w:pStyle w:val="CommentText"/>
-      </w:pPr>
-      <w:r>
-        <w:rPr>
-          <w:rStyle w:val="CommentReference"/>
-        </w:rPr>
-        <w:annotationRef/>
-      </w:r>
-      <w:r>
-        <w:t>Recall that the discussion section is where you also frame your results within the broader literature, and I don’t see any citations to other work here. What sort of effects do hatcheries in other areas have? Are their differences among other species? Conservation hatcheries intentionally outplant juveniles to other areas they’d like them to return. Are there any lessons or comparisons to draw from those? You should also return to the non-salmon examples you bring up in the intro. Can we gain any insights from them or extend inference from this study to them?</w:t>
-      </w:r>
-    </w:p>
-  </w:comment>
-  <w:comment w:id="47" w:author="Brian E McGreal" w:date="2026-04-10T18:46:00Z" w:initials="BM">
-    <w:p>
-      <w:pPr>
-        <w:pStyle w:val="CommentText"/>
-      </w:pPr>
-      <w:r>
-        <w:rPr>
-          <w:rStyle w:val="CommentReference"/>
-        </w:rPr>
-        <w:annotationRef/>
-      </w:r>
-      <w:r>
-        <w:t>These three paragraphs should be kind of synthezied</w:t>
       </w:r>
     </w:p>
   </w:comment>
@@ -8899,8 +9058,6 @@
   <w15:commentEx w15:paraId="090708CA" w15:done="0"/>
   <w15:commentEx w15:paraId="2229C8D2" w15:done="0"/>
   <w15:commentEx w15:paraId="749D68C0" w15:done="0"/>
-  <w15:commentEx w15:paraId="4953AF7F" w15:done="0"/>
-  <w15:commentEx w15:paraId="4AAFFAA7" w15:done="0"/>
 </w15:commentsEx>
 </file>
 
@@ -8919,8 +9076,6 @@
   <w16cex:commentExtensible w16cex:durableId="32D3276B" w16cex:dateUtc="2026-03-30T22:05:00Z"/>
   <w16cex:commentExtensible w16cex:durableId="5920609F" w16cex:dateUtc="2026-04-06T19:55:00Z"/>
   <w16cex:commentExtensible w16cex:durableId="0F2004AB" w16cex:dateUtc="2026-04-01T19:38:00Z"/>
-  <w16cex:commentExtensible w16cex:durableId="4E6740D1" w16cex:dateUtc="2026-03-07T18:13:00Z"/>
-  <w16cex:commentExtensible w16cex:durableId="04868D78" w16cex:dateUtc="2026-04-11T01:46:00Z"/>
 </w16cex:commentsExtensible>
 </file>
 
@@ -8939,8 +9094,6 @@
   <w16cid:commentId w16cid:paraId="090708CA" w16cid:durableId="32D3276B"/>
   <w16cid:commentId w16cid:paraId="2229C8D2" w16cid:durableId="5920609F"/>
   <w16cid:commentId w16cid:paraId="749D68C0" w16cid:durableId="0F2004AB"/>
-  <w16cid:commentId w16cid:paraId="4953AF7F" w16cid:durableId="4E6740D1"/>
-  <w16cid:commentId w16cid:paraId="4AAFFAA7" w16cid:durableId="04868D78"/>
 </w16cid:commentsIds>
 </file>
 

--- a/output/writing/DissertationChapter/Ch1_draft2.docx
+++ b/output/writing/DissertationChapter/Ch1_draft2.docx
@@ -2017,7 +2017,7 @@
           <w:szCs w:val="20"/>
         </w:rPr>
         <w:drawing>
-          <wp:inline distT="0" distB="0" distL="0" distR="0" wp14:anchorId="36301453" wp14:editId="56FF1D08">
+          <wp:inline distT="0" distB="0" distL="0" distR="0" wp14:anchorId="36301453" wp14:editId="2AF345E2">
             <wp:extent cx="6902911" cy="3171825"/>
             <wp:effectExtent l="0" t="0" r="0" b="0"/>
             <wp:docPr id="1568515327" name="Picture 2" descr="The diagram depicts a time series comparison of logarithmic peak escape rates per kilometer for even and odd numbers, showing trends from 1980 to 2020.&#10;&#10;AI-generated content may be incorrect."/>
@@ -7453,7 +7453,7 @@
           <w:noProof/>
         </w:rPr>
         <w:drawing>
-          <wp:inline distT="0" distB="0" distL="0" distR="0" wp14:anchorId="187424E1" wp14:editId="250BE9C5">
+          <wp:inline distT="0" distB="0" distL="0" distR="0" wp14:anchorId="187424E1" wp14:editId="337F0518">
             <wp:extent cx="6862856" cy="3590290"/>
             <wp:effectExtent l="0" t="0" r="0" b="0"/>
             <wp:docPr id="144993522" name="Picture 3" descr="The diagram illustrates a comparison of values over time, likely depicting a trend or difference between even and odd years, with a notable effect before 1980.&#10;&#10;AI-generated content may be incorrect."/>
@@ -7706,7 +7706,7 @@
           <w:noProof/>
         </w:rPr>
         <w:drawing>
-          <wp:inline distT="0" distB="0" distL="0" distR="0" wp14:anchorId="498F9FD1" wp14:editId="1D92D541">
+          <wp:inline distT="0" distB="0" distL="0" distR="0" wp14:anchorId="498F9FD1" wp14:editId="46AB44E6">
             <wp:extent cx="7000875" cy="3522585"/>
             <wp:effectExtent l="0" t="0" r="0" b="1905"/>
             <wp:docPr id="947777897" name="Picture 1" descr="The diagram shows a comparison of regional abundance trends over the years, with even years (1980, 1982, 1984, etc.) and odd years (1981, 1983, 1985, etc.), indicating a slight negative trend in the post-treatment period from 1980 to 2010.&#10;&#10;AI-generated content may be incorrect."/>
@@ -7961,7 +7961,7 @@
           <w:szCs w:val="20"/>
         </w:rPr>
         <w:drawing>
-          <wp:inline distT="0" distB="0" distL="0" distR="0" wp14:anchorId="28DE14EF" wp14:editId="57921C0C">
+          <wp:inline distT="0" distB="0" distL="0" distR="0" wp14:anchorId="28DE14EF" wp14:editId="626B3A5F">
             <wp:extent cx="6960541" cy="3239548"/>
             <wp:effectExtent l="0" t="0" r="0" b="0"/>
             <wp:docPr id="1324619098" name="Picture 6" descr="The diagram presents a statistical comparison of the effects of previous year's hatchery returns on the current year's brood counts for different species, including Indian River, with a focus on even and odd years.&#10;&#10;AI-generated content may be incorrect."/>
@@ -8237,26 +8237,32 @@
       <w:r>
         <w:t>s imply that the following brood year will see more fish from Indian River returning to the hatchery than vice versa.</w:t>
       </w:r>
+      <w:bookmarkEnd w:id="1"/>
+      <w:bookmarkEnd w:id="9"/>
       <w:commentRangeEnd w:id="16"/>
       <w:r>
         <w:rPr>
           <w:rStyle w:val="CommentReference"/>
+          <w:b/>
+          <w:bCs/>
           <w:sz w:val="24"/>
           <w:szCs w:val="24"/>
+          <w:u w:val="single"/>
         </w:rPr>
         <w:commentReference w:id="16"/>
       </w:r>
+      <w:r>
+        <w:rPr>
+          <w:b/>
+          <w:bCs/>
+          <w:u w:val="single"/>
+        </w:rPr>
+        <w:br w:type="page"/>
+      </w:r>
     </w:p>
     <w:p>
       <w:pPr>
         <w:spacing w:after="0" w:line="480" w:lineRule="auto"/>
-      </w:pPr>
-    </w:p>
-    <w:bookmarkEnd w:id="1"/>
-    <w:bookmarkEnd w:id="9"/>
-    <w:p>
-      <w:pPr>
-        <w:spacing w:after="0" w:line="480" w:lineRule="auto"/>
         <w:rPr>
           <w:b/>
           <w:bCs/>
@@ -8269,6 +8275,7 @@
           <w:bCs/>
           <w:u w:val="single"/>
         </w:rPr>
+        <w:lastRenderedPageBreak/>
         <w:t>Discussion</w:t>
       </w:r>
     </w:p>
@@ -8307,11 +8314,7 @@
         <w:t xml:space="preserve"> whereas odd-year runs are not in line with broader regional patterns.</w:t>
       </w:r>
       <w:r>
-        <w:t xml:space="preserve"> No significant impact of hatchery operations at Indian River was observed in either run. The effect of hatchery releases on subsequent brood year Indian River abundances was not found to be statistically significant for either run, but in both cases a convincing majority of bootstrapped </w:t>
-      </w:r>
-      <w:r>
-        <w:lastRenderedPageBreak/>
-        <w:t>parameter estimates were positive (94.2% in even-year runs, and 92% in odd-year runs). Despite falling short of the 95% confidence threshold, it is worth considering the implications of a small but positive true effect of hatchery releases on Indian River pink salmon abundance in the following brood year. For both runs, the effect of prior brood year Indian River abundances on current brood year hatchery returns is stronger than its inverse (Figure 6), but it is crucial to note that hatchery returns frequently exceed Indian River abundances, creating a situation wherein if there exists a small but positive true effect of hatchery releases on subsequent brood year Indian River abundances, the overall numbers of fish straying to a non-origin site could be roughly equal or even skewed towards hatchery-born fish returning to Indian River. In those brood years where Indian River abundances exceed hatchery returns, these effect sizes imply that the following brood year will see more fish from Indian River returning to the hatchery than vice versa.</w:t>
+        <w:t xml:space="preserve"> No significant impact of hatchery operations at Indian River was observed in either run. The effect of hatchery releases on subsequent brood year Indian River abundances was not found to be statistically significant for either run, but in both cases a convincing majority of bootstrapped parameter estimates were positive (94.2% in even-year runs, and 92% in odd-year runs). Despite falling short of the 95% confidence threshold, it is worth considering the implications of a small but positive true effect of hatchery releases on Indian River pink salmon abundance in the following brood year. For both runs, the effect of prior brood year Indian River abundances on current brood year hatchery returns is stronger than its inverse (Figure 6), but it is crucial to note that hatchery returns frequently exceed Indian River abundances, creating a situation wherein if there exists a small but positive true effect of hatchery releases on subsequent brood year Indian River abundances, the overall numbers of fish straying to a non-origin site could be roughly equal or even skewed towards hatchery-born fish returning to Indian River. In those brood years where Indian River abundances exceed hatchery returns, these effect sizes imply that the following brood year will see more fish from Indian River returning to the hatchery than vice versa.</w:t>
       </w:r>
     </w:p>
     <w:p>
@@ -8320,11 +8323,11 @@
         <w:ind w:firstLine="720"/>
       </w:pPr>
       <w:r>
-        <w:t xml:space="preserve">In even years, Indian River salmon are not out of the ordinary relative to the wider region. No effect of the commencement of hatchery operations or the expansion of hatchery releases was associated with an increase in the numbers of spawning pink salmon at Indian River relative to the wider region (Figure 5). However, in even years, Indian River abundances were estimated to have a strong impact on pink salmon returning to the hatchery in the subsequent brood year, while an accompanying effect of hatchery releases on subsequent brood year Indian River abundances was not found to be statistically significant (Figure 6). Even if there exists small but positive true effect of hatchery releases on subsequent brood year Indian River abundances in even-year runs, the difference between this effect and the effect of Indian River abundances on pink salmon returning to the hatchery in the subsequent brood </w:t>
+        <w:t xml:space="preserve">In even years, Indian River salmon are not out of the ordinary relative to the wider region. No effect of the commencement of hatchery operations or the expansion of hatchery </w:t>
       </w:r>
       <w:r>
         <w:lastRenderedPageBreak/>
-        <w:t>year is large, meaning that Indian River spawners would have to vastly outnumber hatchery releases in a given year in order for a net increase in Indian River abundance due to hatchery releases to occur in the following brood year. Taken together, these results imply there is little concern that even-year pink salmon abundances fall outside their natural range of variation at Indian River, and indeed seem to be contributing to hatchery returns.</w:t>
+        <w:t>releases was associated with an increase in the numbers of spawning pink salmon at Indian River relative to the wider region (Figure 5). However, in even years, Indian River abundances were estimated to have a strong impact on pink salmon returning to the hatchery in the subsequent brood year, while an accompanying effect of hatchery releases on subsequent brood year Indian River abundances was not found to be statistically significant (Figure 6). Even if there exists small but positive true effect of hatchery releases on subsequent brood year Indian River abundances in even-year runs, the difference between this effect and the effect of Indian River abundances on pink salmon returning to the hatchery in the subsequent brood year is large, meaning that Indian River spawners would have to vastly outnumber hatchery releases in a given year in order for a net increase in Indian River abundance due to hatchery releases to occur in the following brood year. Taken together, these results imply there is little concern that even-year pink salmon abundances fall outside their natural range of variation at Indian River, and indeed seem to be contributing to hatchery returns.</w:t>
       </w:r>
     </w:p>
     <w:p>
@@ -8333,7 +8336,11 @@
         <w:ind w:firstLine="720"/>
       </w:pPr>
       <w:r>
-        <w:t xml:space="preserve">In odd years, best fit models suggest that abundances at Indian River significantly differ in character from what would be expected of a similar stream in the region. However, like even-year runs, there was no effect of significance which associated Indian River pink salmon abundances with the commencement of hatchery operations or the expansion of hatchery releases. Also similar to even-year runs, odd-year Indian River abundances were estimated to have a significant effect on pink salmon returning to SJH in the subsequent brood year, although this effect was not as strong as its even-year counterpart (Figure 6). While indications exist that odd-year pink salmon abundance at Indian River do not fall within the natural range of variation expected throughout the wider region, there is no conclusive evidence that indicates this difference is being driven by SJH pink salmon releases. It may be that the gap between Indian River abundances and the regional expectation is due to the large differences observed in the first three decades of the time series (Figure 3). </w:t>
+        <w:t xml:space="preserve">In odd years, best fit models suggest that abundances at Indian River significantly differ in character from what would be expected of a similar stream in the region. However, like even-year runs, there was no effect of significance which associated Indian River pink salmon abundances with the commencement of hatchery operations or the expansion of hatchery releases. Also similar to even-year runs, odd-year Indian River abundances were estimated to have a significant effect on pink salmon returning to SJH in the subsequent brood year, although this effect was not as strong as its even-year counterpart (Figure 6). While indications exist that odd-year pink salmon abundance at Indian River do not fall within the natural range of variation expected throughout the wider region, there is no conclusive evidence that indicates this </w:t>
+      </w:r>
+      <w:r>
+        <w:lastRenderedPageBreak/>
+        <w:t xml:space="preserve">difference is being driven by SJH pink salmon releases. It may be that the gap between Indian River abundances and the regional expectation is due to the large differences observed in the first three decades of the time series (Figure 3). </w:t>
       </w:r>
     </w:p>
     <w:p>
@@ -8342,11 +8349,11 @@
       </w:pPr>
       <w:r>
         <w:tab/>
-        <w:t xml:space="preserve">This work is intended first and foremost to provide management at SITK with a comprehensive description of both the impacts of SJH operations and of the population dynamics of pink salmon throughout the broader region. In even years, pink salmon abundances at Indian River are in line with those observed at ‘pristine’ index streams nearby. Thus, increases in their spawning densities are likely still within the natural range of variation. </w:t>
+        <w:t xml:space="preserve">This work is intended first and foremost to provide management at SITK with a comprehensive description of both the impacts of SJH operations and of the population dynamics of pink salmon throughout the broader region. In even years, pink salmon abundances at Indian River are in line with those observed at ‘pristine’ index streams nearby. Thus, increases in their spawning densities are likely still within the natural range of variation. This is not to say that concerns about hypoxia events are invalid, but the possibility exists that interceding on behalf of Indian River’s other resident species may run contrary to the natural state of even-year pink salmon in northern Southeast Alaska. Available evidence suggests that there is likely no need for intervention to address even-year abundances. In odd years there exists more compelling evidence that SJH pink salmon releases could be exerting some influence over abundances at Indian River, although it may not be the most significant driver of high odd-year pink salmon population densities in odd years, as spawning abundances of these fish have been on the rise throughout the region for decades. Recall that in odd years, the effect of Indian River pink salmon abundance on hatchery returns in the subsequent brood year is lower than the effect observed in even years. If there exists some small but positive true effect of hatchery releases on subsequent brood year Indian River abundances, the difference between the magnitude of these effects in odd years would be far less than in even-years, meaning that odd-year Indian River abundances would be more susceptible to being inflated by hatchery releases. It is possible that limiting the number of SJH pink salmon moving into Indian </w:t>
       </w:r>
       <w:r>
         <w:lastRenderedPageBreak/>
-        <w:t>This is not to say that concerns about hypoxia events are invalid, but the possibility exists that interceding on behalf of Indian River’s other resident species may run contrary to the natural state of even-year pink salmon in northern Southeast Alaska. Available evidence suggests that there is likely no need for intervention to address even-year abundances. In odd years there exists more compelling evidence that SJH pink salmon releases could be exerting some influence over abundances at Indian River, although it may not be the most significant driver of high odd-year pink salmon population densities in odd years, as spawning abundances of these fish have been on the rise throughout the region for decades. Recall that in odd years, the effect of Indian River pink salmon abundance on hatchery returns in the subsequent brood year is lower than the effect observed in even years. If there exists some small but positive true effect of hatchery releases on subsequent brood year Indian River abundances, the difference between the magnitude of these effects in odd years would be far less than in even-years, meaning that odd-year Indian River abundances would be more susceptible to being inflated by hatchery releases. It is possible that limiting the number of SJH pink salmon moving into Indian River to spawn in odd years may be beneficial for maintaining the wild population in the park within their natural range of variation, but this is far from conclusive, and suggests the need for more consistent otolith sampling of odd-year Indian River spawners in order to more completely understand the impact of SJH releases.</w:t>
+        <w:t>River to spawn in odd years may be beneficial for maintaining the wild population in the park within their natural range of variation, but this is far from conclusive, and suggests the need for more consistent otolith sampling of odd-year Indian River spawners in order to more completely understand the impact of SJH releases.</w:t>
       </w:r>
     </w:p>
     <w:p>
@@ -8358,11 +8365,7 @@
         <w:t>It is clear from this research that determining the point at which a native species becomes overabundant is not a simple task.</w:t>
       </w:r>
       <w:r>
-        <w:t xml:space="preserve"> Assessing whether or not the overabundance of a native species in an ecosystem might be driven by some anthropogenic intervention requires the consideration not only of that particular population in time, but also the consideration of </w:t>
-      </w:r>
-      <w:r>
-        <w:lastRenderedPageBreak/>
-        <w:t xml:space="preserve">relevant populations of the same species that have not been exposed to the same intervention (although this may not always be possible). </w:t>
+        <w:t xml:space="preserve"> Assessing whether or not the overabundance of a native species in an ecosystem might be driven by some anthropogenic intervention requires the consideration not only of that particular population in time, but also the consideration of relevant populations of the same species that have not been exposed to the same intervention (although this may not always be possible). </w:t>
       </w:r>
       <w:r>
         <w:t xml:space="preserve">In the case of pink salmon at Indian River, this task is made additionally complicated by the fact there two populations inhabiting the same environment (odd- and even-year runs) with potentially different life histories and characteristics. </w:t>
@@ -8425,6 +8428,7 @@
         <w:ind w:firstLine="720"/>
       </w:pPr>
       <w:r>
+        <w:lastRenderedPageBreak/>
         <w:t xml:space="preserve">Indian River pink salmon are </w:t>
       </w:r>
       <w:r>
